--- a/analyse/cahier_de_charge.docx
+++ b/analyse/cahier_de_charge.docx
@@ -39,18 +39,12 @@
     </w:p>
     <w:p>
       <w:r>
-        <w:t>Dans le cadre de mon projet de fin d’études en deuxième année de formation de Développeur, j’ai pour objectif de créer une application facilitant la communication entre les orthophonistes et leurs patients. Cette application offrira également des outils de gestion pour la rééducation, tels que des exercices personnalisés, un suivi des progrès et la possibilité de réalise</w:t>
-      </w:r>
-      <w:r>
-        <w:t>r des consultations à distance.</w:t>
-      </w:r>
-    </w:p>
-    <w:p>
-      <w:r>
-        <w:t>Avant d'intégrer cette formation, j’ai été suivi par un orthophoniste spécialisé pour les personnes malentendantes. J’ai remarqué que la plupart des orthophonistes n’ont pas de plateformes adaptées pour gérer efficacement la relation entre professionnels et patients. Pendant ma formation, j’ai poursuivi des séances avec un orthophoniste généraliste, mais je n’ai malheureusement pas acquis toutes les compétences que je recherchais dans ce domaine.</w:t>
-      </w:r>
-      <w:r>
-        <w:t xml:space="preserve"> </w:t>
+        <w:t>Dans le cadre de mon projet de fin d’études en deuxième année de formation de Développeur, j’ai pour objectif de créer une application facilitant la communication entre les orthophonistes et leurs patients. Cette application offrira également des outils de gestion pour la rééducation, tels que des exercices personnalisés, un suivi des progrès et la possibilité de réaliser des consultations à distance.</w:t>
+      </w:r>
+    </w:p>
+    <w:p>
+      <w:r>
+        <w:t xml:space="preserve">Avant d'intégrer cette formation, j’ai été suivi par un orthophoniste spécialisé pour les personnes malentendantes. J’ai remarqué que la plupart des orthophonistes n’ont pas de plateformes adaptées pour gérer efficacement la relation entre professionnels et patients. Pendant ma formation, j’ai poursuivi des séances avec un orthophoniste généraliste, mais je n’ai malheureusement pas acquis toutes les compétences que je recherchais dans ce domaine. </w:t>
       </w:r>
     </w:p>
     <w:p>
@@ -72,16 +66,7 @@
         <w:t xml:space="preserve">. C’est une </w:t>
       </w:r>
       <w:r>
-        <w:t xml:space="preserve">application </w:t>
-      </w:r>
-      <w:r>
-        <w:t xml:space="preserve">accessible pour tous et qui facilite </w:t>
-      </w:r>
-      <w:r>
-        <w:t>la communication entre les orthophonistes et leurs patients</w:t>
-      </w:r>
-      <w:r>
-        <w:t>.</w:t>
+        <w:t>application accessible pour tous et qui facilite la communication entre les orthophonistes et leurs patients.</w:t>
       </w:r>
       <w:r>
         <w:t xml:space="preserve"> De plus, un répertoire réunira tou</w:t>
@@ -292,15 +277,12 @@
         <w:t>suivi</w:t>
       </w:r>
       <w:r>
+        <w:t xml:space="preserve"> pour améliorer leur progression</w:t>
+      </w:r>
+      <w:r>
         <w:t xml:space="preserve"> </w:t>
       </w:r>
       <w:r>
-        <w:t>pour améliorer leur progression</w:t>
-      </w:r>
-      <w:r>
-        <w:t xml:space="preserve"> </w:t>
-      </w:r>
-      <w:r>
         <w:t>qui</w:t>
       </w:r>
       <w:r>
@@ -309,68 +291,317 @@
       <w:r>
         <w:t>mis en ligne.</w:t>
       </w:r>
+    </w:p>
+    <w:p>
+      <w:pPr>
+        <w:spacing w:after="0" w:line="276" w:lineRule="auto"/>
+        <w:jc w:val="both"/>
+      </w:pPr>
     </w:p>
     <w:p>
       <w:pPr>
         <w:spacing w:line="276" w:lineRule="auto"/>
         <w:jc w:val="both"/>
       </w:pPr>
-    </w:p>
-    <w:p>
-      <w:pPr>
+      <w:r>
+        <w:t xml:space="preserve">Ce projet a été réalisé avec des Framework </w:t>
+      </w:r>
+      <w:proofErr w:type="spellStart"/>
+      <w:r>
+        <w:t>Symfony</w:t>
+      </w:r>
+      <w:proofErr w:type="spellEnd"/>
+      <w:r>
+        <w:t xml:space="preserve"> 5 et (</w:t>
+      </w:r>
+      <w:r>
+        <w:t>react.js ou vue.js</w:t>
+      </w:r>
+      <w:r>
+        <w:t xml:space="preserve">) appris durant la formation. Il est basé sur le langage PHP 8 avec un squelette en HTML5 et une base de données SQL. Pour la partie front-end, j’ai utilisé CSS 3 </w:t>
+      </w:r>
+      <w:r>
+        <w:t>et</w:t>
+      </w:r>
+      <w:r>
+        <w:t xml:space="preserve"> </w:t>
+      </w:r>
+      <w:proofErr w:type="spellStart"/>
+      <w:r>
+        <w:t>Bootstrap</w:t>
+      </w:r>
+      <w:proofErr w:type="spellEnd"/>
+      <w:r>
+        <w:t>.</w:t>
+      </w:r>
+    </w:p>
+    <w:p/>
+    <w:p/>
+    <w:p>
+      <w:r>
+        <w:lastRenderedPageBreak/>
+        <w:t>Présentation</w:t>
+      </w:r>
+      <w:r>
+        <w:t xml:space="preserve"> du Projet :</w:t>
+      </w:r>
+    </w:p>
+    <w:p>
+      <w:r>
+        <w:t>Le p</w:t>
+      </w:r>
+      <w:r>
+        <w:t xml:space="preserve">rojet consiste à créer un site pour faciliter de communiquer entre l’orthophoniste et le patient. Permettant d’avoir plusieurs types de profils : </w:t>
+      </w:r>
+    </w:p>
+    <w:p>
+      <w:pPr>
+        <w:pStyle w:val="Paragraphedeliste"/>
+        <w:numPr>
+          <w:ilvl w:val="0"/>
+          <w:numId w:val="4"/>
+        </w:numPr>
         <w:spacing w:line="276" w:lineRule="auto"/>
         <w:jc w:val="both"/>
       </w:pPr>
       <w:r>
-        <w:t xml:space="preserve">Ce projet a été réalisé avec des Framework </w:t>
-      </w:r>
-      <w:proofErr w:type="spellStart"/>
-      <w:r>
-        <w:t>Symfony</w:t>
-      </w:r>
-      <w:proofErr w:type="spellEnd"/>
-      <w:r>
-        <w:t xml:space="preserve"> 5 et (</w:t>
-      </w:r>
-      <w:r>
-        <w:t>react.js ou vue.js</w:t>
-      </w:r>
-      <w:r>
-        <w:t xml:space="preserve">) appris durant la formation. Il est basé sur le langage PHP 8 avec un squelette en HTML5 et une base de données SQL. Pour la partie front-end, j’ai utilisé CSS 3 </w:t>
-      </w:r>
-      <w:r>
-        <w:t>et</w:t>
+        <w:t xml:space="preserve">Les patients, qui </w:t>
+      </w:r>
+      <w:r>
+        <w:t xml:space="preserve">grâce à leurs comptes peuvent acheter des </w:t>
+      </w:r>
+      <w:r>
+        <w:t>activités</w:t>
+      </w:r>
+      <w:r>
+        <w:t xml:space="preserve"> premiums ;</w:t>
+      </w:r>
+    </w:p>
+    <w:p>
+      <w:pPr>
+        <w:pStyle w:val="Paragraphedeliste"/>
+        <w:numPr>
+          <w:ilvl w:val="0"/>
+          <w:numId w:val="4"/>
+        </w:numPr>
+        <w:spacing w:line="276" w:lineRule="auto"/>
+        <w:jc w:val="both"/>
+      </w:pPr>
+      <w:r>
+        <w:t>L’administrateur peu</w:t>
+      </w:r>
+      <w:r>
+        <w:t>t modifier, ajouter ou supprimer des données pour la sécurité et améliorer l’application. Initialement, je serai en charge de cette mission, et en fonction de l’évolution du projet, j’emploierai à ma charge un ou plusieurs salariés pour le faire.</w:t>
+      </w:r>
+    </w:p>
+    <w:p>
+      <w:pPr>
+        <w:pStyle w:val="Paragraphedeliste"/>
+        <w:numPr>
+          <w:ilvl w:val="0"/>
+          <w:numId w:val="4"/>
+        </w:numPr>
+        <w:spacing w:line="276" w:lineRule="auto"/>
+        <w:jc w:val="both"/>
+      </w:pPr>
+      <w:r>
+        <w:t xml:space="preserve">Les </w:t>
+      </w:r>
+      <w:r>
+        <w:t>orthophonistes communiquent</w:t>
+      </w:r>
+      <w:r>
+        <w:t xml:space="preserve"> aux </w:t>
+      </w:r>
+      <w:r>
+        <w:t>patients</w:t>
+      </w:r>
+      <w:r>
+        <w:t xml:space="preserve"> grâce aux </w:t>
+      </w:r>
+      <w:r>
+        <w:t>visioconférences et des vidéos</w:t>
+      </w:r>
+      <w:r>
+        <w:t>, textes et exercices</w:t>
+      </w:r>
+      <w:r>
+        <w:t xml:space="preserve"> créées par des orthophonistes</w:t>
+      </w:r>
+      <w:r>
+        <w:t>.</w:t>
+      </w:r>
+      <w:r>
+        <w:t xml:space="preserve"> D’ailleurs, les orthophonistes peuvent ajouter des rdv</w:t>
+      </w:r>
+      <w:r>
+        <w:t xml:space="preserve"> pour travailler en présentiel</w:t>
+      </w:r>
+      <w:r>
+        <w:t xml:space="preserve"> grâce à l’emploi de temps.</w:t>
       </w:r>
       <w:r>
         <w:t xml:space="preserve"> </w:t>
       </w:r>
-      <w:proofErr w:type="spellStart"/>
-      <w:r>
-        <w:t>Bootstrap</w:t>
-      </w:r>
-      <w:proofErr w:type="spellEnd"/>
-      <w:r>
-        <w:t>.</w:t>
-      </w:r>
-    </w:p>
-    <w:p/>
-    <w:p>
-      <w:proofErr w:type="spellStart"/>
-      <w:r>
-        <w:lastRenderedPageBreak/>
-        <w:t>Presentation</w:t>
-      </w:r>
-      <w:proofErr w:type="spellEnd"/>
-      <w:r>
-        <w:t xml:space="preserve"> du Projet :</w:t>
-      </w:r>
-    </w:p>
-    <w:p>
-      <w:r>
-        <w:t>Le p</w:t>
+    </w:p>
+    <w:p>
+      <w:pPr>
+        <w:spacing w:line="276" w:lineRule="auto"/>
+        <w:jc w:val="both"/>
+      </w:pPr>
+    </w:p>
+    <w:p>
+      <w:pPr>
+        <w:pStyle w:val="Paragraphedeliste"/>
+        <w:numPr>
+          <w:ilvl w:val="0"/>
+          <w:numId w:val="5"/>
+        </w:numPr>
+        <w:spacing w:line="276" w:lineRule="auto"/>
+        <w:jc w:val="both"/>
+      </w:pPr>
+      <w:r>
+        <w:t>Cahier des charges</w:t>
+      </w:r>
+    </w:p>
+    <w:p>
+      <w:pPr>
+        <w:spacing w:line="276" w:lineRule="auto"/>
+        <w:jc w:val="both"/>
+      </w:pPr>
+      <w:r>
+        <w:t>Dans ce document :</w:t>
+      </w:r>
+    </w:p>
+    <w:p>
+      <w:pPr>
+        <w:pStyle w:val="Paragraphedeliste"/>
+        <w:numPr>
+          <w:ilvl w:val="0"/>
+          <w:numId w:val="4"/>
+        </w:numPr>
+        <w:spacing w:line="276" w:lineRule="auto"/>
+        <w:jc w:val="both"/>
+      </w:pPr>
+      <w:r>
+        <w:t xml:space="preserve">Les patients non abonnés </w:t>
+      </w:r>
+      <w:r>
+        <w:t xml:space="preserve">bénéficieront d’un compte qui propose </w:t>
+      </w:r>
+      <w:r>
+        <w:t>tous les parties sans la partie premium</w:t>
+      </w:r>
+      <w:r>
+        <w:t xml:space="preserve">. Ces </w:t>
+      </w:r>
+      <w:r>
+        <w:t>patients</w:t>
+      </w:r>
+      <w:r>
+        <w:t xml:space="preserve"> seront répertoriés grâce à la page d’inscription disponible sur le site.</w:t>
+      </w:r>
+    </w:p>
+    <w:p>
+      <w:pPr>
+        <w:pStyle w:val="Paragraphedeliste"/>
+        <w:numPr>
+          <w:ilvl w:val="0"/>
+          <w:numId w:val="4"/>
+        </w:numPr>
+        <w:spacing w:line="276" w:lineRule="auto"/>
+        <w:jc w:val="both"/>
+      </w:pPr>
+      <w:r>
+        <w:t xml:space="preserve">Les </w:t>
+      </w:r>
+      <w:r>
+        <w:t>patients</w:t>
+      </w:r>
+      <w:r>
+        <w:t xml:space="preserve"> abonnés</w:t>
+      </w:r>
+      <w:r>
+        <w:t xml:space="preserve"> bénéficieront d’un compte avec plus d’options. Ces </w:t>
+      </w:r>
+      <w:r>
+        <w:t>patients</w:t>
+      </w:r>
+      <w:r>
+        <w:t xml:space="preserve"> seront répertoriés grâce à la page d’inscription disponible sur le site avec la partie premium. </w:t>
+      </w:r>
+    </w:p>
+    <w:p>
+      <w:pPr>
+        <w:pStyle w:val="Paragraphedeliste"/>
+        <w:numPr>
+          <w:ilvl w:val="0"/>
+          <w:numId w:val="4"/>
+        </w:numPr>
+        <w:spacing w:line="276" w:lineRule="auto"/>
+        <w:jc w:val="both"/>
+      </w:pPr>
+      <w:r>
+        <w:t xml:space="preserve">Quant aux </w:t>
+      </w:r>
+      <w:r>
+        <w:t>orthophonistes</w:t>
+      </w:r>
+      <w:r>
+        <w:t xml:space="preserve">, ils ont un compte spécifique qui leur permet de </w:t>
+      </w:r>
+      <w:r>
+        <w:t xml:space="preserve">consulter les patients, choisir des activités pour travailler, choisir un rdv en visioconférence ou en présentiel </w:t>
+      </w:r>
+      <w:r>
+        <w:t xml:space="preserve">pour leurs </w:t>
+      </w:r>
+      <w:r>
+        <w:t>patients</w:t>
+      </w:r>
+      <w:r>
+        <w:t>, ainsi que de nombreux avantages que nous décrirons plus tard.</w:t>
+      </w:r>
+    </w:p>
+    <w:p>
+      <w:pPr>
+        <w:pStyle w:val="Paragraphedeliste"/>
+        <w:numPr>
+          <w:ilvl w:val="0"/>
+          <w:numId w:val="4"/>
+        </w:numPr>
+        <w:spacing w:line="276" w:lineRule="auto"/>
+        <w:jc w:val="both"/>
+      </w:pPr>
+      <w:r>
+        <w:t>L’administrateur assure</w:t>
+      </w:r>
+      <w:r>
+        <w:t xml:space="preserve"> le fonctionne</w:t>
+      </w:r>
+      <w:r>
+        <w:t>ment de la plateforme et peut</w:t>
+      </w:r>
+      <w:r>
+        <w:t xml:space="preserve"> avoir accès aux statistiques de fréquentatio</w:t>
+      </w:r>
+      <w:r>
+        <w:t xml:space="preserve">n du site, il peut </w:t>
+      </w:r>
+      <w:r>
+        <w:t xml:space="preserve">connaître les activités les plus choisies par les </w:t>
       </w:r>
       <w:bookmarkStart w:id="0" w:name="_GoBack"/>
       <w:bookmarkEnd w:id="0"/>
+      <w:r>
+        <w:t>patients afin</w:t>
+      </w:r>
+      <w:r>
+        <w:t xml:space="preserve"> de faire des propositions aux orthophonistes</w:t>
+      </w:r>
+      <w:r>
+        <w:t>.</w:t>
+      </w:r>
     </w:p>
     <w:sectPr>
       <w:pgSz w:w="11906" w:h="16838"/>
@@ -474,6 +705,118 @@
     </w:lvl>
   </w:abstractNum>
   <w:abstractNum w:abstractNumId="1" w15:restartNumberingAfterBreak="0">
+    <w:nsid w:val="1FAD77B3"/>
+    <w:multiLevelType w:val="hybridMultilevel"/>
+    <w:tmpl w:val="BCC6A556"/>
+    <w:lvl w:ilvl="0" w:tplc="F08A628A">
+      <w:numFmt w:val="bullet"/>
+      <w:lvlText w:val="-"/>
+      <w:lvlJc w:val="left"/>
+      <w:pPr>
+        <w:ind w:left="720" w:hanging="360"/>
+      </w:pPr>
+      <w:rPr>
+        <w:rFonts w:ascii="Calibri" w:eastAsiaTheme="minorHAnsi" w:hAnsi="Calibri" w:cs="Calibri" w:hint="default"/>
+      </w:rPr>
+    </w:lvl>
+    <w:lvl w:ilvl="1" w:tplc="08090003">
+      <w:start w:val="1"/>
+      <w:numFmt w:val="bullet"/>
+      <w:lvlText w:val="o"/>
+      <w:lvlJc w:val="left"/>
+      <w:pPr>
+        <w:ind w:left="1440" w:hanging="360"/>
+      </w:pPr>
+      <w:rPr>
+        <w:rFonts w:ascii="Courier New" w:hAnsi="Courier New" w:cs="Courier New" w:hint="default"/>
+      </w:rPr>
+    </w:lvl>
+    <w:lvl w:ilvl="2" w:tplc="08090005">
+      <w:start w:val="1"/>
+      <w:numFmt w:val="bullet"/>
+      <w:lvlText w:val=""/>
+      <w:lvlJc w:val="left"/>
+      <w:pPr>
+        <w:ind w:left="2160" w:hanging="360"/>
+      </w:pPr>
+      <w:rPr>
+        <w:rFonts w:ascii="Wingdings" w:hAnsi="Wingdings" w:hint="default"/>
+      </w:rPr>
+    </w:lvl>
+    <w:lvl w:ilvl="3" w:tplc="08090001">
+      <w:start w:val="1"/>
+      <w:numFmt w:val="bullet"/>
+      <w:lvlText w:val=""/>
+      <w:lvlJc w:val="left"/>
+      <w:pPr>
+        <w:ind w:left="360" w:hanging="360"/>
+      </w:pPr>
+      <w:rPr>
+        <w:rFonts w:ascii="Symbol" w:hAnsi="Symbol" w:hint="default"/>
+      </w:rPr>
+    </w:lvl>
+    <w:lvl w:ilvl="4" w:tplc="08090003">
+      <w:start w:val="1"/>
+      <w:numFmt w:val="bullet"/>
+      <w:lvlText w:val="o"/>
+      <w:lvlJc w:val="left"/>
+      <w:pPr>
+        <w:ind w:left="3600" w:hanging="360"/>
+      </w:pPr>
+      <w:rPr>
+        <w:rFonts w:ascii="Courier New" w:hAnsi="Courier New" w:cs="Courier New" w:hint="default"/>
+      </w:rPr>
+    </w:lvl>
+    <w:lvl w:ilvl="5" w:tplc="08090005">
+      <w:start w:val="1"/>
+      <w:numFmt w:val="bullet"/>
+      <w:lvlText w:val=""/>
+      <w:lvlJc w:val="left"/>
+      <w:pPr>
+        <w:ind w:left="4320" w:hanging="360"/>
+      </w:pPr>
+      <w:rPr>
+        <w:rFonts w:ascii="Wingdings" w:hAnsi="Wingdings" w:hint="default"/>
+      </w:rPr>
+    </w:lvl>
+    <w:lvl w:ilvl="6" w:tplc="08090001">
+      <w:start w:val="1"/>
+      <w:numFmt w:val="bullet"/>
+      <w:lvlText w:val=""/>
+      <w:lvlJc w:val="left"/>
+      <w:pPr>
+        <w:ind w:left="5040" w:hanging="360"/>
+      </w:pPr>
+      <w:rPr>
+        <w:rFonts w:ascii="Symbol" w:hAnsi="Symbol" w:hint="default"/>
+      </w:rPr>
+    </w:lvl>
+    <w:lvl w:ilvl="7" w:tplc="08090003">
+      <w:start w:val="1"/>
+      <w:numFmt w:val="bullet"/>
+      <w:lvlText w:val="o"/>
+      <w:lvlJc w:val="left"/>
+      <w:pPr>
+        <w:ind w:left="5760" w:hanging="360"/>
+      </w:pPr>
+      <w:rPr>
+        <w:rFonts w:ascii="Courier New" w:hAnsi="Courier New" w:cs="Courier New" w:hint="default"/>
+      </w:rPr>
+    </w:lvl>
+    <w:lvl w:ilvl="8" w:tplc="08090005">
+      <w:start w:val="1"/>
+      <w:numFmt w:val="bullet"/>
+      <w:lvlText w:val=""/>
+      <w:lvlJc w:val="left"/>
+      <w:pPr>
+        <w:ind w:left="6480" w:hanging="360"/>
+      </w:pPr>
+      <w:rPr>
+        <w:rFonts w:ascii="Wingdings" w:hAnsi="Wingdings" w:hint="default"/>
+      </w:rPr>
+    </w:lvl>
+  </w:abstractNum>
+  <w:abstractNum w:abstractNumId="2" w15:restartNumberingAfterBreak="0">
     <w:nsid w:val="55D10366"/>
     <w:multiLevelType w:val="hybridMultilevel"/>
     <w:tmpl w:val="65BC6522"/>
@@ -586,7 +929,96 @@
       </w:rPr>
     </w:lvl>
   </w:abstractNum>
-  <w:abstractNum w:abstractNumId="2" w15:restartNumberingAfterBreak="0">
+  <w:abstractNum w:abstractNumId="3" w15:restartNumberingAfterBreak="0">
+    <w:nsid w:val="5F6F62C2"/>
+    <w:multiLevelType w:val="hybridMultilevel"/>
+    <w:tmpl w:val="1EB69308"/>
+    <w:lvl w:ilvl="0" w:tplc="040C0011">
+      <w:start w:val="1"/>
+      <w:numFmt w:val="decimal"/>
+      <w:lvlText w:val="%1)"/>
+      <w:lvlJc w:val="left"/>
+      <w:pPr>
+        <w:ind w:left="720" w:hanging="360"/>
+      </w:pPr>
+      <w:rPr>
+        <w:rFonts w:hint="default"/>
+      </w:rPr>
+    </w:lvl>
+    <w:lvl w:ilvl="1" w:tplc="040C0019" w:tentative="1">
+      <w:start w:val="1"/>
+      <w:numFmt w:val="lowerLetter"/>
+      <w:lvlText w:val="%2."/>
+      <w:lvlJc w:val="left"/>
+      <w:pPr>
+        <w:ind w:left="1440" w:hanging="360"/>
+      </w:pPr>
+    </w:lvl>
+    <w:lvl w:ilvl="2" w:tplc="040C001B" w:tentative="1">
+      <w:start w:val="1"/>
+      <w:numFmt w:val="lowerRoman"/>
+      <w:lvlText w:val="%3."/>
+      <w:lvlJc w:val="right"/>
+      <w:pPr>
+        <w:ind w:left="2160" w:hanging="180"/>
+      </w:pPr>
+    </w:lvl>
+    <w:lvl w:ilvl="3" w:tplc="040C000F" w:tentative="1">
+      <w:start w:val="1"/>
+      <w:numFmt w:val="decimal"/>
+      <w:lvlText w:val="%4."/>
+      <w:lvlJc w:val="left"/>
+      <w:pPr>
+        <w:ind w:left="2880" w:hanging="360"/>
+      </w:pPr>
+    </w:lvl>
+    <w:lvl w:ilvl="4" w:tplc="040C0019" w:tentative="1">
+      <w:start w:val="1"/>
+      <w:numFmt w:val="lowerLetter"/>
+      <w:lvlText w:val="%5."/>
+      <w:lvlJc w:val="left"/>
+      <w:pPr>
+        <w:ind w:left="3600" w:hanging="360"/>
+      </w:pPr>
+    </w:lvl>
+    <w:lvl w:ilvl="5" w:tplc="040C001B" w:tentative="1">
+      <w:start w:val="1"/>
+      <w:numFmt w:val="lowerRoman"/>
+      <w:lvlText w:val="%6."/>
+      <w:lvlJc w:val="right"/>
+      <w:pPr>
+        <w:ind w:left="4320" w:hanging="180"/>
+      </w:pPr>
+    </w:lvl>
+    <w:lvl w:ilvl="6" w:tplc="040C000F" w:tentative="1">
+      <w:start w:val="1"/>
+      <w:numFmt w:val="decimal"/>
+      <w:lvlText w:val="%7."/>
+      <w:lvlJc w:val="left"/>
+      <w:pPr>
+        <w:ind w:left="5040" w:hanging="360"/>
+      </w:pPr>
+    </w:lvl>
+    <w:lvl w:ilvl="7" w:tplc="040C0019" w:tentative="1">
+      <w:start w:val="1"/>
+      <w:numFmt w:val="lowerLetter"/>
+      <w:lvlText w:val="%8."/>
+      <w:lvlJc w:val="left"/>
+      <w:pPr>
+        <w:ind w:left="5760" w:hanging="360"/>
+      </w:pPr>
+    </w:lvl>
+    <w:lvl w:ilvl="8" w:tplc="040C001B" w:tentative="1">
+      <w:start w:val="1"/>
+      <w:numFmt w:val="lowerRoman"/>
+      <w:lvlText w:val="%9."/>
+      <w:lvlJc w:val="right"/>
+      <w:pPr>
+        <w:ind w:left="6480" w:hanging="180"/>
+      </w:pPr>
+    </w:lvl>
+  </w:abstractNum>
+  <w:abstractNum w:abstractNumId="4" w15:restartNumberingAfterBreak="0">
     <w:nsid w:val="6B266EC9"/>
     <w:multiLevelType w:val="hybridMultilevel"/>
     <w:tmpl w:val="CB145620"/>
@@ -676,13 +1108,19 @@
     </w:lvl>
   </w:abstractNum>
   <w:num w:numId="1">
-    <w:abstractNumId w:val="2"/>
+    <w:abstractNumId w:val="4"/>
   </w:num>
   <w:num w:numId="2">
     <w:abstractNumId w:val="0"/>
   </w:num>
   <w:num w:numId="3">
+    <w:abstractNumId w:val="2"/>
+  </w:num>
+  <w:num w:numId="4">
     <w:abstractNumId w:val="1"/>
+  </w:num>
+  <w:num w:numId="5">
+    <w:abstractNumId w:val="3"/>
   </w:num>
 </w:numbering>
 </file>

--- a/analyse/cahier_de_charge.docx
+++ b/analyse/cahier_de_charge.docx
@@ -290,6 +290,9 @@
       </w:r>
       <w:r>
         <w:t>mis en ligne.</w:t>
+      </w:r>
+      <w:r>
+        <w:t xml:space="preserve"> </w:t>
       </w:r>
     </w:p>
     <w:p>
@@ -365,10 +368,7 @@
         <w:jc w:val="both"/>
       </w:pPr>
       <w:r>
-        <w:t xml:space="preserve">Les patients, qui </w:t>
-      </w:r>
-      <w:r>
-        <w:t xml:space="preserve">grâce à leurs comptes peuvent acheter des </w:t>
+        <w:t xml:space="preserve">Les patients, qui grâce à leurs comptes peuvent acheter des </w:t>
       </w:r>
       <w:r>
         <w:t>activités</w:t>
@@ -420,13 +420,7 @@
         <w:t xml:space="preserve"> grâce aux </w:t>
       </w:r>
       <w:r>
-        <w:t>visioconférences et des vidéos</w:t>
-      </w:r>
-      <w:r>
-        <w:t>, textes et exercices</w:t>
-      </w:r>
-      <w:r>
-        <w:t xml:space="preserve"> créées par des orthophonistes</w:t>
+        <w:t>visioconférences et des vidéos, textes et exercices créées par des orthophonistes</w:t>
       </w:r>
       <w:r>
         <w:t>.</w:t>
@@ -484,16 +478,7 @@
         <w:jc w:val="both"/>
       </w:pPr>
       <w:r>
-        <w:t xml:space="preserve">Les patients non abonnés </w:t>
-      </w:r>
-      <w:r>
-        <w:t xml:space="preserve">bénéficieront d’un compte qui propose </w:t>
-      </w:r>
-      <w:r>
-        <w:t>tous les parties sans la partie premium</w:t>
-      </w:r>
-      <w:r>
-        <w:t xml:space="preserve">. Ces </w:t>
+        <w:t xml:space="preserve">Les patients non abonnés bénéficieront d’un compte qui propose tous les parties sans la partie premium. Ces </w:t>
       </w:r>
       <w:r>
         <w:t>patients</w:t>
@@ -516,19 +501,10 @@
         <w:t xml:space="preserve">Les </w:t>
       </w:r>
       <w:r>
-        <w:t>patients</w:t>
-      </w:r>
-      <w:r>
-        <w:t xml:space="preserve"> abonnés</w:t>
-      </w:r>
-      <w:r>
-        <w:t xml:space="preserve"> bénéficieront d’un compte avec plus d’options. Ces </w:t>
-      </w:r>
-      <w:r>
-        <w:t>patients</w:t>
-      </w:r>
-      <w:r>
-        <w:t xml:space="preserve"> seront répertoriés grâce à la page d’inscription disponible sur le site avec la partie premium. </w:t>
+        <w:t>patients abonnés</w:t>
+      </w:r>
+      <w:r>
+        <w:t xml:space="preserve"> bénéficieront d’un compte avec plus d’options. Ces patients seront répertoriés grâce à la page d’inscription disponible sur le site avec la partie premium. </w:t>
       </w:r>
     </w:p>
     <w:p>
@@ -591,17 +567,63 @@
       <w:r>
         <w:t xml:space="preserve">connaître les activités les plus choisies par les </w:t>
       </w:r>
+      <w:r>
+        <w:t>patients afin</w:t>
+      </w:r>
+      <w:r>
+        <w:t xml:space="preserve"> de faire des propositions aux orthophonistes</w:t>
+      </w:r>
+      <w:r>
+        <w:t>.</w:t>
+      </w:r>
+    </w:p>
+    <w:p>
+      <w:pPr>
+        <w:pStyle w:val="Paragraphedeliste"/>
+        <w:numPr>
+          <w:ilvl w:val="0"/>
+          <w:numId w:val="5"/>
+        </w:numPr>
+        <w:spacing w:line="276" w:lineRule="auto"/>
+        <w:jc w:val="both"/>
+      </w:pPr>
+      <w:r>
+        <w:t xml:space="preserve">Hiérarchie des utilisateurs </w:t>
+      </w:r>
+    </w:p>
+    <w:p>
+      <w:pPr>
+        <w:pStyle w:val="Paragraphedeliste"/>
+        <w:numPr>
+          <w:ilvl w:val="0"/>
+          <w:numId w:val="6"/>
+        </w:numPr>
+        <w:spacing w:line="276" w:lineRule="auto"/>
+        <w:jc w:val="both"/>
+      </w:pPr>
+      <w:r>
+        <w:t xml:space="preserve">Visiteur </w:t>
+      </w:r>
+    </w:p>
+    <w:p>
+      <w:pPr>
+        <w:spacing w:line="276" w:lineRule="auto"/>
+        <w:jc w:val="both"/>
+      </w:pPr>
+      <w:r>
+        <w:t xml:space="preserve">Un visiteur est </w:t>
+      </w:r>
+      <w:r>
+        <w:t>une personne quelconque accédant à la page d’accueil. Dans cette partie, le visiteur n’est pas connecté. Il peut :</w:t>
+      </w:r>
+    </w:p>
+    <w:p>
+      <w:pPr>
+        <w:spacing w:line="276" w:lineRule="auto"/>
+        <w:jc w:val="both"/>
+      </w:pPr>
       <w:bookmarkStart w:id="0" w:name="_GoBack"/>
       <w:bookmarkEnd w:id="0"/>
-      <w:r>
-        <w:t>patients afin</w:t>
-      </w:r>
-      <w:r>
-        <w:t xml:space="preserve"> de faire des propositions aux orthophonistes</w:t>
-      </w:r>
-      <w:r>
-        <w:t>.</w:t>
-      </w:r>
     </w:p>
     <w:sectPr>
       <w:pgSz w:w="11906" w:h="16838"/>
@@ -705,6 +727,95 @@
     </w:lvl>
   </w:abstractNum>
   <w:abstractNum w:abstractNumId="1" w15:restartNumberingAfterBreak="0">
+    <w:nsid w:val="1DDB1D9D"/>
+    <w:multiLevelType w:val="hybridMultilevel"/>
+    <w:tmpl w:val="5566BBD2"/>
+    <w:lvl w:ilvl="0" w:tplc="289A0FFA">
+      <w:start w:val="1"/>
+      <w:numFmt w:val="lowerLetter"/>
+      <w:lvlText w:val="%1)"/>
+      <w:lvlJc w:val="left"/>
+      <w:pPr>
+        <w:ind w:left="1080" w:hanging="360"/>
+      </w:pPr>
+      <w:rPr>
+        <w:rFonts w:hint="default"/>
+      </w:rPr>
+    </w:lvl>
+    <w:lvl w:ilvl="1" w:tplc="040C0019" w:tentative="1">
+      <w:start w:val="1"/>
+      <w:numFmt w:val="lowerLetter"/>
+      <w:lvlText w:val="%2."/>
+      <w:lvlJc w:val="left"/>
+      <w:pPr>
+        <w:ind w:left="1800" w:hanging="360"/>
+      </w:pPr>
+    </w:lvl>
+    <w:lvl w:ilvl="2" w:tplc="040C001B" w:tentative="1">
+      <w:start w:val="1"/>
+      <w:numFmt w:val="lowerRoman"/>
+      <w:lvlText w:val="%3."/>
+      <w:lvlJc w:val="right"/>
+      <w:pPr>
+        <w:ind w:left="2520" w:hanging="180"/>
+      </w:pPr>
+    </w:lvl>
+    <w:lvl w:ilvl="3" w:tplc="040C000F" w:tentative="1">
+      <w:start w:val="1"/>
+      <w:numFmt w:val="decimal"/>
+      <w:lvlText w:val="%4."/>
+      <w:lvlJc w:val="left"/>
+      <w:pPr>
+        <w:ind w:left="3240" w:hanging="360"/>
+      </w:pPr>
+    </w:lvl>
+    <w:lvl w:ilvl="4" w:tplc="040C0019" w:tentative="1">
+      <w:start w:val="1"/>
+      <w:numFmt w:val="lowerLetter"/>
+      <w:lvlText w:val="%5."/>
+      <w:lvlJc w:val="left"/>
+      <w:pPr>
+        <w:ind w:left="3960" w:hanging="360"/>
+      </w:pPr>
+    </w:lvl>
+    <w:lvl w:ilvl="5" w:tplc="040C001B" w:tentative="1">
+      <w:start w:val="1"/>
+      <w:numFmt w:val="lowerRoman"/>
+      <w:lvlText w:val="%6."/>
+      <w:lvlJc w:val="right"/>
+      <w:pPr>
+        <w:ind w:left="4680" w:hanging="180"/>
+      </w:pPr>
+    </w:lvl>
+    <w:lvl w:ilvl="6" w:tplc="040C000F" w:tentative="1">
+      <w:start w:val="1"/>
+      <w:numFmt w:val="decimal"/>
+      <w:lvlText w:val="%7."/>
+      <w:lvlJc w:val="left"/>
+      <w:pPr>
+        <w:ind w:left="5400" w:hanging="360"/>
+      </w:pPr>
+    </w:lvl>
+    <w:lvl w:ilvl="7" w:tplc="040C0019" w:tentative="1">
+      <w:start w:val="1"/>
+      <w:numFmt w:val="lowerLetter"/>
+      <w:lvlText w:val="%8."/>
+      <w:lvlJc w:val="left"/>
+      <w:pPr>
+        <w:ind w:left="6120" w:hanging="360"/>
+      </w:pPr>
+    </w:lvl>
+    <w:lvl w:ilvl="8" w:tplc="040C001B" w:tentative="1">
+      <w:start w:val="1"/>
+      <w:numFmt w:val="lowerRoman"/>
+      <w:lvlText w:val="%9."/>
+      <w:lvlJc w:val="right"/>
+      <w:pPr>
+        <w:ind w:left="6840" w:hanging="180"/>
+      </w:pPr>
+    </w:lvl>
+  </w:abstractNum>
+  <w:abstractNum w:abstractNumId="2" w15:restartNumberingAfterBreak="0">
     <w:nsid w:val="1FAD77B3"/>
     <w:multiLevelType w:val="hybridMultilevel"/>
     <w:tmpl w:val="BCC6A556"/>
@@ -816,7 +927,7 @@
       </w:rPr>
     </w:lvl>
   </w:abstractNum>
-  <w:abstractNum w:abstractNumId="2" w15:restartNumberingAfterBreak="0">
+  <w:abstractNum w:abstractNumId="3" w15:restartNumberingAfterBreak="0">
     <w:nsid w:val="55D10366"/>
     <w:multiLevelType w:val="hybridMultilevel"/>
     <w:tmpl w:val="65BC6522"/>
@@ -929,7 +1040,7 @@
       </w:rPr>
     </w:lvl>
   </w:abstractNum>
-  <w:abstractNum w:abstractNumId="3" w15:restartNumberingAfterBreak="0">
+  <w:abstractNum w:abstractNumId="4" w15:restartNumberingAfterBreak="0">
     <w:nsid w:val="5F6F62C2"/>
     <w:multiLevelType w:val="hybridMultilevel"/>
     <w:tmpl w:val="1EB69308"/>
@@ -1018,7 +1129,7 @@
       </w:pPr>
     </w:lvl>
   </w:abstractNum>
-  <w:abstractNum w:abstractNumId="4" w15:restartNumberingAfterBreak="0">
+  <w:abstractNum w:abstractNumId="5" w15:restartNumberingAfterBreak="0">
     <w:nsid w:val="6B266EC9"/>
     <w:multiLevelType w:val="hybridMultilevel"/>
     <w:tmpl w:val="CB145620"/>
@@ -1108,19 +1219,22 @@
     </w:lvl>
   </w:abstractNum>
   <w:num w:numId="1">
-    <w:abstractNumId w:val="4"/>
+    <w:abstractNumId w:val="5"/>
   </w:num>
   <w:num w:numId="2">
     <w:abstractNumId w:val="0"/>
   </w:num>
   <w:num w:numId="3">
+    <w:abstractNumId w:val="3"/>
+  </w:num>
+  <w:num w:numId="4">
     <w:abstractNumId w:val="2"/>
   </w:num>
-  <w:num w:numId="4">
+  <w:num w:numId="5">
+    <w:abstractNumId w:val="4"/>
+  </w:num>
+  <w:num w:numId="6">
     <w:abstractNumId w:val="1"/>
-  </w:num>
-  <w:num w:numId="5">
-    <w:abstractNumId w:val="3"/>
   </w:num>
 </w:numbering>
 </file>

--- a/analyse/cahier_de_charge.docx
+++ b/analyse/cahier_de_charge.docx
@@ -611,19 +611,682 @@
         <w:jc w:val="both"/>
       </w:pPr>
       <w:r>
-        <w:t xml:space="preserve">Un visiteur est </w:t>
-      </w:r>
-      <w:r>
-        <w:t>une personne quelconque accédant à la page d’accueil. Dans cette partie, le visiteur n’est pas connecté. Il peut :</w:t>
-      </w:r>
-    </w:p>
-    <w:p>
-      <w:pPr>
-        <w:spacing w:line="276" w:lineRule="auto"/>
-        <w:jc w:val="both"/>
-      </w:pPr>
+        <w:t>Un visiteur est une personne quelconque accédant à la page d’accueil. Dans cette partie, le visiteur n’est pas connecté. Il peut :</w:t>
+      </w:r>
+    </w:p>
+    <w:p>
+      <w:pPr>
+        <w:pStyle w:val="Paragraphedeliste"/>
+        <w:numPr>
+          <w:ilvl w:val="0"/>
+          <w:numId w:val="4"/>
+        </w:numPr>
+        <w:spacing w:line="276" w:lineRule="auto"/>
+        <w:jc w:val="both"/>
+      </w:pPr>
+      <w:r>
+        <w:t>Consulter la page d’accueil et la page publication.</w:t>
+      </w:r>
+    </w:p>
+    <w:p>
+      <w:pPr>
+        <w:pStyle w:val="Paragraphedeliste"/>
+        <w:numPr>
+          <w:ilvl w:val="0"/>
+          <w:numId w:val="4"/>
+        </w:numPr>
+        <w:spacing w:line="276" w:lineRule="auto"/>
+        <w:jc w:val="both"/>
+      </w:pPr>
+      <w:r>
+        <w:t xml:space="preserve">Se renseigner grâce </w:t>
+      </w:r>
+      <w:r>
+        <w:t xml:space="preserve">à la page d’accueil avec une vidéo qui présente l’application </w:t>
+      </w:r>
+      <w:proofErr w:type="spellStart"/>
+      <w:r>
+        <w:t>Ortholib</w:t>
+      </w:r>
+      <w:proofErr w:type="spellEnd"/>
+      <w:r>
+        <w:t>.</w:t>
+      </w:r>
+    </w:p>
+    <w:p>
+      <w:pPr>
+        <w:spacing w:line="276" w:lineRule="auto"/>
+        <w:jc w:val="both"/>
+      </w:pPr>
+      <w:r>
+        <w:t xml:space="preserve">Les visiteurs qui participent pourront consulter la page d’accueil qui contient : </w:t>
+      </w:r>
+    </w:p>
+    <w:p>
+      <w:pPr>
+        <w:pStyle w:val="Paragraphedeliste"/>
+        <w:numPr>
+          <w:ilvl w:val="0"/>
+          <w:numId w:val="4"/>
+        </w:numPr>
+        <w:spacing w:line="276" w:lineRule="auto"/>
+        <w:jc w:val="both"/>
+      </w:pPr>
+      <w:r>
+        <w:t>Menu (Inscription, Connexion, Présentation, et Contact) ;</w:t>
+      </w:r>
+    </w:p>
+    <w:p>
+      <w:pPr>
+        <w:pStyle w:val="Paragraphedeliste"/>
+        <w:numPr>
+          <w:ilvl w:val="0"/>
+          <w:numId w:val="4"/>
+        </w:numPr>
+        <w:spacing w:line="276" w:lineRule="auto"/>
+        <w:jc w:val="both"/>
+      </w:pPr>
+      <w:r>
+        <w:t xml:space="preserve">Le logo du site qui affiche dans chaque page à haut à gauche de la page et quand il cliquera sur l’image, il va à la page d’accueil. </w:t>
+      </w:r>
+    </w:p>
+    <w:p>
+      <w:pPr>
+        <w:pStyle w:val="Paragraphedeliste"/>
+        <w:numPr>
+          <w:ilvl w:val="0"/>
+          <w:numId w:val="4"/>
+        </w:numPr>
+        <w:spacing w:line="276" w:lineRule="auto"/>
+        <w:jc w:val="both"/>
+      </w:pPr>
+      <w:r>
+        <w:t>Un message de bienvenue ;</w:t>
+      </w:r>
+    </w:p>
+    <w:p>
+      <w:pPr>
+        <w:pStyle w:val="Paragraphedeliste"/>
+        <w:numPr>
+          <w:ilvl w:val="0"/>
+          <w:numId w:val="4"/>
+        </w:numPr>
+        <w:spacing w:line="276" w:lineRule="auto"/>
+        <w:jc w:val="both"/>
+      </w:pPr>
+      <w:r>
+        <w:t>Une partie de présentation de l’application</w:t>
+      </w:r>
+      <w:r>
+        <w:t xml:space="preserve"> avec 2</w:t>
+      </w:r>
+      <w:r>
+        <w:t xml:space="preserve"> icônes </w:t>
+      </w:r>
+      <w:r>
+        <w:t>(Nouveautés et</w:t>
+      </w:r>
+      <w:r>
+        <w:t xml:space="preserve"> Règlement de l’</w:t>
+      </w:r>
+      <w:r>
+        <w:t>application).</w:t>
+      </w:r>
+    </w:p>
+    <w:p>
+      <w:pPr>
+        <w:pStyle w:val="Paragraphedeliste"/>
+        <w:numPr>
+          <w:ilvl w:val="0"/>
+          <w:numId w:val="4"/>
+        </w:numPr>
+        <w:spacing w:line="276" w:lineRule="auto"/>
+        <w:jc w:val="both"/>
+      </w:pPr>
+      <w:r>
+        <w:t>Une vidéo qui présentera l’application.</w:t>
+      </w:r>
+    </w:p>
+    <w:p>
+      <w:pPr>
+        <w:pStyle w:val="Paragraphedeliste"/>
+        <w:numPr>
+          <w:ilvl w:val="0"/>
+          <w:numId w:val="4"/>
+        </w:numPr>
+        <w:spacing w:line="276" w:lineRule="auto"/>
+        <w:jc w:val="both"/>
+      </w:pPr>
+      <w:r>
+        <w:t>Un texte de la p</w:t>
+      </w:r>
+      <w:r>
+        <w:t>résentation de la vidéo à l’</w:t>
+      </w:r>
+      <w:r>
+        <w:t>écrit</w:t>
+      </w:r>
+      <w:r>
+        <w:t xml:space="preserve">. </w:t>
+      </w:r>
+    </w:p>
+    <w:p>
+      <w:pPr>
+        <w:pStyle w:val="Paragraphedeliste"/>
+        <w:numPr>
+          <w:ilvl w:val="0"/>
+          <w:numId w:val="4"/>
+        </w:numPr>
+        <w:spacing w:line="276" w:lineRule="auto"/>
+        <w:jc w:val="both"/>
+      </w:pPr>
+    </w:p>
+    <w:p>
+      <w:pPr>
+        <w:pStyle w:val="Paragraphedeliste"/>
+        <w:numPr>
+          <w:ilvl w:val="0"/>
+          <w:numId w:val="4"/>
+        </w:numPr>
+        <w:spacing w:line="276" w:lineRule="auto"/>
+        <w:jc w:val="both"/>
+      </w:pPr>
+      <w:r>
+        <w:lastRenderedPageBreak/>
+        <w:t>Une page de contact : les visiteurs pourront poser leurs questions sur le site web à travers la page de contact. Les questions ne seront pas stockées en base de données. Pour cela, avant d’envoyer leur questionnaire, les utilisateurs doivent remplir un formulaire dans la page de contact qui permet de sécuriser l’application. Le gestionnaire recevra automatiquement la question par mail. Les questions s’afficheront également dans la partie administration du site, sur la page de contact. S’afficheront une liste des questions avec l’adresse électronique des visiteurs</w:t>
+      </w:r>
+      <w:r>
+        <w:t xml:space="preserve">. </w:t>
+      </w:r>
+    </w:p>
+    <w:p>
+      <w:pPr>
+        <w:pStyle w:val="Paragraphedeliste"/>
+        <w:numPr>
+          <w:ilvl w:val="0"/>
+          <w:numId w:val="4"/>
+        </w:numPr>
+        <w:spacing w:line="276" w:lineRule="auto"/>
+        <w:jc w:val="both"/>
+      </w:pPr>
+      <w:r>
+        <w:t xml:space="preserve">Tous les visiteurs sont libres d’aller sur la page d’inscription. Ils y verront un formulaire d’inscription qui leur permettra de se connecter immédiatement et de commencer à </w:t>
+      </w:r>
+      <w:r>
+        <w:t>choisir des orthophonistes</w:t>
+      </w:r>
+      <w:r>
+        <w:t>.</w:t>
+      </w:r>
+    </w:p>
+    <w:p>
+      <w:pPr>
+        <w:spacing w:after="0" w:line="276" w:lineRule="auto"/>
+        <w:ind w:left="1080"/>
+        <w:jc w:val="both"/>
+      </w:pPr>
+      <w:r>
+        <w:t>Les données qu’il devra indiquer pour devenir utilisateur seront :</w:t>
+      </w:r>
+    </w:p>
+    <w:p>
+      <w:pPr>
+        <w:pStyle w:val="Paragraphedeliste"/>
+        <w:numPr>
+          <w:ilvl w:val="0"/>
+          <w:numId w:val="4"/>
+        </w:numPr>
+        <w:spacing w:after="0" w:line="240" w:lineRule="auto"/>
+        <w:ind w:left="1800"/>
+        <w:jc w:val="both"/>
+      </w:pPr>
+      <w:r>
+        <w:t>Son nom</w:t>
+      </w:r>
+    </w:p>
+    <w:p>
+      <w:pPr>
+        <w:pStyle w:val="Paragraphedeliste"/>
+        <w:numPr>
+          <w:ilvl w:val="0"/>
+          <w:numId w:val="4"/>
+        </w:numPr>
+        <w:spacing w:after="0" w:line="240" w:lineRule="auto"/>
+        <w:ind w:left="1800"/>
+        <w:jc w:val="both"/>
+      </w:pPr>
+      <w:r>
+        <w:t>Son prénom</w:t>
+      </w:r>
+    </w:p>
+    <w:p>
+      <w:pPr>
+        <w:pStyle w:val="Paragraphedeliste"/>
+        <w:numPr>
+          <w:ilvl w:val="0"/>
+          <w:numId w:val="4"/>
+        </w:numPr>
+        <w:spacing w:after="0" w:line="240" w:lineRule="auto"/>
+        <w:ind w:left="1800"/>
+        <w:jc w:val="both"/>
+      </w:pPr>
+      <w:r>
+        <w:t xml:space="preserve">Son adresse électronique </w:t>
+      </w:r>
+    </w:p>
+    <w:p>
+      <w:pPr>
+        <w:pStyle w:val="Paragraphedeliste"/>
+        <w:numPr>
+          <w:ilvl w:val="0"/>
+          <w:numId w:val="4"/>
+        </w:numPr>
+        <w:spacing w:after="0" w:line="240" w:lineRule="auto"/>
+        <w:ind w:left="1800"/>
+        <w:jc w:val="both"/>
+      </w:pPr>
+      <w:r>
+        <w:t xml:space="preserve">Son mot de passe </w:t>
+      </w:r>
+    </w:p>
+    <w:p>
+      <w:pPr>
+        <w:pStyle w:val="Paragraphedeliste"/>
+        <w:numPr>
+          <w:ilvl w:val="0"/>
+          <w:numId w:val="4"/>
+        </w:numPr>
+        <w:spacing w:after="0" w:line="240" w:lineRule="auto"/>
+        <w:ind w:left="1800"/>
+        <w:jc w:val="both"/>
+      </w:pPr>
+      <w:r>
+        <w:t xml:space="preserve">Son mot de passe à confirmer </w:t>
+      </w:r>
+    </w:p>
+    <w:p>
+      <w:pPr>
+        <w:pStyle w:val="Paragraphedeliste"/>
+        <w:numPr>
+          <w:ilvl w:val="0"/>
+          <w:numId w:val="4"/>
+        </w:numPr>
+        <w:spacing w:after="0" w:line="240" w:lineRule="auto"/>
+        <w:ind w:left="1800"/>
+        <w:jc w:val="both"/>
+      </w:pPr>
+      <w:r>
+        <w:t>Son numéro de téléphone</w:t>
+      </w:r>
+    </w:p>
+    <w:p>
+      <w:pPr>
+        <w:pStyle w:val="Paragraphedeliste"/>
+        <w:numPr>
+          <w:ilvl w:val="0"/>
+          <w:numId w:val="4"/>
+        </w:numPr>
+        <w:spacing w:after="0" w:line="240" w:lineRule="auto"/>
+        <w:ind w:left="1800"/>
+        <w:jc w:val="both"/>
+      </w:pPr>
+      <w:r>
+        <w:t>Son âge</w:t>
+      </w:r>
+    </w:p>
+    <w:p>
+      <w:pPr>
+        <w:pStyle w:val="Paragraphedeliste"/>
+        <w:numPr>
+          <w:ilvl w:val="0"/>
+          <w:numId w:val="4"/>
+        </w:numPr>
+        <w:spacing w:after="0" w:line="240" w:lineRule="auto"/>
+        <w:ind w:left="1800"/>
+        <w:jc w:val="both"/>
+      </w:pPr>
+      <w:r>
+        <w:t>Son sexe</w:t>
+      </w:r>
+    </w:p>
+    <w:p>
+      <w:pPr>
+        <w:pStyle w:val="Paragraphedeliste"/>
+        <w:numPr>
+          <w:ilvl w:val="0"/>
+          <w:numId w:val="4"/>
+        </w:numPr>
+        <w:spacing w:after="0" w:line="240" w:lineRule="auto"/>
+        <w:ind w:left="1800"/>
+        <w:jc w:val="both"/>
+      </w:pPr>
+      <w:r>
+        <w:t>Sa ville</w:t>
+      </w:r>
+    </w:p>
+    <w:p>
+      <w:pPr>
+        <w:pStyle w:val="Paragraphedeliste"/>
+        <w:numPr>
+          <w:ilvl w:val="0"/>
+          <w:numId w:val="4"/>
+        </w:numPr>
+        <w:spacing w:after="0" w:line="240" w:lineRule="auto"/>
+        <w:ind w:left="1800"/>
+        <w:jc w:val="both"/>
+      </w:pPr>
+      <w:r>
+        <w:t xml:space="preserve">Sa maladie </w:t>
+      </w:r>
+    </w:p>
+    <w:p>
+      <w:pPr>
+        <w:pStyle w:val="Paragraphedeliste"/>
+        <w:numPr>
+          <w:ilvl w:val="0"/>
+          <w:numId w:val="4"/>
+        </w:numPr>
+        <w:spacing w:after="0" w:line="240" w:lineRule="auto"/>
+        <w:ind w:left="1800"/>
+        <w:jc w:val="both"/>
+      </w:pPr>
+      <w:r>
+        <w:t xml:space="preserve">Les difficultés rencontrées </w:t>
+      </w:r>
+    </w:p>
+    <w:p>
+      <w:pPr>
+        <w:pStyle w:val="Paragraphedeliste"/>
+        <w:numPr>
+          <w:ilvl w:val="0"/>
+          <w:numId w:val="4"/>
+        </w:numPr>
+        <w:spacing w:after="0" w:line="240" w:lineRule="auto"/>
+        <w:ind w:left="1800"/>
+        <w:jc w:val="both"/>
+      </w:pPr>
+      <w:r>
+        <w:t>Passer le test pour voir s’il y a des difficultés. (Oui/Non).</w:t>
+      </w:r>
+    </w:p>
+    <w:p>
+      <w:pPr>
+        <w:pStyle w:val="Paragraphedeliste"/>
+        <w:numPr>
+          <w:ilvl w:val="0"/>
+          <w:numId w:val="4"/>
+        </w:numPr>
+        <w:spacing w:after="0" w:line="240" w:lineRule="auto"/>
+        <w:ind w:left="1800"/>
+        <w:jc w:val="both"/>
+      </w:pPr>
+      <w:r>
+        <w:t xml:space="preserve">Préférence en présence ou en distance.  </w:t>
+      </w:r>
+    </w:p>
+    <w:p>
+      <w:pPr>
+        <w:spacing w:line="276" w:lineRule="auto"/>
+        <w:jc w:val="both"/>
+      </w:pPr>
+    </w:p>
+    <w:p>
+      <w:pPr>
+        <w:pStyle w:val="Paragraphedeliste"/>
+        <w:spacing w:line="276" w:lineRule="auto"/>
+        <w:jc w:val="both"/>
+      </w:pPr>
+      <w:r>
+        <w:t>Une fois que l’utilisateur s’inscrit sur le site, un mail lui sera immédiatement envoyé. Il sera ensuite redirigé vers une page qui lui demandera de retranscrire le code qu’il a reçu par mail pour une durée limite de 20 minutes. Lorsqu’il aura tapé le code, il sera officiellement inscrit et pourra commencer à utiliser la plateforme.</w:t>
+      </w:r>
+    </w:p>
+    <w:p>
+      <w:pPr>
+        <w:pStyle w:val="Paragraphedeliste"/>
+        <w:spacing w:line="276" w:lineRule="auto"/>
+        <w:jc w:val="both"/>
+      </w:pPr>
+    </w:p>
+    <w:p>
+      <w:pPr>
+        <w:pStyle w:val="Paragraphedeliste"/>
+        <w:spacing w:line="276" w:lineRule="auto"/>
+        <w:jc w:val="both"/>
+      </w:pPr>
+      <w:r>
+        <w:t>Dans la partie gestionnaire, l’enregistrement du nouveau membre s’affichera avec l’ensemble des données qu’il aura communiqué ainsi que :</w:t>
+      </w:r>
+    </w:p>
+    <w:p>
+      <w:pPr>
+        <w:pStyle w:val="Paragraphedeliste"/>
+        <w:numPr>
+          <w:ilvl w:val="0"/>
+          <w:numId w:val="7"/>
+        </w:numPr>
+        <w:spacing w:line="276" w:lineRule="auto"/>
+        <w:jc w:val="both"/>
+      </w:pPr>
+      <w:r>
+        <w:t>Le statut de son mail</w:t>
+      </w:r>
+    </w:p>
+    <w:p>
+      <w:pPr>
+        <w:pStyle w:val="Paragraphedeliste"/>
+        <w:numPr>
+          <w:ilvl w:val="0"/>
+          <w:numId w:val="7"/>
+        </w:numPr>
+        <w:spacing w:line="276" w:lineRule="auto"/>
+        <w:jc w:val="both"/>
+      </w:pPr>
+      <w:r>
+        <w:t>La date de son inscription.</w:t>
+      </w:r>
+    </w:p>
+    <w:p>
+      <w:pPr>
+        <w:spacing w:line="276" w:lineRule="auto"/>
+        <w:jc w:val="both"/>
+      </w:pPr>
+    </w:p>
+    <w:p>
+      <w:pPr>
+        <w:pStyle w:val="Paragraphedeliste"/>
+        <w:spacing w:line="276" w:lineRule="auto"/>
+        <w:jc w:val="both"/>
+      </w:pPr>
+      <w:r>
+        <w:t xml:space="preserve">Une fois que son compte est activé, le visiteur inscrit devient utilisateur.  Il peut désormais se connecter sur le site. Le nombre d’essais pour se connecter est limité. Au bout </w:t>
+      </w:r>
+      <w:r>
+        <w:t>de 3</w:t>
+      </w:r>
+      <w:r>
+        <w:t xml:space="preserve"> tentatives, le compte sera bloqué pour une durée limitée. Automatiquement, un message de prévention est envoyé à l’adresse électronique de l’utilisateur car le nombre d’essais disponibles est dépassé. Dans ce mail, un lien est proposé pour changer de mot de passe. </w:t>
+      </w:r>
+    </w:p>
+    <w:p>
+      <w:pPr>
+        <w:spacing w:line="276" w:lineRule="auto"/>
+        <w:jc w:val="both"/>
+      </w:pPr>
+    </w:p>
+    <w:p>
+      <w:pPr>
+        <w:spacing w:line="276" w:lineRule="auto"/>
+        <w:jc w:val="both"/>
+      </w:pPr>
+    </w:p>
+    <w:p>
+      <w:pPr>
+        <w:spacing w:line="276" w:lineRule="auto"/>
+        <w:jc w:val="both"/>
+      </w:pPr>
+    </w:p>
+    <w:p>
+      <w:pPr>
+        <w:pStyle w:val="Paragraphedeliste"/>
+        <w:numPr>
+          <w:ilvl w:val="0"/>
+          <w:numId w:val="6"/>
+        </w:numPr>
+        <w:spacing w:line="276" w:lineRule="auto"/>
+        <w:jc w:val="both"/>
+      </w:pPr>
+      <w:r>
+        <w:lastRenderedPageBreak/>
+        <w:t>Utilisateur</w:t>
+      </w:r>
+    </w:p>
+    <w:p>
+      <w:pPr>
+        <w:spacing w:line="276" w:lineRule="auto"/>
+        <w:jc w:val="both"/>
+      </w:pPr>
+      <w:r>
+        <w:t xml:space="preserve">Un utilisateur peut bénéficier des options du site si et seulement si : </w:t>
+      </w:r>
+    </w:p>
+    <w:p>
+      <w:pPr>
+        <w:pStyle w:val="Paragraphedeliste"/>
+        <w:numPr>
+          <w:ilvl w:val="0"/>
+          <w:numId w:val="4"/>
+        </w:numPr>
+        <w:spacing w:line="276" w:lineRule="auto"/>
+        <w:jc w:val="both"/>
+      </w:pPr>
+      <w:r>
+        <w:t>Il est inscrit sur le site ;</w:t>
+      </w:r>
+    </w:p>
+    <w:p>
+      <w:pPr>
+        <w:pStyle w:val="Paragraphedeliste"/>
+        <w:numPr>
+          <w:ilvl w:val="0"/>
+          <w:numId w:val="4"/>
+        </w:numPr>
+        <w:spacing w:line="276" w:lineRule="auto"/>
+        <w:jc w:val="both"/>
+      </w:pPr>
+      <w:r>
+        <w:t xml:space="preserve">Son compte est activé ; </w:t>
+      </w:r>
+    </w:p>
+    <w:p>
+      <w:pPr>
+        <w:pStyle w:val="Paragraphedeliste"/>
+        <w:numPr>
+          <w:ilvl w:val="0"/>
+          <w:numId w:val="4"/>
+        </w:numPr>
+        <w:spacing w:line="276" w:lineRule="auto"/>
+        <w:jc w:val="both"/>
+      </w:pPr>
+      <w:r>
+        <w:t xml:space="preserve">Il a validé le formulaire de connexion avec une adresse électronique et un mot de passe ; </w:t>
+      </w:r>
+    </w:p>
+    <w:p>
+      <w:pPr>
+        <w:pStyle w:val="Paragraphedeliste"/>
+        <w:numPr>
+          <w:ilvl w:val="0"/>
+          <w:numId w:val="4"/>
+        </w:numPr>
+        <w:spacing w:line="276" w:lineRule="auto"/>
+        <w:jc w:val="both"/>
+      </w:pPr>
+      <w:r>
+        <w:t>Il a confirmé le code envoyé par mail ;</w:t>
+      </w:r>
+    </w:p>
+    <w:p>
+      <w:pPr>
+        <w:pStyle w:val="Paragraphedeliste"/>
+        <w:numPr>
+          <w:ilvl w:val="0"/>
+          <w:numId w:val="4"/>
+        </w:numPr>
+        <w:spacing w:line="276" w:lineRule="auto"/>
+        <w:jc w:val="both"/>
+      </w:pPr>
+      <w:r>
+        <w:t xml:space="preserve">Il s’est connecté sur le site avec le compte qu’il a créé. </w:t>
+      </w:r>
+    </w:p>
+    <w:p>
+      <w:pPr>
+        <w:spacing w:line="276" w:lineRule="auto"/>
+        <w:jc w:val="both"/>
+      </w:pPr>
+      <w:r>
+        <w:t xml:space="preserve">A ce moment-là, il existera </w:t>
+      </w:r>
+      <w:r>
+        <w:rPr>
+          <w:u w:val="single"/>
+        </w:rPr>
+        <w:t>2 directions possibles</w:t>
+      </w:r>
+      <w:r>
+        <w:t> :</w:t>
+      </w:r>
+    </w:p>
+    <w:p>
+      <w:pPr>
+        <w:pStyle w:val="Paragraphedeliste"/>
+        <w:numPr>
+          <w:ilvl w:val="0"/>
+          <w:numId w:val="8"/>
+        </w:numPr>
+        <w:spacing w:line="276" w:lineRule="auto"/>
+        <w:jc w:val="both"/>
+      </w:pPr>
+      <w:r>
+        <w:t>Pour un utilisateur qui aura choisi</w:t>
+      </w:r>
+      <w:r>
+        <w:t xml:space="preserve"> de ne pas passer le test pour voir son niveau de langages françaises et confirmer s’il</w:t>
+      </w:r>
+      <w:r>
+        <w:t xml:space="preserve"> a des difficultés ou </w:t>
+      </w:r>
+      <w:r>
+        <w:t>aucunes difficultés</w:t>
+      </w:r>
+      <w:r>
+        <w:t xml:space="preserve">. </w:t>
+      </w:r>
+    </w:p>
+    <w:p>
+      <w:pPr>
+        <w:pStyle w:val="Paragraphedeliste"/>
+        <w:numPr>
+          <w:ilvl w:val="0"/>
+          <w:numId w:val="8"/>
+        </w:numPr>
+        <w:spacing w:line="276" w:lineRule="auto"/>
+        <w:jc w:val="both"/>
+      </w:pPr>
+      <w:r>
+        <w:t xml:space="preserve">Pour un utilisateur qui aura choisi de passer </w:t>
+      </w:r>
+      <w:r>
+        <w:t>le test pour voir s’il y a des difficultés</w:t>
+      </w:r>
       <w:bookmarkStart w:id="0" w:name="_GoBack"/>
       <w:bookmarkEnd w:id="0"/>
+    </w:p>
+    <w:p>
+      <w:pPr>
+        <w:spacing w:after="0" w:line="240" w:lineRule="auto"/>
+        <w:jc w:val="both"/>
+      </w:pPr>
     </w:p>
     <w:sectPr>
       <w:pgSz w:w="11906" w:h="16838"/>
@@ -638,6 +1301,95 @@
 <file path=word/numbering.xml><?xml version="1.0" encoding="utf-8"?>
 <w:numbering xmlns:wpc="http://schemas.microsoft.com/office/word/2010/wordprocessingCanvas" xmlns:cx="http://schemas.microsoft.com/office/drawing/2014/chartex" xmlns:cx1="http://schemas.microsoft.com/office/drawing/2015/9/8/chartex" xmlns:mc="http://schemas.openxmlformats.org/markup-compatibility/2006" xmlns:o="urn:schemas-microsoft-com:office:office" xmlns:r="http://schemas.openxmlformats.org/officeDocument/2006/relationships" xmlns:m="http://schemas.openxmlformats.org/officeDocument/2006/math" xmlns:v="urn:schemas-microsoft-com:vml" xmlns:wp14="http://schemas.microsoft.com/office/word/2010/wordprocessingDrawing" xmlns:wp="http://schemas.openxmlformats.org/drawingml/2006/wordprocessingDrawing" xmlns:w10="urn:schemas-microsoft-com:office:word" xmlns:w="http://schemas.openxmlformats.org/wordprocessingml/2006/main" xmlns:w14="http://schemas.microsoft.com/office/word/2010/wordml" xmlns:w15="http://schemas.microsoft.com/office/word/2012/wordml" xmlns:w16se="http://schemas.microsoft.com/office/word/2015/wordml/symex" xmlns:wpg="http://schemas.microsoft.com/office/word/2010/wordprocessingGroup" xmlns:wpi="http://schemas.microsoft.com/office/word/2010/wordprocessingInk" xmlns:wne="http://schemas.microsoft.com/office/word/2006/wordml" xmlns:wps="http://schemas.microsoft.com/office/word/2010/wordprocessingShape" mc:Ignorable="w14 w15 w16se wp14">
   <w:abstractNum w:abstractNumId="0" w15:restartNumberingAfterBreak="0">
+    <w:nsid w:val="01425CC0"/>
+    <w:multiLevelType w:val="hybridMultilevel"/>
+    <w:tmpl w:val="B4A844AC"/>
+    <w:lvl w:ilvl="0" w:tplc="040C0011">
+      <w:start w:val="1"/>
+      <w:numFmt w:val="decimal"/>
+      <w:lvlText w:val="%1)"/>
+      <w:lvlJc w:val="left"/>
+      <w:pPr>
+        <w:ind w:left="720" w:hanging="360"/>
+      </w:pPr>
+      <w:rPr>
+        <w:rFonts w:hint="default"/>
+      </w:rPr>
+    </w:lvl>
+    <w:lvl w:ilvl="1" w:tplc="040C0019" w:tentative="1">
+      <w:start w:val="1"/>
+      <w:numFmt w:val="lowerLetter"/>
+      <w:lvlText w:val="%2."/>
+      <w:lvlJc w:val="left"/>
+      <w:pPr>
+        <w:ind w:left="1440" w:hanging="360"/>
+      </w:pPr>
+    </w:lvl>
+    <w:lvl w:ilvl="2" w:tplc="040C001B" w:tentative="1">
+      <w:start w:val="1"/>
+      <w:numFmt w:val="lowerRoman"/>
+      <w:lvlText w:val="%3."/>
+      <w:lvlJc w:val="right"/>
+      <w:pPr>
+        <w:ind w:left="2160" w:hanging="180"/>
+      </w:pPr>
+    </w:lvl>
+    <w:lvl w:ilvl="3" w:tplc="040C000F" w:tentative="1">
+      <w:start w:val="1"/>
+      <w:numFmt w:val="decimal"/>
+      <w:lvlText w:val="%4."/>
+      <w:lvlJc w:val="left"/>
+      <w:pPr>
+        <w:ind w:left="2880" w:hanging="360"/>
+      </w:pPr>
+    </w:lvl>
+    <w:lvl w:ilvl="4" w:tplc="040C0019" w:tentative="1">
+      <w:start w:val="1"/>
+      <w:numFmt w:val="lowerLetter"/>
+      <w:lvlText w:val="%5."/>
+      <w:lvlJc w:val="left"/>
+      <w:pPr>
+        <w:ind w:left="3600" w:hanging="360"/>
+      </w:pPr>
+    </w:lvl>
+    <w:lvl w:ilvl="5" w:tplc="040C001B" w:tentative="1">
+      <w:start w:val="1"/>
+      <w:numFmt w:val="lowerRoman"/>
+      <w:lvlText w:val="%6."/>
+      <w:lvlJc w:val="right"/>
+      <w:pPr>
+        <w:ind w:left="4320" w:hanging="180"/>
+      </w:pPr>
+    </w:lvl>
+    <w:lvl w:ilvl="6" w:tplc="040C000F" w:tentative="1">
+      <w:start w:val="1"/>
+      <w:numFmt w:val="decimal"/>
+      <w:lvlText w:val="%7."/>
+      <w:lvlJc w:val="left"/>
+      <w:pPr>
+        <w:ind w:left="5040" w:hanging="360"/>
+      </w:pPr>
+    </w:lvl>
+    <w:lvl w:ilvl="7" w:tplc="040C0019" w:tentative="1">
+      <w:start w:val="1"/>
+      <w:numFmt w:val="lowerLetter"/>
+      <w:lvlText w:val="%8."/>
+      <w:lvlJc w:val="left"/>
+      <w:pPr>
+        <w:ind w:left="5760" w:hanging="360"/>
+      </w:pPr>
+    </w:lvl>
+    <w:lvl w:ilvl="8" w:tplc="040C001B" w:tentative="1">
+      <w:start w:val="1"/>
+      <w:numFmt w:val="lowerRoman"/>
+      <w:lvlText w:val="%9."/>
+      <w:lvlJc w:val="right"/>
+      <w:pPr>
+        <w:ind w:left="6480" w:hanging="180"/>
+      </w:pPr>
+    </w:lvl>
+  </w:abstractNum>
+  <w:abstractNum w:abstractNumId="1" w15:restartNumberingAfterBreak="0">
     <w:nsid w:val="05315C0B"/>
     <w:multiLevelType w:val="hybridMultilevel"/>
     <w:tmpl w:val="82543304"/>
@@ -726,7 +1478,120 @@
       </w:pPr>
     </w:lvl>
   </w:abstractNum>
-  <w:abstractNum w:abstractNumId="1" w15:restartNumberingAfterBreak="0">
+  <w:abstractNum w:abstractNumId="2" w15:restartNumberingAfterBreak="0">
+    <w:nsid w:val="11E06C5D"/>
+    <w:multiLevelType w:val="hybridMultilevel"/>
+    <w:tmpl w:val="D8829C46"/>
+    <w:lvl w:ilvl="0" w:tplc="040C0001">
+      <w:start w:val="1"/>
+      <w:numFmt w:val="bullet"/>
+      <w:lvlText w:val=""/>
+      <w:lvlJc w:val="left"/>
+      <w:pPr>
+        <w:ind w:left="1080" w:hanging="360"/>
+      </w:pPr>
+      <w:rPr>
+        <w:rFonts w:ascii="Symbol" w:hAnsi="Symbol" w:hint="default"/>
+      </w:rPr>
+    </w:lvl>
+    <w:lvl w:ilvl="1" w:tplc="040C0003" w:tentative="1">
+      <w:start w:val="1"/>
+      <w:numFmt w:val="bullet"/>
+      <w:lvlText w:val="o"/>
+      <w:lvlJc w:val="left"/>
+      <w:pPr>
+        <w:ind w:left="1800" w:hanging="360"/>
+      </w:pPr>
+      <w:rPr>
+        <w:rFonts w:ascii="Courier New" w:hAnsi="Courier New" w:cs="Courier New" w:hint="default"/>
+      </w:rPr>
+    </w:lvl>
+    <w:lvl w:ilvl="2" w:tplc="040C0005" w:tentative="1">
+      <w:start w:val="1"/>
+      <w:numFmt w:val="bullet"/>
+      <w:lvlText w:val=""/>
+      <w:lvlJc w:val="left"/>
+      <w:pPr>
+        <w:ind w:left="2520" w:hanging="360"/>
+      </w:pPr>
+      <w:rPr>
+        <w:rFonts w:ascii="Wingdings" w:hAnsi="Wingdings" w:hint="default"/>
+      </w:rPr>
+    </w:lvl>
+    <w:lvl w:ilvl="3" w:tplc="040C0001" w:tentative="1">
+      <w:start w:val="1"/>
+      <w:numFmt w:val="bullet"/>
+      <w:lvlText w:val=""/>
+      <w:lvlJc w:val="left"/>
+      <w:pPr>
+        <w:ind w:left="3240" w:hanging="360"/>
+      </w:pPr>
+      <w:rPr>
+        <w:rFonts w:ascii="Symbol" w:hAnsi="Symbol" w:hint="default"/>
+      </w:rPr>
+    </w:lvl>
+    <w:lvl w:ilvl="4" w:tplc="040C0003" w:tentative="1">
+      <w:start w:val="1"/>
+      <w:numFmt w:val="bullet"/>
+      <w:lvlText w:val="o"/>
+      <w:lvlJc w:val="left"/>
+      <w:pPr>
+        <w:ind w:left="3960" w:hanging="360"/>
+      </w:pPr>
+      <w:rPr>
+        <w:rFonts w:ascii="Courier New" w:hAnsi="Courier New" w:cs="Courier New" w:hint="default"/>
+      </w:rPr>
+    </w:lvl>
+    <w:lvl w:ilvl="5" w:tplc="040C0005" w:tentative="1">
+      <w:start w:val="1"/>
+      <w:numFmt w:val="bullet"/>
+      <w:lvlText w:val=""/>
+      <w:lvlJc w:val="left"/>
+      <w:pPr>
+        <w:ind w:left="4680" w:hanging="360"/>
+      </w:pPr>
+      <w:rPr>
+        <w:rFonts w:ascii="Wingdings" w:hAnsi="Wingdings" w:hint="default"/>
+      </w:rPr>
+    </w:lvl>
+    <w:lvl w:ilvl="6" w:tplc="040C0001" w:tentative="1">
+      <w:start w:val="1"/>
+      <w:numFmt w:val="bullet"/>
+      <w:lvlText w:val=""/>
+      <w:lvlJc w:val="left"/>
+      <w:pPr>
+        <w:ind w:left="5400" w:hanging="360"/>
+      </w:pPr>
+      <w:rPr>
+        <w:rFonts w:ascii="Symbol" w:hAnsi="Symbol" w:hint="default"/>
+      </w:rPr>
+    </w:lvl>
+    <w:lvl w:ilvl="7" w:tplc="040C0003" w:tentative="1">
+      <w:start w:val="1"/>
+      <w:numFmt w:val="bullet"/>
+      <w:lvlText w:val="o"/>
+      <w:lvlJc w:val="left"/>
+      <w:pPr>
+        <w:ind w:left="6120" w:hanging="360"/>
+      </w:pPr>
+      <w:rPr>
+        <w:rFonts w:ascii="Courier New" w:hAnsi="Courier New" w:cs="Courier New" w:hint="default"/>
+      </w:rPr>
+    </w:lvl>
+    <w:lvl w:ilvl="8" w:tplc="040C0005" w:tentative="1">
+      <w:start w:val="1"/>
+      <w:numFmt w:val="bullet"/>
+      <w:lvlText w:val=""/>
+      <w:lvlJc w:val="left"/>
+      <w:pPr>
+        <w:ind w:left="6840" w:hanging="360"/>
+      </w:pPr>
+      <w:rPr>
+        <w:rFonts w:ascii="Wingdings" w:hAnsi="Wingdings" w:hint="default"/>
+      </w:rPr>
+    </w:lvl>
+  </w:abstractNum>
+  <w:abstractNum w:abstractNumId="3" w15:restartNumberingAfterBreak="0">
     <w:nsid w:val="1DDB1D9D"/>
     <w:multiLevelType w:val="hybridMultilevel"/>
     <w:tmpl w:val="5566BBD2"/>
@@ -815,7 +1680,7 @@
       </w:pPr>
     </w:lvl>
   </w:abstractNum>
-  <w:abstractNum w:abstractNumId="2" w15:restartNumberingAfterBreak="0">
+  <w:abstractNum w:abstractNumId="4" w15:restartNumberingAfterBreak="0">
     <w:nsid w:val="1FAD77B3"/>
     <w:multiLevelType w:val="hybridMultilevel"/>
     <w:tmpl w:val="BCC6A556"/>
@@ -927,7 +1792,7 @@
       </w:rPr>
     </w:lvl>
   </w:abstractNum>
-  <w:abstractNum w:abstractNumId="3" w15:restartNumberingAfterBreak="0">
+  <w:abstractNum w:abstractNumId="5" w15:restartNumberingAfterBreak="0">
     <w:nsid w:val="55D10366"/>
     <w:multiLevelType w:val="hybridMultilevel"/>
     <w:tmpl w:val="65BC6522"/>
@@ -1040,7 +1905,7 @@
       </w:rPr>
     </w:lvl>
   </w:abstractNum>
-  <w:abstractNum w:abstractNumId="4" w15:restartNumberingAfterBreak="0">
+  <w:abstractNum w:abstractNumId="6" w15:restartNumberingAfterBreak="0">
     <w:nsid w:val="5F6F62C2"/>
     <w:multiLevelType w:val="hybridMultilevel"/>
     <w:tmpl w:val="1EB69308"/>
@@ -1129,7 +1994,7 @@
       </w:pPr>
     </w:lvl>
   </w:abstractNum>
-  <w:abstractNum w:abstractNumId="5" w15:restartNumberingAfterBreak="0">
+  <w:abstractNum w:abstractNumId="7" w15:restartNumberingAfterBreak="0">
     <w:nsid w:val="6B266EC9"/>
     <w:multiLevelType w:val="hybridMultilevel"/>
     <w:tmpl w:val="CB145620"/>
@@ -1219,22 +2084,28 @@
     </w:lvl>
   </w:abstractNum>
   <w:num w:numId="1">
+    <w:abstractNumId w:val="7"/>
+  </w:num>
+  <w:num w:numId="2">
+    <w:abstractNumId w:val="1"/>
+  </w:num>
+  <w:num w:numId="3">
     <w:abstractNumId w:val="5"/>
   </w:num>
-  <w:num w:numId="2">
-    <w:abstractNumId w:val="0"/>
+  <w:num w:numId="4">
+    <w:abstractNumId w:val="4"/>
   </w:num>
-  <w:num w:numId="3">
+  <w:num w:numId="5">
+    <w:abstractNumId w:val="6"/>
+  </w:num>
+  <w:num w:numId="6">
     <w:abstractNumId w:val="3"/>
   </w:num>
-  <w:num w:numId="4">
+  <w:num w:numId="7">
     <w:abstractNumId w:val="2"/>
   </w:num>
-  <w:num w:numId="5">
-    <w:abstractNumId w:val="4"/>
-  </w:num>
-  <w:num w:numId="6">
-    <w:abstractNumId w:val="1"/>
+  <w:num w:numId="8">
+    <w:abstractNumId w:val="0"/>
   </w:num>
 </w:numbering>
 </file>

--- a/analyse/cahier_de_charge.docx
+++ b/analyse/cahier_de_charge.docx
@@ -780,6 +780,11 @@
         <w:spacing w:line="276" w:lineRule="auto"/>
         <w:jc w:val="both"/>
       </w:pPr>
+      <w:r>
+        <w:t>Page de Présentation</w:t>
+      </w:r>
+      <w:bookmarkStart w:id="0" w:name="_GoBack"/>
+      <w:bookmarkEnd w:id="0"/>
     </w:p>
     <w:p>
       <w:pPr>
@@ -1260,7 +1265,16 @@
         <w:t>aucunes difficultés</w:t>
       </w:r>
       <w:r>
-        <w:t xml:space="preserve">. </w:t>
+        <w:t xml:space="preserve"> lui proposera à nouveau de choisir à passer le test</w:t>
+      </w:r>
+      <w:r>
+        <w:t>.</w:t>
+      </w:r>
+      <w:r>
+        <w:t xml:space="preserve"> Il aura un texte qui expliquera que c’est important de noter des difficultés dans son compte pour les orthophonistes.  </w:t>
+      </w:r>
+      <w:r>
+        <w:t xml:space="preserve"> </w:t>
       </w:r>
     </w:p>
     <w:p>
@@ -1277,10 +1291,34 @@
         <w:t xml:space="preserve">Pour un utilisateur qui aura choisi de passer </w:t>
       </w:r>
       <w:r>
-        <w:t>le test pour voir s’il y a des difficultés</w:t>
-      </w:r>
-      <w:bookmarkStart w:id="0" w:name="_GoBack"/>
-      <w:bookmarkEnd w:id="0"/>
+        <w:t>le test pour voir s’</w:t>
+      </w:r>
+      <w:r>
+        <w:t>il</w:t>
+      </w:r>
+      <w:r>
+        <w:t xml:space="preserve"> a des difficultés</w:t>
+      </w:r>
+      <w:r>
+        <w:t xml:space="preserve"> </w:t>
+      </w:r>
+      <w:r>
+        <w:t xml:space="preserve"> </w:t>
+      </w:r>
+    </w:p>
+    <w:p>
+      <w:pPr>
+        <w:pStyle w:val="Paragraphedeliste"/>
+        <w:numPr>
+          <w:ilvl w:val="0"/>
+          <w:numId w:val="8"/>
+        </w:numPr>
+        <w:spacing w:line="276" w:lineRule="auto"/>
+        <w:jc w:val="both"/>
+      </w:pPr>
+      <w:r>
+        <w:t xml:space="preserve">Pour un utilisateur qui a complété dans l’inscription des difficultés rencontrés et qui n’aura pas choisi de passer le test peut passer dans l’application. </w:t>
+      </w:r>
     </w:p>
     <w:p>
       <w:pPr>

--- a/analyse/cahier_de_charge.docx
+++ b/analyse/cahier_de_charge.docx
@@ -1,6 +1,6 @@
 
 <file path=word/document.xml><?xml version="1.0" encoding="utf-8"?>
-<w:document xmlns:wpc="http://schemas.microsoft.com/office/word/2010/wordprocessingCanvas" xmlns:cx="http://schemas.microsoft.com/office/drawing/2014/chartex" xmlns:cx1="http://schemas.microsoft.com/office/drawing/2015/9/8/chartex" xmlns:mc="http://schemas.openxmlformats.org/markup-compatibility/2006" xmlns:o="urn:schemas-microsoft-com:office:office" xmlns:r="http://schemas.openxmlformats.org/officeDocument/2006/relationships" xmlns:m="http://schemas.openxmlformats.org/officeDocument/2006/math" xmlns:v="urn:schemas-microsoft-com:vml" xmlns:wp14="http://schemas.microsoft.com/office/word/2010/wordprocessingDrawing" xmlns:wp="http://schemas.openxmlformats.org/drawingml/2006/wordprocessingDrawing" xmlns:w10="urn:schemas-microsoft-com:office:word" xmlns:w="http://schemas.openxmlformats.org/wordprocessingml/2006/main" xmlns:w14="http://schemas.microsoft.com/office/word/2010/wordml" xmlns:w15="http://schemas.microsoft.com/office/word/2012/wordml" xmlns:w16se="http://schemas.microsoft.com/office/word/2015/wordml/symex" xmlns:wpg="http://schemas.microsoft.com/office/word/2010/wordprocessingGroup" xmlns:wpi="http://schemas.microsoft.com/office/word/2010/wordprocessingInk" xmlns:wne="http://schemas.microsoft.com/office/word/2006/wordml" xmlns:wps="http://schemas.microsoft.com/office/word/2010/wordprocessingShape" mc:Ignorable="w14 w15 w16se wp14">
+<w:document xmlns:wpc="http://schemas.microsoft.com/office/word/2010/wordprocessingCanvas" xmlns:cx="http://schemas.microsoft.com/office/drawing/2014/chartex" xmlns:cx1="http://schemas.microsoft.com/office/drawing/2015/9/8/chartex" xmlns:cx2="http://schemas.microsoft.com/office/drawing/2015/10/21/chartex" xmlns:cx3="http://schemas.microsoft.com/office/drawing/2016/5/9/chartex" xmlns:cx4="http://schemas.microsoft.com/office/drawing/2016/5/10/chartex" xmlns:cx5="http://schemas.microsoft.com/office/drawing/2016/5/11/chartex" xmlns:cx6="http://schemas.microsoft.com/office/drawing/2016/5/12/chartex" xmlns:cx7="http://schemas.microsoft.com/office/drawing/2016/5/13/chartex" xmlns:cx8="http://schemas.microsoft.com/office/drawing/2016/5/14/chartex" xmlns:mc="http://schemas.openxmlformats.org/markup-compatibility/2006" xmlns:aink="http://schemas.microsoft.com/office/drawing/2016/ink" xmlns:am3d="http://schemas.microsoft.com/office/drawing/2017/model3d" xmlns:o="urn:schemas-microsoft-com:office:office" xmlns:oel="http://schemas.microsoft.com/office/2019/extlst" xmlns:r="http://schemas.openxmlformats.org/officeDocument/2006/relationships" xmlns:m="http://schemas.openxmlformats.org/officeDocument/2006/math" xmlns:v="urn:schemas-microsoft-com:vml" xmlns:wp14="http://schemas.microsoft.com/office/word/2010/wordprocessingDrawing" xmlns:wp="http://schemas.openxmlformats.org/drawingml/2006/wordprocessingDrawing" xmlns:w10="urn:schemas-microsoft-com:office:word" xmlns:w="http://schemas.openxmlformats.org/wordprocessingml/2006/main" xmlns:w14="http://schemas.microsoft.com/office/word/2010/wordml" xmlns:w15="http://schemas.microsoft.com/office/word/2012/wordml" xmlns:w16cex="http://schemas.microsoft.com/office/word/2018/wordml/cex" xmlns:w16cid="http://schemas.microsoft.com/office/word/2016/wordml/cid" xmlns:w16="http://schemas.microsoft.com/office/word/2018/wordml" xmlns:w16du="http://schemas.microsoft.com/office/word/2023/wordml/word16du" xmlns:w16sdtdh="http://schemas.microsoft.com/office/word/2020/wordml/sdtdatahash" xmlns:w16se="http://schemas.microsoft.com/office/word/2015/wordml/symex" xmlns:wpg="http://schemas.microsoft.com/office/word/2010/wordprocessingGroup" xmlns:wpi="http://schemas.microsoft.com/office/word/2010/wordprocessingInk" xmlns:wne="http://schemas.microsoft.com/office/word/2006/wordml" xmlns:wps="http://schemas.microsoft.com/office/word/2010/wordprocessingShape" mc:Ignorable="w14 w15 w16se w16cid w16 w16cex w16sdtdh w16du wp14">
   <w:body>
     <w:p>
       <w:r>
@@ -307,15 +307,7 @@
         <w:jc w:val="both"/>
       </w:pPr>
       <w:r>
-        <w:t xml:space="preserve">Ce projet a été réalisé avec des Framework </w:t>
-      </w:r>
-      <w:proofErr w:type="spellStart"/>
-      <w:r>
-        <w:t>Symfony</w:t>
-      </w:r>
-      <w:proofErr w:type="spellEnd"/>
-      <w:r>
-        <w:t xml:space="preserve"> 5 et (</w:t>
+        <w:t>Ce projet a été réalisé avec des Framework Symfony 5 et (</w:t>
       </w:r>
       <w:r>
         <w:t>react.js ou vue.js</w:t>
@@ -327,15 +319,7 @@
         <w:t>et</w:t>
       </w:r>
       <w:r>
-        <w:t xml:space="preserve"> </w:t>
-      </w:r>
-      <w:proofErr w:type="spellStart"/>
-      <w:r>
-        <w:t>Bootstrap</w:t>
-      </w:r>
-      <w:proofErr w:type="spellEnd"/>
-      <w:r>
-        <w:t>.</w:t>
+        <w:t xml:space="preserve"> Bootstrap.</w:t>
       </w:r>
     </w:p>
     <w:p/>
@@ -639,10 +623,7 @@
         <w:jc w:val="both"/>
       </w:pPr>
       <w:r>
-        <w:t xml:space="preserve">Se renseigner grâce </w:t>
-      </w:r>
-      <w:r>
-        <w:t xml:space="preserve">à la page d’accueil avec une vidéo qui présente l’application </w:t>
+        <w:t xml:space="preserve">Se renseigner grâce à la page d’accueil avec une vidéo qui présente l’application </w:t>
       </w:r>
       <w:proofErr w:type="spellStart"/>
       <w:r>
@@ -783,8 +764,6 @@
       <w:r>
         <w:t>Page de Présentation</w:t>
       </w:r>
-      <w:bookmarkStart w:id="0" w:name="_GoBack"/>
-      <w:bookmarkEnd w:id="0"/>
     </w:p>
     <w:p>
       <w:pPr>
@@ -798,30 +777,21 @@
       </w:pPr>
       <w:r>
         <w:lastRenderedPageBreak/>
-        <w:t>Une page de contact : les visiteurs pourront poser leurs questions sur le site web à travers la page de contact. Les questions ne seront pas stockées en base de données. Pour cela, avant d’envoyer leur questionnaire, les utilisateurs doivent remplir un formulaire dans la page de contact qui permet de sécuriser l’application. Le gestionnaire recevra automatiquement la question par mail. Les questions s’afficheront également dans la partie administration du site, sur la page de contact. S’afficheront une liste des questions avec l’adresse électronique des visiteurs</w:t>
-      </w:r>
-      <w:r>
-        <w:t xml:space="preserve">. </w:t>
-      </w:r>
-    </w:p>
-    <w:p>
-      <w:pPr>
-        <w:pStyle w:val="Paragraphedeliste"/>
-        <w:numPr>
-          <w:ilvl w:val="0"/>
-          <w:numId w:val="4"/>
-        </w:numPr>
-        <w:spacing w:line="276" w:lineRule="auto"/>
-        <w:jc w:val="both"/>
-      </w:pPr>
-      <w:r>
-        <w:t xml:space="preserve">Tous les visiteurs sont libres d’aller sur la page d’inscription. Ils y verront un formulaire d’inscription qui leur permettra de se connecter immédiatement et de commencer à </w:t>
-      </w:r>
-      <w:r>
-        <w:t>choisir des orthophonistes</w:t>
-      </w:r>
-      <w:r>
-        <w:t>.</w:t>
+        <w:t xml:space="preserve">Une page de contact : les visiteurs pourront poser leurs questions sur le site web à travers la page de contact. Les questions ne seront pas stockées en base de données. Pour cela, avant d’envoyer leur questionnaire, les utilisateurs doivent remplir un formulaire dans la page de contact qui permet de sécuriser l’application. Le gestionnaire recevra automatiquement la question par mail. Les questions s’afficheront également dans la partie administration du site, sur la page de contact. S’afficheront une liste des questions avec l’adresse électronique des visiteurs. </w:t>
+      </w:r>
+    </w:p>
+    <w:p>
+      <w:pPr>
+        <w:pStyle w:val="Paragraphedeliste"/>
+        <w:numPr>
+          <w:ilvl w:val="0"/>
+          <w:numId w:val="4"/>
+        </w:numPr>
+        <w:spacing w:line="276" w:lineRule="auto"/>
+        <w:jc w:val="both"/>
+      </w:pPr>
+      <w:r>
+        <w:t>Tous les visiteurs sont libres d’aller sur la page d’inscription. Ils y verront un formulaire d’inscription qui leur permettra de se connecter immédiatement et de commencer à choisir des orthophonistes.</w:t>
       </w:r>
     </w:p>
     <w:p>
@@ -1236,7 +1206,13 @@
         <w:rPr>
           <w:u w:val="single"/>
         </w:rPr>
-        <w:t>2 directions possibles</w:t>
+        <w:t>3</w:t>
+      </w:r>
+      <w:r>
+        <w:rPr>
+          <w:u w:val="single"/>
+        </w:rPr>
+        <w:t xml:space="preserve"> directions possibles</w:t>
       </w:r>
       <w:r>
         <w:t> :</w:t>
@@ -1253,10 +1229,7 @@
         <w:jc w:val="both"/>
       </w:pPr>
       <w:r>
-        <w:t>Pour un utilisateur qui aura choisi</w:t>
-      </w:r>
-      <w:r>
-        <w:t xml:space="preserve"> de ne pas passer le test pour voir son niveau de langages françaises et confirmer s’il</w:t>
+        <w:t>Pour un utilisateur qui aura choisi de ne pas passer le test pour voir son niveau de langages françaises et confirmer s’il</w:t>
       </w:r>
       <w:r>
         <w:t xml:space="preserve"> a des difficultés ou </w:t>
@@ -1288,37 +1261,222 @@
         <w:jc w:val="both"/>
       </w:pPr>
       <w:r>
-        <w:t xml:space="preserve">Pour un utilisateur qui aura choisi de passer </w:t>
-      </w:r>
-      <w:r>
-        <w:t>le test pour voir s’</w:t>
+        <w:t>Pour un utilisateur qui aura choisi de passer le test pour voir s’</w:t>
       </w:r>
       <w:r>
         <w:t>il</w:t>
       </w:r>
       <w:r>
-        <w:t xml:space="preserve"> a des difficultés</w:t>
-      </w:r>
-      <w:r>
         <w:t xml:space="preserve"> </w:t>
       </w:r>
       <w:r>
+        <w:t>rencontre</w:t>
+      </w:r>
+      <w:r>
+        <w:t xml:space="preserve"> des </w:t>
+      </w:r>
+      <w:r>
+        <w:t>difficultés pourra</w:t>
+      </w:r>
+      <w:r>
+        <w:t xml:space="preserve"> passer au test avec des questions et plusieurs réponses à choisir. Des réponses seront soit des images soit des mots soit des phrases. </w:t>
+      </w:r>
+    </w:p>
+    <w:p>
+      <w:pPr>
+        <w:pStyle w:val="Paragraphedeliste"/>
+        <w:numPr>
+          <w:ilvl w:val="0"/>
+          <w:numId w:val="8"/>
+        </w:numPr>
+        <w:spacing w:line="276" w:lineRule="auto"/>
+        <w:jc w:val="both"/>
+      </w:pPr>
+      <w:r>
+        <w:t>Pour un utilisateur qui a complété dans l’inscription des difficultés rencontrés et qui n’aura pas choisi de passer le test peut passer</w:t>
+      </w:r>
+      <w:r>
+        <w:t xml:space="preserve"> directement</w:t>
+      </w:r>
+      <w:r>
+        <w:t xml:space="preserve"> dans l’application. </w:t>
+      </w:r>
+    </w:p>
+    <w:p>
+      <w:pPr>
+        <w:spacing w:line="276" w:lineRule="auto"/>
+        <w:jc w:val="both"/>
+      </w:pPr>
+      <w:r>
+        <w:t>Nous détaillerons par la suite l’organisation du test</w:t>
+      </w:r>
+      <w:r>
+        <w:t xml:space="preserve"> avant d’être sur </w:t>
+      </w:r>
+      <w:r>
+        <w:t>la plateforme</w:t>
+      </w:r>
+      <w:r>
+        <w:t xml:space="preserve"> pour un utilisateur qui n’a pas confirmé ses difficultés :</w:t>
+      </w:r>
+    </w:p>
+    <w:p>
+      <w:pPr>
+        <w:spacing w:line="276" w:lineRule="auto"/>
+        <w:jc w:val="both"/>
+      </w:pPr>
+      <w:r>
+        <w:t xml:space="preserve">Un test de 10 questions lui sera d’abord proposé afin de cibler ses besoins et personnaliser son apprentissage. </w:t>
+      </w:r>
+      <w:r>
+        <w:t xml:space="preserve">Il obtiendra ses résultats à la fin du questionnaire avec un récapitulatif de ses connaissances et de ce qu’il doit </w:t>
+      </w:r>
+      <w:r>
+        <w:t>travailler sur des difficultés</w:t>
+      </w:r>
+      <w:r>
+        <w:t xml:space="preserve"> pour débuter ou s’améliorer.</w:t>
+      </w:r>
+    </w:p>
+    <w:p>
+      <w:pPr>
+        <w:spacing w:line="276" w:lineRule="auto"/>
+        <w:jc w:val="both"/>
+      </w:pPr>
+      <w:r>
+        <w:t xml:space="preserve">Ensuite, il sera noté directement sur son compte les difficultés </w:t>
+      </w:r>
+      <w:r>
+        <w:t>pour les orthophonistes qui pourront voir</w:t>
+      </w:r>
+      <w:r>
+        <w:t>.</w:t>
+      </w:r>
+      <w:r>
+        <w:t xml:space="preserve"> En même temps, il sera </w:t>
+      </w:r>
+      <w:r>
+        <w:t>directement dirigé vers 3 niveaux d’apprentissage selon les résultats</w:t>
+      </w:r>
+      <w:r>
         <w:t xml:space="preserve"> </w:t>
       </w:r>
-    </w:p>
-    <w:p>
-      <w:pPr>
-        <w:pStyle w:val="Paragraphedeliste"/>
-        <w:numPr>
-          <w:ilvl w:val="0"/>
-          <w:numId w:val="8"/>
-        </w:numPr>
-        <w:spacing w:line="276" w:lineRule="auto"/>
-        <w:jc w:val="both"/>
-      </w:pPr>
-      <w:r>
-        <w:t xml:space="preserve">Pour un utilisateur qui a complété dans l’inscription des difficultés rencontrés et qui n’aura pas choisi de passer le test peut passer dans l’application. </w:t>
-      </w:r>
+      <w:r>
+        <w:t>des points du test</w:t>
+      </w:r>
+      <w:r>
+        <w:t> :</w:t>
+      </w:r>
+      <w:r>
+        <w:t xml:space="preserve"> facile, moyen, ou difficile. Toutefois, il est important de préciser que le site est programmé pour conseiller l’utilisateur et le guider au mieux. Il en revient à ce dernier de choisir son apprentissage et son niveau.</w:t>
+      </w:r>
+      <w:r>
+        <w:t xml:space="preserve"> </w:t>
+      </w:r>
+    </w:p>
+    <w:p>
+      <w:pPr>
+        <w:spacing w:line="276" w:lineRule="auto"/>
+        <w:jc w:val="both"/>
+      </w:pPr>
+      <w:r>
+        <w:t xml:space="preserve">Ainsi, s’il décide de suivre le cheminement proposé, </w:t>
+      </w:r>
+      <w:r>
+        <w:t>nous afficherons des conseils à suivre précis,</w:t>
+      </w:r>
+      <w:r>
+        <w:t xml:space="preserve"> le but étant toujours de perfectionner les connaissances de l’utilisateur, de l’aider à progresser et </w:t>
+      </w:r>
+      <w:r>
+        <w:t>évoluer dans</w:t>
+      </w:r>
+      <w:r>
+        <w:t xml:space="preserve"> les niveaux. </w:t>
+      </w:r>
+    </w:p>
+    <w:p>
+      <w:pPr>
+        <w:spacing w:line="276" w:lineRule="auto"/>
+        <w:jc w:val="both"/>
+      </w:pPr>
+      <w:r>
+        <w:t xml:space="preserve">Après le test évaluatif d’entrée, l’utilisateur est dirigé vers une page que nous nommerons « l’espace personnel ». </w:t>
+      </w:r>
+    </w:p>
+    <w:p>
+      <w:pPr>
+        <w:spacing w:line="276" w:lineRule="auto"/>
+        <w:jc w:val="both"/>
+        <w:rPr>
+          <w:b/>
+          <w:bCs/>
+          <w:u w:val="single"/>
+        </w:rPr>
+      </w:pPr>
+      <w:r>
+        <w:rPr>
+          <w:b/>
+          <w:bCs/>
+          <w:u w:val="single"/>
+        </w:rPr>
+        <w:t>L’espace personnel</w:t>
+      </w:r>
+    </w:p>
+    <w:p>
+      <w:pPr>
+        <w:spacing w:line="276" w:lineRule="auto"/>
+        <w:jc w:val="both"/>
+      </w:pPr>
+      <w:r>
+        <w:t>Personnel ou avec l’orthophoniste :</w:t>
+      </w:r>
+    </w:p>
+    <w:p>
+      <w:pPr>
+        <w:spacing w:line="276" w:lineRule="auto"/>
+        <w:jc w:val="both"/>
+        <w:rPr>
+          <w:b/>
+          <w:bCs/>
+          <w:u w:val="single"/>
+        </w:rPr>
+      </w:pPr>
+      <w:r>
+        <w:rPr>
+          <w:b/>
+          <w:bCs/>
+          <w:u w:val="single"/>
+        </w:rPr>
+        <w:t>L</w:t>
+      </w:r>
+      <w:r>
+        <w:rPr>
+          <w:b/>
+          <w:bCs/>
+          <w:u w:val="single"/>
+        </w:rPr>
+        <w:t xml:space="preserve">a page Compte </w:t>
+      </w:r>
+    </w:p>
+    <w:p>
+      <w:pPr>
+        <w:spacing w:line="276" w:lineRule="auto"/>
+        <w:jc w:val="both"/>
+      </w:pPr>
+      <w:r>
+        <w:t xml:space="preserve">Dans la page de compte, il y aura possibilité de déposer une photo non obligatoire, ainsi qu’un panel d’informations personnelles de l’usager en question (récoltés lors de l’inscription). A travers cette </w:t>
+      </w:r>
+      <w:r>
+        <w:lastRenderedPageBreak/>
+        <w:t>page, celui-ci peut modifier les données de son compte (mot de passe, etc…) à tout moment. Et l’orthophoniste choisi par le patient aura le droit de modifier sur les difficultés.</w:t>
+      </w:r>
+    </w:p>
+    <w:p>
+      <w:pPr>
+        <w:spacing w:line="276" w:lineRule="auto"/>
+        <w:jc w:val="both"/>
+      </w:pPr>
     </w:p>
     <w:p>
       <w:pPr>
@@ -1337,7 +1495,7 @@
 </file>
 
 <file path=word/numbering.xml><?xml version="1.0" encoding="utf-8"?>
-<w:numbering xmlns:wpc="http://schemas.microsoft.com/office/word/2010/wordprocessingCanvas" xmlns:cx="http://schemas.microsoft.com/office/drawing/2014/chartex" xmlns:cx1="http://schemas.microsoft.com/office/drawing/2015/9/8/chartex" xmlns:mc="http://schemas.openxmlformats.org/markup-compatibility/2006" xmlns:o="urn:schemas-microsoft-com:office:office" xmlns:r="http://schemas.openxmlformats.org/officeDocument/2006/relationships" xmlns:m="http://schemas.openxmlformats.org/officeDocument/2006/math" xmlns:v="urn:schemas-microsoft-com:vml" xmlns:wp14="http://schemas.microsoft.com/office/word/2010/wordprocessingDrawing" xmlns:wp="http://schemas.openxmlformats.org/drawingml/2006/wordprocessingDrawing" xmlns:w10="urn:schemas-microsoft-com:office:word" xmlns:w="http://schemas.openxmlformats.org/wordprocessingml/2006/main" xmlns:w14="http://schemas.microsoft.com/office/word/2010/wordml" xmlns:w15="http://schemas.microsoft.com/office/word/2012/wordml" xmlns:w16se="http://schemas.microsoft.com/office/word/2015/wordml/symex" xmlns:wpg="http://schemas.microsoft.com/office/word/2010/wordprocessingGroup" xmlns:wpi="http://schemas.microsoft.com/office/word/2010/wordprocessingInk" xmlns:wne="http://schemas.microsoft.com/office/word/2006/wordml" xmlns:wps="http://schemas.microsoft.com/office/word/2010/wordprocessingShape" mc:Ignorable="w14 w15 w16se wp14">
+<w:numbering xmlns:wpc="http://schemas.microsoft.com/office/word/2010/wordprocessingCanvas" xmlns:cx="http://schemas.microsoft.com/office/drawing/2014/chartex" xmlns:cx1="http://schemas.microsoft.com/office/drawing/2015/9/8/chartex" xmlns:cx2="http://schemas.microsoft.com/office/drawing/2015/10/21/chartex" xmlns:cx3="http://schemas.microsoft.com/office/drawing/2016/5/9/chartex" xmlns:cx4="http://schemas.microsoft.com/office/drawing/2016/5/10/chartex" xmlns:cx5="http://schemas.microsoft.com/office/drawing/2016/5/11/chartex" xmlns:cx6="http://schemas.microsoft.com/office/drawing/2016/5/12/chartex" xmlns:cx7="http://schemas.microsoft.com/office/drawing/2016/5/13/chartex" xmlns:cx8="http://schemas.microsoft.com/office/drawing/2016/5/14/chartex" xmlns:mc="http://schemas.openxmlformats.org/markup-compatibility/2006" xmlns:aink="http://schemas.microsoft.com/office/drawing/2016/ink" xmlns:am3d="http://schemas.microsoft.com/office/drawing/2017/model3d" xmlns:o="urn:schemas-microsoft-com:office:office" xmlns:oel="http://schemas.microsoft.com/office/2019/extlst" xmlns:r="http://schemas.openxmlformats.org/officeDocument/2006/relationships" xmlns:m="http://schemas.openxmlformats.org/officeDocument/2006/math" xmlns:v="urn:schemas-microsoft-com:vml" xmlns:wp14="http://schemas.microsoft.com/office/word/2010/wordprocessingDrawing" xmlns:wp="http://schemas.openxmlformats.org/drawingml/2006/wordprocessingDrawing" xmlns:w10="urn:schemas-microsoft-com:office:word" xmlns:w="http://schemas.openxmlformats.org/wordprocessingml/2006/main" xmlns:w14="http://schemas.microsoft.com/office/word/2010/wordml" xmlns:w15="http://schemas.microsoft.com/office/word/2012/wordml" xmlns:w16cex="http://schemas.microsoft.com/office/word/2018/wordml/cex" xmlns:w16cid="http://schemas.microsoft.com/office/word/2016/wordml/cid" xmlns:w16="http://schemas.microsoft.com/office/word/2018/wordml" xmlns:w16du="http://schemas.microsoft.com/office/word/2023/wordml/word16du" xmlns:w16sdtdh="http://schemas.microsoft.com/office/word/2020/wordml/sdtdatahash" xmlns:w16se="http://schemas.microsoft.com/office/word/2015/wordml/symex" xmlns:wpg="http://schemas.microsoft.com/office/word/2010/wordprocessingGroup" xmlns:wpi="http://schemas.microsoft.com/office/word/2010/wordprocessingInk" xmlns:wne="http://schemas.microsoft.com/office/word/2006/wordml" xmlns:wps="http://schemas.microsoft.com/office/word/2010/wordprocessingShape" mc:Ignorable="w14 w15 w16se w16cid w16 w16cex w16sdtdh w16du wp14">
   <w:abstractNum w:abstractNumId="0" w15:restartNumberingAfterBreak="0">
     <w:nsid w:val="01425CC0"/>
     <w:multiLevelType w:val="hybridMultilevel"/>
@@ -2121,35 +2279,35 @@
       </w:pPr>
     </w:lvl>
   </w:abstractNum>
-  <w:num w:numId="1">
+  <w:num w:numId="1" w16cid:durableId="435832844">
     <w:abstractNumId w:val="7"/>
   </w:num>
-  <w:num w:numId="2">
+  <w:num w:numId="2" w16cid:durableId="976882470">
     <w:abstractNumId w:val="1"/>
   </w:num>
-  <w:num w:numId="3">
+  <w:num w:numId="3" w16cid:durableId="1779446713">
     <w:abstractNumId w:val="5"/>
   </w:num>
-  <w:num w:numId="4">
+  <w:num w:numId="4" w16cid:durableId="390469742">
     <w:abstractNumId w:val="4"/>
   </w:num>
-  <w:num w:numId="5">
+  <w:num w:numId="5" w16cid:durableId="2033846863">
     <w:abstractNumId w:val="6"/>
   </w:num>
-  <w:num w:numId="6">
+  <w:num w:numId="6" w16cid:durableId="127015522">
     <w:abstractNumId w:val="3"/>
   </w:num>
-  <w:num w:numId="7">
+  <w:num w:numId="7" w16cid:durableId="35393471">
     <w:abstractNumId w:val="2"/>
   </w:num>
-  <w:num w:numId="8">
+  <w:num w:numId="8" w16cid:durableId="1471284319">
     <w:abstractNumId w:val="0"/>
   </w:num>
 </w:numbering>
 </file>
 
 <file path=word/styles.xml><?xml version="1.0" encoding="utf-8"?>
-<w:styles xmlns:mc="http://schemas.openxmlformats.org/markup-compatibility/2006" xmlns:r="http://schemas.openxmlformats.org/officeDocument/2006/relationships" xmlns:w="http://schemas.openxmlformats.org/wordprocessingml/2006/main" xmlns:w14="http://schemas.microsoft.com/office/word/2010/wordml" xmlns:w15="http://schemas.microsoft.com/office/word/2012/wordml" xmlns:w16se="http://schemas.microsoft.com/office/word/2015/wordml/symex" mc:Ignorable="w14 w15 w16se">
+<w:styles xmlns:mc="http://schemas.openxmlformats.org/markup-compatibility/2006" xmlns:r="http://schemas.openxmlformats.org/officeDocument/2006/relationships" xmlns:w="http://schemas.openxmlformats.org/wordprocessingml/2006/main" xmlns:w14="http://schemas.microsoft.com/office/word/2010/wordml" xmlns:w15="http://schemas.microsoft.com/office/word/2012/wordml" xmlns:w16cex="http://schemas.microsoft.com/office/word/2018/wordml/cex" xmlns:w16cid="http://schemas.microsoft.com/office/word/2016/wordml/cid" xmlns:w16="http://schemas.microsoft.com/office/word/2018/wordml" xmlns:w16du="http://schemas.microsoft.com/office/word/2023/wordml/word16du" xmlns:w16sdtdh="http://schemas.microsoft.com/office/word/2020/wordml/sdtdatahash" xmlns:w16se="http://schemas.microsoft.com/office/word/2015/wordml/symex" mc:Ignorable="w14 w15 w16se w16cid w16 w16cex w16sdtdh w16du">
   <w:docDefaults>
     <w:rPrDefault>
       <w:rPr>
@@ -2165,7 +2323,7 @@
       </w:pPr>
     </w:pPrDefault>
   </w:docDefaults>
-  <w:latentStyles w:defLockedState="0" w:defUIPriority="99" w:defSemiHidden="0" w:defUnhideWhenUsed="0" w:defQFormat="0" w:count="371">
+  <w:latentStyles w:defLockedState="0" w:defUIPriority="99" w:defSemiHidden="0" w:defUnhideWhenUsed="0" w:defQFormat="0" w:count="376">
     <w:lsdException w:name="Normal" w:uiPriority="0" w:qFormat="1"/>
     <w:lsdException w:name="heading 1" w:uiPriority="9" w:qFormat="1"/>
     <w:lsdException w:name="heading 2" w:semiHidden="1" w:uiPriority="9" w:unhideWhenUsed="1" w:qFormat="1"/>
@@ -2537,6 +2695,11 @@
     <w:lsdException w:name="List Table 5 Dark Accent 6" w:uiPriority="50"/>
     <w:lsdException w:name="List Table 6 Colorful Accent 6" w:uiPriority="51"/>
     <w:lsdException w:name="List Table 7 Colorful Accent 6" w:uiPriority="52"/>
+    <w:lsdException w:name="Mention" w:semiHidden="1" w:unhideWhenUsed="1"/>
+    <w:lsdException w:name="Smart Hyperlink" w:semiHidden="1" w:unhideWhenUsed="1"/>
+    <w:lsdException w:name="Hashtag" w:semiHidden="1" w:unhideWhenUsed="1"/>
+    <w:lsdException w:name="Unresolved Mention" w:semiHidden="1" w:unhideWhenUsed="1"/>
+    <w:lsdException w:name="Smart Link" w:semiHidden="1" w:unhideWhenUsed="1"/>
   </w:latentStyles>
   <w:style w:type="paragraph" w:default="1" w:styleId="Normal">
     <w:name w:val="Normal"/>
@@ -2545,7 +2708,6 @@
   <w:style w:type="character" w:default="1" w:styleId="Policepardfaut">
     <w:name w:val="Default Paragraph Font"/>
     <w:uiPriority w:val="1"/>
-    <w:semiHidden/>
     <w:unhideWhenUsed/>
   </w:style>
   <w:style w:type="table" w:default="1" w:styleId="TableauNormal">

--- a/analyse/cahier_de_charge.docx
+++ b/analyse/cahier_de_charge.docx
@@ -9,31 +9,381 @@
     </w:p>
     <w:p>
       <w:pPr>
-        <w:pStyle w:val="Paragraphedeliste"/>
-        <w:numPr>
-          <w:ilvl w:val="0"/>
-          <w:numId w:val="1"/>
-        </w:numPr>
-      </w:pPr>
-      <w:r>
-        <w:t>Compétences du Référentiel</w:t>
-      </w:r>
-    </w:p>
-    <w:p>
-      <w:pPr>
-        <w:pStyle w:val="Paragraphedeliste"/>
-        <w:numPr>
-          <w:ilvl w:val="0"/>
-          <w:numId w:val="1"/>
-        </w:numPr>
-      </w:pPr>
-      <w:r>
-        <w:t xml:space="preserve">Compétences présentes dans le projet </w:t>
+        <w:pStyle w:val="Titre2"/>
+        <w:ind w:left="284" w:hanging="284"/>
+      </w:pPr>
+      <w:r>
+        <w:t xml:space="preserve">Compétences </w:t>
+      </w:r>
+      <w:r>
+        <w:t>du</w:t>
+      </w:r>
+      <w:r>
+        <w:t xml:space="preserve"> Référentiel</w:t>
+      </w:r>
+    </w:p>
+    <w:p>
+      <w:pPr>
+        <w:spacing w:line="276" w:lineRule="auto"/>
+        <w:jc w:val="both"/>
+      </w:pPr>
+      <w:r>
+        <w:t>Les compétences du référentiel sont réparties en deux types d’activités :</w:t>
+      </w:r>
+    </w:p>
+    <w:p>
+      <w:pPr>
+        <w:spacing w:line="276" w:lineRule="auto"/>
+        <w:jc w:val="both"/>
+      </w:pPr>
+      <w:r>
+        <w:rPr>
+          <w:b/>
+          <w:u w:val="single"/>
+        </w:rPr>
+        <w:t>Activité 1 :</w:t>
+      </w:r>
+      <w:r>
+        <w:t xml:space="preserve"> Développer la partie </w:t>
+      </w:r>
+      <w:proofErr w:type="spellStart"/>
+      <w:r>
+        <w:t>front-end</w:t>
+      </w:r>
+      <w:proofErr w:type="spellEnd"/>
+      <w:r>
+        <w:t xml:space="preserve"> d’une application web ou web mobile en intégrant les recommandations de sécurité.</w:t>
+      </w:r>
+    </w:p>
+    <w:p>
+      <w:pPr>
+        <w:spacing w:line="276" w:lineRule="auto"/>
+        <w:jc w:val="both"/>
+      </w:pPr>
+      <w:r>
+        <w:t xml:space="preserve">Dans cette partie, il nous est demandé de : </w:t>
+      </w:r>
+    </w:p>
+    <w:p>
+      <w:pPr>
+        <w:pStyle w:val="Paragraphedeliste"/>
+        <w:numPr>
+          <w:ilvl w:val="0"/>
+          <w:numId w:val="9"/>
+        </w:numPr>
+        <w:spacing w:line="276" w:lineRule="auto"/>
+        <w:jc w:val="both"/>
+      </w:pPr>
+      <w:r>
+        <w:t>Maquetter une application ;</w:t>
+      </w:r>
+    </w:p>
+    <w:p>
+      <w:pPr>
+        <w:pStyle w:val="Paragraphedeliste"/>
+        <w:numPr>
+          <w:ilvl w:val="0"/>
+          <w:numId w:val="9"/>
+        </w:numPr>
+        <w:spacing w:line="276" w:lineRule="auto"/>
+        <w:jc w:val="both"/>
+      </w:pPr>
+      <w:r>
+        <w:t>Réaliser une interface utilisateur web statique et adaptable ;</w:t>
+      </w:r>
+    </w:p>
+    <w:p>
+      <w:pPr>
+        <w:pStyle w:val="Paragraphedeliste"/>
+        <w:numPr>
+          <w:ilvl w:val="0"/>
+          <w:numId w:val="9"/>
+        </w:numPr>
+        <w:spacing w:line="276" w:lineRule="auto"/>
+        <w:jc w:val="both"/>
+      </w:pPr>
+      <w:r>
+        <w:t>Développer une interface utilisateur web dynamique ;</w:t>
+      </w:r>
+    </w:p>
+    <w:p>
+      <w:pPr>
+        <w:pStyle w:val="Paragraphedeliste"/>
+        <w:numPr>
+          <w:ilvl w:val="0"/>
+          <w:numId w:val="9"/>
+        </w:numPr>
+        <w:spacing w:line="276" w:lineRule="auto"/>
+        <w:jc w:val="both"/>
+      </w:pPr>
+      <w:r>
+        <w:t>Réaliser une interface utilisateur avec une solution de gestion de contenu ou E-commerce.</w:t>
+      </w:r>
+    </w:p>
+    <w:p>
+      <w:pPr>
+        <w:spacing w:line="276" w:lineRule="auto"/>
+        <w:jc w:val="both"/>
+      </w:pPr>
+      <w:r>
+        <w:rPr>
+          <w:b/>
+          <w:u w:val="single"/>
+        </w:rPr>
+        <w:t>Activité 2 :</w:t>
+      </w:r>
+      <w:r>
+        <w:t xml:space="preserve"> Développer la partie </w:t>
+      </w:r>
+      <w:proofErr w:type="spellStart"/>
+      <w:r>
+        <w:t>back-end</w:t>
+      </w:r>
+      <w:proofErr w:type="spellEnd"/>
+      <w:r>
+        <w:t xml:space="preserve"> d’une application web ou web mobile en intégrant les recommandations de sécurité. </w:t>
+      </w:r>
+    </w:p>
+    <w:p>
+      <w:pPr>
+        <w:spacing w:line="276" w:lineRule="auto"/>
+        <w:jc w:val="both"/>
+      </w:pPr>
+      <w:r>
+        <w:t xml:space="preserve">Dans cette partie, il nous est demandé de : </w:t>
+      </w:r>
+    </w:p>
+    <w:p>
+      <w:pPr>
+        <w:pStyle w:val="Paragraphedeliste"/>
+        <w:numPr>
+          <w:ilvl w:val="0"/>
+          <w:numId w:val="9"/>
+        </w:numPr>
+        <w:spacing w:line="276" w:lineRule="auto"/>
+        <w:jc w:val="both"/>
+      </w:pPr>
+      <w:r>
+        <w:t>Développer les composantes d’accès aux données ;</w:t>
+      </w:r>
+    </w:p>
+    <w:p>
+      <w:pPr>
+        <w:pStyle w:val="Paragraphedeliste"/>
+        <w:numPr>
+          <w:ilvl w:val="0"/>
+          <w:numId w:val="9"/>
+        </w:numPr>
+        <w:spacing w:line="276" w:lineRule="auto"/>
+        <w:jc w:val="both"/>
+      </w:pPr>
+      <w:r>
+        <w:t xml:space="preserve">Développer la partie </w:t>
+      </w:r>
+      <w:proofErr w:type="spellStart"/>
+      <w:r>
+        <w:t>back-end</w:t>
+      </w:r>
+      <w:proofErr w:type="spellEnd"/>
+      <w:r>
+        <w:t xml:space="preserve"> d’une application web ou web mobile ;</w:t>
+      </w:r>
+    </w:p>
+    <w:p>
+      <w:pPr>
+        <w:pStyle w:val="Paragraphedeliste"/>
+        <w:numPr>
+          <w:ilvl w:val="0"/>
+          <w:numId w:val="9"/>
+        </w:numPr>
+        <w:spacing w:line="276" w:lineRule="auto"/>
+        <w:jc w:val="both"/>
+      </w:pPr>
+      <w:r>
+        <w:t xml:space="preserve">Elaborer et mettre en œuvre des composants dans une application de gestion de contenu ou E-commerce. </w:t>
+      </w:r>
+    </w:p>
+    <w:p>
+      <w:pPr>
+        <w:pStyle w:val="Titre2"/>
+        <w:ind w:left="142" w:hanging="284"/>
+      </w:pPr>
+      <w:r>
+        <w:t>Compétences présentes dans le projet</w:t>
+      </w:r>
+    </w:p>
+    <w:p>
+      <w:pPr>
+        <w:spacing w:line="276" w:lineRule="auto"/>
+        <w:jc w:val="both"/>
+      </w:pPr>
+      <w:r>
+        <w:t>Les compétences du référentiel présentes dans le dossier sont les suivantes :</w:t>
+      </w:r>
+    </w:p>
+    <w:p>
+      <w:pPr>
+        <w:spacing w:line="276" w:lineRule="auto"/>
+        <w:jc w:val="both"/>
+      </w:pPr>
+      <w:r>
+        <w:rPr>
+          <w:b/>
+          <w:u w:val="single"/>
+        </w:rPr>
+        <w:t>Activité 1 :</w:t>
+      </w:r>
+      <w:r>
+        <w:t xml:space="preserve"> Développer la partie </w:t>
+      </w:r>
+      <w:proofErr w:type="spellStart"/>
+      <w:r>
+        <w:t>front-end</w:t>
+      </w:r>
+      <w:proofErr w:type="spellEnd"/>
+      <w:r>
+        <w:t xml:space="preserve"> d’une application web ou web mobile en intégrant les recommandations de sécurité.</w:t>
+      </w:r>
+    </w:p>
+    <w:p>
+      <w:pPr>
+        <w:pStyle w:val="Paragraphedeliste"/>
+        <w:numPr>
+          <w:ilvl w:val="0"/>
+          <w:numId w:val="9"/>
+        </w:numPr>
+        <w:spacing w:line="276" w:lineRule="auto"/>
+        <w:jc w:val="both"/>
+      </w:pPr>
+      <w:r>
+        <w:t>Maquetter une application ;</w:t>
+      </w:r>
+    </w:p>
+    <w:p>
+      <w:pPr>
+        <w:pStyle w:val="Paragraphedeliste"/>
+        <w:numPr>
+          <w:ilvl w:val="0"/>
+          <w:numId w:val="9"/>
+        </w:numPr>
+        <w:spacing w:line="276" w:lineRule="auto"/>
+        <w:jc w:val="both"/>
+      </w:pPr>
+      <w:r>
+        <w:t>Réaliser une interface utilisateur web statique et adaptable ;</w:t>
+      </w:r>
+    </w:p>
+    <w:p>
+      <w:pPr>
+        <w:pStyle w:val="Paragraphedeliste"/>
+        <w:numPr>
+          <w:ilvl w:val="0"/>
+          <w:numId w:val="9"/>
+        </w:numPr>
+        <w:spacing w:line="276" w:lineRule="auto"/>
+        <w:jc w:val="both"/>
+      </w:pPr>
+      <w:r>
+        <w:t>Développer une interface utilisateur web dynamique ;</w:t>
+      </w:r>
+    </w:p>
+    <w:p>
+      <w:pPr>
+        <w:pStyle w:val="Paragraphedeliste"/>
+        <w:numPr>
+          <w:ilvl w:val="0"/>
+          <w:numId w:val="9"/>
+        </w:numPr>
+        <w:spacing w:line="276" w:lineRule="auto"/>
+        <w:jc w:val="both"/>
+      </w:pPr>
+      <w:r>
+        <w:t>Réaliser une interface utilisateur avec une solution de gestion de contenu.</w:t>
+      </w:r>
+    </w:p>
+    <w:p>
+      <w:pPr>
+        <w:spacing w:line="276" w:lineRule="auto"/>
+        <w:jc w:val="both"/>
+      </w:pPr>
+      <w:r>
+        <w:rPr>
+          <w:b/>
+          <w:u w:val="single"/>
+        </w:rPr>
+        <w:br/>
+        <w:t>Activité 2 :</w:t>
+      </w:r>
+      <w:r>
+        <w:t xml:space="preserve"> Développer la partie </w:t>
+      </w:r>
+      <w:proofErr w:type="spellStart"/>
+      <w:r>
+        <w:t>back-end</w:t>
+      </w:r>
+      <w:proofErr w:type="spellEnd"/>
+      <w:r>
+        <w:t xml:space="preserve"> d’une application web ou web mobile en intégrant les recommandations de sécurité. </w:t>
+      </w:r>
+    </w:p>
+    <w:p>
+      <w:pPr>
+        <w:pStyle w:val="Paragraphedeliste"/>
+        <w:numPr>
+          <w:ilvl w:val="0"/>
+          <w:numId w:val="9"/>
+        </w:numPr>
+        <w:spacing w:line="276" w:lineRule="auto"/>
+        <w:jc w:val="both"/>
+      </w:pPr>
+      <w:r>
+        <w:t>Développer les composants d’accès aux données ;</w:t>
+      </w:r>
+    </w:p>
+    <w:p>
+      <w:pPr>
+        <w:pStyle w:val="Paragraphedeliste"/>
+        <w:numPr>
+          <w:ilvl w:val="0"/>
+          <w:numId w:val="9"/>
+        </w:numPr>
+        <w:spacing w:line="276" w:lineRule="auto"/>
+        <w:jc w:val="both"/>
+      </w:pPr>
+      <w:r>
+        <w:t xml:space="preserve">Développer la partie </w:t>
+      </w:r>
+      <w:proofErr w:type="spellStart"/>
+      <w:r>
+        <w:t>back-end</w:t>
+      </w:r>
+      <w:proofErr w:type="spellEnd"/>
+      <w:r>
+        <w:t xml:space="preserve"> d’une application web ou web mobile ;</w:t>
+      </w:r>
+    </w:p>
+    <w:p>
+      <w:pPr>
+        <w:pStyle w:val="Paragraphedeliste"/>
+        <w:numPr>
+          <w:ilvl w:val="0"/>
+          <w:numId w:val="9"/>
+        </w:numPr>
+        <w:spacing w:line="276" w:lineRule="auto"/>
+        <w:jc w:val="both"/>
+      </w:pPr>
+      <w:r>
+        <w:t>Elaborer et mettre en œuvre des composants dans une application de gestion de contenu.</w:t>
       </w:r>
     </w:p>
     <w:p/>
-    <w:p>
-      <w:r>
+    <w:p/>
+    <w:p/>
+    <w:p/>
+    <w:p/>
+    <w:p>
+      <w:r>
+        <w:lastRenderedPageBreak/>
         <w:t>Résumé du Projet </w:t>
       </w:r>
     </w:p>
@@ -326,19 +676,64 @@
     <w:p/>
     <w:p>
       <w:r>
+        <w:t>Présentation</w:t>
+      </w:r>
+      <w:r>
+        <w:t xml:space="preserve"> du Projet :</w:t>
+      </w:r>
+    </w:p>
+    <w:p>
+      <w:r>
+        <w:t>Le p</w:t>
+      </w:r>
+      <w:r>
+        <w:t xml:space="preserve">rojet consiste à créer un site pour faciliter de communiquer entre l’orthophoniste et le patient. Permettant d’avoir plusieurs types de profils : </w:t>
+      </w:r>
+    </w:p>
+    <w:p>
+      <w:pPr>
+        <w:pStyle w:val="Paragraphedeliste"/>
+        <w:numPr>
+          <w:ilvl w:val="0"/>
+          <w:numId w:val="4"/>
+        </w:numPr>
+        <w:spacing w:line="276" w:lineRule="auto"/>
+        <w:jc w:val="both"/>
+      </w:pPr>
+      <w:r>
+        <w:t xml:space="preserve">Les patients, qui grâce à leurs comptes peuvent acheter des </w:t>
+      </w:r>
+      <w:r>
+        <w:t>activités</w:t>
+      </w:r>
+      <w:r>
+        <w:t xml:space="preserve"> premiums ;</w:t>
+      </w:r>
+    </w:p>
+    <w:p>
+      <w:pPr>
+        <w:pStyle w:val="Paragraphedeliste"/>
+        <w:numPr>
+          <w:ilvl w:val="0"/>
+          <w:numId w:val="4"/>
+        </w:numPr>
+        <w:spacing w:line="276" w:lineRule="auto"/>
+        <w:jc w:val="both"/>
+      </w:pPr>
+      <w:r>
         <w:lastRenderedPageBreak/>
-        <w:t>Présentation</w:t>
-      </w:r>
-      <w:r>
-        <w:t xml:space="preserve"> du Projet :</w:t>
-      </w:r>
-    </w:p>
-    <w:p>
-      <w:r>
-        <w:t>Le p</w:t>
-      </w:r>
-      <w:r>
-        <w:t xml:space="preserve">rojet consiste à créer un site pour faciliter de communiquer entre l’orthophoniste et le patient. Permettant d’avoir plusieurs types de profils : </w:t>
+        <w:t>L’administrateur peu</w:t>
+      </w:r>
+      <w:r>
+        <w:t xml:space="preserve">t modifier, ajouter ou supprimer des données pour la sécurité et améliorer l’application. Initialement, </w:t>
+      </w:r>
+      <w:proofErr w:type="gramStart"/>
+      <w:r>
+        <w:t>je serai en charge</w:t>
+      </w:r>
+      <w:proofErr w:type="gramEnd"/>
+      <w:r>
+        <w:t xml:space="preserve"> de cette mission, et en fonction de l’évolution du projet, j’emploierai à ma charge un ou plusieurs salariés pour le faire.</w:t>
       </w:r>
     </w:p>
     <w:p>
@@ -352,13 +747,71 @@
         <w:jc w:val="both"/>
       </w:pPr>
       <w:r>
-        <w:t xml:space="preserve">Les patients, qui grâce à leurs comptes peuvent acheter des </w:t>
-      </w:r>
-      <w:r>
-        <w:t>activités</w:t>
-      </w:r>
-      <w:r>
-        <w:t xml:space="preserve"> premiums ;</w:t>
+        <w:t xml:space="preserve">Les </w:t>
+      </w:r>
+      <w:r>
+        <w:t>orthophonistes communiquent</w:t>
+      </w:r>
+      <w:r>
+        <w:t xml:space="preserve"> aux </w:t>
+      </w:r>
+      <w:r>
+        <w:t>patients</w:t>
+      </w:r>
+      <w:r>
+        <w:t xml:space="preserve"> grâce aux </w:t>
+      </w:r>
+      <w:r>
+        <w:t>visioconférences et des vidéos, textes et exercices créées par des orthophonistes</w:t>
+      </w:r>
+      <w:r>
+        <w:t>.</w:t>
+      </w:r>
+      <w:r>
+        <w:t xml:space="preserve"> D’ailleurs, les orthophonistes peuvent ajouter </w:t>
+      </w:r>
+      <w:proofErr w:type="gramStart"/>
+      <w:r>
+        <w:t>des rdv</w:t>
+      </w:r>
+      <w:proofErr w:type="gramEnd"/>
+      <w:r>
+        <w:t xml:space="preserve"> pour travailler en présentiel</w:t>
+      </w:r>
+      <w:r>
+        <w:t xml:space="preserve"> grâce à l’emploi de temps.</w:t>
+      </w:r>
+      <w:r>
+        <w:t xml:space="preserve"> </w:t>
+      </w:r>
+    </w:p>
+    <w:p>
+      <w:pPr>
+        <w:spacing w:line="276" w:lineRule="auto"/>
+        <w:jc w:val="both"/>
+      </w:pPr>
+    </w:p>
+    <w:p>
+      <w:pPr>
+        <w:pStyle w:val="Paragraphedeliste"/>
+        <w:numPr>
+          <w:ilvl w:val="0"/>
+          <w:numId w:val="5"/>
+        </w:numPr>
+        <w:spacing w:line="276" w:lineRule="auto"/>
+        <w:jc w:val="both"/>
+      </w:pPr>
+      <w:r>
+        <w:t>Cahier des charges</w:t>
+      </w:r>
+    </w:p>
+    <w:p>
+      <w:pPr>
+        <w:spacing w:line="276" w:lineRule="auto"/>
+        <w:jc w:val="both"/>
+      </w:pPr>
+      <w:r>
+        <w:t>Dans ce document :</w:t>
       </w:r>
     </w:p>
     <w:p>
@@ -372,10 +825,21 @@
         <w:jc w:val="both"/>
       </w:pPr>
       <w:r>
-        <w:t>L’administrateur peu</w:t>
-      </w:r>
-      <w:r>
-        <w:t>t modifier, ajouter ou supprimer des données pour la sécurité et améliorer l’application. Initialement, je serai en charge de cette mission, et en fonction de l’évolution du projet, j’emploierai à ma charge un ou plusieurs salariés pour le faire.</w:t>
+        <w:t xml:space="preserve">Les patients non abonnés bénéficieront d’un compte qui propose </w:t>
+      </w:r>
+      <w:proofErr w:type="gramStart"/>
+      <w:r>
+        <w:t>tous les parties</w:t>
+      </w:r>
+      <w:proofErr w:type="gramEnd"/>
+      <w:r>
+        <w:t xml:space="preserve"> sans la partie premium. Ces </w:t>
+      </w:r>
+      <w:r>
+        <w:t>patients</w:t>
+      </w:r>
+      <w:r>
+        <w:t xml:space="preserve"> seront répertoriés grâce à la page d’inscription disponible sur le site.</w:t>
       </w:r>
     </w:p>
     <w:p>
@@ -392,41 +856,81 @@
         <w:t xml:space="preserve">Les </w:t>
       </w:r>
       <w:r>
-        <w:t>orthophonistes communiquent</w:t>
-      </w:r>
-      <w:r>
-        <w:t xml:space="preserve"> aux </w:t>
+        <w:t>patients abonnés</w:t>
+      </w:r>
+      <w:r>
+        <w:t xml:space="preserve"> bénéficieront d’un compte avec plus d’options. Ces patients seront répertoriés grâce à la page d’inscription disponible sur le site avec la partie premium. </w:t>
+      </w:r>
+    </w:p>
+    <w:p>
+      <w:pPr>
+        <w:pStyle w:val="Paragraphedeliste"/>
+        <w:numPr>
+          <w:ilvl w:val="0"/>
+          <w:numId w:val="4"/>
+        </w:numPr>
+        <w:spacing w:line="276" w:lineRule="auto"/>
+        <w:jc w:val="both"/>
+      </w:pPr>
+      <w:r>
+        <w:t xml:space="preserve">Quant aux </w:t>
+      </w:r>
+      <w:r>
+        <w:t>orthophonistes</w:t>
+      </w:r>
+      <w:r>
+        <w:t xml:space="preserve">, ils ont un compte spécifique qui leur permet de </w:t>
+      </w:r>
+      <w:r>
+        <w:t xml:space="preserve">consulter les patients, choisir des activités pour travailler, choisir un rdv en visioconférence ou en présentiel </w:t>
+      </w:r>
+      <w:r>
+        <w:t xml:space="preserve">pour leurs </w:t>
       </w:r>
       <w:r>
         <w:t>patients</w:t>
       </w:r>
       <w:r>
-        <w:t xml:space="preserve"> grâce aux </w:t>
-      </w:r>
-      <w:r>
-        <w:t>visioconférences et des vidéos, textes et exercices créées par des orthophonistes</w:t>
+        <w:t>, ainsi que de nombreux avantages que nous décrirons plus tard.</w:t>
+      </w:r>
+    </w:p>
+    <w:p>
+      <w:pPr>
+        <w:pStyle w:val="Paragraphedeliste"/>
+        <w:numPr>
+          <w:ilvl w:val="0"/>
+          <w:numId w:val="4"/>
+        </w:numPr>
+        <w:spacing w:line="276" w:lineRule="auto"/>
+        <w:jc w:val="both"/>
+      </w:pPr>
+      <w:r>
+        <w:t>L’administrateur assure</w:t>
+      </w:r>
+      <w:r>
+        <w:t xml:space="preserve"> le fonctionne</w:t>
+      </w:r>
+      <w:r>
+        <w:t>ment de la plateforme et peut</w:t>
+      </w:r>
+      <w:r>
+        <w:t xml:space="preserve"> avoir accès aux statistiques de fréquentatio</w:t>
+      </w:r>
+      <w:r>
+        <w:t xml:space="preserve">n du site, il peut </w:t>
+      </w:r>
+      <w:r>
+        <w:t xml:space="preserve">connaître les activités les plus choisies par les </w:t>
+      </w:r>
+      <w:r>
+        <w:t>patients afin</w:t>
+      </w:r>
+      <w:r>
+        <w:t xml:space="preserve"> de faire des propositions aux orthophonistes</w:t>
       </w:r>
       <w:r>
         <w:t>.</w:t>
       </w:r>
-      <w:r>
-        <w:t xml:space="preserve"> D’ailleurs, les orthophonistes peuvent ajouter des rdv</w:t>
-      </w:r>
-      <w:r>
-        <w:t xml:space="preserve"> pour travailler en présentiel</w:t>
-      </w:r>
-      <w:r>
-        <w:t xml:space="preserve"> grâce à l’emploi de temps.</w:t>
-      </w:r>
-      <w:r>
-        <w:t xml:space="preserve"> </w:t>
-      </w:r>
-    </w:p>
-    <w:p>
-      <w:pPr>
-        <w:spacing w:line="276" w:lineRule="auto"/>
-        <w:jc w:val="both"/>
-      </w:pPr>
     </w:p>
     <w:p>
       <w:pPr>
@@ -439,16 +943,30 @@
         <w:jc w:val="both"/>
       </w:pPr>
       <w:r>
-        <w:t>Cahier des charges</w:t>
-      </w:r>
-    </w:p>
-    <w:p>
-      <w:pPr>
-        <w:spacing w:line="276" w:lineRule="auto"/>
-        <w:jc w:val="both"/>
-      </w:pPr>
-      <w:r>
-        <w:t>Dans ce document :</w:t>
+        <w:t xml:space="preserve">Hiérarchie des utilisateurs </w:t>
+      </w:r>
+    </w:p>
+    <w:p>
+      <w:pPr>
+        <w:pStyle w:val="Paragraphedeliste"/>
+        <w:numPr>
+          <w:ilvl w:val="0"/>
+          <w:numId w:val="6"/>
+        </w:numPr>
+        <w:spacing w:line="276" w:lineRule="auto"/>
+        <w:jc w:val="both"/>
+      </w:pPr>
+      <w:r>
+        <w:t xml:space="preserve">Visiteur </w:t>
+      </w:r>
+    </w:p>
+    <w:p>
+      <w:pPr>
+        <w:spacing w:line="276" w:lineRule="auto"/>
+        <w:jc w:val="both"/>
+      </w:pPr>
+      <w:r>
+        <w:t>Un visiteur est une personne quelconque accédant à la page d’accueil. Dans cette partie, le visiteur n’est pas connecté. Il peut :</w:t>
       </w:r>
     </w:p>
     <w:p>
@@ -462,13 +980,7 @@
         <w:jc w:val="both"/>
       </w:pPr>
       <w:r>
-        <w:t xml:space="preserve">Les patients non abonnés bénéficieront d’un compte qui propose tous les parties sans la partie premium. Ces </w:t>
-      </w:r>
-      <w:r>
-        <w:t>patients</w:t>
-      </w:r>
-      <w:r>
-        <w:t xml:space="preserve"> seront répertoriés grâce à la page d’inscription disponible sur le site.</w:t>
+        <w:t>Consulter la page d’accueil et la page publication.</w:t>
       </w:r>
     </w:p>
     <w:p>
@@ -482,13 +994,24 @@
         <w:jc w:val="both"/>
       </w:pPr>
       <w:r>
-        <w:t xml:space="preserve">Les </w:t>
-      </w:r>
-      <w:r>
-        <w:t>patients abonnés</w:t>
-      </w:r>
-      <w:r>
-        <w:t xml:space="preserve"> bénéficieront d’un compte avec plus d’options. Ces patients seront répertoriés grâce à la page d’inscription disponible sur le site avec la partie premium. </w:t>
+        <w:t xml:space="preserve">Se renseigner grâce à la page d’accueil avec une vidéo qui présente l’application </w:t>
+      </w:r>
+      <w:proofErr w:type="spellStart"/>
+      <w:r>
+        <w:t>Ortholib</w:t>
+      </w:r>
+      <w:proofErr w:type="spellEnd"/>
+      <w:r>
+        <w:t>.</w:t>
+      </w:r>
+    </w:p>
+    <w:p>
+      <w:pPr>
+        <w:spacing w:line="276" w:lineRule="auto"/>
+        <w:jc w:val="both"/>
+      </w:pPr>
+      <w:r>
+        <w:t xml:space="preserve">Les visiteurs qui participent pourront consulter la page d’accueil qui contient : </w:t>
       </w:r>
     </w:p>
     <w:p>
@@ -502,25 +1025,7 @@
         <w:jc w:val="both"/>
       </w:pPr>
       <w:r>
-        <w:t xml:space="preserve">Quant aux </w:t>
-      </w:r>
-      <w:r>
-        <w:t>orthophonistes</w:t>
-      </w:r>
-      <w:r>
-        <w:t xml:space="preserve">, ils ont un compte spécifique qui leur permet de </w:t>
-      </w:r>
-      <w:r>
-        <w:t xml:space="preserve">consulter les patients, choisir des activités pour travailler, choisir un rdv en visioconférence ou en présentiel </w:t>
-      </w:r>
-      <w:r>
-        <w:t xml:space="preserve">pour leurs </w:t>
-      </w:r>
-      <w:r>
-        <w:t>patients</w:t>
-      </w:r>
-      <w:r>
-        <w:t>, ainsi que de nombreux avantages que nous décrirons plus tard.</w:t>
+        <w:t>Menu (Inscription, Connexion, Présentation, et Contact) ;</w:t>
       </w:r>
     </w:p>
     <w:p>
@@ -534,68 +1039,7 @@
         <w:jc w:val="both"/>
       </w:pPr>
       <w:r>
-        <w:t>L’administrateur assure</w:t>
-      </w:r>
-      <w:r>
-        <w:t xml:space="preserve"> le fonctionne</w:t>
-      </w:r>
-      <w:r>
-        <w:t>ment de la plateforme et peut</w:t>
-      </w:r>
-      <w:r>
-        <w:t xml:space="preserve"> avoir accès aux statistiques de fréquentatio</w:t>
-      </w:r>
-      <w:r>
-        <w:t xml:space="preserve">n du site, il peut </w:t>
-      </w:r>
-      <w:r>
-        <w:t xml:space="preserve">connaître les activités les plus choisies par les </w:t>
-      </w:r>
-      <w:r>
-        <w:t>patients afin</w:t>
-      </w:r>
-      <w:r>
-        <w:t xml:space="preserve"> de faire des propositions aux orthophonistes</w:t>
-      </w:r>
-      <w:r>
-        <w:t>.</w:t>
-      </w:r>
-    </w:p>
-    <w:p>
-      <w:pPr>
-        <w:pStyle w:val="Paragraphedeliste"/>
-        <w:numPr>
-          <w:ilvl w:val="0"/>
-          <w:numId w:val="5"/>
-        </w:numPr>
-        <w:spacing w:line="276" w:lineRule="auto"/>
-        <w:jc w:val="both"/>
-      </w:pPr>
-      <w:r>
-        <w:t xml:space="preserve">Hiérarchie des utilisateurs </w:t>
-      </w:r>
-    </w:p>
-    <w:p>
-      <w:pPr>
-        <w:pStyle w:val="Paragraphedeliste"/>
-        <w:numPr>
-          <w:ilvl w:val="0"/>
-          <w:numId w:val="6"/>
-        </w:numPr>
-        <w:spacing w:line="276" w:lineRule="auto"/>
-        <w:jc w:val="both"/>
-      </w:pPr>
-      <w:r>
-        <w:t xml:space="preserve">Visiteur </w:t>
-      </w:r>
-    </w:p>
-    <w:p>
-      <w:pPr>
-        <w:spacing w:line="276" w:lineRule="auto"/>
-        <w:jc w:val="both"/>
-      </w:pPr>
-      <w:r>
-        <w:t>Un visiteur est une personne quelconque accédant à la page d’accueil. Dans cette partie, le visiteur n’est pas connecté. Il peut :</w:t>
+        <w:t xml:space="preserve">Le logo du site qui affiche dans chaque page à haut à gauche de la page et quand il cliquera sur l’image, il va à la page d’accueil. </w:t>
       </w:r>
     </w:p>
     <w:p>
@@ -609,7 +1053,7 @@
         <w:jc w:val="both"/>
       </w:pPr>
       <w:r>
-        <w:t>Consulter la page d’accueil et la page publication.</w:t>
+        <w:t>Un message de bienvenue ;</w:t>
       </w:r>
     </w:p>
     <w:p>
@@ -623,24 +1067,22 @@
         <w:jc w:val="both"/>
       </w:pPr>
       <w:r>
-        <w:t xml:space="preserve">Se renseigner grâce à la page d’accueil avec une vidéo qui présente l’application </w:t>
-      </w:r>
-      <w:proofErr w:type="spellStart"/>
-      <w:r>
-        <w:t>Ortholib</w:t>
-      </w:r>
-      <w:proofErr w:type="spellEnd"/>
-      <w:r>
-        <w:t>.</w:t>
-      </w:r>
-    </w:p>
-    <w:p>
-      <w:pPr>
-        <w:spacing w:line="276" w:lineRule="auto"/>
-        <w:jc w:val="both"/>
-      </w:pPr>
-      <w:r>
-        <w:t xml:space="preserve">Les visiteurs qui participent pourront consulter la page d’accueil qui contient : </w:t>
+        <w:t>Une partie de présentation de l’application</w:t>
+      </w:r>
+      <w:r>
+        <w:t xml:space="preserve"> avec 2</w:t>
+      </w:r>
+      <w:r>
+        <w:t xml:space="preserve"> icônes </w:t>
+      </w:r>
+      <w:r>
+        <w:t>(Nouveautés et</w:t>
+      </w:r>
+      <w:r>
+        <w:t xml:space="preserve"> Règlement de l’</w:t>
+      </w:r>
+      <w:r>
+        <w:t>application).</w:t>
       </w:r>
     </w:p>
     <w:p>
@@ -654,7 +1096,7 @@
         <w:jc w:val="both"/>
       </w:pPr>
       <w:r>
-        <w:t>Menu (Inscription, Connexion, Présentation, et Contact) ;</w:t>
+        <w:t>Une vidéo qui présentera l’application.</w:t>
       </w:r>
     </w:p>
     <w:p>
@@ -668,7 +1110,16 @@
         <w:jc w:val="both"/>
       </w:pPr>
       <w:r>
-        <w:t xml:space="preserve">Le logo du site qui affiche dans chaque page à haut à gauche de la page et quand il cliquera sur l’image, il va à la page d’accueil. </w:t>
+        <w:t>Un texte de la p</w:t>
+      </w:r>
+      <w:r>
+        <w:t>résentation de la vidéo à l’</w:t>
+      </w:r>
+      <w:r>
+        <w:t>écrit</w:t>
+      </w:r>
+      <w:r>
+        <w:t xml:space="preserve">. </w:t>
       </w:r>
     </w:p>
     <w:p>
@@ -682,7 +1133,7 @@
         <w:jc w:val="both"/>
       </w:pPr>
       <w:r>
-        <w:t>Un message de bienvenue ;</w:t>
+        <w:t>Page de Présentation</w:t>
       </w:r>
     </w:p>
     <w:p>
@@ -696,88 +1147,11 @@
         <w:jc w:val="both"/>
       </w:pPr>
       <w:r>
-        <w:t>Une partie de présentation de l’application</w:t>
-      </w:r>
-      <w:r>
-        <w:t xml:space="preserve"> avec 2</w:t>
-      </w:r>
-      <w:r>
-        <w:t xml:space="preserve"> icônes </w:t>
-      </w:r>
-      <w:r>
-        <w:t>(Nouveautés et</w:t>
-      </w:r>
-      <w:r>
-        <w:t xml:space="preserve"> Règlement de l’</w:t>
-      </w:r>
-      <w:r>
-        <w:t>application).</w:t>
-      </w:r>
-    </w:p>
-    <w:p>
-      <w:pPr>
-        <w:pStyle w:val="Paragraphedeliste"/>
-        <w:numPr>
-          <w:ilvl w:val="0"/>
-          <w:numId w:val="4"/>
-        </w:numPr>
-        <w:spacing w:line="276" w:lineRule="auto"/>
-        <w:jc w:val="both"/>
-      </w:pPr>
-      <w:r>
-        <w:t>Une vidéo qui présentera l’application.</w:t>
-      </w:r>
-    </w:p>
-    <w:p>
-      <w:pPr>
-        <w:pStyle w:val="Paragraphedeliste"/>
-        <w:numPr>
-          <w:ilvl w:val="0"/>
-          <w:numId w:val="4"/>
-        </w:numPr>
-        <w:spacing w:line="276" w:lineRule="auto"/>
-        <w:jc w:val="both"/>
-      </w:pPr>
-      <w:r>
-        <w:t>Un texte de la p</w:t>
-      </w:r>
-      <w:r>
-        <w:t>résentation de la vidéo à l’</w:t>
-      </w:r>
-      <w:r>
-        <w:t>écrit</w:t>
-      </w:r>
-      <w:r>
-        <w:t xml:space="preserve">. </w:t>
-      </w:r>
-    </w:p>
-    <w:p>
-      <w:pPr>
-        <w:pStyle w:val="Paragraphedeliste"/>
-        <w:numPr>
-          <w:ilvl w:val="0"/>
-          <w:numId w:val="4"/>
-        </w:numPr>
-        <w:spacing w:line="276" w:lineRule="auto"/>
-        <w:jc w:val="both"/>
-      </w:pPr>
-      <w:r>
-        <w:t>Page de Présentation</w:t>
-      </w:r>
-    </w:p>
-    <w:p>
-      <w:pPr>
-        <w:pStyle w:val="Paragraphedeliste"/>
-        <w:numPr>
-          <w:ilvl w:val="0"/>
-          <w:numId w:val="4"/>
-        </w:numPr>
-        <w:spacing w:line="276" w:lineRule="auto"/>
-        <w:jc w:val="both"/>
-      </w:pPr>
+        <w:t xml:space="preserve">Une page de contact : les visiteurs pourront poser leurs questions sur le site web à travers la page de contact. Les questions ne seront pas stockées en base de données. Pour cela, avant d’envoyer leur questionnaire, les utilisateurs doivent remplir un formulaire dans la page de contact qui permet de sécuriser l’application. Le gestionnaire recevra automatiquement la question par mail. Les questions s’afficheront également dans la partie administration du site, </w:t>
+      </w:r>
       <w:r>
         <w:lastRenderedPageBreak/>
-        <w:t xml:space="preserve">Une page de contact : les visiteurs pourront poser leurs questions sur le site web à travers la page de contact. Les questions ne seront pas stockées en base de données. Pour cela, avant d’envoyer leur questionnaire, les utilisateurs doivent remplir un formulaire dans la page de contact qui permet de sécuriser l’application. Le gestionnaire recevra automatiquement la question par mail. Les questions s’afficheront également dans la partie administration du site, sur la page de contact. S’afficheront une liste des questions avec l’adresse électronique des visiteurs. </w:t>
+        <w:t xml:space="preserve">sur la page de contact. S’afficheront une liste des questions avec l’adresse électronique des visiteurs. </w:t>
       </w:r>
     </w:p>
     <w:p>
@@ -1111,44 +1485,44 @@
         <w:jc w:val="both"/>
       </w:pPr>
       <w:r>
+        <w:t>Utilisateur</w:t>
+      </w:r>
+    </w:p>
+    <w:p>
+      <w:pPr>
+        <w:spacing w:line="276" w:lineRule="auto"/>
+        <w:jc w:val="both"/>
+      </w:pPr>
+      <w:r>
+        <w:t xml:space="preserve">Un utilisateur peut bénéficier des options du site si et seulement si : </w:t>
+      </w:r>
+    </w:p>
+    <w:p>
+      <w:pPr>
+        <w:pStyle w:val="Paragraphedeliste"/>
+        <w:numPr>
+          <w:ilvl w:val="0"/>
+          <w:numId w:val="4"/>
+        </w:numPr>
+        <w:spacing w:line="276" w:lineRule="auto"/>
+        <w:jc w:val="both"/>
+      </w:pPr>
+      <w:r>
+        <w:t>Il est inscrit sur le site ;</w:t>
+      </w:r>
+    </w:p>
+    <w:p>
+      <w:pPr>
+        <w:pStyle w:val="Paragraphedeliste"/>
+        <w:numPr>
+          <w:ilvl w:val="0"/>
+          <w:numId w:val="4"/>
+        </w:numPr>
+        <w:spacing w:line="276" w:lineRule="auto"/>
+        <w:jc w:val="both"/>
+      </w:pPr>
+      <w:r>
         <w:lastRenderedPageBreak/>
-        <w:t>Utilisateur</w:t>
-      </w:r>
-    </w:p>
-    <w:p>
-      <w:pPr>
-        <w:spacing w:line="276" w:lineRule="auto"/>
-        <w:jc w:val="both"/>
-      </w:pPr>
-      <w:r>
-        <w:t xml:space="preserve">Un utilisateur peut bénéficier des options du site si et seulement si : </w:t>
-      </w:r>
-    </w:p>
-    <w:p>
-      <w:pPr>
-        <w:pStyle w:val="Paragraphedeliste"/>
-        <w:numPr>
-          <w:ilvl w:val="0"/>
-          <w:numId w:val="4"/>
-        </w:numPr>
-        <w:spacing w:line="276" w:lineRule="auto"/>
-        <w:jc w:val="both"/>
-      </w:pPr>
-      <w:r>
-        <w:t>Il est inscrit sur le site ;</w:t>
-      </w:r>
-    </w:p>
-    <w:p>
-      <w:pPr>
-        <w:pStyle w:val="Paragraphedeliste"/>
-        <w:numPr>
-          <w:ilvl w:val="0"/>
-          <w:numId w:val="4"/>
-        </w:numPr>
-        <w:spacing w:line="276" w:lineRule="auto"/>
-        <w:jc w:val="both"/>
-      </w:pPr>
-      <w:r>
         <w:t xml:space="preserve">Son compte est activé ; </w:t>
       </w:r>
     </w:p>
@@ -1232,7 +1606,15 @@
         <w:t>Pour un utilisateur qui aura choisi de ne pas passer le test pour voir son niveau de langages françaises et confirmer s’il</w:t>
       </w:r>
       <w:r>
-        <w:t xml:space="preserve"> a des difficultés ou </w:t>
+        <w:t xml:space="preserve"> </w:t>
+      </w:r>
+      <w:proofErr w:type="gramStart"/>
+      <w:r>
+        <w:t>a</w:t>
+      </w:r>
+      <w:proofErr w:type="gramEnd"/>
+      <w:r>
+        <w:t xml:space="preserve"> des difficultés ou </w:t>
       </w:r>
       <w:r>
         <w:t>aucunes difficultés</w:t>
@@ -1329,13 +1711,7 @@
         <w:t xml:space="preserve">Un test de 10 questions lui sera d’abord proposé afin de cibler ses besoins et personnaliser son apprentissage. </w:t>
       </w:r>
       <w:r>
-        <w:t xml:space="preserve">Il obtiendra ses résultats à la fin du questionnaire avec un récapitulatif de ses connaissances et de ce qu’il doit </w:t>
-      </w:r>
-      <w:r>
-        <w:t>travailler sur des difficultés</w:t>
-      </w:r>
-      <w:r>
-        <w:t xml:space="preserve"> pour débuter ou s’améliorer.</w:t>
+        <w:t>Il obtiendra ses résultats à la fin du questionnaire avec un récapitulatif de ses connaissances et de ce qu’il doit travailler sur des difficultés pour débuter ou s’améliorer.</w:t>
       </w:r>
     </w:p>
     <w:p>
@@ -1359,13 +1735,7 @@
         <w:t>directement dirigé vers 3 niveaux d’apprentissage selon les résultats</w:t>
       </w:r>
       <w:r>
-        <w:t xml:space="preserve"> </w:t>
-      </w:r>
-      <w:r>
-        <w:t>des points du test</w:t>
-      </w:r>
-      <w:r>
-        <w:t> :</w:t>
+        <w:t xml:space="preserve"> des points du test :</w:t>
       </w:r>
       <w:r>
         <w:t xml:space="preserve"> facile, moyen, ou difficile. Toutefois, il est important de préciser que le site est programmé pour conseiller l’utilisateur et le guider au mieux. Il en revient à ce dernier de choisir son apprentissage et son niveau.</w:t>
@@ -1465,24 +1835,702 @@
         <w:jc w:val="both"/>
       </w:pPr>
       <w:r>
-        <w:t xml:space="preserve">Dans la page de compte, il y aura possibilité de déposer une photo non obligatoire, ainsi qu’un panel d’informations personnelles de l’usager en question (récoltés lors de l’inscription). A travers cette </w:t>
-      </w:r>
+        <w:t>Dans la page de compte, il y aura possibilité de déposer une photo non obligatoire, ainsi qu’un panel d’informations personnelles de l’usager en question (récoltés lors de l’inscription). A travers cette page, celui-ci peut modifier les données de son compte (mot de passe, etc…) à tout moment. Et l’orthophoniste choisi par le patient aura le droit de modifier sur les difficultés.</w:t>
+      </w:r>
+      <w:r>
+        <w:t xml:space="preserve"> </w:t>
+      </w:r>
+    </w:p>
+    <w:p>
+      <w:pPr>
+        <w:spacing w:line="276" w:lineRule="auto"/>
+        <w:jc w:val="both"/>
+      </w:pPr>
+    </w:p>
+    <w:p>
+      <w:pPr>
+        <w:pStyle w:val="Titre2"/>
+        <w:numPr>
+          <w:ilvl w:val="0"/>
+          <w:numId w:val="12"/>
+        </w:numPr>
+      </w:pPr>
       <w:r>
         <w:lastRenderedPageBreak/>
-        <w:t>page, celui-ci peut modifier les données de son compte (mot de passe, etc…) à tout moment. Et l’orthophoniste choisi par le patient aura le droit de modifier sur les difficultés.</w:t>
-      </w:r>
-    </w:p>
-    <w:p>
-      <w:pPr>
-        <w:spacing w:line="276" w:lineRule="auto"/>
-        <w:jc w:val="both"/>
-      </w:pPr>
+        <w:t>Description de l’application</w:t>
+      </w:r>
+    </w:p>
+    <w:p>
+      <w:pPr>
+        <w:spacing w:line="276" w:lineRule="auto"/>
+        <w:jc w:val="both"/>
+      </w:pPr>
+    </w:p>
+    <w:p>
+      <w:pPr>
+        <w:pStyle w:val="Titre3"/>
+        <w:spacing w:line="276" w:lineRule="auto"/>
+        <w:jc w:val="both"/>
+        <w:rPr>
+          <w:smallCaps/>
+        </w:rPr>
+      </w:pPr>
+      <w:r>
+        <w:rPr>
+          <w:smallCaps/>
+        </w:rPr>
+        <w:t>Description des pages</w:t>
+      </w:r>
+    </w:p>
+    <w:p>
+      <w:pPr>
+        <w:spacing w:line="276" w:lineRule="auto"/>
+        <w:jc w:val="both"/>
+      </w:pPr>
+      <w:r>
+        <w:t xml:space="preserve">La plateforme </w:t>
+      </w:r>
+      <w:proofErr w:type="spellStart"/>
+      <w:r>
+        <w:rPr>
+          <w:b/>
+          <w:bCs/>
+        </w:rPr>
+        <w:t>Ortholib</w:t>
+      </w:r>
+      <w:proofErr w:type="spellEnd"/>
+      <w:r>
+        <w:t xml:space="preserve"> sera finalement composée de plusieurs pages :</w:t>
+      </w:r>
+    </w:p>
+    <w:p>
+      <w:pPr>
+        <w:pStyle w:val="Paragraphedeliste"/>
+        <w:numPr>
+          <w:ilvl w:val="0"/>
+          <w:numId w:val="13"/>
+        </w:numPr>
+        <w:spacing w:line="276" w:lineRule="auto"/>
+        <w:jc w:val="both"/>
+      </w:pPr>
+      <w:r>
+        <w:rPr>
+          <w:b/>
+          <w:bCs/>
+        </w:rPr>
+        <w:t xml:space="preserve">Une page d’accueil : </w:t>
+      </w:r>
+      <w:r>
+        <w:t>Dans la partie principale,</w:t>
+      </w:r>
+    </w:p>
+    <w:p>
+      <w:pPr>
+        <w:pStyle w:val="Paragraphedeliste"/>
+        <w:numPr>
+          <w:ilvl w:val="0"/>
+          <w:numId w:val="13"/>
+        </w:numPr>
+        <w:spacing w:line="276" w:lineRule="auto"/>
+        <w:jc w:val="both"/>
+      </w:pPr>
+      <w:r>
+        <w:rPr>
+          <w:b/>
+          <w:bCs/>
+        </w:rPr>
+        <w:t xml:space="preserve">Une page de </w:t>
+      </w:r>
+      <w:r>
+        <w:rPr>
+          <w:b/>
+          <w:bCs/>
+        </w:rPr>
+        <w:t xml:space="preserve">Présentation </w:t>
+      </w:r>
+      <w:r>
+        <w:t xml:space="preserve">qui aura 2 parties : </w:t>
+      </w:r>
+      <w:r>
+        <w:t>des nouveautés d’</w:t>
+      </w:r>
+      <w:proofErr w:type="spellStart"/>
+      <w:r>
+        <w:t>Ortholib</w:t>
+      </w:r>
+      <w:proofErr w:type="spellEnd"/>
+      <w:r>
+        <w:t xml:space="preserve"> et des règlements de l’application.</w:t>
+      </w:r>
+    </w:p>
+    <w:p>
+      <w:pPr>
+        <w:pStyle w:val="Paragraphedeliste"/>
+        <w:numPr>
+          <w:ilvl w:val="0"/>
+          <w:numId w:val="14"/>
+        </w:numPr>
+        <w:spacing w:line="276" w:lineRule="auto"/>
+        <w:jc w:val="both"/>
+      </w:pPr>
+      <w:r>
+        <w:rPr>
+          <w:b/>
+          <w:bCs/>
+        </w:rPr>
+        <w:t xml:space="preserve">Page Nouveautés de l’application : </w:t>
+      </w:r>
+      <w:r>
+        <w:t xml:space="preserve">Comme l’application ne cessera d’évoluer et d’être corrigée pour devenir meilleure, nous tiendrons les utilisateurs informés de tous les changements et nouveaux avantages sur cette page. Si nous décidons un jour d’améliorer l’application en ajoutant des jeux, nous publierons cette nouvelle à travers cette page. La description de cette nouveauté pourra se faire sous plusieurs formes : par format écrit (sous la forme d’un article) ou bien par format interactif sous la forme d’une vidéo par exemple. </w:t>
+      </w:r>
+    </w:p>
+    <w:p>
+      <w:pPr>
+        <w:pStyle w:val="Paragraphedeliste"/>
+        <w:numPr>
+          <w:ilvl w:val="0"/>
+          <w:numId w:val="14"/>
+        </w:numPr>
+        <w:spacing w:line="276" w:lineRule="auto"/>
+        <w:jc w:val="both"/>
+      </w:pPr>
+      <w:r>
+        <w:rPr>
+          <w:b/>
+          <w:bCs/>
+        </w:rPr>
+        <w:t>Page Règlements de l’application :</w:t>
+      </w:r>
+      <w:r>
+        <w:t xml:space="preserve"> </w:t>
+      </w:r>
+    </w:p>
+    <w:p>
+      <w:pPr>
+        <w:pStyle w:val="Paragraphedeliste"/>
+        <w:numPr>
+          <w:ilvl w:val="0"/>
+          <w:numId w:val="13"/>
+        </w:numPr>
+        <w:spacing w:line="276" w:lineRule="auto"/>
+        <w:jc w:val="both"/>
+      </w:pPr>
+      <w:r>
+        <w:rPr>
+          <w:b/>
+          <w:bCs/>
+        </w:rPr>
+        <w:t xml:space="preserve">Une page d’inscription : </w:t>
+      </w:r>
+      <w:r>
+        <w:t>S’il souhaite s’enregistrer sur l’application</w:t>
+      </w:r>
+      <w:r>
+        <w:t xml:space="preserve">, le visiteur devra compléter un formulaire d’inscription comportant son </w:t>
+      </w:r>
+      <w:r>
+        <w:t>nom, son prénom</w:t>
+      </w:r>
+      <w:r>
+        <w:t>,</w:t>
+      </w:r>
+      <w:r>
+        <w:t xml:space="preserve"> s</w:t>
+      </w:r>
+      <w:r>
+        <w:t>on adresse électronique</w:t>
+      </w:r>
+      <w:r>
+        <w:t>, s</w:t>
+      </w:r>
+      <w:r>
+        <w:t>on mot de passe</w:t>
+      </w:r>
+      <w:r>
+        <w:t>, s</w:t>
+      </w:r>
+      <w:r>
+        <w:t>on mot de passe à confirmer</w:t>
+      </w:r>
+      <w:r>
+        <w:t>, s</w:t>
+      </w:r>
+      <w:r>
+        <w:t>on numéro de téléphone</w:t>
+      </w:r>
+      <w:r>
+        <w:t>, s</w:t>
+      </w:r>
+      <w:r>
+        <w:t>on âge</w:t>
+      </w:r>
+      <w:r>
+        <w:t>, s</w:t>
+      </w:r>
+      <w:r>
+        <w:t>on sexe</w:t>
+      </w:r>
+      <w:r>
+        <w:t>, s</w:t>
+      </w:r>
+      <w:r>
+        <w:t>a ville</w:t>
+      </w:r>
+      <w:r>
+        <w:t>, s</w:t>
+      </w:r>
+      <w:r>
+        <w:t>a maladie</w:t>
+      </w:r>
+      <w:r>
+        <w:t>, ses</w:t>
+      </w:r>
+      <w:r>
+        <w:t xml:space="preserve"> difficultés rencontrées</w:t>
+      </w:r>
+      <w:r>
+        <w:t>, p</w:t>
+      </w:r>
+      <w:r>
+        <w:t>asser le test pour voir s’il y a des difficultés. (Oui/Non)</w:t>
+      </w:r>
+      <w:r>
+        <w:t>, p</w:t>
+      </w:r>
+      <w:r>
+        <w:t xml:space="preserve">référence en présence ou en distance.  </w:t>
+      </w:r>
+    </w:p>
+    <w:p>
+      <w:pPr>
+        <w:pStyle w:val="Paragraphedeliste"/>
+        <w:numPr>
+          <w:ilvl w:val="0"/>
+          <w:numId w:val="13"/>
+        </w:numPr>
+        <w:spacing w:line="276" w:lineRule="auto"/>
+        <w:jc w:val="both"/>
+      </w:pPr>
+      <w:r>
+        <w:rPr>
+          <w:b/>
+          <w:bCs/>
+        </w:rPr>
+        <w:t>Une page de connexion</w:t>
+      </w:r>
+      <w:r>
+        <w:t> : Pour accéder à son compte, l’utilisateur devra communiquer sur cette page son adresse électronique avec son mot de passe</w:t>
+      </w:r>
+      <w:r>
+        <w:t>.</w:t>
+      </w:r>
+    </w:p>
+    <w:p>
+      <w:pPr>
+        <w:pStyle w:val="Paragraphedeliste"/>
+        <w:numPr>
+          <w:ilvl w:val="0"/>
+          <w:numId w:val="15"/>
+        </w:numPr>
+        <w:spacing w:before="120" w:after="120" w:line="276" w:lineRule="auto"/>
+        <w:jc w:val="both"/>
+      </w:pPr>
+      <w:r>
+        <w:rPr>
+          <w:b/>
+          <w:bCs/>
+        </w:rPr>
+        <w:t>Des pages de test de niveaux </w:t>
+      </w:r>
+      <w:r>
+        <w:t xml:space="preserve">pour les utilisateurs qui cherchent à son niveau langages françaises et leurs difficultés rencontrés : </w:t>
+      </w:r>
+      <w:r>
+        <w:t>3</w:t>
+      </w:r>
+      <w:r>
+        <w:t xml:space="preserve">0 </w:t>
+      </w:r>
+      <w:r>
+        <w:t>questions</w:t>
+      </w:r>
+      <w:r>
+        <w:t xml:space="preserve"> soit </w:t>
+      </w:r>
+      <w:r>
+        <w:t xml:space="preserve">3 </w:t>
+      </w:r>
+      <w:r>
+        <w:t>tests différents seront mis à disposition. Chaque test se compose de 10 questions adaptées au niveau dans lequel se situe l’usager. Dans chaque partie de niveaux, il y aura une page qui aura une vidéo</w:t>
+      </w:r>
+      <w:r>
+        <w:t xml:space="preserve"> ou une image</w:t>
+      </w:r>
+      <w:r>
+        <w:t xml:space="preserve"> avec 4</w:t>
+      </w:r>
+      <w:r>
+        <w:t xml:space="preserve"> ou 6</w:t>
+      </w:r>
+      <w:r>
+        <w:t xml:space="preserve"> cases à choisir, une page qui aura une des phrases quelconques</w:t>
+      </w:r>
+      <w:r>
+        <w:t xml:space="preserve"> avec des mots manquantes</w:t>
+      </w:r>
+      <w:r>
+        <w:t xml:space="preserve"> qui affichent et l’utilisateur </w:t>
+      </w:r>
+      <w:r>
+        <w:t>doit compléter grâce aux 4 mots proposés qui doit choisir un seul et il aura 3 ou 4 définitions et 3 ou 4 mots vocabulaires que l’utilisateur doit relier entre elles.</w:t>
+      </w:r>
+    </w:p>
+    <w:p>
+      <w:pPr>
+        <w:pStyle w:val="Paragraphedeliste"/>
+        <w:numPr>
+          <w:ilvl w:val="0"/>
+          <w:numId w:val="15"/>
+        </w:numPr>
+        <w:spacing w:before="120" w:after="120" w:line="276" w:lineRule="auto"/>
+        <w:jc w:val="both"/>
+      </w:pPr>
+      <w:r>
+        <w:rPr>
+          <w:b/>
+          <w:bCs/>
+        </w:rPr>
+        <w:t xml:space="preserve">10 </w:t>
+      </w:r>
+      <w:r>
+        <w:rPr>
+          <w:b/>
+          <w:bCs/>
+        </w:rPr>
+        <w:t>pages</w:t>
+      </w:r>
+      <w:r>
+        <w:rPr>
+          <w:b/>
+          <w:bCs/>
+        </w:rPr>
+        <w:t xml:space="preserve"> de test de niveaux 1</w:t>
+      </w:r>
+      <w:r>
+        <w:t xml:space="preserve"> : Au bout de </w:t>
+      </w:r>
+      <w:r>
+        <w:t xml:space="preserve">60% de bonnes </w:t>
+      </w:r>
+      <w:r>
+        <w:t>réponses, il pourra passer au niveau supérieur</w:t>
+      </w:r>
+      <w:r>
+        <w:t xml:space="preserve">. S’il a eu </w:t>
+      </w:r>
+      <w:r>
+        <w:t>10</w:t>
+      </w:r>
+      <w:r>
+        <w:t xml:space="preserve"> réponses correctes sur </w:t>
+      </w:r>
+      <w:r>
+        <w:t>10</w:t>
+      </w:r>
+      <w:r>
+        <w:t xml:space="preserve"> questions, il pourra passer directement à la page de test de niveaux 3. </w:t>
+      </w:r>
+    </w:p>
+    <w:p>
+      <w:pPr>
+        <w:pStyle w:val="Paragraphedeliste"/>
+        <w:numPr>
+          <w:ilvl w:val="0"/>
+          <w:numId w:val="15"/>
+        </w:numPr>
+        <w:spacing w:before="120" w:after="120" w:line="276" w:lineRule="auto"/>
+        <w:jc w:val="both"/>
+      </w:pPr>
+      <w:r>
+        <w:rPr>
+          <w:b/>
+          <w:bCs/>
+        </w:rPr>
+        <w:t>10</w:t>
+      </w:r>
+      <w:r>
+        <w:rPr>
+          <w:b/>
+          <w:bCs/>
+        </w:rPr>
+        <w:t xml:space="preserve"> pages de test de niveaux 2</w:t>
+      </w:r>
+      <w:r>
+        <w:t xml:space="preserve"> : A partir de ce niveau, </w:t>
+      </w:r>
+      <w:r>
+        <w:t>au bout de 80% de bonnes réponses, il pourra passer au niveau supérieur.</w:t>
+      </w:r>
+      <w:r>
+        <w:t xml:space="preserve"> S’il n’a pas pu jusqu’au bout,</w:t>
+      </w:r>
+      <w:r>
+        <w:t xml:space="preserve"> </w:t>
+      </w:r>
+      <w:r>
+        <w:t>à</w:t>
+      </w:r>
+      <w:r>
+        <w:t xml:space="preserve"> ce moment-là, </w:t>
+      </w:r>
+      <w:r>
+        <w:t>l</w:t>
+      </w:r>
+      <w:r>
+        <w:t>e test propose 10 questions pour évaluer</w:t>
+      </w:r>
+      <w:r>
+        <w:t>,</w:t>
+      </w:r>
+      <w:r>
+        <w:t xml:space="preserve"> conseiller sur des chapitres à réviser ou à apprendre</w:t>
+      </w:r>
+      <w:r>
+        <w:t xml:space="preserve"> et réaliser sur les difficultés qu’il doit battre</w:t>
+      </w:r>
+      <w:r>
+        <w:t xml:space="preserve">. S’il a eu toutes les réponses correctes, il pourra passer au niveau 3. S’il a eu aucune bonne réponse sur 10 questions, il passe au niveau </w:t>
+      </w:r>
+      <w:r>
+        <w:t>inférieur</w:t>
+      </w:r>
+      <w:r>
+        <w:t>.</w:t>
+      </w:r>
+    </w:p>
+    <w:p>
+      <w:pPr>
+        <w:pStyle w:val="Paragraphedeliste"/>
+        <w:numPr>
+          <w:ilvl w:val="0"/>
+          <w:numId w:val="15"/>
+        </w:numPr>
+        <w:spacing w:before="120" w:after="120" w:line="276" w:lineRule="auto"/>
+        <w:jc w:val="both"/>
+      </w:pPr>
+      <w:r>
+        <w:rPr>
+          <w:b/>
+          <w:bCs/>
+          <w:highlight w:val="yellow"/>
+        </w:rPr>
+        <w:t>10</w:t>
+      </w:r>
+      <w:r>
+        <w:rPr>
+          <w:b/>
+          <w:bCs/>
+          <w:highlight w:val="yellow"/>
+        </w:rPr>
+        <w:t xml:space="preserve"> pages de test de niveaux 3</w:t>
+      </w:r>
+      <w:r>
+        <w:rPr>
+          <w:highlight w:val="yellow"/>
+        </w:rPr>
+        <w:t> :</w:t>
+      </w:r>
+      <w:r>
+        <w:t xml:space="preserve"> A partir de ce niveau, il aura que la page type 2 et 3. S’il a eu toutes les réponses correctes, pas de besoins d’apprendre. Mais, il pourra s’amuser que dans la partie de jeux.  S’il a eu une mauvaise réponse, à ce moment-là, il passe au test qui a 10 questions pour évaluer. S’il a eu aucune bonne réponse sur 10 questions, il passe au niveau 2.</w:t>
+      </w:r>
+      <w:r>
+        <w:t xml:space="preserve"> (</w:t>
+      </w:r>
+      <w:proofErr w:type="gramStart"/>
+      <w:r>
+        <w:t>chrono</w:t>
+      </w:r>
+      <w:proofErr w:type="gramEnd"/>
+      <w:r>
+        <w:t>).</w:t>
+      </w:r>
+    </w:p>
+    <w:p>
+      <w:pPr>
+        <w:pStyle w:val="Paragraphedeliste"/>
+        <w:numPr>
+          <w:ilvl w:val="0"/>
+          <w:numId w:val="15"/>
+        </w:numPr>
+        <w:spacing w:before="120" w:after="120" w:line="276" w:lineRule="auto"/>
+        <w:jc w:val="both"/>
+      </w:pPr>
+      <w:r>
+        <w:rPr>
+          <w:b/>
+          <w:bCs/>
+        </w:rPr>
+        <w:t>Une page des conseils (la partie premium)</w:t>
+      </w:r>
+      <w:r>
+        <w:t xml:space="preserve"> : il aura une note sur des tests qu’il a pu faire et une partie de niveau proposé et adapté.  Il doit choisir entre 3 niveaux (facile, moyen et difficile).</w:t>
+      </w:r>
+    </w:p>
+    <w:p>
+      <w:pPr>
+        <w:pStyle w:val="Paragraphedeliste"/>
+        <w:numPr>
+          <w:ilvl w:val="0"/>
+          <w:numId w:val="13"/>
+        </w:numPr>
+        <w:spacing w:line="276" w:lineRule="auto"/>
+        <w:jc w:val="both"/>
+      </w:pPr>
+      <w:r>
+        <w:rPr>
+          <w:b/>
+          <w:bCs/>
+        </w:rPr>
+        <w:t>Une page de l’espace de personnel</w:t>
+      </w:r>
+      <w:r>
+        <w:t> :</w:t>
+      </w:r>
     </w:p>
     <w:p>
       <w:pPr>
         <w:spacing w:after="0" w:line="240" w:lineRule="auto"/>
         <w:jc w:val="both"/>
       </w:pPr>
+    </w:p>
+    <w:p>
+      <w:pPr>
+        <w:spacing w:after="0" w:line="240" w:lineRule="auto"/>
+        <w:jc w:val="both"/>
+        <w:rPr>
+          <w:u w:val="single"/>
+        </w:rPr>
+      </w:pPr>
+      <w:r>
+        <w:rPr>
+          <w:u w:val="single"/>
+        </w:rPr>
+        <w:t>Devoir mettre sur le cahier de charge :</w:t>
+      </w:r>
+    </w:p>
+    <w:p>
+      <w:pPr>
+        <w:pStyle w:val="Paragraphedeliste"/>
+        <w:numPr>
+          <w:ilvl w:val="0"/>
+          <w:numId w:val="4"/>
+        </w:numPr>
+        <w:spacing w:after="0" w:line="240" w:lineRule="auto"/>
+        <w:jc w:val="both"/>
+        <w:rPr>
+          <w:u w:val="single"/>
+        </w:rPr>
+      </w:pPr>
+      <w:r>
+        <w:t xml:space="preserve">Liste des orthophonistes qui pourra choisir un seul pas deux dans l’espace personnel </w:t>
+      </w:r>
+    </w:p>
+    <w:p>
+      <w:pPr>
+        <w:pStyle w:val="Paragraphedeliste"/>
+        <w:numPr>
+          <w:ilvl w:val="0"/>
+          <w:numId w:val="4"/>
+        </w:numPr>
+        <w:spacing w:after="0" w:line="240" w:lineRule="auto"/>
+        <w:jc w:val="both"/>
+        <w:rPr>
+          <w:u w:val="single"/>
+        </w:rPr>
+      </w:pPr>
+      <w:r>
+        <w:t>La partie orthophoniste</w:t>
+      </w:r>
+      <w:r>
+        <w:t xml:space="preserve"> espace orthophoniste pourra avoir emploi du temps ?</w:t>
+      </w:r>
+    </w:p>
+    <w:p>
+      <w:pPr>
+        <w:pStyle w:val="Paragraphedeliste"/>
+        <w:numPr>
+          <w:ilvl w:val="0"/>
+          <w:numId w:val="4"/>
+        </w:numPr>
+        <w:spacing w:after="0" w:line="240" w:lineRule="auto"/>
+        <w:jc w:val="both"/>
+        <w:rPr>
+          <w:u w:val="single"/>
+        </w:rPr>
+      </w:pPr>
+      <w:r>
+        <w:t>Et pour l’espace personnel emploi du temps ?</w:t>
+      </w:r>
+    </w:p>
+    <w:p>
+      <w:pPr>
+        <w:pStyle w:val="Paragraphedeliste"/>
+        <w:numPr>
+          <w:ilvl w:val="0"/>
+          <w:numId w:val="4"/>
+        </w:numPr>
+        <w:spacing w:after="0" w:line="240" w:lineRule="auto"/>
+        <w:jc w:val="both"/>
+        <w:rPr>
+          <w:u w:val="single"/>
+        </w:rPr>
+      </w:pPr>
+      <w:r>
+        <w:t xml:space="preserve">Entre orthophoniste et patient : orthophoniste pourra donner des exercices en </w:t>
+      </w:r>
+      <w:proofErr w:type="spellStart"/>
+      <w:r>
+        <w:t>powerpoint</w:t>
+      </w:r>
+      <w:proofErr w:type="spellEnd"/>
+      <w:r>
+        <w:t xml:space="preserve"> ou </w:t>
+      </w:r>
+      <w:proofErr w:type="spellStart"/>
+      <w:proofErr w:type="gramStart"/>
+      <w:r>
+        <w:t>word</w:t>
+      </w:r>
+      <w:proofErr w:type="spellEnd"/>
+      <w:proofErr w:type="gramEnd"/>
+      <w:r>
+        <w:t xml:space="preserve"> ou des photos. Il pourra envoyer en tant que fichier. </w:t>
+      </w:r>
+    </w:p>
+    <w:p>
+      <w:pPr>
+        <w:pStyle w:val="Paragraphedeliste"/>
+        <w:numPr>
+          <w:ilvl w:val="0"/>
+          <w:numId w:val="4"/>
+        </w:numPr>
+        <w:spacing w:after="0" w:line="240" w:lineRule="auto"/>
+        <w:jc w:val="both"/>
+        <w:rPr>
+          <w:u w:val="single"/>
+        </w:rPr>
+      </w:pPr>
+      <w:r>
+        <w:t xml:space="preserve">Sur la partie évaluation, il y aura plusieurs parties par exemple, vocabulaire, syntaxe, grammaire, mémoire </w:t>
+      </w:r>
+      <w:proofErr w:type="spellStart"/>
+      <w:r>
+        <w:t>etc</w:t>
+      </w:r>
+      <w:proofErr w:type="spellEnd"/>
+      <w:r>
+        <w:t xml:space="preserve"> …</w:t>
+      </w:r>
     </w:p>
     <w:sectPr>
       <w:pgSz w:w="11906" w:h="16838"/>
@@ -1675,6 +2723,95 @@
     </w:lvl>
   </w:abstractNum>
   <w:abstractNum w:abstractNumId="2" w15:restartNumberingAfterBreak="0">
+    <w:nsid w:val="1044360D"/>
+    <w:multiLevelType w:val="hybridMultilevel"/>
+    <w:tmpl w:val="78DC0D42"/>
+    <w:lvl w:ilvl="0" w:tplc="85023DC0">
+      <w:start w:val="1"/>
+      <w:numFmt w:val="lowerLetter"/>
+      <w:lvlText w:val="%1)"/>
+      <w:lvlJc w:val="left"/>
+      <w:pPr>
+        <w:ind w:left="1080" w:hanging="360"/>
+      </w:pPr>
+      <w:rPr>
+        <w:rFonts w:hint="default"/>
+      </w:rPr>
+    </w:lvl>
+    <w:lvl w:ilvl="1" w:tplc="08090019" w:tentative="1">
+      <w:start w:val="1"/>
+      <w:numFmt w:val="lowerLetter"/>
+      <w:lvlText w:val="%2."/>
+      <w:lvlJc w:val="left"/>
+      <w:pPr>
+        <w:ind w:left="1800" w:hanging="360"/>
+      </w:pPr>
+    </w:lvl>
+    <w:lvl w:ilvl="2" w:tplc="0809001B" w:tentative="1">
+      <w:start w:val="1"/>
+      <w:numFmt w:val="lowerRoman"/>
+      <w:lvlText w:val="%3."/>
+      <w:lvlJc w:val="right"/>
+      <w:pPr>
+        <w:ind w:left="2520" w:hanging="180"/>
+      </w:pPr>
+    </w:lvl>
+    <w:lvl w:ilvl="3" w:tplc="0809000F" w:tentative="1">
+      <w:start w:val="1"/>
+      <w:numFmt w:val="decimal"/>
+      <w:lvlText w:val="%4."/>
+      <w:lvlJc w:val="left"/>
+      <w:pPr>
+        <w:ind w:left="3240" w:hanging="360"/>
+      </w:pPr>
+    </w:lvl>
+    <w:lvl w:ilvl="4" w:tplc="08090019" w:tentative="1">
+      <w:start w:val="1"/>
+      <w:numFmt w:val="lowerLetter"/>
+      <w:lvlText w:val="%5."/>
+      <w:lvlJc w:val="left"/>
+      <w:pPr>
+        <w:ind w:left="3960" w:hanging="360"/>
+      </w:pPr>
+    </w:lvl>
+    <w:lvl w:ilvl="5" w:tplc="0809001B" w:tentative="1">
+      <w:start w:val="1"/>
+      <w:numFmt w:val="lowerRoman"/>
+      <w:lvlText w:val="%6."/>
+      <w:lvlJc w:val="right"/>
+      <w:pPr>
+        <w:ind w:left="4680" w:hanging="180"/>
+      </w:pPr>
+    </w:lvl>
+    <w:lvl w:ilvl="6" w:tplc="0809000F" w:tentative="1">
+      <w:start w:val="1"/>
+      <w:numFmt w:val="decimal"/>
+      <w:lvlText w:val="%7."/>
+      <w:lvlJc w:val="left"/>
+      <w:pPr>
+        <w:ind w:left="5400" w:hanging="360"/>
+      </w:pPr>
+    </w:lvl>
+    <w:lvl w:ilvl="7" w:tplc="08090019" w:tentative="1">
+      <w:start w:val="1"/>
+      <w:numFmt w:val="lowerLetter"/>
+      <w:lvlText w:val="%8."/>
+      <w:lvlJc w:val="left"/>
+      <w:pPr>
+        <w:ind w:left="6120" w:hanging="360"/>
+      </w:pPr>
+    </w:lvl>
+    <w:lvl w:ilvl="8" w:tplc="0809001B" w:tentative="1">
+      <w:start w:val="1"/>
+      <w:numFmt w:val="lowerRoman"/>
+      <w:lvlText w:val="%9."/>
+      <w:lvlJc w:val="right"/>
+      <w:pPr>
+        <w:ind w:left="6840" w:hanging="180"/>
+      </w:pPr>
+    </w:lvl>
+  </w:abstractNum>
+  <w:abstractNum w:abstractNumId="3" w15:restartNumberingAfterBreak="0">
     <w:nsid w:val="11E06C5D"/>
     <w:multiLevelType w:val="hybridMultilevel"/>
     <w:tmpl w:val="D8829C46"/>
@@ -1787,7 +2924,7 @@
       </w:rPr>
     </w:lvl>
   </w:abstractNum>
-  <w:abstractNum w:abstractNumId="3" w15:restartNumberingAfterBreak="0">
+  <w:abstractNum w:abstractNumId="4" w15:restartNumberingAfterBreak="0">
     <w:nsid w:val="1DDB1D9D"/>
     <w:multiLevelType w:val="hybridMultilevel"/>
     <w:tmpl w:val="5566BBD2"/>
@@ -1876,7 +3013,119 @@
       </w:pPr>
     </w:lvl>
   </w:abstractNum>
-  <w:abstractNum w:abstractNumId="4" w15:restartNumberingAfterBreak="0">
+  <w:abstractNum w:abstractNumId="5" w15:restartNumberingAfterBreak="0">
+    <w:nsid w:val="1ED16F73"/>
+    <w:multiLevelType w:val="hybridMultilevel"/>
+    <w:tmpl w:val="E87C7266"/>
+    <w:lvl w:ilvl="0" w:tplc="0C627FCE">
+      <w:numFmt w:val="bullet"/>
+      <w:lvlText w:val="-"/>
+      <w:lvlJc w:val="left"/>
+      <w:pPr>
+        <w:ind w:left="720" w:hanging="360"/>
+      </w:pPr>
+      <w:rPr>
+        <w:rFonts w:ascii="Calibri" w:eastAsiaTheme="minorHAnsi" w:hAnsi="Calibri" w:cs="Calibri" w:hint="default"/>
+      </w:rPr>
+    </w:lvl>
+    <w:lvl w:ilvl="1" w:tplc="040C0003" w:tentative="1">
+      <w:start w:val="1"/>
+      <w:numFmt w:val="bullet"/>
+      <w:lvlText w:val="o"/>
+      <w:lvlJc w:val="left"/>
+      <w:pPr>
+        <w:ind w:left="1440" w:hanging="360"/>
+      </w:pPr>
+      <w:rPr>
+        <w:rFonts w:ascii="Courier New" w:hAnsi="Courier New" w:cs="Courier New" w:hint="default"/>
+      </w:rPr>
+    </w:lvl>
+    <w:lvl w:ilvl="2" w:tplc="040C0005" w:tentative="1">
+      <w:start w:val="1"/>
+      <w:numFmt w:val="bullet"/>
+      <w:lvlText w:val=""/>
+      <w:lvlJc w:val="left"/>
+      <w:pPr>
+        <w:ind w:left="2160" w:hanging="360"/>
+      </w:pPr>
+      <w:rPr>
+        <w:rFonts w:ascii="Wingdings" w:hAnsi="Wingdings" w:hint="default"/>
+      </w:rPr>
+    </w:lvl>
+    <w:lvl w:ilvl="3" w:tplc="040C0001" w:tentative="1">
+      <w:start w:val="1"/>
+      <w:numFmt w:val="bullet"/>
+      <w:lvlText w:val=""/>
+      <w:lvlJc w:val="left"/>
+      <w:pPr>
+        <w:ind w:left="2880" w:hanging="360"/>
+      </w:pPr>
+      <w:rPr>
+        <w:rFonts w:ascii="Symbol" w:hAnsi="Symbol" w:hint="default"/>
+      </w:rPr>
+    </w:lvl>
+    <w:lvl w:ilvl="4" w:tplc="040C0003" w:tentative="1">
+      <w:start w:val="1"/>
+      <w:numFmt w:val="bullet"/>
+      <w:lvlText w:val="o"/>
+      <w:lvlJc w:val="left"/>
+      <w:pPr>
+        <w:ind w:left="3600" w:hanging="360"/>
+      </w:pPr>
+      <w:rPr>
+        <w:rFonts w:ascii="Courier New" w:hAnsi="Courier New" w:cs="Courier New" w:hint="default"/>
+      </w:rPr>
+    </w:lvl>
+    <w:lvl w:ilvl="5" w:tplc="040C0005" w:tentative="1">
+      <w:start w:val="1"/>
+      <w:numFmt w:val="bullet"/>
+      <w:lvlText w:val=""/>
+      <w:lvlJc w:val="left"/>
+      <w:pPr>
+        <w:ind w:left="4320" w:hanging="360"/>
+      </w:pPr>
+      <w:rPr>
+        <w:rFonts w:ascii="Wingdings" w:hAnsi="Wingdings" w:hint="default"/>
+      </w:rPr>
+    </w:lvl>
+    <w:lvl w:ilvl="6" w:tplc="040C0001" w:tentative="1">
+      <w:start w:val="1"/>
+      <w:numFmt w:val="bullet"/>
+      <w:lvlText w:val=""/>
+      <w:lvlJc w:val="left"/>
+      <w:pPr>
+        <w:ind w:left="5040" w:hanging="360"/>
+      </w:pPr>
+      <w:rPr>
+        <w:rFonts w:ascii="Symbol" w:hAnsi="Symbol" w:hint="default"/>
+      </w:rPr>
+    </w:lvl>
+    <w:lvl w:ilvl="7" w:tplc="040C0003" w:tentative="1">
+      <w:start w:val="1"/>
+      <w:numFmt w:val="bullet"/>
+      <w:lvlText w:val="o"/>
+      <w:lvlJc w:val="left"/>
+      <w:pPr>
+        <w:ind w:left="5760" w:hanging="360"/>
+      </w:pPr>
+      <w:rPr>
+        <w:rFonts w:ascii="Courier New" w:hAnsi="Courier New" w:cs="Courier New" w:hint="default"/>
+      </w:rPr>
+    </w:lvl>
+    <w:lvl w:ilvl="8" w:tplc="040C0005" w:tentative="1">
+      <w:start w:val="1"/>
+      <w:numFmt w:val="bullet"/>
+      <w:lvlText w:val=""/>
+      <w:lvlJc w:val="left"/>
+      <w:pPr>
+        <w:ind w:left="6480" w:hanging="360"/>
+      </w:pPr>
+      <w:rPr>
+        <w:rFonts w:ascii="Wingdings" w:hAnsi="Wingdings" w:hint="default"/>
+      </w:rPr>
+    </w:lvl>
+  </w:abstractNum>
+  <w:abstractNum w:abstractNumId="6" w15:restartNumberingAfterBreak="0">
     <w:nsid w:val="1FAD77B3"/>
     <w:multiLevelType w:val="hybridMultilevel"/>
     <w:tmpl w:val="BCC6A556"/>
@@ -1988,7 +3237,292 @@
       </w:rPr>
     </w:lvl>
   </w:abstractNum>
-  <w:abstractNum w:abstractNumId="5" w15:restartNumberingAfterBreak="0">
+  <w:abstractNum w:abstractNumId="7" w15:restartNumberingAfterBreak="0">
+    <w:nsid w:val="27FF108C"/>
+    <w:multiLevelType w:val="multilevel"/>
+    <w:tmpl w:val="040C001D"/>
+    <w:lvl w:ilvl="0">
+      <w:start w:val="1"/>
+      <w:numFmt w:val="decimal"/>
+      <w:lvlText w:val="%1)"/>
+      <w:lvlJc w:val="left"/>
+      <w:pPr>
+        <w:ind w:left="360" w:hanging="360"/>
+      </w:pPr>
+    </w:lvl>
+    <w:lvl w:ilvl="1">
+      <w:start w:val="1"/>
+      <w:numFmt w:val="lowerLetter"/>
+      <w:lvlText w:val="%2)"/>
+      <w:lvlJc w:val="left"/>
+      <w:pPr>
+        <w:ind w:left="720" w:hanging="360"/>
+      </w:pPr>
+    </w:lvl>
+    <w:lvl w:ilvl="2">
+      <w:start w:val="1"/>
+      <w:numFmt w:val="lowerRoman"/>
+      <w:lvlText w:val="%3)"/>
+      <w:lvlJc w:val="left"/>
+      <w:pPr>
+        <w:ind w:left="1080" w:hanging="360"/>
+      </w:pPr>
+    </w:lvl>
+    <w:lvl w:ilvl="3">
+      <w:start w:val="1"/>
+      <w:numFmt w:val="decimal"/>
+      <w:lvlText w:val="(%4)"/>
+      <w:lvlJc w:val="left"/>
+      <w:pPr>
+        <w:ind w:left="1440" w:hanging="360"/>
+      </w:pPr>
+    </w:lvl>
+    <w:lvl w:ilvl="4">
+      <w:start w:val="1"/>
+      <w:numFmt w:val="lowerLetter"/>
+      <w:lvlText w:val="(%5)"/>
+      <w:lvlJc w:val="left"/>
+      <w:pPr>
+        <w:ind w:left="1800" w:hanging="360"/>
+      </w:pPr>
+    </w:lvl>
+    <w:lvl w:ilvl="5">
+      <w:start w:val="1"/>
+      <w:numFmt w:val="lowerRoman"/>
+      <w:lvlText w:val="(%6)"/>
+      <w:lvlJc w:val="left"/>
+      <w:pPr>
+        <w:ind w:left="2160" w:hanging="360"/>
+      </w:pPr>
+    </w:lvl>
+    <w:lvl w:ilvl="6">
+      <w:start w:val="1"/>
+      <w:numFmt w:val="decimal"/>
+      <w:lvlText w:val="%7."/>
+      <w:lvlJc w:val="left"/>
+      <w:pPr>
+        <w:ind w:left="2520" w:hanging="360"/>
+      </w:pPr>
+    </w:lvl>
+    <w:lvl w:ilvl="7">
+      <w:start w:val="1"/>
+      <w:numFmt w:val="lowerLetter"/>
+      <w:lvlText w:val="%8."/>
+      <w:lvlJc w:val="left"/>
+      <w:pPr>
+        <w:ind w:left="2880" w:hanging="360"/>
+      </w:pPr>
+    </w:lvl>
+    <w:lvl w:ilvl="8">
+      <w:start w:val="1"/>
+      <w:numFmt w:val="lowerRoman"/>
+      <w:lvlText w:val="%9."/>
+      <w:lvlJc w:val="left"/>
+      <w:pPr>
+        <w:ind w:left="3240" w:hanging="360"/>
+      </w:pPr>
+    </w:lvl>
+  </w:abstractNum>
+  <w:abstractNum w:abstractNumId="8" w15:restartNumberingAfterBreak="0">
+    <w:nsid w:val="38CE7EA2"/>
+    <w:multiLevelType w:val="hybridMultilevel"/>
+    <w:tmpl w:val="B55074E4"/>
+    <w:lvl w:ilvl="0" w:tplc="0C627FCE">
+      <w:numFmt w:val="bullet"/>
+      <w:lvlText w:val="-"/>
+      <w:lvlJc w:val="left"/>
+      <w:pPr>
+        <w:ind w:left="720" w:hanging="360"/>
+      </w:pPr>
+      <w:rPr>
+        <w:rFonts w:ascii="Calibri" w:eastAsiaTheme="minorHAnsi" w:hAnsi="Calibri" w:cs="Calibri" w:hint="default"/>
+      </w:rPr>
+    </w:lvl>
+    <w:lvl w:ilvl="1" w:tplc="040C0003" w:tentative="1">
+      <w:start w:val="1"/>
+      <w:numFmt w:val="bullet"/>
+      <w:lvlText w:val="o"/>
+      <w:lvlJc w:val="left"/>
+      <w:pPr>
+        <w:ind w:left="1440" w:hanging="360"/>
+      </w:pPr>
+      <w:rPr>
+        <w:rFonts w:ascii="Courier New" w:hAnsi="Courier New" w:cs="Courier New" w:hint="default"/>
+      </w:rPr>
+    </w:lvl>
+    <w:lvl w:ilvl="2" w:tplc="040C0005" w:tentative="1">
+      <w:start w:val="1"/>
+      <w:numFmt w:val="bullet"/>
+      <w:lvlText w:val=""/>
+      <w:lvlJc w:val="left"/>
+      <w:pPr>
+        <w:ind w:left="2160" w:hanging="360"/>
+      </w:pPr>
+      <w:rPr>
+        <w:rFonts w:ascii="Wingdings" w:hAnsi="Wingdings" w:hint="default"/>
+      </w:rPr>
+    </w:lvl>
+    <w:lvl w:ilvl="3" w:tplc="040C0001" w:tentative="1">
+      <w:start w:val="1"/>
+      <w:numFmt w:val="bullet"/>
+      <w:lvlText w:val=""/>
+      <w:lvlJc w:val="left"/>
+      <w:pPr>
+        <w:ind w:left="2880" w:hanging="360"/>
+      </w:pPr>
+      <w:rPr>
+        <w:rFonts w:ascii="Symbol" w:hAnsi="Symbol" w:hint="default"/>
+      </w:rPr>
+    </w:lvl>
+    <w:lvl w:ilvl="4" w:tplc="040C0003" w:tentative="1">
+      <w:start w:val="1"/>
+      <w:numFmt w:val="bullet"/>
+      <w:lvlText w:val="o"/>
+      <w:lvlJc w:val="left"/>
+      <w:pPr>
+        <w:ind w:left="3600" w:hanging="360"/>
+      </w:pPr>
+      <w:rPr>
+        <w:rFonts w:ascii="Courier New" w:hAnsi="Courier New" w:cs="Courier New" w:hint="default"/>
+      </w:rPr>
+    </w:lvl>
+    <w:lvl w:ilvl="5" w:tplc="040C0005" w:tentative="1">
+      <w:start w:val="1"/>
+      <w:numFmt w:val="bullet"/>
+      <w:lvlText w:val=""/>
+      <w:lvlJc w:val="left"/>
+      <w:pPr>
+        <w:ind w:left="4320" w:hanging="360"/>
+      </w:pPr>
+      <w:rPr>
+        <w:rFonts w:ascii="Wingdings" w:hAnsi="Wingdings" w:hint="default"/>
+      </w:rPr>
+    </w:lvl>
+    <w:lvl w:ilvl="6" w:tplc="040C0001" w:tentative="1">
+      <w:start w:val="1"/>
+      <w:numFmt w:val="bullet"/>
+      <w:lvlText w:val=""/>
+      <w:lvlJc w:val="left"/>
+      <w:pPr>
+        <w:ind w:left="5040" w:hanging="360"/>
+      </w:pPr>
+      <w:rPr>
+        <w:rFonts w:ascii="Symbol" w:hAnsi="Symbol" w:hint="default"/>
+      </w:rPr>
+    </w:lvl>
+    <w:lvl w:ilvl="7" w:tplc="040C0003" w:tentative="1">
+      <w:start w:val="1"/>
+      <w:numFmt w:val="bullet"/>
+      <w:lvlText w:val="o"/>
+      <w:lvlJc w:val="left"/>
+      <w:pPr>
+        <w:ind w:left="5760" w:hanging="360"/>
+      </w:pPr>
+      <w:rPr>
+        <w:rFonts w:ascii="Courier New" w:hAnsi="Courier New" w:cs="Courier New" w:hint="default"/>
+      </w:rPr>
+    </w:lvl>
+    <w:lvl w:ilvl="8" w:tplc="040C0005" w:tentative="1">
+      <w:start w:val="1"/>
+      <w:numFmt w:val="bullet"/>
+      <w:lvlText w:val=""/>
+      <w:lvlJc w:val="left"/>
+      <w:pPr>
+        <w:ind w:left="6480" w:hanging="360"/>
+      </w:pPr>
+      <w:rPr>
+        <w:rFonts w:ascii="Wingdings" w:hAnsi="Wingdings" w:hint="default"/>
+      </w:rPr>
+    </w:lvl>
+  </w:abstractNum>
+  <w:abstractNum w:abstractNumId="9" w15:restartNumberingAfterBreak="0">
+    <w:nsid w:val="54D710F0"/>
+    <w:multiLevelType w:val="hybridMultilevel"/>
+    <w:tmpl w:val="0E02C4C6"/>
+    <w:lvl w:ilvl="0" w:tplc="7472DA2A">
+      <w:start w:val="1"/>
+      <w:numFmt w:val="decimal"/>
+      <w:pStyle w:val="Titre2"/>
+      <w:lvlText w:val="%1)"/>
+      <w:lvlJc w:val="left"/>
+      <w:pPr>
+        <w:ind w:left="720" w:hanging="360"/>
+      </w:pPr>
+    </w:lvl>
+    <w:lvl w:ilvl="1" w:tplc="040C0019" w:tentative="1">
+      <w:start w:val="1"/>
+      <w:numFmt w:val="lowerLetter"/>
+      <w:lvlText w:val="%2."/>
+      <w:lvlJc w:val="left"/>
+      <w:pPr>
+        <w:ind w:left="1440" w:hanging="360"/>
+      </w:pPr>
+    </w:lvl>
+    <w:lvl w:ilvl="2" w:tplc="040C001B" w:tentative="1">
+      <w:start w:val="1"/>
+      <w:numFmt w:val="lowerRoman"/>
+      <w:lvlText w:val="%3."/>
+      <w:lvlJc w:val="right"/>
+      <w:pPr>
+        <w:ind w:left="2160" w:hanging="180"/>
+      </w:pPr>
+    </w:lvl>
+    <w:lvl w:ilvl="3" w:tplc="040C000F" w:tentative="1">
+      <w:start w:val="1"/>
+      <w:numFmt w:val="decimal"/>
+      <w:lvlText w:val="%4."/>
+      <w:lvlJc w:val="left"/>
+      <w:pPr>
+        <w:ind w:left="2880" w:hanging="360"/>
+      </w:pPr>
+    </w:lvl>
+    <w:lvl w:ilvl="4" w:tplc="040C0019" w:tentative="1">
+      <w:start w:val="1"/>
+      <w:numFmt w:val="lowerLetter"/>
+      <w:lvlText w:val="%5."/>
+      <w:lvlJc w:val="left"/>
+      <w:pPr>
+        <w:ind w:left="3600" w:hanging="360"/>
+      </w:pPr>
+    </w:lvl>
+    <w:lvl w:ilvl="5" w:tplc="040C001B" w:tentative="1">
+      <w:start w:val="1"/>
+      <w:numFmt w:val="lowerRoman"/>
+      <w:lvlText w:val="%6."/>
+      <w:lvlJc w:val="right"/>
+      <w:pPr>
+        <w:ind w:left="4320" w:hanging="180"/>
+      </w:pPr>
+    </w:lvl>
+    <w:lvl w:ilvl="6" w:tplc="040C000F" w:tentative="1">
+      <w:start w:val="1"/>
+      <w:numFmt w:val="decimal"/>
+      <w:lvlText w:val="%7."/>
+      <w:lvlJc w:val="left"/>
+      <w:pPr>
+        <w:ind w:left="5040" w:hanging="360"/>
+      </w:pPr>
+    </w:lvl>
+    <w:lvl w:ilvl="7" w:tplc="040C0019" w:tentative="1">
+      <w:start w:val="1"/>
+      <w:numFmt w:val="lowerLetter"/>
+      <w:lvlText w:val="%8."/>
+      <w:lvlJc w:val="left"/>
+      <w:pPr>
+        <w:ind w:left="5760" w:hanging="360"/>
+      </w:pPr>
+    </w:lvl>
+    <w:lvl w:ilvl="8" w:tplc="040C001B" w:tentative="1">
+      <w:start w:val="1"/>
+      <w:numFmt w:val="lowerRoman"/>
+      <w:lvlText w:val="%9."/>
+      <w:lvlJc w:val="right"/>
+      <w:pPr>
+        <w:ind w:left="6480" w:hanging="180"/>
+      </w:pPr>
+    </w:lvl>
+  </w:abstractNum>
+  <w:abstractNum w:abstractNumId="10" w15:restartNumberingAfterBreak="0">
     <w:nsid w:val="55D10366"/>
     <w:multiLevelType w:val="hybridMultilevel"/>
     <w:tmpl w:val="65BC6522"/>
@@ -2101,7 +3635,96 @@
       </w:rPr>
     </w:lvl>
   </w:abstractNum>
-  <w:abstractNum w:abstractNumId="6" w15:restartNumberingAfterBreak="0">
+  <w:abstractNum w:abstractNumId="11" w15:restartNumberingAfterBreak="0">
+    <w:nsid w:val="5C5E3B3D"/>
+    <w:multiLevelType w:val="hybridMultilevel"/>
+    <w:tmpl w:val="FB080416"/>
+    <w:lvl w:ilvl="0" w:tplc="08090011">
+      <w:start w:val="1"/>
+      <w:numFmt w:val="decimal"/>
+      <w:lvlText w:val="%1)"/>
+      <w:lvlJc w:val="left"/>
+      <w:pPr>
+        <w:ind w:left="720" w:hanging="360"/>
+      </w:pPr>
+      <w:rPr>
+        <w:rFonts w:hint="default"/>
+      </w:rPr>
+    </w:lvl>
+    <w:lvl w:ilvl="1" w:tplc="08090019" w:tentative="1">
+      <w:start w:val="1"/>
+      <w:numFmt w:val="lowerLetter"/>
+      <w:lvlText w:val="%2."/>
+      <w:lvlJc w:val="left"/>
+      <w:pPr>
+        <w:ind w:left="1440" w:hanging="360"/>
+      </w:pPr>
+    </w:lvl>
+    <w:lvl w:ilvl="2" w:tplc="0809001B" w:tentative="1">
+      <w:start w:val="1"/>
+      <w:numFmt w:val="lowerRoman"/>
+      <w:lvlText w:val="%3."/>
+      <w:lvlJc w:val="right"/>
+      <w:pPr>
+        <w:ind w:left="2160" w:hanging="180"/>
+      </w:pPr>
+    </w:lvl>
+    <w:lvl w:ilvl="3" w:tplc="0809000F" w:tentative="1">
+      <w:start w:val="1"/>
+      <w:numFmt w:val="decimal"/>
+      <w:lvlText w:val="%4."/>
+      <w:lvlJc w:val="left"/>
+      <w:pPr>
+        <w:ind w:left="2880" w:hanging="360"/>
+      </w:pPr>
+    </w:lvl>
+    <w:lvl w:ilvl="4" w:tplc="08090019" w:tentative="1">
+      <w:start w:val="1"/>
+      <w:numFmt w:val="lowerLetter"/>
+      <w:lvlText w:val="%5."/>
+      <w:lvlJc w:val="left"/>
+      <w:pPr>
+        <w:ind w:left="3600" w:hanging="360"/>
+      </w:pPr>
+    </w:lvl>
+    <w:lvl w:ilvl="5" w:tplc="0809001B" w:tentative="1">
+      <w:start w:val="1"/>
+      <w:numFmt w:val="lowerRoman"/>
+      <w:lvlText w:val="%6."/>
+      <w:lvlJc w:val="right"/>
+      <w:pPr>
+        <w:ind w:left="4320" w:hanging="180"/>
+      </w:pPr>
+    </w:lvl>
+    <w:lvl w:ilvl="6" w:tplc="0809000F" w:tentative="1">
+      <w:start w:val="1"/>
+      <w:numFmt w:val="decimal"/>
+      <w:lvlText w:val="%7."/>
+      <w:lvlJc w:val="left"/>
+      <w:pPr>
+        <w:ind w:left="5040" w:hanging="360"/>
+      </w:pPr>
+    </w:lvl>
+    <w:lvl w:ilvl="7" w:tplc="08090019" w:tentative="1">
+      <w:start w:val="1"/>
+      <w:numFmt w:val="lowerLetter"/>
+      <w:lvlText w:val="%8."/>
+      <w:lvlJc w:val="left"/>
+      <w:pPr>
+        <w:ind w:left="5760" w:hanging="360"/>
+      </w:pPr>
+    </w:lvl>
+    <w:lvl w:ilvl="8" w:tplc="0809001B" w:tentative="1">
+      <w:start w:val="1"/>
+      <w:numFmt w:val="lowerRoman"/>
+      <w:lvlText w:val="%9."/>
+      <w:lvlJc w:val="right"/>
+      <w:pPr>
+        <w:ind w:left="6480" w:hanging="180"/>
+      </w:pPr>
+    </w:lvl>
+  </w:abstractNum>
+  <w:abstractNum w:abstractNumId="12" w15:restartNumberingAfterBreak="0">
     <w:nsid w:val="5F6F62C2"/>
     <w:multiLevelType w:val="hybridMultilevel"/>
     <w:tmpl w:val="1EB69308"/>
@@ -2190,7 +3813,119 @@
       </w:pPr>
     </w:lvl>
   </w:abstractNum>
-  <w:abstractNum w:abstractNumId="7" w15:restartNumberingAfterBreak="0">
+  <w:abstractNum w:abstractNumId="13" w15:restartNumberingAfterBreak="0">
+    <w:nsid w:val="60A851B4"/>
+    <w:multiLevelType w:val="hybridMultilevel"/>
+    <w:tmpl w:val="626E8DE8"/>
+    <w:lvl w:ilvl="0" w:tplc="0C627FCE">
+      <w:numFmt w:val="bullet"/>
+      <w:lvlText w:val="-"/>
+      <w:lvlJc w:val="left"/>
+      <w:pPr>
+        <w:ind w:left="720" w:hanging="360"/>
+      </w:pPr>
+      <w:rPr>
+        <w:rFonts w:ascii="Calibri" w:eastAsiaTheme="minorHAnsi" w:hAnsi="Calibri" w:cs="Calibri" w:hint="default"/>
+      </w:rPr>
+    </w:lvl>
+    <w:lvl w:ilvl="1" w:tplc="040C0003" w:tentative="1">
+      <w:start w:val="1"/>
+      <w:numFmt w:val="bullet"/>
+      <w:lvlText w:val="o"/>
+      <w:lvlJc w:val="left"/>
+      <w:pPr>
+        <w:ind w:left="1440" w:hanging="360"/>
+      </w:pPr>
+      <w:rPr>
+        <w:rFonts w:ascii="Courier New" w:hAnsi="Courier New" w:cs="Courier New" w:hint="default"/>
+      </w:rPr>
+    </w:lvl>
+    <w:lvl w:ilvl="2" w:tplc="040C0005" w:tentative="1">
+      <w:start w:val="1"/>
+      <w:numFmt w:val="bullet"/>
+      <w:lvlText w:val=""/>
+      <w:lvlJc w:val="left"/>
+      <w:pPr>
+        <w:ind w:left="2160" w:hanging="360"/>
+      </w:pPr>
+      <w:rPr>
+        <w:rFonts w:ascii="Wingdings" w:hAnsi="Wingdings" w:hint="default"/>
+      </w:rPr>
+    </w:lvl>
+    <w:lvl w:ilvl="3" w:tplc="040C0001" w:tentative="1">
+      <w:start w:val="1"/>
+      <w:numFmt w:val="bullet"/>
+      <w:lvlText w:val=""/>
+      <w:lvlJc w:val="left"/>
+      <w:pPr>
+        <w:ind w:left="2880" w:hanging="360"/>
+      </w:pPr>
+      <w:rPr>
+        <w:rFonts w:ascii="Symbol" w:hAnsi="Symbol" w:hint="default"/>
+      </w:rPr>
+    </w:lvl>
+    <w:lvl w:ilvl="4" w:tplc="040C0003" w:tentative="1">
+      <w:start w:val="1"/>
+      <w:numFmt w:val="bullet"/>
+      <w:lvlText w:val="o"/>
+      <w:lvlJc w:val="left"/>
+      <w:pPr>
+        <w:ind w:left="3600" w:hanging="360"/>
+      </w:pPr>
+      <w:rPr>
+        <w:rFonts w:ascii="Courier New" w:hAnsi="Courier New" w:cs="Courier New" w:hint="default"/>
+      </w:rPr>
+    </w:lvl>
+    <w:lvl w:ilvl="5" w:tplc="040C0005" w:tentative="1">
+      <w:start w:val="1"/>
+      <w:numFmt w:val="bullet"/>
+      <w:lvlText w:val=""/>
+      <w:lvlJc w:val="left"/>
+      <w:pPr>
+        <w:ind w:left="4320" w:hanging="360"/>
+      </w:pPr>
+      <w:rPr>
+        <w:rFonts w:ascii="Wingdings" w:hAnsi="Wingdings" w:hint="default"/>
+      </w:rPr>
+    </w:lvl>
+    <w:lvl w:ilvl="6" w:tplc="040C0001" w:tentative="1">
+      <w:start w:val="1"/>
+      <w:numFmt w:val="bullet"/>
+      <w:lvlText w:val=""/>
+      <w:lvlJc w:val="left"/>
+      <w:pPr>
+        <w:ind w:left="5040" w:hanging="360"/>
+      </w:pPr>
+      <w:rPr>
+        <w:rFonts w:ascii="Symbol" w:hAnsi="Symbol" w:hint="default"/>
+      </w:rPr>
+    </w:lvl>
+    <w:lvl w:ilvl="7" w:tplc="040C0003" w:tentative="1">
+      <w:start w:val="1"/>
+      <w:numFmt w:val="bullet"/>
+      <w:lvlText w:val="o"/>
+      <w:lvlJc w:val="left"/>
+      <w:pPr>
+        <w:ind w:left="5760" w:hanging="360"/>
+      </w:pPr>
+      <w:rPr>
+        <w:rFonts w:ascii="Courier New" w:hAnsi="Courier New" w:cs="Courier New" w:hint="default"/>
+      </w:rPr>
+    </w:lvl>
+    <w:lvl w:ilvl="8" w:tplc="040C0005" w:tentative="1">
+      <w:start w:val="1"/>
+      <w:numFmt w:val="bullet"/>
+      <w:lvlText w:val=""/>
+      <w:lvlJc w:val="left"/>
+      <w:pPr>
+        <w:ind w:left="6480" w:hanging="360"/>
+      </w:pPr>
+      <w:rPr>
+        <w:rFonts w:ascii="Wingdings" w:hAnsi="Wingdings" w:hint="default"/>
+      </w:rPr>
+    </w:lvl>
+  </w:abstractNum>
+  <w:abstractNum w:abstractNumId="14" w15:restartNumberingAfterBreak="0">
     <w:nsid w:val="6B266EC9"/>
     <w:multiLevelType w:val="hybridMultilevel"/>
     <w:tmpl w:val="CB145620"/>
@@ -2280,28 +4015,82 @@
     </w:lvl>
   </w:abstractNum>
   <w:num w:numId="1" w16cid:durableId="435832844">
-    <w:abstractNumId w:val="7"/>
+    <w:abstractNumId w:val="14"/>
   </w:num>
   <w:num w:numId="2" w16cid:durableId="976882470">
     <w:abstractNumId w:val="1"/>
   </w:num>
   <w:num w:numId="3" w16cid:durableId="1779446713">
-    <w:abstractNumId w:val="5"/>
+    <w:abstractNumId w:val="10"/>
   </w:num>
   <w:num w:numId="4" w16cid:durableId="390469742">
+    <w:abstractNumId w:val="6"/>
+  </w:num>
+  <w:num w:numId="5" w16cid:durableId="2033846863">
+    <w:abstractNumId w:val="12"/>
+  </w:num>
+  <w:num w:numId="6" w16cid:durableId="127015522">
     <w:abstractNumId w:val="4"/>
   </w:num>
-  <w:num w:numId="5" w16cid:durableId="2033846863">
-    <w:abstractNumId w:val="6"/>
-  </w:num>
-  <w:num w:numId="6" w16cid:durableId="127015522">
+  <w:num w:numId="7" w16cid:durableId="35393471">
     <w:abstractNumId w:val="3"/>
-  </w:num>
-  <w:num w:numId="7" w16cid:durableId="35393471">
-    <w:abstractNumId w:val="2"/>
   </w:num>
   <w:num w:numId="8" w16cid:durableId="1471284319">
     <w:abstractNumId w:val="0"/>
+  </w:num>
+  <w:num w:numId="9" w16cid:durableId="1215966592">
+    <w:abstractNumId w:val="5"/>
+  </w:num>
+  <w:num w:numId="10" w16cid:durableId="1970166888">
+    <w:abstractNumId w:val="9"/>
+  </w:num>
+  <w:num w:numId="11" w16cid:durableId="1566914536">
+    <w:abstractNumId w:val="13"/>
+  </w:num>
+  <w:num w:numId="12" w16cid:durableId="1014260031">
+    <w:abstractNumId w:val="9"/>
+    <w:lvlOverride w:ilvl="0">
+      <w:startOverride w:val="1"/>
+    </w:lvlOverride>
+  </w:num>
+  <w:num w:numId="13" w16cid:durableId="1505169752">
+    <w:abstractNumId w:val="11"/>
+  </w:num>
+  <w:num w:numId="14" w16cid:durableId="124155362">
+    <w:abstractNumId w:val="2"/>
+  </w:num>
+  <w:num w:numId="15" w16cid:durableId="1580947784">
+    <w:abstractNumId w:val="7"/>
+    <w:lvlOverride w:ilvl="0">
+      <w:startOverride w:val="1"/>
+    </w:lvlOverride>
+    <w:lvlOverride w:ilvl="1">
+      <w:startOverride w:val="1"/>
+    </w:lvlOverride>
+    <w:lvlOverride w:ilvl="2">
+      <w:startOverride w:val="1"/>
+    </w:lvlOverride>
+    <w:lvlOverride w:ilvl="3">
+      <w:startOverride w:val="1"/>
+    </w:lvlOverride>
+    <w:lvlOverride w:ilvl="4">
+      <w:startOverride w:val="1"/>
+    </w:lvlOverride>
+    <w:lvlOverride w:ilvl="5">
+      <w:startOverride w:val="1"/>
+    </w:lvlOverride>
+    <w:lvlOverride w:ilvl="6">
+      <w:startOverride w:val="1"/>
+    </w:lvlOverride>
+    <w:lvlOverride w:ilvl="7">
+      <w:startOverride w:val="1"/>
+    </w:lvlOverride>
+    <w:lvlOverride w:ilvl="8">
+      <w:startOverride w:val="1"/>
+    </w:lvlOverride>
+  </w:num>
+  <w:num w:numId="16" w16cid:durableId="2071684019">
+    <w:abstractNumId w:val="8"/>
   </w:num>
 </w:numbering>
 </file>
@@ -2705,9 +4494,80 @@
     <w:name w:val="Normal"/>
     <w:qFormat/>
   </w:style>
+  <w:style w:type="paragraph" w:styleId="Titre1">
+    <w:name w:val="heading 1"/>
+    <w:basedOn w:val="Normal"/>
+    <w:next w:val="Normal"/>
+    <w:link w:val="Titre1Car"/>
+    <w:uiPriority w:val="9"/>
+    <w:qFormat/>
+    <w:rsid w:val="005B00F4"/>
+    <w:pPr>
+      <w:keepNext/>
+      <w:keepLines/>
+      <w:spacing w:before="240" w:after="0"/>
+      <w:outlineLvl w:val="0"/>
+    </w:pPr>
+    <w:rPr>
+      <w:rFonts w:asciiTheme="majorHAnsi" w:eastAsiaTheme="majorEastAsia" w:hAnsiTheme="majorHAnsi" w:cstheme="majorBidi"/>
+      <w:color w:val="2E74B5" w:themeColor="accent1" w:themeShade="BF"/>
+      <w:sz w:val="32"/>
+      <w:szCs w:val="32"/>
+    </w:rPr>
+  </w:style>
+  <w:style w:type="paragraph" w:styleId="Titre2">
+    <w:name w:val="heading 2"/>
+    <w:basedOn w:val="Normal"/>
+    <w:next w:val="Normal"/>
+    <w:link w:val="Titre2Car"/>
+    <w:uiPriority w:val="9"/>
+    <w:unhideWhenUsed/>
+    <w:qFormat/>
+    <w:rsid w:val="00695FAE"/>
+    <w:pPr>
+      <w:keepNext/>
+      <w:keepLines/>
+      <w:numPr>
+        <w:numId w:val="10"/>
+      </w:numPr>
+      <w:spacing w:before="40" w:after="0" w:line="276" w:lineRule="auto"/>
+      <w:jc w:val="both"/>
+      <w:outlineLvl w:val="1"/>
+    </w:pPr>
+    <w:rPr>
+      <w:rFonts w:asciiTheme="majorHAnsi" w:eastAsiaTheme="majorEastAsia" w:hAnsiTheme="majorHAnsi" w:cstheme="majorBidi"/>
+      <w:color w:val="2E74B5" w:themeColor="accent1" w:themeShade="BF"/>
+      <w:sz w:val="28"/>
+      <w:szCs w:val="28"/>
+      <w:u w:val="single"/>
+    </w:rPr>
+  </w:style>
+  <w:style w:type="paragraph" w:styleId="Titre3">
+    <w:name w:val="heading 3"/>
+    <w:basedOn w:val="Normal"/>
+    <w:next w:val="Normal"/>
+    <w:link w:val="Titre3Car"/>
+    <w:uiPriority w:val="9"/>
+    <w:unhideWhenUsed/>
+    <w:qFormat/>
+    <w:rsid w:val="00EE2650"/>
+    <w:pPr>
+      <w:keepNext/>
+      <w:keepLines/>
+      <w:spacing w:before="40" w:after="0" w:line="256" w:lineRule="auto"/>
+      <w:outlineLvl w:val="2"/>
+    </w:pPr>
+    <w:rPr>
+      <w:rFonts w:asciiTheme="majorHAnsi" w:eastAsiaTheme="majorEastAsia" w:hAnsiTheme="majorHAnsi" w:cstheme="majorBidi"/>
+      <w:color w:val="1F4D78" w:themeColor="accent1" w:themeShade="7F"/>
+      <w:sz w:val="24"/>
+      <w:szCs w:val="24"/>
+    </w:rPr>
+  </w:style>
   <w:style w:type="character" w:default="1" w:styleId="Policepardfaut">
     <w:name w:val="Default Paragraph Font"/>
     <w:uiPriority w:val="1"/>
+    <w:semiHidden/>
     <w:unhideWhenUsed/>
   </w:style>
   <w:style w:type="table" w:default="1" w:styleId="TableauNormal">
@@ -2741,6 +4601,46 @@
       <w:ind w:left="720"/>
       <w:contextualSpacing/>
     </w:pPr>
+  </w:style>
+  <w:style w:type="character" w:customStyle="1" w:styleId="Titre2Car">
+    <w:name w:val="Titre 2 Car"/>
+    <w:basedOn w:val="Policepardfaut"/>
+    <w:link w:val="Titre2"/>
+    <w:uiPriority w:val="9"/>
+    <w:rsid w:val="00695FAE"/>
+    <w:rPr>
+      <w:rFonts w:asciiTheme="majorHAnsi" w:eastAsiaTheme="majorEastAsia" w:hAnsiTheme="majorHAnsi" w:cstheme="majorBidi"/>
+      <w:color w:val="2E74B5" w:themeColor="accent1" w:themeShade="BF"/>
+      <w:sz w:val="28"/>
+      <w:szCs w:val="28"/>
+      <w:u w:val="single"/>
+    </w:rPr>
+  </w:style>
+  <w:style w:type="character" w:customStyle="1" w:styleId="Titre3Car">
+    <w:name w:val="Titre 3 Car"/>
+    <w:basedOn w:val="Policepardfaut"/>
+    <w:link w:val="Titre3"/>
+    <w:uiPriority w:val="9"/>
+    <w:rsid w:val="00EE2650"/>
+    <w:rPr>
+      <w:rFonts w:asciiTheme="majorHAnsi" w:eastAsiaTheme="majorEastAsia" w:hAnsiTheme="majorHAnsi" w:cstheme="majorBidi"/>
+      <w:color w:val="1F4D78" w:themeColor="accent1" w:themeShade="7F"/>
+      <w:sz w:val="24"/>
+      <w:szCs w:val="24"/>
+    </w:rPr>
+  </w:style>
+  <w:style w:type="character" w:customStyle="1" w:styleId="Titre1Car">
+    <w:name w:val="Titre 1 Car"/>
+    <w:basedOn w:val="Policepardfaut"/>
+    <w:link w:val="Titre1"/>
+    <w:uiPriority w:val="9"/>
+    <w:rsid w:val="005B00F4"/>
+    <w:rPr>
+      <w:rFonts w:asciiTheme="majorHAnsi" w:eastAsiaTheme="majorEastAsia" w:hAnsiTheme="majorHAnsi" w:cstheme="majorBidi"/>
+      <w:color w:val="2E74B5" w:themeColor="accent1" w:themeShade="BF"/>
+      <w:sz w:val="32"/>
+      <w:szCs w:val="32"/>
+    </w:rPr>
   </w:style>
 </w:styles>
 </file>

--- a/analyse/cahier_de_charge.docx
+++ b/analyse/cahier_de_charge.docx
@@ -725,15 +725,7 @@
         <w:t>L’administrateur peu</w:t>
       </w:r>
       <w:r>
-        <w:t xml:space="preserve">t modifier, ajouter ou supprimer des données pour la sécurité et améliorer l’application. Initialement, </w:t>
-      </w:r>
-      <w:proofErr w:type="gramStart"/>
-      <w:r>
-        <w:t>je serai en charge</w:t>
-      </w:r>
-      <w:proofErr w:type="gramEnd"/>
-      <w:r>
-        <w:t xml:space="preserve"> de cette mission, et en fonction de l’évolution du projet, j’emploierai à ma charge un ou plusieurs salariés pour le faire.</w:t>
+        <w:t>t modifier, ajouter ou supprimer des données pour la sécurité et améliorer l’application. Initialement, je serai en charge de cette mission, et en fonction de l’évolution du projet, j’emploierai à ma charge un ou plusieurs salariés pour le faire.</w:t>
       </w:r>
     </w:p>
     <w:p>
@@ -768,13 +760,8 @@
         <w:t>.</w:t>
       </w:r>
       <w:r>
-        <w:t xml:space="preserve"> D’ailleurs, les orthophonistes peuvent ajouter </w:t>
-      </w:r>
-      <w:proofErr w:type="gramStart"/>
-      <w:r>
-        <w:t>des rdv</w:t>
-      </w:r>
-      <w:proofErr w:type="gramEnd"/>
+        <w:t xml:space="preserve"> D’ailleurs, les orthophonistes peuvent ajouter des rdv</w:t>
+      </w:r>
       <w:r>
         <w:t xml:space="preserve"> pour travailler en présentiel</w:t>
       </w:r>
@@ -825,15 +812,7 @@
         <w:jc w:val="both"/>
       </w:pPr>
       <w:r>
-        <w:t xml:space="preserve">Les patients non abonnés bénéficieront d’un compte qui propose </w:t>
-      </w:r>
-      <w:proofErr w:type="gramStart"/>
-      <w:r>
-        <w:t>tous les parties</w:t>
-      </w:r>
-      <w:proofErr w:type="gramEnd"/>
-      <w:r>
-        <w:t xml:space="preserve"> sans la partie premium. Ces </w:t>
+        <w:t xml:space="preserve">Les patients non abonnés bénéficieront d’un compte qui propose tous les parties sans la partie premium. Ces </w:t>
       </w:r>
       <w:r>
         <w:t>patients</w:t>
@@ -1606,15 +1585,7 @@
         <w:t>Pour un utilisateur qui aura choisi de ne pas passer le test pour voir son niveau de langages françaises et confirmer s’il</w:t>
       </w:r>
       <w:r>
-        <w:t xml:space="preserve"> </w:t>
-      </w:r>
-      <w:proofErr w:type="gramStart"/>
-      <w:r>
-        <w:t>a</w:t>
-      </w:r>
-      <w:proofErr w:type="gramEnd"/>
-      <w:r>
-        <w:t xml:space="preserve"> des difficultés ou </w:t>
+        <w:t xml:space="preserve"> a des difficultés ou </w:t>
       </w:r>
       <w:r>
         <w:t>aucunes difficultés</w:t>
@@ -2322,68 +2293,108 @@
         <w:rPr>
           <w:b/>
           <w:bCs/>
-          <w:highlight w:val="yellow"/>
         </w:rPr>
         <w:t>10</w:t>
       </w:r>
-      <w:r>
-        <w:rPr>
-          <w:b/>
-          <w:bCs/>
-          <w:highlight w:val="yellow"/>
-        </w:rPr>
-        <w:t xml:space="preserve"> pages de test de niveaux 3</w:t>
-      </w:r>
-      <w:r>
-        <w:rPr>
-          <w:highlight w:val="yellow"/>
-        </w:rPr>
-        <w:t> :</w:t>
-      </w:r>
-      <w:r>
-        <w:t xml:space="preserve"> A partir de ce niveau, il aura que la page type 2 et 3. S’il a eu toutes les réponses correctes, pas de besoins d’apprendre. Mais, il pourra s’amuser que dans la partie de jeux.  S’il a eu une mauvaise réponse, à ce moment-là, il passe au test qui a 10 questions pour évaluer. S’il a eu aucune bonne réponse sur 10 questions, il passe au niveau 2.</w:t>
-      </w:r>
-      <w:r>
-        <w:t xml:space="preserve"> (</w:t>
-      </w:r>
-      <w:proofErr w:type="gramStart"/>
-      <w:r>
-        <w:t>chrono</w:t>
-      </w:r>
-      <w:proofErr w:type="gramEnd"/>
-      <w:r>
-        <w:t>).</w:t>
-      </w:r>
-    </w:p>
-    <w:p>
-      <w:pPr>
-        <w:pStyle w:val="Paragraphedeliste"/>
-        <w:numPr>
-          <w:ilvl w:val="0"/>
-          <w:numId w:val="15"/>
-        </w:numPr>
-        <w:spacing w:before="120" w:after="120" w:line="276" w:lineRule="auto"/>
-        <w:jc w:val="both"/>
-      </w:pPr>
       <w:r>
         <w:rPr>
           <w:b/>
           <w:bCs/>
         </w:rPr>
-        <w:t>Une page des conseils (la partie premium)</w:t>
-      </w:r>
-      <w:r>
-        <w:t xml:space="preserve"> : il aura une note sur des tests qu’il a pu faire et une partie de niveau proposé et adapté.  Il doit choisir entre 3 niveaux (facile, moyen et difficile).</w:t>
-      </w:r>
-    </w:p>
-    <w:p>
-      <w:pPr>
-        <w:pStyle w:val="Paragraphedeliste"/>
-        <w:numPr>
-          <w:ilvl w:val="0"/>
-          <w:numId w:val="13"/>
-        </w:numPr>
-        <w:spacing w:line="276" w:lineRule="auto"/>
+        <w:t xml:space="preserve"> pages de test de niveaux 3</w:t>
+      </w:r>
+      <w:r>
+        <w:t> :</w:t>
+      </w:r>
+      <w:r>
+        <w:t xml:space="preserve"> A partir de ce niveau, </w:t>
+      </w:r>
+      <w:r>
+        <w:t>au bout de 90% de bonnes réponses, il n’a pas besoin d’avoir des séances orthophoniques</w:t>
+      </w:r>
+      <w:r>
+        <w:t xml:space="preserve">. Mais, il pourra s’amuser que dans la partie de jeux. </w:t>
+      </w:r>
+      <w:r>
+        <w:t xml:space="preserve">A </w:t>
+      </w:r>
+      <w:r>
+        <w:t>ce moment-là, il passe au test qui a 10 questions pour évaluer</w:t>
+      </w:r>
+      <w:r>
+        <w:t xml:space="preserve"> son niveau et les difficultés rencontrés</w:t>
+      </w:r>
+      <w:r>
+        <w:t>. S’il a eu aucune bonne réponse sur 10 questions, il passe au niveau 2.</w:t>
+      </w:r>
+      <w:r>
+        <w:t xml:space="preserve"> </w:t>
+      </w:r>
+      <w:r>
+        <w:t xml:space="preserve">Sur chaque question, il sera chronométré en 60 secondes. S’il dépasse le temps, il pénalise de moins 0,5 points. </w:t>
+      </w:r>
+      <w:r>
+        <w:t>Toutes les 20 secondes</w:t>
+      </w:r>
+      <w:r>
+        <w:t>, il pénalise de 0,5 points</w:t>
+      </w:r>
+      <w:r>
+        <w:t>.</w:t>
+      </w:r>
+    </w:p>
+    <w:p>
+      <w:pPr>
+        <w:pStyle w:val="Paragraphedeliste"/>
+        <w:numPr>
+          <w:ilvl w:val="0"/>
+          <w:numId w:val="15"/>
+        </w:numPr>
+        <w:spacing w:before="120" w:after="120" w:line="276" w:lineRule="auto"/>
+        <w:jc w:val="both"/>
+      </w:pPr>
+      <w:r>
+        <w:rPr>
+          <w:b/>
+          <w:bCs/>
+        </w:rPr>
+        <w:lastRenderedPageBreak/>
+        <w:t xml:space="preserve">Une page des </w:t>
+      </w:r>
+      <w:r>
+        <w:rPr>
+          <w:b/>
+          <w:bCs/>
+        </w:rPr>
+        <w:t>conseils</w:t>
+      </w:r>
+      <w:r>
+        <w:t xml:space="preserve"> :</w:t>
+      </w:r>
+      <w:r>
+        <w:t xml:space="preserve"> il aura une note sur des tests qu’il a pu faire</w:t>
+      </w:r>
+      <w:r>
+        <w:t>,</w:t>
+      </w:r>
+      <w:r>
+        <w:t xml:space="preserve"> une partie de niveau proposé et adapté</w:t>
+      </w:r>
+      <w:r>
+        <w:t xml:space="preserve"> et il affichera les difficultés qu’il a pu rencontrer</w:t>
+      </w:r>
+      <w:r>
+        <w:t>. Il doit choisir entre 3 niveaux (facile, moyen et difficile).</w:t>
+      </w:r>
+    </w:p>
+    <w:p>
+      <w:pPr>
+        <w:pStyle w:val="Paragraphedeliste"/>
+        <w:numPr>
+          <w:ilvl w:val="0"/>
+          <w:numId w:val="15"/>
+        </w:numPr>
+        <w:spacing w:before="120" w:after="120" w:line="276" w:lineRule="auto"/>
         <w:jc w:val="both"/>
       </w:pPr>
       <w:r>
@@ -2497,12 +2508,10 @@
         <w:t xml:space="preserve"> ou </w:t>
       </w:r>
       <w:proofErr w:type="spellStart"/>
-      <w:proofErr w:type="gramStart"/>
       <w:r>
         <w:t>word</w:t>
       </w:r>
       <w:proofErr w:type="spellEnd"/>
-      <w:proofErr w:type="gramEnd"/>
       <w:r>
         <w:t xml:space="preserve"> ou des photos. Il pourra envoyer en tant que fichier. </w:t>
       </w:r>

--- a/analyse/cahier_de_charge.docx
+++ b/analyse/cahier_de_charge.docx
@@ -1,6 +1,6 @@
 
 <file path=word/document.xml><?xml version="1.0" encoding="utf-8"?>
-<w:document xmlns:wpc="http://schemas.microsoft.com/office/word/2010/wordprocessingCanvas" xmlns:cx="http://schemas.microsoft.com/office/drawing/2014/chartex" xmlns:cx1="http://schemas.microsoft.com/office/drawing/2015/9/8/chartex" xmlns:cx2="http://schemas.microsoft.com/office/drawing/2015/10/21/chartex" xmlns:cx3="http://schemas.microsoft.com/office/drawing/2016/5/9/chartex" xmlns:cx4="http://schemas.microsoft.com/office/drawing/2016/5/10/chartex" xmlns:cx5="http://schemas.microsoft.com/office/drawing/2016/5/11/chartex" xmlns:cx6="http://schemas.microsoft.com/office/drawing/2016/5/12/chartex" xmlns:cx7="http://schemas.microsoft.com/office/drawing/2016/5/13/chartex" xmlns:cx8="http://schemas.microsoft.com/office/drawing/2016/5/14/chartex" xmlns:mc="http://schemas.openxmlformats.org/markup-compatibility/2006" xmlns:aink="http://schemas.microsoft.com/office/drawing/2016/ink" xmlns:am3d="http://schemas.microsoft.com/office/drawing/2017/model3d" xmlns:o="urn:schemas-microsoft-com:office:office" xmlns:oel="http://schemas.microsoft.com/office/2019/extlst" xmlns:r="http://schemas.openxmlformats.org/officeDocument/2006/relationships" xmlns:m="http://schemas.openxmlformats.org/officeDocument/2006/math" xmlns:v="urn:schemas-microsoft-com:vml" xmlns:wp14="http://schemas.microsoft.com/office/word/2010/wordprocessingDrawing" xmlns:wp="http://schemas.openxmlformats.org/drawingml/2006/wordprocessingDrawing" xmlns:w10="urn:schemas-microsoft-com:office:word" xmlns:w="http://schemas.openxmlformats.org/wordprocessingml/2006/main" xmlns:w14="http://schemas.microsoft.com/office/word/2010/wordml" xmlns:w15="http://schemas.microsoft.com/office/word/2012/wordml" xmlns:w16cex="http://schemas.microsoft.com/office/word/2018/wordml/cex" xmlns:w16cid="http://schemas.microsoft.com/office/word/2016/wordml/cid" xmlns:w16="http://schemas.microsoft.com/office/word/2018/wordml" xmlns:w16du="http://schemas.microsoft.com/office/word/2023/wordml/word16du" xmlns:w16sdtdh="http://schemas.microsoft.com/office/word/2020/wordml/sdtdatahash" xmlns:w16se="http://schemas.microsoft.com/office/word/2015/wordml/symex" xmlns:wpg="http://schemas.microsoft.com/office/word/2010/wordprocessingGroup" xmlns:wpi="http://schemas.microsoft.com/office/word/2010/wordprocessingInk" xmlns:wne="http://schemas.microsoft.com/office/word/2006/wordml" xmlns:wps="http://schemas.microsoft.com/office/word/2010/wordprocessingShape" mc:Ignorable="w14 w15 w16se w16cid w16 w16cex w16sdtdh w16du wp14">
+<w:document xmlns:wpc="http://schemas.microsoft.com/office/word/2010/wordprocessingCanvas" xmlns:cx="http://schemas.microsoft.com/office/drawing/2014/chartex" xmlns:cx1="http://schemas.microsoft.com/office/drawing/2015/9/8/chartex" xmlns:mc="http://schemas.openxmlformats.org/markup-compatibility/2006" xmlns:o="urn:schemas-microsoft-com:office:office" xmlns:r="http://schemas.openxmlformats.org/officeDocument/2006/relationships" xmlns:m="http://schemas.openxmlformats.org/officeDocument/2006/math" xmlns:v="urn:schemas-microsoft-com:vml" xmlns:wp14="http://schemas.microsoft.com/office/word/2010/wordprocessingDrawing" xmlns:wp="http://schemas.openxmlformats.org/drawingml/2006/wordprocessingDrawing" xmlns:w10="urn:schemas-microsoft-com:office:word" xmlns:w="http://schemas.openxmlformats.org/wordprocessingml/2006/main" xmlns:w14="http://schemas.microsoft.com/office/word/2010/wordml" xmlns:w15="http://schemas.microsoft.com/office/word/2012/wordml" xmlns:w16se="http://schemas.microsoft.com/office/word/2015/wordml/symex" xmlns:wpg="http://schemas.microsoft.com/office/word/2010/wordprocessingGroup" xmlns:wpi="http://schemas.microsoft.com/office/word/2010/wordprocessingInk" xmlns:wne="http://schemas.microsoft.com/office/word/2006/wordml" xmlns:wps="http://schemas.microsoft.com/office/word/2010/wordprocessingShape" mc:Ignorable="w14 w15 w16se wp14">
   <w:body>
     <w:p>
       <w:r>
@@ -44,15 +44,7 @@
         <w:t>Activité 1 :</w:t>
       </w:r>
       <w:r>
-        <w:t xml:space="preserve"> Développer la partie </w:t>
-      </w:r>
-      <w:proofErr w:type="spellStart"/>
-      <w:r>
-        <w:t>front-end</w:t>
-      </w:r>
-      <w:proofErr w:type="spellEnd"/>
-      <w:r>
-        <w:t xml:space="preserve"> d’une application web ou web mobile en intégrant les recommandations de sécurité.</w:t>
+        <w:t xml:space="preserve"> Développer la partie front-end d’une application web ou web mobile en intégrant les recommandations de sécurité.</w:t>
       </w:r>
     </w:p>
     <w:p>
@@ -133,15 +125,7 @@
         <w:t>Activité 2 :</w:t>
       </w:r>
       <w:r>
-        <w:t xml:space="preserve"> Développer la partie </w:t>
-      </w:r>
-      <w:proofErr w:type="spellStart"/>
-      <w:r>
-        <w:t>back-end</w:t>
-      </w:r>
-      <w:proofErr w:type="spellEnd"/>
-      <w:r>
-        <w:t xml:space="preserve"> d’une application web ou web mobile en intégrant les recommandations de sécurité. </w:t>
+        <w:t xml:space="preserve"> Développer la partie back-end d’une application web ou web mobile en intégrant les recommandations de sécurité. </w:t>
       </w:r>
     </w:p>
     <w:p>
@@ -178,15 +162,7 @@
         <w:jc w:val="both"/>
       </w:pPr>
       <w:r>
-        <w:t xml:space="preserve">Développer la partie </w:t>
-      </w:r>
-      <w:proofErr w:type="spellStart"/>
-      <w:r>
-        <w:t>back-end</w:t>
-      </w:r>
-      <w:proofErr w:type="spellEnd"/>
-      <w:r>
-        <w:t xml:space="preserve"> d’une application web ou web mobile ;</w:t>
+        <w:t>Développer la partie back-end d’une application web ou web mobile ;</w:t>
       </w:r>
     </w:p>
     <w:p>
@@ -234,15 +210,7 @@
         <w:t>Activité 1 :</w:t>
       </w:r>
       <w:r>
-        <w:t xml:space="preserve"> Développer la partie </w:t>
-      </w:r>
-      <w:proofErr w:type="spellStart"/>
-      <w:r>
-        <w:t>front-end</w:t>
-      </w:r>
-      <w:proofErr w:type="spellEnd"/>
-      <w:r>
-        <w:t xml:space="preserve"> d’une application web ou web mobile en intégrant les recommandations de sécurité.</w:t>
+        <w:t xml:space="preserve"> Développer la partie front-end d’une application web ou web mobile en intégrant les recommandations de sécurité.</w:t>
       </w:r>
     </w:p>
     <w:p>
@@ -315,15 +283,7 @@
         <w:t>Activité 2 :</w:t>
       </w:r>
       <w:r>
-        <w:t xml:space="preserve"> Développer la partie </w:t>
-      </w:r>
-      <w:proofErr w:type="spellStart"/>
-      <w:r>
-        <w:t>back-end</w:t>
-      </w:r>
-      <w:proofErr w:type="spellEnd"/>
-      <w:r>
-        <w:t xml:space="preserve"> d’une application web ou web mobile en intégrant les recommandations de sécurité. </w:t>
+        <w:t xml:space="preserve"> Développer la partie back-end d’une application web ou web mobile en intégrant les recommandations de sécurité. </w:t>
       </w:r>
     </w:p>
     <w:p>
@@ -351,15 +311,7 @@
         <w:jc w:val="both"/>
       </w:pPr>
       <w:r>
-        <w:t xml:space="preserve">Développer la partie </w:t>
-      </w:r>
-      <w:proofErr w:type="spellStart"/>
-      <w:r>
-        <w:t>back-end</w:t>
-      </w:r>
-      <w:proofErr w:type="spellEnd"/>
-      <w:r>
-        <w:t xml:space="preserve"> d’une application web ou web mobile ;</w:t>
+        <w:t>Développer la partie back-end d’une application web ou web mobile ;</w:t>
       </w:r>
     </w:p>
     <w:p>
@@ -1894,6 +1846,28 @@
       <w:r>
         <w:t>Dans la partie principale,</w:t>
       </w:r>
+      <w:r>
+        <w:t xml:space="preserve"> nous présenterons avec un texte qui expliquera la définition d’une séance orthophonique. Au-dessous de la partie principale se présenteront 3</w:t>
+      </w:r>
+      <w:r>
+        <w:t xml:space="preserve"> icônes alignées sur une ligne en haut de page : une nous dirigera vers des nouveautés de l’application, la deuxième portera sur les règlements de l’application, et la dernière icône nous redirigera vers la liste des profils des orthophonistes. Il y aura également une vidéo qui présentera l’application </w:t>
+      </w:r>
+      <w:proofErr w:type="spellStart"/>
+      <w:r>
+        <w:t>Ortholib</w:t>
+      </w:r>
+      <w:proofErr w:type="spellEnd"/>
+      <w:r>
+        <w:t>. Au-dessous d’une vidéo, un texte accompagnera la vidéo pour expli</w:t>
+      </w:r>
+      <w:r>
+        <w:t xml:space="preserve">quer de manière écrite pour les personnes malentendantes. Dans la partie Footer, nous disposerons de 3 colonnes composées du menu, des informations de contact et des nouveautés. </w:t>
+      </w:r>
+      <w:bookmarkStart w:id="0" w:name="_GoBack"/>
+      <w:bookmarkEnd w:id="0"/>
+      <w:r>
+        <w:t xml:space="preserve"> </w:t>
+      </w:r>
     </w:p>
     <w:p>
       <w:pPr>
@@ -1920,7 +1894,13 @@
         <w:t xml:space="preserve">Présentation </w:t>
       </w:r>
       <w:r>
-        <w:t xml:space="preserve">qui aura 2 parties : </w:t>
+        <w:t xml:space="preserve">qui aura </w:t>
+      </w:r>
+      <w:r>
+        <w:t>3</w:t>
+      </w:r>
+      <w:r>
+        <w:t xml:space="preserve"> parties : </w:t>
       </w:r>
       <w:r>
         <w:t>des nouveautés d’</w:t>
@@ -1981,6 +1961,38 @@
         <w:pStyle w:val="Paragraphedeliste"/>
         <w:numPr>
           <w:ilvl w:val="0"/>
+          <w:numId w:val="14"/>
+        </w:numPr>
+        <w:spacing w:line="276" w:lineRule="auto"/>
+        <w:jc w:val="both"/>
+      </w:pPr>
+      <w:r>
+        <w:rPr>
+          <w:b/>
+        </w:rPr>
+        <w:t>Page Liste des Orthophonistes :</w:t>
+      </w:r>
+      <w:r>
+        <w:rPr>
+          <w:b/>
+        </w:rPr>
+        <w:t xml:space="preserve"> L</w:t>
+      </w:r>
+      <w:r>
+        <w:t xml:space="preserve">e but de cette application est de communiquer </w:t>
+      </w:r>
+      <w:r>
+        <w:t>entre les orthophonistes et leurs patients</w:t>
+      </w:r>
+      <w:r>
+        <w:t xml:space="preserve">. Mais, les patients veulent savoir quels orthophonistes qui participeront dans cette application. Donc, dans cette page, il y aura la liste des profils des orthophonistes.  </w:t>
+      </w:r>
+    </w:p>
+    <w:p>
+      <w:pPr>
+        <w:pStyle w:val="Paragraphedeliste"/>
+        <w:numPr>
+          <w:ilvl w:val="0"/>
           <w:numId w:val="13"/>
         </w:numPr>
         <w:spacing w:line="276" w:lineRule="auto"/>
@@ -1994,82 +2006,10 @@
         <w:t xml:space="preserve">Une page d’inscription : </w:t>
       </w:r>
       <w:r>
-        <w:t>S’il souhaite s’enregistrer sur l’application</w:t>
-      </w:r>
-      <w:r>
-        <w:t xml:space="preserve">, le visiteur devra compléter un formulaire d’inscription comportant son </w:t>
-      </w:r>
-      <w:r>
-        <w:t>nom, son prénom</w:t>
-      </w:r>
-      <w:r>
-        <w:t>,</w:t>
-      </w:r>
-      <w:r>
-        <w:t xml:space="preserve"> s</w:t>
-      </w:r>
-      <w:r>
-        <w:t>on adresse électronique</w:t>
-      </w:r>
-      <w:r>
-        <w:t>, s</w:t>
-      </w:r>
-      <w:r>
-        <w:t>on mot de passe</w:t>
-      </w:r>
-      <w:r>
-        <w:t>, s</w:t>
-      </w:r>
-      <w:r>
-        <w:t>on mot de passe à confirmer</w:t>
-      </w:r>
-      <w:r>
-        <w:t>, s</w:t>
-      </w:r>
-      <w:r>
-        <w:t>on numéro de téléphone</w:t>
-      </w:r>
-      <w:r>
-        <w:t>, s</w:t>
-      </w:r>
-      <w:r>
-        <w:t>on âge</w:t>
-      </w:r>
-      <w:r>
-        <w:t>, s</w:t>
-      </w:r>
-      <w:r>
-        <w:t>on sexe</w:t>
-      </w:r>
-      <w:r>
-        <w:t>, s</w:t>
-      </w:r>
-      <w:r>
-        <w:t>a ville</w:t>
-      </w:r>
-      <w:r>
-        <w:t>, s</w:t>
-      </w:r>
-      <w:r>
-        <w:t>a maladie</w:t>
-      </w:r>
-      <w:r>
-        <w:t>, ses</w:t>
-      </w:r>
-      <w:r>
-        <w:t xml:space="preserve"> difficultés rencontrées</w:t>
-      </w:r>
-      <w:r>
-        <w:t>, p</w:t>
-      </w:r>
-      <w:r>
-        <w:t>asser le test pour voir s’il y a des difficultés. (Oui/Non)</w:t>
-      </w:r>
-      <w:r>
-        <w:t>, p</w:t>
-      </w:r>
-      <w:r>
-        <w:t xml:space="preserve">référence en présence ou en distance.  </w:t>
+        <w:t>S’il souhaite s’enregistrer sur l’application, le visiteur devra compléter un formulaire d’inscription comportant son nom, son prénom,</w:t>
+      </w:r>
+      <w:r>
+        <w:t xml:space="preserve"> son adresse électronique, son mot de passe, son mot de passe à confirmer, son numéro de téléphone, son âge, son sexe, sa ville, sa maladie, ses difficultés rencontrées, passer le test pour voir s’il y a des difficultés. (Oui/Non), préférence en présence ou en distance.  </w:t>
       </w:r>
     </w:p>
     <w:p>
@@ -2090,10 +2030,7 @@
         <w:t>Une page de connexion</w:t>
       </w:r>
       <w:r>
-        <w:t> : Pour accéder à son compte, l’utilisateur devra communiquer sur cette page son adresse électronique avec son mot de passe</w:t>
-      </w:r>
-      <w:r>
-        <w:t>.</w:t>
+        <w:t> : Pour accéder à son compte, l’utilisateur devra communiquer sur cette page son adresse électronique avec son mot de passe.</w:t>
       </w:r>
     </w:p>
     <w:p>
@@ -2147,7 +2084,10 @@
         <w:t xml:space="preserve"> cases à choisir, une page qui aura une des phrases quelconques</w:t>
       </w:r>
       <w:r>
-        <w:t xml:space="preserve"> avec des mots manquantes</w:t>
+        <w:t xml:space="preserve"> avec </w:t>
+      </w:r>
+      <w:r>
+        <w:t>des mots manquants</w:t>
       </w:r>
       <w:r>
         <w:t xml:space="preserve"> qui affichent et l’utilisateur </w:t>
@@ -2227,6 +2167,7 @@
           <w:b/>
           <w:bCs/>
         </w:rPr>
+        <w:lastRenderedPageBreak/>
         <w:t>10</w:t>
       </w:r>
       <w:r>
@@ -2358,7 +2299,6 @@
           <w:b/>
           <w:bCs/>
         </w:rPr>
-        <w:lastRenderedPageBreak/>
         <w:t xml:space="preserve">Une page des </w:t>
       </w:r>
       <w:r>
@@ -2406,6 +2346,9 @@
       </w:r>
       <w:r>
         <w:t> :</w:t>
+      </w:r>
+      <w:r>
+        <w:t xml:space="preserve"> </w:t>
       </w:r>
     </w:p>
     <w:p>
@@ -2552,7 +2495,7 @@
 </file>
 
 <file path=word/numbering.xml><?xml version="1.0" encoding="utf-8"?>
-<w:numbering xmlns:wpc="http://schemas.microsoft.com/office/word/2010/wordprocessingCanvas" xmlns:cx="http://schemas.microsoft.com/office/drawing/2014/chartex" xmlns:cx1="http://schemas.microsoft.com/office/drawing/2015/9/8/chartex" xmlns:cx2="http://schemas.microsoft.com/office/drawing/2015/10/21/chartex" xmlns:cx3="http://schemas.microsoft.com/office/drawing/2016/5/9/chartex" xmlns:cx4="http://schemas.microsoft.com/office/drawing/2016/5/10/chartex" xmlns:cx5="http://schemas.microsoft.com/office/drawing/2016/5/11/chartex" xmlns:cx6="http://schemas.microsoft.com/office/drawing/2016/5/12/chartex" xmlns:cx7="http://schemas.microsoft.com/office/drawing/2016/5/13/chartex" xmlns:cx8="http://schemas.microsoft.com/office/drawing/2016/5/14/chartex" xmlns:mc="http://schemas.openxmlformats.org/markup-compatibility/2006" xmlns:aink="http://schemas.microsoft.com/office/drawing/2016/ink" xmlns:am3d="http://schemas.microsoft.com/office/drawing/2017/model3d" xmlns:o="urn:schemas-microsoft-com:office:office" xmlns:oel="http://schemas.microsoft.com/office/2019/extlst" xmlns:r="http://schemas.openxmlformats.org/officeDocument/2006/relationships" xmlns:m="http://schemas.openxmlformats.org/officeDocument/2006/math" xmlns:v="urn:schemas-microsoft-com:vml" xmlns:wp14="http://schemas.microsoft.com/office/word/2010/wordprocessingDrawing" xmlns:wp="http://schemas.openxmlformats.org/drawingml/2006/wordprocessingDrawing" xmlns:w10="urn:schemas-microsoft-com:office:word" xmlns:w="http://schemas.openxmlformats.org/wordprocessingml/2006/main" xmlns:w14="http://schemas.microsoft.com/office/word/2010/wordml" xmlns:w15="http://schemas.microsoft.com/office/word/2012/wordml" xmlns:w16cex="http://schemas.microsoft.com/office/word/2018/wordml/cex" xmlns:w16cid="http://schemas.microsoft.com/office/word/2016/wordml/cid" xmlns:w16="http://schemas.microsoft.com/office/word/2018/wordml" xmlns:w16du="http://schemas.microsoft.com/office/word/2023/wordml/word16du" xmlns:w16sdtdh="http://schemas.microsoft.com/office/word/2020/wordml/sdtdatahash" xmlns:w16se="http://schemas.microsoft.com/office/word/2015/wordml/symex" xmlns:wpg="http://schemas.microsoft.com/office/word/2010/wordprocessingGroup" xmlns:wpi="http://schemas.microsoft.com/office/word/2010/wordprocessingInk" xmlns:wne="http://schemas.microsoft.com/office/word/2006/wordml" xmlns:wps="http://schemas.microsoft.com/office/word/2010/wordprocessingShape" mc:Ignorable="w14 w15 w16se w16cid w16 w16cex w16sdtdh w16du wp14">
+<w:numbering xmlns:wpc="http://schemas.microsoft.com/office/word/2010/wordprocessingCanvas" xmlns:cx="http://schemas.microsoft.com/office/drawing/2014/chartex" xmlns:cx1="http://schemas.microsoft.com/office/drawing/2015/9/8/chartex" xmlns:mc="http://schemas.openxmlformats.org/markup-compatibility/2006" xmlns:o="urn:schemas-microsoft-com:office:office" xmlns:r="http://schemas.openxmlformats.org/officeDocument/2006/relationships" xmlns:m="http://schemas.openxmlformats.org/officeDocument/2006/math" xmlns:v="urn:schemas-microsoft-com:vml" xmlns:wp14="http://schemas.microsoft.com/office/word/2010/wordprocessingDrawing" xmlns:wp="http://schemas.openxmlformats.org/drawingml/2006/wordprocessingDrawing" xmlns:w10="urn:schemas-microsoft-com:office:word" xmlns:w="http://schemas.openxmlformats.org/wordprocessingml/2006/main" xmlns:w14="http://schemas.microsoft.com/office/word/2010/wordml" xmlns:w15="http://schemas.microsoft.com/office/word/2012/wordml" xmlns:w16se="http://schemas.microsoft.com/office/word/2015/wordml/symex" xmlns:wpg="http://schemas.microsoft.com/office/word/2010/wordprocessingGroup" xmlns:wpi="http://schemas.microsoft.com/office/word/2010/wordprocessingInk" xmlns:wne="http://schemas.microsoft.com/office/word/2006/wordml" xmlns:wps="http://schemas.microsoft.com/office/word/2010/wordprocessingShape" mc:Ignorable="w14 w15 w16se wp14">
   <w:abstractNum w:abstractNumId="0" w15:restartNumberingAfterBreak="0">
     <w:nsid w:val="01425CC0"/>
     <w:multiLevelType w:val="hybridMultilevel"/>
@@ -4023,52 +3966,52 @@
       </w:pPr>
     </w:lvl>
   </w:abstractNum>
-  <w:num w:numId="1" w16cid:durableId="435832844">
+  <w:num w:numId="1">
     <w:abstractNumId w:val="14"/>
   </w:num>
-  <w:num w:numId="2" w16cid:durableId="976882470">
+  <w:num w:numId="2">
     <w:abstractNumId w:val="1"/>
   </w:num>
-  <w:num w:numId="3" w16cid:durableId="1779446713">
+  <w:num w:numId="3">
     <w:abstractNumId w:val="10"/>
   </w:num>
-  <w:num w:numId="4" w16cid:durableId="390469742">
+  <w:num w:numId="4">
     <w:abstractNumId w:val="6"/>
   </w:num>
-  <w:num w:numId="5" w16cid:durableId="2033846863">
+  <w:num w:numId="5">
     <w:abstractNumId w:val="12"/>
   </w:num>
-  <w:num w:numId="6" w16cid:durableId="127015522">
+  <w:num w:numId="6">
     <w:abstractNumId w:val="4"/>
   </w:num>
-  <w:num w:numId="7" w16cid:durableId="35393471">
+  <w:num w:numId="7">
     <w:abstractNumId w:val="3"/>
   </w:num>
-  <w:num w:numId="8" w16cid:durableId="1471284319">
+  <w:num w:numId="8">
     <w:abstractNumId w:val="0"/>
   </w:num>
-  <w:num w:numId="9" w16cid:durableId="1215966592">
+  <w:num w:numId="9">
     <w:abstractNumId w:val="5"/>
   </w:num>
-  <w:num w:numId="10" w16cid:durableId="1970166888">
+  <w:num w:numId="10">
     <w:abstractNumId w:val="9"/>
   </w:num>
-  <w:num w:numId="11" w16cid:durableId="1566914536">
+  <w:num w:numId="11">
     <w:abstractNumId w:val="13"/>
   </w:num>
-  <w:num w:numId="12" w16cid:durableId="1014260031">
+  <w:num w:numId="12">
     <w:abstractNumId w:val="9"/>
     <w:lvlOverride w:ilvl="0">
       <w:startOverride w:val="1"/>
     </w:lvlOverride>
   </w:num>
-  <w:num w:numId="13" w16cid:durableId="1505169752">
+  <w:num w:numId="13">
     <w:abstractNumId w:val="11"/>
   </w:num>
-  <w:num w:numId="14" w16cid:durableId="124155362">
+  <w:num w:numId="14">
     <w:abstractNumId w:val="2"/>
   </w:num>
-  <w:num w:numId="15" w16cid:durableId="1580947784">
+  <w:num w:numId="15">
     <w:abstractNumId w:val="7"/>
     <w:lvlOverride w:ilvl="0">
       <w:startOverride w:val="1"/>
@@ -4098,14 +4041,14 @@
       <w:startOverride w:val="1"/>
     </w:lvlOverride>
   </w:num>
-  <w:num w:numId="16" w16cid:durableId="2071684019">
+  <w:num w:numId="16">
     <w:abstractNumId w:val="8"/>
   </w:num>
 </w:numbering>
 </file>
 
 <file path=word/styles.xml><?xml version="1.0" encoding="utf-8"?>
-<w:styles xmlns:mc="http://schemas.openxmlformats.org/markup-compatibility/2006" xmlns:r="http://schemas.openxmlformats.org/officeDocument/2006/relationships" xmlns:w="http://schemas.openxmlformats.org/wordprocessingml/2006/main" xmlns:w14="http://schemas.microsoft.com/office/word/2010/wordml" xmlns:w15="http://schemas.microsoft.com/office/word/2012/wordml" xmlns:w16cex="http://schemas.microsoft.com/office/word/2018/wordml/cex" xmlns:w16cid="http://schemas.microsoft.com/office/word/2016/wordml/cid" xmlns:w16="http://schemas.microsoft.com/office/word/2018/wordml" xmlns:w16du="http://schemas.microsoft.com/office/word/2023/wordml/word16du" xmlns:w16sdtdh="http://schemas.microsoft.com/office/word/2020/wordml/sdtdatahash" xmlns:w16se="http://schemas.microsoft.com/office/word/2015/wordml/symex" mc:Ignorable="w14 w15 w16se w16cid w16 w16cex w16sdtdh w16du">
+<w:styles xmlns:mc="http://schemas.openxmlformats.org/markup-compatibility/2006" xmlns:r="http://schemas.openxmlformats.org/officeDocument/2006/relationships" xmlns:w="http://schemas.openxmlformats.org/wordprocessingml/2006/main" xmlns:w14="http://schemas.microsoft.com/office/word/2010/wordml" xmlns:w15="http://schemas.microsoft.com/office/word/2012/wordml" xmlns:w16se="http://schemas.microsoft.com/office/word/2015/wordml/symex" mc:Ignorable="w14 w15 w16se">
   <w:docDefaults>
     <w:rPrDefault>
       <w:rPr>
@@ -4121,7 +4064,7 @@
       </w:pPr>
     </w:pPrDefault>
   </w:docDefaults>
-  <w:latentStyles w:defLockedState="0" w:defUIPriority="99" w:defSemiHidden="0" w:defUnhideWhenUsed="0" w:defQFormat="0" w:count="376">
+  <w:latentStyles w:defLockedState="0" w:defUIPriority="99" w:defSemiHidden="0" w:defUnhideWhenUsed="0" w:defQFormat="0" w:count="371">
     <w:lsdException w:name="Normal" w:uiPriority="0" w:qFormat="1"/>
     <w:lsdException w:name="heading 1" w:uiPriority="9" w:qFormat="1"/>
     <w:lsdException w:name="heading 2" w:semiHidden="1" w:uiPriority="9" w:unhideWhenUsed="1" w:qFormat="1"/>
@@ -4493,11 +4436,6 @@
     <w:lsdException w:name="List Table 5 Dark Accent 6" w:uiPriority="50"/>
     <w:lsdException w:name="List Table 6 Colorful Accent 6" w:uiPriority="51"/>
     <w:lsdException w:name="List Table 7 Colorful Accent 6" w:uiPriority="52"/>
-    <w:lsdException w:name="Mention" w:semiHidden="1" w:unhideWhenUsed="1"/>
-    <w:lsdException w:name="Smart Hyperlink" w:semiHidden="1" w:unhideWhenUsed="1"/>
-    <w:lsdException w:name="Hashtag" w:semiHidden="1" w:unhideWhenUsed="1"/>
-    <w:lsdException w:name="Unresolved Mention" w:semiHidden="1" w:unhideWhenUsed="1"/>
-    <w:lsdException w:name="Smart Link" w:semiHidden="1" w:unhideWhenUsed="1"/>
   </w:latentStyles>
   <w:style w:type="paragraph" w:default="1" w:styleId="Normal">
     <w:name w:val="Normal"/>

--- a/analyse/cahier_de_charge.docx
+++ b/analyse/cahier_de_charge.docx
@@ -1389,18 +1389,7 @@
     </w:p>
     <w:p>
       <w:pPr>
-        <w:spacing w:line="276" w:lineRule="auto"/>
-        <w:jc w:val="both"/>
-      </w:pPr>
-    </w:p>
-    <w:p>
-      <w:pPr>
-        <w:spacing w:line="276" w:lineRule="auto"/>
-        <w:jc w:val="both"/>
-      </w:pPr>
-    </w:p>
-    <w:p>
-      <w:pPr>
+        <w:pStyle w:val="Paragraphedeliste"/>
         <w:spacing w:line="276" w:lineRule="auto"/>
         <w:jc w:val="both"/>
       </w:pPr>
@@ -1453,58 +1442,58 @@
         <w:jc w:val="both"/>
       </w:pPr>
       <w:r>
+        <w:t xml:space="preserve">Son compte est activé ; </w:t>
+      </w:r>
+    </w:p>
+    <w:p>
+      <w:pPr>
+        <w:pStyle w:val="Paragraphedeliste"/>
+        <w:numPr>
+          <w:ilvl w:val="0"/>
+          <w:numId w:val="4"/>
+        </w:numPr>
+        <w:spacing w:line="276" w:lineRule="auto"/>
+        <w:jc w:val="both"/>
+      </w:pPr>
+      <w:r>
+        <w:t xml:space="preserve">Il a validé le formulaire de connexion avec une adresse électronique et un mot de passe ; </w:t>
+      </w:r>
+    </w:p>
+    <w:p>
+      <w:pPr>
+        <w:pStyle w:val="Paragraphedeliste"/>
+        <w:numPr>
+          <w:ilvl w:val="0"/>
+          <w:numId w:val="4"/>
+        </w:numPr>
+        <w:spacing w:line="276" w:lineRule="auto"/>
+        <w:jc w:val="both"/>
+      </w:pPr>
+      <w:r>
+        <w:t>Il a confirmé le code envoyé par mail ;</w:t>
+      </w:r>
+    </w:p>
+    <w:p>
+      <w:pPr>
+        <w:pStyle w:val="Paragraphedeliste"/>
+        <w:numPr>
+          <w:ilvl w:val="0"/>
+          <w:numId w:val="4"/>
+        </w:numPr>
+        <w:spacing w:line="276" w:lineRule="auto"/>
+        <w:jc w:val="both"/>
+      </w:pPr>
+      <w:r>
+        <w:t xml:space="preserve">Il s’est connecté sur le site avec le compte qu’il a créé. </w:t>
+      </w:r>
+    </w:p>
+    <w:p>
+      <w:pPr>
+        <w:spacing w:line="276" w:lineRule="auto"/>
+        <w:jc w:val="both"/>
+      </w:pPr>
+      <w:r>
         <w:lastRenderedPageBreak/>
-        <w:t xml:space="preserve">Son compte est activé ; </w:t>
-      </w:r>
-    </w:p>
-    <w:p>
-      <w:pPr>
-        <w:pStyle w:val="Paragraphedeliste"/>
-        <w:numPr>
-          <w:ilvl w:val="0"/>
-          <w:numId w:val="4"/>
-        </w:numPr>
-        <w:spacing w:line="276" w:lineRule="auto"/>
-        <w:jc w:val="both"/>
-      </w:pPr>
-      <w:r>
-        <w:t xml:space="preserve">Il a validé le formulaire de connexion avec une adresse électronique et un mot de passe ; </w:t>
-      </w:r>
-    </w:p>
-    <w:p>
-      <w:pPr>
-        <w:pStyle w:val="Paragraphedeliste"/>
-        <w:numPr>
-          <w:ilvl w:val="0"/>
-          <w:numId w:val="4"/>
-        </w:numPr>
-        <w:spacing w:line="276" w:lineRule="auto"/>
-        <w:jc w:val="both"/>
-      </w:pPr>
-      <w:r>
-        <w:t>Il a confirmé le code envoyé par mail ;</w:t>
-      </w:r>
-    </w:p>
-    <w:p>
-      <w:pPr>
-        <w:pStyle w:val="Paragraphedeliste"/>
-        <w:numPr>
-          <w:ilvl w:val="0"/>
-          <w:numId w:val="4"/>
-        </w:numPr>
-        <w:spacing w:line="276" w:lineRule="auto"/>
-        <w:jc w:val="both"/>
-      </w:pPr>
-      <w:r>
-        <w:t xml:space="preserve">Il s’est connecté sur le site avec le compte qu’il a créé. </w:t>
-      </w:r>
-    </w:p>
-    <w:p>
-      <w:pPr>
-        <w:spacing w:line="276" w:lineRule="auto"/>
-        <w:jc w:val="both"/>
-      </w:pPr>
-      <w:r>
         <w:t xml:space="preserve">A ce moment-là, il existera </w:t>
       </w:r>
       <w:r>
@@ -1722,7 +1711,7 @@
         <w:jc w:val="both"/>
       </w:pPr>
       <w:r>
-        <w:t>Personnel ou avec l’orthophoniste :</w:t>
+        <w:t xml:space="preserve">Personnel </w:t>
       </w:r>
     </w:p>
     <w:p>
@@ -1772,6 +1761,188 @@
     </w:p>
     <w:p>
       <w:pPr>
+        <w:spacing w:line="276" w:lineRule="auto"/>
+        <w:jc w:val="both"/>
+      </w:pPr>
+    </w:p>
+    <w:p>
+      <w:pPr>
+        <w:pStyle w:val="Paragraphedeliste"/>
+        <w:numPr>
+          <w:ilvl w:val="0"/>
+          <w:numId w:val="6"/>
+        </w:numPr>
+        <w:spacing w:line="276" w:lineRule="auto"/>
+        <w:jc w:val="both"/>
+      </w:pPr>
+      <w:r>
+        <w:t>Orthophoniste</w:t>
+      </w:r>
+    </w:p>
+    <w:p>
+      <w:pPr>
+        <w:spacing w:line="276" w:lineRule="auto"/>
+        <w:jc w:val="both"/>
+      </w:pPr>
+      <w:r>
+        <w:t>Un orthophoniste peut bénéficier des options du site si et seulement si :</w:t>
+      </w:r>
+    </w:p>
+    <w:p>
+      <w:pPr>
+        <w:pStyle w:val="Paragraphedeliste"/>
+        <w:numPr>
+          <w:ilvl w:val="0"/>
+          <w:numId w:val="4"/>
+        </w:numPr>
+        <w:spacing w:line="276" w:lineRule="auto"/>
+        <w:jc w:val="both"/>
+      </w:pPr>
+      <w:r>
+        <w:t>Il est inscrit sur le site ;</w:t>
+      </w:r>
+    </w:p>
+    <w:p>
+      <w:pPr>
+        <w:pStyle w:val="Paragraphedeliste"/>
+        <w:numPr>
+          <w:ilvl w:val="0"/>
+          <w:numId w:val="4"/>
+        </w:numPr>
+        <w:spacing w:line="276" w:lineRule="auto"/>
+        <w:jc w:val="both"/>
+      </w:pPr>
+      <w:r>
+        <w:lastRenderedPageBreak/>
+        <w:t>Il a été validé par l’administrateur</w:t>
+      </w:r>
+    </w:p>
+    <w:p>
+      <w:pPr>
+        <w:pStyle w:val="Paragraphedeliste"/>
+        <w:numPr>
+          <w:ilvl w:val="0"/>
+          <w:numId w:val="4"/>
+        </w:numPr>
+        <w:spacing w:line="276" w:lineRule="auto"/>
+        <w:jc w:val="both"/>
+      </w:pPr>
+      <w:r>
+        <w:t>Son compte est activé ;</w:t>
+      </w:r>
+    </w:p>
+    <w:p>
+      <w:pPr>
+        <w:pStyle w:val="Paragraphedeliste"/>
+        <w:numPr>
+          <w:ilvl w:val="0"/>
+          <w:numId w:val="4"/>
+        </w:numPr>
+        <w:spacing w:after="0" w:line="276" w:lineRule="auto"/>
+        <w:jc w:val="both"/>
+      </w:pPr>
+      <w:r>
+        <w:t>Il a validé le formulaire de connexion avec une adresse électronique et un mot de passe ;</w:t>
+      </w:r>
+    </w:p>
+    <w:p>
+      <w:pPr>
+        <w:pStyle w:val="Paragraphedeliste"/>
+        <w:numPr>
+          <w:ilvl w:val="0"/>
+          <w:numId w:val="4"/>
+        </w:numPr>
+        <w:spacing w:after="0" w:line="276" w:lineRule="auto"/>
+        <w:jc w:val="both"/>
+      </w:pPr>
+      <w:r>
+        <w:t>Il a confirmé le code envoyé par mail ;</w:t>
+      </w:r>
+    </w:p>
+    <w:p>
+      <w:pPr>
+        <w:pStyle w:val="Paragraphedeliste"/>
+        <w:numPr>
+          <w:ilvl w:val="0"/>
+          <w:numId w:val="4"/>
+        </w:numPr>
+        <w:spacing w:line="276" w:lineRule="auto"/>
+        <w:jc w:val="both"/>
+      </w:pPr>
+      <w:r>
+        <w:t>Il s’est connecté sur le site avec le compte qu’il a créé</w:t>
+      </w:r>
+      <w:r>
+        <w:t xml:space="preserve"> et qu’il a été accepté par l’administrateur</w:t>
+      </w:r>
+      <w:r>
+        <w:t>.</w:t>
+      </w:r>
+    </w:p>
+    <w:p>
+      <w:pPr>
+        <w:spacing w:line="276" w:lineRule="auto"/>
+        <w:jc w:val="both"/>
+      </w:pPr>
+      <w:r>
+        <w:t xml:space="preserve">A ce moment-là, il passera directement à la page de l’espace orthophoniste. </w:t>
+      </w:r>
+      <w:r>
+        <w:t>Dans le menu, il aura la liste des patients, jeux (ajouter des jeux),  etc</w:t>
+      </w:r>
+      <w:bookmarkStart w:id="0" w:name="_GoBack"/>
+      <w:bookmarkEnd w:id="0"/>
+      <w:r>
+        <w:t xml:space="preserve">… </w:t>
+      </w:r>
+    </w:p>
+    <w:p>
+      <w:pPr>
+        <w:spacing w:line="276" w:lineRule="auto"/>
+        <w:jc w:val="both"/>
+      </w:pPr>
+      <w:r>
+        <w:t>Dans cette page, il aura un tableau de l’emploi du temps de lundi au vendredi ou</w:t>
+      </w:r>
+      <w:r>
+        <w:t xml:space="preserve"> au</w:t>
+      </w:r>
+      <w:r>
+        <w:t xml:space="preserve"> samedi. Comme l’orthophoniste a droit de travailler de 35h par semaines, le temps moyen par jours sera calculé de 7h par jours. Mais, malheureusement, on ne pourra pas mettre</w:t>
+      </w:r>
+      <w:r>
+        <w:t xml:space="preserve"> uniquement</w:t>
+      </w:r>
+      <w:r>
+        <w:t xml:space="preserve"> de 9h à 17h car cela dépendra des patients. Quelques patients ne pourront pas être disponible. Beaucoup patients préfèrent travailler après 18h. Pour cela, on décide de mettre </w:t>
+      </w:r>
+      <w:r>
+        <w:t xml:space="preserve">les sommaires de la semaine de 8h à 19h par jours. </w:t>
+      </w:r>
+      <w:r>
+        <w:t>Et</w:t>
+      </w:r>
+      <w:r>
+        <w:t xml:space="preserve">, en ajoutant </w:t>
+      </w:r>
+      <w:r>
+        <w:t xml:space="preserve">des séances dans le tableau sera ajouté automatiquement dans le compteur. S’il dépasse de 35h par semaine, il sera alerté et notifié directement à l’administrateur. Bien sûr, il ne pourra pas ajouter </w:t>
+      </w:r>
+      <w:r>
+        <w:t>une autre séance</w:t>
+      </w:r>
+      <w:r>
+        <w:t xml:space="preserve">. </w:t>
+      </w:r>
+    </w:p>
+    <w:p>
+      <w:pPr>
+        <w:spacing w:line="276" w:lineRule="auto"/>
+        <w:jc w:val="both"/>
+      </w:pPr>
+    </w:p>
+    <w:p>
+      <w:pPr>
         <w:pStyle w:val="Titre2"/>
         <w:numPr>
           <w:ilvl w:val="0"/>
@@ -1779,7 +1950,6 @@
         </w:numPr>
       </w:pPr>
       <w:r>
-        <w:lastRenderedPageBreak/>
         <w:t>Description de l’application</w:t>
       </w:r>
     </w:p>
@@ -1861,12 +2031,7 @@
         <w:t>. Au-dessous d’une vidéo, un texte accompagnera la vidéo pour expli</w:t>
       </w:r>
       <w:r>
-        <w:t xml:space="preserve">quer de manière écrite pour les personnes malentendantes. Dans la partie Footer, nous disposerons de 3 colonnes composées du menu, des informations de contact et des nouveautés. </w:t>
-      </w:r>
-      <w:bookmarkStart w:id="0" w:name="_GoBack"/>
-      <w:bookmarkEnd w:id="0"/>
-      <w:r>
-        <w:t xml:space="preserve"> </w:t>
+        <w:t xml:space="preserve">quer de manière écrite pour les personnes malentendantes. Dans la partie Footer, nous disposerons de 3 colonnes composées du menu, des informations de contact et des nouveautés.  </w:t>
       </w:r>
     </w:p>
     <w:p>
@@ -1985,7 +2150,11 @@
         <w:t>entre les orthophonistes et leurs patients</w:t>
       </w:r>
       <w:r>
-        <w:t xml:space="preserve">. Mais, les patients veulent savoir quels orthophonistes qui participeront dans cette application. Donc, dans cette page, il y aura la liste des profils des orthophonistes.  </w:t>
+        <w:t xml:space="preserve">. Mais, les patients veulent savoir quels orthophonistes </w:t>
+      </w:r>
+      <w:r>
+        <w:lastRenderedPageBreak/>
+        <w:t xml:space="preserve">qui participeront dans cette application. Donc, dans cette page, il y aura la liste des profils des orthophonistes.  </w:t>
       </w:r>
     </w:p>
     <w:p>
@@ -2167,7 +2336,6 @@
           <w:b/>
           <w:bCs/>
         </w:rPr>
-        <w:lastRenderedPageBreak/>
         <w:t>10</w:t>
       </w:r>
       <w:r>

--- a/analyse/cahier_de_charge.docx
+++ b/analyse/cahier_de_charge.docx
@@ -1870,76 +1870,82 @@
         <w:jc w:val="both"/>
       </w:pPr>
       <w:r>
-        <w:t>Il s’est connecté sur le site avec le compte qu’il a créé</w:t>
-      </w:r>
-      <w:r>
-        <w:t xml:space="preserve"> et qu’il a été accepté par l’administrateur</w:t>
-      </w:r>
-      <w:r>
-        <w:t>.</w:t>
-      </w:r>
-    </w:p>
-    <w:p>
-      <w:pPr>
-        <w:spacing w:line="276" w:lineRule="auto"/>
-        <w:jc w:val="both"/>
-      </w:pPr>
-      <w:r>
-        <w:t xml:space="preserve">A ce moment-là, il passera directement à la page de l’espace orthophoniste. </w:t>
-      </w:r>
-      <w:r>
-        <w:t>Dans le menu, il aura la liste des patients, jeux (ajouter des jeux),  etc</w:t>
-      </w:r>
+        <w:t>Il s’est connecté sur le site avec le compte qu’il a créé et qu’il a été accepté par l’administrateur.</w:t>
+      </w:r>
+    </w:p>
+    <w:p>
+      <w:pPr>
+        <w:spacing w:line="276" w:lineRule="auto"/>
+        <w:jc w:val="both"/>
+      </w:pPr>
+      <w:r>
+        <w:t xml:space="preserve">À ce moment-là, </w:t>
+      </w:r>
+      <w:r>
+        <w:t>l’orthophoniste connecté</w:t>
+      </w:r>
+      <w:r>
+        <w:t xml:space="preserve"> sera redirigé vers l'espace orthophoniste. Dans le menu, il pourra accéder à plusieurs sections : la liste des patients, des jeux, ainsi que la bibliothèque des exercices (exercic</w:t>
+      </w:r>
+      <w:r>
+        <w:t>es standards et personnalisés).</w:t>
+      </w:r>
+    </w:p>
+    <w:p>
+      <w:pPr>
+        <w:spacing w:line="276" w:lineRule="auto"/>
+        <w:jc w:val="both"/>
+      </w:pPr>
+      <w:r>
+        <w:t xml:space="preserve">Sur cette page, un tableau de l'emploi du temps sera affiché, couvrant la période du lundi au vendredi (ou au samedi). En tant qu'orthophoniste, il a droit à un maximum de 35 heures de travail par semaine. Le temps moyen de travail par jour serait donc de 7 heures. Cependant, il n'est pas possible de fixer un horaire strict de 9 h à 17 h, car cela dépendra de la disponibilité des patients. Certains préfèrent </w:t>
+      </w:r>
+      <w:r>
+        <w:t>avoir leurs séances après 18 h.</w:t>
+      </w:r>
+    </w:p>
+    <w:p>
+      <w:pPr>
+        <w:spacing w:line="276" w:lineRule="auto"/>
+        <w:jc w:val="both"/>
+      </w:pPr>
+      <w:r>
+        <w:t>C'est pourquoi nous avons décidé d'établir un récapitulatif hebdomadaire couvrant des horaires de 8 h à 19 h chaque jour. Lorsqu'une nouvelle séance est ajoutée au tableau, elle est automatiquement comptabilisée. Si le total dépasse 35 heures par semaine, l'orthophoniste recevra une alerte et une notification sera envoyée à l'administrateur. De plus, il ne sera pas possible d'ajouter une séance supplémentaire une fois la limite atteinte.</w:t>
+      </w:r>
+      <w:r>
+        <w:t xml:space="preserve"> </w:t>
+      </w:r>
+    </w:p>
+    <w:p>
+      <w:pPr>
+        <w:spacing w:line="276" w:lineRule="auto"/>
+        <w:jc w:val="both"/>
+      </w:pPr>
+      <w:r>
+        <w:t>Lorsqu'une séance est ajoutée, l'orthophoniste pourra choisir de travailler soit en présentiel, soit en visioconférence. Un mail ou un message sera automatiquement envoyé au patien</w:t>
+      </w:r>
+      <w:r>
+        <w:t>t pour l'informer de la séance.</w:t>
+      </w:r>
+    </w:p>
+    <w:p>
+      <w:pPr>
+        <w:spacing w:line="276" w:lineRule="auto"/>
+        <w:jc w:val="both"/>
+      </w:pPr>
+      <w:r>
+        <w:t>En cliquant sur une séance, les détails s'afficheront, notamment les exercices prévus et le nom du patient concerné. Avec un double clic, une nouvelle page s'ouvrira, affichant le profil du patient. Au bas de cette page, un tableau de bord permettra à l'orthophoniste de noter le patient, d'ajouter des résumés et de consulter la progression sous forme de graphiques.</w:t>
+      </w:r>
+      <w:r>
+        <w:t xml:space="preserve"> </w:t>
+      </w:r>
+    </w:p>
+    <w:p>
+      <w:pPr>
+        <w:spacing w:line="276" w:lineRule="auto"/>
+        <w:jc w:val="both"/>
+      </w:pPr>
       <w:bookmarkStart w:id="0" w:name="_GoBack"/>
       <w:bookmarkEnd w:id="0"/>
-      <w:r>
-        <w:t xml:space="preserve">… </w:t>
-      </w:r>
-    </w:p>
-    <w:p>
-      <w:pPr>
-        <w:spacing w:line="276" w:lineRule="auto"/>
-        <w:jc w:val="both"/>
-      </w:pPr>
-      <w:r>
-        <w:t>Dans cette page, il aura un tableau de l’emploi du temps de lundi au vendredi ou</w:t>
-      </w:r>
-      <w:r>
-        <w:t xml:space="preserve"> au</w:t>
-      </w:r>
-      <w:r>
-        <w:t xml:space="preserve"> samedi. Comme l’orthophoniste a droit de travailler de 35h par semaines, le temps moyen par jours sera calculé de 7h par jours. Mais, malheureusement, on ne pourra pas mettre</w:t>
-      </w:r>
-      <w:r>
-        <w:t xml:space="preserve"> uniquement</w:t>
-      </w:r>
-      <w:r>
-        <w:t xml:space="preserve"> de 9h à 17h car cela dépendra des patients. Quelques patients ne pourront pas être disponible. Beaucoup patients préfèrent travailler après 18h. Pour cela, on décide de mettre </w:t>
-      </w:r>
-      <w:r>
-        <w:t xml:space="preserve">les sommaires de la semaine de 8h à 19h par jours. </w:t>
-      </w:r>
-      <w:r>
-        <w:t>Et</w:t>
-      </w:r>
-      <w:r>
-        <w:t xml:space="preserve">, en ajoutant </w:t>
-      </w:r>
-      <w:r>
-        <w:t xml:space="preserve">des séances dans le tableau sera ajouté automatiquement dans le compteur. S’il dépasse de 35h par semaine, il sera alerté et notifié directement à l’administrateur. Bien sûr, il ne pourra pas ajouter </w:t>
-      </w:r>
-      <w:r>
-        <w:t>une autre séance</w:t>
-      </w:r>
-      <w:r>
-        <w:t xml:space="preserve">. </w:t>
-      </w:r>
-    </w:p>
-    <w:p>
-      <w:pPr>
-        <w:spacing w:line="276" w:lineRule="auto"/>
-        <w:jc w:val="both"/>
-      </w:pPr>
     </w:p>
     <w:p>
       <w:pPr>
@@ -2049,6 +2055,7 @@
           <w:b/>
           <w:bCs/>
         </w:rPr>
+        <w:lastRenderedPageBreak/>
         <w:t xml:space="preserve">Une page de </w:t>
       </w:r>
       <w:r>
@@ -2144,17 +2151,7 @@
         <w:t xml:space="preserve"> L</w:t>
       </w:r>
       <w:r>
-        <w:t xml:space="preserve">e but de cette application est de communiquer </w:t>
-      </w:r>
-      <w:r>
-        <w:t>entre les orthophonistes et leurs patients</w:t>
-      </w:r>
-      <w:r>
-        <w:t xml:space="preserve">. Mais, les patients veulent savoir quels orthophonistes </w:t>
-      </w:r>
-      <w:r>
-        <w:lastRenderedPageBreak/>
-        <w:t xml:space="preserve">qui participeront dans cette application. Donc, dans cette page, il y aura la liste des profils des orthophonistes.  </w:t>
+        <w:t xml:space="preserve">e but de cette application est de communiquer entre les orthophonistes et leurs patients. Mais, les patients veulent savoir quels orthophonistes qui participeront dans cette application. Donc, dans cette page, il y aura la liste des profils des orthophonistes.  </w:t>
       </w:r>
     </w:p>
     <w:p>
@@ -2510,6 +2507,7 @@
           <w:b/>
           <w:bCs/>
         </w:rPr>
+        <w:lastRenderedPageBreak/>
         <w:t>Une page de l’espace de personnel</w:t>
       </w:r>
       <w:r>

--- a/analyse/cahier_de_charge.docx
+++ b/analyse/cahier_de_charge.docx
@@ -609,7 +609,21 @@
         <w:jc w:val="both"/>
       </w:pPr>
       <w:r>
-        <w:t>Ce projet a été réalisé avec des Framework Symfony 5 et (</w:t>
+        <w:t>Ce projet a été réal</w:t>
+      </w:r>
+      <w:r>
+        <w:t xml:space="preserve">isé avec des Framework </w:t>
+      </w:r>
+      <w:proofErr w:type="spellStart"/>
+      <w:r>
+        <w:t>Symfony</w:t>
+      </w:r>
+      <w:proofErr w:type="spellEnd"/>
+      <w:r>
+        <w:t xml:space="preserve"> (6 ?)</w:t>
+      </w:r>
+      <w:r>
+        <w:t xml:space="preserve"> et (</w:t>
       </w:r>
       <w:r>
         <w:t>react.js ou vue.js</w:t>
@@ -1256,7 +1270,13 @@
         <w:jc w:val="both"/>
       </w:pPr>
       <w:r>
-        <w:t xml:space="preserve">Sa maladie </w:t>
+        <w:t>Le cas échéant</w:t>
+      </w:r>
+      <w:r>
+        <w:t>, s</w:t>
+      </w:r>
+      <w:r>
+        <w:t xml:space="preserve">a maladie </w:t>
       </w:r>
     </w:p>
     <w:p>
@@ -1348,7 +1368,16 @@
         <w:jc w:val="both"/>
       </w:pPr>
       <w:r>
-        <w:t>Le statut de son mail</w:t>
+        <w:t xml:space="preserve">Le statut de son </w:t>
+      </w:r>
+      <w:r>
+        <w:t>compte (</w:t>
+      </w:r>
+      <w:r>
+        <w:t>mail</w:t>
+      </w:r>
+      <w:r>
+        <w:t>)</w:t>
       </w:r>
     </w:p>
     <w:p>
@@ -1494,7 +1523,28 @@
       </w:pPr>
       <w:r>
         <w:lastRenderedPageBreak/>
-        <w:t xml:space="preserve">A ce moment-là, il existera </w:t>
+        <w:t>A ce moment-là,</w:t>
+      </w:r>
+      <w:r>
+        <w:t xml:space="preserve"> il lui sera proposé de passer un test pour connaitre son niveau de langues française.</w:t>
+      </w:r>
+    </w:p>
+    <w:p>
+      <w:pPr>
+        <w:spacing w:line="276" w:lineRule="auto"/>
+        <w:jc w:val="both"/>
+      </w:pPr>
+      <w:r>
+        <w:t xml:space="preserve"> </w:t>
+      </w:r>
+      <w:r>
+        <w:t>Il</w:t>
+      </w:r>
+      <w:r>
+        <w:t xml:space="preserve"> existera </w:t>
+      </w:r>
+      <w:r>
+        <w:t xml:space="preserve">alors, </w:t>
       </w:r>
       <w:r>
         <w:rPr>
@@ -1523,26 +1573,35 @@
         <w:jc w:val="both"/>
       </w:pPr>
       <w:r>
-        <w:t>Pour un utilisateur qui aura choisi de ne pas passer le test pour voir son niveau de langages françaises et confirmer s’il</w:t>
-      </w:r>
-      <w:r>
-        <w:t xml:space="preserve"> a des difficultés ou </w:t>
-      </w:r>
-      <w:r>
-        <w:t>aucunes difficultés</w:t>
-      </w:r>
-      <w:r>
-        <w:t xml:space="preserve"> lui proposera à nouveau de choisir à passer le test</w:t>
+        <w:t>Pour un utilisateur qui aura choisi de ne pas passer le test et confirmer s’il</w:t>
+      </w:r>
+      <w:r>
+        <w:t xml:space="preserve"> a </w:t>
+      </w:r>
+      <w:r>
+        <w:t xml:space="preserve">ou non des difficultés. Le site </w:t>
+      </w:r>
+      <w:r>
+        <w:t xml:space="preserve">lui </w:t>
+      </w:r>
+      <w:r>
+        <w:t>proposera à nouveau de choisir de</w:t>
+      </w:r>
+      <w:r>
+        <w:t xml:space="preserve"> passer le test</w:t>
       </w:r>
       <w:r>
         <w:t>.</w:t>
       </w:r>
       <w:r>
-        <w:t xml:space="preserve"> Il aura un texte qui expliquera que c’est important de noter des difficultés dans son compte pour les orthophonistes.  </w:t>
-      </w:r>
-      <w:r>
         <w:t xml:space="preserve"> </w:t>
       </w:r>
+      <w:r>
+        <w:t>Il aura un texte qui expliquera qu’</w:t>
+      </w:r>
+      <w:r>
+        <w:t>Il est important de noter ses difficultés dans son compte pour que l’orthophoniste puisse bien les connaître</w:t>
+      </w:r>
     </w:p>
     <w:p>
       <w:pPr>
@@ -1555,104 +1614,155 @@
         <w:jc w:val="both"/>
       </w:pPr>
       <w:r>
-        <w:t>Pour un utilisateur qui aura choisi de passer le test pour voir s’</w:t>
-      </w:r>
-      <w:r>
-        <w:t>il</w:t>
+        <w:t>Pour un utilisateur</w:t>
+      </w:r>
+      <w:r>
+        <w:t xml:space="preserve"> ayant</w:t>
+      </w:r>
+      <w:r>
+        <w:t xml:space="preserve"> choisi de passer le test</w:t>
+      </w:r>
+      <w:r>
+        <w:t>, il</w:t>
+      </w:r>
+      <w:r>
+        <w:t xml:space="preserve"> pourra</w:t>
+      </w:r>
+      <w:r>
+        <w:t xml:space="preserve"> passer au test</w:t>
+      </w:r>
+      <w:r>
+        <w:t xml:space="preserve"> suivant </w:t>
+      </w:r>
+      <w:r>
+        <w:t>avec des questions et</w:t>
+      </w:r>
+      <w:r>
+        <w:t xml:space="preserve"> plusieurs réponses à choisir. C</w:t>
+      </w:r>
+      <w:r>
+        <w:t xml:space="preserve">es réponses seront soit des images soit des mots soit des phrases. </w:t>
+      </w:r>
+    </w:p>
+    <w:p>
+      <w:pPr>
+        <w:pStyle w:val="Paragraphedeliste"/>
+        <w:numPr>
+          <w:ilvl w:val="0"/>
+          <w:numId w:val="8"/>
+        </w:numPr>
+        <w:spacing w:line="276" w:lineRule="auto"/>
+        <w:jc w:val="both"/>
+      </w:pPr>
+      <w:r>
+        <w:t>Po</w:t>
+      </w:r>
+      <w:r>
+        <w:t>ur un utilisateur qui a notifié ses difficultés</w:t>
+      </w:r>
+      <w:r>
+        <w:t xml:space="preserve"> dans l’inscription et qui n’aura pas choisi de passer le test</w:t>
+      </w:r>
+      <w:r>
+        <w:t>. Il</w:t>
+      </w:r>
+      <w:r>
+        <w:t xml:space="preserve"> peut passer</w:t>
+      </w:r>
+      <w:r>
+        <w:t xml:space="preserve"> directement</w:t>
+      </w:r>
+      <w:r>
+        <w:t xml:space="preserve"> dans l’application. </w:t>
+      </w:r>
+    </w:p>
+    <w:p>
+      <w:pPr>
+        <w:spacing w:line="276" w:lineRule="auto"/>
+        <w:jc w:val="both"/>
+      </w:pPr>
+      <w:r>
+        <w:t>Nous détaillerons l'organisation du test avant que l'utilisateur accède à la plateforme s'il n'a pas encore confirmé ses difficultés. Un test de 10 questions lui sera d'abord proposé pour cibler ses besoins et personnaliser son apprentissage. Les résultats seront fournis à la fin du questionnaire, accompagnés d'un récapitulatif de ses connaissances et des points à travail</w:t>
+      </w:r>
+      <w:r>
+        <w:t>ler pour débuter ou progresser.</w:t>
+      </w:r>
+    </w:p>
+    <w:p>
+      <w:pPr>
+        <w:spacing w:after="0" w:line="276" w:lineRule="auto"/>
+        <w:jc w:val="both"/>
+      </w:pPr>
+      <w:r>
+        <w:t xml:space="preserve">Les difficultés identifiées seront directement enregistrées sur son compte, accessibles aux orthophonistes. Parallèlement, l'utilisateur sera orienté vers l'un des trois niveaux d'apprentissage en fonction des résultats obtenus : facile, moyen ou difficile. </w:t>
+      </w:r>
+    </w:p>
+    <w:p>
+      <w:pPr>
+        <w:spacing w:line="276" w:lineRule="auto"/>
+        <w:jc w:val="both"/>
+      </w:pPr>
+      <w:r>
+        <w:t>Toutefois, il est important de noter que le site est conçu pour conseiller et guider l'utilisateur, mais c'est à ce dernier de choisir son parcours</w:t>
+      </w:r>
+      <w:r>
+        <w:t xml:space="preserve"> d'apprentissage et son niveau.</w:t>
+      </w:r>
+    </w:p>
+    <w:p>
+      <w:pPr>
+        <w:spacing w:line="276" w:lineRule="auto"/>
+        <w:jc w:val="both"/>
+      </w:pPr>
+      <w:r>
+        <w:t>S'il décide de suivre les recommandations proposées, des conseils spécifiques lui seront affichés, avec pour objectif de perfectionner ses connaissances, l'aider à progresser et</w:t>
+      </w:r>
+      <w:r>
+        <w:t xml:space="preserve"> évoluer à travers les niveaux.</w:t>
+      </w:r>
+    </w:p>
+    <w:p>
+      <w:pPr>
+        <w:spacing w:line="276" w:lineRule="auto"/>
+        <w:jc w:val="both"/>
+      </w:pPr>
+      <w:r>
+        <w:t xml:space="preserve">Après ce test d'évaluation initial, l'utilisateur sera dirigé vers une page appelée "Espace personnel". Cependant, avant d'y accéder, il devra d'abord choisir un orthophoniste, ou jusqu'à trois. En règle générale, le patient est censé en sélectionner un seul, mais il peut arriver que l'orthophoniste choisi ne soit pas disponible. C'est pourquoi </w:t>
+      </w:r>
+      <w:r>
+        <w:t xml:space="preserve">nous avons décidé de permettre de </w:t>
+      </w:r>
+      <w:r>
+        <w:t>sélection</w:t>
+      </w:r>
+      <w:r>
+        <w:t>ner</w:t>
       </w:r>
       <w:r>
         <w:t xml:space="preserve"> </w:t>
       </w:r>
       <w:r>
-        <w:t>rencontre</w:t>
-      </w:r>
-      <w:r>
-        <w:t xml:space="preserve"> des </w:t>
-      </w:r>
-      <w:r>
-        <w:t>difficultés pourra</w:t>
-      </w:r>
-      <w:r>
-        <w:t xml:space="preserve"> passer au test avec des questions et plusieurs réponses à choisir. Des réponses seront soit des images soit des mots soit des phrases. </w:t>
-      </w:r>
-    </w:p>
-    <w:p>
-      <w:pPr>
-        <w:pStyle w:val="Paragraphedeliste"/>
-        <w:numPr>
-          <w:ilvl w:val="0"/>
-          <w:numId w:val="8"/>
-        </w:numPr>
-        <w:spacing w:line="276" w:lineRule="auto"/>
-        <w:jc w:val="both"/>
-      </w:pPr>
-      <w:r>
-        <w:t>Pour un utilisateur qui a complété dans l’inscription des difficultés rencontrés et qui n’aura pas choisi de passer le test peut passer</w:t>
-      </w:r>
-      <w:r>
-        <w:t xml:space="preserve"> directement</w:t>
-      </w:r>
-      <w:r>
-        <w:t xml:space="preserve"> dans l’application. </w:t>
-      </w:r>
-    </w:p>
-    <w:p>
-      <w:pPr>
-        <w:spacing w:line="276" w:lineRule="auto"/>
-        <w:jc w:val="both"/>
-      </w:pPr>
-      <w:r>
-        <w:t>Nous détaillerons par la suite l’organisation du test</w:t>
-      </w:r>
-      <w:r>
-        <w:t xml:space="preserve"> avant d’être sur </w:t>
-      </w:r>
-      <w:r>
-        <w:t>la plateforme</w:t>
-      </w:r>
-      <w:r>
-        <w:t xml:space="preserve"> pour un utilisateur qui n’a pas confirmé ses difficultés :</w:t>
-      </w:r>
-    </w:p>
-    <w:p>
-      <w:pPr>
-        <w:spacing w:line="276" w:lineRule="auto"/>
-        <w:jc w:val="both"/>
-      </w:pPr>
-      <w:r>
-        <w:t xml:space="preserve">Un test de 10 questions lui sera d’abord proposé afin de cibler ses besoins et personnaliser son apprentissage. </w:t>
-      </w:r>
-      <w:r>
-        <w:t>Il obtiendra ses résultats à la fin du questionnaire avec un récapitulatif de ses connaissances et de ce qu’il doit travailler sur des difficultés pour débuter ou s’améliorer.</w:t>
-      </w:r>
-    </w:p>
-    <w:p>
-      <w:pPr>
-        <w:spacing w:line="276" w:lineRule="auto"/>
-        <w:jc w:val="both"/>
-      </w:pPr>
-      <w:r>
-        <w:t xml:space="preserve">Ensuite, il sera noté directement sur son compte les difficultés </w:t>
-      </w:r>
-      <w:r>
-        <w:t>pour les orthophonistes qui pourront voir</w:t>
-      </w:r>
-      <w:r>
-        <w:t>.</w:t>
-      </w:r>
-      <w:r>
-        <w:t xml:space="preserve"> En même temps, il sera </w:t>
-      </w:r>
-      <w:r>
-        <w:t>directement dirigé vers 3 niveaux d’apprentissage selon les résultats</w:t>
-      </w:r>
-      <w:r>
-        <w:t xml:space="preserve"> des points du test :</w:t>
-      </w:r>
-      <w:r>
-        <w:t xml:space="preserve"> facile, moyen, ou difficile. Toutefois, il est important de préciser que le site est programmé pour conseiller l’utilisateur et le guider au mieux. Il en revient à ce dernier de choisir son apprentissage et son niveau.</w:t>
-      </w:r>
-      <w:r>
+        <w:t>jusqu'à trois orthophonistes.</w:t>
+      </w:r>
+    </w:p>
+    <w:p>
+      <w:pPr>
+        <w:spacing w:line="276" w:lineRule="auto"/>
+        <w:jc w:val="both"/>
+        <w:rPr>
+          <w:b/>
+        </w:rPr>
+      </w:pPr>
+      <w:r>
+        <w:rPr>
+          <w:b/>
+        </w:rPr>
+        <w:t>Si l'un des orthophonistes est disponible pour ce patient, il pourra accéder à son espace personnel. Si aucun n'est disponible, le système calculera l'itinéraire le plus court entre l'adresse renseignée par le patient lors de l'inscription et le cabinet d'un orthophoniste disponible.</w:t>
+      </w:r>
+      <w:r>
+        <w:rPr>
+          <w:b/>
+        </w:rPr>
         <w:t xml:space="preserve"> </w:t>
       </w:r>
     </w:p>
@@ -1660,30 +1770,29 @@
       <w:pPr>
         <w:spacing w:line="276" w:lineRule="auto"/>
         <w:jc w:val="both"/>
-      </w:pPr>
-      <w:r>
-        <w:t xml:space="preserve">Ainsi, s’il décide de suivre le cheminement proposé, </w:t>
-      </w:r>
-      <w:r>
-        <w:t>nous afficherons des conseils à suivre précis,</w:t>
-      </w:r>
-      <w:r>
-        <w:t xml:space="preserve"> le but étant toujours de perfectionner les connaissances de l’utilisateur, de l’aider à progresser et </w:t>
-      </w:r>
-      <w:r>
-        <w:t>évoluer dans</w:t>
-      </w:r>
-      <w:r>
-        <w:t xml:space="preserve"> les niveaux. </w:t>
-      </w:r>
-    </w:p>
-    <w:p>
-      <w:pPr>
-        <w:spacing w:line="276" w:lineRule="auto"/>
-        <w:jc w:val="both"/>
-      </w:pPr>
-      <w:r>
-        <w:t xml:space="preserve">Après le test évaluatif d’entrée, l’utilisateur est dirigé vers une page que nous nommerons « l’espace personnel ». </w:t>
+        <w:rPr>
+          <w:b/>
+        </w:rPr>
+      </w:pPr>
+      <w:r>
+        <w:rPr>
+          <w:b/>
+        </w:rPr>
+        <w:t xml:space="preserve">(API Google </w:t>
+      </w:r>
+      <w:proofErr w:type="spellStart"/>
+      <w:r>
+        <w:rPr>
+          <w:b/>
+        </w:rPr>
+        <w:t>maps</w:t>
+      </w:r>
+      <w:proofErr w:type="spellEnd"/>
+      <w:r>
+        <w:rPr>
+          <w:b/>
+        </w:rPr>
+        <w:t>)</w:t>
       </w:r>
     </w:p>
     <w:p>
@@ -1711,7 +1820,15 @@
         <w:jc w:val="both"/>
       </w:pPr>
       <w:r>
-        <w:t xml:space="preserve">Personnel </w:t>
+        <w:t xml:space="preserve">Le patient pourra consulter des résultats et des progrès en graphiques des séances orthophoniques, des exercices donnés par l’orthophoniste et des jeux proposés par l’application </w:t>
+      </w:r>
+      <w:proofErr w:type="spellStart"/>
+      <w:r>
+        <w:t>Ortholib</w:t>
+      </w:r>
+      <w:proofErr w:type="spellEnd"/>
+      <w:r>
+        <w:t>.</w:t>
       </w:r>
     </w:p>
     <w:p>
@@ -1743,11 +1860,32 @@
     </w:p>
     <w:p>
       <w:pPr>
-        <w:spacing w:line="276" w:lineRule="auto"/>
-        <w:jc w:val="both"/>
-      </w:pPr>
-      <w:r>
-        <w:t>Dans la page de compte, il y aura possibilité de déposer une photo non obligatoire, ainsi qu’un panel d’informations personnelles de l’usager en question (récoltés lors de l’inscription). A travers cette page, celui-ci peut modifier les données de son compte (mot de passe, etc…) à tout moment. Et l’orthophoniste choisi par le patient aura le droit de modifier sur les difficultés.</w:t>
+        <w:spacing w:after="0" w:line="276" w:lineRule="auto"/>
+        <w:jc w:val="both"/>
+      </w:pPr>
+      <w:r>
+        <w:t>Dans la page de compte, il y aura possibilité de</w:t>
+      </w:r>
+      <w:r>
+        <w:t> </w:t>
+      </w:r>
+      <w:r>
+        <w:t>d</w:t>
+      </w:r>
+      <w:r>
+        <w:t>époser une photo</w:t>
+      </w:r>
+      <w:r>
+        <w:t xml:space="preserve">, ainsi qu’un panel d’informations personnelles de l’usager en question (récoltés lors de l’inscription). </w:t>
+      </w:r>
+    </w:p>
+    <w:p>
+      <w:pPr>
+        <w:spacing w:line="276" w:lineRule="auto"/>
+        <w:jc w:val="both"/>
+      </w:pPr>
+      <w:r>
+        <w:t>A travers cette page, celui-ci peut modifier les données de son compte (mot de passe, etc…) à tout moment. Et l’orthophoniste choisi par le patient aura le droit de modifier sur les difficultés.</w:t>
       </w:r>
       <w:r>
         <w:t xml:space="preserve"> </w:t>
@@ -1761,12 +1899,6 @@
     </w:p>
     <w:p>
       <w:pPr>
-        <w:spacing w:line="276" w:lineRule="auto"/>
-        <w:jc w:val="both"/>
-      </w:pPr>
-    </w:p>
-    <w:p>
-      <w:pPr>
         <w:pStyle w:val="Paragraphedeliste"/>
         <w:numPr>
           <w:ilvl w:val="0"/>
@@ -1813,7 +1945,6 @@
         <w:jc w:val="both"/>
       </w:pPr>
       <w:r>
-        <w:lastRenderedPageBreak/>
         <w:t>Il a été validé par l’administrateur</w:t>
       </w:r>
     </w:p>
@@ -1870,7 +2001,13 @@
         <w:jc w:val="both"/>
       </w:pPr>
       <w:r>
-        <w:t>Il s’est connecté sur le site avec le compte qu’il a créé et qu’il a été accepté par l’administrateur.</w:t>
+        <w:t>Il s’est connecté sur le site avec</w:t>
+      </w:r>
+      <w:r>
+        <w:t xml:space="preserve"> le compte qu’il a créé et qui</w:t>
+      </w:r>
+      <w:r>
+        <w:t xml:space="preserve"> a été accepté par l’administrateur.</w:t>
       </w:r>
     </w:p>
     <w:p>
@@ -1885,10 +2022,89 @@
         <w:t>l’orthophoniste connecté</w:t>
       </w:r>
       <w:r>
-        <w:t xml:space="preserve"> sera redirigé vers l'espace orthophoniste. Dans le menu, il pourra accéder à plusieurs sections : la liste des patients, des jeux, ainsi que la bibliothèque des exercices (exercic</w:t>
-      </w:r>
-      <w:r>
-        <w:t>es standards et personnalisés).</w:t>
+        <w:t xml:space="preserve"> sera redirigé vers l'espace orthophoniste. Dans le menu, il pourra accéder à plusieurs sections : </w:t>
+      </w:r>
+    </w:p>
+    <w:p>
+      <w:pPr>
+        <w:pStyle w:val="Paragraphedeliste"/>
+        <w:numPr>
+          <w:ilvl w:val="0"/>
+          <w:numId w:val="17"/>
+        </w:numPr>
+        <w:spacing w:line="276" w:lineRule="auto"/>
+        <w:jc w:val="both"/>
+      </w:pPr>
+      <w:r>
+        <w:t>La</w:t>
+      </w:r>
+      <w:r>
+        <w:t xml:space="preserve"> liste des patients</w:t>
+      </w:r>
+    </w:p>
+    <w:p>
+      <w:pPr>
+        <w:pStyle w:val="Paragraphedeliste"/>
+        <w:numPr>
+          <w:ilvl w:val="0"/>
+          <w:numId w:val="17"/>
+        </w:numPr>
+        <w:spacing w:line="276" w:lineRule="auto"/>
+        <w:jc w:val="both"/>
+      </w:pPr>
+      <w:r>
+        <w:t>Des</w:t>
+      </w:r>
+      <w:r>
+        <w:t xml:space="preserve"> jeux</w:t>
+      </w:r>
+    </w:p>
+    <w:p>
+      <w:pPr>
+        <w:pStyle w:val="Paragraphedeliste"/>
+        <w:numPr>
+          <w:ilvl w:val="0"/>
+          <w:numId w:val="17"/>
+        </w:numPr>
+        <w:spacing w:line="276" w:lineRule="auto"/>
+        <w:jc w:val="both"/>
+      </w:pPr>
+      <w:r>
+        <w:t>La</w:t>
+      </w:r>
+      <w:r>
+        <w:t xml:space="preserve"> bibliothèque des exercices </w:t>
+      </w:r>
+    </w:p>
+    <w:p>
+      <w:pPr>
+        <w:pStyle w:val="Paragraphedeliste"/>
+        <w:numPr>
+          <w:ilvl w:val="1"/>
+          <w:numId w:val="17"/>
+        </w:numPr>
+        <w:spacing w:line="276" w:lineRule="auto"/>
+        <w:jc w:val="both"/>
+      </w:pPr>
+      <w:r>
+        <w:t>Standards</w:t>
+      </w:r>
+      <w:r>
+        <w:t xml:space="preserve"> </w:t>
+      </w:r>
+    </w:p>
+    <w:p>
+      <w:pPr>
+        <w:pStyle w:val="Paragraphedeliste"/>
+        <w:numPr>
+          <w:ilvl w:val="1"/>
+          <w:numId w:val="17"/>
+        </w:numPr>
+        <w:spacing w:line="276" w:lineRule="auto"/>
+        <w:jc w:val="both"/>
+      </w:pPr>
+      <w:r>
+        <w:t>Personnalisés</w:t>
       </w:r>
     </w:p>
     <w:p>
@@ -1944,8 +2160,6 @@
         <w:spacing w:line="276" w:lineRule="auto"/>
         <w:jc w:val="both"/>
       </w:pPr>
-      <w:bookmarkStart w:id="0" w:name="_GoBack"/>
-      <w:bookmarkEnd w:id="0"/>
     </w:p>
     <w:p>
       <w:pPr>
@@ -2017,6 +2231,7 @@
           <w:b/>
           <w:bCs/>
         </w:rPr>
+        <w:lastRenderedPageBreak/>
         <w:t xml:space="preserve">Une page d’accueil : </w:t>
       </w:r>
       <w:r>
@@ -2055,7 +2270,6 @@
           <w:b/>
           <w:bCs/>
         </w:rPr>
-        <w:lastRenderedPageBreak/>
         <w:t xml:space="preserve">Une page de </w:t>
       </w:r>
       <w:r>
@@ -2207,7 +2421,6 @@
           <w:numId w:val="15"/>
         </w:numPr>
         <w:spacing w:before="120" w:after="120" w:line="276" w:lineRule="auto"/>
-        <w:jc w:val="both"/>
       </w:pPr>
       <w:r>
         <w:rPr>
@@ -2217,7 +2430,40 @@
         <w:t>Des pages de test de niveaux </w:t>
       </w:r>
       <w:r>
-        <w:t xml:space="preserve">pour les utilisateurs qui cherchent à son niveau langages françaises et leurs difficultés rencontrés : </w:t>
+        <w:t xml:space="preserve">pour les utilisateurs qui cherchent </w:t>
+      </w:r>
+      <w:r>
+        <w:t>des tests adaptés</w:t>
+      </w:r>
+      <w:r>
+        <w:t xml:space="preserve"> </w:t>
+      </w:r>
+      <w:r>
+        <w:t xml:space="preserve">à </w:t>
+      </w:r>
+      <w:r>
+        <w:t>leurs</w:t>
+      </w:r>
+      <w:r>
+        <w:t xml:space="preserve"> niveau</w:t>
+      </w:r>
+      <w:r>
+        <w:t>x</w:t>
+      </w:r>
+      <w:r>
+        <w:t xml:space="preserve"> </w:t>
+      </w:r>
+      <w:r>
+        <w:t xml:space="preserve">de </w:t>
+      </w:r>
+      <w:r>
+        <w:t>lang</w:t>
+      </w:r>
+      <w:r>
+        <w:t>u</w:t>
+      </w:r>
+      <w:r>
+        <w:t xml:space="preserve">es françaises et leurs difficultés rencontrés : </w:t>
       </w:r>
       <w:r>
         <w:t>3</w:t>
@@ -2235,31 +2481,146 @@
         <w:t xml:space="preserve">3 </w:t>
       </w:r>
       <w:r>
-        <w:t>tests différents seront mis à disposition. Chaque test se compose de 10 questions adaptées au niveau dans lequel se situe l’usager. Dans chaque partie de niveaux, il y aura une page qui aura une vidéo</w:t>
+        <w:t xml:space="preserve">tests différents seront mis à disposition. </w:t>
+      </w:r>
+      <w:r>
+        <w:br/>
+      </w:r>
+      <w:r>
+        <w:t>Chaque test se compose de 10 questions adaptées au niveau d</w:t>
+      </w:r>
+      <w:r>
+        <w:t>e</w:t>
+      </w:r>
+      <w:r>
+        <w:t xml:space="preserve"> l’usager. </w:t>
+      </w:r>
+    </w:p>
+    <w:p>
+      <w:pPr>
+        <w:pStyle w:val="Paragraphedeliste"/>
+        <w:numPr>
+          <w:ilvl w:val="0"/>
+          <w:numId w:val="15"/>
+        </w:numPr>
+        <w:spacing w:before="120" w:after="120" w:line="276" w:lineRule="auto"/>
+      </w:pPr>
+      <w:r>
+        <w:t>Dans chaque partie de niveaux, il y aura</w:t>
+      </w:r>
+      <w:r>
+        <w:t> :</w:t>
+      </w:r>
+    </w:p>
+    <w:p>
+      <w:pPr>
+        <w:pStyle w:val="Paragraphedeliste"/>
+        <w:numPr>
+          <w:ilvl w:val="0"/>
+          <w:numId w:val="17"/>
+        </w:numPr>
+        <w:spacing w:before="120" w:after="120" w:line="276" w:lineRule="auto"/>
+      </w:pPr>
+      <w:r>
+        <w:t xml:space="preserve"> </w:t>
+      </w:r>
+      <w:r>
+        <w:t>Une</w:t>
+      </w:r>
+      <w:r>
+        <w:t xml:space="preserve"> page a</w:t>
+      </w:r>
+      <w:r>
+        <w:t>vec</w:t>
+      </w:r>
+      <w:r>
+        <w:t xml:space="preserve"> une vidéo</w:t>
       </w:r>
       <w:r>
         <w:t xml:space="preserve"> ou une image</w:t>
       </w:r>
       <w:r>
-        <w:t xml:space="preserve"> avec 4</w:t>
+        <w:t xml:space="preserve"> </w:t>
+      </w:r>
+      <w:r>
+        <w:t>et</w:t>
+      </w:r>
+      <w:r>
+        <w:t xml:space="preserve"> 4</w:t>
       </w:r>
       <w:r>
         <w:t xml:space="preserve"> ou 6</w:t>
       </w:r>
       <w:r>
-        <w:t xml:space="preserve"> cases à choisir, une page qui aura une des phrases quelconques</w:t>
-      </w:r>
-      <w:r>
-        <w:t xml:space="preserve"> avec </w:t>
-      </w:r>
-      <w:r>
-        <w:t>des mots manquants</w:t>
-      </w:r>
-      <w:r>
-        <w:t xml:space="preserve"> qui affichent et l’utilisateur </w:t>
-      </w:r>
-      <w:r>
-        <w:t>doit compléter grâce aux 4 mots proposés qui doit choisir un seul et il aura 3 ou 4 définitions et 3 ou 4 mots vocabulaires que l’utilisateur doit relier entre elles.</w:t>
+        <w:t xml:space="preserve"> cases à choisir</w:t>
+      </w:r>
+    </w:p>
+    <w:p>
+      <w:pPr>
+        <w:pStyle w:val="Paragraphedeliste"/>
+        <w:numPr>
+          <w:ilvl w:val="0"/>
+          <w:numId w:val="17"/>
+        </w:numPr>
+        <w:spacing w:before="120" w:after="120" w:line="276" w:lineRule="auto"/>
+      </w:pPr>
+      <w:r>
+        <w:t>Une page avec</w:t>
+      </w:r>
+      <w:r>
+        <w:t xml:space="preserve"> une des phrases quelconques</w:t>
+      </w:r>
+      <w:r>
+        <w:t xml:space="preserve"> dont</w:t>
+      </w:r>
+      <w:r>
+        <w:t xml:space="preserve"> </w:t>
+      </w:r>
+      <w:r>
+        <w:t xml:space="preserve">des mots </w:t>
+      </w:r>
+      <w:r>
+        <w:t>manquent et</w:t>
+      </w:r>
+      <w:r>
+        <w:t xml:space="preserve"> devra choisi un seul </w:t>
+      </w:r>
+      <w:r>
+        <w:t>parmi 4</w:t>
+      </w:r>
+      <w:r>
+        <w:t xml:space="preserve"> mots proposés </w:t>
+      </w:r>
+    </w:p>
+    <w:p>
+      <w:pPr>
+        <w:pStyle w:val="Paragraphedeliste"/>
+        <w:numPr>
+          <w:ilvl w:val="0"/>
+          <w:numId w:val="17"/>
+        </w:numPr>
+        <w:spacing w:before="120" w:after="120" w:line="276" w:lineRule="auto"/>
+      </w:pPr>
+      <w:r>
+        <w:t>Une page avec</w:t>
+      </w:r>
+      <w:r>
+        <w:t xml:space="preserve"> 3 ou 4 définitions </w:t>
+      </w:r>
+      <w:r>
+        <w:t xml:space="preserve">ainsi que </w:t>
+      </w:r>
+      <w:r>
+        <w:t>les 3</w:t>
+      </w:r>
+      <w:r>
+        <w:t xml:space="preserve"> ou 4 mots </w:t>
+      </w:r>
+      <w:r>
+        <w:t xml:space="preserve">associés que l’utilisateur devra </w:t>
+      </w:r>
+      <w:r>
+        <w:t>relier entre elles.</w:t>
       </w:r>
     </w:p>
     <w:p>
@@ -2364,7 +2725,11 @@
         <w:t>l</w:t>
       </w:r>
       <w:r>
-        <w:t>e test propose 10 questions pour évaluer</w:t>
+        <w:t xml:space="preserve">e test propose 10 </w:t>
+      </w:r>
+      <w:r>
+        <w:lastRenderedPageBreak/>
+        <w:t>questions pour évaluer</w:t>
       </w:r>
       <w:r>
         <w:t>,</w:t>
@@ -2507,7 +2872,6 @@
           <w:b/>
           <w:bCs/>
         </w:rPr>
-        <w:lastRenderedPageBreak/>
         <w:t>Une page de l’espace de personnel</w:t>
       </w:r>
       <w:r>
@@ -2531,6 +2895,44 @@
           <w:u w:val="single"/>
         </w:rPr>
       </w:pPr>
+    </w:p>
+    <w:p>
+      <w:pPr>
+        <w:spacing w:after="0" w:line="240" w:lineRule="auto"/>
+        <w:jc w:val="both"/>
+        <w:rPr>
+          <w:u w:val="single"/>
+        </w:rPr>
+      </w:pPr>
+    </w:p>
+    <w:p>
+      <w:pPr>
+        <w:spacing w:after="0" w:line="240" w:lineRule="auto"/>
+        <w:jc w:val="both"/>
+        <w:rPr>
+          <w:u w:val="single"/>
+        </w:rPr>
+      </w:pPr>
+    </w:p>
+    <w:p>
+      <w:pPr>
+        <w:spacing w:after="0" w:line="240" w:lineRule="auto"/>
+        <w:jc w:val="both"/>
+        <w:rPr>
+          <w:u w:val="single"/>
+        </w:rPr>
+      </w:pPr>
+    </w:p>
+    <w:p>
+      <w:pPr>
+        <w:spacing w:after="0" w:line="240" w:lineRule="auto"/>
+        <w:jc w:val="both"/>
+        <w:rPr>
+          <w:u w:val="single"/>
+        </w:rPr>
+      </w:pPr>
+      <w:bookmarkStart w:id="0" w:name="_GoBack"/>
+      <w:bookmarkEnd w:id="0"/>
       <w:r>
         <w:rPr>
           <w:u w:val="single"/>
@@ -3554,6 +3956,118 @@
     </w:lvl>
   </w:abstractNum>
   <w:abstractNum w:abstractNumId="9" w15:restartNumberingAfterBreak="0">
+    <w:nsid w:val="3B7E0068"/>
+    <w:multiLevelType w:val="hybridMultilevel"/>
+    <w:tmpl w:val="44864DFA"/>
+    <w:lvl w:ilvl="0" w:tplc="38E65D6A">
+      <w:numFmt w:val="bullet"/>
+      <w:lvlText w:val=""/>
+      <w:lvlJc w:val="left"/>
+      <w:pPr>
+        <w:ind w:left="720" w:hanging="360"/>
+      </w:pPr>
+      <w:rPr>
+        <w:rFonts w:ascii="Wingdings" w:eastAsiaTheme="minorHAnsi" w:hAnsi="Wingdings" w:cstheme="minorBidi" w:hint="default"/>
+      </w:rPr>
+    </w:lvl>
+    <w:lvl w:ilvl="1" w:tplc="040C0003">
+      <w:start w:val="1"/>
+      <w:numFmt w:val="bullet"/>
+      <w:lvlText w:val="o"/>
+      <w:lvlJc w:val="left"/>
+      <w:pPr>
+        <w:ind w:left="1440" w:hanging="360"/>
+      </w:pPr>
+      <w:rPr>
+        <w:rFonts w:ascii="Courier New" w:hAnsi="Courier New" w:cs="Courier New" w:hint="default"/>
+      </w:rPr>
+    </w:lvl>
+    <w:lvl w:ilvl="2" w:tplc="040C0005" w:tentative="1">
+      <w:start w:val="1"/>
+      <w:numFmt w:val="bullet"/>
+      <w:lvlText w:val=""/>
+      <w:lvlJc w:val="left"/>
+      <w:pPr>
+        <w:ind w:left="2160" w:hanging="360"/>
+      </w:pPr>
+      <w:rPr>
+        <w:rFonts w:ascii="Wingdings" w:hAnsi="Wingdings" w:hint="default"/>
+      </w:rPr>
+    </w:lvl>
+    <w:lvl w:ilvl="3" w:tplc="040C0001" w:tentative="1">
+      <w:start w:val="1"/>
+      <w:numFmt w:val="bullet"/>
+      <w:lvlText w:val=""/>
+      <w:lvlJc w:val="left"/>
+      <w:pPr>
+        <w:ind w:left="2880" w:hanging="360"/>
+      </w:pPr>
+      <w:rPr>
+        <w:rFonts w:ascii="Symbol" w:hAnsi="Symbol" w:hint="default"/>
+      </w:rPr>
+    </w:lvl>
+    <w:lvl w:ilvl="4" w:tplc="040C0003" w:tentative="1">
+      <w:start w:val="1"/>
+      <w:numFmt w:val="bullet"/>
+      <w:lvlText w:val="o"/>
+      <w:lvlJc w:val="left"/>
+      <w:pPr>
+        <w:ind w:left="3600" w:hanging="360"/>
+      </w:pPr>
+      <w:rPr>
+        <w:rFonts w:ascii="Courier New" w:hAnsi="Courier New" w:cs="Courier New" w:hint="default"/>
+      </w:rPr>
+    </w:lvl>
+    <w:lvl w:ilvl="5" w:tplc="040C0005" w:tentative="1">
+      <w:start w:val="1"/>
+      <w:numFmt w:val="bullet"/>
+      <w:lvlText w:val=""/>
+      <w:lvlJc w:val="left"/>
+      <w:pPr>
+        <w:ind w:left="4320" w:hanging="360"/>
+      </w:pPr>
+      <w:rPr>
+        <w:rFonts w:ascii="Wingdings" w:hAnsi="Wingdings" w:hint="default"/>
+      </w:rPr>
+    </w:lvl>
+    <w:lvl w:ilvl="6" w:tplc="040C0001" w:tentative="1">
+      <w:start w:val="1"/>
+      <w:numFmt w:val="bullet"/>
+      <w:lvlText w:val=""/>
+      <w:lvlJc w:val="left"/>
+      <w:pPr>
+        <w:ind w:left="5040" w:hanging="360"/>
+      </w:pPr>
+      <w:rPr>
+        <w:rFonts w:ascii="Symbol" w:hAnsi="Symbol" w:hint="default"/>
+      </w:rPr>
+    </w:lvl>
+    <w:lvl w:ilvl="7" w:tplc="040C0003" w:tentative="1">
+      <w:start w:val="1"/>
+      <w:numFmt w:val="bullet"/>
+      <w:lvlText w:val="o"/>
+      <w:lvlJc w:val="left"/>
+      <w:pPr>
+        <w:ind w:left="5760" w:hanging="360"/>
+      </w:pPr>
+      <w:rPr>
+        <w:rFonts w:ascii="Courier New" w:hAnsi="Courier New" w:cs="Courier New" w:hint="default"/>
+      </w:rPr>
+    </w:lvl>
+    <w:lvl w:ilvl="8" w:tplc="040C0005" w:tentative="1">
+      <w:start w:val="1"/>
+      <w:numFmt w:val="bullet"/>
+      <w:lvlText w:val=""/>
+      <w:lvlJc w:val="left"/>
+      <w:pPr>
+        <w:ind w:left="6480" w:hanging="360"/>
+      </w:pPr>
+      <w:rPr>
+        <w:rFonts w:ascii="Wingdings" w:hAnsi="Wingdings" w:hint="default"/>
+      </w:rPr>
+    </w:lvl>
+  </w:abstractNum>
+  <w:abstractNum w:abstractNumId="10" w15:restartNumberingAfterBreak="0">
     <w:nsid w:val="54D710F0"/>
     <w:multiLevelType w:val="hybridMultilevel"/>
     <w:tmpl w:val="0E02C4C6"/>
@@ -3640,7 +4154,7 @@
       </w:pPr>
     </w:lvl>
   </w:abstractNum>
-  <w:abstractNum w:abstractNumId="10" w15:restartNumberingAfterBreak="0">
+  <w:abstractNum w:abstractNumId="11" w15:restartNumberingAfterBreak="0">
     <w:nsid w:val="55D10366"/>
     <w:multiLevelType w:val="hybridMultilevel"/>
     <w:tmpl w:val="65BC6522"/>
@@ -3753,7 +4267,7 @@
       </w:rPr>
     </w:lvl>
   </w:abstractNum>
-  <w:abstractNum w:abstractNumId="11" w15:restartNumberingAfterBreak="0">
+  <w:abstractNum w:abstractNumId="12" w15:restartNumberingAfterBreak="0">
     <w:nsid w:val="5C5E3B3D"/>
     <w:multiLevelType w:val="hybridMultilevel"/>
     <w:tmpl w:val="FB080416"/>
@@ -3842,7 +4356,7 @@
       </w:pPr>
     </w:lvl>
   </w:abstractNum>
-  <w:abstractNum w:abstractNumId="12" w15:restartNumberingAfterBreak="0">
+  <w:abstractNum w:abstractNumId="13" w15:restartNumberingAfterBreak="0">
     <w:nsid w:val="5F6F62C2"/>
     <w:multiLevelType w:val="hybridMultilevel"/>
     <w:tmpl w:val="1EB69308"/>
@@ -3931,7 +4445,7 @@
       </w:pPr>
     </w:lvl>
   </w:abstractNum>
-  <w:abstractNum w:abstractNumId="13" w15:restartNumberingAfterBreak="0">
+  <w:abstractNum w:abstractNumId="14" w15:restartNumberingAfterBreak="0">
     <w:nsid w:val="60A851B4"/>
     <w:multiLevelType w:val="hybridMultilevel"/>
     <w:tmpl w:val="626E8DE8"/>
@@ -4043,7 +4557,7 @@
       </w:rPr>
     </w:lvl>
   </w:abstractNum>
-  <w:abstractNum w:abstractNumId="14" w15:restartNumberingAfterBreak="0">
+  <w:abstractNum w:abstractNumId="15" w15:restartNumberingAfterBreak="0">
     <w:nsid w:val="6B266EC9"/>
     <w:multiLevelType w:val="hybridMultilevel"/>
     <w:tmpl w:val="CB145620"/>
@@ -4133,19 +4647,19 @@
     </w:lvl>
   </w:abstractNum>
   <w:num w:numId="1">
-    <w:abstractNumId w:val="14"/>
+    <w:abstractNumId w:val="15"/>
   </w:num>
   <w:num w:numId="2">
     <w:abstractNumId w:val="1"/>
   </w:num>
   <w:num w:numId="3">
-    <w:abstractNumId w:val="10"/>
+    <w:abstractNumId w:val="11"/>
   </w:num>
   <w:num w:numId="4">
     <w:abstractNumId w:val="6"/>
   </w:num>
   <w:num w:numId="5">
-    <w:abstractNumId w:val="12"/>
+    <w:abstractNumId w:val="13"/>
   </w:num>
   <w:num w:numId="6">
     <w:abstractNumId w:val="4"/>
@@ -4160,19 +4674,19 @@
     <w:abstractNumId w:val="5"/>
   </w:num>
   <w:num w:numId="10">
-    <w:abstractNumId w:val="9"/>
+    <w:abstractNumId w:val="10"/>
   </w:num>
   <w:num w:numId="11">
-    <w:abstractNumId w:val="13"/>
+    <w:abstractNumId w:val="14"/>
   </w:num>
   <w:num w:numId="12">
-    <w:abstractNumId w:val="9"/>
+    <w:abstractNumId w:val="10"/>
     <w:lvlOverride w:ilvl="0">
       <w:startOverride w:val="1"/>
     </w:lvlOverride>
   </w:num>
   <w:num w:numId="13">
-    <w:abstractNumId w:val="11"/>
+    <w:abstractNumId w:val="12"/>
   </w:num>
   <w:num w:numId="14">
     <w:abstractNumId w:val="2"/>
@@ -4209,6 +4723,9 @@
   </w:num>
   <w:num w:numId="16">
     <w:abstractNumId w:val="8"/>
+  </w:num>
+  <w:num w:numId="17">
+    <w:abstractNumId w:val="9"/>
   </w:num>
 </w:numbering>
 </file>

--- a/analyse/cahier_de_charge.docx
+++ b/analyse/cahier_de_charge.docx
@@ -1597,10 +1597,7 @@
         <w:t xml:space="preserve"> </w:t>
       </w:r>
       <w:r>
-        <w:t>Il aura un texte qui expliquera qu’</w:t>
-      </w:r>
-      <w:r>
-        <w:t>Il est important de noter ses difficultés dans son compte pour que l’orthophoniste puisse bien les connaître</w:t>
+        <w:t>Il aura un texte qui expliquera qu’Il est important de noter ses difficultés dans son compte pour que l’orthophoniste puisse bien les connaître</w:t>
       </w:r>
     </w:p>
     <w:p>
@@ -1682,10 +1679,7 @@
         <w:jc w:val="both"/>
       </w:pPr>
       <w:r>
-        <w:t>Nous détaillerons l'organisation du test avant que l'utilisateur accède à la plateforme s'il n'a pas encore confirmé ses difficultés. Un test de 10 questions lui sera d'abord proposé pour cibler ses besoins et personnaliser son apprentissage. Les résultats seront fournis à la fin du questionnaire, accompagnés d'un récapitulatif de ses connaissances et des points à travail</w:t>
-      </w:r>
-      <w:r>
-        <w:t>ler pour débuter ou progresser.</w:t>
+        <w:t>Nous détaillerons l'organisation du test avant que l'utilisateur accède à la plateforme s'il n'a pas encore confirmé ses difficultés. Un test de 10 questions lui sera d'abord proposé pour cibler ses besoins et personnaliser son apprentissage. Les résultats seront fournis à la fin du questionnaire, accompagnés d'un récapitulatif de ses connaissances et des points à travailler pour débuter ou progresser.</w:t>
       </w:r>
     </w:p>
     <w:p>
@@ -1703,22 +1697,16 @@
         <w:jc w:val="both"/>
       </w:pPr>
       <w:r>
-        <w:t>Toutefois, il est important de noter que le site est conçu pour conseiller et guider l'utilisateur, mais c'est à ce dernier de choisir son parcours</w:t>
-      </w:r>
-      <w:r>
-        <w:t xml:space="preserve"> d'apprentissage et son niveau.</w:t>
-      </w:r>
-    </w:p>
-    <w:p>
-      <w:pPr>
-        <w:spacing w:line="276" w:lineRule="auto"/>
-        <w:jc w:val="both"/>
-      </w:pPr>
-      <w:r>
-        <w:t>S'il décide de suivre les recommandations proposées, des conseils spécifiques lui seront affichés, avec pour objectif de perfectionner ses connaissances, l'aider à progresser et</w:t>
-      </w:r>
-      <w:r>
-        <w:t xml:space="preserve"> évoluer à travers les niveaux.</w:t>
+        <w:t>Toutefois, il est important de noter que le site est conçu pour conseiller et guider l'utilisateur, mais c'est à ce dernier de choisir son parcours d'apprentissage et son niveau.</w:t>
+      </w:r>
+    </w:p>
+    <w:p>
+      <w:pPr>
+        <w:spacing w:line="276" w:lineRule="auto"/>
+        <w:jc w:val="both"/>
+      </w:pPr>
+      <w:r>
+        <w:t>S'il décide de suivre les recommandations proposées, des conseils spécifiques lui seront affichés, avec pour objectif de perfectionner ses connaissances, l'aider à progresser et évoluer à travers les niveaux.</w:t>
       </w:r>
     </w:p>
     <w:p>
@@ -1739,10 +1727,7 @@
         <w:t>ner</w:t>
       </w:r>
       <w:r>
-        <w:t xml:space="preserve"> </w:t>
-      </w:r>
-      <w:r>
-        <w:t>jusqu'à trois orthophonistes.</w:t>
+        <w:t xml:space="preserve"> jusqu'à trois orthophonistes.</w:t>
       </w:r>
     </w:p>
     <w:p>
@@ -2022,7 +2007,43 @@
         <w:t>l’orthophoniste connecté</w:t>
       </w:r>
       <w:r>
-        <w:t xml:space="preserve"> sera redirigé vers l'espace orthophoniste. Dans le menu, il pourra accéder à plusieurs sections : </w:t>
+        <w:t xml:space="preserve"> sera redirigé vers l'espace orthophoniste. </w:t>
+      </w:r>
+    </w:p>
+    <w:p>
+      <w:pPr>
+        <w:spacing w:line="276" w:lineRule="auto"/>
+        <w:jc w:val="both"/>
+        <w:rPr>
+          <w:b/>
+          <w:bCs/>
+          <w:u w:val="single"/>
+        </w:rPr>
+      </w:pPr>
+      <w:r>
+        <w:rPr>
+          <w:b/>
+          <w:bCs/>
+          <w:u w:val="single"/>
+        </w:rPr>
+        <w:t xml:space="preserve">L’espace </w:t>
+      </w:r>
+      <w:r>
+        <w:rPr>
+          <w:b/>
+          <w:bCs/>
+          <w:u w:val="single"/>
+        </w:rPr>
+        <w:t>Orthophoniste</w:t>
+      </w:r>
+    </w:p>
+    <w:p>
+      <w:pPr>
+        <w:spacing w:line="276" w:lineRule="auto"/>
+        <w:jc w:val="both"/>
+      </w:pPr>
+      <w:r>
+        <w:t xml:space="preserve">Dans le menu, il pourra accéder à plusieurs sections : </w:t>
       </w:r>
     </w:p>
     <w:p>
@@ -2113,10 +2134,7 @@
         <w:jc w:val="both"/>
       </w:pPr>
       <w:r>
-        <w:t xml:space="preserve">Sur cette page, un tableau de l'emploi du temps sera affiché, couvrant la période du lundi au vendredi (ou au samedi). En tant qu'orthophoniste, il a droit à un maximum de 35 heures de travail par semaine. Le temps moyen de travail par jour serait donc de 7 heures. Cependant, il n'est pas possible de fixer un horaire strict de 9 h à 17 h, car cela dépendra de la disponibilité des patients. Certains préfèrent </w:t>
-      </w:r>
-      <w:r>
-        <w:t>avoir leurs séances après 18 h.</w:t>
+        <w:t>Sur cette page, un tableau de l'emploi du temps sera affiché, couvrant la période du lundi au vendredi (ou au samedi). En tant qu'orthophoniste, il a droit à un maximum de 35 heures de travail par semaine. Le temps moyen de travail par jour serait donc de 7 heures. Cependant, il n'est pas possible de fixer un horaire strict de 9 h à 17 h, car cela dépendra de la disponibilité des patients. Certains préfèrent avoir leurs séances après 18 h.</w:t>
       </w:r>
     </w:p>
     <w:p>
@@ -2137,10 +2155,7 @@
         <w:jc w:val="both"/>
       </w:pPr>
       <w:r>
-        <w:t>Lorsqu'une séance est ajoutée, l'orthophoniste pourra choisir de travailler soit en présentiel, soit en visioconférence. Un mail ou un message sera automatiquement envoyé au patien</w:t>
-      </w:r>
-      <w:r>
-        <w:t>t pour l'informer de la séance.</w:t>
+        <w:t>Lorsqu'une séance est ajoutée, l'orthophoniste pourra choisir de travailler soit en présentiel, soit en visioconférence. Un mail ou un message sera automatiquement envoyé au patient pour l'informer de la séance.</w:t>
       </w:r>
     </w:p>
     <w:p>
@@ -2192,6 +2207,7 @@
         <w:rPr>
           <w:smallCaps/>
         </w:rPr>
+        <w:lastRenderedPageBreak/>
         <w:t>Description des pages</w:t>
       </w:r>
     </w:p>
@@ -2231,7 +2247,6 @@
           <w:b/>
           <w:bCs/>
         </w:rPr>
-        <w:lastRenderedPageBreak/>
         <w:t xml:space="preserve">Une page d’accueil : </w:t>
       </w:r>
       <w:r>
@@ -2416,410 +2431,245 @@
     <w:p>
       <w:pPr>
         <w:pStyle w:val="Paragraphedeliste"/>
-        <w:numPr>
-          <w:ilvl w:val="0"/>
-          <w:numId w:val="15"/>
-        </w:numPr>
         <w:spacing w:before="120" w:after="120" w:line="276" w:lineRule="auto"/>
-      </w:pPr>
-      <w:r>
+        <w:jc w:val="both"/>
         <w:rPr>
           <w:b/>
           <w:bCs/>
         </w:rPr>
-        <w:t>Des pages de test de niveaux </w:t>
-      </w:r>
-      <w:r>
-        <w:t xml:space="preserve">pour les utilisateurs qui cherchent </w:t>
-      </w:r>
-      <w:r>
-        <w:t>des tests adaptés</w:t>
-      </w:r>
-      <w:r>
-        <w:t xml:space="preserve"> </w:t>
-      </w:r>
-      <w:r>
-        <w:t xml:space="preserve">à </w:t>
-      </w:r>
-      <w:r>
-        <w:t>leurs</w:t>
-      </w:r>
-      <w:r>
-        <w:t xml:space="preserve"> niveau</w:t>
-      </w:r>
-      <w:r>
-        <w:t>x</w:t>
-      </w:r>
-      <w:r>
-        <w:t xml:space="preserve"> </w:t>
-      </w:r>
-      <w:r>
-        <w:t xml:space="preserve">de </w:t>
-      </w:r>
-      <w:r>
-        <w:t>lang</w:t>
-      </w:r>
-      <w:r>
-        <w:t>u</w:t>
-      </w:r>
-      <w:r>
-        <w:t xml:space="preserve">es françaises et leurs difficultés rencontrés : </w:t>
-      </w:r>
-      <w:r>
-        <w:t>3</w:t>
-      </w:r>
-      <w:r>
-        <w:t xml:space="preserve">0 </w:t>
-      </w:r>
-      <w:r>
-        <w:t>questions</w:t>
-      </w:r>
-      <w:r>
-        <w:t xml:space="preserve"> soit </w:t>
-      </w:r>
-      <w:r>
-        <w:t xml:space="preserve">3 </w:t>
-      </w:r>
-      <w:r>
-        <w:t xml:space="preserve">tests différents seront mis à disposition. </w:t>
-      </w:r>
-      <w:r>
-        <w:br/>
-      </w:r>
-      <w:r>
-        <w:t>Chaque test se compose de 10 questions adaptées au niveau d</w:t>
-      </w:r>
-      <w:r>
-        <w:t>e</w:t>
-      </w:r>
-      <w:r>
-        <w:t xml:space="preserve"> l’usager. </w:t>
-      </w:r>
-    </w:p>
-    <w:p>
-      <w:pPr>
-        <w:pStyle w:val="Paragraphedeliste"/>
-        <w:numPr>
-          <w:ilvl w:val="0"/>
-          <w:numId w:val="15"/>
-        </w:numPr>
-        <w:spacing w:before="120" w:after="120" w:line="276" w:lineRule="auto"/>
-      </w:pPr>
-      <w:r>
-        <w:t>Dans chaque partie de niveaux, il y aura</w:t>
-      </w:r>
-      <w:r>
-        <w:t> :</w:t>
-      </w:r>
-    </w:p>
-    <w:p>
-      <w:pPr>
-        <w:pStyle w:val="Paragraphedeliste"/>
-        <w:numPr>
-          <w:ilvl w:val="0"/>
-          <w:numId w:val="17"/>
-        </w:numPr>
-        <w:spacing w:before="120" w:after="120" w:line="276" w:lineRule="auto"/>
-      </w:pPr>
-      <w:r>
-        <w:t xml:space="preserve"> </w:t>
-      </w:r>
-      <w:r>
-        <w:t>Une</w:t>
-      </w:r>
-      <w:r>
-        <w:t xml:space="preserve"> page a</w:t>
-      </w:r>
-      <w:r>
-        <w:t>vec</w:t>
-      </w:r>
-      <w:r>
-        <w:t xml:space="preserve"> une vidéo</w:t>
-      </w:r>
-      <w:r>
-        <w:t xml:space="preserve"> ou une image</w:t>
-      </w:r>
-      <w:r>
-        <w:t xml:space="preserve"> </w:t>
-      </w:r>
-      <w:r>
-        <w:t>et</w:t>
-      </w:r>
-      <w:r>
-        <w:t xml:space="preserve"> 4</w:t>
-      </w:r>
-      <w:r>
-        <w:t xml:space="preserve"> ou 6</w:t>
-      </w:r>
-      <w:r>
-        <w:t xml:space="preserve"> cases à choisir</w:t>
-      </w:r>
-    </w:p>
-    <w:p>
-      <w:pPr>
-        <w:pStyle w:val="Paragraphedeliste"/>
-        <w:numPr>
-          <w:ilvl w:val="0"/>
-          <w:numId w:val="17"/>
-        </w:numPr>
-        <w:spacing w:before="120" w:after="120" w:line="276" w:lineRule="auto"/>
-      </w:pPr>
-      <w:r>
-        <w:t>Une page avec</w:t>
-      </w:r>
-      <w:r>
-        <w:t xml:space="preserve"> une des phrases quelconques</w:t>
-      </w:r>
-      <w:r>
-        <w:t xml:space="preserve"> dont</w:t>
-      </w:r>
-      <w:r>
-        <w:t xml:space="preserve"> </w:t>
-      </w:r>
-      <w:r>
-        <w:t xml:space="preserve">des mots </w:t>
-      </w:r>
-      <w:r>
-        <w:t>manquent et</w:t>
-      </w:r>
-      <w:r>
-        <w:t xml:space="preserve"> devra choisi un seul </w:t>
-      </w:r>
-      <w:r>
-        <w:t>parmi 4</w:t>
-      </w:r>
-      <w:r>
-        <w:t xml:space="preserve"> mots proposés </w:t>
-      </w:r>
-    </w:p>
-    <w:p>
-      <w:pPr>
-        <w:pStyle w:val="Paragraphedeliste"/>
-        <w:numPr>
-          <w:ilvl w:val="0"/>
-          <w:numId w:val="17"/>
-        </w:numPr>
-        <w:spacing w:before="120" w:after="120" w:line="276" w:lineRule="auto"/>
-      </w:pPr>
-      <w:r>
-        <w:t>Une page avec</w:t>
-      </w:r>
-      <w:r>
-        <w:t xml:space="preserve"> 3 ou 4 définitions </w:t>
-      </w:r>
-      <w:r>
-        <w:t xml:space="preserve">ainsi que </w:t>
-      </w:r>
-      <w:r>
-        <w:t>les 3</w:t>
-      </w:r>
-      <w:r>
-        <w:t xml:space="preserve"> ou 4 mots </w:t>
-      </w:r>
-      <w:r>
-        <w:t xml:space="preserve">associés que l’utilisateur devra </w:t>
-      </w:r>
-      <w:r>
-        <w:t>relier entre elles.</w:t>
-      </w:r>
-    </w:p>
-    <w:p>
-      <w:pPr>
-        <w:pStyle w:val="Paragraphedeliste"/>
-        <w:numPr>
-          <w:ilvl w:val="0"/>
-          <w:numId w:val="15"/>
-        </w:numPr>
-        <w:spacing w:before="120" w:after="120" w:line="276" w:lineRule="auto"/>
-        <w:jc w:val="both"/>
       </w:pPr>
       <w:r>
         <w:rPr>
           <w:b/>
           <w:bCs/>
         </w:rPr>
-        <w:t xml:space="preserve">10 </w:t>
-      </w:r>
-      <w:r>
+        <w:t>5) Pages de tests de niveaux pour les utilisateurs :</w:t>
+      </w:r>
+    </w:p>
+    <w:p>
+      <w:pPr>
+        <w:pStyle w:val="Paragraphedeliste"/>
+        <w:spacing w:before="120" w:after="120" w:line="276" w:lineRule="auto"/>
+        <w:jc w:val="both"/>
+        <w:rPr>
+          <w:bCs/>
+        </w:rPr>
+      </w:pPr>
+      <w:r>
+        <w:rPr>
+          <w:bCs/>
+        </w:rPr>
+        <w:t>Les utilisateurs auront accès à trois tests différents, comprenant un total de 30 questions adaptées à leur niveau de langue française et aux difficultés rencontrées. Chaque test est composé de 10 questions.</w:t>
+      </w:r>
+    </w:p>
+    <w:p>
+      <w:pPr>
+        <w:pStyle w:val="Paragraphedeliste"/>
+        <w:spacing w:before="120" w:after="120" w:line="276" w:lineRule="auto"/>
+        <w:jc w:val="both"/>
+        <w:rPr>
+          <w:bCs/>
+        </w:rPr>
+      </w:pPr>
+      <w:r>
+        <w:rPr>
+          <w:bCs/>
+        </w:rPr>
+        <w:t>Dans chaque niveau, on retrouvera les types de questions suivants :</w:t>
+      </w:r>
+    </w:p>
+    <w:p>
+      <w:pPr>
+        <w:pStyle w:val="Paragraphedeliste"/>
+        <w:numPr>
+          <w:ilvl w:val="1"/>
+          <w:numId w:val="17"/>
+        </w:numPr>
+        <w:spacing w:before="120" w:after="120" w:line="276" w:lineRule="auto"/>
+        <w:jc w:val="both"/>
+        <w:rPr>
+          <w:bCs/>
+        </w:rPr>
+      </w:pPr>
+      <w:r>
+        <w:rPr>
+          <w:bCs/>
+        </w:rPr>
+        <w:t>Une page avec une vidéo ou une image et 4 à 6 choix possibles ;</w:t>
+      </w:r>
+    </w:p>
+    <w:p>
+      <w:pPr>
+        <w:pStyle w:val="Paragraphedeliste"/>
+        <w:numPr>
+          <w:ilvl w:val="1"/>
+          <w:numId w:val="17"/>
+        </w:numPr>
+        <w:spacing w:before="120" w:after="120" w:line="276" w:lineRule="auto"/>
+        <w:jc w:val="both"/>
+        <w:rPr>
+          <w:bCs/>
+        </w:rPr>
+      </w:pPr>
+      <w:r>
+        <w:rPr>
+          <w:bCs/>
+        </w:rPr>
+        <w:t>Une page avec une phrase incomplète, où des mots manquent, et l'utilisateur doit choisir le mot correct parmi 4 propositions ;</w:t>
+      </w:r>
+    </w:p>
+    <w:p>
+      <w:pPr>
+        <w:pStyle w:val="Paragraphedeliste"/>
+        <w:numPr>
+          <w:ilvl w:val="1"/>
+          <w:numId w:val="17"/>
+        </w:numPr>
+        <w:spacing w:before="120" w:after="120" w:line="276" w:lineRule="auto"/>
+        <w:jc w:val="both"/>
+        <w:rPr>
+          <w:bCs/>
+        </w:rPr>
+      </w:pPr>
+      <w:r>
+        <w:rPr>
+          <w:bCs/>
+        </w:rPr>
+        <w:t>Une page avec 3 ou 4 définitions et les 3 ou 4 mots correspondants à relier.</w:t>
+      </w:r>
+    </w:p>
+    <w:p>
+      <w:pPr>
+        <w:pStyle w:val="Paragraphedeliste"/>
+        <w:spacing w:before="120" w:after="120" w:line="276" w:lineRule="auto"/>
+        <w:jc w:val="both"/>
         <w:rPr>
           <w:b/>
           <w:bCs/>
         </w:rPr>
-        <w:t>pages</w:t>
-      </w:r>
+      </w:pPr>
       <w:r>
         <w:rPr>
           <w:b/>
           <w:bCs/>
         </w:rPr>
-        <w:t xml:space="preserve"> de test de niveaux 1</w:t>
-      </w:r>
-      <w:r>
-        <w:t xml:space="preserve"> : Au bout de </w:t>
-      </w:r>
-      <w:r>
-        <w:t xml:space="preserve">60% de bonnes </w:t>
-      </w:r>
-      <w:r>
-        <w:t>réponses, il pourra passer au niveau supérieur</w:t>
-      </w:r>
-      <w:r>
-        <w:t xml:space="preserve">. S’il a eu </w:t>
-      </w:r>
-      <w:r>
-        <w:t>10</w:t>
-      </w:r>
-      <w:r>
-        <w:t xml:space="preserve"> réponses correctes sur </w:t>
-      </w:r>
-      <w:r>
-        <w:t>10</w:t>
-      </w:r>
-      <w:r>
-        <w:t xml:space="preserve"> questions, il pourra passer directement à la page de test de niveaux 3. </w:t>
-      </w:r>
-    </w:p>
-    <w:p>
-      <w:pPr>
-        <w:pStyle w:val="Paragraphedeliste"/>
-        <w:numPr>
-          <w:ilvl w:val="0"/>
-          <w:numId w:val="15"/>
-        </w:numPr>
+        <w:t>a) Test de niveau 1 (10 pages) :</w:t>
+      </w:r>
+    </w:p>
+    <w:p>
+      <w:pPr>
+        <w:pStyle w:val="Paragraphedeliste"/>
         <w:spacing w:before="120" w:after="120" w:line="276" w:lineRule="auto"/>
         <w:jc w:val="both"/>
-      </w:pPr>
-      <w:r>
+        <w:rPr>
+          <w:bCs/>
+        </w:rPr>
+      </w:pPr>
+      <w:r>
+        <w:rPr>
+          <w:bCs/>
+        </w:rPr>
+        <w:t>Si l'utilisateur obtient 60 % de bonnes réponses ou plus, il pourra passer au niveau supérieur. S'il obtient 10 bonnes réponses sur 10, il pourra directement accéder au test de niveau 3.</w:t>
+      </w:r>
+    </w:p>
+    <w:p>
+      <w:pPr>
+        <w:pStyle w:val="Paragraphedeliste"/>
+        <w:spacing w:before="120" w:after="120" w:line="276" w:lineRule="auto"/>
+        <w:jc w:val="both"/>
         <w:rPr>
           <w:b/>
           <w:bCs/>
         </w:rPr>
-        <w:t>10</w:t>
-      </w:r>
+      </w:pPr>
       <w:r>
         <w:rPr>
           <w:b/>
           <w:bCs/>
         </w:rPr>
-        <w:t xml:space="preserve"> pages de test de niveaux 2</w:t>
-      </w:r>
-      <w:r>
-        <w:t xml:space="preserve"> : A partir de ce niveau, </w:t>
-      </w:r>
-      <w:r>
-        <w:t>au bout de 80% de bonnes réponses, il pourra passer au niveau supérieur.</w:t>
-      </w:r>
-      <w:r>
-        <w:t xml:space="preserve"> S’il n’a pas pu jusqu’au bout,</w:t>
-      </w:r>
-      <w:r>
-        <w:t xml:space="preserve"> </w:t>
-      </w:r>
-      <w:r>
-        <w:t>à</w:t>
-      </w:r>
-      <w:r>
-        <w:t xml:space="preserve"> ce moment-là, </w:t>
-      </w:r>
-      <w:r>
-        <w:t>l</w:t>
-      </w:r>
-      <w:r>
-        <w:t xml:space="preserve">e test propose 10 </w:t>
-      </w:r>
-      <w:r>
         <w:lastRenderedPageBreak/>
-        <w:t>questions pour évaluer</w:t>
-      </w:r>
-      <w:r>
-        <w:t>,</w:t>
-      </w:r>
-      <w:r>
-        <w:t xml:space="preserve"> conseiller sur des chapitres à réviser ou à apprendre</w:t>
-      </w:r>
-      <w:r>
-        <w:t xml:space="preserve"> et réaliser sur les difficultés qu’il doit battre</w:t>
-      </w:r>
-      <w:r>
-        <w:t xml:space="preserve">. S’il a eu toutes les réponses correctes, il pourra passer au niveau 3. S’il a eu aucune bonne réponse sur 10 questions, il passe au niveau </w:t>
-      </w:r>
-      <w:r>
-        <w:t>inférieur</w:t>
-      </w:r>
-      <w:r>
-        <w:t>.</w:t>
-      </w:r>
-    </w:p>
-    <w:p>
-      <w:pPr>
-        <w:pStyle w:val="Paragraphedeliste"/>
-        <w:numPr>
-          <w:ilvl w:val="0"/>
-          <w:numId w:val="15"/>
-        </w:numPr>
+        <w:t>b) Test de niveau 2 (10 pages) :</w:t>
+      </w:r>
+    </w:p>
+    <w:p>
+      <w:pPr>
+        <w:pStyle w:val="Paragraphedeliste"/>
         <w:spacing w:before="120" w:after="120" w:line="276" w:lineRule="auto"/>
         <w:jc w:val="both"/>
-      </w:pPr>
-      <w:r>
+        <w:rPr>
+          <w:bCs/>
+        </w:rPr>
+      </w:pPr>
+      <w:r>
+        <w:rPr>
+          <w:bCs/>
+        </w:rPr>
+        <w:t>À partir de ce niveau, l'utilisateur devra obtenir au moins 80 % de bonnes réponses pour passer au niveau supérieur. Si ce score n'est pas atteint, un test supplémentaire de 10 questions sera proposé pour évaluer les compétences de l'utilisateur et lui fournir des conseils sur les chapitres à réviser ou les difficultés à surmonter. S'il réussit toutes les questions, il pourra passer au niveau 3. En cas d'échec total (0 bonne réponse), l'utilisateur sera rétrogradé au niveau 1.</w:t>
+      </w:r>
+    </w:p>
+    <w:p>
+      <w:pPr>
+        <w:pStyle w:val="Paragraphedeliste"/>
+        <w:spacing w:before="120" w:after="120" w:line="276" w:lineRule="auto"/>
+        <w:jc w:val="both"/>
         <w:rPr>
           <w:b/>
           <w:bCs/>
         </w:rPr>
-        <w:t>10</w:t>
-      </w:r>
+      </w:pPr>
       <w:r>
         <w:rPr>
           <w:b/>
           <w:bCs/>
         </w:rPr>
-        <w:t xml:space="preserve"> pages de test de niveaux 3</w:t>
-      </w:r>
-      <w:r>
-        <w:t> :</w:t>
-      </w:r>
-      <w:r>
-        <w:t xml:space="preserve"> A partir de ce niveau, </w:t>
-      </w:r>
-      <w:r>
-        <w:t>au bout de 90% de bonnes réponses, il n’a pas besoin d’avoir des séances orthophoniques</w:t>
-      </w:r>
-      <w:r>
-        <w:t xml:space="preserve">. Mais, il pourra s’amuser que dans la partie de jeux. </w:t>
-      </w:r>
-      <w:r>
-        <w:t xml:space="preserve">A </w:t>
-      </w:r>
-      <w:r>
-        <w:t>ce moment-là, il passe au test qui a 10 questions pour évaluer</w:t>
-      </w:r>
-      <w:r>
-        <w:t xml:space="preserve"> son niveau et les difficultés rencontrés</w:t>
-      </w:r>
-      <w:r>
-        <w:t>. S’il a eu aucune bonne réponse sur 10 questions, il passe au niveau 2.</w:t>
-      </w:r>
-      <w:r>
-        <w:t xml:space="preserve"> </w:t>
-      </w:r>
-      <w:r>
-        <w:t xml:space="preserve">Sur chaque question, il sera chronométré en 60 secondes. S’il dépasse le temps, il pénalise de moins 0,5 points. </w:t>
-      </w:r>
-      <w:r>
-        <w:t>Toutes les 20 secondes</w:t>
-      </w:r>
-      <w:r>
-        <w:t>, il pénalise de 0,5 points</w:t>
-      </w:r>
-      <w:r>
-        <w:t>.</w:t>
-      </w:r>
-    </w:p>
-    <w:p>
-      <w:pPr>
-        <w:pStyle w:val="Paragraphedeliste"/>
-        <w:numPr>
-          <w:ilvl w:val="0"/>
-          <w:numId w:val="15"/>
+        <w:t>c) Test de niveau 3 (10 pages) :</w:t>
+      </w:r>
+    </w:p>
+    <w:p>
+      <w:pPr>
+        <w:pStyle w:val="Paragraphedeliste"/>
+        <w:spacing w:before="120" w:after="120" w:line="276" w:lineRule="auto"/>
+        <w:jc w:val="both"/>
+        <w:rPr>
+          <w:bCs/>
+        </w:rPr>
+      </w:pPr>
+      <w:r>
+        <w:rPr>
+          <w:bCs/>
+        </w:rPr>
+        <w:t>Dans ce niveau, l'utilisateur doit obtenir 90 % de bonnes réponses. S'il y parvient, il n'aura plus besoin de séances orthophoniques. Il pourra accéder à une partie dédiée aux jeux. Cependant, il aura encore 10 questions pour évaluer son niveau et identifier les éventuelles difficultés rencontrées. En cas d'échec total, l'utilisateur sera rétrogradé au niveau 2.</w:t>
+      </w:r>
+    </w:p>
+    <w:p>
+      <w:pPr>
+        <w:pStyle w:val="Paragraphedeliste"/>
+        <w:spacing w:before="120" w:after="120" w:line="276" w:lineRule="auto"/>
+        <w:jc w:val="both"/>
+        <w:rPr>
+          <w:bCs/>
+        </w:rPr>
+      </w:pPr>
+      <w:r>
+        <w:rPr>
+          <w:bCs/>
+        </w:rPr>
+        <w:t>Pour chaque question, l'utilisateur aura un temps limite de 60 secondes. S'il dépasse ce délai, il sera pénalisé de 0,5 point pour chaque tranche de 20 secondes supplémentaires.</w:t>
+      </w:r>
+    </w:p>
+    <w:p>
+      <w:pPr>
+        <w:pStyle w:val="Paragraphedeliste"/>
+        <w:spacing w:before="120" w:after="120" w:line="276" w:lineRule="auto"/>
+        <w:jc w:val="both"/>
+      </w:pPr>
+    </w:p>
+    <w:p>
+      <w:pPr>
+        <w:pStyle w:val="Paragraphedeliste"/>
+        <w:numPr>
+          <w:ilvl w:val="0"/>
+          <w:numId w:val="13"/>
         </w:numPr>
         <w:spacing w:before="120" w:after="120" w:line="276" w:lineRule="auto"/>
         <w:jc w:val="both"/>
@@ -2842,27 +2692,27 @@
         <w:t xml:space="preserve"> :</w:t>
       </w:r>
       <w:r>
-        <w:t xml:space="preserve"> il aura une note sur des tests qu’il a pu faire</w:t>
-      </w:r>
-      <w:r>
-        <w:t>,</w:t>
-      </w:r>
-      <w:r>
-        <w:t xml:space="preserve"> une partie de niveau proposé et adapté</w:t>
-      </w:r>
-      <w:r>
-        <w:t xml:space="preserve"> et il affichera les difficultés qu’il a pu rencontrer</w:t>
-      </w:r>
-      <w:r>
-        <w:t>. Il doit choisir entre 3 niveaux (facile, moyen et difficile).</w:t>
-      </w:r>
-    </w:p>
-    <w:p>
-      <w:pPr>
-        <w:pStyle w:val="Paragraphedeliste"/>
-        <w:numPr>
-          <w:ilvl w:val="0"/>
-          <w:numId w:val="15"/>
+        <w:t xml:space="preserve"> </w:t>
+      </w:r>
+      <w:r>
+        <w:t>L'utilisateur verra une note basée sur les résultats des tests qu'il a effectués, ainsi qu'une proposition de niveau adapté (facile, moyen ou difficile). La page affichera également les difficultés rencontrées lors des tests. L'utilisateur devra ensuite choisir l'un des trois niveaux proposés (facile, moyen ou difficile).</w:t>
+      </w:r>
+    </w:p>
+    <w:p>
+      <w:pPr>
+        <w:pStyle w:val="Paragraphedeliste"/>
+        <w:spacing w:before="120" w:after="120" w:line="276" w:lineRule="auto"/>
+        <w:jc w:val="both"/>
+      </w:pPr>
+      <w:bookmarkStart w:id="0" w:name="_GoBack"/>
+      <w:bookmarkEnd w:id="0"/>
+    </w:p>
+    <w:p>
+      <w:pPr>
+        <w:pStyle w:val="Paragraphedeliste"/>
+        <w:numPr>
+          <w:ilvl w:val="0"/>
+          <w:numId w:val="13"/>
         </w:numPr>
         <w:spacing w:before="120" w:after="120" w:line="276" w:lineRule="auto"/>
         <w:jc w:val="both"/>
@@ -2931,8 +2781,6 @@
           <w:u w:val="single"/>
         </w:rPr>
       </w:pPr>
-      <w:bookmarkStart w:id="0" w:name="_GoBack"/>
-      <w:bookmarkEnd w:id="0"/>
       <w:r>
         <w:rPr>
           <w:u w:val="single"/>
@@ -3065,6 +2913,96 @@
 <file path=word/numbering.xml><?xml version="1.0" encoding="utf-8"?>
 <w:numbering xmlns:wpc="http://schemas.microsoft.com/office/word/2010/wordprocessingCanvas" xmlns:cx="http://schemas.microsoft.com/office/drawing/2014/chartex" xmlns:cx1="http://schemas.microsoft.com/office/drawing/2015/9/8/chartex" xmlns:mc="http://schemas.openxmlformats.org/markup-compatibility/2006" xmlns:o="urn:schemas-microsoft-com:office:office" xmlns:r="http://schemas.openxmlformats.org/officeDocument/2006/relationships" xmlns:m="http://schemas.openxmlformats.org/officeDocument/2006/math" xmlns:v="urn:schemas-microsoft-com:vml" xmlns:wp14="http://schemas.microsoft.com/office/word/2010/wordprocessingDrawing" xmlns:wp="http://schemas.openxmlformats.org/drawingml/2006/wordprocessingDrawing" xmlns:w10="urn:schemas-microsoft-com:office:word" xmlns:w="http://schemas.openxmlformats.org/wordprocessingml/2006/main" xmlns:w14="http://schemas.microsoft.com/office/word/2010/wordml" xmlns:w15="http://schemas.microsoft.com/office/word/2012/wordml" xmlns:w16se="http://schemas.microsoft.com/office/word/2015/wordml/symex" xmlns:wpg="http://schemas.microsoft.com/office/word/2010/wordprocessingGroup" xmlns:wpi="http://schemas.microsoft.com/office/word/2010/wordprocessingInk" xmlns:wne="http://schemas.microsoft.com/office/word/2006/wordml" xmlns:wps="http://schemas.microsoft.com/office/word/2010/wordprocessingShape" mc:Ignorable="w14 w15 w16se wp14">
   <w:abstractNum w:abstractNumId="0" w15:restartNumberingAfterBreak="0">
+    <w:nsid w:val="00027E18"/>
+    <w:multiLevelType w:val="hybridMultilevel"/>
+    <w:tmpl w:val="58842EA4"/>
+    <w:lvl w:ilvl="0" w:tplc="B43E315E">
+      <w:start w:val="1"/>
+      <w:numFmt w:val="lowerLetter"/>
+      <w:lvlText w:val="%1)"/>
+      <w:lvlJc w:val="left"/>
+      <w:pPr>
+        <w:ind w:left="720" w:hanging="360"/>
+      </w:pPr>
+      <w:rPr>
+        <w:rFonts w:hint="default"/>
+        <w:b/>
+      </w:rPr>
+    </w:lvl>
+    <w:lvl w:ilvl="1" w:tplc="040C0019" w:tentative="1">
+      <w:start w:val="1"/>
+      <w:numFmt w:val="lowerLetter"/>
+      <w:lvlText w:val="%2."/>
+      <w:lvlJc w:val="left"/>
+      <w:pPr>
+        <w:ind w:left="1440" w:hanging="360"/>
+      </w:pPr>
+    </w:lvl>
+    <w:lvl w:ilvl="2" w:tplc="040C001B" w:tentative="1">
+      <w:start w:val="1"/>
+      <w:numFmt w:val="lowerRoman"/>
+      <w:lvlText w:val="%3."/>
+      <w:lvlJc w:val="right"/>
+      <w:pPr>
+        <w:ind w:left="2160" w:hanging="180"/>
+      </w:pPr>
+    </w:lvl>
+    <w:lvl w:ilvl="3" w:tplc="040C000F" w:tentative="1">
+      <w:start w:val="1"/>
+      <w:numFmt w:val="decimal"/>
+      <w:lvlText w:val="%4."/>
+      <w:lvlJc w:val="left"/>
+      <w:pPr>
+        <w:ind w:left="2880" w:hanging="360"/>
+      </w:pPr>
+    </w:lvl>
+    <w:lvl w:ilvl="4" w:tplc="040C0019" w:tentative="1">
+      <w:start w:val="1"/>
+      <w:numFmt w:val="lowerLetter"/>
+      <w:lvlText w:val="%5."/>
+      <w:lvlJc w:val="left"/>
+      <w:pPr>
+        <w:ind w:left="3600" w:hanging="360"/>
+      </w:pPr>
+    </w:lvl>
+    <w:lvl w:ilvl="5" w:tplc="040C001B" w:tentative="1">
+      <w:start w:val="1"/>
+      <w:numFmt w:val="lowerRoman"/>
+      <w:lvlText w:val="%6."/>
+      <w:lvlJc w:val="right"/>
+      <w:pPr>
+        <w:ind w:left="4320" w:hanging="180"/>
+      </w:pPr>
+    </w:lvl>
+    <w:lvl w:ilvl="6" w:tplc="040C000F" w:tentative="1">
+      <w:start w:val="1"/>
+      <w:numFmt w:val="decimal"/>
+      <w:lvlText w:val="%7."/>
+      <w:lvlJc w:val="left"/>
+      <w:pPr>
+        <w:ind w:left="5040" w:hanging="360"/>
+      </w:pPr>
+    </w:lvl>
+    <w:lvl w:ilvl="7" w:tplc="040C0019" w:tentative="1">
+      <w:start w:val="1"/>
+      <w:numFmt w:val="lowerLetter"/>
+      <w:lvlText w:val="%8."/>
+      <w:lvlJc w:val="left"/>
+      <w:pPr>
+        <w:ind w:left="5760" w:hanging="360"/>
+      </w:pPr>
+    </w:lvl>
+    <w:lvl w:ilvl="8" w:tplc="040C001B" w:tentative="1">
+      <w:start w:val="1"/>
+      <w:numFmt w:val="lowerRoman"/>
+      <w:lvlText w:val="%9."/>
+      <w:lvlJc w:val="right"/>
+      <w:pPr>
+        <w:ind w:left="6480" w:hanging="180"/>
+      </w:pPr>
+    </w:lvl>
+  </w:abstractNum>
+  <w:abstractNum w:abstractNumId="1" w15:restartNumberingAfterBreak="0">
     <w:nsid w:val="01425CC0"/>
     <w:multiLevelType w:val="hybridMultilevel"/>
     <w:tmpl w:val="B4A844AC"/>
@@ -3153,7 +3091,7 @@
       </w:pPr>
     </w:lvl>
   </w:abstractNum>
-  <w:abstractNum w:abstractNumId="1" w15:restartNumberingAfterBreak="0">
+  <w:abstractNum w:abstractNumId="2" w15:restartNumberingAfterBreak="0">
     <w:nsid w:val="05315C0B"/>
     <w:multiLevelType w:val="hybridMultilevel"/>
     <w:tmpl w:val="82543304"/>
@@ -3242,7 +3180,7 @@
       </w:pPr>
     </w:lvl>
   </w:abstractNum>
-  <w:abstractNum w:abstractNumId="2" w15:restartNumberingAfterBreak="0">
+  <w:abstractNum w:abstractNumId="3" w15:restartNumberingAfterBreak="0">
     <w:nsid w:val="1044360D"/>
     <w:multiLevelType w:val="hybridMultilevel"/>
     <w:tmpl w:val="78DC0D42"/>
@@ -3331,7 +3269,7 @@
       </w:pPr>
     </w:lvl>
   </w:abstractNum>
-  <w:abstractNum w:abstractNumId="3" w15:restartNumberingAfterBreak="0">
+  <w:abstractNum w:abstractNumId="4" w15:restartNumberingAfterBreak="0">
     <w:nsid w:val="11E06C5D"/>
     <w:multiLevelType w:val="hybridMultilevel"/>
     <w:tmpl w:val="D8829C46"/>
@@ -3444,7 +3382,7 @@
       </w:rPr>
     </w:lvl>
   </w:abstractNum>
-  <w:abstractNum w:abstractNumId="4" w15:restartNumberingAfterBreak="0">
+  <w:abstractNum w:abstractNumId="5" w15:restartNumberingAfterBreak="0">
     <w:nsid w:val="1DDB1D9D"/>
     <w:multiLevelType w:val="hybridMultilevel"/>
     <w:tmpl w:val="5566BBD2"/>
@@ -3533,7 +3471,7 @@
       </w:pPr>
     </w:lvl>
   </w:abstractNum>
-  <w:abstractNum w:abstractNumId="5" w15:restartNumberingAfterBreak="0">
+  <w:abstractNum w:abstractNumId="6" w15:restartNumberingAfterBreak="0">
     <w:nsid w:val="1ED16F73"/>
     <w:multiLevelType w:val="hybridMultilevel"/>
     <w:tmpl w:val="E87C7266"/>
@@ -3645,7 +3583,7 @@
       </w:rPr>
     </w:lvl>
   </w:abstractNum>
-  <w:abstractNum w:abstractNumId="6" w15:restartNumberingAfterBreak="0">
+  <w:abstractNum w:abstractNumId="7" w15:restartNumberingAfterBreak="0">
     <w:nsid w:val="1FAD77B3"/>
     <w:multiLevelType w:val="hybridMultilevel"/>
     <w:tmpl w:val="BCC6A556"/>
@@ -3757,7 +3695,7 @@
       </w:rPr>
     </w:lvl>
   </w:abstractNum>
-  <w:abstractNum w:abstractNumId="7" w15:restartNumberingAfterBreak="0">
+  <w:abstractNum w:abstractNumId="8" w15:restartNumberingAfterBreak="0">
     <w:nsid w:val="27FF108C"/>
     <w:multiLevelType w:val="multilevel"/>
     <w:tmpl w:val="040C001D"/>
@@ -3843,7 +3781,7 @@
       </w:pPr>
     </w:lvl>
   </w:abstractNum>
-  <w:abstractNum w:abstractNumId="8" w15:restartNumberingAfterBreak="0">
+  <w:abstractNum w:abstractNumId="9" w15:restartNumberingAfterBreak="0">
     <w:nsid w:val="38CE7EA2"/>
     <w:multiLevelType w:val="hybridMultilevel"/>
     <w:tmpl w:val="B55074E4"/>
@@ -3955,7 +3893,7 @@
       </w:rPr>
     </w:lvl>
   </w:abstractNum>
-  <w:abstractNum w:abstractNumId="9" w15:restartNumberingAfterBreak="0">
+  <w:abstractNum w:abstractNumId="10" w15:restartNumberingAfterBreak="0">
     <w:nsid w:val="3B7E0068"/>
     <w:multiLevelType w:val="hybridMultilevel"/>
     <w:tmpl w:val="44864DFA"/>
@@ -4067,7 +4005,7 @@
       </w:rPr>
     </w:lvl>
   </w:abstractNum>
-  <w:abstractNum w:abstractNumId="10" w15:restartNumberingAfterBreak="0">
+  <w:abstractNum w:abstractNumId="11" w15:restartNumberingAfterBreak="0">
     <w:nsid w:val="54D710F0"/>
     <w:multiLevelType w:val="hybridMultilevel"/>
     <w:tmpl w:val="0E02C4C6"/>
@@ -4154,7 +4092,7 @@
       </w:pPr>
     </w:lvl>
   </w:abstractNum>
-  <w:abstractNum w:abstractNumId="11" w15:restartNumberingAfterBreak="0">
+  <w:abstractNum w:abstractNumId="12" w15:restartNumberingAfterBreak="0">
     <w:nsid w:val="55D10366"/>
     <w:multiLevelType w:val="hybridMultilevel"/>
     <w:tmpl w:val="65BC6522"/>
@@ -4267,7 +4205,7 @@
       </w:rPr>
     </w:lvl>
   </w:abstractNum>
-  <w:abstractNum w:abstractNumId="12" w15:restartNumberingAfterBreak="0">
+  <w:abstractNum w:abstractNumId="13" w15:restartNumberingAfterBreak="0">
     <w:nsid w:val="5C5E3B3D"/>
     <w:multiLevelType w:val="hybridMultilevel"/>
     <w:tmpl w:val="FB080416"/>
@@ -4283,7 +4221,7 @@
         <w:rFonts w:hint="default"/>
       </w:rPr>
     </w:lvl>
-    <w:lvl w:ilvl="1" w:tplc="08090019" w:tentative="1">
+    <w:lvl w:ilvl="1" w:tplc="08090019">
       <w:start w:val="1"/>
       <w:numFmt w:val="lowerLetter"/>
       <w:lvlText w:val="%2."/>
@@ -4292,7 +4230,7 @@
         <w:ind w:left="1440" w:hanging="360"/>
       </w:pPr>
     </w:lvl>
-    <w:lvl w:ilvl="2" w:tplc="0809001B" w:tentative="1">
+    <w:lvl w:ilvl="2" w:tplc="0809001B">
       <w:start w:val="1"/>
       <w:numFmt w:val="lowerRoman"/>
       <w:lvlText w:val="%3."/>
@@ -4356,7 +4294,7 @@
       </w:pPr>
     </w:lvl>
   </w:abstractNum>
-  <w:abstractNum w:abstractNumId="13" w15:restartNumberingAfterBreak="0">
+  <w:abstractNum w:abstractNumId="14" w15:restartNumberingAfterBreak="0">
     <w:nsid w:val="5F6F62C2"/>
     <w:multiLevelType w:val="hybridMultilevel"/>
     <w:tmpl w:val="1EB69308"/>
@@ -4445,7 +4383,7 @@
       </w:pPr>
     </w:lvl>
   </w:abstractNum>
-  <w:abstractNum w:abstractNumId="14" w15:restartNumberingAfterBreak="0">
+  <w:abstractNum w:abstractNumId="15" w15:restartNumberingAfterBreak="0">
     <w:nsid w:val="60A851B4"/>
     <w:multiLevelType w:val="hybridMultilevel"/>
     <w:tmpl w:val="626E8DE8"/>
@@ -4557,7 +4495,7 @@
       </w:rPr>
     </w:lvl>
   </w:abstractNum>
-  <w:abstractNum w:abstractNumId="15" w15:restartNumberingAfterBreak="0">
+  <w:abstractNum w:abstractNumId="16" w15:restartNumberingAfterBreak="0">
     <w:nsid w:val="6B266EC9"/>
     <w:multiLevelType w:val="hybridMultilevel"/>
     <w:tmpl w:val="CB145620"/>
@@ -4647,52 +4585,52 @@
     </w:lvl>
   </w:abstractNum>
   <w:num w:numId="1">
+    <w:abstractNumId w:val="16"/>
+  </w:num>
+  <w:num w:numId="2">
+    <w:abstractNumId w:val="2"/>
+  </w:num>
+  <w:num w:numId="3">
+    <w:abstractNumId w:val="12"/>
+  </w:num>
+  <w:num w:numId="4">
+    <w:abstractNumId w:val="7"/>
+  </w:num>
+  <w:num w:numId="5">
+    <w:abstractNumId w:val="14"/>
+  </w:num>
+  <w:num w:numId="6">
+    <w:abstractNumId w:val="5"/>
+  </w:num>
+  <w:num w:numId="7">
+    <w:abstractNumId w:val="4"/>
+  </w:num>
+  <w:num w:numId="8">
+    <w:abstractNumId w:val="1"/>
+  </w:num>
+  <w:num w:numId="9">
+    <w:abstractNumId w:val="6"/>
+  </w:num>
+  <w:num w:numId="10">
+    <w:abstractNumId w:val="11"/>
+  </w:num>
+  <w:num w:numId="11">
     <w:abstractNumId w:val="15"/>
   </w:num>
-  <w:num w:numId="2">
-    <w:abstractNumId w:val="1"/>
-  </w:num>
-  <w:num w:numId="3">
+  <w:num w:numId="12">
     <w:abstractNumId w:val="11"/>
-  </w:num>
-  <w:num w:numId="4">
-    <w:abstractNumId w:val="6"/>
-  </w:num>
-  <w:num w:numId="5">
-    <w:abstractNumId w:val="13"/>
-  </w:num>
-  <w:num w:numId="6">
-    <w:abstractNumId w:val="4"/>
-  </w:num>
-  <w:num w:numId="7">
-    <w:abstractNumId w:val="3"/>
-  </w:num>
-  <w:num w:numId="8">
-    <w:abstractNumId w:val="0"/>
-  </w:num>
-  <w:num w:numId="9">
-    <w:abstractNumId w:val="5"/>
-  </w:num>
-  <w:num w:numId="10">
-    <w:abstractNumId w:val="10"/>
-  </w:num>
-  <w:num w:numId="11">
-    <w:abstractNumId w:val="14"/>
-  </w:num>
-  <w:num w:numId="12">
-    <w:abstractNumId w:val="10"/>
     <w:lvlOverride w:ilvl="0">
       <w:startOverride w:val="1"/>
     </w:lvlOverride>
   </w:num>
   <w:num w:numId="13">
-    <w:abstractNumId w:val="12"/>
+    <w:abstractNumId w:val="13"/>
   </w:num>
   <w:num w:numId="14">
-    <w:abstractNumId w:val="2"/>
+    <w:abstractNumId w:val="3"/>
   </w:num>
   <w:num w:numId="15">
-    <w:abstractNumId w:val="7"/>
+    <w:abstractNumId w:val="8"/>
     <w:lvlOverride w:ilvl="0">
       <w:startOverride w:val="1"/>
     </w:lvlOverride>
@@ -4722,10 +4660,13 @@
     </w:lvlOverride>
   </w:num>
   <w:num w:numId="16">
-    <w:abstractNumId w:val="8"/>
+    <w:abstractNumId w:val="9"/>
   </w:num>
   <w:num w:numId="17">
-    <w:abstractNumId w:val="9"/>
+    <w:abstractNumId w:val="10"/>
+  </w:num>
+  <w:num w:numId="18">
+    <w:abstractNumId w:val="0"/>
   </w:num>
 </w:numbering>
 </file>

--- a/analyse/cahier_de_charge.docx
+++ b/analyse/cahier_de_charge.docx
@@ -1735,18 +1735,18 @@
         <w:spacing w:line="276" w:lineRule="auto"/>
         <w:jc w:val="both"/>
         <w:rPr>
-          <w:b/>
-        </w:rPr>
-      </w:pPr>
-      <w:r>
-        <w:rPr>
-          <w:b/>
+          <w:highlight w:val="yellow"/>
+        </w:rPr>
+      </w:pPr>
+      <w:r>
+        <w:rPr>
+          <w:highlight w:val="yellow"/>
         </w:rPr>
         <w:t>Si l'un des orthophonistes est disponible pour ce patient, il pourra accéder à son espace personnel. Si aucun n'est disponible, le système calculera l'itinéraire le plus court entre l'adresse renseignée par le patient lors de l'inscription et le cabinet d'un orthophoniste disponible.</w:t>
       </w:r>
       <w:r>
         <w:rPr>
-          <w:b/>
+          <w:highlight w:val="yellow"/>
         </w:rPr>
         <w:t xml:space="preserve"> </w:t>
       </w:r>
@@ -1755,27 +1755,24 @@
       <w:pPr>
         <w:spacing w:line="276" w:lineRule="auto"/>
         <w:jc w:val="both"/>
-        <w:rPr>
-          <w:b/>
-        </w:rPr>
-      </w:pPr>
-      <w:r>
-        <w:rPr>
-          <w:b/>
+      </w:pPr>
+      <w:r>
+        <w:rPr>
+          <w:highlight w:val="yellow"/>
         </w:rPr>
         <w:t xml:space="preserve">(API Google </w:t>
       </w:r>
       <w:proofErr w:type="spellStart"/>
       <w:r>
         <w:rPr>
-          <w:b/>
+          <w:highlight w:val="yellow"/>
         </w:rPr>
         <w:t>maps</w:t>
       </w:r>
       <w:proofErr w:type="spellEnd"/>
       <w:r>
         <w:rPr>
-          <w:b/>
+          <w:highlight w:val="yellow"/>
         </w:rPr>
         <w:t>)</w:t>
       </w:r>
@@ -1815,6 +1812,9 @@
       <w:r>
         <w:t>.</w:t>
       </w:r>
+      <w:r>
+        <w:t xml:space="preserve"> Il pourra changer à tout moment l’orthophoniste dans la page de compte. </w:t>
+      </w:r>
     </w:p>
     <w:p>
       <w:pPr>
@@ -1845,42 +1845,25 @@
     </w:p>
     <w:p>
       <w:pPr>
-        <w:spacing w:after="0" w:line="276" w:lineRule="auto"/>
-        <w:jc w:val="both"/>
-      </w:pPr>
-      <w:r>
-        <w:t>Dans la page de compte, il y aura possibilité de</w:t>
-      </w:r>
-      <w:r>
-        <w:t> </w:t>
-      </w:r>
-      <w:r>
-        <w:t>d</w:t>
-      </w:r>
-      <w:r>
-        <w:t>époser une photo</w:t>
-      </w:r>
-      <w:r>
-        <w:t xml:space="preserve">, ainsi qu’un panel d’informations personnelles de l’usager en question (récoltés lors de l’inscription). </w:t>
-      </w:r>
-    </w:p>
-    <w:p>
-      <w:pPr>
-        <w:spacing w:line="276" w:lineRule="auto"/>
-        <w:jc w:val="both"/>
-      </w:pPr>
-      <w:r>
-        <w:t>A travers cette page, celui-ci peut modifier les données de son compte (mot de passe, etc…) à tout moment. Et l’orthophoniste choisi par le patient aura le droit de modifier sur les difficultés.</w:t>
+        <w:spacing w:line="276" w:lineRule="auto"/>
+        <w:jc w:val="both"/>
+      </w:pPr>
+      <w:r>
+        <w:t>Sur la page de compte, l'utilisateur aura la possibilité de télécharger une photo et d'afficher un panel d'informations personnelles (collectées lors de l'inscription). Il pourra modifier ces informations, telles que le mot de passe, à tout moment.</w:t>
+      </w:r>
+    </w:p>
+    <w:p>
+      <w:pPr>
+        <w:spacing w:line="276" w:lineRule="auto"/>
+        <w:jc w:val="both"/>
+      </w:pPr>
+      <w:r>
+        <w:lastRenderedPageBreak/>
+        <w:t>L'orthophoniste choisi par le patient aura également le droit de modifier les informations liées aux difficultés rencontrées par le patient. Enfin, une option sera disponible pour permettre au patient de changer d'orthophoniste à tout moment.</w:t>
       </w:r>
       <w:r>
         <w:t xml:space="preserve"> </w:t>
       </w:r>
-    </w:p>
-    <w:p>
-      <w:pPr>
-        <w:spacing w:line="276" w:lineRule="auto"/>
-        <w:jc w:val="both"/>
-      </w:pPr>
     </w:p>
     <w:p>
       <w:pPr>
@@ -2130,6 +2113,20 @@
     </w:p>
     <w:p>
       <w:pPr>
+        <w:pStyle w:val="Paragraphedeliste"/>
+        <w:numPr>
+          <w:ilvl w:val="0"/>
+          <w:numId w:val="17"/>
+        </w:numPr>
+        <w:spacing w:line="276" w:lineRule="auto"/>
+        <w:jc w:val="both"/>
+      </w:pPr>
+      <w:r>
+        <w:t>Compte</w:t>
+      </w:r>
+    </w:p>
+    <w:p>
+      <w:pPr>
         <w:spacing w:line="276" w:lineRule="auto"/>
         <w:jc w:val="both"/>
       </w:pPr>
@@ -2178,6 +2175,106 @@
     </w:p>
     <w:p>
       <w:pPr>
+        <w:spacing w:line="276" w:lineRule="auto"/>
+        <w:jc w:val="both"/>
+        <w:rPr>
+          <w:b/>
+          <w:u w:val="single"/>
+        </w:rPr>
+      </w:pPr>
+      <w:r>
+        <w:rPr>
+          <w:b/>
+          <w:u w:val="single"/>
+        </w:rPr>
+        <w:lastRenderedPageBreak/>
+        <w:t>La page Compte :</w:t>
+      </w:r>
+    </w:p>
+    <w:p>
+      <w:pPr>
+        <w:spacing w:line="276" w:lineRule="auto"/>
+        <w:jc w:val="both"/>
+      </w:pPr>
+      <w:r>
+        <w:t>Sur son compte, l’orthophoniste aura la possibilité de télécharger une photo et d'afficher un ensemble d'informations personnelles (collectées lors de l'inscription). Il pourra modifier ces informations, comme le mot de passe, à tout moment.</w:t>
+      </w:r>
+    </w:p>
+    <w:p>
+      <w:pPr>
+        <w:spacing w:line="276" w:lineRule="auto"/>
+        <w:jc w:val="both"/>
+      </w:pPr>
+      <w:r>
+        <w:t>De plus, cette page inclura :</w:t>
+      </w:r>
+    </w:p>
+    <w:p>
+      <w:pPr>
+        <w:pStyle w:val="Paragraphedeliste"/>
+        <w:numPr>
+          <w:ilvl w:val="0"/>
+          <w:numId w:val="4"/>
+        </w:numPr>
+        <w:spacing w:line="276" w:lineRule="auto"/>
+        <w:jc w:val="both"/>
+      </w:pPr>
+      <w:r>
+        <w:t>Un suivi de la comptabilité des heures de séances effectuées.</w:t>
+      </w:r>
+    </w:p>
+    <w:p>
+      <w:pPr>
+        <w:pStyle w:val="Paragraphedeliste"/>
+        <w:numPr>
+          <w:ilvl w:val="0"/>
+          <w:numId w:val="4"/>
+        </w:numPr>
+        <w:spacing w:line="276" w:lineRule="auto"/>
+        <w:jc w:val="both"/>
+      </w:pPr>
+      <w:r>
+        <w:t>Une section indiquant l’auteur de création des exercices</w:t>
+      </w:r>
+      <w:r>
+        <w:t xml:space="preserve"> standards</w:t>
+      </w:r>
+      <w:r>
+        <w:t xml:space="preserve"> et des jeux.</w:t>
+      </w:r>
+    </w:p>
+    <w:p>
+      <w:pPr>
+        <w:pStyle w:val="Paragraphedeliste"/>
+        <w:numPr>
+          <w:ilvl w:val="0"/>
+          <w:numId w:val="4"/>
+        </w:numPr>
+        <w:spacing w:line="276" w:lineRule="auto"/>
+        <w:jc w:val="both"/>
+      </w:pPr>
+      <w:r>
+        <w:t>Un compteur du nombre d’exercices standards créés. En cliquant sur cette section, une nouvelle page affichera la liste détaillée des exercices qu'il a créés, avec des précisions supplémentaires.</w:t>
+      </w:r>
+    </w:p>
+    <w:p>
+      <w:pPr>
+        <w:pStyle w:val="Paragraphedeliste"/>
+        <w:numPr>
+          <w:ilvl w:val="0"/>
+          <w:numId w:val="4"/>
+        </w:numPr>
+        <w:spacing w:line="276" w:lineRule="auto"/>
+        <w:jc w:val="both"/>
+      </w:pPr>
+      <w:r>
+        <w:t>(être auteur ou pas)</w:t>
+      </w:r>
+      <w:bookmarkStart w:id="0" w:name="_GoBack"/>
+      <w:bookmarkEnd w:id="0"/>
+    </w:p>
+    <w:p>
+      <w:pPr>
         <w:pStyle w:val="Titre2"/>
         <w:numPr>
           <w:ilvl w:val="0"/>
@@ -2207,7 +2304,6 @@
         <w:rPr>
           <w:smallCaps/>
         </w:rPr>
-        <w:lastRenderedPageBreak/>
         <w:t>Description des pages</w:t>
       </w:r>
     </w:p>
@@ -2404,7 +2500,11 @@
         <w:t>S’il souhaite s’enregistrer sur l’application, le visiteur devra compléter un formulaire d’inscription comportant son nom, son prénom,</w:t>
       </w:r>
       <w:r>
-        <w:t xml:space="preserve"> son adresse électronique, son mot de passe, son mot de passe à confirmer, son numéro de téléphone, son âge, son sexe, sa ville, sa maladie, ses difficultés rencontrées, passer le test pour voir s’il y a des difficultés. (Oui/Non), préférence en présence ou en distance.  </w:t>
+        <w:t xml:space="preserve"> son adresse électronique, son mot de passe, son mot de passe à confirmer, son numéro de téléphone, son âge, son sexe, sa </w:t>
+      </w:r>
+      <w:r>
+        <w:lastRenderedPageBreak/>
+        <w:t xml:space="preserve">ville, sa maladie, ses difficultés rencontrées, passer le test pour voir s’il y a des difficultés. (Oui/Non), préférence en présence ou en distance.  </w:t>
       </w:r>
     </w:p>
     <w:p>
@@ -2431,6 +2531,17 @@
     <w:p>
       <w:pPr>
         <w:pStyle w:val="Paragraphedeliste"/>
+        <w:spacing w:line="276" w:lineRule="auto"/>
+        <w:jc w:val="both"/>
+      </w:pPr>
+    </w:p>
+    <w:p>
+      <w:pPr>
+        <w:pStyle w:val="Paragraphedeliste"/>
+        <w:numPr>
+          <w:ilvl w:val="0"/>
+          <w:numId w:val="13"/>
+        </w:numPr>
         <w:spacing w:before="120" w:after="120" w:line="276" w:lineRule="auto"/>
         <w:jc w:val="both"/>
         <w:rPr>
@@ -2443,7 +2554,7 @@
           <w:b/>
           <w:bCs/>
         </w:rPr>
-        <w:t>5) Pages de tests de niveaux pour les utilisateurs :</w:t>
+        <w:t>Pages de tests de niveaux pour les utilisateurs :</w:t>
       </w:r>
     </w:p>
     <w:p>
@@ -2587,7 +2698,6 @@
           <w:b/>
           <w:bCs/>
         </w:rPr>
-        <w:lastRenderedPageBreak/>
         <w:t>b) Test de niveau 2 (10 pages) :</w:t>
       </w:r>
     </w:p>
@@ -2704,8 +2814,6 @@
         <w:spacing w:before="120" w:after="120" w:line="276" w:lineRule="auto"/>
         <w:jc w:val="both"/>
       </w:pPr>
-      <w:bookmarkStart w:id="0" w:name="_GoBack"/>
-      <w:bookmarkEnd w:id="0"/>
     </w:p>
     <w:p>
       <w:pPr>
@@ -2781,10 +2889,29 @@
           <w:u w:val="single"/>
         </w:rPr>
       </w:pPr>
-      <w:r>
+    </w:p>
+    <w:p>
+      <w:pPr>
+        <w:spacing w:after="0" w:line="240" w:lineRule="auto"/>
+        <w:jc w:val="both"/>
         <w:rPr>
           <w:u w:val="single"/>
         </w:rPr>
+      </w:pPr>
+    </w:p>
+    <w:p>
+      <w:pPr>
+        <w:spacing w:after="0" w:line="240" w:lineRule="auto"/>
+        <w:jc w:val="both"/>
+        <w:rPr>
+          <w:u w:val="single"/>
+        </w:rPr>
+      </w:pPr>
+      <w:r>
+        <w:rPr>
+          <w:u w:val="single"/>
+        </w:rPr>
+        <w:lastRenderedPageBreak/>
         <w:t>Devoir mettre sur le cahier de charge :</w:t>
       </w:r>
     </w:p>
@@ -2889,7 +3016,13 @@
         </w:rPr>
       </w:pPr>
       <w:r>
-        <w:t xml:space="preserve">Sur la partie évaluation, il y aura plusieurs parties par exemple, vocabulaire, syntaxe, grammaire, mémoire </w:t>
+        <w:t xml:space="preserve">Sur la partie </w:t>
+      </w:r>
+      <w:r>
+        <w:t>jeux</w:t>
+      </w:r>
+      <w:r>
+        <w:t xml:space="preserve">, il y aura plusieurs parties par exemple, vocabulaire, syntaxe, grammaire, mémoire </w:t>
       </w:r>
       <w:proofErr w:type="spellStart"/>
       <w:r>
@@ -2898,6 +3031,23 @@
       <w:proofErr w:type="spellEnd"/>
       <w:r>
         <w:t xml:space="preserve"> …</w:t>
+      </w:r>
+    </w:p>
+    <w:p>
+      <w:pPr>
+        <w:pStyle w:val="Paragraphedeliste"/>
+        <w:numPr>
+          <w:ilvl w:val="0"/>
+          <w:numId w:val="4"/>
+        </w:numPr>
+        <w:spacing w:after="0" w:line="240" w:lineRule="auto"/>
+        <w:jc w:val="both"/>
+        <w:rPr>
+          <w:u w:val="single"/>
+        </w:rPr>
+      </w:pPr>
+      <w:r>
+        <w:t xml:space="preserve">Gestion auteur pour créer des jeux ou des exercices standards cela est pour la plupart des orthophonistes. </w:t>
       </w:r>
     </w:p>
     <w:sectPr>
@@ -2910,6 +3060,56 @@
 </w:document>
 </file>
 
+<file path=word/endnotes.xml><?xml version="1.0" encoding="utf-8"?>
+<w:endnotes xmlns:wpc="http://schemas.microsoft.com/office/word/2010/wordprocessingCanvas" xmlns:cx="http://schemas.microsoft.com/office/drawing/2014/chartex" xmlns:cx1="http://schemas.microsoft.com/office/drawing/2015/9/8/chartex" xmlns:mc="http://schemas.openxmlformats.org/markup-compatibility/2006" xmlns:o="urn:schemas-microsoft-com:office:office" xmlns:r="http://schemas.openxmlformats.org/officeDocument/2006/relationships" xmlns:m="http://schemas.openxmlformats.org/officeDocument/2006/math" xmlns:v="urn:schemas-microsoft-com:vml" xmlns:wp14="http://schemas.microsoft.com/office/word/2010/wordprocessingDrawing" xmlns:wp="http://schemas.openxmlformats.org/drawingml/2006/wordprocessingDrawing" xmlns:w10="urn:schemas-microsoft-com:office:word" xmlns:w="http://schemas.openxmlformats.org/wordprocessingml/2006/main" xmlns:w14="http://schemas.microsoft.com/office/word/2010/wordml" xmlns:w15="http://schemas.microsoft.com/office/word/2012/wordml" xmlns:w16se="http://schemas.microsoft.com/office/word/2015/wordml/symex" xmlns:wpg="http://schemas.microsoft.com/office/word/2010/wordprocessingGroup" xmlns:wpi="http://schemas.microsoft.com/office/word/2010/wordprocessingInk" xmlns:wne="http://schemas.microsoft.com/office/word/2006/wordml" xmlns:wps="http://schemas.microsoft.com/office/word/2010/wordprocessingShape" mc:Ignorable="w14 w15 w16se wp14">
+  <w:endnote w:type="separator" w:id="-1">
+    <w:p>
+      <w:pPr>
+        <w:spacing w:after="0" w:line="240" w:lineRule="auto"/>
+      </w:pPr>
+      <w:r>
+        <w:separator/>
+      </w:r>
+    </w:p>
+  </w:endnote>
+  <w:endnote w:type="continuationSeparator" w:id="0">
+    <w:p>
+      <w:pPr>
+        <w:spacing w:after="0" w:line="240" w:lineRule="auto"/>
+      </w:pPr>
+      <w:r>
+        <w:continuationSeparator/>
+      </w:r>
+    </w:p>
+  </w:endnote>
+</w:endnotes>
+</file>
+
+<file path=word/footnotes.xml><?xml version="1.0" encoding="utf-8"?>
+<w:footnotes xmlns:wpc="http://schemas.microsoft.com/office/word/2010/wordprocessingCanvas" xmlns:cx="http://schemas.microsoft.com/office/drawing/2014/chartex" xmlns:cx1="http://schemas.microsoft.com/office/drawing/2015/9/8/chartex" xmlns:mc="http://schemas.openxmlformats.org/markup-compatibility/2006" xmlns:o="urn:schemas-microsoft-com:office:office" xmlns:r="http://schemas.openxmlformats.org/officeDocument/2006/relationships" xmlns:m="http://schemas.openxmlformats.org/officeDocument/2006/math" xmlns:v="urn:schemas-microsoft-com:vml" xmlns:wp14="http://schemas.microsoft.com/office/word/2010/wordprocessingDrawing" xmlns:wp="http://schemas.openxmlformats.org/drawingml/2006/wordprocessingDrawing" xmlns:w10="urn:schemas-microsoft-com:office:word" xmlns:w="http://schemas.openxmlformats.org/wordprocessingml/2006/main" xmlns:w14="http://schemas.microsoft.com/office/word/2010/wordml" xmlns:w15="http://schemas.microsoft.com/office/word/2012/wordml" xmlns:w16se="http://schemas.microsoft.com/office/word/2015/wordml/symex" xmlns:wpg="http://schemas.microsoft.com/office/word/2010/wordprocessingGroup" xmlns:wpi="http://schemas.microsoft.com/office/word/2010/wordprocessingInk" xmlns:wne="http://schemas.microsoft.com/office/word/2006/wordml" xmlns:wps="http://schemas.microsoft.com/office/word/2010/wordprocessingShape" mc:Ignorable="w14 w15 w16se wp14">
+  <w:footnote w:type="separator" w:id="-1">
+    <w:p>
+      <w:pPr>
+        <w:spacing w:after="0" w:line="240" w:lineRule="auto"/>
+      </w:pPr>
+      <w:r>
+        <w:separator/>
+      </w:r>
+    </w:p>
+  </w:footnote>
+  <w:footnote w:type="continuationSeparator" w:id="0">
+    <w:p>
+      <w:pPr>
+        <w:spacing w:after="0" w:line="240" w:lineRule="auto"/>
+      </w:pPr>
+      <w:r>
+        <w:continuationSeparator/>
+      </w:r>
+    </w:p>
+  </w:footnote>
+</w:footnotes>
+</file>
+
 <file path=word/numbering.xml><?xml version="1.0" encoding="utf-8"?>
 <w:numbering xmlns:wpc="http://schemas.microsoft.com/office/word/2010/wordprocessingCanvas" xmlns:cx="http://schemas.microsoft.com/office/drawing/2014/chartex" xmlns:cx1="http://schemas.microsoft.com/office/drawing/2015/9/8/chartex" xmlns:mc="http://schemas.openxmlformats.org/markup-compatibility/2006" xmlns:o="urn:schemas-microsoft-com:office:office" xmlns:r="http://schemas.openxmlformats.org/officeDocument/2006/relationships" xmlns:m="http://schemas.openxmlformats.org/officeDocument/2006/math" xmlns:v="urn:schemas-microsoft-com:vml" xmlns:wp14="http://schemas.microsoft.com/office/word/2010/wordprocessingDrawing" xmlns:wp="http://schemas.openxmlformats.org/drawingml/2006/wordprocessingDrawing" xmlns:w10="urn:schemas-microsoft-com:office:word" xmlns:w="http://schemas.openxmlformats.org/wordprocessingml/2006/main" xmlns:w14="http://schemas.microsoft.com/office/word/2010/wordml" xmlns:w15="http://schemas.microsoft.com/office/word/2012/wordml" xmlns:w16se="http://schemas.microsoft.com/office/word/2015/wordml/symex" xmlns:wpg="http://schemas.microsoft.com/office/word/2010/wordprocessingGroup" xmlns:wpi="http://schemas.microsoft.com/office/word/2010/wordprocessingInk" xmlns:wne="http://schemas.microsoft.com/office/word/2006/wordml" xmlns:wps="http://schemas.microsoft.com/office/word/2010/wordprocessingShape" mc:Ignorable="w14 w15 w16se wp14">
   <w:abstractNum w:abstractNumId="0" w15:restartNumberingAfterBreak="0">
@@ -3896,28 +4096,29 @@
   <w:abstractNum w:abstractNumId="10" w15:restartNumberingAfterBreak="0">
     <w:nsid w:val="3B7E0068"/>
     <w:multiLevelType w:val="hybridMultilevel"/>
-    <w:tmpl w:val="44864DFA"/>
-    <w:lvl w:ilvl="0" w:tplc="38E65D6A">
-      <w:numFmt w:val="bullet"/>
-      <w:lvlText w:val=""/>
+    <w:tmpl w:val="AF2CC0A4"/>
+    <w:lvl w:ilvl="0" w:tplc="6DDE705E">
+      <w:start w:val="1"/>
+      <w:numFmt w:val="bullet"/>
+      <w:lvlText w:val="-"/>
       <w:lvlJc w:val="left"/>
       <w:pPr>
         <w:ind w:left="720" w:hanging="360"/>
       </w:pPr>
       <w:rPr>
-        <w:rFonts w:ascii="Wingdings" w:eastAsiaTheme="minorHAnsi" w:hAnsi="Wingdings" w:cstheme="minorBidi" w:hint="default"/>
-      </w:rPr>
-    </w:lvl>
-    <w:lvl w:ilvl="1" w:tplc="040C0003">
-      <w:start w:val="1"/>
-      <w:numFmt w:val="bullet"/>
-      <w:lvlText w:val="o"/>
+        <w:rFonts w:ascii="Calibri" w:eastAsiaTheme="minorHAnsi" w:hAnsi="Calibri" w:cs="Calibri" w:hint="default"/>
+      </w:rPr>
+    </w:lvl>
+    <w:lvl w:ilvl="1" w:tplc="08090001">
+      <w:start w:val="1"/>
+      <w:numFmt w:val="bullet"/>
+      <w:lvlText w:val=""/>
       <w:lvlJc w:val="left"/>
       <w:pPr>
         <w:ind w:left="1440" w:hanging="360"/>
       </w:pPr>
       <w:rPr>
-        <w:rFonts w:ascii="Courier New" w:hAnsi="Courier New" w:cs="Courier New" w:hint="default"/>
+        <w:rFonts w:ascii="Symbol" w:hAnsi="Symbol" w:hint="default"/>
       </w:rPr>
     </w:lvl>
     <w:lvl w:ilvl="2" w:tplc="040C0005" w:tentative="1">
@@ -4208,8 +4409,8 @@
   <w:abstractNum w:abstractNumId="13" w15:restartNumberingAfterBreak="0">
     <w:nsid w:val="5C5E3B3D"/>
     <w:multiLevelType w:val="hybridMultilevel"/>
-    <w:tmpl w:val="FB080416"/>
-    <w:lvl w:ilvl="0" w:tplc="08090011">
+    <w:tmpl w:val="46B4C840"/>
+    <w:lvl w:ilvl="0" w:tplc="B5921EC8">
       <w:start w:val="1"/>
       <w:numFmt w:val="decimal"/>
       <w:lvlText w:val="%1)"/>
@@ -4219,6 +4420,7 @@
       </w:pPr>
       <w:rPr>
         <w:rFonts w:hint="default"/>
+        <w:b w:val="0"/>
       </w:rPr>
     </w:lvl>
     <w:lvl w:ilvl="1" w:tplc="08090019">
@@ -5213,6 +5415,50 @@
       <w:szCs w:val="32"/>
     </w:rPr>
   </w:style>
+  <w:style w:type="paragraph" w:styleId="En-tte">
+    <w:name w:val="header"/>
+    <w:basedOn w:val="Normal"/>
+    <w:link w:val="En-tteCar"/>
+    <w:uiPriority w:val="99"/>
+    <w:unhideWhenUsed/>
+    <w:rsid w:val="003A255F"/>
+    <w:pPr>
+      <w:tabs>
+        <w:tab w:val="center" w:pos="4536"/>
+        <w:tab w:val="right" w:pos="9072"/>
+      </w:tabs>
+      <w:spacing w:after="0" w:line="240" w:lineRule="auto"/>
+    </w:pPr>
+  </w:style>
+  <w:style w:type="character" w:customStyle="1" w:styleId="En-tteCar">
+    <w:name w:val="En-tête Car"/>
+    <w:basedOn w:val="Policepardfaut"/>
+    <w:link w:val="En-tte"/>
+    <w:uiPriority w:val="99"/>
+    <w:rsid w:val="003A255F"/>
+  </w:style>
+  <w:style w:type="paragraph" w:styleId="Pieddepage">
+    <w:name w:val="footer"/>
+    <w:basedOn w:val="Normal"/>
+    <w:link w:val="PieddepageCar"/>
+    <w:uiPriority w:val="99"/>
+    <w:unhideWhenUsed/>
+    <w:rsid w:val="003A255F"/>
+    <w:pPr>
+      <w:tabs>
+        <w:tab w:val="center" w:pos="4536"/>
+        <w:tab w:val="right" w:pos="9072"/>
+      </w:tabs>
+      <w:spacing w:after="0" w:line="240" w:lineRule="auto"/>
+    </w:pPr>
+  </w:style>
+  <w:style w:type="character" w:customStyle="1" w:styleId="PieddepageCar">
+    <w:name w:val="Pied de page Car"/>
+    <w:basedOn w:val="Policepardfaut"/>
+    <w:link w:val="Pieddepage"/>
+    <w:uiPriority w:val="99"/>
+    <w:rsid w:val="003A255F"/>
+  </w:style>
 </w:styles>
 </file>
 

--- a/analyse/cahier_de_charge.docx
+++ b/analyse/cahier_de_charge.docx
@@ -356,11 +356,9 @@
       <w:r>
         <w:t>« </w:t>
       </w:r>
-      <w:proofErr w:type="spellStart"/>
       <w:r>
         <w:t>Ortholib</w:t>
       </w:r>
-      <w:proofErr w:type="spellEnd"/>
       <w:r>
         <w:t> »</w:t>
       </w:r>
@@ -612,15 +610,7 @@
         <w:t>Ce projet a été réal</w:t>
       </w:r>
       <w:r>
-        <w:t xml:space="preserve">isé avec des Framework </w:t>
-      </w:r>
-      <w:proofErr w:type="spellStart"/>
-      <w:r>
-        <w:t>Symfony</w:t>
-      </w:r>
-      <w:proofErr w:type="spellEnd"/>
-      <w:r>
-        <w:t xml:space="preserve"> (6 ?)</w:t>
+        <w:t>isé avec des Framework Symfony (6 ?)</w:t>
       </w:r>
       <w:r>
         <w:t xml:space="preserve"> et (</w:t>
@@ -925,7 +915,15 @@
         <w:jc w:val="both"/>
       </w:pPr>
       <w:r>
-        <w:t>Consulter la page d’accueil et la page publication.</w:t>
+        <w:t xml:space="preserve">Consulter la page d’accueil et la page </w:t>
+      </w:r>
+      <w:r>
+        <w:t>présentation</w:t>
+      </w:r>
+      <w:bookmarkStart w:id="0" w:name="_GoBack"/>
+      <w:bookmarkEnd w:id="0"/>
+      <w:r>
+        <w:t>.</w:t>
       </w:r>
     </w:p>
     <w:p>
@@ -939,15 +937,7 @@
         <w:jc w:val="both"/>
       </w:pPr>
       <w:r>
-        <w:t xml:space="preserve">Se renseigner grâce à la page d’accueil avec une vidéo qui présente l’application </w:t>
-      </w:r>
-      <w:proofErr w:type="spellStart"/>
-      <w:r>
-        <w:t>Ortholib</w:t>
-      </w:r>
-      <w:proofErr w:type="spellEnd"/>
-      <w:r>
-        <w:t>.</w:t>
+        <w:t>Se renseigner grâce à la page d’accueil avec une vidéo qui présente l’application Ortholib.</w:t>
       </w:r>
     </w:p>
     <w:p>
@@ -1760,21 +1750,7 @@
         <w:rPr>
           <w:highlight w:val="yellow"/>
         </w:rPr>
-        <w:t xml:space="preserve">(API Google </w:t>
-      </w:r>
-      <w:proofErr w:type="spellStart"/>
-      <w:r>
-        <w:rPr>
-          <w:highlight w:val="yellow"/>
-        </w:rPr>
-        <w:t>maps</w:t>
-      </w:r>
-      <w:proofErr w:type="spellEnd"/>
-      <w:r>
-        <w:rPr>
-          <w:highlight w:val="yellow"/>
-        </w:rPr>
-        <w:t>)</w:t>
+        <w:t>(API Google maps)</w:t>
       </w:r>
     </w:p>
     <w:p>
@@ -1802,15 +1778,7 @@
         <w:jc w:val="both"/>
       </w:pPr>
       <w:r>
-        <w:t xml:space="preserve">Le patient pourra consulter des résultats et des progrès en graphiques des séances orthophoniques, des exercices donnés par l’orthophoniste et des jeux proposés par l’application </w:t>
-      </w:r>
-      <w:proofErr w:type="spellStart"/>
-      <w:r>
-        <w:t>Ortholib</w:t>
-      </w:r>
-      <w:proofErr w:type="spellEnd"/>
-      <w:r>
-        <w:t>.</w:t>
+        <w:t>Le patient pourra consulter des résultats et des progrès en graphiques des séances orthophoniques, des exercices donnés par l’orthophoniste et des jeux proposés par l’application Ortholib.</w:t>
       </w:r>
       <w:r>
         <w:t xml:space="preserve"> Il pourra changer à tout moment l’orthophoniste dans la page de compte. </w:t>
@@ -1859,10 +1827,7 @@
       </w:pPr>
       <w:r>
         <w:lastRenderedPageBreak/>
-        <w:t>L'orthophoniste choisi par le patient aura également le droit de modifier les informations liées aux difficultés rencontrées par le patient. Enfin, une option sera disponible pour permettre au patient de changer d'orthophoniste à tout moment.</w:t>
-      </w:r>
-      <w:r>
-        <w:t xml:space="preserve"> </w:t>
+        <w:t xml:space="preserve">L'orthophoniste choisi par le patient aura également le droit de modifier les informations liées aux difficultés rencontrées par le patient. Enfin, une option sera disponible pour permettre au patient de changer d'orthophoniste à tout moment. </w:t>
       </w:r>
     </w:p>
     <w:p>
@@ -2270,8 +2235,6 @@
       <w:r>
         <w:t>(être auteur ou pas)</w:t>
       </w:r>
-      <w:bookmarkStart w:id="0" w:name="_GoBack"/>
-      <w:bookmarkEnd w:id="0"/>
     </w:p>
     <w:p>
       <w:pPr>
@@ -2315,7 +2278,6 @@
       <w:r>
         <w:t xml:space="preserve">La plateforme </w:t>
       </w:r>
-      <w:proofErr w:type="spellStart"/>
       <w:r>
         <w:rPr>
           <w:b/>
@@ -2323,7 +2285,6 @@
         </w:rPr>
         <w:t>Ortholib</w:t>
       </w:r>
-      <w:proofErr w:type="spellEnd"/>
       <w:r>
         <w:t xml:space="preserve"> sera finalement composée de plusieurs pages :</w:t>
       </w:r>
@@ -2352,15 +2313,7 @@
         <w:t xml:space="preserve"> nous présenterons avec un texte qui expliquera la définition d’une séance orthophonique. Au-dessous de la partie principale se présenteront 3</w:t>
       </w:r>
       <w:r>
-        <w:t xml:space="preserve"> icônes alignées sur une ligne en haut de page : une nous dirigera vers des nouveautés de l’application, la deuxième portera sur les règlements de l’application, et la dernière icône nous redirigera vers la liste des profils des orthophonistes. Il y aura également une vidéo qui présentera l’application </w:t>
-      </w:r>
-      <w:proofErr w:type="spellStart"/>
-      <w:r>
-        <w:t>Ortholib</w:t>
-      </w:r>
-      <w:proofErr w:type="spellEnd"/>
-      <w:r>
-        <w:t>. Au-dessous d’une vidéo, un texte accompagnera la vidéo pour expli</w:t>
+        <w:t xml:space="preserve"> icônes alignées sur une ligne en haut de page : une nous dirigera vers des nouveautés de l’application, la deuxième portera sur les règlements de l’application, et la dernière icône nous redirigera vers la liste des profils des orthophonistes. Il y aura également une vidéo qui présentera l’application Ortholib. Au-dessous d’une vidéo, un texte accompagnera la vidéo pour expli</w:t>
       </w:r>
       <w:r>
         <w:t xml:space="preserve">quer de manière écrite pour les personnes malentendantes. Dans la partie Footer, nous disposerons de 3 colonnes composées du menu, des informations de contact et des nouveautés.  </w:t>
@@ -2400,15 +2353,7 @@
         <w:t xml:space="preserve"> parties : </w:t>
       </w:r>
       <w:r>
-        <w:t>des nouveautés d’</w:t>
-      </w:r>
-      <w:proofErr w:type="spellStart"/>
-      <w:r>
-        <w:t>Ortholib</w:t>
-      </w:r>
-      <w:proofErr w:type="spellEnd"/>
-      <w:r>
-        <w:t xml:space="preserve"> et des règlements de l’application.</w:t>
+        <w:t>des nouveautés d’Ortholib et des règlements de l’application.</w:t>
       </w:r>
     </w:p>
     <w:p>
@@ -2983,23 +2928,7 @@
         </w:rPr>
       </w:pPr>
       <w:r>
-        <w:t xml:space="preserve">Entre orthophoniste et patient : orthophoniste pourra donner des exercices en </w:t>
-      </w:r>
-      <w:proofErr w:type="spellStart"/>
-      <w:r>
-        <w:t>powerpoint</w:t>
-      </w:r>
-      <w:proofErr w:type="spellEnd"/>
-      <w:r>
-        <w:t xml:space="preserve"> ou </w:t>
-      </w:r>
-      <w:proofErr w:type="spellStart"/>
-      <w:r>
-        <w:t>word</w:t>
-      </w:r>
-      <w:proofErr w:type="spellEnd"/>
-      <w:r>
-        <w:t xml:space="preserve"> ou des photos. Il pourra envoyer en tant que fichier. </w:t>
+        <w:t xml:space="preserve">Entre orthophoniste et patient : orthophoniste pourra donner des exercices en powerpoint ou word ou des photos. Il pourra envoyer en tant que fichier. </w:t>
       </w:r>
     </w:p>
     <w:p>
@@ -3022,15 +2951,7 @@
         <w:t>jeux</w:t>
       </w:r>
       <w:r>
-        <w:t xml:space="preserve">, il y aura plusieurs parties par exemple, vocabulaire, syntaxe, grammaire, mémoire </w:t>
-      </w:r>
-      <w:proofErr w:type="spellStart"/>
-      <w:r>
-        <w:t>etc</w:t>
-      </w:r>
-      <w:proofErr w:type="spellEnd"/>
-      <w:r>
-        <w:t xml:space="preserve"> …</w:t>
+        <w:t>, il y aura plusieurs parties par exemple, vocabulaire, syntaxe, grammaire, mémoire etc …</w:t>
       </w:r>
     </w:p>
     <w:p>

--- a/analyse/cahier_de_charge.docx
+++ b/analyse/cahier_de_charge.docx
@@ -920,8 +920,6 @@
       <w:r>
         <w:t>présentation</w:t>
       </w:r>
-      <w:bookmarkStart w:id="0" w:name="_GoBack"/>
-      <w:bookmarkEnd w:id="0"/>
       <w:r>
         <w:t>.</w:t>
       </w:r>
@@ -2219,7 +2217,54 @@
         <w:jc w:val="both"/>
       </w:pPr>
       <w:r>
-        <w:t>Un compteur du nombre d’exercices standards créés. En cliquant sur cette section, une nouvelle page affichera la liste détaillée des exercices qu'il a créés, avec des précisions supplémentaires.</w:t>
+        <w:t xml:space="preserve">Un compteur du nombre </w:t>
+      </w:r>
+      <w:r>
+        <w:t xml:space="preserve">des jeux et des </w:t>
+      </w:r>
+      <w:r>
+        <w:t xml:space="preserve">exercices standards créés. En cliquant sur cette section, une nouvelle page affichera la liste détaillée </w:t>
+      </w:r>
+      <w:r>
+        <w:t xml:space="preserve">des jeux et </w:t>
+      </w:r>
+      <w:r>
+        <w:t>des exercices qu'il a créés, avec des précisions supplémentaires.</w:t>
+      </w:r>
+    </w:p>
+    <w:p>
+      <w:pPr>
+        <w:pStyle w:val="Paragraphedeliste"/>
+        <w:spacing w:line="276" w:lineRule="auto"/>
+        <w:jc w:val="both"/>
+        <w:rPr>
+          <w:b/>
+          <w:u w:val="single"/>
+        </w:rPr>
+      </w:pPr>
+    </w:p>
+    <w:p>
+      <w:pPr>
+        <w:spacing w:line="276" w:lineRule="auto"/>
+        <w:jc w:val="both"/>
+        <w:rPr>
+          <w:b/>
+          <w:u w:val="single"/>
+        </w:rPr>
+      </w:pPr>
+      <w:r>
+        <w:rPr>
+          <w:b/>
+          <w:u w:val="single"/>
+        </w:rPr>
+        <w:t xml:space="preserve">La page </w:t>
+      </w:r>
+      <w:r>
+        <w:rPr>
+          <w:b/>
+          <w:u w:val="single"/>
+        </w:rPr>
+        <w:t>Jeux :</w:t>
       </w:r>
     </w:p>
     <w:p>
@@ -2231,9 +2276,13 @@
         </w:numPr>
         <w:spacing w:line="276" w:lineRule="auto"/>
         <w:jc w:val="both"/>
-      </w:pPr>
-      <w:r>
-        <w:t>(être auteur ou pas)</w:t>
+        <w:rPr>
+          <w:b/>
+          <w:u w:val="single"/>
+        </w:rPr>
+      </w:pPr>
+      <w:r>
+        <w:t>Orthophoniste / acteur.</w:t>
       </w:r>
     </w:p>
     <w:p>
@@ -2439,17 +2488,14 @@
           <w:b/>
           <w:bCs/>
         </w:rPr>
+        <w:lastRenderedPageBreak/>
         <w:t xml:space="preserve">Une page d’inscription : </w:t>
       </w:r>
       <w:r>
         <w:t>S’il souhaite s’enregistrer sur l’application, le visiteur devra compléter un formulaire d’inscription comportant son nom, son prénom,</w:t>
       </w:r>
       <w:r>
-        <w:t xml:space="preserve"> son adresse électronique, son mot de passe, son mot de passe à confirmer, son numéro de téléphone, son âge, son sexe, sa </w:t>
-      </w:r>
-      <w:r>
-        <w:lastRenderedPageBreak/>
-        <w:t xml:space="preserve">ville, sa maladie, ses difficultés rencontrées, passer le test pour voir s’il y a des difficultés. (Oui/Non), préférence en présence ou en distance.  </w:t>
+        <w:t xml:space="preserve"> son adresse électronique, son mot de passe, son mot de passe à confirmer, son numéro de téléphone, son âge, son sexe, sa ville, sa maladie, ses difficultés rencontrées, passer le test pour voir s’il y a des difficultés. (Oui/Non), préférence en présence ou en distance.  </w:t>
       </w:r>
     </w:p>
     <w:p>
@@ -2849,14 +2895,15 @@
         <w:spacing w:after="0" w:line="240" w:lineRule="auto"/>
         <w:jc w:val="both"/>
         <w:rPr>
+          <w:highlight w:val="yellow"/>
           <w:u w:val="single"/>
         </w:rPr>
       </w:pPr>
       <w:r>
         <w:rPr>
+          <w:highlight w:val="yellow"/>
           <w:u w:val="single"/>
         </w:rPr>
-        <w:lastRenderedPageBreak/>
         <w:t>Devoir mettre sur le cahier de charge :</w:t>
       </w:r>
     </w:p>
@@ -2870,11 +2917,15 @@
         <w:spacing w:after="0" w:line="240" w:lineRule="auto"/>
         <w:jc w:val="both"/>
         <w:rPr>
+          <w:highlight w:val="yellow"/>
           <w:u w:val="single"/>
         </w:rPr>
       </w:pPr>
       <w:r>
-        <w:t xml:space="preserve">Liste des orthophonistes qui pourra choisir un seul pas deux dans l’espace personnel </w:t>
+        <w:rPr>
+          <w:highlight w:val="yellow"/>
+        </w:rPr>
+        <w:t xml:space="preserve">Entre orthophoniste et patient : orthophoniste pourra donner des exercices en powerpoint ou word ou des photos. Il pourra envoyer en tant que fichier. </w:t>
       </w:r>
     </w:p>
     <w:p>
@@ -2887,14 +2938,27 @@
         <w:spacing w:after="0" w:line="240" w:lineRule="auto"/>
         <w:jc w:val="both"/>
         <w:rPr>
+          <w:highlight w:val="yellow"/>
           <w:u w:val="single"/>
         </w:rPr>
       </w:pPr>
       <w:r>
-        <w:t>La partie orthophoniste</w:t>
-      </w:r>
-      <w:r>
-        <w:t xml:space="preserve"> espace orthophoniste pourra avoir emploi du temps ?</w:t>
+        <w:rPr>
+          <w:highlight w:val="yellow"/>
+        </w:rPr>
+        <w:t xml:space="preserve">Sur la partie </w:t>
+      </w:r>
+      <w:r>
+        <w:rPr>
+          <w:highlight w:val="yellow"/>
+        </w:rPr>
+        <w:t>jeux</w:t>
+      </w:r>
+      <w:r>
+        <w:rPr>
+          <w:highlight w:val="yellow"/>
+        </w:rPr>
+        <w:t>, il y aura plusieurs parties par exemple, vocabulaire, syntaxe, grammaire, mémoire etc …</w:t>
       </w:r>
     </w:p>
     <w:p>
@@ -2907,69 +2971,18 @@
         <w:spacing w:after="0" w:line="240" w:lineRule="auto"/>
         <w:jc w:val="both"/>
         <w:rPr>
+          <w:highlight w:val="yellow"/>
           <w:u w:val="single"/>
         </w:rPr>
       </w:pPr>
       <w:r>
-        <w:t>Et pour l’espace personnel emploi du temps ?</w:t>
-      </w:r>
-    </w:p>
-    <w:p>
-      <w:pPr>
-        <w:pStyle w:val="Paragraphedeliste"/>
-        <w:numPr>
-          <w:ilvl w:val="0"/>
-          <w:numId w:val="4"/>
-        </w:numPr>
-        <w:spacing w:after="0" w:line="240" w:lineRule="auto"/>
-        <w:jc w:val="both"/>
-        <w:rPr>
-          <w:u w:val="single"/>
-        </w:rPr>
-      </w:pPr>
-      <w:r>
-        <w:t xml:space="preserve">Entre orthophoniste et patient : orthophoniste pourra donner des exercices en powerpoint ou word ou des photos. Il pourra envoyer en tant que fichier. </w:t>
-      </w:r>
-    </w:p>
-    <w:p>
-      <w:pPr>
-        <w:pStyle w:val="Paragraphedeliste"/>
-        <w:numPr>
-          <w:ilvl w:val="0"/>
-          <w:numId w:val="4"/>
-        </w:numPr>
-        <w:spacing w:after="0" w:line="240" w:lineRule="auto"/>
-        <w:jc w:val="both"/>
-        <w:rPr>
-          <w:u w:val="single"/>
-        </w:rPr>
-      </w:pPr>
-      <w:r>
-        <w:t xml:space="preserve">Sur la partie </w:t>
-      </w:r>
-      <w:r>
-        <w:t>jeux</w:t>
-      </w:r>
-      <w:r>
-        <w:t>, il y aura plusieurs parties par exemple, vocabulaire, syntaxe, grammaire, mémoire etc …</w:t>
-      </w:r>
-    </w:p>
-    <w:p>
-      <w:pPr>
-        <w:pStyle w:val="Paragraphedeliste"/>
-        <w:numPr>
-          <w:ilvl w:val="0"/>
-          <w:numId w:val="4"/>
-        </w:numPr>
-        <w:spacing w:after="0" w:line="240" w:lineRule="auto"/>
-        <w:jc w:val="both"/>
-        <w:rPr>
-          <w:u w:val="single"/>
-        </w:rPr>
-      </w:pPr>
-      <w:r>
+        <w:rPr>
+          <w:highlight w:val="yellow"/>
+        </w:rPr>
         <w:t xml:space="preserve">Gestion auteur pour créer des jeux ou des exercices standards cela est pour la plupart des orthophonistes. </w:t>
       </w:r>
+      <w:bookmarkStart w:id="0" w:name="_GoBack"/>
+      <w:bookmarkEnd w:id="0"/>
     </w:p>
     <w:sectPr>
       <w:pgSz w:w="11906" w:h="16838"/>

--- a/analyse/cahier_de_charge.docx
+++ b/analyse/cahier_de_charge.docx
@@ -1,6 +1,6 @@
 
 <file path=word/document.xml><?xml version="1.0" encoding="utf-8"?>
-<w:document xmlns:wpc="http://schemas.microsoft.com/office/word/2010/wordprocessingCanvas" xmlns:cx="http://schemas.microsoft.com/office/drawing/2014/chartex" xmlns:cx1="http://schemas.microsoft.com/office/drawing/2015/9/8/chartex" xmlns:mc="http://schemas.openxmlformats.org/markup-compatibility/2006" xmlns:o="urn:schemas-microsoft-com:office:office" xmlns:r="http://schemas.openxmlformats.org/officeDocument/2006/relationships" xmlns:m="http://schemas.openxmlformats.org/officeDocument/2006/math" xmlns:v="urn:schemas-microsoft-com:vml" xmlns:wp14="http://schemas.microsoft.com/office/word/2010/wordprocessingDrawing" xmlns:wp="http://schemas.openxmlformats.org/drawingml/2006/wordprocessingDrawing" xmlns:w10="urn:schemas-microsoft-com:office:word" xmlns:w="http://schemas.openxmlformats.org/wordprocessingml/2006/main" xmlns:w14="http://schemas.microsoft.com/office/word/2010/wordml" xmlns:w15="http://schemas.microsoft.com/office/word/2012/wordml" xmlns:w16se="http://schemas.microsoft.com/office/word/2015/wordml/symex" xmlns:wpg="http://schemas.microsoft.com/office/word/2010/wordprocessingGroup" xmlns:wpi="http://schemas.microsoft.com/office/word/2010/wordprocessingInk" xmlns:wne="http://schemas.microsoft.com/office/word/2006/wordml" xmlns:wps="http://schemas.microsoft.com/office/word/2010/wordprocessingShape" mc:Ignorable="w14 w15 w16se wp14">
+<w:document xmlns:wpc="http://schemas.microsoft.com/office/word/2010/wordprocessingCanvas" xmlns:cx="http://schemas.microsoft.com/office/drawing/2014/chartex" xmlns:cx1="http://schemas.microsoft.com/office/drawing/2015/9/8/chartex" xmlns:cx2="http://schemas.microsoft.com/office/drawing/2015/10/21/chartex" xmlns:cx3="http://schemas.microsoft.com/office/drawing/2016/5/9/chartex" xmlns:cx4="http://schemas.microsoft.com/office/drawing/2016/5/10/chartex" xmlns:cx5="http://schemas.microsoft.com/office/drawing/2016/5/11/chartex" xmlns:cx6="http://schemas.microsoft.com/office/drawing/2016/5/12/chartex" xmlns:cx7="http://schemas.microsoft.com/office/drawing/2016/5/13/chartex" xmlns:cx8="http://schemas.microsoft.com/office/drawing/2016/5/14/chartex" xmlns:mc="http://schemas.openxmlformats.org/markup-compatibility/2006" xmlns:aink="http://schemas.microsoft.com/office/drawing/2016/ink" xmlns:am3d="http://schemas.microsoft.com/office/drawing/2017/model3d" xmlns:o="urn:schemas-microsoft-com:office:office" xmlns:oel="http://schemas.microsoft.com/office/2019/extlst" xmlns:r="http://schemas.openxmlformats.org/officeDocument/2006/relationships" xmlns:m="http://schemas.openxmlformats.org/officeDocument/2006/math" xmlns:v="urn:schemas-microsoft-com:vml" xmlns:wp14="http://schemas.microsoft.com/office/word/2010/wordprocessingDrawing" xmlns:wp="http://schemas.openxmlformats.org/drawingml/2006/wordprocessingDrawing" xmlns:w10="urn:schemas-microsoft-com:office:word" xmlns:w="http://schemas.openxmlformats.org/wordprocessingml/2006/main" xmlns:w14="http://schemas.microsoft.com/office/word/2010/wordml" xmlns:w15="http://schemas.microsoft.com/office/word/2012/wordml" xmlns:w16cex="http://schemas.microsoft.com/office/word/2018/wordml/cex" xmlns:w16cid="http://schemas.microsoft.com/office/word/2016/wordml/cid" xmlns:w16="http://schemas.microsoft.com/office/word/2018/wordml" xmlns:w16du="http://schemas.microsoft.com/office/word/2023/wordml/word16du" xmlns:w16sdtdh="http://schemas.microsoft.com/office/word/2020/wordml/sdtdatahash" xmlns:w16se="http://schemas.microsoft.com/office/word/2015/wordml/symex" xmlns:wpg="http://schemas.microsoft.com/office/word/2010/wordprocessingGroup" xmlns:wpi="http://schemas.microsoft.com/office/word/2010/wordprocessingInk" xmlns:wne="http://schemas.microsoft.com/office/word/2006/wordml" xmlns:wps="http://schemas.microsoft.com/office/word/2010/wordprocessingShape" mc:Ignorable="w14 w15 w16se w16cid w16 w16cex w16sdtdh w16du wp14">
   <w:body>
     <w:p>
       <w:r>
@@ -44,7 +44,15 @@
         <w:t>Activité 1 :</w:t>
       </w:r>
       <w:r>
-        <w:t xml:space="preserve"> Développer la partie front-end d’une application web ou web mobile en intégrant les recommandations de sécurité.</w:t>
+        <w:t xml:space="preserve"> Développer la partie </w:t>
+      </w:r>
+      <w:proofErr w:type="spellStart"/>
+      <w:r>
+        <w:t>front-end</w:t>
+      </w:r>
+      <w:proofErr w:type="spellEnd"/>
+      <w:r>
+        <w:t xml:space="preserve"> d’une application web ou web mobile en intégrant les recommandations de sécurité.</w:t>
       </w:r>
     </w:p>
     <w:p>
@@ -125,7 +133,15 @@
         <w:t>Activité 2 :</w:t>
       </w:r>
       <w:r>
-        <w:t xml:space="preserve"> Développer la partie back-end d’une application web ou web mobile en intégrant les recommandations de sécurité. </w:t>
+        <w:t xml:space="preserve"> Développer la partie </w:t>
+      </w:r>
+      <w:proofErr w:type="spellStart"/>
+      <w:r>
+        <w:t>back-end</w:t>
+      </w:r>
+      <w:proofErr w:type="spellEnd"/>
+      <w:r>
+        <w:t xml:space="preserve"> d’une application web ou web mobile en intégrant les recommandations de sécurité. </w:t>
       </w:r>
     </w:p>
     <w:p>
@@ -162,7 +178,15 @@
         <w:jc w:val="both"/>
       </w:pPr>
       <w:r>
-        <w:t>Développer la partie back-end d’une application web ou web mobile ;</w:t>
+        <w:t xml:space="preserve">Développer la partie </w:t>
+      </w:r>
+      <w:proofErr w:type="spellStart"/>
+      <w:r>
+        <w:t>back-end</w:t>
+      </w:r>
+      <w:proofErr w:type="spellEnd"/>
+      <w:r>
+        <w:t xml:space="preserve"> d’une application web ou web mobile ;</w:t>
       </w:r>
     </w:p>
     <w:p>
@@ -210,7 +234,15 @@
         <w:t>Activité 1 :</w:t>
       </w:r>
       <w:r>
-        <w:t xml:space="preserve"> Développer la partie front-end d’une application web ou web mobile en intégrant les recommandations de sécurité.</w:t>
+        <w:t xml:space="preserve"> Développer la partie </w:t>
+      </w:r>
+      <w:proofErr w:type="spellStart"/>
+      <w:r>
+        <w:t>front-end</w:t>
+      </w:r>
+      <w:proofErr w:type="spellEnd"/>
+      <w:r>
+        <w:t xml:space="preserve"> d’une application web ou web mobile en intégrant les recommandations de sécurité.</w:t>
       </w:r>
     </w:p>
     <w:p>
@@ -283,7 +315,15 @@
         <w:t>Activité 2 :</w:t>
       </w:r>
       <w:r>
-        <w:t xml:space="preserve"> Développer la partie back-end d’une application web ou web mobile en intégrant les recommandations de sécurité. </w:t>
+        <w:t xml:space="preserve"> Développer la partie </w:t>
+      </w:r>
+      <w:proofErr w:type="spellStart"/>
+      <w:r>
+        <w:t>back-end</w:t>
+      </w:r>
+      <w:proofErr w:type="spellEnd"/>
+      <w:r>
+        <w:t xml:space="preserve"> d’une application web ou web mobile en intégrant les recommandations de sécurité. </w:t>
       </w:r>
     </w:p>
     <w:p>
@@ -311,7 +351,15 @@
         <w:jc w:val="both"/>
       </w:pPr>
       <w:r>
-        <w:t>Développer la partie back-end d’une application web ou web mobile ;</w:t>
+        <w:t xml:space="preserve">Développer la partie </w:t>
+      </w:r>
+      <w:proofErr w:type="spellStart"/>
+      <w:r>
+        <w:t>back-end</w:t>
+      </w:r>
+      <w:proofErr w:type="spellEnd"/>
+      <w:r>
+        <w:t xml:space="preserve"> d’une application web ou web mobile ;</w:t>
       </w:r>
     </w:p>
     <w:p>
@@ -356,9 +404,11 @@
       <w:r>
         <w:t>« </w:t>
       </w:r>
+      <w:proofErr w:type="spellStart"/>
       <w:r>
         <w:t>Ortholib</w:t>
       </w:r>
+      <w:proofErr w:type="spellEnd"/>
       <w:r>
         <w:t> »</w:t>
       </w:r>
@@ -619,7 +669,13 @@
         <w:t>react.js ou vue.js</w:t>
       </w:r>
       <w:r>
-        <w:t xml:space="preserve">) appris durant la formation. Il est basé sur le langage PHP 8 avec un squelette en HTML5 et une base de données SQL. Pour la partie front-end, j’ai utilisé CSS 3 </w:t>
+        <w:t xml:space="preserve">) appris durant la formation. Il est basé sur le langage PHP 8 avec un squelette en HTML5 et une base de données SQL. Pour la partie </w:t>
+      </w:r>
+      <w:r>
+        <w:t>frontend</w:t>
+      </w:r>
+      <w:r>
+        <w:t xml:space="preserve">, j’ai utilisé CSS 3 </w:t>
       </w:r>
       <w:r>
         <w:t>et</w:t>
@@ -681,7 +737,13 @@
         <w:t>L’administrateur peu</w:t>
       </w:r>
       <w:r>
-        <w:t>t modifier, ajouter ou supprimer des données pour la sécurité et améliorer l’application. Initialement, je serai en charge de cette mission, et en fonction de l’évolution du projet, j’emploierai à ma charge un ou plusieurs salariés pour le faire.</w:t>
+        <w:t xml:space="preserve">t modifier, ajouter ou supprimer des données pour la sécurité et améliorer l’application. Initialement, </w:t>
+      </w:r>
+      <w:r>
+        <w:t>j’aurai la charge</w:t>
+      </w:r>
+      <w:r>
+        <w:t xml:space="preserve"> de cette mission, et en fonction de l’évolution du projet, j’emploierai à ma charge un ou plusieurs salariés pour le faire.</w:t>
       </w:r>
     </w:p>
     <w:p>
@@ -716,7 +778,10 @@
         <w:t>.</w:t>
       </w:r>
       <w:r>
-        <w:t xml:space="preserve"> D’ailleurs, les orthophonistes peuvent ajouter des rdv</w:t>
+        <w:t xml:space="preserve"> D’ailleurs, les orthophonistes peuvent ajouter </w:t>
+      </w:r>
+      <w:r>
+        <w:t>des rdvs</w:t>
       </w:r>
       <w:r>
         <w:t xml:space="preserve"> pour travailler en présentiel</w:t>
@@ -768,7 +833,13 @@
         <w:jc w:val="both"/>
       </w:pPr>
       <w:r>
-        <w:t xml:space="preserve">Les patients non abonnés bénéficieront d’un compte qui propose tous les parties sans la partie premium. Ces </w:t>
+        <w:t xml:space="preserve">Les patients non abonnés bénéficieront d’un compte qui propose </w:t>
+      </w:r>
+      <w:r>
+        <w:t>toutes les parties</w:t>
+      </w:r>
+      <w:r>
+        <w:t xml:space="preserve"> sans la partie premium. Ces </w:t>
       </w:r>
       <w:r>
         <w:t>patients</w:t>
@@ -935,7 +1006,15 @@
         <w:jc w:val="both"/>
       </w:pPr>
       <w:r>
-        <w:t>Se renseigner grâce à la page d’accueil avec une vidéo qui présente l’application Ortholib.</w:t>
+        <w:t xml:space="preserve">Se renseigner grâce à la page d’accueil avec une vidéo qui présente l’application </w:t>
+      </w:r>
+      <w:proofErr w:type="spellStart"/>
+      <w:r>
+        <w:t>Ortholib</w:t>
+      </w:r>
+      <w:proofErr w:type="spellEnd"/>
+      <w:r>
+        <w:t>.</w:t>
       </w:r>
     </w:p>
     <w:p>
@@ -1748,7 +1827,21 @@
         <w:rPr>
           <w:highlight w:val="yellow"/>
         </w:rPr>
-        <w:t>(API Google maps)</w:t>
+        <w:t xml:space="preserve">(API Google </w:t>
+      </w:r>
+      <w:proofErr w:type="spellStart"/>
+      <w:r>
+        <w:rPr>
+          <w:highlight w:val="yellow"/>
+        </w:rPr>
+        <w:t>maps</w:t>
+      </w:r>
+      <w:proofErr w:type="spellEnd"/>
+      <w:r>
+        <w:rPr>
+          <w:highlight w:val="yellow"/>
+        </w:rPr>
+        <w:t>)</w:t>
       </w:r>
     </w:p>
     <w:p>
@@ -1776,7 +1869,15 @@
         <w:jc w:val="both"/>
       </w:pPr>
       <w:r>
-        <w:t>Le patient pourra consulter des résultats et des progrès en graphiques des séances orthophoniques, des exercices donnés par l’orthophoniste et des jeux proposés par l’application Ortholib.</w:t>
+        <w:t xml:space="preserve">Le patient pourra consulter des résultats et des progrès en graphiques des séances orthophoniques, des exercices donnés par l’orthophoniste et des jeux proposés par l’application </w:t>
+      </w:r>
+      <w:proofErr w:type="spellStart"/>
+      <w:r>
+        <w:t>Ortholib</w:t>
+      </w:r>
+      <w:proofErr w:type="spellEnd"/>
+      <w:r>
+        <w:t>.</w:t>
       </w:r>
       <w:r>
         <w:t xml:space="preserve"> Il pourra changer à tout moment l’orthophoniste dans la page de compte. </w:t>
@@ -2020,6 +2121,20 @@
         <w:jc w:val="both"/>
       </w:pPr>
       <w:r>
+        <w:t>Exercices Personnalisés</w:t>
+      </w:r>
+    </w:p>
+    <w:p>
+      <w:pPr>
+        <w:pStyle w:val="Paragraphedeliste"/>
+        <w:numPr>
+          <w:ilvl w:val="0"/>
+          <w:numId w:val="17"/>
+        </w:numPr>
+        <w:spacing w:line="276" w:lineRule="auto"/>
+        <w:jc w:val="both"/>
+      </w:pPr>
+      <w:r>
         <w:t>Des</w:t>
       </w:r>
       <w:r>
@@ -2037,10 +2152,632 @@
         <w:jc w:val="both"/>
       </w:pPr>
       <w:r>
-        <w:t>La</w:t>
-      </w:r>
-      <w:r>
-        <w:t xml:space="preserve"> bibliothèque des exercices </w:t>
+        <w:t>Compte</w:t>
+      </w:r>
+    </w:p>
+    <w:p>
+      <w:pPr>
+        <w:spacing w:line="276" w:lineRule="auto"/>
+        <w:jc w:val="both"/>
+      </w:pPr>
+      <w:r>
+        <w:t>Sur cette page, un tableau de l'emploi du temps sera affiché, couvrant la période du lundi au vendredi (ou au samedi). En tant qu'orthophoniste, il a droit à un maximum de 35 heures de travail par semaine. Le temps moyen de travail par jour serait donc de 7 heures. Cependant, il n'est pas possible de fixer un horaire strict de 9 h à 17 h, car cela dépendra de la disponibilité des patients. Certains préfèrent avoir leurs séances après 18 h.</w:t>
+      </w:r>
+    </w:p>
+    <w:p>
+      <w:pPr>
+        <w:spacing w:line="276" w:lineRule="auto"/>
+        <w:jc w:val="both"/>
+      </w:pPr>
+      <w:r>
+        <w:t>C'est pourquoi nous avons décidé d'établir un récapitulatif hebdomadaire couvrant des horaires de 8 h à 19 h chaque jour. Lorsqu'une nouvelle séance est ajoutée au tableau, elle est automatiquement comptabilisée. Si le total dépasse 35 heures par semaine, l'orthophoniste recevra une alerte et une notification sera envoyée à l'administrateur. De plus, il ne sera pas possible d'ajouter une séance supplémentaire une fois la limite atteinte.</w:t>
+      </w:r>
+      <w:r>
+        <w:t xml:space="preserve"> </w:t>
+      </w:r>
+    </w:p>
+    <w:p>
+      <w:pPr>
+        <w:spacing w:line="276" w:lineRule="auto"/>
+        <w:jc w:val="both"/>
+      </w:pPr>
+      <w:r>
+        <w:t>Lorsqu'une séance est ajoutée, l'orthophoniste pourra choisir de travailler soit en présentiel, soit en visioconférence. Un mail ou un message sera automatiquement envoyé au patient pour l'informer de la séance.</w:t>
+      </w:r>
+    </w:p>
+    <w:p>
+      <w:pPr>
+        <w:spacing w:line="276" w:lineRule="auto"/>
+        <w:jc w:val="both"/>
+      </w:pPr>
+      <w:r>
+        <w:t>En cliquant sur une séance, les détails s'afficheront, notamment les exercices prévus et le nom du patient concerné. Avec un double clic, une nouvelle page s'ouvrira, affichant le profil du patient. Au bas de cette page, un tableau de bord permettra à l'orthophoniste de noter le patient, d'ajouter des résumés et de consulter la progression sous forme de graphiques.</w:t>
+      </w:r>
+      <w:r>
+        <w:t xml:space="preserve"> </w:t>
+      </w:r>
+      <w:r>
+        <w:t>En dessous de ce tableau, une messagerie permettra d'envoyer des messages automatiquement par SMS ou par mail, avec l’accord du patient. Via cette messagerie, l'orthophoniste pourra également envoyer des fichiers, tels que des documents PowerPoint ou Word.</w:t>
+      </w:r>
+    </w:p>
+    <w:p>
+      <w:pPr>
+        <w:spacing w:line="276" w:lineRule="auto"/>
+        <w:jc w:val="both"/>
+      </w:pPr>
+    </w:p>
+    <w:p>
+      <w:pPr>
+        <w:spacing w:line="276" w:lineRule="auto"/>
+        <w:jc w:val="both"/>
+        <w:rPr>
+          <w:b/>
+          <w:u w:val="single"/>
+        </w:rPr>
+      </w:pPr>
+      <w:r>
+        <w:rPr>
+          <w:b/>
+          <w:u w:val="single"/>
+        </w:rPr>
+        <w:lastRenderedPageBreak/>
+        <w:t>La page Compte :</w:t>
+      </w:r>
+    </w:p>
+    <w:p>
+      <w:pPr>
+        <w:spacing w:line="276" w:lineRule="auto"/>
+        <w:jc w:val="both"/>
+      </w:pPr>
+      <w:r>
+        <w:t>Sur son compte, l’orthophoniste aura la possibilité de télécharger une photo et d'afficher un ensemble d'informations personnelles (collectées lors de l'inscription). Il pourra modifier ces informations, comme le mot de passe, à tout moment.</w:t>
+      </w:r>
+    </w:p>
+    <w:p>
+      <w:pPr>
+        <w:spacing w:line="276" w:lineRule="auto"/>
+        <w:jc w:val="both"/>
+      </w:pPr>
+      <w:r>
+        <w:t>De plus, cette page inclura :</w:t>
+      </w:r>
+    </w:p>
+    <w:p>
+      <w:pPr>
+        <w:pStyle w:val="Paragraphedeliste"/>
+        <w:numPr>
+          <w:ilvl w:val="0"/>
+          <w:numId w:val="4"/>
+        </w:numPr>
+        <w:spacing w:line="276" w:lineRule="auto"/>
+        <w:jc w:val="both"/>
+      </w:pPr>
+      <w:r>
+        <w:t>Un suivi de la comptabilité des heures de séances effectuées.</w:t>
+      </w:r>
+    </w:p>
+    <w:p>
+      <w:pPr>
+        <w:pStyle w:val="Paragraphedeliste"/>
+        <w:numPr>
+          <w:ilvl w:val="0"/>
+          <w:numId w:val="4"/>
+        </w:numPr>
+        <w:spacing w:line="276" w:lineRule="auto"/>
+        <w:jc w:val="both"/>
+      </w:pPr>
+      <w:r>
+        <w:t>Une section indiquant l’auteur de création des exercices</w:t>
+      </w:r>
+      <w:r>
+        <w:t xml:space="preserve"> standards</w:t>
+      </w:r>
+      <w:r>
+        <w:t xml:space="preserve"> et des jeux.</w:t>
+      </w:r>
+    </w:p>
+    <w:p>
+      <w:pPr>
+        <w:pStyle w:val="Paragraphedeliste"/>
+        <w:numPr>
+          <w:ilvl w:val="0"/>
+          <w:numId w:val="4"/>
+        </w:numPr>
+        <w:spacing w:line="276" w:lineRule="auto"/>
+        <w:jc w:val="both"/>
+        <w:rPr>
+          <w:highlight w:val="yellow"/>
+        </w:rPr>
+      </w:pPr>
+      <w:r>
+        <w:rPr>
+          <w:highlight w:val="yellow"/>
+        </w:rPr>
+        <w:t xml:space="preserve">Un compteur du nombre </w:t>
+      </w:r>
+      <w:r>
+        <w:rPr>
+          <w:highlight w:val="yellow"/>
+        </w:rPr>
+        <w:t xml:space="preserve">des jeux et des </w:t>
+      </w:r>
+      <w:r>
+        <w:rPr>
+          <w:highlight w:val="yellow"/>
+        </w:rPr>
+        <w:t xml:space="preserve">exercices standards créés. En cliquant sur cette section, une nouvelle page affichera la liste détaillée </w:t>
+      </w:r>
+      <w:r>
+        <w:rPr>
+          <w:highlight w:val="yellow"/>
+        </w:rPr>
+        <w:t xml:space="preserve">des jeux et </w:t>
+      </w:r>
+      <w:r>
+        <w:rPr>
+          <w:highlight w:val="yellow"/>
+        </w:rPr>
+        <w:t>des exercices qu'il a créés, avec des précisions supplémentaires.</w:t>
+      </w:r>
+    </w:p>
+    <w:p>
+      <w:pPr>
+        <w:pStyle w:val="Paragraphedeliste"/>
+        <w:spacing w:line="276" w:lineRule="auto"/>
+        <w:jc w:val="both"/>
+        <w:rPr>
+          <w:b/>
+          <w:u w:val="single"/>
+        </w:rPr>
+      </w:pPr>
+    </w:p>
+    <w:p>
+      <w:pPr>
+        <w:spacing w:line="276" w:lineRule="auto"/>
+        <w:jc w:val="both"/>
+        <w:rPr>
+          <w:b/>
+          <w:u w:val="single"/>
+        </w:rPr>
+      </w:pPr>
+      <w:r>
+        <w:rPr>
+          <w:b/>
+          <w:u w:val="single"/>
+        </w:rPr>
+        <w:t>La page Jeux :</w:t>
+      </w:r>
+    </w:p>
+    <w:p>
+      <w:pPr>
+        <w:spacing w:line="276" w:lineRule="auto"/>
+        <w:jc w:val="both"/>
+        <w:rPr>
+          <w:bCs/>
+        </w:rPr>
+      </w:pPr>
+      <w:r>
+        <w:rPr>
+          <w:bCs/>
+        </w:rPr>
+        <w:t xml:space="preserve">Les orthophonistes pourront consulter les jeux créés par l'administrateur. Une liste des jeux proposés sera disponible, et en cliquant sur l'un d'eux, une nouvelle page s'affichera avec les détails du jeu sélectionné. Sous la description du jeu, une liste des patients ayant participé </w:t>
+      </w:r>
+      <w:r>
+        <w:rPr>
+          <w:bCs/>
+        </w:rPr>
+        <w:t xml:space="preserve">et ayant choisi </w:t>
+      </w:r>
+      <w:r>
+        <w:rPr>
+          <w:bCs/>
+        </w:rPr>
+        <w:t>cet</w:t>
+      </w:r>
+      <w:r>
+        <w:rPr>
+          <w:bCs/>
+        </w:rPr>
+        <w:t xml:space="preserve"> orthophoniste </w:t>
+      </w:r>
+      <w:r>
+        <w:rPr>
+          <w:bCs/>
+        </w:rPr>
+        <w:t>sera visible, ainsi que les points qu'ils ont obtenus.</w:t>
+      </w:r>
+    </w:p>
+    <w:p>
+      <w:pPr>
+        <w:spacing w:line="276" w:lineRule="auto"/>
+        <w:jc w:val="both"/>
+        <w:rPr>
+          <w:bCs/>
+        </w:rPr>
+      </w:pPr>
+      <w:r>
+        <w:rPr>
+          <w:bCs/>
+        </w:rPr>
+        <w:t>Les jeux proposés par l’administrateur sont :</w:t>
+      </w:r>
+    </w:p>
+    <w:p>
+      <w:pPr>
+        <w:pStyle w:val="Paragraphedeliste"/>
+        <w:numPr>
+          <w:ilvl w:val="0"/>
+          <w:numId w:val="4"/>
+        </w:numPr>
+        <w:spacing w:line="276" w:lineRule="auto"/>
+        <w:jc w:val="both"/>
+        <w:rPr>
+          <w:bCs/>
+        </w:rPr>
+      </w:pPr>
+    </w:p>
+    <w:p>
+      <w:pPr>
+        <w:spacing w:line="276" w:lineRule="auto"/>
+        <w:jc w:val="both"/>
+        <w:rPr>
+          <w:b/>
+          <w:u w:val="single"/>
+        </w:rPr>
+      </w:pPr>
+      <w:r>
+        <w:rPr>
+          <w:b/>
+          <w:u w:val="single"/>
+        </w:rPr>
+        <w:t xml:space="preserve">La page Exercices </w:t>
+      </w:r>
+      <w:r>
+        <w:rPr>
+          <w:b/>
+          <w:u w:val="single"/>
+        </w:rPr>
+        <w:t>Personnalisés</w:t>
+      </w:r>
+      <w:r>
+        <w:rPr>
+          <w:b/>
+          <w:u w:val="single"/>
+        </w:rPr>
+        <w:t> :</w:t>
+      </w:r>
+    </w:p>
+    <w:p>
+      <w:pPr>
+        <w:spacing w:line="276" w:lineRule="auto"/>
+        <w:jc w:val="both"/>
+        <w:rPr>
+          <w:bCs/>
+        </w:rPr>
+      </w:pPr>
+    </w:p>
+    <w:p>
+      <w:pPr>
+        <w:pStyle w:val="Titre2"/>
+        <w:numPr>
+          <w:ilvl w:val="0"/>
+          <w:numId w:val="12"/>
+        </w:numPr>
+      </w:pPr>
+      <w:r>
+        <w:t>Description de l’application</w:t>
+      </w:r>
+    </w:p>
+    <w:p>
+      <w:pPr>
+        <w:spacing w:line="276" w:lineRule="auto"/>
+        <w:jc w:val="both"/>
+      </w:pPr>
+    </w:p>
+    <w:p>
+      <w:pPr>
+        <w:pStyle w:val="Titre3"/>
+        <w:spacing w:line="276" w:lineRule="auto"/>
+        <w:jc w:val="both"/>
+        <w:rPr>
+          <w:smallCaps/>
+        </w:rPr>
+      </w:pPr>
+      <w:r>
+        <w:rPr>
+          <w:smallCaps/>
+        </w:rPr>
+        <w:t>Description des pages</w:t>
+      </w:r>
+    </w:p>
+    <w:p>
+      <w:pPr>
+        <w:spacing w:line="276" w:lineRule="auto"/>
+        <w:jc w:val="both"/>
+      </w:pPr>
+      <w:r>
+        <w:t xml:space="preserve">La plateforme </w:t>
+      </w:r>
+      <w:proofErr w:type="spellStart"/>
+      <w:r>
+        <w:rPr>
+          <w:b/>
+          <w:bCs/>
+        </w:rPr>
+        <w:t>Ortholib</w:t>
+      </w:r>
+      <w:proofErr w:type="spellEnd"/>
+      <w:r>
+        <w:t xml:space="preserve"> sera finalement composée de plusieurs pages :</w:t>
+      </w:r>
+    </w:p>
+    <w:p>
+      <w:pPr>
+        <w:pStyle w:val="Paragraphedeliste"/>
+        <w:numPr>
+          <w:ilvl w:val="0"/>
+          <w:numId w:val="13"/>
+        </w:numPr>
+        <w:spacing w:line="276" w:lineRule="auto"/>
+        <w:jc w:val="both"/>
+      </w:pPr>
+      <w:r>
+        <w:rPr>
+          <w:b/>
+          <w:bCs/>
+        </w:rPr>
+        <w:t xml:space="preserve">Une page d’accueil : </w:t>
+      </w:r>
+      <w:r>
+        <w:t>Dans la partie principale,</w:t>
+      </w:r>
+      <w:r>
+        <w:t xml:space="preserve"> nous présenterons avec un texte qui expliquera la définition d’une séance orthophonique. Au-dessous de la partie principale se présenteront 3</w:t>
+      </w:r>
+      <w:r>
+        <w:t xml:space="preserve"> icônes alignées sur une ligne en haut de page : une nous dirigera vers des nouveautés de l’application, la deuxième portera sur les règlements de l’application, et la dernière icône nous redirigera vers la liste des profils des orthophonistes. Il y aura également une vidéo qui présentera l’application </w:t>
+      </w:r>
+      <w:proofErr w:type="spellStart"/>
+      <w:r>
+        <w:t>Ortholib</w:t>
+      </w:r>
+      <w:proofErr w:type="spellEnd"/>
+      <w:r>
+        <w:t>. Au-dessous d’une vidéo, un texte accompagnera la vidéo pour expli</w:t>
+      </w:r>
+      <w:r>
+        <w:t xml:space="preserve">quer de manière écrite pour les personnes malentendantes. Dans la partie </w:t>
+      </w:r>
+      <w:proofErr w:type="spellStart"/>
+      <w:r>
+        <w:t>Footer</w:t>
+      </w:r>
+      <w:proofErr w:type="spellEnd"/>
+      <w:r>
+        <w:t xml:space="preserve">, nous disposerons de 3 colonnes composées du menu, des informations de contact et des nouveautés.  </w:t>
+      </w:r>
+    </w:p>
+    <w:p>
+      <w:pPr>
+        <w:pStyle w:val="Paragraphedeliste"/>
+        <w:numPr>
+          <w:ilvl w:val="0"/>
+          <w:numId w:val="13"/>
+        </w:numPr>
+        <w:spacing w:line="276" w:lineRule="auto"/>
+        <w:jc w:val="both"/>
+      </w:pPr>
+      <w:r>
+        <w:rPr>
+          <w:b/>
+          <w:bCs/>
+        </w:rPr>
+        <w:t xml:space="preserve">Une page de </w:t>
+      </w:r>
+      <w:r>
+        <w:rPr>
+          <w:b/>
+          <w:bCs/>
+        </w:rPr>
+        <w:t xml:space="preserve">Présentation </w:t>
+      </w:r>
+      <w:r>
+        <w:t xml:space="preserve">qui aura </w:t>
+      </w:r>
+      <w:r>
+        <w:t>3</w:t>
+      </w:r>
+      <w:r>
+        <w:t xml:space="preserve"> parties : </w:t>
+      </w:r>
+      <w:r>
+        <w:t>des nouveautés d’</w:t>
+      </w:r>
+      <w:proofErr w:type="spellStart"/>
+      <w:r>
+        <w:t>Ortholib</w:t>
+      </w:r>
+      <w:proofErr w:type="spellEnd"/>
+      <w:r>
+        <w:t xml:space="preserve"> et des règlements de l’application.</w:t>
+      </w:r>
+    </w:p>
+    <w:p>
+      <w:pPr>
+        <w:pStyle w:val="Paragraphedeliste"/>
+        <w:numPr>
+          <w:ilvl w:val="0"/>
+          <w:numId w:val="14"/>
+        </w:numPr>
+        <w:spacing w:line="276" w:lineRule="auto"/>
+        <w:jc w:val="both"/>
+      </w:pPr>
+      <w:r>
+        <w:rPr>
+          <w:b/>
+          <w:bCs/>
+        </w:rPr>
+        <w:t xml:space="preserve">Page Nouveautés de l’application : </w:t>
+      </w:r>
+      <w:r>
+        <w:t xml:space="preserve">Comme l’application ne cessera d’évoluer et d’être corrigée pour devenir meilleure, nous tiendrons les utilisateurs informés de tous les changements et nouveaux avantages sur cette page. Si nous décidons un jour d’améliorer </w:t>
+      </w:r>
+      <w:r>
+        <w:lastRenderedPageBreak/>
+        <w:t xml:space="preserve">l’application en ajoutant des jeux, nous publierons cette nouvelle à travers cette page. La description de cette nouveauté pourra se faire sous plusieurs formes : par format écrit (sous la forme d’un article) ou bien par format interactif sous la forme d’une vidéo par exemple. </w:t>
+      </w:r>
+    </w:p>
+    <w:p>
+      <w:pPr>
+        <w:pStyle w:val="Paragraphedeliste"/>
+        <w:numPr>
+          <w:ilvl w:val="0"/>
+          <w:numId w:val="14"/>
+        </w:numPr>
+        <w:spacing w:line="276" w:lineRule="auto"/>
+        <w:jc w:val="both"/>
+      </w:pPr>
+      <w:r>
+        <w:rPr>
+          <w:b/>
+          <w:bCs/>
+        </w:rPr>
+        <w:t>Page Règlements de l’application :</w:t>
+      </w:r>
+      <w:r>
+        <w:t xml:space="preserve"> </w:t>
+      </w:r>
+    </w:p>
+    <w:p>
+      <w:pPr>
+        <w:pStyle w:val="Paragraphedeliste"/>
+        <w:numPr>
+          <w:ilvl w:val="0"/>
+          <w:numId w:val="14"/>
+        </w:numPr>
+        <w:spacing w:line="276" w:lineRule="auto"/>
+        <w:jc w:val="both"/>
+      </w:pPr>
+      <w:r>
+        <w:rPr>
+          <w:b/>
+        </w:rPr>
+        <w:t>Page Liste des Orthophonistes :</w:t>
+      </w:r>
+      <w:r>
+        <w:rPr>
+          <w:b/>
+        </w:rPr>
+        <w:t xml:space="preserve"> L</w:t>
+      </w:r>
+      <w:r>
+        <w:t xml:space="preserve">e but de cette application est de communiquer entre les orthophonistes et leurs patients. Mais, les patients veulent savoir quels orthophonistes qui participeront dans cette application. Donc, dans cette page, il y aura la liste des profils des orthophonistes.  </w:t>
+      </w:r>
+    </w:p>
+    <w:p>
+      <w:pPr>
+        <w:pStyle w:val="Paragraphedeliste"/>
+        <w:numPr>
+          <w:ilvl w:val="0"/>
+          <w:numId w:val="13"/>
+        </w:numPr>
+        <w:spacing w:line="276" w:lineRule="auto"/>
+        <w:jc w:val="both"/>
+      </w:pPr>
+      <w:r>
+        <w:rPr>
+          <w:b/>
+          <w:bCs/>
+        </w:rPr>
+        <w:t xml:space="preserve">Une page d’inscription : </w:t>
+      </w:r>
+      <w:r>
+        <w:t>S’il souhaite s’enregistrer sur l’application, le visiteur devra compléter un formulaire d’inscription comportant son nom, son prénom,</w:t>
+      </w:r>
+      <w:r>
+        <w:t xml:space="preserve"> son adresse électronique, son mot de passe, son mot de passe à confirmer, son numéro de téléphone, son âge, son sexe, sa ville, sa maladie, ses difficultés rencontrées, passer le test pour voir s’il y a des difficultés. (Oui/Non), préférence en présence ou en distance.  </w:t>
+      </w:r>
+    </w:p>
+    <w:p>
+      <w:pPr>
+        <w:pStyle w:val="Paragraphedeliste"/>
+        <w:numPr>
+          <w:ilvl w:val="0"/>
+          <w:numId w:val="13"/>
+        </w:numPr>
+        <w:spacing w:line="276" w:lineRule="auto"/>
+        <w:jc w:val="both"/>
+      </w:pPr>
+      <w:r>
+        <w:rPr>
+          <w:b/>
+          <w:bCs/>
+        </w:rPr>
+        <w:t>Une page de connexion</w:t>
+      </w:r>
+      <w:r>
+        <w:t> : Pour accéder à son compte, l’utilisateur devra communiquer sur cette page son adresse électronique avec son mot de passe.</w:t>
+      </w:r>
+    </w:p>
+    <w:p>
+      <w:pPr>
+        <w:pStyle w:val="Paragraphedeliste"/>
+        <w:spacing w:line="276" w:lineRule="auto"/>
+        <w:jc w:val="both"/>
+      </w:pPr>
+    </w:p>
+    <w:p>
+      <w:pPr>
+        <w:pStyle w:val="Paragraphedeliste"/>
+        <w:numPr>
+          <w:ilvl w:val="0"/>
+          <w:numId w:val="13"/>
+        </w:numPr>
+        <w:spacing w:before="120" w:after="120" w:line="276" w:lineRule="auto"/>
+        <w:jc w:val="both"/>
+        <w:rPr>
+          <w:b/>
+          <w:bCs/>
+        </w:rPr>
+      </w:pPr>
+      <w:r>
+        <w:rPr>
+          <w:b/>
+          <w:bCs/>
+        </w:rPr>
+        <w:t>Pages de tests de niveaux pour les utilisateurs :</w:t>
+      </w:r>
+    </w:p>
+    <w:p>
+      <w:pPr>
+        <w:pStyle w:val="Paragraphedeliste"/>
+        <w:spacing w:before="120" w:after="120" w:line="276" w:lineRule="auto"/>
+        <w:jc w:val="both"/>
+        <w:rPr>
+          <w:bCs/>
+        </w:rPr>
+      </w:pPr>
+      <w:r>
+        <w:rPr>
+          <w:bCs/>
+        </w:rPr>
+        <w:t>Les utilisateurs auront accès à trois tests différents, comprenant un total de 30 questions adaptées à leur niveau de langue française et aux difficultés rencontrées. Chaque test est composé de 10 questions.</w:t>
+      </w:r>
+    </w:p>
+    <w:p>
+      <w:pPr>
+        <w:pStyle w:val="Paragraphedeliste"/>
+        <w:spacing w:before="120" w:after="120" w:line="276" w:lineRule="auto"/>
+        <w:jc w:val="both"/>
+        <w:rPr>
+          <w:bCs/>
+        </w:rPr>
+      </w:pPr>
+      <w:r>
+        <w:rPr>
+          <w:bCs/>
+        </w:rPr>
+        <w:t>Dans chaque niveau, on retrouvera les types de questions suivants :</w:t>
       </w:r>
     </w:p>
     <w:p>
@@ -2050,14 +2787,17 @@
           <w:ilvl w:val="1"/>
           <w:numId w:val="17"/>
         </w:numPr>
-        <w:spacing w:line="276" w:lineRule="auto"/>
-        <w:jc w:val="both"/>
-      </w:pPr>
-      <w:r>
-        <w:t>Standards</w:t>
-      </w:r>
-      <w:r>
-        <w:t xml:space="preserve"> </w:t>
+        <w:spacing w:before="120" w:after="120" w:line="276" w:lineRule="auto"/>
+        <w:jc w:val="both"/>
+        <w:rPr>
+          <w:bCs/>
+        </w:rPr>
+      </w:pPr>
+      <w:r>
+        <w:rPr>
+          <w:bCs/>
+        </w:rPr>
+        <w:t>Une page avec une vidéo ou une image et 4 à 6 choix possibles ;</w:t>
       </w:r>
     </w:p>
     <w:p>
@@ -2067,411 +2807,163 @@
           <w:ilvl w:val="1"/>
           <w:numId w:val="17"/>
         </w:numPr>
-        <w:spacing w:line="276" w:lineRule="auto"/>
-        <w:jc w:val="both"/>
-      </w:pPr>
-      <w:r>
-        <w:t>Personnalisés</w:t>
-      </w:r>
-    </w:p>
-    <w:p>
-      <w:pPr>
-        <w:pStyle w:val="Paragraphedeliste"/>
-        <w:numPr>
-          <w:ilvl w:val="0"/>
+        <w:spacing w:before="120" w:after="120" w:line="276" w:lineRule="auto"/>
+        <w:jc w:val="both"/>
+        <w:rPr>
+          <w:bCs/>
+        </w:rPr>
+      </w:pPr>
+      <w:r>
+        <w:rPr>
+          <w:bCs/>
+        </w:rPr>
+        <w:t>Une page avec une phrase incomplète, où des mots manquent, et l'utilisateur doit choisir le mot correct parmi 4 propositions ;</w:t>
+      </w:r>
+    </w:p>
+    <w:p>
+      <w:pPr>
+        <w:pStyle w:val="Paragraphedeliste"/>
+        <w:numPr>
+          <w:ilvl w:val="1"/>
           <w:numId w:val="17"/>
         </w:numPr>
-        <w:spacing w:line="276" w:lineRule="auto"/>
-        <w:jc w:val="both"/>
-      </w:pPr>
-      <w:r>
-        <w:t>Compte</w:t>
-      </w:r>
-    </w:p>
-    <w:p>
-      <w:pPr>
-        <w:spacing w:line="276" w:lineRule="auto"/>
-        <w:jc w:val="both"/>
-      </w:pPr>
-      <w:r>
-        <w:t>Sur cette page, un tableau de l'emploi du temps sera affiché, couvrant la période du lundi au vendredi (ou au samedi). En tant qu'orthophoniste, il a droit à un maximum de 35 heures de travail par semaine. Le temps moyen de travail par jour serait donc de 7 heures. Cependant, il n'est pas possible de fixer un horaire strict de 9 h à 17 h, car cela dépendra de la disponibilité des patients. Certains préfèrent avoir leurs séances après 18 h.</w:t>
-      </w:r>
-    </w:p>
-    <w:p>
-      <w:pPr>
-        <w:spacing w:line="276" w:lineRule="auto"/>
-        <w:jc w:val="both"/>
-      </w:pPr>
-      <w:r>
-        <w:t>C'est pourquoi nous avons décidé d'établir un récapitulatif hebdomadaire couvrant des horaires de 8 h à 19 h chaque jour. Lorsqu'une nouvelle séance est ajoutée au tableau, elle est automatiquement comptabilisée. Si le total dépasse 35 heures par semaine, l'orthophoniste recevra une alerte et une notification sera envoyée à l'administrateur. De plus, il ne sera pas possible d'ajouter une séance supplémentaire une fois la limite atteinte.</w:t>
-      </w:r>
-      <w:r>
-        <w:t xml:space="preserve"> </w:t>
-      </w:r>
-    </w:p>
-    <w:p>
-      <w:pPr>
-        <w:spacing w:line="276" w:lineRule="auto"/>
-        <w:jc w:val="both"/>
-      </w:pPr>
-      <w:r>
-        <w:t>Lorsqu'une séance est ajoutée, l'orthophoniste pourra choisir de travailler soit en présentiel, soit en visioconférence. Un mail ou un message sera automatiquement envoyé au patient pour l'informer de la séance.</w:t>
-      </w:r>
-    </w:p>
-    <w:p>
-      <w:pPr>
-        <w:spacing w:line="276" w:lineRule="auto"/>
-        <w:jc w:val="both"/>
-      </w:pPr>
-      <w:r>
-        <w:t>En cliquant sur une séance, les détails s'afficheront, notamment les exercices prévus et le nom du patient concerné. Avec un double clic, une nouvelle page s'ouvrira, affichant le profil du patient. Au bas de cette page, un tableau de bord permettra à l'orthophoniste de noter le patient, d'ajouter des résumés et de consulter la progression sous forme de graphiques.</w:t>
-      </w:r>
-      <w:r>
-        <w:t xml:space="preserve"> </w:t>
-      </w:r>
-    </w:p>
-    <w:p>
-      <w:pPr>
-        <w:spacing w:line="276" w:lineRule="auto"/>
-        <w:jc w:val="both"/>
-      </w:pPr>
-    </w:p>
-    <w:p>
-      <w:pPr>
-        <w:spacing w:line="276" w:lineRule="auto"/>
-        <w:jc w:val="both"/>
-        <w:rPr>
-          <w:b/>
-          <w:u w:val="single"/>
-        </w:rPr>
-      </w:pPr>
-      <w:r>
-        <w:rPr>
-          <w:b/>
-          <w:u w:val="single"/>
-        </w:rPr>
-        <w:lastRenderedPageBreak/>
-        <w:t>La page Compte :</w:t>
-      </w:r>
-    </w:p>
-    <w:p>
-      <w:pPr>
-        <w:spacing w:line="276" w:lineRule="auto"/>
-        <w:jc w:val="both"/>
-      </w:pPr>
-      <w:r>
-        <w:t>Sur son compte, l’orthophoniste aura la possibilité de télécharger une photo et d'afficher un ensemble d'informations personnelles (collectées lors de l'inscription). Il pourra modifier ces informations, comme le mot de passe, à tout moment.</w:t>
-      </w:r>
-    </w:p>
-    <w:p>
-      <w:pPr>
-        <w:spacing w:line="276" w:lineRule="auto"/>
-        <w:jc w:val="both"/>
-      </w:pPr>
-      <w:r>
-        <w:t>De plus, cette page inclura :</w:t>
-      </w:r>
-    </w:p>
-    <w:p>
-      <w:pPr>
-        <w:pStyle w:val="Paragraphedeliste"/>
-        <w:numPr>
-          <w:ilvl w:val="0"/>
-          <w:numId w:val="4"/>
-        </w:numPr>
-        <w:spacing w:line="276" w:lineRule="auto"/>
-        <w:jc w:val="both"/>
-      </w:pPr>
-      <w:r>
-        <w:t>Un suivi de la comptabilité des heures de séances effectuées.</w:t>
-      </w:r>
-    </w:p>
-    <w:p>
-      <w:pPr>
-        <w:pStyle w:val="Paragraphedeliste"/>
-        <w:numPr>
-          <w:ilvl w:val="0"/>
-          <w:numId w:val="4"/>
-        </w:numPr>
-        <w:spacing w:line="276" w:lineRule="auto"/>
-        <w:jc w:val="both"/>
-      </w:pPr>
-      <w:r>
-        <w:t>Une section indiquant l’auteur de création des exercices</w:t>
-      </w:r>
-      <w:r>
-        <w:t xml:space="preserve"> standards</w:t>
-      </w:r>
-      <w:r>
-        <w:t xml:space="preserve"> et des jeux.</w:t>
-      </w:r>
-    </w:p>
-    <w:p>
-      <w:pPr>
-        <w:pStyle w:val="Paragraphedeliste"/>
-        <w:numPr>
-          <w:ilvl w:val="0"/>
-          <w:numId w:val="4"/>
-        </w:numPr>
-        <w:spacing w:line="276" w:lineRule="auto"/>
-        <w:jc w:val="both"/>
-      </w:pPr>
-      <w:r>
-        <w:t xml:space="preserve">Un compteur du nombre </w:t>
-      </w:r>
-      <w:r>
-        <w:t xml:space="preserve">des jeux et des </w:t>
-      </w:r>
-      <w:r>
-        <w:t xml:space="preserve">exercices standards créés. En cliquant sur cette section, une nouvelle page affichera la liste détaillée </w:t>
-      </w:r>
-      <w:r>
-        <w:t xml:space="preserve">des jeux et </w:t>
-      </w:r>
-      <w:r>
-        <w:t>des exercices qu'il a créés, avec des précisions supplémentaires.</w:t>
-      </w:r>
-    </w:p>
-    <w:p>
-      <w:pPr>
-        <w:pStyle w:val="Paragraphedeliste"/>
-        <w:spacing w:line="276" w:lineRule="auto"/>
-        <w:jc w:val="both"/>
-        <w:rPr>
-          <w:b/>
-          <w:u w:val="single"/>
-        </w:rPr>
-      </w:pPr>
-    </w:p>
-    <w:p>
-      <w:pPr>
-        <w:spacing w:line="276" w:lineRule="auto"/>
-        <w:jc w:val="both"/>
-        <w:rPr>
-          <w:b/>
-          <w:u w:val="single"/>
-        </w:rPr>
-      </w:pPr>
-      <w:r>
-        <w:rPr>
-          <w:b/>
-          <w:u w:val="single"/>
-        </w:rPr>
-        <w:t xml:space="preserve">La page </w:t>
-      </w:r>
-      <w:r>
-        <w:rPr>
-          <w:b/>
-          <w:u w:val="single"/>
-        </w:rPr>
-        <w:t>Jeux :</w:t>
-      </w:r>
-    </w:p>
-    <w:p>
-      <w:pPr>
-        <w:pStyle w:val="Paragraphedeliste"/>
-        <w:numPr>
-          <w:ilvl w:val="0"/>
-          <w:numId w:val="4"/>
-        </w:numPr>
-        <w:spacing w:line="276" w:lineRule="auto"/>
-        <w:jc w:val="both"/>
-        <w:rPr>
-          <w:b/>
-          <w:u w:val="single"/>
-        </w:rPr>
-      </w:pPr>
-      <w:r>
-        <w:t>Orthophoniste / acteur.</w:t>
-      </w:r>
-    </w:p>
-    <w:p>
-      <w:pPr>
-        <w:pStyle w:val="Titre2"/>
-        <w:numPr>
-          <w:ilvl w:val="0"/>
-          <w:numId w:val="12"/>
-        </w:numPr>
-      </w:pPr>
-      <w:r>
-        <w:t>Description de l’application</w:t>
-      </w:r>
-    </w:p>
-    <w:p>
-      <w:pPr>
-        <w:spacing w:line="276" w:lineRule="auto"/>
-        <w:jc w:val="both"/>
-      </w:pPr>
-    </w:p>
-    <w:p>
-      <w:pPr>
-        <w:pStyle w:val="Titre3"/>
-        <w:spacing w:line="276" w:lineRule="auto"/>
-        <w:jc w:val="both"/>
-        <w:rPr>
-          <w:smallCaps/>
-        </w:rPr>
-      </w:pPr>
-      <w:r>
-        <w:rPr>
-          <w:smallCaps/>
-        </w:rPr>
-        <w:t>Description des pages</w:t>
-      </w:r>
-    </w:p>
-    <w:p>
-      <w:pPr>
-        <w:spacing w:line="276" w:lineRule="auto"/>
-        <w:jc w:val="both"/>
-      </w:pPr>
-      <w:r>
-        <w:t xml:space="preserve">La plateforme </w:t>
-      </w:r>
-      <w:r>
+        <w:spacing w:before="120" w:after="120" w:line="276" w:lineRule="auto"/>
+        <w:jc w:val="both"/>
+        <w:rPr>
+          <w:bCs/>
+        </w:rPr>
+      </w:pPr>
+      <w:r>
+        <w:rPr>
+          <w:bCs/>
+        </w:rPr>
+        <w:t>Une page avec 3 ou 4 définitions et les 3 ou 4 mots correspondants à relier.</w:t>
+      </w:r>
+    </w:p>
+    <w:p>
+      <w:pPr>
+        <w:pStyle w:val="Paragraphedeliste"/>
+        <w:spacing w:before="120" w:after="120" w:line="276" w:lineRule="auto"/>
+        <w:jc w:val="both"/>
         <w:rPr>
           <w:b/>
           <w:bCs/>
         </w:rPr>
-        <w:t>Ortholib</w:t>
-      </w:r>
-      <w:r>
-        <w:t xml:space="preserve"> sera finalement composée de plusieurs pages :</w:t>
-      </w:r>
-    </w:p>
-    <w:p>
-      <w:pPr>
-        <w:pStyle w:val="Paragraphedeliste"/>
-        <w:numPr>
-          <w:ilvl w:val="0"/>
-          <w:numId w:val="13"/>
-        </w:numPr>
-        <w:spacing w:line="276" w:lineRule="auto"/>
-        <w:jc w:val="both"/>
       </w:pPr>
       <w:r>
         <w:rPr>
           <w:b/>
           <w:bCs/>
         </w:rPr>
-        <w:t xml:space="preserve">Une page d’accueil : </w:t>
-      </w:r>
-      <w:r>
-        <w:t>Dans la partie principale,</w:t>
-      </w:r>
-      <w:r>
-        <w:t xml:space="preserve"> nous présenterons avec un texte qui expliquera la définition d’une séance orthophonique. Au-dessous de la partie principale se présenteront 3</w:t>
-      </w:r>
-      <w:r>
-        <w:t xml:space="preserve"> icônes alignées sur une ligne en haut de page : une nous dirigera vers des nouveautés de l’application, la deuxième portera sur les règlements de l’application, et la dernière icône nous redirigera vers la liste des profils des orthophonistes. Il y aura également une vidéo qui présentera l’application Ortholib. Au-dessous d’une vidéo, un texte accompagnera la vidéo pour expli</w:t>
-      </w:r>
-      <w:r>
-        <w:t xml:space="preserve">quer de manière écrite pour les personnes malentendantes. Dans la partie Footer, nous disposerons de 3 colonnes composées du menu, des informations de contact et des nouveautés.  </w:t>
-      </w:r>
-    </w:p>
-    <w:p>
-      <w:pPr>
-        <w:pStyle w:val="Paragraphedeliste"/>
-        <w:numPr>
-          <w:ilvl w:val="0"/>
-          <w:numId w:val="13"/>
-        </w:numPr>
-        <w:spacing w:line="276" w:lineRule="auto"/>
-        <w:jc w:val="both"/>
-      </w:pPr>
-      <w:r>
+        <w:t>a) Test de niveau 1 (10 pages) :</w:t>
+      </w:r>
+    </w:p>
+    <w:p>
+      <w:pPr>
+        <w:pStyle w:val="Paragraphedeliste"/>
+        <w:spacing w:before="120" w:after="120" w:line="276" w:lineRule="auto"/>
+        <w:jc w:val="both"/>
+        <w:rPr>
+          <w:bCs/>
+        </w:rPr>
+      </w:pPr>
+      <w:r>
+        <w:rPr>
+          <w:bCs/>
+        </w:rPr>
+        <w:t>Si l'utilisateur obtient 60 % de bonnes réponses ou plus, il pourra passer au niveau supérieur. S'il obtient 10 bonnes réponses sur 10, il pourra directement accéder au test de niveau 3.</w:t>
+      </w:r>
+    </w:p>
+    <w:p>
+      <w:pPr>
+        <w:pStyle w:val="Paragraphedeliste"/>
+        <w:spacing w:before="120" w:after="120" w:line="276" w:lineRule="auto"/>
+        <w:jc w:val="both"/>
         <w:rPr>
           <w:b/>
           <w:bCs/>
         </w:rPr>
-        <w:t xml:space="preserve">Une page de </w:t>
-      </w:r>
+      </w:pPr>
       <w:r>
         <w:rPr>
           <w:b/>
           <w:bCs/>
         </w:rPr>
-        <w:t xml:space="preserve">Présentation </w:t>
-      </w:r>
-      <w:r>
-        <w:t xml:space="preserve">qui aura </w:t>
-      </w:r>
-      <w:r>
-        <w:t>3</w:t>
-      </w:r>
-      <w:r>
-        <w:t xml:space="preserve"> parties : </w:t>
-      </w:r>
-      <w:r>
-        <w:t>des nouveautés d’Ortholib et des règlements de l’application.</w:t>
-      </w:r>
-    </w:p>
-    <w:p>
-      <w:pPr>
-        <w:pStyle w:val="Paragraphedeliste"/>
-        <w:numPr>
-          <w:ilvl w:val="0"/>
-          <w:numId w:val="14"/>
-        </w:numPr>
-        <w:spacing w:line="276" w:lineRule="auto"/>
-        <w:jc w:val="both"/>
-      </w:pPr>
-      <w:r>
+        <w:t>b) Test de niveau 2 (10 pages) :</w:t>
+      </w:r>
+    </w:p>
+    <w:p>
+      <w:pPr>
+        <w:pStyle w:val="Paragraphedeliste"/>
+        <w:spacing w:before="120" w:after="120" w:line="276" w:lineRule="auto"/>
+        <w:jc w:val="both"/>
+        <w:rPr>
+          <w:bCs/>
+        </w:rPr>
+      </w:pPr>
+      <w:r>
+        <w:rPr>
+          <w:bCs/>
+        </w:rPr>
+        <w:t>À partir de ce niveau, l'utilisateur devra obtenir au moins 80 % de bonnes réponses pour passer au niveau supérieur. Si ce score n'est pas atteint, un test supplémentaire de 10 questions sera proposé pour évaluer les compétences de l'utilisateur et lui fournir des conseils sur les chapitres à réviser ou les difficultés à surmonter. S'il réussit toutes les questions, il pourra passer au niveau 3. En cas d'échec total (0 bonne réponse), l'utilisateur sera rétrogradé au niveau 1.</w:t>
+      </w:r>
+    </w:p>
+    <w:p>
+      <w:pPr>
+        <w:pStyle w:val="Paragraphedeliste"/>
+        <w:spacing w:before="120" w:after="120" w:line="276" w:lineRule="auto"/>
+        <w:jc w:val="both"/>
         <w:rPr>
           <w:b/>
           <w:bCs/>
         </w:rPr>
-        <w:t xml:space="preserve">Page Nouveautés de l’application : </w:t>
-      </w:r>
-      <w:r>
-        <w:t xml:space="preserve">Comme l’application ne cessera d’évoluer et d’être corrigée pour devenir meilleure, nous tiendrons les utilisateurs informés de tous les changements et nouveaux avantages sur cette page. Si nous décidons un jour d’améliorer l’application en ajoutant des jeux, nous publierons cette nouvelle à travers cette page. La description de cette nouveauté pourra se faire sous plusieurs formes : par format écrit (sous la forme d’un article) ou bien par format interactif sous la forme d’une vidéo par exemple. </w:t>
-      </w:r>
-    </w:p>
-    <w:p>
-      <w:pPr>
-        <w:pStyle w:val="Paragraphedeliste"/>
-        <w:numPr>
-          <w:ilvl w:val="0"/>
-          <w:numId w:val="14"/>
-        </w:numPr>
-        <w:spacing w:line="276" w:lineRule="auto"/>
-        <w:jc w:val="both"/>
       </w:pPr>
       <w:r>
         <w:rPr>
           <w:b/>
           <w:bCs/>
         </w:rPr>
-        <w:t>Page Règlements de l’application :</w:t>
-      </w:r>
-      <w:r>
-        <w:t xml:space="preserve"> </w:t>
-      </w:r>
-    </w:p>
-    <w:p>
-      <w:pPr>
-        <w:pStyle w:val="Paragraphedeliste"/>
-        <w:numPr>
-          <w:ilvl w:val="0"/>
-          <w:numId w:val="14"/>
-        </w:numPr>
-        <w:spacing w:line="276" w:lineRule="auto"/>
-        <w:jc w:val="both"/>
-      </w:pPr>
-      <w:r>
-        <w:rPr>
-          <w:b/>
-        </w:rPr>
-        <w:t>Page Liste des Orthophonistes :</w:t>
-      </w:r>
-      <w:r>
-        <w:rPr>
-          <w:b/>
-        </w:rPr>
-        <w:t xml:space="preserve"> L</w:t>
-      </w:r>
-      <w:r>
-        <w:t xml:space="preserve">e but de cette application est de communiquer entre les orthophonistes et leurs patients. Mais, les patients veulent savoir quels orthophonistes qui participeront dans cette application. Donc, dans cette page, il y aura la liste des profils des orthophonistes.  </w:t>
-      </w:r>
+        <w:t>c) Test de niveau 3 (10 pages) :</w:t>
+      </w:r>
+    </w:p>
+    <w:p>
+      <w:pPr>
+        <w:pStyle w:val="Paragraphedeliste"/>
+        <w:spacing w:before="120" w:after="120" w:line="276" w:lineRule="auto"/>
+        <w:jc w:val="both"/>
+        <w:rPr>
+          <w:bCs/>
+        </w:rPr>
+      </w:pPr>
+      <w:r>
+        <w:rPr>
+          <w:bCs/>
+        </w:rPr>
+        <w:t>Dans ce niveau, l'utilisateur doit obtenir 90 % de bonnes réponses. S'il y parvient, il n'aura plus besoin de séances orthophoniques. Il pourra accéder à une partie dédiée aux jeux. Cependant, il aura encore 10 questions pour évaluer son niveau et identifier les éventuelles difficultés rencontrées. En cas d'échec total, l'utilisateur sera rétrogradé au niveau 2.</w:t>
+      </w:r>
+    </w:p>
+    <w:p>
+      <w:pPr>
+        <w:pStyle w:val="Paragraphedeliste"/>
+        <w:spacing w:before="120" w:after="120" w:line="276" w:lineRule="auto"/>
+        <w:jc w:val="both"/>
+        <w:rPr>
+          <w:bCs/>
+        </w:rPr>
+      </w:pPr>
+      <w:r>
+        <w:rPr>
+          <w:bCs/>
+        </w:rPr>
+        <w:t>Pour chaque question, l'utilisateur aura un temps limite de 60 secondes. S'il dépasse ce délai, il sera pénalisé de 0,5 point pour chaque tranche de 20 secondes supplémentaires.</w:t>
+      </w:r>
+    </w:p>
+    <w:p>
+      <w:pPr>
+        <w:pStyle w:val="Paragraphedeliste"/>
+        <w:spacing w:before="120" w:after="120" w:line="276" w:lineRule="auto"/>
+        <w:jc w:val="both"/>
+      </w:pPr>
     </w:p>
     <w:p>
       <w:pPr>
@@ -2480,7 +2972,7 @@
           <w:ilvl w:val="0"/>
           <w:numId w:val="13"/>
         </w:numPr>
-        <w:spacing w:line="276" w:lineRule="auto"/>
+        <w:spacing w:before="120" w:after="120" w:line="276" w:lineRule="auto"/>
         <w:jc w:val="both"/>
       </w:pPr>
       <w:r>
@@ -2489,40 +2981,29 @@
           <w:bCs/>
         </w:rPr>
         <w:lastRenderedPageBreak/>
-        <w:t xml:space="preserve">Une page d’inscription : </w:t>
-      </w:r>
-      <w:r>
-        <w:t>S’il souhaite s’enregistrer sur l’application, le visiteur devra compléter un formulaire d’inscription comportant son nom, son prénom,</w:t>
-      </w:r>
-      <w:r>
-        <w:t xml:space="preserve"> son adresse électronique, son mot de passe, son mot de passe à confirmer, son numéro de téléphone, son âge, son sexe, sa ville, sa maladie, ses difficultés rencontrées, passer le test pour voir s’il y a des difficultés. (Oui/Non), préférence en présence ou en distance.  </w:t>
-      </w:r>
-    </w:p>
-    <w:p>
-      <w:pPr>
-        <w:pStyle w:val="Paragraphedeliste"/>
-        <w:numPr>
-          <w:ilvl w:val="0"/>
-          <w:numId w:val="13"/>
-        </w:numPr>
-        <w:spacing w:line="276" w:lineRule="auto"/>
-        <w:jc w:val="both"/>
-      </w:pPr>
+        <w:t xml:space="preserve">Une page des </w:t>
+      </w:r>
       <w:r>
         <w:rPr>
           <w:b/>
           <w:bCs/>
         </w:rPr>
-        <w:t>Une page de connexion</w:t>
-      </w:r>
-      <w:r>
-        <w:t> : Pour accéder à son compte, l’utilisateur devra communiquer sur cette page son adresse électronique avec son mot de passe.</w:t>
-      </w:r>
-    </w:p>
-    <w:p>
-      <w:pPr>
-        <w:pStyle w:val="Paragraphedeliste"/>
-        <w:spacing w:line="276" w:lineRule="auto"/>
+        <w:t>conseils</w:t>
+      </w:r>
+      <w:r>
+        <w:t xml:space="preserve"> :</w:t>
+      </w:r>
+      <w:r>
+        <w:t xml:space="preserve"> </w:t>
+      </w:r>
+      <w:r>
+        <w:t>L'utilisateur verra une note basée sur les résultats des tests qu'il a effectués, ainsi qu'une proposition de niveau adapté (facile, moyen ou difficile). La page affichera également les difficultés rencontrées lors des tests. L'utilisateur devra ensuite choisir l'un des trois niveaux proposés (facile, moyen ou difficile).</w:t>
+      </w:r>
+    </w:p>
+    <w:p>
+      <w:pPr>
+        <w:pStyle w:val="Paragraphedeliste"/>
+        <w:spacing w:before="120" w:after="120" w:line="276" w:lineRule="auto"/>
         <w:jc w:val="both"/>
       </w:pPr>
     </w:p>
@@ -2535,292 +3016,12 @@
         </w:numPr>
         <w:spacing w:before="120" w:after="120" w:line="276" w:lineRule="auto"/>
         <w:jc w:val="both"/>
+      </w:pPr>
+      <w:r>
         <w:rPr>
           <w:b/>
           <w:bCs/>
         </w:rPr>
-      </w:pPr>
-      <w:r>
-        <w:rPr>
-          <w:b/>
-          <w:bCs/>
-        </w:rPr>
-        <w:t>Pages de tests de niveaux pour les utilisateurs :</w:t>
-      </w:r>
-    </w:p>
-    <w:p>
-      <w:pPr>
-        <w:pStyle w:val="Paragraphedeliste"/>
-        <w:spacing w:before="120" w:after="120" w:line="276" w:lineRule="auto"/>
-        <w:jc w:val="both"/>
-        <w:rPr>
-          <w:bCs/>
-        </w:rPr>
-      </w:pPr>
-      <w:r>
-        <w:rPr>
-          <w:bCs/>
-        </w:rPr>
-        <w:t>Les utilisateurs auront accès à trois tests différents, comprenant un total de 30 questions adaptées à leur niveau de langue française et aux difficultés rencontrées. Chaque test est composé de 10 questions.</w:t>
-      </w:r>
-    </w:p>
-    <w:p>
-      <w:pPr>
-        <w:pStyle w:val="Paragraphedeliste"/>
-        <w:spacing w:before="120" w:after="120" w:line="276" w:lineRule="auto"/>
-        <w:jc w:val="both"/>
-        <w:rPr>
-          <w:bCs/>
-        </w:rPr>
-      </w:pPr>
-      <w:r>
-        <w:rPr>
-          <w:bCs/>
-        </w:rPr>
-        <w:t>Dans chaque niveau, on retrouvera les types de questions suivants :</w:t>
-      </w:r>
-    </w:p>
-    <w:p>
-      <w:pPr>
-        <w:pStyle w:val="Paragraphedeliste"/>
-        <w:numPr>
-          <w:ilvl w:val="1"/>
-          <w:numId w:val="17"/>
-        </w:numPr>
-        <w:spacing w:before="120" w:after="120" w:line="276" w:lineRule="auto"/>
-        <w:jc w:val="both"/>
-        <w:rPr>
-          <w:bCs/>
-        </w:rPr>
-      </w:pPr>
-      <w:r>
-        <w:rPr>
-          <w:bCs/>
-        </w:rPr>
-        <w:t>Une page avec une vidéo ou une image et 4 à 6 choix possibles ;</w:t>
-      </w:r>
-    </w:p>
-    <w:p>
-      <w:pPr>
-        <w:pStyle w:val="Paragraphedeliste"/>
-        <w:numPr>
-          <w:ilvl w:val="1"/>
-          <w:numId w:val="17"/>
-        </w:numPr>
-        <w:spacing w:before="120" w:after="120" w:line="276" w:lineRule="auto"/>
-        <w:jc w:val="both"/>
-        <w:rPr>
-          <w:bCs/>
-        </w:rPr>
-      </w:pPr>
-      <w:r>
-        <w:rPr>
-          <w:bCs/>
-        </w:rPr>
-        <w:t>Une page avec une phrase incomplète, où des mots manquent, et l'utilisateur doit choisir le mot correct parmi 4 propositions ;</w:t>
-      </w:r>
-    </w:p>
-    <w:p>
-      <w:pPr>
-        <w:pStyle w:val="Paragraphedeliste"/>
-        <w:numPr>
-          <w:ilvl w:val="1"/>
-          <w:numId w:val="17"/>
-        </w:numPr>
-        <w:spacing w:before="120" w:after="120" w:line="276" w:lineRule="auto"/>
-        <w:jc w:val="both"/>
-        <w:rPr>
-          <w:bCs/>
-        </w:rPr>
-      </w:pPr>
-      <w:r>
-        <w:rPr>
-          <w:bCs/>
-        </w:rPr>
-        <w:t>Une page avec 3 ou 4 définitions et les 3 ou 4 mots correspondants à relier.</w:t>
-      </w:r>
-    </w:p>
-    <w:p>
-      <w:pPr>
-        <w:pStyle w:val="Paragraphedeliste"/>
-        <w:spacing w:before="120" w:after="120" w:line="276" w:lineRule="auto"/>
-        <w:jc w:val="both"/>
-        <w:rPr>
-          <w:b/>
-          <w:bCs/>
-        </w:rPr>
-      </w:pPr>
-      <w:r>
-        <w:rPr>
-          <w:b/>
-          <w:bCs/>
-        </w:rPr>
-        <w:t>a) Test de niveau 1 (10 pages) :</w:t>
-      </w:r>
-    </w:p>
-    <w:p>
-      <w:pPr>
-        <w:pStyle w:val="Paragraphedeliste"/>
-        <w:spacing w:before="120" w:after="120" w:line="276" w:lineRule="auto"/>
-        <w:jc w:val="both"/>
-        <w:rPr>
-          <w:bCs/>
-        </w:rPr>
-      </w:pPr>
-      <w:r>
-        <w:rPr>
-          <w:bCs/>
-        </w:rPr>
-        <w:t>Si l'utilisateur obtient 60 % de bonnes réponses ou plus, il pourra passer au niveau supérieur. S'il obtient 10 bonnes réponses sur 10, il pourra directement accéder au test de niveau 3.</w:t>
-      </w:r>
-    </w:p>
-    <w:p>
-      <w:pPr>
-        <w:pStyle w:val="Paragraphedeliste"/>
-        <w:spacing w:before="120" w:after="120" w:line="276" w:lineRule="auto"/>
-        <w:jc w:val="both"/>
-        <w:rPr>
-          <w:b/>
-          <w:bCs/>
-        </w:rPr>
-      </w:pPr>
-      <w:r>
-        <w:rPr>
-          <w:b/>
-          <w:bCs/>
-        </w:rPr>
-        <w:t>b) Test de niveau 2 (10 pages) :</w:t>
-      </w:r>
-    </w:p>
-    <w:p>
-      <w:pPr>
-        <w:pStyle w:val="Paragraphedeliste"/>
-        <w:spacing w:before="120" w:after="120" w:line="276" w:lineRule="auto"/>
-        <w:jc w:val="both"/>
-        <w:rPr>
-          <w:bCs/>
-        </w:rPr>
-      </w:pPr>
-      <w:r>
-        <w:rPr>
-          <w:bCs/>
-        </w:rPr>
-        <w:t>À partir de ce niveau, l'utilisateur devra obtenir au moins 80 % de bonnes réponses pour passer au niveau supérieur. Si ce score n'est pas atteint, un test supplémentaire de 10 questions sera proposé pour évaluer les compétences de l'utilisateur et lui fournir des conseils sur les chapitres à réviser ou les difficultés à surmonter. S'il réussit toutes les questions, il pourra passer au niveau 3. En cas d'échec total (0 bonne réponse), l'utilisateur sera rétrogradé au niveau 1.</w:t>
-      </w:r>
-    </w:p>
-    <w:p>
-      <w:pPr>
-        <w:pStyle w:val="Paragraphedeliste"/>
-        <w:spacing w:before="120" w:after="120" w:line="276" w:lineRule="auto"/>
-        <w:jc w:val="both"/>
-        <w:rPr>
-          <w:b/>
-          <w:bCs/>
-        </w:rPr>
-      </w:pPr>
-      <w:r>
-        <w:rPr>
-          <w:b/>
-          <w:bCs/>
-        </w:rPr>
-        <w:t>c) Test de niveau 3 (10 pages) :</w:t>
-      </w:r>
-    </w:p>
-    <w:p>
-      <w:pPr>
-        <w:pStyle w:val="Paragraphedeliste"/>
-        <w:spacing w:before="120" w:after="120" w:line="276" w:lineRule="auto"/>
-        <w:jc w:val="both"/>
-        <w:rPr>
-          <w:bCs/>
-        </w:rPr>
-      </w:pPr>
-      <w:r>
-        <w:rPr>
-          <w:bCs/>
-        </w:rPr>
-        <w:t>Dans ce niveau, l'utilisateur doit obtenir 90 % de bonnes réponses. S'il y parvient, il n'aura plus besoin de séances orthophoniques. Il pourra accéder à une partie dédiée aux jeux. Cependant, il aura encore 10 questions pour évaluer son niveau et identifier les éventuelles difficultés rencontrées. En cas d'échec total, l'utilisateur sera rétrogradé au niveau 2.</w:t>
-      </w:r>
-    </w:p>
-    <w:p>
-      <w:pPr>
-        <w:pStyle w:val="Paragraphedeliste"/>
-        <w:spacing w:before="120" w:after="120" w:line="276" w:lineRule="auto"/>
-        <w:jc w:val="both"/>
-        <w:rPr>
-          <w:bCs/>
-        </w:rPr>
-      </w:pPr>
-      <w:r>
-        <w:rPr>
-          <w:bCs/>
-        </w:rPr>
-        <w:t>Pour chaque question, l'utilisateur aura un temps limite de 60 secondes. S'il dépasse ce délai, il sera pénalisé de 0,5 point pour chaque tranche de 20 secondes supplémentaires.</w:t>
-      </w:r>
-    </w:p>
-    <w:p>
-      <w:pPr>
-        <w:pStyle w:val="Paragraphedeliste"/>
-        <w:spacing w:before="120" w:after="120" w:line="276" w:lineRule="auto"/>
-        <w:jc w:val="both"/>
-      </w:pPr>
-    </w:p>
-    <w:p>
-      <w:pPr>
-        <w:pStyle w:val="Paragraphedeliste"/>
-        <w:numPr>
-          <w:ilvl w:val="0"/>
-          <w:numId w:val="13"/>
-        </w:numPr>
-        <w:spacing w:before="120" w:after="120" w:line="276" w:lineRule="auto"/>
-        <w:jc w:val="both"/>
-      </w:pPr>
-      <w:r>
-        <w:rPr>
-          <w:b/>
-          <w:bCs/>
-        </w:rPr>
-        <w:t xml:space="preserve">Une page des </w:t>
-      </w:r>
-      <w:r>
-        <w:rPr>
-          <w:b/>
-          <w:bCs/>
-        </w:rPr>
-        <w:t>conseils</w:t>
-      </w:r>
-      <w:r>
-        <w:t xml:space="preserve"> :</w:t>
-      </w:r>
-      <w:r>
-        <w:t xml:space="preserve"> </w:t>
-      </w:r>
-      <w:r>
-        <w:t>L'utilisateur verra une note basée sur les résultats des tests qu'il a effectués, ainsi qu'une proposition de niveau adapté (facile, moyen ou difficile). La page affichera également les difficultés rencontrées lors des tests. L'utilisateur devra ensuite choisir l'un des trois niveaux proposés (facile, moyen ou difficile).</w:t>
-      </w:r>
-    </w:p>
-    <w:p>
-      <w:pPr>
-        <w:pStyle w:val="Paragraphedeliste"/>
-        <w:spacing w:before="120" w:after="120" w:line="276" w:lineRule="auto"/>
-        <w:jc w:val="both"/>
-      </w:pPr>
-    </w:p>
-    <w:p>
-      <w:pPr>
-        <w:pStyle w:val="Paragraphedeliste"/>
-        <w:numPr>
-          <w:ilvl w:val="0"/>
-          <w:numId w:val="13"/>
-        </w:numPr>
-        <w:spacing w:before="120" w:after="120" w:line="276" w:lineRule="auto"/>
-        <w:jc w:val="both"/>
-      </w:pPr>
-      <w:r>
-        <w:rPr>
-          <w:b/>
-          <w:bCs/>
-        </w:rPr>
         <w:t>Une page de l’espace de personnel</w:t>
       </w:r>
       <w:r>
@@ -2925,7 +3126,35 @@
         <w:rPr>
           <w:highlight w:val="yellow"/>
         </w:rPr>
-        <w:t xml:space="preserve">Entre orthophoniste et patient : orthophoniste pourra donner des exercices en powerpoint ou word ou des photos. Il pourra envoyer en tant que fichier. </w:t>
+        <w:t xml:space="preserve">Entre orthophoniste et patient : orthophoniste pourra donner des exercices en </w:t>
+      </w:r>
+      <w:proofErr w:type="spellStart"/>
+      <w:r>
+        <w:rPr>
+          <w:highlight w:val="yellow"/>
+        </w:rPr>
+        <w:t>powerpoint</w:t>
+      </w:r>
+      <w:proofErr w:type="spellEnd"/>
+      <w:r>
+        <w:rPr>
+          <w:highlight w:val="yellow"/>
+        </w:rPr>
+        <w:t xml:space="preserve"> ou </w:t>
+      </w:r>
+      <w:proofErr w:type="spellStart"/>
+      <w:r>
+        <w:rPr>
+          <w:highlight w:val="yellow"/>
+        </w:rPr>
+        <w:t>word</w:t>
+      </w:r>
+      <w:proofErr w:type="spellEnd"/>
+      <w:r>
+        <w:rPr>
+          <w:highlight w:val="yellow"/>
+        </w:rPr>
+        <w:t xml:space="preserve"> ou des photos. Il pourra envoyer en tant que fichier. </w:t>
       </w:r>
     </w:p>
     <w:p>
@@ -2958,7 +3187,21 @@
         <w:rPr>
           <w:highlight w:val="yellow"/>
         </w:rPr>
-        <w:t>, il y aura plusieurs parties par exemple, vocabulaire, syntaxe, grammaire, mémoire etc …</w:t>
+        <w:t xml:space="preserve">, il y aura plusieurs parties par exemple, vocabulaire, syntaxe, grammaire, mémoire </w:t>
+      </w:r>
+      <w:proofErr w:type="spellStart"/>
+      <w:r>
+        <w:rPr>
+          <w:highlight w:val="yellow"/>
+        </w:rPr>
+        <w:t>etc</w:t>
+      </w:r>
+      <w:proofErr w:type="spellEnd"/>
+      <w:r>
+        <w:rPr>
+          <w:highlight w:val="yellow"/>
+        </w:rPr>
+        <w:t xml:space="preserve"> …</w:t>
       </w:r>
     </w:p>
     <w:p>
@@ -2981,8 +3224,6 @@
         </w:rPr>
         <w:t xml:space="preserve">Gestion auteur pour créer des jeux ou des exercices standards cela est pour la plupart des orthophonistes. </w:t>
       </w:r>
-      <w:bookmarkStart w:id="0" w:name="_GoBack"/>
-      <w:bookmarkEnd w:id="0"/>
     </w:p>
     <w:sectPr>
       <w:pgSz w:w="11906" w:h="16838"/>
@@ -2995,7 +3236,7 @@
 </file>
 
 <file path=word/endnotes.xml><?xml version="1.0" encoding="utf-8"?>
-<w:endnotes xmlns:wpc="http://schemas.microsoft.com/office/word/2010/wordprocessingCanvas" xmlns:cx="http://schemas.microsoft.com/office/drawing/2014/chartex" xmlns:cx1="http://schemas.microsoft.com/office/drawing/2015/9/8/chartex" xmlns:mc="http://schemas.openxmlformats.org/markup-compatibility/2006" xmlns:o="urn:schemas-microsoft-com:office:office" xmlns:r="http://schemas.openxmlformats.org/officeDocument/2006/relationships" xmlns:m="http://schemas.openxmlformats.org/officeDocument/2006/math" xmlns:v="urn:schemas-microsoft-com:vml" xmlns:wp14="http://schemas.microsoft.com/office/word/2010/wordprocessingDrawing" xmlns:wp="http://schemas.openxmlformats.org/drawingml/2006/wordprocessingDrawing" xmlns:w10="urn:schemas-microsoft-com:office:word" xmlns:w="http://schemas.openxmlformats.org/wordprocessingml/2006/main" xmlns:w14="http://schemas.microsoft.com/office/word/2010/wordml" xmlns:w15="http://schemas.microsoft.com/office/word/2012/wordml" xmlns:w16se="http://schemas.microsoft.com/office/word/2015/wordml/symex" xmlns:wpg="http://schemas.microsoft.com/office/word/2010/wordprocessingGroup" xmlns:wpi="http://schemas.microsoft.com/office/word/2010/wordprocessingInk" xmlns:wne="http://schemas.microsoft.com/office/word/2006/wordml" xmlns:wps="http://schemas.microsoft.com/office/word/2010/wordprocessingShape" mc:Ignorable="w14 w15 w16se wp14">
+<w:endnotes xmlns:wpc="http://schemas.microsoft.com/office/word/2010/wordprocessingCanvas" xmlns:cx="http://schemas.microsoft.com/office/drawing/2014/chartex" xmlns:cx1="http://schemas.microsoft.com/office/drawing/2015/9/8/chartex" xmlns:cx2="http://schemas.microsoft.com/office/drawing/2015/10/21/chartex" xmlns:cx3="http://schemas.microsoft.com/office/drawing/2016/5/9/chartex" xmlns:cx4="http://schemas.microsoft.com/office/drawing/2016/5/10/chartex" xmlns:cx5="http://schemas.microsoft.com/office/drawing/2016/5/11/chartex" xmlns:cx6="http://schemas.microsoft.com/office/drawing/2016/5/12/chartex" xmlns:cx7="http://schemas.microsoft.com/office/drawing/2016/5/13/chartex" xmlns:cx8="http://schemas.microsoft.com/office/drawing/2016/5/14/chartex" xmlns:mc="http://schemas.openxmlformats.org/markup-compatibility/2006" xmlns:aink="http://schemas.microsoft.com/office/drawing/2016/ink" xmlns:am3d="http://schemas.microsoft.com/office/drawing/2017/model3d" xmlns:o="urn:schemas-microsoft-com:office:office" xmlns:oel="http://schemas.microsoft.com/office/2019/extlst" xmlns:r="http://schemas.openxmlformats.org/officeDocument/2006/relationships" xmlns:m="http://schemas.openxmlformats.org/officeDocument/2006/math" xmlns:v="urn:schemas-microsoft-com:vml" xmlns:wp14="http://schemas.microsoft.com/office/word/2010/wordprocessingDrawing" xmlns:wp="http://schemas.openxmlformats.org/drawingml/2006/wordprocessingDrawing" xmlns:w10="urn:schemas-microsoft-com:office:word" xmlns:w="http://schemas.openxmlformats.org/wordprocessingml/2006/main" xmlns:w14="http://schemas.microsoft.com/office/word/2010/wordml" xmlns:w15="http://schemas.microsoft.com/office/word/2012/wordml" xmlns:w16cex="http://schemas.microsoft.com/office/word/2018/wordml/cex" xmlns:w16cid="http://schemas.microsoft.com/office/word/2016/wordml/cid" xmlns:w16="http://schemas.microsoft.com/office/word/2018/wordml" xmlns:w16du="http://schemas.microsoft.com/office/word/2023/wordml/word16du" xmlns:w16sdtdh="http://schemas.microsoft.com/office/word/2020/wordml/sdtdatahash" xmlns:w16se="http://schemas.microsoft.com/office/word/2015/wordml/symex" xmlns:wpg="http://schemas.microsoft.com/office/word/2010/wordprocessingGroup" xmlns:wpi="http://schemas.microsoft.com/office/word/2010/wordprocessingInk" xmlns:wne="http://schemas.microsoft.com/office/word/2006/wordml" xmlns:wps="http://schemas.microsoft.com/office/word/2010/wordprocessingShape" mc:Ignorable="w14 w15 w16se w16cid w16 w16cex w16sdtdh w16du wp14">
   <w:endnote w:type="separator" w:id="-1">
     <w:p>
       <w:pPr>
@@ -3020,7 +3261,7 @@
 </file>
 
 <file path=word/footnotes.xml><?xml version="1.0" encoding="utf-8"?>
-<w:footnotes xmlns:wpc="http://schemas.microsoft.com/office/word/2010/wordprocessingCanvas" xmlns:cx="http://schemas.microsoft.com/office/drawing/2014/chartex" xmlns:cx1="http://schemas.microsoft.com/office/drawing/2015/9/8/chartex" xmlns:mc="http://schemas.openxmlformats.org/markup-compatibility/2006" xmlns:o="urn:schemas-microsoft-com:office:office" xmlns:r="http://schemas.openxmlformats.org/officeDocument/2006/relationships" xmlns:m="http://schemas.openxmlformats.org/officeDocument/2006/math" xmlns:v="urn:schemas-microsoft-com:vml" xmlns:wp14="http://schemas.microsoft.com/office/word/2010/wordprocessingDrawing" xmlns:wp="http://schemas.openxmlformats.org/drawingml/2006/wordprocessingDrawing" xmlns:w10="urn:schemas-microsoft-com:office:word" xmlns:w="http://schemas.openxmlformats.org/wordprocessingml/2006/main" xmlns:w14="http://schemas.microsoft.com/office/word/2010/wordml" xmlns:w15="http://schemas.microsoft.com/office/word/2012/wordml" xmlns:w16se="http://schemas.microsoft.com/office/word/2015/wordml/symex" xmlns:wpg="http://schemas.microsoft.com/office/word/2010/wordprocessingGroup" xmlns:wpi="http://schemas.microsoft.com/office/word/2010/wordprocessingInk" xmlns:wne="http://schemas.microsoft.com/office/word/2006/wordml" xmlns:wps="http://schemas.microsoft.com/office/word/2010/wordprocessingShape" mc:Ignorable="w14 w15 w16se wp14">
+<w:footnotes xmlns:wpc="http://schemas.microsoft.com/office/word/2010/wordprocessingCanvas" xmlns:cx="http://schemas.microsoft.com/office/drawing/2014/chartex" xmlns:cx1="http://schemas.microsoft.com/office/drawing/2015/9/8/chartex" xmlns:cx2="http://schemas.microsoft.com/office/drawing/2015/10/21/chartex" xmlns:cx3="http://schemas.microsoft.com/office/drawing/2016/5/9/chartex" xmlns:cx4="http://schemas.microsoft.com/office/drawing/2016/5/10/chartex" xmlns:cx5="http://schemas.microsoft.com/office/drawing/2016/5/11/chartex" xmlns:cx6="http://schemas.microsoft.com/office/drawing/2016/5/12/chartex" xmlns:cx7="http://schemas.microsoft.com/office/drawing/2016/5/13/chartex" xmlns:cx8="http://schemas.microsoft.com/office/drawing/2016/5/14/chartex" xmlns:mc="http://schemas.openxmlformats.org/markup-compatibility/2006" xmlns:aink="http://schemas.microsoft.com/office/drawing/2016/ink" xmlns:am3d="http://schemas.microsoft.com/office/drawing/2017/model3d" xmlns:o="urn:schemas-microsoft-com:office:office" xmlns:oel="http://schemas.microsoft.com/office/2019/extlst" xmlns:r="http://schemas.openxmlformats.org/officeDocument/2006/relationships" xmlns:m="http://schemas.openxmlformats.org/officeDocument/2006/math" xmlns:v="urn:schemas-microsoft-com:vml" xmlns:wp14="http://schemas.microsoft.com/office/word/2010/wordprocessingDrawing" xmlns:wp="http://schemas.openxmlformats.org/drawingml/2006/wordprocessingDrawing" xmlns:w10="urn:schemas-microsoft-com:office:word" xmlns:w="http://schemas.openxmlformats.org/wordprocessingml/2006/main" xmlns:w14="http://schemas.microsoft.com/office/word/2010/wordml" xmlns:w15="http://schemas.microsoft.com/office/word/2012/wordml" xmlns:w16cex="http://schemas.microsoft.com/office/word/2018/wordml/cex" xmlns:w16cid="http://schemas.microsoft.com/office/word/2016/wordml/cid" xmlns:w16="http://schemas.microsoft.com/office/word/2018/wordml" xmlns:w16du="http://schemas.microsoft.com/office/word/2023/wordml/word16du" xmlns:w16sdtdh="http://schemas.microsoft.com/office/word/2020/wordml/sdtdatahash" xmlns:w16se="http://schemas.microsoft.com/office/word/2015/wordml/symex" xmlns:wpg="http://schemas.microsoft.com/office/word/2010/wordprocessingGroup" xmlns:wpi="http://schemas.microsoft.com/office/word/2010/wordprocessingInk" xmlns:wne="http://schemas.microsoft.com/office/word/2006/wordml" xmlns:wps="http://schemas.microsoft.com/office/word/2010/wordprocessingShape" mc:Ignorable="w14 w15 w16se w16cid w16 w16cex w16sdtdh w16du wp14">
   <w:footnote w:type="separator" w:id="-1">
     <w:p>
       <w:pPr>
@@ -3045,7 +3286,7 @@
 </file>
 
 <file path=word/numbering.xml><?xml version="1.0" encoding="utf-8"?>
-<w:numbering xmlns:wpc="http://schemas.microsoft.com/office/word/2010/wordprocessingCanvas" xmlns:cx="http://schemas.microsoft.com/office/drawing/2014/chartex" xmlns:cx1="http://schemas.microsoft.com/office/drawing/2015/9/8/chartex" xmlns:mc="http://schemas.openxmlformats.org/markup-compatibility/2006" xmlns:o="urn:schemas-microsoft-com:office:office" xmlns:r="http://schemas.openxmlformats.org/officeDocument/2006/relationships" xmlns:m="http://schemas.openxmlformats.org/officeDocument/2006/math" xmlns:v="urn:schemas-microsoft-com:vml" xmlns:wp14="http://schemas.microsoft.com/office/word/2010/wordprocessingDrawing" xmlns:wp="http://schemas.openxmlformats.org/drawingml/2006/wordprocessingDrawing" xmlns:w10="urn:schemas-microsoft-com:office:word" xmlns:w="http://schemas.openxmlformats.org/wordprocessingml/2006/main" xmlns:w14="http://schemas.microsoft.com/office/word/2010/wordml" xmlns:w15="http://schemas.microsoft.com/office/word/2012/wordml" xmlns:w16se="http://schemas.microsoft.com/office/word/2015/wordml/symex" xmlns:wpg="http://schemas.microsoft.com/office/word/2010/wordprocessingGroup" xmlns:wpi="http://schemas.microsoft.com/office/word/2010/wordprocessingInk" xmlns:wne="http://schemas.microsoft.com/office/word/2006/wordml" xmlns:wps="http://schemas.microsoft.com/office/word/2010/wordprocessingShape" mc:Ignorable="w14 w15 w16se wp14">
+<w:numbering xmlns:wpc="http://schemas.microsoft.com/office/word/2010/wordprocessingCanvas" xmlns:cx="http://schemas.microsoft.com/office/drawing/2014/chartex" xmlns:cx1="http://schemas.microsoft.com/office/drawing/2015/9/8/chartex" xmlns:cx2="http://schemas.microsoft.com/office/drawing/2015/10/21/chartex" xmlns:cx3="http://schemas.microsoft.com/office/drawing/2016/5/9/chartex" xmlns:cx4="http://schemas.microsoft.com/office/drawing/2016/5/10/chartex" xmlns:cx5="http://schemas.microsoft.com/office/drawing/2016/5/11/chartex" xmlns:cx6="http://schemas.microsoft.com/office/drawing/2016/5/12/chartex" xmlns:cx7="http://schemas.microsoft.com/office/drawing/2016/5/13/chartex" xmlns:cx8="http://schemas.microsoft.com/office/drawing/2016/5/14/chartex" xmlns:mc="http://schemas.openxmlformats.org/markup-compatibility/2006" xmlns:aink="http://schemas.microsoft.com/office/drawing/2016/ink" xmlns:am3d="http://schemas.microsoft.com/office/drawing/2017/model3d" xmlns:o="urn:schemas-microsoft-com:office:office" xmlns:oel="http://schemas.microsoft.com/office/2019/extlst" xmlns:r="http://schemas.openxmlformats.org/officeDocument/2006/relationships" xmlns:m="http://schemas.openxmlformats.org/officeDocument/2006/math" xmlns:v="urn:schemas-microsoft-com:vml" xmlns:wp14="http://schemas.microsoft.com/office/word/2010/wordprocessingDrawing" xmlns:wp="http://schemas.openxmlformats.org/drawingml/2006/wordprocessingDrawing" xmlns:w10="urn:schemas-microsoft-com:office:word" xmlns:w="http://schemas.openxmlformats.org/wordprocessingml/2006/main" xmlns:w14="http://schemas.microsoft.com/office/word/2010/wordml" xmlns:w15="http://schemas.microsoft.com/office/word/2012/wordml" xmlns:w16cex="http://schemas.microsoft.com/office/word/2018/wordml/cex" xmlns:w16cid="http://schemas.microsoft.com/office/word/2016/wordml/cid" xmlns:w16="http://schemas.microsoft.com/office/word/2018/wordml" xmlns:w16du="http://schemas.microsoft.com/office/word/2023/wordml/word16du" xmlns:w16sdtdh="http://schemas.microsoft.com/office/word/2020/wordml/sdtdatahash" xmlns:w16se="http://schemas.microsoft.com/office/word/2015/wordml/symex" xmlns:wpg="http://schemas.microsoft.com/office/word/2010/wordprocessingGroup" xmlns:wpi="http://schemas.microsoft.com/office/word/2010/wordprocessingInk" xmlns:wne="http://schemas.microsoft.com/office/word/2006/wordml" xmlns:wps="http://schemas.microsoft.com/office/word/2010/wordprocessingShape" mc:Ignorable="w14 w15 w16se w16cid w16 w16cex w16sdtdh w16du wp14">
   <w:abstractNum w:abstractNumId="0" w15:restartNumberingAfterBreak="0">
     <w:nsid w:val="00027E18"/>
     <w:multiLevelType w:val="hybridMultilevel"/>
@@ -4720,52 +4961,52 @@
       </w:pPr>
     </w:lvl>
   </w:abstractNum>
-  <w:num w:numId="1">
+  <w:num w:numId="1" w16cid:durableId="375619011">
     <w:abstractNumId w:val="16"/>
   </w:num>
-  <w:num w:numId="2">
+  <w:num w:numId="2" w16cid:durableId="1176925092">
     <w:abstractNumId w:val="2"/>
   </w:num>
-  <w:num w:numId="3">
+  <w:num w:numId="3" w16cid:durableId="1082524949">
     <w:abstractNumId w:val="12"/>
   </w:num>
-  <w:num w:numId="4">
+  <w:num w:numId="4" w16cid:durableId="6444220">
     <w:abstractNumId w:val="7"/>
   </w:num>
-  <w:num w:numId="5">
+  <w:num w:numId="5" w16cid:durableId="1305310663">
     <w:abstractNumId w:val="14"/>
   </w:num>
-  <w:num w:numId="6">
+  <w:num w:numId="6" w16cid:durableId="31734674">
     <w:abstractNumId w:val="5"/>
   </w:num>
-  <w:num w:numId="7">
+  <w:num w:numId="7" w16cid:durableId="1537428921">
     <w:abstractNumId w:val="4"/>
   </w:num>
-  <w:num w:numId="8">
+  <w:num w:numId="8" w16cid:durableId="1566338498">
     <w:abstractNumId w:val="1"/>
   </w:num>
-  <w:num w:numId="9">
+  <w:num w:numId="9" w16cid:durableId="2018187469">
     <w:abstractNumId w:val="6"/>
   </w:num>
-  <w:num w:numId="10">
+  <w:num w:numId="10" w16cid:durableId="315763746">
     <w:abstractNumId w:val="11"/>
   </w:num>
-  <w:num w:numId="11">
+  <w:num w:numId="11" w16cid:durableId="1519461412">
     <w:abstractNumId w:val="15"/>
   </w:num>
-  <w:num w:numId="12">
+  <w:num w:numId="12" w16cid:durableId="2107992939">
     <w:abstractNumId w:val="11"/>
     <w:lvlOverride w:ilvl="0">
       <w:startOverride w:val="1"/>
     </w:lvlOverride>
   </w:num>
-  <w:num w:numId="13">
+  <w:num w:numId="13" w16cid:durableId="452553654">
     <w:abstractNumId w:val="13"/>
   </w:num>
-  <w:num w:numId="14">
+  <w:num w:numId="14" w16cid:durableId="463817497">
     <w:abstractNumId w:val="3"/>
   </w:num>
-  <w:num w:numId="15">
+  <w:num w:numId="15" w16cid:durableId="1142505240">
     <w:abstractNumId w:val="8"/>
     <w:lvlOverride w:ilvl="0">
       <w:startOverride w:val="1"/>
@@ -4795,20 +5036,20 @@
       <w:startOverride w:val="1"/>
     </w:lvlOverride>
   </w:num>
-  <w:num w:numId="16">
+  <w:num w:numId="16" w16cid:durableId="196895207">
     <w:abstractNumId w:val="9"/>
   </w:num>
-  <w:num w:numId="17">
+  <w:num w:numId="17" w16cid:durableId="2094281775">
     <w:abstractNumId w:val="10"/>
   </w:num>
-  <w:num w:numId="18">
+  <w:num w:numId="18" w16cid:durableId="520094702">
     <w:abstractNumId w:val="0"/>
   </w:num>
 </w:numbering>
 </file>
 
 <file path=word/styles.xml><?xml version="1.0" encoding="utf-8"?>
-<w:styles xmlns:mc="http://schemas.openxmlformats.org/markup-compatibility/2006" xmlns:r="http://schemas.openxmlformats.org/officeDocument/2006/relationships" xmlns:w="http://schemas.openxmlformats.org/wordprocessingml/2006/main" xmlns:w14="http://schemas.microsoft.com/office/word/2010/wordml" xmlns:w15="http://schemas.microsoft.com/office/word/2012/wordml" xmlns:w16se="http://schemas.microsoft.com/office/word/2015/wordml/symex" mc:Ignorable="w14 w15 w16se">
+<w:styles xmlns:mc="http://schemas.openxmlformats.org/markup-compatibility/2006" xmlns:r="http://schemas.openxmlformats.org/officeDocument/2006/relationships" xmlns:w="http://schemas.openxmlformats.org/wordprocessingml/2006/main" xmlns:w14="http://schemas.microsoft.com/office/word/2010/wordml" xmlns:w15="http://schemas.microsoft.com/office/word/2012/wordml" xmlns:w16cex="http://schemas.microsoft.com/office/word/2018/wordml/cex" xmlns:w16cid="http://schemas.microsoft.com/office/word/2016/wordml/cid" xmlns:w16="http://schemas.microsoft.com/office/word/2018/wordml" xmlns:w16du="http://schemas.microsoft.com/office/word/2023/wordml/word16du" xmlns:w16sdtdh="http://schemas.microsoft.com/office/word/2020/wordml/sdtdatahash" xmlns:w16se="http://schemas.microsoft.com/office/word/2015/wordml/symex" mc:Ignorable="w14 w15 w16se w16cid w16 w16cex w16sdtdh w16du">
   <w:docDefaults>
     <w:rPrDefault>
       <w:rPr>
@@ -4824,7 +5065,7 @@
       </w:pPr>
     </w:pPrDefault>
   </w:docDefaults>
-  <w:latentStyles w:defLockedState="0" w:defUIPriority="99" w:defSemiHidden="0" w:defUnhideWhenUsed="0" w:defQFormat="0" w:count="371">
+  <w:latentStyles w:defLockedState="0" w:defUIPriority="99" w:defSemiHidden="0" w:defUnhideWhenUsed="0" w:defQFormat="0" w:count="376">
     <w:lsdException w:name="Normal" w:uiPriority="0" w:qFormat="1"/>
     <w:lsdException w:name="heading 1" w:uiPriority="9" w:qFormat="1"/>
     <w:lsdException w:name="heading 2" w:semiHidden="1" w:uiPriority="9" w:unhideWhenUsed="1" w:qFormat="1"/>
@@ -5196,6 +5437,11 @@
     <w:lsdException w:name="List Table 5 Dark Accent 6" w:uiPriority="50"/>
     <w:lsdException w:name="List Table 6 Colorful Accent 6" w:uiPriority="51"/>
     <w:lsdException w:name="List Table 7 Colorful Accent 6" w:uiPriority="52"/>
+    <w:lsdException w:name="Mention" w:semiHidden="1" w:unhideWhenUsed="1"/>
+    <w:lsdException w:name="Smart Hyperlink" w:semiHidden="1" w:unhideWhenUsed="1"/>
+    <w:lsdException w:name="Hashtag" w:semiHidden="1" w:unhideWhenUsed="1"/>
+    <w:lsdException w:name="Unresolved Mention" w:semiHidden="1" w:unhideWhenUsed="1"/>
+    <w:lsdException w:name="Smart Link" w:semiHidden="1" w:unhideWhenUsed="1"/>
   </w:latentStyles>
   <w:style w:type="paragraph" w:default="1" w:styleId="Normal">
     <w:name w:val="Normal"/>
@@ -5274,7 +5520,6 @@
   <w:style w:type="character" w:default="1" w:styleId="Policepardfaut">
     <w:name w:val="Default Paragraph Font"/>
     <w:uiPriority w:val="1"/>
-    <w:semiHidden/>
     <w:unhideWhenUsed/>
   </w:style>
   <w:style w:type="table" w:default="1" w:styleId="TableauNormal">

--- a/analyse/cahier_de_charge.docx
+++ b/analyse/cahier_de_charge.docx
@@ -2415,6 +2415,64 @@
           <w:bCs/>
         </w:rPr>
       </w:pPr>
+      <w:r>
+        <w:rPr>
+          <w:bCs/>
+        </w:rPr>
+        <w:t>Jeux de vocabulaire : pour travailler l’apprentissage des mots et des expressions.</w:t>
+      </w:r>
+    </w:p>
+    <w:p>
+      <w:pPr>
+        <w:pStyle w:val="Paragraphedeliste"/>
+        <w:numPr>
+          <w:ilvl w:val="0"/>
+          <w:numId w:val="4"/>
+        </w:numPr>
+        <w:spacing w:line="276" w:lineRule="auto"/>
+        <w:jc w:val="both"/>
+        <w:rPr>
+          <w:bCs/>
+        </w:rPr>
+      </w:pPr>
+      <w:r>
+        <w:rPr>
+          <w:bCs/>
+        </w:rPr>
+        <w:t>Jeux de mémoire : pour travailler la mémoire visuelle et auditive.</w:t>
+      </w:r>
+    </w:p>
+    <w:p>
+      <w:pPr>
+        <w:pStyle w:val="Paragraphedeliste"/>
+        <w:numPr>
+          <w:ilvl w:val="0"/>
+          <w:numId w:val="4"/>
+        </w:numPr>
+        <w:spacing w:line="276" w:lineRule="auto"/>
+        <w:jc w:val="both"/>
+        <w:rPr>
+          <w:bCs/>
+        </w:rPr>
+      </w:pPr>
+      <w:r>
+        <w:rPr>
+          <w:bCs/>
+        </w:rPr>
+        <w:t>Jeux de dictée : pour travailler l’apprentissage des orthographes</w:t>
+      </w:r>
+      <w:r>
+        <w:rPr>
+          <w:bCs/>
+        </w:rPr>
+        <w:t xml:space="preserve"> des mots et des expressions</w:t>
+      </w:r>
+      <w:r>
+        <w:rPr>
+          <w:bCs/>
+        </w:rPr>
+        <w:t>.</w:t>
+      </w:r>
     </w:p>
     <w:p>
       <w:pPr>
@@ -2430,93 +2488,180 @@
           <w:b/>
           <w:u w:val="single"/>
         </w:rPr>
-        <w:t xml:space="preserve">La page Exercices </w:t>
-      </w:r>
+        <w:t>La page Exercices Personnalisés :</w:t>
+      </w:r>
+    </w:p>
+    <w:p>
+      <w:pPr>
+        <w:spacing w:line="276" w:lineRule="auto"/>
+        <w:jc w:val="both"/>
+        <w:rPr>
+          <w:bCs/>
+        </w:rPr>
+      </w:pPr>
+      <w:r>
+        <w:rPr>
+          <w:bCs/>
+        </w:rPr>
+        <w:t>L’orthophoniste pourra personnaliser les jeux selon les besoins spécifiques de chaque patient. Par exemple, il pourra sélectionner un jeu de vocabulaire dans la liste des jeux proposés sur la page des exercices personnalisés. Une nouvelle page s'affichera, permettant de modifier ou d'ajouter des mots ou des expressions. Une fois les modifications effectuées, l'orthophoniste pourra sélectionner un ou plusieurs patients à qui envoyer le jeu, qui sera ensuite affiché dans leur espace personnel.</w:t>
+      </w:r>
+    </w:p>
+    <w:p>
+      <w:pPr>
+        <w:pStyle w:val="Titre2"/>
+        <w:numPr>
+          <w:ilvl w:val="0"/>
+          <w:numId w:val="12"/>
+        </w:numPr>
+      </w:pPr>
+      <w:r>
+        <w:t>Description de l’application</w:t>
+      </w:r>
+    </w:p>
+    <w:p>
+      <w:pPr>
+        <w:spacing w:line="276" w:lineRule="auto"/>
+        <w:jc w:val="both"/>
+      </w:pPr>
+    </w:p>
+    <w:p>
+      <w:pPr>
+        <w:pStyle w:val="Titre3"/>
+        <w:spacing w:line="276" w:lineRule="auto"/>
+        <w:jc w:val="both"/>
+        <w:rPr>
+          <w:smallCaps/>
+        </w:rPr>
+      </w:pPr>
+      <w:r>
+        <w:rPr>
+          <w:smallCaps/>
+        </w:rPr>
+        <w:t>Description des pages</w:t>
+      </w:r>
+    </w:p>
+    <w:p>
+      <w:pPr>
+        <w:spacing w:line="276" w:lineRule="auto"/>
+        <w:jc w:val="both"/>
+      </w:pPr>
+      <w:r>
+        <w:t xml:space="preserve">La plateforme </w:t>
+      </w:r>
+      <w:proofErr w:type="spellStart"/>
       <w:r>
         <w:rPr>
           <w:b/>
-          <w:u w:val="single"/>
-        </w:rPr>
-        <w:t>Personnalisés</w:t>
-      </w:r>
+          <w:bCs/>
+        </w:rPr>
+        <w:t>Ortholib</w:t>
+      </w:r>
+      <w:proofErr w:type="spellEnd"/>
+      <w:r>
+        <w:t xml:space="preserve"> sera finalement composée de plusieurs pages :</w:t>
+      </w:r>
+    </w:p>
+    <w:p>
+      <w:pPr>
+        <w:pStyle w:val="Paragraphedeliste"/>
+        <w:numPr>
+          <w:ilvl w:val="0"/>
+          <w:numId w:val="13"/>
+        </w:numPr>
+        <w:spacing w:line="276" w:lineRule="auto"/>
+        <w:jc w:val="both"/>
+      </w:pPr>
       <w:r>
         <w:rPr>
           <w:b/>
-          <w:u w:val="single"/>
-        </w:rPr>
-        <w:t> :</w:t>
-      </w:r>
-    </w:p>
-    <w:p>
-      <w:pPr>
-        <w:spacing w:line="276" w:lineRule="auto"/>
-        <w:jc w:val="both"/>
-        <w:rPr>
-          <w:bCs/>
-        </w:rPr>
-      </w:pPr>
-    </w:p>
-    <w:p>
-      <w:pPr>
-        <w:pStyle w:val="Titre2"/>
-        <w:numPr>
-          <w:ilvl w:val="0"/>
-          <w:numId w:val="12"/>
-        </w:numPr>
-      </w:pPr>
-      <w:r>
-        <w:t>Description de l’application</w:t>
-      </w:r>
-    </w:p>
-    <w:p>
-      <w:pPr>
-        <w:spacing w:line="276" w:lineRule="auto"/>
-        <w:jc w:val="both"/>
-      </w:pPr>
-    </w:p>
-    <w:p>
-      <w:pPr>
-        <w:pStyle w:val="Titre3"/>
-        <w:spacing w:line="276" w:lineRule="auto"/>
-        <w:jc w:val="both"/>
-        <w:rPr>
-          <w:smallCaps/>
-        </w:rPr>
-      </w:pPr>
-      <w:r>
-        <w:rPr>
-          <w:smallCaps/>
-        </w:rPr>
-        <w:t>Description des pages</w:t>
-      </w:r>
-    </w:p>
-    <w:p>
-      <w:pPr>
-        <w:spacing w:line="276" w:lineRule="auto"/>
-        <w:jc w:val="both"/>
-      </w:pPr>
-      <w:r>
-        <w:t xml:space="preserve">La plateforme </w:t>
+          <w:bCs/>
+        </w:rPr>
+        <w:t xml:space="preserve">Une page d’accueil : </w:t>
+      </w:r>
+      <w:r>
+        <w:t>Dans la partie principale,</w:t>
+      </w:r>
+      <w:r>
+        <w:t xml:space="preserve"> nous présenterons avec un texte qui expliquera la définition d’une séance orthophonique. Au-dessous de la partie principale se présenteront 3</w:t>
+      </w:r>
+      <w:r>
+        <w:t xml:space="preserve"> icônes alignées sur une ligne en haut de page : une nous dirigera vers des nouveautés de l’application, la deuxième portera sur les règlements de l’application, et la dernière icône nous redirigera vers la liste des profils des orthophonistes. Il y aura également une vidéo qui présentera l’application </w:t>
       </w:r>
       <w:proofErr w:type="spellStart"/>
       <w:r>
+        <w:t>Ortholib</w:t>
+      </w:r>
+      <w:proofErr w:type="spellEnd"/>
+      <w:r>
+        <w:t>. Au-dessous d’une vidéo, un texte accompagnera la vidéo pour expli</w:t>
+      </w:r>
+      <w:r>
+        <w:t xml:space="preserve">quer de manière écrite pour les personnes malentendantes. Dans la partie </w:t>
+      </w:r>
+      <w:proofErr w:type="spellStart"/>
+      <w:r>
+        <w:t>Footer</w:t>
+      </w:r>
+      <w:proofErr w:type="spellEnd"/>
+      <w:r>
+        <w:t xml:space="preserve">, </w:t>
+      </w:r>
+      <w:r>
+        <w:lastRenderedPageBreak/>
+        <w:t xml:space="preserve">nous disposerons de 3 colonnes composées du menu, des informations de contact et des nouveautés.  </w:t>
+      </w:r>
+    </w:p>
+    <w:p>
+      <w:pPr>
+        <w:pStyle w:val="Paragraphedeliste"/>
+        <w:numPr>
+          <w:ilvl w:val="0"/>
+          <w:numId w:val="13"/>
+        </w:numPr>
+        <w:spacing w:line="276" w:lineRule="auto"/>
+        <w:jc w:val="both"/>
+      </w:pPr>
+      <w:r>
         <w:rPr>
           <w:b/>
           <w:bCs/>
         </w:rPr>
+        <w:t xml:space="preserve">Une page de </w:t>
+      </w:r>
+      <w:r>
+        <w:rPr>
+          <w:b/>
+          <w:bCs/>
+        </w:rPr>
+        <w:t xml:space="preserve">Présentation </w:t>
+      </w:r>
+      <w:r>
+        <w:t xml:space="preserve">qui aura </w:t>
+      </w:r>
+      <w:r>
+        <w:t>3</w:t>
+      </w:r>
+      <w:r>
+        <w:t xml:space="preserve"> parties : </w:t>
+      </w:r>
+      <w:r>
+        <w:t>des nouveautés d’</w:t>
+      </w:r>
+      <w:proofErr w:type="spellStart"/>
+      <w:r>
         <w:t>Ortholib</w:t>
       </w:r>
       <w:proofErr w:type="spellEnd"/>
       <w:r>
-        <w:t xml:space="preserve"> sera finalement composée de plusieurs pages :</w:t>
-      </w:r>
-    </w:p>
-    <w:p>
-      <w:pPr>
-        <w:pStyle w:val="Paragraphedeliste"/>
-        <w:numPr>
-          <w:ilvl w:val="0"/>
-          <w:numId w:val="13"/>
+        <w:t xml:space="preserve"> et des règlements de l’application.</w:t>
+      </w:r>
+    </w:p>
+    <w:p>
+      <w:pPr>
+        <w:pStyle w:val="Paragraphedeliste"/>
+        <w:numPr>
+          <w:ilvl w:val="0"/>
+          <w:numId w:val="14"/>
         </w:numPr>
         <w:spacing w:line="276" w:lineRule="auto"/>
         <w:jc w:val="both"/>
@@ -2526,105 +2671,10 @@
           <w:b/>
           <w:bCs/>
         </w:rPr>
-        <w:t xml:space="preserve">Une page d’accueil : </w:t>
-      </w:r>
-      <w:r>
-        <w:t>Dans la partie principale,</w:t>
-      </w:r>
-      <w:r>
-        <w:t xml:space="preserve"> nous présenterons avec un texte qui expliquera la définition d’une séance orthophonique. Au-dessous de la partie principale se présenteront 3</w:t>
-      </w:r>
-      <w:r>
-        <w:t xml:space="preserve"> icônes alignées sur une ligne en haut de page : une nous dirigera vers des nouveautés de l’application, la deuxième portera sur les règlements de l’application, et la dernière icône nous redirigera vers la liste des profils des orthophonistes. Il y aura également une vidéo qui présentera l’application </w:t>
-      </w:r>
-      <w:proofErr w:type="spellStart"/>
-      <w:r>
-        <w:t>Ortholib</w:t>
-      </w:r>
-      <w:proofErr w:type="spellEnd"/>
-      <w:r>
-        <w:t>. Au-dessous d’une vidéo, un texte accompagnera la vidéo pour expli</w:t>
-      </w:r>
-      <w:r>
-        <w:t xml:space="preserve">quer de manière écrite pour les personnes malentendantes. Dans la partie </w:t>
-      </w:r>
-      <w:proofErr w:type="spellStart"/>
-      <w:r>
-        <w:t>Footer</w:t>
-      </w:r>
-      <w:proofErr w:type="spellEnd"/>
-      <w:r>
-        <w:t xml:space="preserve">, nous disposerons de 3 colonnes composées du menu, des informations de contact et des nouveautés.  </w:t>
-      </w:r>
-    </w:p>
-    <w:p>
-      <w:pPr>
-        <w:pStyle w:val="Paragraphedeliste"/>
-        <w:numPr>
-          <w:ilvl w:val="0"/>
-          <w:numId w:val="13"/>
-        </w:numPr>
-        <w:spacing w:line="276" w:lineRule="auto"/>
-        <w:jc w:val="both"/>
-      </w:pPr>
-      <w:r>
-        <w:rPr>
-          <w:b/>
-          <w:bCs/>
-        </w:rPr>
-        <w:t xml:space="preserve">Une page de </w:t>
-      </w:r>
-      <w:r>
-        <w:rPr>
-          <w:b/>
-          <w:bCs/>
-        </w:rPr>
-        <w:t xml:space="preserve">Présentation </w:t>
-      </w:r>
-      <w:r>
-        <w:t xml:space="preserve">qui aura </w:t>
-      </w:r>
-      <w:r>
-        <w:t>3</w:t>
-      </w:r>
-      <w:r>
-        <w:t xml:space="preserve"> parties : </w:t>
-      </w:r>
-      <w:r>
-        <w:t>des nouveautés d’</w:t>
-      </w:r>
-      <w:proofErr w:type="spellStart"/>
-      <w:r>
-        <w:t>Ortholib</w:t>
-      </w:r>
-      <w:proofErr w:type="spellEnd"/>
-      <w:r>
-        <w:t xml:space="preserve"> et des règlements de l’application.</w:t>
-      </w:r>
-    </w:p>
-    <w:p>
-      <w:pPr>
-        <w:pStyle w:val="Paragraphedeliste"/>
-        <w:numPr>
-          <w:ilvl w:val="0"/>
-          <w:numId w:val="14"/>
-        </w:numPr>
-        <w:spacing w:line="276" w:lineRule="auto"/>
-        <w:jc w:val="both"/>
-      </w:pPr>
-      <w:r>
-        <w:rPr>
-          <w:b/>
-          <w:bCs/>
-        </w:rPr>
         <w:t xml:space="preserve">Page Nouveautés de l’application : </w:t>
       </w:r>
       <w:r>
-        <w:t xml:space="preserve">Comme l’application ne cessera d’évoluer et d’être corrigée pour devenir meilleure, nous tiendrons les utilisateurs informés de tous les changements et nouveaux avantages sur cette page. Si nous décidons un jour d’améliorer </w:t>
-      </w:r>
-      <w:r>
-        <w:lastRenderedPageBreak/>
-        <w:t xml:space="preserve">l’application en ajoutant des jeux, nous publierons cette nouvelle à travers cette page. La description de cette nouveauté pourra se faire sous plusieurs formes : par format écrit (sous la forme d’un article) ou bien par format interactif sous la forme d’une vidéo par exemple. </w:t>
+        <w:t xml:space="preserve">Comme l’application ne cessera d’évoluer et d’être corrigée pour devenir meilleure, nous tiendrons les utilisateurs informés de tous les changements et nouveaux avantages sur cette page. Si nous décidons un jour d’améliorer l’application en ajoutant des jeux, nous publierons cette nouvelle à travers cette page. La description de cette nouveauté pourra se faire sous plusieurs formes : par format écrit (sous la forme d’un article) ou bien par format interactif sous la forme d’une vidéo par exemple. </w:t>
       </w:r>
     </w:p>
     <w:p>
@@ -2939,6 +2989,7 @@
         <w:rPr>
           <w:bCs/>
         </w:rPr>
+        <w:lastRenderedPageBreak/>
         <w:t>Dans ce niveau, l'utilisateur doit obtenir 90 % de bonnes réponses. S'il y parvient, il n'aura plus besoin de séances orthophoniques. Il pourra accéder à une partie dédiée aux jeux. Cependant, il aura encore 10 questions pour évaluer son niveau et identifier les éventuelles difficultés rencontrées. En cas d'échec total, l'utilisateur sera rétrogradé au niveau 2.</w:t>
       </w:r>
     </w:p>
@@ -2980,7 +3031,6 @@
           <w:b/>
           <w:bCs/>
         </w:rPr>
-        <w:lastRenderedPageBreak/>
         <w:t xml:space="preserve">Une page des </w:t>
       </w:r>
       <w:r>
@@ -3122,108 +3172,6 @@
           <w:u w:val="single"/>
         </w:rPr>
       </w:pPr>
-      <w:r>
-        <w:rPr>
-          <w:highlight w:val="yellow"/>
-        </w:rPr>
-        <w:t xml:space="preserve">Entre orthophoniste et patient : orthophoniste pourra donner des exercices en </w:t>
-      </w:r>
-      <w:proofErr w:type="spellStart"/>
-      <w:r>
-        <w:rPr>
-          <w:highlight w:val="yellow"/>
-        </w:rPr>
-        <w:t>powerpoint</w:t>
-      </w:r>
-      <w:proofErr w:type="spellEnd"/>
-      <w:r>
-        <w:rPr>
-          <w:highlight w:val="yellow"/>
-        </w:rPr>
-        <w:t xml:space="preserve"> ou </w:t>
-      </w:r>
-      <w:proofErr w:type="spellStart"/>
-      <w:r>
-        <w:rPr>
-          <w:highlight w:val="yellow"/>
-        </w:rPr>
-        <w:t>word</w:t>
-      </w:r>
-      <w:proofErr w:type="spellEnd"/>
-      <w:r>
-        <w:rPr>
-          <w:highlight w:val="yellow"/>
-        </w:rPr>
-        <w:t xml:space="preserve"> ou des photos. Il pourra envoyer en tant que fichier. </w:t>
-      </w:r>
-    </w:p>
-    <w:p>
-      <w:pPr>
-        <w:pStyle w:val="Paragraphedeliste"/>
-        <w:numPr>
-          <w:ilvl w:val="0"/>
-          <w:numId w:val="4"/>
-        </w:numPr>
-        <w:spacing w:after="0" w:line="240" w:lineRule="auto"/>
-        <w:jc w:val="both"/>
-        <w:rPr>
-          <w:highlight w:val="yellow"/>
-          <w:u w:val="single"/>
-        </w:rPr>
-      </w:pPr>
-      <w:r>
-        <w:rPr>
-          <w:highlight w:val="yellow"/>
-        </w:rPr>
-        <w:t xml:space="preserve">Sur la partie </w:t>
-      </w:r>
-      <w:r>
-        <w:rPr>
-          <w:highlight w:val="yellow"/>
-        </w:rPr>
-        <w:t>jeux</w:t>
-      </w:r>
-      <w:r>
-        <w:rPr>
-          <w:highlight w:val="yellow"/>
-        </w:rPr>
-        <w:t xml:space="preserve">, il y aura plusieurs parties par exemple, vocabulaire, syntaxe, grammaire, mémoire </w:t>
-      </w:r>
-      <w:proofErr w:type="spellStart"/>
-      <w:r>
-        <w:rPr>
-          <w:highlight w:val="yellow"/>
-        </w:rPr>
-        <w:t>etc</w:t>
-      </w:r>
-      <w:proofErr w:type="spellEnd"/>
-      <w:r>
-        <w:rPr>
-          <w:highlight w:val="yellow"/>
-        </w:rPr>
-        <w:t xml:space="preserve"> …</w:t>
-      </w:r>
-    </w:p>
-    <w:p>
-      <w:pPr>
-        <w:pStyle w:val="Paragraphedeliste"/>
-        <w:numPr>
-          <w:ilvl w:val="0"/>
-          <w:numId w:val="4"/>
-        </w:numPr>
-        <w:spacing w:after="0" w:line="240" w:lineRule="auto"/>
-        <w:jc w:val="both"/>
-        <w:rPr>
-          <w:highlight w:val="yellow"/>
-          <w:u w:val="single"/>
-        </w:rPr>
-      </w:pPr>
-      <w:r>
-        <w:rPr>
-          <w:highlight w:val="yellow"/>
-        </w:rPr>
-        <w:t xml:space="preserve">Gestion auteur pour créer des jeux ou des exercices standards cela est pour la plupart des orthophonistes. </w:t>
-      </w:r>
     </w:p>
     <w:sectPr>
       <w:pgSz w:w="11906" w:h="16838"/>

--- a/analyse/cahier_de_charge.docx
+++ b/analyse/cahier_de_charge.docx
@@ -2503,7 +2503,103 @@
         <w:rPr>
           <w:bCs/>
         </w:rPr>
-        <w:t>L’orthophoniste pourra personnaliser les jeux selon les besoins spécifiques de chaque patient. Par exemple, il pourra sélectionner un jeu de vocabulaire dans la liste des jeux proposés sur la page des exercices personnalisés. Une nouvelle page s'affichera, permettant de modifier ou d'ajouter des mots ou des expressions. Une fois les modifications effectuées, l'orthophoniste pourra sélectionner un ou plusieurs patients à qui envoyer le jeu, qui sera ensuite affiché dans leur espace personnel.</w:t>
+        <w:t xml:space="preserve">L’orthophoniste pourra personnaliser les jeux selon les besoins spécifiques de chaque patient. </w:t>
+      </w:r>
+      <w:r>
+        <w:rPr>
+          <w:bCs/>
+        </w:rPr>
+        <w:t>Dans l</w:t>
+      </w:r>
+      <w:r>
+        <w:rPr>
+          <w:bCs/>
+        </w:rPr>
+        <w:t>e</w:t>
+      </w:r>
+      <w:r>
+        <w:rPr>
+          <w:bCs/>
+        </w:rPr>
+        <w:t>s jeux de vocabulaire</w:t>
+      </w:r>
+      <w:r>
+        <w:rPr>
+          <w:bCs/>
+        </w:rPr>
+        <w:t xml:space="preserve"> ou de mémoire</w:t>
+      </w:r>
+      <w:r>
+        <w:rPr>
+          <w:bCs/>
+        </w:rPr>
+        <w:t>, il pourra sélectionner un jeu de vocabulaire dans la liste des jeux proposés sur la page des exercices personnalisés. Une nouvelle page s'affichera, permettant de modifier ou d'ajouter des mots ou des expressions. Une fois les modifications effectuées, l'orthophoniste pourra sélectionner un ou plusieurs patients à qui envoyer le jeu, qui sera ensuite affiché dans leur espace personnel.</w:t>
+      </w:r>
+    </w:p>
+    <w:p>
+      <w:pPr>
+        <w:spacing w:line="276" w:lineRule="auto"/>
+        <w:jc w:val="both"/>
+        <w:rPr>
+          <w:bCs/>
+        </w:rPr>
+      </w:pPr>
+      <w:r>
+        <w:rPr>
+          <w:bCs/>
+        </w:rPr>
+        <w:t xml:space="preserve">Dans les jeux de dictée, il pourra sélectionner un jeu de dictée dans la liste des jeux proposés sur </w:t>
+      </w:r>
+      <w:r>
+        <w:rPr>
+          <w:bCs/>
+        </w:rPr>
+        <w:t>ce</w:t>
+      </w:r>
+      <w:r>
+        <w:rPr>
+          <w:bCs/>
+        </w:rPr>
+        <w:t xml:space="preserve"> page. Une nouvelle page </w:t>
+      </w:r>
+      <w:r>
+        <w:rPr>
+          <w:bCs/>
+        </w:rPr>
+        <w:t xml:space="preserve">s’affichera, permettant de modifier ou d’ajouter en sélectionnant des mots ou des expressions proposées sur la liste des mots et des expressions. </w:t>
+      </w:r>
+      <w:r>
+        <w:rPr>
+          <w:bCs/>
+        </w:rPr>
+        <w:t xml:space="preserve">Sur chaque </w:t>
+      </w:r>
+      <w:proofErr w:type="gramStart"/>
+      <w:r>
+        <w:rPr>
+          <w:bCs/>
+        </w:rPr>
+        <w:t>mots</w:t>
+      </w:r>
+      <w:proofErr w:type="gramEnd"/>
+      <w:r>
+        <w:rPr>
+          <w:bCs/>
+        </w:rPr>
+        <w:t xml:space="preserve"> ou des expressions dans cette liste, il aura un audio</w:t>
+      </w:r>
+      <w:r>
+        <w:rPr>
+          <w:bCs/>
+          <w:highlight w:val="yellow"/>
+        </w:rPr>
+        <w:t>.</w:t>
+      </w:r>
+      <w:r>
+        <w:rPr>
+          <w:bCs/>
+        </w:rPr>
+        <w:t xml:space="preserve"> </w:t>
       </w:r>
     </w:p>
     <w:p>
@@ -2585,7 +2681,11 @@
         <w:t xml:space="preserve"> nous présenterons avec un texte qui expliquera la définition d’une séance orthophonique. Au-dessous de la partie principale se présenteront 3</w:t>
       </w:r>
       <w:r>
-        <w:t xml:space="preserve"> icônes alignées sur une ligne en haut de page : une nous dirigera vers des nouveautés de l’application, la deuxième portera sur les règlements de l’application, et la dernière icône nous redirigera vers la liste des profils des orthophonistes. Il y aura également une vidéo qui présentera l’application </w:t>
+        <w:t xml:space="preserve"> icônes alignées sur une ligne en haut de page : une nous dirigera vers des nouveautés de </w:t>
+      </w:r>
+      <w:r>
+        <w:lastRenderedPageBreak/>
+        <w:t xml:space="preserve">l’application, la deuxième portera sur les règlements de l’application, et la dernière icône nous redirigera vers la liste des profils des orthophonistes. Il y aura également une vidéo qui présentera l’application </w:t>
       </w:r>
       <w:proofErr w:type="spellStart"/>
       <w:r>
@@ -2604,11 +2704,7 @@
       </w:r>
       <w:proofErr w:type="spellEnd"/>
       <w:r>
-        <w:t xml:space="preserve">, </w:t>
-      </w:r>
-      <w:r>
-        <w:lastRenderedPageBreak/>
-        <w:t xml:space="preserve">nous disposerons de 3 colonnes composées du menu, des informations de contact et des nouveautés.  </w:t>
+        <w:t xml:space="preserve">, nous disposerons de 3 colonnes composées du menu, des informations de contact et des nouveautés.  </w:t>
       </w:r>
     </w:p>
     <w:p>
@@ -2955,7 +3051,14 @@
         <w:rPr>
           <w:bCs/>
         </w:rPr>
-        <w:t>À partir de ce niveau, l'utilisateur devra obtenir au moins 80 % de bonnes réponses pour passer au niveau supérieur. Si ce score n'est pas atteint, un test supplémentaire de 10 questions sera proposé pour évaluer les compétences de l'utilisateur et lui fournir des conseils sur les chapitres à réviser ou les difficultés à surmonter. S'il réussit toutes les questions, il pourra passer au niveau 3. En cas d'échec total (0 bonne réponse), l'utilisateur sera rétrogradé au niveau 1.</w:t>
+        <w:t xml:space="preserve">À partir de ce niveau, l'utilisateur devra obtenir au moins 80 % de bonnes réponses pour passer au niveau supérieur. Si ce score n'est pas atteint, un test supplémentaire de 10 questions sera proposé pour évaluer les compétences de l'utilisateur et lui fournir des conseils sur les chapitres à réviser ou les difficultés à surmonter. S'il réussit toutes les questions, il pourra </w:t>
+      </w:r>
+      <w:r>
+        <w:rPr>
+          <w:bCs/>
+        </w:rPr>
+        <w:lastRenderedPageBreak/>
+        <w:t>passer au niveau 3. En cas d'échec total (0 bonne réponse), l'utilisateur sera rétrogradé au niveau 1.</w:t>
       </w:r>
     </w:p>
     <w:p>
@@ -2989,7 +3092,6 @@
         <w:rPr>
           <w:bCs/>
         </w:rPr>
-        <w:lastRenderedPageBreak/>
         <w:t>Dans ce niveau, l'utilisateur doit obtenir 90 % de bonnes réponses. S'il y parvient, il n'aura plus besoin de séances orthophoniques. Il pourra accéder à une partie dédiée aux jeux. Cependant, il aura encore 10 questions pour évaluer son niveau et identifier les éventuelles difficultés rencontrées. En cas d'échec total, l'utilisateur sera rétrogradé au niveau 2.</w:t>
       </w:r>
     </w:p>
@@ -3079,6 +3181,173 @@
       </w:r>
       <w:r>
         <w:t xml:space="preserve"> </w:t>
+      </w:r>
+    </w:p>
+    <w:p>
+      <w:pPr>
+        <w:pStyle w:val="Paragraphedeliste"/>
+      </w:pPr>
+    </w:p>
+    <w:p>
+      <w:pPr>
+        <w:pStyle w:val="Paragraphedeliste"/>
+        <w:numPr>
+          <w:ilvl w:val="0"/>
+          <w:numId w:val="13"/>
+        </w:numPr>
+        <w:spacing w:line="276" w:lineRule="auto"/>
+        <w:jc w:val="both"/>
+        <w:rPr>
+          <w:bCs/>
+        </w:rPr>
+      </w:pPr>
+      <w:r>
+        <w:rPr>
+          <w:b/>
+          <w:bCs/>
+        </w:rPr>
+        <w:t xml:space="preserve">Une page de Jeux : </w:t>
+      </w:r>
+      <w:r>
+        <w:rPr>
+          <w:bCs/>
+        </w:rPr>
+        <w:t>Les</w:t>
+      </w:r>
+      <w:r>
+        <w:rPr>
+          <w:bCs/>
+        </w:rPr>
+        <w:t xml:space="preserve"> trois types de</w:t>
+      </w:r>
+      <w:r>
+        <w:rPr>
+          <w:bCs/>
+        </w:rPr>
+        <w:t xml:space="preserve"> jeux proposés par l’administrateur sont :</w:t>
+      </w:r>
+    </w:p>
+    <w:p>
+      <w:pPr>
+        <w:pStyle w:val="Paragraphedeliste"/>
+        <w:numPr>
+          <w:ilvl w:val="1"/>
+          <w:numId w:val="4"/>
+        </w:numPr>
+        <w:spacing w:line="276" w:lineRule="auto"/>
+        <w:jc w:val="both"/>
+        <w:rPr>
+          <w:bCs/>
+        </w:rPr>
+      </w:pPr>
+      <w:r>
+        <w:rPr>
+          <w:bCs/>
+        </w:rPr>
+        <w:t>Jeux de vocabulaire : pour travailler l’apprentissage des mots et des expressions.</w:t>
+      </w:r>
+      <w:r>
+        <w:rPr>
+          <w:bCs/>
+        </w:rPr>
+        <w:t xml:space="preserve"> </w:t>
+      </w:r>
+    </w:p>
+    <w:p>
+      <w:pPr>
+        <w:pStyle w:val="Paragraphedeliste"/>
+        <w:numPr>
+          <w:ilvl w:val="1"/>
+          <w:numId w:val="4"/>
+        </w:numPr>
+        <w:spacing w:line="276" w:lineRule="auto"/>
+        <w:jc w:val="both"/>
+        <w:rPr>
+          <w:bCs/>
+        </w:rPr>
+      </w:pPr>
+      <w:r>
+        <w:rPr>
+          <w:bCs/>
+        </w:rPr>
+        <w:t>Jeux de mémoire : pour travailler la mémoire visuelle et auditive.</w:t>
+      </w:r>
+    </w:p>
+    <w:p>
+      <w:pPr>
+        <w:pStyle w:val="Paragraphedeliste"/>
+        <w:numPr>
+          <w:ilvl w:val="1"/>
+          <w:numId w:val="4"/>
+        </w:numPr>
+        <w:spacing w:line="276" w:lineRule="auto"/>
+        <w:jc w:val="both"/>
+        <w:rPr>
+          <w:bCs/>
+        </w:rPr>
+      </w:pPr>
+      <w:r>
+        <w:rPr>
+          <w:bCs/>
+        </w:rPr>
+        <w:t>Jeux de dictée : pour travailler l’apprentissage des orthographes des mots et des expressions.</w:t>
+      </w:r>
+    </w:p>
+    <w:p>
+      <w:pPr>
+        <w:pStyle w:val="Paragraphedeliste"/>
+        <w:spacing w:line="276" w:lineRule="auto"/>
+        <w:jc w:val="both"/>
+        <w:rPr>
+          <w:bCs/>
+        </w:rPr>
+      </w:pPr>
+      <w:r>
+        <w:rPr>
+          <w:bCs/>
+        </w:rPr>
+        <w:t xml:space="preserve">Dans les jeux de vocabulaires, il y aura un jeu qui propose dans chaque </w:t>
+      </w:r>
+      <w:r>
+        <w:rPr>
+          <w:bCs/>
+        </w:rPr>
+        <w:t>page</w:t>
+      </w:r>
+      <w:r>
+        <w:rPr>
+          <w:bCs/>
+        </w:rPr>
+        <w:t>, il aura</w:t>
+      </w:r>
+      <w:r>
+        <w:rPr>
+          <w:bCs/>
+        </w:rPr>
+        <w:t xml:space="preserve"> 3 ou 4 définitions et les 3 ou 4 mots correspondants à relier</w:t>
+      </w:r>
+      <w:r>
+        <w:rPr>
+          <w:bCs/>
+        </w:rPr>
+        <w:t>.</w:t>
+      </w:r>
+    </w:p>
+    <w:p>
+      <w:pPr>
+        <w:pStyle w:val="Paragraphedeliste"/>
+        <w:spacing w:line="276" w:lineRule="auto"/>
+        <w:jc w:val="both"/>
+        <w:rPr>
+          <w:bCs/>
+        </w:rPr>
+      </w:pPr>
+      <w:r>
+        <w:rPr>
+          <w:bCs/>
+          <w:highlight w:val="yellow"/>
+        </w:rPr>
+        <w:t>Un autre jeu propose jeu de carte (jumeaux de 2 cartes)</w:t>
       </w:r>
     </w:p>
     <w:p>
@@ -5468,6 +5737,7 @@
   <w:style w:type="character" w:default="1" w:styleId="Policepardfaut">
     <w:name w:val="Default Paragraph Font"/>
     <w:uiPriority w:val="1"/>
+    <w:semiHidden/>
     <w:unhideWhenUsed/>
   </w:style>
   <w:style w:type="table" w:default="1" w:styleId="TableauNormal">

--- a/analyse/cahier_de_charge.docx
+++ b/analyse/cahier_de_charge.docx
@@ -1,6 +1,6 @@
 
 <file path=word/document.xml><?xml version="1.0" encoding="utf-8"?>
-<w:document xmlns:wpc="http://schemas.microsoft.com/office/word/2010/wordprocessingCanvas" xmlns:cx="http://schemas.microsoft.com/office/drawing/2014/chartex" xmlns:cx1="http://schemas.microsoft.com/office/drawing/2015/9/8/chartex" xmlns:cx2="http://schemas.microsoft.com/office/drawing/2015/10/21/chartex" xmlns:cx3="http://schemas.microsoft.com/office/drawing/2016/5/9/chartex" xmlns:cx4="http://schemas.microsoft.com/office/drawing/2016/5/10/chartex" xmlns:cx5="http://schemas.microsoft.com/office/drawing/2016/5/11/chartex" xmlns:cx6="http://schemas.microsoft.com/office/drawing/2016/5/12/chartex" xmlns:cx7="http://schemas.microsoft.com/office/drawing/2016/5/13/chartex" xmlns:cx8="http://schemas.microsoft.com/office/drawing/2016/5/14/chartex" xmlns:mc="http://schemas.openxmlformats.org/markup-compatibility/2006" xmlns:aink="http://schemas.microsoft.com/office/drawing/2016/ink" xmlns:am3d="http://schemas.microsoft.com/office/drawing/2017/model3d" xmlns:o="urn:schemas-microsoft-com:office:office" xmlns:oel="http://schemas.microsoft.com/office/2019/extlst" xmlns:r="http://schemas.openxmlformats.org/officeDocument/2006/relationships" xmlns:m="http://schemas.openxmlformats.org/officeDocument/2006/math" xmlns:v="urn:schemas-microsoft-com:vml" xmlns:wp14="http://schemas.microsoft.com/office/word/2010/wordprocessingDrawing" xmlns:wp="http://schemas.openxmlformats.org/drawingml/2006/wordprocessingDrawing" xmlns:w10="urn:schemas-microsoft-com:office:word" xmlns:w="http://schemas.openxmlformats.org/wordprocessingml/2006/main" xmlns:w14="http://schemas.microsoft.com/office/word/2010/wordml" xmlns:w15="http://schemas.microsoft.com/office/word/2012/wordml" xmlns:w16cex="http://schemas.microsoft.com/office/word/2018/wordml/cex" xmlns:w16cid="http://schemas.microsoft.com/office/word/2016/wordml/cid" xmlns:w16="http://schemas.microsoft.com/office/word/2018/wordml" xmlns:w16du="http://schemas.microsoft.com/office/word/2023/wordml/word16du" xmlns:w16sdtdh="http://schemas.microsoft.com/office/word/2020/wordml/sdtdatahash" xmlns:w16se="http://schemas.microsoft.com/office/word/2015/wordml/symex" xmlns:wpg="http://schemas.microsoft.com/office/word/2010/wordprocessingGroup" xmlns:wpi="http://schemas.microsoft.com/office/word/2010/wordprocessingInk" xmlns:wne="http://schemas.microsoft.com/office/word/2006/wordml" xmlns:wps="http://schemas.microsoft.com/office/word/2010/wordprocessingShape" mc:Ignorable="w14 w15 w16se w16cid w16 w16cex w16sdtdh w16du wp14">
+<w:document xmlns:wpc="http://schemas.microsoft.com/office/word/2010/wordprocessingCanvas" xmlns:cx="http://schemas.microsoft.com/office/drawing/2014/chartex" xmlns:cx1="http://schemas.microsoft.com/office/drawing/2015/9/8/chartex" xmlns:mc="http://schemas.openxmlformats.org/markup-compatibility/2006" xmlns:o="urn:schemas-microsoft-com:office:office" xmlns:r="http://schemas.openxmlformats.org/officeDocument/2006/relationships" xmlns:m="http://schemas.openxmlformats.org/officeDocument/2006/math" xmlns:v="urn:schemas-microsoft-com:vml" xmlns:wp14="http://schemas.microsoft.com/office/word/2010/wordprocessingDrawing" xmlns:wp="http://schemas.openxmlformats.org/drawingml/2006/wordprocessingDrawing" xmlns:w10="urn:schemas-microsoft-com:office:word" xmlns:w="http://schemas.openxmlformats.org/wordprocessingml/2006/main" xmlns:w14="http://schemas.microsoft.com/office/word/2010/wordml" xmlns:w15="http://schemas.microsoft.com/office/word/2012/wordml" xmlns:w16se="http://schemas.microsoft.com/office/word/2015/wordml/symex" xmlns:wpg="http://schemas.microsoft.com/office/word/2010/wordprocessingGroup" xmlns:wpi="http://schemas.microsoft.com/office/word/2010/wordprocessingInk" xmlns:wne="http://schemas.microsoft.com/office/word/2006/wordml" xmlns:wps="http://schemas.microsoft.com/office/word/2010/wordprocessingShape" mc:Ignorable="w14 w15 w16se wp14">
   <w:body>
     <w:p>
       <w:r>
@@ -44,15 +44,7 @@
         <w:t>Activité 1 :</w:t>
       </w:r>
       <w:r>
-        <w:t xml:space="preserve"> Développer la partie </w:t>
-      </w:r>
-      <w:proofErr w:type="spellStart"/>
-      <w:r>
-        <w:t>front-end</w:t>
-      </w:r>
-      <w:proofErr w:type="spellEnd"/>
-      <w:r>
-        <w:t xml:space="preserve"> d’une application web ou web mobile en intégrant les recommandations de sécurité.</w:t>
+        <w:t xml:space="preserve"> Développer la partie front-end d’une application web ou web mobile en intégrant les recommandations de sécurité.</w:t>
       </w:r>
     </w:p>
     <w:p>
@@ -133,15 +125,7 @@
         <w:t>Activité 2 :</w:t>
       </w:r>
       <w:r>
-        <w:t xml:space="preserve"> Développer la partie </w:t>
-      </w:r>
-      <w:proofErr w:type="spellStart"/>
-      <w:r>
-        <w:t>back-end</w:t>
-      </w:r>
-      <w:proofErr w:type="spellEnd"/>
-      <w:r>
-        <w:t xml:space="preserve"> d’une application web ou web mobile en intégrant les recommandations de sécurité. </w:t>
+        <w:t xml:space="preserve"> Développer la partie back-end d’une application web ou web mobile en intégrant les recommandations de sécurité. </w:t>
       </w:r>
     </w:p>
     <w:p>
@@ -178,15 +162,7 @@
         <w:jc w:val="both"/>
       </w:pPr>
       <w:r>
-        <w:t xml:space="preserve">Développer la partie </w:t>
-      </w:r>
-      <w:proofErr w:type="spellStart"/>
-      <w:r>
-        <w:t>back-end</w:t>
-      </w:r>
-      <w:proofErr w:type="spellEnd"/>
-      <w:r>
-        <w:t xml:space="preserve"> d’une application web ou web mobile ;</w:t>
+        <w:t>Développer la partie back-end d’une application web ou web mobile ;</w:t>
       </w:r>
     </w:p>
     <w:p>
@@ -234,15 +210,7 @@
         <w:t>Activité 1 :</w:t>
       </w:r>
       <w:r>
-        <w:t xml:space="preserve"> Développer la partie </w:t>
-      </w:r>
-      <w:proofErr w:type="spellStart"/>
-      <w:r>
-        <w:t>front-end</w:t>
-      </w:r>
-      <w:proofErr w:type="spellEnd"/>
-      <w:r>
-        <w:t xml:space="preserve"> d’une application web ou web mobile en intégrant les recommandations de sécurité.</w:t>
+        <w:t xml:space="preserve"> Développer la partie front-end d’une application web ou web mobile en intégrant les recommandations de sécurité.</w:t>
       </w:r>
     </w:p>
     <w:p>
@@ -315,15 +283,7 @@
         <w:t>Activité 2 :</w:t>
       </w:r>
       <w:r>
-        <w:t xml:space="preserve"> Développer la partie </w:t>
-      </w:r>
-      <w:proofErr w:type="spellStart"/>
-      <w:r>
-        <w:t>back-end</w:t>
-      </w:r>
-      <w:proofErr w:type="spellEnd"/>
-      <w:r>
-        <w:t xml:space="preserve"> d’une application web ou web mobile en intégrant les recommandations de sécurité. </w:t>
+        <w:t xml:space="preserve"> Développer la partie back-end d’une application web ou web mobile en intégrant les recommandations de sécurité. </w:t>
       </w:r>
     </w:p>
     <w:p>
@@ -351,15 +311,7 @@
         <w:jc w:val="both"/>
       </w:pPr>
       <w:r>
-        <w:t xml:space="preserve">Développer la partie </w:t>
-      </w:r>
-      <w:proofErr w:type="spellStart"/>
-      <w:r>
-        <w:t>back-end</w:t>
-      </w:r>
-      <w:proofErr w:type="spellEnd"/>
-      <w:r>
-        <w:t xml:space="preserve"> d’une application web ou web mobile ;</w:t>
+        <w:t>Développer la partie back-end d’une application web ou web mobile ;</w:t>
       </w:r>
     </w:p>
     <w:p>
@@ -404,11 +356,9 @@
       <w:r>
         <w:t>« </w:t>
       </w:r>
-      <w:proofErr w:type="spellStart"/>
       <w:r>
         <w:t>Ortholib</w:t>
       </w:r>
-      <w:proofErr w:type="spellEnd"/>
       <w:r>
         <w:t> »</w:t>
       </w:r>
@@ -1006,15 +956,7 @@
         <w:jc w:val="both"/>
       </w:pPr>
       <w:r>
-        <w:t xml:space="preserve">Se renseigner grâce à la page d’accueil avec une vidéo qui présente l’application </w:t>
-      </w:r>
-      <w:proofErr w:type="spellStart"/>
-      <w:r>
-        <w:t>Ortholib</w:t>
-      </w:r>
-      <w:proofErr w:type="spellEnd"/>
-      <w:r>
-        <w:t>.</w:t>
+        <w:t>Se renseigner grâce à la page d’accueil avec une vidéo qui présente l’application Ortholib.</w:t>
       </w:r>
     </w:p>
     <w:p>
@@ -1827,21 +1769,7 @@
         <w:rPr>
           <w:highlight w:val="yellow"/>
         </w:rPr>
-        <w:t xml:space="preserve">(API Google </w:t>
-      </w:r>
-      <w:proofErr w:type="spellStart"/>
-      <w:r>
-        <w:rPr>
-          <w:highlight w:val="yellow"/>
-        </w:rPr>
-        <w:t>maps</w:t>
-      </w:r>
-      <w:proofErr w:type="spellEnd"/>
-      <w:r>
-        <w:rPr>
-          <w:highlight w:val="yellow"/>
-        </w:rPr>
-        <w:t>)</w:t>
+        <w:t>(API Google maps)</w:t>
       </w:r>
     </w:p>
     <w:p>
@@ -1869,15 +1797,7 @@
         <w:jc w:val="both"/>
       </w:pPr>
       <w:r>
-        <w:t xml:space="preserve">Le patient pourra consulter des résultats et des progrès en graphiques des séances orthophoniques, des exercices donnés par l’orthophoniste et des jeux proposés par l’application </w:t>
-      </w:r>
-      <w:proofErr w:type="spellStart"/>
-      <w:r>
-        <w:t>Ortholib</w:t>
-      </w:r>
-      <w:proofErr w:type="spellEnd"/>
-      <w:r>
-        <w:t>.</w:t>
+        <w:t>Le patient pourra consulter des résultats et des progrès en graphiques des séances orthophoniques, des exercices donnés par l’orthophoniste et des jeux proposés par l’application Ortholib.</w:t>
       </w:r>
       <w:r>
         <w:t xml:space="preserve"> Il pourra changer à tout moment l’orthophoniste dans la page de compte. </w:t>
@@ -2548,58 +2468,7 @@
         <w:rPr>
           <w:bCs/>
         </w:rPr>
-        <w:t xml:space="preserve">Dans les jeux de dictée, il pourra sélectionner un jeu de dictée dans la liste des jeux proposés sur </w:t>
-      </w:r>
-      <w:r>
-        <w:rPr>
-          <w:bCs/>
-        </w:rPr>
-        <w:t>ce</w:t>
-      </w:r>
-      <w:r>
-        <w:rPr>
-          <w:bCs/>
-        </w:rPr>
-        <w:t xml:space="preserve"> page. Une nouvelle page </w:t>
-      </w:r>
-      <w:r>
-        <w:rPr>
-          <w:bCs/>
-        </w:rPr>
-        <w:t xml:space="preserve">s’affichera, permettant de modifier ou d’ajouter en sélectionnant des mots ou des expressions proposées sur la liste des mots et des expressions. </w:t>
-      </w:r>
-      <w:r>
-        <w:rPr>
-          <w:bCs/>
-        </w:rPr>
-        <w:t xml:space="preserve">Sur chaque </w:t>
-      </w:r>
-      <w:proofErr w:type="gramStart"/>
-      <w:r>
-        <w:rPr>
-          <w:bCs/>
-        </w:rPr>
-        <w:t>mots</w:t>
-      </w:r>
-      <w:proofErr w:type="gramEnd"/>
-      <w:r>
-        <w:rPr>
-          <w:bCs/>
-        </w:rPr>
-        <w:t xml:space="preserve"> ou des expressions dans cette liste, il aura un audio</w:t>
-      </w:r>
-      <w:r>
-        <w:rPr>
-          <w:bCs/>
-          <w:highlight w:val="yellow"/>
-        </w:rPr>
-        <w:t>.</w:t>
-      </w:r>
-      <w:r>
-        <w:rPr>
-          <w:bCs/>
-        </w:rPr>
-        <w:t xml:space="preserve"> </w:t>
+        <w:t>Pour les jeux de dictée, il pourra sélectionner un jeu de dictée dans la liste des jeux proposés sur cette même page. Une nouvelle page s'affichera, permettant de modifier ou d’ajouter des mots ou des expressions à partir de la liste des mots et expressions proposés. Chaque mot ou expression de cette liste sera accompagné d’un fichier audio.</w:t>
       </w:r>
     </w:p>
     <w:p>
@@ -2644,7 +2513,6 @@
       <w:r>
         <w:t xml:space="preserve">La plateforme </w:t>
       </w:r>
-      <w:proofErr w:type="spellStart"/>
       <w:r>
         <w:rPr>
           <w:b/>
@@ -2652,7 +2520,6 @@
         </w:rPr>
         <w:t>Ortholib</w:t>
       </w:r>
-      <w:proofErr w:type="spellEnd"/>
       <w:r>
         <w:t xml:space="preserve"> sera finalement composée de plusieurs pages :</w:t>
       </w:r>
@@ -2685,26 +2552,10 @@
       </w:r>
       <w:r>
         <w:lastRenderedPageBreak/>
-        <w:t xml:space="preserve">l’application, la deuxième portera sur les règlements de l’application, et la dernière icône nous redirigera vers la liste des profils des orthophonistes. Il y aura également une vidéo qui présentera l’application </w:t>
-      </w:r>
-      <w:proofErr w:type="spellStart"/>
-      <w:r>
-        <w:t>Ortholib</w:t>
-      </w:r>
-      <w:proofErr w:type="spellEnd"/>
-      <w:r>
-        <w:t>. Au-dessous d’une vidéo, un texte accompagnera la vidéo pour expli</w:t>
-      </w:r>
-      <w:r>
-        <w:t xml:space="preserve">quer de manière écrite pour les personnes malentendantes. Dans la partie </w:t>
-      </w:r>
-      <w:proofErr w:type="spellStart"/>
-      <w:r>
-        <w:t>Footer</w:t>
-      </w:r>
-      <w:proofErr w:type="spellEnd"/>
-      <w:r>
-        <w:t xml:space="preserve">, nous disposerons de 3 colonnes composées du menu, des informations de contact et des nouveautés.  </w:t>
+        <w:t>l’application, la deuxième portera sur les règlements de l’application, et la dernière icône nous redirigera vers la liste des profils des orthophonistes. Il y aura également une vidéo qui présentera l’application Ortholib. Au-dessous d’une vidéo, un texte accompagnera la vidéo pour expli</w:t>
+      </w:r>
+      <w:r>
+        <w:t xml:space="preserve">quer de manière écrite pour les personnes malentendantes. Dans la partie Footer, nous disposerons de 3 colonnes composées du menu, des informations de contact et des nouveautés.  </w:t>
       </w:r>
     </w:p>
     <w:p>
@@ -2741,15 +2592,7 @@
         <w:t xml:space="preserve"> parties : </w:t>
       </w:r>
       <w:r>
-        <w:t>des nouveautés d’</w:t>
-      </w:r>
-      <w:proofErr w:type="spellStart"/>
-      <w:r>
-        <w:t>Ortholib</w:t>
-      </w:r>
-      <w:proofErr w:type="spellEnd"/>
-      <w:r>
-        <w:t xml:space="preserve"> et des règlements de l’application.</w:t>
+        <w:t>des nouveautés d’Ortholib et des règlements de l’application.</w:t>
       </w:r>
     </w:p>
     <w:p>
@@ -3302,145 +3145,92 @@
           <w:bCs/>
         </w:rPr>
       </w:pPr>
-      <w:r>
-        <w:rPr>
-          <w:bCs/>
-        </w:rPr>
-        <w:t xml:space="preserve">Dans les jeux de vocabulaires, il y aura un jeu qui propose dans chaque </w:t>
-      </w:r>
-      <w:r>
-        <w:rPr>
-          <w:bCs/>
-        </w:rPr>
-        <w:t>page</w:t>
-      </w:r>
-      <w:r>
-        <w:rPr>
-          <w:bCs/>
-        </w:rPr>
-        <w:t>, il aura</w:t>
-      </w:r>
-      <w:r>
-        <w:rPr>
-          <w:bCs/>
-        </w:rPr>
-        <w:t xml:space="preserve"> 3 ou 4 définitions et les 3 ou 4 mots correspondants à relier</w:t>
-      </w:r>
-      <w:r>
-        <w:rPr>
-          <w:bCs/>
-        </w:rPr>
-        <w:t>.</w:t>
-      </w:r>
-    </w:p>
-    <w:p>
-      <w:pPr>
-        <w:pStyle w:val="Paragraphedeliste"/>
-        <w:spacing w:line="276" w:lineRule="auto"/>
-        <w:jc w:val="both"/>
-        <w:rPr>
-          <w:bCs/>
-        </w:rPr>
-      </w:pPr>
-      <w:r>
-        <w:rPr>
-          <w:bCs/>
-          <w:highlight w:val="yellow"/>
-        </w:rPr>
-        <w:t>Un autre jeu propose jeu de carte (jumeaux de 2 cartes)</w:t>
-      </w:r>
-    </w:p>
-    <w:p>
-      <w:pPr>
-        <w:spacing w:after="0" w:line="240" w:lineRule="auto"/>
-        <w:jc w:val="both"/>
-      </w:pPr>
-    </w:p>
-    <w:p>
-      <w:pPr>
-        <w:spacing w:after="0" w:line="240" w:lineRule="auto"/>
-        <w:jc w:val="both"/>
-        <w:rPr>
-          <w:u w:val="single"/>
-        </w:rPr>
-      </w:pPr>
-    </w:p>
-    <w:p>
-      <w:pPr>
-        <w:spacing w:after="0" w:line="240" w:lineRule="auto"/>
-        <w:jc w:val="both"/>
-        <w:rPr>
-          <w:u w:val="single"/>
-        </w:rPr>
-      </w:pPr>
-    </w:p>
-    <w:p>
-      <w:pPr>
-        <w:spacing w:after="0" w:line="240" w:lineRule="auto"/>
-        <w:jc w:val="both"/>
-        <w:rPr>
-          <w:u w:val="single"/>
-        </w:rPr>
-      </w:pPr>
-    </w:p>
-    <w:p>
-      <w:pPr>
-        <w:spacing w:after="0" w:line="240" w:lineRule="auto"/>
-        <w:jc w:val="both"/>
-        <w:rPr>
-          <w:u w:val="single"/>
-        </w:rPr>
-      </w:pPr>
-    </w:p>
-    <w:p>
-      <w:pPr>
-        <w:spacing w:after="0" w:line="240" w:lineRule="auto"/>
-        <w:jc w:val="both"/>
-        <w:rPr>
-          <w:u w:val="single"/>
-        </w:rPr>
-      </w:pPr>
-    </w:p>
-    <w:p>
-      <w:pPr>
-        <w:spacing w:after="0" w:line="240" w:lineRule="auto"/>
-        <w:jc w:val="both"/>
-        <w:rPr>
-          <w:u w:val="single"/>
-        </w:rPr>
-      </w:pPr>
-    </w:p>
-    <w:p>
-      <w:pPr>
-        <w:spacing w:after="0" w:line="240" w:lineRule="auto"/>
-        <w:jc w:val="both"/>
-        <w:rPr>
-          <w:highlight w:val="yellow"/>
-          <w:u w:val="single"/>
-        </w:rPr>
-      </w:pPr>
-      <w:r>
-        <w:rPr>
-          <w:highlight w:val="yellow"/>
-          <w:u w:val="single"/>
-        </w:rPr>
-        <w:t>Devoir mettre sur le cahier de charge :</w:t>
-      </w:r>
-    </w:p>
-    <w:p>
-      <w:pPr>
-        <w:pStyle w:val="Paragraphedeliste"/>
-        <w:numPr>
-          <w:ilvl w:val="0"/>
-          <w:numId w:val="4"/>
-        </w:numPr>
-        <w:spacing w:after="0" w:line="240" w:lineRule="auto"/>
-        <w:jc w:val="both"/>
-        <w:rPr>
-          <w:highlight w:val="yellow"/>
-          <w:u w:val="single"/>
-        </w:rPr>
-      </w:pPr>
+    </w:p>
+    <w:p>
+      <w:pPr>
+        <w:pStyle w:val="Paragraphedeliste"/>
+        <w:spacing w:line="276" w:lineRule="auto"/>
+        <w:jc w:val="both"/>
+        <w:rPr>
+          <w:bCs/>
+        </w:rPr>
+      </w:pPr>
+      <w:r>
+        <w:rPr>
+          <w:bCs/>
+        </w:rPr>
+        <w:t>Dans les jeux de vocabulaire, un type de jeu proposera, sur chaque page, 3 ou 4 définitions qu'il faudra relier aux mots correspondants.</w:t>
+      </w:r>
+    </w:p>
+    <w:p>
+      <w:pPr>
+        <w:pStyle w:val="Paragraphedeliste"/>
+        <w:spacing w:line="276" w:lineRule="auto"/>
+        <w:jc w:val="both"/>
+        <w:rPr>
+          <w:bCs/>
+        </w:rPr>
+      </w:pPr>
+      <w:r>
+        <w:rPr>
+          <w:bCs/>
+        </w:rPr>
+        <w:t>Un autre type de jeu proposera 3 ou 4 mots à associer a</w:t>
+      </w:r>
+      <w:r>
+        <w:rPr>
+          <w:bCs/>
+        </w:rPr>
+        <w:t>vec leurs synonymes respectifs.</w:t>
+      </w:r>
+    </w:p>
+    <w:p>
+      <w:pPr>
+        <w:pStyle w:val="Paragraphedeliste"/>
+        <w:spacing w:line="276" w:lineRule="auto"/>
+        <w:jc w:val="both"/>
+        <w:rPr>
+          <w:bCs/>
+        </w:rPr>
+      </w:pPr>
+    </w:p>
+    <w:p>
+      <w:pPr>
+        <w:pStyle w:val="Paragraphedeliste"/>
+        <w:spacing w:line="276" w:lineRule="auto"/>
+        <w:jc w:val="both"/>
+        <w:rPr>
+          <w:bCs/>
+        </w:rPr>
+      </w:pPr>
+      <w:r>
+        <w:rPr>
+          <w:bCs/>
+        </w:rPr>
+        <w:t>Dans les jeux de mémoire, un type de jeu proposera, sur chaque page, 8 cartes contenant des images ou des mots, qu'il faudra associer par paires. Le but est de trouver 4 paires correspondantes.</w:t>
+      </w:r>
+    </w:p>
+    <w:p>
+      <w:pPr>
+        <w:pStyle w:val="Paragraphedeliste"/>
+        <w:spacing w:line="276" w:lineRule="auto"/>
+        <w:jc w:val="both"/>
+        <w:rPr>
+          <w:bCs/>
+        </w:rPr>
+      </w:pPr>
+    </w:p>
+    <w:p>
+      <w:pPr>
+        <w:pStyle w:val="Paragraphedeliste"/>
+        <w:spacing w:line="276" w:lineRule="auto"/>
+        <w:jc w:val="both"/>
+        <w:rPr>
+          <w:bCs/>
+        </w:rPr>
+      </w:pPr>
+      <w:bookmarkStart w:id="0" w:name="_GoBack"/>
+      <w:bookmarkEnd w:id="0"/>
     </w:p>
     <w:sectPr>
       <w:pgSz w:w="11906" w:h="16838"/>
@@ -3453,7 +3243,7 @@
 </file>
 
 <file path=word/endnotes.xml><?xml version="1.0" encoding="utf-8"?>
-<w:endnotes xmlns:wpc="http://schemas.microsoft.com/office/word/2010/wordprocessingCanvas" xmlns:cx="http://schemas.microsoft.com/office/drawing/2014/chartex" xmlns:cx1="http://schemas.microsoft.com/office/drawing/2015/9/8/chartex" xmlns:cx2="http://schemas.microsoft.com/office/drawing/2015/10/21/chartex" xmlns:cx3="http://schemas.microsoft.com/office/drawing/2016/5/9/chartex" xmlns:cx4="http://schemas.microsoft.com/office/drawing/2016/5/10/chartex" xmlns:cx5="http://schemas.microsoft.com/office/drawing/2016/5/11/chartex" xmlns:cx6="http://schemas.microsoft.com/office/drawing/2016/5/12/chartex" xmlns:cx7="http://schemas.microsoft.com/office/drawing/2016/5/13/chartex" xmlns:cx8="http://schemas.microsoft.com/office/drawing/2016/5/14/chartex" xmlns:mc="http://schemas.openxmlformats.org/markup-compatibility/2006" xmlns:aink="http://schemas.microsoft.com/office/drawing/2016/ink" xmlns:am3d="http://schemas.microsoft.com/office/drawing/2017/model3d" xmlns:o="urn:schemas-microsoft-com:office:office" xmlns:oel="http://schemas.microsoft.com/office/2019/extlst" xmlns:r="http://schemas.openxmlformats.org/officeDocument/2006/relationships" xmlns:m="http://schemas.openxmlformats.org/officeDocument/2006/math" xmlns:v="urn:schemas-microsoft-com:vml" xmlns:wp14="http://schemas.microsoft.com/office/word/2010/wordprocessingDrawing" xmlns:wp="http://schemas.openxmlformats.org/drawingml/2006/wordprocessingDrawing" xmlns:w10="urn:schemas-microsoft-com:office:word" xmlns:w="http://schemas.openxmlformats.org/wordprocessingml/2006/main" xmlns:w14="http://schemas.microsoft.com/office/word/2010/wordml" xmlns:w15="http://schemas.microsoft.com/office/word/2012/wordml" xmlns:w16cex="http://schemas.microsoft.com/office/word/2018/wordml/cex" xmlns:w16cid="http://schemas.microsoft.com/office/word/2016/wordml/cid" xmlns:w16="http://schemas.microsoft.com/office/word/2018/wordml" xmlns:w16du="http://schemas.microsoft.com/office/word/2023/wordml/word16du" xmlns:w16sdtdh="http://schemas.microsoft.com/office/word/2020/wordml/sdtdatahash" xmlns:w16se="http://schemas.microsoft.com/office/word/2015/wordml/symex" xmlns:wpg="http://schemas.microsoft.com/office/word/2010/wordprocessingGroup" xmlns:wpi="http://schemas.microsoft.com/office/word/2010/wordprocessingInk" xmlns:wne="http://schemas.microsoft.com/office/word/2006/wordml" xmlns:wps="http://schemas.microsoft.com/office/word/2010/wordprocessingShape" mc:Ignorable="w14 w15 w16se w16cid w16 w16cex w16sdtdh w16du wp14">
+<w:endnotes xmlns:wpc="http://schemas.microsoft.com/office/word/2010/wordprocessingCanvas" xmlns:cx="http://schemas.microsoft.com/office/drawing/2014/chartex" xmlns:cx1="http://schemas.microsoft.com/office/drawing/2015/9/8/chartex" xmlns:mc="http://schemas.openxmlformats.org/markup-compatibility/2006" xmlns:o="urn:schemas-microsoft-com:office:office" xmlns:r="http://schemas.openxmlformats.org/officeDocument/2006/relationships" xmlns:m="http://schemas.openxmlformats.org/officeDocument/2006/math" xmlns:v="urn:schemas-microsoft-com:vml" xmlns:wp14="http://schemas.microsoft.com/office/word/2010/wordprocessingDrawing" xmlns:wp="http://schemas.openxmlformats.org/drawingml/2006/wordprocessingDrawing" xmlns:w10="urn:schemas-microsoft-com:office:word" xmlns:w="http://schemas.openxmlformats.org/wordprocessingml/2006/main" xmlns:w14="http://schemas.microsoft.com/office/word/2010/wordml" xmlns:w15="http://schemas.microsoft.com/office/word/2012/wordml" xmlns:w16se="http://schemas.microsoft.com/office/word/2015/wordml/symex" xmlns:wpg="http://schemas.microsoft.com/office/word/2010/wordprocessingGroup" xmlns:wpi="http://schemas.microsoft.com/office/word/2010/wordprocessingInk" xmlns:wne="http://schemas.microsoft.com/office/word/2006/wordml" xmlns:wps="http://schemas.microsoft.com/office/word/2010/wordprocessingShape" mc:Ignorable="w14 w15 w16se wp14">
   <w:endnote w:type="separator" w:id="-1">
     <w:p>
       <w:pPr>
@@ -3478,7 +3268,7 @@
 </file>
 
 <file path=word/footnotes.xml><?xml version="1.0" encoding="utf-8"?>
-<w:footnotes xmlns:wpc="http://schemas.microsoft.com/office/word/2010/wordprocessingCanvas" xmlns:cx="http://schemas.microsoft.com/office/drawing/2014/chartex" xmlns:cx1="http://schemas.microsoft.com/office/drawing/2015/9/8/chartex" xmlns:cx2="http://schemas.microsoft.com/office/drawing/2015/10/21/chartex" xmlns:cx3="http://schemas.microsoft.com/office/drawing/2016/5/9/chartex" xmlns:cx4="http://schemas.microsoft.com/office/drawing/2016/5/10/chartex" xmlns:cx5="http://schemas.microsoft.com/office/drawing/2016/5/11/chartex" xmlns:cx6="http://schemas.microsoft.com/office/drawing/2016/5/12/chartex" xmlns:cx7="http://schemas.microsoft.com/office/drawing/2016/5/13/chartex" xmlns:cx8="http://schemas.microsoft.com/office/drawing/2016/5/14/chartex" xmlns:mc="http://schemas.openxmlformats.org/markup-compatibility/2006" xmlns:aink="http://schemas.microsoft.com/office/drawing/2016/ink" xmlns:am3d="http://schemas.microsoft.com/office/drawing/2017/model3d" xmlns:o="urn:schemas-microsoft-com:office:office" xmlns:oel="http://schemas.microsoft.com/office/2019/extlst" xmlns:r="http://schemas.openxmlformats.org/officeDocument/2006/relationships" xmlns:m="http://schemas.openxmlformats.org/officeDocument/2006/math" xmlns:v="urn:schemas-microsoft-com:vml" xmlns:wp14="http://schemas.microsoft.com/office/word/2010/wordprocessingDrawing" xmlns:wp="http://schemas.openxmlformats.org/drawingml/2006/wordprocessingDrawing" xmlns:w10="urn:schemas-microsoft-com:office:word" xmlns:w="http://schemas.openxmlformats.org/wordprocessingml/2006/main" xmlns:w14="http://schemas.microsoft.com/office/word/2010/wordml" xmlns:w15="http://schemas.microsoft.com/office/word/2012/wordml" xmlns:w16cex="http://schemas.microsoft.com/office/word/2018/wordml/cex" xmlns:w16cid="http://schemas.microsoft.com/office/word/2016/wordml/cid" xmlns:w16="http://schemas.microsoft.com/office/word/2018/wordml" xmlns:w16du="http://schemas.microsoft.com/office/word/2023/wordml/word16du" xmlns:w16sdtdh="http://schemas.microsoft.com/office/word/2020/wordml/sdtdatahash" xmlns:w16se="http://schemas.microsoft.com/office/word/2015/wordml/symex" xmlns:wpg="http://schemas.microsoft.com/office/word/2010/wordprocessingGroup" xmlns:wpi="http://schemas.microsoft.com/office/word/2010/wordprocessingInk" xmlns:wne="http://schemas.microsoft.com/office/word/2006/wordml" xmlns:wps="http://schemas.microsoft.com/office/word/2010/wordprocessingShape" mc:Ignorable="w14 w15 w16se w16cid w16 w16cex w16sdtdh w16du wp14">
+<w:footnotes xmlns:wpc="http://schemas.microsoft.com/office/word/2010/wordprocessingCanvas" xmlns:cx="http://schemas.microsoft.com/office/drawing/2014/chartex" xmlns:cx1="http://schemas.microsoft.com/office/drawing/2015/9/8/chartex" xmlns:mc="http://schemas.openxmlformats.org/markup-compatibility/2006" xmlns:o="urn:schemas-microsoft-com:office:office" xmlns:r="http://schemas.openxmlformats.org/officeDocument/2006/relationships" xmlns:m="http://schemas.openxmlformats.org/officeDocument/2006/math" xmlns:v="urn:schemas-microsoft-com:vml" xmlns:wp14="http://schemas.microsoft.com/office/word/2010/wordprocessingDrawing" xmlns:wp="http://schemas.openxmlformats.org/drawingml/2006/wordprocessingDrawing" xmlns:w10="urn:schemas-microsoft-com:office:word" xmlns:w="http://schemas.openxmlformats.org/wordprocessingml/2006/main" xmlns:w14="http://schemas.microsoft.com/office/word/2010/wordml" xmlns:w15="http://schemas.microsoft.com/office/word/2012/wordml" xmlns:w16se="http://schemas.microsoft.com/office/word/2015/wordml/symex" xmlns:wpg="http://schemas.microsoft.com/office/word/2010/wordprocessingGroup" xmlns:wpi="http://schemas.microsoft.com/office/word/2010/wordprocessingInk" xmlns:wne="http://schemas.microsoft.com/office/word/2006/wordml" xmlns:wps="http://schemas.microsoft.com/office/word/2010/wordprocessingShape" mc:Ignorable="w14 w15 w16se wp14">
   <w:footnote w:type="separator" w:id="-1">
     <w:p>
       <w:pPr>
@@ -3503,7 +3293,7 @@
 </file>
 
 <file path=word/numbering.xml><?xml version="1.0" encoding="utf-8"?>
-<w:numbering xmlns:wpc="http://schemas.microsoft.com/office/word/2010/wordprocessingCanvas" xmlns:cx="http://schemas.microsoft.com/office/drawing/2014/chartex" xmlns:cx1="http://schemas.microsoft.com/office/drawing/2015/9/8/chartex" xmlns:cx2="http://schemas.microsoft.com/office/drawing/2015/10/21/chartex" xmlns:cx3="http://schemas.microsoft.com/office/drawing/2016/5/9/chartex" xmlns:cx4="http://schemas.microsoft.com/office/drawing/2016/5/10/chartex" xmlns:cx5="http://schemas.microsoft.com/office/drawing/2016/5/11/chartex" xmlns:cx6="http://schemas.microsoft.com/office/drawing/2016/5/12/chartex" xmlns:cx7="http://schemas.microsoft.com/office/drawing/2016/5/13/chartex" xmlns:cx8="http://schemas.microsoft.com/office/drawing/2016/5/14/chartex" xmlns:mc="http://schemas.openxmlformats.org/markup-compatibility/2006" xmlns:aink="http://schemas.microsoft.com/office/drawing/2016/ink" xmlns:am3d="http://schemas.microsoft.com/office/drawing/2017/model3d" xmlns:o="urn:schemas-microsoft-com:office:office" xmlns:oel="http://schemas.microsoft.com/office/2019/extlst" xmlns:r="http://schemas.openxmlformats.org/officeDocument/2006/relationships" xmlns:m="http://schemas.openxmlformats.org/officeDocument/2006/math" xmlns:v="urn:schemas-microsoft-com:vml" xmlns:wp14="http://schemas.microsoft.com/office/word/2010/wordprocessingDrawing" xmlns:wp="http://schemas.openxmlformats.org/drawingml/2006/wordprocessingDrawing" xmlns:w10="urn:schemas-microsoft-com:office:word" xmlns:w="http://schemas.openxmlformats.org/wordprocessingml/2006/main" xmlns:w14="http://schemas.microsoft.com/office/word/2010/wordml" xmlns:w15="http://schemas.microsoft.com/office/word/2012/wordml" xmlns:w16cex="http://schemas.microsoft.com/office/word/2018/wordml/cex" xmlns:w16cid="http://schemas.microsoft.com/office/word/2016/wordml/cid" xmlns:w16="http://schemas.microsoft.com/office/word/2018/wordml" xmlns:w16du="http://schemas.microsoft.com/office/word/2023/wordml/word16du" xmlns:w16sdtdh="http://schemas.microsoft.com/office/word/2020/wordml/sdtdatahash" xmlns:w16se="http://schemas.microsoft.com/office/word/2015/wordml/symex" xmlns:wpg="http://schemas.microsoft.com/office/word/2010/wordprocessingGroup" xmlns:wpi="http://schemas.microsoft.com/office/word/2010/wordprocessingInk" xmlns:wne="http://schemas.microsoft.com/office/word/2006/wordml" xmlns:wps="http://schemas.microsoft.com/office/word/2010/wordprocessingShape" mc:Ignorable="w14 w15 w16se w16cid w16 w16cex w16sdtdh w16du wp14">
+<w:numbering xmlns:wpc="http://schemas.microsoft.com/office/word/2010/wordprocessingCanvas" xmlns:cx="http://schemas.microsoft.com/office/drawing/2014/chartex" xmlns:cx1="http://schemas.microsoft.com/office/drawing/2015/9/8/chartex" xmlns:mc="http://schemas.openxmlformats.org/markup-compatibility/2006" xmlns:o="urn:schemas-microsoft-com:office:office" xmlns:r="http://schemas.openxmlformats.org/officeDocument/2006/relationships" xmlns:m="http://schemas.openxmlformats.org/officeDocument/2006/math" xmlns:v="urn:schemas-microsoft-com:vml" xmlns:wp14="http://schemas.microsoft.com/office/word/2010/wordprocessingDrawing" xmlns:wp="http://schemas.openxmlformats.org/drawingml/2006/wordprocessingDrawing" xmlns:w10="urn:schemas-microsoft-com:office:word" xmlns:w="http://schemas.openxmlformats.org/wordprocessingml/2006/main" xmlns:w14="http://schemas.microsoft.com/office/word/2010/wordml" xmlns:w15="http://schemas.microsoft.com/office/word/2012/wordml" xmlns:w16se="http://schemas.microsoft.com/office/word/2015/wordml/symex" xmlns:wpg="http://schemas.microsoft.com/office/word/2010/wordprocessingGroup" xmlns:wpi="http://schemas.microsoft.com/office/word/2010/wordprocessingInk" xmlns:wne="http://schemas.microsoft.com/office/word/2006/wordml" xmlns:wps="http://schemas.microsoft.com/office/word/2010/wordprocessingShape" mc:Ignorable="w14 w15 w16se wp14">
   <w:abstractNum w:abstractNumId="0" w15:restartNumberingAfterBreak="0">
     <w:nsid w:val="00027E18"/>
     <w:multiLevelType w:val="hybridMultilevel"/>
@@ -5178,52 +4968,52 @@
       </w:pPr>
     </w:lvl>
   </w:abstractNum>
-  <w:num w:numId="1" w16cid:durableId="375619011">
+  <w:num w:numId="1">
     <w:abstractNumId w:val="16"/>
   </w:num>
-  <w:num w:numId="2" w16cid:durableId="1176925092">
+  <w:num w:numId="2">
     <w:abstractNumId w:val="2"/>
   </w:num>
-  <w:num w:numId="3" w16cid:durableId="1082524949">
+  <w:num w:numId="3">
     <w:abstractNumId w:val="12"/>
   </w:num>
-  <w:num w:numId="4" w16cid:durableId="6444220">
+  <w:num w:numId="4">
     <w:abstractNumId w:val="7"/>
   </w:num>
-  <w:num w:numId="5" w16cid:durableId="1305310663">
+  <w:num w:numId="5">
     <w:abstractNumId w:val="14"/>
   </w:num>
-  <w:num w:numId="6" w16cid:durableId="31734674">
+  <w:num w:numId="6">
     <w:abstractNumId w:val="5"/>
   </w:num>
-  <w:num w:numId="7" w16cid:durableId="1537428921">
+  <w:num w:numId="7">
     <w:abstractNumId w:val="4"/>
   </w:num>
-  <w:num w:numId="8" w16cid:durableId="1566338498">
+  <w:num w:numId="8">
     <w:abstractNumId w:val="1"/>
   </w:num>
-  <w:num w:numId="9" w16cid:durableId="2018187469">
+  <w:num w:numId="9">
     <w:abstractNumId w:val="6"/>
   </w:num>
-  <w:num w:numId="10" w16cid:durableId="315763746">
+  <w:num w:numId="10">
     <w:abstractNumId w:val="11"/>
   </w:num>
-  <w:num w:numId="11" w16cid:durableId="1519461412">
+  <w:num w:numId="11">
     <w:abstractNumId w:val="15"/>
   </w:num>
-  <w:num w:numId="12" w16cid:durableId="2107992939">
+  <w:num w:numId="12">
     <w:abstractNumId w:val="11"/>
     <w:lvlOverride w:ilvl="0">
       <w:startOverride w:val="1"/>
     </w:lvlOverride>
   </w:num>
-  <w:num w:numId="13" w16cid:durableId="452553654">
+  <w:num w:numId="13">
     <w:abstractNumId w:val="13"/>
   </w:num>
-  <w:num w:numId="14" w16cid:durableId="463817497">
+  <w:num w:numId="14">
     <w:abstractNumId w:val="3"/>
   </w:num>
-  <w:num w:numId="15" w16cid:durableId="1142505240">
+  <w:num w:numId="15">
     <w:abstractNumId w:val="8"/>
     <w:lvlOverride w:ilvl="0">
       <w:startOverride w:val="1"/>
@@ -5253,20 +5043,20 @@
       <w:startOverride w:val="1"/>
     </w:lvlOverride>
   </w:num>
-  <w:num w:numId="16" w16cid:durableId="196895207">
+  <w:num w:numId="16">
     <w:abstractNumId w:val="9"/>
   </w:num>
-  <w:num w:numId="17" w16cid:durableId="2094281775">
+  <w:num w:numId="17">
     <w:abstractNumId w:val="10"/>
   </w:num>
-  <w:num w:numId="18" w16cid:durableId="520094702">
+  <w:num w:numId="18">
     <w:abstractNumId w:val="0"/>
   </w:num>
 </w:numbering>
 </file>
 
 <file path=word/styles.xml><?xml version="1.0" encoding="utf-8"?>
-<w:styles xmlns:mc="http://schemas.openxmlformats.org/markup-compatibility/2006" xmlns:r="http://schemas.openxmlformats.org/officeDocument/2006/relationships" xmlns:w="http://schemas.openxmlformats.org/wordprocessingml/2006/main" xmlns:w14="http://schemas.microsoft.com/office/word/2010/wordml" xmlns:w15="http://schemas.microsoft.com/office/word/2012/wordml" xmlns:w16cex="http://schemas.microsoft.com/office/word/2018/wordml/cex" xmlns:w16cid="http://schemas.microsoft.com/office/word/2016/wordml/cid" xmlns:w16="http://schemas.microsoft.com/office/word/2018/wordml" xmlns:w16du="http://schemas.microsoft.com/office/word/2023/wordml/word16du" xmlns:w16sdtdh="http://schemas.microsoft.com/office/word/2020/wordml/sdtdatahash" xmlns:w16se="http://schemas.microsoft.com/office/word/2015/wordml/symex" mc:Ignorable="w14 w15 w16se w16cid w16 w16cex w16sdtdh w16du">
+<w:styles xmlns:mc="http://schemas.openxmlformats.org/markup-compatibility/2006" xmlns:r="http://schemas.openxmlformats.org/officeDocument/2006/relationships" xmlns:w="http://schemas.openxmlformats.org/wordprocessingml/2006/main" xmlns:w14="http://schemas.microsoft.com/office/word/2010/wordml" xmlns:w15="http://schemas.microsoft.com/office/word/2012/wordml" xmlns:w16se="http://schemas.microsoft.com/office/word/2015/wordml/symex" mc:Ignorable="w14 w15 w16se">
   <w:docDefaults>
     <w:rPrDefault>
       <w:rPr>
@@ -5282,7 +5072,7 @@
       </w:pPr>
     </w:pPrDefault>
   </w:docDefaults>
-  <w:latentStyles w:defLockedState="0" w:defUIPriority="99" w:defSemiHidden="0" w:defUnhideWhenUsed="0" w:defQFormat="0" w:count="376">
+  <w:latentStyles w:defLockedState="0" w:defUIPriority="99" w:defSemiHidden="0" w:defUnhideWhenUsed="0" w:defQFormat="0" w:count="371">
     <w:lsdException w:name="Normal" w:uiPriority="0" w:qFormat="1"/>
     <w:lsdException w:name="heading 1" w:uiPriority="9" w:qFormat="1"/>
     <w:lsdException w:name="heading 2" w:semiHidden="1" w:uiPriority="9" w:unhideWhenUsed="1" w:qFormat="1"/>
@@ -5654,11 +5444,6 @@
     <w:lsdException w:name="List Table 5 Dark Accent 6" w:uiPriority="50"/>
     <w:lsdException w:name="List Table 6 Colorful Accent 6" w:uiPriority="51"/>
     <w:lsdException w:name="List Table 7 Colorful Accent 6" w:uiPriority="52"/>
-    <w:lsdException w:name="Mention" w:semiHidden="1" w:unhideWhenUsed="1"/>
-    <w:lsdException w:name="Smart Hyperlink" w:semiHidden="1" w:unhideWhenUsed="1"/>
-    <w:lsdException w:name="Hashtag" w:semiHidden="1" w:unhideWhenUsed="1"/>
-    <w:lsdException w:name="Unresolved Mention" w:semiHidden="1" w:unhideWhenUsed="1"/>
-    <w:lsdException w:name="Smart Link" w:semiHidden="1" w:unhideWhenUsed="1"/>
   </w:latentStyles>
   <w:style w:type="paragraph" w:default="1" w:styleId="Normal">
     <w:name w:val="Normal"/>

--- a/analyse/cahier_de_charge.docx
+++ b/analyse/cahier_de_charge.docx
@@ -634,8 +634,12 @@
         <w:t xml:space="preserve"> Bootstrap.</w:t>
       </w:r>
     </w:p>
-    <w:p/>
-    <w:p/>
+    <w:p>
+      <w:pPr>
+        <w:spacing w:line="276" w:lineRule="auto"/>
+        <w:jc w:val="both"/>
+      </w:pPr>
+    </w:p>
     <w:p>
       <w:r>
         <w:t>Présentation</w:t>
@@ -731,7 +735,10 @@
         <w:t xml:space="preserve"> D’ailleurs, les orthophonistes peuvent ajouter </w:t>
       </w:r>
       <w:r>
-        <w:t>des rdvs</w:t>
+        <w:t xml:space="preserve">des </w:t>
+      </w:r>
+      <w:r>
+        <w:t>rdv</w:t>
       </w:r>
       <w:r>
         <w:t xml:space="preserve"> pour travailler en présentiel</w:t>
@@ -1024,19 +1031,30 @@
         <w:t>Une partie de présentation de l’application</w:t>
       </w:r>
       <w:r>
-        <w:t xml:space="preserve"> avec 2</w:t>
+        <w:t xml:space="preserve"> avec </w:t>
+      </w:r>
+      <w:r>
+        <w:t>3</w:t>
       </w:r>
       <w:r>
         <w:t xml:space="preserve"> icônes </w:t>
       </w:r>
       <w:r>
-        <w:t>(Nouveautés et</w:t>
+        <w:t>(Nouveautés,</w:t>
       </w:r>
       <w:r>
         <w:t xml:space="preserve"> Règlement de l’</w:t>
       </w:r>
       <w:r>
-        <w:t>application).</w:t>
+        <w:t>application</w:t>
+      </w:r>
+      <w:r>
+        <w:t xml:space="preserve"> et la liste des Orthophonistes</w:t>
+      </w:r>
+      <w:bookmarkStart w:id="0" w:name="_GoBack"/>
+      <w:bookmarkEnd w:id="0"/>
+      <w:r>
+        <w:t>).</w:t>
       </w:r>
     </w:p>
     <w:p>
@@ -2592,7 +2610,10 @@
         <w:t xml:space="preserve"> parties : </w:t>
       </w:r>
       <w:r>
-        <w:t>des nouveautés d’Ortholib et des règlements de l’application.</w:t>
+        <w:t xml:space="preserve">des nouveautés </w:t>
+      </w:r>
+      <w:r>
+        <w:t xml:space="preserve">de l’application, des règlements de l’application et la liste des Orthophonistes. </w:t>
       </w:r>
     </w:p>
     <w:p>
@@ -2657,7 +2678,10 @@
         <w:rPr>
           <w:b/>
         </w:rPr>
-        <w:t xml:space="preserve"> L</w:t>
+        <w:t xml:space="preserve"> </w:t>
+      </w:r>
+      <w:r>
+        <w:t>L</w:t>
       </w:r>
       <w:r>
         <w:t xml:space="preserve">e but de cette application est de communiquer entre les orthophonistes et leurs patients. Mais, les patients veulent savoir quels orthophonistes qui participeront dans cette application. Donc, dans cette page, il y aura la liste des profils des orthophonistes.  </w:t>
@@ -3175,13 +3199,7 @@
         <w:rPr>
           <w:bCs/>
         </w:rPr>
-        <w:t>Un autre type de jeu proposera 3 ou 4 mots à associer a</w:t>
-      </w:r>
-      <w:r>
-        <w:rPr>
-          <w:bCs/>
-        </w:rPr>
-        <w:t>vec leurs synonymes respectifs.</w:t>
+        <w:t>Un autre type de jeu proposera 3 ou 4 mots à associer avec leurs synonymes respectifs.</w:t>
       </w:r>
     </w:p>
     <w:p>
@@ -3229,8 +3247,6 @@
           <w:bCs/>
         </w:rPr>
       </w:pPr>
-      <w:bookmarkStart w:id="0" w:name="_GoBack"/>
-      <w:bookmarkEnd w:id="0"/>
     </w:p>
     <w:sectPr>
       <w:pgSz w:w="11906" w:h="16838"/>

--- a/analyse/cahier_de_charge.docx
+++ b/analyse/cahier_de_charge.docx
@@ -1051,2202 +1051,2345 @@
       <w:r>
         <w:t xml:space="preserve"> et la liste des Orthophonistes</w:t>
       </w:r>
+      <w:r>
+        <w:t>).</w:t>
+      </w:r>
+    </w:p>
+    <w:p>
+      <w:pPr>
+        <w:pStyle w:val="Paragraphedeliste"/>
+        <w:numPr>
+          <w:ilvl w:val="0"/>
+          <w:numId w:val="4"/>
+        </w:numPr>
+        <w:spacing w:line="276" w:lineRule="auto"/>
+        <w:jc w:val="both"/>
+      </w:pPr>
+      <w:r>
+        <w:t>Une vidéo qui présentera l’application.</w:t>
+      </w:r>
+    </w:p>
+    <w:p>
+      <w:pPr>
+        <w:pStyle w:val="Paragraphedeliste"/>
+        <w:numPr>
+          <w:ilvl w:val="0"/>
+          <w:numId w:val="4"/>
+        </w:numPr>
+        <w:spacing w:line="276" w:lineRule="auto"/>
+        <w:jc w:val="both"/>
+      </w:pPr>
+      <w:r>
+        <w:t>Un texte de la p</w:t>
+      </w:r>
+      <w:r>
+        <w:t>résentation de la vidéo à l’</w:t>
+      </w:r>
+      <w:r>
+        <w:t>écrit</w:t>
+      </w:r>
+      <w:r>
+        <w:t xml:space="preserve">. </w:t>
+      </w:r>
+    </w:p>
+    <w:p>
+      <w:pPr>
+        <w:pStyle w:val="Paragraphedeliste"/>
+        <w:numPr>
+          <w:ilvl w:val="0"/>
+          <w:numId w:val="4"/>
+        </w:numPr>
+        <w:spacing w:line="276" w:lineRule="auto"/>
+        <w:jc w:val="both"/>
+      </w:pPr>
+      <w:r>
+        <w:t>Page de Présentation</w:t>
+      </w:r>
+    </w:p>
+    <w:p>
+      <w:pPr>
+        <w:pStyle w:val="Paragraphedeliste"/>
+        <w:numPr>
+          <w:ilvl w:val="0"/>
+          <w:numId w:val="4"/>
+        </w:numPr>
+        <w:spacing w:line="276" w:lineRule="auto"/>
+        <w:jc w:val="both"/>
+      </w:pPr>
+      <w:r>
+        <w:t xml:space="preserve">Une page de contact : les visiteurs pourront poser leurs questions sur le site web à travers la page de contact. Les questions ne seront pas stockées en base de données. Pour cela, avant d’envoyer leur questionnaire, les utilisateurs doivent remplir un formulaire dans la page de contact qui permet de sécuriser l’application. Le gestionnaire recevra automatiquement la question par mail. Les questions s’afficheront également dans la partie administration du site, </w:t>
+      </w:r>
+      <w:r>
+        <w:lastRenderedPageBreak/>
+        <w:t xml:space="preserve">sur la page de contact. S’afficheront une liste des questions avec l’adresse électronique des visiteurs. </w:t>
+      </w:r>
+    </w:p>
+    <w:p>
+      <w:pPr>
+        <w:pStyle w:val="Paragraphedeliste"/>
+        <w:numPr>
+          <w:ilvl w:val="0"/>
+          <w:numId w:val="4"/>
+        </w:numPr>
+        <w:spacing w:line="276" w:lineRule="auto"/>
+        <w:jc w:val="both"/>
+      </w:pPr>
+      <w:r>
+        <w:t>Tous les visiteurs sont libres d’aller sur la page d’inscription. Ils y verront un formulaire d’inscription qui leur permettra de se connecter immédiatement et de commencer à choisir des orthophonistes.</w:t>
+      </w:r>
+    </w:p>
+    <w:p>
+      <w:pPr>
+        <w:spacing w:after="0" w:line="276" w:lineRule="auto"/>
+        <w:ind w:left="1080"/>
+        <w:jc w:val="both"/>
+      </w:pPr>
+      <w:r>
+        <w:t>Les données qu’il devra indiquer pour devenir utilisateur seront :</w:t>
+      </w:r>
+    </w:p>
+    <w:p>
+      <w:pPr>
+        <w:pStyle w:val="Paragraphedeliste"/>
+        <w:numPr>
+          <w:ilvl w:val="0"/>
+          <w:numId w:val="4"/>
+        </w:numPr>
+        <w:spacing w:after="0" w:line="240" w:lineRule="auto"/>
+        <w:ind w:left="1800"/>
+        <w:jc w:val="both"/>
+      </w:pPr>
+      <w:r>
+        <w:t>Son nom</w:t>
+      </w:r>
+    </w:p>
+    <w:p>
+      <w:pPr>
+        <w:pStyle w:val="Paragraphedeliste"/>
+        <w:numPr>
+          <w:ilvl w:val="0"/>
+          <w:numId w:val="4"/>
+        </w:numPr>
+        <w:spacing w:after="0" w:line="240" w:lineRule="auto"/>
+        <w:ind w:left="1800"/>
+        <w:jc w:val="both"/>
+      </w:pPr>
+      <w:r>
+        <w:t>Son prénom</w:t>
+      </w:r>
+    </w:p>
+    <w:p>
+      <w:pPr>
+        <w:pStyle w:val="Paragraphedeliste"/>
+        <w:numPr>
+          <w:ilvl w:val="0"/>
+          <w:numId w:val="4"/>
+        </w:numPr>
+        <w:spacing w:after="0" w:line="240" w:lineRule="auto"/>
+        <w:ind w:left="1800"/>
+        <w:jc w:val="both"/>
+      </w:pPr>
+      <w:r>
+        <w:t xml:space="preserve">Son adresse électronique </w:t>
+      </w:r>
+    </w:p>
+    <w:p>
+      <w:pPr>
+        <w:pStyle w:val="Paragraphedeliste"/>
+        <w:numPr>
+          <w:ilvl w:val="0"/>
+          <w:numId w:val="4"/>
+        </w:numPr>
+        <w:spacing w:after="0" w:line="240" w:lineRule="auto"/>
+        <w:ind w:left="1800"/>
+        <w:jc w:val="both"/>
+      </w:pPr>
+      <w:r>
+        <w:t xml:space="preserve">Son mot de passe </w:t>
+      </w:r>
+    </w:p>
+    <w:p>
+      <w:pPr>
+        <w:pStyle w:val="Paragraphedeliste"/>
+        <w:numPr>
+          <w:ilvl w:val="0"/>
+          <w:numId w:val="4"/>
+        </w:numPr>
+        <w:spacing w:after="0" w:line="240" w:lineRule="auto"/>
+        <w:ind w:left="1800"/>
+        <w:jc w:val="both"/>
+      </w:pPr>
+      <w:r>
+        <w:t xml:space="preserve">Son mot de passe à confirmer </w:t>
+      </w:r>
+    </w:p>
+    <w:p>
+      <w:pPr>
+        <w:pStyle w:val="Paragraphedeliste"/>
+        <w:numPr>
+          <w:ilvl w:val="0"/>
+          <w:numId w:val="4"/>
+        </w:numPr>
+        <w:spacing w:after="0" w:line="240" w:lineRule="auto"/>
+        <w:ind w:left="1800"/>
+        <w:jc w:val="both"/>
+      </w:pPr>
+      <w:r>
+        <w:t>Son numéro de téléphone</w:t>
+      </w:r>
+    </w:p>
+    <w:p>
+      <w:pPr>
+        <w:pStyle w:val="Paragraphedeliste"/>
+        <w:numPr>
+          <w:ilvl w:val="0"/>
+          <w:numId w:val="4"/>
+        </w:numPr>
+        <w:spacing w:after="0" w:line="240" w:lineRule="auto"/>
+        <w:ind w:left="1800"/>
+        <w:jc w:val="both"/>
+      </w:pPr>
+      <w:r>
+        <w:t>Son âge</w:t>
+      </w:r>
+    </w:p>
+    <w:p>
+      <w:pPr>
+        <w:pStyle w:val="Paragraphedeliste"/>
+        <w:numPr>
+          <w:ilvl w:val="0"/>
+          <w:numId w:val="4"/>
+        </w:numPr>
+        <w:spacing w:after="0" w:line="240" w:lineRule="auto"/>
+        <w:ind w:left="1800"/>
+        <w:jc w:val="both"/>
+      </w:pPr>
+      <w:r>
+        <w:t>Son sexe</w:t>
+      </w:r>
+    </w:p>
+    <w:p>
+      <w:pPr>
+        <w:pStyle w:val="Paragraphedeliste"/>
+        <w:numPr>
+          <w:ilvl w:val="0"/>
+          <w:numId w:val="4"/>
+        </w:numPr>
+        <w:spacing w:after="0" w:line="240" w:lineRule="auto"/>
+        <w:ind w:left="1800"/>
+        <w:jc w:val="both"/>
+      </w:pPr>
+      <w:r>
+        <w:t>Sa ville</w:t>
+      </w:r>
+    </w:p>
+    <w:p>
+      <w:pPr>
+        <w:pStyle w:val="Paragraphedeliste"/>
+        <w:numPr>
+          <w:ilvl w:val="0"/>
+          <w:numId w:val="4"/>
+        </w:numPr>
+        <w:spacing w:after="0" w:line="240" w:lineRule="auto"/>
+        <w:ind w:left="1800"/>
+        <w:jc w:val="both"/>
+      </w:pPr>
+      <w:r>
+        <w:t>Le cas échéant</w:t>
+      </w:r>
+      <w:r>
+        <w:t>, s</w:t>
+      </w:r>
+      <w:r>
+        <w:t xml:space="preserve">a maladie </w:t>
+      </w:r>
+    </w:p>
+    <w:p>
+      <w:pPr>
+        <w:pStyle w:val="Paragraphedeliste"/>
+        <w:numPr>
+          <w:ilvl w:val="0"/>
+          <w:numId w:val="4"/>
+        </w:numPr>
+        <w:spacing w:after="0" w:line="240" w:lineRule="auto"/>
+        <w:ind w:left="1800"/>
+        <w:jc w:val="both"/>
+      </w:pPr>
+      <w:r>
+        <w:t xml:space="preserve">Les difficultés rencontrées </w:t>
+      </w:r>
+    </w:p>
+    <w:p>
+      <w:pPr>
+        <w:pStyle w:val="Paragraphedeliste"/>
+        <w:numPr>
+          <w:ilvl w:val="0"/>
+          <w:numId w:val="4"/>
+        </w:numPr>
+        <w:spacing w:after="0" w:line="240" w:lineRule="auto"/>
+        <w:ind w:left="1800"/>
+        <w:jc w:val="both"/>
+      </w:pPr>
+      <w:r>
+        <w:t>Passer le test pour voir s’il y a des difficultés. (Oui/Non).</w:t>
+      </w:r>
+    </w:p>
+    <w:p>
+      <w:pPr>
+        <w:pStyle w:val="Paragraphedeliste"/>
+        <w:numPr>
+          <w:ilvl w:val="0"/>
+          <w:numId w:val="4"/>
+        </w:numPr>
+        <w:spacing w:after="0" w:line="240" w:lineRule="auto"/>
+        <w:ind w:left="1800"/>
+        <w:jc w:val="both"/>
+      </w:pPr>
+      <w:r>
+        <w:t xml:space="preserve">Préférence en présence ou en distance.  </w:t>
+      </w:r>
+    </w:p>
+    <w:p>
+      <w:pPr>
+        <w:pStyle w:val="Paragraphedeliste"/>
+        <w:numPr>
+          <w:ilvl w:val="0"/>
+          <w:numId w:val="4"/>
+        </w:numPr>
+        <w:spacing w:after="0" w:line="240" w:lineRule="auto"/>
+        <w:ind w:left="1800"/>
+        <w:jc w:val="both"/>
+      </w:pPr>
+      <w:r>
+        <w:t>Préférence par SMS ou par mail.</w:t>
+      </w:r>
+    </w:p>
+    <w:p>
+      <w:pPr>
+        <w:spacing w:line="276" w:lineRule="auto"/>
+        <w:jc w:val="both"/>
+      </w:pPr>
+    </w:p>
+    <w:p>
+      <w:pPr>
+        <w:pStyle w:val="Paragraphedeliste"/>
+        <w:spacing w:line="276" w:lineRule="auto"/>
+        <w:jc w:val="both"/>
+      </w:pPr>
+      <w:r>
+        <w:t>Une fois que l’utilisateur s’inscrit sur le site, un mail lui sera immédiatement envoyé. Il sera ensuite redirigé vers une page qui lui demandera de retranscrire le code qu’il a reçu par mail pour une durée limite de 20 minutes. Lorsqu’il aura tapé le code, il sera officiellement inscrit et pourra commencer à utiliser la plateforme.</w:t>
+      </w:r>
+    </w:p>
+    <w:p>
+      <w:pPr>
+        <w:pStyle w:val="Paragraphedeliste"/>
+        <w:spacing w:line="276" w:lineRule="auto"/>
+        <w:jc w:val="both"/>
+      </w:pPr>
+    </w:p>
+    <w:p>
+      <w:pPr>
+        <w:pStyle w:val="Paragraphedeliste"/>
+        <w:spacing w:line="276" w:lineRule="auto"/>
+        <w:jc w:val="both"/>
+      </w:pPr>
+      <w:r>
+        <w:t>Dans la partie gestionnaire, l’enregistrement du nouveau membre s’affichera avec l’ensemble des données qu’il aura communiqué ainsi que :</w:t>
+      </w:r>
+    </w:p>
+    <w:p>
+      <w:pPr>
+        <w:pStyle w:val="Paragraphedeliste"/>
+        <w:numPr>
+          <w:ilvl w:val="0"/>
+          <w:numId w:val="7"/>
+        </w:numPr>
+        <w:spacing w:line="276" w:lineRule="auto"/>
+        <w:jc w:val="both"/>
+      </w:pPr>
+      <w:r>
+        <w:t xml:space="preserve">Le statut de son </w:t>
+      </w:r>
+      <w:r>
+        <w:t>compte (</w:t>
+      </w:r>
+      <w:r>
+        <w:t>mail</w:t>
+      </w:r>
+      <w:r>
+        <w:t>)</w:t>
+      </w:r>
+    </w:p>
+    <w:p>
+      <w:pPr>
+        <w:pStyle w:val="Paragraphedeliste"/>
+        <w:numPr>
+          <w:ilvl w:val="0"/>
+          <w:numId w:val="7"/>
+        </w:numPr>
+        <w:spacing w:line="276" w:lineRule="auto"/>
+        <w:jc w:val="both"/>
+      </w:pPr>
+      <w:r>
+        <w:t>La date de son inscription.</w:t>
+      </w:r>
+    </w:p>
+    <w:p>
+      <w:pPr>
+        <w:spacing w:line="276" w:lineRule="auto"/>
+        <w:jc w:val="both"/>
+      </w:pPr>
+    </w:p>
+    <w:p>
+      <w:pPr>
+        <w:pStyle w:val="Paragraphedeliste"/>
+        <w:spacing w:line="276" w:lineRule="auto"/>
+        <w:jc w:val="both"/>
+      </w:pPr>
+      <w:r>
+        <w:t xml:space="preserve">Une fois que son compte est activé, le visiteur inscrit devient utilisateur.  Il peut désormais se connecter sur le site. Le nombre d’essais pour se connecter est limité. Au bout </w:t>
+      </w:r>
+      <w:r>
+        <w:t>de 3</w:t>
+      </w:r>
+      <w:r>
+        <w:t xml:space="preserve"> tentatives, le compte sera bloqué pour une durée limitée. Automatiquement, un message de prévention est envoyé à l’adresse électronique de l’utilisateur car le nombre d’essais disponibles est dépassé. Dans ce mail, un lien est proposé pour changer de mot de passe. </w:t>
+      </w:r>
+    </w:p>
+    <w:p>
+      <w:pPr>
+        <w:pStyle w:val="Paragraphedeliste"/>
+        <w:spacing w:line="276" w:lineRule="auto"/>
+        <w:jc w:val="both"/>
+      </w:pPr>
+    </w:p>
+    <w:p>
+      <w:pPr>
+        <w:pStyle w:val="Paragraphedeliste"/>
+        <w:numPr>
+          <w:ilvl w:val="0"/>
+          <w:numId w:val="6"/>
+        </w:numPr>
+        <w:spacing w:line="276" w:lineRule="auto"/>
+        <w:jc w:val="both"/>
+      </w:pPr>
+      <w:r>
+        <w:t>Utilisateur</w:t>
+      </w:r>
+    </w:p>
+    <w:p>
+      <w:pPr>
+        <w:spacing w:line="276" w:lineRule="auto"/>
+        <w:jc w:val="both"/>
+      </w:pPr>
+      <w:r>
+        <w:t xml:space="preserve">Un utilisateur peut bénéficier des options du site si et seulement si : </w:t>
+      </w:r>
+    </w:p>
+    <w:p>
+      <w:pPr>
+        <w:pStyle w:val="Paragraphedeliste"/>
+        <w:numPr>
+          <w:ilvl w:val="0"/>
+          <w:numId w:val="4"/>
+        </w:numPr>
+        <w:spacing w:line="276" w:lineRule="auto"/>
+        <w:jc w:val="both"/>
+      </w:pPr>
+      <w:r>
+        <w:t>Il est inscrit sur le site ;</w:t>
+      </w:r>
+    </w:p>
+    <w:p>
+      <w:pPr>
+        <w:pStyle w:val="Paragraphedeliste"/>
+        <w:numPr>
+          <w:ilvl w:val="0"/>
+          <w:numId w:val="4"/>
+        </w:numPr>
+        <w:spacing w:line="276" w:lineRule="auto"/>
+        <w:jc w:val="both"/>
+      </w:pPr>
+      <w:r>
+        <w:t xml:space="preserve">Son compte est activé ; </w:t>
+      </w:r>
+    </w:p>
+    <w:p>
+      <w:pPr>
+        <w:pStyle w:val="Paragraphedeliste"/>
+        <w:numPr>
+          <w:ilvl w:val="0"/>
+          <w:numId w:val="4"/>
+        </w:numPr>
+        <w:spacing w:line="276" w:lineRule="auto"/>
+        <w:jc w:val="both"/>
+      </w:pPr>
+      <w:r>
+        <w:t xml:space="preserve">Il a validé le formulaire de connexion avec une adresse électronique et un mot de passe ; </w:t>
+      </w:r>
+    </w:p>
+    <w:p>
+      <w:pPr>
+        <w:pStyle w:val="Paragraphedeliste"/>
+        <w:numPr>
+          <w:ilvl w:val="0"/>
+          <w:numId w:val="4"/>
+        </w:numPr>
+        <w:spacing w:line="276" w:lineRule="auto"/>
+        <w:jc w:val="both"/>
+      </w:pPr>
+      <w:r>
+        <w:t>Il a confirmé le code envoyé par mail ;</w:t>
+      </w:r>
+    </w:p>
+    <w:p>
+      <w:pPr>
+        <w:pStyle w:val="Paragraphedeliste"/>
+        <w:numPr>
+          <w:ilvl w:val="0"/>
+          <w:numId w:val="4"/>
+        </w:numPr>
+        <w:spacing w:line="276" w:lineRule="auto"/>
+        <w:jc w:val="both"/>
+      </w:pPr>
+      <w:r>
+        <w:t xml:space="preserve">Il s’est connecté sur le site avec le compte qu’il a créé. </w:t>
+      </w:r>
+    </w:p>
+    <w:p>
+      <w:pPr>
+        <w:spacing w:line="276" w:lineRule="auto"/>
+        <w:jc w:val="both"/>
+      </w:pPr>
+      <w:r>
+        <w:lastRenderedPageBreak/>
+        <w:t>A ce moment-là,</w:t>
+      </w:r>
+      <w:r>
+        <w:t xml:space="preserve"> il lui sera proposé de passer un test pour connaitre son niveau de langues française.</w:t>
+      </w:r>
+    </w:p>
+    <w:p>
+      <w:pPr>
+        <w:spacing w:line="276" w:lineRule="auto"/>
+        <w:jc w:val="both"/>
+      </w:pPr>
+      <w:r>
+        <w:t xml:space="preserve"> </w:t>
+      </w:r>
+      <w:r>
+        <w:t>Il</w:t>
+      </w:r>
+      <w:r>
+        <w:t xml:space="preserve"> existera </w:t>
+      </w:r>
+      <w:r>
+        <w:t xml:space="preserve">alors, </w:t>
+      </w:r>
+      <w:r>
+        <w:rPr>
+          <w:u w:val="single"/>
+        </w:rPr>
+        <w:t>3</w:t>
+      </w:r>
+      <w:r>
+        <w:rPr>
+          <w:u w:val="single"/>
+        </w:rPr>
+        <w:t xml:space="preserve"> directions possibles</w:t>
+      </w:r>
+      <w:r>
+        <w:t> :</w:t>
+      </w:r>
+    </w:p>
+    <w:p>
+      <w:pPr>
+        <w:pStyle w:val="Paragraphedeliste"/>
+        <w:numPr>
+          <w:ilvl w:val="0"/>
+          <w:numId w:val="8"/>
+        </w:numPr>
+        <w:spacing w:line="276" w:lineRule="auto"/>
+        <w:jc w:val="both"/>
+      </w:pPr>
+      <w:r>
+        <w:t>Pour un utilisateur qui aura choisi de ne pas passer le test et confirmer s’il</w:t>
+      </w:r>
+      <w:r>
+        <w:t xml:space="preserve"> a </w:t>
+      </w:r>
+      <w:r>
+        <w:t xml:space="preserve">ou non des difficultés. Le site </w:t>
+      </w:r>
+      <w:r>
+        <w:t xml:space="preserve">lui </w:t>
+      </w:r>
+      <w:r>
+        <w:t>proposera à nouveau de choisir de</w:t>
+      </w:r>
+      <w:r>
+        <w:t xml:space="preserve"> passer le test</w:t>
+      </w:r>
+      <w:r>
+        <w:t>.</w:t>
+      </w:r>
+      <w:r>
+        <w:t xml:space="preserve"> </w:t>
+      </w:r>
+      <w:r>
+        <w:t>Il a</w:t>
+      </w:r>
+      <w:r>
+        <w:t>ura un texte qui expliquera qu’i</w:t>
+      </w:r>
+      <w:r>
+        <w:t>l est important de noter ses difficultés dans son compte pour que l’orthophoniste puisse bien les connaître</w:t>
+      </w:r>
+      <w:r>
+        <w:t>.</w:t>
+      </w:r>
+    </w:p>
+    <w:p>
+      <w:pPr>
+        <w:pStyle w:val="Paragraphedeliste"/>
+        <w:numPr>
+          <w:ilvl w:val="0"/>
+          <w:numId w:val="8"/>
+        </w:numPr>
+        <w:spacing w:line="276" w:lineRule="auto"/>
+        <w:jc w:val="both"/>
+      </w:pPr>
+      <w:r>
+        <w:t>Pour un utilisateur</w:t>
+      </w:r>
+      <w:r>
+        <w:t xml:space="preserve"> ayant</w:t>
+      </w:r>
+      <w:r>
+        <w:t xml:space="preserve"> choisi de passer le test</w:t>
+      </w:r>
+      <w:r>
+        <w:t>, il</w:t>
+      </w:r>
+      <w:r>
+        <w:t xml:space="preserve"> pourra</w:t>
+      </w:r>
+      <w:r>
+        <w:t xml:space="preserve"> passer au test</w:t>
+      </w:r>
+      <w:r>
+        <w:t xml:space="preserve"> suivant </w:t>
+      </w:r>
+      <w:r>
+        <w:t>avec des questions et</w:t>
+      </w:r>
+      <w:r>
+        <w:t xml:space="preserve"> plusieurs réponses à choisir. C</w:t>
+      </w:r>
+      <w:r>
+        <w:t xml:space="preserve">es réponses seront soit des images soit des mots soit des phrases. </w:t>
+      </w:r>
+    </w:p>
+    <w:p>
+      <w:pPr>
+        <w:pStyle w:val="Paragraphedeliste"/>
+        <w:numPr>
+          <w:ilvl w:val="0"/>
+          <w:numId w:val="8"/>
+        </w:numPr>
+        <w:spacing w:line="276" w:lineRule="auto"/>
+        <w:jc w:val="both"/>
+      </w:pPr>
+      <w:r>
+        <w:t>Po</w:t>
+      </w:r>
+      <w:r>
+        <w:t>ur un utilisateur qui a notifié ses difficultés</w:t>
+      </w:r>
+      <w:r>
+        <w:t xml:space="preserve"> dans l’inscription et qui n’aura pas choisi de passer le test</w:t>
+      </w:r>
+      <w:r>
+        <w:t>. Il</w:t>
+      </w:r>
+      <w:r>
+        <w:t xml:space="preserve"> peut passer</w:t>
+      </w:r>
+      <w:r>
+        <w:t xml:space="preserve"> directement</w:t>
+      </w:r>
+      <w:r>
+        <w:t xml:space="preserve"> dans l’application. </w:t>
+      </w:r>
+    </w:p>
+    <w:p>
+      <w:pPr>
+        <w:spacing w:line="276" w:lineRule="auto"/>
+        <w:jc w:val="both"/>
+      </w:pPr>
+      <w:r>
+        <w:t>Nous détaillerons l'organisation du test avant que l'utilisateur accède à la plateforme s'il n'a pas encore confirmé ses difficultés. Un test de 10 questions lui sera d'abord proposé pour cibler ses besoins et personnaliser son apprentissage. Les résultats seront fournis à la fin du questionnaire, accompagnés d'un récapitulatif de ses connaissances et des points à travailler pour débuter ou progresser.</w:t>
+      </w:r>
+    </w:p>
+    <w:p>
+      <w:pPr>
+        <w:spacing w:after="0" w:line="276" w:lineRule="auto"/>
+        <w:jc w:val="both"/>
+      </w:pPr>
+      <w:r>
+        <w:t xml:space="preserve">Les difficultés identifiées seront directement enregistrées sur son compte, accessibles aux orthophonistes. Parallèlement, l'utilisateur sera orienté vers l'un des trois niveaux d'apprentissage en fonction des résultats obtenus : facile, moyen ou difficile. </w:t>
+      </w:r>
+    </w:p>
+    <w:p>
+      <w:pPr>
+        <w:spacing w:line="276" w:lineRule="auto"/>
+        <w:jc w:val="both"/>
+      </w:pPr>
+      <w:r>
+        <w:t>Toutefois, il est important de noter que le site est conçu pour conseiller et guider l'utilisateur, mais c'est à ce dernier de choisir son parcours d'apprentissage et son niveau.</w:t>
+      </w:r>
+    </w:p>
+    <w:p>
+      <w:pPr>
+        <w:spacing w:line="276" w:lineRule="auto"/>
+        <w:jc w:val="both"/>
+      </w:pPr>
+      <w:r>
+        <w:t>S'il décide de suivre les recommandations proposées, des conseils spécifiques lui seront affichés, avec pour objectif de perfectionner ses connaissances, l'aider à progresser et évoluer à travers les niveaux.</w:t>
+      </w:r>
+    </w:p>
+    <w:p>
+      <w:pPr>
+        <w:spacing w:line="276" w:lineRule="auto"/>
+        <w:jc w:val="both"/>
+      </w:pPr>
+      <w:r>
+        <w:t xml:space="preserve">Après ce test d'évaluation initial, l'utilisateur sera dirigé vers une page appelée "Espace personnel". Cependant, avant d'y accéder, il devra d'abord choisir un orthophoniste, ou jusqu'à trois. En règle générale, le patient est censé en sélectionner un seul, mais il peut arriver que l'orthophoniste choisi ne soit pas disponible. C'est pourquoi </w:t>
+      </w:r>
+      <w:r>
+        <w:t xml:space="preserve">nous avons décidé de permettre de </w:t>
+      </w:r>
+      <w:r>
+        <w:t>sélection</w:t>
+      </w:r>
+      <w:r>
+        <w:t>ner</w:t>
+      </w:r>
+      <w:r>
+        <w:t xml:space="preserve"> jusqu'à trois orthophonistes.</w:t>
+      </w:r>
+    </w:p>
+    <w:p>
+      <w:pPr>
+        <w:spacing w:line="276" w:lineRule="auto"/>
+        <w:jc w:val="both"/>
+        <w:rPr>
+          <w:highlight w:val="yellow"/>
+        </w:rPr>
+      </w:pPr>
+      <w:r>
+        <w:t>Si l'un des orthophonistes est disponible pour ce patient, il pourra accéder à son espace personnel.</w:t>
+      </w:r>
+      <w:r>
+        <w:rPr>
+          <w:highlight w:val="yellow"/>
+        </w:rPr>
+        <w:t xml:space="preserve"> Si aucun n'est disponible, le système calculera l'itinéraire le plus court entre l'adresse renseignée par le patient lors de l'inscription et le cabinet d'un orthophoniste disponible.</w:t>
+      </w:r>
+      <w:r>
+        <w:rPr>
+          <w:highlight w:val="yellow"/>
+        </w:rPr>
+        <w:t xml:space="preserve"> </w:t>
+      </w:r>
+    </w:p>
+    <w:p>
+      <w:pPr>
+        <w:spacing w:line="276" w:lineRule="auto"/>
+        <w:jc w:val="both"/>
+      </w:pPr>
+      <w:r>
+        <w:rPr>
+          <w:highlight w:val="yellow"/>
+        </w:rPr>
+        <w:t>(API Google maps)</w:t>
+      </w:r>
+    </w:p>
+    <w:p>
+      <w:pPr>
+        <w:spacing w:line="276" w:lineRule="auto"/>
+        <w:jc w:val="both"/>
+        <w:rPr>
+          <w:b/>
+          <w:bCs/>
+          <w:u w:val="single"/>
+        </w:rPr>
+      </w:pPr>
+      <w:r>
+        <w:rPr>
+          <w:b/>
+          <w:bCs/>
+          <w:u w:val="single"/>
+        </w:rPr>
+        <w:t>L’espace personnel</w:t>
+      </w:r>
+    </w:p>
+    <w:p>
+      <w:pPr>
+        <w:spacing w:line="276" w:lineRule="auto"/>
+        <w:jc w:val="both"/>
+      </w:pPr>
+      <w:r>
+        <w:t>Le patient pourra consulter des résultats et des progrès en graphiques des séances orthophoniques, des exercices donnés par l’orthophoniste et des jeux proposés par l’application Ortholib.</w:t>
+      </w:r>
+      <w:r>
+        <w:t xml:space="preserve"> Il pourra changer à tout moment l’orthophoniste dans la page de compte. </w:t>
+      </w:r>
+    </w:p>
+    <w:p>
+      <w:pPr>
+        <w:spacing w:line="276" w:lineRule="auto"/>
+        <w:jc w:val="both"/>
+        <w:rPr>
+          <w:b/>
+          <w:bCs/>
+          <w:u w:val="single"/>
+        </w:rPr>
+      </w:pPr>
+      <w:r>
+        <w:rPr>
+          <w:b/>
+          <w:bCs/>
+          <w:u w:val="single"/>
+        </w:rPr>
+        <w:t>L</w:t>
+      </w:r>
+      <w:r>
+        <w:rPr>
+          <w:b/>
+          <w:bCs/>
+          <w:u w:val="single"/>
+        </w:rPr>
+        <w:t xml:space="preserve">a page Compte </w:t>
+      </w:r>
+    </w:p>
+    <w:p>
+      <w:pPr>
+        <w:spacing w:line="276" w:lineRule="auto"/>
+        <w:jc w:val="both"/>
+      </w:pPr>
+      <w:r>
+        <w:t>Sur la page de compte, l'utilisateur aura la possibilité de télécharger une photo et d'afficher un panel d'informations personnelles (collectées lors de l'inscription). Il pourra modifier ces informations, telles que le mot de passe, à tout moment.</w:t>
+      </w:r>
+    </w:p>
+    <w:p>
+      <w:pPr>
+        <w:spacing w:line="276" w:lineRule="auto"/>
+        <w:jc w:val="both"/>
+      </w:pPr>
+      <w:r>
+        <w:lastRenderedPageBreak/>
+        <w:t xml:space="preserve">L'orthophoniste choisi par le patient aura également le droit de modifier les informations liées aux difficultés rencontrées par le patient. Enfin, une option sera disponible pour permettre au patient de changer d'orthophoniste à tout moment. </w:t>
+      </w:r>
+    </w:p>
+    <w:p>
+      <w:pPr>
+        <w:spacing w:line="276" w:lineRule="auto"/>
+        <w:jc w:val="both"/>
+        <w:rPr>
+          <w:b/>
+          <w:u w:val="single"/>
+        </w:rPr>
+      </w:pPr>
+      <w:r>
+        <w:rPr>
+          <w:b/>
+          <w:highlight w:val="yellow"/>
+          <w:u w:val="single"/>
+        </w:rPr>
+        <w:t>La page Jeux :</w:t>
+      </w:r>
+    </w:p>
+    <w:p>
+      <w:pPr>
+        <w:spacing w:line="276" w:lineRule="auto"/>
+        <w:jc w:val="both"/>
+      </w:pPr>
+    </w:p>
+    <w:p>
+      <w:pPr>
+        <w:pStyle w:val="Paragraphedeliste"/>
+        <w:numPr>
+          <w:ilvl w:val="0"/>
+          <w:numId w:val="6"/>
+        </w:numPr>
+        <w:spacing w:line="276" w:lineRule="auto"/>
+        <w:jc w:val="both"/>
+      </w:pPr>
+      <w:r>
+        <w:t>Orthophoniste</w:t>
+      </w:r>
+    </w:p>
+    <w:p>
+      <w:pPr>
+        <w:spacing w:line="276" w:lineRule="auto"/>
+        <w:jc w:val="both"/>
+      </w:pPr>
+      <w:r>
+        <w:t>Un orthophoniste peut bénéficier des options du site si et seulement si :</w:t>
+      </w:r>
+    </w:p>
+    <w:p>
+      <w:pPr>
+        <w:pStyle w:val="Paragraphedeliste"/>
+        <w:numPr>
+          <w:ilvl w:val="0"/>
+          <w:numId w:val="4"/>
+        </w:numPr>
+        <w:spacing w:line="276" w:lineRule="auto"/>
+        <w:jc w:val="both"/>
+      </w:pPr>
+      <w:r>
+        <w:t>Il est inscrit sur le site ;</w:t>
+      </w:r>
+    </w:p>
+    <w:p>
+      <w:pPr>
+        <w:pStyle w:val="Paragraphedeliste"/>
+        <w:numPr>
+          <w:ilvl w:val="0"/>
+          <w:numId w:val="4"/>
+        </w:numPr>
+        <w:spacing w:line="276" w:lineRule="auto"/>
+        <w:jc w:val="both"/>
+      </w:pPr>
+      <w:r>
+        <w:t>Il a été validé par l’administrateur</w:t>
+      </w:r>
+    </w:p>
+    <w:p>
+      <w:pPr>
+        <w:pStyle w:val="Paragraphedeliste"/>
+        <w:numPr>
+          <w:ilvl w:val="0"/>
+          <w:numId w:val="4"/>
+        </w:numPr>
+        <w:spacing w:line="276" w:lineRule="auto"/>
+        <w:jc w:val="both"/>
+      </w:pPr>
+      <w:r>
+        <w:t>Son compte est activé ;</w:t>
+      </w:r>
+    </w:p>
+    <w:p>
+      <w:pPr>
+        <w:pStyle w:val="Paragraphedeliste"/>
+        <w:numPr>
+          <w:ilvl w:val="0"/>
+          <w:numId w:val="4"/>
+        </w:numPr>
+        <w:spacing w:after="0" w:line="276" w:lineRule="auto"/>
+        <w:jc w:val="both"/>
+      </w:pPr>
+      <w:r>
+        <w:t>Il a validé le formulaire de connexion avec une adresse électronique et un mot de passe ;</w:t>
+      </w:r>
+    </w:p>
+    <w:p>
+      <w:pPr>
+        <w:pStyle w:val="Paragraphedeliste"/>
+        <w:numPr>
+          <w:ilvl w:val="0"/>
+          <w:numId w:val="4"/>
+        </w:numPr>
+        <w:spacing w:after="0" w:line="276" w:lineRule="auto"/>
+        <w:jc w:val="both"/>
+      </w:pPr>
+      <w:r>
+        <w:t>Il a confirmé le code envoyé par mail ;</w:t>
+      </w:r>
+    </w:p>
+    <w:p>
+      <w:pPr>
+        <w:pStyle w:val="Paragraphedeliste"/>
+        <w:numPr>
+          <w:ilvl w:val="0"/>
+          <w:numId w:val="4"/>
+        </w:numPr>
+        <w:spacing w:line="276" w:lineRule="auto"/>
+        <w:jc w:val="both"/>
+      </w:pPr>
+      <w:r>
+        <w:t>Il s’est connecté sur le site avec</w:t>
+      </w:r>
+      <w:r>
+        <w:t xml:space="preserve"> le compte qu’il a créé et qui</w:t>
+      </w:r>
+      <w:r>
+        <w:t xml:space="preserve"> a été accepté par l’administrateur.</w:t>
+      </w:r>
+    </w:p>
+    <w:p>
+      <w:pPr>
+        <w:spacing w:line="276" w:lineRule="auto"/>
+        <w:jc w:val="both"/>
+      </w:pPr>
+      <w:r>
+        <w:t xml:space="preserve">À ce moment-là, </w:t>
+      </w:r>
+      <w:r>
+        <w:t>l’orthophoniste connecté</w:t>
+      </w:r>
+      <w:r>
+        <w:t xml:space="preserve"> sera redirigé vers l'espace orthophoniste. </w:t>
+      </w:r>
+    </w:p>
+    <w:p>
+      <w:pPr>
+        <w:spacing w:line="276" w:lineRule="auto"/>
+        <w:jc w:val="both"/>
+        <w:rPr>
+          <w:b/>
+          <w:bCs/>
+          <w:u w:val="single"/>
+        </w:rPr>
+      </w:pPr>
+      <w:r>
+        <w:rPr>
+          <w:b/>
+          <w:bCs/>
+          <w:u w:val="single"/>
+        </w:rPr>
+        <w:t xml:space="preserve">L’espace </w:t>
+      </w:r>
+      <w:r>
+        <w:rPr>
+          <w:b/>
+          <w:bCs/>
+          <w:u w:val="single"/>
+        </w:rPr>
+        <w:t>Orthophoniste</w:t>
+      </w:r>
+    </w:p>
+    <w:p>
+      <w:pPr>
+        <w:spacing w:line="276" w:lineRule="auto"/>
+        <w:jc w:val="both"/>
+      </w:pPr>
+      <w:r>
+        <w:t xml:space="preserve">Dans le menu, il pourra accéder à plusieurs sections : </w:t>
+      </w:r>
+    </w:p>
+    <w:p>
+      <w:pPr>
+        <w:pStyle w:val="Paragraphedeliste"/>
+        <w:numPr>
+          <w:ilvl w:val="0"/>
+          <w:numId w:val="17"/>
+        </w:numPr>
+        <w:spacing w:line="276" w:lineRule="auto"/>
+        <w:jc w:val="both"/>
+      </w:pPr>
+      <w:r>
+        <w:t>La</w:t>
+      </w:r>
+      <w:r>
+        <w:t xml:space="preserve"> liste des patients</w:t>
+      </w:r>
+    </w:p>
+    <w:p>
+      <w:pPr>
+        <w:pStyle w:val="Paragraphedeliste"/>
+        <w:numPr>
+          <w:ilvl w:val="0"/>
+          <w:numId w:val="17"/>
+        </w:numPr>
+        <w:spacing w:line="276" w:lineRule="auto"/>
+        <w:jc w:val="both"/>
+      </w:pPr>
+      <w:r>
+        <w:t>Exercices Personnalisés</w:t>
+      </w:r>
+    </w:p>
+    <w:p>
+      <w:pPr>
+        <w:pStyle w:val="Paragraphedeliste"/>
+        <w:numPr>
+          <w:ilvl w:val="0"/>
+          <w:numId w:val="17"/>
+        </w:numPr>
+        <w:spacing w:line="276" w:lineRule="auto"/>
+        <w:jc w:val="both"/>
+      </w:pPr>
+      <w:r>
+        <w:t>Des</w:t>
+      </w:r>
+      <w:r>
+        <w:t xml:space="preserve"> jeux</w:t>
+      </w:r>
+    </w:p>
+    <w:p>
+      <w:pPr>
+        <w:pStyle w:val="Paragraphedeliste"/>
+        <w:numPr>
+          <w:ilvl w:val="0"/>
+          <w:numId w:val="17"/>
+        </w:numPr>
+        <w:spacing w:line="276" w:lineRule="auto"/>
+        <w:jc w:val="both"/>
+      </w:pPr>
+      <w:r>
+        <w:t>Compte</w:t>
+      </w:r>
+    </w:p>
+    <w:p>
+      <w:pPr>
+        <w:spacing w:line="276" w:lineRule="auto"/>
+        <w:jc w:val="both"/>
+      </w:pPr>
+      <w:r>
+        <w:t>Sur cette page, un tableau de l'emploi du temps sera affiché, couvrant la période du lundi au vendredi (ou au samedi). En tant qu'orthophoniste, il a droit à un maximum de 35 heures de travail par semaine. Le temps moyen de travail par jour serait donc de 7 heures. Cependant, il n'est pas possible de fixer un horaire strict de 9 h à 17 h, car cela dépendra de la disponibilité des patients. Certains préfèrent avoir leurs séances après 18 h.</w:t>
+      </w:r>
+    </w:p>
+    <w:p>
+      <w:pPr>
+        <w:spacing w:line="276" w:lineRule="auto"/>
+        <w:jc w:val="both"/>
+      </w:pPr>
+      <w:r>
+        <w:t>C'est pourquoi nous avons décidé d'établir un récapitulatif hebdomadaire couvrant des horaires de 8 h à 19 h chaque jour. Lorsqu'une nouvelle séance est ajoutée au tableau, elle est automatiquement comptabilisée. Si le total dépasse 35 heures par semaine, l'orthophoniste recevra une alerte et une notification sera envoyée à l'administrateur. De plus, il ne sera pas possible d'ajouter une séance supplémentaire une fois la limite atteinte.</w:t>
+      </w:r>
+      <w:r>
+        <w:t xml:space="preserve"> </w:t>
+      </w:r>
+    </w:p>
+    <w:p>
+      <w:pPr>
+        <w:spacing w:line="276" w:lineRule="auto"/>
+        <w:jc w:val="both"/>
+      </w:pPr>
+      <w:r>
+        <w:t>Lorsqu'une séance est ajoutée, l'orthophoniste pourra choisir de travailler soit en présentiel, soit en visioconférence. Un mail ou un message sera automatiquement envoyé au patient pour l'informer de la séance.</w:t>
+      </w:r>
+    </w:p>
+    <w:p>
+      <w:pPr>
+        <w:spacing w:line="276" w:lineRule="auto"/>
+        <w:jc w:val="both"/>
+      </w:pPr>
+      <w:r>
+        <w:t>En cliquant sur une séance, les détails s'afficheront, notamment les exercices prévus et le nom du patient concerné. Avec un double clic, une nouvelle page s'ouvrira, affichant le profil du patient. Au bas de cette page, un tableau de bord permettra à l'orthophoniste de noter le patient, d'ajouter des résumés et de consulter la progression sous forme de graphiques.</w:t>
+      </w:r>
+      <w:r>
+        <w:t xml:space="preserve"> </w:t>
+      </w:r>
+      <w:r>
+        <w:t xml:space="preserve">En dessous de ce tableau, une messagerie permettra d'envoyer des messages automatiquement par SMS ou par mail, avec l’accord </w:t>
+      </w:r>
+      <w:r>
+        <w:lastRenderedPageBreak/>
+        <w:t>du patient. Via cette messagerie, l'orthophoniste pourra également envoyer des fichiers, tels que des documents PowerPoint ou Word.</w:t>
+      </w:r>
+    </w:p>
+    <w:p>
+      <w:pPr>
+        <w:spacing w:line="276" w:lineRule="auto"/>
+        <w:jc w:val="both"/>
+      </w:pPr>
+    </w:p>
+    <w:p>
+      <w:pPr>
+        <w:spacing w:line="276" w:lineRule="auto"/>
+        <w:jc w:val="both"/>
+        <w:rPr>
+          <w:b/>
+          <w:u w:val="single"/>
+        </w:rPr>
+      </w:pPr>
+      <w:r>
+        <w:rPr>
+          <w:b/>
+          <w:u w:val="single"/>
+        </w:rPr>
+        <w:t>La page Compte :</w:t>
+      </w:r>
+    </w:p>
+    <w:p>
+      <w:pPr>
+        <w:spacing w:line="276" w:lineRule="auto"/>
+        <w:jc w:val="both"/>
+      </w:pPr>
+      <w:r>
+        <w:t>Sur son compte, l’orthophoniste aura la possibilité de télécharger une photo et d'afficher un ensemble d'informations personnelles (collectées lors de l'inscription). Il pourra modifier ces informations, comme le mot de passe, à tout moment.</w:t>
+      </w:r>
+    </w:p>
+    <w:p>
+      <w:pPr>
+        <w:spacing w:line="276" w:lineRule="auto"/>
+        <w:jc w:val="both"/>
+      </w:pPr>
+      <w:r>
+        <w:t>De plus, cette page inclura :</w:t>
+      </w:r>
+    </w:p>
+    <w:p>
+      <w:pPr>
+        <w:pStyle w:val="Paragraphedeliste"/>
+        <w:numPr>
+          <w:ilvl w:val="0"/>
+          <w:numId w:val="4"/>
+        </w:numPr>
+        <w:spacing w:line="276" w:lineRule="auto"/>
+        <w:jc w:val="both"/>
+      </w:pPr>
+      <w:r>
+        <w:t>Un suivi de la comptabilité des heures de séances effectuées.</w:t>
+      </w:r>
+    </w:p>
+    <w:p>
+      <w:pPr>
+        <w:pStyle w:val="Paragraphedeliste"/>
+        <w:numPr>
+          <w:ilvl w:val="0"/>
+          <w:numId w:val="4"/>
+        </w:numPr>
+        <w:spacing w:line="276" w:lineRule="auto"/>
+        <w:jc w:val="both"/>
+      </w:pPr>
+      <w:r>
+        <w:t xml:space="preserve">Un compteur du nombre </w:t>
+      </w:r>
+      <w:r>
+        <w:t xml:space="preserve">des </w:t>
+      </w:r>
+      <w:r>
+        <w:t xml:space="preserve">exercices </w:t>
+      </w:r>
+      <w:r>
+        <w:t>personnalisés</w:t>
+      </w:r>
+      <w:r>
+        <w:t xml:space="preserve"> créés. En cliquant sur cette section, une nouvelle page affichera la liste détaillée </w:t>
+      </w:r>
+      <w:r>
+        <w:t xml:space="preserve">des </w:t>
+      </w:r>
+      <w:r>
+        <w:t>exercices personnalisés</w:t>
+      </w:r>
+      <w:r>
+        <w:t xml:space="preserve"> qu'il a créés, avec des précisions supplémentaires.</w:t>
+      </w:r>
+      <w:r>
+        <w:t xml:space="preserve"> </w:t>
+      </w:r>
+      <w:r>
+        <w:t>Grâce aux enregistrements existants, il ne sera pas obligé de recréer un exercice pour un autre patient. En cliquant sur un exercice, il pourra sélectionner un patient et lui envoyer l'exercice.</w:t>
+      </w:r>
+      <w:r>
+        <w:t xml:space="preserve"> </w:t>
+      </w:r>
+    </w:p>
+    <w:p>
+      <w:pPr>
+        <w:pStyle w:val="Paragraphedeliste"/>
+        <w:spacing w:line="276" w:lineRule="auto"/>
+        <w:jc w:val="both"/>
+        <w:rPr>
+          <w:b/>
+          <w:u w:val="single"/>
+        </w:rPr>
+      </w:pPr>
+    </w:p>
+    <w:p>
+      <w:pPr>
+        <w:spacing w:line="276" w:lineRule="auto"/>
+        <w:jc w:val="both"/>
+        <w:rPr>
+          <w:b/>
+          <w:u w:val="single"/>
+        </w:rPr>
+      </w:pPr>
+      <w:r>
+        <w:rPr>
+          <w:b/>
+          <w:u w:val="single"/>
+        </w:rPr>
+        <w:t>La page Jeux :</w:t>
+      </w:r>
+    </w:p>
+    <w:p>
+      <w:pPr>
+        <w:spacing w:line="276" w:lineRule="auto"/>
+        <w:jc w:val="both"/>
+        <w:rPr>
+          <w:bCs/>
+        </w:rPr>
+      </w:pPr>
+      <w:r>
+        <w:rPr>
+          <w:bCs/>
+        </w:rPr>
+        <w:t xml:space="preserve">Les orthophonistes pourront consulter les jeux créés par l'administrateur. Une liste des jeux proposés sera disponible, et en cliquant sur l'un d'eux, une nouvelle page s'affichera avec les détails du jeu sélectionné. Sous la description du jeu, une liste des patients ayant participé </w:t>
+      </w:r>
+      <w:r>
+        <w:rPr>
+          <w:bCs/>
+        </w:rPr>
+        <w:t xml:space="preserve">et ayant choisi </w:t>
+      </w:r>
+      <w:r>
+        <w:rPr>
+          <w:bCs/>
+        </w:rPr>
+        <w:t>cet</w:t>
+      </w:r>
+      <w:r>
+        <w:rPr>
+          <w:bCs/>
+        </w:rPr>
+        <w:t xml:space="preserve"> orthophoniste </w:t>
+      </w:r>
+      <w:r>
+        <w:rPr>
+          <w:bCs/>
+        </w:rPr>
+        <w:t>sera visible, ainsi que les points qu'ils ont obtenus.</w:t>
+      </w:r>
+    </w:p>
+    <w:p>
+      <w:pPr>
+        <w:spacing w:line="276" w:lineRule="auto"/>
+        <w:jc w:val="both"/>
+        <w:rPr>
+          <w:bCs/>
+        </w:rPr>
+      </w:pPr>
+      <w:r>
+        <w:rPr>
+          <w:bCs/>
+        </w:rPr>
+        <w:t xml:space="preserve">Les </w:t>
+      </w:r>
+      <w:r>
+        <w:rPr>
+          <w:bCs/>
+        </w:rPr>
+        <w:t xml:space="preserve">types de </w:t>
+      </w:r>
+      <w:r>
+        <w:rPr>
+          <w:bCs/>
+        </w:rPr>
+        <w:t>jeux proposés par l’administrateur sont :</w:t>
+      </w:r>
+    </w:p>
+    <w:p>
+      <w:pPr>
+        <w:pStyle w:val="Paragraphedeliste"/>
+        <w:numPr>
+          <w:ilvl w:val="0"/>
+          <w:numId w:val="4"/>
+        </w:numPr>
+        <w:spacing w:line="276" w:lineRule="auto"/>
+        <w:jc w:val="both"/>
+        <w:rPr>
+          <w:bCs/>
+        </w:rPr>
+      </w:pPr>
+      <w:r>
+        <w:rPr>
+          <w:bCs/>
+        </w:rPr>
+        <w:t>Jeux de vocabulaire : pour travailler l’apprentissage des mots et des expressions.</w:t>
+      </w:r>
+    </w:p>
+    <w:p>
+      <w:pPr>
+        <w:pStyle w:val="Paragraphedeliste"/>
+        <w:numPr>
+          <w:ilvl w:val="0"/>
+          <w:numId w:val="4"/>
+        </w:numPr>
+        <w:spacing w:line="276" w:lineRule="auto"/>
+        <w:jc w:val="both"/>
+        <w:rPr>
+          <w:bCs/>
+        </w:rPr>
+      </w:pPr>
+      <w:r>
+        <w:rPr>
+          <w:bCs/>
+        </w:rPr>
+        <w:t>Jeux de mémoire : pour travailler la mémoire visuelle et auditive.</w:t>
+      </w:r>
+    </w:p>
+    <w:p>
+      <w:pPr>
+        <w:pStyle w:val="Paragraphedeliste"/>
+        <w:numPr>
+          <w:ilvl w:val="0"/>
+          <w:numId w:val="4"/>
+        </w:numPr>
+        <w:spacing w:line="276" w:lineRule="auto"/>
+        <w:jc w:val="both"/>
+        <w:rPr>
+          <w:bCs/>
+        </w:rPr>
+      </w:pPr>
+      <w:r>
+        <w:rPr>
+          <w:bCs/>
+        </w:rPr>
+        <w:t>Jeux de dictée : pour travailler l’apprentissage des orthographes</w:t>
+      </w:r>
+      <w:r>
+        <w:rPr>
+          <w:bCs/>
+        </w:rPr>
+        <w:t xml:space="preserve"> des mots et des expressions</w:t>
+      </w:r>
+      <w:r>
+        <w:rPr>
+          <w:bCs/>
+        </w:rPr>
+        <w:t>.</w:t>
+      </w:r>
+    </w:p>
+    <w:p>
+      <w:pPr>
+        <w:spacing w:line="276" w:lineRule="auto"/>
+        <w:jc w:val="both"/>
+        <w:rPr>
+          <w:b/>
+          <w:u w:val="single"/>
+        </w:rPr>
+      </w:pPr>
+      <w:r>
+        <w:rPr>
+          <w:b/>
+          <w:u w:val="single"/>
+        </w:rPr>
+        <w:t>La page Exercices Personnalisés :</w:t>
+      </w:r>
+    </w:p>
+    <w:p>
+      <w:pPr>
+        <w:spacing w:line="276" w:lineRule="auto"/>
+        <w:jc w:val="both"/>
+        <w:rPr>
+          <w:bCs/>
+        </w:rPr>
+      </w:pPr>
+      <w:r>
+        <w:rPr>
+          <w:bCs/>
+        </w:rPr>
+        <w:t xml:space="preserve">L’orthophoniste pourra personnaliser les jeux selon les besoins spécifiques de chaque patient. </w:t>
+      </w:r>
+      <w:r>
+        <w:rPr>
+          <w:bCs/>
+        </w:rPr>
+        <w:t>Dans l</w:t>
+      </w:r>
+      <w:r>
+        <w:rPr>
+          <w:bCs/>
+        </w:rPr>
+        <w:t>e</w:t>
+      </w:r>
+      <w:r>
+        <w:rPr>
+          <w:bCs/>
+        </w:rPr>
+        <w:t>s jeux de vocabulaire</w:t>
+      </w:r>
+      <w:r>
+        <w:rPr>
+          <w:bCs/>
+        </w:rPr>
+        <w:t xml:space="preserve"> ou de mémoire</w:t>
+      </w:r>
+      <w:r>
+        <w:rPr>
+          <w:bCs/>
+        </w:rPr>
+        <w:t>, il pourra sélectionner un jeu de vocabulaire dans la liste des jeux proposés sur la page des exercices personnalisés. Une nouvelle page s'affichera, permettant de modifier ou d'ajouter des mots ou des expressions. Une fois les modifications effectuées, l'orthophoniste pourra sélectionner un ou plusieurs patients à qui envoyer le jeu, qui sera ensuite affiché dans leur espace personnel.</w:t>
+      </w:r>
+    </w:p>
+    <w:p>
+      <w:pPr>
+        <w:spacing w:line="276" w:lineRule="auto"/>
+        <w:jc w:val="both"/>
+        <w:rPr>
+          <w:bCs/>
+        </w:rPr>
+      </w:pPr>
+      <w:r>
+        <w:rPr>
+          <w:bCs/>
+        </w:rPr>
+        <w:t>Pour les jeux de dictée, il pourra sélectionner un jeu de dictée dans la liste des jeux proposés sur cette même page. Une nouvelle page s'affichera, permettant de modifier ou d’ajouter des mots ou des expressions à partir de la liste des mots et expressions proposés. Chaque mot ou expression de cette liste sera accompagné d’un fichier audio.</w:t>
+      </w:r>
+    </w:p>
+    <w:p>
+      <w:pPr>
+        <w:pStyle w:val="Titre2"/>
+        <w:numPr>
+          <w:ilvl w:val="0"/>
+          <w:numId w:val="12"/>
+        </w:numPr>
+      </w:pPr>
+      <w:r>
+        <w:t>Description de l’application</w:t>
+      </w:r>
+    </w:p>
+    <w:p>
+      <w:pPr>
+        <w:spacing w:line="276" w:lineRule="auto"/>
+        <w:jc w:val="both"/>
+      </w:pPr>
+    </w:p>
+    <w:p>
+      <w:pPr>
+        <w:pStyle w:val="Titre3"/>
+        <w:spacing w:line="276" w:lineRule="auto"/>
+        <w:jc w:val="both"/>
+        <w:rPr>
+          <w:smallCaps/>
+        </w:rPr>
+      </w:pPr>
+      <w:r>
+        <w:rPr>
+          <w:smallCaps/>
+        </w:rPr>
+        <w:lastRenderedPageBreak/>
+        <w:t>Description des pages</w:t>
+      </w:r>
+    </w:p>
+    <w:p>
+      <w:pPr>
+        <w:spacing w:line="276" w:lineRule="auto"/>
+        <w:jc w:val="both"/>
+      </w:pPr>
+      <w:r>
+        <w:t xml:space="preserve">La plateforme </w:t>
+      </w:r>
+      <w:r>
+        <w:rPr>
+          <w:b/>
+          <w:bCs/>
+        </w:rPr>
+        <w:t>Ortholib</w:t>
+      </w:r>
+      <w:r>
+        <w:t xml:space="preserve"> sera finalement composée de plusieurs pages :</w:t>
+      </w:r>
+    </w:p>
+    <w:p>
+      <w:pPr>
+        <w:pStyle w:val="Paragraphedeliste"/>
+        <w:numPr>
+          <w:ilvl w:val="0"/>
+          <w:numId w:val="13"/>
+        </w:numPr>
+        <w:spacing w:line="276" w:lineRule="auto"/>
+        <w:jc w:val="both"/>
+      </w:pPr>
+      <w:r>
+        <w:rPr>
+          <w:b/>
+          <w:bCs/>
+        </w:rPr>
+        <w:t xml:space="preserve">Une page d’accueil : </w:t>
+      </w:r>
+      <w:r>
+        <w:t>Dans la partie principale,</w:t>
+      </w:r>
+      <w:r>
+        <w:t xml:space="preserve"> nous présenterons avec un texte qui expliquera la définition d’une séance orthophonique. Au-dessous de la partie principale se présenteront 3</w:t>
+      </w:r>
+      <w:r>
+        <w:t xml:space="preserve"> icônes alignées sur une ligne en haut de page : une nous dirigera vers des nouveautés de l’application, la deuxième portera sur les règlements de l’application, et la dernière icône nous redirigera vers la liste des profils des orthophonistes. Il y aura également une vidéo qui présentera l’application Ortholib. Au-dessous d’une vidéo, un texte accompagnera la vidéo pour expli</w:t>
+      </w:r>
+      <w:r>
+        <w:t xml:space="preserve">quer de manière écrite pour les personnes malentendantes. Dans la partie Footer, nous disposerons de 3 colonnes composées du menu, des informations de contact et des nouveautés.  </w:t>
+      </w:r>
+    </w:p>
+    <w:p>
+      <w:pPr>
+        <w:pStyle w:val="Paragraphedeliste"/>
+        <w:numPr>
+          <w:ilvl w:val="0"/>
+          <w:numId w:val="13"/>
+        </w:numPr>
+        <w:spacing w:line="276" w:lineRule="auto"/>
+        <w:jc w:val="both"/>
+      </w:pPr>
+      <w:r>
+        <w:rPr>
+          <w:b/>
+          <w:bCs/>
+        </w:rPr>
+        <w:t xml:space="preserve">Une page de </w:t>
+      </w:r>
+      <w:r>
+        <w:rPr>
+          <w:b/>
+          <w:bCs/>
+        </w:rPr>
+        <w:t xml:space="preserve">Présentation </w:t>
+      </w:r>
+      <w:r>
+        <w:t xml:space="preserve">qui aura </w:t>
+      </w:r>
+      <w:r>
+        <w:t>3</w:t>
+      </w:r>
+      <w:r>
+        <w:t xml:space="preserve"> parties : </w:t>
+      </w:r>
+      <w:r>
+        <w:t xml:space="preserve">des nouveautés </w:t>
+      </w:r>
+      <w:r>
+        <w:t xml:space="preserve">de l’application, des règlements de l’application et la liste des Orthophonistes. </w:t>
+      </w:r>
+    </w:p>
+    <w:p>
+      <w:pPr>
+        <w:pStyle w:val="Paragraphedeliste"/>
+        <w:numPr>
+          <w:ilvl w:val="0"/>
+          <w:numId w:val="14"/>
+        </w:numPr>
+        <w:spacing w:line="276" w:lineRule="auto"/>
+        <w:jc w:val="both"/>
+      </w:pPr>
+      <w:r>
+        <w:rPr>
+          <w:b/>
+          <w:bCs/>
+        </w:rPr>
+        <w:t xml:space="preserve">Page Nouveautés de l’application : </w:t>
+      </w:r>
+      <w:r>
+        <w:t xml:space="preserve">Comme l’application ne cessera d’évoluer et d’être corrigée pour devenir meilleure, nous tiendrons les utilisateurs informés de tous les changements et nouveaux avantages sur cette page. Si nous décidons un jour d’améliorer l’application en ajoutant des jeux, nous publierons cette nouvelle à travers cette page. La description de cette nouveauté pourra se faire sous plusieurs formes : par format écrit (sous la forme d’un article) ou bien par format interactif sous la forme d’une vidéo par exemple. </w:t>
+      </w:r>
+    </w:p>
+    <w:p>
+      <w:pPr>
+        <w:pStyle w:val="Paragraphedeliste"/>
+        <w:numPr>
+          <w:ilvl w:val="0"/>
+          <w:numId w:val="14"/>
+        </w:numPr>
+        <w:spacing w:line="276" w:lineRule="auto"/>
+        <w:jc w:val="both"/>
+      </w:pPr>
+      <w:r>
+        <w:rPr>
+          <w:b/>
+          <w:bCs/>
+        </w:rPr>
+        <w:t>Page Règlements de l’application :</w:t>
+      </w:r>
+      <w:r>
+        <w:t xml:space="preserve"> </w:t>
+      </w:r>
+    </w:p>
+    <w:p>
+      <w:pPr>
+        <w:pStyle w:val="Paragraphedeliste"/>
+        <w:numPr>
+          <w:ilvl w:val="0"/>
+          <w:numId w:val="14"/>
+        </w:numPr>
+        <w:spacing w:line="276" w:lineRule="auto"/>
+        <w:jc w:val="both"/>
+      </w:pPr>
+      <w:r>
+        <w:rPr>
+          <w:b/>
+        </w:rPr>
+        <w:t>Page Liste des Orthophonistes :</w:t>
+      </w:r>
+      <w:r>
+        <w:rPr>
+          <w:b/>
+        </w:rPr>
+        <w:t xml:space="preserve"> </w:t>
+      </w:r>
+      <w:r>
+        <w:t>L</w:t>
+      </w:r>
+      <w:r>
+        <w:t xml:space="preserve">e but de cette application est de communiquer entre les orthophonistes et leurs patients. Mais, les patients veulent savoir quels orthophonistes qui participeront dans cette application. Donc, dans cette page, il y aura la liste des profils des orthophonistes.  </w:t>
+      </w:r>
+    </w:p>
+    <w:p>
+      <w:pPr>
+        <w:pStyle w:val="Paragraphedeliste"/>
+        <w:numPr>
+          <w:ilvl w:val="0"/>
+          <w:numId w:val="13"/>
+        </w:numPr>
+        <w:spacing w:line="276" w:lineRule="auto"/>
+        <w:jc w:val="both"/>
+      </w:pPr>
+      <w:r>
+        <w:rPr>
+          <w:b/>
+          <w:bCs/>
+        </w:rPr>
+        <w:t xml:space="preserve">Une page d’inscription : </w:t>
+      </w:r>
+      <w:r>
+        <w:t>S’il souhaite s’enregistrer sur l’application, le visiteur devra compléter un formulaire d’inscription comportant son nom, son prénom,</w:t>
+      </w:r>
+      <w:r>
+        <w:t xml:space="preserve"> son adresse électronique, son mot de passe, son mot de passe à confirmer, son numéro de téléphone, son âge, son sexe, sa ville, sa maladie, ses difficultés rencontrées, passer le test pour voir s’il y a des difficultés. (Oui/Non), préférence en présence ou en distance.  </w:t>
+      </w:r>
+    </w:p>
+    <w:p>
+      <w:pPr>
+        <w:pStyle w:val="Paragraphedeliste"/>
+        <w:numPr>
+          <w:ilvl w:val="0"/>
+          <w:numId w:val="13"/>
+        </w:numPr>
+        <w:spacing w:line="276" w:lineRule="auto"/>
+        <w:jc w:val="both"/>
+      </w:pPr>
+      <w:r>
+        <w:rPr>
+          <w:b/>
+          <w:bCs/>
+        </w:rPr>
+        <w:t>Une page de connexion</w:t>
+      </w:r>
+      <w:r>
+        <w:t> : Pour accéder à son compte, l’utilisateur devra communiquer sur cette page son adresse électronique avec son mot de passe.</w:t>
+      </w:r>
+    </w:p>
+    <w:p>
+      <w:pPr>
+        <w:pStyle w:val="Paragraphedeliste"/>
+        <w:spacing w:line="276" w:lineRule="auto"/>
+        <w:jc w:val="both"/>
+      </w:pPr>
+    </w:p>
+    <w:p>
+      <w:pPr>
+        <w:pStyle w:val="Paragraphedeliste"/>
+        <w:numPr>
+          <w:ilvl w:val="0"/>
+          <w:numId w:val="13"/>
+        </w:numPr>
+        <w:spacing w:before="120" w:after="120" w:line="276" w:lineRule="auto"/>
+        <w:jc w:val="both"/>
+        <w:rPr>
+          <w:b/>
+          <w:bCs/>
+        </w:rPr>
+      </w:pPr>
+      <w:r>
+        <w:rPr>
+          <w:b/>
+          <w:bCs/>
+        </w:rPr>
+        <w:t>Pages de tests de niveaux pour les utilisateurs :</w:t>
+      </w:r>
+    </w:p>
+    <w:p>
+      <w:pPr>
+        <w:pStyle w:val="Paragraphedeliste"/>
+        <w:spacing w:before="120" w:after="120" w:line="276" w:lineRule="auto"/>
+        <w:jc w:val="both"/>
+        <w:rPr>
+          <w:bCs/>
+        </w:rPr>
+      </w:pPr>
+      <w:r>
+        <w:rPr>
+          <w:bCs/>
+        </w:rPr>
+        <w:t>Les utilisateurs auront accès à trois tests différents, comprenant un total de 30 questions adaptées à leur niveau de langue française et aux difficultés rencontrées. Chaque test est composé de 10 questions.</w:t>
+      </w:r>
+    </w:p>
+    <w:p>
+      <w:pPr>
+        <w:pStyle w:val="Paragraphedeliste"/>
+        <w:spacing w:before="120" w:after="120" w:line="276" w:lineRule="auto"/>
+        <w:jc w:val="both"/>
+        <w:rPr>
+          <w:bCs/>
+        </w:rPr>
+      </w:pPr>
+      <w:r>
+        <w:rPr>
+          <w:bCs/>
+        </w:rPr>
+        <w:t>Dans chaque niveau, on retrouvera les types de questions suivants :</w:t>
+      </w:r>
+    </w:p>
+    <w:p>
+      <w:pPr>
+        <w:pStyle w:val="Paragraphedeliste"/>
+        <w:numPr>
+          <w:ilvl w:val="1"/>
+          <w:numId w:val="17"/>
+        </w:numPr>
+        <w:spacing w:before="120" w:after="120" w:line="276" w:lineRule="auto"/>
+        <w:jc w:val="both"/>
+        <w:rPr>
+          <w:bCs/>
+        </w:rPr>
+      </w:pPr>
+      <w:r>
+        <w:rPr>
+          <w:bCs/>
+        </w:rPr>
+        <w:t>Une page avec une vidéo ou une image et 4 à 6 choix possibles ;</w:t>
+      </w:r>
+    </w:p>
+    <w:p>
+      <w:pPr>
+        <w:pStyle w:val="Paragraphedeliste"/>
+        <w:numPr>
+          <w:ilvl w:val="1"/>
+          <w:numId w:val="17"/>
+        </w:numPr>
+        <w:spacing w:before="120" w:after="120" w:line="276" w:lineRule="auto"/>
+        <w:jc w:val="both"/>
+        <w:rPr>
+          <w:bCs/>
+        </w:rPr>
+      </w:pPr>
+      <w:r>
+        <w:rPr>
+          <w:bCs/>
+        </w:rPr>
+        <w:t>Une page avec une phrase incomplète, où des mots manquent, et l'utilisateur doit choisir le mot correct parmi 4 propositions ;</w:t>
+      </w:r>
+    </w:p>
+    <w:p>
+      <w:pPr>
+        <w:pStyle w:val="Paragraphedeliste"/>
+        <w:numPr>
+          <w:ilvl w:val="1"/>
+          <w:numId w:val="17"/>
+        </w:numPr>
+        <w:spacing w:before="120" w:after="120" w:line="276" w:lineRule="auto"/>
+        <w:jc w:val="both"/>
+        <w:rPr>
+          <w:bCs/>
+        </w:rPr>
+      </w:pPr>
+      <w:r>
+        <w:rPr>
+          <w:bCs/>
+        </w:rPr>
+        <w:t>Une page avec 3 ou 4 définitions et les 3 ou 4 mots correspondants à relier.</w:t>
+      </w:r>
+    </w:p>
+    <w:p>
+      <w:pPr>
+        <w:pStyle w:val="Paragraphedeliste"/>
+        <w:spacing w:before="120" w:after="120" w:line="276" w:lineRule="auto"/>
+        <w:jc w:val="both"/>
+        <w:rPr>
+          <w:b/>
+          <w:bCs/>
+        </w:rPr>
+      </w:pPr>
+      <w:r>
+        <w:rPr>
+          <w:b/>
+          <w:bCs/>
+        </w:rPr>
+        <w:t>a) Test de niveau 1 (10 pages) :</w:t>
+      </w:r>
+    </w:p>
+    <w:p>
+      <w:pPr>
+        <w:pStyle w:val="Paragraphedeliste"/>
+        <w:spacing w:before="120" w:after="120" w:line="276" w:lineRule="auto"/>
+        <w:jc w:val="both"/>
+        <w:rPr>
+          <w:bCs/>
+        </w:rPr>
+      </w:pPr>
+      <w:r>
+        <w:rPr>
+          <w:bCs/>
+        </w:rPr>
+        <w:lastRenderedPageBreak/>
+        <w:t>Si l'utilisateur obtient 60 % de bonnes réponses ou plus, il pourra passer au niveau supérieur. S'il obtient 10 bonnes réponses sur 10, il pourra directement accéder au test de niveau 3.</w:t>
+      </w:r>
+    </w:p>
+    <w:p>
+      <w:pPr>
+        <w:pStyle w:val="Paragraphedeliste"/>
+        <w:spacing w:before="120" w:after="120" w:line="276" w:lineRule="auto"/>
+        <w:jc w:val="both"/>
+        <w:rPr>
+          <w:b/>
+          <w:bCs/>
+        </w:rPr>
+      </w:pPr>
+      <w:r>
+        <w:rPr>
+          <w:b/>
+          <w:bCs/>
+        </w:rPr>
+        <w:t>b) Test de niveau 2 (10 pages) :</w:t>
+      </w:r>
+    </w:p>
+    <w:p>
+      <w:pPr>
+        <w:pStyle w:val="Paragraphedeliste"/>
+        <w:spacing w:before="120" w:after="120" w:line="276" w:lineRule="auto"/>
+        <w:jc w:val="both"/>
+        <w:rPr>
+          <w:bCs/>
+        </w:rPr>
+      </w:pPr>
+      <w:r>
+        <w:rPr>
+          <w:bCs/>
+        </w:rPr>
+        <w:t>À partir de ce niveau, l'utilisateur devra obtenir au moins 80 % de bonnes réponses pour passer au niveau supérieur. Si ce score n'est pas atteint, un test supplémentaire de 10 questions sera proposé pour évaluer les compétences de l'utilisateur et lui fournir des conseils sur les chapitres à réviser ou les difficultés à surmonter. S'il réussit toutes les questions, il pourra passer au niveau 3. En cas d'échec total (0 bonne réponse), l'utilisateur sera rétrogradé au niveau 1.</w:t>
+      </w:r>
+    </w:p>
+    <w:p>
+      <w:pPr>
+        <w:pStyle w:val="Paragraphedeliste"/>
+        <w:spacing w:before="120" w:after="120" w:line="276" w:lineRule="auto"/>
+        <w:jc w:val="both"/>
+        <w:rPr>
+          <w:b/>
+          <w:bCs/>
+        </w:rPr>
+      </w:pPr>
+      <w:r>
+        <w:rPr>
+          <w:b/>
+          <w:bCs/>
+        </w:rPr>
+        <w:t>c) Test de niveau 3 (10 pages) :</w:t>
+      </w:r>
+    </w:p>
+    <w:p>
+      <w:pPr>
+        <w:pStyle w:val="Paragraphedeliste"/>
+        <w:spacing w:before="120" w:after="120" w:line="276" w:lineRule="auto"/>
+        <w:jc w:val="both"/>
+        <w:rPr>
+          <w:bCs/>
+        </w:rPr>
+      </w:pPr>
+      <w:r>
+        <w:rPr>
+          <w:bCs/>
+        </w:rPr>
+        <w:t>Dans ce niveau, l'utilisateur doit obtenir 90 % de bonnes réponses. S'il y parvient, il n'aura plus besoin de séances orthophoniques. Il pourra accéder à une partie dédiée aux jeux. Cependant, il aura encore 10 questions pour évaluer son niveau et identifier les éventuelles difficultés rencontrées. En cas d'échec total, l'utilisateur sera rétrogradé au niveau 2.</w:t>
+      </w:r>
+    </w:p>
+    <w:p>
+      <w:pPr>
+        <w:pStyle w:val="Paragraphedeliste"/>
+        <w:spacing w:before="120" w:after="120" w:line="276" w:lineRule="auto"/>
+        <w:jc w:val="both"/>
+        <w:rPr>
+          <w:bCs/>
+        </w:rPr>
+      </w:pPr>
+      <w:r>
+        <w:rPr>
+          <w:bCs/>
+        </w:rPr>
+        <w:t>Pour chaque question, l'utilisateur aura un temps limite de 60 secondes. S'il dépasse ce délai, il sera pénalisé de 0,5 point pour chaque tranche de 20 secondes supplémentaires.</w:t>
+      </w:r>
+    </w:p>
+    <w:p>
+      <w:pPr>
+        <w:pStyle w:val="Paragraphedeliste"/>
+        <w:spacing w:before="120" w:after="120" w:line="276" w:lineRule="auto"/>
+        <w:jc w:val="both"/>
+      </w:pPr>
+    </w:p>
+    <w:p>
+      <w:pPr>
+        <w:pStyle w:val="Paragraphedeliste"/>
+        <w:numPr>
+          <w:ilvl w:val="0"/>
+          <w:numId w:val="13"/>
+        </w:numPr>
+        <w:spacing w:before="120" w:after="120" w:line="276" w:lineRule="auto"/>
+        <w:jc w:val="both"/>
+      </w:pPr>
+      <w:r>
+        <w:rPr>
+          <w:b/>
+          <w:bCs/>
+        </w:rPr>
+        <w:t xml:space="preserve">Une page des </w:t>
+      </w:r>
+      <w:r>
+        <w:rPr>
+          <w:b/>
+          <w:bCs/>
+        </w:rPr>
+        <w:t>conseils</w:t>
+      </w:r>
+      <w:r>
+        <w:t xml:space="preserve"> :</w:t>
+      </w:r>
+      <w:r>
+        <w:t xml:space="preserve"> </w:t>
+      </w:r>
+      <w:r>
+        <w:t>L'utilisateur verra une note basée sur les résultats des tests qu'il a effectués, ainsi qu'une proposition de niveau adapté (facile, moyen ou difficile). La page affichera également les difficultés rencontrées lors des tests. L'utilisateur devra ensuite choisir l'un des trois niveaux proposés (facile, moyen ou difficile).</w:t>
+      </w:r>
+    </w:p>
+    <w:p>
+      <w:pPr>
+        <w:pStyle w:val="Paragraphedeliste"/>
+        <w:spacing w:before="120" w:after="120" w:line="276" w:lineRule="auto"/>
+        <w:jc w:val="both"/>
+      </w:pPr>
+    </w:p>
+    <w:p>
+      <w:pPr>
+        <w:pStyle w:val="Paragraphedeliste"/>
+        <w:numPr>
+          <w:ilvl w:val="0"/>
+          <w:numId w:val="13"/>
+        </w:numPr>
+        <w:spacing w:before="120" w:after="120" w:line="276" w:lineRule="auto"/>
+        <w:jc w:val="both"/>
+      </w:pPr>
+      <w:r>
+        <w:rPr>
+          <w:b/>
+          <w:bCs/>
+        </w:rPr>
+        <w:t>Une page de l’espace de personnel</w:t>
+      </w:r>
+      <w:r>
+        <w:t> :</w:t>
+      </w:r>
+      <w:r>
+        <w:t xml:space="preserve"> </w:t>
+      </w:r>
+    </w:p>
+    <w:p>
+      <w:pPr>
+        <w:pStyle w:val="Paragraphedeliste"/>
+      </w:pPr>
+    </w:p>
+    <w:p>
+      <w:pPr>
+        <w:pStyle w:val="Paragraphedeliste"/>
+        <w:numPr>
+          <w:ilvl w:val="0"/>
+          <w:numId w:val="13"/>
+        </w:numPr>
+        <w:spacing w:line="276" w:lineRule="auto"/>
+        <w:jc w:val="both"/>
+        <w:rPr>
+          <w:bCs/>
+        </w:rPr>
+      </w:pPr>
+      <w:r>
+        <w:rPr>
+          <w:b/>
+          <w:bCs/>
+        </w:rPr>
+        <w:t>Une page de</w:t>
+      </w:r>
+      <w:r>
+        <w:rPr>
+          <w:b/>
+          <w:bCs/>
+        </w:rPr>
+        <w:t>s</w:t>
+      </w:r>
+      <w:r>
+        <w:rPr>
+          <w:b/>
+          <w:bCs/>
+        </w:rPr>
+        <w:t xml:space="preserve"> Jeux : </w:t>
+      </w:r>
+      <w:r>
+        <w:rPr>
+          <w:bCs/>
+        </w:rPr>
+        <w:t>Les</w:t>
+      </w:r>
+      <w:r>
+        <w:rPr>
+          <w:bCs/>
+        </w:rPr>
+        <w:t xml:space="preserve"> trois types de</w:t>
+      </w:r>
+      <w:r>
+        <w:rPr>
+          <w:bCs/>
+        </w:rPr>
+        <w:t xml:space="preserve"> jeux proposés par l’administrateur sont :</w:t>
+      </w:r>
+    </w:p>
+    <w:p>
+      <w:pPr>
+        <w:pStyle w:val="Paragraphedeliste"/>
+        <w:numPr>
+          <w:ilvl w:val="1"/>
+          <w:numId w:val="4"/>
+        </w:numPr>
+        <w:spacing w:line="276" w:lineRule="auto"/>
+        <w:jc w:val="both"/>
+        <w:rPr>
+          <w:bCs/>
+        </w:rPr>
+      </w:pPr>
+      <w:r>
+        <w:rPr>
+          <w:bCs/>
+        </w:rPr>
+        <w:t>Jeux de vocabulaire : pour travailler l’apprentissage des mots et des expressions.</w:t>
+      </w:r>
+      <w:r>
+        <w:rPr>
+          <w:bCs/>
+        </w:rPr>
+        <w:t xml:space="preserve"> </w:t>
+      </w:r>
+    </w:p>
+    <w:p>
+      <w:pPr>
+        <w:pStyle w:val="Paragraphedeliste"/>
+        <w:numPr>
+          <w:ilvl w:val="1"/>
+          <w:numId w:val="4"/>
+        </w:numPr>
+        <w:spacing w:line="276" w:lineRule="auto"/>
+        <w:jc w:val="both"/>
+        <w:rPr>
+          <w:bCs/>
+        </w:rPr>
+      </w:pPr>
+      <w:r>
+        <w:rPr>
+          <w:bCs/>
+        </w:rPr>
+        <w:t>Jeux de mémoire : pour travailler la mémoire visuelle et auditive.</w:t>
+      </w:r>
+    </w:p>
+    <w:p>
+      <w:pPr>
+        <w:pStyle w:val="Paragraphedeliste"/>
+        <w:numPr>
+          <w:ilvl w:val="1"/>
+          <w:numId w:val="4"/>
+        </w:numPr>
+        <w:spacing w:line="276" w:lineRule="auto"/>
+        <w:jc w:val="both"/>
+        <w:rPr>
+          <w:bCs/>
+        </w:rPr>
+      </w:pPr>
+      <w:r>
+        <w:rPr>
+          <w:bCs/>
+        </w:rPr>
+        <w:t>Jeux de dictée : pour travailler l’apprentissage des orthographes des mots et des expressions.</w:t>
+      </w:r>
+    </w:p>
+    <w:p>
+      <w:pPr>
+        <w:pStyle w:val="Paragraphedeliste"/>
+        <w:spacing w:line="276" w:lineRule="auto"/>
+        <w:jc w:val="both"/>
+        <w:rPr>
+          <w:bCs/>
+        </w:rPr>
+      </w:pPr>
+    </w:p>
+    <w:p>
+      <w:pPr>
+        <w:pStyle w:val="Paragraphedeliste"/>
+        <w:spacing w:line="276" w:lineRule="auto"/>
+        <w:jc w:val="both"/>
+        <w:rPr>
+          <w:bCs/>
+        </w:rPr>
+      </w:pPr>
+      <w:r>
+        <w:rPr>
+          <w:bCs/>
+        </w:rPr>
+        <w:t>Dans les jeux de vocabulaire, un type de jeu proposera, sur chaque page, 3 ou 4 définitions qu'il faudra relier aux mots correspondants.</w:t>
+      </w:r>
+    </w:p>
+    <w:p>
+      <w:pPr>
+        <w:pStyle w:val="Paragraphedeliste"/>
+        <w:spacing w:line="276" w:lineRule="auto"/>
+        <w:jc w:val="both"/>
+        <w:rPr>
+          <w:bCs/>
+        </w:rPr>
+      </w:pPr>
+      <w:r>
+        <w:rPr>
+          <w:bCs/>
+        </w:rPr>
+        <w:t>Un autre type de jeu proposera 3 ou 4 mots à associer avec leurs synonymes respectifs.</w:t>
+      </w:r>
+    </w:p>
+    <w:p>
+      <w:pPr>
+        <w:pStyle w:val="Paragraphedeliste"/>
+        <w:spacing w:line="276" w:lineRule="auto"/>
+        <w:jc w:val="both"/>
+        <w:rPr>
+          <w:bCs/>
+        </w:rPr>
+      </w:pPr>
+    </w:p>
+    <w:p>
+      <w:pPr>
+        <w:pStyle w:val="Paragraphedeliste"/>
+        <w:spacing w:line="276" w:lineRule="auto"/>
+        <w:jc w:val="both"/>
+        <w:rPr>
+          <w:bCs/>
+        </w:rPr>
+      </w:pPr>
+      <w:r>
+        <w:rPr>
+          <w:bCs/>
+        </w:rPr>
+        <w:t>Dans les jeux de mémoire, un type de jeu proposera, sur chaque page, 8 cartes contenant des images ou des mots, qu'il faudra associer par paires. Le but est de trouver 4 paires correspondantes.</w:t>
+      </w:r>
+    </w:p>
+    <w:p>
+      <w:pPr>
+        <w:pStyle w:val="Paragraphedeliste"/>
+        <w:spacing w:line="276" w:lineRule="auto"/>
+        <w:jc w:val="both"/>
+        <w:rPr>
+          <w:bCs/>
+        </w:rPr>
+      </w:pPr>
+      <w:r>
+        <w:rPr>
+          <w:bCs/>
+        </w:rPr>
+        <w:t>Un autre type de jeu affichera 4 ou 5 mots ou expressions sur chaque page. Un mot ou une expression disparaîtra après avoir été affiché, et l'utilisateur devra réécrire celui qui a été montré.</w:t>
+      </w:r>
+      <w:r>
+        <w:rPr>
+          <w:bCs/>
+        </w:rPr>
+        <w:t xml:space="preserve"> </w:t>
+      </w:r>
+      <w:r>
+        <w:rPr>
+          <w:bCs/>
+        </w:rPr>
+        <w:t>(</w:t>
+      </w:r>
+      <w:r>
+        <w:rPr>
+          <w:bCs/>
+        </w:rPr>
+        <w:t>Images</w:t>
+      </w:r>
+      <w:r>
+        <w:rPr>
+          <w:bCs/>
+        </w:rPr>
+        <w:t>)</w:t>
+      </w:r>
+    </w:p>
+    <w:p>
+      <w:pPr>
+        <w:pStyle w:val="Paragraphedeliste"/>
+        <w:spacing w:line="276" w:lineRule="auto"/>
+        <w:jc w:val="both"/>
+        <w:rPr>
+          <w:bCs/>
+        </w:rPr>
+      </w:pPr>
+    </w:p>
+    <w:p>
+      <w:pPr>
+        <w:pStyle w:val="Paragraphedeliste"/>
+        <w:spacing w:line="276" w:lineRule="auto"/>
+        <w:jc w:val="both"/>
+        <w:rPr>
+          <w:bCs/>
+        </w:rPr>
+      </w:pPr>
+      <w:r>
+        <w:t>Dans les jeux de dictée, un type de jeu proposera, sur chaque page, 10 mots ou expressions qui seront uniquement disponibles sous forme d'audio. L'utilisateur devra écrire ce qu'il entend. Le but est de ne faire aucune faute d'orthographe.</w:t>
+      </w:r>
+    </w:p>
+    <w:p>
+      <w:pPr>
+        <w:pStyle w:val="Paragraphedeliste"/>
+        <w:spacing w:line="276" w:lineRule="auto"/>
+        <w:jc w:val="both"/>
+        <w:rPr>
+          <w:bCs/>
+        </w:rPr>
+      </w:pPr>
+    </w:p>
+    <w:p>
+      <w:pPr>
+        <w:pStyle w:val="Paragraphedeliste"/>
+        <w:spacing w:line="276" w:lineRule="auto"/>
+        <w:jc w:val="both"/>
+        <w:rPr>
+          <w:bCs/>
+        </w:rPr>
+      </w:pPr>
+      <w:r>
+        <w:rPr>
+          <w:bCs/>
+        </w:rPr>
+        <w:lastRenderedPageBreak/>
+        <w:t>Dans les trois types de jeux, chaque niveau comprendra un chronomètre, sauf pour le niveau facile. Au niveau moyen, l'utilisateur aura une minute pour finir le jeu, tandis qu'au niveau difficile, il disposera de 50 secondes. S'il réussit à terminer le jeu en moins de 50 secondes sans faire d'erreur, il pourra choisir de réduire de 10 secondes supplémentaires le temps pour le prochain défi.</w:t>
+      </w:r>
+      <w:r>
+        <w:rPr>
+          <w:bCs/>
+        </w:rPr>
+        <w:t xml:space="preserve"> </w:t>
+      </w:r>
+    </w:p>
+    <w:p>
+      <w:pPr>
+        <w:pStyle w:val="Paragraphedeliste"/>
+        <w:spacing w:line="276" w:lineRule="auto"/>
+        <w:jc w:val="both"/>
+        <w:rPr>
+          <w:bCs/>
+        </w:rPr>
+      </w:pPr>
+      <w:r>
+        <w:rPr>
+          <w:bCs/>
+        </w:rPr>
+        <w:t xml:space="preserve">Pour passer dans un niveau supérieur, il faut avoir 90% de bonnes réponses. </w:t>
+      </w:r>
       <w:bookmarkStart w:id="0" w:name="_GoBack"/>
       <w:bookmarkEnd w:id="0"/>
-      <w:r>
-        <w:t>).</w:t>
-      </w:r>
-    </w:p>
-    <w:p>
-      <w:pPr>
-        <w:pStyle w:val="Paragraphedeliste"/>
-        <w:numPr>
-          <w:ilvl w:val="0"/>
-          <w:numId w:val="4"/>
-        </w:numPr>
-        <w:spacing w:line="276" w:lineRule="auto"/>
-        <w:jc w:val="both"/>
-      </w:pPr>
-      <w:r>
-        <w:t>Une vidéo qui présentera l’application.</w:t>
-      </w:r>
-    </w:p>
-    <w:p>
-      <w:pPr>
-        <w:pStyle w:val="Paragraphedeliste"/>
-        <w:numPr>
-          <w:ilvl w:val="0"/>
-          <w:numId w:val="4"/>
-        </w:numPr>
-        <w:spacing w:line="276" w:lineRule="auto"/>
-        <w:jc w:val="both"/>
-      </w:pPr>
-      <w:r>
-        <w:t>Un texte de la p</w:t>
-      </w:r>
-      <w:r>
-        <w:t>résentation de la vidéo à l’</w:t>
-      </w:r>
-      <w:r>
-        <w:t>écrit</w:t>
-      </w:r>
-      <w:r>
-        <w:t xml:space="preserve">. </w:t>
-      </w:r>
-    </w:p>
-    <w:p>
-      <w:pPr>
-        <w:pStyle w:val="Paragraphedeliste"/>
-        <w:numPr>
-          <w:ilvl w:val="0"/>
-          <w:numId w:val="4"/>
-        </w:numPr>
-        <w:spacing w:line="276" w:lineRule="auto"/>
-        <w:jc w:val="both"/>
-      </w:pPr>
-      <w:r>
-        <w:t>Page de Présentation</w:t>
-      </w:r>
-    </w:p>
-    <w:p>
-      <w:pPr>
-        <w:pStyle w:val="Paragraphedeliste"/>
-        <w:numPr>
-          <w:ilvl w:val="0"/>
-          <w:numId w:val="4"/>
-        </w:numPr>
-        <w:spacing w:line="276" w:lineRule="auto"/>
-        <w:jc w:val="both"/>
-      </w:pPr>
-      <w:r>
-        <w:t xml:space="preserve">Une page de contact : les visiteurs pourront poser leurs questions sur le site web à travers la page de contact. Les questions ne seront pas stockées en base de données. Pour cela, avant d’envoyer leur questionnaire, les utilisateurs doivent remplir un formulaire dans la page de contact qui permet de sécuriser l’application. Le gestionnaire recevra automatiquement la question par mail. Les questions s’afficheront également dans la partie administration du site, </w:t>
-      </w:r>
-      <w:r>
-        <w:lastRenderedPageBreak/>
-        <w:t xml:space="preserve">sur la page de contact. S’afficheront une liste des questions avec l’adresse électronique des visiteurs. </w:t>
-      </w:r>
-    </w:p>
-    <w:p>
-      <w:pPr>
-        <w:pStyle w:val="Paragraphedeliste"/>
-        <w:numPr>
-          <w:ilvl w:val="0"/>
-          <w:numId w:val="4"/>
-        </w:numPr>
-        <w:spacing w:line="276" w:lineRule="auto"/>
-        <w:jc w:val="both"/>
-      </w:pPr>
-      <w:r>
-        <w:t>Tous les visiteurs sont libres d’aller sur la page d’inscription. Ils y verront un formulaire d’inscription qui leur permettra de se connecter immédiatement et de commencer à choisir des orthophonistes.</w:t>
-      </w:r>
-    </w:p>
-    <w:p>
-      <w:pPr>
-        <w:spacing w:after="0" w:line="276" w:lineRule="auto"/>
-        <w:ind w:left="1080"/>
-        <w:jc w:val="both"/>
-      </w:pPr>
-      <w:r>
-        <w:t>Les données qu’il devra indiquer pour devenir utilisateur seront :</w:t>
-      </w:r>
-    </w:p>
-    <w:p>
-      <w:pPr>
-        <w:pStyle w:val="Paragraphedeliste"/>
-        <w:numPr>
-          <w:ilvl w:val="0"/>
-          <w:numId w:val="4"/>
-        </w:numPr>
-        <w:spacing w:after="0" w:line="240" w:lineRule="auto"/>
-        <w:ind w:left="1800"/>
-        <w:jc w:val="both"/>
-      </w:pPr>
-      <w:r>
-        <w:t>Son nom</w:t>
-      </w:r>
-    </w:p>
-    <w:p>
-      <w:pPr>
-        <w:pStyle w:val="Paragraphedeliste"/>
-        <w:numPr>
-          <w:ilvl w:val="0"/>
-          <w:numId w:val="4"/>
-        </w:numPr>
-        <w:spacing w:after="0" w:line="240" w:lineRule="auto"/>
-        <w:ind w:left="1800"/>
-        <w:jc w:val="both"/>
-      </w:pPr>
-      <w:r>
-        <w:t>Son prénom</w:t>
-      </w:r>
-    </w:p>
-    <w:p>
-      <w:pPr>
-        <w:pStyle w:val="Paragraphedeliste"/>
-        <w:numPr>
-          <w:ilvl w:val="0"/>
-          <w:numId w:val="4"/>
-        </w:numPr>
-        <w:spacing w:after="0" w:line="240" w:lineRule="auto"/>
-        <w:ind w:left="1800"/>
-        <w:jc w:val="both"/>
-      </w:pPr>
-      <w:r>
-        <w:t xml:space="preserve">Son adresse électronique </w:t>
-      </w:r>
-    </w:p>
-    <w:p>
-      <w:pPr>
-        <w:pStyle w:val="Paragraphedeliste"/>
-        <w:numPr>
-          <w:ilvl w:val="0"/>
-          <w:numId w:val="4"/>
-        </w:numPr>
-        <w:spacing w:after="0" w:line="240" w:lineRule="auto"/>
-        <w:ind w:left="1800"/>
-        <w:jc w:val="both"/>
-      </w:pPr>
-      <w:r>
-        <w:t xml:space="preserve">Son mot de passe </w:t>
-      </w:r>
-    </w:p>
-    <w:p>
-      <w:pPr>
-        <w:pStyle w:val="Paragraphedeliste"/>
-        <w:numPr>
-          <w:ilvl w:val="0"/>
-          <w:numId w:val="4"/>
-        </w:numPr>
-        <w:spacing w:after="0" w:line="240" w:lineRule="auto"/>
-        <w:ind w:left="1800"/>
-        <w:jc w:val="both"/>
-      </w:pPr>
-      <w:r>
-        <w:t xml:space="preserve">Son mot de passe à confirmer </w:t>
-      </w:r>
-    </w:p>
-    <w:p>
-      <w:pPr>
-        <w:pStyle w:val="Paragraphedeliste"/>
-        <w:numPr>
-          <w:ilvl w:val="0"/>
-          <w:numId w:val="4"/>
-        </w:numPr>
-        <w:spacing w:after="0" w:line="240" w:lineRule="auto"/>
-        <w:ind w:left="1800"/>
-        <w:jc w:val="both"/>
-      </w:pPr>
-      <w:r>
-        <w:t>Son numéro de téléphone</w:t>
-      </w:r>
-    </w:p>
-    <w:p>
-      <w:pPr>
-        <w:pStyle w:val="Paragraphedeliste"/>
-        <w:numPr>
-          <w:ilvl w:val="0"/>
-          <w:numId w:val="4"/>
-        </w:numPr>
-        <w:spacing w:after="0" w:line="240" w:lineRule="auto"/>
-        <w:ind w:left="1800"/>
-        <w:jc w:val="both"/>
-      </w:pPr>
-      <w:r>
-        <w:t>Son âge</w:t>
-      </w:r>
-    </w:p>
-    <w:p>
-      <w:pPr>
-        <w:pStyle w:val="Paragraphedeliste"/>
-        <w:numPr>
-          <w:ilvl w:val="0"/>
-          <w:numId w:val="4"/>
-        </w:numPr>
-        <w:spacing w:after="0" w:line="240" w:lineRule="auto"/>
-        <w:ind w:left="1800"/>
-        <w:jc w:val="both"/>
-      </w:pPr>
-      <w:r>
-        <w:t>Son sexe</w:t>
-      </w:r>
-    </w:p>
-    <w:p>
-      <w:pPr>
-        <w:pStyle w:val="Paragraphedeliste"/>
-        <w:numPr>
-          <w:ilvl w:val="0"/>
-          <w:numId w:val="4"/>
-        </w:numPr>
-        <w:spacing w:after="0" w:line="240" w:lineRule="auto"/>
-        <w:ind w:left="1800"/>
-        <w:jc w:val="both"/>
-      </w:pPr>
-      <w:r>
-        <w:t>Sa ville</w:t>
-      </w:r>
-    </w:p>
-    <w:p>
-      <w:pPr>
-        <w:pStyle w:val="Paragraphedeliste"/>
-        <w:numPr>
-          <w:ilvl w:val="0"/>
-          <w:numId w:val="4"/>
-        </w:numPr>
-        <w:spacing w:after="0" w:line="240" w:lineRule="auto"/>
-        <w:ind w:left="1800"/>
-        <w:jc w:val="both"/>
-      </w:pPr>
-      <w:r>
-        <w:t>Le cas échéant</w:t>
-      </w:r>
-      <w:r>
-        <w:t>, s</w:t>
-      </w:r>
-      <w:r>
-        <w:t xml:space="preserve">a maladie </w:t>
-      </w:r>
-    </w:p>
-    <w:p>
-      <w:pPr>
-        <w:pStyle w:val="Paragraphedeliste"/>
-        <w:numPr>
-          <w:ilvl w:val="0"/>
-          <w:numId w:val="4"/>
-        </w:numPr>
-        <w:spacing w:after="0" w:line="240" w:lineRule="auto"/>
-        <w:ind w:left="1800"/>
-        <w:jc w:val="both"/>
-      </w:pPr>
-      <w:r>
-        <w:t xml:space="preserve">Les difficultés rencontrées </w:t>
-      </w:r>
-    </w:p>
-    <w:p>
-      <w:pPr>
-        <w:pStyle w:val="Paragraphedeliste"/>
-        <w:numPr>
-          <w:ilvl w:val="0"/>
-          <w:numId w:val="4"/>
-        </w:numPr>
-        <w:spacing w:after="0" w:line="240" w:lineRule="auto"/>
-        <w:ind w:left="1800"/>
-        <w:jc w:val="both"/>
-      </w:pPr>
-      <w:r>
-        <w:t>Passer le test pour voir s’il y a des difficultés. (Oui/Non).</w:t>
-      </w:r>
-    </w:p>
-    <w:p>
-      <w:pPr>
-        <w:pStyle w:val="Paragraphedeliste"/>
-        <w:numPr>
-          <w:ilvl w:val="0"/>
-          <w:numId w:val="4"/>
-        </w:numPr>
-        <w:spacing w:after="0" w:line="240" w:lineRule="auto"/>
-        <w:ind w:left="1800"/>
-        <w:jc w:val="both"/>
-      </w:pPr>
-      <w:r>
-        <w:t xml:space="preserve">Préférence en présence ou en distance.  </w:t>
-      </w:r>
-    </w:p>
-    <w:p>
-      <w:pPr>
-        <w:spacing w:line="276" w:lineRule="auto"/>
-        <w:jc w:val="both"/>
-      </w:pPr>
-    </w:p>
-    <w:p>
-      <w:pPr>
-        <w:pStyle w:val="Paragraphedeliste"/>
-        <w:spacing w:line="276" w:lineRule="auto"/>
-        <w:jc w:val="both"/>
-      </w:pPr>
-      <w:r>
-        <w:t>Une fois que l’utilisateur s’inscrit sur le site, un mail lui sera immédiatement envoyé. Il sera ensuite redirigé vers une page qui lui demandera de retranscrire le code qu’il a reçu par mail pour une durée limite de 20 minutes. Lorsqu’il aura tapé le code, il sera officiellement inscrit et pourra commencer à utiliser la plateforme.</w:t>
-      </w:r>
-    </w:p>
-    <w:p>
-      <w:pPr>
-        <w:pStyle w:val="Paragraphedeliste"/>
-        <w:spacing w:line="276" w:lineRule="auto"/>
-        <w:jc w:val="both"/>
-      </w:pPr>
-    </w:p>
-    <w:p>
-      <w:pPr>
-        <w:pStyle w:val="Paragraphedeliste"/>
-        <w:spacing w:line="276" w:lineRule="auto"/>
-        <w:jc w:val="both"/>
-      </w:pPr>
-      <w:r>
-        <w:t>Dans la partie gestionnaire, l’enregistrement du nouveau membre s’affichera avec l’ensemble des données qu’il aura communiqué ainsi que :</w:t>
-      </w:r>
-    </w:p>
-    <w:p>
-      <w:pPr>
-        <w:pStyle w:val="Paragraphedeliste"/>
-        <w:numPr>
-          <w:ilvl w:val="0"/>
-          <w:numId w:val="7"/>
-        </w:numPr>
-        <w:spacing w:line="276" w:lineRule="auto"/>
-        <w:jc w:val="both"/>
-      </w:pPr>
-      <w:r>
-        <w:t xml:space="preserve">Le statut de son </w:t>
-      </w:r>
-      <w:r>
-        <w:t>compte (</w:t>
-      </w:r>
-      <w:r>
-        <w:t>mail</w:t>
-      </w:r>
-      <w:r>
-        <w:t>)</w:t>
-      </w:r>
-    </w:p>
-    <w:p>
-      <w:pPr>
-        <w:pStyle w:val="Paragraphedeliste"/>
-        <w:numPr>
-          <w:ilvl w:val="0"/>
-          <w:numId w:val="7"/>
-        </w:numPr>
-        <w:spacing w:line="276" w:lineRule="auto"/>
-        <w:jc w:val="both"/>
-      </w:pPr>
-      <w:r>
-        <w:t>La date de son inscription.</w:t>
-      </w:r>
-    </w:p>
-    <w:p>
-      <w:pPr>
-        <w:spacing w:line="276" w:lineRule="auto"/>
-        <w:jc w:val="both"/>
-      </w:pPr>
-    </w:p>
-    <w:p>
-      <w:pPr>
-        <w:pStyle w:val="Paragraphedeliste"/>
-        <w:spacing w:line="276" w:lineRule="auto"/>
-        <w:jc w:val="both"/>
-      </w:pPr>
-      <w:r>
-        <w:t xml:space="preserve">Une fois que son compte est activé, le visiteur inscrit devient utilisateur.  Il peut désormais se connecter sur le site. Le nombre d’essais pour se connecter est limité. Au bout </w:t>
-      </w:r>
-      <w:r>
-        <w:t>de 3</w:t>
-      </w:r>
-      <w:r>
-        <w:t xml:space="preserve"> tentatives, le compte sera bloqué pour une durée limitée. Automatiquement, un message de prévention est envoyé à l’adresse électronique de l’utilisateur car le nombre d’essais disponibles est dépassé. Dans ce mail, un lien est proposé pour changer de mot de passe. </w:t>
-      </w:r>
-    </w:p>
-    <w:p>
-      <w:pPr>
-        <w:pStyle w:val="Paragraphedeliste"/>
-        <w:spacing w:line="276" w:lineRule="auto"/>
-        <w:jc w:val="both"/>
-      </w:pPr>
-    </w:p>
-    <w:p>
-      <w:pPr>
-        <w:pStyle w:val="Paragraphedeliste"/>
-        <w:numPr>
-          <w:ilvl w:val="0"/>
-          <w:numId w:val="6"/>
-        </w:numPr>
-        <w:spacing w:line="276" w:lineRule="auto"/>
-        <w:jc w:val="both"/>
-      </w:pPr>
-      <w:r>
-        <w:t>Utilisateur</w:t>
-      </w:r>
-    </w:p>
-    <w:p>
-      <w:pPr>
-        <w:spacing w:line="276" w:lineRule="auto"/>
-        <w:jc w:val="both"/>
-      </w:pPr>
-      <w:r>
-        <w:t xml:space="preserve">Un utilisateur peut bénéficier des options du site si et seulement si : </w:t>
-      </w:r>
-    </w:p>
-    <w:p>
-      <w:pPr>
-        <w:pStyle w:val="Paragraphedeliste"/>
-        <w:numPr>
-          <w:ilvl w:val="0"/>
-          <w:numId w:val="4"/>
-        </w:numPr>
-        <w:spacing w:line="276" w:lineRule="auto"/>
-        <w:jc w:val="both"/>
-      </w:pPr>
-      <w:r>
-        <w:t>Il est inscrit sur le site ;</w:t>
-      </w:r>
-    </w:p>
-    <w:p>
-      <w:pPr>
-        <w:pStyle w:val="Paragraphedeliste"/>
-        <w:numPr>
-          <w:ilvl w:val="0"/>
-          <w:numId w:val="4"/>
-        </w:numPr>
-        <w:spacing w:line="276" w:lineRule="auto"/>
-        <w:jc w:val="both"/>
-      </w:pPr>
-      <w:r>
-        <w:t xml:space="preserve">Son compte est activé ; </w:t>
-      </w:r>
-    </w:p>
-    <w:p>
-      <w:pPr>
-        <w:pStyle w:val="Paragraphedeliste"/>
-        <w:numPr>
-          <w:ilvl w:val="0"/>
-          <w:numId w:val="4"/>
-        </w:numPr>
-        <w:spacing w:line="276" w:lineRule="auto"/>
-        <w:jc w:val="both"/>
-      </w:pPr>
-      <w:r>
-        <w:t xml:space="preserve">Il a validé le formulaire de connexion avec une adresse électronique et un mot de passe ; </w:t>
-      </w:r>
-    </w:p>
-    <w:p>
-      <w:pPr>
-        <w:pStyle w:val="Paragraphedeliste"/>
-        <w:numPr>
-          <w:ilvl w:val="0"/>
-          <w:numId w:val="4"/>
-        </w:numPr>
-        <w:spacing w:line="276" w:lineRule="auto"/>
-        <w:jc w:val="both"/>
-      </w:pPr>
-      <w:r>
-        <w:t>Il a confirmé le code envoyé par mail ;</w:t>
-      </w:r>
-    </w:p>
-    <w:p>
-      <w:pPr>
-        <w:pStyle w:val="Paragraphedeliste"/>
-        <w:numPr>
-          <w:ilvl w:val="0"/>
-          <w:numId w:val="4"/>
-        </w:numPr>
-        <w:spacing w:line="276" w:lineRule="auto"/>
-        <w:jc w:val="both"/>
-      </w:pPr>
-      <w:r>
-        <w:t xml:space="preserve">Il s’est connecté sur le site avec le compte qu’il a créé. </w:t>
-      </w:r>
-    </w:p>
-    <w:p>
-      <w:pPr>
-        <w:spacing w:line="276" w:lineRule="auto"/>
-        <w:jc w:val="both"/>
-      </w:pPr>
-      <w:r>
-        <w:lastRenderedPageBreak/>
-        <w:t>A ce moment-là,</w:t>
-      </w:r>
-      <w:r>
-        <w:t xml:space="preserve"> il lui sera proposé de passer un test pour connaitre son niveau de langues française.</w:t>
-      </w:r>
-    </w:p>
-    <w:p>
-      <w:pPr>
-        <w:spacing w:line="276" w:lineRule="auto"/>
-        <w:jc w:val="both"/>
-      </w:pPr>
-      <w:r>
-        <w:t xml:space="preserve"> </w:t>
-      </w:r>
-      <w:r>
-        <w:t>Il</w:t>
-      </w:r>
-      <w:r>
-        <w:t xml:space="preserve"> existera </w:t>
-      </w:r>
-      <w:r>
-        <w:t xml:space="preserve">alors, </w:t>
-      </w:r>
-      <w:r>
-        <w:rPr>
-          <w:u w:val="single"/>
-        </w:rPr>
-        <w:t>3</w:t>
-      </w:r>
-      <w:r>
-        <w:rPr>
-          <w:u w:val="single"/>
-        </w:rPr>
-        <w:t xml:space="preserve"> directions possibles</w:t>
-      </w:r>
-      <w:r>
-        <w:t> :</w:t>
-      </w:r>
-    </w:p>
-    <w:p>
-      <w:pPr>
-        <w:pStyle w:val="Paragraphedeliste"/>
-        <w:numPr>
-          <w:ilvl w:val="0"/>
-          <w:numId w:val="8"/>
-        </w:numPr>
-        <w:spacing w:line="276" w:lineRule="auto"/>
-        <w:jc w:val="both"/>
-      </w:pPr>
-      <w:r>
-        <w:t>Pour un utilisateur qui aura choisi de ne pas passer le test et confirmer s’il</w:t>
-      </w:r>
-      <w:r>
-        <w:t xml:space="preserve"> a </w:t>
-      </w:r>
-      <w:r>
-        <w:t xml:space="preserve">ou non des difficultés. Le site </w:t>
-      </w:r>
-      <w:r>
-        <w:t xml:space="preserve">lui </w:t>
-      </w:r>
-      <w:r>
-        <w:t>proposera à nouveau de choisir de</w:t>
-      </w:r>
-      <w:r>
-        <w:t xml:space="preserve"> passer le test</w:t>
-      </w:r>
-      <w:r>
-        <w:t>.</w:t>
-      </w:r>
-      <w:r>
-        <w:t xml:space="preserve"> </w:t>
-      </w:r>
-      <w:r>
-        <w:t>Il aura un texte qui expliquera qu’Il est important de noter ses difficultés dans son compte pour que l’orthophoniste puisse bien les connaître</w:t>
-      </w:r>
-    </w:p>
-    <w:p>
-      <w:pPr>
-        <w:pStyle w:val="Paragraphedeliste"/>
-        <w:numPr>
-          <w:ilvl w:val="0"/>
-          <w:numId w:val="8"/>
-        </w:numPr>
-        <w:spacing w:line="276" w:lineRule="auto"/>
-        <w:jc w:val="both"/>
-      </w:pPr>
-      <w:r>
-        <w:t>Pour un utilisateur</w:t>
-      </w:r>
-      <w:r>
-        <w:t xml:space="preserve"> ayant</w:t>
-      </w:r>
-      <w:r>
-        <w:t xml:space="preserve"> choisi de passer le test</w:t>
-      </w:r>
-      <w:r>
-        <w:t>, il</w:t>
-      </w:r>
-      <w:r>
-        <w:t xml:space="preserve"> pourra</w:t>
-      </w:r>
-      <w:r>
-        <w:t xml:space="preserve"> passer au test</w:t>
-      </w:r>
-      <w:r>
-        <w:t xml:space="preserve"> suivant </w:t>
-      </w:r>
-      <w:r>
-        <w:t>avec des questions et</w:t>
-      </w:r>
-      <w:r>
-        <w:t xml:space="preserve"> plusieurs réponses à choisir. C</w:t>
-      </w:r>
-      <w:r>
-        <w:t xml:space="preserve">es réponses seront soit des images soit des mots soit des phrases. </w:t>
-      </w:r>
-    </w:p>
-    <w:p>
-      <w:pPr>
-        <w:pStyle w:val="Paragraphedeliste"/>
-        <w:numPr>
-          <w:ilvl w:val="0"/>
-          <w:numId w:val="8"/>
-        </w:numPr>
-        <w:spacing w:line="276" w:lineRule="auto"/>
-        <w:jc w:val="both"/>
-      </w:pPr>
-      <w:r>
-        <w:t>Po</w:t>
-      </w:r>
-      <w:r>
-        <w:t>ur un utilisateur qui a notifié ses difficultés</w:t>
-      </w:r>
-      <w:r>
-        <w:t xml:space="preserve"> dans l’inscription et qui n’aura pas choisi de passer le test</w:t>
-      </w:r>
-      <w:r>
-        <w:t>. Il</w:t>
-      </w:r>
-      <w:r>
-        <w:t xml:space="preserve"> peut passer</w:t>
-      </w:r>
-      <w:r>
-        <w:t xml:space="preserve"> directement</w:t>
-      </w:r>
-      <w:r>
-        <w:t xml:space="preserve"> dans l’application. </w:t>
-      </w:r>
-    </w:p>
-    <w:p>
-      <w:pPr>
-        <w:spacing w:line="276" w:lineRule="auto"/>
-        <w:jc w:val="both"/>
-      </w:pPr>
-      <w:r>
-        <w:t>Nous détaillerons l'organisation du test avant que l'utilisateur accède à la plateforme s'il n'a pas encore confirmé ses difficultés. Un test de 10 questions lui sera d'abord proposé pour cibler ses besoins et personnaliser son apprentissage. Les résultats seront fournis à la fin du questionnaire, accompagnés d'un récapitulatif de ses connaissances et des points à travailler pour débuter ou progresser.</w:t>
-      </w:r>
-    </w:p>
-    <w:p>
-      <w:pPr>
-        <w:spacing w:after="0" w:line="276" w:lineRule="auto"/>
-        <w:jc w:val="both"/>
-      </w:pPr>
-      <w:r>
-        <w:t xml:space="preserve">Les difficultés identifiées seront directement enregistrées sur son compte, accessibles aux orthophonistes. Parallèlement, l'utilisateur sera orienté vers l'un des trois niveaux d'apprentissage en fonction des résultats obtenus : facile, moyen ou difficile. </w:t>
-      </w:r>
-    </w:p>
-    <w:p>
-      <w:pPr>
-        <w:spacing w:line="276" w:lineRule="auto"/>
-        <w:jc w:val="both"/>
-      </w:pPr>
-      <w:r>
-        <w:t>Toutefois, il est important de noter que le site est conçu pour conseiller et guider l'utilisateur, mais c'est à ce dernier de choisir son parcours d'apprentissage et son niveau.</w:t>
-      </w:r>
-    </w:p>
-    <w:p>
-      <w:pPr>
-        <w:spacing w:line="276" w:lineRule="auto"/>
-        <w:jc w:val="both"/>
-      </w:pPr>
-      <w:r>
-        <w:t>S'il décide de suivre les recommandations proposées, des conseils spécifiques lui seront affichés, avec pour objectif de perfectionner ses connaissances, l'aider à progresser et évoluer à travers les niveaux.</w:t>
-      </w:r>
-    </w:p>
-    <w:p>
-      <w:pPr>
-        <w:spacing w:line="276" w:lineRule="auto"/>
-        <w:jc w:val="both"/>
-      </w:pPr>
-      <w:r>
-        <w:t xml:space="preserve">Après ce test d'évaluation initial, l'utilisateur sera dirigé vers une page appelée "Espace personnel". Cependant, avant d'y accéder, il devra d'abord choisir un orthophoniste, ou jusqu'à trois. En règle générale, le patient est censé en sélectionner un seul, mais il peut arriver que l'orthophoniste choisi ne soit pas disponible. C'est pourquoi </w:t>
-      </w:r>
-      <w:r>
-        <w:t xml:space="preserve">nous avons décidé de permettre de </w:t>
-      </w:r>
-      <w:r>
-        <w:t>sélection</w:t>
-      </w:r>
-      <w:r>
-        <w:t>ner</w:t>
-      </w:r>
-      <w:r>
-        <w:t xml:space="preserve"> jusqu'à trois orthophonistes.</w:t>
-      </w:r>
-    </w:p>
-    <w:p>
-      <w:pPr>
-        <w:spacing w:line="276" w:lineRule="auto"/>
-        <w:jc w:val="both"/>
-        <w:rPr>
-          <w:highlight w:val="yellow"/>
-        </w:rPr>
-      </w:pPr>
-      <w:r>
-        <w:rPr>
-          <w:highlight w:val="yellow"/>
-        </w:rPr>
-        <w:t>Si l'un des orthophonistes est disponible pour ce patient, il pourra accéder à son espace personnel. Si aucun n'est disponible, le système calculera l'itinéraire le plus court entre l'adresse renseignée par le patient lors de l'inscription et le cabinet d'un orthophoniste disponible.</w:t>
-      </w:r>
-      <w:r>
-        <w:rPr>
-          <w:highlight w:val="yellow"/>
-        </w:rPr>
-        <w:t xml:space="preserve"> </w:t>
-      </w:r>
-    </w:p>
-    <w:p>
-      <w:pPr>
-        <w:spacing w:line="276" w:lineRule="auto"/>
-        <w:jc w:val="both"/>
-      </w:pPr>
-      <w:r>
-        <w:rPr>
-          <w:highlight w:val="yellow"/>
-        </w:rPr>
-        <w:t>(API Google maps)</w:t>
-      </w:r>
-    </w:p>
-    <w:p>
-      <w:pPr>
-        <w:spacing w:line="276" w:lineRule="auto"/>
-        <w:jc w:val="both"/>
-        <w:rPr>
-          <w:b/>
-          <w:bCs/>
-          <w:u w:val="single"/>
-        </w:rPr>
-      </w:pPr>
-      <w:r>
-        <w:rPr>
-          <w:b/>
-          <w:bCs/>
-          <w:u w:val="single"/>
-        </w:rPr>
-        <w:t>L’espace personnel</w:t>
-      </w:r>
-    </w:p>
-    <w:p>
-      <w:pPr>
-        <w:spacing w:line="276" w:lineRule="auto"/>
-        <w:jc w:val="both"/>
-      </w:pPr>
-      <w:r>
-        <w:t>Le patient pourra consulter des résultats et des progrès en graphiques des séances orthophoniques, des exercices donnés par l’orthophoniste et des jeux proposés par l’application Ortholib.</w:t>
-      </w:r>
-      <w:r>
-        <w:t xml:space="preserve"> Il pourra changer à tout moment l’orthophoniste dans la page de compte. </w:t>
-      </w:r>
-    </w:p>
-    <w:p>
-      <w:pPr>
-        <w:spacing w:line="276" w:lineRule="auto"/>
-        <w:jc w:val="both"/>
-        <w:rPr>
-          <w:b/>
-          <w:bCs/>
-          <w:u w:val="single"/>
-        </w:rPr>
-      </w:pPr>
-      <w:r>
-        <w:rPr>
-          <w:b/>
-          <w:bCs/>
-          <w:u w:val="single"/>
-        </w:rPr>
-        <w:t>L</w:t>
-      </w:r>
-      <w:r>
-        <w:rPr>
-          <w:b/>
-          <w:bCs/>
-          <w:u w:val="single"/>
-        </w:rPr>
-        <w:t xml:space="preserve">a page Compte </w:t>
-      </w:r>
-    </w:p>
-    <w:p>
-      <w:pPr>
-        <w:spacing w:line="276" w:lineRule="auto"/>
-        <w:jc w:val="both"/>
-      </w:pPr>
-      <w:r>
-        <w:t>Sur la page de compte, l'utilisateur aura la possibilité de télécharger une photo et d'afficher un panel d'informations personnelles (collectées lors de l'inscription). Il pourra modifier ces informations, telles que le mot de passe, à tout moment.</w:t>
-      </w:r>
-    </w:p>
-    <w:p>
-      <w:pPr>
-        <w:spacing w:line="276" w:lineRule="auto"/>
-        <w:jc w:val="both"/>
-      </w:pPr>
-      <w:r>
-        <w:lastRenderedPageBreak/>
-        <w:t xml:space="preserve">L'orthophoniste choisi par le patient aura également le droit de modifier les informations liées aux difficultés rencontrées par le patient. Enfin, une option sera disponible pour permettre au patient de changer d'orthophoniste à tout moment. </w:t>
-      </w:r>
-    </w:p>
-    <w:p>
-      <w:pPr>
-        <w:pStyle w:val="Paragraphedeliste"/>
-        <w:numPr>
-          <w:ilvl w:val="0"/>
-          <w:numId w:val="6"/>
-        </w:numPr>
-        <w:spacing w:line="276" w:lineRule="auto"/>
-        <w:jc w:val="both"/>
-      </w:pPr>
-      <w:r>
-        <w:t>Orthophoniste</w:t>
-      </w:r>
-    </w:p>
-    <w:p>
-      <w:pPr>
-        <w:spacing w:line="276" w:lineRule="auto"/>
-        <w:jc w:val="both"/>
-      </w:pPr>
-      <w:r>
-        <w:t>Un orthophoniste peut bénéficier des options du site si et seulement si :</w:t>
-      </w:r>
-    </w:p>
-    <w:p>
-      <w:pPr>
-        <w:pStyle w:val="Paragraphedeliste"/>
-        <w:numPr>
-          <w:ilvl w:val="0"/>
-          <w:numId w:val="4"/>
-        </w:numPr>
-        <w:spacing w:line="276" w:lineRule="auto"/>
-        <w:jc w:val="both"/>
-      </w:pPr>
-      <w:r>
-        <w:t>Il est inscrit sur le site ;</w:t>
-      </w:r>
-    </w:p>
-    <w:p>
-      <w:pPr>
-        <w:pStyle w:val="Paragraphedeliste"/>
-        <w:numPr>
-          <w:ilvl w:val="0"/>
-          <w:numId w:val="4"/>
-        </w:numPr>
-        <w:spacing w:line="276" w:lineRule="auto"/>
-        <w:jc w:val="both"/>
-      </w:pPr>
-      <w:r>
-        <w:t>Il a été validé par l’administrateur</w:t>
-      </w:r>
-    </w:p>
-    <w:p>
-      <w:pPr>
-        <w:pStyle w:val="Paragraphedeliste"/>
-        <w:numPr>
-          <w:ilvl w:val="0"/>
-          <w:numId w:val="4"/>
-        </w:numPr>
-        <w:spacing w:line="276" w:lineRule="auto"/>
-        <w:jc w:val="both"/>
-      </w:pPr>
-      <w:r>
-        <w:t>Son compte est activé ;</w:t>
-      </w:r>
-    </w:p>
-    <w:p>
-      <w:pPr>
-        <w:pStyle w:val="Paragraphedeliste"/>
-        <w:numPr>
-          <w:ilvl w:val="0"/>
-          <w:numId w:val="4"/>
-        </w:numPr>
-        <w:spacing w:after="0" w:line="276" w:lineRule="auto"/>
-        <w:jc w:val="both"/>
-      </w:pPr>
-      <w:r>
-        <w:t>Il a validé le formulaire de connexion avec une adresse électronique et un mot de passe ;</w:t>
-      </w:r>
-    </w:p>
-    <w:p>
-      <w:pPr>
-        <w:pStyle w:val="Paragraphedeliste"/>
-        <w:numPr>
-          <w:ilvl w:val="0"/>
-          <w:numId w:val="4"/>
-        </w:numPr>
-        <w:spacing w:after="0" w:line="276" w:lineRule="auto"/>
-        <w:jc w:val="both"/>
-      </w:pPr>
-      <w:r>
-        <w:t>Il a confirmé le code envoyé par mail ;</w:t>
-      </w:r>
-    </w:p>
-    <w:p>
-      <w:pPr>
-        <w:pStyle w:val="Paragraphedeliste"/>
-        <w:numPr>
-          <w:ilvl w:val="0"/>
-          <w:numId w:val="4"/>
-        </w:numPr>
-        <w:spacing w:line="276" w:lineRule="auto"/>
-        <w:jc w:val="both"/>
-      </w:pPr>
-      <w:r>
-        <w:t>Il s’est connecté sur le site avec</w:t>
-      </w:r>
-      <w:r>
-        <w:t xml:space="preserve"> le compte qu’il a créé et qui</w:t>
-      </w:r>
-      <w:r>
-        <w:t xml:space="preserve"> a été accepté par l’administrateur.</w:t>
-      </w:r>
-    </w:p>
-    <w:p>
-      <w:pPr>
-        <w:spacing w:line="276" w:lineRule="auto"/>
-        <w:jc w:val="both"/>
-      </w:pPr>
-      <w:r>
-        <w:t xml:space="preserve">À ce moment-là, </w:t>
-      </w:r>
-      <w:r>
-        <w:t>l’orthophoniste connecté</w:t>
-      </w:r>
-      <w:r>
-        <w:t xml:space="preserve"> sera redirigé vers l'espace orthophoniste. </w:t>
-      </w:r>
-    </w:p>
-    <w:p>
-      <w:pPr>
-        <w:spacing w:line="276" w:lineRule="auto"/>
-        <w:jc w:val="both"/>
-        <w:rPr>
-          <w:b/>
-          <w:bCs/>
-          <w:u w:val="single"/>
-        </w:rPr>
-      </w:pPr>
-      <w:r>
-        <w:rPr>
-          <w:b/>
-          <w:bCs/>
-          <w:u w:val="single"/>
-        </w:rPr>
-        <w:t xml:space="preserve">L’espace </w:t>
-      </w:r>
-      <w:r>
-        <w:rPr>
-          <w:b/>
-          <w:bCs/>
-          <w:u w:val="single"/>
-        </w:rPr>
-        <w:t>Orthophoniste</w:t>
-      </w:r>
-    </w:p>
-    <w:p>
-      <w:pPr>
-        <w:spacing w:line="276" w:lineRule="auto"/>
-        <w:jc w:val="both"/>
-      </w:pPr>
-      <w:r>
-        <w:t xml:space="preserve">Dans le menu, il pourra accéder à plusieurs sections : </w:t>
-      </w:r>
-    </w:p>
-    <w:p>
-      <w:pPr>
-        <w:pStyle w:val="Paragraphedeliste"/>
-        <w:numPr>
-          <w:ilvl w:val="0"/>
-          <w:numId w:val="17"/>
-        </w:numPr>
-        <w:spacing w:line="276" w:lineRule="auto"/>
-        <w:jc w:val="both"/>
-      </w:pPr>
-      <w:r>
-        <w:t>La</w:t>
-      </w:r>
-      <w:r>
-        <w:t xml:space="preserve"> liste des patients</w:t>
-      </w:r>
-    </w:p>
-    <w:p>
-      <w:pPr>
-        <w:pStyle w:val="Paragraphedeliste"/>
-        <w:numPr>
-          <w:ilvl w:val="0"/>
-          <w:numId w:val="17"/>
-        </w:numPr>
-        <w:spacing w:line="276" w:lineRule="auto"/>
-        <w:jc w:val="both"/>
-      </w:pPr>
-      <w:r>
-        <w:t>Exercices Personnalisés</w:t>
-      </w:r>
-    </w:p>
-    <w:p>
-      <w:pPr>
-        <w:pStyle w:val="Paragraphedeliste"/>
-        <w:numPr>
-          <w:ilvl w:val="0"/>
-          <w:numId w:val="17"/>
-        </w:numPr>
-        <w:spacing w:line="276" w:lineRule="auto"/>
-        <w:jc w:val="both"/>
-      </w:pPr>
-      <w:r>
-        <w:t>Des</w:t>
-      </w:r>
-      <w:r>
-        <w:t xml:space="preserve"> jeux</w:t>
-      </w:r>
-    </w:p>
-    <w:p>
-      <w:pPr>
-        <w:pStyle w:val="Paragraphedeliste"/>
-        <w:numPr>
-          <w:ilvl w:val="0"/>
-          <w:numId w:val="17"/>
-        </w:numPr>
-        <w:spacing w:line="276" w:lineRule="auto"/>
-        <w:jc w:val="both"/>
-      </w:pPr>
-      <w:r>
-        <w:t>Compte</w:t>
-      </w:r>
-    </w:p>
-    <w:p>
-      <w:pPr>
-        <w:spacing w:line="276" w:lineRule="auto"/>
-        <w:jc w:val="both"/>
-      </w:pPr>
-      <w:r>
-        <w:t>Sur cette page, un tableau de l'emploi du temps sera affiché, couvrant la période du lundi au vendredi (ou au samedi). En tant qu'orthophoniste, il a droit à un maximum de 35 heures de travail par semaine. Le temps moyen de travail par jour serait donc de 7 heures. Cependant, il n'est pas possible de fixer un horaire strict de 9 h à 17 h, car cela dépendra de la disponibilité des patients. Certains préfèrent avoir leurs séances après 18 h.</w:t>
-      </w:r>
-    </w:p>
-    <w:p>
-      <w:pPr>
-        <w:spacing w:line="276" w:lineRule="auto"/>
-        <w:jc w:val="both"/>
-      </w:pPr>
-      <w:r>
-        <w:t>C'est pourquoi nous avons décidé d'établir un récapitulatif hebdomadaire couvrant des horaires de 8 h à 19 h chaque jour. Lorsqu'une nouvelle séance est ajoutée au tableau, elle est automatiquement comptabilisée. Si le total dépasse 35 heures par semaine, l'orthophoniste recevra une alerte et une notification sera envoyée à l'administrateur. De plus, il ne sera pas possible d'ajouter une séance supplémentaire une fois la limite atteinte.</w:t>
-      </w:r>
-      <w:r>
-        <w:t xml:space="preserve"> </w:t>
-      </w:r>
-    </w:p>
-    <w:p>
-      <w:pPr>
-        <w:spacing w:line="276" w:lineRule="auto"/>
-        <w:jc w:val="both"/>
-      </w:pPr>
-      <w:r>
-        <w:t>Lorsqu'une séance est ajoutée, l'orthophoniste pourra choisir de travailler soit en présentiel, soit en visioconférence. Un mail ou un message sera automatiquement envoyé au patient pour l'informer de la séance.</w:t>
-      </w:r>
-    </w:p>
-    <w:p>
-      <w:pPr>
-        <w:spacing w:line="276" w:lineRule="auto"/>
-        <w:jc w:val="both"/>
-      </w:pPr>
-      <w:r>
-        <w:t>En cliquant sur une séance, les détails s'afficheront, notamment les exercices prévus et le nom du patient concerné. Avec un double clic, une nouvelle page s'ouvrira, affichant le profil du patient. Au bas de cette page, un tableau de bord permettra à l'orthophoniste de noter le patient, d'ajouter des résumés et de consulter la progression sous forme de graphiques.</w:t>
-      </w:r>
-      <w:r>
-        <w:t xml:space="preserve"> </w:t>
-      </w:r>
-      <w:r>
-        <w:t>En dessous de ce tableau, une messagerie permettra d'envoyer des messages automatiquement par SMS ou par mail, avec l’accord du patient. Via cette messagerie, l'orthophoniste pourra également envoyer des fichiers, tels que des documents PowerPoint ou Word.</w:t>
-      </w:r>
-    </w:p>
-    <w:p>
-      <w:pPr>
-        <w:spacing w:line="276" w:lineRule="auto"/>
-        <w:jc w:val="both"/>
-      </w:pPr>
-    </w:p>
-    <w:p>
-      <w:pPr>
-        <w:spacing w:line="276" w:lineRule="auto"/>
-        <w:jc w:val="both"/>
-        <w:rPr>
-          <w:b/>
-          <w:u w:val="single"/>
-        </w:rPr>
-      </w:pPr>
-      <w:r>
-        <w:rPr>
-          <w:b/>
-          <w:u w:val="single"/>
-        </w:rPr>
-        <w:lastRenderedPageBreak/>
-        <w:t>La page Compte :</w:t>
-      </w:r>
-    </w:p>
-    <w:p>
-      <w:pPr>
-        <w:spacing w:line="276" w:lineRule="auto"/>
-        <w:jc w:val="both"/>
-      </w:pPr>
-      <w:r>
-        <w:t>Sur son compte, l’orthophoniste aura la possibilité de télécharger une photo et d'afficher un ensemble d'informations personnelles (collectées lors de l'inscription). Il pourra modifier ces informations, comme le mot de passe, à tout moment.</w:t>
-      </w:r>
-    </w:p>
-    <w:p>
-      <w:pPr>
-        <w:spacing w:line="276" w:lineRule="auto"/>
-        <w:jc w:val="both"/>
-      </w:pPr>
-      <w:r>
-        <w:t>De plus, cette page inclura :</w:t>
-      </w:r>
-    </w:p>
-    <w:p>
-      <w:pPr>
-        <w:pStyle w:val="Paragraphedeliste"/>
-        <w:numPr>
-          <w:ilvl w:val="0"/>
-          <w:numId w:val="4"/>
-        </w:numPr>
-        <w:spacing w:line="276" w:lineRule="auto"/>
-        <w:jc w:val="both"/>
-      </w:pPr>
-      <w:r>
-        <w:t>Un suivi de la comptabilité des heures de séances effectuées.</w:t>
-      </w:r>
-    </w:p>
-    <w:p>
-      <w:pPr>
-        <w:pStyle w:val="Paragraphedeliste"/>
-        <w:numPr>
-          <w:ilvl w:val="0"/>
-          <w:numId w:val="4"/>
-        </w:numPr>
-        <w:spacing w:line="276" w:lineRule="auto"/>
-        <w:jc w:val="both"/>
-      </w:pPr>
-      <w:r>
-        <w:t>Une section indiquant l’auteur de création des exercices</w:t>
-      </w:r>
-      <w:r>
-        <w:t xml:space="preserve"> standards</w:t>
-      </w:r>
-      <w:r>
-        <w:t xml:space="preserve"> et des jeux.</w:t>
-      </w:r>
-    </w:p>
-    <w:p>
-      <w:pPr>
-        <w:pStyle w:val="Paragraphedeliste"/>
-        <w:numPr>
-          <w:ilvl w:val="0"/>
-          <w:numId w:val="4"/>
-        </w:numPr>
-        <w:spacing w:line="276" w:lineRule="auto"/>
-        <w:jc w:val="both"/>
-        <w:rPr>
-          <w:highlight w:val="yellow"/>
-        </w:rPr>
-      </w:pPr>
-      <w:r>
-        <w:rPr>
-          <w:highlight w:val="yellow"/>
-        </w:rPr>
-        <w:t xml:space="preserve">Un compteur du nombre </w:t>
-      </w:r>
-      <w:r>
-        <w:rPr>
-          <w:highlight w:val="yellow"/>
-        </w:rPr>
-        <w:t xml:space="preserve">des jeux et des </w:t>
-      </w:r>
-      <w:r>
-        <w:rPr>
-          <w:highlight w:val="yellow"/>
-        </w:rPr>
-        <w:t xml:space="preserve">exercices standards créés. En cliquant sur cette section, une nouvelle page affichera la liste détaillée </w:t>
-      </w:r>
-      <w:r>
-        <w:rPr>
-          <w:highlight w:val="yellow"/>
-        </w:rPr>
-        <w:t xml:space="preserve">des jeux et </w:t>
-      </w:r>
-      <w:r>
-        <w:rPr>
-          <w:highlight w:val="yellow"/>
-        </w:rPr>
-        <w:t>des exercices qu'il a créés, avec des précisions supplémentaires.</w:t>
-      </w:r>
-    </w:p>
-    <w:p>
-      <w:pPr>
-        <w:pStyle w:val="Paragraphedeliste"/>
-        <w:spacing w:line="276" w:lineRule="auto"/>
-        <w:jc w:val="both"/>
-        <w:rPr>
-          <w:b/>
-          <w:u w:val="single"/>
-        </w:rPr>
-      </w:pPr>
-    </w:p>
-    <w:p>
-      <w:pPr>
-        <w:spacing w:line="276" w:lineRule="auto"/>
-        <w:jc w:val="both"/>
-        <w:rPr>
-          <w:b/>
-          <w:u w:val="single"/>
-        </w:rPr>
-      </w:pPr>
-      <w:r>
-        <w:rPr>
-          <w:b/>
-          <w:u w:val="single"/>
-        </w:rPr>
-        <w:t>La page Jeux :</w:t>
-      </w:r>
-    </w:p>
-    <w:p>
-      <w:pPr>
-        <w:spacing w:line="276" w:lineRule="auto"/>
-        <w:jc w:val="both"/>
-        <w:rPr>
-          <w:bCs/>
-        </w:rPr>
-      </w:pPr>
-      <w:r>
-        <w:rPr>
-          <w:bCs/>
-        </w:rPr>
-        <w:t xml:space="preserve">Les orthophonistes pourront consulter les jeux créés par l'administrateur. Une liste des jeux proposés sera disponible, et en cliquant sur l'un d'eux, une nouvelle page s'affichera avec les détails du jeu sélectionné. Sous la description du jeu, une liste des patients ayant participé </w:t>
-      </w:r>
-      <w:r>
-        <w:rPr>
-          <w:bCs/>
-        </w:rPr>
-        <w:t xml:space="preserve">et ayant choisi </w:t>
-      </w:r>
-      <w:r>
-        <w:rPr>
-          <w:bCs/>
-        </w:rPr>
-        <w:t>cet</w:t>
-      </w:r>
-      <w:r>
-        <w:rPr>
-          <w:bCs/>
-        </w:rPr>
-        <w:t xml:space="preserve"> orthophoniste </w:t>
-      </w:r>
-      <w:r>
-        <w:rPr>
-          <w:bCs/>
-        </w:rPr>
-        <w:t>sera visible, ainsi que les points qu'ils ont obtenus.</w:t>
-      </w:r>
-    </w:p>
-    <w:p>
-      <w:pPr>
-        <w:spacing w:line="276" w:lineRule="auto"/>
-        <w:jc w:val="both"/>
-        <w:rPr>
-          <w:bCs/>
-        </w:rPr>
-      </w:pPr>
-      <w:r>
-        <w:rPr>
-          <w:bCs/>
-        </w:rPr>
-        <w:t>Les jeux proposés par l’administrateur sont :</w:t>
-      </w:r>
-    </w:p>
-    <w:p>
-      <w:pPr>
-        <w:pStyle w:val="Paragraphedeliste"/>
-        <w:numPr>
-          <w:ilvl w:val="0"/>
-          <w:numId w:val="4"/>
-        </w:numPr>
-        <w:spacing w:line="276" w:lineRule="auto"/>
-        <w:jc w:val="both"/>
-        <w:rPr>
-          <w:bCs/>
-        </w:rPr>
-      </w:pPr>
-      <w:r>
-        <w:rPr>
-          <w:bCs/>
-        </w:rPr>
-        <w:t>Jeux de vocabulaire : pour travailler l’apprentissage des mots et des expressions.</w:t>
-      </w:r>
-    </w:p>
-    <w:p>
-      <w:pPr>
-        <w:pStyle w:val="Paragraphedeliste"/>
-        <w:numPr>
-          <w:ilvl w:val="0"/>
-          <w:numId w:val="4"/>
-        </w:numPr>
-        <w:spacing w:line="276" w:lineRule="auto"/>
-        <w:jc w:val="both"/>
-        <w:rPr>
-          <w:bCs/>
-        </w:rPr>
-      </w:pPr>
-      <w:r>
-        <w:rPr>
-          <w:bCs/>
-        </w:rPr>
-        <w:t>Jeux de mémoire : pour travailler la mémoire visuelle et auditive.</w:t>
-      </w:r>
-    </w:p>
-    <w:p>
-      <w:pPr>
-        <w:pStyle w:val="Paragraphedeliste"/>
-        <w:numPr>
-          <w:ilvl w:val="0"/>
-          <w:numId w:val="4"/>
-        </w:numPr>
-        <w:spacing w:line="276" w:lineRule="auto"/>
-        <w:jc w:val="both"/>
-        <w:rPr>
-          <w:bCs/>
-        </w:rPr>
-      </w:pPr>
-      <w:r>
-        <w:rPr>
-          <w:bCs/>
-        </w:rPr>
-        <w:t>Jeux de dictée : pour travailler l’apprentissage des orthographes</w:t>
-      </w:r>
-      <w:r>
-        <w:rPr>
-          <w:bCs/>
-        </w:rPr>
-        <w:t xml:space="preserve"> des mots et des expressions</w:t>
-      </w:r>
-      <w:r>
-        <w:rPr>
-          <w:bCs/>
-        </w:rPr>
-        <w:t>.</w:t>
-      </w:r>
-    </w:p>
-    <w:p>
-      <w:pPr>
-        <w:spacing w:line="276" w:lineRule="auto"/>
-        <w:jc w:val="both"/>
-        <w:rPr>
-          <w:b/>
-          <w:u w:val="single"/>
-        </w:rPr>
-      </w:pPr>
-      <w:r>
-        <w:rPr>
-          <w:b/>
-          <w:u w:val="single"/>
-        </w:rPr>
-        <w:t>La page Exercices Personnalisés :</w:t>
-      </w:r>
-    </w:p>
-    <w:p>
-      <w:pPr>
-        <w:spacing w:line="276" w:lineRule="auto"/>
-        <w:jc w:val="both"/>
-        <w:rPr>
-          <w:bCs/>
-        </w:rPr>
-      </w:pPr>
-      <w:r>
-        <w:rPr>
-          <w:bCs/>
-        </w:rPr>
-        <w:t xml:space="preserve">L’orthophoniste pourra personnaliser les jeux selon les besoins spécifiques de chaque patient. </w:t>
-      </w:r>
-      <w:r>
-        <w:rPr>
-          <w:bCs/>
-        </w:rPr>
-        <w:t>Dans l</w:t>
-      </w:r>
-      <w:r>
-        <w:rPr>
-          <w:bCs/>
-        </w:rPr>
-        <w:t>e</w:t>
-      </w:r>
-      <w:r>
-        <w:rPr>
-          <w:bCs/>
-        </w:rPr>
-        <w:t>s jeux de vocabulaire</w:t>
-      </w:r>
-      <w:r>
-        <w:rPr>
-          <w:bCs/>
-        </w:rPr>
-        <w:t xml:space="preserve"> ou de mémoire</w:t>
-      </w:r>
-      <w:r>
-        <w:rPr>
-          <w:bCs/>
-        </w:rPr>
-        <w:t>, il pourra sélectionner un jeu de vocabulaire dans la liste des jeux proposés sur la page des exercices personnalisés. Une nouvelle page s'affichera, permettant de modifier ou d'ajouter des mots ou des expressions. Une fois les modifications effectuées, l'orthophoniste pourra sélectionner un ou plusieurs patients à qui envoyer le jeu, qui sera ensuite affiché dans leur espace personnel.</w:t>
-      </w:r>
-    </w:p>
-    <w:p>
-      <w:pPr>
-        <w:spacing w:line="276" w:lineRule="auto"/>
-        <w:jc w:val="both"/>
-        <w:rPr>
-          <w:bCs/>
-        </w:rPr>
-      </w:pPr>
-      <w:r>
-        <w:rPr>
-          <w:bCs/>
-        </w:rPr>
-        <w:t>Pour les jeux de dictée, il pourra sélectionner un jeu de dictée dans la liste des jeux proposés sur cette même page. Une nouvelle page s'affichera, permettant de modifier ou d’ajouter des mots ou des expressions à partir de la liste des mots et expressions proposés. Chaque mot ou expression de cette liste sera accompagné d’un fichier audio.</w:t>
-      </w:r>
-    </w:p>
-    <w:p>
-      <w:pPr>
-        <w:pStyle w:val="Titre2"/>
-        <w:numPr>
-          <w:ilvl w:val="0"/>
-          <w:numId w:val="12"/>
-        </w:numPr>
-      </w:pPr>
-      <w:r>
-        <w:t>Description de l’application</w:t>
-      </w:r>
-    </w:p>
-    <w:p>
-      <w:pPr>
-        <w:spacing w:line="276" w:lineRule="auto"/>
-        <w:jc w:val="both"/>
-      </w:pPr>
-    </w:p>
-    <w:p>
-      <w:pPr>
-        <w:pStyle w:val="Titre3"/>
-        <w:spacing w:line="276" w:lineRule="auto"/>
-        <w:jc w:val="both"/>
-        <w:rPr>
-          <w:smallCaps/>
-        </w:rPr>
-      </w:pPr>
-      <w:r>
-        <w:rPr>
-          <w:smallCaps/>
-        </w:rPr>
-        <w:t>Description des pages</w:t>
-      </w:r>
-    </w:p>
-    <w:p>
-      <w:pPr>
-        <w:spacing w:line="276" w:lineRule="auto"/>
-        <w:jc w:val="both"/>
-      </w:pPr>
-      <w:r>
-        <w:t xml:space="preserve">La plateforme </w:t>
-      </w:r>
-      <w:r>
-        <w:rPr>
-          <w:b/>
-          <w:bCs/>
-        </w:rPr>
-        <w:t>Ortholib</w:t>
-      </w:r>
-      <w:r>
-        <w:t xml:space="preserve"> sera finalement composée de plusieurs pages :</w:t>
-      </w:r>
-    </w:p>
-    <w:p>
-      <w:pPr>
-        <w:pStyle w:val="Paragraphedeliste"/>
-        <w:numPr>
-          <w:ilvl w:val="0"/>
-          <w:numId w:val="13"/>
-        </w:numPr>
-        <w:spacing w:line="276" w:lineRule="auto"/>
-        <w:jc w:val="both"/>
-      </w:pPr>
-      <w:r>
-        <w:rPr>
-          <w:b/>
-          <w:bCs/>
-        </w:rPr>
-        <w:t xml:space="preserve">Une page d’accueil : </w:t>
-      </w:r>
-      <w:r>
-        <w:t>Dans la partie principale,</w:t>
-      </w:r>
-      <w:r>
-        <w:t xml:space="preserve"> nous présenterons avec un texte qui expliquera la définition d’une séance orthophonique. Au-dessous de la partie principale se présenteront 3</w:t>
-      </w:r>
-      <w:r>
-        <w:t xml:space="preserve"> icônes alignées sur une ligne en haut de page : une nous dirigera vers des nouveautés de </w:t>
-      </w:r>
-      <w:r>
-        <w:lastRenderedPageBreak/>
-        <w:t>l’application, la deuxième portera sur les règlements de l’application, et la dernière icône nous redirigera vers la liste des profils des orthophonistes. Il y aura également une vidéo qui présentera l’application Ortholib. Au-dessous d’une vidéo, un texte accompagnera la vidéo pour expli</w:t>
-      </w:r>
-      <w:r>
-        <w:t xml:space="preserve">quer de manière écrite pour les personnes malentendantes. Dans la partie Footer, nous disposerons de 3 colonnes composées du menu, des informations de contact et des nouveautés.  </w:t>
-      </w:r>
-    </w:p>
-    <w:p>
-      <w:pPr>
-        <w:pStyle w:val="Paragraphedeliste"/>
-        <w:numPr>
-          <w:ilvl w:val="0"/>
-          <w:numId w:val="13"/>
-        </w:numPr>
-        <w:spacing w:line="276" w:lineRule="auto"/>
-        <w:jc w:val="both"/>
-      </w:pPr>
-      <w:r>
-        <w:rPr>
-          <w:b/>
-          <w:bCs/>
-        </w:rPr>
-        <w:t xml:space="preserve">Une page de </w:t>
-      </w:r>
-      <w:r>
-        <w:rPr>
-          <w:b/>
-          <w:bCs/>
-        </w:rPr>
-        <w:t xml:space="preserve">Présentation </w:t>
-      </w:r>
-      <w:r>
-        <w:t xml:space="preserve">qui aura </w:t>
-      </w:r>
-      <w:r>
-        <w:t>3</w:t>
-      </w:r>
-      <w:r>
-        <w:t xml:space="preserve"> parties : </w:t>
-      </w:r>
-      <w:r>
-        <w:t xml:space="preserve">des nouveautés </w:t>
-      </w:r>
-      <w:r>
-        <w:t xml:space="preserve">de l’application, des règlements de l’application et la liste des Orthophonistes. </w:t>
-      </w:r>
-    </w:p>
-    <w:p>
-      <w:pPr>
-        <w:pStyle w:val="Paragraphedeliste"/>
-        <w:numPr>
-          <w:ilvl w:val="0"/>
-          <w:numId w:val="14"/>
-        </w:numPr>
-        <w:spacing w:line="276" w:lineRule="auto"/>
-        <w:jc w:val="both"/>
-      </w:pPr>
-      <w:r>
-        <w:rPr>
-          <w:b/>
-          <w:bCs/>
-        </w:rPr>
-        <w:t xml:space="preserve">Page Nouveautés de l’application : </w:t>
-      </w:r>
-      <w:r>
-        <w:t xml:space="preserve">Comme l’application ne cessera d’évoluer et d’être corrigée pour devenir meilleure, nous tiendrons les utilisateurs informés de tous les changements et nouveaux avantages sur cette page. Si nous décidons un jour d’améliorer l’application en ajoutant des jeux, nous publierons cette nouvelle à travers cette page. La description de cette nouveauté pourra se faire sous plusieurs formes : par format écrit (sous la forme d’un article) ou bien par format interactif sous la forme d’une vidéo par exemple. </w:t>
-      </w:r>
-    </w:p>
-    <w:p>
-      <w:pPr>
-        <w:pStyle w:val="Paragraphedeliste"/>
-        <w:numPr>
-          <w:ilvl w:val="0"/>
-          <w:numId w:val="14"/>
-        </w:numPr>
-        <w:spacing w:line="276" w:lineRule="auto"/>
-        <w:jc w:val="both"/>
-      </w:pPr>
-      <w:r>
-        <w:rPr>
-          <w:b/>
-          <w:bCs/>
-        </w:rPr>
-        <w:t>Page Règlements de l’application :</w:t>
-      </w:r>
-      <w:r>
-        <w:t xml:space="preserve"> </w:t>
-      </w:r>
-    </w:p>
-    <w:p>
-      <w:pPr>
-        <w:pStyle w:val="Paragraphedeliste"/>
-        <w:numPr>
-          <w:ilvl w:val="0"/>
-          <w:numId w:val="14"/>
-        </w:numPr>
-        <w:spacing w:line="276" w:lineRule="auto"/>
-        <w:jc w:val="both"/>
-      </w:pPr>
-      <w:r>
-        <w:rPr>
-          <w:b/>
-        </w:rPr>
-        <w:t>Page Liste des Orthophonistes :</w:t>
-      </w:r>
-      <w:r>
-        <w:rPr>
-          <w:b/>
-        </w:rPr>
-        <w:t xml:space="preserve"> </w:t>
-      </w:r>
-      <w:r>
-        <w:t>L</w:t>
-      </w:r>
-      <w:r>
-        <w:t xml:space="preserve">e but de cette application est de communiquer entre les orthophonistes et leurs patients. Mais, les patients veulent savoir quels orthophonistes qui participeront dans cette application. Donc, dans cette page, il y aura la liste des profils des orthophonistes.  </w:t>
-      </w:r>
-    </w:p>
-    <w:p>
-      <w:pPr>
-        <w:pStyle w:val="Paragraphedeliste"/>
-        <w:numPr>
-          <w:ilvl w:val="0"/>
-          <w:numId w:val="13"/>
-        </w:numPr>
-        <w:spacing w:line="276" w:lineRule="auto"/>
-        <w:jc w:val="both"/>
-      </w:pPr>
-      <w:r>
-        <w:rPr>
-          <w:b/>
-          <w:bCs/>
-        </w:rPr>
-        <w:t xml:space="preserve">Une page d’inscription : </w:t>
-      </w:r>
-      <w:r>
-        <w:t>S’il souhaite s’enregistrer sur l’application, le visiteur devra compléter un formulaire d’inscription comportant son nom, son prénom,</w:t>
-      </w:r>
-      <w:r>
-        <w:t xml:space="preserve"> son adresse électronique, son mot de passe, son mot de passe à confirmer, son numéro de téléphone, son âge, son sexe, sa ville, sa maladie, ses difficultés rencontrées, passer le test pour voir s’il y a des difficultés. (Oui/Non), préférence en présence ou en distance.  </w:t>
-      </w:r>
-    </w:p>
-    <w:p>
-      <w:pPr>
-        <w:pStyle w:val="Paragraphedeliste"/>
-        <w:numPr>
-          <w:ilvl w:val="0"/>
-          <w:numId w:val="13"/>
-        </w:numPr>
-        <w:spacing w:line="276" w:lineRule="auto"/>
-        <w:jc w:val="both"/>
-      </w:pPr>
-      <w:r>
-        <w:rPr>
-          <w:b/>
-          <w:bCs/>
-        </w:rPr>
-        <w:t>Une page de connexion</w:t>
-      </w:r>
-      <w:r>
-        <w:t> : Pour accéder à son compte, l’utilisateur devra communiquer sur cette page son adresse électronique avec son mot de passe.</w:t>
-      </w:r>
-    </w:p>
-    <w:p>
-      <w:pPr>
-        <w:pStyle w:val="Paragraphedeliste"/>
-        <w:spacing w:line="276" w:lineRule="auto"/>
-        <w:jc w:val="both"/>
-      </w:pPr>
-    </w:p>
-    <w:p>
-      <w:pPr>
-        <w:pStyle w:val="Paragraphedeliste"/>
-        <w:numPr>
-          <w:ilvl w:val="0"/>
-          <w:numId w:val="13"/>
-        </w:numPr>
-        <w:spacing w:before="120" w:after="120" w:line="276" w:lineRule="auto"/>
-        <w:jc w:val="both"/>
-        <w:rPr>
-          <w:b/>
-          <w:bCs/>
-        </w:rPr>
-      </w:pPr>
-      <w:r>
-        <w:rPr>
-          <w:b/>
-          <w:bCs/>
-        </w:rPr>
-        <w:t>Pages de tests de niveaux pour les utilisateurs :</w:t>
-      </w:r>
-    </w:p>
-    <w:p>
-      <w:pPr>
-        <w:pStyle w:val="Paragraphedeliste"/>
-        <w:spacing w:before="120" w:after="120" w:line="276" w:lineRule="auto"/>
-        <w:jc w:val="both"/>
-        <w:rPr>
-          <w:bCs/>
-        </w:rPr>
-      </w:pPr>
-      <w:r>
-        <w:rPr>
-          <w:bCs/>
-        </w:rPr>
-        <w:t>Les utilisateurs auront accès à trois tests différents, comprenant un total de 30 questions adaptées à leur niveau de langue française et aux difficultés rencontrées. Chaque test est composé de 10 questions.</w:t>
-      </w:r>
-    </w:p>
-    <w:p>
-      <w:pPr>
-        <w:pStyle w:val="Paragraphedeliste"/>
-        <w:spacing w:before="120" w:after="120" w:line="276" w:lineRule="auto"/>
-        <w:jc w:val="both"/>
-        <w:rPr>
-          <w:bCs/>
-        </w:rPr>
-      </w:pPr>
-      <w:r>
-        <w:rPr>
-          <w:bCs/>
-        </w:rPr>
-        <w:t>Dans chaque niveau, on retrouvera les types de questions suivants :</w:t>
-      </w:r>
-    </w:p>
-    <w:p>
-      <w:pPr>
-        <w:pStyle w:val="Paragraphedeliste"/>
-        <w:numPr>
-          <w:ilvl w:val="1"/>
-          <w:numId w:val="17"/>
-        </w:numPr>
-        <w:spacing w:before="120" w:after="120" w:line="276" w:lineRule="auto"/>
-        <w:jc w:val="both"/>
-        <w:rPr>
-          <w:bCs/>
-        </w:rPr>
-      </w:pPr>
-      <w:r>
-        <w:rPr>
-          <w:bCs/>
-        </w:rPr>
-        <w:t>Une page avec une vidéo ou une image et 4 à 6 choix possibles ;</w:t>
-      </w:r>
-    </w:p>
-    <w:p>
-      <w:pPr>
-        <w:pStyle w:val="Paragraphedeliste"/>
-        <w:numPr>
-          <w:ilvl w:val="1"/>
-          <w:numId w:val="17"/>
-        </w:numPr>
-        <w:spacing w:before="120" w:after="120" w:line="276" w:lineRule="auto"/>
-        <w:jc w:val="both"/>
-        <w:rPr>
-          <w:bCs/>
-        </w:rPr>
-      </w:pPr>
-      <w:r>
-        <w:rPr>
-          <w:bCs/>
-        </w:rPr>
-        <w:t>Une page avec une phrase incomplète, où des mots manquent, et l'utilisateur doit choisir le mot correct parmi 4 propositions ;</w:t>
-      </w:r>
-    </w:p>
-    <w:p>
-      <w:pPr>
-        <w:pStyle w:val="Paragraphedeliste"/>
-        <w:numPr>
-          <w:ilvl w:val="1"/>
-          <w:numId w:val="17"/>
-        </w:numPr>
-        <w:spacing w:before="120" w:after="120" w:line="276" w:lineRule="auto"/>
-        <w:jc w:val="both"/>
-        <w:rPr>
-          <w:bCs/>
-        </w:rPr>
-      </w:pPr>
-      <w:r>
-        <w:rPr>
-          <w:bCs/>
-        </w:rPr>
-        <w:t>Une page avec 3 ou 4 définitions et les 3 ou 4 mots correspondants à relier.</w:t>
-      </w:r>
-    </w:p>
-    <w:p>
-      <w:pPr>
-        <w:pStyle w:val="Paragraphedeliste"/>
-        <w:spacing w:before="120" w:after="120" w:line="276" w:lineRule="auto"/>
-        <w:jc w:val="both"/>
-        <w:rPr>
-          <w:b/>
-          <w:bCs/>
-        </w:rPr>
-      </w:pPr>
-      <w:r>
-        <w:rPr>
-          <w:b/>
-          <w:bCs/>
-        </w:rPr>
-        <w:t>a) Test de niveau 1 (10 pages) :</w:t>
-      </w:r>
-    </w:p>
-    <w:p>
-      <w:pPr>
-        <w:pStyle w:val="Paragraphedeliste"/>
-        <w:spacing w:before="120" w:after="120" w:line="276" w:lineRule="auto"/>
-        <w:jc w:val="both"/>
-        <w:rPr>
-          <w:bCs/>
-        </w:rPr>
-      </w:pPr>
-      <w:r>
-        <w:rPr>
-          <w:bCs/>
-        </w:rPr>
-        <w:t>Si l'utilisateur obtient 60 % de bonnes réponses ou plus, il pourra passer au niveau supérieur. S'il obtient 10 bonnes réponses sur 10, il pourra directement accéder au test de niveau 3.</w:t>
-      </w:r>
-    </w:p>
-    <w:p>
-      <w:pPr>
-        <w:pStyle w:val="Paragraphedeliste"/>
-        <w:spacing w:before="120" w:after="120" w:line="276" w:lineRule="auto"/>
-        <w:jc w:val="both"/>
-        <w:rPr>
-          <w:b/>
-          <w:bCs/>
-        </w:rPr>
-      </w:pPr>
-      <w:r>
-        <w:rPr>
-          <w:b/>
-          <w:bCs/>
-        </w:rPr>
-        <w:t>b) Test de niveau 2 (10 pages) :</w:t>
-      </w:r>
-    </w:p>
-    <w:p>
-      <w:pPr>
-        <w:pStyle w:val="Paragraphedeliste"/>
-        <w:spacing w:before="120" w:after="120" w:line="276" w:lineRule="auto"/>
-        <w:jc w:val="both"/>
-        <w:rPr>
-          <w:bCs/>
-        </w:rPr>
-      </w:pPr>
-      <w:r>
-        <w:rPr>
-          <w:bCs/>
-        </w:rPr>
-        <w:t xml:space="preserve">À partir de ce niveau, l'utilisateur devra obtenir au moins 80 % de bonnes réponses pour passer au niveau supérieur. Si ce score n'est pas atteint, un test supplémentaire de 10 questions sera proposé pour évaluer les compétences de l'utilisateur et lui fournir des conseils sur les chapitres à réviser ou les difficultés à surmonter. S'il réussit toutes les questions, il pourra </w:t>
-      </w:r>
-      <w:r>
-        <w:rPr>
-          <w:bCs/>
-        </w:rPr>
-        <w:lastRenderedPageBreak/>
-        <w:t>passer au niveau 3. En cas d'échec total (0 bonne réponse), l'utilisateur sera rétrogradé au niveau 1.</w:t>
-      </w:r>
-    </w:p>
-    <w:p>
-      <w:pPr>
-        <w:pStyle w:val="Paragraphedeliste"/>
-        <w:spacing w:before="120" w:after="120" w:line="276" w:lineRule="auto"/>
-        <w:jc w:val="both"/>
-        <w:rPr>
-          <w:b/>
-          <w:bCs/>
-        </w:rPr>
-      </w:pPr>
-      <w:r>
-        <w:rPr>
-          <w:b/>
-          <w:bCs/>
-        </w:rPr>
-        <w:t>c) Test de niveau 3 (10 pages) :</w:t>
-      </w:r>
-    </w:p>
-    <w:p>
-      <w:pPr>
-        <w:pStyle w:val="Paragraphedeliste"/>
-        <w:spacing w:before="120" w:after="120" w:line="276" w:lineRule="auto"/>
-        <w:jc w:val="both"/>
-        <w:rPr>
-          <w:bCs/>
-        </w:rPr>
-      </w:pPr>
-      <w:r>
-        <w:rPr>
-          <w:bCs/>
-        </w:rPr>
-        <w:t>Dans ce niveau, l'utilisateur doit obtenir 90 % de bonnes réponses. S'il y parvient, il n'aura plus besoin de séances orthophoniques. Il pourra accéder à une partie dédiée aux jeux. Cependant, il aura encore 10 questions pour évaluer son niveau et identifier les éventuelles difficultés rencontrées. En cas d'échec total, l'utilisateur sera rétrogradé au niveau 2.</w:t>
-      </w:r>
-    </w:p>
-    <w:p>
-      <w:pPr>
-        <w:pStyle w:val="Paragraphedeliste"/>
-        <w:spacing w:before="120" w:after="120" w:line="276" w:lineRule="auto"/>
-        <w:jc w:val="both"/>
-        <w:rPr>
-          <w:bCs/>
-        </w:rPr>
-      </w:pPr>
-      <w:r>
-        <w:rPr>
-          <w:bCs/>
-        </w:rPr>
-        <w:t>Pour chaque question, l'utilisateur aura un temps limite de 60 secondes. S'il dépasse ce délai, il sera pénalisé de 0,5 point pour chaque tranche de 20 secondes supplémentaires.</w:t>
-      </w:r>
-    </w:p>
-    <w:p>
-      <w:pPr>
-        <w:pStyle w:val="Paragraphedeliste"/>
-        <w:spacing w:before="120" w:after="120" w:line="276" w:lineRule="auto"/>
-        <w:jc w:val="both"/>
-      </w:pPr>
-    </w:p>
-    <w:p>
-      <w:pPr>
-        <w:pStyle w:val="Paragraphedeliste"/>
-        <w:numPr>
-          <w:ilvl w:val="0"/>
-          <w:numId w:val="13"/>
-        </w:numPr>
-        <w:spacing w:before="120" w:after="120" w:line="276" w:lineRule="auto"/>
-        <w:jc w:val="both"/>
-      </w:pPr>
-      <w:r>
-        <w:rPr>
-          <w:b/>
-          <w:bCs/>
-        </w:rPr>
-        <w:t xml:space="preserve">Une page des </w:t>
-      </w:r>
-      <w:r>
-        <w:rPr>
-          <w:b/>
-          <w:bCs/>
-        </w:rPr>
-        <w:t>conseils</w:t>
-      </w:r>
-      <w:r>
-        <w:t xml:space="preserve"> :</w:t>
-      </w:r>
-      <w:r>
-        <w:t xml:space="preserve"> </w:t>
-      </w:r>
-      <w:r>
-        <w:t>L'utilisateur verra une note basée sur les résultats des tests qu'il a effectués, ainsi qu'une proposition de niveau adapté (facile, moyen ou difficile). La page affichera également les difficultés rencontrées lors des tests. L'utilisateur devra ensuite choisir l'un des trois niveaux proposés (facile, moyen ou difficile).</w:t>
-      </w:r>
-    </w:p>
-    <w:p>
-      <w:pPr>
-        <w:pStyle w:val="Paragraphedeliste"/>
-        <w:spacing w:before="120" w:after="120" w:line="276" w:lineRule="auto"/>
-        <w:jc w:val="both"/>
-      </w:pPr>
-    </w:p>
-    <w:p>
-      <w:pPr>
-        <w:pStyle w:val="Paragraphedeliste"/>
-        <w:numPr>
-          <w:ilvl w:val="0"/>
-          <w:numId w:val="13"/>
-        </w:numPr>
-        <w:spacing w:before="120" w:after="120" w:line="276" w:lineRule="auto"/>
-        <w:jc w:val="both"/>
-      </w:pPr>
-      <w:r>
-        <w:rPr>
-          <w:b/>
-          <w:bCs/>
-        </w:rPr>
-        <w:t>Une page de l’espace de personnel</w:t>
-      </w:r>
-      <w:r>
-        <w:t> :</w:t>
-      </w:r>
-      <w:r>
-        <w:t xml:space="preserve"> </w:t>
-      </w:r>
-    </w:p>
-    <w:p>
-      <w:pPr>
-        <w:pStyle w:val="Paragraphedeliste"/>
-      </w:pPr>
-    </w:p>
-    <w:p>
-      <w:pPr>
-        <w:pStyle w:val="Paragraphedeliste"/>
-        <w:numPr>
-          <w:ilvl w:val="0"/>
-          <w:numId w:val="13"/>
-        </w:numPr>
-        <w:spacing w:line="276" w:lineRule="auto"/>
-        <w:jc w:val="both"/>
-        <w:rPr>
-          <w:bCs/>
-        </w:rPr>
-      </w:pPr>
-      <w:r>
-        <w:rPr>
-          <w:b/>
-          <w:bCs/>
-        </w:rPr>
-        <w:t xml:space="preserve">Une page de Jeux : </w:t>
-      </w:r>
-      <w:r>
-        <w:rPr>
-          <w:bCs/>
-        </w:rPr>
-        <w:t>Les</w:t>
-      </w:r>
-      <w:r>
-        <w:rPr>
-          <w:bCs/>
-        </w:rPr>
-        <w:t xml:space="preserve"> trois types de</w:t>
-      </w:r>
-      <w:r>
-        <w:rPr>
-          <w:bCs/>
-        </w:rPr>
-        <w:t xml:space="preserve"> jeux proposés par l’administrateur sont :</w:t>
-      </w:r>
-    </w:p>
-    <w:p>
-      <w:pPr>
-        <w:pStyle w:val="Paragraphedeliste"/>
-        <w:numPr>
-          <w:ilvl w:val="1"/>
-          <w:numId w:val="4"/>
-        </w:numPr>
-        <w:spacing w:line="276" w:lineRule="auto"/>
-        <w:jc w:val="both"/>
-        <w:rPr>
-          <w:bCs/>
-        </w:rPr>
-      </w:pPr>
-      <w:r>
-        <w:rPr>
-          <w:bCs/>
-        </w:rPr>
-        <w:t>Jeux de vocabulaire : pour travailler l’apprentissage des mots et des expressions.</w:t>
-      </w:r>
-      <w:r>
-        <w:rPr>
-          <w:bCs/>
-        </w:rPr>
-        <w:t xml:space="preserve"> </w:t>
-      </w:r>
-    </w:p>
-    <w:p>
-      <w:pPr>
-        <w:pStyle w:val="Paragraphedeliste"/>
-        <w:numPr>
-          <w:ilvl w:val="1"/>
-          <w:numId w:val="4"/>
-        </w:numPr>
-        <w:spacing w:line="276" w:lineRule="auto"/>
-        <w:jc w:val="both"/>
-        <w:rPr>
-          <w:bCs/>
-        </w:rPr>
-      </w:pPr>
-      <w:r>
-        <w:rPr>
-          <w:bCs/>
-        </w:rPr>
-        <w:t>Jeux de mémoire : pour travailler la mémoire visuelle et auditive.</w:t>
-      </w:r>
-    </w:p>
-    <w:p>
-      <w:pPr>
-        <w:pStyle w:val="Paragraphedeliste"/>
-        <w:numPr>
-          <w:ilvl w:val="1"/>
-          <w:numId w:val="4"/>
-        </w:numPr>
-        <w:spacing w:line="276" w:lineRule="auto"/>
-        <w:jc w:val="both"/>
-        <w:rPr>
-          <w:bCs/>
-        </w:rPr>
-      </w:pPr>
-      <w:r>
-        <w:rPr>
-          <w:bCs/>
-        </w:rPr>
-        <w:t>Jeux de dictée : pour travailler l’apprentissage des orthographes des mots et des expressions.</w:t>
-      </w:r>
-    </w:p>
-    <w:p>
-      <w:pPr>
-        <w:pStyle w:val="Paragraphedeliste"/>
-        <w:spacing w:line="276" w:lineRule="auto"/>
-        <w:jc w:val="both"/>
-        <w:rPr>
-          <w:bCs/>
-        </w:rPr>
-      </w:pPr>
-    </w:p>
-    <w:p>
-      <w:pPr>
-        <w:pStyle w:val="Paragraphedeliste"/>
-        <w:spacing w:line="276" w:lineRule="auto"/>
-        <w:jc w:val="both"/>
-        <w:rPr>
-          <w:bCs/>
-        </w:rPr>
-      </w:pPr>
-      <w:r>
-        <w:rPr>
-          <w:bCs/>
-        </w:rPr>
-        <w:t>Dans les jeux de vocabulaire, un type de jeu proposera, sur chaque page, 3 ou 4 définitions qu'il faudra relier aux mots correspondants.</w:t>
-      </w:r>
-    </w:p>
-    <w:p>
-      <w:pPr>
-        <w:pStyle w:val="Paragraphedeliste"/>
-        <w:spacing w:line="276" w:lineRule="auto"/>
-        <w:jc w:val="both"/>
-        <w:rPr>
-          <w:bCs/>
-        </w:rPr>
-      </w:pPr>
-      <w:r>
-        <w:rPr>
-          <w:bCs/>
-        </w:rPr>
-        <w:t>Un autre type de jeu proposera 3 ou 4 mots à associer avec leurs synonymes respectifs.</w:t>
-      </w:r>
-    </w:p>
-    <w:p>
-      <w:pPr>
-        <w:pStyle w:val="Paragraphedeliste"/>
-        <w:spacing w:line="276" w:lineRule="auto"/>
-        <w:jc w:val="both"/>
-        <w:rPr>
-          <w:bCs/>
-        </w:rPr>
-      </w:pPr>
-    </w:p>
-    <w:p>
-      <w:pPr>
-        <w:pStyle w:val="Paragraphedeliste"/>
-        <w:spacing w:line="276" w:lineRule="auto"/>
-        <w:jc w:val="both"/>
-        <w:rPr>
-          <w:bCs/>
-        </w:rPr>
-      </w:pPr>
-      <w:r>
-        <w:rPr>
-          <w:bCs/>
-        </w:rPr>
-        <w:t>Dans les jeux de mémoire, un type de jeu proposera, sur chaque page, 8 cartes contenant des images ou des mots, qu'il faudra associer par paires. Le but est de trouver 4 paires correspondantes.</w:t>
-      </w:r>
-    </w:p>
-    <w:p>
-      <w:pPr>
-        <w:pStyle w:val="Paragraphedeliste"/>
-        <w:spacing w:line="276" w:lineRule="auto"/>
-        <w:jc w:val="both"/>
-        <w:rPr>
-          <w:bCs/>
-        </w:rPr>
-      </w:pPr>
-    </w:p>
-    <w:p>
-      <w:pPr>
-        <w:pStyle w:val="Paragraphedeliste"/>
-        <w:spacing w:line="276" w:lineRule="auto"/>
-        <w:jc w:val="both"/>
-        <w:rPr>
-          <w:bCs/>
-        </w:rPr>
-      </w:pPr>
     </w:p>
     <w:sectPr>
       <w:pgSz w:w="11906" w:h="16838"/>

--- a/analyse/cahier_de_charge.docx
+++ b/analyse/cahier_de_charge.docx
@@ -616,13 +616,13 @@
         <w:t xml:space="preserve"> et (</w:t>
       </w:r>
       <w:r>
-        <w:t>react.js ou vue.js</w:t>
+        <w:t>react.js</w:t>
       </w:r>
       <w:r>
         <w:t xml:space="preserve">) appris durant la formation. Il est basé sur le langage PHP 8 avec un squelette en HTML5 et une base de données SQL. Pour la partie </w:t>
       </w:r>
       <w:r>
-        <w:t>frontend</w:t>
+        <w:t>front end</w:t>
       </w:r>
       <w:r>
         <w:t xml:space="preserve">, j’ai utilisé CSS 3 </w:t>
@@ -1904,7 +1904,6 @@
       <w:r>
         <w:rPr>
           <w:b/>
-          <w:highlight w:val="yellow"/>
           <w:u w:val="single"/>
         </w:rPr>
         <w:t>La page Jeux :</w:t>
@@ -1915,287 +1914,9 @@
         <w:spacing w:line="276" w:lineRule="auto"/>
         <w:jc w:val="both"/>
       </w:pPr>
-    </w:p>
-    <w:p>
-      <w:pPr>
-        <w:pStyle w:val="Paragraphedeliste"/>
-        <w:numPr>
-          <w:ilvl w:val="0"/>
-          <w:numId w:val="6"/>
-        </w:numPr>
-        <w:spacing w:line="276" w:lineRule="auto"/>
-        <w:jc w:val="both"/>
-      </w:pPr>
-      <w:r>
-        <w:t>Orthophoniste</w:t>
-      </w:r>
-    </w:p>
-    <w:p>
-      <w:pPr>
-        <w:spacing w:line="276" w:lineRule="auto"/>
-        <w:jc w:val="both"/>
-      </w:pPr>
-      <w:r>
-        <w:t>Un orthophoniste peut bénéficier des options du site si et seulement si :</w:t>
-      </w:r>
-    </w:p>
-    <w:p>
-      <w:pPr>
-        <w:pStyle w:val="Paragraphedeliste"/>
-        <w:numPr>
-          <w:ilvl w:val="0"/>
-          <w:numId w:val="4"/>
-        </w:numPr>
-        <w:spacing w:line="276" w:lineRule="auto"/>
-        <w:jc w:val="both"/>
-      </w:pPr>
-      <w:r>
-        <w:t>Il est inscrit sur le site ;</w:t>
-      </w:r>
-    </w:p>
-    <w:p>
-      <w:pPr>
-        <w:pStyle w:val="Paragraphedeliste"/>
-        <w:numPr>
-          <w:ilvl w:val="0"/>
-          <w:numId w:val="4"/>
-        </w:numPr>
-        <w:spacing w:line="276" w:lineRule="auto"/>
-        <w:jc w:val="both"/>
-      </w:pPr>
-      <w:r>
-        <w:t>Il a été validé par l’administrateur</w:t>
-      </w:r>
-    </w:p>
-    <w:p>
-      <w:pPr>
-        <w:pStyle w:val="Paragraphedeliste"/>
-        <w:numPr>
-          <w:ilvl w:val="0"/>
-          <w:numId w:val="4"/>
-        </w:numPr>
-        <w:spacing w:line="276" w:lineRule="auto"/>
-        <w:jc w:val="both"/>
-      </w:pPr>
-      <w:r>
-        <w:t>Son compte est activé ;</w:t>
-      </w:r>
-    </w:p>
-    <w:p>
-      <w:pPr>
-        <w:pStyle w:val="Paragraphedeliste"/>
-        <w:numPr>
-          <w:ilvl w:val="0"/>
-          <w:numId w:val="4"/>
-        </w:numPr>
-        <w:spacing w:after="0" w:line="276" w:lineRule="auto"/>
-        <w:jc w:val="both"/>
-      </w:pPr>
-      <w:r>
-        <w:t>Il a validé le formulaire de connexion avec une adresse électronique et un mot de passe ;</w:t>
-      </w:r>
-    </w:p>
-    <w:p>
-      <w:pPr>
-        <w:pStyle w:val="Paragraphedeliste"/>
-        <w:numPr>
-          <w:ilvl w:val="0"/>
-          <w:numId w:val="4"/>
-        </w:numPr>
-        <w:spacing w:after="0" w:line="276" w:lineRule="auto"/>
-        <w:jc w:val="both"/>
-      </w:pPr>
-      <w:r>
-        <w:t>Il a confirmé le code envoyé par mail ;</w:t>
-      </w:r>
-    </w:p>
-    <w:p>
-      <w:pPr>
-        <w:pStyle w:val="Paragraphedeliste"/>
-        <w:numPr>
-          <w:ilvl w:val="0"/>
-          <w:numId w:val="4"/>
-        </w:numPr>
-        <w:spacing w:line="276" w:lineRule="auto"/>
-        <w:jc w:val="both"/>
-      </w:pPr>
-      <w:r>
-        <w:t>Il s’est connecté sur le site avec</w:t>
-      </w:r>
-      <w:r>
-        <w:t xml:space="preserve"> le compte qu’il a créé et qui</w:t>
-      </w:r>
-      <w:r>
-        <w:t xml:space="preserve"> a été accepté par l’administrateur.</w:t>
-      </w:r>
-    </w:p>
-    <w:p>
-      <w:pPr>
-        <w:spacing w:line="276" w:lineRule="auto"/>
-        <w:jc w:val="both"/>
-      </w:pPr>
-      <w:r>
-        <w:t xml:space="preserve">À ce moment-là, </w:t>
-      </w:r>
-      <w:r>
-        <w:t>l’orthophoniste connecté</w:t>
-      </w:r>
-      <w:r>
-        <w:t xml:space="preserve"> sera redirigé vers l'espace orthophoniste. </w:t>
-      </w:r>
-    </w:p>
-    <w:p>
-      <w:pPr>
-        <w:spacing w:line="276" w:lineRule="auto"/>
-        <w:jc w:val="both"/>
-        <w:rPr>
-          <w:b/>
-          <w:bCs/>
-          <w:u w:val="single"/>
-        </w:rPr>
-      </w:pPr>
-      <w:r>
-        <w:rPr>
-          <w:b/>
-          <w:bCs/>
-          <w:u w:val="single"/>
-        </w:rPr>
-        <w:t xml:space="preserve">L’espace </w:t>
-      </w:r>
-      <w:r>
-        <w:rPr>
-          <w:b/>
-          <w:bCs/>
-          <w:u w:val="single"/>
-        </w:rPr>
-        <w:t>Orthophoniste</w:t>
-      </w:r>
-    </w:p>
-    <w:p>
-      <w:pPr>
-        <w:spacing w:line="276" w:lineRule="auto"/>
-        <w:jc w:val="both"/>
-      </w:pPr>
-      <w:r>
-        <w:t xml:space="preserve">Dans le menu, il pourra accéder à plusieurs sections : </w:t>
-      </w:r>
-    </w:p>
-    <w:p>
-      <w:pPr>
-        <w:pStyle w:val="Paragraphedeliste"/>
-        <w:numPr>
-          <w:ilvl w:val="0"/>
-          <w:numId w:val="17"/>
-        </w:numPr>
-        <w:spacing w:line="276" w:lineRule="auto"/>
-        <w:jc w:val="both"/>
-      </w:pPr>
-      <w:r>
-        <w:t>La</w:t>
-      </w:r>
-      <w:r>
-        <w:t xml:space="preserve"> liste des patients</w:t>
-      </w:r>
-    </w:p>
-    <w:p>
-      <w:pPr>
-        <w:pStyle w:val="Paragraphedeliste"/>
-        <w:numPr>
-          <w:ilvl w:val="0"/>
-          <w:numId w:val="17"/>
-        </w:numPr>
-        <w:spacing w:line="276" w:lineRule="auto"/>
-        <w:jc w:val="both"/>
-      </w:pPr>
-      <w:r>
-        <w:t>Exercices Personnalisés</w:t>
-      </w:r>
-    </w:p>
-    <w:p>
-      <w:pPr>
-        <w:pStyle w:val="Paragraphedeliste"/>
-        <w:numPr>
-          <w:ilvl w:val="0"/>
-          <w:numId w:val="17"/>
-        </w:numPr>
-        <w:spacing w:line="276" w:lineRule="auto"/>
-        <w:jc w:val="both"/>
-      </w:pPr>
-      <w:r>
-        <w:t>Des</w:t>
-      </w:r>
-      <w:r>
-        <w:t xml:space="preserve"> jeux</w:t>
-      </w:r>
-    </w:p>
-    <w:p>
-      <w:pPr>
-        <w:pStyle w:val="Paragraphedeliste"/>
-        <w:numPr>
-          <w:ilvl w:val="0"/>
-          <w:numId w:val="17"/>
-        </w:numPr>
-        <w:spacing w:line="276" w:lineRule="auto"/>
-        <w:jc w:val="both"/>
-      </w:pPr>
-      <w:r>
-        <w:t>Compte</w:t>
-      </w:r>
-    </w:p>
-    <w:p>
-      <w:pPr>
-        <w:spacing w:line="276" w:lineRule="auto"/>
-        <w:jc w:val="both"/>
-      </w:pPr>
-      <w:r>
-        <w:t>Sur cette page, un tableau de l'emploi du temps sera affiché, couvrant la période du lundi au vendredi (ou au samedi). En tant qu'orthophoniste, il a droit à un maximum de 35 heures de travail par semaine. Le temps moyen de travail par jour serait donc de 7 heures. Cependant, il n'est pas possible de fixer un horaire strict de 9 h à 17 h, car cela dépendra de la disponibilité des patients. Certains préfèrent avoir leurs séances après 18 h.</w:t>
-      </w:r>
-    </w:p>
-    <w:p>
-      <w:pPr>
-        <w:spacing w:line="276" w:lineRule="auto"/>
-        <w:jc w:val="both"/>
-      </w:pPr>
-      <w:r>
-        <w:t>C'est pourquoi nous avons décidé d'établir un récapitulatif hebdomadaire couvrant des horaires de 8 h à 19 h chaque jour. Lorsqu'une nouvelle séance est ajoutée au tableau, elle est automatiquement comptabilisée. Si le total dépasse 35 heures par semaine, l'orthophoniste recevra une alerte et une notification sera envoyée à l'administrateur. De plus, il ne sera pas possible d'ajouter une séance supplémentaire une fois la limite atteinte.</w:t>
-      </w:r>
-      <w:r>
-        <w:t xml:space="preserve"> </w:t>
-      </w:r>
-    </w:p>
-    <w:p>
-      <w:pPr>
-        <w:spacing w:line="276" w:lineRule="auto"/>
-        <w:jc w:val="both"/>
-      </w:pPr>
-      <w:r>
-        <w:t>Lorsqu'une séance est ajoutée, l'orthophoniste pourra choisir de travailler soit en présentiel, soit en visioconférence. Un mail ou un message sera automatiquement envoyé au patient pour l'informer de la séance.</w:t>
-      </w:r>
-    </w:p>
-    <w:p>
-      <w:pPr>
-        <w:spacing w:line="276" w:lineRule="auto"/>
-        <w:jc w:val="both"/>
-      </w:pPr>
-      <w:r>
-        <w:t>En cliquant sur une séance, les détails s'afficheront, notamment les exercices prévus et le nom du patient concerné. Avec un double clic, une nouvelle page s'ouvrira, affichant le profil du patient. Au bas de cette page, un tableau de bord permettra à l'orthophoniste de noter le patient, d'ajouter des résumés et de consulter la progression sous forme de graphiques.</w:t>
-      </w:r>
-      <w:r>
-        <w:t xml:space="preserve"> </w:t>
-      </w:r>
-      <w:r>
-        <w:t xml:space="preserve">En dessous de ce tableau, une messagerie permettra d'envoyer des messages automatiquement par SMS ou par mail, avec l’accord </w:t>
-      </w:r>
-      <w:r>
-        <w:lastRenderedPageBreak/>
-        <w:t>du patient. Via cette messagerie, l'orthophoniste pourra également envoyer des fichiers, tels que des documents PowerPoint ou Word.</w:t>
-      </w:r>
-    </w:p>
-    <w:p>
-      <w:pPr>
-        <w:spacing w:line="276" w:lineRule="auto"/>
-        <w:jc w:val="both"/>
-      </w:pPr>
+      <w:r>
+        <w:t>Les patients pourront choisir un jeu en sélectionnant l'un des jeux disponibles dans la liste. Cette liste inclut les trois types de jeux que je décrirai en détail dans la section "Description de l’application".</w:t>
+      </w:r>
     </w:p>
     <w:p>
       <w:pPr>
@@ -2211,25 +1932,47 @@
           <w:b/>
           <w:u w:val="single"/>
         </w:rPr>
-        <w:t>La page Compte :</w:t>
-      </w:r>
-    </w:p>
-    <w:p>
-      <w:pPr>
-        <w:spacing w:line="276" w:lineRule="auto"/>
-        <w:jc w:val="both"/>
-      </w:pPr>
-      <w:r>
-        <w:t>Sur son compte, l’orthophoniste aura la possibilité de télécharger une photo et d'afficher un ensemble d'informations personnelles (collectées lors de l'inscription). Il pourra modifier ces informations, comme le mot de passe, à tout moment.</w:t>
-      </w:r>
-    </w:p>
-    <w:p>
-      <w:pPr>
-        <w:spacing w:line="276" w:lineRule="auto"/>
-        <w:jc w:val="both"/>
-      </w:pPr>
-      <w:r>
-        <w:t>De plus, cette page inclura :</w:t>
+        <w:t>La page Exercices Personnalisés :</w:t>
+      </w:r>
+    </w:p>
+    <w:p>
+      <w:pPr>
+        <w:spacing w:line="276" w:lineRule="auto"/>
+        <w:jc w:val="both"/>
+      </w:pPr>
+      <w:r>
+        <w:t>Sur cette page, les patients trouveront une liste des exercices envoyés par leur orthophoniste. Ils devront sélectionner un exercice pour le terminer et le compléter. Une fois l'exercice terminé, il sera automatiquement envoyé à l'orthophoniste dans son espace.</w:t>
+      </w:r>
+    </w:p>
+    <w:p>
+      <w:pPr>
+        <w:spacing w:line="276" w:lineRule="auto"/>
+        <w:jc w:val="both"/>
+      </w:pPr>
+      <w:bookmarkStart w:id="0" w:name="_GoBack"/>
+      <w:bookmarkEnd w:id="0"/>
+    </w:p>
+    <w:p>
+      <w:pPr>
+        <w:pStyle w:val="Paragraphedeliste"/>
+        <w:numPr>
+          <w:ilvl w:val="0"/>
+          <w:numId w:val="6"/>
+        </w:numPr>
+        <w:spacing w:line="276" w:lineRule="auto"/>
+        <w:jc w:val="both"/>
+      </w:pPr>
+      <w:r>
+        <w:t>Orthophoniste</w:t>
+      </w:r>
+    </w:p>
+    <w:p>
+      <w:pPr>
+        <w:spacing w:line="276" w:lineRule="auto"/>
+        <w:jc w:val="both"/>
+      </w:pPr>
+      <w:r>
+        <w:t>Un orthophoniste peut bénéficier des options du site si et seulement si :</w:t>
       </w:r>
     </w:p>
     <w:p>
@@ -2243,7 +1986,7 @@
         <w:jc w:val="both"/>
       </w:pPr>
       <w:r>
-        <w:t>Un suivi de la comptabilité des heures de séances effectuées.</w:t>
+        <w:t>Il est inscrit sur le site ;</w:t>
       </w:r>
     </w:p>
     <w:p>
@@ -2257,42 +2000,238 @@
         <w:jc w:val="both"/>
       </w:pPr>
       <w:r>
-        <w:t xml:space="preserve">Un compteur du nombre </w:t>
-      </w:r>
-      <w:r>
-        <w:t xml:space="preserve">des </w:t>
-      </w:r>
-      <w:r>
-        <w:t xml:space="preserve">exercices </w:t>
-      </w:r>
-      <w:r>
-        <w:t>personnalisés</w:t>
-      </w:r>
-      <w:r>
-        <w:t xml:space="preserve"> créés. En cliquant sur cette section, une nouvelle page affichera la liste détaillée </w:t>
-      </w:r>
-      <w:r>
-        <w:t xml:space="preserve">des </w:t>
-      </w:r>
-      <w:r>
-        <w:t>exercices personnalisés</w:t>
-      </w:r>
-      <w:r>
-        <w:t xml:space="preserve"> qu'il a créés, avec des précisions supplémentaires.</w:t>
+        <w:t>Il a été validé par l’administrateur</w:t>
+      </w:r>
+    </w:p>
+    <w:p>
+      <w:pPr>
+        <w:pStyle w:val="Paragraphedeliste"/>
+        <w:numPr>
+          <w:ilvl w:val="0"/>
+          <w:numId w:val="4"/>
+        </w:numPr>
+        <w:spacing w:line="276" w:lineRule="auto"/>
+        <w:jc w:val="both"/>
+      </w:pPr>
+      <w:r>
+        <w:t>Son compte est activé ;</w:t>
+      </w:r>
+    </w:p>
+    <w:p>
+      <w:pPr>
+        <w:pStyle w:val="Paragraphedeliste"/>
+        <w:numPr>
+          <w:ilvl w:val="0"/>
+          <w:numId w:val="4"/>
+        </w:numPr>
+        <w:spacing w:after="0" w:line="276" w:lineRule="auto"/>
+        <w:jc w:val="both"/>
+      </w:pPr>
+      <w:r>
+        <w:t>Il a validé le formulaire de connexion avec une adresse électronique et un mot de passe ;</w:t>
+      </w:r>
+    </w:p>
+    <w:p>
+      <w:pPr>
+        <w:pStyle w:val="Paragraphedeliste"/>
+        <w:numPr>
+          <w:ilvl w:val="0"/>
+          <w:numId w:val="4"/>
+        </w:numPr>
+        <w:spacing w:after="0" w:line="276" w:lineRule="auto"/>
+        <w:jc w:val="both"/>
+      </w:pPr>
+      <w:r>
+        <w:t>Il a confirmé le code envoyé par mail ;</w:t>
+      </w:r>
+    </w:p>
+    <w:p>
+      <w:pPr>
+        <w:pStyle w:val="Paragraphedeliste"/>
+        <w:numPr>
+          <w:ilvl w:val="0"/>
+          <w:numId w:val="4"/>
+        </w:numPr>
+        <w:spacing w:line="276" w:lineRule="auto"/>
+        <w:jc w:val="both"/>
+      </w:pPr>
+      <w:r>
+        <w:t>Il s’est connecté sur le site avec</w:t>
+      </w:r>
+      <w:r>
+        <w:t xml:space="preserve"> le compte qu’il a créé et qui</w:t>
+      </w:r>
+      <w:r>
+        <w:t xml:space="preserve"> a été accepté par l’administrateur.</w:t>
+      </w:r>
+    </w:p>
+    <w:p>
+      <w:pPr>
+        <w:spacing w:line="276" w:lineRule="auto"/>
+        <w:jc w:val="both"/>
+      </w:pPr>
+      <w:r>
+        <w:t xml:space="preserve">À ce moment-là, </w:t>
+      </w:r>
+      <w:r>
+        <w:t>l’orthophoniste connecté</w:t>
+      </w:r>
+      <w:r>
+        <w:t xml:space="preserve"> sera redirigé vers l'espace orthophoniste. </w:t>
+      </w:r>
+    </w:p>
+    <w:p>
+      <w:pPr>
+        <w:spacing w:line="276" w:lineRule="auto"/>
+        <w:jc w:val="both"/>
+        <w:rPr>
+          <w:b/>
+          <w:bCs/>
+          <w:u w:val="single"/>
+        </w:rPr>
+      </w:pPr>
+      <w:r>
+        <w:rPr>
+          <w:b/>
+          <w:bCs/>
+          <w:u w:val="single"/>
+        </w:rPr>
+        <w:t xml:space="preserve">L’espace </w:t>
+      </w:r>
+      <w:r>
+        <w:rPr>
+          <w:b/>
+          <w:bCs/>
+          <w:u w:val="single"/>
+        </w:rPr>
+        <w:t>Orthophoniste</w:t>
+      </w:r>
+    </w:p>
+    <w:p>
+      <w:pPr>
+        <w:spacing w:line="276" w:lineRule="auto"/>
+        <w:jc w:val="both"/>
+      </w:pPr>
+      <w:r>
+        <w:t xml:space="preserve">Dans le menu, il pourra accéder à plusieurs sections : </w:t>
+      </w:r>
+    </w:p>
+    <w:p>
+      <w:pPr>
+        <w:pStyle w:val="Paragraphedeliste"/>
+        <w:numPr>
+          <w:ilvl w:val="0"/>
+          <w:numId w:val="17"/>
+        </w:numPr>
+        <w:spacing w:line="276" w:lineRule="auto"/>
+        <w:jc w:val="both"/>
+      </w:pPr>
+      <w:r>
+        <w:t>La</w:t>
+      </w:r>
+      <w:r>
+        <w:t xml:space="preserve"> liste des patients</w:t>
+      </w:r>
+    </w:p>
+    <w:p>
+      <w:pPr>
+        <w:pStyle w:val="Paragraphedeliste"/>
+        <w:numPr>
+          <w:ilvl w:val="0"/>
+          <w:numId w:val="17"/>
+        </w:numPr>
+        <w:spacing w:line="276" w:lineRule="auto"/>
+        <w:jc w:val="both"/>
+      </w:pPr>
+      <w:r>
+        <w:t>Exercices Personnalisés</w:t>
+      </w:r>
+    </w:p>
+    <w:p>
+      <w:pPr>
+        <w:pStyle w:val="Paragraphedeliste"/>
+        <w:numPr>
+          <w:ilvl w:val="0"/>
+          <w:numId w:val="17"/>
+        </w:numPr>
+        <w:spacing w:line="276" w:lineRule="auto"/>
+        <w:jc w:val="both"/>
+      </w:pPr>
+      <w:r>
+        <w:t>Des</w:t>
+      </w:r>
+      <w:r>
+        <w:t xml:space="preserve"> jeux</w:t>
+      </w:r>
+    </w:p>
+    <w:p>
+      <w:pPr>
+        <w:pStyle w:val="Paragraphedeliste"/>
+        <w:numPr>
+          <w:ilvl w:val="0"/>
+          <w:numId w:val="17"/>
+        </w:numPr>
+        <w:spacing w:line="276" w:lineRule="auto"/>
+        <w:jc w:val="both"/>
+      </w:pPr>
+      <w:r>
+        <w:t>Compte</w:t>
+      </w:r>
+    </w:p>
+    <w:p>
+      <w:pPr>
+        <w:spacing w:line="276" w:lineRule="auto"/>
+        <w:jc w:val="both"/>
+      </w:pPr>
+      <w:r>
+        <w:t>Sur cette page, un tableau de l'emploi du temps sera affiché, couvrant la période du lundi au vendredi (ou au samedi). En tant qu'orthophoniste, il a droit à un maximum de 35 heures de travail par semaine. Le temps moyen de travail par jour serait donc de 7 heures. Cependant, il n'est pas possible de fixer un horaire strict de 9 h à 17 h, car cela dépendra de la disponibilité des patients. Certains préfèrent avoir leurs séances après 18 h.</w:t>
+      </w:r>
+    </w:p>
+    <w:p>
+      <w:pPr>
+        <w:spacing w:line="276" w:lineRule="auto"/>
+        <w:jc w:val="both"/>
+      </w:pPr>
+      <w:r>
+        <w:t>C'est pourquoi nous avons décidé d'établir un récapitulatif hebdomadaire couvrant des horaires de 8 h à 19 h chaque jour. Lorsqu'une nouvelle séance est ajoutée au tableau, elle est automatiquement comptabilisée. Si le total dépasse 35 heures par semaine, l'orthophoniste recevra une alerte et une notification sera envoyée à l'administrateur. De plus, il ne sera pas possible d'ajouter une séance supplémentaire une fois la limite atteinte.</w:t>
       </w:r>
       <w:r>
         <w:t xml:space="preserve"> </w:t>
       </w:r>
-      <w:r>
-        <w:t>Grâce aux enregistrements existants, il ne sera pas obligé de recréer un exercice pour un autre patient. En cliquant sur un exercice, il pourra sélectionner un patient et lui envoyer l'exercice.</w:t>
+    </w:p>
+    <w:p>
+      <w:pPr>
+        <w:spacing w:line="276" w:lineRule="auto"/>
+        <w:jc w:val="both"/>
+      </w:pPr>
+      <w:r>
+        <w:lastRenderedPageBreak/>
+        <w:t>Lorsqu'une séance est ajoutée, l'orthophoniste pourra choisir de travailler soit en présentiel, soit en visioconférence. Un mail ou un message sera automatiquement envoyé au patient pour l'informer de la séance.</w:t>
+      </w:r>
+    </w:p>
+    <w:p>
+      <w:pPr>
+        <w:spacing w:line="276" w:lineRule="auto"/>
+        <w:jc w:val="both"/>
+      </w:pPr>
+      <w:r>
+        <w:t>En cliquant sur une séance, les détails s'afficheront, notamment les exercices prévus et le nom du patient concerné. Avec un double clic, une nouvelle page s'ouvrira, affichant le profil du patient. Au bas de cette page, un tableau de bord permettra à l'orthophoniste de noter le patient, d'ajouter des résumés et de consulter la progression sous forme de graphiques.</w:t>
       </w:r>
       <w:r>
         <w:t xml:space="preserve"> </w:t>
       </w:r>
-    </w:p>
-    <w:p>
-      <w:pPr>
-        <w:pStyle w:val="Paragraphedeliste"/>
+      <w:r>
+        <w:t>En dessous de ce tableau, une messagerie permettra d'envoyer des messages automatiquement par SMS ou par mail, avec l’accord du patient. Via cette messagerie, l'orthophoniste pourra également envoyer des fichiers, tels que des documents PowerPoint ou Word.</w:t>
+      </w:r>
+    </w:p>
+    <w:p>
+      <w:pPr>
+        <w:spacing w:line="276" w:lineRule="auto"/>
+        <w:jc w:val="both"/>
+      </w:pPr>
+    </w:p>
+    <w:p>
+      <w:pPr>
         <w:spacing w:line="276" w:lineRule="auto"/>
         <w:jc w:val="both"/>
         <w:rPr>
@@ -2300,161 +2239,100 @@
           <w:u w:val="single"/>
         </w:rPr>
       </w:pPr>
-    </w:p>
-    <w:p>
-      <w:pPr>
-        <w:spacing w:line="276" w:lineRule="auto"/>
-        <w:jc w:val="both"/>
+      <w:r>
         <w:rPr>
           <w:b/>
           <w:u w:val="single"/>
         </w:rPr>
-      </w:pPr>
-      <w:r>
+        <w:t>La page Compte :</w:t>
+      </w:r>
+    </w:p>
+    <w:p>
+      <w:pPr>
+        <w:spacing w:line="276" w:lineRule="auto"/>
+        <w:jc w:val="both"/>
+      </w:pPr>
+      <w:r>
+        <w:t>Sur son compte, l’orthophoniste aura la possibilité de télécharger une photo et d'afficher un ensemble d'informations personnelles (collectées lors de l'inscription). Il pourra modifier ces informations, comme le mot de passe, à tout moment.</w:t>
+      </w:r>
+    </w:p>
+    <w:p>
+      <w:pPr>
+        <w:spacing w:line="276" w:lineRule="auto"/>
+        <w:jc w:val="both"/>
+      </w:pPr>
+      <w:r>
+        <w:t>De plus, cette page inclura :</w:t>
+      </w:r>
+    </w:p>
+    <w:p>
+      <w:pPr>
+        <w:pStyle w:val="Paragraphedeliste"/>
+        <w:numPr>
+          <w:ilvl w:val="0"/>
+          <w:numId w:val="4"/>
+        </w:numPr>
+        <w:spacing w:line="276" w:lineRule="auto"/>
+        <w:jc w:val="both"/>
+      </w:pPr>
+      <w:r>
+        <w:t>Un suivi de la comptabilité des heures de séances effectuées.</w:t>
+      </w:r>
+    </w:p>
+    <w:p>
+      <w:pPr>
+        <w:pStyle w:val="Paragraphedeliste"/>
+        <w:numPr>
+          <w:ilvl w:val="0"/>
+          <w:numId w:val="4"/>
+        </w:numPr>
+        <w:spacing w:line="276" w:lineRule="auto"/>
+        <w:jc w:val="both"/>
+      </w:pPr>
+      <w:r>
+        <w:t xml:space="preserve">Un compteur du nombre </w:t>
+      </w:r>
+      <w:r>
+        <w:t xml:space="preserve">des </w:t>
+      </w:r>
+      <w:r>
+        <w:t xml:space="preserve">exercices </w:t>
+      </w:r>
+      <w:r>
+        <w:t>personnalisés</w:t>
+      </w:r>
+      <w:r>
+        <w:t xml:space="preserve"> créés. En cliquant sur cette section, une nouvelle page affichera la liste détaillée </w:t>
+      </w:r>
+      <w:r>
+        <w:t xml:space="preserve">des </w:t>
+      </w:r>
+      <w:r>
+        <w:t>exercices personnalisés</w:t>
+      </w:r>
+      <w:r>
+        <w:t xml:space="preserve"> qu'il a créés, avec des précisions supplémentaires.</w:t>
+      </w:r>
+      <w:r>
+        <w:t xml:space="preserve"> </w:t>
+      </w:r>
+      <w:r>
+        <w:t>Grâce aux enregistrements existants, il ne sera pas obligé de recréer un exercice pour un autre patient. En cliquant sur un exercice, il pourra sélectionner un patient et lui envoyer l'exercice.</w:t>
+      </w:r>
+      <w:r>
+        <w:t xml:space="preserve"> </w:t>
+      </w:r>
+    </w:p>
+    <w:p>
+      <w:pPr>
+        <w:pStyle w:val="Paragraphedeliste"/>
+        <w:spacing w:line="276" w:lineRule="auto"/>
+        <w:jc w:val="both"/>
         <w:rPr>
           <w:b/>
           <w:u w:val="single"/>
         </w:rPr>
-        <w:t>La page Jeux :</w:t>
-      </w:r>
-    </w:p>
-    <w:p>
-      <w:pPr>
-        <w:spacing w:line="276" w:lineRule="auto"/>
-        <w:jc w:val="both"/>
-        <w:rPr>
-          <w:bCs/>
-        </w:rPr>
-      </w:pPr>
-      <w:r>
-        <w:rPr>
-          <w:bCs/>
-        </w:rPr>
-        <w:t xml:space="preserve">Les orthophonistes pourront consulter les jeux créés par l'administrateur. Une liste des jeux proposés sera disponible, et en cliquant sur l'un d'eux, une nouvelle page s'affichera avec les détails du jeu sélectionné. Sous la description du jeu, une liste des patients ayant participé </w:t>
-      </w:r>
-      <w:r>
-        <w:rPr>
-          <w:bCs/>
-        </w:rPr>
-        <w:t xml:space="preserve">et ayant choisi </w:t>
-      </w:r>
-      <w:r>
-        <w:rPr>
-          <w:bCs/>
-        </w:rPr>
-        <w:t>cet</w:t>
-      </w:r>
-      <w:r>
-        <w:rPr>
-          <w:bCs/>
-        </w:rPr>
-        <w:t xml:space="preserve"> orthophoniste </w:t>
-      </w:r>
-      <w:r>
-        <w:rPr>
-          <w:bCs/>
-        </w:rPr>
-        <w:t>sera visible, ainsi que les points qu'ils ont obtenus.</w:t>
-      </w:r>
-    </w:p>
-    <w:p>
-      <w:pPr>
-        <w:spacing w:line="276" w:lineRule="auto"/>
-        <w:jc w:val="both"/>
-        <w:rPr>
-          <w:bCs/>
-        </w:rPr>
-      </w:pPr>
-      <w:r>
-        <w:rPr>
-          <w:bCs/>
-        </w:rPr>
-        <w:t xml:space="preserve">Les </w:t>
-      </w:r>
-      <w:r>
-        <w:rPr>
-          <w:bCs/>
-        </w:rPr>
-        <w:t xml:space="preserve">types de </w:t>
-      </w:r>
-      <w:r>
-        <w:rPr>
-          <w:bCs/>
-        </w:rPr>
-        <w:t>jeux proposés par l’administrateur sont :</w:t>
-      </w:r>
-    </w:p>
-    <w:p>
-      <w:pPr>
-        <w:pStyle w:val="Paragraphedeliste"/>
-        <w:numPr>
-          <w:ilvl w:val="0"/>
-          <w:numId w:val="4"/>
-        </w:numPr>
-        <w:spacing w:line="276" w:lineRule="auto"/>
-        <w:jc w:val="both"/>
-        <w:rPr>
-          <w:bCs/>
-        </w:rPr>
-      </w:pPr>
-      <w:r>
-        <w:rPr>
-          <w:bCs/>
-        </w:rPr>
-        <w:t>Jeux de vocabulaire : pour travailler l’apprentissage des mots et des expressions.</w:t>
-      </w:r>
-    </w:p>
-    <w:p>
-      <w:pPr>
-        <w:pStyle w:val="Paragraphedeliste"/>
-        <w:numPr>
-          <w:ilvl w:val="0"/>
-          <w:numId w:val="4"/>
-        </w:numPr>
-        <w:spacing w:line="276" w:lineRule="auto"/>
-        <w:jc w:val="both"/>
-        <w:rPr>
-          <w:bCs/>
-        </w:rPr>
-      </w:pPr>
-      <w:r>
-        <w:rPr>
-          <w:bCs/>
-        </w:rPr>
-        <w:t>Jeux de mémoire : pour travailler la mémoire visuelle et auditive.</w:t>
-      </w:r>
-    </w:p>
-    <w:p>
-      <w:pPr>
-        <w:pStyle w:val="Paragraphedeliste"/>
-        <w:numPr>
-          <w:ilvl w:val="0"/>
-          <w:numId w:val="4"/>
-        </w:numPr>
-        <w:spacing w:line="276" w:lineRule="auto"/>
-        <w:jc w:val="both"/>
-        <w:rPr>
-          <w:bCs/>
-        </w:rPr>
-      </w:pPr>
-      <w:r>
-        <w:rPr>
-          <w:bCs/>
-        </w:rPr>
-        <w:t>Jeux de dictée : pour travailler l’apprentissage des orthographes</w:t>
-      </w:r>
-      <w:r>
-        <w:rPr>
-          <w:bCs/>
-        </w:rPr>
-        <w:t xml:space="preserve"> des mots et des expressions</w:t>
-      </w:r>
-      <w:r>
-        <w:rPr>
-          <w:bCs/>
-        </w:rPr>
-        <w:t>.</w:t>
-      </w:r>
+      </w:pPr>
     </w:p>
     <w:p>
       <w:pPr>
@@ -2470,6 +2348,161 @@
           <w:b/>
           <w:u w:val="single"/>
         </w:rPr>
+        <w:t>La page Jeux :</w:t>
+      </w:r>
+    </w:p>
+    <w:p>
+      <w:pPr>
+        <w:spacing w:line="276" w:lineRule="auto"/>
+        <w:jc w:val="both"/>
+        <w:rPr>
+          <w:bCs/>
+        </w:rPr>
+      </w:pPr>
+      <w:r>
+        <w:rPr>
+          <w:bCs/>
+        </w:rPr>
+        <w:t xml:space="preserve">Les orthophonistes pourront consulter les jeux créés par l'administrateur. Une liste des jeux proposés sera disponible, et en cliquant sur l'un d'eux, une nouvelle page s'affichera avec les détails du jeu sélectionné. Sous la description du jeu, une liste des patients ayant participé </w:t>
+      </w:r>
+      <w:r>
+        <w:rPr>
+          <w:bCs/>
+        </w:rPr>
+        <w:t xml:space="preserve">et ayant choisi </w:t>
+      </w:r>
+      <w:r>
+        <w:rPr>
+          <w:bCs/>
+        </w:rPr>
+        <w:t>cet</w:t>
+      </w:r>
+      <w:r>
+        <w:rPr>
+          <w:bCs/>
+        </w:rPr>
+        <w:t xml:space="preserve"> orthophoniste </w:t>
+      </w:r>
+      <w:r>
+        <w:rPr>
+          <w:bCs/>
+        </w:rPr>
+        <w:t>sera visible, ainsi que les points qu'ils ont obtenus.</w:t>
+      </w:r>
+    </w:p>
+    <w:p>
+      <w:pPr>
+        <w:spacing w:line="276" w:lineRule="auto"/>
+        <w:jc w:val="both"/>
+        <w:rPr>
+          <w:bCs/>
+        </w:rPr>
+      </w:pPr>
+      <w:r>
+        <w:rPr>
+          <w:bCs/>
+        </w:rPr>
+        <w:t xml:space="preserve">Les </w:t>
+      </w:r>
+      <w:r>
+        <w:rPr>
+          <w:bCs/>
+        </w:rPr>
+        <w:t xml:space="preserve">types de </w:t>
+      </w:r>
+      <w:r>
+        <w:rPr>
+          <w:bCs/>
+        </w:rPr>
+        <w:t>jeux proposés par l’administrateur sont :</w:t>
+      </w:r>
+    </w:p>
+    <w:p>
+      <w:pPr>
+        <w:pStyle w:val="Paragraphedeliste"/>
+        <w:numPr>
+          <w:ilvl w:val="0"/>
+          <w:numId w:val="4"/>
+        </w:numPr>
+        <w:spacing w:line="276" w:lineRule="auto"/>
+        <w:jc w:val="both"/>
+        <w:rPr>
+          <w:bCs/>
+        </w:rPr>
+      </w:pPr>
+      <w:r>
+        <w:rPr>
+          <w:bCs/>
+        </w:rPr>
+        <w:t>Jeux de vocabulaire : pour travailler l’apprentissage des mots et des expressions.</w:t>
+      </w:r>
+    </w:p>
+    <w:p>
+      <w:pPr>
+        <w:pStyle w:val="Paragraphedeliste"/>
+        <w:numPr>
+          <w:ilvl w:val="0"/>
+          <w:numId w:val="4"/>
+        </w:numPr>
+        <w:spacing w:line="276" w:lineRule="auto"/>
+        <w:jc w:val="both"/>
+        <w:rPr>
+          <w:bCs/>
+        </w:rPr>
+      </w:pPr>
+      <w:r>
+        <w:rPr>
+          <w:bCs/>
+        </w:rPr>
+        <w:t>Jeux de mémoire : pour travailler la mémoire visuelle et auditive.</w:t>
+      </w:r>
+    </w:p>
+    <w:p>
+      <w:pPr>
+        <w:pStyle w:val="Paragraphedeliste"/>
+        <w:numPr>
+          <w:ilvl w:val="0"/>
+          <w:numId w:val="4"/>
+        </w:numPr>
+        <w:spacing w:line="276" w:lineRule="auto"/>
+        <w:jc w:val="both"/>
+        <w:rPr>
+          <w:bCs/>
+        </w:rPr>
+      </w:pPr>
+      <w:r>
+        <w:rPr>
+          <w:bCs/>
+        </w:rPr>
+        <w:t>Jeux de dictée : pour travailler l’apprentissage des orthographes</w:t>
+      </w:r>
+      <w:r>
+        <w:rPr>
+          <w:bCs/>
+        </w:rPr>
+        <w:t xml:space="preserve"> des mots et des expressions</w:t>
+      </w:r>
+      <w:r>
+        <w:rPr>
+          <w:bCs/>
+        </w:rPr>
+        <w:t>.</w:t>
+      </w:r>
+    </w:p>
+    <w:p>
+      <w:pPr>
+        <w:spacing w:line="276" w:lineRule="auto"/>
+        <w:jc w:val="both"/>
+        <w:rPr>
+          <w:b/>
+          <w:u w:val="single"/>
+        </w:rPr>
+      </w:pPr>
+      <w:r>
+        <w:rPr>
+          <w:b/>
+          <w:u w:val="single"/>
+        </w:rPr>
         <w:t>La page Exercices Personnalisés :</w:t>
       </w:r>
     </w:p>
@@ -2530,6 +2563,7 @@
         <w:rPr>
           <w:bCs/>
         </w:rPr>
+        <w:lastRenderedPageBreak/>
         <w:t>Pour les jeux de dictée, il pourra sélectionner un jeu de dictée dans la liste des jeux proposés sur cette même page. Une nouvelle page s'affichera, permettant de modifier ou d’ajouter des mots ou des expressions à partir de la liste des mots et expressions proposés. Chaque mot ou expression de cette liste sera accompagné d’un fichier audio.</w:t>
       </w:r>
     </w:p>
@@ -2564,273 +2598,273 @@
         <w:rPr>
           <w:smallCaps/>
         </w:rPr>
+        <w:t>Description des pages</w:t>
+      </w:r>
+    </w:p>
+    <w:p>
+      <w:pPr>
+        <w:spacing w:line="276" w:lineRule="auto"/>
+        <w:jc w:val="both"/>
+      </w:pPr>
+      <w:r>
+        <w:t xml:space="preserve">La plateforme </w:t>
+      </w:r>
+      <w:r>
+        <w:rPr>
+          <w:b/>
+          <w:bCs/>
+        </w:rPr>
+        <w:t>Ortholib</w:t>
+      </w:r>
+      <w:r>
+        <w:t xml:space="preserve"> sera finalement composée de plusieurs pages :</w:t>
+      </w:r>
+    </w:p>
+    <w:p>
+      <w:pPr>
+        <w:pStyle w:val="Paragraphedeliste"/>
+        <w:numPr>
+          <w:ilvl w:val="0"/>
+          <w:numId w:val="13"/>
+        </w:numPr>
+        <w:spacing w:line="276" w:lineRule="auto"/>
+        <w:jc w:val="both"/>
+      </w:pPr>
+      <w:r>
+        <w:rPr>
+          <w:b/>
+          <w:bCs/>
+        </w:rPr>
+        <w:t xml:space="preserve">Une page d’accueil : </w:t>
+      </w:r>
+      <w:r>
+        <w:t>Dans la partie principale,</w:t>
+      </w:r>
+      <w:r>
+        <w:t xml:space="preserve"> nous présenterons avec un texte qui expliquera la définition d’une séance orthophonique. Au-dessous de la partie principale se présenteront 3</w:t>
+      </w:r>
+      <w:r>
+        <w:t xml:space="preserve"> icônes alignées sur une ligne en haut de page : une nous dirigera vers des nouveautés de l’application, la deuxième portera sur les règlements de l’application, et la dernière icône nous redirigera vers la liste des profils des orthophonistes. Il y aura également une vidéo qui présentera l’application Ortholib. Au-dessous d’une vidéo, un texte accompagnera la vidéo pour expli</w:t>
+      </w:r>
+      <w:r>
+        <w:t xml:space="preserve">quer de manière écrite pour les personnes malentendantes. Dans la partie Footer, nous disposerons de 3 colonnes composées du menu, des informations de contact et des nouveautés.  </w:t>
+      </w:r>
+    </w:p>
+    <w:p>
+      <w:pPr>
+        <w:pStyle w:val="Paragraphedeliste"/>
+        <w:numPr>
+          <w:ilvl w:val="0"/>
+          <w:numId w:val="13"/>
+        </w:numPr>
+        <w:spacing w:line="276" w:lineRule="auto"/>
+        <w:jc w:val="both"/>
+      </w:pPr>
+      <w:r>
+        <w:rPr>
+          <w:b/>
+          <w:bCs/>
+        </w:rPr>
+        <w:t xml:space="preserve">Une page de </w:t>
+      </w:r>
+      <w:r>
+        <w:rPr>
+          <w:b/>
+          <w:bCs/>
+        </w:rPr>
+        <w:t xml:space="preserve">Présentation </w:t>
+      </w:r>
+      <w:r>
+        <w:t xml:space="preserve">qui aura </w:t>
+      </w:r>
+      <w:r>
+        <w:t>3</w:t>
+      </w:r>
+      <w:r>
+        <w:t xml:space="preserve"> parties : </w:t>
+      </w:r>
+      <w:r>
+        <w:t xml:space="preserve">des nouveautés </w:t>
+      </w:r>
+      <w:r>
+        <w:t xml:space="preserve">de l’application, des règlements de l’application et la liste des Orthophonistes. </w:t>
+      </w:r>
+    </w:p>
+    <w:p>
+      <w:pPr>
+        <w:pStyle w:val="Paragraphedeliste"/>
+        <w:numPr>
+          <w:ilvl w:val="0"/>
+          <w:numId w:val="14"/>
+        </w:numPr>
+        <w:spacing w:line="276" w:lineRule="auto"/>
+        <w:jc w:val="both"/>
+      </w:pPr>
+      <w:r>
+        <w:rPr>
+          <w:b/>
+          <w:bCs/>
+        </w:rPr>
+        <w:t xml:space="preserve">Page Nouveautés de l’application : </w:t>
+      </w:r>
+      <w:r>
+        <w:t xml:space="preserve">Comme l’application ne cessera d’évoluer et d’être corrigée pour devenir meilleure, nous tiendrons les utilisateurs informés de tous les changements et nouveaux avantages sur cette page. Si nous décidons un jour d’améliorer l’application en ajoutant des jeux, nous publierons cette nouvelle à travers cette page. La description de cette nouveauté pourra se faire sous plusieurs formes : par format écrit (sous la forme d’un article) ou bien par format interactif sous la forme d’une vidéo par exemple. </w:t>
+      </w:r>
+    </w:p>
+    <w:p>
+      <w:pPr>
+        <w:pStyle w:val="Paragraphedeliste"/>
+        <w:numPr>
+          <w:ilvl w:val="0"/>
+          <w:numId w:val="14"/>
+        </w:numPr>
+        <w:spacing w:line="276" w:lineRule="auto"/>
+        <w:jc w:val="both"/>
+      </w:pPr>
+      <w:r>
+        <w:rPr>
+          <w:b/>
+          <w:bCs/>
+        </w:rPr>
+        <w:t>Page Règlements de l’application :</w:t>
+      </w:r>
+      <w:r>
+        <w:t xml:space="preserve"> </w:t>
+      </w:r>
+    </w:p>
+    <w:p>
+      <w:pPr>
+        <w:pStyle w:val="Paragraphedeliste"/>
+        <w:numPr>
+          <w:ilvl w:val="0"/>
+          <w:numId w:val="14"/>
+        </w:numPr>
+        <w:spacing w:line="276" w:lineRule="auto"/>
+        <w:jc w:val="both"/>
+      </w:pPr>
+      <w:r>
+        <w:rPr>
+          <w:b/>
+        </w:rPr>
+        <w:t>Page Liste des Orthophonistes :</w:t>
+      </w:r>
+      <w:r>
+        <w:rPr>
+          <w:b/>
+        </w:rPr>
+        <w:t xml:space="preserve"> </w:t>
+      </w:r>
+      <w:r>
+        <w:t>L</w:t>
+      </w:r>
+      <w:r>
+        <w:t xml:space="preserve">e but de cette application est de communiquer entre les orthophonistes et leurs patients. Mais, les patients veulent savoir quels orthophonistes qui participeront dans cette application. Donc, dans cette page, il y aura la liste des profils des orthophonistes.  </w:t>
+      </w:r>
+    </w:p>
+    <w:p>
+      <w:pPr>
+        <w:pStyle w:val="Paragraphedeliste"/>
+        <w:numPr>
+          <w:ilvl w:val="0"/>
+          <w:numId w:val="13"/>
+        </w:numPr>
+        <w:spacing w:line="276" w:lineRule="auto"/>
+        <w:jc w:val="both"/>
+      </w:pPr>
+      <w:r>
+        <w:rPr>
+          <w:b/>
+          <w:bCs/>
+        </w:rPr>
+        <w:t xml:space="preserve">Une page d’inscription : </w:t>
+      </w:r>
+      <w:r>
+        <w:t>S’il souhaite s’enregistrer sur l’application, le visiteur devra compléter un formulaire d’inscription comportant son nom, son prénom,</w:t>
+      </w:r>
+      <w:r>
+        <w:t xml:space="preserve"> son adresse électronique, son mot de passe, son mot de passe à confirmer, son numéro de téléphone, son âge, son sexe, sa ville, sa maladie, ses difficultés rencontrées, passer le test pour voir s’il y a des difficultés. (Oui/Non), préférence en présence ou en distance.  </w:t>
+      </w:r>
+    </w:p>
+    <w:p>
+      <w:pPr>
+        <w:pStyle w:val="Paragraphedeliste"/>
+        <w:numPr>
+          <w:ilvl w:val="0"/>
+          <w:numId w:val="13"/>
+        </w:numPr>
+        <w:spacing w:line="276" w:lineRule="auto"/>
+        <w:jc w:val="both"/>
+      </w:pPr>
+      <w:r>
+        <w:rPr>
+          <w:b/>
+          <w:bCs/>
+        </w:rPr>
+        <w:t>Une page de connexion</w:t>
+      </w:r>
+      <w:r>
+        <w:t> : Pour accéder à son compte, l’utilisateur devra communiquer sur cette page son adresse électronique avec son mot de passe.</w:t>
+      </w:r>
+    </w:p>
+    <w:p>
+      <w:pPr>
+        <w:pStyle w:val="Paragraphedeliste"/>
+        <w:spacing w:line="276" w:lineRule="auto"/>
+        <w:jc w:val="both"/>
+      </w:pPr>
+    </w:p>
+    <w:p>
+      <w:pPr>
+        <w:pStyle w:val="Paragraphedeliste"/>
+        <w:numPr>
+          <w:ilvl w:val="0"/>
+          <w:numId w:val="13"/>
+        </w:numPr>
+        <w:spacing w:before="120" w:after="120" w:line="276" w:lineRule="auto"/>
+        <w:jc w:val="both"/>
+        <w:rPr>
+          <w:b/>
+          <w:bCs/>
+        </w:rPr>
+      </w:pPr>
+      <w:r>
+        <w:rPr>
+          <w:b/>
+          <w:bCs/>
+        </w:rPr>
+        <w:t>Pages de tests de niveaux pour les utilisateurs :</w:t>
+      </w:r>
+    </w:p>
+    <w:p>
+      <w:pPr>
+        <w:pStyle w:val="Paragraphedeliste"/>
+        <w:spacing w:before="120" w:after="120" w:line="276" w:lineRule="auto"/>
+        <w:jc w:val="both"/>
+        <w:rPr>
+          <w:bCs/>
+        </w:rPr>
+      </w:pPr>
+      <w:r>
+        <w:rPr>
+          <w:bCs/>
+        </w:rPr>
+        <w:t>Les utilisateurs auront accès à trois tests différents, comprenant un total de 30 questions adaptées à leur niveau de langue française et aux difficultés rencontrées. Chaque test est composé de 10 questions.</w:t>
+      </w:r>
+    </w:p>
+    <w:p>
+      <w:pPr>
+        <w:pStyle w:val="Paragraphedeliste"/>
+        <w:spacing w:before="120" w:after="120" w:line="276" w:lineRule="auto"/>
+        <w:jc w:val="both"/>
+        <w:rPr>
+          <w:bCs/>
+        </w:rPr>
+      </w:pPr>
+      <w:r>
+        <w:rPr>
+          <w:bCs/>
+        </w:rPr>
         <w:lastRenderedPageBreak/>
-        <w:t>Description des pages</w:t>
-      </w:r>
-    </w:p>
-    <w:p>
-      <w:pPr>
-        <w:spacing w:line="276" w:lineRule="auto"/>
-        <w:jc w:val="both"/>
-      </w:pPr>
-      <w:r>
-        <w:t xml:space="preserve">La plateforme </w:t>
-      </w:r>
-      <w:r>
-        <w:rPr>
-          <w:b/>
-          <w:bCs/>
-        </w:rPr>
-        <w:t>Ortholib</w:t>
-      </w:r>
-      <w:r>
-        <w:t xml:space="preserve"> sera finalement composée de plusieurs pages :</w:t>
-      </w:r>
-    </w:p>
-    <w:p>
-      <w:pPr>
-        <w:pStyle w:val="Paragraphedeliste"/>
-        <w:numPr>
-          <w:ilvl w:val="0"/>
-          <w:numId w:val="13"/>
-        </w:numPr>
-        <w:spacing w:line="276" w:lineRule="auto"/>
-        <w:jc w:val="both"/>
-      </w:pPr>
-      <w:r>
-        <w:rPr>
-          <w:b/>
-          <w:bCs/>
-        </w:rPr>
-        <w:t xml:space="preserve">Une page d’accueil : </w:t>
-      </w:r>
-      <w:r>
-        <w:t>Dans la partie principale,</w:t>
-      </w:r>
-      <w:r>
-        <w:t xml:space="preserve"> nous présenterons avec un texte qui expliquera la définition d’une séance orthophonique. Au-dessous de la partie principale se présenteront 3</w:t>
-      </w:r>
-      <w:r>
-        <w:t xml:space="preserve"> icônes alignées sur une ligne en haut de page : une nous dirigera vers des nouveautés de l’application, la deuxième portera sur les règlements de l’application, et la dernière icône nous redirigera vers la liste des profils des orthophonistes. Il y aura également une vidéo qui présentera l’application Ortholib. Au-dessous d’une vidéo, un texte accompagnera la vidéo pour expli</w:t>
-      </w:r>
-      <w:r>
-        <w:t xml:space="preserve">quer de manière écrite pour les personnes malentendantes. Dans la partie Footer, nous disposerons de 3 colonnes composées du menu, des informations de contact et des nouveautés.  </w:t>
-      </w:r>
-    </w:p>
-    <w:p>
-      <w:pPr>
-        <w:pStyle w:val="Paragraphedeliste"/>
-        <w:numPr>
-          <w:ilvl w:val="0"/>
-          <w:numId w:val="13"/>
-        </w:numPr>
-        <w:spacing w:line="276" w:lineRule="auto"/>
-        <w:jc w:val="both"/>
-      </w:pPr>
-      <w:r>
-        <w:rPr>
-          <w:b/>
-          <w:bCs/>
-        </w:rPr>
-        <w:t xml:space="preserve">Une page de </w:t>
-      </w:r>
-      <w:r>
-        <w:rPr>
-          <w:b/>
-          <w:bCs/>
-        </w:rPr>
-        <w:t xml:space="preserve">Présentation </w:t>
-      </w:r>
-      <w:r>
-        <w:t xml:space="preserve">qui aura </w:t>
-      </w:r>
-      <w:r>
-        <w:t>3</w:t>
-      </w:r>
-      <w:r>
-        <w:t xml:space="preserve"> parties : </w:t>
-      </w:r>
-      <w:r>
-        <w:t xml:space="preserve">des nouveautés </w:t>
-      </w:r>
-      <w:r>
-        <w:t xml:space="preserve">de l’application, des règlements de l’application et la liste des Orthophonistes. </w:t>
-      </w:r>
-    </w:p>
-    <w:p>
-      <w:pPr>
-        <w:pStyle w:val="Paragraphedeliste"/>
-        <w:numPr>
-          <w:ilvl w:val="0"/>
-          <w:numId w:val="14"/>
-        </w:numPr>
-        <w:spacing w:line="276" w:lineRule="auto"/>
-        <w:jc w:val="both"/>
-      </w:pPr>
-      <w:r>
-        <w:rPr>
-          <w:b/>
-          <w:bCs/>
-        </w:rPr>
-        <w:t xml:space="preserve">Page Nouveautés de l’application : </w:t>
-      </w:r>
-      <w:r>
-        <w:t xml:space="preserve">Comme l’application ne cessera d’évoluer et d’être corrigée pour devenir meilleure, nous tiendrons les utilisateurs informés de tous les changements et nouveaux avantages sur cette page. Si nous décidons un jour d’améliorer l’application en ajoutant des jeux, nous publierons cette nouvelle à travers cette page. La description de cette nouveauté pourra se faire sous plusieurs formes : par format écrit (sous la forme d’un article) ou bien par format interactif sous la forme d’une vidéo par exemple. </w:t>
-      </w:r>
-    </w:p>
-    <w:p>
-      <w:pPr>
-        <w:pStyle w:val="Paragraphedeliste"/>
-        <w:numPr>
-          <w:ilvl w:val="0"/>
-          <w:numId w:val="14"/>
-        </w:numPr>
-        <w:spacing w:line="276" w:lineRule="auto"/>
-        <w:jc w:val="both"/>
-      </w:pPr>
-      <w:r>
-        <w:rPr>
-          <w:b/>
-          <w:bCs/>
-        </w:rPr>
-        <w:t>Page Règlements de l’application :</w:t>
-      </w:r>
-      <w:r>
-        <w:t xml:space="preserve"> </w:t>
-      </w:r>
-    </w:p>
-    <w:p>
-      <w:pPr>
-        <w:pStyle w:val="Paragraphedeliste"/>
-        <w:numPr>
-          <w:ilvl w:val="0"/>
-          <w:numId w:val="14"/>
-        </w:numPr>
-        <w:spacing w:line="276" w:lineRule="auto"/>
-        <w:jc w:val="both"/>
-      </w:pPr>
-      <w:r>
-        <w:rPr>
-          <w:b/>
-        </w:rPr>
-        <w:t>Page Liste des Orthophonistes :</w:t>
-      </w:r>
-      <w:r>
-        <w:rPr>
-          <w:b/>
-        </w:rPr>
-        <w:t xml:space="preserve"> </w:t>
-      </w:r>
-      <w:r>
-        <w:t>L</w:t>
-      </w:r>
-      <w:r>
-        <w:t xml:space="preserve">e but de cette application est de communiquer entre les orthophonistes et leurs patients. Mais, les patients veulent savoir quels orthophonistes qui participeront dans cette application. Donc, dans cette page, il y aura la liste des profils des orthophonistes.  </w:t>
-      </w:r>
-    </w:p>
-    <w:p>
-      <w:pPr>
-        <w:pStyle w:val="Paragraphedeliste"/>
-        <w:numPr>
-          <w:ilvl w:val="0"/>
-          <w:numId w:val="13"/>
-        </w:numPr>
-        <w:spacing w:line="276" w:lineRule="auto"/>
-        <w:jc w:val="both"/>
-      </w:pPr>
-      <w:r>
-        <w:rPr>
-          <w:b/>
-          <w:bCs/>
-        </w:rPr>
-        <w:t xml:space="preserve">Une page d’inscription : </w:t>
-      </w:r>
-      <w:r>
-        <w:t>S’il souhaite s’enregistrer sur l’application, le visiteur devra compléter un formulaire d’inscription comportant son nom, son prénom,</w:t>
-      </w:r>
-      <w:r>
-        <w:t xml:space="preserve"> son adresse électronique, son mot de passe, son mot de passe à confirmer, son numéro de téléphone, son âge, son sexe, sa ville, sa maladie, ses difficultés rencontrées, passer le test pour voir s’il y a des difficultés. (Oui/Non), préférence en présence ou en distance.  </w:t>
-      </w:r>
-    </w:p>
-    <w:p>
-      <w:pPr>
-        <w:pStyle w:val="Paragraphedeliste"/>
-        <w:numPr>
-          <w:ilvl w:val="0"/>
-          <w:numId w:val="13"/>
-        </w:numPr>
-        <w:spacing w:line="276" w:lineRule="auto"/>
-        <w:jc w:val="both"/>
-      </w:pPr>
-      <w:r>
-        <w:rPr>
-          <w:b/>
-          <w:bCs/>
-        </w:rPr>
-        <w:t>Une page de connexion</w:t>
-      </w:r>
-      <w:r>
-        <w:t> : Pour accéder à son compte, l’utilisateur devra communiquer sur cette page son adresse électronique avec son mot de passe.</w:t>
-      </w:r>
-    </w:p>
-    <w:p>
-      <w:pPr>
-        <w:pStyle w:val="Paragraphedeliste"/>
-        <w:spacing w:line="276" w:lineRule="auto"/>
-        <w:jc w:val="both"/>
-      </w:pPr>
-    </w:p>
-    <w:p>
-      <w:pPr>
-        <w:pStyle w:val="Paragraphedeliste"/>
-        <w:numPr>
-          <w:ilvl w:val="0"/>
-          <w:numId w:val="13"/>
-        </w:numPr>
-        <w:spacing w:before="120" w:after="120" w:line="276" w:lineRule="auto"/>
-        <w:jc w:val="both"/>
-        <w:rPr>
-          <w:b/>
-          <w:bCs/>
-        </w:rPr>
-      </w:pPr>
-      <w:r>
-        <w:rPr>
-          <w:b/>
-          <w:bCs/>
-        </w:rPr>
-        <w:t>Pages de tests de niveaux pour les utilisateurs :</w:t>
-      </w:r>
-    </w:p>
-    <w:p>
-      <w:pPr>
-        <w:pStyle w:val="Paragraphedeliste"/>
-        <w:spacing w:before="120" w:after="120" w:line="276" w:lineRule="auto"/>
-        <w:jc w:val="both"/>
-        <w:rPr>
-          <w:bCs/>
-        </w:rPr>
-      </w:pPr>
-      <w:r>
-        <w:rPr>
-          <w:bCs/>
-        </w:rPr>
-        <w:t>Les utilisateurs auront accès à trois tests différents, comprenant un total de 30 questions adaptées à leur niveau de langue française et aux difficultés rencontrées. Chaque test est composé de 10 questions.</w:t>
-      </w:r>
-    </w:p>
-    <w:p>
-      <w:pPr>
-        <w:pStyle w:val="Paragraphedeliste"/>
-        <w:spacing w:before="120" w:after="120" w:line="276" w:lineRule="auto"/>
-        <w:jc w:val="both"/>
-        <w:rPr>
-          <w:bCs/>
-        </w:rPr>
-      </w:pPr>
-      <w:r>
-        <w:rPr>
-          <w:bCs/>
-        </w:rPr>
         <w:t>Dans chaque niveau, on retrouvera les types de questions suivants :</w:t>
       </w:r>
     </w:p>
@@ -2925,7 +2959,6 @@
         <w:rPr>
           <w:bCs/>
         </w:rPr>
-        <w:lastRenderedPageBreak/>
         <w:t>Si l'utilisateur obtient 60 % de bonnes réponses ou plus, il pourra passer au niveau supérieur. S'il obtient 10 bonnes réponses sur 10, il pourra directement accéder au test de niveau 3.</w:t>
       </w:r>
     </w:p>
@@ -3290,6 +3323,7 @@
         <w:rPr>
           <w:bCs/>
         </w:rPr>
+        <w:lastRenderedPageBreak/>
         <w:t>Un autre type de jeu affichera 4 ou 5 mots ou expressions sur chaque page. Un mot ou une expression disparaîtra après avoir été affiché, et l'utilisateur devra réécrire celui qui a été montré.</w:t>
       </w:r>
       <w:r>
@@ -3363,7 +3397,6 @@
         <w:rPr>
           <w:bCs/>
         </w:rPr>
-        <w:lastRenderedPageBreak/>
         <w:t>Dans les trois types de jeux, chaque niveau comprendra un chronomètre, sauf pour le niveau facile. Au niveau moyen, l'utilisateur aura une minute pour finir le jeu, tandis qu'au niveau difficile, il disposera de 50 secondes. S'il réussit à terminer le jeu en moins de 50 secondes sans faire d'erreur, il pourra choisir de réduire de 10 secondes supplémentaires le temps pour le prochain défi.</w:t>
       </w:r>
       <w:r>
@@ -3388,8 +3421,6 @@
         </w:rPr>
         <w:t xml:space="preserve">Pour passer dans un niveau supérieur, il faut avoir 90% de bonnes réponses. </w:t>
       </w:r>
-      <w:bookmarkStart w:id="0" w:name="_GoBack"/>
-      <w:bookmarkEnd w:id="0"/>
     </w:p>
     <w:sectPr>
       <w:pgSz w:w="11906" w:h="16838"/>

--- a/analyse/cahier_de_charge.docx
+++ b/analyse/cahier_de_charge.docx
@@ -633,6 +633,8 @@
       <w:r>
         <w:t xml:space="preserve"> Bootstrap.</w:t>
       </w:r>
+      <w:bookmarkStart w:id="0" w:name="_GoBack"/>
+      <w:bookmarkEnd w:id="0"/>
     </w:p>
     <w:p>
       <w:pPr>
@@ -1949,8 +1951,6 @@
         <w:spacing w:line="276" w:lineRule="auto"/>
         <w:jc w:val="both"/>
       </w:pPr>
-      <w:bookmarkStart w:id="0" w:name="_GoBack"/>
-      <w:bookmarkEnd w:id="0"/>
     </w:p>
     <w:p>
       <w:pPr>
@@ -3108,6 +3108,7 @@
         <w:rPr>
           <w:b/>
           <w:bCs/>
+          <w:highlight w:val="yellow"/>
         </w:rPr>
         <w:t>Une page de l’espace de personnel</w:t>
       </w:r>
@@ -3117,11 +3118,74 @@
       <w:r>
         <w:t xml:space="preserve"> </w:t>
       </w:r>
-    </w:p>
-    <w:p>
-      <w:pPr>
-        <w:pStyle w:val="Paragraphedeliste"/>
-      </w:pPr>
+      <w:r>
+        <w:t>Un tableau de bord visuel présentant les progrès du patient dans ses séances d’orthophonie, incluant des graphiques dynamiques et des statistiques.</w:t>
+      </w:r>
+      <w:r>
+        <w:t xml:space="preserve"> </w:t>
+      </w:r>
+      <w:r>
+        <w:t>Les patients pourront visualiser leur évolution au fil du temps, avec des comparaisons par rapport à leurs objectifs initiaux.</w:t>
+      </w:r>
+      <w:r>
+        <w:t xml:space="preserve"> </w:t>
+      </w:r>
+      <w:r>
+        <w:t>Une section affichant la liste des séances passées, avec des détails sur les thèmes abordés, les exercices réalisés et les commentaires de l'orthophoniste.</w:t>
+      </w:r>
+      <w:r>
+        <w:t xml:space="preserve"> </w:t>
+      </w:r>
+      <w:r>
+        <w:t>Les patients peuvent consulter les notes et retours de leur orthophoniste pour mieux comprendre leur parcours.</w:t>
+      </w:r>
+      <w:r>
+        <w:t xml:space="preserve"> </w:t>
+      </w:r>
+      <w:r>
+        <w:t>Une fonctionnalité de messagerie permettant aux patients d'échanger des messages avec leur orthophoniste. Les patients recevront des notifications concernant les nouveaux exercices, les jeux disponibles et les mises à jour de leur orthophoniste. Les patients pourront poser des questions ou demander de l’aide directement à leur orthophoniste via la messagerie.</w:t>
+      </w:r>
+    </w:p>
+    <w:p>
+      <w:pPr>
+        <w:pStyle w:val="Paragraphedeliste"/>
+        <w:numPr>
+          <w:ilvl w:val="0"/>
+          <w:numId w:val="13"/>
+        </w:numPr>
+        <w:spacing w:before="120" w:after="120" w:line="276" w:lineRule="auto"/>
+        <w:jc w:val="both"/>
+        <w:rPr>
+          <w:b/>
+        </w:rPr>
+      </w:pPr>
+      <w:r>
+        <w:rPr>
+          <w:b/>
+        </w:rPr>
+        <w:t xml:space="preserve">Une page des </w:t>
+      </w:r>
+      <w:r>
+        <w:rPr>
+          <w:b/>
+        </w:rPr>
+        <w:t>Exercices Personnalisés</w:t>
+      </w:r>
+      <w:r>
+        <w:rPr>
+          <w:b/>
+        </w:rPr>
+        <w:t xml:space="preserve"> : </w:t>
+      </w:r>
+      <w:r>
+        <w:t>Une liste d'exercices personnalisés créés par l'orthophoniste, classés par date et niveau de difficulté.</w:t>
+      </w:r>
+      <w:r>
+        <w:t xml:space="preserve"> </w:t>
+      </w:r>
+      <w:r>
+        <w:t>Les patients pourront cliquer sur un exercice pour le compléter directement en ligne. Une fois terminé, l'exercice sera automatiquement envoyé à l'orthophoniste pour évaluation.</w:t>
+      </w:r>
     </w:p>
     <w:p>
       <w:pPr>
@@ -3219,6 +3283,7 @@
         <w:rPr>
           <w:bCs/>
         </w:rPr>
+        <w:lastRenderedPageBreak/>
         <w:t>Jeux de mémoire : pour travailler la mémoire visuelle et auditive.</w:t>
       </w:r>
     </w:p>
@@ -3323,7 +3388,6 @@
         <w:rPr>
           <w:bCs/>
         </w:rPr>
-        <w:lastRenderedPageBreak/>
         <w:t>Un autre type de jeu affichera 4 ou 5 mots ou expressions sur chaque page. Un mot ou une expression disparaîtra après avoir été affiché, et l'utilisateur devra réécrire celui qui a été montré.</w:t>
       </w:r>
       <w:r>
@@ -3420,6 +3484,18 @@
           <w:bCs/>
         </w:rPr>
         <w:t xml:space="preserve">Pour passer dans un niveau supérieur, il faut avoir 90% de bonnes réponses. </w:t>
+      </w:r>
+      <w:r>
+        <w:rPr>
+          <w:bCs/>
+        </w:rPr>
+        <w:t>Les patients pourront suivre leurs scores et les progrès réalisés dans chaque jeu, avec des graphiques illustrant leurs performances.</w:t>
+      </w:r>
+      <w:r>
+        <w:rPr>
+          <w:bCs/>
+        </w:rPr>
+        <w:t xml:space="preserve"> </w:t>
       </w:r>
     </w:p>
     <w:sectPr>

--- a/analyse/cahier_de_charge.docx
+++ b/analyse/cahier_de_charge.docx
@@ -1,33 +1,582 @@
 
 <file path=word/document.xml><?xml version="1.0" encoding="utf-8"?>
-<w:document xmlns:wpc="http://schemas.microsoft.com/office/word/2010/wordprocessingCanvas" xmlns:cx="http://schemas.microsoft.com/office/drawing/2014/chartex" xmlns:cx1="http://schemas.microsoft.com/office/drawing/2015/9/8/chartex" xmlns:mc="http://schemas.openxmlformats.org/markup-compatibility/2006" xmlns:o="urn:schemas-microsoft-com:office:office" xmlns:r="http://schemas.openxmlformats.org/officeDocument/2006/relationships" xmlns:m="http://schemas.openxmlformats.org/officeDocument/2006/math" xmlns:v="urn:schemas-microsoft-com:vml" xmlns:wp14="http://schemas.microsoft.com/office/word/2010/wordprocessingDrawing" xmlns:wp="http://schemas.openxmlformats.org/drawingml/2006/wordprocessingDrawing" xmlns:w10="urn:schemas-microsoft-com:office:word" xmlns:w="http://schemas.openxmlformats.org/wordprocessingml/2006/main" xmlns:w14="http://schemas.microsoft.com/office/word/2010/wordml" xmlns:w15="http://schemas.microsoft.com/office/word/2012/wordml" xmlns:w16se="http://schemas.microsoft.com/office/word/2015/wordml/symex" xmlns:wpg="http://schemas.microsoft.com/office/word/2010/wordprocessingGroup" xmlns:wpi="http://schemas.microsoft.com/office/word/2010/wordprocessingInk" xmlns:wne="http://schemas.microsoft.com/office/word/2006/wordml" xmlns:wps="http://schemas.microsoft.com/office/word/2010/wordprocessingShape" mc:Ignorable="w14 w15 w16se wp14">
+<w:document xmlns:wpc="http://schemas.microsoft.com/office/word/2010/wordprocessingCanvas" xmlns:cx="http://schemas.microsoft.com/office/drawing/2014/chartex" xmlns:mc="http://schemas.openxmlformats.org/markup-compatibility/2006" xmlns:o="urn:schemas-microsoft-com:office:office" xmlns:r="http://schemas.openxmlformats.org/officeDocument/2006/relationships" xmlns:m="http://schemas.openxmlformats.org/officeDocument/2006/math" xmlns:v="urn:schemas-microsoft-com:vml" xmlns:wp14="http://schemas.microsoft.com/office/word/2010/wordprocessingDrawing" xmlns:wp="http://schemas.openxmlformats.org/drawingml/2006/wordprocessingDrawing" xmlns:w10="urn:schemas-microsoft-com:office:word" xmlns:w="http://schemas.openxmlformats.org/wordprocessingml/2006/main" xmlns:w14="http://schemas.microsoft.com/office/word/2010/wordml" xmlns:w15="http://schemas.microsoft.com/office/word/2012/wordml" xmlns:w16se="http://schemas.microsoft.com/office/word/2015/wordml/symex" xmlns:wpg="http://schemas.microsoft.com/office/word/2010/wordprocessingGroup" xmlns:wpi="http://schemas.microsoft.com/office/word/2010/wordprocessingInk" xmlns:wne="http://schemas.microsoft.com/office/word/2006/wordml" xmlns:wps="http://schemas.microsoft.com/office/word/2010/wordprocessingShape" mc:Ignorable="w14 w15 w16se wp14">
   <w:body>
     <w:p>
-      <w:r>
+      <w:pPr>
+        <w:rPr>
+          <w:rFonts w:cstheme="minorHAnsi"/>
+          <w:sz w:val="24"/>
+          <w:szCs w:val="24"/>
+        </w:rPr>
+      </w:pPr>
+    </w:p>
+    <w:p>
+      <w:pPr>
+        <w:rPr>
+          <w:rFonts w:cstheme="minorHAnsi"/>
+          <w:sz w:val="24"/>
+          <w:szCs w:val="24"/>
+        </w:rPr>
+      </w:pPr>
+    </w:p>
+    <w:p>
+      <w:pPr>
+        <w:pStyle w:val="TM2"/>
+        <w:tabs>
+          <w:tab w:val="left" w:pos="660"/>
+          <w:tab w:val="right" w:leader="dot" w:pos="9062"/>
+        </w:tabs>
+        <w:rPr>
+          <w:rFonts w:eastAsiaTheme="minorEastAsia" w:cstheme="minorHAnsi"/>
+          <w:noProof/>
+          <w:sz w:val="24"/>
+          <w:szCs w:val="24"/>
+          <w:lang w:eastAsia="fr-FR"/>
+        </w:rPr>
+      </w:pPr>
+      <w:r>
+        <w:rPr>
+          <w:rFonts w:cstheme="minorHAnsi"/>
+          <w:sz w:val="24"/>
+          <w:szCs w:val="24"/>
+        </w:rPr>
+        <w:fldChar w:fldCharType="begin"/>
+      </w:r>
+      <w:r>
+        <w:rPr>
+          <w:rFonts w:cstheme="minorHAnsi"/>
+          <w:sz w:val="24"/>
+          <w:szCs w:val="24"/>
+        </w:rPr>
+        <w:instrText xml:space="preserve"> TOC \o "1-4" \h \z \u </w:instrText>
+      </w:r>
+      <w:r>
+        <w:rPr>
+          <w:rFonts w:cstheme="minorHAnsi"/>
+          <w:sz w:val="24"/>
+          <w:szCs w:val="24"/>
+        </w:rPr>
+        <w:fldChar w:fldCharType="separate"/>
+      </w:r>
+      <w:hyperlink w:anchor="_Toc178943631" w:history="1">
+        <w:r>
+          <w:rPr>
+            <w:rStyle w:val="Lienhypertexte"/>
+            <w:rFonts w:cstheme="minorHAnsi"/>
+            <w:noProof/>
+            <w:sz w:val="24"/>
+            <w:szCs w:val="24"/>
+          </w:rPr>
+          <w:t>1)</w:t>
+        </w:r>
+        <w:r>
+          <w:rPr>
+            <w:rFonts w:eastAsiaTheme="minorEastAsia" w:cstheme="minorHAnsi"/>
+            <w:noProof/>
+            <w:sz w:val="24"/>
+            <w:szCs w:val="24"/>
+            <w:lang w:eastAsia="fr-FR"/>
+          </w:rPr>
+          <w:tab/>
+        </w:r>
+        <w:r>
+          <w:rPr>
+            <w:rStyle w:val="Lienhypertexte"/>
+            <w:rFonts w:cstheme="minorHAnsi"/>
+            <w:noProof/>
+            <w:sz w:val="24"/>
+            <w:szCs w:val="24"/>
+          </w:rPr>
+          <w:t>Compétences du Référentiel</w:t>
+        </w:r>
+        <w:r>
+          <w:rPr>
+            <w:rFonts w:cstheme="minorHAnsi"/>
+            <w:noProof/>
+            <w:webHidden/>
+            <w:sz w:val="24"/>
+            <w:szCs w:val="24"/>
+          </w:rPr>
+          <w:tab/>
+        </w:r>
+        <w:r>
+          <w:rPr>
+            <w:rFonts w:cstheme="minorHAnsi"/>
+            <w:noProof/>
+            <w:webHidden/>
+            <w:sz w:val="24"/>
+            <w:szCs w:val="24"/>
+          </w:rPr>
+          <w:fldChar w:fldCharType="begin"/>
+        </w:r>
+        <w:r>
+          <w:rPr>
+            <w:rFonts w:cstheme="minorHAnsi"/>
+            <w:noProof/>
+            <w:webHidden/>
+            <w:sz w:val="24"/>
+            <w:szCs w:val="24"/>
+          </w:rPr>
+          <w:instrText xml:space="preserve"> PAGEREF _Toc178943631 \h </w:instrText>
+        </w:r>
+        <w:r>
+          <w:rPr>
+            <w:rFonts w:cstheme="minorHAnsi"/>
+            <w:noProof/>
+            <w:webHidden/>
+            <w:sz w:val="24"/>
+            <w:szCs w:val="24"/>
+          </w:rPr>
+        </w:r>
+        <w:r>
+          <w:rPr>
+            <w:rFonts w:cstheme="minorHAnsi"/>
+            <w:noProof/>
+            <w:webHidden/>
+            <w:sz w:val="24"/>
+            <w:szCs w:val="24"/>
+          </w:rPr>
+          <w:fldChar w:fldCharType="separate"/>
+        </w:r>
+        <w:r>
+          <w:rPr>
+            <w:rFonts w:cstheme="minorHAnsi"/>
+            <w:noProof/>
+            <w:webHidden/>
+            <w:sz w:val="24"/>
+            <w:szCs w:val="24"/>
+          </w:rPr>
+          <w:t>2</w:t>
+        </w:r>
+        <w:r>
+          <w:rPr>
+            <w:rFonts w:cstheme="minorHAnsi"/>
+            <w:noProof/>
+            <w:webHidden/>
+            <w:sz w:val="24"/>
+            <w:szCs w:val="24"/>
+          </w:rPr>
+          <w:fldChar w:fldCharType="end"/>
+        </w:r>
+      </w:hyperlink>
+    </w:p>
+    <w:p>
+      <w:pPr>
+        <w:pStyle w:val="TM2"/>
+        <w:tabs>
+          <w:tab w:val="left" w:pos="660"/>
+          <w:tab w:val="right" w:leader="dot" w:pos="9062"/>
+        </w:tabs>
+        <w:rPr>
+          <w:rFonts w:eastAsiaTheme="minorEastAsia" w:cstheme="minorHAnsi"/>
+          <w:noProof/>
+          <w:sz w:val="24"/>
+          <w:szCs w:val="24"/>
+          <w:lang w:eastAsia="fr-FR"/>
+        </w:rPr>
+      </w:pPr>
+      <w:hyperlink w:anchor="_Toc178943632" w:history="1">
+        <w:r>
+          <w:rPr>
+            <w:rStyle w:val="Lienhypertexte"/>
+            <w:rFonts w:cstheme="minorHAnsi"/>
+            <w:noProof/>
+            <w:sz w:val="24"/>
+            <w:szCs w:val="24"/>
+          </w:rPr>
+          <w:t>2)</w:t>
+        </w:r>
+        <w:r>
+          <w:rPr>
+            <w:rFonts w:eastAsiaTheme="minorEastAsia" w:cstheme="minorHAnsi"/>
+            <w:noProof/>
+            <w:sz w:val="24"/>
+            <w:szCs w:val="24"/>
+            <w:lang w:eastAsia="fr-FR"/>
+          </w:rPr>
+          <w:tab/>
+        </w:r>
+        <w:r>
+          <w:rPr>
+            <w:rStyle w:val="Lienhypertexte"/>
+            <w:rFonts w:cstheme="minorHAnsi"/>
+            <w:noProof/>
+            <w:sz w:val="24"/>
+            <w:szCs w:val="24"/>
+          </w:rPr>
+          <w:t>Compétences présentes dans le projet</w:t>
+        </w:r>
+        <w:r>
+          <w:rPr>
+            <w:rFonts w:cstheme="minorHAnsi"/>
+            <w:noProof/>
+            <w:webHidden/>
+            <w:sz w:val="24"/>
+            <w:szCs w:val="24"/>
+          </w:rPr>
+          <w:tab/>
+        </w:r>
+        <w:r>
+          <w:rPr>
+            <w:rFonts w:cstheme="minorHAnsi"/>
+            <w:noProof/>
+            <w:webHidden/>
+            <w:sz w:val="24"/>
+            <w:szCs w:val="24"/>
+          </w:rPr>
+          <w:fldChar w:fldCharType="begin"/>
+        </w:r>
+        <w:r>
+          <w:rPr>
+            <w:rFonts w:cstheme="minorHAnsi"/>
+            <w:noProof/>
+            <w:webHidden/>
+            <w:sz w:val="24"/>
+            <w:szCs w:val="24"/>
+          </w:rPr>
+          <w:instrText xml:space="preserve"> PAGEREF _Toc178943632 \h </w:instrText>
+        </w:r>
+        <w:r>
+          <w:rPr>
+            <w:rFonts w:cstheme="minorHAnsi"/>
+            <w:noProof/>
+            <w:webHidden/>
+            <w:sz w:val="24"/>
+            <w:szCs w:val="24"/>
+          </w:rPr>
+        </w:r>
+        <w:r>
+          <w:rPr>
+            <w:rFonts w:cstheme="minorHAnsi"/>
+            <w:noProof/>
+            <w:webHidden/>
+            <w:sz w:val="24"/>
+            <w:szCs w:val="24"/>
+          </w:rPr>
+          <w:fldChar w:fldCharType="separate"/>
+        </w:r>
+        <w:r>
+          <w:rPr>
+            <w:rFonts w:cstheme="minorHAnsi"/>
+            <w:noProof/>
+            <w:webHidden/>
+            <w:sz w:val="24"/>
+            <w:szCs w:val="24"/>
+          </w:rPr>
+          <w:t>2</w:t>
+        </w:r>
+        <w:r>
+          <w:rPr>
+            <w:rFonts w:cstheme="minorHAnsi"/>
+            <w:noProof/>
+            <w:webHidden/>
+            <w:sz w:val="24"/>
+            <w:szCs w:val="24"/>
+          </w:rPr>
+          <w:fldChar w:fldCharType="end"/>
+        </w:r>
+      </w:hyperlink>
+    </w:p>
+    <w:p>
+      <w:pPr>
+        <w:pStyle w:val="TM2"/>
+        <w:tabs>
+          <w:tab w:val="left" w:pos="660"/>
+          <w:tab w:val="right" w:leader="dot" w:pos="9062"/>
+        </w:tabs>
+        <w:rPr>
+          <w:rFonts w:eastAsiaTheme="minorEastAsia" w:cstheme="minorHAnsi"/>
+          <w:noProof/>
+          <w:sz w:val="24"/>
+          <w:szCs w:val="24"/>
+          <w:lang w:eastAsia="fr-FR"/>
+        </w:rPr>
+      </w:pPr>
+      <w:hyperlink w:anchor="_Toc178943633" w:history="1">
+        <w:r>
+          <w:rPr>
+            <w:rStyle w:val="Lienhypertexte"/>
+            <w:rFonts w:cstheme="minorHAnsi"/>
+            <w:noProof/>
+            <w:sz w:val="24"/>
+            <w:szCs w:val="24"/>
+          </w:rPr>
+          <w:t>1)</w:t>
+        </w:r>
+        <w:r>
+          <w:rPr>
+            <w:rFonts w:eastAsiaTheme="minorEastAsia" w:cstheme="minorHAnsi"/>
+            <w:noProof/>
+            <w:sz w:val="24"/>
+            <w:szCs w:val="24"/>
+            <w:lang w:eastAsia="fr-FR"/>
+          </w:rPr>
+          <w:tab/>
+        </w:r>
+        <w:r>
+          <w:rPr>
+            <w:rStyle w:val="Lienhypertexte"/>
+            <w:rFonts w:cstheme="minorHAnsi"/>
+            <w:noProof/>
+            <w:sz w:val="24"/>
+            <w:szCs w:val="24"/>
+          </w:rPr>
+          <w:t>Description de l’application</w:t>
+        </w:r>
+        <w:r>
+          <w:rPr>
+            <w:rFonts w:cstheme="minorHAnsi"/>
+            <w:noProof/>
+            <w:webHidden/>
+            <w:sz w:val="24"/>
+            <w:szCs w:val="24"/>
+          </w:rPr>
+          <w:tab/>
+        </w:r>
+        <w:r>
+          <w:rPr>
+            <w:rFonts w:cstheme="minorHAnsi"/>
+            <w:noProof/>
+            <w:webHidden/>
+            <w:sz w:val="24"/>
+            <w:szCs w:val="24"/>
+          </w:rPr>
+          <w:fldChar w:fldCharType="begin"/>
+        </w:r>
+        <w:r>
+          <w:rPr>
+            <w:rFonts w:cstheme="minorHAnsi"/>
+            <w:noProof/>
+            <w:webHidden/>
+            <w:sz w:val="24"/>
+            <w:szCs w:val="24"/>
+          </w:rPr>
+          <w:instrText xml:space="preserve"> PAGEREF _Toc178943633 \h </w:instrText>
+        </w:r>
+        <w:r>
+          <w:rPr>
+            <w:rFonts w:cstheme="minorHAnsi"/>
+            <w:noProof/>
+            <w:webHidden/>
+            <w:sz w:val="24"/>
+            <w:szCs w:val="24"/>
+          </w:rPr>
+        </w:r>
+        <w:r>
+          <w:rPr>
+            <w:rFonts w:cstheme="minorHAnsi"/>
+            <w:noProof/>
+            <w:webHidden/>
+            <w:sz w:val="24"/>
+            <w:szCs w:val="24"/>
+          </w:rPr>
+          <w:fldChar w:fldCharType="separate"/>
+        </w:r>
+        <w:r>
+          <w:rPr>
+            <w:rFonts w:cstheme="minorHAnsi"/>
+            <w:noProof/>
+            <w:webHidden/>
+            <w:sz w:val="24"/>
+            <w:szCs w:val="24"/>
+          </w:rPr>
+          <w:t>9</w:t>
+        </w:r>
+        <w:r>
+          <w:rPr>
+            <w:rFonts w:cstheme="minorHAnsi"/>
+            <w:noProof/>
+            <w:webHidden/>
+            <w:sz w:val="24"/>
+            <w:szCs w:val="24"/>
+          </w:rPr>
+          <w:fldChar w:fldCharType="end"/>
+        </w:r>
+      </w:hyperlink>
+    </w:p>
+    <w:p>
+      <w:pPr>
+        <w:pStyle w:val="TM3"/>
+        <w:tabs>
+          <w:tab w:val="right" w:leader="dot" w:pos="9062"/>
+        </w:tabs>
+        <w:rPr>
+          <w:rFonts w:eastAsiaTheme="minorEastAsia" w:cstheme="minorHAnsi"/>
+          <w:noProof/>
+          <w:sz w:val="24"/>
+          <w:szCs w:val="24"/>
+          <w:lang w:eastAsia="fr-FR"/>
+        </w:rPr>
+      </w:pPr>
+      <w:hyperlink w:anchor="_Toc178943634" w:history="1">
+        <w:r>
+          <w:rPr>
+            <w:rStyle w:val="Lienhypertexte"/>
+            <w:rFonts w:cstheme="minorHAnsi"/>
+            <w:smallCaps/>
+            <w:noProof/>
+            <w:sz w:val="24"/>
+            <w:szCs w:val="24"/>
+          </w:rPr>
+          <w:t>Description des pages</w:t>
+        </w:r>
+        <w:r>
+          <w:rPr>
+            <w:rFonts w:cstheme="minorHAnsi"/>
+            <w:noProof/>
+            <w:webHidden/>
+            <w:sz w:val="24"/>
+            <w:szCs w:val="24"/>
+          </w:rPr>
+          <w:tab/>
+        </w:r>
+        <w:r>
+          <w:rPr>
+            <w:rFonts w:cstheme="minorHAnsi"/>
+            <w:noProof/>
+            <w:webHidden/>
+            <w:sz w:val="24"/>
+            <w:szCs w:val="24"/>
+          </w:rPr>
+          <w:fldChar w:fldCharType="begin"/>
+        </w:r>
+        <w:r>
+          <w:rPr>
+            <w:rFonts w:cstheme="minorHAnsi"/>
+            <w:noProof/>
+            <w:webHidden/>
+            <w:sz w:val="24"/>
+            <w:szCs w:val="24"/>
+          </w:rPr>
+          <w:instrText xml:space="preserve"> PAGEREF _Toc178943634 \h </w:instrText>
+        </w:r>
+        <w:r>
+          <w:rPr>
+            <w:rFonts w:cstheme="minorHAnsi"/>
+            <w:noProof/>
+            <w:webHidden/>
+            <w:sz w:val="24"/>
+            <w:szCs w:val="24"/>
+          </w:rPr>
+        </w:r>
+        <w:r>
+          <w:rPr>
+            <w:rFonts w:cstheme="minorHAnsi"/>
+            <w:noProof/>
+            <w:webHidden/>
+            <w:sz w:val="24"/>
+            <w:szCs w:val="24"/>
+          </w:rPr>
+          <w:fldChar w:fldCharType="separate"/>
+        </w:r>
+        <w:r>
+          <w:rPr>
+            <w:rFonts w:cstheme="minorHAnsi"/>
+            <w:noProof/>
+            <w:webHidden/>
+            <w:sz w:val="24"/>
+            <w:szCs w:val="24"/>
+          </w:rPr>
+          <w:t>9</w:t>
+        </w:r>
+        <w:r>
+          <w:rPr>
+            <w:rFonts w:cstheme="minorHAnsi"/>
+            <w:noProof/>
+            <w:webHidden/>
+            <w:sz w:val="24"/>
+            <w:szCs w:val="24"/>
+          </w:rPr>
+          <w:fldChar w:fldCharType="end"/>
+        </w:r>
+      </w:hyperlink>
+    </w:p>
+    <w:p>
+      <w:pPr>
+        <w:rPr>
+          <w:rFonts w:cstheme="minorHAnsi"/>
+          <w:sz w:val="24"/>
+          <w:szCs w:val="24"/>
+        </w:rPr>
+      </w:pPr>
+      <w:r>
+        <w:rPr>
+          <w:rFonts w:cstheme="minorHAnsi"/>
+          <w:sz w:val="24"/>
+          <w:szCs w:val="24"/>
+        </w:rPr>
+        <w:fldChar w:fldCharType="end"/>
+      </w:r>
+      <w:r>
+        <w:rPr>
+          <w:rFonts w:cstheme="minorHAnsi"/>
+          <w:sz w:val="24"/>
+          <w:szCs w:val="24"/>
+        </w:rPr>
+        <w:br w:type="page"/>
+      </w:r>
+    </w:p>
+    <w:p>
+      <w:pPr>
+        <w:pStyle w:val="Titre1"/>
+        <w:pPrChange w:id="1" w:author="Igor Palakot" w:date="2024-10-04T14:21:00Z">
+          <w:pPr>
+            <w:pStyle w:val="Titre1"/>
+          </w:pPr>
+        </w:pPrChange>
+      </w:pPr>
+      <w:r>
+        <w:lastRenderedPageBreak/>
         <w:t>Liste des Compétences</w:t>
       </w:r>
+    </w:p>
+    <w:p>
+      <w:pPr>
+        <w:rPr>
+          <w:rFonts w:cstheme="minorHAnsi"/>
+          <w:sz w:val="24"/>
+          <w:szCs w:val="24"/>
+        </w:rPr>
+      </w:pPr>
     </w:p>
     <w:p>
       <w:pPr>
         <w:pStyle w:val="Titre2"/>
         <w:ind w:left="284" w:hanging="284"/>
-      </w:pPr>
-      <w:r>
-        <w:t xml:space="preserve">Compétences </w:t>
-      </w:r>
-      <w:r>
-        <w:t>du</w:t>
-      </w:r>
-      <w:r>
-        <w:t xml:space="preserve"> Référentiel</w:t>
-      </w:r>
-    </w:p>
-    <w:p>
-      <w:pPr>
-        <w:spacing w:line="276" w:lineRule="auto"/>
-        <w:jc w:val="both"/>
-      </w:pPr>
-      <w:r>
+        <w:rPr>
+          <w:rFonts w:asciiTheme="minorHAnsi" w:hAnsiTheme="minorHAnsi" w:cstheme="minorHAnsi"/>
+          <w:sz w:val="24"/>
+          <w:szCs w:val="24"/>
+        </w:rPr>
+      </w:pPr>
+      <w:bookmarkStart w:id="2" w:name="_Toc178943631"/>
+      <w:r>
+        <w:rPr>
+          <w:rFonts w:asciiTheme="minorHAnsi" w:hAnsiTheme="minorHAnsi" w:cstheme="minorHAnsi"/>
+          <w:sz w:val="24"/>
+          <w:szCs w:val="24"/>
+        </w:rPr>
+        <w:t>Compétences du Référentiel</w:t>
+      </w:r>
+      <w:bookmarkEnd w:id="2"/>
+    </w:p>
+    <w:p>
+      <w:pPr>
+        <w:spacing w:line="276" w:lineRule="auto"/>
+        <w:jc w:val="both"/>
+        <w:rPr>
+          <w:rFonts w:cstheme="minorHAnsi"/>
+          <w:sz w:val="24"/>
+          <w:szCs w:val="24"/>
+        </w:rPr>
+      </w:pPr>
+      <w:r>
+        <w:rPr>
+          <w:rFonts w:cstheme="minorHAnsi"/>
+          <w:sz w:val="24"/>
+          <w:szCs w:val="24"/>
+        </w:rPr>
         <w:t>Les compétences du référentiel sont réparties en deux types d’activités :</w:t>
       </w:r>
     </w:p>
@@ -35,24 +584,56 @@
       <w:pPr>
         <w:spacing w:line="276" w:lineRule="auto"/>
         <w:jc w:val="both"/>
-      </w:pPr>
-      <w:r>
-        <w:rPr>
+        <w:rPr>
+          <w:rFonts w:cstheme="minorHAnsi"/>
+          <w:sz w:val="24"/>
+          <w:szCs w:val="24"/>
+        </w:rPr>
+      </w:pPr>
+      <w:r>
+        <w:rPr>
+          <w:rFonts w:cstheme="minorHAnsi"/>
           <w:b/>
+          <w:sz w:val="24"/>
+          <w:szCs w:val="24"/>
           <w:u w:val="single"/>
         </w:rPr>
         <w:t>Activité 1 :</w:t>
       </w:r>
       <w:r>
-        <w:t xml:space="preserve"> Développer la partie front-end d’une application web ou web mobile en intégrant les recommandations de sécurité.</w:t>
-      </w:r>
-    </w:p>
-    <w:p>
-      <w:pPr>
-        <w:spacing w:line="276" w:lineRule="auto"/>
-        <w:jc w:val="both"/>
-      </w:pPr>
-      <w:r>
+        <w:rPr>
+          <w:rFonts w:cstheme="minorHAnsi"/>
+          <w:sz w:val="24"/>
+          <w:szCs w:val="24"/>
+        </w:rPr>
+        <w:t xml:space="preserve"> </w:t>
+      </w:r>
+      <w:r>
+        <w:rPr>
+          <w:rFonts w:cstheme="minorHAnsi"/>
+          <w:b/>
+          <w:sz w:val="24"/>
+          <w:szCs w:val="24"/>
+        </w:rPr>
+        <w:t>Développer la partie front-end d’une application web ou web mobile en intégrant les recommandations de sécurité.</w:t>
+      </w:r>
+    </w:p>
+    <w:p>
+      <w:pPr>
+        <w:spacing w:line="276" w:lineRule="auto"/>
+        <w:jc w:val="both"/>
+        <w:rPr>
+          <w:rFonts w:cstheme="minorHAnsi"/>
+          <w:sz w:val="24"/>
+          <w:szCs w:val="24"/>
+        </w:rPr>
+      </w:pPr>
+      <w:r>
+        <w:rPr>
+          <w:rFonts w:cstheme="minorHAnsi"/>
+          <w:sz w:val="24"/>
+          <w:szCs w:val="24"/>
+        </w:rPr>
         <w:t xml:space="preserve">Dans cette partie, il nous est demandé de : </w:t>
       </w:r>
     </w:p>
@@ -65,8 +646,18 @@
         </w:numPr>
         <w:spacing w:line="276" w:lineRule="auto"/>
         <w:jc w:val="both"/>
-      </w:pPr>
-      <w:r>
+        <w:rPr>
+          <w:rFonts w:cstheme="minorHAnsi"/>
+          <w:sz w:val="24"/>
+          <w:szCs w:val="24"/>
+        </w:rPr>
+      </w:pPr>
+      <w:r>
+        <w:rPr>
+          <w:rFonts w:cstheme="minorHAnsi"/>
+          <w:sz w:val="24"/>
+          <w:szCs w:val="24"/>
+        </w:rPr>
         <w:t>Maquetter une application ;</w:t>
       </w:r>
     </w:p>
@@ -79,8 +670,18 @@
         </w:numPr>
         <w:spacing w:line="276" w:lineRule="auto"/>
         <w:jc w:val="both"/>
-      </w:pPr>
-      <w:r>
+        <w:rPr>
+          <w:rFonts w:cstheme="minorHAnsi"/>
+          <w:sz w:val="24"/>
+          <w:szCs w:val="24"/>
+        </w:rPr>
+      </w:pPr>
+      <w:r>
+        <w:rPr>
+          <w:rFonts w:cstheme="minorHAnsi"/>
+          <w:sz w:val="24"/>
+          <w:szCs w:val="24"/>
+        </w:rPr>
         <w:t>Réaliser une interface utilisateur web statique et adaptable ;</w:t>
       </w:r>
     </w:p>
@@ -93,8 +694,18 @@
         </w:numPr>
         <w:spacing w:line="276" w:lineRule="auto"/>
         <w:jc w:val="both"/>
-      </w:pPr>
-      <w:r>
+        <w:rPr>
+          <w:rFonts w:cstheme="minorHAnsi"/>
+          <w:sz w:val="24"/>
+          <w:szCs w:val="24"/>
+        </w:rPr>
+      </w:pPr>
+      <w:r>
+        <w:rPr>
+          <w:rFonts w:cstheme="minorHAnsi"/>
+          <w:sz w:val="24"/>
+          <w:szCs w:val="24"/>
+        </w:rPr>
         <w:t>Développer une interface utilisateur web dynamique ;</w:t>
       </w:r>
     </w:p>
@@ -107,33 +718,93 @@
         </w:numPr>
         <w:spacing w:line="276" w:lineRule="auto"/>
         <w:jc w:val="both"/>
-      </w:pPr>
-      <w:r>
+        <w:rPr>
+          <w:rFonts w:cstheme="minorHAnsi"/>
+          <w:sz w:val="24"/>
+          <w:szCs w:val="24"/>
+        </w:rPr>
+      </w:pPr>
+      <w:r>
+        <w:rPr>
+          <w:rFonts w:cstheme="minorHAnsi"/>
+          <w:sz w:val="24"/>
+          <w:szCs w:val="24"/>
+        </w:rPr>
         <w:t>Réaliser une interface utilisateur avec une solution de gestion de contenu ou E-commerce.</w:t>
       </w:r>
-    </w:p>
-    <w:p>
-      <w:pPr>
-        <w:spacing w:line="276" w:lineRule="auto"/>
-        <w:jc w:val="both"/>
-      </w:pPr>
-      <w:r>
-        <w:rPr>
+      <w:ins w:id="3" w:author="Igor Palakot" w:date="2024-10-04T14:18:00Z">
+        <w:r>
+          <w:rPr>
+            <w:rFonts w:cstheme="minorHAnsi"/>
+            <w:sz w:val="24"/>
+            <w:szCs w:val="24"/>
+          </w:rPr>
+          <w:t xml:space="preserve">  </w:t>
+        </w:r>
+      </w:ins>
+    </w:p>
+    <w:p>
+      <w:pPr>
+        <w:spacing w:line="276" w:lineRule="auto"/>
+        <w:jc w:val="both"/>
+        <w:rPr>
+          <w:rFonts w:cstheme="minorHAnsi"/>
+          <w:sz w:val="24"/>
+          <w:szCs w:val="24"/>
+        </w:rPr>
+      </w:pPr>
+      <w:r>
+        <w:rPr>
+          <w:rFonts w:cstheme="minorHAnsi"/>
           <w:b/>
+          <w:sz w:val="24"/>
+          <w:szCs w:val="24"/>
           <w:u w:val="single"/>
         </w:rPr>
         <w:t>Activité 2 :</w:t>
       </w:r>
       <w:r>
-        <w:t xml:space="preserve"> Développer la partie back-end d’une application web ou web mobile en intégrant les recommandations de sécurité. </w:t>
-      </w:r>
-    </w:p>
-    <w:p>
-      <w:pPr>
-        <w:spacing w:line="276" w:lineRule="auto"/>
-        <w:jc w:val="both"/>
-      </w:pPr>
-      <w:r>
+        <w:rPr>
+          <w:rFonts w:cstheme="minorHAnsi"/>
+          <w:sz w:val="24"/>
+          <w:szCs w:val="24"/>
+        </w:rPr>
+        <w:t xml:space="preserve"> </w:t>
+      </w:r>
+      <w:r>
+        <w:rPr>
+          <w:rFonts w:cstheme="minorHAnsi"/>
+          <w:b/>
+          <w:sz w:val="24"/>
+          <w:szCs w:val="24"/>
+        </w:rPr>
+        <w:t>Développer la partie back-end d’une application web ou web mobile en intégrant les recommandations de sécurité.</w:t>
+      </w:r>
+      <w:r>
+        <w:rPr>
+          <w:rFonts w:cstheme="minorHAnsi"/>
+          <w:sz w:val="24"/>
+          <w:szCs w:val="24"/>
+        </w:rPr>
+        <w:t xml:space="preserve"> </w:t>
+      </w:r>
+    </w:p>
+    <w:p>
+      <w:pPr>
+        <w:spacing w:line="276" w:lineRule="auto"/>
+        <w:jc w:val="both"/>
+        <w:rPr>
+          <w:rFonts w:cstheme="minorHAnsi"/>
+          <w:sz w:val="24"/>
+          <w:szCs w:val="24"/>
+        </w:rPr>
+      </w:pPr>
+      <w:r>
+        <w:rPr>
+          <w:rFonts w:cstheme="minorHAnsi"/>
+          <w:sz w:val="24"/>
+          <w:szCs w:val="24"/>
+        </w:rPr>
         <w:t xml:space="preserve">Dans cette partie, il nous est demandé de : </w:t>
       </w:r>
     </w:p>
@@ -146,8 +817,18 @@
         </w:numPr>
         <w:spacing w:line="276" w:lineRule="auto"/>
         <w:jc w:val="both"/>
-      </w:pPr>
-      <w:r>
+        <w:rPr>
+          <w:rFonts w:cstheme="minorHAnsi"/>
+          <w:sz w:val="24"/>
+          <w:szCs w:val="24"/>
+        </w:rPr>
+      </w:pPr>
+      <w:r>
+        <w:rPr>
+          <w:rFonts w:cstheme="minorHAnsi"/>
+          <w:sz w:val="24"/>
+          <w:szCs w:val="24"/>
+        </w:rPr>
         <w:t>Développer les composantes d’accès aux données ;</w:t>
       </w:r>
     </w:p>
@@ -160,8 +841,18 @@
         </w:numPr>
         <w:spacing w:line="276" w:lineRule="auto"/>
         <w:jc w:val="both"/>
-      </w:pPr>
-      <w:r>
+        <w:rPr>
+          <w:rFonts w:cstheme="minorHAnsi"/>
+          <w:sz w:val="24"/>
+          <w:szCs w:val="24"/>
+        </w:rPr>
+      </w:pPr>
+      <w:r>
+        <w:rPr>
+          <w:rFonts w:cstheme="minorHAnsi"/>
+          <w:sz w:val="24"/>
+          <w:szCs w:val="24"/>
+        </w:rPr>
         <w:t>Développer la partie back-end d’une application web ou web mobile ;</w:t>
       </w:r>
     </w:p>
@@ -174,26 +865,70 @@
         </w:numPr>
         <w:spacing w:line="276" w:lineRule="auto"/>
         <w:jc w:val="both"/>
-      </w:pPr>
-      <w:r>
+        <w:rPr>
+          <w:rFonts w:cstheme="minorHAnsi"/>
+          <w:sz w:val="24"/>
+          <w:szCs w:val="24"/>
+        </w:rPr>
+      </w:pPr>
+      <w:r>
+        <w:rPr>
+          <w:rFonts w:cstheme="minorHAnsi"/>
+          <w:sz w:val="24"/>
+          <w:szCs w:val="24"/>
+        </w:rPr>
         <w:t xml:space="preserve">Elaborer et mettre en œuvre des composants dans une application de gestion de contenu ou E-commerce. </w:t>
       </w:r>
+    </w:p>
+    <w:p>
+      <w:pPr>
+        <w:pStyle w:val="Paragraphedeliste"/>
+        <w:spacing w:line="276" w:lineRule="auto"/>
+        <w:jc w:val="both"/>
+        <w:rPr>
+          <w:rFonts w:cstheme="minorHAnsi"/>
+          <w:sz w:val="24"/>
+          <w:szCs w:val="24"/>
+        </w:rPr>
+      </w:pPr>
     </w:p>
     <w:p>
       <w:pPr>
         <w:pStyle w:val="Titre2"/>
         <w:ind w:left="142" w:hanging="284"/>
-      </w:pPr>
-      <w:r>
+        <w:rPr>
+          <w:rFonts w:asciiTheme="minorHAnsi" w:hAnsiTheme="minorHAnsi" w:cstheme="minorHAnsi"/>
+          <w:sz w:val="24"/>
+          <w:szCs w:val="24"/>
+        </w:rPr>
+      </w:pPr>
+      <w:bookmarkStart w:id="4" w:name="_Toc178943632"/>
+      <w:r>
+        <w:rPr>
+          <w:rFonts w:asciiTheme="minorHAnsi" w:hAnsiTheme="minorHAnsi" w:cstheme="minorHAnsi"/>
+          <w:sz w:val="24"/>
+          <w:szCs w:val="24"/>
+        </w:rPr>
         <w:t>Compétences présentes dans le projet</w:t>
       </w:r>
-    </w:p>
-    <w:p>
-      <w:pPr>
-        <w:spacing w:line="276" w:lineRule="auto"/>
-        <w:jc w:val="both"/>
-      </w:pPr>
-      <w:r>
+      <w:bookmarkEnd w:id="4"/>
+    </w:p>
+    <w:p>
+      <w:pPr>
+        <w:spacing w:line="276" w:lineRule="auto"/>
+        <w:jc w:val="both"/>
+        <w:rPr>
+          <w:rFonts w:cstheme="minorHAnsi"/>
+          <w:sz w:val="24"/>
+          <w:szCs w:val="24"/>
+        </w:rPr>
+      </w:pPr>
+      <w:r>
+        <w:rPr>
+          <w:rFonts w:cstheme="minorHAnsi"/>
+          <w:sz w:val="24"/>
+          <w:szCs w:val="24"/>
+        </w:rPr>
         <w:t>Les compétences du référentiel présentes dans le dossier sont les suivantes :</w:t>
       </w:r>
     </w:p>
@@ -201,15 +936,28 @@
       <w:pPr>
         <w:spacing w:line="276" w:lineRule="auto"/>
         <w:jc w:val="both"/>
-      </w:pPr>
-      <w:r>
-        <w:rPr>
+        <w:rPr>
+          <w:rFonts w:cstheme="minorHAnsi"/>
+          <w:sz w:val="24"/>
+          <w:szCs w:val="24"/>
+        </w:rPr>
+      </w:pPr>
+      <w:r>
+        <w:rPr>
+          <w:rFonts w:cstheme="minorHAnsi"/>
           <w:b/>
+          <w:sz w:val="24"/>
+          <w:szCs w:val="24"/>
           <w:u w:val="single"/>
         </w:rPr>
         <w:t>Activité 1 :</w:t>
       </w:r>
       <w:r>
+        <w:rPr>
+          <w:rFonts w:cstheme="minorHAnsi"/>
+          <w:sz w:val="24"/>
+          <w:szCs w:val="24"/>
+        </w:rPr>
         <w:t xml:space="preserve"> Développer la partie front-end d’une application web ou web mobile en intégrant les recommandations de sécurité.</w:t>
       </w:r>
     </w:p>
@@ -222,8 +970,18 @@
         </w:numPr>
         <w:spacing w:line="276" w:lineRule="auto"/>
         <w:jc w:val="both"/>
-      </w:pPr>
-      <w:r>
+        <w:rPr>
+          <w:rFonts w:cstheme="minorHAnsi"/>
+          <w:sz w:val="24"/>
+          <w:szCs w:val="24"/>
+        </w:rPr>
+      </w:pPr>
+      <w:r>
+        <w:rPr>
+          <w:rFonts w:cstheme="minorHAnsi"/>
+          <w:sz w:val="24"/>
+          <w:szCs w:val="24"/>
+        </w:rPr>
         <w:t>Maquetter une application ;</w:t>
       </w:r>
     </w:p>
@@ -236,8 +994,18 @@
         </w:numPr>
         <w:spacing w:line="276" w:lineRule="auto"/>
         <w:jc w:val="both"/>
-      </w:pPr>
-      <w:r>
+        <w:rPr>
+          <w:rFonts w:cstheme="minorHAnsi"/>
+          <w:sz w:val="24"/>
+          <w:szCs w:val="24"/>
+        </w:rPr>
+      </w:pPr>
+      <w:r>
+        <w:rPr>
+          <w:rFonts w:cstheme="minorHAnsi"/>
+          <w:sz w:val="24"/>
+          <w:szCs w:val="24"/>
+        </w:rPr>
         <w:t>Réaliser une interface utilisateur web statique et adaptable ;</w:t>
       </w:r>
     </w:p>
@@ -250,8 +1018,18 @@
         </w:numPr>
         <w:spacing w:line="276" w:lineRule="auto"/>
         <w:jc w:val="both"/>
-      </w:pPr>
-      <w:r>
+        <w:rPr>
+          <w:rFonts w:cstheme="minorHAnsi"/>
+          <w:sz w:val="24"/>
+          <w:szCs w:val="24"/>
+        </w:rPr>
+      </w:pPr>
+      <w:r>
+        <w:rPr>
+          <w:rFonts w:cstheme="minorHAnsi"/>
+          <w:sz w:val="24"/>
+          <w:szCs w:val="24"/>
+        </w:rPr>
         <w:t>Développer une interface utilisateur web dynamique ;</w:t>
       </w:r>
     </w:p>
@@ -264,8 +1042,18 @@
         </w:numPr>
         <w:spacing w:line="276" w:lineRule="auto"/>
         <w:jc w:val="both"/>
-      </w:pPr>
-      <w:r>
+        <w:rPr>
+          <w:rFonts w:cstheme="minorHAnsi"/>
+          <w:sz w:val="24"/>
+          <w:szCs w:val="24"/>
+        </w:rPr>
+      </w:pPr>
+      <w:r>
+        <w:rPr>
+          <w:rFonts w:cstheme="minorHAnsi"/>
+          <w:sz w:val="24"/>
+          <w:szCs w:val="24"/>
+        </w:rPr>
         <w:t>Réaliser une interface utilisateur avec une solution de gestion de contenu.</w:t>
       </w:r>
     </w:p>
@@ -273,16 +1061,29 @@
       <w:pPr>
         <w:spacing w:line="276" w:lineRule="auto"/>
         <w:jc w:val="both"/>
-      </w:pPr>
-      <w:r>
-        <w:rPr>
+        <w:rPr>
+          <w:rFonts w:cstheme="minorHAnsi"/>
+          <w:sz w:val="24"/>
+          <w:szCs w:val="24"/>
+        </w:rPr>
+      </w:pPr>
+      <w:r>
+        <w:rPr>
+          <w:rFonts w:cstheme="minorHAnsi"/>
           <w:b/>
+          <w:sz w:val="24"/>
+          <w:szCs w:val="24"/>
           <w:u w:val="single"/>
         </w:rPr>
         <w:br/>
         <w:t>Activité 2 :</w:t>
       </w:r>
       <w:r>
+        <w:rPr>
+          <w:rFonts w:cstheme="minorHAnsi"/>
+          <w:sz w:val="24"/>
+          <w:szCs w:val="24"/>
+        </w:rPr>
         <w:t xml:space="preserve"> Développer la partie back-end d’une application web ou web mobile en intégrant les recommandations de sécurité. </w:t>
       </w:r>
     </w:p>
@@ -295,8 +1096,18 @@
         </w:numPr>
         <w:spacing w:line="276" w:lineRule="auto"/>
         <w:jc w:val="both"/>
-      </w:pPr>
-      <w:r>
+        <w:rPr>
+          <w:rFonts w:cstheme="minorHAnsi"/>
+          <w:sz w:val="24"/>
+          <w:szCs w:val="24"/>
+        </w:rPr>
+      </w:pPr>
+      <w:r>
+        <w:rPr>
+          <w:rFonts w:cstheme="minorHAnsi"/>
+          <w:sz w:val="24"/>
+          <w:szCs w:val="24"/>
+        </w:rPr>
         <w:t>Développer les composants d’accès aux données ;</w:t>
       </w:r>
     </w:p>
@@ -309,8 +1120,18 @@
         </w:numPr>
         <w:spacing w:line="276" w:lineRule="auto"/>
         <w:jc w:val="both"/>
-      </w:pPr>
-      <w:r>
+        <w:rPr>
+          <w:rFonts w:cstheme="minorHAnsi"/>
+          <w:sz w:val="24"/>
+          <w:szCs w:val="24"/>
+        </w:rPr>
+      </w:pPr>
+      <w:r>
+        <w:rPr>
+          <w:rFonts w:cstheme="minorHAnsi"/>
+          <w:sz w:val="24"/>
+          <w:szCs w:val="24"/>
+        </w:rPr>
         <w:t>Développer la partie back-end d’une application web ou web mobile ;</w:t>
       </w:r>
     </w:p>
@@ -323,55 +1144,288 @@
         </w:numPr>
         <w:spacing w:line="276" w:lineRule="auto"/>
         <w:jc w:val="both"/>
-      </w:pPr>
-      <w:r>
+        <w:rPr>
+          <w:rFonts w:cstheme="minorHAnsi"/>
+          <w:sz w:val="24"/>
+          <w:szCs w:val="24"/>
+        </w:rPr>
+      </w:pPr>
+      <w:r>
+        <w:rPr>
+          <w:rFonts w:cstheme="minorHAnsi"/>
+          <w:sz w:val="24"/>
+          <w:szCs w:val="24"/>
+        </w:rPr>
         <w:t>Elaborer et mettre en œuvre des composants dans une application de gestion de contenu.</w:t>
       </w:r>
     </w:p>
-    <w:p/>
-    <w:p/>
-    <w:p/>
-    <w:p/>
-    <w:p/>
-    <w:p>
+    <w:p>
+      <w:pPr>
+        <w:pStyle w:val="Titre1"/>
+        <w:pPrChange w:id="5" w:author="Igor Palakot" w:date="2024-10-04T14:21:00Z">
+          <w:pPr>
+            <w:pStyle w:val="Titre1"/>
+          </w:pPr>
+        </w:pPrChange>
+      </w:pPr>
       <w:r>
         <w:lastRenderedPageBreak/>
         <w:t>Résumé du Projet </w:t>
       </w:r>
-    </w:p>
-    <w:p>
-      <w:r>
-        <w:t>Dans le cadre de mon projet de fin d’études en deuxième année de formation de Développeur, j’ai pour objectif de créer une application facilitant la communication entre les orthophonistes et leurs patients. Cette application offrira également des outils de gestion pour la rééducation, tels que des exercices personnalisés, un suivi des progrès et la possibilité de réaliser des consultations à distance.</w:t>
-      </w:r>
-    </w:p>
-    <w:p>
-      <w:r>
+      <w:r>
+        <w:t xml:space="preserve">   </w:t>
+      </w:r>
+    </w:p>
+    <w:p/>
+    <w:p>
+      <w:pPr>
+        <w:jc w:val="both"/>
+        <w:rPr>
+          <w:ins w:id="6" w:author="Igor Palakot" w:date="2024-10-04T14:19:00Z"/>
+          <w:rFonts w:cstheme="minorHAnsi"/>
+          <w:sz w:val="24"/>
+          <w:szCs w:val="24"/>
+        </w:rPr>
+        <w:pPrChange w:id="7" w:author="Igor Palakot" w:date="2024-10-04T14:18:00Z">
+          <w:pPr/>
+        </w:pPrChange>
+      </w:pPr>
+      <w:r>
+        <w:rPr>
+          <w:rFonts w:cstheme="minorHAnsi"/>
+          <w:sz w:val="24"/>
+          <w:szCs w:val="24"/>
+        </w:rPr>
+        <w:t xml:space="preserve">Dans le cadre de mon projet de fin d’études en deuxième année de formation de Développeur, j’ai pour objectif de créer une application facilitant la communication entre les orthophonistes et leurs patients. Cette application offrira </w:t>
+      </w:r>
+      <w:del w:id="8" w:author="Igor Palakot" w:date="2024-10-04T14:18:00Z">
+        <w:r>
+          <w:rPr>
+            <w:rFonts w:cstheme="minorHAnsi"/>
+            <w:sz w:val="24"/>
+            <w:szCs w:val="24"/>
+          </w:rPr>
+          <w:delText xml:space="preserve">également </w:delText>
+        </w:r>
+      </w:del>
+      <w:r>
+        <w:rPr>
+          <w:rFonts w:cstheme="minorHAnsi"/>
+          <w:sz w:val="24"/>
+          <w:szCs w:val="24"/>
+        </w:rPr>
+        <w:t xml:space="preserve">des outils de gestion pour la rééducation, tels que </w:t>
+      </w:r>
+    </w:p>
+    <w:p>
+      <w:pPr>
+        <w:pStyle w:val="Paragraphedeliste"/>
+        <w:numPr>
+          <w:ilvl w:val="0"/>
+          <w:numId w:val="20"/>
+        </w:numPr>
+        <w:jc w:val="both"/>
+        <w:rPr>
+          <w:ins w:id="9" w:author="Igor Palakot" w:date="2024-10-04T14:19:00Z"/>
+          <w:rFonts w:cstheme="minorHAnsi"/>
+          <w:sz w:val="24"/>
+          <w:szCs w:val="24"/>
+        </w:rPr>
+        <w:pPrChange w:id="10" w:author="Igor Palakot" w:date="2024-10-04T14:19:00Z">
+          <w:pPr/>
+        </w:pPrChange>
+      </w:pPr>
+      <w:r>
+        <w:rPr>
+          <w:rFonts w:cstheme="minorHAnsi"/>
+          <w:sz w:val="24"/>
+          <w:szCs w:val="24"/>
+          <w:rPrChange w:id="11" w:author="Igor Palakot" w:date="2024-10-04T14:19:00Z">
+            <w:rPr/>
+          </w:rPrChange>
+        </w:rPr>
+        <w:t xml:space="preserve">des exercices personnalisés, </w:t>
+      </w:r>
+    </w:p>
+    <w:p>
+      <w:pPr>
+        <w:pStyle w:val="Paragraphedeliste"/>
+        <w:numPr>
+          <w:ilvl w:val="0"/>
+          <w:numId w:val="20"/>
+        </w:numPr>
+        <w:jc w:val="both"/>
+        <w:rPr>
+          <w:ins w:id="12" w:author="Igor Palakot" w:date="2024-10-04T14:19:00Z"/>
+          <w:rFonts w:cstheme="minorHAnsi"/>
+          <w:sz w:val="24"/>
+          <w:szCs w:val="24"/>
+        </w:rPr>
+        <w:pPrChange w:id="13" w:author="Igor Palakot" w:date="2024-10-04T14:19:00Z">
+          <w:pPr/>
+        </w:pPrChange>
+      </w:pPr>
+      <w:r>
+        <w:rPr>
+          <w:rFonts w:cstheme="minorHAnsi"/>
+          <w:sz w:val="24"/>
+          <w:szCs w:val="24"/>
+          <w:rPrChange w:id="14" w:author="Igor Palakot" w:date="2024-10-04T14:19:00Z">
+            <w:rPr/>
+          </w:rPrChange>
+        </w:rPr>
+        <w:t xml:space="preserve">un suivi des progrès </w:t>
+      </w:r>
+    </w:p>
+    <w:p>
+      <w:pPr>
+        <w:pStyle w:val="Paragraphedeliste"/>
+        <w:numPr>
+          <w:ilvl w:val="0"/>
+          <w:numId w:val="20"/>
+        </w:numPr>
+        <w:jc w:val="both"/>
+        <w:rPr>
+          <w:rFonts w:cstheme="minorHAnsi"/>
+          <w:sz w:val="24"/>
+          <w:szCs w:val="24"/>
+          <w:rPrChange w:id="15" w:author="Igor Palakot" w:date="2024-10-04T14:19:00Z">
+            <w:rPr/>
+          </w:rPrChange>
+        </w:rPr>
+        <w:pPrChange w:id="16" w:author="Igor Palakot" w:date="2024-10-04T14:19:00Z">
+          <w:pPr/>
+        </w:pPrChange>
+      </w:pPr>
+      <w:r>
+        <w:rPr>
+          <w:rFonts w:cstheme="minorHAnsi"/>
+          <w:sz w:val="24"/>
+          <w:szCs w:val="24"/>
+          <w:rPrChange w:id="17" w:author="Igor Palakot" w:date="2024-10-04T14:19:00Z">
+            <w:rPr/>
+          </w:rPrChange>
+        </w:rPr>
+        <w:t>et la possibilité de réaliser des consultations à distance.</w:t>
+      </w:r>
+    </w:p>
+    <w:p>
+      <w:pPr>
+        <w:jc w:val="both"/>
+        <w:rPr>
+          <w:rFonts w:cstheme="minorHAnsi"/>
+          <w:sz w:val="24"/>
+          <w:szCs w:val="24"/>
+        </w:rPr>
+        <w:pPrChange w:id="18" w:author="Igor Palakot" w:date="2024-10-04T14:18:00Z">
+          <w:pPr/>
+        </w:pPrChange>
+      </w:pPr>
+      <w:r>
+        <w:rPr>
+          <w:rFonts w:cstheme="minorHAnsi"/>
+          <w:sz w:val="24"/>
+          <w:szCs w:val="24"/>
+        </w:rPr>
         <w:t xml:space="preserve">Avant d'intégrer cette formation, j’ai été suivi par un orthophoniste spécialisé pour les personnes malentendantes. J’ai remarqué que la plupart des orthophonistes n’ont pas de plateformes adaptées pour gérer efficacement la relation entre professionnels et patients. Pendant ma formation, j’ai poursuivi des séances avec un orthophoniste généraliste, mais je n’ai malheureusement pas acquis toutes les compétences que je recherchais dans ce domaine. </w:t>
       </w:r>
     </w:p>
     <w:p>
-      <w:r>
+      <w:pPr>
+        <w:jc w:val="both"/>
+        <w:rPr>
+          <w:ins w:id="19" w:author="Igor Palakot" w:date="2024-10-04T14:19:00Z"/>
+          <w:rFonts w:cstheme="minorHAnsi"/>
+          <w:sz w:val="24"/>
+          <w:szCs w:val="24"/>
+        </w:rPr>
+        <w:pPrChange w:id="20" w:author="Igor Palakot" w:date="2024-10-04T14:18:00Z">
+          <w:pPr/>
+        </w:pPrChange>
+      </w:pPr>
+      <w:r>
+        <w:rPr>
+          <w:rFonts w:cstheme="minorHAnsi"/>
+          <w:sz w:val="24"/>
+          <w:szCs w:val="24"/>
+        </w:rPr>
         <w:t xml:space="preserve">Pour cela, j’ai décidé de lancer ce projet qui s’appelle </w:t>
       </w:r>
       <w:r>
+        <w:rPr>
+          <w:rFonts w:cstheme="minorHAnsi"/>
+          <w:sz w:val="24"/>
+          <w:szCs w:val="24"/>
+        </w:rPr>
         <w:t>« </w:t>
       </w:r>
       <w:r>
+        <w:rPr>
+          <w:rFonts w:cstheme="minorHAnsi"/>
+          <w:sz w:val="24"/>
+          <w:szCs w:val="24"/>
+        </w:rPr>
         <w:t>Ortholib</w:t>
       </w:r>
       <w:r>
+        <w:rPr>
+          <w:rFonts w:cstheme="minorHAnsi"/>
+          <w:sz w:val="24"/>
+          <w:szCs w:val="24"/>
+        </w:rPr>
         <w:t> »</w:t>
       </w:r>
       <w:r>
+        <w:rPr>
+          <w:rFonts w:cstheme="minorHAnsi"/>
+          <w:sz w:val="24"/>
+          <w:szCs w:val="24"/>
+        </w:rPr>
         <w:t xml:space="preserve">. C’est une </w:t>
       </w:r>
       <w:r>
+        <w:rPr>
+          <w:rFonts w:cstheme="minorHAnsi"/>
+          <w:sz w:val="24"/>
+          <w:szCs w:val="24"/>
+        </w:rPr>
         <w:t>application accessible pour tous et qui facilite la communication entre les orthophonistes et leurs patients.</w:t>
       </w:r>
       <w:r>
-        <w:t xml:space="preserve"> De plus, un répertoire réunira tou</w:t>
-      </w:r>
-      <w:r>
+        <w:rPr>
+          <w:rFonts w:cstheme="minorHAnsi"/>
+          <w:sz w:val="24"/>
+          <w:szCs w:val="24"/>
+        </w:rPr>
+        <w:t xml:space="preserve"> </w:t>
+      </w:r>
+    </w:p>
+    <w:p>
+      <w:pPr>
+        <w:jc w:val="both"/>
+        <w:rPr>
+          <w:rFonts w:cstheme="minorHAnsi"/>
+          <w:sz w:val="24"/>
+          <w:szCs w:val="24"/>
+        </w:rPr>
+        <w:pPrChange w:id="21" w:author="Igor Palakot" w:date="2024-10-04T14:18:00Z">
+          <w:pPr/>
+        </w:pPrChange>
+      </w:pPr>
+      <w:r>
+        <w:rPr>
+          <w:rFonts w:cstheme="minorHAnsi"/>
+          <w:sz w:val="24"/>
+          <w:szCs w:val="24"/>
+        </w:rPr>
+        <w:t>De plus, un répertoire réunira tou</w:t>
+      </w:r>
+      <w:r>
+        <w:rPr>
+          <w:rFonts w:cstheme="minorHAnsi"/>
+          <w:sz w:val="24"/>
+          <w:szCs w:val="24"/>
+        </w:rPr>
         <w:t xml:space="preserve">s les contacts qui utiliseront l’application. Il y aura trois types de comptes qui n’auront pas les mêmes droits et affichages : </w:t>
       </w:r>
     </w:p>
@@ -382,8 +1436,28 @@
           <w:ilvl w:val="0"/>
           <w:numId w:val="3"/>
         </w:numPr>
-      </w:pPr>
-      <w:r>
+        <w:jc w:val="both"/>
+        <w:rPr>
+          <w:rFonts w:cstheme="minorHAnsi"/>
+          <w:sz w:val="24"/>
+          <w:szCs w:val="24"/>
+        </w:rPr>
+        <w:pPrChange w:id="22" w:author="Igor Palakot" w:date="2024-10-04T14:18:00Z">
+          <w:pPr>
+            <w:pStyle w:val="Paragraphedeliste"/>
+            <w:numPr>
+              <w:numId w:val="3"/>
+            </w:numPr>
+            <w:ind w:hanging="360"/>
+          </w:pPr>
+        </w:pPrChange>
+      </w:pPr>
+      <w:r>
+        <w:rPr>
+          <w:rFonts w:cstheme="minorHAnsi"/>
+          <w:sz w:val="24"/>
+          <w:szCs w:val="24"/>
+        </w:rPr>
         <w:t>Visiteur</w:t>
       </w:r>
     </w:p>
@@ -394,24 +1468,37 @@
           <w:ilvl w:val="0"/>
           <w:numId w:val="3"/>
         </w:numPr>
-      </w:pPr>
-      <w:r>
+        <w:jc w:val="both"/>
+        <w:rPr>
+          <w:rFonts w:cstheme="minorHAnsi"/>
+          <w:sz w:val="24"/>
+          <w:szCs w:val="24"/>
+        </w:rPr>
+        <w:pPrChange w:id="23" w:author="Igor Palakot" w:date="2024-10-04T14:18:00Z">
+          <w:pPr>
+            <w:pStyle w:val="Paragraphedeliste"/>
+            <w:numPr>
+              <w:numId w:val="3"/>
+            </w:numPr>
+            <w:ind w:hanging="360"/>
+          </w:pPr>
+        </w:pPrChange>
+      </w:pPr>
+      <w:r>
+        <w:rPr>
+          <w:rFonts w:cstheme="minorHAnsi"/>
+          <w:sz w:val="24"/>
+          <w:szCs w:val="24"/>
+        </w:rPr>
         <w:t>Patient</w:t>
       </w:r>
       <w:r>
-        <w:t xml:space="preserve"> : </w:t>
-      </w:r>
-      <w:r>
-        <w:rPr>
-          <w:rFonts w:cstheme="minorHAnsi"/>
-        </w:rPr>
-        <w:t>Adultes ou enfants en rééducation, accompagnés par un orthophoniste</w:t>
-      </w:r>
-      <w:r>
-        <w:rPr>
-          <w:rFonts w:cstheme="minorHAnsi"/>
-        </w:rPr>
-        <w:t>.</w:t>
+        <w:rPr>
+          <w:rFonts w:cstheme="minorHAnsi"/>
+          <w:sz w:val="24"/>
+          <w:szCs w:val="24"/>
+        </w:rPr>
+        <w:t> : Adultes ou enfants en rééducation, accompagnés par un orthophoniste.</w:t>
       </w:r>
     </w:p>
     <w:p>
@@ -421,15 +1508,37 @@
           <w:ilvl w:val="0"/>
           <w:numId w:val="3"/>
         </w:numPr>
-      </w:pPr>
-      <w:r>
+        <w:jc w:val="both"/>
+        <w:rPr>
+          <w:rFonts w:cstheme="minorHAnsi"/>
+          <w:sz w:val="24"/>
+          <w:szCs w:val="24"/>
+        </w:rPr>
+        <w:pPrChange w:id="24" w:author="Igor Palakot" w:date="2024-10-04T14:18:00Z">
+          <w:pPr>
+            <w:pStyle w:val="Paragraphedeliste"/>
+            <w:numPr>
+              <w:numId w:val="3"/>
+            </w:numPr>
+            <w:ind w:hanging="360"/>
+          </w:pPr>
+        </w:pPrChange>
+      </w:pPr>
+      <w:r>
+        <w:rPr>
+          <w:rFonts w:cstheme="minorHAnsi"/>
+          <w:sz w:val="24"/>
+          <w:szCs w:val="24"/>
+        </w:rPr>
         <w:t>Orthophoniste</w:t>
       </w:r>
       <w:r>
-        <w:t xml:space="preserve"> : </w:t>
-      </w:r>
-      <w:r>
-        <w:t>Professionnels qui cherchent à mieux gérer leurs patients, à personnaliser les exercices de rééducation, et à suivre la progression de chacun.</w:t>
+        <w:rPr>
+          <w:rFonts w:cstheme="minorHAnsi"/>
+          <w:sz w:val="24"/>
+          <w:szCs w:val="24"/>
+        </w:rPr>
+        <w:t> : Professionnels qui cherchent à mieux gérer leurs patients, à personnaliser les exercices de rééducation, et à suivre la progression de chacun.</w:t>
       </w:r>
     </w:p>
     <w:p>
@@ -439,27 +1548,85 @@
           <w:ilvl w:val="0"/>
           <w:numId w:val="3"/>
         </w:numPr>
-      </w:pPr>
-      <w:r>
+        <w:jc w:val="both"/>
+        <w:rPr>
+          <w:rFonts w:cstheme="minorHAnsi"/>
+          <w:sz w:val="24"/>
+          <w:szCs w:val="24"/>
+        </w:rPr>
+        <w:pPrChange w:id="25" w:author="Igor Palakot" w:date="2024-10-04T14:18:00Z">
+          <w:pPr>
+            <w:pStyle w:val="Paragraphedeliste"/>
+            <w:numPr>
+              <w:numId w:val="3"/>
+            </w:numPr>
+            <w:ind w:hanging="360"/>
+          </w:pPr>
+        </w:pPrChange>
+      </w:pPr>
+      <w:r>
+        <w:rPr>
+          <w:rFonts w:cstheme="minorHAnsi"/>
+          <w:sz w:val="24"/>
+          <w:szCs w:val="24"/>
+        </w:rPr>
         <w:t>Administrateur</w:t>
       </w:r>
       <w:r>
+        <w:rPr>
+          <w:rFonts w:cstheme="minorHAnsi"/>
+          <w:sz w:val="24"/>
+          <w:szCs w:val="24"/>
+        </w:rPr>
         <w:t> : Celui qui gère toute l’application.</w:t>
       </w:r>
     </w:p>
-    <w:p/>
+    <w:p>
+      <w:pPr>
+        <w:jc w:val="both"/>
+        <w:rPr>
+          <w:del w:id="26" w:author="Igor Palakot" w:date="2024-10-04T14:20:00Z"/>
+          <w:rFonts w:cstheme="minorHAnsi"/>
+          <w:sz w:val="24"/>
+          <w:szCs w:val="24"/>
+        </w:rPr>
+        <w:pPrChange w:id="27" w:author="Igor Palakot" w:date="2024-10-04T14:18:00Z">
+          <w:pPr/>
+        </w:pPrChange>
+      </w:pPr>
+    </w:p>
     <w:p>
       <w:pPr>
         <w:spacing w:after="0" w:line="276" w:lineRule="auto"/>
         <w:jc w:val="both"/>
-      </w:pPr>
-      <w:r>
+        <w:rPr>
+          <w:rFonts w:cstheme="minorHAnsi"/>
+          <w:sz w:val="24"/>
+          <w:szCs w:val="24"/>
+        </w:rPr>
+      </w:pPr>
+      <w:r>
+        <w:rPr>
+          <w:rFonts w:cstheme="minorHAnsi"/>
+          <w:sz w:val="24"/>
+          <w:szCs w:val="24"/>
+        </w:rPr>
         <w:t xml:space="preserve">A chaque fois que les </w:t>
       </w:r>
       <w:r>
+        <w:rPr>
+          <w:rFonts w:cstheme="minorHAnsi"/>
+          <w:sz w:val="24"/>
+          <w:szCs w:val="24"/>
+        </w:rPr>
         <w:t>patients</w:t>
       </w:r>
       <w:r>
+        <w:rPr>
+          <w:rFonts w:cstheme="minorHAnsi"/>
+          <w:sz w:val="24"/>
+          <w:szCs w:val="24"/>
+        </w:rPr>
         <w:t xml:space="preserve"> se connecteront, la durée du temps passée sur une activité en particulier sera calculé. </w:t>
       </w:r>
     </w:p>
@@ -467,32 +1634,88 @@
       <w:pPr>
         <w:spacing w:after="0" w:line="276" w:lineRule="auto"/>
         <w:jc w:val="both"/>
-      </w:pPr>
-      <w:r>
+        <w:rPr>
+          <w:rFonts w:cstheme="minorHAnsi"/>
+          <w:sz w:val="24"/>
+          <w:szCs w:val="24"/>
+        </w:rPr>
+        <w:pPrChange w:id="28" w:author="Igor Palakot" w:date="2024-10-04T14:18:00Z">
+          <w:pPr>
+            <w:spacing w:after="0" w:line="276" w:lineRule="auto"/>
+            <w:jc w:val="both"/>
+          </w:pPr>
+        </w:pPrChange>
+      </w:pPr>
+      <w:r>
+        <w:rPr>
+          <w:rFonts w:cstheme="minorHAnsi"/>
+          <w:sz w:val="24"/>
+          <w:szCs w:val="24"/>
+        </w:rPr>
         <w:t xml:space="preserve">L’administrateur </w:t>
       </w:r>
       <w:r>
+        <w:rPr>
+          <w:rFonts w:cstheme="minorHAnsi"/>
+          <w:sz w:val="24"/>
+          <w:szCs w:val="24"/>
+        </w:rPr>
         <w:t xml:space="preserve">et les </w:t>
       </w:r>
       <w:r>
+        <w:rPr>
+          <w:rFonts w:cstheme="minorHAnsi"/>
+          <w:sz w:val="24"/>
+          <w:szCs w:val="24"/>
+        </w:rPr>
         <w:t>orthophonistes</w:t>
       </w:r>
       <w:r>
+        <w:rPr>
+          <w:rFonts w:cstheme="minorHAnsi"/>
+          <w:sz w:val="24"/>
+          <w:szCs w:val="24"/>
+        </w:rPr>
         <w:t xml:space="preserve"> peuvent voir tous les comptes </w:t>
       </w:r>
       <w:r>
+        <w:rPr>
+          <w:rFonts w:cstheme="minorHAnsi"/>
+          <w:sz w:val="24"/>
+          <w:szCs w:val="24"/>
+        </w:rPr>
         <w:t>patients</w:t>
       </w:r>
       <w:r>
+        <w:rPr>
+          <w:rFonts w:cstheme="minorHAnsi"/>
+          <w:sz w:val="24"/>
+          <w:szCs w:val="24"/>
+        </w:rPr>
         <w:t>. Ils peuvent utiliser la partie premium</w:t>
       </w:r>
       <w:r>
+        <w:rPr>
+          <w:rFonts w:cstheme="minorHAnsi"/>
+          <w:sz w:val="24"/>
+          <w:szCs w:val="24"/>
+        </w:rPr>
         <w:t xml:space="preserve"> que les patients ne peuvent pas utiliser s’ils n’ont pas </w:t>
       </w:r>
       <w:r>
+        <w:rPr>
+          <w:rFonts w:cstheme="minorHAnsi"/>
+          <w:sz w:val="24"/>
+          <w:szCs w:val="24"/>
+        </w:rPr>
         <w:t>abonné</w:t>
       </w:r>
       <w:r>
+        <w:rPr>
+          <w:rFonts w:cstheme="minorHAnsi"/>
+          <w:sz w:val="24"/>
+          <w:szCs w:val="24"/>
+        </w:rPr>
         <w:t xml:space="preserve">. </w:t>
       </w:r>
     </w:p>
@@ -500,32 +1723,88 @@
       <w:pPr>
         <w:spacing w:after="0" w:line="276" w:lineRule="auto"/>
         <w:jc w:val="both"/>
-      </w:pPr>
-      <w:r>
+        <w:rPr>
+          <w:rFonts w:cstheme="minorHAnsi"/>
+          <w:sz w:val="24"/>
+          <w:szCs w:val="24"/>
+        </w:rPr>
+        <w:pPrChange w:id="29" w:author="Igor Palakot" w:date="2024-10-04T14:18:00Z">
+          <w:pPr>
+            <w:spacing w:after="0" w:line="276" w:lineRule="auto"/>
+            <w:jc w:val="both"/>
+          </w:pPr>
+        </w:pPrChange>
+      </w:pPr>
+      <w:r>
+        <w:rPr>
+          <w:rFonts w:cstheme="minorHAnsi"/>
+          <w:sz w:val="24"/>
+          <w:szCs w:val="24"/>
+        </w:rPr>
         <w:t xml:space="preserve">Les </w:t>
       </w:r>
       <w:r>
+        <w:rPr>
+          <w:rFonts w:cstheme="minorHAnsi"/>
+          <w:sz w:val="24"/>
+          <w:szCs w:val="24"/>
+        </w:rPr>
         <w:t>orthophonistes</w:t>
       </w:r>
       <w:r>
+        <w:rPr>
+          <w:rFonts w:cstheme="minorHAnsi"/>
+          <w:sz w:val="24"/>
+          <w:szCs w:val="24"/>
+        </w:rPr>
         <w:t xml:space="preserve"> ne peuvent pas voir </w:t>
       </w:r>
       <w:r>
+        <w:rPr>
+          <w:rFonts w:cstheme="minorHAnsi"/>
+          <w:sz w:val="24"/>
+          <w:szCs w:val="24"/>
+        </w:rPr>
         <w:t>le compte</w:t>
       </w:r>
       <w:r>
+        <w:rPr>
+          <w:rFonts w:cstheme="minorHAnsi"/>
+          <w:sz w:val="24"/>
+          <w:szCs w:val="24"/>
+        </w:rPr>
         <w:t xml:space="preserve"> </w:t>
       </w:r>
       <w:r>
+        <w:rPr>
+          <w:rFonts w:cstheme="minorHAnsi"/>
+          <w:sz w:val="24"/>
+          <w:szCs w:val="24"/>
+        </w:rPr>
         <w:t>administrateur mais l’administrateur peut</w:t>
       </w:r>
       <w:r>
+        <w:rPr>
+          <w:rFonts w:cstheme="minorHAnsi"/>
+          <w:sz w:val="24"/>
+          <w:szCs w:val="24"/>
+        </w:rPr>
         <w:t xml:space="preserve"> voir les comptes </w:t>
       </w:r>
       <w:r>
+        <w:rPr>
+          <w:rFonts w:cstheme="minorHAnsi"/>
+          <w:sz w:val="24"/>
+          <w:szCs w:val="24"/>
+        </w:rPr>
         <w:t>orthophonistes</w:t>
       </w:r>
       <w:r>
+        <w:rPr>
+          <w:rFonts w:cstheme="minorHAnsi"/>
+          <w:sz w:val="24"/>
+          <w:szCs w:val="24"/>
+        </w:rPr>
         <w:t xml:space="preserve">. </w:t>
       </w:r>
     </w:p>
@@ -533,11 +1812,32 @@
       <w:pPr>
         <w:spacing w:after="0" w:line="276" w:lineRule="auto"/>
         <w:jc w:val="both"/>
-      </w:pPr>
-      <w:r>
+        <w:rPr>
+          <w:rFonts w:cstheme="minorHAnsi"/>
+          <w:sz w:val="24"/>
+          <w:szCs w:val="24"/>
+        </w:rPr>
+        <w:pPrChange w:id="30" w:author="Igor Palakot" w:date="2024-10-04T14:18:00Z">
+          <w:pPr>
+            <w:spacing w:after="0" w:line="276" w:lineRule="auto"/>
+            <w:jc w:val="both"/>
+          </w:pPr>
+        </w:pPrChange>
+      </w:pPr>
+      <w:r>
+        <w:rPr>
+          <w:rFonts w:cstheme="minorHAnsi"/>
+          <w:sz w:val="24"/>
+          <w:szCs w:val="24"/>
+        </w:rPr>
         <w:t>L’administrateur peut</w:t>
       </w:r>
       <w:r>
+        <w:rPr>
+          <w:rFonts w:cstheme="minorHAnsi"/>
+          <w:sz w:val="24"/>
+          <w:szCs w:val="24"/>
+        </w:rPr>
         <w:t xml:space="preserve"> modifier, ajouter ou supprimer des données pour la sécurité et améliorer l’application. </w:t>
       </w:r>
     </w:p>
@@ -545,53 +1845,144 @@
       <w:pPr>
         <w:spacing w:after="0" w:line="276" w:lineRule="auto"/>
         <w:jc w:val="both"/>
-      </w:pPr>
-      <w:r>
+        <w:rPr>
+          <w:rFonts w:cstheme="minorHAnsi"/>
+          <w:sz w:val="24"/>
+          <w:szCs w:val="24"/>
+        </w:rPr>
+        <w:pPrChange w:id="31" w:author="Igor Palakot" w:date="2024-10-04T14:18:00Z">
+          <w:pPr>
+            <w:spacing w:after="0" w:line="276" w:lineRule="auto"/>
+            <w:jc w:val="both"/>
+          </w:pPr>
+        </w:pPrChange>
+      </w:pPr>
+      <w:r>
+        <w:rPr>
+          <w:rFonts w:cstheme="minorHAnsi"/>
+          <w:sz w:val="24"/>
+          <w:szCs w:val="24"/>
+        </w:rPr>
         <w:t xml:space="preserve">De plus, les </w:t>
       </w:r>
       <w:r>
+        <w:rPr>
+          <w:rFonts w:cstheme="minorHAnsi"/>
+          <w:sz w:val="24"/>
+          <w:szCs w:val="24"/>
+        </w:rPr>
         <w:t>patients</w:t>
       </w:r>
       <w:r>
+        <w:rPr>
+          <w:rFonts w:cstheme="minorHAnsi"/>
+          <w:sz w:val="24"/>
+          <w:szCs w:val="24"/>
+        </w:rPr>
         <w:t xml:space="preserve"> peuvent étudier des </w:t>
       </w:r>
       <w:r>
+        <w:rPr>
+          <w:rFonts w:cstheme="minorHAnsi"/>
+          <w:sz w:val="24"/>
+          <w:szCs w:val="24"/>
+        </w:rPr>
         <w:t>activités pour la rééducation</w:t>
       </w:r>
       <w:r>
+        <w:rPr>
+          <w:rFonts w:cstheme="minorHAnsi"/>
+          <w:sz w:val="24"/>
+          <w:szCs w:val="24"/>
+        </w:rPr>
         <w:t>, recevoir des conseils et</w:t>
       </w:r>
       <w:r>
+        <w:rPr>
+          <w:rFonts w:cstheme="minorHAnsi"/>
+          <w:sz w:val="24"/>
+          <w:szCs w:val="24"/>
+        </w:rPr>
         <w:t xml:space="preserve"> accéder à </w:t>
       </w:r>
       <w:r>
+        <w:rPr>
+          <w:rFonts w:cstheme="minorHAnsi"/>
+          <w:sz w:val="24"/>
+          <w:szCs w:val="24"/>
+        </w:rPr>
         <w:t>des exercices donnés</w:t>
       </w:r>
       <w:r>
+        <w:rPr>
+          <w:rFonts w:cstheme="minorHAnsi"/>
+          <w:sz w:val="24"/>
+          <w:szCs w:val="24"/>
+        </w:rPr>
         <w:t xml:space="preserve"> par l’orthophoniste</w:t>
       </w:r>
       <w:r>
+        <w:rPr>
+          <w:rFonts w:cstheme="minorHAnsi"/>
+          <w:sz w:val="24"/>
+          <w:szCs w:val="24"/>
+        </w:rPr>
         <w:t xml:space="preserve"> </w:t>
       </w:r>
       <w:r>
+        <w:rPr>
+          <w:rFonts w:cstheme="minorHAnsi"/>
+          <w:sz w:val="24"/>
+          <w:szCs w:val="24"/>
+        </w:rPr>
         <w:t>suivi</w:t>
       </w:r>
       <w:r>
+        <w:rPr>
+          <w:rFonts w:cstheme="minorHAnsi"/>
+          <w:sz w:val="24"/>
+          <w:szCs w:val="24"/>
+        </w:rPr>
         <w:t xml:space="preserve"> pour améliorer leur progression</w:t>
       </w:r>
       <w:r>
+        <w:rPr>
+          <w:rFonts w:cstheme="minorHAnsi"/>
+          <w:sz w:val="24"/>
+          <w:szCs w:val="24"/>
+        </w:rPr>
         <w:t xml:space="preserve"> </w:t>
       </w:r>
       <w:r>
+        <w:rPr>
+          <w:rFonts w:cstheme="minorHAnsi"/>
+          <w:sz w:val="24"/>
+          <w:szCs w:val="24"/>
+        </w:rPr>
         <w:t>qui</w:t>
       </w:r>
       <w:r>
+        <w:rPr>
+          <w:rFonts w:cstheme="minorHAnsi"/>
+          <w:sz w:val="24"/>
+          <w:szCs w:val="24"/>
+        </w:rPr>
         <w:t xml:space="preserve"> auront </w:t>
       </w:r>
       <w:r>
+        <w:rPr>
+          <w:rFonts w:cstheme="minorHAnsi"/>
+          <w:sz w:val="24"/>
+          <w:szCs w:val="24"/>
+        </w:rPr>
         <w:t>mis en ligne.</w:t>
       </w:r>
       <w:r>
+        <w:rPr>
+          <w:rFonts w:cstheme="minorHAnsi"/>
+          <w:sz w:val="24"/>
+          <w:szCs w:val="24"/>
+        </w:rPr>
         <w:t xml:space="preserve"> </w:t>
       </w:r>
     </w:p>
@@ -599,62 +1990,215 @@
       <w:pPr>
         <w:spacing w:after="0" w:line="276" w:lineRule="auto"/>
         <w:jc w:val="both"/>
-      </w:pPr>
-    </w:p>
-    <w:p>
-      <w:pPr>
-        <w:spacing w:line="276" w:lineRule="auto"/>
-        <w:jc w:val="both"/>
-      </w:pPr>
-      <w:r>
+        <w:rPr>
+          <w:rFonts w:cstheme="minorHAnsi"/>
+          <w:sz w:val="24"/>
+          <w:szCs w:val="24"/>
+        </w:rPr>
+        <w:pPrChange w:id="32" w:author="Igor Palakot" w:date="2024-10-04T14:18:00Z">
+          <w:pPr>
+            <w:spacing w:after="0" w:line="276" w:lineRule="auto"/>
+            <w:jc w:val="both"/>
+          </w:pPr>
+        </w:pPrChange>
+      </w:pPr>
+    </w:p>
+    <w:p>
+      <w:pPr>
+        <w:spacing w:line="276" w:lineRule="auto"/>
+        <w:jc w:val="both"/>
+        <w:rPr>
+          <w:rFonts w:cstheme="minorHAnsi"/>
+          <w:sz w:val="24"/>
+          <w:szCs w:val="24"/>
+        </w:rPr>
+        <w:pPrChange w:id="33" w:author="Igor Palakot" w:date="2024-10-04T14:18:00Z">
+          <w:pPr>
+            <w:spacing w:line="276" w:lineRule="auto"/>
+            <w:jc w:val="both"/>
+          </w:pPr>
+        </w:pPrChange>
+      </w:pPr>
+      <w:r>
+        <w:rPr>
+          <w:rFonts w:cstheme="minorHAnsi"/>
+          <w:sz w:val="24"/>
+          <w:szCs w:val="24"/>
+        </w:rPr>
         <w:t>Ce projet a été réal</w:t>
       </w:r>
       <w:r>
+        <w:rPr>
+          <w:rFonts w:cstheme="minorHAnsi"/>
+          <w:sz w:val="24"/>
+          <w:szCs w:val="24"/>
+        </w:rPr>
         <w:t>isé avec des Framework Symfony (6 ?)</w:t>
       </w:r>
       <w:r>
+        <w:rPr>
+          <w:rFonts w:cstheme="minorHAnsi"/>
+          <w:sz w:val="24"/>
+          <w:szCs w:val="24"/>
+        </w:rPr>
         <w:t xml:space="preserve"> et (</w:t>
       </w:r>
       <w:r>
+        <w:rPr>
+          <w:rFonts w:cstheme="minorHAnsi"/>
+          <w:sz w:val="24"/>
+          <w:szCs w:val="24"/>
+        </w:rPr>
         <w:t>react.js</w:t>
       </w:r>
       <w:r>
+        <w:rPr>
+          <w:rFonts w:cstheme="minorHAnsi"/>
+          <w:sz w:val="24"/>
+          <w:szCs w:val="24"/>
+        </w:rPr>
         <w:t xml:space="preserve">) appris durant la formation. Il est basé sur le langage PHP 8 avec un squelette en HTML5 et une base de données SQL. Pour la partie </w:t>
       </w:r>
       <w:r>
+        <w:rPr>
+          <w:rFonts w:cstheme="minorHAnsi"/>
+          <w:sz w:val="24"/>
+          <w:szCs w:val="24"/>
+        </w:rPr>
         <w:t>front end</w:t>
       </w:r>
       <w:r>
+        <w:rPr>
+          <w:rFonts w:cstheme="minorHAnsi"/>
+          <w:sz w:val="24"/>
+          <w:szCs w:val="24"/>
+        </w:rPr>
         <w:t xml:space="preserve">, j’ai utilisé CSS 3 </w:t>
       </w:r>
       <w:r>
+        <w:rPr>
+          <w:rFonts w:cstheme="minorHAnsi"/>
+          <w:sz w:val="24"/>
+          <w:szCs w:val="24"/>
+        </w:rPr>
         <w:t>et</w:t>
       </w:r>
       <w:r>
+        <w:rPr>
+          <w:rFonts w:cstheme="minorHAnsi"/>
+          <w:sz w:val="24"/>
+          <w:szCs w:val="24"/>
+        </w:rPr>
         <w:t xml:space="preserve"> Bootstrap.</w:t>
       </w:r>
-      <w:bookmarkStart w:id="0" w:name="_GoBack"/>
-      <w:bookmarkEnd w:id="0"/>
-    </w:p>
-    <w:p>
-      <w:pPr>
-        <w:spacing w:line="276" w:lineRule="auto"/>
-        <w:jc w:val="both"/>
-      </w:pPr>
-    </w:p>
-    <w:p>
-      <w:r>
+    </w:p>
+    <w:p>
+      <w:pPr>
+        <w:spacing w:line="276" w:lineRule="auto"/>
+        <w:jc w:val="both"/>
+        <w:rPr>
+          <w:rFonts w:cstheme="minorHAnsi"/>
+          <w:sz w:val="24"/>
+          <w:szCs w:val="24"/>
+        </w:rPr>
+      </w:pPr>
+    </w:p>
+    <w:p>
+      <w:pPr>
+        <w:rPr>
+          <w:ins w:id="34" w:author="Igor Palakot" w:date="2024-10-04T14:21:00Z"/>
+          <w:rFonts w:cstheme="minorHAnsi"/>
+          <w:sz w:val="24"/>
+          <w:szCs w:val="24"/>
+        </w:rPr>
+      </w:pPr>
+      <w:ins w:id="35" w:author="Igor Palakot" w:date="2024-10-04T14:21:00Z">
+        <w:r>
+          <w:rPr>
+            <w:rFonts w:cstheme="minorHAnsi"/>
+            <w:sz w:val="24"/>
+            <w:szCs w:val="24"/>
+          </w:rPr>
+          <w:br w:type="page"/>
+        </w:r>
+      </w:ins>
+    </w:p>
+    <w:p>
+      <w:pPr>
+        <w:pStyle w:val="Titre1"/>
+        <w:rPr>
+          <w:sz w:val="24"/>
+          <w:rPrChange w:id="36" w:author="Igor Palakot" w:date="2024-10-04T14:21:00Z">
+            <w:rPr>
+              <w:sz w:val="24"/>
+            </w:rPr>
+          </w:rPrChange>
+        </w:rPr>
+        <w:pPrChange w:id="37" w:author="Igor Palakot" w:date="2024-10-04T14:21:00Z">
+          <w:pPr/>
+        </w:pPrChange>
+      </w:pPr>
+      <w:r>
+        <w:rPr>
+          <w:rStyle w:val="Titre1Car"/>
+          <w:rPrChange w:id="38" w:author="Igor Palakot" w:date="2024-10-04T14:21:00Z">
+            <w:rPr>
+              <w:rFonts w:cstheme="minorHAnsi"/>
+              <w:sz w:val="24"/>
+              <w:szCs w:val="24"/>
+            </w:rPr>
+          </w:rPrChange>
+        </w:rPr>
+        <w:lastRenderedPageBreak/>
         <w:t>Présentation</w:t>
       </w:r>
       <w:r>
-        <w:t xml:space="preserve"> du Projet :</w:t>
-      </w:r>
-    </w:p>
-    <w:p>
-      <w:r>
+        <w:rPr>
+          <w:rStyle w:val="Titre1Car"/>
+          <w:rPrChange w:id="39" w:author="Igor Palakot" w:date="2024-10-04T14:21:00Z">
+            <w:rPr>
+              <w:rFonts w:cstheme="minorHAnsi"/>
+              <w:sz w:val="24"/>
+              <w:szCs w:val="24"/>
+            </w:rPr>
+          </w:rPrChange>
+        </w:rPr>
+        <w:t xml:space="preserve"> du Projet</w:t>
+      </w:r>
+      <w:r>
+        <w:rPr>
+          <w:sz w:val="24"/>
+          <w:rPrChange w:id="40" w:author="Igor Palakot" w:date="2024-10-04T14:21:00Z">
+            <w:rPr>
+              <w:sz w:val="24"/>
+            </w:rPr>
+          </w:rPrChange>
+        </w:rPr>
+        <w:t> :</w:t>
+      </w:r>
+    </w:p>
+    <w:p>
+      <w:pPr>
+        <w:rPr>
+          <w:rFonts w:cstheme="minorHAnsi"/>
+          <w:sz w:val="24"/>
+          <w:szCs w:val="24"/>
+        </w:rPr>
+      </w:pPr>
+      <w:r>
+        <w:rPr>
+          <w:rFonts w:cstheme="minorHAnsi"/>
+          <w:sz w:val="24"/>
+          <w:szCs w:val="24"/>
+        </w:rPr>
         <w:t>Le p</w:t>
       </w:r>
       <w:r>
+        <w:rPr>
+          <w:rFonts w:cstheme="minorHAnsi"/>
+          <w:sz w:val="24"/>
+          <w:szCs w:val="24"/>
+        </w:rPr>
         <w:t xml:space="preserve">rojet consiste à créer un site pour faciliter de communiquer entre l’orthophoniste et le patient. Permettant d’avoir plusieurs types de profils : </w:t>
       </w:r>
     </w:p>
@@ -667,14 +2211,34 @@
         </w:numPr>
         <w:spacing w:line="276" w:lineRule="auto"/>
         <w:jc w:val="both"/>
-      </w:pPr>
-      <w:r>
+        <w:rPr>
+          <w:rFonts w:cstheme="minorHAnsi"/>
+          <w:sz w:val="24"/>
+          <w:szCs w:val="24"/>
+        </w:rPr>
+      </w:pPr>
+      <w:r>
+        <w:rPr>
+          <w:rFonts w:cstheme="minorHAnsi"/>
+          <w:sz w:val="24"/>
+          <w:szCs w:val="24"/>
+        </w:rPr>
         <w:t xml:space="preserve">Les patients, qui grâce à leurs comptes peuvent acheter des </w:t>
       </w:r>
       <w:r>
+        <w:rPr>
+          <w:rFonts w:cstheme="minorHAnsi"/>
+          <w:sz w:val="24"/>
+          <w:szCs w:val="24"/>
+        </w:rPr>
         <w:t>activités</w:t>
       </w:r>
       <w:r>
+        <w:rPr>
+          <w:rFonts w:cstheme="minorHAnsi"/>
+          <w:sz w:val="24"/>
+          <w:szCs w:val="24"/>
+        </w:rPr>
         <w:t xml:space="preserve"> premiums ;</w:t>
       </w:r>
     </w:p>
@@ -687,18 +2251,42 @@
         </w:numPr>
         <w:spacing w:line="276" w:lineRule="auto"/>
         <w:jc w:val="both"/>
-      </w:pPr>
-      <w:r>
-        <w:lastRenderedPageBreak/>
+        <w:rPr>
+          <w:rFonts w:cstheme="minorHAnsi"/>
+          <w:sz w:val="24"/>
+          <w:szCs w:val="24"/>
+        </w:rPr>
+      </w:pPr>
+      <w:r>
+        <w:rPr>
+          <w:rFonts w:cstheme="minorHAnsi"/>
+          <w:sz w:val="24"/>
+          <w:szCs w:val="24"/>
+        </w:rPr>
         <w:t>L’administrateur peu</w:t>
       </w:r>
       <w:r>
+        <w:rPr>
+          <w:rFonts w:cstheme="minorHAnsi"/>
+          <w:sz w:val="24"/>
+          <w:szCs w:val="24"/>
+        </w:rPr>
         <w:t xml:space="preserve">t modifier, ajouter ou supprimer des données pour la sécurité et améliorer l’application. Initialement, </w:t>
       </w:r>
       <w:r>
+        <w:rPr>
+          <w:rFonts w:cstheme="minorHAnsi"/>
+          <w:sz w:val="24"/>
+          <w:szCs w:val="24"/>
+        </w:rPr>
         <w:t>j’aurai la charge</w:t>
       </w:r>
       <w:r>
+        <w:rPr>
+          <w:rFonts w:cstheme="minorHAnsi"/>
+          <w:sz w:val="24"/>
+          <w:szCs w:val="24"/>
+        </w:rPr>
         <w:t xml:space="preserve"> de cette mission, et en fonction de l’évolution du projet, j’emploierai à ma charge un ou plusieurs salariés pour le faire.</w:t>
       </w:r>
     </w:p>
@@ -711,44 +2299,114 @@
         </w:numPr>
         <w:spacing w:line="276" w:lineRule="auto"/>
         <w:jc w:val="both"/>
-      </w:pPr>
-      <w:r>
+        <w:rPr>
+          <w:rFonts w:cstheme="minorHAnsi"/>
+          <w:sz w:val="24"/>
+          <w:szCs w:val="24"/>
+        </w:rPr>
+      </w:pPr>
+      <w:r>
+        <w:rPr>
+          <w:rFonts w:cstheme="minorHAnsi"/>
+          <w:sz w:val="24"/>
+          <w:szCs w:val="24"/>
+        </w:rPr>
         <w:t xml:space="preserve">Les </w:t>
       </w:r>
       <w:r>
+        <w:rPr>
+          <w:rFonts w:cstheme="minorHAnsi"/>
+          <w:sz w:val="24"/>
+          <w:szCs w:val="24"/>
+        </w:rPr>
         <w:t>orthophonistes communiquent</w:t>
       </w:r>
       <w:r>
+        <w:rPr>
+          <w:rFonts w:cstheme="minorHAnsi"/>
+          <w:sz w:val="24"/>
+          <w:szCs w:val="24"/>
+        </w:rPr>
         <w:t xml:space="preserve"> aux </w:t>
       </w:r>
       <w:r>
+        <w:rPr>
+          <w:rFonts w:cstheme="minorHAnsi"/>
+          <w:sz w:val="24"/>
+          <w:szCs w:val="24"/>
+        </w:rPr>
         <w:t>patients</w:t>
       </w:r>
       <w:r>
+        <w:rPr>
+          <w:rFonts w:cstheme="minorHAnsi"/>
+          <w:sz w:val="24"/>
+          <w:szCs w:val="24"/>
+        </w:rPr>
         <w:t xml:space="preserve"> grâce aux </w:t>
       </w:r>
       <w:r>
+        <w:rPr>
+          <w:rFonts w:cstheme="minorHAnsi"/>
+          <w:sz w:val="24"/>
+          <w:szCs w:val="24"/>
+        </w:rPr>
         <w:t>visioconférences et des vidéos, textes et exercices créées par des orthophonistes</w:t>
       </w:r>
       <w:r>
+        <w:rPr>
+          <w:rFonts w:cstheme="minorHAnsi"/>
+          <w:sz w:val="24"/>
+          <w:szCs w:val="24"/>
+        </w:rPr>
         <w:t>.</w:t>
       </w:r>
       <w:r>
+        <w:rPr>
+          <w:rFonts w:cstheme="minorHAnsi"/>
+          <w:sz w:val="24"/>
+          <w:szCs w:val="24"/>
+        </w:rPr>
         <w:t xml:space="preserve"> D’ailleurs, les orthophonistes peuvent ajouter </w:t>
       </w:r>
       <w:r>
+        <w:rPr>
+          <w:rFonts w:cstheme="minorHAnsi"/>
+          <w:sz w:val="24"/>
+          <w:szCs w:val="24"/>
+        </w:rPr>
         <w:t xml:space="preserve">des </w:t>
       </w:r>
       <w:r>
+        <w:rPr>
+          <w:rFonts w:cstheme="minorHAnsi"/>
+          <w:sz w:val="24"/>
+          <w:szCs w:val="24"/>
+        </w:rPr>
         <w:t>rdv</w:t>
       </w:r>
       <w:r>
+        <w:rPr>
+          <w:rFonts w:cstheme="minorHAnsi"/>
+          <w:sz w:val="24"/>
+          <w:szCs w:val="24"/>
+        </w:rPr>
         <w:t xml:space="preserve"> pour travailler en présentiel</w:t>
       </w:r>
       <w:r>
+        <w:rPr>
+          <w:rFonts w:cstheme="minorHAnsi"/>
+          <w:sz w:val="24"/>
+          <w:szCs w:val="24"/>
+        </w:rPr>
         <w:t xml:space="preserve"> grâce à l’emploi de temps.</w:t>
       </w:r>
       <w:r>
+        <w:rPr>
+          <w:rFonts w:cstheme="minorHAnsi"/>
+          <w:sz w:val="24"/>
+          <w:szCs w:val="24"/>
+        </w:rPr>
         <w:t xml:space="preserve"> </w:t>
       </w:r>
     </w:p>
@@ -756,17 +2414,31 @@
       <w:pPr>
         <w:spacing w:line="276" w:lineRule="auto"/>
         <w:jc w:val="both"/>
-      </w:pPr>
-    </w:p>
-    <w:p>
-      <w:pPr>
-        <w:pStyle w:val="Paragraphedeliste"/>
+        <w:rPr>
+          <w:rFonts w:cstheme="minorHAnsi"/>
+          <w:sz w:val="24"/>
+          <w:szCs w:val="24"/>
+        </w:rPr>
+      </w:pPr>
+    </w:p>
+    <w:p>
+      <w:pPr>
+        <w:pStyle w:val="Titre2"/>
         <w:numPr>
           <w:ilvl w:val="0"/>
-          <w:numId w:val="5"/>
+          <w:numId w:val="22"/>
         </w:numPr>
-        <w:spacing w:line="276" w:lineRule="auto"/>
-        <w:jc w:val="both"/>
+        <w:pPrChange w:id="41" w:author="Igor Palakot" w:date="2024-10-04T14:21:00Z">
+          <w:pPr>
+            <w:pStyle w:val="Paragraphedeliste"/>
+            <w:numPr>
+              <w:numId w:val="5"/>
+            </w:numPr>
+            <w:spacing w:line="276" w:lineRule="auto"/>
+            <w:ind w:hanging="360"/>
+            <w:jc w:val="both"/>
+          </w:pPr>
+        </w:pPrChange>
       </w:pPr>
       <w:r>
         <w:t>Cahier des charges</w:t>
@@ -776,8 +2448,18 @@
       <w:pPr>
         <w:spacing w:line="276" w:lineRule="auto"/>
         <w:jc w:val="both"/>
-      </w:pPr>
-      <w:r>
+        <w:rPr>
+          <w:rFonts w:cstheme="minorHAnsi"/>
+          <w:sz w:val="24"/>
+          <w:szCs w:val="24"/>
+        </w:rPr>
+      </w:pPr>
+      <w:r>
+        <w:rPr>
+          <w:rFonts w:cstheme="minorHAnsi"/>
+          <w:sz w:val="24"/>
+          <w:szCs w:val="24"/>
+        </w:rPr>
         <w:t>Dans ce document :</w:t>
       </w:r>
     </w:p>
@@ -790,20 +2472,50 @@
         </w:numPr>
         <w:spacing w:line="276" w:lineRule="auto"/>
         <w:jc w:val="both"/>
-      </w:pPr>
-      <w:r>
+        <w:rPr>
+          <w:rFonts w:cstheme="minorHAnsi"/>
+          <w:sz w:val="24"/>
+          <w:szCs w:val="24"/>
+        </w:rPr>
+      </w:pPr>
+      <w:r>
+        <w:rPr>
+          <w:rFonts w:cstheme="minorHAnsi"/>
+          <w:sz w:val="24"/>
+          <w:szCs w:val="24"/>
+        </w:rPr>
         <w:t xml:space="preserve">Les patients non abonnés bénéficieront d’un compte qui propose </w:t>
       </w:r>
       <w:r>
+        <w:rPr>
+          <w:rFonts w:cstheme="minorHAnsi"/>
+          <w:sz w:val="24"/>
+          <w:szCs w:val="24"/>
+        </w:rPr>
         <w:t>toutes les parties</w:t>
       </w:r>
       <w:r>
+        <w:rPr>
+          <w:rFonts w:cstheme="minorHAnsi"/>
+          <w:sz w:val="24"/>
+          <w:szCs w:val="24"/>
+        </w:rPr>
         <w:t xml:space="preserve"> sans la partie premium. Ces </w:t>
       </w:r>
       <w:r>
+        <w:rPr>
+          <w:rFonts w:cstheme="minorHAnsi"/>
+          <w:sz w:val="24"/>
+          <w:szCs w:val="24"/>
+        </w:rPr>
         <w:t>patients</w:t>
       </w:r>
       <w:r>
+        <w:rPr>
+          <w:rFonts w:cstheme="minorHAnsi"/>
+          <w:sz w:val="24"/>
+          <w:szCs w:val="24"/>
+        </w:rPr>
         <w:t xml:space="preserve"> seront répertoriés grâce à la page d’inscription disponible sur le site.</w:t>
       </w:r>
     </w:p>
@@ -816,15 +2528,19 @@
         </w:numPr>
         <w:spacing w:line="276" w:lineRule="auto"/>
         <w:jc w:val="both"/>
-      </w:pPr>
-      <w:r>
-        <w:t xml:space="preserve">Les </w:t>
-      </w:r>
-      <w:r>
-        <w:t>patients abonnés</w:t>
-      </w:r>
-      <w:r>
-        <w:t xml:space="preserve"> bénéficieront d’un compte avec plus d’options. Ces patients seront répertoriés grâce à la page d’inscription disponible sur le site avec la partie premium. </w:t>
+        <w:rPr>
+          <w:rFonts w:cstheme="minorHAnsi"/>
+          <w:sz w:val="24"/>
+          <w:szCs w:val="24"/>
+        </w:rPr>
+      </w:pPr>
+      <w:r>
+        <w:rPr>
+          <w:rFonts w:cstheme="minorHAnsi"/>
+          <w:sz w:val="24"/>
+          <w:szCs w:val="24"/>
+        </w:rPr>
+        <w:t xml:space="preserve">Les patients abonnés bénéficieront d’un compte avec plus d’options. Ces patients seront répertoriés grâce à la page d’inscription disponible sur le site avec la partie premium. </w:t>
       </w:r>
     </w:p>
     <w:p>
@@ -836,26 +2552,50 @@
         </w:numPr>
         <w:spacing w:line="276" w:lineRule="auto"/>
         <w:jc w:val="both"/>
-      </w:pPr>
-      <w:r>
-        <w:t xml:space="preserve">Quant aux </w:t>
-      </w:r>
-      <w:r>
-        <w:t>orthophonistes</w:t>
-      </w:r>
-      <w:r>
-        <w:t xml:space="preserve">, ils ont un compte spécifique qui leur permet de </w:t>
-      </w:r>
-      <w:r>
+        <w:rPr>
+          <w:rFonts w:cstheme="minorHAnsi"/>
+          <w:sz w:val="24"/>
+          <w:szCs w:val="24"/>
+        </w:rPr>
+      </w:pPr>
+      <w:r>
+        <w:rPr>
+          <w:rFonts w:cstheme="minorHAnsi"/>
+          <w:sz w:val="24"/>
+          <w:szCs w:val="24"/>
+        </w:rPr>
+        <w:t xml:space="preserve">Quant aux orthophonistes, ils ont un compte spécifique qui leur permet de </w:t>
+      </w:r>
+      <w:r>
+        <w:rPr>
+          <w:rFonts w:cstheme="minorHAnsi"/>
+          <w:sz w:val="24"/>
+          <w:szCs w:val="24"/>
+        </w:rPr>
         <w:t xml:space="preserve">consulter les patients, choisir des activités pour travailler, choisir un rdv en visioconférence ou en présentiel </w:t>
       </w:r>
       <w:r>
+        <w:rPr>
+          <w:rFonts w:cstheme="minorHAnsi"/>
+          <w:sz w:val="24"/>
+          <w:szCs w:val="24"/>
+        </w:rPr>
         <w:t xml:space="preserve">pour leurs </w:t>
       </w:r>
       <w:r>
+        <w:rPr>
+          <w:rFonts w:cstheme="minorHAnsi"/>
+          <w:sz w:val="24"/>
+          <w:szCs w:val="24"/>
+        </w:rPr>
         <w:t>patients</w:t>
       </w:r>
       <w:r>
+        <w:rPr>
+          <w:rFonts w:cstheme="minorHAnsi"/>
+          <w:sz w:val="24"/>
+          <w:szCs w:val="24"/>
+        </w:rPr>
         <w:t>, ainsi que de nombreux avantages que nous décrirons plus tard.</w:t>
       </w:r>
     </w:p>
@@ -868,58 +2608,170 @@
         </w:numPr>
         <w:spacing w:line="276" w:lineRule="auto"/>
         <w:jc w:val="both"/>
-      </w:pPr>
-      <w:r>
+        <w:rPr>
+          <w:ins w:id="42" w:author="Igor Palakot" w:date="2024-10-04T14:21:00Z"/>
+          <w:rFonts w:cstheme="minorHAnsi"/>
+          <w:sz w:val="24"/>
+          <w:szCs w:val="24"/>
+        </w:rPr>
+      </w:pPr>
+      <w:r>
+        <w:rPr>
+          <w:rFonts w:cstheme="minorHAnsi"/>
+          <w:sz w:val="24"/>
+          <w:szCs w:val="24"/>
+        </w:rPr>
         <w:t>L’administrateur assure</w:t>
       </w:r>
       <w:r>
+        <w:rPr>
+          <w:rFonts w:cstheme="minorHAnsi"/>
+          <w:sz w:val="24"/>
+          <w:szCs w:val="24"/>
+        </w:rPr>
         <w:t xml:space="preserve"> le fonctionne</w:t>
       </w:r>
       <w:r>
+        <w:rPr>
+          <w:rFonts w:cstheme="minorHAnsi"/>
+          <w:sz w:val="24"/>
+          <w:szCs w:val="24"/>
+        </w:rPr>
         <w:t>ment de la plateforme et peut</w:t>
       </w:r>
       <w:r>
+        <w:rPr>
+          <w:rFonts w:cstheme="minorHAnsi"/>
+          <w:sz w:val="24"/>
+          <w:szCs w:val="24"/>
+        </w:rPr>
         <w:t xml:space="preserve"> avoir accès aux statistiques de fréquentatio</w:t>
       </w:r>
       <w:r>
+        <w:rPr>
+          <w:rFonts w:cstheme="minorHAnsi"/>
+          <w:sz w:val="24"/>
+          <w:szCs w:val="24"/>
+        </w:rPr>
         <w:t xml:space="preserve">n du site, il peut </w:t>
       </w:r>
       <w:r>
+        <w:rPr>
+          <w:rFonts w:cstheme="minorHAnsi"/>
+          <w:sz w:val="24"/>
+          <w:szCs w:val="24"/>
+        </w:rPr>
         <w:t xml:space="preserve">connaître les activités les plus choisies par les </w:t>
       </w:r>
       <w:r>
+        <w:rPr>
+          <w:rFonts w:cstheme="minorHAnsi"/>
+          <w:sz w:val="24"/>
+          <w:szCs w:val="24"/>
+        </w:rPr>
         <w:t>patients afin</w:t>
       </w:r>
       <w:r>
+        <w:rPr>
+          <w:rFonts w:cstheme="minorHAnsi"/>
+          <w:sz w:val="24"/>
+          <w:szCs w:val="24"/>
+        </w:rPr>
         <w:t xml:space="preserve"> de faire des propositions aux orthophonistes</w:t>
       </w:r>
       <w:r>
+        <w:rPr>
+          <w:rFonts w:cstheme="minorHAnsi"/>
+          <w:sz w:val="24"/>
+          <w:szCs w:val="24"/>
+        </w:rPr>
         <w:t>.</w:t>
       </w:r>
     </w:p>
     <w:p>
       <w:pPr>
         <w:pStyle w:val="Paragraphedeliste"/>
+        <w:spacing w:line="276" w:lineRule="auto"/>
+        <w:jc w:val="both"/>
+        <w:rPr>
+          <w:ins w:id="43" w:author="Igor Palakot" w:date="2024-10-04T14:21:00Z"/>
+          <w:rFonts w:cstheme="minorHAnsi"/>
+          <w:sz w:val="24"/>
+          <w:szCs w:val="24"/>
+        </w:rPr>
+        <w:pPrChange w:id="44" w:author="Igor Palakot" w:date="2024-10-04T14:21:00Z">
+          <w:pPr>
+            <w:pStyle w:val="Paragraphedeliste"/>
+            <w:numPr>
+              <w:numId w:val="4"/>
+            </w:numPr>
+            <w:spacing w:line="276" w:lineRule="auto"/>
+            <w:ind w:hanging="360"/>
+            <w:jc w:val="both"/>
+          </w:pPr>
+        </w:pPrChange>
+      </w:pPr>
+    </w:p>
+    <w:p>
+      <w:pPr>
+        <w:pStyle w:val="Paragraphedeliste"/>
+        <w:spacing w:line="276" w:lineRule="auto"/>
+        <w:jc w:val="both"/>
+        <w:rPr>
+          <w:rFonts w:cstheme="minorHAnsi"/>
+          <w:sz w:val="24"/>
+          <w:szCs w:val="24"/>
+        </w:rPr>
+        <w:pPrChange w:id="45" w:author="Igor Palakot" w:date="2024-10-04T14:21:00Z">
+          <w:pPr>
+            <w:pStyle w:val="Paragraphedeliste"/>
+            <w:numPr>
+              <w:numId w:val="4"/>
+            </w:numPr>
+            <w:spacing w:line="276" w:lineRule="auto"/>
+            <w:ind w:hanging="360"/>
+            <w:jc w:val="both"/>
+          </w:pPr>
+        </w:pPrChange>
+      </w:pPr>
+    </w:p>
+    <w:p>
+      <w:pPr>
+        <w:pStyle w:val="Titre2"/>
+        <w:pPrChange w:id="46" w:author="Igor Palakot" w:date="2024-10-04T14:21:00Z">
+          <w:pPr>
+            <w:pStyle w:val="Paragraphedeliste"/>
+            <w:numPr>
+              <w:numId w:val="5"/>
+            </w:numPr>
+            <w:spacing w:line="276" w:lineRule="auto"/>
+            <w:ind w:hanging="360"/>
+            <w:jc w:val="both"/>
+          </w:pPr>
+        </w:pPrChange>
+      </w:pPr>
+      <w:r>
+        <w:t xml:space="preserve">Hiérarchie des utilisateurs </w:t>
+      </w:r>
+    </w:p>
+    <w:p>
+      <w:pPr>
+        <w:pStyle w:val="Titre3"/>
         <w:numPr>
           <w:ilvl w:val="0"/>
-          <w:numId w:val="5"/>
+          <w:numId w:val="23"/>
         </w:numPr>
-        <w:spacing w:line="276" w:lineRule="auto"/>
-        <w:jc w:val="both"/>
-      </w:pPr>
-      <w:r>
-        <w:t xml:space="preserve">Hiérarchie des utilisateurs </w:t>
-      </w:r>
-    </w:p>
-    <w:p>
-      <w:pPr>
-        <w:pStyle w:val="Paragraphedeliste"/>
-        <w:numPr>
-          <w:ilvl w:val="0"/>
-          <w:numId w:val="6"/>
-        </w:numPr>
-        <w:spacing w:line="276" w:lineRule="auto"/>
-        <w:jc w:val="both"/>
+        <w:pPrChange w:id="47" w:author="Igor Palakot" w:date="2024-10-04T14:22:00Z">
+          <w:pPr>
+            <w:pStyle w:val="Paragraphedeliste"/>
+            <w:numPr>
+              <w:numId w:val="6"/>
+            </w:numPr>
+            <w:spacing w:line="276" w:lineRule="auto"/>
+            <w:ind w:left="1080" w:hanging="360"/>
+            <w:jc w:val="both"/>
+          </w:pPr>
+        </w:pPrChange>
       </w:pPr>
       <w:r>
         <w:t xml:space="preserve">Visiteur </w:t>
@@ -929,8 +2781,18 @@
       <w:pPr>
         <w:spacing w:line="276" w:lineRule="auto"/>
         <w:jc w:val="both"/>
-      </w:pPr>
-      <w:r>
+        <w:rPr>
+          <w:rFonts w:cstheme="minorHAnsi"/>
+          <w:sz w:val="24"/>
+          <w:szCs w:val="24"/>
+        </w:rPr>
+      </w:pPr>
+      <w:r>
+        <w:rPr>
+          <w:rFonts w:cstheme="minorHAnsi"/>
+          <w:sz w:val="24"/>
+          <w:szCs w:val="24"/>
+        </w:rPr>
         <w:t>Un visiteur est une personne quelconque accédant à la page d’accueil. Dans cette partie, le visiteur n’est pas connecté. Il peut :</w:t>
       </w:r>
     </w:p>
@@ -943,14 +2805,34 @@
         </w:numPr>
         <w:spacing w:line="276" w:lineRule="auto"/>
         <w:jc w:val="both"/>
-      </w:pPr>
-      <w:r>
+        <w:rPr>
+          <w:rFonts w:cstheme="minorHAnsi"/>
+          <w:sz w:val="24"/>
+          <w:szCs w:val="24"/>
+        </w:rPr>
+      </w:pPr>
+      <w:r>
+        <w:rPr>
+          <w:rFonts w:cstheme="minorHAnsi"/>
+          <w:sz w:val="24"/>
+          <w:szCs w:val="24"/>
+        </w:rPr>
         <w:t xml:space="preserve">Consulter la page d’accueil et la page </w:t>
       </w:r>
       <w:r>
+        <w:rPr>
+          <w:rFonts w:cstheme="minorHAnsi"/>
+          <w:sz w:val="24"/>
+          <w:szCs w:val="24"/>
+        </w:rPr>
         <w:t>présentation</w:t>
       </w:r>
       <w:r>
+        <w:rPr>
+          <w:rFonts w:cstheme="minorHAnsi"/>
+          <w:sz w:val="24"/>
+          <w:szCs w:val="24"/>
+        </w:rPr>
         <w:t>.</w:t>
       </w:r>
     </w:p>
@@ -963,8 +2845,18 @@
         </w:numPr>
         <w:spacing w:line="276" w:lineRule="auto"/>
         <w:jc w:val="both"/>
-      </w:pPr>
-      <w:r>
+        <w:rPr>
+          <w:rFonts w:cstheme="minorHAnsi"/>
+          <w:sz w:val="24"/>
+          <w:szCs w:val="24"/>
+        </w:rPr>
+      </w:pPr>
+      <w:r>
+        <w:rPr>
+          <w:rFonts w:cstheme="minorHAnsi"/>
+          <w:sz w:val="24"/>
+          <w:szCs w:val="24"/>
+        </w:rPr>
         <w:t>Se renseigner grâce à la page d’accueil avec une vidéo qui présente l’application Ortholib.</w:t>
       </w:r>
     </w:p>
@@ -972,8 +2864,18 @@
       <w:pPr>
         <w:spacing w:line="276" w:lineRule="auto"/>
         <w:jc w:val="both"/>
-      </w:pPr>
-      <w:r>
+        <w:rPr>
+          <w:rFonts w:cstheme="minorHAnsi"/>
+          <w:sz w:val="24"/>
+          <w:szCs w:val="24"/>
+        </w:rPr>
+      </w:pPr>
+      <w:r>
+        <w:rPr>
+          <w:rFonts w:cstheme="minorHAnsi"/>
+          <w:sz w:val="24"/>
+          <w:szCs w:val="24"/>
+        </w:rPr>
         <w:t xml:space="preserve">Les visiteurs qui participent pourront consulter la page d’accueil qui contient : </w:t>
       </w:r>
     </w:p>
@@ -986,8 +2888,19 @@
         </w:numPr>
         <w:spacing w:line="276" w:lineRule="auto"/>
         <w:jc w:val="both"/>
-      </w:pPr>
-      <w:r>
+        <w:rPr>
+          <w:rFonts w:cstheme="minorHAnsi"/>
+          <w:sz w:val="24"/>
+          <w:szCs w:val="24"/>
+        </w:rPr>
+      </w:pPr>
+      <w:r>
+        <w:rPr>
+          <w:rFonts w:cstheme="minorHAnsi"/>
+          <w:sz w:val="24"/>
+          <w:szCs w:val="24"/>
+        </w:rPr>
+        <w:lastRenderedPageBreak/>
         <w:t>Menu (Inscription, Connexion, Présentation, et Contact) ;</w:t>
       </w:r>
     </w:p>
@@ -1000,8 +2913,18 @@
         </w:numPr>
         <w:spacing w:line="276" w:lineRule="auto"/>
         <w:jc w:val="both"/>
-      </w:pPr>
-      <w:r>
+        <w:rPr>
+          <w:rFonts w:cstheme="minorHAnsi"/>
+          <w:sz w:val="24"/>
+          <w:szCs w:val="24"/>
+        </w:rPr>
+      </w:pPr>
+      <w:r>
+        <w:rPr>
+          <w:rFonts w:cstheme="minorHAnsi"/>
+          <w:sz w:val="24"/>
+          <w:szCs w:val="24"/>
+        </w:rPr>
         <w:t xml:space="preserve">Le logo du site qui affiche dans chaque page à haut à gauche de la page et quand il cliquera sur l’image, il va à la page d’accueil. </w:t>
       </w:r>
     </w:p>
@@ -1014,8 +2937,18 @@
         </w:numPr>
         <w:spacing w:line="276" w:lineRule="auto"/>
         <w:jc w:val="both"/>
-      </w:pPr>
-      <w:r>
+        <w:rPr>
+          <w:rFonts w:cstheme="minorHAnsi"/>
+          <w:sz w:val="24"/>
+          <w:szCs w:val="24"/>
+        </w:rPr>
+      </w:pPr>
+      <w:r>
+        <w:rPr>
+          <w:rFonts w:cstheme="minorHAnsi"/>
+          <w:sz w:val="24"/>
+          <w:szCs w:val="24"/>
+        </w:rPr>
         <w:t>Un message de bienvenue ;</w:t>
       </w:r>
     </w:p>
@@ -1028,32 +2961,82 @@
         </w:numPr>
         <w:spacing w:line="276" w:lineRule="auto"/>
         <w:jc w:val="both"/>
-      </w:pPr>
-      <w:r>
+        <w:rPr>
+          <w:rFonts w:cstheme="minorHAnsi"/>
+          <w:sz w:val="24"/>
+          <w:szCs w:val="24"/>
+        </w:rPr>
+      </w:pPr>
+      <w:r>
+        <w:rPr>
+          <w:rFonts w:cstheme="minorHAnsi"/>
+          <w:sz w:val="24"/>
+          <w:szCs w:val="24"/>
+        </w:rPr>
         <w:t>Une partie de présentation de l’application</w:t>
       </w:r>
       <w:r>
+        <w:rPr>
+          <w:rFonts w:cstheme="minorHAnsi"/>
+          <w:sz w:val="24"/>
+          <w:szCs w:val="24"/>
+        </w:rPr>
         <w:t xml:space="preserve"> avec </w:t>
       </w:r>
       <w:r>
+        <w:rPr>
+          <w:rFonts w:cstheme="minorHAnsi"/>
+          <w:sz w:val="24"/>
+          <w:szCs w:val="24"/>
+        </w:rPr>
         <w:t>3</w:t>
       </w:r>
       <w:r>
+        <w:rPr>
+          <w:rFonts w:cstheme="minorHAnsi"/>
+          <w:sz w:val="24"/>
+          <w:szCs w:val="24"/>
+        </w:rPr>
         <w:t xml:space="preserve"> icônes </w:t>
       </w:r>
       <w:r>
+        <w:rPr>
+          <w:rFonts w:cstheme="minorHAnsi"/>
+          <w:sz w:val="24"/>
+          <w:szCs w:val="24"/>
+        </w:rPr>
         <w:t>(Nouveautés,</w:t>
       </w:r>
       <w:r>
+        <w:rPr>
+          <w:rFonts w:cstheme="minorHAnsi"/>
+          <w:sz w:val="24"/>
+          <w:szCs w:val="24"/>
+        </w:rPr>
         <w:t xml:space="preserve"> Règlement de l’</w:t>
       </w:r>
       <w:r>
+        <w:rPr>
+          <w:rFonts w:cstheme="minorHAnsi"/>
+          <w:sz w:val="24"/>
+          <w:szCs w:val="24"/>
+        </w:rPr>
         <w:t>application</w:t>
       </w:r>
       <w:r>
+        <w:rPr>
+          <w:rFonts w:cstheme="minorHAnsi"/>
+          <w:sz w:val="24"/>
+          <w:szCs w:val="24"/>
+        </w:rPr>
         <w:t xml:space="preserve"> et la liste des Orthophonistes</w:t>
       </w:r>
       <w:r>
+        <w:rPr>
+          <w:rFonts w:cstheme="minorHAnsi"/>
+          <w:sz w:val="24"/>
+          <w:szCs w:val="24"/>
+        </w:rPr>
         <w:t>).</w:t>
       </w:r>
     </w:p>
@@ -1066,8 +3049,18 @@
         </w:numPr>
         <w:spacing w:line="276" w:lineRule="auto"/>
         <w:jc w:val="both"/>
-      </w:pPr>
-      <w:r>
+        <w:rPr>
+          <w:rFonts w:cstheme="minorHAnsi"/>
+          <w:sz w:val="24"/>
+          <w:szCs w:val="24"/>
+        </w:rPr>
+      </w:pPr>
+      <w:r>
+        <w:rPr>
+          <w:rFonts w:cstheme="minorHAnsi"/>
+          <w:sz w:val="24"/>
+          <w:szCs w:val="24"/>
+        </w:rPr>
         <w:t>Une vidéo qui présentera l’application.</w:t>
       </w:r>
     </w:p>
@@ -1080,17 +3073,42 @@
         </w:numPr>
         <w:spacing w:line="276" w:lineRule="auto"/>
         <w:jc w:val="both"/>
-      </w:pPr>
-      <w:r>
+        <w:rPr>
+          <w:rFonts w:cstheme="minorHAnsi"/>
+          <w:sz w:val="24"/>
+          <w:szCs w:val="24"/>
+        </w:rPr>
+      </w:pPr>
+      <w:r>
+        <w:rPr>
+          <w:rFonts w:cstheme="minorHAnsi"/>
+          <w:sz w:val="24"/>
+          <w:szCs w:val="24"/>
+        </w:rPr>
         <w:t>Un texte de la p</w:t>
       </w:r>
       <w:r>
+        <w:rPr>
+          <w:rFonts w:cstheme="minorHAnsi"/>
+          <w:sz w:val="24"/>
+          <w:szCs w:val="24"/>
+        </w:rPr>
         <w:t>résentation de la vidéo à l’</w:t>
       </w:r>
       <w:r>
+        <w:rPr>
+          <w:rFonts w:cstheme="minorHAnsi"/>
+          <w:sz w:val="24"/>
+          <w:szCs w:val="24"/>
+        </w:rPr>
         <w:t>écrit</w:t>
       </w:r>
       <w:r>
+        <w:rPr>
+          <w:rFonts w:cstheme="minorHAnsi"/>
+          <w:sz w:val="24"/>
+          <w:szCs w:val="24"/>
+        </w:rPr>
         <w:t xml:space="preserve">. </w:t>
       </w:r>
     </w:p>
@@ -1103,8 +3121,18 @@
         </w:numPr>
         <w:spacing w:line="276" w:lineRule="auto"/>
         <w:jc w:val="both"/>
-      </w:pPr>
-      <w:r>
+        <w:rPr>
+          <w:rFonts w:cstheme="minorHAnsi"/>
+          <w:sz w:val="24"/>
+          <w:szCs w:val="24"/>
+        </w:rPr>
+      </w:pPr>
+      <w:r>
+        <w:rPr>
+          <w:rFonts w:cstheme="minorHAnsi"/>
+          <w:sz w:val="24"/>
+          <w:szCs w:val="24"/>
+        </w:rPr>
         <w:t>Page de Présentation</w:t>
       </w:r>
     </w:p>
@@ -1117,13 +3145,19 @@
         </w:numPr>
         <w:spacing w:line="276" w:lineRule="auto"/>
         <w:jc w:val="both"/>
-      </w:pPr>
-      <w:r>
-        <w:t xml:space="preserve">Une page de contact : les visiteurs pourront poser leurs questions sur le site web à travers la page de contact. Les questions ne seront pas stockées en base de données. Pour cela, avant d’envoyer leur questionnaire, les utilisateurs doivent remplir un formulaire dans la page de contact qui permet de sécuriser l’application. Le gestionnaire recevra automatiquement la question par mail. Les questions s’afficheront également dans la partie administration du site, </w:t>
-      </w:r>
-      <w:r>
-        <w:lastRenderedPageBreak/>
-        <w:t xml:space="preserve">sur la page de contact. S’afficheront une liste des questions avec l’adresse électronique des visiteurs. </w:t>
+        <w:rPr>
+          <w:rFonts w:cstheme="minorHAnsi"/>
+          <w:sz w:val="24"/>
+          <w:szCs w:val="24"/>
+        </w:rPr>
+      </w:pPr>
+      <w:r>
+        <w:rPr>
+          <w:rFonts w:cstheme="minorHAnsi"/>
+          <w:sz w:val="24"/>
+          <w:szCs w:val="24"/>
+        </w:rPr>
+        <w:t xml:space="preserve">Une page de contact : les visiteurs pourront poser leurs questions sur le site web à travers la page de contact. Les questions ne seront pas stockées en base de données. Pour cela, avant d’envoyer leur questionnaire, les utilisateurs doivent remplir un formulaire dans la page de contact qui permet de sécuriser l’application. Le gestionnaire recevra automatiquement la question par mail. Les questions s’afficheront également dans la partie administration du site, sur la page de contact. S’afficheront une liste des questions avec l’adresse électronique des visiteurs. </w:t>
       </w:r>
     </w:p>
     <w:p>
@@ -1135,8 +3169,18 @@
         </w:numPr>
         <w:spacing w:line="276" w:lineRule="auto"/>
         <w:jc w:val="both"/>
-      </w:pPr>
-      <w:r>
+        <w:rPr>
+          <w:rFonts w:cstheme="minorHAnsi"/>
+          <w:sz w:val="24"/>
+          <w:szCs w:val="24"/>
+        </w:rPr>
+      </w:pPr>
+      <w:r>
+        <w:rPr>
+          <w:rFonts w:cstheme="minorHAnsi"/>
+          <w:sz w:val="24"/>
+          <w:szCs w:val="24"/>
+        </w:rPr>
         <w:t>Tous les visiteurs sont libres d’aller sur la page d’inscription. Ils y verront un formulaire d’inscription qui leur permettra de se connecter immédiatement et de commencer à choisir des orthophonistes.</w:t>
       </w:r>
     </w:p>
@@ -1145,8 +3189,18 @@
         <w:spacing w:after="0" w:line="276" w:lineRule="auto"/>
         <w:ind w:left="1080"/>
         <w:jc w:val="both"/>
-      </w:pPr>
-      <w:r>
+        <w:rPr>
+          <w:rFonts w:cstheme="minorHAnsi"/>
+          <w:sz w:val="24"/>
+          <w:szCs w:val="24"/>
+        </w:rPr>
+      </w:pPr>
+      <w:r>
+        <w:rPr>
+          <w:rFonts w:cstheme="minorHAnsi"/>
+          <w:sz w:val="24"/>
+          <w:szCs w:val="24"/>
+        </w:rPr>
         <w:t>Les données qu’il devra indiquer pour devenir utilisateur seront :</w:t>
       </w:r>
     </w:p>
@@ -1160,8 +3214,18 @@
         <w:spacing w:after="0" w:line="240" w:lineRule="auto"/>
         <w:ind w:left="1800"/>
         <w:jc w:val="both"/>
-      </w:pPr>
-      <w:r>
+        <w:rPr>
+          <w:rFonts w:cstheme="minorHAnsi"/>
+          <w:sz w:val="24"/>
+          <w:szCs w:val="24"/>
+        </w:rPr>
+      </w:pPr>
+      <w:r>
+        <w:rPr>
+          <w:rFonts w:cstheme="minorHAnsi"/>
+          <w:sz w:val="24"/>
+          <w:szCs w:val="24"/>
+        </w:rPr>
         <w:t>Son nom</w:t>
       </w:r>
     </w:p>
@@ -1175,8 +3239,18 @@
         <w:spacing w:after="0" w:line="240" w:lineRule="auto"/>
         <w:ind w:left="1800"/>
         <w:jc w:val="both"/>
-      </w:pPr>
-      <w:r>
+        <w:rPr>
+          <w:rFonts w:cstheme="minorHAnsi"/>
+          <w:sz w:val="24"/>
+          <w:szCs w:val="24"/>
+        </w:rPr>
+      </w:pPr>
+      <w:r>
+        <w:rPr>
+          <w:rFonts w:cstheme="minorHAnsi"/>
+          <w:sz w:val="24"/>
+          <w:szCs w:val="24"/>
+        </w:rPr>
         <w:t>Son prénom</w:t>
       </w:r>
     </w:p>
@@ -1190,8 +3264,18 @@
         <w:spacing w:after="0" w:line="240" w:lineRule="auto"/>
         <w:ind w:left="1800"/>
         <w:jc w:val="both"/>
-      </w:pPr>
-      <w:r>
+        <w:rPr>
+          <w:rFonts w:cstheme="minorHAnsi"/>
+          <w:sz w:val="24"/>
+          <w:szCs w:val="24"/>
+        </w:rPr>
+      </w:pPr>
+      <w:r>
+        <w:rPr>
+          <w:rFonts w:cstheme="minorHAnsi"/>
+          <w:sz w:val="24"/>
+          <w:szCs w:val="24"/>
+        </w:rPr>
         <w:t xml:space="preserve">Son adresse électronique </w:t>
       </w:r>
     </w:p>
@@ -1205,8 +3289,18 @@
         <w:spacing w:after="0" w:line="240" w:lineRule="auto"/>
         <w:ind w:left="1800"/>
         <w:jc w:val="both"/>
-      </w:pPr>
-      <w:r>
+        <w:rPr>
+          <w:rFonts w:cstheme="minorHAnsi"/>
+          <w:sz w:val="24"/>
+          <w:szCs w:val="24"/>
+        </w:rPr>
+      </w:pPr>
+      <w:r>
+        <w:rPr>
+          <w:rFonts w:cstheme="minorHAnsi"/>
+          <w:sz w:val="24"/>
+          <w:szCs w:val="24"/>
+        </w:rPr>
         <w:t xml:space="preserve">Son mot de passe </w:t>
       </w:r>
     </w:p>
@@ -1220,8 +3314,18 @@
         <w:spacing w:after="0" w:line="240" w:lineRule="auto"/>
         <w:ind w:left="1800"/>
         <w:jc w:val="both"/>
-      </w:pPr>
-      <w:r>
+        <w:rPr>
+          <w:rFonts w:cstheme="minorHAnsi"/>
+          <w:sz w:val="24"/>
+          <w:szCs w:val="24"/>
+        </w:rPr>
+      </w:pPr>
+      <w:r>
+        <w:rPr>
+          <w:rFonts w:cstheme="minorHAnsi"/>
+          <w:sz w:val="24"/>
+          <w:szCs w:val="24"/>
+        </w:rPr>
         <w:t xml:space="preserve">Son mot de passe à confirmer </w:t>
       </w:r>
     </w:p>
@@ -1235,8 +3339,18 @@
         <w:spacing w:after="0" w:line="240" w:lineRule="auto"/>
         <w:ind w:left="1800"/>
         <w:jc w:val="both"/>
-      </w:pPr>
-      <w:r>
+        <w:rPr>
+          <w:rFonts w:cstheme="minorHAnsi"/>
+          <w:sz w:val="24"/>
+          <w:szCs w:val="24"/>
+        </w:rPr>
+      </w:pPr>
+      <w:r>
+        <w:rPr>
+          <w:rFonts w:cstheme="minorHAnsi"/>
+          <w:sz w:val="24"/>
+          <w:szCs w:val="24"/>
+        </w:rPr>
         <w:t>Son numéro de téléphone</w:t>
       </w:r>
     </w:p>
@@ -1250,8 +3364,18 @@
         <w:spacing w:after="0" w:line="240" w:lineRule="auto"/>
         <w:ind w:left="1800"/>
         <w:jc w:val="both"/>
-      </w:pPr>
-      <w:r>
+        <w:rPr>
+          <w:rFonts w:cstheme="minorHAnsi"/>
+          <w:sz w:val="24"/>
+          <w:szCs w:val="24"/>
+        </w:rPr>
+      </w:pPr>
+      <w:r>
+        <w:rPr>
+          <w:rFonts w:cstheme="minorHAnsi"/>
+          <w:sz w:val="24"/>
+          <w:szCs w:val="24"/>
+        </w:rPr>
         <w:t>Son âge</w:t>
       </w:r>
     </w:p>
@@ -1265,8 +3389,18 @@
         <w:spacing w:after="0" w:line="240" w:lineRule="auto"/>
         <w:ind w:left="1800"/>
         <w:jc w:val="both"/>
-      </w:pPr>
-      <w:r>
+        <w:rPr>
+          <w:rFonts w:cstheme="minorHAnsi"/>
+          <w:sz w:val="24"/>
+          <w:szCs w:val="24"/>
+        </w:rPr>
+      </w:pPr>
+      <w:r>
+        <w:rPr>
+          <w:rFonts w:cstheme="minorHAnsi"/>
+          <w:sz w:val="24"/>
+          <w:szCs w:val="24"/>
+        </w:rPr>
         <w:t>Son sexe</w:t>
       </w:r>
     </w:p>
@@ -1280,8 +3414,18 @@
         <w:spacing w:after="0" w:line="240" w:lineRule="auto"/>
         <w:ind w:left="1800"/>
         <w:jc w:val="both"/>
-      </w:pPr>
-      <w:r>
+        <w:rPr>
+          <w:rFonts w:cstheme="minorHAnsi"/>
+          <w:sz w:val="24"/>
+          <w:szCs w:val="24"/>
+        </w:rPr>
+      </w:pPr>
+      <w:r>
+        <w:rPr>
+          <w:rFonts w:cstheme="minorHAnsi"/>
+          <w:sz w:val="24"/>
+          <w:szCs w:val="24"/>
+        </w:rPr>
         <w:t>Sa ville</w:t>
       </w:r>
     </w:p>
@@ -1295,14 +3439,34 @@
         <w:spacing w:after="0" w:line="240" w:lineRule="auto"/>
         <w:ind w:left="1800"/>
         <w:jc w:val="both"/>
-      </w:pPr>
-      <w:r>
+        <w:rPr>
+          <w:rFonts w:cstheme="minorHAnsi"/>
+          <w:sz w:val="24"/>
+          <w:szCs w:val="24"/>
+        </w:rPr>
+      </w:pPr>
+      <w:r>
+        <w:rPr>
+          <w:rFonts w:cstheme="minorHAnsi"/>
+          <w:sz w:val="24"/>
+          <w:szCs w:val="24"/>
+        </w:rPr>
         <w:t>Le cas échéant</w:t>
       </w:r>
       <w:r>
+        <w:rPr>
+          <w:rFonts w:cstheme="minorHAnsi"/>
+          <w:sz w:val="24"/>
+          <w:szCs w:val="24"/>
+        </w:rPr>
         <w:t>, s</w:t>
       </w:r>
       <w:r>
+        <w:rPr>
+          <w:rFonts w:cstheme="minorHAnsi"/>
+          <w:sz w:val="24"/>
+          <w:szCs w:val="24"/>
+        </w:rPr>
         <w:t xml:space="preserve">a maladie </w:t>
       </w:r>
     </w:p>
@@ -1316,8 +3480,18 @@
         <w:spacing w:after="0" w:line="240" w:lineRule="auto"/>
         <w:ind w:left="1800"/>
         <w:jc w:val="both"/>
-      </w:pPr>
-      <w:r>
+        <w:rPr>
+          <w:rFonts w:cstheme="minorHAnsi"/>
+          <w:sz w:val="24"/>
+          <w:szCs w:val="24"/>
+        </w:rPr>
+      </w:pPr>
+      <w:r>
+        <w:rPr>
+          <w:rFonts w:cstheme="minorHAnsi"/>
+          <w:sz w:val="24"/>
+          <w:szCs w:val="24"/>
+        </w:rPr>
         <w:t xml:space="preserve">Les difficultés rencontrées </w:t>
       </w:r>
     </w:p>
@@ -1331,8 +3505,18 @@
         <w:spacing w:after="0" w:line="240" w:lineRule="auto"/>
         <w:ind w:left="1800"/>
         <w:jc w:val="both"/>
-      </w:pPr>
-      <w:r>
+        <w:rPr>
+          <w:rFonts w:cstheme="minorHAnsi"/>
+          <w:sz w:val="24"/>
+          <w:szCs w:val="24"/>
+        </w:rPr>
+      </w:pPr>
+      <w:r>
+        <w:rPr>
+          <w:rFonts w:cstheme="minorHAnsi"/>
+          <w:sz w:val="24"/>
+          <w:szCs w:val="24"/>
+        </w:rPr>
         <w:t>Passer le test pour voir s’il y a des difficultés. (Oui/Non).</w:t>
       </w:r>
     </w:p>
@@ -1346,8 +3530,18 @@
         <w:spacing w:after="0" w:line="240" w:lineRule="auto"/>
         <w:ind w:left="1800"/>
         <w:jc w:val="both"/>
-      </w:pPr>
-      <w:r>
+        <w:rPr>
+          <w:rFonts w:cstheme="minorHAnsi"/>
+          <w:sz w:val="24"/>
+          <w:szCs w:val="24"/>
+        </w:rPr>
+      </w:pPr>
+      <w:r>
+        <w:rPr>
+          <w:rFonts w:cstheme="minorHAnsi"/>
+          <w:sz w:val="24"/>
+          <w:szCs w:val="24"/>
+        </w:rPr>
         <w:t xml:space="preserve">Préférence en présence ou en distance.  </w:t>
       </w:r>
     </w:p>
@@ -1361,8 +3555,18 @@
         <w:spacing w:after="0" w:line="240" w:lineRule="auto"/>
         <w:ind w:left="1800"/>
         <w:jc w:val="both"/>
-      </w:pPr>
-      <w:r>
+        <w:rPr>
+          <w:rFonts w:cstheme="minorHAnsi"/>
+          <w:sz w:val="24"/>
+          <w:szCs w:val="24"/>
+        </w:rPr>
+      </w:pPr>
+      <w:r>
+        <w:rPr>
+          <w:rFonts w:cstheme="minorHAnsi"/>
+          <w:sz w:val="24"/>
+          <w:szCs w:val="24"/>
+        </w:rPr>
         <w:t>Préférence par SMS ou par mail.</w:t>
       </w:r>
     </w:p>
@@ -1370,15 +3574,30 @@
       <w:pPr>
         <w:spacing w:line="276" w:lineRule="auto"/>
         <w:jc w:val="both"/>
-      </w:pPr>
-    </w:p>
-    <w:p>
-      <w:pPr>
-        <w:pStyle w:val="Paragraphedeliste"/>
-        <w:spacing w:line="276" w:lineRule="auto"/>
-        <w:jc w:val="both"/>
-      </w:pPr>
-      <w:r>
+        <w:rPr>
+          <w:rFonts w:cstheme="minorHAnsi"/>
+          <w:sz w:val="24"/>
+          <w:szCs w:val="24"/>
+        </w:rPr>
+      </w:pPr>
+    </w:p>
+    <w:p>
+      <w:pPr>
+        <w:pStyle w:val="Paragraphedeliste"/>
+        <w:spacing w:line="276" w:lineRule="auto"/>
+        <w:jc w:val="both"/>
+        <w:rPr>
+          <w:rFonts w:cstheme="minorHAnsi"/>
+          <w:sz w:val="24"/>
+          <w:szCs w:val="24"/>
+        </w:rPr>
+      </w:pPr>
+      <w:r>
+        <w:rPr>
+          <w:rFonts w:cstheme="minorHAnsi"/>
+          <w:sz w:val="24"/>
+          <w:szCs w:val="24"/>
+        </w:rPr>
         <w:t>Une fois que l’utilisateur s’inscrit sur le site, un mail lui sera immédiatement envoyé. Il sera ensuite redirigé vers une page qui lui demandera de retranscrire le code qu’il a reçu par mail pour une durée limite de 20 minutes. Lorsqu’il aura tapé le code, il sera officiellement inscrit et pourra commencer à utiliser la plateforme.</w:t>
       </w:r>
     </w:p>
@@ -1387,15 +3606,30 @@
         <w:pStyle w:val="Paragraphedeliste"/>
         <w:spacing w:line="276" w:lineRule="auto"/>
         <w:jc w:val="both"/>
-      </w:pPr>
-    </w:p>
-    <w:p>
-      <w:pPr>
-        <w:pStyle w:val="Paragraphedeliste"/>
-        <w:spacing w:line="276" w:lineRule="auto"/>
-        <w:jc w:val="both"/>
-      </w:pPr>
-      <w:r>
+        <w:rPr>
+          <w:rFonts w:cstheme="minorHAnsi"/>
+          <w:sz w:val="24"/>
+          <w:szCs w:val="24"/>
+        </w:rPr>
+      </w:pPr>
+    </w:p>
+    <w:p>
+      <w:pPr>
+        <w:pStyle w:val="Paragraphedeliste"/>
+        <w:spacing w:line="276" w:lineRule="auto"/>
+        <w:jc w:val="both"/>
+        <w:rPr>
+          <w:rFonts w:cstheme="minorHAnsi"/>
+          <w:sz w:val="24"/>
+          <w:szCs w:val="24"/>
+        </w:rPr>
+      </w:pPr>
+      <w:r>
+        <w:rPr>
+          <w:rFonts w:cstheme="minorHAnsi"/>
+          <w:sz w:val="24"/>
+          <w:szCs w:val="24"/>
+        </w:rPr>
         <w:t>Dans la partie gestionnaire, l’enregistrement du nouveau membre s’affichera avec l’ensemble des données qu’il aura communiqué ainsi que :</w:t>
       </w:r>
     </w:p>
@@ -1408,17 +3642,43 @@
         </w:numPr>
         <w:spacing w:line="276" w:lineRule="auto"/>
         <w:jc w:val="both"/>
-      </w:pPr>
-      <w:r>
+        <w:rPr>
+          <w:rFonts w:cstheme="minorHAnsi"/>
+          <w:sz w:val="24"/>
+          <w:szCs w:val="24"/>
+        </w:rPr>
+      </w:pPr>
+      <w:r>
+        <w:rPr>
+          <w:rFonts w:cstheme="minorHAnsi"/>
+          <w:sz w:val="24"/>
+          <w:szCs w:val="24"/>
+        </w:rPr>
+        <w:lastRenderedPageBreak/>
         <w:t xml:space="preserve">Le statut de son </w:t>
       </w:r>
       <w:r>
+        <w:rPr>
+          <w:rFonts w:cstheme="minorHAnsi"/>
+          <w:sz w:val="24"/>
+          <w:szCs w:val="24"/>
+        </w:rPr>
         <w:t>compte (</w:t>
       </w:r>
       <w:r>
+        <w:rPr>
+          <w:rFonts w:cstheme="minorHAnsi"/>
+          <w:sz w:val="24"/>
+          <w:szCs w:val="24"/>
+        </w:rPr>
         <w:t>mail</w:t>
       </w:r>
       <w:r>
+        <w:rPr>
+          <w:rFonts w:cstheme="minorHAnsi"/>
+          <w:sz w:val="24"/>
+          <w:szCs w:val="24"/>
+        </w:rPr>
         <w:t>)</w:t>
       </w:r>
     </w:p>
@@ -1431,8 +3691,18 @@
         </w:numPr>
         <w:spacing w:line="276" w:lineRule="auto"/>
         <w:jc w:val="both"/>
-      </w:pPr>
-      <w:r>
+        <w:rPr>
+          <w:rFonts w:cstheme="minorHAnsi"/>
+          <w:sz w:val="24"/>
+          <w:szCs w:val="24"/>
+        </w:rPr>
+      </w:pPr>
+      <w:r>
+        <w:rPr>
+          <w:rFonts w:cstheme="minorHAnsi"/>
+          <w:sz w:val="24"/>
+          <w:szCs w:val="24"/>
+        </w:rPr>
         <w:t>La date de son inscription.</w:t>
       </w:r>
     </w:p>
@@ -1440,21 +3710,46 @@
       <w:pPr>
         <w:spacing w:line="276" w:lineRule="auto"/>
         <w:jc w:val="both"/>
-      </w:pPr>
-    </w:p>
-    <w:p>
-      <w:pPr>
-        <w:pStyle w:val="Paragraphedeliste"/>
-        <w:spacing w:line="276" w:lineRule="auto"/>
-        <w:jc w:val="both"/>
-      </w:pPr>
-      <w:r>
+        <w:rPr>
+          <w:rFonts w:cstheme="minorHAnsi"/>
+          <w:sz w:val="24"/>
+          <w:szCs w:val="24"/>
+        </w:rPr>
+      </w:pPr>
+    </w:p>
+    <w:p>
+      <w:pPr>
+        <w:pStyle w:val="Paragraphedeliste"/>
+        <w:spacing w:line="276" w:lineRule="auto"/>
+        <w:jc w:val="both"/>
+        <w:rPr>
+          <w:rFonts w:cstheme="minorHAnsi"/>
+          <w:sz w:val="24"/>
+          <w:szCs w:val="24"/>
+        </w:rPr>
+      </w:pPr>
+      <w:r>
+        <w:rPr>
+          <w:rFonts w:cstheme="minorHAnsi"/>
+          <w:sz w:val="24"/>
+          <w:szCs w:val="24"/>
+        </w:rPr>
         <w:t xml:space="preserve">Une fois que son compte est activé, le visiteur inscrit devient utilisateur.  Il peut désormais se connecter sur le site. Le nombre d’essais pour se connecter est limité. Au bout </w:t>
       </w:r>
       <w:r>
+        <w:rPr>
+          <w:rFonts w:cstheme="minorHAnsi"/>
+          <w:sz w:val="24"/>
+          <w:szCs w:val="24"/>
+        </w:rPr>
         <w:t>de 3</w:t>
       </w:r>
       <w:r>
+        <w:rPr>
+          <w:rFonts w:cstheme="minorHAnsi"/>
+          <w:sz w:val="24"/>
+          <w:szCs w:val="24"/>
+        </w:rPr>
         <w:t xml:space="preserve"> tentatives, le compte sera bloqué pour une durée limitée. Automatiquement, un message de prévention est envoyé à l’adresse électronique de l’utilisateur car le nombre d’essais disponibles est dépassé. Dans ce mail, un lien est proposé pour changer de mot de passe. </w:t>
       </w:r>
     </w:p>
@@ -1463,6 +3758,948 @@
         <w:pStyle w:val="Paragraphedeliste"/>
         <w:spacing w:line="276" w:lineRule="auto"/>
         <w:jc w:val="both"/>
+        <w:rPr>
+          <w:rFonts w:cstheme="minorHAnsi"/>
+          <w:sz w:val="24"/>
+          <w:szCs w:val="24"/>
+        </w:rPr>
+      </w:pPr>
+    </w:p>
+    <w:p>
+      <w:pPr>
+        <w:pStyle w:val="Titre3"/>
+        <w:numPr>
+          <w:ilvl w:val="0"/>
+          <w:numId w:val="23"/>
+        </w:numPr>
+        <w:pPrChange w:id="48" w:author="Igor Palakot" w:date="2024-10-04T14:22:00Z">
+          <w:pPr>
+            <w:pStyle w:val="Paragraphedeliste"/>
+            <w:numPr>
+              <w:numId w:val="6"/>
+            </w:numPr>
+            <w:spacing w:line="276" w:lineRule="auto"/>
+            <w:ind w:left="1080" w:hanging="360"/>
+            <w:jc w:val="both"/>
+          </w:pPr>
+        </w:pPrChange>
+      </w:pPr>
+      <w:r>
+        <w:t>Utilisateur</w:t>
+      </w:r>
+    </w:p>
+    <w:p>
+      <w:pPr>
+        <w:spacing w:line="276" w:lineRule="auto"/>
+        <w:jc w:val="both"/>
+        <w:rPr>
+          <w:rFonts w:cstheme="minorHAnsi"/>
+          <w:sz w:val="24"/>
+          <w:szCs w:val="24"/>
+        </w:rPr>
+      </w:pPr>
+      <w:r>
+        <w:rPr>
+          <w:rFonts w:cstheme="minorHAnsi"/>
+          <w:sz w:val="24"/>
+          <w:szCs w:val="24"/>
+        </w:rPr>
+        <w:t xml:space="preserve">Un utilisateur peut bénéficier des options du site si et seulement si : </w:t>
+      </w:r>
+    </w:p>
+    <w:p>
+      <w:pPr>
+        <w:pStyle w:val="Paragraphedeliste"/>
+        <w:numPr>
+          <w:ilvl w:val="0"/>
+          <w:numId w:val="4"/>
+        </w:numPr>
+        <w:spacing w:line="276" w:lineRule="auto"/>
+        <w:jc w:val="both"/>
+        <w:rPr>
+          <w:rFonts w:cstheme="minorHAnsi"/>
+          <w:sz w:val="24"/>
+          <w:szCs w:val="24"/>
+        </w:rPr>
+      </w:pPr>
+      <w:r>
+        <w:rPr>
+          <w:rFonts w:cstheme="minorHAnsi"/>
+          <w:sz w:val="24"/>
+          <w:szCs w:val="24"/>
+        </w:rPr>
+        <w:t>Il est inscrit sur le site ;</w:t>
+      </w:r>
+    </w:p>
+    <w:p>
+      <w:pPr>
+        <w:pStyle w:val="Paragraphedeliste"/>
+        <w:numPr>
+          <w:ilvl w:val="0"/>
+          <w:numId w:val="4"/>
+        </w:numPr>
+        <w:spacing w:line="276" w:lineRule="auto"/>
+        <w:jc w:val="both"/>
+        <w:rPr>
+          <w:rFonts w:cstheme="minorHAnsi"/>
+          <w:sz w:val="24"/>
+          <w:szCs w:val="24"/>
+        </w:rPr>
+      </w:pPr>
+      <w:r>
+        <w:rPr>
+          <w:rFonts w:cstheme="minorHAnsi"/>
+          <w:sz w:val="24"/>
+          <w:szCs w:val="24"/>
+        </w:rPr>
+        <w:t xml:space="preserve">Son compte est activé ; </w:t>
+      </w:r>
+    </w:p>
+    <w:p>
+      <w:pPr>
+        <w:pStyle w:val="Paragraphedeliste"/>
+        <w:numPr>
+          <w:ilvl w:val="0"/>
+          <w:numId w:val="4"/>
+        </w:numPr>
+        <w:spacing w:line="276" w:lineRule="auto"/>
+        <w:jc w:val="both"/>
+        <w:rPr>
+          <w:rFonts w:cstheme="minorHAnsi"/>
+          <w:sz w:val="24"/>
+          <w:szCs w:val="24"/>
+        </w:rPr>
+      </w:pPr>
+      <w:r>
+        <w:rPr>
+          <w:rFonts w:cstheme="minorHAnsi"/>
+          <w:sz w:val="24"/>
+          <w:szCs w:val="24"/>
+        </w:rPr>
+        <w:t xml:space="preserve">Il a validé le formulaire de connexion avec une adresse électronique et un mot de passe ; </w:t>
+      </w:r>
+    </w:p>
+    <w:p>
+      <w:pPr>
+        <w:pStyle w:val="Paragraphedeliste"/>
+        <w:numPr>
+          <w:ilvl w:val="0"/>
+          <w:numId w:val="4"/>
+        </w:numPr>
+        <w:spacing w:line="276" w:lineRule="auto"/>
+        <w:jc w:val="both"/>
+        <w:rPr>
+          <w:rFonts w:cstheme="minorHAnsi"/>
+          <w:sz w:val="24"/>
+          <w:szCs w:val="24"/>
+        </w:rPr>
+      </w:pPr>
+      <w:r>
+        <w:rPr>
+          <w:rFonts w:cstheme="minorHAnsi"/>
+          <w:sz w:val="24"/>
+          <w:szCs w:val="24"/>
+        </w:rPr>
+        <w:t>Il a confirmé le code envoyé par mail ;</w:t>
+      </w:r>
+    </w:p>
+    <w:p>
+      <w:pPr>
+        <w:pStyle w:val="Paragraphedeliste"/>
+        <w:numPr>
+          <w:ilvl w:val="0"/>
+          <w:numId w:val="4"/>
+        </w:numPr>
+        <w:spacing w:line="276" w:lineRule="auto"/>
+        <w:jc w:val="both"/>
+        <w:rPr>
+          <w:rFonts w:cstheme="minorHAnsi"/>
+          <w:sz w:val="24"/>
+          <w:szCs w:val="24"/>
+        </w:rPr>
+      </w:pPr>
+      <w:r>
+        <w:rPr>
+          <w:rFonts w:cstheme="minorHAnsi"/>
+          <w:sz w:val="24"/>
+          <w:szCs w:val="24"/>
+        </w:rPr>
+        <w:t xml:space="preserve">Il s’est connecté sur le site avec le compte qu’il a créé. </w:t>
+      </w:r>
+    </w:p>
+    <w:p>
+      <w:pPr>
+        <w:spacing w:line="276" w:lineRule="auto"/>
+        <w:jc w:val="both"/>
+        <w:rPr>
+          <w:rFonts w:cstheme="minorHAnsi"/>
+          <w:sz w:val="24"/>
+          <w:szCs w:val="24"/>
+        </w:rPr>
+      </w:pPr>
+      <w:r>
+        <w:rPr>
+          <w:rFonts w:cstheme="minorHAnsi"/>
+          <w:sz w:val="24"/>
+          <w:szCs w:val="24"/>
+        </w:rPr>
+        <w:t>A ce moment-là,</w:t>
+      </w:r>
+      <w:r>
+        <w:rPr>
+          <w:rFonts w:cstheme="minorHAnsi"/>
+          <w:sz w:val="24"/>
+          <w:szCs w:val="24"/>
+        </w:rPr>
+        <w:t xml:space="preserve"> il lui sera proposé de passer un test pour connaitre son niveau de langues française.</w:t>
+      </w:r>
+    </w:p>
+    <w:p>
+      <w:pPr>
+        <w:spacing w:line="276" w:lineRule="auto"/>
+        <w:jc w:val="both"/>
+        <w:rPr>
+          <w:rFonts w:cstheme="minorHAnsi"/>
+          <w:sz w:val="24"/>
+          <w:szCs w:val="24"/>
+        </w:rPr>
+      </w:pPr>
+      <w:r>
+        <w:rPr>
+          <w:rFonts w:cstheme="minorHAnsi"/>
+          <w:sz w:val="24"/>
+          <w:szCs w:val="24"/>
+        </w:rPr>
+        <w:t xml:space="preserve"> </w:t>
+      </w:r>
+      <w:r>
+        <w:rPr>
+          <w:rFonts w:cstheme="minorHAnsi"/>
+          <w:sz w:val="24"/>
+          <w:szCs w:val="24"/>
+        </w:rPr>
+        <w:t>Il</w:t>
+      </w:r>
+      <w:r>
+        <w:rPr>
+          <w:rFonts w:cstheme="minorHAnsi"/>
+          <w:sz w:val="24"/>
+          <w:szCs w:val="24"/>
+        </w:rPr>
+        <w:t xml:space="preserve"> existera </w:t>
+      </w:r>
+      <w:r>
+        <w:rPr>
+          <w:rFonts w:cstheme="minorHAnsi"/>
+          <w:sz w:val="24"/>
+          <w:szCs w:val="24"/>
+        </w:rPr>
+        <w:t xml:space="preserve">alors, </w:t>
+      </w:r>
+      <w:r>
+        <w:rPr>
+          <w:rFonts w:cstheme="minorHAnsi"/>
+          <w:sz w:val="24"/>
+          <w:szCs w:val="24"/>
+          <w:u w:val="single"/>
+        </w:rPr>
+        <w:t>3</w:t>
+      </w:r>
+      <w:r>
+        <w:rPr>
+          <w:rFonts w:cstheme="minorHAnsi"/>
+          <w:sz w:val="24"/>
+          <w:szCs w:val="24"/>
+          <w:u w:val="single"/>
+        </w:rPr>
+        <w:t xml:space="preserve"> directions possibles</w:t>
+      </w:r>
+      <w:r>
+        <w:rPr>
+          <w:rFonts w:cstheme="minorHAnsi"/>
+          <w:sz w:val="24"/>
+          <w:szCs w:val="24"/>
+        </w:rPr>
+        <w:t> :</w:t>
+      </w:r>
+    </w:p>
+    <w:p>
+      <w:pPr>
+        <w:pStyle w:val="Paragraphedeliste"/>
+        <w:numPr>
+          <w:ilvl w:val="0"/>
+          <w:numId w:val="8"/>
+        </w:numPr>
+        <w:spacing w:line="276" w:lineRule="auto"/>
+        <w:jc w:val="both"/>
+        <w:rPr>
+          <w:rFonts w:cstheme="minorHAnsi"/>
+          <w:sz w:val="24"/>
+          <w:szCs w:val="24"/>
+        </w:rPr>
+      </w:pPr>
+      <w:r>
+        <w:rPr>
+          <w:rFonts w:cstheme="minorHAnsi"/>
+          <w:sz w:val="24"/>
+          <w:szCs w:val="24"/>
+        </w:rPr>
+        <w:t>Pour un utilisateur qui aura choisi de ne pas passer le test et confirmer s’il</w:t>
+      </w:r>
+      <w:r>
+        <w:rPr>
+          <w:rFonts w:cstheme="minorHAnsi"/>
+          <w:sz w:val="24"/>
+          <w:szCs w:val="24"/>
+        </w:rPr>
+        <w:t xml:space="preserve"> a </w:t>
+      </w:r>
+      <w:r>
+        <w:rPr>
+          <w:rFonts w:cstheme="minorHAnsi"/>
+          <w:sz w:val="24"/>
+          <w:szCs w:val="24"/>
+        </w:rPr>
+        <w:t xml:space="preserve">ou non des difficultés. Le site </w:t>
+      </w:r>
+      <w:r>
+        <w:rPr>
+          <w:rFonts w:cstheme="minorHAnsi"/>
+          <w:sz w:val="24"/>
+          <w:szCs w:val="24"/>
+        </w:rPr>
+        <w:t xml:space="preserve">lui </w:t>
+      </w:r>
+      <w:r>
+        <w:rPr>
+          <w:rFonts w:cstheme="minorHAnsi"/>
+          <w:sz w:val="24"/>
+          <w:szCs w:val="24"/>
+        </w:rPr>
+        <w:t>proposera à nouveau de choisir de</w:t>
+      </w:r>
+      <w:r>
+        <w:rPr>
+          <w:rFonts w:cstheme="minorHAnsi"/>
+          <w:sz w:val="24"/>
+          <w:szCs w:val="24"/>
+        </w:rPr>
+        <w:t xml:space="preserve"> passer le test</w:t>
+      </w:r>
+      <w:r>
+        <w:rPr>
+          <w:rFonts w:cstheme="minorHAnsi"/>
+          <w:sz w:val="24"/>
+          <w:szCs w:val="24"/>
+        </w:rPr>
+        <w:t>.</w:t>
+      </w:r>
+      <w:r>
+        <w:rPr>
+          <w:rFonts w:cstheme="minorHAnsi"/>
+          <w:sz w:val="24"/>
+          <w:szCs w:val="24"/>
+        </w:rPr>
+        <w:t xml:space="preserve"> </w:t>
+      </w:r>
+      <w:r>
+        <w:rPr>
+          <w:rFonts w:cstheme="minorHAnsi"/>
+          <w:sz w:val="24"/>
+          <w:szCs w:val="24"/>
+        </w:rPr>
+        <w:t>Il a</w:t>
+      </w:r>
+      <w:r>
+        <w:rPr>
+          <w:rFonts w:cstheme="minorHAnsi"/>
+          <w:sz w:val="24"/>
+          <w:szCs w:val="24"/>
+        </w:rPr>
+        <w:t>ura un texte qui expliquera qu’i</w:t>
+      </w:r>
+      <w:r>
+        <w:rPr>
+          <w:rFonts w:cstheme="minorHAnsi"/>
+          <w:sz w:val="24"/>
+          <w:szCs w:val="24"/>
+        </w:rPr>
+        <w:t>l est important de noter ses difficultés dans son compte pour que l’orthophoniste puisse bien les connaître</w:t>
+      </w:r>
+      <w:r>
+        <w:rPr>
+          <w:rFonts w:cstheme="minorHAnsi"/>
+          <w:sz w:val="24"/>
+          <w:szCs w:val="24"/>
+        </w:rPr>
+        <w:t>.</w:t>
+      </w:r>
+    </w:p>
+    <w:p>
+      <w:pPr>
+        <w:pStyle w:val="Paragraphedeliste"/>
+        <w:numPr>
+          <w:ilvl w:val="0"/>
+          <w:numId w:val="8"/>
+        </w:numPr>
+        <w:spacing w:line="276" w:lineRule="auto"/>
+        <w:jc w:val="both"/>
+        <w:rPr>
+          <w:rFonts w:cstheme="minorHAnsi"/>
+          <w:sz w:val="24"/>
+          <w:szCs w:val="24"/>
+        </w:rPr>
+      </w:pPr>
+      <w:r>
+        <w:rPr>
+          <w:rFonts w:cstheme="minorHAnsi"/>
+          <w:sz w:val="24"/>
+          <w:szCs w:val="24"/>
+        </w:rPr>
+        <w:t>Pour un utilisateur</w:t>
+      </w:r>
+      <w:r>
+        <w:rPr>
+          <w:rFonts w:cstheme="minorHAnsi"/>
+          <w:sz w:val="24"/>
+          <w:szCs w:val="24"/>
+        </w:rPr>
+        <w:t xml:space="preserve"> ayant</w:t>
+      </w:r>
+      <w:r>
+        <w:rPr>
+          <w:rFonts w:cstheme="minorHAnsi"/>
+          <w:sz w:val="24"/>
+          <w:szCs w:val="24"/>
+        </w:rPr>
+        <w:t xml:space="preserve"> choisi de passer le test</w:t>
+      </w:r>
+      <w:r>
+        <w:rPr>
+          <w:rFonts w:cstheme="minorHAnsi"/>
+          <w:sz w:val="24"/>
+          <w:szCs w:val="24"/>
+        </w:rPr>
+        <w:t>, il</w:t>
+      </w:r>
+      <w:r>
+        <w:rPr>
+          <w:rFonts w:cstheme="minorHAnsi"/>
+          <w:sz w:val="24"/>
+          <w:szCs w:val="24"/>
+        </w:rPr>
+        <w:t xml:space="preserve"> pourra</w:t>
+      </w:r>
+      <w:r>
+        <w:rPr>
+          <w:rFonts w:cstheme="minorHAnsi"/>
+          <w:sz w:val="24"/>
+          <w:szCs w:val="24"/>
+        </w:rPr>
+        <w:t xml:space="preserve"> passer au test</w:t>
+      </w:r>
+      <w:r>
+        <w:rPr>
+          <w:rFonts w:cstheme="minorHAnsi"/>
+          <w:sz w:val="24"/>
+          <w:szCs w:val="24"/>
+        </w:rPr>
+        <w:t xml:space="preserve"> suivant </w:t>
+      </w:r>
+      <w:r>
+        <w:rPr>
+          <w:rFonts w:cstheme="minorHAnsi"/>
+          <w:sz w:val="24"/>
+          <w:szCs w:val="24"/>
+        </w:rPr>
+        <w:t>avec des questions et</w:t>
+      </w:r>
+      <w:r>
+        <w:rPr>
+          <w:rFonts w:cstheme="minorHAnsi"/>
+          <w:sz w:val="24"/>
+          <w:szCs w:val="24"/>
+        </w:rPr>
+        <w:t xml:space="preserve"> plusieurs réponses à choisir. C</w:t>
+      </w:r>
+      <w:r>
+        <w:rPr>
+          <w:rFonts w:cstheme="minorHAnsi"/>
+          <w:sz w:val="24"/>
+          <w:szCs w:val="24"/>
+        </w:rPr>
+        <w:t xml:space="preserve">es réponses seront soit des images soit des mots soit des phrases. </w:t>
+      </w:r>
+    </w:p>
+    <w:p>
+      <w:pPr>
+        <w:pStyle w:val="Paragraphedeliste"/>
+        <w:numPr>
+          <w:ilvl w:val="0"/>
+          <w:numId w:val="8"/>
+        </w:numPr>
+        <w:spacing w:line="276" w:lineRule="auto"/>
+        <w:jc w:val="both"/>
+        <w:rPr>
+          <w:rFonts w:cstheme="minorHAnsi"/>
+          <w:sz w:val="24"/>
+          <w:szCs w:val="24"/>
+        </w:rPr>
+      </w:pPr>
+      <w:r>
+        <w:rPr>
+          <w:rFonts w:cstheme="minorHAnsi"/>
+          <w:sz w:val="24"/>
+          <w:szCs w:val="24"/>
+        </w:rPr>
+        <w:t>Po</w:t>
+      </w:r>
+      <w:r>
+        <w:rPr>
+          <w:rFonts w:cstheme="minorHAnsi"/>
+          <w:sz w:val="24"/>
+          <w:szCs w:val="24"/>
+        </w:rPr>
+        <w:t>ur un utilisateur qui a notifié ses difficultés</w:t>
+      </w:r>
+      <w:r>
+        <w:rPr>
+          <w:rFonts w:cstheme="minorHAnsi"/>
+          <w:sz w:val="24"/>
+          <w:szCs w:val="24"/>
+        </w:rPr>
+        <w:t xml:space="preserve"> dans l’inscription et qui n’aura pas choisi de passer le test</w:t>
+      </w:r>
+      <w:r>
+        <w:rPr>
+          <w:rFonts w:cstheme="minorHAnsi"/>
+          <w:sz w:val="24"/>
+          <w:szCs w:val="24"/>
+        </w:rPr>
+        <w:t>. Il</w:t>
+      </w:r>
+      <w:r>
+        <w:rPr>
+          <w:rFonts w:cstheme="minorHAnsi"/>
+          <w:sz w:val="24"/>
+          <w:szCs w:val="24"/>
+        </w:rPr>
+        <w:t xml:space="preserve"> peut passer</w:t>
+      </w:r>
+      <w:r>
+        <w:rPr>
+          <w:rFonts w:cstheme="minorHAnsi"/>
+          <w:sz w:val="24"/>
+          <w:szCs w:val="24"/>
+        </w:rPr>
+        <w:t xml:space="preserve"> directement</w:t>
+      </w:r>
+      <w:r>
+        <w:rPr>
+          <w:rFonts w:cstheme="minorHAnsi"/>
+          <w:sz w:val="24"/>
+          <w:szCs w:val="24"/>
+        </w:rPr>
+        <w:t xml:space="preserve"> dans l’application. </w:t>
+      </w:r>
+    </w:p>
+    <w:p>
+      <w:pPr>
+        <w:spacing w:line="276" w:lineRule="auto"/>
+        <w:jc w:val="both"/>
+        <w:rPr>
+          <w:rFonts w:cstheme="minorHAnsi"/>
+          <w:sz w:val="24"/>
+          <w:szCs w:val="24"/>
+        </w:rPr>
+      </w:pPr>
+      <w:r>
+        <w:rPr>
+          <w:rFonts w:cstheme="minorHAnsi"/>
+          <w:sz w:val="24"/>
+          <w:szCs w:val="24"/>
+        </w:rPr>
+        <w:t>Nous détaillerons l'organisation du test avant que l'utilisateur accède à la plateforme s'il n'a pas encore confirmé ses difficultés. Un test de 10 questions lui sera d'abord proposé pour cibler ses besoins et personnaliser son apprentissage. Les résultats seront fournis à la fin du questionnaire, accompagnés d'un récapitulatif de ses connaissances et des points à travailler pour débuter ou progresser.</w:t>
+      </w:r>
+    </w:p>
+    <w:p>
+      <w:pPr>
+        <w:spacing w:after="0" w:line="276" w:lineRule="auto"/>
+        <w:jc w:val="both"/>
+        <w:rPr>
+          <w:rFonts w:cstheme="minorHAnsi"/>
+          <w:sz w:val="24"/>
+          <w:szCs w:val="24"/>
+        </w:rPr>
+      </w:pPr>
+      <w:r>
+        <w:rPr>
+          <w:rFonts w:cstheme="minorHAnsi"/>
+          <w:sz w:val="24"/>
+          <w:szCs w:val="24"/>
+        </w:rPr>
+        <w:lastRenderedPageBreak/>
+        <w:t xml:space="preserve">Les difficultés identifiées seront directement enregistrées sur son compte, accessibles aux orthophonistes. Parallèlement, l'utilisateur sera orienté vers l'un des trois niveaux d'apprentissage en fonction des résultats obtenus : facile, moyen ou difficile. </w:t>
+      </w:r>
+    </w:p>
+    <w:p>
+      <w:pPr>
+        <w:spacing w:line="276" w:lineRule="auto"/>
+        <w:jc w:val="both"/>
+        <w:rPr>
+          <w:rFonts w:cstheme="minorHAnsi"/>
+          <w:sz w:val="24"/>
+          <w:szCs w:val="24"/>
+        </w:rPr>
+      </w:pPr>
+      <w:r>
+        <w:rPr>
+          <w:rFonts w:cstheme="minorHAnsi"/>
+          <w:sz w:val="24"/>
+          <w:szCs w:val="24"/>
+        </w:rPr>
+        <w:t>Toutefois, il est important de noter que le site est conçu pour conseiller et guider l'utilisateur, mais c'est à ce dernier de choisir son parcours d'apprentissage et son niveau.</w:t>
+      </w:r>
+    </w:p>
+    <w:p>
+      <w:pPr>
+        <w:spacing w:line="276" w:lineRule="auto"/>
+        <w:jc w:val="both"/>
+        <w:rPr>
+          <w:rFonts w:cstheme="minorHAnsi"/>
+          <w:sz w:val="24"/>
+          <w:szCs w:val="24"/>
+        </w:rPr>
+      </w:pPr>
+      <w:r>
+        <w:rPr>
+          <w:rFonts w:cstheme="minorHAnsi"/>
+          <w:sz w:val="24"/>
+          <w:szCs w:val="24"/>
+        </w:rPr>
+        <w:t>S'il décide de suivre les recommandations proposées, des conseils spécifiques lui seront affichés, avec pour objectif de perfectionner ses connaissances, l'aider à progresser et évoluer à travers les niveaux.</w:t>
+      </w:r>
+    </w:p>
+    <w:p>
+      <w:pPr>
+        <w:spacing w:line="276" w:lineRule="auto"/>
+        <w:jc w:val="both"/>
+        <w:rPr>
+          <w:rFonts w:cstheme="minorHAnsi"/>
+          <w:sz w:val="24"/>
+          <w:szCs w:val="24"/>
+        </w:rPr>
+      </w:pPr>
+      <w:r>
+        <w:rPr>
+          <w:rFonts w:cstheme="minorHAnsi"/>
+          <w:sz w:val="24"/>
+          <w:szCs w:val="24"/>
+        </w:rPr>
+        <w:t xml:space="preserve">Après ce test d'évaluation initial, l'utilisateur sera dirigé vers une page appelée "Espace personnel". Cependant, avant d'y accéder, il devra d'abord choisir un orthophoniste, ou jusqu'à trois. En règle générale, le patient est censé en sélectionner un seul, mais il peut arriver que l'orthophoniste choisi ne soit pas disponible. C'est pourquoi </w:t>
+      </w:r>
+      <w:r>
+        <w:rPr>
+          <w:rFonts w:cstheme="minorHAnsi"/>
+          <w:sz w:val="24"/>
+          <w:szCs w:val="24"/>
+        </w:rPr>
+        <w:t xml:space="preserve">nous avons décidé de permettre de </w:t>
+      </w:r>
+      <w:r>
+        <w:rPr>
+          <w:rFonts w:cstheme="minorHAnsi"/>
+          <w:sz w:val="24"/>
+          <w:szCs w:val="24"/>
+        </w:rPr>
+        <w:t>sélection</w:t>
+      </w:r>
+      <w:r>
+        <w:rPr>
+          <w:rFonts w:cstheme="minorHAnsi"/>
+          <w:sz w:val="24"/>
+          <w:szCs w:val="24"/>
+        </w:rPr>
+        <w:t>ner</w:t>
+      </w:r>
+      <w:r>
+        <w:rPr>
+          <w:rFonts w:cstheme="minorHAnsi"/>
+          <w:sz w:val="24"/>
+          <w:szCs w:val="24"/>
+        </w:rPr>
+        <w:t xml:space="preserve"> jusqu'à trois orthophonistes.</w:t>
+      </w:r>
+    </w:p>
+    <w:p>
+      <w:pPr>
+        <w:spacing w:line="276" w:lineRule="auto"/>
+        <w:jc w:val="both"/>
+        <w:rPr>
+          <w:rFonts w:cstheme="minorHAnsi"/>
+          <w:sz w:val="24"/>
+          <w:szCs w:val="24"/>
+          <w:highlight w:val="yellow"/>
+        </w:rPr>
+      </w:pPr>
+      <w:r>
+        <w:rPr>
+          <w:rFonts w:cstheme="minorHAnsi"/>
+          <w:sz w:val="24"/>
+          <w:szCs w:val="24"/>
+        </w:rPr>
+        <w:t>Si l'un des orthophonistes est disponible pour ce patient, il pourra accéder à son espace personnel.</w:t>
+      </w:r>
+      <w:r>
+        <w:rPr>
+          <w:rFonts w:cstheme="minorHAnsi"/>
+          <w:sz w:val="24"/>
+          <w:szCs w:val="24"/>
+          <w:highlight w:val="yellow"/>
+        </w:rPr>
+        <w:t xml:space="preserve"> Si aucun n'est disponible, le système calculera l'itinéraire le plus court entre l'adresse renseignée par le patient lors de l'inscription et le cabinet d'un orthophoniste disponible.</w:t>
+      </w:r>
+      <w:r>
+        <w:rPr>
+          <w:rFonts w:cstheme="minorHAnsi"/>
+          <w:sz w:val="24"/>
+          <w:szCs w:val="24"/>
+          <w:highlight w:val="yellow"/>
+        </w:rPr>
+        <w:t xml:space="preserve"> </w:t>
+      </w:r>
+    </w:p>
+    <w:p>
+      <w:pPr>
+        <w:spacing w:line="276" w:lineRule="auto"/>
+        <w:jc w:val="both"/>
+        <w:rPr>
+          <w:rFonts w:cstheme="minorHAnsi"/>
+          <w:sz w:val="24"/>
+          <w:szCs w:val="24"/>
+        </w:rPr>
+      </w:pPr>
+      <w:r>
+        <w:rPr>
+          <w:rFonts w:cstheme="minorHAnsi"/>
+          <w:sz w:val="24"/>
+          <w:szCs w:val="24"/>
+          <w:highlight w:val="yellow"/>
+        </w:rPr>
+        <w:t>(API Google maps)</w:t>
+      </w:r>
+      <w:bookmarkStart w:id="49" w:name="_GoBack"/>
+      <w:bookmarkEnd w:id="49"/>
+    </w:p>
+    <w:p>
+      <w:pPr>
+        <w:spacing w:line="276" w:lineRule="auto"/>
+        <w:jc w:val="both"/>
+        <w:rPr>
+          <w:rFonts w:cstheme="minorHAnsi"/>
+          <w:b/>
+          <w:bCs/>
+          <w:sz w:val="24"/>
+          <w:szCs w:val="24"/>
+          <w:u w:val="single"/>
+        </w:rPr>
+      </w:pPr>
+      <w:r>
+        <w:rPr>
+          <w:rFonts w:cstheme="minorHAnsi"/>
+          <w:b/>
+          <w:bCs/>
+          <w:sz w:val="24"/>
+          <w:szCs w:val="24"/>
+          <w:u w:val="single"/>
+        </w:rPr>
+        <w:t>L’espace personnel</w:t>
+      </w:r>
+    </w:p>
+    <w:p>
+      <w:pPr>
+        <w:spacing w:line="276" w:lineRule="auto"/>
+        <w:jc w:val="both"/>
+        <w:rPr>
+          <w:rFonts w:cstheme="minorHAnsi"/>
+          <w:sz w:val="24"/>
+          <w:szCs w:val="24"/>
+        </w:rPr>
+      </w:pPr>
+      <w:r>
+        <w:rPr>
+          <w:rFonts w:cstheme="minorHAnsi"/>
+          <w:sz w:val="24"/>
+          <w:szCs w:val="24"/>
+        </w:rPr>
+        <w:t>Le patient pourra consulter des résultats et des progrès en graphiques des séances orthophoniques, des exercices donnés par l’orthophoniste et des jeux proposés par l’application Ortholib.</w:t>
+      </w:r>
+      <w:r>
+        <w:rPr>
+          <w:rFonts w:cstheme="minorHAnsi"/>
+          <w:sz w:val="24"/>
+          <w:szCs w:val="24"/>
+        </w:rPr>
+        <w:t xml:space="preserve"> Il pourra changer à tout moment l’orthophoniste dans la page de compte. </w:t>
+      </w:r>
+    </w:p>
+    <w:p>
+      <w:pPr>
+        <w:spacing w:line="276" w:lineRule="auto"/>
+        <w:jc w:val="both"/>
+        <w:rPr>
+          <w:rFonts w:cstheme="minorHAnsi"/>
+          <w:b/>
+          <w:bCs/>
+          <w:sz w:val="24"/>
+          <w:szCs w:val="24"/>
+          <w:u w:val="single"/>
+        </w:rPr>
+      </w:pPr>
+      <w:r>
+        <w:rPr>
+          <w:rFonts w:cstheme="minorHAnsi"/>
+          <w:b/>
+          <w:bCs/>
+          <w:sz w:val="24"/>
+          <w:szCs w:val="24"/>
+          <w:u w:val="single"/>
+        </w:rPr>
+        <w:t xml:space="preserve">La page Compte </w:t>
+      </w:r>
+    </w:p>
+    <w:p>
+      <w:pPr>
+        <w:spacing w:line="276" w:lineRule="auto"/>
+        <w:jc w:val="both"/>
+        <w:rPr>
+          <w:rFonts w:cstheme="minorHAnsi"/>
+          <w:sz w:val="24"/>
+          <w:szCs w:val="24"/>
+        </w:rPr>
+      </w:pPr>
+      <w:r>
+        <w:rPr>
+          <w:rFonts w:cstheme="minorHAnsi"/>
+          <w:sz w:val="24"/>
+          <w:szCs w:val="24"/>
+        </w:rPr>
+        <w:t>Sur la page de compte, l'utilisateur aura la possibilité de télécharger une photo et d'afficher un panel d'informations personnelles (collectées lors de l'inscription). Il pourra modifier ces informations, telles que le mot de passe, à tout moment.</w:t>
+      </w:r>
+    </w:p>
+    <w:p>
+      <w:pPr>
+        <w:spacing w:line="276" w:lineRule="auto"/>
+        <w:jc w:val="both"/>
+        <w:rPr>
+          <w:rFonts w:cstheme="minorHAnsi"/>
+          <w:sz w:val="24"/>
+          <w:szCs w:val="24"/>
+        </w:rPr>
+      </w:pPr>
+      <w:r>
+        <w:rPr>
+          <w:rFonts w:cstheme="minorHAnsi"/>
+          <w:sz w:val="24"/>
+          <w:szCs w:val="24"/>
+        </w:rPr>
+        <w:t xml:space="preserve">L'orthophoniste choisi par le patient aura également le droit de modifier les informations liées aux difficultés rencontrées par le patient. Enfin, une option sera disponible pour permettre au patient de changer d'orthophoniste à tout moment. </w:t>
+      </w:r>
+    </w:p>
+    <w:p>
+      <w:pPr>
+        <w:spacing w:line="276" w:lineRule="auto"/>
+        <w:jc w:val="both"/>
+        <w:rPr>
+          <w:rFonts w:cstheme="minorHAnsi"/>
+          <w:b/>
+          <w:sz w:val="24"/>
+          <w:szCs w:val="24"/>
+          <w:u w:val="single"/>
+        </w:rPr>
+      </w:pPr>
+      <w:r>
+        <w:rPr>
+          <w:rFonts w:cstheme="minorHAnsi"/>
+          <w:b/>
+          <w:sz w:val="24"/>
+          <w:szCs w:val="24"/>
+          <w:u w:val="single"/>
+        </w:rPr>
+        <w:t>La page Jeux :</w:t>
+      </w:r>
+    </w:p>
+    <w:p>
+      <w:pPr>
+        <w:spacing w:line="276" w:lineRule="auto"/>
+        <w:jc w:val="both"/>
+        <w:rPr>
+          <w:rFonts w:cstheme="minorHAnsi"/>
+          <w:sz w:val="24"/>
+          <w:szCs w:val="24"/>
+        </w:rPr>
+      </w:pPr>
+      <w:r>
+        <w:rPr>
+          <w:rFonts w:cstheme="minorHAnsi"/>
+          <w:sz w:val="24"/>
+          <w:szCs w:val="24"/>
+        </w:rPr>
+        <w:t>Les patients pourront choisir un jeu en sélectionnant l'un des jeux disponibles dans la liste. Cette liste inclut les trois types de jeux que je décrirai en détail dans la section "Description de l’application".</w:t>
+      </w:r>
+    </w:p>
+    <w:p>
+      <w:pPr>
+        <w:spacing w:line="276" w:lineRule="auto"/>
+        <w:jc w:val="both"/>
+        <w:rPr>
+          <w:rFonts w:cstheme="minorHAnsi"/>
+          <w:b/>
+          <w:sz w:val="24"/>
+          <w:szCs w:val="24"/>
+          <w:u w:val="single"/>
+        </w:rPr>
+      </w:pPr>
+      <w:r>
+        <w:rPr>
+          <w:rFonts w:cstheme="minorHAnsi"/>
+          <w:b/>
+          <w:sz w:val="24"/>
+          <w:szCs w:val="24"/>
+          <w:u w:val="single"/>
+        </w:rPr>
+        <w:t>La page Exercices Personnalisés :</w:t>
+      </w:r>
+    </w:p>
+    <w:p>
+      <w:pPr>
+        <w:spacing w:line="276" w:lineRule="auto"/>
+        <w:jc w:val="both"/>
+        <w:rPr>
+          <w:rFonts w:cstheme="minorHAnsi"/>
+          <w:sz w:val="24"/>
+          <w:szCs w:val="24"/>
+        </w:rPr>
+      </w:pPr>
+      <w:r>
+        <w:rPr>
+          <w:rFonts w:cstheme="minorHAnsi"/>
+          <w:sz w:val="24"/>
+          <w:szCs w:val="24"/>
+        </w:rPr>
+        <w:lastRenderedPageBreak/>
+        <w:t>Sur cette page, les patients trouveront une liste des exercices envoyés par leur orthophoniste. Ils devront sélectionner un exercice pour le terminer et le compléter. Une fois l'exercice terminé, il sera automatiquement envoyé à l'orthophoniste dans son espace.</w:t>
+      </w:r>
+    </w:p>
+    <w:p>
+      <w:pPr>
+        <w:spacing w:line="276" w:lineRule="auto"/>
+        <w:jc w:val="both"/>
+        <w:rPr>
+          <w:rFonts w:cstheme="minorHAnsi"/>
+          <w:sz w:val="24"/>
+          <w:szCs w:val="24"/>
+        </w:rPr>
       </w:pPr>
     </w:p>
     <w:p>
@@ -1474,18 +4711,38 @@
         </w:numPr>
         <w:spacing w:line="276" w:lineRule="auto"/>
         <w:jc w:val="both"/>
-      </w:pPr>
-      <w:r>
-        <w:t>Utilisateur</w:t>
-      </w:r>
-    </w:p>
-    <w:p>
-      <w:pPr>
-        <w:spacing w:line="276" w:lineRule="auto"/>
-        <w:jc w:val="both"/>
-      </w:pPr>
-      <w:r>
-        <w:t xml:space="preserve">Un utilisateur peut bénéficier des options du site si et seulement si : </w:t>
+        <w:rPr>
+          <w:rFonts w:cstheme="minorHAnsi"/>
+          <w:sz w:val="24"/>
+          <w:szCs w:val="24"/>
+        </w:rPr>
+      </w:pPr>
+      <w:r>
+        <w:rPr>
+          <w:rFonts w:cstheme="minorHAnsi"/>
+          <w:sz w:val="24"/>
+          <w:szCs w:val="24"/>
+        </w:rPr>
+        <w:t>Orthophoniste</w:t>
+      </w:r>
+    </w:p>
+    <w:p>
+      <w:pPr>
+        <w:spacing w:line="276" w:lineRule="auto"/>
+        <w:jc w:val="both"/>
+        <w:rPr>
+          <w:rFonts w:cstheme="minorHAnsi"/>
+          <w:sz w:val="24"/>
+          <w:szCs w:val="24"/>
+        </w:rPr>
+      </w:pPr>
+      <w:r>
+        <w:rPr>
+          <w:rFonts w:cstheme="minorHAnsi"/>
+          <w:sz w:val="24"/>
+          <w:szCs w:val="24"/>
+        </w:rPr>
+        <w:t>Un orthophoniste peut bénéficier des options du site si et seulement si :</w:t>
       </w:r>
     </w:p>
     <w:p>
@@ -1497,8 +4754,18 @@
         </w:numPr>
         <w:spacing w:line="276" w:lineRule="auto"/>
         <w:jc w:val="both"/>
-      </w:pPr>
-      <w:r>
+        <w:rPr>
+          <w:rFonts w:cstheme="minorHAnsi"/>
+          <w:sz w:val="24"/>
+          <w:szCs w:val="24"/>
+        </w:rPr>
+      </w:pPr>
+      <w:r>
+        <w:rPr>
+          <w:rFonts w:cstheme="minorHAnsi"/>
+          <w:sz w:val="24"/>
+          <w:szCs w:val="24"/>
+        </w:rPr>
         <w:t>Il est inscrit sur le site ;</w:t>
       </w:r>
     </w:p>
@@ -1511,9 +4778,19 @@
         </w:numPr>
         <w:spacing w:line="276" w:lineRule="auto"/>
         <w:jc w:val="both"/>
-      </w:pPr>
-      <w:r>
-        <w:t xml:space="preserve">Son compte est activé ; </w:t>
+        <w:rPr>
+          <w:rFonts w:cstheme="minorHAnsi"/>
+          <w:sz w:val="24"/>
+          <w:szCs w:val="24"/>
+        </w:rPr>
+      </w:pPr>
+      <w:r>
+        <w:rPr>
+          <w:rFonts w:cstheme="minorHAnsi"/>
+          <w:sz w:val="24"/>
+          <w:szCs w:val="24"/>
+        </w:rPr>
+        <w:t>Il a été validé par l’administrateur</w:t>
       </w:r>
     </w:p>
     <w:p>
@@ -1525,495 +4802,18 @@
         </w:numPr>
         <w:spacing w:line="276" w:lineRule="auto"/>
         <w:jc w:val="both"/>
-      </w:pPr>
-      <w:r>
-        <w:t xml:space="preserve">Il a validé le formulaire de connexion avec une adresse électronique et un mot de passe ; </w:t>
-      </w:r>
-    </w:p>
-    <w:p>
-      <w:pPr>
-        <w:pStyle w:val="Paragraphedeliste"/>
-        <w:numPr>
-          <w:ilvl w:val="0"/>
-          <w:numId w:val="4"/>
-        </w:numPr>
-        <w:spacing w:line="276" w:lineRule="auto"/>
-        <w:jc w:val="both"/>
-      </w:pPr>
-      <w:r>
-        <w:t>Il a confirmé le code envoyé par mail ;</w:t>
-      </w:r>
-    </w:p>
-    <w:p>
-      <w:pPr>
-        <w:pStyle w:val="Paragraphedeliste"/>
-        <w:numPr>
-          <w:ilvl w:val="0"/>
-          <w:numId w:val="4"/>
-        </w:numPr>
-        <w:spacing w:line="276" w:lineRule="auto"/>
-        <w:jc w:val="both"/>
-      </w:pPr>
-      <w:r>
-        <w:t xml:space="preserve">Il s’est connecté sur le site avec le compte qu’il a créé. </w:t>
-      </w:r>
-    </w:p>
-    <w:p>
-      <w:pPr>
-        <w:spacing w:line="276" w:lineRule="auto"/>
-        <w:jc w:val="both"/>
-      </w:pPr>
-      <w:r>
-        <w:lastRenderedPageBreak/>
-        <w:t>A ce moment-là,</w:t>
-      </w:r>
-      <w:r>
-        <w:t xml:space="preserve"> il lui sera proposé de passer un test pour connaitre son niveau de langues française.</w:t>
-      </w:r>
-    </w:p>
-    <w:p>
-      <w:pPr>
-        <w:spacing w:line="276" w:lineRule="auto"/>
-        <w:jc w:val="both"/>
-      </w:pPr>
-      <w:r>
-        <w:t xml:space="preserve"> </w:t>
-      </w:r>
-      <w:r>
-        <w:t>Il</w:t>
-      </w:r>
-      <w:r>
-        <w:t xml:space="preserve"> existera </w:t>
-      </w:r>
-      <w:r>
-        <w:t xml:space="preserve">alors, </w:t>
-      </w:r>
-      <w:r>
-        <w:rPr>
-          <w:u w:val="single"/>
-        </w:rPr>
-        <w:t>3</w:t>
-      </w:r>
-      <w:r>
-        <w:rPr>
-          <w:u w:val="single"/>
-        </w:rPr>
-        <w:t xml:space="preserve"> directions possibles</w:t>
-      </w:r>
-      <w:r>
-        <w:t> :</w:t>
-      </w:r>
-    </w:p>
-    <w:p>
-      <w:pPr>
-        <w:pStyle w:val="Paragraphedeliste"/>
-        <w:numPr>
-          <w:ilvl w:val="0"/>
-          <w:numId w:val="8"/>
-        </w:numPr>
-        <w:spacing w:line="276" w:lineRule="auto"/>
-        <w:jc w:val="both"/>
-      </w:pPr>
-      <w:r>
-        <w:t>Pour un utilisateur qui aura choisi de ne pas passer le test et confirmer s’il</w:t>
-      </w:r>
-      <w:r>
-        <w:t xml:space="preserve"> a </w:t>
-      </w:r>
-      <w:r>
-        <w:t xml:space="preserve">ou non des difficultés. Le site </w:t>
-      </w:r>
-      <w:r>
-        <w:t xml:space="preserve">lui </w:t>
-      </w:r>
-      <w:r>
-        <w:t>proposera à nouveau de choisir de</w:t>
-      </w:r>
-      <w:r>
-        <w:t xml:space="preserve"> passer le test</w:t>
-      </w:r>
-      <w:r>
-        <w:t>.</w:t>
-      </w:r>
-      <w:r>
-        <w:t xml:space="preserve"> </w:t>
-      </w:r>
-      <w:r>
-        <w:t>Il a</w:t>
-      </w:r>
-      <w:r>
-        <w:t>ura un texte qui expliquera qu’i</w:t>
-      </w:r>
-      <w:r>
-        <w:t>l est important de noter ses difficultés dans son compte pour que l’orthophoniste puisse bien les connaître</w:t>
-      </w:r>
-      <w:r>
-        <w:t>.</w:t>
-      </w:r>
-    </w:p>
-    <w:p>
-      <w:pPr>
-        <w:pStyle w:val="Paragraphedeliste"/>
-        <w:numPr>
-          <w:ilvl w:val="0"/>
-          <w:numId w:val="8"/>
-        </w:numPr>
-        <w:spacing w:line="276" w:lineRule="auto"/>
-        <w:jc w:val="both"/>
-      </w:pPr>
-      <w:r>
-        <w:t>Pour un utilisateur</w:t>
-      </w:r>
-      <w:r>
-        <w:t xml:space="preserve"> ayant</w:t>
-      </w:r>
-      <w:r>
-        <w:t xml:space="preserve"> choisi de passer le test</w:t>
-      </w:r>
-      <w:r>
-        <w:t>, il</w:t>
-      </w:r>
-      <w:r>
-        <w:t xml:space="preserve"> pourra</w:t>
-      </w:r>
-      <w:r>
-        <w:t xml:space="preserve"> passer au test</w:t>
-      </w:r>
-      <w:r>
-        <w:t xml:space="preserve"> suivant </w:t>
-      </w:r>
-      <w:r>
-        <w:t>avec des questions et</w:t>
-      </w:r>
-      <w:r>
-        <w:t xml:space="preserve"> plusieurs réponses à choisir. C</w:t>
-      </w:r>
-      <w:r>
-        <w:t xml:space="preserve">es réponses seront soit des images soit des mots soit des phrases. </w:t>
-      </w:r>
-    </w:p>
-    <w:p>
-      <w:pPr>
-        <w:pStyle w:val="Paragraphedeliste"/>
-        <w:numPr>
-          <w:ilvl w:val="0"/>
-          <w:numId w:val="8"/>
-        </w:numPr>
-        <w:spacing w:line="276" w:lineRule="auto"/>
-        <w:jc w:val="both"/>
-      </w:pPr>
-      <w:r>
-        <w:t>Po</w:t>
-      </w:r>
-      <w:r>
-        <w:t>ur un utilisateur qui a notifié ses difficultés</w:t>
-      </w:r>
-      <w:r>
-        <w:t xml:space="preserve"> dans l’inscription et qui n’aura pas choisi de passer le test</w:t>
-      </w:r>
-      <w:r>
-        <w:t>. Il</w:t>
-      </w:r>
-      <w:r>
-        <w:t xml:space="preserve"> peut passer</w:t>
-      </w:r>
-      <w:r>
-        <w:t xml:space="preserve"> directement</w:t>
-      </w:r>
-      <w:r>
-        <w:t xml:space="preserve"> dans l’application. </w:t>
-      </w:r>
-    </w:p>
-    <w:p>
-      <w:pPr>
-        <w:spacing w:line="276" w:lineRule="auto"/>
-        <w:jc w:val="both"/>
-      </w:pPr>
-      <w:r>
-        <w:t>Nous détaillerons l'organisation du test avant que l'utilisateur accède à la plateforme s'il n'a pas encore confirmé ses difficultés. Un test de 10 questions lui sera d'abord proposé pour cibler ses besoins et personnaliser son apprentissage. Les résultats seront fournis à la fin du questionnaire, accompagnés d'un récapitulatif de ses connaissances et des points à travailler pour débuter ou progresser.</w:t>
-      </w:r>
-    </w:p>
-    <w:p>
-      <w:pPr>
-        <w:spacing w:after="0" w:line="276" w:lineRule="auto"/>
-        <w:jc w:val="both"/>
-      </w:pPr>
-      <w:r>
-        <w:t xml:space="preserve">Les difficultés identifiées seront directement enregistrées sur son compte, accessibles aux orthophonistes. Parallèlement, l'utilisateur sera orienté vers l'un des trois niveaux d'apprentissage en fonction des résultats obtenus : facile, moyen ou difficile. </w:t>
-      </w:r>
-    </w:p>
-    <w:p>
-      <w:pPr>
-        <w:spacing w:line="276" w:lineRule="auto"/>
-        <w:jc w:val="both"/>
-      </w:pPr>
-      <w:r>
-        <w:t>Toutefois, il est important de noter que le site est conçu pour conseiller et guider l'utilisateur, mais c'est à ce dernier de choisir son parcours d'apprentissage et son niveau.</w:t>
-      </w:r>
-    </w:p>
-    <w:p>
-      <w:pPr>
-        <w:spacing w:line="276" w:lineRule="auto"/>
-        <w:jc w:val="both"/>
-      </w:pPr>
-      <w:r>
-        <w:t>S'il décide de suivre les recommandations proposées, des conseils spécifiques lui seront affichés, avec pour objectif de perfectionner ses connaissances, l'aider à progresser et évoluer à travers les niveaux.</w:t>
-      </w:r>
-    </w:p>
-    <w:p>
-      <w:pPr>
-        <w:spacing w:line="276" w:lineRule="auto"/>
-        <w:jc w:val="both"/>
-      </w:pPr>
-      <w:r>
-        <w:t xml:space="preserve">Après ce test d'évaluation initial, l'utilisateur sera dirigé vers une page appelée "Espace personnel". Cependant, avant d'y accéder, il devra d'abord choisir un orthophoniste, ou jusqu'à trois. En règle générale, le patient est censé en sélectionner un seul, mais il peut arriver que l'orthophoniste choisi ne soit pas disponible. C'est pourquoi </w:t>
-      </w:r>
-      <w:r>
-        <w:t xml:space="preserve">nous avons décidé de permettre de </w:t>
-      </w:r>
-      <w:r>
-        <w:t>sélection</w:t>
-      </w:r>
-      <w:r>
-        <w:t>ner</w:t>
-      </w:r>
-      <w:r>
-        <w:t xml:space="preserve"> jusqu'à trois orthophonistes.</w:t>
-      </w:r>
-    </w:p>
-    <w:p>
-      <w:pPr>
-        <w:spacing w:line="276" w:lineRule="auto"/>
-        <w:jc w:val="both"/>
-        <w:rPr>
-          <w:highlight w:val="yellow"/>
-        </w:rPr>
-      </w:pPr>
-      <w:r>
-        <w:t>Si l'un des orthophonistes est disponible pour ce patient, il pourra accéder à son espace personnel.</w:t>
-      </w:r>
-      <w:r>
-        <w:rPr>
-          <w:highlight w:val="yellow"/>
-        </w:rPr>
-        <w:t xml:space="preserve"> Si aucun n'est disponible, le système calculera l'itinéraire le plus court entre l'adresse renseignée par le patient lors de l'inscription et le cabinet d'un orthophoniste disponible.</w:t>
-      </w:r>
-      <w:r>
-        <w:rPr>
-          <w:highlight w:val="yellow"/>
-        </w:rPr>
-        <w:t xml:space="preserve"> </w:t>
-      </w:r>
-    </w:p>
-    <w:p>
-      <w:pPr>
-        <w:spacing w:line="276" w:lineRule="auto"/>
-        <w:jc w:val="both"/>
-      </w:pPr>
-      <w:r>
-        <w:rPr>
-          <w:highlight w:val="yellow"/>
-        </w:rPr>
-        <w:t>(API Google maps)</w:t>
-      </w:r>
-    </w:p>
-    <w:p>
-      <w:pPr>
-        <w:spacing w:line="276" w:lineRule="auto"/>
-        <w:jc w:val="both"/>
-        <w:rPr>
-          <w:b/>
-          <w:bCs/>
-          <w:u w:val="single"/>
-        </w:rPr>
-      </w:pPr>
-      <w:r>
-        <w:rPr>
-          <w:b/>
-          <w:bCs/>
-          <w:u w:val="single"/>
-        </w:rPr>
-        <w:t>L’espace personnel</w:t>
-      </w:r>
-    </w:p>
-    <w:p>
-      <w:pPr>
-        <w:spacing w:line="276" w:lineRule="auto"/>
-        <w:jc w:val="both"/>
-      </w:pPr>
-      <w:r>
-        <w:t>Le patient pourra consulter des résultats et des progrès en graphiques des séances orthophoniques, des exercices donnés par l’orthophoniste et des jeux proposés par l’application Ortholib.</w:t>
-      </w:r>
-      <w:r>
-        <w:t xml:space="preserve"> Il pourra changer à tout moment l’orthophoniste dans la page de compte. </w:t>
-      </w:r>
-    </w:p>
-    <w:p>
-      <w:pPr>
-        <w:spacing w:line="276" w:lineRule="auto"/>
-        <w:jc w:val="both"/>
-        <w:rPr>
-          <w:b/>
-          <w:bCs/>
-          <w:u w:val="single"/>
-        </w:rPr>
-      </w:pPr>
-      <w:r>
-        <w:rPr>
-          <w:b/>
-          <w:bCs/>
-          <w:u w:val="single"/>
-        </w:rPr>
-        <w:t>L</w:t>
-      </w:r>
-      <w:r>
-        <w:rPr>
-          <w:b/>
-          <w:bCs/>
-          <w:u w:val="single"/>
-        </w:rPr>
-        <w:t xml:space="preserve">a page Compte </w:t>
-      </w:r>
-    </w:p>
-    <w:p>
-      <w:pPr>
-        <w:spacing w:line="276" w:lineRule="auto"/>
-        <w:jc w:val="both"/>
-      </w:pPr>
-      <w:r>
-        <w:t>Sur la page de compte, l'utilisateur aura la possibilité de télécharger une photo et d'afficher un panel d'informations personnelles (collectées lors de l'inscription). Il pourra modifier ces informations, telles que le mot de passe, à tout moment.</w:t>
-      </w:r>
-    </w:p>
-    <w:p>
-      <w:pPr>
-        <w:spacing w:line="276" w:lineRule="auto"/>
-        <w:jc w:val="both"/>
-      </w:pPr>
-      <w:r>
-        <w:lastRenderedPageBreak/>
-        <w:t xml:space="preserve">L'orthophoniste choisi par le patient aura également le droit de modifier les informations liées aux difficultés rencontrées par le patient. Enfin, une option sera disponible pour permettre au patient de changer d'orthophoniste à tout moment. </w:t>
-      </w:r>
-    </w:p>
-    <w:p>
-      <w:pPr>
-        <w:spacing w:line="276" w:lineRule="auto"/>
-        <w:jc w:val="both"/>
-        <w:rPr>
-          <w:b/>
-          <w:u w:val="single"/>
-        </w:rPr>
-      </w:pPr>
-      <w:r>
-        <w:rPr>
-          <w:b/>
-          <w:u w:val="single"/>
-        </w:rPr>
-        <w:t>La page Jeux :</w:t>
-      </w:r>
-    </w:p>
-    <w:p>
-      <w:pPr>
-        <w:spacing w:line="276" w:lineRule="auto"/>
-        <w:jc w:val="both"/>
-      </w:pPr>
-      <w:r>
-        <w:t>Les patients pourront choisir un jeu en sélectionnant l'un des jeux disponibles dans la liste. Cette liste inclut les trois types de jeux que je décrirai en détail dans la section "Description de l’application".</w:t>
-      </w:r>
-    </w:p>
-    <w:p>
-      <w:pPr>
-        <w:spacing w:line="276" w:lineRule="auto"/>
-        <w:jc w:val="both"/>
-        <w:rPr>
-          <w:b/>
-          <w:u w:val="single"/>
-        </w:rPr>
-      </w:pPr>
-      <w:r>
-        <w:rPr>
-          <w:b/>
-          <w:u w:val="single"/>
-        </w:rPr>
-        <w:t>La page Exercices Personnalisés :</w:t>
-      </w:r>
-    </w:p>
-    <w:p>
-      <w:pPr>
-        <w:spacing w:line="276" w:lineRule="auto"/>
-        <w:jc w:val="both"/>
-      </w:pPr>
-      <w:r>
-        <w:t>Sur cette page, les patients trouveront une liste des exercices envoyés par leur orthophoniste. Ils devront sélectionner un exercice pour le terminer et le compléter. Une fois l'exercice terminé, il sera automatiquement envoyé à l'orthophoniste dans son espace.</w:t>
-      </w:r>
-    </w:p>
-    <w:p>
-      <w:pPr>
-        <w:spacing w:line="276" w:lineRule="auto"/>
-        <w:jc w:val="both"/>
-      </w:pPr>
-    </w:p>
-    <w:p>
-      <w:pPr>
-        <w:pStyle w:val="Paragraphedeliste"/>
-        <w:numPr>
-          <w:ilvl w:val="0"/>
-          <w:numId w:val="6"/>
-        </w:numPr>
-        <w:spacing w:line="276" w:lineRule="auto"/>
-        <w:jc w:val="both"/>
-      </w:pPr>
-      <w:r>
-        <w:t>Orthophoniste</w:t>
-      </w:r>
-    </w:p>
-    <w:p>
-      <w:pPr>
-        <w:spacing w:line="276" w:lineRule="auto"/>
-        <w:jc w:val="both"/>
-      </w:pPr>
-      <w:r>
-        <w:t>Un orthophoniste peut bénéficier des options du site si et seulement si :</w:t>
-      </w:r>
-    </w:p>
-    <w:p>
-      <w:pPr>
-        <w:pStyle w:val="Paragraphedeliste"/>
-        <w:numPr>
-          <w:ilvl w:val="0"/>
-          <w:numId w:val="4"/>
-        </w:numPr>
-        <w:spacing w:line="276" w:lineRule="auto"/>
-        <w:jc w:val="both"/>
-      </w:pPr>
-      <w:r>
-        <w:t>Il est inscrit sur le site ;</w:t>
-      </w:r>
-    </w:p>
-    <w:p>
-      <w:pPr>
-        <w:pStyle w:val="Paragraphedeliste"/>
-        <w:numPr>
-          <w:ilvl w:val="0"/>
-          <w:numId w:val="4"/>
-        </w:numPr>
-        <w:spacing w:line="276" w:lineRule="auto"/>
-        <w:jc w:val="both"/>
-      </w:pPr>
-      <w:r>
-        <w:t>Il a été validé par l’administrateur</w:t>
-      </w:r>
-    </w:p>
-    <w:p>
-      <w:pPr>
-        <w:pStyle w:val="Paragraphedeliste"/>
-        <w:numPr>
-          <w:ilvl w:val="0"/>
-          <w:numId w:val="4"/>
-        </w:numPr>
-        <w:spacing w:line="276" w:lineRule="auto"/>
-        <w:jc w:val="both"/>
-      </w:pPr>
-      <w:r>
+        <w:rPr>
+          <w:rFonts w:cstheme="minorHAnsi"/>
+          <w:sz w:val="24"/>
+          <w:szCs w:val="24"/>
+        </w:rPr>
+      </w:pPr>
+      <w:r>
+        <w:rPr>
+          <w:rFonts w:cstheme="minorHAnsi"/>
+          <w:sz w:val="24"/>
+          <w:szCs w:val="24"/>
+        </w:rPr>
         <w:t>Son compte est activé ;</w:t>
       </w:r>
     </w:p>
@@ -2026,8 +4826,18 @@
         </w:numPr>
         <w:spacing w:after="0" w:line="276" w:lineRule="auto"/>
         <w:jc w:val="both"/>
-      </w:pPr>
-      <w:r>
+        <w:rPr>
+          <w:rFonts w:cstheme="minorHAnsi"/>
+          <w:sz w:val="24"/>
+          <w:szCs w:val="24"/>
+        </w:rPr>
+      </w:pPr>
+      <w:r>
+        <w:rPr>
+          <w:rFonts w:cstheme="minorHAnsi"/>
+          <w:sz w:val="24"/>
+          <w:szCs w:val="24"/>
+        </w:rPr>
         <w:t>Il a validé le formulaire de connexion avec une adresse électronique et un mot de passe ;</w:t>
       </w:r>
     </w:p>
@@ -2040,8 +4850,18 @@
         </w:numPr>
         <w:spacing w:after="0" w:line="276" w:lineRule="auto"/>
         <w:jc w:val="both"/>
-      </w:pPr>
-      <w:r>
+        <w:rPr>
+          <w:rFonts w:cstheme="minorHAnsi"/>
+          <w:sz w:val="24"/>
+          <w:szCs w:val="24"/>
+        </w:rPr>
+      </w:pPr>
+      <w:r>
+        <w:rPr>
+          <w:rFonts w:cstheme="minorHAnsi"/>
+          <w:sz w:val="24"/>
+          <w:szCs w:val="24"/>
+        </w:rPr>
         <w:t>Il a confirmé le code envoyé par mail ;</w:t>
       </w:r>
     </w:p>
@@ -2054,14 +4874,34 @@
         </w:numPr>
         <w:spacing w:line="276" w:lineRule="auto"/>
         <w:jc w:val="both"/>
-      </w:pPr>
-      <w:r>
+        <w:rPr>
+          <w:rFonts w:cstheme="minorHAnsi"/>
+          <w:sz w:val="24"/>
+          <w:szCs w:val="24"/>
+        </w:rPr>
+      </w:pPr>
+      <w:r>
+        <w:rPr>
+          <w:rFonts w:cstheme="minorHAnsi"/>
+          <w:sz w:val="24"/>
+          <w:szCs w:val="24"/>
+        </w:rPr>
         <w:t>Il s’est connecté sur le site avec</w:t>
       </w:r>
       <w:r>
+        <w:rPr>
+          <w:rFonts w:cstheme="minorHAnsi"/>
+          <w:sz w:val="24"/>
+          <w:szCs w:val="24"/>
+        </w:rPr>
         <w:t xml:space="preserve"> le compte qu’il a créé et qui</w:t>
       </w:r>
       <w:r>
+        <w:rPr>
+          <w:rFonts w:cstheme="minorHAnsi"/>
+          <w:sz w:val="24"/>
+          <w:szCs w:val="24"/>
+        </w:rPr>
         <w:t xml:space="preserve"> a été accepté par l’administrateur.</w:t>
       </w:r>
     </w:p>
@@ -2069,14 +4909,34 @@
       <w:pPr>
         <w:spacing w:line="276" w:lineRule="auto"/>
         <w:jc w:val="both"/>
-      </w:pPr>
-      <w:r>
+        <w:rPr>
+          <w:rFonts w:cstheme="minorHAnsi"/>
+          <w:sz w:val="24"/>
+          <w:szCs w:val="24"/>
+        </w:rPr>
+      </w:pPr>
+      <w:r>
+        <w:rPr>
+          <w:rFonts w:cstheme="minorHAnsi"/>
+          <w:sz w:val="24"/>
+          <w:szCs w:val="24"/>
+        </w:rPr>
         <w:t xml:space="preserve">À ce moment-là, </w:t>
       </w:r>
       <w:r>
+        <w:rPr>
+          <w:rFonts w:cstheme="minorHAnsi"/>
+          <w:sz w:val="24"/>
+          <w:szCs w:val="24"/>
+        </w:rPr>
         <w:t>l’orthophoniste connecté</w:t>
       </w:r>
       <w:r>
+        <w:rPr>
+          <w:rFonts w:cstheme="minorHAnsi"/>
+          <w:sz w:val="24"/>
+          <w:szCs w:val="24"/>
+        </w:rPr>
         <w:t xml:space="preserve"> sera redirigé vers l'espace orthophoniste. </w:t>
       </w:r>
     </w:p>
@@ -2085,34 +4945,42 @@
         <w:spacing w:line="276" w:lineRule="auto"/>
         <w:jc w:val="both"/>
         <w:rPr>
+          <w:rFonts w:cstheme="minorHAnsi"/>
           <w:b/>
           <w:bCs/>
+          <w:sz w:val="24"/>
+          <w:szCs w:val="24"/>
           <w:u w:val="single"/>
         </w:rPr>
       </w:pPr>
       <w:r>
         <w:rPr>
+          <w:rFonts w:cstheme="minorHAnsi"/>
           <w:b/>
           <w:bCs/>
+          <w:sz w:val="24"/>
+          <w:szCs w:val="24"/>
           <w:u w:val="single"/>
         </w:rPr>
-        <w:t xml:space="preserve">L’espace </w:t>
-      </w:r>
-      <w:r>
-        <w:rPr>
-          <w:b/>
-          <w:bCs/>
-          <w:u w:val="single"/>
-        </w:rPr>
-        <w:t>Orthophoniste</w:t>
-      </w:r>
-    </w:p>
-    <w:p>
-      <w:pPr>
-        <w:spacing w:line="276" w:lineRule="auto"/>
-        <w:jc w:val="both"/>
-      </w:pPr>
-      <w:r>
+        <w:t>L’espace Orthophoniste</w:t>
+      </w:r>
+    </w:p>
+    <w:p>
+      <w:pPr>
+        <w:spacing w:line="276" w:lineRule="auto"/>
+        <w:jc w:val="both"/>
+        <w:rPr>
+          <w:rFonts w:cstheme="minorHAnsi"/>
+          <w:sz w:val="24"/>
+          <w:szCs w:val="24"/>
+        </w:rPr>
+      </w:pPr>
+      <w:r>
+        <w:rPr>
+          <w:rFonts w:cstheme="minorHAnsi"/>
+          <w:sz w:val="24"/>
+          <w:szCs w:val="24"/>
+        </w:rPr>
         <w:t xml:space="preserve">Dans le menu, il pourra accéder à plusieurs sections : </w:t>
       </w:r>
     </w:p>
@@ -2125,11 +4993,26 @@
         </w:numPr>
         <w:spacing w:line="276" w:lineRule="auto"/>
         <w:jc w:val="both"/>
-      </w:pPr>
-      <w:r>
+        <w:rPr>
+          <w:rFonts w:cstheme="minorHAnsi"/>
+          <w:sz w:val="24"/>
+          <w:szCs w:val="24"/>
+        </w:rPr>
+      </w:pPr>
+      <w:r>
+        <w:rPr>
+          <w:rFonts w:cstheme="minorHAnsi"/>
+          <w:sz w:val="24"/>
+          <w:szCs w:val="24"/>
+        </w:rPr>
         <w:t>La</w:t>
       </w:r>
       <w:r>
+        <w:rPr>
+          <w:rFonts w:cstheme="minorHAnsi"/>
+          <w:sz w:val="24"/>
+          <w:szCs w:val="24"/>
+        </w:rPr>
         <w:t xml:space="preserve"> liste des patients</w:t>
       </w:r>
     </w:p>
@@ -2142,8 +5025,18 @@
         </w:numPr>
         <w:spacing w:line="276" w:lineRule="auto"/>
         <w:jc w:val="both"/>
-      </w:pPr>
-      <w:r>
+        <w:rPr>
+          <w:rFonts w:cstheme="minorHAnsi"/>
+          <w:sz w:val="24"/>
+          <w:szCs w:val="24"/>
+        </w:rPr>
+      </w:pPr>
+      <w:r>
+        <w:rPr>
+          <w:rFonts w:cstheme="minorHAnsi"/>
+          <w:sz w:val="24"/>
+          <w:szCs w:val="24"/>
+        </w:rPr>
         <w:t>Exercices Personnalisés</w:t>
       </w:r>
     </w:p>
@@ -2156,11 +5049,26 @@
         </w:numPr>
         <w:spacing w:line="276" w:lineRule="auto"/>
         <w:jc w:val="both"/>
-      </w:pPr>
-      <w:r>
+        <w:rPr>
+          <w:rFonts w:cstheme="minorHAnsi"/>
+          <w:sz w:val="24"/>
+          <w:szCs w:val="24"/>
+        </w:rPr>
+      </w:pPr>
+      <w:r>
+        <w:rPr>
+          <w:rFonts w:cstheme="minorHAnsi"/>
+          <w:sz w:val="24"/>
+          <w:szCs w:val="24"/>
+        </w:rPr>
         <w:t>Des</w:t>
       </w:r>
       <w:r>
+        <w:rPr>
+          <w:rFonts w:cstheme="minorHAnsi"/>
+          <w:sz w:val="24"/>
+          <w:szCs w:val="24"/>
+        </w:rPr>
         <w:t xml:space="preserve"> jeux</w:t>
       </w:r>
     </w:p>
@@ -2173,8 +5081,18 @@
         </w:numPr>
         <w:spacing w:line="276" w:lineRule="auto"/>
         <w:jc w:val="both"/>
-      </w:pPr>
-      <w:r>
+        <w:rPr>
+          <w:rFonts w:cstheme="minorHAnsi"/>
+          <w:sz w:val="24"/>
+          <w:szCs w:val="24"/>
+        </w:rPr>
+      </w:pPr>
+      <w:r>
+        <w:rPr>
+          <w:rFonts w:cstheme="minorHAnsi"/>
+          <w:sz w:val="24"/>
+          <w:szCs w:val="24"/>
+        </w:rPr>
         <w:t>Compte</w:t>
       </w:r>
     </w:p>
@@ -2182,8 +5100,18 @@
       <w:pPr>
         <w:spacing w:line="276" w:lineRule="auto"/>
         <w:jc w:val="both"/>
-      </w:pPr>
-      <w:r>
+        <w:rPr>
+          <w:rFonts w:cstheme="minorHAnsi"/>
+          <w:sz w:val="24"/>
+          <w:szCs w:val="24"/>
+        </w:rPr>
+      </w:pPr>
+      <w:r>
+        <w:rPr>
+          <w:rFonts w:cstheme="minorHAnsi"/>
+          <w:sz w:val="24"/>
+          <w:szCs w:val="24"/>
+        </w:rPr>
         <w:t>Sur cette page, un tableau de l'emploi du temps sera affiché, couvrant la période du lundi au vendredi (ou au samedi). En tant qu'orthophoniste, il a droit à un maximum de 35 heures de travail par semaine. Le temps moyen de travail par jour serait donc de 7 heures. Cependant, il n'est pas possible de fixer un horaire strict de 9 h à 17 h, car cela dépendra de la disponibilité des patients. Certains préfèrent avoir leurs séances après 18 h.</w:t>
       </w:r>
     </w:p>
@@ -2191,11 +5119,26 @@
       <w:pPr>
         <w:spacing w:line="276" w:lineRule="auto"/>
         <w:jc w:val="both"/>
-      </w:pPr>
-      <w:r>
+        <w:rPr>
+          <w:rFonts w:cstheme="minorHAnsi"/>
+          <w:sz w:val="24"/>
+          <w:szCs w:val="24"/>
+        </w:rPr>
+      </w:pPr>
+      <w:r>
+        <w:rPr>
+          <w:rFonts w:cstheme="minorHAnsi"/>
+          <w:sz w:val="24"/>
+          <w:szCs w:val="24"/>
+        </w:rPr>
         <w:t>C'est pourquoi nous avons décidé d'établir un récapitulatif hebdomadaire couvrant des horaires de 8 h à 19 h chaque jour. Lorsqu'une nouvelle séance est ajoutée au tableau, elle est automatiquement comptabilisée. Si le total dépasse 35 heures par semaine, l'orthophoniste recevra une alerte et une notification sera envoyée à l'administrateur. De plus, il ne sera pas possible d'ajouter une séance supplémentaire une fois la limite atteinte.</w:t>
       </w:r>
       <w:r>
+        <w:rPr>
+          <w:rFonts w:cstheme="minorHAnsi"/>
+          <w:sz w:val="24"/>
+          <w:szCs w:val="24"/>
+        </w:rPr>
         <w:t xml:space="preserve"> </w:t>
       </w:r>
     </w:p>
@@ -2203,24 +5146,54 @@
       <w:pPr>
         <w:spacing w:line="276" w:lineRule="auto"/>
         <w:jc w:val="both"/>
-      </w:pPr>
-      <w:r>
+        <w:rPr>
+          <w:rFonts w:cstheme="minorHAnsi"/>
+          <w:sz w:val="24"/>
+          <w:szCs w:val="24"/>
+        </w:rPr>
+      </w:pPr>
+      <w:r>
+        <w:rPr>
+          <w:rFonts w:cstheme="minorHAnsi"/>
+          <w:sz w:val="24"/>
+          <w:szCs w:val="24"/>
+        </w:rPr>
+        <w:t>Lorsqu'une séance est ajoutée, l'orthophoniste pourra choisir de travailler soit en présentiel, soit en visioconférence. Un mail ou un message sera automatiquement envoyé au patient pour l'informer de la séance.</w:t>
+      </w:r>
+    </w:p>
+    <w:p>
+      <w:pPr>
+        <w:spacing w:line="276" w:lineRule="auto"/>
+        <w:jc w:val="both"/>
+        <w:rPr>
+          <w:rFonts w:cstheme="minorHAnsi"/>
+          <w:sz w:val="24"/>
+          <w:szCs w:val="24"/>
+        </w:rPr>
+      </w:pPr>
+      <w:r>
+        <w:rPr>
+          <w:rFonts w:cstheme="minorHAnsi"/>
+          <w:sz w:val="24"/>
+          <w:szCs w:val="24"/>
+        </w:rPr>
         <w:lastRenderedPageBreak/>
-        <w:t>Lorsqu'une séance est ajoutée, l'orthophoniste pourra choisir de travailler soit en présentiel, soit en visioconférence. Un mail ou un message sera automatiquement envoyé au patient pour l'informer de la séance.</w:t>
-      </w:r>
-    </w:p>
-    <w:p>
-      <w:pPr>
-        <w:spacing w:line="276" w:lineRule="auto"/>
-        <w:jc w:val="both"/>
-      </w:pPr>
-      <w:r>
         <w:t>En cliquant sur une séance, les détails s'afficheront, notamment les exercices prévus et le nom du patient concerné. Avec un double clic, une nouvelle page s'ouvrira, affichant le profil du patient. Au bas de cette page, un tableau de bord permettra à l'orthophoniste de noter le patient, d'ajouter des résumés et de consulter la progression sous forme de graphiques.</w:t>
       </w:r>
       <w:r>
+        <w:rPr>
+          <w:rFonts w:cstheme="minorHAnsi"/>
+          <w:sz w:val="24"/>
+          <w:szCs w:val="24"/>
+        </w:rPr>
         <w:t xml:space="preserve"> </w:t>
       </w:r>
       <w:r>
+        <w:rPr>
+          <w:rFonts w:cstheme="minorHAnsi"/>
+          <w:sz w:val="24"/>
+          <w:szCs w:val="24"/>
+        </w:rPr>
         <w:t>En dessous de ce tableau, une messagerie permettra d'envoyer des messages automatiquement par SMS ou par mail, avec l’accord du patient. Via cette messagerie, l'orthophoniste pourra également envoyer des fichiers, tels que des documents PowerPoint ou Word.</w:t>
       </w:r>
     </w:p>
@@ -2228,20 +5201,31 @@
       <w:pPr>
         <w:spacing w:line="276" w:lineRule="auto"/>
         <w:jc w:val="both"/>
-      </w:pPr>
-    </w:p>
-    <w:p>
-      <w:pPr>
-        <w:spacing w:line="276" w:lineRule="auto"/>
-        <w:jc w:val="both"/>
-        <w:rPr>
+        <w:rPr>
+          <w:rFonts w:cstheme="minorHAnsi"/>
+          <w:sz w:val="24"/>
+          <w:szCs w:val="24"/>
+        </w:rPr>
+      </w:pPr>
+    </w:p>
+    <w:p>
+      <w:pPr>
+        <w:spacing w:line="276" w:lineRule="auto"/>
+        <w:jc w:val="both"/>
+        <w:rPr>
+          <w:rFonts w:cstheme="minorHAnsi"/>
           <w:b/>
+          <w:sz w:val="24"/>
+          <w:szCs w:val="24"/>
           <w:u w:val="single"/>
         </w:rPr>
       </w:pPr>
       <w:r>
         <w:rPr>
+          <w:rFonts w:cstheme="minorHAnsi"/>
           <w:b/>
+          <w:sz w:val="24"/>
+          <w:szCs w:val="24"/>
           <w:u w:val="single"/>
         </w:rPr>
         <w:t>La page Compte :</w:t>
@@ -2251,8 +5235,18 @@
       <w:pPr>
         <w:spacing w:line="276" w:lineRule="auto"/>
         <w:jc w:val="both"/>
-      </w:pPr>
-      <w:r>
+        <w:rPr>
+          <w:rFonts w:cstheme="minorHAnsi"/>
+          <w:sz w:val="24"/>
+          <w:szCs w:val="24"/>
+        </w:rPr>
+      </w:pPr>
+      <w:r>
+        <w:rPr>
+          <w:rFonts w:cstheme="minorHAnsi"/>
+          <w:sz w:val="24"/>
+          <w:szCs w:val="24"/>
+        </w:rPr>
         <w:t>Sur son compte, l’orthophoniste aura la possibilité de télécharger une photo et d'afficher un ensemble d'informations personnelles (collectées lors de l'inscription). Il pourra modifier ces informations, comme le mot de passe, à tout moment.</w:t>
       </w:r>
     </w:p>
@@ -2260,8 +5254,18 @@
       <w:pPr>
         <w:spacing w:line="276" w:lineRule="auto"/>
         <w:jc w:val="both"/>
-      </w:pPr>
-      <w:r>
+        <w:rPr>
+          <w:rFonts w:cstheme="minorHAnsi"/>
+          <w:sz w:val="24"/>
+          <w:szCs w:val="24"/>
+        </w:rPr>
+      </w:pPr>
+      <w:r>
+        <w:rPr>
+          <w:rFonts w:cstheme="minorHAnsi"/>
+          <w:sz w:val="24"/>
+          <w:szCs w:val="24"/>
+        </w:rPr>
         <w:t>De plus, cette page inclura :</w:t>
       </w:r>
     </w:p>
@@ -2274,8 +5278,18 @@
         </w:numPr>
         <w:spacing w:line="276" w:lineRule="auto"/>
         <w:jc w:val="both"/>
-      </w:pPr>
-      <w:r>
+        <w:rPr>
+          <w:rFonts w:cstheme="minorHAnsi"/>
+          <w:sz w:val="24"/>
+          <w:szCs w:val="24"/>
+        </w:rPr>
+      </w:pPr>
+      <w:r>
+        <w:rPr>
+          <w:rFonts w:cstheme="minorHAnsi"/>
+          <w:sz w:val="24"/>
+          <w:szCs w:val="24"/>
+        </w:rPr>
         <w:t>Un suivi de la comptabilité des heures de séances effectuées.</w:t>
       </w:r>
     </w:p>
@@ -2288,48 +5302,103 @@
         </w:numPr>
         <w:spacing w:line="276" w:lineRule="auto"/>
         <w:jc w:val="both"/>
-      </w:pPr>
-      <w:r>
+        <w:rPr>
+          <w:rFonts w:cstheme="minorHAnsi"/>
+          <w:sz w:val="24"/>
+          <w:szCs w:val="24"/>
+        </w:rPr>
+      </w:pPr>
+      <w:r>
+        <w:rPr>
+          <w:rFonts w:cstheme="minorHAnsi"/>
+          <w:sz w:val="24"/>
+          <w:szCs w:val="24"/>
+        </w:rPr>
         <w:t xml:space="preserve">Un compteur du nombre </w:t>
       </w:r>
       <w:r>
+        <w:rPr>
+          <w:rFonts w:cstheme="minorHAnsi"/>
+          <w:sz w:val="24"/>
+          <w:szCs w:val="24"/>
+        </w:rPr>
         <w:t xml:space="preserve">des </w:t>
       </w:r>
       <w:r>
+        <w:rPr>
+          <w:rFonts w:cstheme="minorHAnsi"/>
+          <w:sz w:val="24"/>
+          <w:szCs w:val="24"/>
+        </w:rPr>
         <w:t xml:space="preserve">exercices </w:t>
       </w:r>
       <w:r>
+        <w:rPr>
+          <w:rFonts w:cstheme="minorHAnsi"/>
+          <w:sz w:val="24"/>
+          <w:szCs w:val="24"/>
+        </w:rPr>
         <w:t>personnalisés</w:t>
       </w:r>
       <w:r>
+        <w:rPr>
+          <w:rFonts w:cstheme="minorHAnsi"/>
+          <w:sz w:val="24"/>
+          <w:szCs w:val="24"/>
+        </w:rPr>
         <w:t xml:space="preserve"> créés. En cliquant sur cette section, une nouvelle page affichera la liste détaillée </w:t>
       </w:r>
       <w:r>
+        <w:rPr>
+          <w:rFonts w:cstheme="minorHAnsi"/>
+          <w:sz w:val="24"/>
+          <w:szCs w:val="24"/>
+        </w:rPr>
         <w:t xml:space="preserve">des </w:t>
       </w:r>
       <w:r>
+        <w:rPr>
+          <w:rFonts w:cstheme="minorHAnsi"/>
+          <w:sz w:val="24"/>
+          <w:szCs w:val="24"/>
+        </w:rPr>
         <w:t>exercices personnalisés</w:t>
       </w:r>
       <w:r>
+        <w:rPr>
+          <w:rFonts w:cstheme="minorHAnsi"/>
+          <w:sz w:val="24"/>
+          <w:szCs w:val="24"/>
+        </w:rPr>
         <w:t xml:space="preserve"> qu'il a créés, avec des précisions supplémentaires.</w:t>
       </w:r>
       <w:r>
+        <w:rPr>
+          <w:rFonts w:cstheme="minorHAnsi"/>
+          <w:sz w:val="24"/>
+          <w:szCs w:val="24"/>
+        </w:rPr>
         <w:t xml:space="preserve"> </w:t>
       </w:r>
       <w:r>
-        <w:t>Grâce aux enregistrements existants, il ne sera pas obligé de recréer un exercice pour un autre patient. En cliquant sur un exercice, il pourra sélectionner un patient et lui envoyer l'exercice.</w:t>
-      </w:r>
-      <w:r>
-        <w:t xml:space="preserve"> </w:t>
-      </w:r>
-    </w:p>
-    <w:p>
-      <w:pPr>
-        <w:pStyle w:val="Paragraphedeliste"/>
-        <w:spacing w:line="276" w:lineRule="auto"/>
-        <w:jc w:val="both"/>
-        <w:rPr>
+        <w:rPr>
+          <w:rFonts w:cstheme="minorHAnsi"/>
+          <w:sz w:val="24"/>
+          <w:szCs w:val="24"/>
+        </w:rPr>
+        <w:t xml:space="preserve">Grâce aux enregistrements existants, il ne sera pas obligé de recréer un exercice pour un autre patient. En cliquant sur un exercice, il pourra sélectionner un patient et lui envoyer l'exercice. </w:t>
+      </w:r>
+    </w:p>
+    <w:p>
+      <w:pPr>
+        <w:pStyle w:val="Paragraphedeliste"/>
+        <w:spacing w:line="276" w:lineRule="auto"/>
+        <w:jc w:val="both"/>
+        <w:rPr>
+          <w:rFonts w:cstheme="minorHAnsi"/>
           <w:b/>
+          <w:sz w:val="24"/>
+          <w:szCs w:val="24"/>
           <w:u w:val="single"/>
         </w:rPr>
       </w:pPr>
@@ -2339,13 +5408,19 @@
         <w:spacing w:line="276" w:lineRule="auto"/>
         <w:jc w:val="both"/>
         <w:rPr>
+          <w:rFonts w:cstheme="minorHAnsi"/>
           <w:b/>
+          <w:sz w:val="24"/>
+          <w:szCs w:val="24"/>
           <w:u w:val="single"/>
         </w:rPr>
       </w:pPr>
       <w:r>
         <w:rPr>
+          <w:rFonts w:cstheme="minorHAnsi"/>
           <w:b/>
+          <w:sz w:val="24"/>
+          <w:szCs w:val="24"/>
           <w:u w:val="single"/>
         </w:rPr>
         <w:t>La page Jeux :</w:t>
@@ -2356,36 +5431,54 @@
         <w:spacing w:line="276" w:lineRule="auto"/>
         <w:jc w:val="both"/>
         <w:rPr>
-          <w:bCs/>
-        </w:rPr>
-      </w:pPr>
-      <w:r>
-        <w:rPr>
-          <w:bCs/>
+          <w:rFonts w:cstheme="minorHAnsi"/>
+          <w:bCs/>
+          <w:sz w:val="24"/>
+          <w:szCs w:val="24"/>
+        </w:rPr>
+      </w:pPr>
+      <w:r>
+        <w:rPr>
+          <w:rFonts w:cstheme="minorHAnsi"/>
+          <w:bCs/>
+          <w:sz w:val="24"/>
+          <w:szCs w:val="24"/>
         </w:rPr>
         <w:t xml:space="preserve">Les orthophonistes pourront consulter les jeux créés par l'administrateur. Une liste des jeux proposés sera disponible, et en cliquant sur l'un d'eux, une nouvelle page s'affichera avec les détails du jeu sélectionné. Sous la description du jeu, une liste des patients ayant participé </w:t>
       </w:r>
       <w:r>
         <w:rPr>
-          <w:bCs/>
+          <w:rFonts w:cstheme="minorHAnsi"/>
+          <w:bCs/>
+          <w:sz w:val="24"/>
+          <w:szCs w:val="24"/>
         </w:rPr>
         <w:t xml:space="preserve">et ayant choisi </w:t>
       </w:r>
       <w:r>
         <w:rPr>
-          <w:bCs/>
+          <w:rFonts w:cstheme="minorHAnsi"/>
+          <w:bCs/>
+          <w:sz w:val="24"/>
+          <w:szCs w:val="24"/>
         </w:rPr>
         <w:t>cet</w:t>
       </w:r>
       <w:r>
         <w:rPr>
-          <w:bCs/>
+          <w:rFonts w:cstheme="minorHAnsi"/>
+          <w:bCs/>
+          <w:sz w:val="24"/>
+          <w:szCs w:val="24"/>
         </w:rPr>
         <w:t xml:space="preserve"> orthophoniste </w:t>
       </w:r>
       <w:r>
         <w:rPr>
-          <w:bCs/>
+          <w:rFonts w:cstheme="minorHAnsi"/>
+          <w:bCs/>
+          <w:sz w:val="24"/>
+          <w:szCs w:val="24"/>
         </w:rPr>
         <w:t>sera visible, ainsi que les points qu'ils ont obtenus.</w:t>
       </w:r>
@@ -2395,24 +5488,36 @@
         <w:spacing w:line="276" w:lineRule="auto"/>
         <w:jc w:val="both"/>
         <w:rPr>
-          <w:bCs/>
-        </w:rPr>
-      </w:pPr>
-      <w:r>
-        <w:rPr>
-          <w:bCs/>
+          <w:rFonts w:cstheme="minorHAnsi"/>
+          <w:bCs/>
+          <w:sz w:val="24"/>
+          <w:szCs w:val="24"/>
+        </w:rPr>
+      </w:pPr>
+      <w:r>
+        <w:rPr>
+          <w:rFonts w:cstheme="minorHAnsi"/>
+          <w:bCs/>
+          <w:sz w:val="24"/>
+          <w:szCs w:val="24"/>
         </w:rPr>
         <w:t xml:space="preserve">Les </w:t>
       </w:r>
       <w:r>
         <w:rPr>
-          <w:bCs/>
+          <w:rFonts w:cstheme="minorHAnsi"/>
+          <w:bCs/>
+          <w:sz w:val="24"/>
+          <w:szCs w:val="24"/>
         </w:rPr>
         <w:t xml:space="preserve">types de </w:t>
       </w:r>
       <w:r>
         <w:rPr>
-          <w:bCs/>
+          <w:rFonts w:cstheme="minorHAnsi"/>
+          <w:bCs/>
+          <w:sz w:val="24"/>
+          <w:szCs w:val="24"/>
         </w:rPr>
         <w:t>jeux proposés par l’administrateur sont :</w:t>
       </w:r>
@@ -2427,12 +5532,18 @@
         <w:spacing w:line="276" w:lineRule="auto"/>
         <w:jc w:val="both"/>
         <w:rPr>
-          <w:bCs/>
-        </w:rPr>
-      </w:pPr>
-      <w:r>
-        <w:rPr>
-          <w:bCs/>
+          <w:rFonts w:cstheme="minorHAnsi"/>
+          <w:bCs/>
+          <w:sz w:val="24"/>
+          <w:szCs w:val="24"/>
+        </w:rPr>
+      </w:pPr>
+      <w:r>
+        <w:rPr>
+          <w:rFonts w:cstheme="minorHAnsi"/>
+          <w:bCs/>
+          <w:sz w:val="24"/>
+          <w:szCs w:val="24"/>
         </w:rPr>
         <w:t>Jeux de vocabulaire : pour travailler l’apprentissage des mots et des expressions.</w:t>
       </w:r>
@@ -2447,12 +5558,18 @@
         <w:spacing w:line="276" w:lineRule="auto"/>
         <w:jc w:val="both"/>
         <w:rPr>
-          <w:bCs/>
-        </w:rPr>
-      </w:pPr>
-      <w:r>
-        <w:rPr>
-          <w:bCs/>
+          <w:rFonts w:cstheme="minorHAnsi"/>
+          <w:bCs/>
+          <w:sz w:val="24"/>
+          <w:szCs w:val="24"/>
+        </w:rPr>
+      </w:pPr>
+      <w:r>
+        <w:rPr>
+          <w:rFonts w:cstheme="minorHAnsi"/>
+          <w:bCs/>
+          <w:sz w:val="24"/>
+          <w:szCs w:val="24"/>
         </w:rPr>
         <w:t>Jeux de mémoire : pour travailler la mémoire visuelle et auditive.</w:t>
       </w:r>
@@ -2467,24 +5584,36 @@
         <w:spacing w:line="276" w:lineRule="auto"/>
         <w:jc w:val="both"/>
         <w:rPr>
-          <w:bCs/>
-        </w:rPr>
-      </w:pPr>
-      <w:r>
-        <w:rPr>
-          <w:bCs/>
+          <w:rFonts w:cstheme="minorHAnsi"/>
+          <w:bCs/>
+          <w:sz w:val="24"/>
+          <w:szCs w:val="24"/>
+        </w:rPr>
+      </w:pPr>
+      <w:r>
+        <w:rPr>
+          <w:rFonts w:cstheme="minorHAnsi"/>
+          <w:bCs/>
+          <w:sz w:val="24"/>
+          <w:szCs w:val="24"/>
         </w:rPr>
         <w:t>Jeux de dictée : pour travailler l’apprentissage des orthographes</w:t>
       </w:r>
       <w:r>
         <w:rPr>
-          <w:bCs/>
+          <w:rFonts w:cstheme="minorHAnsi"/>
+          <w:bCs/>
+          <w:sz w:val="24"/>
+          <w:szCs w:val="24"/>
         </w:rPr>
         <w:t xml:space="preserve"> des mots et des expressions</w:t>
       </w:r>
       <w:r>
         <w:rPr>
-          <w:bCs/>
+          <w:rFonts w:cstheme="minorHAnsi"/>
+          <w:bCs/>
+          <w:sz w:val="24"/>
+          <w:szCs w:val="24"/>
         </w:rPr>
         <w:t>.</w:t>
       </w:r>
@@ -2494,13 +5623,19 @@
         <w:spacing w:line="276" w:lineRule="auto"/>
         <w:jc w:val="both"/>
         <w:rPr>
+          <w:rFonts w:cstheme="minorHAnsi"/>
           <w:b/>
+          <w:sz w:val="24"/>
+          <w:szCs w:val="24"/>
           <w:u w:val="single"/>
         </w:rPr>
       </w:pPr>
       <w:r>
         <w:rPr>
+          <w:rFonts w:cstheme="minorHAnsi"/>
           <w:b/>
+          <w:sz w:val="24"/>
+          <w:szCs w:val="24"/>
           <w:u w:val="single"/>
         </w:rPr>
         <w:t>La page Exercices Personnalisés :</w:t>
@@ -2511,59 +5646,95 @@
         <w:spacing w:line="276" w:lineRule="auto"/>
         <w:jc w:val="both"/>
         <w:rPr>
-          <w:bCs/>
-        </w:rPr>
-      </w:pPr>
-      <w:r>
-        <w:rPr>
-          <w:bCs/>
+          <w:rFonts w:cstheme="minorHAnsi"/>
+          <w:bCs/>
+          <w:sz w:val="24"/>
+          <w:szCs w:val="24"/>
+        </w:rPr>
+      </w:pPr>
+      <w:r>
+        <w:rPr>
+          <w:rFonts w:cstheme="minorHAnsi"/>
+          <w:bCs/>
+          <w:sz w:val="24"/>
+          <w:szCs w:val="24"/>
         </w:rPr>
         <w:t xml:space="preserve">L’orthophoniste pourra personnaliser les jeux selon les besoins spécifiques de chaque patient. </w:t>
       </w:r>
       <w:r>
         <w:rPr>
-          <w:bCs/>
+          <w:rFonts w:cstheme="minorHAnsi"/>
+          <w:bCs/>
+          <w:sz w:val="24"/>
+          <w:szCs w:val="24"/>
         </w:rPr>
         <w:t>Dans l</w:t>
       </w:r>
       <w:r>
         <w:rPr>
-          <w:bCs/>
+          <w:rFonts w:cstheme="minorHAnsi"/>
+          <w:bCs/>
+          <w:sz w:val="24"/>
+          <w:szCs w:val="24"/>
         </w:rPr>
         <w:t>e</w:t>
       </w:r>
       <w:r>
         <w:rPr>
-          <w:bCs/>
+          <w:rFonts w:cstheme="minorHAnsi"/>
+          <w:bCs/>
+          <w:sz w:val="24"/>
+          <w:szCs w:val="24"/>
         </w:rPr>
         <w:t>s jeux de vocabulaire</w:t>
       </w:r>
       <w:r>
         <w:rPr>
-          <w:bCs/>
+          <w:rFonts w:cstheme="minorHAnsi"/>
+          <w:bCs/>
+          <w:sz w:val="24"/>
+          <w:szCs w:val="24"/>
         </w:rPr>
         <w:t xml:space="preserve"> ou de mémoire</w:t>
       </w:r>
       <w:r>
         <w:rPr>
-          <w:bCs/>
-        </w:rPr>
-        <w:t>, il pourra sélectionner un jeu de vocabulaire dans la liste des jeux proposés sur la page des exercices personnalisés. Une nouvelle page s'affichera, permettant de modifier ou d'ajouter des mots ou des expressions. Une fois les modifications effectuées, l'orthophoniste pourra sélectionner un ou plusieurs patients à qui envoyer le jeu, qui sera ensuite affiché dans leur espace personnel.</w:t>
-      </w:r>
-    </w:p>
-    <w:p>
-      <w:pPr>
-        <w:spacing w:line="276" w:lineRule="auto"/>
-        <w:jc w:val="both"/>
-        <w:rPr>
-          <w:bCs/>
-        </w:rPr>
-      </w:pPr>
-      <w:r>
-        <w:rPr>
-          <w:bCs/>
+          <w:rFonts w:cstheme="minorHAnsi"/>
+          <w:bCs/>
+          <w:sz w:val="24"/>
+          <w:szCs w:val="24"/>
+        </w:rPr>
+        <w:t xml:space="preserve">, il pourra sélectionner un jeu de vocabulaire dans la liste des jeux proposés sur la page des exercices personnalisés. Une nouvelle page s'affichera, permettant de modifier ou d'ajouter des mots ou des expressions. Une fois les </w:t>
+      </w:r>
+      <w:r>
+        <w:rPr>
+          <w:rFonts w:cstheme="minorHAnsi"/>
+          <w:bCs/>
+          <w:sz w:val="24"/>
+          <w:szCs w:val="24"/>
         </w:rPr>
         <w:lastRenderedPageBreak/>
+        <w:t>modifications effectuées, l'orthophoniste pourra sélectionner un ou plusieurs patients à qui envoyer le jeu, qui sera ensuite affiché dans leur espace personnel.</w:t>
+      </w:r>
+    </w:p>
+    <w:p>
+      <w:pPr>
+        <w:spacing w:line="276" w:lineRule="auto"/>
+        <w:jc w:val="both"/>
+        <w:rPr>
+          <w:rFonts w:cstheme="minorHAnsi"/>
+          <w:bCs/>
+          <w:sz w:val="24"/>
+          <w:szCs w:val="24"/>
+        </w:rPr>
+      </w:pPr>
+      <w:r>
+        <w:rPr>
+          <w:rFonts w:cstheme="minorHAnsi"/>
+          <w:bCs/>
+          <w:sz w:val="24"/>
+          <w:szCs w:val="24"/>
+        </w:rPr>
         <w:t>Pour les jeux de dictée, il pourra sélectionner un jeu de dictée dans la liste des jeux proposés sur cette même page. Une nouvelle page s'affichera, permettant de modifier ou d’ajouter des mots ou des expressions à partir de la liste des mots et expressions proposés. Chaque mot ou expression de cette liste sera accompagné d’un fichier audio.</w:t>
       </w:r>
     </w:p>
@@ -2574,15 +5745,32 @@
           <w:ilvl w:val="0"/>
           <w:numId w:val="12"/>
         </w:numPr>
-      </w:pPr>
-      <w:r>
+        <w:rPr>
+          <w:rFonts w:asciiTheme="minorHAnsi" w:hAnsiTheme="minorHAnsi" w:cstheme="minorHAnsi"/>
+          <w:sz w:val="24"/>
+          <w:szCs w:val="24"/>
+        </w:rPr>
+      </w:pPr>
+      <w:bookmarkStart w:id="50" w:name="_Toc178943633"/>
+      <w:r>
+        <w:rPr>
+          <w:rFonts w:asciiTheme="minorHAnsi" w:hAnsiTheme="minorHAnsi" w:cstheme="minorHAnsi"/>
+          <w:sz w:val="24"/>
+          <w:szCs w:val="24"/>
+        </w:rPr>
         <w:t>Description de l’application</w:t>
       </w:r>
-    </w:p>
-    <w:p>
-      <w:pPr>
-        <w:spacing w:line="276" w:lineRule="auto"/>
-        <w:jc w:val="both"/>
+      <w:bookmarkEnd w:id="50"/>
+    </w:p>
+    <w:p>
+      <w:pPr>
+        <w:spacing w:line="276" w:lineRule="auto"/>
+        <w:jc w:val="both"/>
+        <w:rPr>
+          <w:rFonts w:cstheme="minorHAnsi"/>
+          <w:sz w:val="24"/>
+          <w:szCs w:val="24"/>
+        </w:rPr>
       </w:pPr>
     </w:p>
     <w:p>
@@ -2591,32 +5779,54 @@
         <w:spacing w:line="276" w:lineRule="auto"/>
         <w:jc w:val="both"/>
         <w:rPr>
+          <w:rFonts w:asciiTheme="minorHAnsi" w:hAnsiTheme="minorHAnsi" w:cstheme="minorHAnsi"/>
           <w:smallCaps/>
         </w:rPr>
       </w:pPr>
-      <w:r>
-        <w:rPr>
+      <w:bookmarkStart w:id="51" w:name="_Toc178943634"/>
+      <w:r>
+        <w:rPr>
+          <w:rFonts w:asciiTheme="minorHAnsi" w:hAnsiTheme="minorHAnsi" w:cstheme="minorHAnsi"/>
           <w:smallCaps/>
         </w:rPr>
         <w:t>Description des pages</w:t>
       </w:r>
-    </w:p>
-    <w:p>
-      <w:pPr>
-        <w:spacing w:line="276" w:lineRule="auto"/>
-        <w:jc w:val="both"/>
-      </w:pPr>
-      <w:r>
+      <w:bookmarkEnd w:id="51"/>
+    </w:p>
+    <w:p>
+      <w:pPr>
+        <w:spacing w:line="276" w:lineRule="auto"/>
+        <w:jc w:val="both"/>
+        <w:rPr>
+          <w:rFonts w:cstheme="minorHAnsi"/>
+          <w:sz w:val="24"/>
+          <w:szCs w:val="24"/>
+        </w:rPr>
+      </w:pPr>
+      <w:r>
+        <w:rPr>
+          <w:rFonts w:cstheme="minorHAnsi"/>
+          <w:sz w:val="24"/>
+          <w:szCs w:val="24"/>
+        </w:rPr>
         <w:t xml:space="preserve">La plateforme </w:t>
       </w:r>
       <w:r>
         <w:rPr>
+          <w:rFonts w:cstheme="minorHAnsi"/>
           <w:b/>
           <w:bCs/>
+          <w:sz w:val="24"/>
+          <w:szCs w:val="24"/>
         </w:rPr>
         <w:t>Ortholib</w:t>
       </w:r>
       <w:r>
+        <w:rPr>
+          <w:rFonts w:cstheme="minorHAnsi"/>
+          <w:sz w:val="24"/>
+          <w:szCs w:val="24"/>
+        </w:rPr>
         <w:t xml:space="preserve"> sera finalement composée de plusieurs pages :</w:t>
       </w:r>
     </w:p>
@@ -2629,24 +5839,52 @@
         </w:numPr>
         <w:spacing w:line="276" w:lineRule="auto"/>
         <w:jc w:val="both"/>
-      </w:pPr>
-      <w:r>
-        <w:rPr>
+        <w:rPr>
+          <w:rFonts w:cstheme="minorHAnsi"/>
+          <w:sz w:val="24"/>
+          <w:szCs w:val="24"/>
+        </w:rPr>
+      </w:pPr>
+      <w:r>
+        <w:rPr>
+          <w:rFonts w:cstheme="minorHAnsi"/>
           <w:b/>
           <w:bCs/>
+          <w:sz w:val="24"/>
+          <w:szCs w:val="24"/>
         </w:rPr>
         <w:t xml:space="preserve">Une page d’accueil : </w:t>
       </w:r>
       <w:r>
+        <w:rPr>
+          <w:rFonts w:cstheme="minorHAnsi"/>
+          <w:sz w:val="24"/>
+          <w:szCs w:val="24"/>
+        </w:rPr>
         <w:t>Dans la partie principale,</w:t>
       </w:r>
       <w:r>
+        <w:rPr>
+          <w:rFonts w:cstheme="minorHAnsi"/>
+          <w:sz w:val="24"/>
+          <w:szCs w:val="24"/>
+        </w:rPr>
         <w:t xml:space="preserve"> nous présenterons avec un texte qui expliquera la définition d’une séance orthophonique. Au-dessous de la partie principale se présenteront 3</w:t>
       </w:r>
       <w:r>
+        <w:rPr>
+          <w:rFonts w:cstheme="minorHAnsi"/>
+          <w:sz w:val="24"/>
+          <w:szCs w:val="24"/>
+        </w:rPr>
         <w:t xml:space="preserve"> icônes alignées sur une ligne en haut de page : une nous dirigera vers des nouveautés de l’application, la deuxième portera sur les règlements de l’application, et la dernière icône nous redirigera vers la liste des profils des orthophonistes. Il y aura également une vidéo qui présentera l’application Ortholib. Au-dessous d’une vidéo, un texte accompagnera la vidéo pour expli</w:t>
       </w:r>
       <w:r>
+        <w:rPr>
+          <w:rFonts w:cstheme="minorHAnsi"/>
+          <w:sz w:val="24"/>
+          <w:szCs w:val="24"/>
+        </w:rPr>
         <w:t xml:space="preserve">quer de manière écrite pour les personnes malentendantes. Dans la partie Footer, nous disposerons de 3 colonnes composées du menu, des informations de contact et des nouveautés.  </w:t>
       </w:r>
     </w:p>
@@ -2659,34 +5897,70 @@
         </w:numPr>
         <w:spacing w:line="276" w:lineRule="auto"/>
         <w:jc w:val="both"/>
-      </w:pPr>
-      <w:r>
-        <w:rPr>
+        <w:rPr>
+          <w:rFonts w:cstheme="minorHAnsi"/>
+          <w:sz w:val="24"/>
+          <w:szCs w:val="24"/>
+        </w:rPr>
+      </w:pPr>
+      <w:r>
+        <w:rPr>
+          <w:rFonts w:cstheme="minorHAnsi"/>
           <w:b/>
           <w:bCs/>
+          <w:sz w:val="24"/>
+          <w:szCs w:val="24"/>
         </w:rPr>
         <w:t xml:space="preserve">Une page de </w:t>
       </w:r>
       <w:r>
         <w:rPr>
+          <w:rFonts w:cstheme="minorHAnsi"/>
           <w:b/>
           <w:bCs/>
+          <w:sz w:val="24"/>
+          <w:szCs w:val="24"/>
         </w:rPr>
         <w:t xml:space="preserve">Présentation </w:t>
       </w:r>
       <w:r>
+        <w:rPr>
+          <w:rFonts w:cstheme="minorHAnsi"/>
+          <w:sz w:val="24"/>
+          <w:szCs w:val="24"/>
+        </w:rPr>
         <w:t xml:space="preserve">qui aura </w:t>
       </w:r>
       <w:r>
+        <w:rPr>
+          <w:rFonts w:cstheme="minorHAnsi"/>
+          <w:sz w:val="24"/>
+          <w:szCs w:val="24"/>
+        </w:rPr>
         <w:t>3</w:t>
       </w:r>
       <w:r>
+        <w:rPr>
+          <w:rFonts w:cstheme="minorHAnsi"/>
+          <w:sz w:val="24"/>
+          <w:szCs w:val="24"/>
+        </w:rPr>
         <w:t xml:space="preserve"> parties : </w:t>
       </w:r>
       <w:r>
+        <w:rPr>
+          <w:rFonts w:cstheme="minorHAnsi"/>
+          <w:sz w:val="24"/>
+          <w:szCs w:val="24"/>
+        </w:rPr>
         <w:t xml:space="preserve">des nouveautés </w:t>
       </w:r>
       <w:r>
+        <w:rPr>
+          <w:rFonts w:cstheme="minorHAnsi"/>
+          <w:sz w:val="24"/>
+          <w:szCs w:val="24"/>
+        </w:rPr>
         <w:t xml:space="preserve">de l’application, des règlements de l’application et la liste des Orthophonistes. </w:t>
       </w:r>
     </w:p>
@@ -2699,15 +5973,28 @@
         </w:numPr>
         <w:spacing w:line="276" w:lineRule="auto"/>
         <w:jc w:val="both"/>
-      </w:pPr>
-      <w:r>
-        <w:rPr>
+        <w:rPr>
+          <w:rFonts w:cstheme="minorHAnsi"/>
+          <w:sz w:val="24"/>
+          <w:szCs w:val="24"/>
+        </w:rPr>
+      </w:pPr>
+      <w:r>
+        <w:rPr>
+          <w:rFonts w:cstheme="minorHAnsi"/>
           <w:b/>
           <w:bCs/>
+          <w:sz w:val="24"/>
+          <w:szCs w:val="24"/>
         </w:rPr>
         <w:t xml:space="preserve">Page Nouveautés de l’application : </w:t>
       </w:r>
       <w:r>
+        <w:rPr>
+          <w:rFonts w:cstheme="minorHAnsi"/>
+          <w:sz w:val="24"/>
+          <w:szCs w:val="24"/>
+        </w:rPr>
         <w:t xml:space="preserve">Comme l’application ne cessera d’évoluer et d’être corrigée pour devenir meilleure, nous tiendrons les utilisateurs informés de tous les changements et nouveaux avantages sur cette page. Si nous décidons un jour d’améliorer l’application en ajoutant des jeux, nous publierons cette nouvelle à travers cette page. La description de cette nouveauté pourra se faire sous plusieurs formes : par format écrit (sous la forme d’un article) ou bien par format interactif sous la forme d’une vidéo par exemple. </w:t>
       </w:r>
     </w:p>
@@ -2720,15 +6007,28 @@
         </w:numPr>
         <w:spacing w:line="276" w:lineRule="auto"/>
         <w:jc w:val="both"/>
-      </w:pPr>
-      <w:r>
-        <w:rPr>
+        <w:rPr>
+          <w:rFonts w:cstheme="minorHAnsi"/>
+          <w:sz w:val="24"/>
+          <w:szCs w:val="24"/>
+        </w:rPr>
+      </w:pPr>
+      <w:r>
+        <w:rPr>
+          <w:rFonts w:cstheme="minorHAnsi"/>
           <w:b/>
           <w:bCs/>
+          <w:sz w:val="24"/>
+          <w:szCs w:val="24"/>
         </w:rPr>
         <w:t>Page Règlements de l’application :</w:t>
       </w:r>
       <w:r>
+        <w:rPr>
+          <w:rFonts w:cstheme="minorHAnsi"/>
+          <w:sz w:val="24"/>
+          <w:szCs w:val="24"/>
+        </w:rPr>
         <w:t xml:space="preserve"> </w:t>
       </w:r>
     </w:p>
@@ -2741,23 +6041,44 @@
         </w:numPr>
         <w:spacing w:line="276" w:lineRule="auto"/>
         <w:jc w:val="both"/>
-      </w:pPr>
-      <w:r>
-        <w:rPr>
+        <w:rPr>
+          <w:rFonts w:cstheme="minorHAnsi"/>
+          <w:sz w:val="24"/>
+          <w:szCs w:val="24"/>
+        </w:rPr>
+      </w:pPr>
+      <w:r>
+        <w:rPr>
+          <w:rFonts w:cstheme="minorHAnsi"/>
           <w:b/>
+          <w:sz w:val="24"/>
+          <w:szCs w:val="24"/>
         </w:rPr>
         <w:t>Page Liste des Orthophonistes :</w:t>
       </w:r>
       <w:r>
         <w:rPr>
+          <w:rFonts w:cstheme="minorHAnsi"/>
           <w:b/>
+          <w:sz w:val="24"/>
+          <w:szCs w:val="24"/>
         </w:rPr>
         <w:t xml:space="preserve"> </w:t>
       </w:r>
       <w:r>
+        <w:rPr>
+          <w:rFonts w:cstheme="minorHAnsi"/>
+          <w:sz w:val="24"/>
+          <w:szCs w:val="24"/>
+        </w:rPr>
         <w:t>L</w:t>
       </w:r>
       <w:r>
+        <w:rPr>
+          <w:rFonts w:cstheme="minorHAnsi"/>
+          <w:sz w:val="24"/>
+          <w:szCs w:val="24"/>
+        </w:rPr>
         <w:t xml:space="preserve">e but de cette application est de communiquer entre les orthophonistes et leurs patients. Mais, les patients veulent savoir quels orthophonistes qui participeront dans cette application. Donc, dans cette page, il y aura la liste des profils des orthophonistes.  </w:t>
       </w:r>
     </w:p>
@@ -2770,18 +6091,36 @@
         </w:numPr>
         <w:spacing w:line="276" w:lineRule="auto"/>
         <w:jc w:val="both"/>
-      </w:pPr>
-      <w:r>
-        <w:rPr>
+        <w:rPr>
+          <w:rFonts w:cstheme="minorHAnsi"/>
+          <w:sz w:val="24"/>
+          <w:szCs w:val="24"/>
+        </w:rPr>
+      </w:pPr>
+      <w:r>
+        <w:rPr>
+          <w:rFonts w:cstheme="minorHAnsi"/>
           <w:b/>
           <w:bCs/>
+          <w:sz w:val="24"/>
+          <w:szCs w:val="24"/>
         </w:rPr>
         <w:t xml:space="preserve">Une page d’inscription : </w:t>
       </w:r>
       <w:r>
+        <w:rPr>
+          <w:rFonts w:cstheme="minorHAnsi"/>
+          <w:sz w:val="24"/>
+          <w:szCs w:val="24"/>
+        </w:rPr>
         <w:t>S’il souhaite s’enregistrer sur l’application, le visiteur devra compléter un formulaire d’inscription comportant son nom, son prénom,</w:t>
       </w:r>
       <w:r>
+        <w:rPr>
+          <w:rFonts w:cstheme="minorHAnsi"/>
+          <w:sz w:val="24"/>
+          <w:szCs w:val="24"/>
+        </w:rPr>
         <w:t xml:space="preserve"> son adresse électronique, son mot de passe, son mot de passe à confirmer, son numéro de téléphone, son âge, son sexe, sa ville, sa maladie, ses difficultés rencontrées, passer le test pour voir s’il y a des difficultés. (Oui/Non), préférence en présence ou en distance.  </w:t>
       </w:r>
     </w:p>
@@ -2794,15 +6133,29 @@
         </w:numPr>
         <w:spacing w:line="276" w:lineRule="auto"/>
         <w:jc w:val="both"/>
-      </w:pPr>
-      <w:r>
-        <w:rPr>
+        <w:rPr>
+          <w:rFonts w:cstheme="minorHAnsi"/>
+          <w:sz w:val="24"/>
+          <w:szCs w:val="24"/>
+        </w:rPr>
+      </w:pPr>
+      <w:r>
+        <w:rPr>
+          <w:rFonts w:cstheme="minorHAnsi"/>
           <w:b/>
           <w:bCs/>
-        </w:rPr>
+          <w:sz w:val="24"/>
+          <w:szCs w:val="24"/>
+        </w:rPr>
+        <w:lastRenderedPageBreak/>
         <w:t>Une page de connexion</w:t>
       </w:r>
       <w:r>
+        <w:rPr>
+          <w:rFonts w:cstheme="minorHAnsi"/>
+          <w:sz w:val="24"/>
+          <w:szCs w:val="24"/>
+        </w:rPr>
         <w:t> : Pour accéder à son compte, l’utilisateur devra communiquer sur cette page son adresse électronique avec son mot de passe.</w:t>
       </w:r>
     </w:p>
@@ -2811,6 +6164,11 @@
         <w:pStyle w:val="Paragraphedeliste"/>
         <w:spacing w:line="276" w:lineRule="auto"/>
         <w:jc w:val="both"/>
+        <w:rPr>
+          <w:rFonts w:cstheme="minorHAnsi"/>
+          <w:sz w:val="24"/>
+          <w:szCs w:val="24"/>
+        </w:rPr>
       </w:pPr>
     </w:p>
     <w:p>
@@ -2823,14 +6181,20 @@
         <w:spacing w:before="120" w:after="120" w:line="276" w:lineRule="auto"/>
         <w:jc w:val="both"/>
         <w:rPr>
+          <w:rFonts w:cstheme="minorHAnsi"/>
           <w:b/>
           <w:bCs/>
-        </w:rPr>
-      </w:pPr>
-      <w:r>
-        <w:rPr>
+          <w:sz w:val="24"/>
+          <w:szCs w:val="24"/>
+        </w:rPr>
+      </w:pPr>
+      <w:r>
+        <w:rPr>
+          <w:rFonts w:cstheme="minorHAnsi"/>
           <w:b/>
           <w:bCs/>
+          <w:sz w:val="24"/>
+          <w:szCs w:val="24"/>
         </w:rPr>
         <w:t>Pages de tests de niveaux pour les utilisateurs :</w:t>
       </w:r>
@@ -2841,12 +6205,18 @@
         <w:spacing w:before="120" w:after="120" w:line="276" w:lineRule="auto"/>
         <w:jc w:val="both"/>
         <w:rPr>
-          <w:bCs/>
-        </w:rPr>
-      </w:pPr>
-      <w:r>
-        <w:rPr>
-          <w:bCs/>
+          <w:rFonts w:cstheme="minorHAnsi"/>
+          <w:bCs/>
+          <w:sz w:val="24"/>
+          <w:szCs w:val="24"/>
+        </w:rPr>
+      </w:pPr>
+      <w:r>
+        <w:rPr>
+          <w:rFonts w:cstheme="minorHAnsi"/>
+          <w:bCs/>
+          <w:sz w:val="24"/>
+          <w:szCs w:val="24"/>
         </w:rPr>
         <w:t>Les utilisateurs auront accès à trois tests différents, comprenant un total de 30 questions adaptées à leur niveau de langue française et aux difficultés rencontrées. Chaque test est composé de 10 questions.</w:t>
       </w:r>
@@ -2857,14 +6227,19 @@
         <w:spacing w:before="120" w:after="120" w:line="276" w:lineRule="auto"/>
         <w:jc w:val="both"/>
         <w:rPr>
-          <w:bCs/>
-        </w:rPr>
-      </w:pPr>
-      <w:r>
-        <w:rPr>
-          <w:bCs/>
-        </w:rPr>
-        <w:lastRenderedPageBreak/>
+          <w:rFonts w:cstheme="minorHAnsi"/>
+          <w:bCs/>
+          <w:sz w:val="24"/>
+          <w:szCs w:val="24"/>
+        </w:rPr>
+      </w:pPr>
+      <w:r>
+        <w:rPr>
+          <w:rFonts w:cstheme="minorHAnsi"/>
+          <w:bCs/>
+          <w:sz w:val="24"/>
+          <w:szCs w:val="24"/>
+        </w:rPr>
         <w:t>Dans chaque niveau, on retrouvera les types de questions suivants :</w:t>
       </w:r>
     </w:p>
@@ -2878,12 +6253,18 @@
         <w:spacing w:before="120" w:after="120" w:line="276" w:lineRule="auto"/>
         <w:jc w:val="both"/>
         <w:rPr>
-          <w:bCs/>
-        </w:rPr>
-      </w:pPr>
-      <w:r>
-        <w:rPr>
-          <w:bCs/>
+          <w:rFonts w:cstheme="minorHAnsi"/>
+          <w:bCs/>
+          <w:sz w:val="24"/>
+          <w:szCs w:val="24"/>
+        </w:rPr>
+      </w:pPr>
+      <w:r>
+        <w:rPr>
+          <w:rFonts w:cstheme="minorHAnsi"/>
+          <w:bCs/>
+          <w:sz w:val="24"/>
+          <w:szCs w:val="24"/>
         </w:rPr>
         <w:t>Une page avec une vidéo ou une image et 4 à 6 choix possibles ;</w:t>
       </w:r>
@@ -2898,12 +6279,18 @@
         <w:spacing w:before="120" w:after="120" w:line="276" w:lineRule="auto"/>
         <w:jc w:val="both"/>
         <w:rPr>
-          <w:bCs/>
-        </w:rPr>
-      </w:pPr>
-      <w:r>
-        <w:rPr>
-          <w:bCs/>
+          <w:rFonts w:cstheme="minorHAnsi"/>
+          <w:bCs/>
+          <w:sz w:val="24"/>
+          <w:szCs w:val="24"/>
+        </w:rPr>
+      </w:pPr>
+      <w:r>
+        <w:rPr>
+          <w:rFonts w:cstheme="minorHAnsi"/>
+          <w:bCs/>
+          <w:sz w:val="24"/>
+          <w:szCs w:val="24"/>
         </w:rPr>
         <w:t>Une page avec une phrase incomplète, où des mots manquent, et l'utilisateur doit choisir le mot correct parmi 4 propositions ;</w:t>
       </w:r>
@@ -2918,12 +6305,18 @@
         <w:spacing w:before="120" w:after="120" w:line="276" w:lineRule="auto"/>
         <w:jc w:val="both"/>
         <w:rPr>
-          <w:bCs/>
-        </w:rPr>
-      </w:pPr>
-      <w:r>
-        <w:rPr>
-          <w:bCs/>
+          <w:rFonts w:cstheme="minorHAnsi"/>
+          <w:bCs/>
+          <w:sz w:val="24"/>
+          <w:szCs w:val="24"/>
+        </w:rPr>
+      </w:pPr>
+      <w:r>
+        <w:rPr>
+          <w:rFonts w:cstheme="minorHAnsi"/>
+          <w:bCs/>
+          <w:sz w:val="24"/>
+          <w:szCs w:val="24"/>
         </w:rPr>
         <w:t>Une page avec 3 ou 4 définitions et les 3 ou 4 mots correspondants à relier.</w:t>
       </w:r>
@@ -2934,14 +6327,20 @@
         <w:spacing w:before="120" w:after="120" w:line="276" w:lineRule="auto"/>
         <w:jc w:val="both"/>
         <w:rPr>
+          <w:rFonts w:cstheme="minorHAnsi"/>
           <w:b/>
           <w:bCs/>
-        </w:rPr>
-      </w:pPr>
-      <w:r>
-        <w:rPr>
+          <w:sz w:val="24"/>
+          <w:szCs w:val="24"/>
+        </w:rPr>
+      </w:pPr>
+      <w:r>
+        <w:rPr>
+          <w:rFonts w:cstheme="minorHAnsi"/>
           <w:b/>
           <w:bCs/>
+          <w:sz w:val="24"/>
+          <w:szCs w:val="24"/>
         </w:rPr>
         <w:t>a) Test de niveau 1 (10 pages) :</w:t>
       </w:r>
@@ -2952,12 +6351,18 @@
         <w:spacing w:before="120" w:after="120" w:line="276" w:lineRule="auto"/>
         <w:jc w:val="both"/>
         <w:rPr>
-          <w:bCs/>
-        </w:rPr>
-      </w:pPr>
-      <w:r>
-        <w:rPr>
-          <w:bCs/>
+          <w:rFonts w:cstheme="minorHAnsi"/>
+          <w:bCs/>
+          <w:sz w:val="24"/>
+          <w:szCs w:val="24"/>
+        </w:rPr>
+      </w:pPr>
+      <w:r>
+        <w:rPr>
+          <w:rFonts w:cstheme="minorHAnsi"/>
+          <w:bCs/>
+          <w:sz w:val="24"/>
+          <w:szCs w:val="24"/>
         </w:rPr>
         <w:t>Si l'utilisateur obtient 60 % de bonnes réponses ou plus, il pourra passer au niveau supérieur. S'il obtient 10 bonnes réponses sur 10, il pourra directement accéder au test de niveau 3.</w:t>
       </w:r>
@@ -2968,14 +6373,20 @@
         <w:spacing w:before="120" w:after="120" w:line="276" w:lineRule="auto"/>
         <w:jc w:val="both"/>
         <w:rPr>
+          <w:rFonts w:cstheme="minorHAnsi"/>
           <w:b/>
           <w:bCs/>
-        </w:rPr>
-      </w:pPr>
-      <w:r>
-        <w:rPr>
+          <w:sz w:val="24"/>
+          <w:szCs w:val="24"/>
+        </w:rPr>
+      </w:pPr>
+      <w:r>
+        <w:rPr>
+          <w:rFonts w:cstheme="minorHAnsi"/>
           <w:b/>
           <w:bCs/>
+          <w:sz w:val="24"/>
+          <w:szCs w:val="24"/>
         </w:rPr>
         <w:t>b) Test de niveau 2 (10 pages) :</w:t>
       </w:r>
@@ -2986,12 +6397,18 @@
         <w:spacing w:before="120" w:after="120" w:line="276" w:lineRule="auto"/>
         <w:jc w:val="both"/>
         <w:rPr>
-          <w:bCs/>
-        </w:rPr>
-      </w:pPr>
-      <w:r>
-        <w:rPr>
-          <w:bCs/>
+          <w:rFonts w:cstheme="minorHAnsi"/>
+          <w:bCs/>
+          <w:sz w:val="24"/>
+          <w:szCs w:val="24"/>
+        </w:rPr>
+      </w:pPr>
+      <w:r>
+        <w:rPr>
+          <w:rFonts w:cstheme="minorHAnsi"/>
+          <w:bCs/>
+          <w:sz w:val="24"/>
+          <w:szCs w:val="24"/>
         </w:rPr>
         <w:t>À partir de ce niveau, l'utilisateur devra obtenir au moins 80 % de bonnes réponses pour passer au niveau supérieur. Si ce score n'est pas atteint, un test supplémentaire de 10 questions sera proposé pour évaluer les compétences de l'utilisateur et lui fournir des conseils sur les chapitres à réviser ou les difficultés à surmonter. S'il réussit toutes les questions, il pourra passer au niveau 3. En cas d'échec total (0 bonne réponse), l'utilisateur sera rétrogradé au niveau 1.</w:t>
       </w:r>
@@ -3002,14 +6419,20 @@
         <w:spacing w:before="120" w:after="120" w:line="276" w:lineRule="auto"/>
         <w:jc w:val="both"/>
         <w:rPr>
+          <w:rFonts w:cstheme="minorHAnsi"/>
           <w:b/>
           <w:bCs/>
-        </w:rPr>
-      </w:pPr>
-      <w:r>
-        <w:rPr>
+          <w:sz w:val="24"/>
+          <w:szCs w:val="24"/>
+        </w:rPr>
+      </w:pPr>
+      <w:r>
+        <w:rPr>
+          <w:rFonts w:cstheme="minorHAnsi"/>
           <w:b/>
           <w:bCs/>
+          <w:sz w:val="24"/>
+          <w:szCs w:val="24"/>
         </w:rPr>
         <w:t>c) Test de niveau 3 (10 pages) :</w:t>
       </w:r>
@@ -3020,12 +6443,18 @@
         <w:spacing w:before="120" w:after="120" w:line="276" w:lineRule="auto"/>
         <w:jc w:val="both"/>
         <w:rPr>
-          <w:bCs/>
-        </w:rPr>
-      </w:pPr>
-      <w:r>
-        <w:rPr>
-          <w:bCs/>
+          <w:rFonts w:cstheme="minorHAnsi"/>
+          <w:bCs/>
+          <w:sz w:val="24"/>
+          <w:szCs w:val="24"/>
+        </w:rPr>
+      </w:pPr>
+      <w:r>
+        <w:rPr>
+          <w:rFonts w:cstheme="minorHAnsi"/>
+          <w:bCs/>
+          <w:sz w:val="24"/>
+          <w:szCs w:val="24"/>
         </w:rPr>
         <w:t>Dans ce niveau, l'utilisateur doit obtenir 90 % de bonnes réponses. S'il y parvient, il n'aura plus besoin de séances orthophoniques. Il pourra accéder à une partie dédiée aux jeux. Cependant, il aura encore 10 questions pour évaluer son niveau et identifier les éventuelles difficultés rencontrées. En cas d'échec total, l'utilisateur sera rétrogradé au niveau 2.</w:t>
       </w:r>
@@ -3036,12 +6465,18 @@
         <w:spacing w:before="120" w:after="120" w:line="276" w:lineRule="auto"/>
         <w:jc w:val="both"/>
         <w:rPr>
-          <w:bCs/>
-        </w:rPr>
-      </w:pPr>
-      <w:r>
-        <w:rPr>
-          <w:bCs/>
+          <w:rFonts w:cstheme="minorHAnsi"/>
+          <w:bCs/>
+          <w:sz w:val="24"/>
+          <w:szCs w:val="24"/>
+        </w:rPr>
+      </w:pPr>
+      <w:r>
+        <w:rPr>
+          <w:rFonts w:cstheme="minorHAnsi"/>
+          <w:bCs/>
+          <w:sz w:val="24"/>
+          <w:szCs w:val="24"/>
         </w:rPr>
         <w:t>Pour chaque question, l'utilisateur aura un temps limite de 60 secondes. S'il dépasse ce délai, il sera pénalisé de 0,5 point pour chaque tranche de 20 secondes supplémentaires.</w:t>
       </w:r>
@@ -3051,6 +6486,11 @@
         <w:pStyle w:val="Paragraphedeliste"/>
         <w:spacing w:before="120" w:after="120" w:line="276" w:lineRule="auto"/>
         <w:jc w:val="both"/>
+        <w:rPr>
+          <w:rFonts w:cstheme="minorHAnsi"/>
+          <w:sz w:val="24"/>
+          <w:szCs w:val="24"/>
+        </w:rPr>
       </w:pPr>
     </w:p>
     <w:p>
@@ -3062,28 +6502,54 @@
         </w:numPr>
         <w:spacing w:before="120" w:after="120" w:line="276" w:lineRule="auto"/>
         <w:jc w:val="both"/>
-      </w:pPr>
-      <w:r>
-        <w:rPr>
+        <w:rPr>
+          <w:rFonts w:cstheme="minorHAnsi"/>
+          <w:sz w:val="24"/>
+          <w:szCs w:val="24"/>
+        </w:rPr>
+      </w:pPr>
+      <w:r>
+        <w:rPr>
+          <w:rFonts w:cstheme="minorHAnsi"/>
           <w:b/>
           <w:bCs/>
+          <w:sz w:val="24"/>
+          <w:szCs w:val="24"/>
         </w:rPr>
         <w:t xml:space="preserve">Une page des </w:t>
       </w:r>
       <w:r>
         <w:rPr>
+          <w:rFonts w:cstheme="minorHAnsi"/>
           <w:b/>
           <w:bCs/>
+          <w:sz w:val="24"/>
+          <w:szCs w:val="24"/>
         </w:rPr>
         <w:t>conseils</w:t>
       </w:r>
       <w:r>
+        <w:rPr>
+          <w:rFonts w:cstheme="minorHAnsi"/>
+          <w:sz w:val="24"/>
+          <w:szCs w:val="24"/>
+        </w:rPr>
         <w:t xml:space="preserve"> :</w:t>
       </w:r>
       <w:r>
+        <w:rPr>
+          <w:rFonts w:cstheme="minorHAnsi"/>
+          <w:sz w:val="24"/>
+          <w:szCs w:val="24"/>
+        </w:rPr>
         <w:t xml:space="preserve"> </w:t>
       </w:r>
       <w:r>
+        <w:rPr>
+          <w:rFonts w:cstheme="minorHAnsi"/>
+          <w:sz w:val="24"/>
+          <w:szCs w:val="24"/>
+        </w:rPr>
         <w:t>L'utilisateur verra une note basée sur les résultats des tests qu'il a effectués, ainsi qu'une proposition de niveau adapté (facile, moyen ou difficile). La page affichera également les difficultés rencontrées lors des tests. L'utilisateur devra ensuite choisir l'un des trois niveaux proposés (facile, moyen ou difficile).</w:t>
       </w:r>
     </w:p>
@@ -3092,6 +6558,11 @@
         <w:pStyle w:val="Paragraphedeliste"/>
         <w:spacing w:before="120" w:after="120" w:line="276" w:lineRule="auto"/>
         <w:jc w:val="both"/>
+        <w:rPr>
+          <w:rFonts w:cstheme="minorHAnsi"/>
+          <w:sz w:val="24"/>
+          <w:szCs w:val="24"/>
+        </w:rPr>
       </w:pPr>
     </w:p>
     <w:p>
@@ -3103,47 +6574,55 @@
         </w:numPr>
         <w:spacing w:before="120" w:after="120" w:line="276" w:lineRule="auto"/>
         <w:jc w:val="both"/>
-      </w:pPr>
-      <w:r>
-        <w:rPr>
+        <w:rPr>
+          <w:rFonts w:cstheme="minorHAnsi"/>
+          <w:sz w:val="24"/>
+          <w:szCs w:val="24"/>
+        </w:rPr>
+      </w:pPr>
+      <w:r>
+        <w:rPr>
+          <w:rFonts w:cstheme="minorHAnsi"/>
           <w:b/>
           <w:bCs/>
+          <w:sz w:val="24"/>
+          <w:szCs w:val="24"/>
           <w:highlight w:val="yellow"/>
         </w:rPr>
         <w:t>Une page de l’espace de personnel</w:t>
       </w:r>
       <w:r>
+        <w:rPr>
+          <w:rFonts w:cstheme="minorHAnsi"/>
+          <w:sz w:val="24"/>
+          <w:szCs w:val="24"/>
+        </w:rPr>
         <w:t> :</w:t>
       </w:r>
       <w:r>
-        <w:t xml:space="preserve"> </w:t>
-      </w:r>
-      <w:r>
-        <w:t>Un tableau de bord visuel présentant les progrès du patient dans ses séances d’orthophonie, incluant des graphiques dynamiques et des statistiques.</w:t>
-      </w:r>
-      <w:r>
-        <w:t xml:space="preserve"> </w:t>
-      </w:r>
-      <w:r>
-        <w:t>Les patients pourront visualiser leur évolution au fil du temps, avec des comparaisons par rapport à leurs objectifs initiaux.</w:t>
-      </w:r>
-      <w:r>
-        <w:t xml:space="preserve"> </w:t>
-      </w:r>
-      <w:r>
-        <w:t>Une section affichant la liste des séances passées, avec des détails sur les thèmes abordés, les exercices réalisés et les commentaires de l'orthophoniste.</w:t>
-      </w:r>
-      <w:r>
-        <w:t xml:space="preserve"> </w:t>
-      </w:r>
-      <w:r>
-        <w:t>Les patients peuvent consulter les notes et retours de leur orthophoniste pour mieux comprendre leur parcours.</w:t>
-      </w:r>
-      <w:r>
-        <w:t xml:space="preserve"> </w:t>
-      </w:r>
-      <w:r>
-        <w:t>Une fonctionnalité de messagerie permettant aux patients d'échanger des messages avec leur orthophoniste. Les patients recevront des notifications concernant les nouveaux exercices, les jeux disponibles et les mises à jour de leur orthophoniste. Les patients pourront poser des questions ou demander de l’aide directement à leur orthophoniste via la messagerie.</w:t>
+        <w:rPr>
+          <w:rFonts w:cstheme="minorHAnsi"/>
+          <w:sz w:val="24"/>
+          <w:szCs w:val="24"/>
+        </w:rPr>
+        <w:t xml:space="preserve"> Un tableau de bord visuel présentant les progrès du patient dans ses séances d’orthophonie, incluant des graphiques dynamiques et des statistiques. Les patients pourront visualiser leur évolution au fil du temps, avec </w:t>
+      </w:r>
+      <w:r>
+        <w:rPr>
+          <w:rFonts w:cstheme="minorHAnsi"/>
+          <w:sz w:val="24"/>
+          <w:szCs w:val="24"/>
+        </w:rPr>
+        <w:lastRenderedPageBreak/>
+        <w:t>des comparaisons par rapport à leurs objectifs initiaux. Une section affichant la liste des séances passées, avec des détails sur les thèmes abordés, les exercices réalisés et les commentaires de l'orthophoniste. Les patients peuvent consulter les notes et retours de leur orthophoniste pour mieux comprendre leur parcours.</w:t>
+      </w:r>
+      <w:r>
+        <w:rPr>
+          <w:rFonts w:cstheme="minorHAnsi"/>
+          <w:sz w:val="24"/>
+          <w:szCs w:val="24"/>
+        </w:rPr>
+        <w:t xml:space="preserve"> Une fonctionnalité de messagerie permettant aux patients d'échanger des messages avec leur orthophoniste. Les patients recevront des notifications concernant les nouveaux exercices, les jeux disponibles et les mises à jour de leur orthophoniste. Les patients pourront poser des questions ou demander de l’aide directement à leur orthophoniste via la messagerie.</w:t>
       </w:r>
     </w:p>
     <w:p>
@@ -3156,35 +6635,28 @@
         <w:spacing w:before="120" w:after="120" w:line="276" w:lineRule="auto"/>
         <w:jc w:val="both"/>
         <w:rPr>
+          <w:rFonts w:cstheme="minorHAnsi"/>
           <w:b/>
-        </w:rPr>
-      </w:pPr>
-      <w:r>
-        <w:rPr>
+          <w:sz w:val="24"/>
+          <w:szCs w:val="24"/>
+        </w:rPr>
+      </w:pPr>
+      <w:r>
+        <w:rPr>
+          <w:rFonts w:cstheme="minorHAnsi"/>
           <w:b/>
-        </w:rPr>
-        <w:t xml:space="preserve">Une page des </w:t>
-      </w:r>
-      <w:r>
-        <w:rPr>
-          <w:b/>
-        </w:rPr>
-        <w:t>Exercices Personnalisés</w:t>
-      </w:r>
-      <w:r>
-        <w:rPr>
-          <w:b/>
-        </w:rPr>
-        <w:t xml:space="preserve"> : </w:t>
-      </w:r>
-      <w:r>
-        <w:t>Une liste d'exercices personnalisés créés par l'orthophoniste, classés par date et niveau de difficulté.</w:t>
-      </w:r>
-      <w:r>
-        <w:t xml:space="preserve"> </w:t>
-      </w:r>
-      <w:r>
-        <w:t>Les patients pourront cliquer sur un exercice pour le compléter directement en ligne. Une fois terminé, l'exercice sera automatiquement envoyé à l'orthophoniste pour évaluation.</w:t>
+          <w:sz w:val="24"/>
+          <w:szCs w:val="24"/>
+        </w:rPr>
+        <w:t xml:space="preserve">Une page des Exercices Personnalisés : </w:t>
+      </w:r>
+      <w:r>
+        <w:rPr>
+          <w:rFonts w:cstheme="minorHAnsi"/>
+          <w:sz w:val="24"/>
+          <w:szCs w:val="24"/>
+        </w:rPr>
+        <w:t>Une liste d'exercices personnalisés créés par l'orthophoniste, classés par date et niveau de difficulté. Les patients pourront cliquer sur un exercice pour le compléter directement en ligne. Une fois terminé, l'exercice sera automatiquement envoyé à l'orthophoniste pour évaluation.</w:t>
       </w:r>
     </w:p>
     <w:p>
@@ -3197,45 +6669,66 @@
         <w:spacing w:line="276" w:lineRule="auto"/>
         <w:jc w:val="both"/>
         <w:rPr>
-          <w:bCs/>
-        </w:rPr>
-      </w:pPr>
-      <w:r>
-        <w:rPr>
+          <w:rFonts w:cstheme="minorHAnsi"/>
+          <w:bCs/>
+          <w:sz w:val="24"/>
+          <w:szCs w:val="24"/>
+        </w:rPr>
+      </w:pPr>
+      <w:r>
+        <w:rPr>
+          <w:rFonts w:cstheme="minorHAnsi"/>
           <w:b/>
           <w:bCs/>
+          <w:sz w:val="24"/>
+          <w:szCs w:val="24"/>
         </w:rPr>
         <w:t>Une page de</w:t>
       </w:r>
       <w:r>
         <w:rPr>
+          <w:rFonts w:cstheme="minorHAnsi"/>
           <w:b/>
           <w:bCs/>
+          <w:sz w:val="24"/>
+          <w:szCs w:val="24"/>
         </w:rPr>
         <w:t>s</w:t>
       </w:r>
       <w:r>
         <w:rPr>
+          <w:rFonts w:cstheme="minorHAnsi"/>
           <w:b/>
           <w:bCs/>
+          <w:sz w:val="24"/>
+          <w:szCs w:val="24"/>
         </w:rPr>
         <w:t xml:space="preserve"> Jeux : </w:t>
       </w:r>
       <w:r>
         <w:rPr>
-          <w:bCs/>
+          <w:rFonts w:cstheme="minorHAnsi"/>
+          <w:bCs/>
+          <w:sz w:val="24"/>
+          <w:szCs w:val="24"/>
         </w:rPr>
         <w:t>Les</w:t>
       </w:r>
       <w:r>
         <w:rPr>
-          <w:bCs/>
+          <w:rFonts w:cstheme="minorHAnsi"/>
+          <w:bCs/>
+          <w:sz w:val="24"/>
+          <w:szCs w:val="24"/>
         </w:rPr>
         <w:t xml:space="preserve"> trois types de</w:t>
       </w:r>
       <w:r>
         <w:rPr>
-          <w:bCs/>
+          <w:rFonts w:cstheme="minorHAnsi"/>
+          <w:bCs/>
+          <w:sz w:val="24"/>
+          <w:szCs w:val="24"/>
         </w:rPr>
         <w:t xml:space="preserve"> jeux proposés par l’administrateur sont :</w:t>
       </w:r>
@@ -3250,18 +6743,27 @@
         <w:spacing w:line="276" w:lineRule="auto"/>
         <w:jc w:val="both"/>
         <w:rPr>
-          <w:bCs/>
-        </w:rPr>
-      </w:pPr>
-      <w:r>
-        <w:rPr>
-          <w:bCs/>
+          <w:rFonts w:cstheme="minorHAnsi"/>
+          <w:bCs/>
+          <w:sz w:val="24"/>
+          <w:szCs w:val="24"/>
+        </w:rPr>
+      </w:pPr>
+      <w:r>
+        <w:rPr>
+          <w:rFonts w:cstheme="minorHAnsi"/>
+          <w:bCs/>
+          <w:sz w:val="24"/>
+          <w:szCs w:val="24"/>
         </w:rPr>
         <w:t>Jeux de vocabulaire : pour travailler l’apprentissage des mots et des expressions.</w:t>
       </w:r>
       <w:r>
         <w:rPr>
-          <w:bCs/>
+          <w:rFonts w:cstheme="minorHAnsi"/>
+          <w:bCs/>
+          <w:sz w:val="24"/>
+          <w:szCs w:val="24"/>
         </w:rPr>
         <w:t xml:space="preserve"> </w:t>
       </w:r>
@@ -3276,14 +6778,19 @@
         <w:spacing w:line="276" w:lineRule="auto"/>
         <w:jc w:val="both"/>
         <w:rPr>
-          <w:bCs/>
-        </w:rPr>
-      </w:pPr>
-      <w:r>
-        <w:rPr>
-          <w:bCs/>
-        </w:rPr>
-        <w:lastRenderedPageBreak/>
+          <w:rFonts w:cstheme="minorHAnsi"/>
+          <w:bCs/>
+          <w:sz w:val="24"/>
+          <w:szCs w:val="24"/>
+        </w:rPr>
+      </w:pPr>
+      <w:r>
+        <w:rPr>
+          <w:rFonts w:cstheme="minorHAnsi"/>
+          <w:bCs/>
+          <w:sz w:val="24"/>
+          <w:szCs w:val="24"/>
+        </w:rPr>
         <w:t>Jeux de mémoire : pour travailler la mémoire visuelle et auditive.</w:t>
       </w:r>
     </w:p>
@@ -3297,12 +6804,18 @@
         <w:spacing w:line="276" w:lineRule="auto"/>
         <w:jc w:val="both"/>
         <w:rPr>
-          <w:bCs/>
-        </w:rPr>
-      </w:pPr>
-      <w:r>
-        <w:rPr>
-          <w:bCs/>
+          <w:rFonts w:cstheme="minorHAnsi"/>
+          <w:bCs/>
+          <w:sz w:val="24"/>
+          <w:szCs w:val="24"/>
+        </w:rPr>
+      </w:pPr>
+      <w:r>
+        <w:rPr>
+          <w:rFonts w:cstheme="minorHAnsi"/>
+          <w:bCs/>
+          <w:sz w:val="24"/>
+          <w:szCs w:val="24"/>
         </w:rPr>
         <w:t>Jeux de dictée : pour travailler l’apprentissage des orthographes des mots et des expressions.</w:t>
       </w:r>
@@ -3313,22 +6826,31 @@
         <w:spacing w:line="276" w:lineRule="auto"/>
         <w:jc w:val="both"/>
         <w:rPr>
-          <w:bCs/>
-        </w:rPr>
-      </w:pPr>
-    </w:p>
-    <w:p>
-      <w:pPr>
-        <w:pStyle w:val="Paragraphedeliste"/>
-        <w:spacing w:line="276" w:lineRule="auto"/>
-        <w:jc w:val="both"/>
-        <w:rPr>
-          <w:bCs/>
-        </w:rPr>
-      </w:pPr>
-      <w:r>
-        <w:rPr>
-          <w:bCs/>
+          <w:rFonts w:cstheme="minorHAnsi"/>
+          <w:bCs/>
+          <w:sz w:val="24"/>
+          <w:szCs w:val="24"/>
+        </w:rPr>
+      </w:pPr>
+    </w:p>
+    <w:p>
+      <w:pPr>
+        <w:pStyle w:val="Paragraphedeliste"/>
+        <w:spacing w:line="276" w:lineRule="auto"/>
+        <w:jc w:val="both"/>
+        <w:rPr>
+          <w:rFonts w:cstheme="minorHAnsi"/>
+          <w:bCs/>
+          <w:sz w:val="24"/>
+          <w:szCs w:val="24"/>
+        </w:rPr>
+      </w:pPr>
+      <w:r>
+        <w:rPr>
+          <w:rFonts w:cstheme="minorHAnsi"/>
+          <w:bCs/>
+          <w:sz w:val="24"/>
+          <w:szCs w:val="24"/>
         </w:rPr>
         <w:t>Dans les jeux de vocabulaire, un type de jeu proposera, sur chaque page, 3 ou 4 définitions qu'il faudra relier aux mots correspondants.</w:t>
       </w:r>
@@ -3339,12 +6861,18 @@
         <w:spacing w:line="276" w:lineRule="auto"/>
         <w:jc w:val="both"/>
         <w:rPr>
-          <w:bCs/>
-        </w:rPr>
-      </w:pPr>
-      <w:r>
-        <w:rPr>
-          <w:bCs/>
+          <w:rFonts w:cstheme="minorHAnsi"/>
+          <w:bCs/>
+          <w:sz w:val="24"/>
+          <w:szCs w:val="24"/>
+        </w:rPr>
+      </w:pPr>
+      <w:r>
+        <w:rPr>
+          <w:rFonts w:cstheme="minorHAnsi"/>
+          <w:bCs/>
+          <w:sz w:val="24"/>
+          <w:szCs w:val="24"/>
         </w:rPr>
         <w:t>Un autre type de jeu proposera 3 ou 4 mots à associer avec leurs synonymes respectifs.</w:t>
       </w:r>
@@ -3355,22 +6883,31 @@
         <w:spacing w:line="276" w:lineRule="auto"/>
         <w:jc w:val="both"/>
         <w:rPr>
-          <w:bCs/>
-        </w:rPr>
-      </w:pPr>
-    </w:p>
-    <w:p>
-      <w:pPr>
-        <w:pStyle w:val="Paragraphedeliste"/>
-        <w:spacing w:line="276" w:lineRule="auto"/>
-        <w:jc w:val="both"/>
-        <w:rPr>
-          <w:bCs/>
-        </w:rPr>
-      </w:pPr>
-      <w:r>
-        <w:rPr>
-          <w:bCs/>
+          <w:rFonts w:cstheme="minorHAnsi"/>
+          <w:bCs/>
+          <w:sz w:val="24"/>
+          <w:szCs w:val="24"/>
+        </w:rPr>
+      </w:pPr>
+    </w:p>
+    <w:p>
+      <w:pPr>
+        <w:pStyle w:val="Paragraphedeliste"/>
+        <w:spacing w:line="276" w:lineRule="auto"/>
+        <w:jc w:val="both"/>
+        <w:rPr>
+          <w:rFonts w:cstheme="minorHAnsi"/>
+          <w:bCs/>
+          <w:sz w:val="24"/>
+          <w:szCs w:val="24"/>
+        </w:rPr>
+      </w:pPr>
+      <w:r>
+        <w:rPr>
+          <w:rFonts w:cstheme="minorHAnsi"/>
+          <w:bCs/>
+          <w:sz w:val="24"/>
+          <w:szCs w:val="24"/>
         </w:rPr>
         <w:t>Dans les jeux de mémoire, un type de jeu proposera, sur chaque page, 8 cartes contenant des images ou des mots, qu'il faudra associer par paires. Le but est de trouver 4 paires correspondantes.</w:t>
       </w:r>
@@ -3381,36 +6918,45 @@
         <w:spacing w:line="276" w:lineRule="auto"/>
         <w:jc w:val="both"/>
         <w:rPr>
-          <w:bCs/>
-        </w:rPr>
-      </w:pPr>
-      <w:r>
-        <w:rPr>
-          <w:bCs/>
-        </w:rPr>
-        <w:t>Un autre type de jeu affichera 4 ou 5 mots ou expressions sur chaque page. Un mot ou une expression disparaîtra après avoir été affiché, et l'utilisateur devra réécrire celui qui a été montré.</w:t>
-      </w:r>
-      <w:r>
-        <w:rPr>
-          <w:bCs/>
-        </w:rPr>
-        <w:t xml:space="preserve"> </w:t>
-      </w:r>
-      <w:r>
-        <w:rPr>
-          <w:bCs/>
+          <w:rFonts w:cstheme="minorHAnsi"/>
+          <w:bCs/>
+          <w:sz w:val="24"/>
+          <w:szCs w:val="24"/>
+        </w:rPr>
+      </w:pPr>
+      <w:r>
+        <w:rPr>
+          <w:rFonts w:cstheme="minorHAnsi"/>
+          <w:bCs/>
+          <w:sz w:val="24"/>
+          <w:szCs w:val="24"/>
+        </w:rPr>
+        <w:t xml:space="preserve">Un autre type de jeu affichera 4 ou 5 mots ou expressions sur chaque page. Un mot ou une expression disparaîtra après avoir été affiché, et l'utilisateur devra réécrire celui qui a été montré. </w:t>
+      </w:r>
+      <w:r>
+        <w:rPr>
+          <w:rFonts w:cstheme="minorHAnsi"/>
+          <w:bCs/>
+          <w:sz w:val="24"/>
+          <w:szCs w:val="24"/>
         </w:rPr>
         <w:t>(</w:t>
       </w:r>
       <w:r>
         <w:rPr>
-          <w:bCs/>
+          <w:rFonts w:cstheme="minorHAnsi"/>
+          <w:bCs/>
+          <w:sz w:val="24"/>
+          <w:szCs w:val="24"/>
         </w:rPr>
         <w:t>Images</w:t>
       </w:r>
       <w:r>
         <w:rPr>
-          <w:bCs/>
+          <w:rFonts w:cstheme="minorHAnsi"/>
+          <w:bCs/>
+          <w:sz w:val="24"/>
+          <w:szCs w:val="24"/>
         </w:rPr>
         <w:t>)</w:t>
       </w:r>
@@ -3421,20 +6967,31 @@
         <w:spacing w:line="276" w:lineRule="auto"/>
         <w:jc w:val="both"/>
         <w:rPr>
-          <w:bCs/>
-        </w:rPr>
-      </w:pPr>
-    </w:p>
-    <w:p>
-      <w:pPr>
-        <w:pStyle w:val="Paragraphedeliste"/>
-        <w:spacing w:line="276" w:lineRule="auto"/>
-        <w:jc w:val="both"/>
-        <w:rPr>
-          <w:bCs/>
-        </w:rPr>
-      </w:pPr>
-      <w:r>
+          <w:rFonts w:cstheme="minorHAnsi"/>
+          <w:bCs/>
+          <w:sz w:val="24"/>
+          <w:szCs w:val="24"/>
+        </w:rPr>
+      </w:pPr>
+    </w:p>
+    <w:p>
+      <w:pPr>
+        <w:pStyle w:val="Paragraphedeliste"/>
+        <w:spacing w:line="276" w:lineRule="auto"/>
+        <w:jc w:val="both"/>
+        <w:rPr>
+          <w:rFonts w:cstheme="minorHAnsi"/>
+          <w:bCs/>
+          <w:sz w:val="24"/>
+          <w:szCs w:val="24"/>
+        </w:rPr>
+      </w:pPr>
+      <w:r>
+        <w:rPr>
+          <w:rFonts w:cstheme="minorHAnsi"/>
+          <w:sz w:val="24"/>
+          <w:szCs w:val="24"/>
+        </w:rPr>
         <w:t>Dans les jeux de dictée, un type de jeu proposera, sur chaque page, 10 mots ou expressions qui seront uniquement disponibles sous forme d'audio. L'utilisateur devra écrire ce qu'il entend. Le but est de ne faire aucune faute d'orthographe.</w:t>
       </w:r>
     </w:p>
@@ -3444,56 +7001,72 @@
         <w:spacing w:line="276" w:lineRule="auto"/>
         <w:jc w:val="both"/>
         <w:rPr>
-          <w:bCs/>
-        </w:rPr>
-      </w:pPr>
-    </w:p>
-    <w:p>
-      <w:pPr>
-        <w:pStyle w:val="Paragraphedeliste"/>
-        <w:spacing w:line="276" w:lineRule="auto"/>
-        <w:jc w:val="both"/>
-        <w:rPr>
-          <w:bCs/>
-        </w:rPr>
-      </w:pPr>
-      <w:r>
-        <w:rPr>
-          <w:bCs/>
-        </w:rPr>
-        <w:t>Dans les trois types de jeux, chaque niveau comprendra un chronomètre, sauf pour le niveau facile. Au niveau moyen, l'utilisateur aura une minute pour finir le jeu, tandis qu'au niveau difficile, il disposera de 50 secondes. S'il réussit à terminer le jeu en moins de 50 secondes sans faire d'erreur, il pourra choisir de réduire de 10 secondes supplémentaires le temps pour le prochain défi.</w:t>
-      </w:r>
-      <w:r>
-        <w:rPr>
-          <w:bCs/>
-        </w:rPr>
-        <w:t xml:space="preserve"> </w:t>
-      </w:r>
-    </w:p>
-    <w:p>
-      <w:pPr>
-        <w:pStyle w:val="Paragraphedeliste"/>
-        <w:spacing w:line="276" w:lineRule="auto"/>
-        <w:jc w:val="both"/>
-        <w:rPr>
-          <w:bCs/>
-        </w:rPr>
-      </w:pPr>
-      <w:r>
-        <w:rPr>
-          <w:bCs/>
-        </w:rPr>
+          <w:rFonts w:cstheme="minorHAnsi"/>
+          <w:bCs/>
+          <w:sz w:val="24"/>
+          <w:szCs w:val="24"/>
+        </w:rPr>
+      </w:pPr>
+    </w:p>
+    <w:p>
+      <w:pPr>
+        <w:pStyle w:val="Paragraphedeliste"/>
+        <w:spacing w:line="276" w:lineRule="auto"/>
+        <w:jc w:val="both"/>
+        <w:rPr>
+          <w:rFonts w:cstheme="minorHAnsi"/>
+          <w:bCs/>
+          <w:sz w:val="24"/>
+          <w:szCs w:val="24"/>
+        </w:rPr>
+      </w:pPr>
+      <w:r>
+        <w:rPr>
+          <w:rFonts w:cstheme="minorHAnsi"/>
+          <w:bCs/>
+          <w:sz w:val="24"/>
+          <w:szCs w:val="24"/>
+        </w:rPr>
+        <w:t xml:space="preserve">Dans les trois types de jeux, chaque niveau comprendra un chronomètre, sauf pour le niveau facile. Au niveau moyen, l'utilisateur aura une minute pour finir le jeu, tandis qu'au niveau difficile, il disposera de 50 secondes. S'il réussit à terminer le jeu en moins de 50 secondes sans faire d'erreur, il pourra choisir de réduire de 10 secondes supplémentaires le temps pour le prochain défi. </w:t>
+      </w:r>
+    </w:p>
+    <w:p>
+      <w:pPr>
+        <w:pStyle w:val="Paragraphedeliste"/>
+        <w:spacing w:line="276" w:lineRule="auto"/>
+        <w:jc w:val="both"/>
+        <w:rPr>
+          <w:rFonts w:cstheme="minorHAnsi"/>
+          <w:bCs/>
+          <w:sz w:val="24"/>
+          <w:szCs w:val="24"/>
+        </w:rPr>
+      </w:pPr>
+      <w:r>
+        <w:rPr>
+          <w:rFonts w:cstheme="minorHAnsi"/>
+          <w:bCs/>
+          <w:sz w:val="24"/>
+          <w:szCs w:val="24"/>
+        </w:rPr>
+        <w:lastRenderedPageBreak/>
         <w:t xml:space="preserve">Pour passer dans un niveau supérieur, il faut avoir 90% de bonnes réponses. </w:t>
       </w:r>
       <w:r>
         <w:rPr>
-          <w:bCs/>
+          <w:rFonts w:cstheme="minorHAnsi"/>
+          <w:bCs/>
+          <w:sz w:val="24"/>
+          <w:szCs w:val="24"/>
         </w:rPr>
         <w:t>Les patients pourront suivre leurs scores et les progrès réalisés dans chaque jeu, avec des graphiques illustrant leurs performances.</w:t>
       </w:r>
       <w:r>
         <w:rPr>
-          <w:bCs/>
+          <w:rFonts w:cstheme="minorHAnsi"/>
+          <w:bCs/>
+          <w:sz w:val="24"/>
+          <w:szCs w:val="24"/>
         </w:rPr>
         <w:t xml:space="preserve"> </w:t>
       </w:r>
@@ -3509,7 +7082,7 @@
 </file>
 
 <file path=word/endnotes.xml><?xml version="1.0" encoding="utf-8"?>
-<w:endnotes xmlns:wpc="http://schemas.microsoft.com/office/word/2010/wordprocessingCanvas" xmlns:cx="http://schemas.microsoft.com/office/drawing/2014/chartex" xmlns:cx1="http://schemas.microsoft.com/office/drawing/2015/9/8/chartex" xmlns:mc="http://schemas.openxmlformats.org/markup-compatibility/2006" xmlns:o="urn:schemas-microsoft-com:office:office" xmlns:r="http://schemas.openxmlformats.org/officeDocument/2006/relationships" xmlns:m="http://schemas.openxmlformats.org/officeDocument/2006/math" xmlns:v="urn:schemas-microsoft-com:vml" xmlns:wp14="http://schemas.microsoft.com/office/word/2010/wordprocessingDrawing" xmlns:wp="http://schemas.openxmlformats.org/drawingml/2006/wordprocessingDrawing" xmlns:w10="urn:schemas-microsoft-com:office:word" xmlns:w="http://schemas.openxmlformats.org/wordprocessingml/2006/main" xmlns:w14="http://schemas.microsoft.com/office/word/2010/wordml" xmlns:w15="http://schemas.microsoft.com/office/word/2012/wordml" xmlns:w16se="http://schemas.microsoft.com/office/word/2015/wordml/symex" xmlns:wpg="http://schemas.microsoft.com/office/word/2010/wordprocessingGroup" xmlns:wpi="http://schemas.microsoft.com/office/word/2010/wordprocessingInk" xmlns:wne="http://schemas.microsoft.com/office/word/2006/wordml" xmlns:wps="http://schemas.microsoft.com/office/word/2010/wordprocessingShape" mc:Ignorable="w14 w15 w16se wp14">
+<w:endnotes xmlns:wpc="http://schemas.microsoft.com/office/word/2010/wordprocessingCanvas" xmlns:cx="http://schemas.microsoft.com/office/drawing/2014/chartex" xmlns:mc="http://schemas.openxmlformats.org/markup-compatibility/2006" xmlns:o="urn:schemas-microsoft-com:office:office" xmlns:r="http://schemas.openxmlformats.org/officeDocument/2006/relationships" xmlns:m="http://schemas.openxmlformats.org/officeDocument/2006/math" xmlns:v="urn:schemas-microsoft-com:vml" xmlns:wp14="http://schemas.microsoft.com/office/word/2010/wordprocessingDrawing" xmlns:wp="http://schemas.openxmlformats.org/drawingml/2006/wordprocessingDrawing" xmlns:w10="urn:schemas-microsoft-com:office:word" xmlns:w="http://schemas.openxmlformats.org/wordprocessingml/2006/main" xmlns:w14="http://schemas.microsoft.com/office/word/2010/wordml" xmlns:w15="http://schemas.microsoft.com/office/word/2012/wordml" xmlns:w16se="http://schemas.microsoft.com/office/word/2015/wordml/symex" xmlns:wpg="http://schemas.microsoft.com/office/word/2010/wordprocessingGroup" xmlns:wpi="http://schemas.microsoft.com/office/word/2010/wordprocessingInk" xmlns:wne="http://schemas.microsoft.com/office/word/2006/wordml" xmlns:wps="http://schemas.microsoft.com/office/word/2010/wordprocessingShape" mc:Ignorable="w14 w15 w16se wp14">
   <w:endnote w:type="separator" w:id="-1">
     <w:p>
       <w:pPr>
@@ -3534,7 +7107,7 @@
 </file>
 
 <file path=word/footnotes.xml><?xml version="1.0" encoding="utf-8"?>
-<w:footnotes xmlns:wpc="http://schemas.microsoft.com/office/word/2010/wordprocessingCanvas" xmlns:cx="http://schemas.microsoft.com/office/drawing/2014/chartex" xmlns:cx1="http://schemas.microsoft.com/office/drawing/2015/9/8/chartex" xmlns:mc="http://schemas.openxmlformats.org/markup-compatibility/2006" xmlns:o="urn:schemas-microsoft-com:office:office" xmlns:r="http://schemas.openxmlformats.org/officeDocument/2006/relationships" xmlns:m="http://schemas.openxmlformats.org/officeDocument/2006/math" xmlns:v="urn:schemas-microsoft-com:vml" xmlns:wp14="http://schemas.microsoft.com/office/word/2010/wordprocessingDrawing" xmlns:wp="http://schemas.openxmlformats.org/drawingml/2006/wordprocessingDrawing" xmlns:w10="urn:schemas-microsoft-com:office:word" xmlns:w="http://schemas.openxmlformats.org/wordprocessingml/2006/main" xmlns:w14="http://schemas.microsoft.com/office/word/2010/wordml" xmlns:w15="http://schemas.microsoft.com/office/word/2012/wordml" xmlns:w16se="http://schemas.microsoft.com/office/word/2015/wordml/symex" xmlns:wpg="http://schemas.microsoft.com/office/word/2010/wordprocessingGroup" xmlns:wpi="http://schemas.microsoft.com/office/word/2010/wordprocessingInk" xmlns:wne="http://schemas.microsoft.com/office/word/2006/wordml" xmlns:wps="http://schemas.microsoft.com/office/word/2010/wordprocessingShape" mc:Ignorable="w14 w15 w16se wp14">
+<w:footnotes xmlns:wpc="http://schemas.microsoft.com/office/word/2010/wordprocessingCanvas" xmlns:cx="http://schemas.microsoft.com/office/drawing/2014/chartex" xmlns:mc="http://schemas.openxmlformats.org/markup-compatibility/2006" xmlns:o="urn:schemas-microsoft-com:office:office" xmlns:r="http://schemas.openxmlformats.org/officeDocument/2006/relationships" xmlns:m="http://schemas.openxmlformats.org/officeDocument/2006/math" xmlns:v="urn:schemas-microsoft-com:vml" xmlns:wp14="http://schemas.microsoft.com/office/word/2010/wordprocessingDrawing" xmlns:wp="http://schemas.openxmlformats.org/drawingml/2006/wordprocessingDrawing" xmlns:w10="urn:schemas-microsoft-com:office:word" xmlns:w="http://schemas.openxmlformats.org/wordprocessingml/2006/main" xmlns:w14="http://schemas.microsoft.com/office/word/2010/wordml" xmlns:w15="http://schemas.microsoft.com/office/word/2012/wordml" xmlns:w16se="http://schemas.microsoft.com/office/word/2015/wordml/symex" xmlns:wpg="http://schemas.microsoft.com/office/word/2010/wordprocessingGroup" xmlns:wpi="http://schemas.microsoft.com/office/word/2010/wordprocessingInk" xmlns:wne="http://schemas.microsoft.com/office/word/2006/wordml" xmlns:wps="http://schemas.microsoft.com/office/word/2010/wordprocessingShape" mc:Ignorable="w14 w15 w16se wp14">
   <w:footnote w:type="separator" w:id="-1">
     <w:p>
       <w:pPr>
@@ -3559,7 +7132,7 @@
 </file>
 
 <file path=word/numbering.xml><?xml version="1.0" encoding="utf-8"?>
-<w:numbering xmlns:wpc="http://schemas.microsoft.com/office/word/2010/wordprocessingCanvas" xmlns:cx="http://schemas.microsoft.com/office/drawing/2014/chartex" xmlns:cx1="http://schemas.microsoft.com/office/drawing/2015/9/8/chartex" xmlns:mc="http://schemas.openxmlformats.org/markup-compatibility/2006" xmlns:o="urn:schemas-microsoft-com:office:office" xmlns:r="http://schemas.openxmlformats.org/officeDocument/2006/relationships" xmlns:m="http://schemas.openxmlformats.org/officeDocument/2006/math" xmlns:v="urn:schemas-microsoft-com:vml" xmlns:wp14="http://schemas.microsoft.com/office/word/2010/wordprocessingDrawing" xmlns:wp="http://schemas.openxmlformats.org/drawingml/2006/wordprocessingDrawing" xmlns:w10="urn:schemas-microsoft-com:office:word" xmlns:w="http://schemas.openxmlformats.org/wordprocessingml/2006/main" xmlns:w14="http://schemas.microsoft.com/office/word/2010/wordml" xmlns:w15="http://schemas.microsoft.com/office/word/2012/wordml" xmlns:w16se="http://schemas.microsoft.com/office/word/2015/wordml/symex" xmlns:wpg="http://schemas.microsoft.com/office/word/2010/wordprocessingGroup" xmlns:wpi="http://schemas.microsoft.com/office/word/2010/wordprocessingInk" xmlns:wne="http://schemas.microsoft.com/office/word/2006/wordml" xmlns:wps="http://schemas.microsoft.com/office/word/2010/wordprocessingShape" mc:Ignorable="w14 w15 w16se wp14">
+<w:numbering xmlns:wpc="http://schemas.microsoft.com/office/word/2010/wordprocessingCanvas" xmlns:cx="http://schemas.microsoft.com/office/drawing/2014/chartex" xmlns:mc="http://schemas.openxmlformats.org/markup-compatibility/2006" xmlns:o="urn:schemas-microsoft-com:office:office" xmlns:r="http://schemas.openxmlformats.org/officeDocument/2006/relationships" xmlns:m="http://schemas.openxmlformats.org/officeDocument/2006/math" xmlns:v="urn:schemas-microsoft-com:vml" xmlns:wp14="http://schemas.microsoft.com/office/word/2010/wordprocessingDrawing" xmlns:wp="http://schemas.openxmlformats.org/drawingml/2006/wordprocessingDrawing" xmlns:w10="urn:schemas-microsoft-com:office:word" xmlns:w="http://schemas.openxmlformats.org/wordprocessingml/2006/main" xmlns:w14="http://schemas.microsoft.com/office/word/2010/wordml" xmlns:w15="http://schemas.microsoft.com/office/word/2012/wordml" xmlns:w16se="http://schemas.microsoft.com/office/word/2015/wordml/symex" xmlns:wpg="http://schemas.microsoft.com/office/word/2010/wordprocessingGroup" xmlns:wpi="http://schemas.microsoft.com/office/word/2010/wordprocessingInk" xmlns:wne="http://schemas.microsoft.com/office/word/2006/wordml" xmlns:wps="http://schemas.microsoft.com/office/word/2010/wordprocessingShape" mc:Ignorable="w14 w15 w16se wp14">
   <w:abstractNum w:abstractNumId="0" w15:restartNumberingAfterBreak="0">
     <w:nsid w:val="00027E18"/>
     <w:multiLevelType w:val="hybridMultilevel"/>
@@ -4430,6 +8003,119 @@
     </w:lvl>
   </w:abstractNum>
   <w:abstractNum w:abstractNumId="9" w15:restartNumberingAfterBreak="0">
+    <w:nsid w:val="2F800891"/>
+    <w:multiLevelType w:val="hybridMultilevel"/>
+    <w:tmpl w:val="A2BEE63C"/>
+    <w:lvl w:ilvl="0" w:tplc="040C0001">
+      <w:start w:val="1"/>
+      <w:numFmt w:val="bullet"/>
+      <w:lvlText w:val=""/>
+      <w:lvlJc w:val="left"/>
+      <w:pPr>
+        <w:ind w:left="720" w:hanging="360"/>
+      </w:pPr>
+      <w:rPr>
+        <w:rFonts w:ascii="Symbol" w:hAnsi="Symbol" w:hint="default"/>
+      </w:rPr>
+    </w:lvl>
+    <w:lvl w:ilvl="1" w:tplc="040C0003" w:tentative="1">
+      <w:start w:val="1"/>
+      <w:numFmt w:val="bullet"/>
+      <w:lvlText w:val="o"/>
+      <w:lvlJc w:val="left"/>
+      <w:pPr>
+        <w:ind w:left="1440" w:hanging="360"/>
+      </w:pPr>
+      <w:rPr>
+        <w:rFonts w:ascii="Courier New" w:hAnsi="Courier New" w:cs="Courier New" w:hint="default"/>
+      </w:rPr>
+    </w:lvl>
+    <w:lvl w:ilvl="2" w:tplc="040C0005" w:tentative="1">
+      <w:start w:val="1"/>
+      <w:numFmt w:val="bullet"/>
+      <w:lvlText w:val=""/>
+      <w:lvlJc w:val="left"/>
+      <w:pPr>
+        <w:ind w:left="2160" w:hanging="360"/>
+      </w:pPr>
+      <w:rPr>
+        <w:rFonts w:ascii="Wingdings" w:hAnsi="Wingdings" w:hint="default"/>
+      </w:rPr>
+    </w:lvl>
+    <w:lvl w:ilvl="3" w:tplc="040C0001" w:tentative="1">
+      <w:start w:val="1"/>
+      <w:numFmt w:val="bullet"/>
+      <w:lvlText w:val=""/>
+      <w:lvlJc w:val="left"/>
+      <w:pPr>
+        <w:ind w:left="2880" w:hanging="360"/>
+      </w:pPr>
+      <w:rPr>
+        <w:rFonts w:ascii="Symbol" w:hAnsi="Symbol" w:hint="default"/>
+      </w:rPr>
+    </w:lvl>
+    <w:lvl w:ilvl="4" w:tplc="040C0003" w:tentative="1">
+      <w:start w:val="1"/>
+      <w:numFmt w:val="bullet"/>
+      <w:lvlText w:val="o"/>
+      <w:lvlJc w:val="left"/>
+      <w:pPr>
+        <w:ind w:left="3600" w:hanging="360"/>
+      </w:pPr>
+      <w:rPr>
+        <w:rFonts w:ascii="Courier New" w:hAnsi="Courier New" w:cs="Courier New" w:hint="default"/>
+      </w:rPr>
+    </w:lvl>
+    <w:lvl w:ilvl="5" w:tplc="040C0005" w:tentative="1">
+      <w:start w:val="1"/>
+      <w:numFmt w:val="bullet"/>
+      <w:lvlText w:val=""/>
+      <w:lvlJc w:val="left"/>
+      <w:pPr>
+        <w:ind w:left="4320" w:hanging="360"/>
+      </w:pPr>
+      <w:rPr>
+        <w:rFonts w:ascii="Wingdings" w:hAnsi="Wingdings" w:hint="default"/>
+      </w:rPr>
+    </w:lvl>
+    <w:lvl w:ilvl="6" w:tplc="040C0001" w:tentative="1">
+      <w:start w:val="1"/>
+      <w:numFmt w:val="bullet"/>
+      <w:lvlText w:val=""/>
+      <w:lvlJc w:val="left"/>
+      <w:pPr>
+        <w:ind w:left="5040" w:hanging="360"/>
+      </w:pPr>
+      <w:rPr>
+        <w:rFonts w:ascii="Symbol" w:hAnsi="Symbol" w:hint="default"/>
+      </w:rPr>
+    </w:lvl>
+    <w:lvl w:ilvl="7" w:tplc="040C0003" w:tentative="1">
+      <w:start w:val="1"/>
+      <w:numFmt w:val="bullet"/>
+      <w:lvlText w:val="o"/>
+      <w:lvlJc w:val="left"/>
+      <w:pPr>
+        <w:ind w:left="5760" w:hanging="360"/>
+      </w:pPr>
+      <w:rPr>
+        <w:rFonts w:ascii="Courier New" w:hAnsi="Courier New" w:cs="Courier New" w:hint="default"/>
+      </w:rPr>
+    </w:lvl>
+    <w:lvl w:ilvl="8" w:tplc="040C0005" w:tentative="1">
+      <w:start w:val="1"/>
+      <w:numFmt w:val="bullet"/>
+      <w:lvlText w:val=""/>
+      <w:lvlJc w:val="left"/>
+      <w:pPr>
+        <w:ind w:left="6480" w:hanging="360"/>
+      </w:pPr>
+      <w:rPr>
+        <w:rFonts w:ascii="Wingdings" w:hAnsi="Wingdings" w:hint="default"/>
+      </w:rPr>
+    </w:lvl>
+  </w:abstractNum>
+  <w:abstractNum w:abstractNumId="10" w15:restartNumberingAfterBreak="0">
     <w:nsid w:val="38CE7EA2"/>
     <w:multiLevelType w:val="hybridMultilevel"/>
     <w:tmpl w:val="B55074E4"/>
@@ -4541,7 +8227,7 @@
       </w:rPr>
     </w:lvl>
   </w:abstractNum>
-  <w:abstractNum w:abstractNumId="10" w15:restartNumberingAfterBreak="0">
+  <w:abstractNum w:abstractNumId="11" w15:restartNumberingAfterBreak="0">
     <w:nsid w:val="3B7E0068"/>
     <w:multiLevelType w:val="hybridMultilevel"/>
     <w:tmpl w:val="AF2CC0A4"/>
@@ -4654,7 +8340,93 @@
       </w:rPr>
     </w:lvl>
   </w:abstractNum>
-  <w:abstractNum w:abstractNumId="11" w15:restartNumberingAfterBreak="0">
+  <w:abstractNum w:abstractNumId="12" w15:restartNumberingAfterBreak="0">
+    <w:nsid w:val="49CC4C9C"/>
+    <w:multiLevelType w:val="hybridMultilevel"/>
+    <w:tmpl w:val="E732E9DE"/>
+    <w:lvl w:ilvl="0" w:tplc="040C0017">
+      <w:start w:val="1"/>
+      <w:numFmt w:val="lowerLetter"/>
+      <w:lvlText w:val="%1)"/>
+      <w:lvlJc w:val="left"/>
+      <w:pPr>
+        <w:ind w:left="720" w:hanging="360"/>
+      </w:pPr>
+    </w:lvl>
+    <w:lvl w:ilvl="1" w:tplc="040C0019" w:tentative="1">
+      <w:start w:val="1"/>
+      <w:numFmt w:val="lowerLetter"/>
+      <w:lvlText w:val="%2."/>
+      <w:lvlJc w:val="left"/>
+      <w:pPr>
+        <w:ind w:left="1440" w:hanging="360"/>
+      </w:pPr>
+    </w:lvl>
+    <w:lvl w:ilvl="2" w:tplc="040C001B" w:tentative="1">
+      <w:start w:val="1"/>
+      <w:numFmt w:val="lowerRoman"/>
+      <w:lvlText w:val="%3."/>
+      <w:lvlJc w:val="right"/>
+      <w:pPr>
+        <w:ind w:left="2160" w:hanging="180"/>
+      </w:pPr>
+    </w:lvl>
+    <w:lvl w:ilvl="3" w:tplc="040C000F" w:tentative="1">
+      <w:start w:val="1"/>
+      <w:numFmt w:val="decimal"/>
+      <w:lvlText w:val="%4."/>
+      <w:lvlJc w:val="left"/>
+      <w:pPr>
+        <w:ind w:left="2880" w:hanging="360"/>
+      </w:pPr>
+    </w:lvl>
+    <w:lvl w:ilvl="4" w:tplc="040C0019" w:tentative="1">
+      <w:start w:val="1"/>
+      <w:numFmt w:val="lowerLetter"/>
+      <w:lvlText w:val="%5."/>
+      <w:lvlJc w:val="left"/>
+      <w:pPr>
+        <w:ind w:left="3600" w:hanging="360"/>
+      </w:pPr>
+    </w:lvl>
+    <w:lvl w:ilvl="5" w:tplc="040C001B" w:tentative="1">
+      <w:start w:val="1"/>
+      <w:numFmt w:val="lowerRoman"/>
+      <w:lvlText w:val="%6."/>
+      <w:lvlJc w:val="right"/>
+      <w:pPr>
+        <w:ind w:left="4320" w:hanging="180"/>
+      </w:pPr>
+    </w:lvl>
+    <w:lvl w:ilvl="6" w:tplc="040C000F" w:tentative="1">
+      <w:start w:val="1"/>
+      <w:numFmt w:val="decimal"/>
+      <w:lvlText w:val="%7."/>
+      <w:lvlJc w:val="left"/>
+      <w:pPr>
+        <w:ind w:left="5040" w:hanging="360"/>
+      </w:pPr>
+    </w:lvl>
+    <w:lvl w:ilvl="7" w:tplc="040C0019" w:tentative="1">
+      <w:start w:val="1"/>
+      <w:numFmt w:val="lowerLetter"/>
+      <w:lvlText w:val="%8."/>
+      <w:lvlJc w:val="left"/>
+      <w:pPr>
+        <w:ind w:left="5760" w:hanging="360"/>
+      </w:pPr>
+    </w:lvl>
+    <w:lvl w:ilvl="8" w:tplc="040C001B" w:tentative="1">
+      <w:start w:val="1"/>
+      <w:numFmt w:val="lowerRoman"/>
+      <w:lvlText w:val="%9."/>
+      <w:lvlJc w:val="right"/>
+      <w:pPr>
+        <w:ind w:left="6480" w:hanging="180"/>
+      </w:pPr>
+    </w:lvl>
+  </w:abstractNum>
+  <w:abstractNum w:abstractNumId="13" w15:restartNumberingAfterBreak="0">
     <w:nsid w:val="54D710F0"/>
     <w:multiLevelType w:val="hybridMultilevel"/>
     <w:tmpl w:val="0E02C4C6"/>
@@ -4741,7 +8513,7 @@
       </w:pPr>
     </w:lvl>
   </w:abstractNum>
-  <w:abstractNum w:abstractNumId="12" w15:restartNumberingAfterBreak="0">
+  <w:abstractNum w:abstractNumId="14" w15:restartNumberingAfterBreak="0">
     <w:nsid w:val="55D10366"/>
     <w:multiLevelType w:val="hybridMultilevel"/>
     <w:tmpl w:val="65BC6522"/>
@@ -4854,7 +8626,7 @@
       </w:rPr>
     </w:lvl>
   </w:abstractNum>
-  <w:abstractNum w:abstractNumId="13" w15:restartNumberingAfterBreak="0">
+  <w:abstractNum w:abstractNumId="15" w15:restartNumberingAfterBreak="0">
     <w:nsid w:val="5C5E3B3D"/>
     <w:multiLevelType w:val="hybridMultilevel"/>
     <w:tmpl w:val="46B4C840"/>
@@ -4944,7 +8716,7 @@
       </w:pPr>
     </w:lvl>
   </w:abstractNum>
-  <w:abstractNum w:abstractNumId="14" w15:restartNumberingAfterBreak="0">
+  <w:abstractNum w:abstractNumId="16" w15:restartNumberingAfterBreak="0">
     <w:nsid w:val="5F6F62C2"/>
     <w:multiLevelType w:val="hybridMultilevel"/>
     <w:tmpl w:val="1EB69308"/>
@@ -5033,7 +8805,7 @@
       </w:pPr>
     </w:lvl>
   </w:abstractNum>
-  <w:abstractNum w:abstractNumId="15" w15:restartNumberingAfterBreak="0">
+  <w:abstractNum w:abstractNumId="17" w15:restartNumberingAfterBreak="0">
     <w:nsid w:val="60A851B4"/>
     <w:multiLevelType w:val="hybridMultilevel"/>
     <w:tmpl w:val="626E8DE8"/>
@@ -5145,7 +8917,7 @@
       </w:rPr>
     </w:lvl>
   </w:abstractNum>
-  <w:abstractNum w:abstractNumId="16" w15:restartNumberingAfterBreak="0">
+  <w:abstractNum w:abstractNumId="18" w15:restartNumberingAfterBreak="0">
     <w:nsid w:val="6B266EC9"/>
     <w:multiLevelType w:val="hybridMultilevel"/>
     <w:tmpl w:val="CB145620"/>
@@ -5234,20 +9006,197 @@
       </w:pPr>
     </w:lvl>
   </w:abstractNum>
+  <w:abstractNum w:abstractNumId="19" w15:restartNumberingAfterBreak="0">
+    <w:nsid w:val="71505FBF"/>
+    <w:multiLevelType w:val="hybridMultilevel"/>
+    <w:tmpl w:val="791EF64A"/>
+    <w:lvl w:ilvl="0" w:tplc="FD4872BE">
+      <w:start w:val="1"/>
+      <w:numFmt w:val="upperRoman"/>
+      <w:pStyle w:val="Titre1"/>
+      <w:lvlText w:val="%1."/>
+      <w:lvlJc w:val="right"/>
+      <w:pPr>
+        <w:ind w:left="720" w:hanging="360"/>
+      </w:pPr>
+      <w:rPr>
+        <w:sz w:val="32"/>
+        <w:szCs w:val="32"/>
+      </w:rPr>
+    </w:lvl>
+    <w:lvl w:ilvl="1" w:tplc="040C0019" w:tentative="1">
+      <w:start w:val="1"/>
+      <w:numFmt w:val="lowerLetter"/>
+      <w:lvlText w:val="%2."/>
+      <w:lvlJc w:val="left"/>
+      <w:pPr>
+        <w:ind w:left="1440" w:hanging="360"/>
+      </w:pPr>
+    </w:lvl>
+    <w:lvl w:ilvl="2" w:tplc="040C001B" w:tentative="1">
+      <w:start w:val="1"/>
+      <w:numFmt w:val="lowerRoman"/>
+      <w:lvlText w:val="%3."/>
+      <w:lvlJc w:val="right"/>
+      <w:pPr>
+        <w:ind w:left="2160" w:hanging="180"/>
+      </w:pPr>
+    </w:lvl>
+    <w:lvl w:ilvl="3" w:tplc="040C000F" w:tentative="1">
+      <w:start w:val="1"/>
+      <w:numFmt w:val="decimal"/>
+      <w:lvlText w:val="%4."/>
+      <w:lvlJc w:val="left"/>
+      <w:pPr>
+        <w:ind w:left="2880" w:hanging="360"/>
+      </w:pPr>
+    </w:lvl>
+    <w:lvl w:ilvl="4" w:tplc="040C0019" w:tentative="1">
+      <w:start w:val="1"/>
+      <w:numFmt w:val="lowerLetter"/>
+      <w:lvlText w:val="%5."/>
+      <w:lvlJc w:val="left"/>
+      <w:pPr>
+        <w:ind w:left="3600" w:hanging="360"/>
+      </w:pPr>
+    </w:lvl>
+    <w:lvl w:ilvl="5" w:tplc="040C001B" w:tentative="1">
+      <w:start w:val="1"/>
+      <w:numFmt w:val="lowerRoman"/>
+      <w:lvlText w:val="%6."/>
+      <w:lvlJc w:val="right"/>
+      <w:pPr>
+        <w:ind w:left="4320" w:hanging="180"/>
+      </w:pPr>
+    </w:lvl>
+    <w:lvl w:ilvl="6" w:tplc="040C000F" w:tentative="1">
+      <w:start w:val="1"/>
+      <w:numFmt w:val="decimal"/>
+      <w:lvlText w:val="%7."/>
+      <w:lvlJc w:val="left"/>
+      <w:pPr>
+        <w:ind w:left="5040" w:hanging="360"/>
+      </w:pPr>
+    </w:lvl>
+    <w:lvl w:ilvl="7" w:tplc="040C0019" w:tentative="1">
+      <w:start w:val="1"/>
+      <w:numFmt w:val="lowerLetter"/>
+      <w:lvlText w:val="%8."/>
+      <w:lvlJc w:val="left"/>
+      <w:pPr>
+        <w:ind w:left="5760" w:hanging="360"/>
+      </w:pPr>
+    </w:lvl>
+    <w:lvl w:ilvl="8" w:tplc="040C001B" w:tentative="1">
+      <w:start w:val="1"/>
+      <w:numFmt w:val="lowerRoman"/>
+      <w:lvlText w:val="%9."/>
+      <w:lvlJc w:val="right"/>
+      <w:pPr>
+        <w:ind w:left="6480" w:hanging="180"/>
+      </w:pPr>
+    </w:lvl>
+  </w:abstractNum>
+  <w:abstractNum w:abstractNumId="20" w15:restartNumberingAfterBreak="0">
+    <w:nsid w:val="796C6CB3"/>
+    <w:multiLevelType w:val="hybridMultilevel"/>
+    <w:tmpl w:val="D7184968"/>
+    <w:lvl w:ilvl="0" w:tplc="040C0013">
+      <w:start w:val="1"/>
+      <w:numFmt w:val="upperRoman"/>
+      <w:lvlText w:val="%1."/>
+      <w:lvlJc w:val="right"/>
+      <w:pPr>
+        <w:ind w:left="720" w:hanging="360"/>
+      </w:pPr>
+    </w:lvl>
+    <w:lvl w:ilvl="1" w:tplc="040C0019" w:tentative="1">
+      <w:start w:val="1"/>
+      <w:numFmt w:val="lowerLetter"/>
+      <w:lvlText w:val="%2."/>
+      <w:lvlJc w:val="left"/>
+      <w:pPr>
+        <w:ind w:left="1440" w:hanging="360"/>
+      </w:pPr>
+    </w:lvl>
+    <w:lvl w:ilvl="2" w:tplc="040C001B" w:tentative="1">
+      <w:start w:val="1"/>
+      <w:numFmt w:val="lowerRoman"/>
+      <w:lvlText w:val="%3."/>
+      <w:lvlJc w:val="right"/>
+      <w:pPr>
+        <w:ind w:left="2160" w:hanging="180"/>
+      </w:pPr>
+    </w:lvl>
+    <w:lvl w:ilvl="3" w:tplc="040C000F" w:tentative="1">
+      <w:start w:val="1"/>
+      <w:numFmt w:val="decimal"/>
+      <w:lvlText w:val="%4."/>
+      <w:lvlJc w:val="left"/>
+      <w:pPr>
+        <w:ind w:left="2880" w:hanging="360"/>
+      </w:pPr>
+    </w:lvl>
+    <w:lvl w:ilvl="4" w:tplc="040C0019" w:tentative="1">
+      <w:start w:val="1"/>
+      <w:numFmt w:val="lowerLetter"/>
+      <w:lvlText w:val="%5."/>
+      <w:lvlJc w:val="left"/>
+      <w:pPr>
+        <w:ind w:left="3600" w:hanging="360"/>
+      </w:pPr>
+    </w:lvl>
+    <w:lvl w:ilvl="5" w:tplc="040C001B" w:tentative="1">
+      <w:start w:val="1"/>
+      <w:numFmt w:val="lowerRoman"/>
+      <w:lvlText w:val="%6."/>
+      <w:lvlJc w:val="right"/>
+      <w:pPr>
+        <w:ind w:left="4320" w:hanging="180"/>
+      </w:pPr>
+    </w:lvl>
+    <w:lvl w:ilvl="6" w:tplc="040C000F" w:tentative="1">
+      <w:start w:val="1"/>
+      <w:numFmt w:val="decimal"/>
+      <w:lvlText w:val="%7."/>
+      <w:lvlJc w:val="left"/>
+      <w:pPr>
+        <w:ind w:left="5040" w:hanging="360"/>
+      </w:pPr>
+    </w:lvl>
+    <w:lvl w:ilvl="7" w:tplc="040C0019" w:tentative="1">
+      <w:start w:val="1"/>
+      <w:numFmt w:val="lowerLetter"/>
+      <w:lvlText w:val="%8."/>
+      <w:lvlJc w:val="left"/>
+      <w:pPr>
+        <w:ind w:left="5760" w:hanging="360"/>
+      </w:pPr>
+    </w:lvl>
+    <w:lvl w:ilvl="8" w:tplc="040C001B" w:tentative="1">
+      <w:start w:val="1"/>
+      <w:numFmt w:val="lowerRoman"/>
+      <w:lvlText w:val="%9."/>
+      <w:lvlJc w:val="right"/>
+      <w:pPr>
+        <w:ind w:left="6480" w:hanging="180"/>
+      </w:pPr>
+    </w:lvl>
+  </w:abstractNum>
   <w:num w:numId="1">
-    <w:abstractNumId w:val="16"/>
+    <w:abstractNumId w:val="18"/>
   </w:num>
   <w:num w:numId="2">
     <w:abstractNumId w:val="2"/>
   </w:num>
   <w:num w:numId="3">
-    <w:abstractNumId w:val="12"/>
+    <w:abstractNumId w:val="14"/>
   </w:num>
   <w:num w:numId="4">
     <w:abstractNumId w:val="7"/>
   </w:num>
   <w:num w:numId="5">
-    <w:abstractNumId w:val="14"/>
+    <w:abstractNumId w:val="16"/>
   </w:num>
   <w:num w:numId="6">
     <w:abstractNumId w:val="5"/>
@@ -5262,19 +9211,19 @@
     <w:abstractNumId w:val="6"/>
   </w:num>
   <w:num w:numId="10">
-    <w:abstractNumId w:val="11"/>
+    <w:abstractNumId w:val="13"/>
   </w:num>
   <w:num w:numId="11">
-    <w:abstractNumId w:val="15"/>
+    <w:abstractNumId w:val="17"/>
   </w:num>
   <w:num w:numId="12">
-    <w:abstractNumId w:val="11"/>
+    <w:abstractNumId w:val="13"/>
     <w:lvlOverride w:ilvl="0">
       <w:startOverride w:val="1"/>
     </w:lvlOverride>
   </w:num>
   <w:num w:numId="13">
-    <w:abstractNumId w:val="13"/>
+    <w:abstractNumId w:val="15"/>
   </w:num>
   <w:num w:numId="14">
     <w:abstractNumId w:val="3"/>
@@ -5310,15 +9259,41 @@
     </w:lvlOverride>
   </w:num>
   <w:num w:numId="16">
-    <w:abstractNumId w:val="9"/>
+    <w:abstractNumId w:val="10"/>
   </w:num>
   <w:num w:numId="17">
-    <w:abstractNumId w:val="10"/>
+    <w:abstractNumId w:val="11"/>
   </w:num>
   <w:num w:numId="18">
     <w:abstractNumId w:val="0"/>
   </w:num>
+  <w:num w:numId="19">
+    <w:abstractNumId w:val="19"/>
+  </w:num>
+  <w:num w:numId="20">
+    <w:abstractNumId w:val="9"/>
+  </w:num>
+  <w:num w:numId="21">
+    <w:abstractNumId w:val="20"/>
+  </w:num>
+  <w:num w:numId="22">
+    <w:abstractNumId w:val="13"/>
+    <w:lvlOverride w:ilvl="0">
+      <w:startOverride w:val="1"/>
+    </w:lvlOverride>
+  </w:num>
+  <w:num w:numId="23">
+    <w:abstractNumId w:val="12"/>
+  </w:num>
 </w:numbering>
+</file>
+
+<file path=word/people.xml><?xml version="1.0" encoding="utf-8"?>
+<w15:people xmlns:wpc="http://schemas.microsoft.com/office/word/2010/wordprocessingCanvas" xmlns:cx="http://schemas.microsoft.com/office/drawing/2014/chartex" xmlns:mc="http://schemas.openxmlformats.org/markup-compatibility/2006" xmlns:o="urn:schemas-microsoft-com:office:office" xmlns:r="http://schemas.openxmlformats.org/officeDocument/2006/relationships" xmlns:m="http://schemas.openxmlformats.org/officeDocument/2006/math" xmlns:v="urn:schemas-microsoft-com:vml" xmlns:wp14="http://schemas.microsoft.com/office/word/2010/wordprocessingDrawing" xmlns:wp="http://schemas.openxmlformats.org/drawingml/2006/wordprocessingDrawing" xmlns:w10="urn:schemas-microsoft-com:office:word" xmlns:w="http://schemas.openxmlformats.org/wordprocessingml/2006/main" xmlns:w14="http://schemas.microsoft.com/office/word/2010/wordml" xmlns:w15="http://schemas.microsoft.com/office/word/2012/wordml" xmlns:w16se="http://schemas.microsoft.com/office/word/2015/wordml/symex" xmlns:wpg="http://schemas.microsoft.com/office/word/2010/wordprocessingGroup" xmlns:wpi="http://schemas.microsoft.com/office/word/2010/wordprocessingInk" xmlns:wne="http://schemas.microsoft.com/office/word/2006/wordml" xmlns:wps="http://schemas.microsoft.com/office/word/2010/wordprocessingShape" mc:Ignorable="w14 w15 w16se wp14">
+  <w15:person w15:author="Igor Palakot">
+    <w15:presenceInfo w15:providerId="None" w15:userId="Igor Palakot"/>
+  </w15:person>
+</w15:people>
 </file>
 
 <file path=word/styles.xml><?xml version="1.0" encoding="utf-8"?>
@@ -5720,20 +9695,45 @@
     <w:basedOn w:val="Normal"/>
     <w:next w:val="Normal"/>
     <w:link w:val="Titre1Car"/>
+    <w:autoRedefine/>
     <w:uiPriority w:val="9"/>
     <w:qFormat/>
-    <w:rsid w:val="005B00F4"/>
+    <w:rsid w:val="00D4677E"/>
     <w:pPr>
       <w:keepNext/>
       <w:keepLines/>
+      <w:numPr>
+        <w:numId w:val="19"/>
+      </w:numPr>
       <w:spacing w:before="240" w:after="0"/>
       <w:outlineLvl w:val="0"/>
+      <w:pPrChange w:id="0" w:author="Igor Palakot" w:date="2024-10-04T14:21:00Z">
+        <w:pPr>
+          <w:keepNext/>
+          <w:keepLines/>
+          <w:numPr>
+            <w:numId w:val="19"/>
+          </w:numPr>
+          <w:spacing w:before="240" w:line="259" w:lineRule="auto"/>
+          <w:ind w:left="720" w:hanging="360"/>
+          <w:outlineLvl w:val="0"/>
+        </w:pPr>
+      </w:pPrChange>
     </w:pPr>
     <w:rPr>
-      <w:rFonts w:asciiTheme="majorHAnsi" w:eastAsiaTheme="majorEastAsia" w:hAnsiTheme="majorHAnsi" w:cstheme="majorBidi"/>
+      <w:rFonts w:eastAsiaTheme="majorEastAsia" w:cstheme="minorHAnsi"/>
       <w:color w:val="2E74B5" w:themeColor="accent1" w:themeShade="BF"/>
       <w:sz w:val="32"/>
-      <w:szCs w:val="32"/>
+      <w:szCs w:val="24"/>
+      <w:rPrChange w:id="0" w:author="Igor Palakot" w:date="2024-10-04T14:21:00Z">
+        <w:rPr>
+          <w:rFonts w:asciiTheme="minorHAnsi" w:eastAsiaTheme="majorEastAsia" w:hAnsiTheme="minorHAnsi" w:cstheme="minorHAnsi"/>
+          <w:color w:val="2E74B5" w:themeColor="accent1" w:themeShade="BF"/>
+          <w:sz w:val="32"/>
+          <w:szCs w:val="24"/>
+          <w:lang w:val="fr-FR" w:eastAsia="en-US" w:bidi="ar-SA"/>
+        </w:rPr>
+      </w:rPrChange>
     </w:rPr>
   </w:style>
   <w:style w:type="paragraph" w:styleId="Titre2">
@@ -5744,7 +9744,7 @@
     <w:uiPriority w:val="9"/>
     <w:unhideWhenUsed/>
     <w:qFormat/>
-    <w:rsid w:val="00695FAE"/>
+    <w:rsid w:val="00B73026"/>
     <w:pPr>
       <w:keepNext/>
       <w:keepLines/>
@@ -5756,7 +9756,7 @@
       <w:outlineLvl w:val="1"/>
     </w:pPr>
     <w:rPr>
-      <w:rFonts w:asciiTheme="majorHAnsi" w:eastAsiaTheme="majorEastAsia" w:hAnsiTheme="majorHAnsi" w:cstheme="majorBidi"/>
+      <w:rFonts w:ascii="Calibri" w:eastAsiaTheme="majorEastAsia" w:hAnsi="Calibri" w:cstheme="majorBidi"/>
       <w:color w:val="2E74B5" w:themeColor="accent1" w:themeShade="BF"/>
       <w:sz w:val="28"/>
       <w:szCs w:val="28"/>
@@ -5771,7 +9771,7 @@
     <w:uiPriority w:val="9"/>
     <w:unhideWhenUsed/>
     <w:qFormat/>
-    <w:rsid w:val="00EE2650"/>
+    <w:rsid w:val="00557A8F"/>
     <w:pPr>
       <w:keepNext/>
       <w:keepLines/>
@@ -5779,7 +9779,7 @@
       <w:outlineLvl w:val="2"/>
     </w:pPr>
     <w:rPr>
-      <w:rFonts w:asciiTheme="majorHAnsi" w:eastAsiaTheme="majorEastAsia" w:hAnsiTheme="majorHAnsi" w:cstheme="majorBidi"/>
+      <w:rFonts w:ascii="Calibri" w:eastAsiaTheme="majorEastAsia" w:hAnsi="Calibri" w:cstheme="majorBidi"/>
       <w:color w:val="1F4D78" w:themeColor="accent1" w:themeShade="7F"/>
       <w:sz w:val="24"/>
       <w:szCs w:val="24"/>
@@ -5828,9 +9828,9 @@
     <w:basedOn w:val="Policepardfaut"/>
     <w:link w:val="Titre2"/>
     <w:uiPriority w:val="9"/>
-    <w:rsid w:val="00695FAE"/>
+    <w:rsid w:val="00B73026"/>
     <w:rPr>
-      <w:rFonts w:asciiTheme="majorHAnsi" w:eastAsiaTheme="majorEastAsia" w:hAnsiTheme="majorHAnsi" w:cstheme="majorBidi"/>
+      <w:rFonts w:ascii="Calibri" w:eastAsiaTheme="majorEastAsia" w:hAnsi="Calibri" w:cstheme="majorBidi"/>
       <w:color w:val="2E74B5" w:themeColor="accent1" w:themeShade="BF"/>
       <w:sz w:val="28"/>
       <w:szCs w:val="28"/>
@@ -5842,9 +9842,9 @@
     <w:basedOn w:val="Policepardfaut"/>
     <w:link w:val="Titre3"/>
     <w:uiPriority w:val="9"/>
-    <w:rsid w:val="00EE2650"/>
+    <w:rsid w:val="00557A8F"/>
     <w:rPr>
-      <w:rFonts w:asciiTheme="majorHAnsi" w:eastAsiaTheme="majorEastAsia" w:hAnsiTheme="majorHAnsi" w:cstheme="majorBidi"/>
+      <w:rFonts w:ascii="Calibri" w:eastAsiaTheme="majorEastAsia" w:hAnsi="Calibri" w:cstheme="majorBidi"/>
       <w:color w:val="1F4D78" w:themeColor="accent1" w:themeShade="7F"/>
       <w:sz w:val="24"/>
       <w:szCs w:val="24"/>
@@ -5855,12 +9855,12 @@
     <w:basedOn w:val="Policepardfaut"/>
     <w:link w:val="Titre1"/>
     <w:uiPriority w:val="9"/>
-    <w:rsid w:val="005B00F4"/>
+    <w:rsid w:val="00D4677E"/>
     <w:rPr>
-      <w:rFonts w:asciiTheme="majorHAnsi" w:eastAsiaTheme="majorEastAsia" w:hAnsiTheme="majorHAnsi" w:cstheme="majorBidi"/>
+      <w:rFonts w:eastAsiaTheme="majorEastAsia" w:cstheme="minorHAnsi"/>
       <w:color w:val="2E74B5" w:themeColor="accent1" w:themeShade="BF"/>
       <w:sz w:val="32"/>
-      <w:szCs w:val="32"/>
+      <w:szCs w:val="24"/>
     </w:rPr>
   </w:style>
   <w:style w:type="paragraph" w:styleId="En-tte">
@@ -5906,6 +9906,73 @@
     <w:link w:val="Pieddepage"/>
     <w:uiPriority w:val="99"/>
     <w:rsid w:val="003A255F"/>
+  </w:style>
+  <w:style w:type="paragraph" w:styleId="TM2">
+    <w:name w:val="toc 2"/>
+    <w:basedOn w:val="Normal"/>
+    <w:next w:val="Normal"/>
+    <w:autoRedefine/>
+    <w:uiPriority w:val="39"/>
+    <w:unhideWhenUsed/>
+    <w:rsid w:val="00F80109"/>
+    <w:pPr>
+      <w:spacing w:after="100"/>
+      <w:ind w:left="220"/>
+    </w:pPr>
+  </w:style>
+  <w:style w:type="paragraph" w:styleId="TM3">
+    <w:name w:val="toc 3"/>
+    <w:basedOn w:val="Normal"/>
+    <w:next w:val="Normal"/>
+    <w:autoRedefine/>
+    <w:uiPriority w:val="39"/>
+    <w:unhideWhenUsed/>
+    <w:rsid w:val="00F80109"/>
+    <w:pPr>
+      <w:spacing w:after="100"/>
+      <w:ind w:left="440"/>
+    </w:pPr>
+  </w:style>
+  <w:style w:type="character" w:styleId="Lienhypertexte">
+    <w:name w:val="Hyperlink"/>
+    <w:basedOn w:val="Policepardfaut"/>
+    <w:uiPriority w:val="99"/>
+    <w:unhideWhenUsed/>
+    <w:rsid w:val="00F80109"/>
+    <w:rPr>
+      <w:color w:val="0563C1" w:themeColor="hyperlink"/>
+      <w:u w:val="single"/>
+    </w:rPr>
+  </w:style>
+  <w:style w:type="paragraph" w:styleId="Textedebulles">
+    <w:name w:val="Balloon Text"/>
+    <w:basedOn w:val="Normal"/>
+    <w:link w:val="TextedebullesCar"/>
+    <w:uiPriority w:val="99"/>
+    <w:semiHidden/>
+    <w:unhideWhenUsed/>
+    <w:rsid w:val="00ED1AB8"/>
+    <w:pPr>
+      <w:spacing w:after="0" w:line="240" w:lineRule="auto"/>
+    </w:pPr>
+    <w:rPr>
+      <w:rFonts w:ascii="Segoe UI" w:hAnsi="Segoe UI" w:cs="Segoe UI"/>
+      <w:sz w:val="18"/>
+      <w:szCs w:val="18"/>
+    </w:rPr>
+  </w:style>
+  <w:style w:type="character" w:customStyle="1" w:styleId="TextedebullesCar">
+    <w:name w:val="Texte de bulles Car"/>
+    <w:basedOn w:val="Policepardfaut"/>
+    <w:link w:val="Textedebulles"/>
+    <w:uiPriority w:val="99"/>
+    <w:semiHidden/>
+    <w:rsid w:val="00ED1AB8"/>
+    <w:rPr>
+      <w:rFonts w:ascii="Segoe UI" w:hAnsi="Segoe UI" w:cs="Segoe UI"/>
+      <w:sz w:val="18"/>
+      <w:szCs w:val="18"/>
+    </w:rPr>
   </w:style>
 </w:styles>
 </file>
@@ -6169,4 +10236,16 @@
     </a:ext>
   </a:extLst>
 </a:theme>
+</file>
+
+<file path=customXml/item1.xml><?xml version="1.0" encoding="utf-8"?>
+<b:Sources xmlns:b="http://schemas.openxmlformats.org/officeDocument/2006/bibliography" xmlns="http://schemas.openxmlformats.org/officeDocument/2006/bibliography" SelectedStyle="\APASixthEditionOfficeOnline.xsl" StyleName="APA" Version="6"/>
+</file>
+
+<file path=customXml/itemProps1.xml><?xml version="1.0" encoding="utf-8"?>
+<ds:datastoreItem xmlns:ds="http://schemas.openxmlformats.org/officeDocument/2006/customXml" ds:itemID="{228E6321-02F1-4893-8F45-3C5C9B845279}">
+  <ds:schemaRefs>
+    <ds:schemaRef ds:uri="http://schemas.openxmlformats.org/officeDocument/2006/bibliography"/>
+  </ds:schemaRefs>
+</ds:datastoreItem>
 </file>
--- a/analyse/cahier_de_charge.docx
+++ b/analyse/cahier_de_charge.docx
@@ -1,6 +1,6 @@
 
 <file path=word/document.xml><?xml version="1.0" encoding="utf-8"?>
-<w:document xmlns:wpc="http://schemas.microsoft.com/office/word/2010/wordprocessingCanvas" xmlns:cx="http://schemas.microsoft.com/office/drawing/2014/chartex" xmlns:mc="http://schemas.openxmlformats.org/markup-compatibility/2006" xmlns:o="urn:schemas-microsoft-com:office:office" xmlns:r="http://schemas.openxmlformats.org/officeDocument/2006/relationships" xmlns:m="http://schemas.openxmlformats.org/officeDocument/2006/math" xmlns:v="urn:schemas-microsoft-com:vml" xmlns:wp14="http://schemas.microsoft.com/office/word/2010/wordprocessingDrawing" xmlns:wp="http://schemas.openxmlformats.org/drawingml/2006/wordprocessingDrawing" xmlns:w10="urn:schemas-microsoft-com:office:word" xmlns:w="http://schemas.openxmlformats.org/wordprocessingml/2006/main" xmlns:w14="http://schemas.microsoft.com/office/word/2010/wordml" xmlns:w15="http://schemas.microsoft.com/office/word/2012/wordml" xmlns:w16se="http://schemas.microsoft.com/office/word/2015/wordml/symex" xmlns:wpg="http://schemas.microsoft.com/office/word/2010/wordprocessingGroup" xmlns:wpi="http://schemas.microsoft.com/office/word/2010/wordprocessingInk" xmlns:wne="http://schemas.microsoft.com/office/word/2006/wordml" xmlns:wps="http://schemas.microsoft.com/office/word/2010/wordprocessingShape" mc:Ignorable="w14 w15 w16se wp14">
+<w:document xmlns:wpc="http://schemas.microsoft.com/office/word/2010/wordprocessingCanvas" xmlns:cx="http://schemas.microsoft.com/office/drawing/2014/chartex" xmlns:cx1="http://schemas.microsoft.com/office/drawing/2015/9/8/chartex" xmlns:mc="http://schemas.openxmlformats.org/markup-compatibility/2006" xmlns:o="urn:schemas-microsoft-com:office:office" xmlns:r="http://schemas.openxmlformats.org/officeDocument/2006/relationships" xmlns:m="http://schemas.openxmlformats.org/officeDocument/2006/math" xmlns:v="urn:schemas-microsoft-com:vml" xmlns:wp14="http://schemas.microsoft.com/office/word/2010/wordprocessingDrawing" xmlns:wp="http://schemas.openxmlformats.org/drawingml/2006/wordprocessingDrawing" xmlns:w10="urn:schemas-microsoft-com:office:word" xmlns:w="http://schemas.openxmlformats.org/wordprocessingml/2006/main" xmlns:w14="http://schemas.microsoft.com/office/word/2010/wordml" xmlns:w15="http://schemas.microsoft.com/office/word/2012/wordml" xmlns:w16se="http://schemas.microsoft.com/office/word/2015/wordml/symex" xmlns:wpg="http://schemas.microsoft.com/office/word/2010/wordprocessingGroup" xmlns:wpi="http://schemas.microsoft.com/office/word/2010/wordprocessingInk" xmlns:wne="http://schemas.microsoft.com/office/word/2006/wordml" xmlns:wps="http://schemas.microsoft.com/office/word/2010/wordprocessingShape" mc:Ignorable="w14 w15 w16se wp14">
   <w:body>
     <w:p>
       <w:pPr>
@@ -520,11 +520,6 @@
     <w:p>
       <w:pPr>
         <w:pStyle w:val="Titre1"/>
-        <w:pPrChange w:id="1" w:author="Igor Palakot" w:date="2024-10-04T14:21:00Z">
-          <w:pPr>
-            <w:pStyle w:val="Titre1"/>
-          </w:pPr>
-        </w:pPrChange>
       </w:pPr>
       <w:r>
         <w:lastRenderedPageBreak/>
@@ -550,7 +545,7 @@
           <w:szCs w:val="24"/>
         </w:rPr>
       </w:pPr>
-      <w:bookmarkStart w:id="2" w:name="_Toc178943631"/>
+      <w:bookmarkStart w:id="1" w:name="_Toc178943631"/>
       <w:r>
         <w:rPr>
           <w:rFonts w:asciiTheme="minorHAnsi" w:hAnsiTheme="minorHAnsi" w:cstheme="minorHAnsi"/>
@@ -559,7 +554,7 @@
         </w:rPr>
         <w:t>Compétences du Référentiel</w:t>
       </w:r>
-      <w:bookmarkEnd w:id="2"/>
+      <w:bookmarkEnd w:id="1"/>
     </w:p>
     <w:p>
       <w:pPr>
@@ -732,7 +727,7 @@
         </w:rPr>
         <w:t>Réaliser une interface utilisateur avec une solution de gestion de contenu ou E-commerce.</w:t>
       </w:r>
-      <w:ins w:id="3" w:author="Igor Palakot" w:date="2024-10-04T14:18:00Z">
+      <w:ins w:id="2" w:author="Igor Palakot" w:date="2024-10-04T14:18:00Z">
         <w:r>
           <w:rPr>
             <w:rFonts w:cstheme="minorHAnsi"/>
@@ -902,7 +897,7 @@
           <w:szCs w:val="24"/>
         </w:rPr>
       </w:pPr>
-      <w:bookmarkStart w:id="4" w:name="_Toc178943632"/>
+      <w:bookmarkStart w:id="3" w:name="_Toc178943632"/>
       <w:r>
         <w:rPr>
           <w:rFonts w:asciiTheme="minorHAnsi" w:hAnsiTheme="minorHAnsi" w:cstheme="minorHAnsi"/>
@@ -911,7 +906,7 @@
         </w:rPr>
         <w:t>Compétences présentes dans le projet</w:t>
       </w:r>
-      <w:bookmarkEnd w:id="4"/>
+      <w:bookmarkEnd w:id="3"/>
     </w:p>
     <w:p>
       <w:pPr>
@@ -1162,11 +1157,6 @@
     <w:p>
       <w:pPr>
         <w:pStyle w:val="Titre1"/>
-        <w:pPrChange w:id="5" w:author="Igor Palakot" w:date="2024-10-04T14:21:00Z">
-          <w:pPr>
-            <w:pStyle w:val="Titre1"/>
-          </w:pPr>
-        </w:pPrChange>
       </w:pPr>
       <w:r>
         <w:lastRenderedPageBreak/>
@@ -1181,12 +1171,12 @@
       <w:pPr>
         <w:jc w:val="both"/>
         <w:rPr>
-          <w:ins w:id="6" w:author="Igor Palakot" w:date="2024-10-04T14:19:00Z"/>
-          <w:rFonts w:cstheme="minorHAnsi"/>
-          <w:sz w:val="24"/>
-          <w:szCs w:val="24"/>
-        </w:rPr>
-        <w:pPrChange w:id="7" w:author="Igor Palakot" w:date="2024-10-04T14:18:00Z">
+          <w:ins w:id="4" w:author="Igor Palakot" w:date="2024-10-04T14:19:00Z"/>
+          <w:rFonts w:cstheme="minorHAnsi"/>
+          <w:sz w:val="24"/>
+          <w:szCs w:val="24"/>
+        </w:rPr>
+        <w:pPrChange w:id="5" w:author="Igor Palakot" w:date="2024-10-04T14:18:00Z">
           <w:pPr/>
         </w:pPrChange>
       </w:pPr>
@@ -1198,7 +1188,7 @@
         </w:rPr>
         <w:t xml:space="preserve">Dans le cadre de mon projet de fin d’études en deuxième année de formation de Développeur, j’ai pour objectif de créer une application facilitant la communication entre les orthophonistes et leurs patients. Cette application offrira </w:t>
       </w:r>
-      <w:del w:id="8" w:author="Igor Palakot" w:date="2024-10-04T14:18:00Z">
+      <w:del w:id="6" w:author="Igor Palakot" w:date="2024-10-04T14:18:00Z">
         <w:r>
           <w:rPr>
             <w:rFonts w:cstheme="minorHAnsi"/>
@@ -1214,8 +1204,30 @@
           <w:sz w:val="24"/>
           <w:szCs w:val="24"/>
         </w:rPr>
-        <w:t xml:space="preserve">des outils de gestion pour la rééducation, tels que </w:t>
-      </w:r>
+        <w:t>des outils de gestion pour la rééducation, tels que</w:t>
+      </w:r>
+      <w:del w:id="7" w:author="soleil" w:date="2024-10-09T13:58:00Z">
+        <w:r>
+          <w:rPr>
+            <w:rFonts w:cstheme="minorHAnsi"/>
+            <w:sz w:val="24"/>
+            <w:szCs w:val="24"/>
+          </w:rPr>
+          <w:delText xml:space="preserve"> </w:delText>
+        </w:r>
+      </w:del>
+      <w:ins w:id="8" w:author="soleil" w:date="2024-10-09T13:58:00Z">
+        <w:r>
+          <w:rPr>
+            <w:rFonts w:cstheme="minorHAnsi"/>
+            <w:sz w:val="24"/>
+            <w:szCs w:val="24"/>
+          </w:rPr>
+          <w:t> :</w:t>
+        </w:r>
+      </w:ins>
+      <w:bookmarkStart w:id="9" w:name="_GoBack"/>
+      <w:bookmarkEnd w:id="9"/>
     </w:p>
     <w:p>
       <w:pPr>
@@ -1226,25 +1238,48 @@
         </w:numPr>
         <w:jc w:val="both"/>
         <w:rPr>
-          <w:ins w:id="9" w:author="Igor Palakot" w:date="2024-10-04T14:19:00Z"/>
-          <w:rFonts w:cstheme="minorHAnsi"/>
-          <w:sz w:val="24"/>
-          <w:szCs w:val="24"/>
-        </w:rPr>
-        <w:pPrChange w:id="10" w:author="Igor Palakot" w:date="2024-10-04T14:19:00Z">
+          <w:ins w:id="10" w:author="Igor Palakot" w:date="2024-10-04T14:19:00Z"/>
+          <w:rFonts w:cstheme="minorHAnsi"/>
+          <w:sz w:val="24"/>
+          <w:szCs w:val="24"/>
+        </w:rPr>
+        <w:pPrChange w:id="11" w:author="Igor Palakot" w:date="2024-10-04T14:19:00Z">
           <w:pPr/>
         </w:pPrChange>
       </w:pPr>
-      <w:r>
-        <w:rPr>
-          <w:rFonts w:cstheme="minorHAnsi"/>
-          <w:sz w:val="24"/>
-          <w:szCs w:val="24"/>
-          <w:rPrChange w:id="11" w:author="Igor Palakot" w:date="2024-10-04T14:19:00Z">
+      <w:ins w:id="12" w:author="soleil" w:date="2024-10-09T13:57:00Z">
+        <w:r>
+          <w:rPr>
+            <w:rFonts w:cstheme="minorHAnsi"/>
+            <w:sz w:val="24"/>
+            <w:szCs w:val="24"/>
+          </w:rPr>
+          <w:t>D</w:t>
+        </w:r>
+      </w:ins>
+      <w:del w:id="13" w:author="soleil" w:date="2024-10-09T13:57:00Z">
+        <w:r>
+          <w:rPr>
+            <w:rFonts w:cstheme="minorHAnsi"/>
+            <w:sz w:val="24"/>
+            <w:szCs w:val="24"/>
+            <w:rPrChange w:id="14" w:author="Igor Palakot" w:date="2024-10-04T14:19:00Z">
+              <w:rPr/>
+            </w:rPrChange>
+          </w:rPr>
+          <w:delText>d</w:delText>
+        </w:r>
+      </w:del>
+      <w:r>
+        <w:rPr>
+          <w:rFonts w:cstheme="minorHAnsi"/>
+          <w:sz w:val="24"/>
+          <w:szCs w:val="24"/>
+          <w:rPrChange w:id="15" w:author="Igor Palakot" w:date="2024-10-04T14:19:00Z">
             <w:rPr/>
           </w:rPrChange>
         </w:rPr>
-        <w:t xml:space="preserve">des exercices personnalisés, </w:t>
+        <w:t xml:space="preserve">es exercices personnalisés, </w:t>
       </w:r>
     </w:p>
     <w:p>
@@ -1256,25 +1291,55 @@
         </w:numPr>
         <w:jc w:val="both"/>
         <w:rPr>
-          <w:ins w:id="12" w:author="Igor Palakot" w:date="2024-10-04T14:19:00Z"/>
-          <w:rFonts w:cstheme="minorHAnsi"/>
-          <w:sz w:val="24"/>
-          <w:szCs w:val="24"/>
-        </w:rPr>
-        <w:pPrChange w:id="13" w:author="Igor Palakot" w:date="2024-10-04T14:19:00Z">
+          <w:ins w:id="16" w:author="Igor Palakot" w:date="2024-10-04T14:19:00Z"/>
+          <w:rFonts w:cstheme="minorHAnsi"/>
+          <w:sz w:val="24"/>
+          <w:szCs w:val="24"/>
+        </w:rPr>
+        <w:pPrChange w:id="17" w:author="Igor Palakot" w:date="2024-10-04T14:19:00Z">
           <w:pPr/>
         </w:pPrChange>
       </w:pPr>
-      <w:r>
-        <w:rPr>
-          <w:rFonts w:cstheme="minorHAnsi"/>
-          <w:sz w:val="24"/>
-          <w:szCs w:val="24"/>
-          <w:rPrChange w:id="14" w:author="Igor Palakot" w:date="2024-10-04T14:19:00Z">
+      <w:del w:id="18" w:author="soleil" w:date="2024-10-09T13:57:00Z">
+        <w:r>
+          <w:rPr>
+            <w:rFonts w:cstheme="minorHAnsi"/>
+            <w:sz w:val="24"/>
+            <w:szCs w:val="24"/>
+            <w:rPrChange w:id="19" w:author="Igor Palakot" w:date="2024-10-04T14:19:00Z">
+              <w:rPr/>
+            </w:rPrChange>
+          </w:rPr>
+          <w:delText>un</w:delText>
+        </w:r>
+      </w:del>
+      <w:ins w:id="20" w:author="soleil" w:date="2024-10-09T13:57:00Z">
+        <w:r>
+          <w:rPr>
+            <w:rFonts w:cstheme="minorHAnsi"/>
+            <w:sz w:val="24"/>
+            <w:szCs w:val="24"/>
+            <w:rPrChange w:id="21" w:author="Igor Palakot" w:date="2024-10-04T14:19:00Z">
+              <w:rPr>
+                <w:rFonts w:cstheme="minorHAnsi"/>
+                <w:sz w:val="24"/>
+                <w:szCs w:val="24"/>
+              </w:rPr>
+            </w:rPrChange>
+          </w:rPr>
+          <w:t>Un</w:t>
+        </w:r>
+      </w:ins>
+      <w:r>
+        <w:rPr>
+          <w:rFonts w:cstheme="minorHAnsi"/>
+          <w:sz w:val="24"/>
+          <w:szCs w:val="24"/>
+          <w:rPrChange w:id="22" w:author="Igor Palakot" w:date="2024-10-04T14:19:00Z">
             <w:rPr/>
           </w:rPrChange>
         </w:rPr>
-        <w:t xml:space="preserve">un suivi des progrès </w:t>
+        <w:t xml:space="preserve"> suivi des progrès </w:t>
       </w:r>
     </w:p>
     <w:p>
@@ -1289,35 +1354,58 @@
           <w:rFonts w:cstheme="minorHAnsi"/>
           <w:sz w:val="24"/>
           <w:szCs w:val="24"/>
-          <w:rPrChange w:id="15" w:author="Igor Palakot" w:date="2024-10-04T14:19:00Z">
+          <w:rPrChange w:id="23" w:author="Igor Palakot" w:date="2024-10-04T14:19:00Z">
             <w:rPr/>
           </w:rPrChange>
         </w:rPr>
-        <w:pPrChange w:id="16" w:author="Igor Palakot" w:date="2024-10-04T14:19:00Z">
+        <w:pPrChange w:id="24" w:author="Igor Palakot" w:date="2024-10-04T14:19:00Z">
           <w:pPr/>
         </w:pPrChange>
       </w:pPr>
-      <w:r>
-        <w:rPr>
-          <w:rFonts w:cstheme="minorHAnsi"/>
-          <w:sz w:val="24"/>
-          <w:szCs w:val="24"/>
-          <w:rPrChange w:id="17" w:author="Igor Palakot" w:date="2024-10-04T14:19:00Z">
+      <w:del w:id="25" w:author="soleil" w:date="2024-10-09T13:58:00Z">
+        <w:r>
+          <w:rPr>
+            <w:rFonts w:cstheme="minorHAnsi"/>
+            <w:sz w:val="24"/>
+            <w:szCs w:val="24"/>
+            <w:rPrChange w:id="26" w:author="Igor Palakot" w:date="2024-10-04T14:19:00Z">
+              <w:rPr/>
+            </w:rPrChange>
+          </w:rPr>
+          <w:delText>et la</w:delText>
+        </w:r>
+      </w:del>
+      <w:ins w:id="27" w:author="soleil" w:date="2024-10-09T13:58:00Z">
+        <w:r>
+          <w:rPr>
+            <w:rFonts w:cstheme="minorHAnsi"/>
+            <w:sz w:val="24"/>
+            <w:szCs w:val="24"/>
+          </w:rPr>
+          <w:t>La</w:t>
+        </w:r>
+      </w:ins>
+      <w:r>
+        <w:rPr>
+          <w:rFonts w:cstheme="minorHAnsi"/>
+          <w:sz w:val="24"/>
+          <w:szCs w:val="24"/>
+          <w:rPrChange w:id="28" w:author="Igor Palakot" w:date="2024-10-04T14:19:00Z">
             <w:rPr/>
           </w:rPrChange>
         </w:rPr>
-        <w:t>et la possibilité de réaliser des consultations à distance.</w:t>
-      </w:r>
-    </w:p>
-    <w:p>
-      <w:pPr>
-        <w:jc w:val="both"/>
-        <w:rPr>
-          <w:rFonts w:cstheme="minorHAnsi"/>
-          <w:sz w:val="24"/>
-          <w:szCs w:val="24"/>
-        </w:rPr>
-        <w:pPrChange w:id="18" w:author="Igor Palakot" w:date="2024-10-04T14:18:00Z">
+        <w:t xml:space="preserve"> possibilité de réaliser des consultations à distance.</w:t>
+      </w:r>
+    </w:p>
+    <w:p>
+      <w:pPr>
+        <w:jc w:val="both"/>
+        <w:rPr>
+          <w:rFonts w:cstheme="minorHAnsi"/>
+          <w:sz w:val="24"/>
+          <w:szCs w:val="24"/>
+        </w:rPr>
+        <w:pPrChange w:id="29" w:author="Igor Palakot" w:date="2024-10-04T14:18:00Z">
           <w:pPr/>
         </w:pPrChange>
       </w:pPr>
@@ -1334,12 +1422,12 @@
       <w:pPr>
         <w:jc w:val="both"/>
         <w:rPr>
-          <w:ins w:id="19" w:author="Igor Palakot" w:date="2024-10-04T14:19:00Z"/>
-          <w:rFonts w:cstheme="minorHAnsi"/>
-          <w:sz w:val="24"/>
-          <w:szCs w:val="24"/>
-        </w:rPr>
-        <w:pPrChange w:id="20" w:author="Igor Palakot" w:date="2024-10-04T14:18:00Z">
+          <w:ins w:id="30" w:author="Igor Palakot" w:date="2024-10-04T14:19:00Z"/>
+          <w:rFonts w:cstheme="minorHAnsi"/>
+          <w:sz w:val="24"/>
+          <w:szCs w:val="24"/>
+        </w:rPr>
+        <w:pPrChange w:id="31" w:author="Igor Palakot" w:date="2024-10-04T14:18:00Z">
           <w:pPr/>
         </w:pPrChange>
       </w:pPr>
@@ -1408,7 +1496,7 @@
           <w:sz w:val="24"/>
           <w:szCs w:val="24"/>
         </w:rPr>
-        <w:pPrChange w:id="21" w:author="Igor Palakot" w:date="2024-10-04T14:18:00Z">
+        <w:pPrChange w:id="32" w:author="Igor Palakot" w:date="2024-10-04T14:18:00Z">
           <w:pPr/>
         </w:pPrChange>
       </w:pPr>
@@ -1442,7 +1530,7 @@
           <w:sz w:val="24"/>
           <w:szCs w:val="24"/>
         </w:rPr>
-        <w:pPrChange w:id="22" w:author="Igor Palakot" w:date="2024-10-04T14:18:00Z">
+        <w:pPrChange w:id="33" w:author="Igor Palakot" w:date="2024-10-04T14:18:00Z">
           <w:pPr>
             <w:pStyle w:val="Paragraphedeliste"/>
             <w:numPr>
@@ -1474,7 +1562,7 @@
           <w:sz w:val="24"/>
           <w:szCs w:val="24"/>
         </w:rPr>
-        <w:pPrChange w:id="23" w:author="Igor Palakot" w:date="2024-10-04T14:18:00Z">
+        <w:pPrChange w:id="34" w:author="Igor Palakot" w:date="2024-10-04T14:18:00Z">
           <w:pPr>
             <w:pStyle w:val="Paragraphedeliste"/>
             <w:numPr>
@@ -1514,7 +1602,7 @@
           <w:sz w:val="24"/>
           <w:szCs w:val="24"/>
         </w:rPr>
-        <w:pPrChange w:id="24" w:author="Igor Palakot" w:date="2024-10-04T14:18:00Z">
+        <w:pPrChange w:id="35" w:author="Igor Palakot" w:date="2024-10-04T14:18:00Z">
           <w:pPr>
             <w:pStyle w:val="Paragraphedeliste"/>
             <w:numPr>
@@ -1554,7 +1642,7 @@
           <w:sz w:val="24"/>
           <w:szCs w:val="24"/>
         </w:rPr>
-        <w:pPrChange w:id="25" w:author="Igor Palakot" w:date="2024-10-04T14:18:00Z">
+        <w:pPrChange w:id="36" w:author="Igor Palakot" w:date="2024-10-04T14:18:00Z">
           <w:pPr>
             <w:pStyle w:val="Paragraphedeliste"/>
             <w:numPr>
@@ -1585,12 +1673,12 @@
       <w:pPr>
         <w:jc w:val="both"/>
         <w:rPr>
-          <w:del w:id="26" w:author="Igor Palakot" w:date="2024-10-04T14:20:00Z"/>
-          <w:rFonts w:cstheme="minorHAnsi"/>
-          <w:sz w:val="24"/>
-          <w:szCs w:val="24"/>
-        </w:rPr>
-        <w:pPrChange w:id="27" w:author="Igor Palakot" w:date="2024-10-04T14:18:00Z">
+          <w:del w:id="37" w:author="Igor Palakot" w:date="2024-10-04T14:20:00Z"/>
+          <w:rFonts w:cstheme="minorHAnsi"/>
+          <w:sz w:val="24"/>
+          <w:szCs w:val="24"/>
+        </w:rPr>
+        <w:pPrChange w:id="38" w:author="Igor Palakot" w:date="2024-10-04T14:18:00Z">
           <w:pPr/>
         </w:pPrChange>
       </w:pPr>
@@ -1639,12 +1727,6 @@
           <w:sz w:val="24"/>
           <w:szCs w:val="24"/>
         </w:rPr>
-        <w:pPrChange w:id="28" w:author="Igor Palakot" w:date="2024-10-04T14:18:00Z">
-          <w:pPr>
-            <w:spacing w:after="0" w:line="276" w:lineRule="auto"/>
-            <w:jc w:val="both"/>
-          </w:pPr>
-        </w:pPrChange>
       </w:pPr>
       <w:r>
         <w:rPr>
@@ -1728,12 +1810,6 @@
           <w:sz w:val="24"/>
           <w:szCs w:val="24"/>
         </w:rPr>
-        <w:pPrChange w:id="29" w:author="Igor Palakot" w:date="2024-10-04T14:18:00Z">
-          <w:pPr>
-            <w:spacing w:after="0" w:line="276" w:lineRule="auto"/>
-            <w:jc w:val="both"/>
-          </w:pPr>
-        </w:pPrChange>
       </w:pPr>
       <w:r>
         <w:rPr>
@@ -1817,12 +1893,6 @@
           <w:sz w:val="24"/>
           <w:szCs w:val="24"/>
         </w:rPr>
-        <w:pPrChange w:id="30" w:author="Igor Palakot" w:date="2024-10-04T14:18:00Z">
-          <w:pPr>
-            <w:spacing w:after="0" w:line="276" w:lineRule="auto"/>
-            <w:jc w:val="both"/>
-          </w:pPr>
-        </w:pPrChange>
       </w:pPr>
       <w:r>
         <w:rPr>
@@ -1850,12 +1920,6 @@
           <w:sz w:val="24"/>
           <w:szCs w:val="24"/>
         </w:rPr>
-        <w:pPrChange w:id="31" w:author="Igor Palakot" w:date="2024-10-04T14:18:00Z">
-          <w:pPr>
-            <w:spacing w:after="0" w:line="276" w:lineRule="auto"/>
-            <w:jc w:val="both"/>
-          </w:pPr>
-        </w:pPrChange>
       </w:pPr>
       <w:r>
         <w:rPr>
@@ -1995,29 +2059,17 @@
           <w:sz w:val="24"/>
           <w:szCs w:val="24"/>
         </w:rPr>
-        <w:pPrChange w:id="32" w:author="Igor Palakot" w:date="2024-10-04T14:18:00Z">
-          <w:pPr>
-            <w:spacing w:after="0" w:line="276" w:lineRule="auto"/>
-            <w:jc w:val="both"/>
-          </w:pPr>
-        </w:pPrChange>
-      </w:pPr>
-    </w:p>
-    <w:p>
-      <w:pPr>
-        <w:spacing w:line="276" w:lineRule="auto"/>
-        <w:jc w:val="both"/>
-        <w:rPr>
-          <w:rFonts w:cstheme="minorHAnsi"/>
-          <w:sz w:val="24"/>
-          <w:szCs w:val="24"/>
-        </w:rPr>
-        <w:pPrChange w:id="33" w:author="Igor Palakot" w:date="2024-10-04T14:18:00Z">
-          <w:pPr>
-            <w:spacing w:line="276" w:lineRule="auto"/>
-            <w:jc w:val="both"/>
-          </w:pPr>
-        </w:pPrChange>
+      </w:pPr>
+    </w:p>
+    <w:p>
+      <w:pPr>
+        <w:spacing w:line="276" w:lineRule="auto"/>
+        <w:jc w:val="both"/>
+        <w:rPr>
+          <w:rFonts w:cstheme="minorHAnsi"/>
+          <w:sz w:val="24"/>
+          <w:szCs w:val="24"/>
+        </w:rPr>
       </w:pPr>
       <w:r>
         <w:rPr>
@@ -2106,13 +2158,13 @@
     <w:p>
       <w:pPr>
         <w:rPr>
-          <w:ins w:id="34" w:author="Igor Palakot" w:date="2024-10-04T14:21:00Z"/>
-          <w:rFonts w:cstheme="minorHAnsi"/>
-          <w:sz w:val="24"/>
-          <w:szCs w:val="24"/>
-        </w:rPr>
-      </w:pPr>
-      <w:ins w:id="35" w:author="Igor Palakot" w:date="2024-10-04T14:21:00Z">
+          <w:ins w:id="39" w:author="Igor Palakot" w:date="2024-10-04T14:21:00Z"/>
+          <w:rFonts w:cstheme="minorHAnsi"/>
+          <w:sz w:val="24"/>
+          <w:szCs w:val="24"/>
+        </w:rPr>
+      </w:pPr>
+      <w:ins w:id="40" w:author="Igor Palakot" w:date="2024-10-04T14:21:00Z">
         <w:r>
           <w:rPr>
             <w:rFonts w:cstheme="minorHAnsi"/>
@@ -2128,51 +2180,37 @@
         <w:pStyle w:val="Titre1"/>
         <w:rPr>
           <w:sz w:val="24"/>
-          <w:rPrChange w:id="36" w:author="Igor Palakot" w:date="2024-10-04T14:21:00Z">
+        </w:rPr>
+        <w:pPrChange w:id="41" w:author="Igor Palakot" w:date="2024-10-04T14:21:00Z">
+          <w:pPr/>
+        </w:pPrChange>
+      </w:pPr>
+      <w:r>
+        <w:rPr>
+          <w:rStyle w:val="Titre1Car"/>
+          <w:rPrChange w:id="42" w:author="Igor Palakot" w:date="2024-10-04T14:21:00Z">
             <w:rPr>
               <w:sz w:val="24"/>
             </w:rPr>
           </w:rPrChange>
         </w:rPr>
-        <w:pPrChange w:id="37" w:author="Igor Palakot" w:date="2024-10-04T14:21:00Z">
-          <w:pPr/>
-        </w:pPrChange>
-      </w:pPr>
-      <w:r>
-        <w:rPr>
-          <w:rStyle w:val="Titre1Car"/>
-          <w:rPrChange w:id="38" w:author="Igor Palakot" w:date="2024-10-04T14:21:00Z">
-            <w:rPr>
-              <w:rFonts w:cstheme="minorHAnsi"/>
-              <w:sz w:val="24"/>
-              <w:szCs w:val="24"/>
-            </w:rPr>
-          </w:rPrChange>
-        </w:rPr>
         <w:lastRenderedPageBreak/>
         <w:t>Présentation</w:t>
       </w:r>
       <w:r>
         <w:rPr>
           <w:rStyle w:val="Titre1Car"/>
-          <w:rPrChange w:id="39" w:author="Igor Palakot" w:date="2024-10-04T14:21:00Z">
-            <w:rPr>
-              <w:rFonts w:cstheme="minorHAnsi"/>
-              <w:sz w:val="24"/>
-              <w:szCs w:val="24"/>
-            </w:rPr>
-          </w:rPrChange>
-        </w:rPr>
-        <w:t xml:space="preserve"> du Projet</w:t>
-      </w:r>
-      <w:r>
-        <w:rPr>
-          <w:sz w:val="24"/>
-          <w:rPrChange w:id="40" w:author="Igor Palakot" w:date="2024-10-04T14:21:00Z">
+          <w:rPrChange w:id="43" w:author="Igor Palakot" w:date="2024-10-04T14:21:00Z">
             <w:rPr>
               <w:sz w:val="24"/>
             </w:rPr>
           </w:rPrChange>
+        </w:rPr>
+        <w:t xml:space="preserve"> du Projet</w:t>
+      </w:r>
+      <w:r>
+        <w:rPr>
+          <w:sz w:val="24"/>
         </w:rPr>
         <w:t> :</w:t>
       </w:r>
@@ -2428,7 +2466,7 @@
           <w:ilvl w:val="0"/>
           <w:numId w:val="22"/>
         </w:numPr>
-        <w:pPrChange w:id="41" w:author="Igor Palakot" w:date="2024-10-04T14:21:00Z">
+        <w:pPrChange w:id="44" w:author="Igor Palakot" w:date="2024-10-04T14:21:00Z">
           <w:pPr>
             <w:pStyle w:val="Paragraphedeliste"/>
             <w:numPr>
@@ -2609,7 +2647,7 @@
         <w:spacing w:line="276" w:lineRule="auto"/>
         <w:jc w:val="both"/>
         <w:rPr>
-          <w:ins w:id="42" w:author="Igor Palakot" w:date="2024-10-04T14:21:00Z"/>
+          <w:ins w:id="45" w:author="Igor Palakot" w:date="2024-10-04T14:21:00Z"/>
           <w:rFonts w:cstheme="minorHAnsi"/>
           <w:sz w:val="24"/>
           <w:szCs w:val="24"/>
@@ -2694,12 +2732,12 @@
         <w:spacing w:line="276" w:lineRule="auto"/>
         <w:jc w:val="both"/>
         <w:rPr>
-          <w:ins w:id="43" w:author="Igor Palakot" w:date="2024-10-04T14:21:00Z"/>
-          <w:rFonts w:cstheme="minorHAnsi"/>
-          <w:sz w:val="24"/>
-          <w:szCs w:val="24"/>
-        </w:rPr>
-        <w:pPrChange w:id="44" w:author="Igor Palakot" w:date="2024-10-04T14:21:00Z">
+          <w:ins w:id="46" w:author="Igor Palakot" w:date="2024-10-04T14:21:00Z"/>
+          <w:rFonts w:cstheme="minorHAnsi"/>
+          <w:sz w:val="24"/>
+          <w:szCs w:val="24"/>
+        </w:rPr>
+        <w:pPrChange w:id="47" w:author="Igor Palakot" w:date="2024-10-04T14:21:00Z">
           <w:pPr>
             <w:pStyle w:val="Paragraphedeliste"/>
             <w:numPr>
@@ -2722,7 +2760,7 @@
           <w:sz w:val="24"/>
           <w:szCs w:val="24"/>
         </w:rPr>
-        <w:pPrChange w:id="45" w:author="Igor Palakot" w:date="2024-10-04T14:21:00Z">
+        <w:pPrChange w:id="48" w:author="Igor Palakot" w:date="2024-10-04T14:21:00Z">
           <w:pPr>
             <w:pStyle w:val="Paragraphedeliste"/>
             <w:numPr>
@@ -2738,7 +2776,7 @@
     <w:p>
       <w:pPr>
         <w:pStyle w:val="Titre2"/>
-        <w:pPrChange w:id="46" w:author="Igor Palakot" w:date="2024-10-04T14:21:00Z">
+        <w:pPrChange w:id="49" w:author="Igor Palakot" w:date="2024-10-04T14:21:00Z">
           <w:pPr>
             <w:pStyle w:val="Paragraphedeliste"/>
             <w:numPr>
@@ -2761,7 +2799,7 @@
           <w:ilvl w:val="0"/>
           <w:numId w:val="23"/>
         </w:numPr>
-        <w:pPrChange w:id="47" w:author="Igor Palakot" w:date="2024-10-04T14:22:00Z">
+        <w:pPrChange w:id="50" w:author="Igor Palakot" w:date="2024-10-04T14:22:00Z">
           <w:pPr>
             <w:pStyle w:val="Paragraphedeliste"/>
             <w:numPr>
@@ -3772,7 +3810,7 @@
           <w:ilvl w:val="0"/>
           <w:numId w:val="23"/>
         </w:numPr>
-        <w:pPrChange w:id="48" w:author="Igor Palakot" w:date="2024-10-04T14:22:00Z">
+        <w:pPrChange w:id="51" w:author="Igor Palakot" w:date="2024-10-04T14:22:00Z">
           <w:pPr>
             <w:pStyle w:val="Paragraphedeliste"/>
             <w:numPr>
@@ -4488,8 +4526,6 @@
         </w:rPr>
         <w:t>(API Google maps)</w:t>
       </w:r>
-      <w:bookmarkStart w:id="49" w:name="_GoBack"/>
-      <w:bookmarkEnd w:id="49"/>
     </w:p>
     <w:p>
       <w:pPr>
@@ -5751,7 +5787,7 @@
           <w:szCs w:val="24"/>
         </w:rPr>
       </w:pPr>
-      <w:bookmarkStart w:id="50" w:name="_Toc178943633"/>
+      <w:bookmarkStart w:id="52" w:name="_Toc178943633"/>
       <w:r>
         <w:rPr>
           <w:rFonts w:asciiTheme="minorHAnsi" w:hAnsiTheme="minorHAnsi" w:cstheme="minorHAnsi"/>
@@ -5760,7 +5796,7 @@
         </w:rPr>
         <w:t>Description de l’application</w:t>
       </w:r>
-      <w:bookmarkEnd w:id="50"/>
+      <w:bookmarkEnd w:id="52"/>
     </w:p>
     <w:p>
       <w:pPr>
@@ -5783,7 +5819,7 @@
           <w:smallCaps/>
         </w:rPr>
       </w:pPr>
-      <w:bookmarkStart w:id="51" w:name="_Toc178943634"/>
+      <w:bookmarkStart w:id="53" w:name="_Toc178943634"/>
       <w:r>
         <w:rPr>
           <w:rFonts w:asciiTheme="minorHAnsi" w:hAnsiTheme="minorHAnsi" w:cstheme="minorHAnsi"/>
@@ -5791,7 +5827,7 @@
         </w:rPr>
         <w:t>Description des pages</w:t>
       </w:r>
-      <w:bookmarkEnd w:id="51"/>
+      <w:bookmarkEnd w:id="53"/>
     </w:p>
     <w:p>
       <w:pPr>
@@ -7082,7 +7118,7 @@
 </file>
 
 <file path=word/endnotes.xml><?xml version="1.0" encoding="utf-8"?>
-<w:endnotes xmlns:wpc="http://schemas.microsoft.com/office/word/2010/wordprocessingCanvas" xmlns:cx="http://schemas.microsoft.com/office/drawing/2014/chartex" xmlns:mc="http://schemas.openxmlformats.org/markup-compatibility/2006" xmlns:o="urn:schemas-microsoft-com:office:office" xmlns:r="http://schemas.openxmlformats.org/officeDocument/2006/relationships" xmlns:m="http://schemas.openxmlformats.org/officeDocument/2006/math" xmlns:v="urn:schemas-microsoft-com:vml" xmlns:wp14="http://schemas.microsoft.com/office/word/2010/wordprocessingDrawing" xmlns:wp="http://schemas.openxmlformats.org/drawingml/2006/wordprocessingDrawing" xmlns:w10="urn:schemas-microsoft-com:office:word" xmlns:w="http://schemas.openxmlformats.org/wordprocessingml/2006/main" xmlns:w14="http://schemas.microsoft.com/office/word/2010/wordml" xmlns:w15="http://schemas.microsoft.com/office/word/2012/wordml" xmlns:w16se="http://schemas.microsoft.com/office/word/2015/wordml/symex" xmlns:wpg="http://schemas.microsoft.com/office/word/2010/wordprocessingGroup" xmlns:wpi="http://schemas.microsoft.com/office/word/2010/wordprocessingInk" xmlns:wne="http://schemas.microsoft.com/office/word/2006/wordml" xmlns:wps="http://schemas.microsoft.com/office/word/2010/wordprocessingShape" mc:Ignorable="w14 w15 w16se wp14">
+<w:endnotes xmlns:wpc="http://schemas.microsoft.com/office/word/2010/wordprocessingCanvas" xmlns:cx="http://schemas.microsoft.com/office/drawing/2014/chartex" xmlns:cx1="http://schemas.microsoft.com/office/drawing/2015/9/8/chartex" xmlns:mc="http://schemas.openxmlformats.org/markup-compatibility/2006" xmlns:o="urn:schemas-microsoft-com:office:office" xmlns:r="http://schemas.openxmlformats.org/officeDocument/2006/relationships" xmlns:m="http://schemas.openxmlformats.org/officeDocument/2006/math" xmlns:v="urn:schemas-microsoft-com:vml" xmlns:wp14="http://schemas.microsoft.com/office/word/2010/wordprocessingDrawing" xmlns:wp="http://schemas.openxmlformats.org/drawingml/2006/wordprocessingDrawing" xmlns:w10="urn:schemas-microsoft-com:office:word" xmlns:w="http://schemas.openxmlformats.org/wordprocessingml/2006/main" xmlns:w14="http://schemas.microsoft.com/office/word/2010/wordml" xmlns:w15="http://schemas.microsoft.com/office/word/2012/wordml" xmlns:w16se="http://schemas.microsoft.com/office/word/2015/wordml/symex" xmlns:wpg="http://schemas.microsoft.com/office/word/2010/wordprocessingGroup" xmlns:wpi="http://schemas.microsoft.com/office/word/2010/wordprocessingInk" xmlns:wne="http://schemas.microsoft.com/office/word/2006/wordml" xmlns:wps="http://schemas.microsoft.com/office/word/2010/wordprocessingShape" mc:Ignorable="w14 w15 w16se wp14">
   <w:endnote w:type="separator" w:id="-1">
     <w:p>
       <w:pPr>
@@ -7107,7 +7143,7 @@
 </file>
 
 <file path=word/footnotes.xml><?xml version="1.0" encoding="utf-8"?>
-<w:footnotes xmlns:wpc="http://schemas.microsoft.com/office/word/2010/wordprocessingCanvas" xmlns:cx="http://schemas.microsoft.com/office/drawing/2014/chartex" xmlns:mc="http://schemas.openxmlformats.org/markup-compatibility/2006" xmlns:o="urn:schemas-microsoft-com:office:office" xmlns:r="http://schemas.openxmlformats.org/officeDocument/2006/relationships" xmlns:m="http://schemas.openxmlformats.org/officeDocument/2006/math" xmlns:v="urn:schemas-microsoft-com:vml" xmlns:wp14="http://schemas.microsoft.com/office/word/2010/wordprocessingDrawing" xmlns:wp="http://schemas.openxmlformats.org/drawingml/2006/wordprocessingDrawing" xmlns:w10="urn:schemas-microsoft-com:office:word" xmlns:w="http://schemas.openxmlformats.org/wordprocessingml/2006/main" xmlns:w14="http://schemas.microsoft.com/office/word/2010/wordml" xmlns:w15="http://schemas.microsoft.com/office/word/2012/wordml" xmlns:w16se="http://schemas.microsoft.com/office/word/2015/wordml/symex" xmlns:wpg="http://schemas.microsoft.com/office/word/2010/wordprocessingGroup" xmlns:wpi="http://schemas.microsoft.com/office/word/2010/wordprocessingInk" xmlns:wne="http://schemas.microsoft.com/office/word/2006/wordml" xmlns:wps="http://schemas.microsoft.com/office/word/2010/wordprocessingShape" mc:Ignorable="w14 w15 w16se wp14">
+<w:footnotes xmlns:wpc="http://schemas.microsoft.com/office/word/2010/wordprocessingCanvas" xmlns:cx="http://schemas.microsoft.com/office/drawing/2014/chartex" xmlns:cx1="http://schemas.microsoft.com/office/drawing/2015/9/8/chartex" xmlns:mc="http://schemas.openxmlformats.org/markup-compatibility/2006" xmlns:o="urn:schemas-microsoft-com:office:office" xmlns:r="http://schemas.openxmlformats.org/officeDocument/2006/relationships" xmlns:m="http://schemas.openxmlformats.org/officeDocument/2006/math" xmlns:v="urn:schemas-microsoft-com:vml" xmlns:wp14="http://schemas.microsoft.com/office/word/2010/wordprocessingDrawing" xmlns:wp="http://schemas.openxmlformats.org/drawingml/2006/wordprocessingDrawing" xmlns:w10="urn:schemas-microsoft-com:office:word" xmlns:w="http://schemas.openxmlformats.org/wordprocessingml/2006/main" xmlns:w14="http://schemas.microsoft.com/office/word/2010/wordml" xmlns:w15="http://schemas.microsoft.com/office/word/2012/wordml" xmlns:w16se="http://schemas.microsoft.com/office/word/2015/wordml/symex" xmlns:wpg="http://schemas.microsoft.com/office/word/2010/wordprocessingGroup" xmlns:wpi="http://schemas.microsoft.com/office/word/2010/wordprocessingInk" xmlns:wne="http://schemas.microsoft.com/office/word/2006/wordml" xmlns:wps="http://schemas.microsoft.com/office/word/2010/wordprocessingShape" mc:Ignorable="w14 w15 w16se wp14">
   <w:footnote w:type="separator" w:id="-1">
     <w:p>
       <w:pPr>
@@ -7132,7 +7168,7 @@
 </file>
 
 <file path=word/numbering.xml><?xml version="1.0" encoding="utf-8"?>
-<w:numbering xmlns:wpc="http://schemas.microsoft.com/office/word/2010/wordprocessingCanvas" xmlns:cx="http://schemas.microsoft.com/office/drawing/2014/chartex" xmlns:mc="http://schemas.openxmlformats.org/markup-compatibility/2006" xmlns:o="urn:schemas-microsoft-com:office:office" xmlns:r="http://schemas.openxmlformats.org/officeDocument/2006/relationships" xmlns:m="http://schemas.openxmlformats.org/officeDocument/2006/math" xmlns:v="urn:schemas-microsoft-com:vml" xmlns:wp14="http://schemas.microsoft.com/office/word/2010/wordprocessingDrawing" xmlns:wp="http://schemas.openxmlformats.org/drawingml/2006/wordprocessingDrawing" xmlns:w10="urn:schemas-microsoft-com:office:word" xmlns:w="http://schemas.openxmlformats.org/wordprocessingml/2006/main" xmlns:w14="http://schemas.microsoft.com/office/word/2010/wordml" xmlns:w15="http://schemas.microsoft.com/office/word/2012/wordml" xmlns:w16se="http://schemas.microsoft.com/office/word/2015/wordml/symex" xmlns:wpg="http://schemas.microsoft.com/office/word/2010/wordprocessingGroup" xmlns:wpi="http://schemas.microsoft.com/office/word/2010/wordprocessingInk" xmlns:wne="http://schemas.microsoft.com/office/word/2006/wordml" xmlns:wps="http://schemas.microsoft.com/office/word/2010/wordprocessingShape" mc:Ignorable="w14 w15 w16se wp14">
+<w:numbering xmlns:wpc="http://schemas.microsoft.com/office/word/2010/wordprocessingCanvas" xmlns:cx="http://schemas.microsoft.com/office/drawing/2014/chartex" xmlns:cx1="http://schemas.microsoft.com/office/drawing/2015/9/8/chartex" xmlns:mc="http://schemas.openxmlformats.org/markup-compatibility/2006" xmlns:o="urn:schemas-microsoft-com:office:office" xmlns:r="http://schemas.openxmlformats.org/officeDocument/2006/relationships" xmlns:m="http://schemas.openxmlformats.org/officeDocument/2006/math" xmlns:v="urn:schemas-microsoft-com:vml" xmlns:wp14="http://schemas.microsoft.com/office/word/2010/wordprocessingDrawing" xmlns:wp="http://schemas.openxmlformats.org/drawingml/2006/wordprocessingDrawing" xmlns:w10="urn:schemas-microsoft-com:office:word" xmlns:w="http://schemas.openxmlformats.org/wordprocessingml/2006/main" xmlns:w14="http://schemas.microsoft.com/office/word/2010/wordml" xmlns:w15="http://schemas.microsoft.com/office/word/2012/wordml" xmlns:w16se="http://schemas.microsoft.com/office/word/2015/wordml/symex" xmlns:wpg="http://schemas.microsoft.com/office/word/2010/wordprocessingGroup" xmlns:wpi="http://schemas.microsoft.com/office/word/2010/wordprocessingInk" xmlns:wne="http://schemas.microsoft.com/office/word/2006/wordml" xmlns:wps="http://schemas.microsoft.com/office/word/2010/wordprocessingShape" mc:Ignorable="w14 w15 w16se wp14">
   <w:abstractNum w:abstractNumId="0" w15:restartNumberingAfterBreak="0">
     <w:nsid w:val="00027E18"/>
     <w:multiLevelType w:val="hybridMultilevel"/>
@@ -9289,9 +9325,12 @@
 </file>
 
 <file path=word/people.xml><?xml version="1.0" encoding="utf-8"?>
-<w15:people xmlns:wpc="http://schemas.microsoft.com/office/word/2010/wordprocessingCanvas" xmlns:cx="http://schemas.microsoft.com/office/drawing/2014/chartex" xmlns:mc="http://schemas.openxmlformats.org/markup-compatibility/2006" xmlns:o="urn:schemas-microsoft-com:office:office" xmlns:r="http://schemas.openxmlformats.org/officeDocument/2006/relationships" xmlns:m="http://schemas.openxmlformats.org/officeDocument/2006/math" xmlns:v="urn:schemas-microsoft-com:vml" xmlns:wp14="http://schemas.microsoft.com/office/word/2010/wordprocessingDrawing" xmlns:wp="http://schemas.openxmlformats.org/drawingml/2006/wordprocessingDrawing" xmlns:w10="urn:schemas-microsoft-com:office:word" xmlns:w="http://schemas.openxmlformats.org/wordprocessingml/2006/main" xmlns:w14="http://schemas.microsoft.com/office/word/2010/wordml" xmlns:w15="http://schemas.microsoft.com/office/word/2012/wordml" xmlns:w16se="http://schemas.microsoft.com/office/word/2015/wordml/symex" xmlns:wpg="http://schemas.microsoft.com/office/word/2010/wordprocessingGroup" xmlns:wpi="http://schemas.microsoft.com/office/word/2010/wordprocessingInk" xmlns:wne="http://schemas.microsoft.com/office/word/2006/wordml" xmlns:wps="http://schemas.microsoft.com/office/word/2010/wordprocessingShape" mc:Ignorable="w14 w15 w16se wp14">
+<w15:people xmlns:wpc="http://schemas.microsoft.com/office/word/2010/wordprocessingCanvas" xmlns:cx="http://schemas.microsoft.com/office/drawing/2014/chartex" xmlns:cx1="http://schemas.microsoft.com/office/drawing/2015/9/8/chartex" xmlns:mc="http://schemas.openxmlformats.org/markup-compatibility/2006" xmlns:o="urn:schemas-microsoft-com:office:office" xmlns:r="http://schemas.openxmlformats.org/officeDocument/2006/relationships" xmlns:m="http://schemas.openxmlformats.org/officeDocument/2006/math" xmlns:v="urn:schemas-microsoft-com:vml" xmlns:wp14="http://schemas.microsoft.com/office/word/2010/wordprocessingDrawing" xmlns:wp="http://schemas.openxmlformats.org/drawingml/2006/wordprocessingDrawing" xmlns:w10="urn:schemas-microsoft-com:office:word" xmlns:w="http://schemas.openxmlformats.org/wordprocessingml/2006/main" xmlns:w14="http://schemas.microsoft.com/office/word/2010/wordml" xmlns:w15="http://schemas.microsoft.com/office/word/2012/wordml" xmlns:w16se="http://schemas.microsoft.com/office/word/2015/wordml/symex" xmlns:wpg="http://schemas.microsoft.com/office/word/2010/wordprocessingGroup" xmlns:wpi="http://schemas.microsoft.com/office/word/2010/wordprocessingInk" xmlns:wne="http://schemas.microsoft.com/office/word/2006/wordml" xmlns:wps="http://schemas.microsoft.com/office/word/2010/wordprocessingShape" mc:Ignorable="w14 w15 w16se wp14">
   <w15:person w15:author="Igor Palakot">
     <w15:presenceInfo w15:providerId="None" w15:userId="Igor Palakot"/>
+  </w15:person>
+  <w15:person w15:author="soleil">
+    <w15:presenceInfo w15:providerId="None" w15:userId="soleil"/>
   </w15:person>
 </w15:people>
 </file>
@@ -10243,7 +10282,7 @@
 </file>
 
 <file path=customXml/itemProps1.xml><?xml version="1.0" encoding="utf-8"?>
-<ds:datastoreItem xmlns:ds="http://schemas.openxmlformats.org/officeDocument/2006/customXml" ds:itemID="{228E6321-02F1-4893-8F45-3C5C9B845279}">
+<ds:datastoreItem xmlns:ds="http://schemas.openxmlformats.org/officeDocument/2006/customXml" ds:itemID="{2911A41B-55ED-474F-B1FA-EDC127DA0BD3}">
   <ds:schemaRefs>
     <ds:schemaRef ds:uri="http://schemas.openxmlformats.org/officeDocument/2006/bibliography"/>
   </ds:schemaRefs>

--- a/analyse/cahier_de_charge.docx
+++ b/analyse/cahier_de_charge.docx
@@ -520,8 +520,42 @@
     <w:p>
       <w:pPr>
         <w:pStyle w:val="Titre1"/>
-      </w:pPr>
-      <w:r>
+        <w:numPr>
+          <w:ilvl w:val="0"/>
+          <w:numId w:val="19"/>
+        </w:numPr>
+        <w:spacing w:line="276" w:lineRule="auto"/>
+        <w:ind w:left="142" w:hanging="142"/>
+        <w:jc w:val="both"/>
+        <w:rPr>
+          <w:rFonts w:asciiTheme="majorHAnsi" w:hAnsiTheme="majorHAnsi" w:cstheme="majorBidi"/>
+          <w:b/>
+          <w:smallCaps/>
+          <w:sz w:val="36"/>
+          <w:szCs w:val="36"/>
+          <w:u w:val="single" w:color="FF0000"/>
+          <w:rPrChange w:id="1" w:author="soleil" w:date="2024-10-09T16:28:00Z">
+            <w:rPr/>
+          </w:rPrChange>
+        </w:rPr>
+        <w:pPrChange w:id="2" w:author="soleil" w:date="2024-10-09T16:28:00Z">
+          <w:pPr>
+            <w:pStyle w:val="Titre1"/>
+          </w:pPr>
+        </w:pPrChange>
+      </w:pPr>
+      <w:r>
+        <w:rPr>
+          <w:rFonts w:asciiTheme="majorHAnsi" w:hAnsiTheme="majorHAnsi" w:cstheme="majorBidi"/>
+          <w:b/>
+          <w:smallCaps/>
+          <w:sz w:val="36"/>
+          <w:szCs w:val="36"/>
+          <w:u w:val="single" w:color="FF0000"/>
+          <w:rPrChange w:id="3" w:author="soleil" w:date="2024-10-09T16:28:00Z">
+            <w:rPr/>
+          </w:rPrChange>
+        </w:rPr>
         <w:lastRenderedPageBreak/>
         <w:t>Liste des Compétences</w:t>
       </w:r>
@@ -538,23 +572,43 @@
     <w:p>
       <w:pPr>
         <w:pStyle w:val="Titre2"/>
+        <w:numPr>
+          <w:ilvl w:val="0"/>
+          <w:numId w:val="10"/>
+        </w:numPr>
         <w:ind w:left="284" w:hanging="284"/>
         <w:rPr>
-          <w:rFonts w:asciiTheme="minorHAnsi" w:hAnsiTheme="minorHAnsi" w:cstheme="minorHAnsi"/>
-          <w:sz w:val="24"/>
-          <w:szCs w:val="24"/>
-        </w:rPr>
-      </w:pPr>
-      <w:bookmarkStart w:id="1" w:name="_Toc178943631"/>
-      <w:r>
-        <w:rPr>
-          <w:rFonts w:asciiTheme="minorHAnsi" w:hAnsiTheme="minorHAnsi" w:cstheme="minorHAnsi"/>
-          <w:sz w:val="24"/>
-          <w:szCs w:val="24"/>
+          <w:rFonts w:asciiTheme="majorHAnsi" w:hAnsiTheme="majorHAnsi"/>
+          <w:rPrChange w:id="4" w:author="soleil" w:date="2024-10-09T16:28:00Z">
+            <w:rPr>
+              <w:rFonts w:asciiTheme="minorHAnsi" w:hAnsiTheme="minorHAnsi" w:cstheme="minorHAnsi"/>
+              <w:sz w:val="24"/>
+              <w:szCs w:val="24"/>
+            </w:rPr>
+          </w:rPrChange>
+        </w:rPr>
+        <w:pPrChange w:id="5" w:author="soleil" w:date="2024-10-09T16:28:00Z">
+          <w:pPr>
+            <w:pStyle w:val="Titre2"/>
+            <w:ind w:left="284" w:hanging="284"/>
+          </w:pPr>
+        </w:pPrChange>
+      </w:pPr>
+      <w:bookmarkStart w:id="6" w:name="_Toc178943631"/>
+      <w:r>
+        <w:rPr>
+          <w:rFonts w:asciiTheme="majorHAnsi" w:hAnsiTheme="majorHAnsi"/>
+          <w:rPrChange w:id="7" w:author="soleil" w:date="2024-10-09T16:28:00Z">
+            <w:rPr>
+              <w:rFonts w:asciiTheme="minorHAnsi" w:hAnsiTheme="minorHAnsi" w:cstheme="minorHAnsi"/>
+              <w:sz w:val="24"/>
+              <w:szCs w:val="24"/>
+            </w:rPr>
+          </w:rPrChange>
         </w:rPr>
         <w:t>Compétences du Référentiel</w:t>
       </w:r>
-      <w:bookmarkEnd w:id="1"/>
+      <w:bookmarkEnd w:id="6"/>
     </w:p>
     <w:p>
       <w:pPr>
@@ -727,7 +781,7 @@
         </w:rPr>
         <w:t>Réaliser une interface utilisateur avec une solution de gestion de contenu ou E-commerce.</w:t>
       </w:r>
-      <w:ins w:id="2" w:author="Igor Palakot" w:date="2024-10-04T14:18:00Z">
+      <w:ins w:id="8" w:author="Igor Palakot" w:date="2024-10-04T14:18:00Z">
         <w:r>
           <w:rPr>
             <w:rFonts w:cstheme="minorHAnsi"/>
@@ -861,6 +915,7 @@
         <w:spacing w:line="276" w:lineRule="auto"/>
         <w:jc w:val="both"/>
         <w:rPr>
+          <w:del w:id="9" w:author="soleil" w:date="2024-10-09T16:29:00Z"/>
           <w:rFonts w:cstheme="minorHAnsi"/>
           <w:sz w:val="24"/>
           <w:szCs w:val="24"/>
@@ -873,87 +928,6 @@
           <w:szCs w:val="24"/>
         </w:rPr>
         <w:t xml:space="preserve">Elaborer et mettre en œuvre des composants dans une application de gestion de contenu ou E-commerce. </w:t>
-      </w:r>
-    </w:p>
-    <w:p>
-      <w:pPr>
-        <w:pStyle w:val="Paragraphedeliste"/>
-        <w:spacing w:line="276" w:lineRule="auto"/>
-        <w:jc w:val="both"/>
-        <w:rPr>
-          <w:rFonts w:cstheme="minorHAnsi"/>
-          <w:sz w:val="24"/>
-          <w:szCs w:val="24"/>
-        </w:rPr>
-      </w:pPr>
-    </w:p>
-    <w:p>
-      <w:pPr>
-        <w:pStyle w:val="Titre2"/>
-        <w:ind w:left="142" w:hanging="284"/>
-        <w:rPr>
-          <w:rFonts w:asciiTheme="minorHAnsi" w:hAnsiTheme="minorHAnsi" w:cstheme="minorHAnsi"/>
-          <w:sz w:val="24"/>
-          <w:szCs w:val="24"/>
-        </w:rPr>
-      </w:pPr>
-      <w:bookmarkStart w:id="3" w:name="_Toc178943632"/>
-      <w:r>
-        <w:rPr>
-          <w:rFonts w:asciiTheme="minorHAnsi" w:hAnsiTheme="minorHAnsi" w:cstheme="minorHAnsi"/>
-          <w:sz w:val="24"/>
-          <w:szCs w:val="24"/>
-        </w:rPr>
-        <w:t>Compétences présentes dans le projet</w:t>
-      </w:r>
-      <w:bookmarkEnd w:id="3"/>
-    </w:p>
-    <w:p>
-      <w:pPr>
-        <w:spacing w:line="276" w:lineRule="auto"/>
-        <w:jc w:val="both"/>
-        <w:rPr>
-          <w:rFonts w:cstheme="minorHAnsi"/>
-          <w:sz w:val="24"/>
-          <w:szCs w:val="24"/>
-        </w:rPr>
-      </w:pPr>
-      <w:r>
-        <w:rPr>
-          <w:rFonts w:cstheme="minorHAnsi"/>
-          <w:sz w:val="24"/>
-          <w:szCs w:val="24"/>
-        </w:rPr>
-        <w:t>Les compétences du référentiel présentes dans le dossier sont les suivantes :</w:t>
-      </w:r>
-    </w:p>
-    <w:p>
-      <w:pPr>
-        <w:spacing w:line="276" w:lineRule="auto"/>
-        <w:jc w:val="both"/>
-        <w:rPr>
-          <w:rFonts w:cstheme="minorHAnsi"/>
-          <w:sz w:val="24"/>
-          <w:szCs w:val="24"/>
-        </w:rPr>
-      </w:pPr>
-      <w:r>
-        <w:rPr>
-          <w:rFonts w:cstheme="minorHAnsi"/>
-          <w:b/>
-          <w:sz w:val="24"/>
-          <w:szCs w:val="24"/>
-          <w:u w:val="single"/>
-        </w:rPr>
-        <w:t>Activité 1 :</w:t>
-      </w:r>
-      <w:r>
-        <w:rPr>
-          <w:rFonts w:cstheme="minorHAnsi"/>
-          <w:sz w:val="24"/>
-          <w:szCs w:val="24"/>
-        </w:rPr>
-        <w:t xml:space="preserve"> Développer la partie front-end d’une application web ou web mobile en intégrant les recommandations de sécurité.</w:t>
       </w:r>
     </w:p>
     <w:p>
@@ -969,15 +943,127 @@
           <w:rFonts w:cstheme="minorHAnsi"/>
           <w:sz w:val="24"/>
           <w:szCs w:val="24"/>
-        </w:rPr>
-      </w:pPr>
-      <w:r>
-        <w:rPr>
-          <w:rFonts w:cstheme="minorHAnsi"/>
-          <w:sz w:val="24"/>
-          <w:szCs w:val="24"/>
-        </w:rPr>
-        <w:t>Maquetter une application ;</w:t>
+          <w:rPrChange w:id="10" w:author="soleil" w:date="2024-10-09T16:29:00Z">
+            <w:rPr/>
+          </w:rPrChange>
+        </w:rPr>
+        <w:pPrChange w:id="11" w:author="soleil" w:date="2024-10-09T16:29:00Z">
+          <w:pPr>
+            <w:pStyle w:val="Paragraphedeliste"/>
+            <w:spacing w:line="276" w:lineRule="auto"/>
+            <w:jc w:val="both"/>
+          </w:pPr>
+        </w:pPrChange>
+      </w:pPr>
+    </w:p>
+    <w:p>
+      <w:pPr>
+        <w:pStyle w:val="Titre2"/>
+        <w:ind w:left="284" w:hanging="284"/>
+        <w:rPr>
+          <w:rFonts w:asciiTheme="majorHAnsi" w:hAnsiTheme="majorHAnsi"/>
+          <w:rPrChange w:id="12" w:author="soleil" w:date="2024-10-09T16:29:00Z">
+            <w:rPr>
+              <w:rFonts w:asciiTheme="minorHAnsi" w:hAnsiTheme="minorHAnsi" w:cstheme="minorHAnsi"/>
+              <w:sz w:val="24"/>
+              <w:szCs w:val="24"/>
+            </w:rPr>
+          </w:rPrChange>
+        </w:rPr>
+        <w:pPrChange w:id="13" w:author="soleil" w:date="2024-10-09T16:29:00Z">
+          <w:pPr>
+            <w:pStyle w:val="Titre2"/>
+            <w:ind w:left="142" w:hanging="284"/>
+          </w:pPr>
+        </w:pPrChange>
+      </w:pPr>
+      <w:bookmarkStart w:id="14" w:name="_Toc178943632"/>
+      <w:r>
+        <w:rPr>
+          <w:rFonts w:asciiTheme="majorHAnsi" w:hAnsiTheme="majorHAnsi"/>
+          <w:rPrChange w:id="15" w:author="soleil" w:date="2024-10-09T16:29:00Z">
+            <w:rPr>
+              <w:rFonts w:asciiTheme="minorHAnsi" w:hAnsiTheme="minorHAnsi" w:cstheme="minorHAnsi"/>
+              <w:sz w:val="24"/>
+              <w:szCs w:val="24"/>
+            </w:rPr>
+          </w:rPrChange>
+        </w:rPr>
+        <w:t>Compétences présentes dans le projet</w:t>
+      </w:r>
+      <w:bookmarkEnd w:id="14"/>
+    </w:p>
+    <w:p>
+      <w:pPr>
+        <w:spacing w:line="276" w:lineRule="auto"/>
+        <w:jc w:val="both"/>
+        <w:rPr>
+          <w:rFonts w:cstheme="minorHAnsi"/>
+          <w:sz w:val="24"/>
+          <w:szCs w:val="24"/>
+        </w:rPr>
+      </w:pPr>
+      <w:r>
+        <w:rPr>
+          <w:rFonts w:cstheme="minorHAnsi"/>
+          <w:sz w:val="24"/>
+          <w:szCs w:val="24"/>
+        </w:rPr>
+        <w:t>Les compétences du référentiel présentes dans le dossier sont les suivantes :</w:t>
+      </w:r>
+    </w:p>
+    <w:p>
+      <w:pPr>
+        <w:spacing w:line="276" w:lineRule="auto"/>
+        <w:jc w:val="both"/>
+        <w:rPr>
+          <w:rFonts w:cstheme="minorHAnsi"/>
+          <w:b/>
+          <w:sz w:val="24"/>
+          <w:szCs w:val="24"/>
+          <w:rPrChange w:id="16" w:author="soleil" w:date="2024-10-09T16:30:00Z">
+            <w:rPr>
+              <w:rFonts w:cstheme="minorHAnsi"/>
+              <w:sz w:val="24"/>
+              <w:szCs w:val="24"/>
+            </w:rPr>
+          </w:rPrChange>
+        </w:rPr>
+      </w:pPr>
+      <w:r>
+        <w:rPr>
+          <w:rFonts w:cstheme="minorHAnsi"/>
+          <w:b/>
+          <w:sz w:val="24"/>
+          <w:szCs w:val="24"/>
+          <w:u w:val="single"/>
+          <w:rPrChange w:id="17" w:author="soleil" w:date="2024-10-09T16:30:00Z">
+            <w:rPr>
+              <w:rFonts w:cstheme="minorHAnsi"/>
+              <w:b/>
+              <w:sz w:val="24"/>
+              <w:szCs w:val="24"/>
+              <w:u w:val="single"/>
+            </w:rPr>
+          </w:rPrChange>
+        </w:rPr>
+        <w:t>Activité 1 :</w:t>
+      </w:r>
+      <w:r>
+        <w:rPr>
+          <w:rFonts w:cstheme="minorHAnsi"/>
+          <w:b/>
+          <w:sz w:val="24"/>
+          <w:szCs w:val="24"/>
+          <w:rPrChange w:id="18" w:author="soleil" w:date="2024-10-09T16:30:00Z">
+            <w:rPr>
+              <w:rFonts w:cstheme="minorHAnsi"/>
+              <w:sz w:val="24"/>
+              <w:szCs w:val="24"/>
+            </w:rPr>
+          </w:rPrChange>
+        </w:rPr>
+        <w:t xml:space="preserve"> Développer la partie front-end d’une application web ou web mobile en intégrant les recommandations de sécurité.</w:t>
       </w:r>
     </w:p>
     <w:p>
@@ -1001,7 +1087,7 @@
           <w:sz w:val="24"/>
           <w:szCs w:val="24"/>
         </w:rPr>
-        <w:t>Réaliser une interface utilisateur web statique et adaptable ;</w:t>
+        <w:t>Maquetter une application ;</w:t>
       </w:r>
     </w:p>
     <w:p>
@@ -1025,7 +1111,7 @@
           <w:sz w:val="24"/>
           <w:szCs w:val="24"/>
         </w:rPr>
-        <w:t>Développer une interface utilisateur web dynamique ;</w:t>
+        <w:t>Réaliser une interface utilisateur web statique et adaptable ;</w:t>
       </w:r>
     </w:p>
     <w:p>
@@ -1049,37 +1135,7 @@
           <w:sz w:val="24"/>
           <w:szCs w:val="24"/>
         </w:rPr>
-        <w:t>Réaliser une interface utilisateur avec une solution de gestion de contenu.</w:t>
-      </w:r>
-    </w:p>
-    <w:p>
-      <w:pPr>
-        <w:spacing w:line="276" w:lineRule="auto"/>
-        <w:jc w:val="both"/>
-        <w:rPr>
-          <w:rFonts w:cstheme="minorHAnsi"/>
-          <w:sz w:val="24"/>
-          <w:szCs w:val="24"/>
-        </w:rPr>
-      </w:pPr>
-      <w:r>
-        <w:rPr>
-          <w:rFonts w:cstheme="minorHAnsi"/>
-          <w:b/>
-          <w:sz w:val="24"/>
-          <w:szCs w:val="24"/>
-          <w:u w:val="single"/>
-        </w:rPr>
-        <w:br/>
-        <w:t>Activité 2 :</w:t>
-      </w:r>
-      <w:r>
-        <w:rPr>
-          <w:rFonts w:cstheme="minorHAnsi"/>
-          <w:sz w:val="24"/>
-          <w:szCs w:val="24"/>
-        </w:rPr>
-        <w:t xml:space="preserve"> Développer la partie back-end d’une application web ou web mobile en intégrant les recommandations de sécurité. </w:t>
+        <w:t>Développer une interface utilisateur web dynamique ;</w:t>
       </w:r>
     </w:p>
     <w:p>
@@ -1103,7 +1159,71 @@
           <w:sz w:val="24"/>
           <w:szCs w:val="24"/>
         </w:rPr>
-        <w:t>Développer les composants d’accès aux données ;</w:t>
+        <w:t>Réaliser une interface utilisateur avec une solution de gestion de contenu.</w:t>
+      </w:r>
+    </w:p>
+    <w:p>
+      <w:pPr>
+        <w:spacing w:line="276" w:lineRule="auto"/>
+        <w:jc w:val="both"/>
+        <w:rPr>
+          <w:rFonts w:cstheme="minorHAnsi"/>
+          <w:b/>
+          <w:sz w:val="24"/>
+          <w:szCs w:val="24"/>
+          <w:rPrChange w:id="19" w:author="soleil" w:date="2024-10-09T16:30:00Z">
+            <w:rPr>
+              <w:rFonts w:cstheme="minorHAnsi"/>
+              <w:sz w:val="24"/>
+              <w:szCs w:val="24"/>
+            </w:rPr>
+          </w:rPrChange>
+        </w:rPr>
+      </w:pPr>
+      <w:r>
+        <w:rPr>
+          <w:rFonts w:cstheme="minorHAnsi"/>
+          <w:b/>
+          <w:sz w:val="24"/>
+          <w:szCs w:val="24"/>
+          <w:u w:val="single"/>
+        </w:rPr>
+        <w:br/>
+      </w:r>
+      <w:r>
+        <w:rPr>
+          <w:rFonts w:cstheme="minorHAnsi"/>
+          <w:b/>
+          <w:sz w:val="24"/>
+          <w:szCs w:val="24"/>
+          <w:u w:val="single"/>
+          <w:rPrChange w:id="20" w:author="soleil" w:date="2024-10-09T16:30:00Z">
+            <w:rPr>
+              <w:rFonts w:cstheme="minorHAnsi"/>
+              <w:b/>
+              <w:sz w:val="24"/>
+              <w:szCs w:val="24"/>
+              <w:u w:val="single"/>
+            </w:rPr>
+          </w:rPrChange>
+        </w:rPr>
+        <w:t>Activité 2 :</w:t>
+      </w:r>
+      <w:r>
+        <w:rPr>
+          <w:rFonts w:cstheme="minorHAnsi"/>
+          <w:b/>
+          <w:sz w:val="24"/>
+          <w:szCs w:val="24"/>
+          <w:rPrChange w:id="21" w:author="soleil" w:date="2024-10-09T16:30:00Z">
+            <w:rPr>
+              <w:rFonts w:cstheme="minorHAnsi"/>
+              <w:sz w:val="24"/>
+              <w:szCs w:val="24"/>
+            </w:rPr>
+          </w:rPrChange>
+        </w:rPr>
+        <w:t xml:space="preserve"> Développer la partie back-end d’une application web ou web mobile en intégrant les recommandations de sécurité. </w:t>
       </w:r>
     </w:p>
     <w:p>
@@ -1127,7 +1247,7 @@
           <w:sz w:val="24"/>
           <w:szCs w:val="24"/>
         </w:rPr>
-        <w:t>Développer la partie back-end d’une application web ou web mobile ;</w:t>
+        <w:t>Développer les composants d’accès aux données ;</w:t>
       </w:r>
     </w:p>
     <w:p>
@@ -1151,18 +1271,86 @@
           <w:sz w:val="24"/>
           <w:szCs w:val="24"/>
         </w:rPr>
+        <w:t>Développer la partie back-end d’une application web ou web mobile ;</w:t>
+      </w:r>
+    </w:p>
+    <w:p>
+      <w:pPr>
+        <w:pStyle w:val="Paragraphedeliste"/>
+        <w:numPr>
+          <w:ilvl w:val="0"/>
+          <w:numId w:val="9"/>
+        </w:numPr>
+        <w:spacing w:line="276" w:lineRule="auto"/>
+        <w:jc w:val="both"/>
+        <w:rPr>
+          <w:rFonts w:cstheme="minorHAnsi"/>
+          <w:sz w:val="24"/>
+          <w:szCs w:val="24"/>
+        </w:rPr>
+      </w:pPr>
+      <w:r>
+        <w:rPr>
+          <w:rFonts w:cstheme="minorHAnsi"/>
+          <w:sz w:val="24"/>
+          <w:szCs w:val="24"/>
+        </w:rPr>
         <w:t>Elaborer et mettre en œuvre des composants dans une application de gestion de contenu.</w:t>
       </w:r>
     </w:p>
     <w:p>
       <w:pPr>
         <w:pStyle w:val="Titre1"/>
-      </w:pPr>
-      <w:r>
+        <w:numPr>
+          <w:ilvl w:val="0"/>
+          <w:numId w:val="19"/>
+        </w:numPr>
+        <w:spacing w:line="276" w:lineRule="auto"/>
+        <w:jc w:val="both"/>
+        <w:rPr>
+          <w:rFonts w:asciiTheme="majorHAnsi" w:hAnsiTheme="majorHAnsi" w:cstheme="majorBidi"/>
+          <w:b/>
+          <w:smallCaps/>
+          <w:sz w:val="36"/>
+          <w:szCs w:val="36"/>
+          <w:u w:val="single" w:color="FF0000"/>
+          <w:rPrChange w:id="22" w:author="soleil" w:date="2024-10-09T16:30:00Z">
+            <w:rPr/>
+          </w:rPrChange>
+        </w:rPr>
+        <w:pPrChange w:id="23" w:author="soleil" w:date="2024-10-09T16:32:00Z">
+          <w:pPr>
+            <w:pStyle w:val="Titre1"/>
+          </w:pPr>
+        </w:pPrChange>
+      </w:pPr>
+      <w:r>
+        <w:rPr>
+          <w:rFonts w:asciiTheme="majorHAnsi" w:hAnsiTheme="majorHAnsi" w:cstheme="majorBidi"/>
+          <w:b/>
+          <w:smallCaps/>
+          <w:sz w:val="36"/>
+          <w:szCs w:val="36"/>
+          <w:u w:val="single" w:color="FF0000"/>
+          <w:rPrChange w:id="24" w:author="soleil" w:date="2024-10-09T16:30:00Z">
+            <w:rPr/>
+          </w:rPrChange>
+        </w:rPr>
         <w:lastRenderedPageBreak/>
         <w:t>Résumé du Projet </w:t>
       </w:r>
       <w:r>
+        <w:rPr>
+          <w:rFonts w:asciiTheme="majorHAnsi" w:hAnsiTheme="majorHAnsi" w:cstheme="majorBidi"/>
+          <w:b/>
+          <w:smallCaps/>
+          <w:sz w:val="36"/>
+          <w:szCs w:val="36"/>
+          <w:u w:val="single" w:color="FF0000"/>
+          <w:rPrChange w:id="25" w:author="soleil" w:date="2024-10-09T16:30:00Z">
+            <w:rPr/>
+          </w:rPrChange>
+        </w:rPr>
         <w:t xml:space="preserve">   </w:t>
       </w:r>
     </w:p>
@@ -1171,12 +1359,12 @@
       <w:pPr>
         <w:jc w:val="both"/>
         <w:rPr>
-          <w:ins w:id="4" w:author="Igor Palakot" w:date="2024-10-04T14:19:00Z"/>
-          <w:rFonts w:cstheme="minorHAnsi"/>
-          <w:sz w:val="24"/>
-          <w:szCs w:val="24"/>
-        </w:rPr>
-        <w:pPrChange w:id="5" w:author="Igor Palakot" w:date="2024-10-04T14:18:00Z">
+          <w:ins w:id="26" w:author="Igor Palakot" w:date="2024-10-04T14:19:00Z"/>
+          <w:rFonts w:cstheme="minorHAnsi"/>
+          <w:sz w:val="24"/>
+          <w:szCs w:val="24"/>
+        </w:rPr>
+        <w:pPrChange w:id="27" w:author="Igor Palakot" w:date="2024-10-04T14:18:00Z">
           <w:pPr/>
         </w:pPrChange>
       </w:pPr>
@@ -1188,7 +1376,7 @@
         </w:rPr>
         <w:t xml:space="preserve">Dans le cadre de mon projet de fin d’études en deuxième année de formation de Développeur, j’ai pour objectif de créer une application facilitant la communication entre les orthophonistes et leurs patients. Cette application offrira </w:t>
       </w:r>
-      <w:del w:id="6" w:author="Igor Palakot" w:date="2024-10-04T14:18:00Z">
+      <w:del w:id="28" w:author="Igor Palakot" w:date="2024-10-04T14:18:00Z">
         <w:r>
           <w:rPr>
             <w:rFonts w:cstheme="minorHAnsi"/>
@@ -1206,7 +1394,7 @@
         </w:rPr>
         <w:t>des outils de gestion pour la rééducation, tels que</w:t>
       </w:r>
-      <w:del w:id="7" w:author="soleil" w:date="2024-10-09T13:58:00Z">
+      <w:del w:id="29" w:author="soleil" w:date="2024-10-09T13:58:00Z">
         <w:r>
           <w:rPr>
             <w:rFonts w:cstheme="minorHAnsi"/>
@@ -1216,7 +1404,7 @@
           <w:delText xml:space="preserve"> </w:delText>
         </w:r>
       </w:del>
-      <w:ins w:id="8" w:author="soleil" w:date="2024-10-09T13:58:00Z">
+      <w:ins w:id="30" w:author="soleil" w:date="2024-10-09T13:58:00Z">
         <w:r>
           <w:rPr>
             <w:rFonts w:cstheme="minorHAnsi"/>
@@ -1226,8 +1414,6 @@
           <w:t> :</w:t>
         </w:r>
       </w:ins>
-      <w:bookmarkStart w:id="9" w:name="_GoBack"/>
-      <w:bookmarkEnd w:id="9"/>
     </w:p>
     <w:p>
       <w:pPr>
@@ -1238,16 +1424,16 @@
         </w:numPr>
         <w:jc w:val="both"/>
         <w:rPr>
-          <w:ins w:id="10" w:author="Igor Palakot" w:date="2024-10-04T14:19:00Z"/>
-          <w:rFonts w:cstheme="minorHAnsi"/>
-          <w:sz w:val="24"/>
-          <w:szCs w:val="24"/>
-        </w:rPr>
-        <w:pPrChange w:id="11" w:author="Igor Palakot" w:date="2024-10-04T14:19:00Z">
+          <w:ins w:id="31" w:author="Igor Palakot" w:date="2024-10-04T14:19:00Z"/>
+          <w:rFonts w:cstheme="minorHAnsi"/>
+          <w:sz w:val="24"/>
+          <w:szCs w:val="24"/>
+        </w:rPr>
+        <w:pPrChange w:id="32" w:author="Igor Palakot" w:date="2024-10-04T14:19:00Z">
           <w:pPr/>
         </w:pPrChange>
       </w:pPr>
-      <w:ins w:id="12" w:author="soleil" w:date="2024-10-09T13:57:00Z">
+      <w:ins w:id="33" w:author="soleil" w:date="2024-10-09T13:57:00Z">
         <w:r>
           <w:rPr>
             <w:rFonts w:cstheme="minorHAnsi"/>
@@ -1257,13 +1443,13 @@
           <w:t>D</w:t>
         </w:r>
       </w:ins>
-      <w:del w:id="13" w:author="soleil" w:date="2024-10-09T13:57:00Z">
+      <w:del w:id="34" w:author="soleil" w:date="2024-10-09T13:57:00Z">
         <w:r>
           <w:rPr>
             <w:rFonts w:cstheme="minorHAnsi"/>
             <w:sz w:val="24"/>
             <w:szCs w:val="24"/>
-            <w:rPrChange w:id="14" w:author="Igor Palakot" w:date="2024-10-04T14:19:00Z">
+            <w:rPrChange w:id="35" w:author="Igor Palakot" w:date="2024-10-04T14:19:00Z">
               <w:rPr/>
             </w:rPrChange>
           </w:rPr>
@@ -1275,7 +1461,7 @@
           <w:rFonts w:cstheme="minorHAnsi"/>
           <w:sz w:val="24"/>
           <w:szCs w:val="24"/>
-          <w:rPrChange w:id="15" w:author="Igor Palakot" w:date="2024-10-04T14:19:00Z">
+          <w:rPrChange w:id="36" w:author="Igor Palakot" w:date="2024-10-04T14:19:00Z">
             <w:rPr/>
           </w:rPrChange>
         </w:rPr>
@@ -1291,41 +1477,34 @@
         </w:numPr>
         <w:jc w:val="both"/>
         <w:rPr>
-          <w:ins w:id="16" w:author="Igor Palakot" w:date="2024-10-04T14:19:00Z"/>
-          <w:rFonts w:cstheme="minorHAnsi"/>
-          <w:sz w:val="24"/>
-          <w:szCs w:val="24"/>
-        </w:rPr>
-        <w:pPrChange w:id="17" w:author="Igor Palakot" w:date="2024-10-04T14:19:00Z">
+          <w:ins w:id="37" w:author="Igor Palakot" w:date="2024-10-04T14:19:00Z"/>
+          <w:rFonts w:cstheme="minorHAnsi"/>
+          <w:sz w:val="24"/>
+          <w:szCs w:val="24"/>
+        </w:rPr>
+        <w:pPrChange w:id="38" w:author="Igor Palakot" w:date="2024-10-04T14:19:00Z">
           <w:pPr/>
         </w:pPrChange>
       </w:pPr>
-      <w:del w:id="18" w:author="soleil" w:date="2024-10-09T13:57:00Z">
+      <w:del w:id="39" w:author="soleil" w:date="2024-10-09T13:57:00Z">
         <w:r>
           <w:rPr>
             <w:rFonts w:cstheme="minorHAnsi"/>
             <w:sz w:val="24"/>
             <w:szCs w:val="24"/>
-            <w:rPrChange w:id="19" w:author="Igor Palakot" w:date="2024-10-04T14:19:00Z">
+            <w:rPrChange w:id="40" w:author="Igor Palakot" w:date="2024-10-04T14:19:00Z">
               <w:rPr/>
             </w:rPrChange>
           </w:rPr>
           <w:delText>un</w:delText>
         </w:r>
       </w:del>
-      <w:ins w:id="20" w:author="soleil" w:date="2024-10-09T13:57:00Z">
+      <w:ins w:id="41" w:author="soleil" w:date="2024-10-09T13:57:00Z">
         <w:r>
           <w:rPr>
             <w:rFonts w:cstheme="minorHAnsi"/>
             <w:sz w:val="24"/>
             <w:szCs w:val="24"/>
-            <w:rPrChange w:id="21" w:author="Igor Palakot" w:date="2024-10-04T14:19:00Z">
-              <w:rPr>
-                <w:rFonts w:cstheme="minorHAnsi"/>
-                <w:sz w:val="24"/>
-                <w:szCs w:val="24"/>
-              </w:rPr>
-            </w:rPrChange>
           </w:rPr>
           <w:t>Un</w:t>
         </w:r>
@@ -1335,7 +1514,7 @@
           <w:rFonts w:cstheme="minorHAnsi"/>
           <w:sz w:val="24"/>
           <w:szCs w:val="24"/>
-          <w:rPrChange w:id="22" w:author="Igor Palakot" w:date="2024-10-04T14:19:00Z">
+          <w:rPrChange w:id="42" w:author="Igor Palakot" w:date="2024-10-04T14:19:00Z">
             <w:rPr/>
           </w:rPrChange>
         </w:rPr>
@@ -1354,28 +1533,28 @@
           <w:rFonts w:cstheme="minorHAnsi"/>
           <w:sz w:val="24"/>
           <w:szCs w:val="24"/>
-          <w:rPrChange w:id="23" w:author="Igor Palakot" w:date="2024-10-04T14:19:00Z">
+          <w:rPrChange w:id="43" w:author="Igor Palakot" w:date="2024-10-04T14:19:00Z">
             <w:rPr/>
           </w:rPrChange>
         </w:rPr>
-        <w:pPrChange w:id="24" w:author="Igor Palakot" w:date="2024-10-04T14:19:00Z">
+        <w:pPrChange w:id="44" w:author="Igor Palakot" w:date="2024-10-04T14:19:00Z">
           <w:pPr/>
         </w:pPrChange>
       </w:pPr>
-      <w:del w:id="25" w:author="soleil" w:date="2024-10-09T13:58:00Z">
+      <w:del w:id="45" w:author="soleil" w:date="2024-10-09T13:58:00Z">
         <w:r>
           <w:rPr>
             <w:rFonts w:cstheme="minorHAnsi"/>
             <w:sz w:val="24"/>
             <w:szCs w:val="24"/>
-            <w:rPrChange w:id="26" w:author="Igor Palakot" w:date="2024-10-04T14:19:00Z">
+            <w:rPrChange w:id="46" w:author="Igor Palakot" w:date="2024-10-04T14:19:00Z">
               <w:rPr/>
             </w:rPrChange>
           </w:rPr>
           <w:delText>et la</w:delText>
         </w:r>
       </w:del>
-      <w:ins w:id="27" w:author="soleil" w:date="2024-10-09T13:58:00Z">
+      <w:ins w:id="47" w:author="soleil" w:date="2024-10-09T13:58:00Z">
         <w:r>
           <w:rPr>
             <w:rFonts w:cstheme="minorHAnsi"/>
@@ -1390,7 +1569,7 @@
           <w:rFonts w:cstheme="minorHAnsi"/>
           <w:sz w:val="24"/>
           <w:szCs w:val="24"/>
-          <w:rPrChange w:id="28" w:author="Igor Palakot" w:date="2024-10-04T14:19:00Z">
+          <w:rPrChange w:id="48" w:author="Igor Palakot" w:date="2024-10-04T14:19:00Z">
             <w:rPr/>
           </w:rPrChange>
         </w:rPr>
@@ -1405,7 +1584,7 @@
           <w:sz w:val="24"/>
           <w:szCs w:val="24"/>
         </w:rPr>
-        <w:pPrChange w:id="29" w:author="Igor Palakot" w:date="2024-10-04T14:18:00Z">
+        <w:pPrChange w:id="49" w:author="Igor Palakot" w:date="2024-10-04T14:18:00Z">
           <w:pPr/>
         </w:pPrChange>
       </w:pPr>
@@ -1422,12 +1601,12 @@
       <w:pPr>
         <w:jc w:val="both"/>
         <w:rPr>
-          <w:ins w:id="30" w:author="Igor Palakot" w:date="2024-10-04T14:19:00Z"/>
-          <w:rFonts w:cstheme="minorHAnsi"/>
-          <w:sz w:val="24"/>
-          <w:szCs w:val="24"/>
-        </w:rPr>
-        <w:pPrChange w:id="31" w:author="Igor Palakot" w:date="2024-10-04T14:18:00Z">
+          <w:ins w:id="50" w:author="Igor Palakot" w:date="2024-10-04T14:19:00Z"/>
+          <w:rFonts w:cstheme="minorHAnsi"/>
+          <w:sz w:val="24"/>
+          <w:szCs w:val="24"/>
+        </w:rPr>
+        <w:pPrChange w:id="51" w:author="Igor Palakot" w:date="2024-10-04T14:18:00Z">
           <w:pPr/>
         </w:pPrChange>
       </w:pPr>
@@ -1496,7 +1675,7 @@
           <w:sz w:val="24"/>
           <w:szCs w:val="24"/>
         </w:rPr>
-        <w:pPrChange w:id="32" w:author="Igor Palakot" w:date="2024-10-04T14:18:00Z">
+        <w:pPrChange w:id="52" w:author="Igor Palakot" w:date="2024-10-04T14:18:00Z">
           <w:pPr/>
         </w:pPrChange>
       </w:pPr>
@@ -1530,7 +1709,7 @@
           <w:sz w:val="24"/>
           <w:szCs w:val="24"/>
         </w:rPr>
-        <w:pPrChange w:id="33" w:author="Igor Palakot" w:date="2024-10-04T14:18:00Z">
+        <w:pPrChange w:id="53" w:author="Igor Palakot" w:date="2024-10-04T14:18:00Z">
           <w:pPr>
             <w:pStyle w:val="Paragraphedeliste"/>
             <w:numPr>
@@ -1562,7 +1741,7 @@
           <w:sz w:val="24"/>
           <w:szCs w:val="24"/>
         </w:rPr>
-        <w:pPrChange w:id="34" w:author="Igor Palakot" w:date="2024-10-04T14:18:00Z">
+        <w:pPrChange w:id="54" w:author="Igor Palakot" w:date="2024-10-04T14:18:00Z">
           <w:pPr>
             <w:pStyle w:val="Paragraphedeliste"/>
             <w:numPr>
@@ -1602,7 +1781,7 @@
           <w:sz w:val="24"/>
           <w:szCs w:val="24"/>
         </w:rPr>
-        <w:pPrChange w:id="35" w:author="Igor Palakot" w:date="2024-10-04T14:18:00Z">
+        <w:pPrChange w:id="55" w:author="Igor Palakot" w:date="2024-10-04T14:18:00Z">
           <w:pPr>
             <w:pStyle w:val="Paragraphedeliste"/>
             <w:numPr>
@@ -1642,7 +1821,7 @@
           <w:sz w:val="24"/>
           <w:szCs w:val="24"/>
         </w:rPr>
-        <w:pPrChange w:id="36" w:author="Igor Palakot" w:date="2024-10-04T14:18:00Z">
+        <w:pPrChange w:id="56" w:author="Igor Palakot" w:date="2024-10-04T14:18:00Z">
           <w:pPr>
             <w:pStyle w:val="Paragraphedeliste"/>
             <w:numPr>
@@ -1673,12 +1852,12 @@
       <w:pPr>
         <w:jc w:val="both"/>
         <w:rPr>
-          <w:del w:id="37" w:author="Igor Palakot" w:date="2024-10-04T14:20:00Z"/>
-          <w:rFonts w:cstheme="minorHAnsi"/>
-          <w:sz w:val="24"/>
-          <w:szCs w:val="24"/>
-        </w:rPr>
-        <w:pPrChange w:id="38" w:author="Igor Palakot" w:date="2024-10-04T14:18:00Z">
+          <w:del w:id="57" w:author="Igor Palakot" w:date="2024-10-04T14:20:00Z"/>
+          <w:rFonts w:cstheme="minorHAnsi"/>
+          <w:sz w:val="24"/>
+          <w:szCs w:val="24"/>
+        </w:rPr>
+        <w:pPrChange w:id="58" w:author="Igor Palakot" w:date="2024-10-04T14:18:00Z">
           <w:pPr/>
         </w:pPrChange>
       </w:pPr>
@@ -2066,6 +2245,7 @@
         <w:spacing w:line="276" w:lineRule="auto"/>
         <w:jc w:val="both"/>
         <w:rPr>
+          <w:del w:id="59" w:author="soleil" w:date="2024-10-09T16:26:00Z"/>
           <w:rFonts w:cstheme="minorHAnsi"/>
           <w:sz w:val="24"/>
           <w:szCs w:val="24"/>
@@ -2149,22 +2329,28 @@
         <w:spacing w:line="276" w:lineRule="auto"/>
         <w:jc w:val="both"/>
         <w:rPr>
-          <w:rFonts w:cstheme="minorHAnsi"/>
-          <w:sz w:val="24"/>
-          <w:szCs w:val="24"/>
-        </w:rPr>
-      </w:pPr>
-    </w:p>
-    <w:p>
-      <w:pPr>
-        <w:rPr>
-          <w:ins w:id="39" w:author="Igor Palakot" w:date="2024-10-04T14:21:00Z"/>
-          <w:rFonts w:cstheme="minorHAnsi"/>
-          <w:sz w:val="24"/>
-          <w:szCs w:val="24"/>
-        </w:rPr>
-      </w:pPr>
-      <w:ins w:id="40" w:author="Igor Palakot" w:date="2024-10-04T14:21:00Z">
+          <w:del w:id="60" w:author="soleil" w:date="2024-10-09T16:26:00Z"/>
+          <w:rFonts w:cstheme="minorHAnsi"/>
+          <w:sz w:val="24"/>
+          <w:szCs w:val="24"/>
+        </w:rPr>
+      </w:pPr>
+    </w:p>
+    <w:p>
+      <w:pPr>
+        <w:spacing w:line="276" w:lineRule="auto"/>
+        <w:jc w:val="both"/>
+        <w:rPr>
+          <w:ins w:id="61" w:author="Igor Palakot" w:date="2024-10-04T14:21:00Z"/>
+          <w:rFonts w:cstheme="minorHAnsi"/>
+          <w:sz w:val="24"/>
+          <w:szCs w:val="24"/>
+        </w:rPr>
+        <w:pPrChange w:id="62" w:author="soleil" w:date="2024-10-09T16:26:00Z">
+          <w:pPr/>
+        </w:pPrChange>
+      </w:pPr>
+      <w:ins w:id="63" w:author="Igor Palakot" w:date="2024-10-04T14:21:00Z">
         <w:r>
           <w:rPr>
             <w:rFonts w:cstheme="minorHAnsi"/>
@@ -2178,17 +2364,41 @@
     <w:p>
       <w:pPr>
         <w:pStyle w:val="Titre1"/>
-        <w:rPr>
-          <w:sz w:val="24"/>
-        </w:rPr>
-        <w:pPrChange w:id="41" w:author="Igor Palakot" w:date="2024-10-04T14:21:00Z">
+        <w:numPr>
+          <w:ilvl w:val="0"/>
+          <w:numId w:val="19"/>
+        </w:numPr>
+        <w:spacing w:line="276" w:lineRule="auto"/>
+        <w:jc w:val="both"/>
+        <w:rPr>
+          <w:rFonts w:asciiTheme="majorHAnsi" w:hAnsiTheme="majorHAnsi" w:cstheme="majorBidi"/>
+          <w:b/>
+          <w:smallCaps/>
+          <w:sz w:val="36"/>
+          <w:szCs w:val="36"/>
+          <w:u w:val="single" w:color="FF0000"/>
+          <w:rPrChange w:id="64" w:author="soleil" w:date="2024-10-09T16:32:00Z">
+            <w:rPr>
+              <w:rFonts w:eastAsiaTheme="majorEastAsia" w:cstheme="minorHAnsi"/>
+              <w:color w:val="2E74B5" w:themeColor="accent1" w:themeShade="BF"/>
+              <w:sz w:val="24"/>
+              <w:szCs w:val="24"/>
+            </w:rPr>
+          </w:rPrChange>
+        </w:rPr>
+        <w:pPrChange w:id="65" w:author="soleil" w:date="2024-10-09T16:32:00Z">
           <w:pPr/>
         </w:pPrChange>
       </w:pPr>
       <w:r>
         <w:rPr>
-          <w:rStyle w:val="Titre1Car"/>
-          <w:rPrChange w:id="42" w:author="Igor Palakot" w:date="2024-10-04T14:21:00Z">
+          <w:rFonts w:asciiTheme="majorHAnsi" w:hAnsiTheme="majorHAnsi" w:cstheme="majorBidi"/>
+          <w:b/>
+          <w:smallCaps/>
+          <w:sz w:val="36"/>
+          <w:szCs w:val="36"/>
+          <w:u w:val="single" w:color="FF0000"/>
+          <w:rPrChange w:id="66" w:author="soleil" w:date="2024-10-09T16:32:00Z">
             <w:rPr>
               <w:sz w:val="24"/>
             </w:rPr>
@@ -2199,8 +2409,13 @@
       </w:r>
       <w:r>
         <w:rPr>
-          <w:rStyle w:val="Titre1Car"/>
-          <w:rPrChange w:id="43" w:author="Igor Palakot" w:date="2024-10-04T14:21:00Z">
+          <w:rFonts w:asciiTheme="majorHAnsi" w:hAnsiTheme="majorHAnsi" w:cstheme="majorBidi"/>
+          <w:b/>
+          <w:smallCaps/>
+          <w:sz w:val="36"/>
+          <w:szCs w:val="36"/>
+          <w:u w:val="single" w:color="FF0000"/>
+          <w:rPrChange w:id="67" w:author="soleil" w:date="2024-10-09T16:32:00Z">
             <w:rPr>
               <w:sz w:val="24"/>
             </w:rPr>
@@ -2210,7 +2425,20 @@
       </w:r>
       <w:r>
         <w:rPr>
-          <w:sz w:val="24"/>
+          <w:rFonts w:asciiTheme="majorHAnsi" w:hAnsiTheme="majorHAnsi" w:cstheme="majorBidi"/>
+          <w:b/>
+          <w:smallCaps/>
+          <w:sz w:val="36"/>
+          <w:szCs w:val="36"/>
+          <w:u w:val="single" w:color="FF0000"/>
+          <w:rPrChange w:id="68" w:author="soleil" w:date="2024-10-09T16:32:00Z">
+            <w:rPr>
+              <w:rFonts w:eastAsiaTheme="majorEastAsia" w:cstheme="minorHAnsi"/>
+              <w:color w:val="2E74B5" w:themeColor="accent1" w:themeShade="BF"/>
+              <w:sz w:val="24"/>
+              <w:szCs w:val="24"/>
+            </w:rPr>
+          </w:rPrChange>
         </w:rPr>
         <w:t> :</w:t>
       </w:r>
@@ -2466,7 +2694,14 @@
           <w:ilvl w:val="0"/>
           <w:numId w:val="22"/>
         </w:numPr>
-        <w:pPrChange w:id="44" w:author="Igor Palakot" w:date="2024-10-04T14:21:00Z">
+        <w:ind w:left="284" w:hanging="284"/>
+        <w:rPr>
+          <w:rFonts w:asciiTheme="majorHAnsi" w:hAnsiTheme="majorHAnsi"/>
+          <w:rPrChange w:id="69" w:author="soleil" w:date="2024-10-09T16:33:00Z">
+            <w:rPr/>
+          </w:rPrChange>
+        </w:rPr>
+        <w:pPrChange w:id="70" w:author="soleil" w:date="2024-10-09T16:33:00Z">
           <w:pPr>
             <w:pStyle w:val="Paragraphedeliste"/>
             <w:numPr>
@@ -2479,6 +2714,12 @@
         </w:pPrChange>
       </w:pPr>
       <w:r>
+        <w:rPr>
+          <w:rFonts w:asciiTheme="majorHAnsi" w:hAnsiTheme="majorHAnsi"/>
+          <w:rPrChange w:id="71" w:author="soleil" w:date="2024-10-09T16:33:00Z">
+            <w:rPr/>
+          </w:rPrChange>
+        </w:rPr>
         <w:t>Cahier des charges</w:t>
       </w:r>
     </w:p>
@@ -2488,15 +2729,33 @@
         <w:jc w:val="both"/>
         <w:rPr>
           <w:rFonts w:cstheme="minorHAnsi"/>
-          <w:sz w:val="24"/>
-          <w:szCs w:val="24"/>
-        </w:rPr>
-      </w:pPr>
-      <w:r>
-        <w:rPr>
-          <w:rFonts w:cstheme="minorHAnsi"/>
-          <w:sz w:val="24"/>
-          <w:szCs w:val="24"/>
+          <w:b/>
+          <w:sz w:val="24"/>
+          <w:szCs w:val="24"/>
+          <w:u w:val="single"/>
+          <w:rPrChange w:id="72" w:author="soleil" w:date="2024-10-09T16:34:00Z">
+            <w:rPr>
+              <w:rFonts w:cstheme="minorHAnsi"/>
+              <w:sz w:val="24"/>
+              <w:szCs w:val="24"/>
+            </w:rPr>
+          </w:rPrChange>
+        </w:rPr>
+      </w:pPr>
+      <w:r>
+        <w:rPr>
+          <w:rFonts w:cstheme="minorHAnsi"/>
+          <w:b/>
+          <w:sz w:val="24"/>
+          <w:szCs w:val="24"/>
+          <w:u w:val="single"/>
+          <w:rPrChange w:id="73" w:author="soleil" w:date="2024-10-09T16:34:00Z">
+            <w:rPr>
+              <w:rFonts w:cstheme="minorHAnsi"/>
+              <w:sz w:val="24"/>
+              <w:szCs w:val="24"/>
+            </w:rPr>
+          </w:rPrChange>
         </w:rPr>
         <w:t>Dans ce document :</w:t>
       </w:r>
@@ -2522,7 +2781,31 @@
           <w:sz w:val="24"/>
           <w:szCs w:val="24"/>
         </w:rPr>
-        <w:t xml:space="preserve">Les patients non abonnés bénéficieront d’un compte qui propose </w:t>
+        <w:t xml:space="preserve">Les </w:t>
+      </w:r>
+      <w:r>
+        <w:rPr>
+          <w:rFonts w:cstheme="minorHAnsi"/>
+          <w:b/>
+          <w:sz w:val="24"/>
+          <w:szCs w:val="24"/>
+          <w:rPrChange w:id="74" w:author="soleil" w:date="2024-10-09T16:34:00Z">
+            <w:rPr>
+              <w:rFonts w:cstheme="minorHAnsi"/>
+              <w:sz w:val="24"/>
+              <w:szCs w:val="24"/>
+            </w:rPr>
+          </w:rPrChange>
+        </w:rPr>
+        <w:t>patients non abonnés</w:t>
+      </w:r>
+      <w:r>
+        <w:rPr>
+          <w:rFonts w:cstheme="minorHAnsi"/>
+          <w:sz w:val="24"/>
+          <w:szCs w:val="24"/>
+        </w:rPr>
+        <w:t xml:space="preserve"> bénéficieront d’un compte qui propose </w:t>
       </w:r>
       <w:r>
         <w:rPr>
@@ -2578,7 +2861,31 @@
           <w:sz w:val="24"/>
           <w:szCs w:val="24"/>
         </w:rPr>
-        <w:t xml:space="preserve">Les patients abonnés bénéficieront d’un compte avec plus d’options. Ces patients seront répertoriés grâce à la page d’inscription disponible sur le site avec la partie premium. </w:t>
+        <w:t xml:space="preserve">Les </w:t>
+      </w:r>
+      <w:r>
+        <w:rPr>
+          <w:rFonts w:cstheme="minorHAnsi"/>
+          <w:b/>
+          <w:sz w:val="24"/>
+          <w:szCs w:val="24"/>
+          <w:rPrChange w:id="75" w:author="soleil" w:date="2024-10-09T16:34:00Z">
+            <w:rPr>
+              <w:rFonts w:cstheme="minorHAnsi"/>
+              <w:sz w:val="24"/>
+              <w:szCs w:val="24"/>
+            </w:rPr>
+          </w:rPrChange>
+        </w:rPr>
+        <w:t>patients abonnés</w:t>
+      </w:r>
+      <w:r>
+        <w:rPr>
+          <w:rFonts w:cstheme="minorHAnsi"/>
+          <w:sz w:val="24"/>
+          <w:szCs w:val="24"/>
+        </w:rPr>
+        <w:t xml:space="preserve"> bénéficieront d’un compte avec plus d’options. Ces patients seront répertoriés grâce à la page d’inscription disponible sur le site avec la partie premium. </w:t>
       </w:r>
     </w:p>
     <w:p>
@@ -2602,7 +2909,31 @@
           <w:sz w:val="24"/>
           <w:szCs w:val="24"/>
         </w:rPr>
-        <w:t xml:space="preserve">Quant aux orthophonistes, ils ont un compte spécifique qui leur permet de </w:t>
+        <w:t xml:space="preserve">Quant aux </w:t>
+      </w:r>
+      <w:r>
+        <w:rPr>
+          <w:rFonts w:cstheme="minorHAnsi"/>
+          <w:b/>
+          <w:sz w:val="24"/>
+          <w:szCs w:val="24"/>
+          <w:rPrChange w:id="76" w:author="soleil" w:date="2024-10-09T16:34:00Z">
+            <w:rPr>
+              <w:rFonts w:cstheme="minorHAnsi"/>
+              <w:sz w:val="24"/>
+              <w:szCs w:val="24"/>
+            </w:rPr>
+          </w:rPrChange>
+        </w:rPr>
+        <w:t>orthophonistes</w:t>
+      </w:r>
+      <w:r>
+        <w:rPr>
+          <w:rFonts w:cstheme="minorHAnsi"/>
+          <w:sz w:val="24"/>
+          <w:szCs w:val="24"/>
+        </w:rPr>
+        <w:t xml:space="preserve">, ils ont un compte spécifique qui leur permet de </w:t>
       </w:r>
       <w:r>
         <w:rPr>
@@ -2647,19 +2978,43 @@
         <w:spacing w:line="276" w:lineRule="auto"/>
         <w:jc w:val="both"/>
         <w:rPr>
-          <w:ins w:id="45" w:author="Igor Palakot" w:date="2024-10-04T14:21:00Z"/>
-          <w:rFonts w:cstheme="minorHAnsi"/>
-          <w:sz w:val="24"/>
-          <w:szCs w:val="24"/>
-        </w:rPr>
-      </w:pPr>
-      <w:r>
-        <w:rPr>
-          <w:rFonts w:cstheme="minorHAnsi"/>
-          <w:sz w:val="24"/>
-          <w:szCs w:val="24"/>
-        </w:rPr>
-        <w:t>L’administrateur assure</w:t>
+          <w:ins w:id="77" w:author="Igor Palakot" w:date="2024-10-04T14:21:00Z"/>
+          <w:rFonts w:cstheme="minorHAnsi"/>
+          <w:sz w:val="24"/>
+          <w:szCs w:val="24"/>
+        </w:rPr>
+      </w:pPr>
+      <w:r>
+        <w:rPr>
+          <w:rFonts w:cstheme="minorHAnsi"/>
+          <w:sz w:val="24"/>
+          <w:szCs w:val="24"/>
+        </w:rPr>
+        <w:t>L’</w:t>
+      </w:r>
+      <w:r>
+        <w:rPr>
+          <w:rFonts w:cstheme="minorHAnsi"/>
+          <w:b/>
+          <w:sz w:val="24"/>
+          <w:szCs w:val="24"/>
+          <w:rPrChange w:id="78" w:author="soleil" w:date="2024-10-09T16:35:00Z">
+            <w:rPr>
+              <w:rFonts w:cstheme="minorHAnsi"/>
+              <w:sz w:val="24"/>
+              <w:szCs w:val="24"/>
+            </w:rPr>
+          </w:rPrChange>
+        </w:rPr>
+        <w:t>administrateur</w:t>
+      </w:r>
+      <w:r>
+        <w:rPr>
+          <w:rFonts w:cstheme="minorHAnsi"/>
+          <w:sz w:val="24"/>
+          <w:szCs w:val="24"/>
+        </w:rPr>
+        <w:t xml:space="preserve"> assure</w:t>
       </w:r>
       <w:r>
         <w:rPr>
@@ -2732,12 +3087,12 @@
         <w:spacing w:line="276" w:lineRule="auto"/>
         <w:jc w:val="both"/>
         <w:rPr>
-          <w:ins w:id="46" w:author="Igor Palakot" w:date="2024-10-04T14:21:00Z"/>
-          <w:rFonts w:cstheme="minorHAnsi"/>
-          <w:sz w:val="24"/>
-          <w:szCs w:val="24"/>
-        </w:rPr>
-        <w:pPrChange w:id="47" w:author="Igor Palakot" w:date="2024-10-04T14:21:00Z">
+          <w:ins w:id="79" w:author="Igor Palakot" w:date="2024-10-04T14:21:00Z"/>
+          <w:rFonts w:cstheme="minorHAnsi"/>
+          <w:sz w:val="24"/>
+          <w:szCs w:val="24"/>
+        </w:rPr>
+        <w:pPrChange w:id="80" w:author="Igor Palakot" w:date="2024-10-04T14:21:00Z">
           <w:pPr>
             <w:pStyle w:val="Paragraphedeliste"/>
             <w:numPr>
@@ -2760,7 +3115,7 @@
           <w:sz w:val="24"/>
           <w:szCs w:val="24"/>
         </w:rPr>
-        <w:pPrChange w:id="48" w:author="Igor Palakot" w:date="2024-10-04T14:21:00Z">
+        <w:pPrChange w:id="81" w:author="Igor Palakot" w:date="2024-10-04T14:21:00Z">
           <w:pPr>
             <w:pStyle w:val="Paragraphedeliste"/>
             <w:numPr>
@@ -2776,7 +3131,18 @@
     <w:p>
       <w:pPr>
         <w:pStyle w:val="Titre2"/>
-        <w:pPrChange w:id="49" w:author="Igor Palakot" w:date="2024-10-04T14:21:00Z">
+        <w:numPr>
+          <w:ilvl w:val="0"/>
+          <w:numId w:val="22"/>
+        </w:numPr>
+        <w:ind w:left="284" w:hanging="284"/>
+        <w:rPr>
+          <w:rFonts w:asciiTheme="majorHAnsi" w:hAnsiTheme="majorHAnsi"/>
+          <w:rPrChange w:id="82" w:author="soleil" w:date="2024-10-09T16:38:00Z">
+            <w:rPr/>
+          </w:rPrChange>
+        </w:rPr>
+        <w:pPrChange w:id="83" w:author="soleil" w:date="2024-10-09T16:38:00Z">
           <w:pPr>
             <w:pStyle w:val="Paragraphedeliste"/>
             <w:numPr>
@@ -2789,6 +3155,12 @@
         </w:pPrChange>
       </w:pPr>
       <w:r>
+        <w:rPr>
+          <w:rFonts w:asciiTheme="majorHAnsi" w:hAnsiTheme="majorHAnsi"/>
+          <w:rPrChange w:id="84" w:author="soleil" w:date="2024-10-09T16:38:00Z">
+            <w:rPr/>
+          </w:rPrChange>
+        </w:rPr>
         <w:t xml:space="preserve">Hiérarchie des utilisateurs </w:t>
       </w:r>
     </w:p>
@@ -2799,7 +3171,9 @@
           <w:ilvl w:val="0"/>
           <w:numId w:val="23"/>
         </w:numPr>
-        <w:pPrChange w:id="50" w:author="Igor Palakot" w:date="2024-10-04T14:22:00Z">
+        <w:spacing w:line="276" w:lineRule="auto"/>
+        <w:jc w:val="both"/>
+        <w:pPrChange w:id="85" w:author="soleil" w:date="2024-10-09T16:38:00Z">
           <w:pPr>
             <w:pStyle w:val="Paragraphedeliste"/>
             <w:numPr>
@@ -2812,7 +3186,20 @@
         </w:pPrChange>
       </w:pPr>
       <w:r>
-        <w:t xml:space="preserve">Visiteur </w:t>
+        <w:rPr>
+          <w:rFonts w:asciiTheme="majorHAnsi" w:hAnsiTheme="majorHAnsi"/>
+          <w:b/>
+          <w:bCs/>
+          <w:smallCaps/>
+          <w:u w:val="single"/>
+          <w:rPrChange w:id="86" w:author="soleil" w:date="2024-10-09T16:38:00Z">
+            <w:rPr/>
+          </w:rPrChange>
+        </w:rPr>
+        <w:t>Visiteur</w:t>
+      </w:r>
+      <w:r>
+        <w:t xml:space="preserve"> </w:t>
       </w:r>
     </w:p>
     <w:p>
@@ -3810,7 +4197,19 @@
           <w:ilvl w:val="0"/>
           <w:numId w:val="23"/>
         </w:numPr>
-        <w:pPrChange w:id="51" w:author="Igor Palakot" w:date="2024-10-04T14:22:00Z">
+        <w:spacing w:line="276" w:lineRule="auto"/>
+        <w:jc w:val="both"/>
+        <w:rPr>
+          <w:rFonts w:asciiTheme="majorHAnsi" w:hAnsiTheme="majorHAnsi"/>
+          <w:b/>
+          <w:bCs/>
+          <w:smallCaps/>
+          <w:u w:val="single"/>
+          <w:rPrChange w:id="87" w:author="soleil" w:date="2024-10-09T16:39:00Z">
+            <w:rPr/>
+          </w:rPrChange>
+        </w:rPr>
+        <w:pPrChange w:id="88" w:author="soleil" w:date="2024-10-09T16:39:00Z">
           <w:pPr>
             <w:pStyle w:val="Paragraphedeliste"/>
             <w:numPr>
@@ -3823,6 +4222,16 @@
         </w:pPrChange>
       </w:pPr>
       <w:r>
+        <w:rPr>
+          <w:rFonts w:asciiTheme="majorHAnsi" w:hAnsiTheme="majorHAnsi"/>
+          <w:b/>
+          <w:bCs/>
+          <w:smallCaps/>
+          <w:u w:val="single"/>
+          <w:rPrChange w:id="89" w:author="soleil" w:date="2024-10-09T16:39:00Z">
+            <w:rPr/>
+          </w:rPrChange>
+        </w:rPr>
         <w:t>Utilisateur</w:t>
       </w:r>
     </w:p>
@@ -4474,6 +4883,7 @@
         <w:spacing w:line="276" w:lineRule="auto"/>
         <w:jc w:val="both"/>
         <w:rPr>
+          <w:del w:id="90" w:author="soleil" w:date="2024-10-09T16:25:00Z"/>
           <w:rFonts w:cstheme="minorHAnsi"/>
           <w:sz w:val="24"/>
           <w:szCs w:val="24"/>
@@ -4493,37 +4903,51 @@
           <w:rFonts w:cstheme="minorHAnsi"/>
           <w:sz w:val="24"/>
           <w:szCs w:val="24"/>
+          <w:rPrChange w:id="91" w:author="soleil" w:date="2024-10-09T16:24:00Z">
+            <w:rPr>
+              <w:rFonts w:cstheme="minorHAnsi"/>
+              <w:sz w:val="24"/>
+              <w:szCs w:val="24"/>
+              <w:highlight w:val="yellow"/>
+            </w:rPr>
+          </w:rPrChange>
+        </w:rPr>
+        <w:t xml:space="preserve"> Si aucun n'est disponible, le système calculera l'itinéraire le plus court entre l'adresse renseignée par le patient lors de l'inscription et le cabinet d'un orthophoniste disponible.</w:t>
+      </w:r>
+      <w:r>
+        <w:rPr>
+          <w:rFonts w:cstheme="minorHAnsi"/>
+          <w:sz w:val="24"/>
+          <w:szCs w:val="24"/>
+          <w:rPrChange w:id="92" w:author="soleil" w:date="2024-10-09T16:24:00Z">
+            <w:rPr>
+              <w:rFonts w:cstheme="minorHAnsi"/>
+              <w:sz w:val="24"/>
+              <w:szCs w:val="24"/>
+              <w:highlight w:val="yellow"/>
+            </w:rPr>
+          </w:rPrChange>
+        </w:rPr>
+        <w:t xml:space="preserve"> </w:t>
+      </w:r>
+    </w:p>
+    <w:p>
+      <w:pPr>
+        <w:spacing w:line="276" w:lineRule="auto"/>
+        <w:jc w:val="both"/>
+        <w:rPr>
+          <w:rFonts w:cstheme="minorHAnsi"/>
+          <w:sz w:val="24"/>
+          <w:szCs w:val="24"/>
+        </w:rPr>
+      </w:pPr>
+      <w:r>
+        <w:rPr>
+          <w:rFonts w:cstheme="minorHAnsi"/>
+          <w:sz w:val="24"/>
+          <w:szCs w:val="24"/>
           <w:highlight w:val="yellow"/>
         </w:rPr>
-        <w:t xml:space="preserve"> Si aucun n'est disponible, le système calculera l'itinéraire le plus court entre l'adresse renseignée par le patient lors de l'inscription et le cabinet d'un orthophoniste disponible.</w:t>
-      </w:r>
-      <w:r>
-        <w:rPr>
-          <w:rFonts w:cstheme="minorHAnsi"/>
-          <w:sz w:val="24"/>
-          <w:szCs w:val="24"/>
-          <w:highlight w:val="yellow"/>
-        </w:rPr>
-        <w:t xml:space="preserve"> </w:t>
-      </w:r>
-    </w:p>
-    <w:p>
-      <w:pPr>
-        <w:spacing w:line="276" w:lineRule="auto"/>
-        <w:jc w:val="both"/>
-        <w:rPr>
-          <w:rFonts w:cstheme="minorHAnsi"/>
-          <w:sz w:val="24"/>
-          <w:szCs w:val="24"/>
-        </w:rPr>
-      </w:pPr>
-      <w:r>
-        <w:rPr>
-          <w:rFonts w:cstheme="minorHAnsi"/>
-          <w:sz w:val="24"/>
-          <w:szCs w:val="24"/>
-          <w:highlight w:val="yellow"/>
-        </w:rPr>
         <w:t>(API Google maps)</w:t>
       </w:r>
     </w:p>
@@ -4670,9 +5094,12 @@
         <w:spacing w:line="276" w:lineRule="auto"/>
         <w:jc w:val="both"/>
         <w:rPr>
-          <w:rFonts w:cstheme="minorHAnsi"/>
-          <w:sz w:val="24"/>
-          <w:szCs w:val="24"/>
+          <w:del w:id="93" w:author="soleil" w:date="2024-10-09T16:44:00Z"/>
+          <w:rFonts w:cstheme="minorHAnsi"/>
+          <w:b/>
+          <w:sz w:val="24"/>
+          <w:szCs w:val="24"/>
+          <w:u w:val="single"/>
         </w:rPr>
       </w:pPr>
       <w:r>
@@ -4689,6 +5116,7 @@
         <w:spacing w:line="276" w:lineRule="auto"/>
         <w:jc w:val="both"/>
         <w:rPr>
+          <w:ins w:id="94" w:author="soleil" w:date="2024-10-09T16:44:00Z"/>
           <w:rFonts w:cstheme="minorHAnsi"/>
           <w:b/>
           <w:sz w:val="24"/>
@@ -4696,14 +5124,54 @@
           <w:u w:val="single"/>
         </w:rPr>
       </w:pPr>
-      <w:r>
-        <w:rPr>
+    </w:p>
+    <w:p>
+      <w:pPr>
+        <w:spacing w:line="276" w:lineRule="auto"/>
+        <w:jc w:val="both"/>
+        <w:rPr>
+          <w:ins w:id="95" w:author="soleil" w:date="2024-10-09T16:44:00Z"/>
           <w:rFonts w:cstheme="minorHAnsi"/>
           <w:b/>
           <w:sz w:val="24"/>
           <w:szCs w:val="24"/>
           <w:u w:val="single"/>
         </w:rPr>
+      </w:pPr>
+    </w:p>
+    <w:p>
+      <w:pPr>
+        <w:spacing w:line="276" w:lineRule="auto"/>
+        <w:jc w:val="both"/>
+        <w:rPr>
+          <w:ins w:id="96" w:author="soleil" w:date="2024-10-09T16:44:00Z"/>
+          <w:rFonts w:cstheme="minorHAnsi"/>
+          <w:sz w:val="24"/>
+          <w:szCs w:val="24"/>
+        </w:rPr>
+      </w:pPr>
+    </w:p>
+    <w:p>
+      <w:pPr>
+        <w:spacing w:line="276" w:lineRule="auto"/>
+        <w:jc w:val="both"/>
+        <w:rPr>
+          <w:rFonts w:cstheme="minorHAnsi"/>
+          <w:b/>
+          <w:sz w:val="24"/>
+          <w:szCs w:val="24"/>
+          <w:u w:val="single"/>
+        </w:rPr>
+      </w:pPr>
+      <w:r>
+        <w:rPr>
+          <w:rFonts w:cstheme="minorHAnsi"/>
+          <w:b/>
+          <w:sz w:val="24"/>
+          <w:szCs w:val="24"/>
+          <w:u w:val="single"/>
+        </w:rPr>
+        <w:lastRenderedPageBreak/>
         <w:t>La page Exercices Personnalisés :</w:t>
       </w:r>
     </w:p>
@@ -4723,7 +5191,6 @@
           <w:sz w:val="24"/>
           <w:szCs w:val="24"/>
         </w:rPr>
-        <w:lastRenderedPageBreak/>
         <w:t>Sur cette page, les patients trouveront une liste des exercices envoyés par leur orthophoniste. Ils devront sélectionner un exercice pour le terminer et le compléter. Une fois l'exercice terminé, il sera automatiquement envoyé à l'orthophoniste dans son espace.</w:t>
       </w:r>
     </w:p>
@@ -4740,24 +5207,53 @@
     </w:p>
     <w:p>
       <w:pPr>
-        <w:pStyle w:val="Paragraphedeliste"/>
+        <w:pStyle w:val="Titre3"/>
         <w:numPr>
           <w:ilvl w:val="0"/>
-          <w:numId w:val="6"/>
+          <w:numId w:val="23"/>
         </w:numPr>
         <w:spacing w:line="276" w:lineRule="auto"/>
         <w:jc w:val="both"/>
         <w:rPr>
-          <w:rFonts w:cstheme="minorHAnsi"/>
-          <w:sz w:val="24"/>
-          <w:szCs w:val="24"/>
-        </w:rPr>
-      </w:pPr>
-      <w:r>
-        <w:rPr>
-          <w:rFonts w:cstheme="minorHAnsi"/>
-          <w:sz w:val="24"/>
-          <w:szCs w:val="24"/>
+          <w:rFonts w:asciiTheme="majorHAnsi" w:hAnsiTheme="majorHAnsi"/>
+          <w:b/>
+          <w:bCs/>
+          <w:smallCaps/>
+          <w:u w:val="single"/>
+          <w:rPrChange w:id="97" w:author="soleil" w:date="2024-10-09T16:45:00Z">
+            <w:rPr>
+              <w:rFonts w:cstheme="minorHAnsi"/>
+              <w:sz w:val="24"/>
+              <w:szCs w:val="24"/>
+            </w:rPr>
+          </w:rPrChange>
+        </w:rPr>
+        <w:pPrChange w:id="98" w:author="soleil" w:date="2024-10-09T16:45:00Z">
+          <w:pPr>
+            <w:pStyle w:val="Paragraphedeliste"/>
+            <w:numPr>
+              <w:numId w:val="6"/>
+            </w:numPr>
+            <w:spacing w:line="276" w:lineRule="auto"/>
+            <w:ind w:left="1080" w:hanging="360"/>
+            <w:jc w:val="both"/>
+          </w:pPr>
+        </w:pPrChange>
+      </w:pPr>
+      <w:r>
+        <w:rPr>
+          <w:rFonts w:asciiTheme="majorHAnsi" w:hAnsiTheme="majorHAnsi"/>
+          <w:b/>
+          <w:bCs/>
+          <w:smallCaps/>
+          <w:u w:val="single"/>
+          <w:rPrChange w:id="99" w:author="soleil" w:date="2024-10-09T16:45:00Z">
+            <w:rPr>
+              <w:rFonts w:cstheme="minorHAnsi"/>
+              <w:sz w:val="24"/>
+              <w:szCs w:val="24"/>
+            </w:rPr>
+          </w:rPrChange>
         </w:rPr>
         <w:t>Orthophoniste</w:t>
       </w:r>
@@ -5202,6 +5698,7 @@
         <w:spacing w:line="276" w:lineRule="auto"/>
         <w:jc w:val="both"/>
         <w:rPr>
+          <w:del w:id="100" w:author="soleil" w:date="2024-10-09T16:46:00Z"/>
           <w:rFonts w:cstheme="minorHAnsi"/>
           <w:sz w:val="24"/>
           <w:szCs w:val="24"/>
@@ -5339,6 +5836,7 @@
         <w:spacing w:line="276" w:lineRule="auto"/>
         <w:jc w:val="both"/>
         <w:rPr>
+          <w:del w:id="101" w:author="soleil" w:date="2024-10-09T16:46:00Z"/>
           <w:rFonts w:cstheme="minorHAnsi"/>
           <w:sz w:val="24"/>
           <w:szCs w:val="24"/>
@@ -5423,139 +5921,6 @@
           <w:szCs w:val="24"/>
         </w:rPr>
         <w:t xml:space="preserve">Grâce aux enregistrements existants, il ne sera pas obligé de recréer un exercice pour un autre patient. En cliquant sur un exercice, il pourra sélectionner un patient et lui envoyer l'exercice. </w:t>
-      </w:r>
-    </w:p>
-    <w:p>
-      <w:pPr>
-        <w:pStyle w:val="Paragraphedeliste"/>
-        <w:spacing w:line="276" w:lineRule="auto"/>
-        <w:jc w:val="both"/>
-        <w:rPr>
-          <w:rFonts w:cstheme="minorHAnsi"/>
-          <w:b/>
-          <w:sz w:val="24"/>
-          <w:szCs w:val="24"/>
-          <w:u w:val="single"/>
-        </w:rPr>
-      </w:pPr>
-    </w:p>
-    <w:p>
-      <w:pPr>
-        <w:spacing w:line="276" w:lineRule="auto"/>
-        <w:jc w:val="both"/>
-        <w:rPr>
-          <w:rFonts w:cstheme="minorHAnsi"/>
-          <w:b/>
-          <w:sz w:val="24"/>
-          <w:szCs w:val="24"/>
-          <w:u w:val="single"/>
-        </w:rPr>
-      </w:pPr>
-      <w:r>
-        <w:rPr>
-          <w:rFonts w:cstheme="minorHAnsi"/>
-          <w:b/>
-          <w:sz w:val="24"/>
-          <w:szCs w:val="24"/>
-          <w:u w:val="single"/>
-        </w:rPr>
-        <w:t>La page Jeux :</w:t>
-      </w:r>
-    </w:p>
-    <w:p>
-      <w:pPr>
-        <w:spacing w:line="276" w:lineRule="auto"/>
-        <w:jc w:val="both"/>
-        <w:rPr>
-          <w:rFonts w:cstheme="minorHAnsi"/>
-          <w:bCs/>
-          <w:sz w:val="24"/>
-          <w:szCs w:val="24"/>
-        </w:rPr>
-      </w:pPr>
-      <w:r>
-        <w:rPr>
-          <w:rFonts w:cstheme="minorHAnsi"/>
-          <w:bCs/>
-          <w:sz w:val="24"/>
-          <w:szCs w:val="24"/>
-        </w:rPr>
-        <w:t xml:space="preserve">Les orthophonistes pourront consulter les jeux créés par l'administrateur. Une liste des jeux proposés sera disponible, et en cliquant sur l'un d'eux, une nouvelle page s'affichera avec les détails du jeu sélectionné. Sous la description du jeu, une liste des patients ayant participé </w:t>
-      </w:r>
-      <w:r>
-        <w:rPr>
-          <w:rFonts w:cstheme="minorHAnsi"/>
-          <w:bCs/>
-          <w:sz w:val="24"/>
-          <w:szCs w:val="24"/>
-        </w:rPr>
-        <w:t xml:space="preserve">et ayant choisi </w:t>
-      </w:r>
-      <w:r>
-        <w:rPr>
-          <w:rFonts w:cstheme="minorHAnsi"/>
-          <w:bCs/>
-          <w:sz w:val="24"/>
-          <w:szCs w:val="24"/>
-        </w:rPr>
-        <w:t>cet</w:t>
-      </w:r>
-      <w:r>
-        <w:rPr>
-          <w:rFonts w:cstheme="minorHAnsi"/>
-          <w:bCs/>
-          <w:sz w:val="24"/>
-          <w:szCs w:val="24"/>
-        </w:rPr>
-        <w:t xml:space="preserve"> orthophoniste </w:t>
-      </w:r>
-      <w:r>
-        <w:rPr>
-          <w:rFonts w:cstheme="minorHAnsi"/>
-          <w:bCs/>
-          <w:sz w:val="24"/>
-          <w:szCs w:val="24"/>
-        </w:rPr>
-        <w:t>sera visible, ainsi que les points qu'ils ont obtenus.</w:t>
-      </w:r>
-    </w:p>
-    <w:p>
-      <w:pPr>
-        <w:spacing w:line="276" w:lineRule="auto"/>
-        <w:jc w:val="both"/>
-        <w:rPr>
-          <w:rFonts w:cstheme="minorHAnsi"/>
-          <w:bCs/>
-          <w:sz w:val="24"/>
-          <w:szCs w:val="24"/>
-        </w:rPr>
-      </w:pPr>
-      <w:r>
-        <w:rPr>
-          <w:rFonts w:cstheme="minorHAnsi"/>
-          <w:bCs/>
-          <w:sz w:val="24"/>
-          <w:szCs w:val="24"/>
-        </w:rPr>
-        <w:t xml:space="preserve">Les </w:t>
-      </w:r>
-      <w:r>
-        <w:rPr>
-          <w:rFonts w:cstheme="minorHAnsi"/>
-          <w:bCs/>
-          <w:sz w:val="24"/>
-          <w:szCs w:val="24"/>
-        </w:rPr>
-        <w:t xml:space="preserve">types de </w:t>
-      </w:r>
-      <w:r>
-        <w:rPr>
-          <w:rFonts w:cstheme="minorHAnsi"/>
-          <w:bCs/>
-          <w:sz w:val="24"/>
-          <w:szCs w:val="24"/>
-        </w:rPr>
-        <w:t>jeux proposés par l’administrateur sont :</w:t>
       </w:r>
     </w:p>
     <w:p>
@@ -5569,19 +5934,140 @@
         <w:jc w:val="both"/>
         <w:rPr>
           <w:rFonts w:cstheme="minorHAnsi"/>
-          <w:bCs/>
-          <w:sz w:val="24"/>
-          <w:szCs w:val="24"/>
-        </w:rPr>
-      </w:pPr>
-      <w:r>
-        <w:rPr>
-          <w:rFonts w:cstheme="minorHAnsi"/>
-          <w:bCs/>
-          <w:sz w:val="24"/>
-          <w:szCs w:val="24"/>
-        </w:rPr>
-        <w:t>Jeux de vocabulaire : pour travailler l’apprentissage des mots et des expressions.</w:t>
+          <w:b/>
+          <w:sz w:val="24"/>
+          <w:szCs w:val="24"/>
+          <w:u w:val="single"/>
+          <w:rPrChange w:id="102" w:author="soleil" w:date="2024-10-09T16:46:00Z">
+            <w:rPr/>
+          </w:rPrChange>
+        </w:rPr>
+        <w:pPrChange w:id="103" w:author="soleil" w:date="2024-10-09T16:46:00Z">
+          <w:pPr>
+            <w:pStyle w:val="Paragraphedeliste"/>
+            <w:spacing w:line="276" w:lineRule="auto"/>
+            <w:jc w:val="both"/>
+          </w:pPr>
+        </w:pPrChange>
+      </w:pPr>
+    </w:p>
+    <w:p>
+      <w:pPr>
+        <w:spacing w:line="276" w:lineRule="auto"/>
+        <w:jc w:val="both"/>
+        <w:rPr>
+          <w:rFonts w:cstheme="minorHAnsi"/>
+          <w:b/>
+          <w:sz w:val="24"/>
+          <w:szCs w:val="24"/>
+          <w:u w:val="single"/>
+        </w:rPr>
+      </w:pPr>
+      <w:r>
+        <w:rPr>
+          <w:rFonts w:cstheme="minorHAnsi"/>
+          <w:b/>
+          <w:sz w:val="24"/>
+          <w:szCs w:val="24"/>
+          <w:u w:val="single"/>
+        </w:rPr>
+        <w:t>La page Jeux :</w:t>
+      </w:r>
+    </w:p>
+    <w:p>
+      <w:pPr>
+        <w:spacing w:line="276" w:lineRule="auto"/>
+        <w:jc w:val="both"/>
+        <w:rPr>
+          <w:rFonts w:cstheme="minorHAnsi"/>
+          <w:bCs/>
+          <w:sz w:val="24"/>
+          <w:szCs w:val="24"/>
+        </w:rPr>
+      </w:pPr>
+      <w:r>
+        <w:rPr>
+          <w:rFonts w:cstheme="minorHAnsi"/>
+          <w:bCs/>
+          <w:sz w:val="24"/>
+          <w:szCs w:val="24"/>
+        </w:rPr>
+        <w:t xml:space="preserve">Les orthophonistes pourront consulter les jeux créés par l'administrateur. Une liste des jeux proposés sera disponible, et en cliquant sur l'un d'eux, une nouvelle page s'affichera avec les détails du jeu sélectionné. Sous la description du jeu, une liste des patients ayant participé </w:t>
+      </w:r>
+      <w:r>
+        <w:rPr>
+          <w:rFonts w:cstheme="minorHAnsi"/>
+          <w:bCs/>
+          <w:sz w:val="24"/>
+          <w:szCs w:val="24"/>
+        </w:rPr>
+        <w:t xml:space="preserve">et ayant choisi </w:t>
+      </w:r>
+      <w:r>
+        <w:rPr>
+          <w:rFonts w:cstheme="minorHAnsi"/>
+          <w:bCs/>
+          <w:sz w:val="24"/>
+          <w:szCs w:val="24"/>
+        </w:rPr>
+        <w:t>cet</w:t>
+      </w:r>
+      <w:r>
+        <w:rPr>
+          <w:rFonts w:cstheme="minorHAnsi"/>
+          <w:bCs/>
+          <w:sz w:val="24"/>
+          <w:szCs w:val="24"/>
+        </w:rPr>
+        <w:t xml:space="preserve"> orthophoniste </w:t>
+      </w:r>
+      <w:r>
+        <w:rPr>
+          <w:rFonts w:cstheme="minorHAnsi"/>
+          <w:bCs/>
+          <w:sz w:val="24"/>
+          <w:szCs w:val="24"/>
+        </w:rPr>
+        <w:t>sera visible, ainsi que les points qu'ils ont obtenus.</w:t>
+      </w:r>
+    </w:p>
+    <w:p>
+      <w:pPr>
+        <w:spacing w:line="276" w:lineRule="auto"/>
+        <w:jc w:val="both"/>
+        <w:rPr>
+          <w:rFonts w:cstheme="minorHAnsi"/>
+          <w:bCs/>
+          <w:sz w:val="24"/>
+          <w:szCs w:val="24"/>
+        </w:rPr>
+      </w:pPr>
+      <w:r>
+        <w:rPr>
+          <w:rFonts w:cstheme="minorHAnsi"/>
+          <w:bCs/>
+          <w:sz w:val="24"/>
+          <w:szCs w:val="24"/>
+        </w:rPr>
+        <w:t xml:space="preserve">Les </w:t>
+      </w:r>
+      <w:r>
+        <w:rPr>
+          <w:rFonts w:cstheme="minorHAnsi"/>
+          <w:bCs/>
+          <w:sz w:val="24"/>
+          <w:szCs w:val="24"/>
+        </w:rPr>
+        <w:t xml:space="preserve">types de </w:t>
+      </w:r>
+      <w:r>
+        <w:rPr>
+          <w:rFonts w:cstheme="minorHAnsi"/>
+          <w:bCs/>
+          <w:sz w:val="24"/>
+          <w:szCs w:val="24"/>
+        </w:rPr>
+        <w:t>jeux proposés par l’administrateur sont :</w:t>
       </w:r>
     </w:p>
     <w:p>
@@ -5607,7 +6093,7 @@
           <w:sz w:val="24"/>
           <w:szCs w:val="24"/>
         </w:rPr>
-        <w:t>Jeux de mémoire : pour travailler la mémoire visuelle et auditive.</w:t>
+        <w:t>Jeux de vocabulaire : pour travailler l’apprentissage des mots et des expressions.</w:t>
       </w:r>
     </w:p>
     <w:p>
@@ -5633,6 +6119,32 @@
           <w:sz w:val="24"/>
           <w:szCs w:val="24"/>
         </w:rPr>
+        <w:t>Jeux de mémoire : pour travailler la mémoire visuelle et auditive.</w:t>
+      </w:r>
+    </w:p>
+    <w:p>
+      <w:pPr>
+        <w:pStyle w:val="Paragraphedeliste"/>
+        <w:numPr>
+          <w:ilvl w:val="0"/>
+          <w:numId w:val="4"/>
+        </w:numPr>
+        <w:spacing w:line="276" w:lineRule="auto"/>
+        <w:jc w:val="both"/>
+        <w:rPr>
+          <w:rFonts w:cstheme="minorHAnsi"/>
+          <w:bCs/>
+          <w:sz w:val="24"/>
+          <w:szCs w:val="24"/>
+        </w:rPr>
+      </w:pPr>
+      <w:r>
+        <w:rPr>
+          <w:rFonts w:cstheme="minorHAnsi"/>
+          <w:bCs/>
+          <w:sz w:val="24"/>
+          <w:szCs w:val="24"/>
+        </w:rPr>
         <w:t>Jeux de dictée : pour travailler l’apprentissage des orthographes</w:t>
       </w:r>
       <w:r>
@@ -5740,8 +6252,20 @@
           <w:sz w:val="24"/>
           <w:szCs w:val="24"/>
         </w:rPr>
-        <w:t xml:space="preserve">, il pourra sélectionner un jeu de vocabulaire dans la liste des jeux proposés sur la page des exercices personnalisés. Une nouvelle page s'affichera, permettant de modifier ou d'ajouter des mots ou des expressions. Une fois les </w:t>
-      </w:r>
+        <w:t>, il pourra sélectionner un jeu de vocabulaire dans la liste des jeux proposés sur la page des exercices personnalisés. Une nouvelle page s'affichera, permettant de modifier ou d'ajouter des mots ou des expressions. Une fois les modifications effectuées, l'orthophoniste pourra sélectionner un ou plusieurs patients à qui envoyer le jeu, qui sera ensuite affiché dans leur espace personnel.</w:t>
+      </w:r>
+    </w:p>
+    <w:p>
+      <w:pPr>
+        <w:spacing w:line="276" w:lineRule="auto"/>
+        <w:jc w:val="both"/>
+        <w:rPr>
+          <w:rFonts w:cstheme="minorHAnsi"/>
+          <w:bCs/>
+          <w:sz w:val="24"/>
+          <w:szCs w:val="24"/>
+        </w:rPr>
+      </w:pPr>
       <w:r>
         <w:rPr>
           <w:rFonts w:cstheme="minorHAnsi"/>
@@ -5750,27 +6274,6 @@
           <w:szCs w:val="24"/>
         </w:rPr>
         <w:lastRenderedPageBreak/>
-        <w:t>modifications effectuées, l'orthophoniste pourra sélectionner un ou plusieurs patients à qui envoyer le jeu, qui sera ensuite affiché dans leur espace personnel.</w:t>
-      </w:r>
-    </w:p>
-    <w:p>
-      <w:pPr>
-        <w:spacing w:line="276" w:lineRule="auto"/>
-        <w:jc w:val="both"/>
-        <w:rPr>
-          <w:rFonts w:cstheme="minorHAnsi"/>
-          <w:bCs/>
-          <w:sz w:val="24"/>
-          <w:szCs w:val="24"/>
-        </w:rPr>
-      </w:pPr>
-      <w:r>
-        <w:rPr>
-          <w:rFonts w:cstheme="minorHAnsi"/>
-          <w:bCs/>
-          <w:sz w:val="24"/>
-          <w:szCs w:val="24"/>
-        </w:rPr>
         <w:t>Pour les jeux de dictée, il pourra sélectionner un jeu de dictée dans la liste des jeux proposés sur cette même page. Une nouvelle page s'affichera, permettant de modifier ou d’ajouter des mots ou des expressions à partir de la liste des mots et expressions proposés. Chaque mot ou expression de cette liste sera accompagné d’un fichier audio.</w:t>
       </w:r>
     </w:p>
@@ -5782,21 +6285,31 @@
           <w:numId w:val="12"/>
         </w:numPr>
         <w:rPr>
-          <w:rFonts w:asciiTheme="minorHAnsi" w:hAnsiTheme="minorHAnsi" w:cstheme="minorHAnsi"/>
-          <w:sz w:val="24"/>
-          <w:szCs w:val="24"/>
-        </w:rPr>
-      </w:pPr>
-      <w:bookmarkStart w:id="52" w:name="_Toc178943633"/>
-      <w:r>
-        <w:rPr>
-          <w:rFonts w:asciiTheme="minorHAnsi" w:hAnsiTheme="minorHAnsi" w:cstheme="minorHAnsi"/>
-          <w:sz w:val="24"/>
-          <w:szCs w:val="24"/>
+          <w:rFonts w:asciiTheme="majorHAnsi" w:hAnsiTheme="majorHAnsi"/>
+          <w:rPrChange w:id="104" w:author="soleil" w:date="2024-10-09T16:47:00Z">
+            <w:rPr>
+              <w:rFonts w:asciiTheme="minorHAnsi" w:hAnsiTheme="minorHAnsi" w:cstheme="minorHAnsi"/>
+              <w:sz w:val="24"/>
+              <w:szCs w:val="24"/>
+            </w:rPr>
+          </w:rPrChange>
+        </w:rPr>
+      </w:pPr>
+      <w:bookmarkStart w:id="105" w:name="_Toc178943633"/>
+      <w:r>
+        <w:rPr>
+          <w:rFonts w:asciiTheme="majorHAnsi" w:hAnsiTheme="majorHAnsi"/>
+          <w:rPrChange w:id="106" w:author="soleil" w:date="2024-10-09T16:47:00Z">
+            <w:rPr>
+              <w:rFonts w:asciiTheme="minorHAnsi" w:hAnsiTheme="minorHAnsi" w:cstheme="minorHAnsi"/>
+              <w:sz w:val="24"/>
+              <w:szCs w:val="24"/>
+            </w:rPr>
+          </w:rPrChange>
         </w:rPr>
         <w:t>Description de l’application</w:t>
       </w:r>
-      <w:bookmarkEnd w:id="52"/>
+      <w:bookmarkEnd w:id="105"/>
     </w:p>
     <w:p>
       <w:pPr>
@@ -5819,7 +6332,7 @@
           <w:smallCaps/>
         </w:rPr>
       </w:pPr>
-      <w:bookmarkStart w:id="53" w:name="_Toc178943634"/>
+      <w:bookmarkStart w:id="107" w:name="_Toc178943634"/>
       <w:r>
         <w:rPr>
           <w:rFonts w:asciiTheme="minorHAnsi" w:hAnsiTheme="minorHAnsi" w:cstheme="minorHAnsi"/>
@@ -5827,7 +6340,7 @@
         </w:rPr>
         <w:t>Description des pages</w:t>
       </w:r>
-      <w:bookmarkEnd w:id="53"/>
+      <w:bookmarkEnd w:id="107"/>
     </w:p>
     <w:p>
       <w:pPr>
@@ -6183,7 +6696,6 @@
           <w:sz w:val="24"/>
           <w:szCs w:val="24"/>
         </w:rPr>
-        <w:lastRenderedPageBreak/>
         <w:t>Une page de connexion</w:t>
       </w:r>
       <w:r>
@@ -6254,6 +6766,7 @@
           <w:sz w:val="24"/>
           <w:szCs w:val="24"/>
         </w:rPr>
+        <w:lastRenderedPageBreak/>
         <w:t>Les utilisateurs auront accès à trois tests différents, comprenant un total de 30 questions adaptées à leur niveau de langue française et aux difficultés rencontrées. Chaque test est composé de 10 questions.</w:t>
       </w:r>
     </w:p>
@@ -6623,7 +7136,16 @@
           <w:bCs/>
           <w:sz w:val="24"/>
           <w:szCs w:val="24"/>
-          <w:highlight w:val="yellow"/>
+          <w:rPrChange w:id="108" w:author="soleil" w:date="2024-10-09T16:23:00Z">
+            <w:rPr>
+              <w:rFonts w:cstheme="minorHAnsi"/>
+              <w:b/>
+              <w:bCs/>
+              <w:sz w:val="24"/>
+              <w:szCs w:val="24"/>
+              <w:highlight w:val="yellow"/>
+            </w:rPr>
+          </w:rPrChange>
         </w:rPr>
         <w:t>Une page de l’espace de personnel</w:t>
       </w:r>
@@ -6641,7 +7163,15 @@
           <w:sz w:val="24"/>
           <w:szCs w:val="24"/>
         </w:rPr>
-        <w:t xml:space="preserve"> Un tableau de bord visuel présentant les progrès du patient dans ses séances d’orthophonie, incluant des graphiques dynamiques et des statistiques. Les patients pourront visualiser leur évolution au fil du temps, avec </w:t>
+        <w:t xml:space="preserve"> Un tableau de bord visuel présentant les progrès du patient dans ses séances d’orthophonie, incluant des graphiques dynamiques et des statistiques. Les patients pourront visualiser leur évolution au fil du temps, avec des comparaisons par rapport à leurs objectifs initiaux. Une section affichant la liste des séances passées, avec des détails sur les thèmes abordés, les exercices réalisés et les commentaires de l'orthophoniste. Les patients peuvent consulter les notes et retours de leur orthophoniste pour mieux comprendre leur parcours.</w:t>
+      </w:r>
+      <w:r>
+        <w:rPr>
+          <w:rFonts w:cstheme="minorHAnsi"/>
+          <w:sz w:val="24"/>
+          <w:szCs w:val="24"/>
+        </w:rPr>
+        <w:t xml:space="preserve"> Une </w:t>
       </w:r>
       <w:r>
         <w:rPr>
@@ -6650,15 +7180,7 @@
           <w:szCs w:val="24"/>
         </w:rPr>
         <w:lastRenderedPageBreak/>
-        <w:t>des comparaisons par rapport à leurs objectifs initiaux. Une section affichant la liste des séances passées, avec des détails sur les thèmes abordés, les exercices réalisés et les commentaires de l'orthophoniste. Les patients peuvent consulter les notes et retours de leur orthophoniste pour mieux comprendre leur parcours.</w:t>
-      </w:r>
-      <w:r>
-        <w:rPr>
-          <w:rFonts w:cstheme="minorHAnsi"/>
-          <w:sz w:val="24"/>
-          <w:szCs w:val="24"/>
-        </w:rPr>
-        <w:t xml:space="preserve"> Une fonctionnalité de messagerie permettant aux patients d'échanger des messages avec leur orthophoniste. Les patients recevront des notifications concernant les nouveaux exercices, les jeux disponibles et les mises à jour de leur orthophoniste. Les patients pourront poser des questions ou demander de l’aide directement à leur orthophoniste via la messagerie.</w:t>
+        <w:t>fonctionnalité de messagerie permettant aux patients d'échanger des messages avec leur orthophoniste. Les patients recevront des notifications concernant les nouveaux exercices, les jeux disponibles et les mises à jour de leur orthophoniste. Les patients pourront poser des questions ou demander de l’aide directement à leur orthophoniste via la messagerie.</w:t>
       </w:r>
     </w:p>
     <w:p>
@@ -7072,20 +7594,20 @@
         <w:spacing w:line="276" w:lineRule="auto"/>
         <w:jc w:val="both"/>
         <w:rPr>
-          <w:rFonts w:cstheme="minorHAnsi"/>
-          <w:bCs/>
-          <w:sz w:val="24"/>
-          <w:szCs w:val="24"/>
-        </w:rPr>
-      </w:pPr>
-      <w:r>
-        <w:rPr>
-          <w:rFonts w:cstheme="minorHAnsi"/>
-          <w:bCs/>
-          <w:sz w:val="24"/>
-          <w:szCs w:val="24"/>
-        </w:rPr>
-        <w:lastRenderedPageBreak/>
+          <w:ins w:id="109" w:author="soleil" w:date="2024-10-09T16:23:00Z"/>
+          <w:rFonts w:cstheme="minorHAnsi"/>
+          <w:bCs/>
+          <w:sz w:val="24"/>
+          <w:szCs w:val="24"/>
+        </w:rPr>
+      </w:pPr>
+      <w:r>
+        <w:rPr>
+          <w:rFonts w:cstheme="minorHAnsi"/>
+          <w:bCs/>
+          <w:sz w:val="24"/>
+          <w:szCs w:val="24"/>
+        </w:rPr>
         <w:t xml:space="preserve">Pour passer dans un niveau supérieur, il faut avoir 90% de bonnes réponses. </w:t>
       </w:r>
       <w:r>
@@ -7106,6 +7628,49 @@
         </w:rPr>
         <w:t xml:space="preserve"> </w:t>
       </w:r>
+    </w:p>
+    <w:p>
+      <w:pPr>
+        <w:pStyle w:val="Paragraphedeliste"/>
+        <w:spacing w:line="276" w:lineRule="auto"/>
+        <w:jc w:val="both"/>
+        <w:rPr>
+          <w:ins w:id="110" w:author="soleil" w:date="2024-10-09T16:49:00Z"/>
+          <w:rFonts w:cstheme="minorHAnsi"/>
+          <w:bCs/>
+          <w:sz w:val="24"/>
+          <w:szCs w:val="24"/>
+        </w:rPr>
+      </w:pPr>
+    </w:p>
+    <w:p>
+      <w:pPr>
+        <w:pStyle w:val="Paragraphedeliste"/>
+        <w:spacing w:line="276" w:lineRule="auto"/>
+        <w:jc w:val="both"/>
+        <w:rPr>
+          <w:ins w:id="111" w:author="soleil" w:date="2024-10-09T16:23:00Z"/>
+          <w:rFonts w:cstheme="minorHAnsi"/>
+          <w:bCs/>
+          <w:sz w:val="24"/>
+          <w:szCs w:val="24"/>
+        </w:rPr>
+      </w:pPr>
+      <w:bookmarkStart w:id="112" w:name="_GoBack"/>
+      <w:bookmarkEnd w:id="112"/>
+    </w:p>
+    <w:p>
+      <w:pPr>
+        <w:pStyle w:val="Paragraphedeliste"/>
+        <w:spacing w:line="276" w:lineRule="auto"/>
+        <w:jc w:val="both"/>
+        <w:rPr>
+          <w:rFonts w:cstheme="minorHAnsi"/>
+          <w:bCs/>
+          <w:sz w:val="24"/>
+          <w:szCs w:val="24"/>
+        </w:rPr>
+      </w:pPr>
     </w:p>
     <w:sectPr>
       <w:pgSz w:w="11906" w:h="16838"/>
@@ -8469,7 +9034,6 @@
     <w:lvl w:ilvl="0" w:tplc="7472DA2A">
       <w:start w:val="1"/>
       <w:numFmt w:val="decimal"/>
-      <w:pStyle w:val="Titre2"/>
       <w:lvlText w:val="%1)"/>
       <w:lvlJc w:val="left"/>
       <w:pPr>
@@ -9049,7 +9613,6 @@
     <w:lvl w:ilvl="0" w:tplc="FD4872BE">
       <w:start w:val="1"/>
       <w:numFmt w:val="upperRoman"/>
-      <w:pStyle w:val="Titre1"/>
       <w:lvlText w:val="%1."/>
       <w:lvlJc w:val="right"/>
       <w:pPr>
@@ -9741,9 +10304,6 @@
     <w:pPr>
       <w:keepNext/>
       <w:keepLines/>
-      <w:numPr>
-        <w:numId w:val="19"/>
-      </w:numPr>
       <w:spacing w:before="240" w:after="0"/>
       <w:outlineLvl w:val="0"/>
       <w:pPrChange w:id="0" w:author="Igor Palakot" w:date="2024-10-04T14:21:00Z">
@@ -9787,9 +10347,6 @@
     <w:pPr>
       <w:keepNext/>
       <w:keepLines/>
-      <w:numPr>
-        <w:numId w:val="10"/>
-      </w:numPr>
       <w:spacing w:before="40" w:after="0" w:line="276" w:lineRule="auto"/>
       <w:jc w:val="both"/>
       <w:outlineLvl w:val="1"/>
@@ -10282,7 +10839,7 @@
 </file>
 
 <file path=customXml/itemProps1.xml><?xml version="1.0" encoding="utf-8"?>
-<ds:datastoreItem xmlns:ds="http://schemas.openxmlformats.org/officeDocument/2006/customXml" ds:itemID="{2911A41B-55ED-474F-B1FA-EDC127DA0BD3}">
+<ds:datastoreItem xmlns:ds="http://schemas.openxmlformats.org/officeDocument/2006/customXml" ds:itemID="{88845155-DC23-4862-9423-12EF18855E2B}">
   <ds:schemaRefs>
     <ds:schemaRef ds:uri="http://schemas.openxmlformats.org/officeDocument/2006/bibliography"/>
   </ds:schemaRefs>

--- a/analyse/cahier_de_charge.docx
+++ b/analyse/cahier_de_charge.docx
@@ -1037,19 +1037,126 @@
           <w:sz w:val="24"/>
           <w:szCs w:val="24"/>
           <w:u w:val="single"/>
+        </w:rPr>
+        <w:t>Activité 1 :</w:t>
+      </w:r>
+      <w:r>
+        <w:rPr>
+          <w:rFonts w:cstheme="minorHAnsi"/>
+          <w:b/>
+          <w:sz w:val="24"/>
+          <w:szCs w:val="24"/>
           <w:rPrChange w:id="17" w:author="soleil" w:date="2024-10-09T16:30:00Z">
             <w:rPr>
               <w:rFonts w:cstheme="minorHAnsi"/>
-              <w:b/>
               <w:sz w:val="24"/>
               <w:szCs w:val="24"/>
-              <w:u w:val="single"/>
             </w:rPr>
           </w:rPrChange>
         </w:rPr>
-        <w:t>Activité 1 :</w:t>
-      </w:r>
-      <w:r>
+        <w:t xml:space="preserve"> Développer la partie front-end d’une application web ou web mobile en intégrant les recommandations de sécurité.</w:t>
+      </w:r>
+    </w:p>
+    <w:p>
+      <w:pPr>
+        <w:pStyle w:val="Paragraphedeliste"/>
+        <w:numPr>
+          <w:ilvl w:val="0"/>
+          <w:numId w:val="9"/>
+        </w:numPr>
+        <w:spacing w:line="276" w:lineRule="auto"/>
+        <w:jc w:val="both"/>
+        <w:rPr>
+          <w:rFonts w:cstheme="minorHAnsi"/>
+          <w:sz w:val="24"/>
+          <w:szCs w:val="24"/>
+        </w:rPr>
+      </w:pPr>
+      <w:r>
+        <w:rPr>
+          <w:rFonts w:cstheme="minorHAnsi"/>
+          <w:sz w:val="24"/>
+          <w:szCs w:val="24"/>
+        </w:rPr>
+        <w:t>Maquetter une application ;</w:t>
+      </w:r>
+    </w:p>
+    <w:p>
+      <w:pPr>
+        <w:pStyle w:val="Paragraphedeliste"/>
+        <w:numPr>
+          <w:ilvl w:val="0"/>
+          <w:numId w:val="9"/>
+        </w:numPr>
+        <w:spacing w:line="276" w:lineRule="auto"/>
+        <w:jc w:val="both"/>
+        <w:rPr>
+          <w:rFonts w:cstheme="minorHAnsi"/>
+          <w:sz w:val="24"/>
+          <w:szCs w:val="24"/>
+        </w:rPr>
+      </w:pPr>
+      <w:r>
+        <w:rPr>
+          <w:rFonts w:cstheme="minorHAnsi"/>
+          <w:sz w:val="24"/>
+          <w:szCs w:val="24"/>
+        </w:rPr>
+        <w:t>Réaliser une interface utilisateur web statique et adaptable ;</w:t>
+      </w:r>
+    </w:p>
+    <w:p>
+      <w:pPr>
+        <w:pStyle w:val="Paragraphedeliste"/>
+        <w:numPr>
+          <w:ilvl w:val="0"/>
+          <w:numId w:val="9"/>
+        </w:numPr>
+        <w:spacing w:line="276" w:lineRule="auto"/>
+        <w:jc w:val="both"/>
+        <w:rPr>
+          <w:rFonts w:cstheme="minorHAnsi"/>
+          <w:sz w:val="24"/>
+          <w:szCs w:val="24"/>
+        </w:rPr>
+      </w:pPr>
+      <w:r>
+        <w:rPr>
+          <w:rFonts w:cstheme="minorHAnsi"/>
+          <w:sz w:val="24"/>
+          <w:szCs w:val="24"/>
+        </w:rPr>
+        <w:t>Développer une interface utilisateur web dynamique ;</w:t>
+      </w:r>
+    </w:p>
+    <w:p>
+      <w:pPr>
+        <w:pStyle w:val="Paragraphedeliste"/>
+        <w:numPr>
+          <w:ilvl w:val="0"/>
+          <w:numId w:val="9"/>
+        </w:numPr>
+        <w:spacing w:line="276" w:lineRule="auto"/>
+        <w:jc w:val="both"/>
+        <w:rPr>
+          <w:rFonts w:cstheme="minorHAnsi"/>
+          <w:sz w:val="24"/>
+          <w:szCs w:val="24"/>
+        </w:rPr>
+      </w:pPr>
+      <w:r>
+        <w:rPr>
+          <w:rFonts w:cstheme="minorHAnsi"/>
+          <w:sz w:val="24"/>
+          <w:szCs w:val="24"/>
+        </w:rPr>
+        <w:t>Réaliser une interface utilisateur avec une solution de gestion de contenu.</w:t>
+      </w:r>
+    </w:p>
+    <w:p>
+      <w:pPr>
+        <w:spacing w:line="276" w:lineRule="auto"/>
+        <w:jc w:val="both"/>
         <w:rPr>
           <w:rFonts w:cstheme="minorHAnsi"/>
           <w:b/>
@@ -1063,109 +1170,28 @@
             </w:rPr>
           </w:rPrChange>
         </w:rPr>
-        <w:t xml:space="preserve"> Développer la partie front-end d’une application web ou web mobile en intégrant les recommandations de sécurité.</w:t>
-      </w:r>
-    </w:p>
-    <w:p>
-      <w:pPr>
-        <w:pStyle w:val="Paragraphedeliste"/>
-        <w:numPr>
-          <w:ilvl w:val="0"/>
-          <w:numId w:val="9"/>
-        </w:numPr>
-        <w:spacing w:line="276" w:lineRule="auto"/>
-        <w:jc w:val="both"/>
-        <w:rPr>
-          <w:rFonts w:cstheme="minorHAnsi"/>
-          <w:sz w:val="24"/>
-          <w:szCs w:val="24"/>
-        </w:rPr>
-      </w:pPr>
-      <w:r>
-        <w:rPr>
-          <w:rFonts w:cstheme="minorHAnsi"/>
-          <w:sz w:val="24"/>
-          <w:szCs w:val="24"/>
-        </w:rPr>
-        <w:t>Maquetter une application ;</w:t>
-      </w:r>
-    </w:p>
-    <w:p>
-      <w:pPr>
-        <w:pStyle w:val="Paragraphedeliste"/>
-        <w:numPr>
-          <w:ilvl w:val="0"/>
-          <w:numId w:val="9"/>
-        </w:numPr>
-        <w:spacing w:line="276" w:lineRule="auto"/>
-        <w:jc w:val="both"/>
-        <w:rPr>
-          <w:rFonts w:cstheme="minorHAnsi"/>
-          <w:sz w:val="24"/>
-          <w:szCs w:val="24"/>
-        </w:rPr>
-      </w:pPr>
-      <w:r>
-        <w:rPr>
-          <w:rFonts w:cstheme="minorHAnsi"/>
-          <w:sz w:val="24"/>
-          <w:szCs w:val="24"/>
-        </w:rPr>
-        <w:t>Réaliser une interface utilisateur web statique et adaptable ;</w:t>
-      </w:r>
-    </w:p>
-    <w:p>
-      <w:pPr>
-        <w:pStyle w:val="Paragraphedeliste"/>
-        <w:numPr>
-          <w:ilvl w:val="0"/>
-          <w:numId w:val="9"/>
-        </w:numPr>
-        <w:spacing w:line="276" w:lineRule="auto"/>
-        <w:jc w:val="both"/>
-        <w:rPr>
-          <w:rFonts w:cstheme="minorHAnsi"/>
-          <w:sz w:val="24"/>
-          <w:szCs w:val="24"/>
-        </w:rPr>
-      </w:pPr>
-      <w:r>
-        <w:rPr>
-          <w:rFonts w:cstheme="minorHAnsi"/>
-          <w:sz w:val="24"/>
-          <w:szCs w:val="24"/>
-        </w:rPr>
-        <w:t>Développer une interface utilisateur web dynamique ;</w:t>
-      </w:r>
-    </w:p>
-    <w:p>
-      <w:pPr>
-        <w:pStyle w:val="Paragraphedeliste"/>
-        <w:numPr>
-          <w:ilvl w:val="0"/>
-          <w:numId w:val="9"/>
-        </w:numPr>
-        <w:spacing w:line="276" w:lineRule="auto"/>
-        <w:jc w:val="both"/>
-        <w:rPr>
-          <w:rFonts w:cstheme="minorHAnsi"/>
-          <w:sz w:val="24"/>
-          <w:szCs w:val="24"/>
-        </w:rPr>
-      </w:pPr>
-      <w:r>
-        <w:rPr>
-          <w:rFonts w:cstheme="minorHAnsi"/>
-          <w:sz w:val="24"/>
-          <w:szCs w:val="24"/>
-        </w:rPr>
-        <w:t>Réaliser une interface utilisateur avec une solution de gestion de contenu.</w:t>
-      </w:r>
-    </w:p>
-    <w:p>
-      <w:pPr>
-        <w:spacing w:line="276" w:lineRule="auto"/>
-        <w:jc w:val="both"/>
+      </w:pPr>
+      <w:r>
+        <w:rPr>
+          <w:rFonts w:cstheme="minorHAnsi"/>
+          <w:b/>
+          <w:sz w:val="24"/>
+          <w:szCs w:val="24"/>
+          <w:u w:val="single"/>
+        </w:rPr>
+        <w:br/>
+      </w:r>
+      <w:r>
+        <w:rPr>
+          <w:rFonts w:cstheme="minorHAnsi"/>
+          <w:b/>
+          <w:sz w:val="24"/>
+          <w:szCs w:val="24"/>
+          <w:u w:val="single"/>
+        </w:rPr>
+        <w:t>Activité 2 :</w:t>
+      </w:r>
+      <w:r>
         <w:rPr>
           <w:rFonts w:cstheme="minorHAnsi"/>
           <w:b/>
@@ -1179,134 +1205,108 @@
             </w:rPr>
           </w:rPrChange>
         </w:rPr>
-      </w:pPr>
-      <w:r>
-        <w:rPr>
-          <w:rFonts w:cstheme="minorHAnsi"/>
+        <w:t xml:space="preserve"> Développer la partie back-end d’une application web ou web mobile en intégrant les recommandations de sécurité. </w:t>
+      </w:r>
+    </w:p>
+    <w:p>
+      <w:pPr>
+        <w:pStyle w:val="Paragraphedeliste"/>
+        <w:numPr>
+          <w:ilvl w:val="0"/>
+          <w:numId w:val="9"/>
+        </w:numPr>
+        <w:spacing w:line="276" w:lineRule="auto"/>
+        <w:jc w:val="both"/>
+        <w:rPr>
+          <w:rFonts w:cstheme="minorHAnsi"/>
+          <w:sz w:val="24"/>
+          <w:szCs w:val="24"/>
+        </w:rPr>
+      </w:pPr>
+      <w:r>
+        <w:rPr>
+          <w:rFonts w:cstheme="minorHAnsi"/>
+          <w:sz w:val="24"/>
+          <w:szCs w:val="24"/>
+        </w:rPr>
+        <w:t>Développer les composants d’accès aux données ;</w:t>
+      </w:r>
+    </w:p>
+    <w:p>
+      <w:pPr>
+        <w:pStyle w:val="Paragraphedeliste"/>
+        <w:numPr>
+          <w:ilvl w:val="0"/>
+          <w:numId w:val="9"/>
+        </w:numPr>
+        <w:spacing w:line="276" w:lineRule="auto"/>
+        <w:jc w:val="both"/>
+        <w:rPr>
+          <w:rFonts w:cstheme="minorHAnsi"/>
+          <w:sz w:val="24"/>
+          <w:szCs w:val="24"/>
+        </w:rPr>
+      </w:pPr>
+      <w:r>
+        <w:rPr>
+          <w:rFonts w:cstheme="minorHAnsi"/>
+          <w:sz w:val="24"/>
+          <w:szCs w:val="24"/>
+        </w:rPr>
+        <w:t>Développer la partie back-end d’une application web ou web mobile ;</w:t>
+      </w:r>
+    </w:p>
+    <w:p>
+      <w:pPr>
+        <w:pStyle w:val="Paragraphedeliste"/>
+        <w:numPr>
+          <w:ilvl w:val="0"/>
+          <w:numId w:val="9"/>
+        </w:numPr>
+        <w:spacing w:line="276" w:lineRule="auto"/>
+        <w:jc w:val="both"/>
+        <w:rPr>
+          <w:rFonts w:cstheme="minorHAnsi"/>
+          <w:sz w:val="24"/>
+          <w:szCs w:val="24"/>
+        </w:rPr>
+      </w:pPr>
+      <w:r>
+        <w:rPr>
+          <w:rFonts w:cstheme="minorHAnsi"/>
+          <w:sz w:val="24"/>
+          <w:szCs w:val="24"/>
+        </w:rPr>
+        <w:t>Elaborer et mettre en œuvre des composants dans une application de gestion de contenu.</w:t>
+      </w:r>
+    </w:p>
+    <w:p>
+      <w:pPr>
+        <w:pStyle w:val="Titre1"/>
+        <w:numPr>
+          <w:ilvl w:val="0"/>
+          <w:numId w:val="19"/>
+        </w:numPr>
+        <w:spacing w:line="276" w:lineRule="auto"/>
+        <w:jc w:val="both"/>
+        <w:rPr>
+          <w:rFonts w:asciiTheme="majorHAnsi" w:hAnsiTheme="majorHAnsi" w:cstheme="majorBidi"/>
           <w:b/>
-          <w:sz w:val="24"/>
-          <w:szCs w:val="24"/>
-          <w:u w:val="single"/>
-        </w:rPr>
-        <w:br/>
-      </w:r>
-      <w:r>
-        <w:rPr>
-          <w:rFonts w:cstheme="minorHAnsi"/>
-          <w:b/>
-          <w:sz w:val="24"/>
-          <w:szCs w:val="24"/>
-          <w:u w:val="single"/>
+          <w:smallCaps/>
+          <w:sz w:val="36"/>
+          <w:szCs w:val="36"/>
+          <w:u w:val="single" w:color="FF0000"/>
           <w:rPrChange w:id="20" w:author="soleil" w:date="2024-10-09T16:30:00Z">
-            <w:rPr>
-              <w:rFonts w:cstheme="minorHAnsi"/>
-              <w:b/>
-              <w:sz w:val="24"/>
-              <w:szCs w:val="24"/>
-              <w:u w:val="single"/>
-            </w:rPr>
+            <w:rPr/>
           </w:rPrChange>
         </w:rPr>
-        <w:t>Activité 2 :</w:t>
-      </w:r>
-      <w:r>
-        <w:rPr>
-          <w:rFonts w:cstheme="minorHAnsi"/>
-          <w:b/>
-          <w:sz w:val="24"/>
-          <w:szCs w:val="24"/>
-          <w:rPrChange w:id="21" w:author="soleil" w:date="2024-10-09T16:30:00Z">
-            <w:rPr>
-              <w:rFonts w:cstheme="minorHAnsi"/>
-              <w:sz w:val="24"/>
-              <w:szCs w:val="24"/>
-            </w:rPr>
-          </w:rPrChange>
-        </w:rPr>
-        <w:t xml:space="preserve"> Développer la partie back-end d’une application web ou web mobile en intégrant les recommandations de sécurité. </w:t>
-      </w:r>
-    </w:p>
-    <w:p>
-      <w:pPr>
-        <w:pStyle w:val="Paragraphedeliste"/>
-        <w:numPr>
-          <w:ilvl w:val="0"/>
-          <w:numId w:val="9"/>
-        </w:numPr>
-        <w:spacing w:line="276" w:lineRule="auto"/>
-        <w:jc w:val="both"/>
-        <w:rPr>
-          <w:rFonts w:cstheme="minorHAnsi"/>
-          <w:sz w:val="24"/>
-          <w:szCs w:val="24"/>
-        </w:rPr>
-      </w:pPr>
-      <w:r>
-        <w:rPr>
-          <w:rFonts w:cstheme="minorHAnsi"/>
-          <w:sz w:val="24"/>
-          <w:szCs w:val="24"/>
-        </w:rPr>
-        <w:t>Développer les composants d’accès aux données ;</w:t>
-      </w:r>
-    </w:p>
-    <w:p>
-      <w:pPr>
-        <w:pStyle w:val="Paragraphedeliste"/>
-        <w:numPr>
-          <w:ilvl w:val="0"/>
-          <w:numId w:val="9"/>
-        </w:numPr>
-        <w:spacing w:line="276" w:lineRule="auto"/>
-        <w:jc w:val="both"/>
-        <w:rPr>
-          <w:rFonts w:cstheme="minorHAnsi"/>
-          <w:sz w:val="24"/>
-          <w:szCs w:val="24"/>
-        </w:rPr>
-      </w:pPr>
-      <w:r>
-        <w:rPr>
-          <w:rFonts w:cstheme="minorHAnsi"/>
-          <w:sz w:val="24"/>
-          <w:szCs w:val="24"/>
-        </w:rPr>
-        <w:t>Développer la partie back-end d’une application web ou web mobile ;</w:t>
-      </w:r>
-    </w:p>
-    <w:p>
-      <w:pPr>
-        <w:pStyle w:val="Paragraphedeliste"/>
-        <w:numPr>
-          <w:ilvl w:val="0"/>
-          <w:numId w:val="9"/>
-        </w:numPr>
-        <w:spacing w:line="276" w:lineRule="auto"/>
-        <w:jc w:val="both"/>
-        <w:rPr>
-          <w:rFonts w:cstheme="minorHAnsi"/>
-          <w:sz w:val="24"/>
-          <w:szCs w:val="24"/>
-        </w:rPr>
-      </w:pPr>
-      <w:r>
-        <w:rPr>
-          <w:rFonts w:cstheme="minorHAnsi"/>
-          <w:sz w:val="24"/>
-          <w:szCs w:val="24"/>
-        </w:rPr>
-        <w:t>Elaborer et mettre en œuvre des composants dans une application de gestion de contenu.</w:t>
-      </w:r>
-    </w:p>
-    <w:p>
-      <w:pPr>
-        <w:pStyle w:val="Titre1"/>
-        <w:numPr>
-          <w:ilvl w:val="0"/>
-          <w:numId w:val="19"/>
-        </w:numPr>
-        <w:spacing w:line="276" w:lineRule="auto"/>
-        <w:jc w:val="both"/>
+        <w:pPrChange w:id="21" w:author="soleil" w:date="2024-10-09T16:32:00Z">
+          <w:pPr>
+            <w:pStyle w:val="Titre1"/>
+          </w:pPr>
+        </w:pPrChange>
+      </w:pPr>
+      <w:r>
         <w:rPr>
           <w:rFonts w:asciiTheme="majorHAnsi" w:hAnsiTheme="majorHAnsi" w:cstheme="majorBidi"/>
           <w:b/>
@@ -1318,12 +1318,9 @@
             <w:rPr/>
           </w:rPrChange>
         </w:rPr>
-        <w:pPrChange w:id="23" w:author="soleil" w:date="2024-10-09T16:32:00Z">
-          <w:pPr>
-            <w:pStyle w:val="Titre1"/>
-          </w:pPr>
-        </w:pPrChange>
-      </w:pPr>
+        <w:lastRenderedPageBreak/>
+        <w:t>Résumé du Projet </w:t>
+      </w:r>
       <w:r>
         <w:rPr>
           <w:rFonts w:asciiTheme="majorHAnsi" w:hAnsiTheme="majorHAnsi" w:cstheme="majorBidi"/>
@@ -1332,25 +1329,10 @@
           <w:sz w:val="36"/>
           <w:szCs w:val="36"/>
           <w:u w:val="single" w:color="FF0000"/>
-          <w:rPrChange w:id="24" w:author="soleil" w:date="2024-10-09T16:30:00Z">
+          <w:rPrChange w:id="23" w:author="soleil" w:date="2024-10-09T16:30:00Z">
             <w:rPr/>
           </w:rPrChange>
         </w:rPr>
-        <w:lastRenderedPageBreak/>
-        <w:t>Résumé du Projet </w:t>
-      </w:r>
-      <w:r>
-        <w:rPr>
-          <w:rFonts w:asciiTheme="majorHAnsi" w:hAnsiTheme="majorHAnsi" w:cstheme="majorBidi"/>
-          <w:b/>
-          <w:smallCaps/>
-          <w:sz w:val="36"/>
-          <w:szCs w:val="36"/>
-          <w:u w:val="single" w:color="FF0000"/>
-          <w:rPrChange w:id="25" w:author="soleil" w:date="2024-10-09T16:30:00Z">
-            <w:rPr/>
-          </w:rPrChange>
-        </w:rPr>
         <w:t xml:space="preserve">   </w:t>
       </w:r>
     </w:p>
@@ -1359,12 +1341,12 @@
       <w:pPr>
         <w:jc w:val="both"/>
         <w:rPr>
-          <w:ins w:id="26" w:author="Igor Palakot" w:date="2024-10-04T14:19:00Z"/>
-          <w:rFonts w:cstheme="minorHAnsi"/>
-          <w:sz w:val="24"/>
-          <w:szCs w:val="24"/>
-        </w:rPr>
-        <w:pPrChange w:id="27" w:author="Igor Palakot" w:date="2024-10-04T14:18:00Z">
+          <w:ins w:id="24" w:author="Igor Palakot" w:date="2024-10-04T14:19:00Z"/>
+          <w:rFonts w:cstheme="minorHAnsi"/>
+          <w:sz w:val="24"/>
+          <w:szCs w:val="24"/>
+        </w:rPr>
+        <w:pPrChange w:id="25" w:author="Igor Palakot" w:date="2024-10-04T14:18:00Z">
           <w:pPr/>
         </w:pPrChange>
       </w:pPr>
@@ -1376,7 +1358,7 @@
         </w:rPr>
         <w:t xml:space="preserve">Dans le cadre de mon projet de fin d’études en deuxième année de formation de Développeur, j’ai pour objectif de créer une application facilitant la communication entre les orthophonistes et leurs patients. Cette application offrira </w:t>
       </w:r>
-      <w:del w:id="28" w:author="Igor Palakot" w:date="2024-10-04T14:18:00Z">
+      <w:del w:id="26" w:author="Igor Palakot" w:date="2024-10-04T14:18:00Z">
         <w:r>
           <w:rPr>
             <w:rFonts w:cstheme="minorHAnsi"/>
@@ -1394,7 +1376,7 @@
         </w:rPr>
         <w:t>des outils de gestion pour la rééducation, tels que</w:t>
       </w:r>
-      <w:del w:id="29" w:author="soleil" w:date="2024-10-09T13:58:00Z">
+      <w:del w:id="27" w:author="soleil" w:date="2024-10-09T13:58:00Z">
         <w:r>
           <w:rPr>
             <w:rFonts w:cstheme="minorHAnsi"/>
@@ -1404,7 +1386,7 @@
           <w:delText xml:space="preserve"> </w:delText>
         </w:r>
       </w:del>
-      <w:ins w:id="30" w:author="soleil" w:date="2024-10-09T13:58:00Z">
+      <w:ins w:id="28" w:author="soleil" w:date="2024-10-09T13:58:00Z">
         <w:r>
           <w:rPr>
             <w:rFonts w:cstheme="minorHAnsi"/>
@@ -1424,16 +1406,16 @@
         </w:numPr>
         <w:jc w:val="both"/>
         <w:rPr>
-          <w:ins w:id="31" w:author="Igor Palakot" w:date="2024-10-04T14:19:00Z"/>
-          <w:rFonts w:cstheme="minorHAnsi"/>
-          <w:sz w:val="24"/>
-          <w:szCs w:val="24"/>
-        </w:rPr>
-        <w:pPrChange w:id="32" w:author="Igor Palakot" w:date="2024-10-04T14:19:00Z">
+          <w:ins w:id="29" w:author="Igor Palakot" w:date="2024-10-04T14:19:00Z"/>
+          <w:rFonts w:cstheme="minorHAnsi"/>
+          <w:sz w:val="24"/>
+          <w:szCs w:val="24"/>
+        </w:rPr>
+        <w:pPrChange w:id="30" w:author="Igor Palakot" w:date="2024-10-04T14:19:00Z">
           <w:pPr/>
         </w:pPrChange>
       </w:pPr>
-      <w:ins w:id="33" w:author="soleil" w:date="2024-10-09T13:57:00Z">
+      <w:ins w:id="31" w:author="soleil" w:date="2024-10-09T13:57:00Z">
         <w:r>
           <w:rPr>
             <w:rFonts w:cstheme="minorHAnsi"/>
@@ -1443,13 +1425,13 @@
           <w:t>D</w:t>
         </w:r>
       </w:ins>
-      <w:del w:id="34" w:author="soleil" w:date="2024-10-09T13:57:00Z">
+      <w:del w:id="32" w:author="soleil" w:date="2024-10-09T13:57:00Z">
         <w:r>
           <w:rPr>
             <w:rFonts w:cstheme="minorHAnsi"/>
             <w:sz w:val="24"/>
             <w:szCs w:val="24"/>
-            <w:rPrChange w:id="35" w:author="Igor Palakot" w:date="2024-10-04T14:19:00Z">
+            <w:rPrChange w:id="33" w:author="Igor Palakot" w:date="2024-10-04T14:19:00Z">
               <w:rPr/>
             </w:rPrChange>
           </w:rPr>
@@ -1461,7 +1443,7 @@
           <w:rFonts w:cstheme="minorHAnsi"/>
           <w:sz w:val="24"/>
           <w:szCs w:val="24"/>
-          <w:rPrChange w:id="36" w:author="Igor Palakot" w:date="2024-10-04T14:19:00Z">
+          <w:rPrChange w:id="34" w:author="Igor Palakot" w:date="2024-10-04T14:19:00Z">
             <w:rPr/>
           </w:rPrChange>
         </w:rPr>
@@ -1477,29 +1459,29 @@
         </w:numPr>
         <w:jc w:val="both"/>
         <w:rPr>
-          <w:ins w:id="37" w:author="Igor Palakot" w:date="2024-10-04T14:19:00Z"/>
-          <w:rFonts w:cstheme="minorHAnsi"/>
-          <w:sz w:val="24"/>
-          <w:szCs w:val="24"/>
-        </w:rPr>
-        <w:pPrChange w:id="38" w:author="Igor Palakot" w:date="2024-10-04T14:19:00Z">
+          <w:ins w:id="35" w:author="Igor Palakot" w:date="2024-10-04T14:19:00Z"/>
+          <w:rFonts w:cstheme="minorHAnsi"/>
+          <w:sz w:val="24"/>
+          <w:szCs w:val="24"/>
+        </w:rPr>
+        <w:pPrChange w:id="36" w:author="Igor Palakot" w:date="2024-10-04T14:19:00Z">
           <w:pPr/>
         </w:pPrChange>
       </w:pPr>
-      <w:del w:id="39" w:author="soleil" w:date="2024-10-09T13:57:00Z">
+      <w:del w:id="37" w:author="soleil" w:date="2024-10-09T13:57:00Z">
         <w:r>
           <w:rPr>
             <w:rFonts w:cstheme="minorHAnsi"/>
             <w:sz w:val="24"/>
             <w:szCs w:val="24"/>
-            <w:rPrChange w:id="40" w:author="Igor Palakot" w:date="2024-10-04T14:19:00Z">
+            <w:rPrChange w:id="38" w:author="Igor Palakot" w:date="2024-10-04T14:19:00Z">
               <w:rPr/>
             </w:rPrChange>
           </w:rPr>
           <w:delText>un</w:delText>
         </w:r>
       </w:del>
-      <w:ins w:id="41" w:author="soleil" w:date="2024-10-09T13:57:00Z">
+      <w:ins w:id="39" w:author="soleil" w:date="2024-10-09T13:57:00Z">
         <w:r>
           <w:rPr>
             <w:rFonts w:cstheme="minorHAnsi"/>
@@ -1514,7 +1496,7 @@
           <w:rFonts w:cstheme="minorHAnsi"/>
           <w:sz w:val="24"/>
           <w:szCs w:val="24"/>
-          <w:rPrChange w:id="42" w:author="Igor Palakot" w:date="2024-10-04T14:19:00Z">
+          <w:rPrChange w:id="40" w:author="Igor Palakot" w:date="2024-10-04T14:19:00Z">
             <w:rPr/>
           </w:rPrChange>
         </w:rPr>
@@ -1533,28 +1515,28 @@
           <w:rFonts w:cstheme="minorHAnsi"/>
           <w:sz w:val="24"/>
           <w:szCs w:val="24"/>
-          <w:rPrChange w:id="43" w:author="Igor Palakot" w:date="2024-10-04T14:19:00Z">
+          <w:rPrChange w:id="41" w:author="Igor Palakot" w:date="2024-10-04T14:19:00Z">
             <w:rPr/>
           </w:rPrChange>
         </w:rPr>
-        <w:pPrChange w:id="44" w:author="Igor Palakot" w:date="2024-10-04T14:19:00Z">
+        <w:pPrChange w:id="42" w:author="Igor Palakot" w:date="2024-10-04T14:19:00Z">
           <w:pPr/>
         </w:pPrChange>
       </w:pPr>
-      <w:del w:id="45" w:author="soleil" w:date="2024-10-09T13:58:00Z">
+      <w:del w:id="43" w:author="soleil" w:date="2024-10-09T13:58:00Z">
         <w:r>
           <w:rPr>
             <w:rFonts w:cstheme="minorHAnsi"/>
             <w:sz w:val="24"/>
             <w:szCs w:val="24"/>
-            <w:rPrChange w:id="46" w:author="Igor Palakot" w:date="2024-10-04T14:19:00Z">
+            <w:rPrChange w:id="44" w:author="Igor Palakot" w:date="2024-10-04T14:19:00Z">
               <w:rPr/>
             </w:rPrChange>
           </w:rPr>
           <w:delText>et la</w:delText>
         </w:r>
       </w:del>
-      <w:ins w:id="47" w:author="soleil" w:date="2024-10-09T13:58:00Z">
+      <w:ins w:id="45" w:author="soleil" w:date="2024-10-09T13:58:00Z">
         <w:r>
           <w:rPr>
             <w:rFonts w:cstheme="minorHAnsi"/>
@@ -1569,7 +1551,7 @@
           <w:rFonts w:cstheme="minorHAnsi"/>
           <w:sz w:val="24"/>
           <w:szCs w:val="24"/>
-          <w:rPrChange w:id="48" w:author="Igor Palakot" w:date="2024-10-04T14:19:00Z">
+          <w:rPrChange w:id="46" w:author="Igor Palakot" w:date="2024-10-04T14:19:00Z">
             <w:rPr/>
           </w:rPrChange>
         </w:rPr>
@@ -1580,6 +1562,28 @@
       <w:pPr>
         <w:jc w:val="both"/>
         <w:rPr>
+          <w:rFonts w:cstheme="minorHAnsi"/>
+          <w:sz w:val="24"/>
+          <w:szCs w:val="24"/>
+        </w:rPr>
+        <w:pPrChange w:id="47" w:author="Igor Palakot" w:date="2024-10-04T14:18:00Z">
+          <w:pPr/>
+        </w:pPrChange>
+      </w:pPr>
+      <w:r>
+        <w:rPr>
+          <w:rFonts w:cstheme="minorHAnsi"/>
+          <w:sz w:val="24"/>
+          <w:szCs w:val="24"/>
+        </w:rPr>
+        <w:t xml:space="preserve">Avant d'intégrer cette formation, j’ai été suivi par un orthophoniste spécialisé pour les personnes malentendantes. J’ai remarqué que la plupart des orthophonistes n’ont pas de plateformes adaptées pour gérer efficacement la relation entre professionnels et patients. Pendant ma formation, j’ai poursuivi des séances avec un orthophoniste généraliste, mais je n’ai malheureusement pas acquis toutes les compétences que je recherchais dans ce domaine. </w:t>
+      </w:r>
+    </w:p>
+    <w:p>
+      <w:pPr>
+        <w:jc w:val="both"/>
+        <w:rPr>
+          <w:ins w:id="48" w:author="Igor Palakot" w:date="2024-10-04T14:19:00Z"/>
           <w:rFonts w:cstheme="minorHAnsi"/>
           <w:sz w:val="24"/>
           <w:szCs w:val="24"/>
@@ -1594,19 +1598,66 @@
           <w:sz w:val="24"/>
           <w:szCs w:val="24"/>
         </w:rPr>
-        <w:t xml:space="preserve">Avant d'intégrer cette formation, j’ai été suivi par un orthophoniste spécialisé pour les personnes malentendantes. J’ai remarqué que la plupart des orthophonistes n’ont pas de plateformes adaptées pour gérer efficacement la relation entre professionnels et patients. Pendant ma formation, j’ai poursuivi des séances avec un orthophoniste généraliste, mais je n’ai malheureusement pas acquis toutes les compétences que je recherchais dans ce domaine. </w:t>
-      </w:r>
-    </w:p>
-    <w:p>
-      <w:pPr>
-        <w:jc w:val="both"/>
-        <w:rPr>
-          <w:ins w:id="50" w:author="Igor Palakot" w:date="2024-10-04T14:19:00Z"/>
-          <w:rFonts w:cstheme="minorHAnsi"/>
-          <w:sz w:val="24"/>
-          <w:szCs w:val="24"/>
-        </w:rPr>
-        <w:pPrChange w:id="51" w:author="Igor Palakot" w:date="2024-10-04T14:18:00Z">
+        <w:t xml:space="preserve">Pour cela, j’ai décidé de lancer ce projet qui s’appelle </w:t>
+      </w:r>
+      <w:r>
+        <w:rPr>
+          <w:rFonts w:cstheme="minorHAnsi"/>
+          <w:sz w:val="24"/>
+          <w:szCs w:val="24"/>
+        </w:rPr>
+        <w:t>« </w:t>
+      </w:r>
+      <w:r>
+        <w:rPr>
+          <w:rFonts w:cstheme="minorHAnsi"/>
+          <w:sz w:val="24"/>
+          <w:szCs w:val="24"/>
+        </w:rPr>
+        <w:t>Ortholib</w:t>
+      </w:r>
+      <w:r>
+        <w:rPr>
+          <w:rFonts w:cstheme="minorHAnsi"/>
+          <w:sz w:val="24"/>
+          <w:szCs w:val="24"/>
+        </w:rPr>
+        <w:t> »</w:t>
+      </w:r>
+      <w:r>
+        <w:rPr>
+          <w:rFonts w:cstheme="minorHAnsi"/>
+          <w:sz w:val="24"/>
+          <w:szCs w:val="24"/>
+        </w:rPr>
+        <w:t xml:space="preserve">. C’est une </w:t>
+      </w:r>
+      <w:r>
+        <w:rPr>
+          <w:rFonts w:cstheme="minorHAnsi"/>
+          <w:sz w:val="24"/>
+          <w:szCs w:val="24"/>
+        </w:rPr>
+        <w:t>application accessible pour tous et qui facilite la communication entre les orthophonistes et leurs patients.</w:t>
+      </w:r>
+      <w:r>
+        <w:rPr>
+          <w:rFonts w:cstheme="minorHAnsi"/>
+          <w:sz w:val="24"/>
+          <w:szCs w:val="24"/>
+        </w:rPr>
+        <w:t xml:space="preserve"> </w:t>
+      </w:r>
+    </w:p>
+    <w:p>
+      <w:pPr>
+        <w:jc w:val="both"/>
+        <w:rPr>
+          <w:rFonts w:cstheme="minorHAnsi"/>
+          <w:sz w:val="24"/>
+          <w:szCs w:val="24"/>
+        </w:rPr>
+        <w:pPrChange w:id="50" w:author="Igor Palakot" w:date="2024-10-04T14:18:00Z">
           <w:pPr/>
         </w:pPrChange>
       </w:pPr>
@@ -1616,59 +1667,56 @@
           <w:sz w:val="24"/>
           <w:szCs w:val="24"/>
         </w:rPr>
-        <w:t xml:space="preserve">Pour cela, j’ai décidé de lancer ce projet qui s’appelle </w:t>
-      </w:r>
-      <w:r>
-        <w:rPr>
-          <w:rFonts w:cstheme="minorHAnsi"/>
-          <w:sz w:val="24"/>
-          <w:szCs w:val="24"/>
-        </w:rPr>
-        <w:t>« </w:t>
-      </w:r>
-      <w:r>
-        <w:rPr>
-          <w:rFonts w:cstheme="minorHAnsi"/>
-          <w:sz w:val="24"/>
-          <w:szCs w:val="24"/>
-        </w:rPr>
-        <w:t>Ortholib</w:t>
-      </w:r>
-      <w:r>
-        <w:rPr>
-          <w:rFonts w:cstheme="minorHAnsi"/>
-          <w:sz w:val="24"/>
-          <w:szCs w:val="24"/>
-        </w:rPr>
-        <w:t> »</w:t>
-      </w:r>
-      <w:r>
-        <w:rPr>
-          <w:rFonts w:cstheme="minorHAnsi"/>
-          <w:sz w:val="24"/>
-          <w:szCs w:val="24"/>
-        </w:rPr>
-        <w:t xml:space="preserve">. C’est une </w:t>
-      </w:r>
-      <w:r>
-        <w:rPr>
-          <w:rFonts w:cstheme="minorHAnsi"/>
-          <w:sz w:val="24"/>
-          <w:szCs w:val="24"/>
-        </w:rPr>
-        <w:t>application accessible pour tous et qui facilite la communication entre les orthophonistes et leurs patients.</w:t>
-      </w:r>
-      <w:r>
-        <w:rPr>
-          <w:rFonts w:cstheme="minorHAnsi"/>
-          <w:sz w:val="24"/>
-          <w:szCs w:val="24"/>
-        </w:rPr>
-        <w:t xml:space="preserve"> </w:t>
-      </w:r>
-    </w:p>
-    <w:p>
-      <w:pPr>
+        <w:t>De plus, un répertoire réunira tou</w:t>
+      </w:r>
+      <w:r>
+        <w:rPr>
+          <w:rFonts w:cstheme="minorHAnsi"/>
+          <w:sz w:val="24"/>
+          <w:szCs w:val="24"/>
+        </w:rPr>
+        <w:t xml:space="preserve">s les contacts qui utiliseront l’application. Il y aura trois types de comptes qui n’auront pas les mêmes droits et affichages : </w:t>
+      </w:r>
+    </w:p>
+    <w:p>
+      <w:pPr>
+        <w:pStyle w:val="Paragraphedeliste"/>
+        <w:numPr>
+          <w:ilvl w:val="0"/>
+          <w:numId w:val="3"/>
+        </w:numPr>
+        <w:jc w:val="both"/>
+        <w:rPr>
+          <w:rFonts w:cstheme="minorHAnsi"/>
+          <w:sz w:val="24"/>
+          <w:szCs w:val="24"/>
+        </w:rPr>
+        <w:pPrChange w:id="51" w:author="Igor Palakot" w:date="2024-10-04T14:18:00Z">
+          <w:pPr>
+            <w:pStyle w:val="Paragraphedeliste"/>
+            <w:numPr>
+              <w:numId w:val="3"/>
+            </w:numPr>
+            <w:ind w:hanging="360"/>
+          </w:pPr>
+        </w:pPrChange>
+      </w:pPr>
+      <w:r>
+        <w:rPr>
+          <w:rFonts w:cstheme="minorHAnsi"/>
+          <w:sz w:val="24"/>
+          <w:szCs w:val="24"/>
+        </w:rPr>
+        <w:t>Visiteur</w:t>
+      </w:r>
+    </w:p>
+    <w:p>
+      <w:pPr>
+        <w:pStyle w:val="Paragraphedeliste"/>
+        <w:numPr>
+          <w:ilvl w:val="0"/>
+          <w:numId w:val="3"/>
+        </w:numPr>
         <w:jc w:val="both"/>
         <w:rPr>
           <w:rFonts w:cstheme="minorHAnsi"/>
@@ -1676,7 +1724,13 @@
           <w:szCs w:val="24"/>
         </w:rPr>
         <w:pPrChange w:id="52" w:author="Igor Palakot" w:date="2024-10-04T14:18:00Z">
-          <w:pPr/>
+          <w:pPr>
+            <w:pStyle w:val="Paragraphedeliste"/>
+            <w:numPr>
+              <w:numId w:val="3"/>
+            </w:numPr>
+            <w:ind w:hanging="360"/>
+          </w:pPr>
         </w:pPrChange>
       </w:pPr>
       <w:r>
@@ -1685,15 +1739,15 @@
           <w:sz w:val="24"/>
           <w:szCs w:val="24"/>
         </w:rPr>
-        <w:t>De plus, un répertoire réunira tou</w:t>
-      </w:r>
-      <w:r>
-        <w:rPr>
-          <w:rFonts w:cstheme="minorHAnsi"/>
-          <w:sz w:val="24"/>
-          <w:szCs w:val="24"/>
-        </w:rPr>
-        <w:t xml:space="preserve">s les contacts qui utiliseront l’application. Il y aura trois types de comptes qui n’auront pas les mêmes droits et affichages : </w:t>
+        <w:t>Patient</w:t>
+      </w:r>
+      <w:r>
+        <w:rPr>
+          <w:rFonts w:cstheme="minorHAnsi"/>
+          <w:sz w:val="24"/>
+          <w:szCs w:val="24"/>
+        </w:rPr>
+        <w:t> : Adultes ou enfants en rééducation, accompagnés par un orthophoniste.</w:t>
       </w:r>
     </w:p>
     <w:p>
@@ -1725,7 +1779,15 @@
           <w:sz w:val="24"/>
           <w:szCs w:val="24"/>
         </w:rPr>
-        <w:t>Visiteur</w:t>
+        <w:t>Orthophoniste</w:t>
+      </w:r>
+      <w:r>
+        <w:rPr>
+          <w:rFonts w:cstheme="minorHAnsi"/>
+          <w:sz w:val="24"/>
+          <w:szCs w:val="24"/>
+        </w:rPr>
+        <w:t> : Professionnels qui cherchent à mieux gérer leurs patients, à personnaliser les exercices de rééducation, et à suivre la progression de chacun.</w:t>
       </w:r>
     </w:p>
     <w:p>
@@ -1757,107 +1819,27 @@
           <w:sz w:val="24"/>
           <w:szCs w:val="24"/>
         </w:rPr>
-        <w:t>Patient</w:t>
-      </w:r>
-      <w:r>
-        <w:rPr>
-          <w:rFonts w:cstheme="minorHAnsi"/>
-          <w:sz w:val="24"/>
-          <w:szCs w:val="24"/>
-        </w:rPr>
-        <w:t> : Adultes ou enfants en rééducation, accompagnés par un orthophoniste.</w:t>
-      </w:r>
-    </w:p>
-    <w:p>
-      <w:pPr>
-        <w:pStyle w:val="Paragraphedeliste"/>
-        <w:numPr>
-          <w:ilvl w:val="0"/>
-          <w:numId w:val="3"/>
-        </w:numPr>
-        <w:jc w:val="both"/>
-        <w:rPr>
-          <w:rFonts w:cstheme="minorHAnsi"/>
-          <w:sz w:val="24"/>
-          <w:szCs w:val="24"/>
-        </w:rPr>
-        <w:pPrChange w:id="55" w:author="Igor Palakot" w:date="2024-10-04T14:18:00Z">
-          <w:pPr>
-            <w:pStyle w:val="Paragraphedeliste"/>
-            <w:numPr>
-              <w:numId w:val="3"/>
-            </w:numPr>
-            <w:ind w:hanging="360"/>
-          </w:pPr>
-        </w:pPrChange>
-      </w:pPr>
-      <w:r>
-        <w:rPr>
-          <w:rFonts w:cstheme="minorHAnsi"/>
-          <w:sz w:val="24"/>
-          <w:szCs w:val="24"/>
-        </w:rPr>
-        <w:t>Orthophoniste</w:t>
-      </w:r>
-      <w:r>
-        <w:rPr>
-          <w:rFonts w:cstheme="minorHAnsi"/>
-          <w:sz w:val="24"/>
-          <w:szCs w:val="24"/>
-        </w:rPr>
-        <w:t> : Professionnels qui cherchent à mieux gérer leurs patients, à personnaliser les exercices de rééducation, et à suivre la progression de chacun.</w:t>
-      </w:r>
-    </w:p>
-    <w:p>
-      <w:pPr>
-        <w:pStyle w:val="Paragraphedeliste"/>
-        <w:numPr>
-          <w:ilvl w:val="0"/>
-          <w:numId w:val="3"/>
-        </w:numPr>
-        <w:jc w:val="both"/>
-        <w:rPr>
+        <w:t>Administrateur</w:t>
+      </w:r>
+      <w:r>
+        <w:rPr>
+          <w:rFonts w:cstheme="minorHAnsi"/>
+          <w:sz w:val="24"/>
+          <w:szCs w:val="24"/>
+        </w:rPr>
+        <w:t> : Celui qui gère toute l’application.</w:t>
+      </w:r>
+    </w:p>
+    <w:p>
+      <w:pPr>
+        <w:jc w:val="both"/>
+        <w:rPr>
+          <w:del w:id="55" w:author="Igor Palakot" w:date="2024-10-04T14:20:00Z"/>
           <w:rFonts w:cstheme="minorHAnsi"/>
           <w:sz w:val="24"/>
           <w:szCs w:val="24"/>
         </w:rPr>
         <w:pPrChange w:id="56" w:author="Igor Palakot" w:date="2024-10-04T14:18:00Z">
-          <w:pPr>
-            <w:pStyle w:val="Paragraphedeliste"/>
-            <w:numPr>
-              <w:numId w:val="3"/>
-            </w:numPr>
-            <w:ind w:hanging="360"/>
-          </w:pPr>
-        </w:pPrChange>
-      </w:pPr>
-      <w:r>
-        <w:rPr>
-          <w:rFonts w:cstheme="minorHAnsi"/>
-          <w:sz w:val="24"/>
-          <w:szCs w:val="24"/>
-        </w:rPr>
-        <w:t>Administrateur</w:t>
-      </w:r>
-      <w:r>
-        <w:rPr>
-          <w:rFonts w:cstheme="minorHAnsi"/>
-          <w:sz w:val="24"/>
-          <w:szCs w:val="24"/>
-        </w:rPr>
-        <w:t> : Celui qui gère toute l’application.</w:t>
-      </w:r>
-    </w:p>
-    <w:p>
-      <w:pPr>
-        <w:jc w:val="both"/>
-        <w:rPr>
-          <w:del w:id="57" w:author="Igor Palakot" w:date="2024-10-04T14:20:00Z"/>
-          <w:rFonts w:cstheme="minorHAnsi"/>
-          <w:sz w:val="24"/>
-          <w:szCs w:val="24"/>
-        </w:rPr>
-        <w:pPrChange w:id="58" w:author="Igor Palakot" w:date="2024-10-04T14:18:00Z">
           <w:pPr/>
         </w:pPrChange>
       </w:pPr>
@@ -2245,7 +2227,7 @@
         <w:spacing w:line="276" w:lineRule="auto"/>
         <w:jc w:val="both"/>
         <w:rPr>
-          <w:del w:id="59" w:author="soleil" w:date="2024-10-09T16:26:00Z"/>
+          <w:del w:id="57" w:author="soleil" w:date="2024-10-09T16:26:00Z"/>
           <w:rFonts w:cstheme="minorHAnsi"/>
           <w:sz w:val="24"/>
           <w:szCs w:val="24"/>
@@ -2329,28 +2311,28 @@
         <w:spacing w:line="276" w:lineRule="auto"/>
         <w:jc w:val="both"/>
         <w:rPr>
-          <w:del w:id="60" w:author="soleil" w:date="2024-10-09T16:26:00Z"/>
-          <w:rFonts w:cstheme="minorHAnsi"/>
-          <w:sz w:val="24"/>
-          <w:szCs w:val="24"/>
-        </w:rPr>
-      </w:pPr>
-    </w:p>
-    <w:p>
-      <w:pPr>
-        <w:spacing w:line="276" w:lineRule="auto"/>
-        <w:jc w:val="both"/>
-        <w:rPr>
-          <w:ins w:id="61" w:author="Igor Palakot" w:date="2024-10-04T14:21:00Z"/>
-          <w:rFonts w:cstheme="minorHAnsi"/>
-          <w:sz w:val="24"/>
-          <w:szCs w:val="24"/>
-        </w:rPr>
-        <w:pPrChange w:id="62" w:author="soleil" w:date="2024-10-09T16:26:00Z">
+          <w:del w:id="58" w:author="soleil" w:date="2024-10-09T16:26:00Z"/>
+          <w:rFonts w:cstheme="minorHAnsi"/>
+          <w:sz w:val="24"/>
+          <w:szCs w:val="24"/>
+        </w:rPr>
+      </w:pPr>
+    </w:p>
+    <w:p>
+      <w:pPr>
+        <w:spacing w:line="276" w:lineRule="auto"/>
+        <w:jc w:val="both"/>
+        <w:rPr>
+          <w:ins w:id="59" w:author="Igor Palakot" w:date="2024-10-04T14:21:00Z"/>
+          <w:rFonts w:cstheme="minorHAnsi"/>
+          <w:sz w:val="24"/>
+          <w:szCs w:val="24"/>
+        </w:rPr>
+        <w:pPrChange w:id="60" w:author="soleil" w:date="2024-10-09T16:26:00Z">
           <w:pPr/>
         </w:pPrChange>
       </w:pPr>
-      <w:ins w:id="63" w:author="Igor Palakot" w:date="2024-10-04T14:21:00Z">
+      <w:ins w:id="61" w:author="Igor Palakot" w:date="2024-10-04T14:21:00Z">
         <w:r>
           <w:rPr>
             <w:rFonts w:cstheme="minorHAnsi"/>
@@ -2377,7 +2359,7 @@
           <w:sz w:val="36"/>
           <w:szCs w:val="36"/>
           <w:u w:val="single" w:color="FF0000"/>
-          <w:rPrChange w:id="64" w:author="soleil" w:date="2024-10-09T16:32:00Z">
+          <w:rPrChange w:id="62" w:author="soleil" w:date="2024-10-09T16:32:00Z">
             <w:rPr>
               <w:rFonts w:eastAsiaTheme="majorEastAsia" w:cstheme="minorHAnsi"/>
               <w:color w:val="2E74B5" w:themeColor="accent1" w:themeShade="BF"/>
@@ -2386,7 +2368,7 @@
             </w:rPr>
           </w:rPrChange>
         </w:rPr>
-        <w:pPrChange w:id="65" w:author="soleil" w:date="2024-10-09T16:32:00Z">
+        <w:pPrChange w:id="63" w:author="soleil" w:date="2024-10-09T16:32:00Z">
           <w:pPr/>
         </w:pPrChange>
       </w:pPr>
@@ -2398,7 +2380,7 @@
           <w:sz w:val="36"/>
           <w:szCs w:val="36"/>
           <w:u w:val="single" w:color="FF0000"/>
-          <w:rPrChange w:id="66" w:author="soleil" w:date="2024-10-09T16:32:00Z">
+          <w:rPrChange w:id="64" w:author="soleil" w:date="2024-10-09T16:32:00Z">
             <w:rPr>
               <w:sz w:val="24"/>
             </w:rPr>
@@ -2415,32 +2397,13 @@
           <w:sz w:val="36"/>
           <w:szCs w:val="36"/>
           <w:u w:val="single" w:color="FF0000"/>
-          <w:rPrChange w:id="67" w:author="soleil" w:date="2024-10-09T16:32:00Z">
+          <w:rPrChange w:id="65" w:author="soleil" w:date="2024-10-09T16:32:00Z">
             <w:rPr>
               <w:sz w:val="24"/>
             </w:rPr>
           </w:rPrChange>
         </w:rPr>
-        <w:t xml:space="preserve"> du Projet</w:t>
-      </w:r>
-      <w:r>
-        <w:rPr>
-          <w:rFonts w:asciiTheme="majorHAnsi" w:hAnsiTheme="majorHAnsi" w:cstheme="majorBidi"/>
-          <w:b/>
-          <w:smallCaps/>
-          <w:sz w:val="36"/>
-          <w:szCs w:val="36"/>
-          <w:u w:val="single" w:color="FF0000"/>
-          <w:rPrChange w:id="68" w:author="soleil" w:date="2024-10-09T16:32:00Z">
-            <w:rPr>
-              <w:rFonts w:eastAsiaTheme="majorEastAsia" w:cstheme="minorHAnsi"/>
-              <w:color w:val="2E74B5" w:themeColor="accent1" w:themeShade="BF"/>
-              <w:sz w:val="24"/>
-              <w:szCs w:val="24"/>
-            </w:rPr>
-          </w:rPrChange>
-        </w:rPr>
-        <w:t> :</w:t>
+        <w:t xml:space="preserve"> du Projet :</w:t>
       </w:r>
     </w:p>
     <w:p>
@@ -2697,11 +2660,11 @@
         <w:ind w:left="284" w:hanging="284"/>
         <w:rPr>
           <w:rFonts w:asciiTheme="majorHAnsi" w:hAnsiTheme="majorHAnsi"/>
-          <w:rPrChange w:id="69" w:author="soleil" w:date="2024-10-09T16:33:00Z">
+          <w:rPrChange w:id="66" w:author="soleil" w:date="2024-10-09T16:33:00Z">
             <w:rPr/>
           </w:rPrChange>
         </w:rPr>
-        <w:pPrChange w:id="70" w:author="soleil" w:date="2024-10-09T16:33:00Z">
+        <w:pPrChange w:id="67" w:author="soleil" w:date="2024-10-09T16:33:00Z">
           <w:pPr>
             <w:pStyle w:val="Paragraphedeliste"/>
             <w:numPr>
@@ -2716,7 +2679,7 @@
       <w:r>
         <w:rPr>
           <w:rFonts w:asciiTheme="majorHAnsi" w:hAnsiTheme="majorHAnsi"/>
-          <w:rPrChange w:id="71" w:author="soleil" w:date="2024-10-09T16:33:00Z">
+          <w:rPrChange w:id="68" w:author="soleil" w:date="2024-10-09T16:33:00Z">
             <w:rPr/>
           </w:rPrChange>
         </w:rPr>
@@ -2733,6 +2696,142 @@
           <w:sz w:val="24"/>
           <w:szCs w:val="24"/>
           <w:u w:val="single"/>
+          <w:rPrChange w:id="69" w:author="soleil" w:date="2024-10-09T16:34:00Z">
+            <w:rPr>
+              <w:rFonts w:cstheme="minorHAnsi"/>
+              <w:sz w:val="24"/>
+              <w:szCs w:val="24"/>
+            </w:rPr>
+          </w:rPrChange>
+        </w:rPr>
+      </w:pPr>
+      <w:r>
+        <w:rPr>
+          <w:rFonts w:cstheme="minorHAnsi"/>
+          <w:b/>
+          <w:sz w:val="24"/>
+          <w:szCs w:val="24"/>
+          <w:u w:val="single"/>
+          <w:rPrChange w:id="70" w:author="soleil" w:date="2024-10-09T16:34:00Z">
+            <w:rPr>
+              <w:rFonts w:cstheme="minorHAnsi"/>
+              <w:sz w:val="24"/>
+              <w:szCs w:val="24"/>
+            </w:rPr>
+          </w:rPrChange>
+        </w:rPr>
+        <w:t>Dans ce document :</w:t>
+      </w:r>
+    </w:p>
+    <w:p>
+      <w:pPr>
+        <w:pStyle w:val="Paragraphedeliste"/>
+        <w:numPr>
+          <w:ilvl w:val="0"/>
+          <w:numId w:val="4"/>
+        </w:numPr>
+        <w:spacing w:line="276" w:lineRule="auto"/>
+        <w:jc w:val="both"/>
+        <w:rPr>
+          <w:rFonts w:cstheme="minorHAnsi"/>
+          <w:sz w:val="24"/>
+          <w:szCs w:val="24"/>
+        </w:rPr>
+      </w:pPr>
+      <w:r>
+        <w:rPr>
+          <w:rFonts w:cstheme="minorHAnsi"/>
+          <w:sz w:val="24"/>
+          <w:szCs w:val="24"/>
+        </w:rPr>
+        <w:t xml:space="preserve">Les </w:t>
+      </w:r>
+      <w:r>
+        <w:rPr>
+          <w:rFonts w:cstheme="minorHAnsi"/>
+          <w:b/>
+          <w:sz w:val="24"/>
+          <w:szCs w:val="24"/>
+          <w:rPrChange w:id="71" w:author="soleil" w:date="2024-10-09T16:34:00Z">
+            <w:rPr>
+              <w:rFonts w:cstheme="minorHAnsi"/>
+              <w:sz w:val="24"/>
+              <w:szCs w:val="24"/>
+            </w:rPr>
+          </w:rPrChange>
+        </w:rPr>
+        <w:t>patients non abonnés</w:t>
+      </w:r>
+      <w:r>
+        <w:rPr>
+          <w:rFonts w:cstheme="minorHAnsi"/>
+          <w:sz w:val="24"/>
+          <w:szCs w:val="24"/>
+        </w:rPr>
+        <w:t xml:space="preserve"> bénéficieront d’un compte qui propose </w:t>
+      </w:r>
+      <w:r>
+        <w:rPr>
+          <w:rFonts w:cstheme="minorHAnsi"/>
+          <w:sz w:val="24"/>
+          <w:szCs w:val="24"/>
+        </w:rPr>
+        <w:t>toutes les parties</w:t>
+      </w:r>
+      <w:r>
+        <w:rPr>
+          <w:rFonts w:cstheme="minorHAnsi"/>
+          <w:sz w:val="24"/>
+          <w:szCs w:val="24"/>
+        </w:rPr>
+        <w:t xml:space="preserve"> sans la partie premium. Ces </w:t>
+      </w:r>
+      <w:r>
+        <w:rPr>
+          <w:rFonts w:cstheme="minorHAnsi"/>
+          <w:sz w:val="24"/>
+          <w:szCs w:val="24"/>
+        </w:rPr>
+        <w:t>patients</w:t>
+      </w:r>
+      <w:r>
+        <w:rPr>
+          <w:rFonts w:cstheme="minorHAnsi"/>
+          <w:sz w:val="24"/>
+          <w:szCs w:val="24"/>
+        </w:rPr>
+        <w:t xml:space="preserve"> seront répertoriés grâce à la page d’inscription disponible sur le site.</w:t>
+      </w:r>
+    </w:p>
+    <w:p>
+      <w:pPr>
+        <w:pStyle w:val="Paragraphedeliste"/>
+        <w:numPr>
+          <w:ilvl w:val="0"/>
+          <w:numId w:val="4"/>
+        </w:numPr>
+        <w:spacing w:line="276" w:lineRule="auto"/>
+        <w:jc w:val="both"/>
+        <w:rPr>
+          <w:rFonts w:cstheme="minorHAnsi"/>
+          <w:sz w:val="24"/>
+          <w:szCs w:val="24"/>
+        </w:rPr>
+      </w:pPr>
+      <w:r>
+        <w:rPr>
+          <w:rFonts w:cstheme="minorHAnsi"/>
+          <w:sz w:val="24"/>
+          <w:szCs w:val="24"/>
+        </w:rPr>
+        <w:t xml:space="preserve">Les </w:t>
+      </w:r>
+      <w:r>
+        <w:rPr>
+          <w:rFonts w:cstheme="minorHAnsi"/>
+          <w:b/>
+          <w:sz w:val="24"/>
+          <w:szCs w:val="24"/>
           <w:rPrChange w:id="72" w:author="soleil" w:date="2024-10-09T16:34:00Z">
             <w:rPr>
               <w:rFonts w:cstheme="minorHAnsi"/>
@@ -2741,14 +2840,46 @@
             </w:rPr>
           </w:rPrChange>
         </w:rPr>
-      </w:pPr>
+        <w:t>patients abonnés</w:t>
+      </w:r>
+      <w:r>
+        <w:rPr>
+          <w:rFonts w:cstheme="minorHAnsi"/>
+          <w:sz w:val="24"/>
+          <w:szCs w:val="24"/>
+        </w:rPr>
+        <w:t xml:space="preserve"> bénéficieront d’un compte avec plus d’options. Ces patients seront répertoriés grâce à la page d’inscription disponible sur le site avec la partie premium. </w:t>
+      </w:r>
+    </w:p>
+    <w:p>
+      <w:pPr>
+        <w:pStyle w:val="Paragraphedeliste"/>
+        <w:numPr>
+          <w:ilvl w:val="0"/>
+          <w:numId w:val="4"/>
+        </w:numPr>
+        <w:spacing w:line="276" w:lineRule="auto"/>
+        <w:jc w:val="both"/>
+        <w:rPr>
+          <w:rFonts w:cstheme="minorHAnsi"/>
+          <w:sz w:val="24"/>
+          <w:szCs w:val="24"/>
+        </w:rPr>
+      </w:pPr>
+      <w:r>
+        <w:rPr>
+          <w:rFonts w:cstheme="minorHAnsi"/>
+          <w:sz w:val="24"/>
+          <w:szCs w:val="24"/>
+        </w:rPr>
+        <w:t xml:space="preserve">Quant aux </w:t>
+      </w:r>
       <w:r>
         <w:rPr>
           <w:rFonts w:cstheme="minorHAnsi"/>
           <w:b/>
           <w:sz w:val="24"/>
           <w:szCs w:val="24"/>
-          <w:u w:val="single"/>
           <w:rPrChange w:id="73" w:author="soleil" w:date="2024-10-09T16:34:00Z">
             <w:rPr>
               <w:rFonts w:cstheme="minorHAnsi"/>
@@ -2757,7 +2888,47 @@
             </w:rPr>
           </w:rPrChange>
         </w:rPr>
-        <w:t>Dans ce document :</w:t>
+        <w:t>orthophonistes</w:t>
+      </w:r>
+      <w:r>
+        <w:rPr>
+          <w:rFonts w:cstheme="minorHAnsi"/>
+          <w:sz w:val="24"/>
+          <w:szCs w:val="24"/>
+        </w:rPr>
+        <w:t xml:space="preserve">, ils ont un compte spécifique qui leur permet de </w:t>
+      </w:r>
+      <w:r>
+        <w:rPr>
+          <w:rFonts w:cstheme="minorHAnsi"/>
+          <w:sz w:val="24"/>
+          <w:szCs w:val="24"/>
+        </w:rPr>
+        <w:t xml:space="preserve">consulter les patients, choisir des activités pour travailler, choisir un rdv en visioconférence ou en présentiel </w:t>
+      </w:r>
+      <w:r>
+        <w:rPr>
+          <w:rFonts w:cstheme="minorHAnsi"/>
+          <w:sz w:val="24"/>
+          <w:szCs w:val="24"/>
+        </w:rPr>
+        <w:t xml:space="preserve">pour leurs </w:t>
+      </w:r>
+      <w:r>
+        <w:rPr>
+          <w:rFonts w:cstheme="minorHAnsi"/>
+          <w:sz w:val="24"/>
+          <w:szCs w:val="24"/>
+        </w:rPr>
+        <w:t>patients</w:t>
+      </w:r>
+      <w:r>
+        <w:rPr>
+          <w:rFonts w:cstheme="minorHAnsi"/>
+          <w:sz w:val="24"/>
+          <w:szCs w:val="24"/>
+        </w:rPr>
+        <w:t>, ainsi que de nombreux avantages que nous décrirons plus tard.</w:t>
       </w:r>
     </w:p>
     <w:p>
@@ -2770,18 +2941,19 @@
         <w:spacing w:line="276" w:lineRule="auto"/>
         <w:jc w:val="both"/>
         <w:rPr>
-          <w:rFonts w:cstheme="minorHAnsi"/>
-          <w:sz w:val="24"/>
-          <w:szCs w:val="24"/>
-        </w:rPr>
-      </w:pPr>
-      <w:r>
-        <w:rPr>
-          <w:rFonts w:cstheme="minorHAnsi"/>
-          <w:sz w:val="24"/>
-          <w:szCs w:val="24"/>
-        </w:rPr>
-        <w:t xml:space="preserve">Les </w:t>
+          <w:ins w:id="74" w:author="Igor Palakot" w:date="2024-10-04T14:21:00Z"/>
+          <w:rFonts w:cstheme="minorHAnsi"/>
+          <w:sz w:val="24"/>
+          <w:szCs w:val="24"/>
+        </w:rPr>
+      </w:pPr>
+      <w:r>
+        <w:rPr>
+          <w:rFonts w:cstheme="minorHAnsi"/>
+          <w:sz w:val="24"/>
+          <w:szCs w:val="24"/>
+        </w:rPr>
+        <w:t>L’</w:t>
       </w:r>
       <w:r>
         <w:rPr>
@@ -2789,7 +2961,7 @@
           <w:b/>
           <w:sz w:val="24"/>
           <w:szCs w:val="24"/>
-          <w:rPrChange w:id="74" w:author="soleil" w:date="2024-10-09T16:34:00Z">
+          <w:rPrChange w:id="75" w:author="soleil" w:date="2024-10-09T16:35:00Z">
             <w:rPr>
               <w:rFonts w:cstheme="minorHAnsi"/>
               <w:sz w:val="24"/>
@@ -2797,215 +2969,6 @@
             </w:rPr>
           </w:rPrChange>
         </w:rPr>
-        <w:t>patients non abonnés</w:t>
-      </w:r>
-      <w:r>
-        <w:rPr>
-          <w:rFonts w:cstheme="minorHAnsi"/>
-          <w:sz w:val="24"/>
-          <w:szCs w:val="24"/>
-        </w:rPr>
-        <w:t xml:space="preserve"> bénéficieront d’un compte qui propose </w:t>
-      </w:r>
-      <w:r>
-        <w:rPr>
-          <w:rFonts w:cstheme="minorHAnsi"/>
-          <w:sz w:val="24"/>
-          <w:szCs w:val="24"/>
-        </w:rPr>
-        <w:t>toutes les parties</w:t>
-      </w:r>
-      <w:r>
-        <w:rPr>
-          <w:rFonts w:cstheme="minorHAnsi"/>
-          <w:sz w:val="24"/>
-          <w:szCs w:val="24"/>
-        </w:rPr>
-        <w:t xml:space="preserve"> sans la partie premium. Ces </w:t>
-      </w:r>
-      <w:r>
-        <w:rPr>
-          <w:rFonts w:cstheme="minorHAnsi"/>
-          <w:sz w:val="24"/>
-          <w:szCs w:val="24"/>
-        </w:rPr>
-        <w:t>patients</w:t>
-      </w:r>
-      <w:r>
-        <w:rPr>
-          <w:rFonts w:cstheme="minorHAnsi"/>
-          <w:sz w:val="24"/>
-          <w:szCs w:val="24"/>
-        </w:rPr>
-        <w:t xml:space="preserve"> seront répertoriés grâce à la page d’inscription disponible sur le site.</w:t>
-      </w:r>
-    </w:p>
-    <w:p>
-      <w:pPr>
-        <w:pStyle w:val="Paragraphedeliste"/>
-        <w:numPr>
-          <w:ilvl w:val="0"/>
-          <w:numId w:val="4"/>
-        </w:numPr>
-        <w:spacing w:line="276" w:lineRule="auto"/>
-        <w:jc w:val="both"/>
-        <w:rPr>
-          <w:rFonts w:cstheme="minorHAnsi"/>
-          <w:sz w:val="24"/>
-          <w:szCs w:val="24"/>
-        </w:rPr>
-      </w:pPr>
-      <w:r>
-        <w:rPr>
-          <w:rFonts w:cstheme="minorHAnsi"/>
-          <w:sz w:val="24"/>
-          <w:szCs w:val="24"/>
-        </w:rPr>
-        <w:t xml:space="preserve">Les </w:t>
-      </w:r>
-      <w:r>
-        <w:rPr>
-          <w:rFonts w:cstheme="minorHAnsi"/>
-          <w:b/>
-          <w:sz w:val="24"/>
-          <w:szCs w:val="24"/>
-          <w:rPrChange w:id="75" w:author="soleil" w:date="2024-10-09T16:34:00Z">
-            <w:rPr>
-              <w:rFonts w:cstheme="minorHAnsi"/>
-              <w:sz w:val="24"/>
-              <w:szCs w:val="24"/>
-            </w:rPr>
-          </w:rPrChange>
-        </w:rPr>
-        <w:t>patients abonnés</w:t>
-      </w:r>
-      <w:r>
-        <w:rPr>
-          <w:rFonts w:cstheme="minorHAnsi"/>
-          <w:sz w:val="24"/>
-          <w:szCs w:val="24"/>
-        </w:rPr>
-        <w:t xml:space="preserve"> bénéficieront d’un compte avec plus d’options. Ces patients seront répertoriés grâce à la page d’inscription disponible sur le site avec la partie premium. </w:t>
-      </w:r>
-    </w:p>
-    <w:p>
-      <w:pPr>
-        <w:pStyle w:val="Paragraphedeliste"/>
-        <w:numPr>
-          <w:ilvl w:val="0"/>
-          <w:numId w:val="4"/>
-        </w:numPr>
-        <w:spacing w:line="276" w:lineRule="auto"/>
-        <w:jc w:val="both"/>
-        <w:rPr>
-          <w:rFonts w:cstheme="minorHAnsi"/>
-          <w:sz w:val="24"/>
-          <w:szCs w:val="24"/>
-        </w:rPr>
-      </w:pPr>
-      <w:r>
-        <w:rPr>
-          <w:rFonts w:cstheme="minorHAnsi"/>
-          <w:sz w:val="24"/>
-          <w:szCs w:val="24"/>
-        </w:rPr>
-        <w:t xml:space="preserve">Quant aux </w:t>
-      </w:r>
-      <w:r>
-        <w:rPr>
-          <w:rFonts w:cstheme="minorHAnsi"/>
-          <w:b/>
-          <w:sz w:val="24"/>
-          <w:szCs w:val="24"/>
-          <w:rPrChange w:id="76" w:author="soleil" w:date="2024-10-09T16:34:00Z">
-            <w:rPr>
-              <w:rFonts w:cstheme="minorHAnsi"/>
-              <w:sz w:val="24"/>
-              <w:szCs w:val="24"/>
-            </w:rPr>
-          </w:rPrChange>
-        </w:rPr>
-        <w:t>orthophonistes</w:t>
-      </w:r>
-      <w:r>
-        <w:rPr>
-          <w:rFonts w:cstheme="minorHAnsi"/>
-          <w:sz w:val="24"/>
-          <w:szCs w:val="24"/>
-        </w:rPr>
-        <w:t xml:space="preserve">, ils ont un compte spécifique qui leur permet de </w:t>
-      </w:r>
-      <w:r>
-        <w:rPr>
-          <w:rFonts w:cstheme="minorHAnsi"/>
-          <w:sz w:val="24"/>
-          <w:szCs w:val="24"/>
-        </w:rPr>
-        <w:t xml:space="preserve">consulter les patients, choisir des activités pour travailler, choisir un rdv en visioconférence ou en présentiel </w:t>
-      </w:r>
-      <w:r>
-        <w:rPr>
-          <w:rFonts w:cstheme="minorHAnsi"/>
-          <w:sz w:val="24"/>
-          <w:szCs w:val="24"/>
-        </w:rPr>
-        <w:t xml:space="preserve">pour leurs </w:t>
-      </w:r>
-      <w:r>
-        <w:rPr>
-          <w:rFonts w:cstheme="minorHAnsi"/>
-          <w:sz w:val="24"/>
-          <w:szCs w:val="24"/>
-        </w:rPr>
-        <w:t>patients</w:t>
-      </w:r>
-      <w:r>
-        <w:rPr>
-          <w:rFonts w:cstheme="minorHAnsi"/>
-          <w:sz w:val="24"/>
-          <w:szCs w:val="24"/>
-        </w:rPr>
-        <w:t>, ainsi que de nombreux avantages que nous décrirons plus tard.</w:t>
-      </w:r>
-    </w:p>
-    <w:p>
-      <w:pPr>
-        <w:pStyle w:val="Paragraphedeliste"/>
-        <w:numPr>
-          <w:ilvl w:val="0"/>
-          <w:numId w:val="4"/>
-        </w:numPr>
-        <w:spacing w:line="276" w:lineRule="auto"/>
-        <w:jc w:val="both"/>
-        <w:rPr>
-          <w:ins w:id="77" w:author="Igor Palakot" w:date="2024-10-04T14:21:00Z"/>
-          <w:rFonts w:cstheme="minorHAnsi"/>
-          <w:sz w:val="24"/>
-          <w:szCs w:val="24"/>
-        </w:rPr>
-      </w:pPr>
-      <w:r>
-        <w:rPr>
-          <w:rFonts w:cstheme="minorHAnsi"/>
-          <w:sz w:val="24"/>
-          <w:szCs w:val="24"/>
-        </w:rPr>
-        <w:t>L’</w:t>
-      </w:r>
-      <w:r>
-        <w:rPr>
-          <w:rFonts w:cstheme="minorHAnsi"/>
-          <w:b/>
-          <w:sz w:val="24"/>
-          <w:szCs w:val="24"/>
-          <w:rPrChange w:id="78" w:author="soleil" w:date="2024-10-09T16:35:00Z">
-            <w:rPr>
-              <w:rFonts w:cstheme="minorHAnsi"/>
-              <w:sz w:val="24"/>
-              <w:szCs w:val="24"/>
-            </w:rPr>
-          </w:rPrChange>
-        </w:rPr>
         <w:t>administrateur</w:t>
       </w:r>
       <w:r>
@@ -3087,12 +3050,12 @@
         <w:spacing w:line="276" w:lineRule="auto"/>
         <w:jc w:val="both"/>
         <w:rPr>
-          <w:ins w:id="79" w:author="Igor Palakot" w:date="2024-10-04T14:21:00Z"/>
-          <w:rFonts w:cstheme="minorHAnsi"/>
-          <w:sz w:val="24"/>
-          <w:szCs w:val="24"/>
-        </w:rPr>
-        <w:pPrChange w:id="80" w:author="Igor Palakot" w:date="2024-10-04T14:21:00Z">
+          <w:ins w:id="76" w:author="Igor Palakot" w:date="2024-10-04T14:21:00Z"/>
+          <w:rFonts w:cstheme="minorHAnsi"/>
+          <w:sz w:val="24"/>
+          <w:szCs w:val="24"/>
+        </w:rPr>
+        <w:pPrChange w:id="77" w:author="Igor Palakot" w:date="2024-10-04T14:21:00Z">
           <w:pPr>
             <w:pStyle w:val="Paragraphedeliste"/>
             <w:numPr>
@@ -3115,7 +3078,7 @@
           <w:sz w:val="24"/>
           <w:szCs w:val="24"/>
         </w:rPr>
-        <w:pPrChange w:id="81" w:author="Igor Palakot" w:date="2024-10-04T14:21:00Z">
+        <w:pPrChange w:id="78" w:author="Igor Palakot" w:date="2024-10-04T14:21:00Z">
           <w:pPr>
             <w:pStyle w:val="Paragraphedeliste"/>
             <w:numPr>
@@ -3138,11 +3101,11 @@
         <w:ind w:left="284" w:hanging="284"/>
         <w:rPr>
           <w:rFonts w:asciiTheme="majorHAnsi" w:hAnsiTheme="majorHAnsi"/>
-          <w:rPrChange w:id="82" w:author="soleil" w:date="2024-10-09T16:38:00Z">
+          <w:rPrChange w:id="79" w:author="soleil" w:date="2024-10-09T16:38:00Z">
             <w:rPr/>
           </w:rPrChange>
         </w:rPr>
-        <w:pPrChange w:id="83" w:author="soleil" w:date="2024-10-09T16:38:00Z">
+        <w:pPrChange w:id="80" w:author="soleil" w:date="2024-10-09T16:38:00Z">
           <w:pPr>
             <w:pStyle w:val="Paragraphedeliste"/>
             <w:numPr>
@@ -3157,7 +3120,7 @@
       <w:r>
         <w:rPr>
           <w:rFonts w:asciiTheme="majorHAnsi" w:hAnsiTheme="majorHAnsi"/>
-          <w:rPrChange w:id="84" w:author="soleil" w:date="2024-10-09T16:38:00Z">
+          <w:rPrChange w:id="81" w:author="soleil" w:date="2024-10-09T16:38:00Z">
             <w:rPr/>
           </w:rPrChange>
         </w:rPr>
@@ -3173,7 +3136,7 @@
         </w:numPr>
         <w:spacing w:line="276" w:lineRule="auto"/>
         <w:jc w:val="both"/>
-        <w:pPrChange w:id="85" w:author="soleil" w:date="2024-10-09T16:38:00Z">
+        <w:pPrChange w:id="82" w:author="soleil" w:date="2024-10-09T16:38:00Z">
           <w:pPr>
             <w:pStyle w:val="Paragraphedeliste"/>
             <w:numPr>
@@ -3192,7 +3155,7 @@
           <w:bCs/>
           <w:smallCaps/>
           <w:u w:val="single"/>
-          <w:rPrChange w:id="86" w:author="soleil" w:date="2024-10-09T16:38:00Z">
+          <w:rPrChange w:id="83" w:author="soleil" w:date="2024-10-09T16:38:00Z">
             <w:rPr/>
           </w:rPrChange>
         </w:rPr>
@@ -4205,11 +4168,11 @@
           <w:bCs/>
           <w:smallCaps/>
           <w:u w:val="single"/>
-          <w:rPrChange w:id="87" w:author="soleil" w:date="2024-10-09T16:39:00Z">
+          <w:rPrChange w:id="84" w:author="soleil" w:date="2024-10-09T16:39:00Z">
             <w:rPr/>
           </w:rPrChange>
         </w:rPr>
-        <w:pPrChange w:id="88" w:author="soleil" w:date="2024-10-09T16:39:00Z">
+        <w:pPrChange w:id="85" w:author="soleil" w:date="2024-10-09T16:39:00Z">
           <w:pPr>
             <w:pStyle w:val="Paragraphedeliste"/>
             <w:numPr>
@@ -4228,7 +4191,7 @@
           <w:bCs/>
           <w:smallCaps/>
           <w:u w:val="single"/>
-          <w:rPrChange w:id="89" w:author="soleil" w:date="2024-10-09T16:39:00Z">
+          <w:rPrChange w:id="86" w:author="soleil" w:date="2024-10-09T16:39:00Z">
             <w:rPr/>
           </w:rPrChange>
         </w:rPr>
@@ -4883,7 +4846,7 @@
         <w:spacing w:line="276" w:lineRule="auto"/>
         <w:jc w:val="both"/>
         <w:rPr>
-          <w:del w:id="90" w:author="soleil" w:date="2024-10-09T16:25:00Z"/>
+          <w:del w:id="87" w:author="soleil" w:date="2024-10-09T16:25:00Z"/>
           <w:rFonts w:cstheme="minorHAnsi"/>
           <w:sz w:val="24"/>
           <w:szCs w:val="24"/>
@@ -4903,7 +4866,7 @@
           <w:rFonts w:cstheme="minorHAnsi"/>
           <w:sz w:val="24"/>
           <w:szCs w:val="24"/>
-          <w:rPrChange w:id="91" w:author="soleil" w:date="2024-10-09T16:24:00Z">
+          <w:rPrChange w:id="88" w:author="soleil" w:date="2024-10-09T16:24:00Z">
             <w:rPr>
               <w:rFonts w:cstheme="minorHAnsi"/>
               <w:sz w:val="24"/>
@@ -4919,7 +4882,7 @@
           <w:rFonts w:cstheme="minorHAnsi"/>
           <w:sz w:val="24"/>
           <w:szCs w:val="24"/>
-          <w:rPrChange w:id="92" w:author="soleil" w:date="2024-10-09T16:24:00Z">
+          <w:rPrChange w:id="89" w:author="soleil" w:date="2024-10-09T16:24:00Z">
             <w:rPr>
               <w:rFonts w:cstheme="minorHAnsi"/>
               <w:sz w:val="24"/>
@@ -5094,7 +5057,7 @@
         <w:spacing w:line="276" w:lineRule="auto"/>
         <w:jc w:val="both"/>
         <w:rPr>
-          <w:del w:id="93" w:author="soleil" w:date="2024-10-09T16:44:00Z"/>
+          <w:del w:id="90" w:author="soleil" w:date="2024-10-09T16:44:00Z"/>
           <w:rFonts w:cstheme="minorHAnsi"/>
           <w:b/>
           <w:sz w:val="24"/>
@@ -5116,7 +5079,7 @@
         <w:spacing w:line="276" w:lineRule="auto"/>
         <w:jc w:val="both"/>
         <w:rPr>
-          <w:ins w:id="94" w:author="soleil" w:date="2024-10-09T16:44:00Z"/>
+          <w:ins w:id="91" w:author="soleil" w:date="2024-10-09T16:44:00Z"/>
           <w:rFonts w:cstheme="minorHAnsi"/>
           <w:b/>
           <w:sz w:val="24"/>
@@ -5130,7 +5093,7 @@
         <w:spacing w:line="276" w:lineRule="auto"/>
         <w:jc w:val="both"/>
         <w:rPr>
-          <w:ins w:id="95" w:author="soleil" w:date="2024-10-09T16:44:00Z"/>
+          <w:ins w:id="92" w:author="soleil" w:date="2024-10-09T16:44:00Z"/>
           <w:rFonts w:cstheme="minorHAnsi"/>
           <w:b/>
           <w:sz w:val="24"/>
@@ -5144,7 +5107,7 @@
         <w:spacing w:line="276" w:lineRule="auto"/>
         <w:jc w:val="both"/>
         <w:rPr>
-          <w:ins w:id="96" w:author="soleil" w:date="2024-10-09T16:44:00Z"/>
+          <w:ins w:id="93" w:author="soleil" w:date="2024-10-09T16:44:00Z"/>
           <w:rFonts w:cstheme="minorHAnsi"/>
           <w:sz w:val="24"/>
           <w:szCs w:val="24"/>
@@ -5220,7 +5183,7 @@
           <w:bCs/>
           <w:smallCaps/>
           <w:u w:val="single"/>
-          <w:rPrChange w:id="97" w:author="soleil" w:date="2024-10-09T16:45:00Z">
+          <w:rPrChange w:id="94" w:author="soleil" w:date="2024-10-09T16:45:00Z">
             <w:rPr>
               <w:rFonts w:cstheme="minorHAnsi"/>
               <w:sz w:val="24"/>
@@ -5228,7 +5191,7 @@
             </w:rPr>
           </w:rPrChange>
         </w:rPr>
-        <w:pPrChange w:id="98" w:author="soleil" w:date="2024-10-09T16:45:00Z">
+        <w:pPrChange w:id="95" w:author="soleil" w:date="2024-10-09T16:45:00Z">
           <w:pPr>
             <w:pStyle w:val="Paragraphedeliste"/>
             <w:numPr>
@@ -5247,11 +5210,9 @@
           <w:bCs/>
           <w:smallCaps/>
           <w:u w:val="single"/>
-          <w:rPrChange w:id="99" w:author="soleil" w:date="2024-10-09T16:45:00Z">
+          <w:rPrChange w:id="96" w:author="soleil" w:date="2024-10-09T16:45:00Z">
             <w:rPr>
               <w:rFonts w:cstheme="minorHAnsi"/>
-              <w:sz w:val="24"/>
-              <w:szCs w:val="24"/>
             </w:rPr>
           </w:rPrChange>
         </w:rPr>
@@ -5698,7 +5659,7 @@
         <w:spacing w:line="276" w:lineRule="auto"/>
         <w:jc w:val="both"/>
         <w:rPr>
-          <w:del w:id="100" w:author="soleil" w:date="2024-10-09T16:46:00Z"/>
+          <w:del w:id="97" w:author="soleil" w:date="2024-10-09T16:46:00Z"/>
           <w:rFonts w:cstheme="minorHAnsi"/>
           <w:sz w:val="24"/>
           <w:szCs w:val="24"/>
@@ -5836,7 +5797,7 @@
         <w:spacing w:line="276" w:lineRule="auto"/>
         <w:jc w:val="both"/>
         <w:rPr>
-          <w:del w:id="101" w:author="soleil" w:date="2024-10-09T16:46:00Z"/>
+          <w:del w:id="98" w:author="soleil" w:date="2024-10-09T16:46:00Z"/>
           <w:rFonts w:cstheme="minorHAnsi"/>
           <w:sz w:val="24"/>
           <w:szCs w:val="24"/>
@@ -5938,11 +5899,11 @@
           <w:sz w:val="24"/>
           <w:szCs w:val="24"/>
           <w:u w:val="single"/>
-          <w:rPrChange w:id="102" w:author="soleil" w:date="2024-10-09T16:46:00Z">
+          <w:rPrChange w:id="99" w:author="soleil" w:date="2024-10-09T16:46:00Z">
             <w:rPr/>
           </w:rPrChange>
         </w:rPr>
-        <w:pPrChange w:id="103" w:author="soleil" w:date="2024-10-09T16:46:00Z">
+        <w:pPrChange w:id="100" w:author="soleil" w:date="2024-10-09T16:46:00Z">
           <w:pPr>
             <w:pStyle w:val="Paragraphedeliste"/>
             <w:spacing w:line="276" w:lineRule="auto"/>
@@ -6282,8 +6243,31 @@
         <w:pStyle w:val="Titre2"/>
         <w:numPr>
           <w:ilvl w:val="0"/>
-          <w:numId w:val="12"/>
-        </w:numPr>
+          <w:numId w:val="22"/>
+        </w:numPr>
+        <w:ind w:left="284" w:hanging="284"/>
+        <w:rPr>
+          <w:rFonts w:asciiTheme="majorHAnsi" w:hAnsiTheme="majorHAnsi"/>
+          <w:rPrChange w:id="101" w:author="soleil" w:date="2024-10-09T16:47:00Z">
+            <w:rPr>
+              <w:rFonts w:asciiTheme="minorHAnsi" w:hAnsiTheme="minorHAnsi" w:cstheme="minorHAnsi"/>
+              <w:sz w:val="24"/>
+              <w:szCs w:val="24"/>
+            </w:rPr>
+          </w:rPrChange>
+        </w:rPr>
+        <w:pPrChange w:id="102" w:author="soleil" w:date="2024-10-10T10:20:00Z">
+          <w:pPr>
+            <w:pStyle w:val="Titre2"/>
+            <w:numPr>
+              <w:numId w:val="12"/>
+            </w:numPr>
+            <w:ind w:left="720" w:hanging="360"/>
+          </w:pPr>
+        </w:pPrChange>
+      </w:pPr>
+      <w:bookmarkStart w:id="103" w:name="_Toc178943633"/>
+      <w:r>
         <w:rPr>
           <w:rFonts w:asciiTheme="majorHAnsi" w:hAnsiTheme="majorHAnsi"/>
           <w:rPrChange w:id="104" w:author="soleil" w:date="2024-10-09T16:47:00Z">
@@ -6294,22 +6278,9 @@
             </w:rPr>
           </w:rPrChange>
         </w:rPr>
-      </w:pPr>
-      <w:bookmarkStart w:id="105" w:name="_Toc178943633"/>
-      <w:r>
-        <w:rPr>
-          <w:rFonts w:asciiTheme="majorHAnsi" w:hAnsiTheme="majorHAnsi"/>
-          <w:rPrChange w:id="106" w:author="soleil" w:date="2024-10-09T16:47:00Z">
-            <w:rPr>
-              <w:rFonts w:asciiTheme="minorHAnsi" w:hAnsiTheme="minorHAnsi" w:cstheme="minorHAnsi"/>
-              <w:sz w:val="24"/>
-              <w:szCs w:val="24"/>
-            </w:rPr>
-          </w:rPrChange>
-        </w:rPr>
         <w:t>Description de l’application</w:t>
       </w:r>
-      <w:bookmarkEnd w:id="105"/>
+      <w:bookmarkEnd w:id="103"/>
     </w:p>
     <w:p>
       <w:pPr>
@@ -6332,7 +6303,7 @@
           <w:smallCaps/>
         </w:rPr>
       </w:pPr>
-      <w:bookmarkStart w:id="107" w:name="_Toc178943634"/>
+      <w:bookmarkStart w:id="105" w:name="_Toc178943634"/>
       <w:r>
         <w:rPr>
           <w:rFonts w:asciiTheme="minorHAnsi" w:hAnsiTheme="minorHAnsi" w:cstheme="minorHAnsi"/>
@@ -6340,7 +6311,7 @@
         </w:rPr>
         <w:t>Description des pages</w:t>
       </w:r>
-      <w:bookmarkEnd w:id="107"/>
+      <w:bookmarkEnd w:id="105"/>
     </w:p>
     <w:p>
       <w:pPr>
@@ -7136,7 +7107,7 @@
           <w:bCs/>
           <w:sz w:val="24"/>
           <w:szCs w:val="24"/>
-          <w:rPrChange w:id="108" w:author="soleil" w:date="2024-10-09T16:23:00Z">
+          <w:rPrChange w:id="106" w:author="soleil" w:date="2024-10-09T16:23:00Z">
             <w:rPr>
               <w:rFonts w:cstheme="minorHAnsi"/>
               <w:b/>
@@ -7594,7 +7565,7 @@
         <w:spacing w:line="276" w:lineRule="auto"/>
         <w:jc w:val="both"/>
         <w:rPr>
-          <w:ins w:id="109" w:author="soleil" w:date="2024-10-09T16:23:00Z"/>
+          <w:ins w:id="107" w:author="soleil" w:date="2024-10-09T16:23:00Z"/>
           <w:rFonts w:cstheme="minorHAnsi"/>
           <w:bCs/>
           <w:sz w:val="24"/>
@@ -7635,7 +7606,7 @@
         <w:spacing w:line="276" w:lineRule="auto"/>
         <w:jc w:val="both"/>
         <w:rPr>
-          <w:ins w:id="110" w:author="soleil" w:date="2024-10-09T16:49:00Z"/>
+          <w:ins w:id="108" w:author="soleil" w:date="2024-10-09T16:49:00Z"/>
           <w:rFonts w:cstheme="minorHAnsi"/>
           <w:bCs/>
           <w:sz w:val="24"/>
@@ -7649,19 +7620,728 @@
         <w:spacing w:line="276" w:lineRule="auto"/>
         <w:jc w:val="both"/>
         <w:rPr>
-          <w:ins w:id="111" w:author="soleil" w:date="2024-10-09T16:23:00Z"/>
+          <w:ins w:id="109" w:author="soleil" w:date="2024-10-10T10:21:00Z"/>
           <w:rFonts w:cstheme="minorHAnsi"/>
           <w:bCs/>
           <w:sz w:val="24"/>
           <w:szCs w:val="24"/>
         </w:rPr>
       </w:pPr>
-      <w:bookmarkStart w:id="112" w:name="_GoBack"/>
-      <w:bookmarkEnd w:id="112"/>
-    </w:p>
-    <w:p>
-      <w:pPr>
-        <w:pStyle w:val="Paragraphedeliste"/>
+    </w:p>
+    <w:p>
+      <w:pPr>
+        <w:pStyle w:val="Titre1"/>
+        <w:numPr>
+          <w:ilvl w:val="0"/>
+          <w:numId w:val="19"/>
+        </w:numPr>
+        <w:spacing w:line="276" w:lineRule="auto"/>
+        <w:jc w:val="both"/>
+        <w:rPr>
+          <w:ins w:id="110" w:author="soleil" w:date="2024-10-10T13:23:00Z"/>
+          <w:rFonts w:asciiTheme="majorHAnsi" w:hAnsiTheme="majorHAnsi" w:cstheme="majorBidi"/>
+          <w:b/>
+          <w:smallCaps/>
+          <w:sz w:val="36"/>
+          <w:szCs w:val="36"/>
+          <w:u w:val="single" w:color="FF0000"/>
+        </w:rPr>
+        <w:pPrChange w:id="111" w:author="soleil" w:date="2024-10-10T10:36:00Z">
+          <w:pPr>
+            <w:pStyle w:val="Titre1"/>
+          </w:pPr>
+        </w:pPrChange>
+      </w:pPr>
+      <w:ins w:id="112" w:author="soleil" w:date="2024-10-10T10:21:00Z">
+        <w:r>
+          <w:rPr>
+            <w:rFonts w:asciiTheme="majorHAnsi" w:hAnsiTheme="majorHAnsi" w:cstheme="majorBidi"/>
+            <w:b/>
+            <w:smallCaps/>
+            <w:sz w:val="36"/>
+            <w:szCs w:val="36"/>
+            <w:u w:val="single" w:color="FF0000"/>
+            <w:rPrChange w:id="113" w:author="soleil" w:date="2024-10-10T10:36:00Z">
+              <w:rPr/>
+            </w:rPrChange>
+          </w:rPr>
+          <w:lastRenderedPageBreak/>
+          <w:t xml:space="preserve">Description technique : </w:t>
+        </w:r>
+      </w:ins>
+    </w:p>
+    <w:p>
+      <w:pPr>
+        <w:rPr>
+          <w:ins w:id="114" w:author="soleil" w:date="2024-10-10T10:21:00Z"/>
+        </w:rPr>
+        <w:pPrChange w:id="115" w:author="soleil" w:date="2024-10-10T13:23:00Z">
+          <w:pPr>
+            <w:pStyle w:val="Titre1"/>
+          </w:pPr>
+        </w:pPrChange>
+      </w:pPr>
+    </w:p>
+    <w:p>
+      <w:pPr>
+        <w:pStyle w:val="Titre3"/>
+        <w:spacing w:line="276" w:lineRule="auto"/>
+        <w:jc w:val="both"/>
+        <w:rPr>
+          <w:smallCaps/>
+          <w:rPrChange w:id="116" w:author="soleil" w:date="2024-10-10T13:23:00Z">
+            <w:rPr>
+              <w:rFonts w:cstheme="minorHAnsi"/>
+              <w:bCs/>
+              <w:sz w:val="24"/>
+              <w:szCs w:val="24"/>
+            </w:rPr>
+          </w:rPrChange>
+        </w:rPr>
+        <w:pPrChange w:id="117" w:author="soleil" w:date="2024-10-10T13:23:00Z">
+          <w:pPr>
+            <w:pStyle w:val="Paragraphedeliste"/>
+            <w:spacing w:line="276" w:lineRule="auto"/>
+            <w:jc w:val="both"/>
+          </w:pPr>
+        </w:pPrChange>
+      </w:pPr>
+      <w:ins w:id="118" w:author="soleil" w:date="2024-10-10T10:21:00Z">
+        <w:r>
+          <w:rPr>
+            <w:smallCaps/>
+          </w:rPr>
+          <w:t>La page d’inscription :</w:t>
+        </w:r>
+      </w:ins>
+    </w:p>
+    <w:p>
+      <w:pPr>
+        <w:spacing w:after="0" w:line="276" w:lineRule="auto"/>
+        <w:jc w:val="both"/>
+        <w:rPr>
+          <w:ins w:id="119" w:author="soleil" w:date="2024-10-10T10:51:00Z"/>
+        </w:rPr>
+      </w:pPr>
+      <w:ins w:id="120" w:author="soleil" w:date="2024-10-10T10:51:00Z">
+        <w:r>
+          <w:t xml:space="preserve">La page d’inscription sera composée : </w:t>
+        </w:r>
+      </w:ins>
+    </w:p>
+    <w:p>
+      <w:pPr>
+        <w:pStyle w:val="Paragraphedeliste"/>
+        <w:numPr>
+          <w:ilvl w:val="0"/>
+          <w:numId w:val="4"/>
+        </w:numPr>
+        <w:spacing w:after="0" w:line="276" w:lineRule="auto"/>
+        <w:jc w:val="both"/>
+        <w:rPr>
+          <w:ins w:id="121" w:author="soleil" w:date="2024-10-10T10:51:00Z"/>
+        </w:rPr>
+      </w:pPr>
+      <w:ins w:id="122" w:author="soleil" w:date="2024-10-10T10:51:00Z">
+        <w:r>
+          <w:t>Un titre principal « Inscription »</w:t>
+        </w:r>
+      </w:ins>
+    </w:p>
+    <w:p>
+      <w:pPr>
+        <w:pStyle w:val="Paragraphedeliste"/>
+        <w:numPr>
+          <w:ilvl w:val="0"/>
+          <w:numId w:val="4"/>
+        </w:numPr>
+        <w:spacing w:after="0" w:line="276" w:lineRule="auto"/>
+        <w:jc w:val="both"/>
+        <w:rPr>
+          <w:ins w:id="123" w:author="soleil" w:date="2024-10-10T10:51:00Z"/>
+        </w:rPr>
+      </w:pPr>
+      <w:ins w:id="124" w:author="soleil" w:date="2024-10-10T10:51:00Z">
+        <w:r>
+          <w:t>Un formulaire accessible avec des « aria-label » « aria-live », et des champs obligatoires</w:t>
+        </w:r>
+      </w:ins>
+    </w:p>
+    <w:p>
+      <w:pPr>
+        <w:pStyle w:val="Paragraphedeliste"/>
+        <w:numPr>
+          <w:ilvl w:val="0"/>
+          <w:numId w:val="4"/>
+        </w:numPr>
+        <w:spacing w:after="0" w:line="276" w:lineRule="auto"/>
+        <w:jc w:val="both"/>
+        <w:rPr>
+          <w:ins w:id="125" w:author="soleil" w:date="2024-10-10T10:51:00Z"/>
+        </w:rPr>
+      </w:pPr>
+      <w:ins w:id="126" w:author="soleil" w:date="2024-10-10T10:51:00Z">
+        <w:r>
+          <w:t xml:space="preserve">Les champs obligatoires sont les suivants : </w:t>
+        </w:r>
+      </w:ins>
+    </w:p>
+    <w:p>
+      <w:pPr>
+        <w:pStyle w:val="Paragraphedeliste"/>
+        <w:numPr>
+          <w:ilvl w:val="0"/>
+          <w:numId w:val="24"/>
+        </w:numPr>
+        <w:spacing w:after="0" w:line="276" w:lineRule="auto"/>
+        <w:jc w:val="both"/>
+        <w:rPr>
+          <w:ins w:id="127" w:author="soleil" w:date="2024-10-10T10:51:00Z"/>
+        </w:rPr>
+      </w:pPr>
+      <w:ins w:id="128" w:author="soleil" w:date="2024-10-10T10:51:00Z">
+        <w:r>
+          <w:t xml:space="preserve">Un champ nom de la personne pouvant comporter tous type de caractères, taille </w:t>
+        </w:r>
+        <w:r>
+          <w:t>à 20 caractères</w:t>
+        </w:r>
+      </w:ins>
+      <w:ins w:id="129" w:author="soleil" w:date="2024-10-10T13:38:00Z">
+        <w:r>
+          <w:t> </w:t>
+        </w:r>
+      </w:ins>
+      <w:ins w:id="130" w:author="soleil" w:date="2024-10-10T10:51:00Z">
+        <w:r>
+          <w:t>;</w:t>
+        </w:r>
+      </w:ins>
+    </w:p>
+    <w:p>
+      <w:pPr>
+        <w:pStyle w:val="Paragraphedeliste"/>
+        <w:numPr>
+          <w:ilvl w:val="0"/>
+          <w:numId w:val="24"/>
+        </w:numPr>
+        <w:spacing w:after="0" w:line="276" w:lineRule="auto"/>
+        <w:jc w:val="both"/>
+        <w:rPr>
+          <w:ins w:id="131" w:author="soleil" w:date="2024-10-10T10:51:00Z"/>
+        </w:rPr>
+      </w:pPr>
+      <w:ins w:id="132" w:author="soleil" w:date="2024-10-10T10:51:00Z">
+        <w:r>
+          <w:t xml:space="preserve">Un champ </w:t>
+        </w:r>
+      </w:ins>
+      <w:ins w:id="133" w:author="soleil" w:date="2024-10-10T13:31:00Z">
+        <w:r>
+          <w:t>pré</w:t>
+        </w:r>
+      </w:ins>
+      <w:ins w:id="134" w:author="soleil" w:date="2024-10-10T10:51:00Z">
+        <w:r>
+          <w:t xml:space="preserve">nom de la personne pouvant comporter tous type de caractères, taille </w:t>
+        </w:r>
+        <w:r>
+          <w:t>à 20 caractères</w:t>
+        </w:r>
+      </w:ins>
+      <w:ins w:id="135" w:author="soleil" w:date="2024-10-10T13:38:00Z">
+        <w:r>
+          <w:t> </w:t>
+        </w:r>
+      </w:ins>
+      <w:ins w:id="136" w:author="soleil" w:date="2024-10-10T10:51:00Z">
+        <w:r>
+          <w:t>;</w:t>
+        </w:r>
+      </w:ins>
+    </w:p>
+    <w:p>
+      <w:pPr>
+        <w:pStyle w:val="Paragraphedeliste"/>
+        <w:numPr>
+          <w:ilvl w:val="0"/>
+          <w:numId w:val="24"/>
+        </w:numPr>
+        <w:spacing w:after="0" w:line="276" w:lineRule="auto"/>
+        <w:jc w:val="both"/>
+        <w:rPr>
+          <w:ins w:id="137" w:author="soleil" w:date="2024-10-10T10:51:00Z"/>
+        </w:rPr>
+      </w:pPr>
+      <w:ins w:id="138" w:author="soleil" w:date="2024-10-10T10:51:00Z">
+        <w:r>
+          <w:t xml:space="preserve">Un champ </w:t>
+        </w:r>
+      </w:ins>
+      <w:ins w:id="139" w:author="soleil" w:date="2024-10-10T13:31:00Z">
+        <w:r>
+          <w:t>adresse électronique</w:t>
+        </w:r>
+      </w:ins>
+      <w:ins w:id="140" w:author="soleil" w:date="2024-10-10T10:51:00Z">
+        <w:r>
+          <w:t xml:space="preserve">, (type unique), on ne peut pas avoir plusieurs comptes par </w:t>
+        </w:r>
+      </w:ins>
+      <w:ins w:id="141" w:author="soleil" w:date="2024-10-10T13:33:00Z">
+        <w:r>
+          <w:t>une seule adresse électronique</w:t>
+        </w:r>
+      </w:ins>
+      <w:ins w:id="142" w:author="soleil" w:date="2024-10-10T13:38:00Z">
+        <w:r>
+          <w:t> ;</w:t>
+        </w:r>
+      </w:ins>
+    </w:p>
+    <w:p>
+      <w:pPr>
+        <w:pStyle w:val="Paragraphedeliste"/>
+        <w:numPr>
+          <w:ilvl w:val="0"/>
+          <w:numId w:val="24"/>
+        </w:numPr>
+        <w:spacing w:after="0" w:line="276" w:lineRule="auto"/>
+        <w:jc w:val="both"/>
+        <w:rPr>
+          <w:ins w:id="143" w:author="soleil" w:date="2024-10-10T10:51:00Z"/>
+        </w:rPr>
+      </w:pPr>
+      <w:ins w:id="144" w:author="soleil" w:date="2024-10-10T10:51:00Z">
+        <w:r>
+          <w:t>Un champ mot de passe avec cryptage</w:t>
+        </w:r>
+      </w:ins>
+      <w:ins w:id="145" w:author="soleil" w:date="2024-10-10T13:38:00Z">
+        <w:r>
+          <w:t> ;</w:t>
+        </w:r>
+      </w:ins>
+    </w:p>
+    <w:p>
+      <w:pPr>
+        <w:pStyle w:val="Paragraphedeliste"/>
+        <w:numPr>
+          <w:ilvl w:val="0"/>
+          <w:numId w:val="24"/>
+        </w:numPr>
+        <w:spacing w:after="0" w:line="276" w:lineRule="auto"/>
+        <w:jc w:val="both"/>
+        <w:rPr>
+          <w:ins w:id="146" w:author="soleil" w:date="2024-10-10T13:34:00Z"/>
+        </w:rPr>
+      </w:pPr>
+      <w:ins w:id="147" w:author="soleil" w:date="2024-10-10T10:51:00Z">
+        <w:r>
+          <w:t>Un champ « confirmation du mot de passe »</w:t>
+        </w:r>
+      </w:ins>
+      <w:ins w:id="148" w:author="soleil" w:date="2024-10-10T13:38:00Z">
+        <w:r>
+          <w:t> ;</w:t>
+        </w:r>
+      </w:ins>
+    </w:p>
+    <w:p>
+      <w:pPr>
+        <w:pStyle w:val="Paragraphedeliste"/>
+        <w:numPr>
+          <w:ilvl w:val="0"/>
+          <w:numId w:val="24"/>
+        </w:numPr>
+        <w:spacing w:after="0" w:line="276" w:lineRule="auto"/>
+        <w:jc w:val="both"/>
+        <w:rPr>
+          <w:ins w:id="149" w:author="soleil" w:date="2024-10-10T10:51:00Z"/>
+        </w:rPr>
+      </w:pPr>
+      <w:ins w:id="150" w:author="soleil" w:date="2024-10-10T13:34:00Z">
+        <w:r>
+          <w:t xml:space="preserve">Un champ numéro de téléphone de type </w:t>
+        </w:r>
+      </w:ins>
+      <w:ins w:id="151" w:author="soleil" w:date="2024-10-10T13:37:00Z">
+        <w:r>
+          <w:t>tel</w:t>
+        </w:r>
+      </w:ins>
+      <w:ins w:id="152" w:author="soleil" w:date="2024-10-10T13:38:00Z">
+        <w:r>
+          <w:t> </w:t>
+        </w:r>
+      </w:ins>
+      <w:ins w:id="153" w:author="soleil" w:date="2024-10-10T13:37:00Z">
+        <w:r>
+          <w:t>;</w:t>
+        </w:r>
+      </w:ins>
+    </w:p>
+    <w:p>
+      <w:pPr>
+        <w:pStyle w:val="Paragraphedeliste"/>
+        <w:numPr>
+          <w:ilvl w:val="0"/>
+          <w:numId w:val="24"/>
+        </w:numPr>
+        <w:spacing w:after="0" w:line="276" w:lineRule="auto"/>
+        <w:jc w:val="both"/>
+        <w:rPr>
+          <w:ins w:id="154" w:author="soleil" w:date="2024-10-10T10:51:00Z"/>
+        </w:rPr>
+      </w:pPr>
+      <w:ins w:id="155" w:author="soleil" w:date="2024-10-10T10:51:00Z">
+        <w:r>
+          <w:t>Un champ âge de type nombre</w:t>
+        </w:r>
+      </w:ins>
+      <w:ins w:id="156" w:author="soleil" w:date="2024-10-10T13:38:00Z">
+        <w:r>
+          <w:t> ;</w:t>
+        </w:r>
+      </w:ins>
+    </w:p>
+    <w:p>
+      <w:pPr>
+        <w:pStyle w:val="Paragraphedeliste"/>
+        <w:numPr>
+          <w:ilvl w:val="0"/>
+          <w:numId w:val="24"/>
+        </w:numPr>
+        <w:spacing w:after="0" w:line="276" w:lineRule="auto"/>
+        <w:jc w:val="both"/>
+        <w:rPr>
+          <w:ins w:id="157" w:author="soleil" w:date="2024-10-10T10:51:00Z"/>
+        </w:rPr>
+      </w:pPr>
+      <w:ins w:id="158" w:author="soleil" w:date="2024-10-10T10:51:00Z">
+        <w:r>
+          <w:t xml:space="preserve">Un champ date de naissance de type date pour vérifier l’âge et programmer des évènements anniversaires éventuellement. </w:t>
+        </w:r>
+      </w:ins>
+    </w:p>
+    <w:p>
+      <w:pPr>
+        <w:pStyle w:val="Paragraphedeliste"/>
+        <w:numPr>
+          <w:ilvl w:val="0"/>
+          <w:numId w:val="4"/>
+        </w:numPr>
+        <w:spacing w:after="0" w:line="276" w:lineRule="auto"/>
+        <w:jc w:val="both"/>
+        <w:rPr>
+          <w:ins w:id="159" w:author="soleil" w:date="2024-10-10T10:51:00Z"/>
+        </w:rPr>
+      </w:pPr>
+      <w:ins w:id="160" w:author="soleil" w:date="2024-10-10T10:51:00Z">
+        <w:r>
+          <w:t xml:space="preserve">Les champs non obligatoires sont les suivants : </w:t>
+        </w:r>
+      </w:ins>
+    </w:p>
+    <w:p>
+      <w:pPr>
+        <w:pStyle w:val="Paragraphedeliste"/>
+        <w:numPr>
+          <w:ilvl w:val="0"/>
+          <w:numId w:val="25"/>
+        </w:numPr>
+        <w:spacing w:after="0" w:line="276" w:lineRule="auto"/>
+        <w:jc w:val="both"/>
+        <w:rPr>
+          <w:ins w:id="161" w:author="soleil" w:date="2024-10-10T10:51:00Z"/>
+        </w:rPr>
+      </w:pPr>
+      <w:ins w:id="162" w:author="soleil" w:date="2024-10-10T10:51:00Z">
+        <w:r>
+          <w:t>Un champ Ecole de type string.</w:t>
+        </w:r>
+      </w:ins>
+    </w:p>
+    <w:p>
+      <w:pPr>
+        <w:pStyle w:val="Paragraphedeliste"/>
+        <w:numPr>
+          <w:ilvl w:val="0"/>
+          <w:numId w:val="25"/>
+        </w:numPr>
+        <w:spacing w:after="0" w:line="276" w:lineRule="auto"/>
+        <w:jc w:val="both"/>
+        <w:rPr>
+          <w:ins w:id="163" w:author="soleil" w:date="2024-10-10T10:51:00Z"/>
+        </w:rPr>
+      </w:pPr>
+      <w:ins w:id="164" w:author="soleil" w:date="2024-10-10T10:51:00Z">
+        <w:r>
+          <w:t xml:space="preserve">Un champ de radio pour confirmer s’il y a des cours LSF dans cette école. </w:t>
+        </w:r>
+      </w:ins>
+    </w:p>
+    <w:p>
+      <w:pPr>
+        <w:pStyle w:val="Paragraphedeliste"/>
+        <w:numPr>
+          <w:ilvl w:val="0"/>
+          <w:numId w:val="25"/>
+        </w:numPr>
+        <w:spacing w:after="0" w:line="276" w:lineRule="auto"/>
+        <w:jc w:val="both"/>
+        <w:rPr>
+          <w:ins w:id="165" w:author="soleil" w:date="2024-10-10T10:51:00Z"/>
+        </w:rPr>
+      </w:pPr>
+      <w:ins w:id="166" w:author="soleil" w:date="2024-10-10T10:51:00Z">
+        <w:r>
+          <w:t>Un champ Année de pratique LSF (type nombre) pour reconnaître son niveau.</w:t>
+        </w:r>
+      </w:ins>
+    </w:p>
+    <w:p>
+      <w:pPr>
+        <w:spacing w:after="0" w:line="276" w:lineRule="auto"/>
+        <w:jc w:val="both"/>
+        <w:rPr>
+          <w:ins w:id="167" w:author="soleil" w:date="2024-10-10T10:51:00Z"/>
+        </w:rPr>
+      </w:pPr>
+      <w:ins w:id="168" w:author="soleil" w:date="2024-10-10T10:51:00Z">
+        <w:r>
+          <w:t>A la fin de la page, c’est la partie Premium :</w:t>
+        </w:r>
+      </w:ins>
+    </w:p>
+    <w:p>
+      <w:pPr>
+        <w:pStyle w:val="Paragraphedeliste"/>
+        <w:numPr>
+          <w:ilvl w:val="0"/>
+          <w:numId w:val="4"/>
+        </w:numPr>
+        <w:spacing w:after="0" w:line="276" w:lineRule="auto"/>
+        <w:jc w:val="both"/>
+        <w:rPr>
+          <w:ins w:id="169" w:author="soleil" w:date="2024-10-10T10:51:00Z"/>
+        </w:rPr>
+      </w:pPr>
+      <w:ins w:id="170" w:author="soleil" w:date="2024-10-10T10:51:00Z">
+        <w:r>
+          <w:t>Tous les champs sont obligatoires :</w:t>
+        </w:r>
+      </w:ins>
+    </w:p>
+    <w:p>
+      <w:pPr>
+        <w:pStyle w:val="Paragraphedeliste"/>
+        <w:numPr>
+          <w:ilvl w:val="0"/>
+          <w:numId w:val="26"/>
+        </w:numPr>
+        <w:spacing w:after="0" w:line="276" w:lineRule="auto"/>
+        <w:jc w:val="both"/>
+        <w:rPr>
+          <w:ins w:id="171" w:author="soleil" w:date="2024-10-10T10:51:00Z"/>
+        </w:rPr>
+      </w:pPr>
+      <w:ins w:id="172" w:author="soleil" w:date="2024-10-10T10:51:00Z">
+        <w:r>
+          <w:t>Un champ de radio soit Acheter 1 cours pour 5 € soit l’abonnement pour 10 € pour toute la partie Pre</w:t>
+        </w:r>
+        <w:bookmarkStart w:id="173" w:name="_GoBack"/>
+        <w:bookmarkEnd w:id="173"/>
+        <w:r>
+          <w:t xml:space="preserve">mium et des nouveautés. </w:t>
+        </w:r>
+      </w:ins>
+    </w:p>
+    <w:p>
+      <w:pPr>
+        <w:pStyle w:val="Paragraphedeliste"/>
+        <w:numPr>
+          <w:ilvl w:val="0"/>
+          <w:numId w:val="4"/>
+        </w:numPr>
+        <w:spacing w:after="0" w:line="276" w:lineRule="auto"/>
+        <w:jc w:val="both"/>
+        <w:rPr>
+          <w:ins w:id="174" w:author="soleil" w:date="2024-10-10T10:51:00Z"/>
+        </w:rPr>
+      </w:pPr>
+      <w:ins w:id="175" w:author="soleil" w:date="2024-10-10T10:51:00Z">
+        <w:r>
+          <w:t>Un lien vers la page de connexion</w:t>
+        </w:r>
+      </w:ins>
+    </w:p>
+    <w:p>
+      <w:pPr>
+        <w:pStyle w:val="Paragraphedeliste"/>
+        <w:numPr>
+          <w:ilvl w:val="0"/>
+          <w:numId w:val="4"/>
+        </w:numPr>
+        <w:spacing w:after="0" w:line="276" w:lineRule="auto"/>
+        <w:jc w:val="both"/>
+        <w:rPr>
+          <w:ins w:id="176" w:author="soleil" w:date="2024-10-10T10:51:00Z"/>
+        </w:rPr>
+      </w:pPr>
+      <w:ins w:id="177" w:author="soleil" w:date="2024-10-10T10:51:00Z">
+        <w:r>
+          <w:t>Un lien de retour vers la page d’accueil du site</w:t>
+        </w:r>
+      </w:ins>
+    </w:p>
+    <w:p>
+      <w:pPr>
+        <w:spacing w:after="0" w:line="276" w:lineRule="auto"/>
+        <w:jc w:val="both"/>
+        <w:rPr>
+          <w:ins w:id="178" w:author="soleil" w:date="2024-10-10T10:51:00Z"/>
+        </w:rPr>
+      </w:pPr>
+    </w:p>
+    <w:p>
+      <w:pPr>
+        <w:pStyle w:val="Titre3"/>
+        <w:spacing w:line="276" w:lineRule="auto"/>
+        <w:jc w:val="both"/>
+        <w:rPr>
+          <w:ins w:id="179" w:author="soleil" w:date="2024-10-10T10:51:00Z"/>
+        </w:rPr>
+      </w:pPr>
+      <w:ins w:id="180" w:author="soleil" w:date="2024-10-10T10:51:00Z">
+        <w:r>
+          <w:rPr>
+            <w:smallCaps/>
+          </w:rPr>
+          <w:t xml:space="preserve">La page de connexion : </w:t>
+        </w:r>
+      </w:ins>
+    </w:p>
+    <w:p>
+      <w:pPr>
+        <w:spacing w:after="0" w:line="276" w:lineRule="auto"/>
+        <w:jc w:val="both"/>
+        <w:rPr>
+          <w:ins w:id="181" w:author="soleil" w:date="2024-10-10T10:51:00Z"/>
+        </w:rPr>
+      </w:pPr>
+    </w:p>
+    <w:p>
+      <w:pPr>
+        <w:spacing w:after="0" w:line="276" w:lineRule="auto"/>
+        <w:jc w:val="both"/>
+        <w:rPr>
+          <w:ins w:id="182" w:author="soleil" w:date="2024-10-10T10:51:00Z"/>
+        </w:rPr>
+      </w:pPr>
+      <w:ins w:id="183" w:author="soleil" w:date="2024-10-10T10:51:00Z">
+        <w:r>
+          <w:t>La page de connexion sera traitée :</w:t>
+        </w:r>
+      </w:ins>
+    </w:p>
+    <w:p>
+      <w:pPr>
+        <w:pStyle w:val="Paragraphedeliste"/>
+        <w:numPr>
+          <w:ilvl w:val="0"/>
+          <w:numId w:val="4"/>
+        </w:numPr>
+        <w:spacing w:after="0" w:line="276" w:lineRule="auto"/>
+        <w:jc w:val="both"/>
+        <w:rPr>
+          <w:ins w:id="184" w:author="soleil" w:date="2024-10-10T10:51:00Z"/>
+        </w:rPr>
+      </w:pPr>
+      <w:ins w:id="185" w:author="soleil" w:date="2024-10-10T10:51:00Z">
+        <w:r>
+          <w:t>Un titre principal « Connexion »</w:t>
+        </w:r>
+      </w:ins>
+    </w:p>
+    <w:p>
+      <w:pPr>
+        <w:pStyle w:val="Paragraphedeliste"/>
+        <w:numPr>
+          <w:ilvl w:val="0"/>
+          <w:numId w:val="4"/>
+        </w:numPr>
+        <w:spacing w:after="0" w:line="276" w:lineRule="auto"/>
+        <w:jc w:val="both"/>
+        <w:rPr>
+          <w:ins w:id="186" w:author="soleil" w:date="2024-10-10T10:51:00Z"/>
+        </w:rPr>
+      </w:pPr>
+      <w:ins w:id="187" w:author="soleil" w:date="2024-10-10T10:51:00Z">
+        <w:r>
+          <w:t>Un formulaire avec des champs obligatoires sont :</w:t>
+        </w:r>
+      </w:ins>
+    </w:p>
+    <w:p>
+      <w:pPr>
+        <w:pStyle w:val="Paragraphedeliste"/>
+        <w:numPr>
+          <w:ilvl w:val="0"/>
+          <w:numId w:val="27"/>
+        </w:numPr>
+        <w:spacing w:after="0" w:line="276" w:lineRule="auto"/>
+        <w:jc w:val="both"/>
+        <w:rPr>
+          <w:ins w:id="188" w:author="soleil" w:date="2024-10-10T10:51:00Z"/>
+        </w:rPr>
+      </w:pPr>
+      <w:ins w:id="189" w:author="soleil" w:date="2024-10-10T10:51:00Z">
+        <w:r>
+          <w:t>Un champ pseudo de type caractères</w:t>
+        </w:r>
+      </w:ins>
+    </w:p>
+    <w:p>
+      <w:pPr>
+        <w:pStyle w:val="Paragraphedeliste"/>
+        <w:numPr>
+          <w:ilvl w:val="0"/>
+          <w:numId w:val="27"/>
+        </w:numPr>
+        <w:spacing w:after="0" w:line="276" w:lineRule="auto"/>
+        <w:jc w:val="both"/>
+        <w:rPr>
+          <w:ins w:id="190" w:author="soleil" w:date="2024-10-10T10:51:00Z"/>
+        </w:rPr>
+      </w:pPr>
+      <w:ins w:id="191" w:author="soleil" w:date="2024-10-10T10:51:00Z">
+        <w:r>
+          <w:t>Un champ mot de passe protégé</w:t>
+        </w:r>
+      </w:ins>
+    </w:p>
+    <w:p>
+      <w:pPr>
+        <w:pStyle w:val="Paragraphedeliste"/>
+        <w:numPr>
+          <w:ilvl w:val="0"/>
+          <w:numId w:val="27"/>
+        </w:numPr>
+        <w:spacing w:after="0" w:line="276" w:lineRule="auto"/>
+        <w:jc w:val="both"/>
+        <w:rPr>
+          <w:ins w:id="192" w:author="soleil" w:date="2024-10-10T10:51:00Z"/>
+        </w:rPr>
+      </w:pPr>
+      <w:ins w:id="193" w:author="soleil" w:date="2024-10-10T10:51:00Z">
+        <w:r>
+          <w:t>Un bouton de validation</w:t>
+        </w:r>
+      </w:ins>
+    </w:p>
+    <w:p>
+      <w:pPr>
         <w:spacing w:line="276" w:lineRule="auto"/>
         <w:jc w:val="both"/>
         <w:rPr>
@@ -7669,7 +8349,17 @@
           <w:bCs/>
           <w:sz w:val="24"/>
           <w:szCs w:val="24"/>
-        </w:rPr>
+          <w:rPrChange w:id="194" w:author="soleil" w:date="2024-10-10T10:49:00Z">
+            <w:rPr/>
+          </w:rPrChange>
+        </w:rPr>
+        <w:pPrChange w:id="195" w:author="soleil" w:date="2024-10-10T10:49:00Z">
+          <w:pPr>
+            <w:pStyle w:val="Paragraphedeliste"/>
+            <w:spacing w:line="276" w:lineRule="auto"/>
+            <w:jc w:val="both"/>
+          </w:pPr>
+        </w:pPrChange>
       </w:pPr>
     </w:p>
     <w:sectPr>
@@ -7914,6 +8604,95 @@
     </w:lvl>
   </w:abstractNum>
   <w:abstractNum w:abstractNumId="2" w15:restartNumberingAfterBreak="0">
+    <w:nsid w:val="034C1E09"/>
+    <w:multiLevelType w:val="hybridMultilevel"/>
+    <w:tmpl w:val="15780440"/>
+    <w:lvl w:ilvl="0" w:tplc="398ACE04">
+      <w:start w:val="1"/>
+      <w:numFmt w:val="decimal"/>
+      <w:lvlText w:val="%1)"/>
+      <w:lvlJc w:val="left"/>
+      <w:pPr>
+        <w:ind w:left="1080" w:hanging="360"/>
+      </w:pPr>
+      <w:rPr>
+        <w:rFonts w:hint="default"/>
+      </w:rPr>
+    </w:lvl>
+    <w:lvl w:ilvl="1" w:tplc="08090019" w:tentative="1">
+      <w:start w:val="1"/>
+      <w:numFmt w:val="lowerLetter"/>
+      <w:lvlText w:val="%2."/>
+      <w:lvlJc w:val="left"/>
+      <w:pPr>
+        <w:ind w:left="1800" w:hanging="360"/>
+      </w:pPr>
+    </w:lvl>
+    <w:lvl w:ilvl="2" w:tplc="0809001B" w:tentative="1">
+      <w:start w:val="1"/>
+      <w:numFmt w:val="lowerRoman"/>
+      <w:lvlText w:val="%3."/>
+      <w:lvlJc w:val="right"/>
+      <w:pPr>
+        <w:ind w:left="2520" w:hanging="180"/>
+      </w:pPr>
+    </w:lvl>
+    <w:lvl w:ilvl="3" w:tplc="0809000F" w:tentative="1">
+      <w:start w:val="1"/>
+      <w:numFmt w:val="decimal"/>
+      <w:lvlText w:val="%4."/>
+      <w:lvlJc w:val="left"/>
+      <w:pPr>
+        <w:ind w:left="3240" w:hanging="360"/>
+      </w:pPr>
+    </w:lvl>
+    <w:lvl w:ilvl="4" w:tplc="08090019" w:tentative="1">
+      <w:start w:val="1"/>
+      <w:numFmt w:val="lowerLetter"/>
+      <w:lvlText w:val="%5."/>
+      <w:lvlJc w:val="left"/>
+      <w:pPr>
+        <w:ind w:left="3960" w:hanging="360"/>
+      </w:pPr>
+    </w:lvl>
+    <w:lvl w:ilvl="5" w:tplc="0809001B" w:tentative="1">
+      <w:start w:val="1"/>
+      <w:numFmt w:val="lowerRoman"/>
+      <w:lvlText w:val="%6."/>
+      <w:lvlJc w:val="right"/>
+      <w:pPr>
+        <w:ind w:left="4680" w:hanging="180"/>
+      </w:pPr>
+    </w:lvl>
+    <w:lvl w:ilvl="6" w:tplc="0809000F" w:tentative="1">
+      <w:start w:val="1"/>
+      <w:numFmt w:val="decimal"/>
+      <w:lvlText w:val="%7."/>
+      <w:lvlJc w:val="left"/>
+      <w:pPr>
+        <w:ind w:left="5400" w:hanging="360"/>
+      </w:pPr>
+    </w:lvl>
+    <w:lvl w:ilvl="7" w:tplc="08090019" w:tentative="1">
+      <w:start w:val="1"/>
+      <w:numFmt w:val="lowerLetter"/>
+      <w:lvlText w:val="%8."/>
+      <w:lvlJc w:val="left"/>
+      <w:pPr>
+        <w:ind w:left="6120" w:hanging="360"/>
+      </w:pPr>
+    </w:lvl>
+    <w:lvl w:ilvl="8" w:tplc="0809001B" w:tentative="1">
+      <w:start w:val="1"/>
+      <w:numFmt w:val="lowerRoman"/>
+      <w:lvlText w:val="%9."/>
+      <w:lvlJc w:val="right"/>
+      <w:pPr>
+        <w:ind w:left="6840" w:hanging="180"/>
+      </w:pPr>
+    </w:lvl>
+  </w:abstractNum>
+  <w:abstractNum w:abstractNumId="3" w15:restartNumberingAfterBreak="0">
     <w:nsid w:val="05315C0B"/>
     <w:multiLevelType w:val="hybridMultilevel"/>
     <w:tmpl w:val="82543304"/>
@@ -8002,7 +8781,7 @@
       </w:pPr>
     </w:lvl>
   </w:abstractNum>
-  <w:abstractNum w:abstractNumId="3" w15:restartNumberingAfterBreak="0">
+  <w:abstractNum w:abstractNumId="4" w15:restartNumberingAfterBreak="0">
     <w:nsid w:val="1044360D"/>
     <w:multiLevelType w:val="hybridMultilevel"/>
     <w:tmpl w:val="78DC0D42"/>
@@ -8091,7 +8870,7 @@
       </w:pPr>
     </w:lvl>
   </w:abstractNum>
-  <w:abstractNum w:abstractNumId="4" w15:restartNumberingAfterBreak="0">
+  <w:abstractNum w:abstractNumId="5" w15:restartNumberingAfterBreak="0">
     <w:nsid w:val="11E06C5D"/>
     <w:multiLevelType w:val="hybridMultilevel"/>
     <w:tmpl w:val="D8829C46"/>
@@ -8204,7 +8983,7 @@
       </w:rPr>
     </w:lvl>
   </w:abstractNum>
-  <w:abstractNum w:abstractNumId="5" w15:restartNumberingAfterBreak="0">
+  <w:abstractNum w:abstractNumId="6" w15:restartNumberingAfterBreak="0">
     <w:nsid w:val="1DDB1D9D"/>
     <w:multiLevelType w:val="hybridMultilevel"/>
     <w:tmpl w:val="5566BBD2"/>
@@ -8293,7 +9072,7 @@
       </w:pPr>
     </w:lvl>
   </w:abstractNum>
-  <w:abstractNum w:abstractNumId="6" w15:restartNumberingAfterBreak="0">
+  <w:abstractNum w:abstractNumId="7" w15:restartNumberingAfterBreak="0">
     <w:nsid w:val="1ED16F73"/>
     <w:multiLevelType w:val="hybridMultilevel"/>
     <w:tmpl w:val="E87C7266"/>
@@ -8405,7 +9184,7 @@
       </w:rPr>
     </w:lvl>
   </w:abstractNum>
-  <w:abstractNum w:abstractNumId="7" w15:restartNumberingAfterBreak="0">
+  <w:abstractNum w:abstractNumId="8" w15:restartNumberingAfterBreak="0">
     <w:nsid w:val="1FAD77B3"/>
     <w:multiLevelType w:val="hybridMultilevel"/>
     <w:tmpl w:val="BCC6A556"/>
@@ -8517,7 +9296,96 @@
       </w:rPr>
     </w:lvl>
   </w:abstractNum>
-  <w:abstractNum w:abstractNumId="8" w15:restartNumberingAfterBreak="0">
+  <w:abstractNum w:abstractNumId="9" w15:restartNumberingAfterBreak="0">
+    <w:nsid w:val="20B16CA7"/>
+    <w:multiLevelType w:val="hybridMultilevel"/>
+    <w:tmpl w:val="AD701B34"/>
+    <w:lvl w:ilvl="0" w:tplc="D6564A82">
+      <w:start w:val="1"/>
+      <w:numFmt w:val="decimal"/>
+      <w:lvlText w:val="%1)"/>
+      <w:lvlJc w:val="left"/>
+      <w:pPr>
+        <w:ind w:left="1080" w:hanging="360"/>
+      </w:pPr>
+      <w:rPr>
+        <w:rFonts w:hint="default"/>
+      </w:rPr>
+    </w:lvl>
+    <w:lvl w:ilvl="1" w:tplc="08090019" w:tentative="1">
+      <w:start w:val="1"/>
+      <w:numFmt w:val="lowerLetter"/>
+      <w:lvlText w:val="%2."/>
+      <w:lvlJc w:val="left"/>
+      <w:pPr>
+        <w:ind w:left="1800" w:hanging="360"/>
+      </w:pPr>
+    </w:lvl>
+    <w:lvl w:ilvl="2" w:tplc="0809001B" w:tentative="1">
+      <w:start w:val="1"/>
+      <w:numFmt w:val="lowerRoman"/>
+      <w:lvlText w:val="%3."/>
+      <w:lvlJc w:val="right"/>
+      <w:pPr>
+        <w:ind w:left="2520" w:hanging="180"/>
+      </w:pPr>
+    </w:lvl>
+    <w:lvl w:ilvl="3" w:tplc="0809000F" w:tentative="1">
+      <w:start w:val="1"/>
+      <w:numFmt w:val="decimal"/>
+      <w:lvlText w:val="%4."/>
+      <w:lvlJc w:val="left"/>
+      <w:pPr>
+        <w:ind w:left="3240" w:hanging="360"/>
+      </w:pPr>
+    </w:lvl>
+    <w:lvl w:ilvl="4" w:tplc="08090019" w:tentative="1">
+      <w:start w:val="1"/>
+      <w:numFmt w:val="lowerLetter"/>
+      <w:lvlText w:val="%5."/>
+      <w:lvlJc w:val="left"/>
+      <w:pPr>
+        <w:ind w:left="3960" w:hanging="360"/>
+      </w:pPr>
+    </w:lvl>
+    <w:lvl w:ilvl="5" w:tplc="0809001B" w:tentative="1">
+      <w:start w:val="1"/>
+      <w:numFmt w:val="lowerRoman"/>
+      <w:lvlText w:val="%6."/>
+      <w:lvlJc w:val="right"/>
+      <w:pPr>
+        <w:ind w:left="4680" w:hanging="180"/>
+      </w:pPr>
+    </w:lvl>
+    <w:lvl w:ilvl="6" w:tplc="0809000F" w:tentative="1">
+      <w:start w:val="1"/>
+      <w:numFmt w:val="decimal"/>
+      <w:lvlText w:val="%7."/>
+      <w:lvlJc w:val="left"/>
+      <w:pPr>
+        <w:ind w:left="5400" w:hanging="360"/>
+      </w:pPr>
+    </w:lvl>
+    <w:lvl w:ilvl="7" w:tplc="08090019" w:tentative="1">
+      <w:start w:val="1"/>
+      <w:numFmt w:val="lowerLetter"/>
+      <w:lvlText w:val="%8."/>
+      <w:lvlJc w:val="left"/>
+      <w:pPr>
+        <w:ind w:left="6120" w:hanging="360"/>
+      </w:pPr>
+    </w:lvl>
+    <w:lvl w:ilvl="8" w:tplc="0809001B" w:tentative="1">
+      <w:start w:val="1"/>
+      <w:numFmt w:val="lowerRoman"/>
+      <w:lvlText w:val="%9."/>
+      <w:lvlJc w:val="right"/>
+      <w:pPr>
+        <w:ind w:left="6840" w:hanging="180"/>
+      </w:pPr>
+    </w:lvl>
+  </w:abstractNum>
+  <w:abstractNum w:abstractNumId="10" w15:restartNumberingAfterBreak="0">
     <w:nsid w:val="27FF108C"/>
     <w:multiLevelType w:val="multilevel"/>
     <w:tmpl w:val="040C001D"/>
@@ -8603,7 +9471,7 @@
       </w:pPr>
     </w:lvl>
   </w:abstractNum>
-  <w:abstractNum w:abstractNumId="9" w15:restartNumberingAfterBreak="0">
+  <w:abstractNum w:abstractNumId="11" w15:restartNumberingAfterBreak="0">
     <w:nsid w:val="2F800891"/>
     <w:multiLevelType w:val="hybridMultilevel"/>
     <w:tmpl w:val="A2BEE63C"/>
@@ -8716,7 +9584,7 @@
       </w:rPr>
     </w:lvl>
   </w:abstractNum>
-  <w:abstractNum w:abstractNumId="10" w15:restartNumberingAfterBreak="0">
+  <w:abstractNum w:abstractNumId="12" w15:restartNumberingAfterBreak="0">
     <w:nsid w:val="38CE7EA2"/>
     <w:multiLevelType w:val="hybridMultilevel"/>
     <w:tmpl w:val="B55074E4"/>
@@ -8828,7 +9696,7 @@
       </w:rPr>
     </w:lvl>
   </w:abstractNum>
-  <w:abstractNum w:abstractNumId="11" w15:restartNumberingAfterBreak="0">
+  <w:abstractNum w:abstractNumId="13" w15:restartNumberingAfterBreak="0">
     <w:nsid w:val="3B7E0068"/>
     <w:multiLevelType w:val="hybridMultilevel"/>
     <w:tmpl w:val="AF2CC0A4"/>
@@ -8941,7 +9809,7 @@
       </w:rPr>
     </w:lvl>
   </w:abstractNum>
-  <w:abstractNum w:abstractNumId="12" w15:restartNumberingAfterBreak="0">
+  <w:abstractNum w:abstractNumId="14" w15:restartNumberingAfterBreak="0">
     <w:nsid w:val="49CC4C9C"/>
     <w:multiLevelType w:val="hybridMultilevel"/>
     <w:tmpl w:val="E732E9DE"/>
@@ -9027,7 +9895,7 @@
       </w:pPr>
     </w:lvl>
   </w:abstractNum>
-  <w:abstractNum w:abstractNumId="13" w15:restartNumberingAfterBreak="0">
+  <w:abstractNum w:abstractNumId="15" w15:restartNumberingAfterBreak="0">
     <w:nsid w:val="54D710F0"/>
     <w:multiLevelType w:val="hybridMultilevel"/>
     <w:tmpl w:val="0E02C4C6"/>
@@ -9113,7 +9981,7 @@
       </w:pPr>
     </w:lvl>
   </w:abstractNum>
-  <w:abstractNum w:abstractNumId="14" w15:restartNumberingAfterBreak="0">
+  <w:abstractNum w:abstractNumId="16" w15:restartNumberingAfterBreak="0">
     <w:nsid w:val="55D10366"/>
     <w:multiLevelType w:val="hybridMultilevel"/>
     <w:tmpl w:val="65BC6522"/>
@@ -9226,7 +10094,7 @@
       </w:rPr>
     </w:lvl>
   </w:abstractNum>
-  <w:abstractNum w:abstractNumId="15" w15:restartNumberingAfterBreak="0">
+  <w:abstractNum w:abstractNumId="17" w15:restartNumberingAfterBreak="0">
     <w:nsid w:val="5C5E3B3D"/>
     <w:multiLevelType w:val="hybridMultilevel"/>
     <w:tmpl w:val="46B4C840"/>
@@ -9316,7 +10184,7 @@
       </w:pPr>
     </w:lvl>
   </w:abstractNum>
-  <w:abstractNum w:abstractNumId="16" w15:restartNumberingAfterBreak="0">
+  <w:abstractNum w:abstractNumId="18" w15:restartNumberingAfterBreak="0">
     <w:nsid w:val="5F6F62C2"/>
     <w:multiLevelType w:val="hybridMultilevel"/>
     <w:tmpl w:val="1EB69308"/>
@@ -9405,7 +10273,7 @@
       </w:pPr>
     </w:lvl>
   </w:abstractNum>
-  <w:abstractNum w:abstractNumId="17" w15:restartNumberingAfterBreak="0">
+  <w:abstractNum w:abstractNumId="19" w15:restartNumberingAfterBreak="0">
     <w:nsid w:val="60A851B4"/>
     <w:multiLevelType w:val="hybridMultilevel"/>
     <w:tmpl w:val="626E8DE8"/>
@@ -9517,7 +10385,96 @@
       </w:rPr>
     </w:lvl>
   </w:abstractNum>
-  <w:abstractNum w:abstractNumId="18" w15:restartNumberingAfterBreak="0">
+  <w:abstractNum w:abstractNumId="20" w15:restartNumberingAfterBreak="0">
+    <w:nsid w:val="67B54A11"/>
+    <w:multiLevelType w:val="hybridMultilevel"/>
+    <w:tmpl w:val="94B8F306"/>
+    <w:lvl w:ilvl="0" w:tplc="1204A620">
+      <w:start w:val="1"/>
+      <w:numFmt w:val="decimal"/>
+      <w:lvlText w:val="%1)"/>
+      <w:lvlJc w:val="left"/>
+      <w:pPr>
+        <w:ind w:left="1080" w:hanging="360"/>
+      </w:pPr>
+      <w:rPr>
+        <w:rFonts w:hint="default"/>
+      </w:rPr>
+    </w:lvl>
+    <w:lvl w:ilvl="1" w:tplc="08090019" w:tentative="1">
+      <w:start w:val="1"/>
+      <w:numFmt w:val="lowerLetter"/>
+      <w:lvlText w:val="%2."/>
+      <w:lvlJc w:val="left"/>
+      <w:pPr>
+        <w:ind w:left="1800" w:hanging="360"/>
+      </w:pPr>
+    </w:lvl>
+    <w:lvl w:ilvl="2" w:tplc="0809001B" w:tentative="1">
+      <w:start w:val="1"/>
+      <w:numFmt w:val="lowerRoman"/>
+      <w:lvlText w:val="%3."/>
+      <w:lvlJc w:val="right"/>
+      <w:pPr>
+        <w:ind w:left="2520" w:hanging="180"/>
+      </w:pPr>
+    </w:lvl>
+    <w:lvl w:ilvl="3" w:tplc="0809000F" w:tentative="1">
+      <w:start w:val="1"/>
+      <w:numFmt w:val="decimal"/>
+      <w:lvlText w:val="%4."/>
+      <w:lvlJc w:val="left"/>
+      <w:pPr>
+        <w:ind w:left="3240" w:hanging="360"/>
+      </w:pPr>
+    </w:lvl>
+    <w:lvl w:ilvl="4" w:tplc="08090019" w:tentative="1">
+      <w:start w:val="1"/>
+      <w:numFmt w:val="lowerLetter"/>
+      <w:lvlText w:val="%5."/>
+      <w:lvlJc w:val="left"/>
+      <w:pPr>
+        <w:ind w:left="3960" w:hanging="360"/>
+      </w:pPr>
+    </w:lvl>
+    <w:lvl w:ilvl="5" w:tplc="0809001B" w:tentative="1">
+      <w:start w:val="1"/>
+      <w:numFmt w:val="lowerRoman"/>
+      <w:lvlText w:val="%6."/>
+      <w:lvlJc w:val="right"/>
+      <w:pPr>
+        <w:ind w:left="4680" w:hanging="180"/>
+      </w:pPr>
+    </w:lvl>
+    <w:lvl w:ilvl="6" w:tplc="0809000F" w:tentative="1">
+      <w:start w:val="1"/>
+      <w:numFmt w:val="decimal"/>
+      <w:lvlText w:val="%7."/>
+      <w:lvlJc w:val="left"/>
+      <w:pPr>
+        <w:ind w:left="5400" w:hanging="360"/>
+      </w:pPr>
+    </w:lvl>
+    <w:lvl w:ilvl="7" w:tplc="08090019" w:tentative="1">
+      <w:start w:val="1"/>
+      <w:numFmt w:val="lowerLetter"/>
+      <w:lvlText w:val="%8."/>
+      <w:lvlJc w:val="left"/>
+      <w:pPr>
+        <w:ind w:left="6120" w:hanging="360"/>
+      </w:pPr>
+    </w:lvl>
+    <w:lvl w:ilvl="8" w:tplc="0809001B" w:tentative="1">
+      <w:start w:val="1"/>
+      <w:numFmt w:val="lowerRoman"/>
+      <w:lvlText w:val="%9."/>
+      <w:lvlJc w:val="right"/>
+      <w:pPr>
+        <w:ind w:left="6840" w:hanging="180"/>
+      </w:pPr>
+    </w:lvl>
+  </w:abstractNum>
+  <w:abstractNum w:abstractNumId="21" w15:restartNumberingAfterBreak="0">
     <w:nsid w:val="6B266EC9"/>
     <w:multiLevelType w:val="hybridMultilevel"/>
     <w:tmpl w:val="CB145620"/>
@@ -9606,7 +10563,7 @@
       </w:pPr>
     </w:lvl>
   </w:abstractNum>
-  <w:abstractNum w:abstractNumId="19" w15:restartNumberingAfterBreak="0">
+  <w:abstractNum w:abstractNumId="22" w15:restartNumberingAfterBreak="0">
     <w:nsid w:val="71505FBF"/>
     <w:multiLevelType w:val="hybridMultilevel"/>
     <w:tmpl w:val="791EF64A"/>
@@ -9696,7 +10653,7 @@
       </w:pPr>
     </w:lvl>
   </w:abstractNum>
-  <w:abstractNum w:abstractNumId="20" w15:restartNumberingAfterBreak="0">
+  <w:abstractNum w:abstractNumId="23" w15:restartNumberingAfterBreak="0">
     <w:nsid w:val="796C6CB3"/>
     <w:multiLevelType w:val="hybridMultilevel"/>
     <w:tmpl w:val="D7184968"/>
@@ -9782,53 +10739,142 @@
       </w:pPr>
     </w:lvl>
   </w:abstractNum>
+  <w:abstractNum w:abstractNumId="24" w15:restartNumberingAfterBreak="0">
+    <w:nsid w:val="7A7942CF"/>
+    <w:multiLevelType w:val="hybridMultilevel"/>
+    <w:tmpl w:val="2140ED12"/>
+    <w:lvl w:ilvl="0" w:tplc="13F649D6">
+      <w:start w:val="1"/>
+      <w:numFmt w:val="decimal"/>
+      <w:lvlText w:val="%1)"/>
+      <w:lvlJc w:val="left"/>
+      <w:pPr>
+        <w:ind w:left="1080" w:hanging="360"/>
+      </w:pPr>
+      <w:rPr>
+        <w:rFonts w:hint="default"/>
+      </w:rPr>
+    </w:lvl>
+    <w:lvl w:ilvl="1" w:tplc="08090019" w:tentative="1">
+      <w:start w:val="1"/>
+      <w:numFmt w:val="lowerLetter"/>
+      <w:lvlText w:val="%2."/>
+      <w:lvlJc w:val="left"/>
+      <w:pPr>
+        <w:ind w:left="1800" w:hanging="360"/>
+      </w:pPr>
+    </w:lvl>
+    <w:lvl w:ilvl="2" w:tplc="0809001B" w:tentative="1">
+      <w:start w:val="1"/>
+      <w:numFmt w:val="lowerRoman"/>
+      <w:lvlText w:val="%3."/>
+      <w:lvlJc w:val="right"/>
+      <w:pPr>
+        <w:ind w:left="2520" w:hanging="180"/>
+      </w:pPr>
+    </w:lvl>
+    <w:lvl w:ilvl="3" w:tplc="0809000F" w:tentative="1">
+      <w:start w:val="1"/>
+      <w:numFmt w:val="decimal"/>
+      <w:lvlText w:val="%4."/>
+      <w:lvlJc w:val="left"/>
+      <w:pPr>
+        <w:ind w:left="3240" w:hanging="360"/>
+      </w:pPr>
+    </w:lvl>
+    <w:lvl w:ilvl="4" w:tplc="08090019" w:tentative="1">
+      <w:start w:val="1"/>
+      <w:numFmt w:val="lowerLetter"/>
+      <w:lvlText w:val="%5."/>
+      <w:lvlJc w:val="left"/>
+      <w:pPr>
+        <w:ind w:left="3960" w:hanging="360"/>
+      </w:pPr>
+    </w:lvl>
+    <w:lvl w:ilvl="5" w:tplc="0809001B" w:tentative="1">
+      <w:start w:val="1"/>
+      <w:numFmt w:val="lowerRoman"/>
+      <w:lvlText w:val="%6."/>
+      <w:lvlJc w:val="right"/>
+      <w:pPr>
+        <w:ind w:left="4680" w:hanging="180"/>
+      </w:pPr>
+    </w:lvl>
+    <w:lvl w:ilvl="6" w:tplc="0809000F" w:tentative="1">
+      <w:start w:val="1"/>
+      <w:numFmt w:val="decimal"/>
+      <w:lvlText w:val="%7."/>
+      <w:lvlJc w:val="left"/>
+      <w:pPr>
+        <w:ind w:left="5400" w:hanging="360"/>
+      </w:pPr>
+    </w:lvl>
+    <w:lvl w:ilvl="7" w:tplc="08090019" w:tentative="1">
+      <w:start w:val="1"/>
+      <w:numFmt w:val="lowerLetter"/>
+      <w:lvlText w:val="%8."/>
+      <w:lvlJc w:val="left"/>
+      <w:pPr>
+        <w:ind w:left="6120" w:hanging="360"/>
+      </w:pPr>
+    </w:lvl>
+    <w:lvl w:ilvl="8" w:tplc="0809001B" w:tentative="1">
+      <w:start w:val="1"/>
+      <w:numFmt w:val="lowerRoman"/>
+      <w:lvlText w:val="%9."/>
+      <w:lvlJc w:val="right"/>
+      <w:pPr>
+        <w:ind w:left="6840" w:hanging="180"/>
+      </w:pPr>
+    </w:lvl>
+  </w:abstractNum>
   <w:num w:numId="1">
+    <w:abstractNumId w:val="21"/>
+  </w:num>
+  <w:num w:numId="2">
+    <w:abstractNumId w:val="3"/>
+  </w:num>
+  <w:num w:numId="3">
+    <w:abstractNumId w:val="16"/>
+  </w:num>
+  <w:num w:numId="4">
+    <w:abstractNumId w:val="8"/>
+  </w:num>
+  <w:num w:numId="5">
     <w:abstractNumId w:val="18"/>
   </w:num>
-  <w:num w:numId="2">
-    <w:abstractNumId w:val="2"/>
-  </w:num>
-  <w:num w:numId="3">
-    <w:abstractNumId w:val="14"/>
-  </w:num>
-  <w:num w:numId="4">
-    <w:abstractNumId w:val="7"/>
-  </w:num>
-  <w:num w:numId="5">
-    <w:abstractNumId w:val="16"/>
-  </w:num>
   <w:num w:numId="6">
-    <w:abstractNumId w:val="5"/>
+    <w:abstractNumId w:val="6"/>
   </w:num>
   <w:num w:numId="7">
-    <w:abstractNumId w:val="4"/>
+    <w:abstractNumId w:val="5"/>
   </w:num>
   <w:num w:numId="8">
     <w:abstractNumId w:val="1"/>
   </w:num>
   <w:num w:numId="9">
-    <w:abstractNumId w:val="6"/>
+    <w:abstractNumId w:val="7"/>
   </w:num>
   <w:num w:numId="10">
-    <w:abstractNumId w:val="13"/>
+    <w:abstractNumId w:val="15"/>
   </w:num>
   <w:num w:numId="11">
-    <w:abstractNumId w:val="17"/>
+    <w:abstractNumId w:val="19"/>
   </w:num>
   <w:num w:numId="12">
-    <w:abstractNumId w:val="13"/>
+    <w:abstractNumId w:val="15"/>
     <w:lvlOverride w:ilvl="0">
       <w:startOverride w:val="1"/>
     </w:lvlOverride>
   </w:num>
   <w:num w:numId="13">
-    <w:abstractNumId w:val="15"/>
+    <w:abstractNumId w:val="17"/>
   </w:num>
   <w:num w:numId="14">
-    <w:abstractNumId w:val="3"/>
+    <w:abstractNumId w:val="4"/>
   </w:num>
   <w:num w:numId="15">
-    <w:abstractNumId w:val="8"/>
+    <w:abstractNumId w:val="10"/>
     <w:lvlOverride w:ilvl="0">
       <w:startOverride w:val="1"/>
     </w:lvlOverride>
@@ -9858,31 +10904,43 @@
     </w:lvlOverride>
   </w:num>
   <w:num w:numId="16">
-    <w:abstractNumId w:val="10"/>
+    <w:abstractNumId w:val="12"/>
   </w:num>
   <w:num w:numId="17">
-    <w:abstractNumId w:val="11"/>
+    <w:abstractNumId w:val="13"/>
   </w:num>
   <w:num w:numId="18">
     <w:abstractNumId w:val="0"/>
   </w:num>
   <w:num w:numId="19">
-    <w:abstractNumId w:val="19"/>
+    <w:abstractNumId w:val="22"/>
   </w:num>
   <w:num w:numId="20">
-    <w:abstractNumId w:val="9"/>
+    <w:abstractNumId w:val="11"/>
   </w:num>
   <w:num w:numId="21">
-    <w:abstractNumId w:val="20"/>
+    <w:abstractNumId w:val="23"/>
   </w:num>
   <w:num w:numId="22">
-    <w:abstractNumId w:val="13"/>
+    <w:abstractNumId w:val="15"/>
     <w:lvlOverride w:ilvl="0">
       <w:startOverride w:val="1"/>
     </w:lvlOverride>
   </w:num>
   <w:num w:numId="23">
-    <w:abstractNumId w:val="12"/>
+    <w:abstractNumId w:val="14"/>
+  </w:num>
+  <w:num w:numId="24">
+    <w:abstractNumId w:val="20"/>
+  </w:num>
+  <w:num w:numId="25">
+    <w:abstractNumId w:val="2"/>
+  </w:num>
+  <w:num w:numId="26">
+    <w:abstractNumId w:val="24"/>
+  </w:num>
+  <w:num w:numId="27">
+    <w:abstractNumId w:val="9"/>
   </w:num>
 </w:numbering>
 </file>
@@ -10839,7 +11897,7 @@
 </file>
 
 <file path=customXml/itemProps1.xml><?xml version="1.0" encoding="utf-8"?>
-<ds:datastoreItem xmlns:ds="http://schemas.openxmlformats.org/officeDocument/2006/customXml" ds:itemID="{88845155-DC23-4862-9423-12EF18855E2B}">
+<ds:datastoreItem xmlns:ds="http://schemas.openxmlformats.org/officeDocument/2006/customXml" ds:itemID="{B493BF57-4A18-4321-ABA1-0C824F91912D}">
   <ds:schemaRefs>
     <ds:schemaRef ds:uri="http://schemas.openxmlformats.org/officeDocument/2006/bibliography"/>
   </ds:schemaRefs>

--- a/analyse/cahier_de_charge.docx
+++ b/analyse/cahier_de_charge.docx
@@ -3603,19 +3603,22 @@
         <w:ind w:left="1800"/>
         <w:jc w:val="both"/>
         <w:rPr>
-          <w:rFonts w:cstheme="minorHAnsi"/>
-          <w:sz w:val="24"/>
-          <w:szCs w:val="24"/>
-        </w:rPr>
-      </w:pPr>
-      <w:r>
-        <w:rPr>
-          <w:rFonts w:cstheme="minorHAnsi"/>
-          <w:sz w:val="24"/>
-          <w:szCs w:val="24"/>
-        </w:rPr>
-        <w:t>Son nom</w:t>
-      </w:r>
+          <w:ins w:id="84" w:author="soleil" w:date="2024-10-10T23:39:00Z"/>
+          <w:rFonts w:cstheme="minorHAnsi"/>
+          <w:sz w:val="24"/>
+          <w:szCs w:val="24"/>
+        </w:rPr>
+      </w:pPr>
+      <w:ins w:id="85" w:author="soleil" w:date="2024-10-10T23:39:00Z">
+        <w:r>
+          <w:rPr>
+            <w:rFonts w:cstheme="minorHAnsi"/>
+            <w:sz w:val="24"/>
+            <w:szCs w:val="24"/>
+          </w:rPr>
+          <w:t>Son nom</w:t>
+        </w:r>
+      </w:ins>
     </w:p>
     <w:p>
       <w:pPr>
@@ -3628,19 +3631,22 @@
         <w:ind w:left="1800"/>
         <w:jc w:val="both"/>
         <w:rPr>
-          <w:rFonts w:cstheme="minorHAnsi"/>
-          <w:sz w:val="24"/>
-          <w:szCs w:val="24"/>
-        </w:rPr>
-      </w:pPr>
-      <w:r>
-        <w:rPr>
-          <w:rFonts w:cstheme="minorHAnsi"/>
-          <w:sz w:val="24"/>
-          <w:szCs w:val="24"/>
-        </w:rPr>
-        <w:t>Son prénom</w:t>
-      </w:r>
+          <w:ins w:id="86" w:author="soleil" w:date="2024-10-10T23:39:00Z"/>
+          <w:rFonts w:cstheme="minorHAnsi"/>
+          <w:sz w:val="24"/>
+          <w:szCs w:val="24"/>
+        </w:rPr>
+      </w:pPr>
+      <w:ins w:id="87" w:author="soleil" w:date="2024-10-10T23:39:00Z">
+        <w:r>
+          <w:rPr>
+            <w:rFonts w:cstheme="minorHAnsi"/>
+            <w:sz w:val="24"/>
+            <w:szCs w:val="24"/>
+          </w:rPr>
+          <w:t>Son prénom</w:t>
+        </w:r>
+      </w:ins>
     </w:p>
     <w:p>
       <w:pPr>
@@ -3653,19 +3659,22 @@
         <w:ind w:left="1800"/>
         <w:jc w:val="both"/>
         <w:rPr>
-          <w:rFonts w:cstheme="minorHAnsi"/>
-          <w:sz w:val="24"/>
-          <w:szCs w:val="24"/>
-        </w:rPr>
-      </w:pPr>
-      <w:r>
-        <w:rPr>
-          <w:rFonts w:cstheme="minorHAnsi"/>
-          <w:sz w:val="24"/>
-          <w:szCs w:val="24"/>
-        </w:rPr>
-        <w:t xml:space="preserve">Son adresse électronique </w:t>
-      </w:r>
+          <w:ins w:id="88" w:author="soleil" w:date="2024-10-10T23:39:00Z"/>
+          <w:rFonts w:cstheme="minorHAnsi"/>
+          <w:sz w:val="24"/>
+          <w:szCs w:val="24"/>
+        </w:rPr>
+      </w:pPr>
+      <w:ins w:id="89" w:author="soleil" w:date="2024-10-10T23:39:00Z">
+        <w:r>
+          <w:rPr>
+            <w:rFonts w:cstheme="minorHAnsi"/>
+            <w:sz w:val="24"/>
+            <w:szCs w:val="24"/>
+          </w:rPr>
+          <w:t xml:space="preserve">Son adresse électronique </w:t>
+        </w:r>
+      </w:ins>
     </w:p>
     <w:p>
       <w:pPr>
@@ -3678,19 +3687,22 @@
         <w:ind w:left="1800"/>
         <w:jc w:val="both"/>
         <w:rPr>
-          <w:rFonts w:cstheme="minorHAnsi"/>
-          <w:sz w:val="24"/>
-          <w:szCs w:val="24"/>
-        </w:rPr>
-      </w:pPr>
-      <w:r>
-        <w:rPr>
-          <w:rFonts w:cstheme="minorHAnsi"/>
-          <w:sz w:val="24"/>
-          <w:szCs w:val="24"/>
-        </w:rPr>
-        <w:t xml:space="preserve">Son mot de passe </w:t>
-      </w:r>
+          <w:ins w:id="90" w:author="soleil" w:date="2024-10-10T23:39:00Z"/>
+          <w:rFonts w:cstheme="minorHAnsi"/>
+          <w:sz w:val="24"/>
+          <w:szCs w:val="24"/>
+        </w:rPr>
+      </w:pPr>
+      <w:ins w:id="91" w:author="soleil" w:date="2024-10-10T23:39:00Z">
+        <w:r>
+          <w:rPr>
+            <w:rFonts w:cstheme="minorHAnsi"/>
+            <w:sz w:val="24"/>
+            <w:szCs w:val="24"/>
+          </w:rPr>
+          <w:t xml:space="preserve">Son mot de passe </w:t>
+        </w:r>
+      </w:ins>
     </w:p>
     <w:p>
       <w:pPr>
@@ -3703,19 +3715,22 @@
         <w:ind w:left="1800"/>
         <w:jc w:val="both"/>
         <w:rPr>
-          <w:rFonts w:cstheme="minorHAnsi"/>
-          <w:sz w:val="24"/>
-          <w:szCs w:val="24"/>
-        </w:rPr>
-      </w:pPr>
-      <w:r>
-        <w:rPr>
-          <w:rFonts w:cstheme="minorHAnsi"/>
-          <w:sz w:val="24"/>
-          <w:szCs w:val="24"/>
-        </w:rPr>
-        <w:t xml:space="preserve">Son mot de passe à confirmer </w:t>
-      </w:r>
+          <w:ins w:id="92" w:author="soleil" w:date="2024-10-10T23:39:00Z"/>
+          <w:rFonts w:cstheme="minorHAnsi"/>
+          <w:sz w:val="24"/>
+          <w:szCs w:val="24"/>
+        </w:rPr>
+      </w:pPr>
+      <w:ins w:id="93" w:author="soleil" w:date="2024-10-10T23:39:00Z">
+        <w:r>
+          <w:rPr>
+            <w:rFonts w:cstheme="minorHAnsi"/>
+            <w:sz w:val="24"/>
+            <w:szCs w:val="24"/>
+          </w:rPr>
+          <w:t xml:space="preserve">Son mot de passe à confirmer </w:t>
+        </w:r>
+      </w:ins>
     </w:p>
     <w:p>
       <w:pPr>
@@ -3728,19 +3743,22 @@
         <w:ind w:left="1800"/>
         <w:jc w:val="both"/>
         <w:rPr>
-          <w:rFonts w:cstheme="minorHAnsi"/>
-          <w:sz w:val="24"/>
-          <w:szCs w:val="24"/>
-        </w:rPr>
-      </w:pPr>
-      <w:r>
-        <w:rPr>
-          <w:rFonts w:cstheme="minorHAnsi"/>
-          <w:sz w:val="24"/>
-          <w:szCs w:val="24"/>
-        </w:rPr>
-        <w:t>Son numéro de téléphone</w:t>
-      </w:r>
+          <w:ins w:id="94" w:author="soleil" w:date="2024-10-10T23:39:00Z"/>
+          <w:rFonts w:cstheme="minorHAnsi"/>
+          <w:sz w:val="24"/>
+          <w:szCs w:val="24"/>
+        </w:rPr>
+      </w:pPr>
+      <w:ins w:id="95" w:author="soleil" w:date="2024-10-10T23:39:00Z">
+        <w:r>
+          <w:rPr>
+            <w:rFonts w:cstheme="minorHAnsi"/>
+            <w:sz w:val="24"/>
+            <w:szCs w:val="24"/>
+          </w:rPr>
+          <w:t>Son numéro de téléphone</w:t>
+        </w:r>
+      </w:ins>
     </w:p>
     <w:p>
       <w:pPr>
@@ -3753,19 +3771,22 @@
         <w:ind w:left="1800"/>
         <w:jc w:val="both"/>
         <w:rPr>
-          <w:rFonts w:cstheme="minorHAnsi"/>
-          <w:sz w:val="24"/>
-          <w:szCs w:val="24"/>
-        </w:rPr>
-      </w:pPr>
-      <w:r>
-        <w:rPr>
-          <w:rFonts w:cstheme="minorHAnsi"/>
-          <w:sz w:val="24"/>
-          <w:szCs w:val="24"/>
-        </w:rPr>
-        <w:t>Son âge</w:t>
-      </w:r>
+          <w:ins w:id="96" w:author="soleil" w:date="2024-10-10T23:39:00Z"/>
+          <w:rFonts w:cstheme="minorHAnsi"/>
+          <w:sz w:val="24"/>
+          <w:szCs w:val="24"/>
+        </w:rPr>
+      </w:pPr>
+      <w:ins w:id="97" w:author="soleil" w:date="2024-10-10T23:39:00Z">
+        <w:r>
+          <w:rPr>
+            <w:rFonts w:cstheme="minorHAnsi"/>
+            <w:sz w:val="24"/>
+            <w:szCs w:val="24"/>
+          </w:rPr>
+          <w:t>Sa date de naissance</w:t>
+        </w:r>
+      </w:ins>
     </w:p>
     <w:p>
       <w:pPr>
@@ -3778,19 +3799,30 @@
         <w:ind w:left="1800"/>
         <w:jc w:val="both"/>
         <w:rPr>
-          <w:rFonts w:cstheme="minorHAnsi"/>
-          <w:sz w:val="24"/>
-          <w:szCs w:val="24"/>
-        </w:rPr>
-      </w:pPr>
-      <w:r>
-        <w:rPr>
-          <w:rFonts w:cstheme="minorHAnsi"/>
-          <w:sz w:val="24"/>
-          <w:szCs w:val="24"/>
-        </w:rPr>
-        <w:t>Son sexe</w:t>
-      </w:r>
+          <w:ins w:id="98" w:author="soleil" w:date="2024-10-10T23:39:00Z"/>
+          <w:rFonts w:cstheme="minorHAnsi"/>
+          <w:sz w:val="24"/>
+          <w:szCs w:val="24"/>
+        </w:rPr>
+      </w:pPr>
+      <w:ins w:id="99" w:author="soleil" w:date="2024-10-10T23:39:00Z">
+        <w:r>
+          <w:rPr>
+            <w:rFonts w:cstheme="minorHAnsi"/>
+            <w:sz w:val="24"/>
+            <w:szCs w:val="24"/>
+          </w:rPr>
+          <w:t xml:space="preserve">Son </w:t>
+        </w:r>
+        <w:r>
+          <w:rPr>
+            <w:rFonts w:cstheme="minorHAnsi"/>
+            <w:sz w:val="24"/>
+            <w:szCs w:val="24"/>
+          </w:rPr>
+          <w:t>genre</w:t>
+        </w:r>
+      </w:ins>
     </w:p>
     <w:p>
       <w:pPr>
@@ -3803,19 +3835,22 @@
         <w:ind w:left="1800"/>
         <w:jc w:val="both"/>
         <w:rPr>
-          <w:rFonts w:cstheme="minorHAnsi"/>
-          <w:sz w:val="24"/>
-          <w:szCs w:val="24"/>
-        </w:rPr>
-      </w:pPr>
-      <w:r>
-        <w:rPr>
-          <w:rFonts w:cstheme="minorHAnsi"/>
-          <w:sz w:val="24"/>
-          <w:szCs w:val="24"/>
-        </w:rPr>
-        <w:t>Sa ville</w:t>
-      </w:r>
+          <w:ins w:id="100" w:author="soleil" w:date="2024-10-10T23:39:00Z"/>
+          <w:rFonts w:cstheme="minorHAnsi"/>
+          <w:sz w:val="24"/>
+          <w:szCs w:val="24"/>
+        </w:rPr>
+      </w:pPr>
+      <w:ins w:id="101" w:author="soleil" w:date="2024-10-10T23:39:00Z">
+        <w:r>
+          <w:rPr>
+            <w:rFonts w:cstheme="minorHAnsi"/>
+            <w:sz w:val="24"/>
+            <w:szCs w:val="24"/>
+          </w:rPr>
+          <w:t>Sa ville</w:t>
+        </w:r>
+      </w:ins>
     </w:p>
     <w:p>
       <w:pPr>
@@ -3828,35 +3863,22 @@
         <w:ind w:left="1800"/>
         <w:jc w:val="both"/>
         <w:rPr>
-          <w:rFonts w:cstheme="minorHAnsi"/>
-          <w:sz w:val="24"/>
-          <w:szCs w:val="24"/>
-        </w:rPr>
-      </w:pPr>
-      <w:r>
-        <w:rPr>
-          <w:rFonts w:cstheme="minorHAnsi"/>
-          <w:sz w:val="24"/>
-          <w:szCs w:val="24"/>
-        </w:rPr>
-        <w:t>Le cas échéant</w:t>
-      </w:r>
-      <w:r>
-        <w:rPr>
-          <w:rFonts w:cstheme="minorHAnsi"/>
-          <w:sz w:val="24"/>
-          <w:szCs w:val="24"/>
-        </w:rPr>
-        <w:t>, s</w:t>
-      </w:r>
-      <w:r>
-        <w:rPr>
-          <w:rFonts w:cstheme="minorHAnsi"/>
-          <w:sz w:val="24"/>
-          <w:szCs w:val="24"/>
-        </w:rPr>
-        <w:t xml:space="preserve">a maladie </w:t>
-      </w:r>
+          <w:ins w:id="102" w:author="soleil" w:date="2024-10-10T23:39:00Z"/>
+          <w:rFonts w:cstheme="minorHAnsi"/>
+          <w:sz w:val="24"/>
+          <w:szCs w:val="24"/>
+        </w:rPr>
+      </w:pPr>
+      <w:ins w:id="103" w:author="soleil" w:date="2024-10-10T23:39:00Z">
+        <w:r>
+          <w:rPr>
+            <w:rFonts w:cstheme="minorHAnsi"/>
+            <w:sz w:val="24"/>
+            <w:szCs w:val="24"/>
+          </w:rPr>
+          <w:t xml:space="preserve">Le cas échéant, sa maladie </w:t>
+        </w:r>
+      </w:ins>
     </w:p>
     <w:p>
       <w:pPr>
@@ -3869,19 +3891,22 @@
         <w:ind w:left="1800"/>
         <w:jc w:val="both"/>
         <w:rPr>
-          <w:rFonts w:cstheme="minorHAnsi"/>
-          <w:sz w:val="24"/>
-          <w:szCs w:val="24"/>
-        </w:rPr>
-      </w:pPr>
-      <w:r>
-        <w:rPr>
-          <w:rFonts w:cstheme="minorHAnsi"/>
-          <w:sz w:val="24"/>
-          <w:szCs w:val="24"/>
-        </w:rPr>
-        <w:t xml:space="preserve">Les difficultés rencontrées </w:t>
-      </w:r>
+          <w:ins w:id="104" w:author="soleil" w:date="2024-10-10T23:39:00Z"/>
+          <w:rFonts w:cstheme="minorHAnsi"/>
+          <w:sz w:val="24"/>
+          <w:szCs w:val="24"/>
+        </w:rPr>
+      </w:pPr>
+      <w:ins w:id="105" w:author="soleil" w:date="2024-10-10T23:39:00Z">
+        <w:r>
+          <w:rPr>
+            <w:rFonts w:cstheme="minorHAnsi"/>
+            <w:sz w:val="24"/>
+            <w:szCs w:val="24"/>
+          </w:rPr>
+          <w:t xml:space="preserve">Les difficultés rencontrées </w:t>
+        </w:r>
+      </w:ins>
     </w:p>
     <w:p>
       <w:pPr>
@@ -3894,19 +3919,22 @@
         <w:ind w:left="1800"/>
         <w:jc w:val="both"/>
         <w:rPr>
-          <w:rFonts w:cstheme="minorHAnsi"/>
-          <w:sz w:val="24"/>
-          <w:szCs w:val="24"/>
-        </w:rPr>
-      </w:pPr>
-      <w:r>
-        <w:rPr>
-          <w:rFonts w:cstheme="minorHAnsi"/>
-          <w:sz w:val="24"/>
-          <w:szCs w:val="24"/>
-        </w:rPr>
-        <w:t>Passer le test pour voir s’il y a des difficultés. (Oui/Non).</w:t>
-      </w:r>
+          <w:ins w:id="106" w:author="soleil" w:date="2024-10-10T23:39:00Z"/>
+          <w:rFonts w:cstheme="minorHAnsi"/>
+          <w:sz w:val="24"/>
+          <w:szCs w:val="24"/>
+        </w:rPr>
+      </w:pPr>
+      <w:ins w:id="107" w:author="soleil" w:date="2024-10-10T23:39:00Z">
+        <w:r>
+          <w:rPr>
+            <w:rFonts w:cstheme="minorHAnsi"/>
+            <w:sz w:val="24"/>
+            <w:szCs w:val="24"/>
+          </w:rPr>
+          <w:t>Passer le test pour voir s’il y a des difficultés. (Oui/Non).</w:t>
+        </w:r>
+      </w:ins>
     </w:p>
     <w:p>
       <w:pPr>
@@ -3919,19 +3947,22 @@
         <w:ind w:left="1800"/>
         <w:jc w:val="both"/>
         <w:rPr>
-          <w:rFonts w:cstheme="minorHAnsi"/>
-          <w:sz w:val="24"/>
-          <w:szCs w:val="24"/>
-        </w:rPr>
-      </w:pPr>
-      <w:r>
-        <w:rPr>
-          <w:rFonts w:cstheme="minorHAnsi"/>
-          <w:sz w:val="24"/>
-          <w:szCs w:val="24"/>
-        </w:rPr>
-        <w:t xml:space="preserve">Préférence en présence ou en distance.  </w:t>
-      </w:r>
+          <w:ins w:id="108" w:author="soleil" w:date="2024-10-10T23:39:00Z"/>
+          <w:rFonts w:cstheme="minorHAnsi"/>
+          <w:sz w:val="24"/>
+          <w:szCs w:val="24"/>
+        </w:rPr>
+      </w:pPr>
+      <w:ins w:id="109" w:author="soleil" w:date="2024-10-10T23:39:00Z">
+        <w:r>
+          <w:rPr>
+            <w:rFonts w:cstheme="minorHAnsi"/>
+            <w:sz w:val="24"/>
+            <w:szCs w:val="24"/>
+          </w:rPr>
+          <w:t xml:space="preserve">Préférence en présence ou en distance.  </w:t>
+        </w:r>
+      </w:ins>
     </w:p>
     <w:p>
       <w:pPr>
@@ -3944,19 +3975,432 @@
         <w:ind w:left="1800"/>
         <w:jc w:val="both"/>
         <w:rPr>
-          <w:rFonts w:cstheme="minorHAnsi"/>
-          <w:sz w:val="24"/>
-          <w:szCs w:val="24"/>
-        </w:rPr>
-      </w:pPr>
-      <w:r>
-        <w:rPr>
-          <w:rFonts w:cstheme="minorHAnsi"/>
-          <w:sz w:val="24"/>
-          <w:szCs w:val="24"/>
-        </w:rPr>
-        <w:t>Préférence par SMS ou par mail.</w:t>
-      </w:r>
+          <w:ins w:id="110" w:author="soleil" w:date="2024-10-10T23:39:00Z"/>
+          <w:rFonts w:cstheme="minorHAnsi"/>
+          <w:sz w:val="24"/>
+          <w:szCs w:val="24"/>
+        </w:rPr>
+      </w:pPr>
+      <w:ins w:id="111" w:author="soleil" w:date="2024-10-10T23:39:00Z">
+        <w:r>
+          <w:rPr>
+            <w:rFonts w:cstheme="minorHAnsi"/>
+            <w:sz w:val="24"/>
+            <w:szCs w:val="24"/>
+          </w:rPr>
+          <w:t>Préférence par SMS ou par mail.</w:t>
+        </w:r>
+      </w:ins>
+    </w:p>
+    <w:p>
+      <w:pPr>
+        <w:pStyle w:val="Paragraphedeliste"/>
+        <w:numPr>
+          <w:ilvl w:val="0"/>
+          <w:numId w:val="4"/>
+        </w:numPr>
+        <w:spacing w:after="0" w:line="240" w:lineRule="auto"/>
+        <w:ind w:left="1800"/>
+        <w:jc w:val="both"/>
+        <w:rPr>
+          <w:del w:id="112" w:author="soleil" w:date="2024-10-10T23:39:00Z"/>
+          <w:rFonts w:cstheme="minorHAnsi"/>
+          <w:sz w:val="24"/>
+          <w:szCs w:val="24"/>
+        </w:rPr>
+      </w:pPr>
+      <w:bookmarkStart w:id="113" w:name="_GoBack"/>
+      <w:bookmarkEnd w:id="113"/>
+      <w:del w:id="114" w:author="soleil" w:date="2024-10-10T23:39:00Z">
+        <w:r>
+          <w:rPr>
+            <w:rFonts w:cstheme="minorHAnsi"/>
+            <w:sz w:val="24"/>
+            <w:szCs w:val="24"/>
+          </w:rPr>
+          <w:delText>Son nom</w:delText>
+        </w:r>
+      </w:del>
+    </w:p>
+    <w:p>
+      <w:pPr>
+        <w:pStyle w:val="Paragraphedeliste"/>
+        <w:numPr>
+          <w:ilvl w:val="0"/>
+          <w:numId w:val="4"/>
+        </w:numPr>
+        <w:spacing w:after="0" w:line="240" w:lineRule="auto"/>
+        <w:ind w:left="1800"/>
+        <w:jc w:val="both"/>
+        <w:rPr>
+          <w:del w:id="115" w:author="soleil" w:date="2024-10-10T23:39:00Z"/>
+          <w:rFonts w:cstheme="minorHAnsi"/>
+          <w:sz w:val="24"/>
+          <w:szCs w:val="24"/>
+        </w:rPr>
+      </w:pPr>
+      <w:del w:id="116" w:author="soleil" w:date="2024-10-10T23:39:00Z">
+        <w:r>
+          <w:rPr>
+            <w:rFonts w:cstheme="minorHAnsi"/>
+            <w:sz w:val="24"/>
+            <w:szCs w:val="24"/>
+          </w:rPr>
+          <w:delText>Son prénom</w:delText>
+        </w:r>
+      </w:del>
+    </w:p>
+    <w:p>
+      <w:pPr>
+        <w:pStyle w:val="Paragraphedeliste"/>
+        <w:numPr>
+          <w:ilvl w:val="0"/>
+          <w:numId w:val="4"/>
+        </w:numPr>
+        <w:spacing w:after="0" w:line="240" w:lineRule="auto"/>
+        <w:ind w:left="1800"/>
+        <w:jc w:val="both"/>
+        <w:rPr>
+          <w:del w:id="117" w:author="soleil" w:date="2024-10-10T23:39:00Z"/>
+          <w:rFonts w:cstheme="minorHAnsi"/>
+          <w:sz w:val="24"/>
+          <w:szCs w:val="24"/>
+        </w:rPr>
+      </w:pPr>
+      <w:del w:id="118" w:author="soleil" w:date="2024-10-10T23:39:00Z">
+        <w:r>
+          <w:rPr>
+            <w:rFonts w:cstheme="minorHAnsi"/>
+            <w:sz w:val="24"/>
+            <w:szCs w:val="24"/>
+          </w:rPr>
+          <w:delText xml:space="preserve">Son adresse électronique </w:delText>
+        </w:r>
+      </w:del>
+    </w:p>
+    <w:p>
+      <w:pPr>
+        <w:pStyle w:val="Paragraphedeliste"/>
+        <w:numPr>
+          <w:ilvl w:val="0"/>
+          <w:numId w:val="4"/>
+        </w:numPr>
+        <w:spacing w:after="0" w:line="240" w:lineRule="auto"/>
+        <w:ind w:left="1800"/>
+        <w:jc w:val="both"/>
+        <w:rPr>
+          <w:del w:id="119" w:author="soleil" w:date="2024-10-10T23:39:00Z"/>
+          <w:rFonts w:cstheme="minorHAnsi"/>
+          <w:sz w:val="24"/>
+          <w:szCs w:val="24"/>
+        </w:rPr>
+      </w:pPr>
+      <w:del w:id="120" w:author="soleil" w:date="2024-10-10T23:39:00Z">
+        <w:r>
+          <w:rPr>
+            <w:rFonts w:cstheme="minorHAnsi"/>
+            <w:sz w:val="24"/>
+            <w:szCs w:val="24"/>
+          </w:rPr>
+          <w:delText xml:space="preserve">Son mot de passe </w:delText>
+        </w:r>
+      </w:del>
+    </w:p>
+    <w:p>
+      <w:pPr>
+        <w:pStyle w:val="Paragraphedeliste"/>
+        <w:numPr>
+          <w:ilvl w:val="0"/>
+          <w:numId w:val="4"/>
+        </w:numPr>
+        <w:spacing w:after="0" w:line="240" w:lineRule="auto"/>
+        <w:ind w:left="1800"/>
+        <w:jc w:val="both"/>
+        <w:rPr>
+          <w:del w:id="121" w:author="soleil" w:date="2024-10-10T23:39:00Z"/>
+          <w:rFonts w:cstheme="minorHAnsi"/>
+          <w:sz w:val="24"/>
+          <w:szCs w:val="24"/>
+        </w:rPr>
+      </w:pPr>
+      <w:del w:id="122" w:author="soleil" w:date="2024-10-10T23:39:00Z">
+        <w:r>
+          <w:rPr>
+            <w:rFonts w:cstheme="minorHAnsi"/>
+            <w:sz w:val="24"/>
+            <w:szCs w:val="24"/>
+          </w:rPr>
+          <w:delText xml:space="preserve">Son mot de passe à confirmer </w:delText>
+        </w:r>
+      </w:del>
+    </w:p>
+    <w:p>
+      <w:pPr>
+        <w:pStyle w:val="Paragraphedeliste"/>
+        <w:numPr>
+          <w:ilvl w:val="0"/>
+          <w:numId w:val="4"/>
+        </w:numPr>
+        <w:spacing w:after="0" w:line="240" w:lineRule="auto"/>
+        <w:ind w:left="1800"/>
+        <w:jc w:val="both"/>
+        <w:rPr>
+          <w:del w:id="123" w:author="soleil" w:date="2024-10-10T23:39:00Z"/>
+          <w:rFonts w:cstheme="minorHAnsi"/>
+          <w:sz w:val="24"/>
+          <w:szCs w:val="24"/>
+        </w:rPr>
+      </w:pPr>
+      <w:del w:id="124" w:author="soleil" w:date="2024-10-10T23:39:00Z">
+        <w:r>
+          <w:rPr>
+            <w:rFonts w:cstheme="minorHAnsi"/>
+            <w:sz w:val="24"/>
+            <w:szCs w:val="24"/>
+          </w:rPr>
+          <w:delText>Son numéro de téléphone</w:delText>
+        </w:r>
+      </w:del>
+    </w:p>
+    <w:p>
+      <w:pPr>
+        <w:pStyle w:val="Paragraphedeliste"/>
+        <w:numPr>
+          <w:ilvl w:val="0"/>
+          <w:numId w:val="4"/>
+        </w:numPr>
+        <w:spacing w:after="0" w:line="240" w:lineRule="auto"/>
+        <w:ind w:left="1800"/>
+        <w:jc w:val="both"/>
+        <w:rPr>
+          <w:del w:id="125" w:author="soleil" w:date="2024-10-10T23:39:00Z"/>
+          <w:rFonts w:cstheme="minorHAnsi"/>
+          <w:sz w:val="24"/>
+          <w:szCs w:val="24"/>
+        </w:rPr>
+      </w:pPr>
+      <w:del w:id="126" w:author="soleil" w:date="2024-10-10T23:39:00Z">
+        <w:r>
+          <w:rPr>
+            <w:rFonts w:cstheme="minorHAnsi"/>
+            <w:sz w:val="24"/>
+            <w:szCs w:val="24"/>
+          </w:rPr>
+          <w:delText>Son âge</w:delText>
+        </w:r>
+      </w:del>
+    </w:p>
+    <w:p>
+      <w:pPr>
+        <w:pStyle w:val="Paragraphedeliste"/>
+        <w:numPr>
+          <w:ilvl w:val="0"/>
+          <w:numId w:val="4"/>
+        </w:numPr>
+        <w:spacing w:after="0" w:line="240" w:lineRule="auto"/>
+        <w:ind w:left="1800"/>
+        <w:jc w:val="both"/>
+        <w:rPr>
+          <w:del w:id="127" w:author="soleil" w:date="2024-10-10T23:39:00Z"/>
+          <w:rFonts w:cstheme="minorHAnsi"/>
+          <w:sz w:val="24"/>
+          <w:szCs w:val="24"/>
+        </w:rPr>
+      </w:pPr>
+      <w:del w:id="128" w:author="soleil" w:date="2024-10-10T23:39:00Z">
+        <w:r>
+          <w:rPr>
+            <w:rFonts w:cstheme="minorHAnsi"/>
+            <w:sz w:val="24"/>
+            <w:szCs w:val="24"/>
+          </w:rPr>
+          <w:delText>Son sexe</w:delText>
+        </w:r>
+      </w:del>
+    </w:p>
+    <w:p>
+      <w:pPr>
+        <w:pStyle w:val="Paragraphedeliste"/>
+        <w:numPr>
+          <w:ilvl w:val="0"/>
+          <w:numId w:val="4"/>
+        </w:numPr>
+        <w:spacing w:after="0" w:line="240" w:lineRule="auto"/>
+        <w:ind w:left="1800"/>
+        <w:jc w:val="both"/>
+        <w:rPr>
+          <w:del w:id="129" w:author="soleil" w:date="2024-10-10T23:39:00Z"/>
+          <w:rFonts w:cstheme="minorHAnsi"/>
+          <w:sz w:val="24"/>
+          <w:szCs w:val="24"/>
+        </w:rPr>
+      </w:pPr>
+      <w:del w:id="130" w:author="soleil" w:date="2024-10-10T23:39:00Z">
+        <w:r>
+          <w:rPr>
+            <w:rFonts w:cstheme="minorHAnsi"/>
+            <w:sz w:val="24"/>
+            <w:szCs w:val="24"/>
+          </w:rPr>
+          <w:delText>Sa ville</w:delText>
+        </w:r>
+      </w:del>
+    </w:p>
+    <w:p>
+      <w:pPr>
+        <w:pStyle w:val="Paragraphedeliste"/>
+        <w:numPr>
+          <w:ilvl w:val="0"/>
+          <w:numId w:val="4"/>
+        </w:numPr>
+        <w:spacing w:after="0" w:line="240" w:lineRule="auto"/>
+        <w:ind w:left="1800"/>
+        <w:jc w:val="both"/>
+        <w:rPr>
+          <w:del w:id="131" w:author="soleil" w:date="2024-10-10T23:39:00Z"/>
+          <w:rFonts w:cstheme="minorHAnsi"/>
+          <w:sz w:val="24"/>
+          <w:szCs w:val="24"/>
+        </w:rPr>
+      </w:pPr>
+      <w:del w:id="132" w:author="soleil" w:date="2024-10-10T23:39:00Z">
+        <w:r>
+          <w:rPr>
+            <w:rFonts w:cstheme="minorHAnsi"/>
+            <w:sz w:val="24"/>
+            <w:szCs w:val="24"/>
+          </w:rPr>
+          <w:delText>Le cas échéant</w:delText>
+        </w:r>
+        <w:r>
+          <w:rPr>
+            <w:rFonts w:cstheme="minorHAnsi"/>
+            <w:sz w:val="24"/>
+            <w:szCs w:val="24"/>
+          </w:rPr>
+          <w:delText>, s</w:delText>
+        </w:r>
+        <w:r>
+          <w:rPr>
+            <w:rFonts w:cstheme="minorHAnsi"/>
+            <w:sz w:val="24"/>
+            <w:szCs w:val="24"/>
+          </w:rPr>
+          <w:delText xml:space="preserve">a maladie </w:delText>
+        </w:r>
+      </w:del>
+    </w:p>
+    <w:p>
+      <w:pPr>
+        <w:pStyle w:val="Paragraphedeliste"/>
+        <w:numPr>
+          <w:ilvl w:val="0"/>
+          <w:numId w:val="4"/>
+        </w:numPr>
+        <w:spacing w:after="0" w:line="240" w:lineRule="auto"/>
+        <w:ind w:left="1800"/>
+        <w:jc w:val="both"/>
+        <w:rPr>
+          <w:del w:id="133" w:author="soleil" w:date="2024-10-10T23:39:00Z"/>
+          <w:rFonts w:cstheme="minorHAnsi"/>
+          <w:sz w:val="24"/>
+          <w:szCs w:val="24"/>
+        </w:rPr>
+      </w:pPr>
+      <w:del w:id="134" w:author="soleil" w:date="2024-10-10T23:39:00Z">
+        <w:r>
+          <w:rPr>
+            <w:rFonts w:cstheme="minorHAnsi"/>
+            <w:sz w:val="24"/>
+            <w:szCs w:val="24"/>
+          </w:rPr>
+          <w:delText xml:space="preserve">Les difficultés rencontrées </w:delText>
+        </w:r>
+      </w:del>
+    </w:p>
+    <w:p>
+      <w:pPr>
+        <w:pStyle w:val="Paragraphedeliste"/>
+        <w:numPr>
+          <w:ilvl w:val="0"/>
+          <w:numId w:val="4"/>
+        </w:numPr>
+        <w:spacing w:after="0" w:line="240" w:lineRule="auto"/>
+        <w:ind w:left="1800"/>
+        <w:jc w:val="both"/>
+        <w:rPr>
+          <w:del w:id="135" w:author="soleil" w:date="2024-10-10T23:39:00Z"/>
+          <w:rFonts w:cstheme="minorHAnsi"/>
+          <w:sz w:val="24"/>
+          <w:szCs w:val="24"/>
+        </w:rPr>
+      </w:pPr>
+      <w:del w:id="136" w:author="soleil" w:date="2024-10-10T23:39:00Z">
+        <w:r>
+          <w:rPr>
+            <w:rFonts w:cstheme="minorHAnsi"/>
+            <w:sz w:val="24"/>
+            <w:szCs w:val="24"/>
+          </w:rPr>
+          <w:delText>Passer le test pour voir s’il y a des difficultés. (Oui/Non).</w:delText>
+        </w:r>
+      </w:del>
+    </w:p>
+    <w:p>
+      <w:pPr>
+        <w:pStyle w:val="Paragraphedeliste"/>
+        <w:numPr>
+          <w:ilvl w:val="0"/>
+          <w:numId w:val="4"/>
+        </w:numPr>
+        <w:spacing w:after="0" w:line="240" w:lineRule="auto"/>
+        <w:ind w:left="1800"/>
+        <w:jc w:val="both"/>
+        <w:rPr>
+          <w:del w:id="137" w:author="soleil" w:date="2024-10-10T23:39:00Z"/>
+          <w:rFonts w:cstheme="minorHAnsi"/>
+          <w:sz w:val="24"/>
+          <w:szCs w:val="24"/>
+        </w:rPr>
+      </w:pPr>
+      <w:del w:id="138" w:author="soleil" w:date="2024-10-10T23:39:00Z">
+        <w:r>
+          <w:rPr>
+            <w:rFonts w:cstheme="minorHAnsi"/>
+            <w:sz w:val="24"/>
+            <w:szCs w:val="24"/>
+          </w:rPr>
+          <w:delText xml:space="preserve">Préférence en présence ou en distance.  </w:delText>
+        </w:r>
+      </w:del>
+    </w:p>
+    <w:p>
+      <w:pPr>
+        <w:pStyle w:val="Paragraphedeliste"/>
+        <w:numPr>
+          <w:ilvl w:val="0"/>
+          <w:numId w:val="4"/>
+        </w:numPr>
+        <w:spacing w:after="0" w:line="240" w:lineRule="auto"/>
+        <w:ind w:left="1800"/>
+        <w:jc w:val="both"/>
+        <w:rPr>
+          <w:del w:id="139" w:author="soleil" w:date="2024-10-10T23:39:00Z"/>
+          <w:rFonts w:cstheme="minorHAnsi"/>
+          <w:sz w:val="24"/>
+          <w:szCs w:val="24"/>
+        </w:rPr>
+      </w:pPr>
+      <w:del w:id="140" w:author="soleil" w:date="2024-10-10T23:39:00Z">
+        <w:r>
+          <w:rPr>
+            <w:rFonts w:cstheme="minorHAnsi"/>
+            <w:sz w:val="24"/>
+            <w:szCs w:val="24"/>
+          </w:rPr>
+          <w:delText>Préférence par SMS ou par mail.</w:delText>
+        </w:r>
+      </w:del>
     </w:p>
     <w:p>
       <w:pPr>
@@ -4168,11 +4612,11 @@
           <w:bCs/>
           <w:smallCaps/>
           <w:u w:val="single"/>
-          <w:rPrChange w:id="84" w:author="soleil" w:date="2024-10-09T16:39:00Z">
+          <w:rPrChange w:id="141" w:author="soleil" w:date="2024-10-09T16:39:00Z">
             <w:rPr/>
           </w:rPrChange>
         </w:rPr>
-        <w:pPrChange w:id="85" w:author="soleil" w:date="2024-10-09T16:39:00Z">
+        <w:pPrChange w:id="142" w:author="soleil" w:date="2024-10-09T16:39:00Z">
           <w:pPr>
             <w:pStyle w:val="Paragraphedeliste"/>
             <w:numPr>
@@ -4191,7 +4635,7 @@
           <w:bCs/>
           <w:smallCaps/>
           <w:u w:val="single"/>
-          <w:rPrChange w:id="86" w:author="soleil" w:date="2024-10-09T16:39:00Z">
+          <w:rPrChange w:id="143" w:author="soleil" w:date="2024-10-09T16:39:00Z">
             <w:rPr/>
           </w:rPrChange>
         </w:rPr>
@@ -4846,7 +5290,7 @@
         <w:spacing w:line="276" w:lineRule="auto"/>
         <w:jc w:val="both"/>
         <w:rPr>
-          <w:del w:id="87" w:author="soleil" w:date="2024-10-09T16:25:00Z"/>
+          <w:del w:id="144" w:author="soleil" w:date="2024-10-09T16:25:00Z"/>
           <w:rFonts w:cstheme="minorHAnsi"/>
           <w:sz w:val="24"/>
           <w:szCs w:val="24"/>
@@ -4866,7 +5310,7 @@
           <w:rFonts w:cstheme="minorHAnsi"/>
           <w:sz w:val="24"/>
           <w:szCs w:val="24"/>
-          <w:rPrChange w:id="88" w:author="soleil" w:date="2024-10-09T16:24:00Z">
+          <w:rPrChange w:id="145" w:author="soleil" w:date="2024-10-09T16:24:00Z">
             <w:rPr>
               <w:rFonts w:cstheme="minorHAnsi"/>
               <w:sz w:val="24"/>
@@ -4882,7 +5326,7 @@
           <w:rFonts w:cstheme="minorHAnsi"/>
           <w:sz w:val="24"/>
           <w:szCs w:val="24"/>
-          <w:rPrChange w:id="89" w:author="soleil" w:date="2024-10-09T16:24:00Z">
+          <w:rPrChange w:id="146" w:author="soleil" w:date="2024-10-09T16:24:00Z">
             <w:rPr>
               <w:rFonts w:cstheme="minorHAnsi"/>
               <w:sz w:val="24"/>
@@ -5057,7 +5501,7 @@
         <w:spacing w:line="276" w:lineRule="auto"/>
         <w:jc w:val="both"/>
         <w:rPr>
-          <w:del w:id="90" w:author="soleil" w:date="2024-10-09T16:44:00Z"/>
+          <w:del w:id="147" w:author="soleil" w:date="2024-10-09T16:44:00Z"/>
           <w:rFonts w:cstheme="minorHAnsi"/>
           <w:b/>
           <w:sz w:val="24"/>
@@ -5079,7 +5523,7 @@
         <w:spacing w:line="276" w:lineRule="auto"/>
         <w:jc w:val="both"/>
         <w:rPr>
-          <w:ins w:id="91" w:author="soleil" w:date="2024-10-09T16:44:00Z"/>
+          <w:ins w:id="148" w:author="soleil" w:date="2024-10-09T16:44:00Z"/>
           <w:rFonts w:cstheme="minorHAnsi"/>
           <w:b/>
           <w:sz w:val="24"/>
@@ -5093,7 +5537,7 @@
         <w:spacing w:line="276" w:lineRule="auto"/>
         <w:jc w:val="both"/>
         <w:rPr>
-          <w:ins w:id="92" w:author="soleil" w:date="2024-10-09T16:44:00Z"/>
+          <w:ins w:id="149" w:author="soleil" w:date="2024-10-09T16:44:00Z"/>
           <w:rFonts w:cstheme="minorHAnsi"/>
           <w:b/>
           <w:sz w:val="24"/>
@@ -5107,7 +5551,7 @@
         <w:spacing w:line="276" w:lineRule="auto"/>
         <w:jc w:val="both"/>
         <w:rPr>
-          <w:ins w:id="93" w:author="soleil" w:date="2024-10-09T16:44:00Z"/>
+          <w:ins w:id="150" w:author="soleil" w:date="2024-10-09T16:44:00Z"/>
           <w:rFonts w:cstheme="minorHAnsi"/>
           <w:sz w:val="24"/>
           <w:szCs w:val="24"/>
@@ -5183,7 +5627,7 @@
           <w:bCs/>
           <w:smallCaps/>
           <w:u w:val="single"/>
-          <w:rPrChange w:id="94" w:author="soleil" w:date="2024-10-09T16:45:00Z">
+          <w:rPrChange w:id="151" w:author="soleil" w:date="2024-10-09T16:45:00Z">
             <w:rPr>
               <w:rFonts w:cstheme="minorHAnsi"/>
               <w:sz w:val="24"/>
@@ -5191,7 +5635,7 @@
             </w:rPr>
           </w:rPrChange>
         </w:rPr>
-        <w:pPrChange w:id="95" w:author="soleil" w:date="2024-10-09T16:45:00Z">
+        <w:pPrChange w:id="152" w:author="soleil" w:date="2024-10-09T16:45:00Z">
           <w:pPr>
             <w:pStyle w:val="Paragraphedeliste"/>
             <w:numPr>
@@ -5210,7 +5654,7 @@
           <w:bCs/>
           <w:smallCaps/>
           <w:u w:val="single"/>
-          <w:rPrChange w:id="96" w:author="soleil" w:date="2024-10-09T16:45:00Z">
+          <w:rPrChange w:id="153" w:author="soleil" w:date="2024-10-09T16:45:00Z">
             <w:rPr>
               <w:rFonts w:cstheme="minorHAnsi"/>
             </w:rPr>
@@ -5659,7 +6103,7 @@
         <w:spacing w:line="276" w:lineRule="auto"/>
         <w:jc w:val="both"/>
         <w:rPr>
-          <w:del w:id="97" w:author="soleil" w:date="2024-10-09T16:46:00Z"/>
+          <w:del w:id="154" w:author="soleil" w:date="2024-10-09T16:46:00Z"/>
           <w:rFonts w:cstheme="minorHAnsi"/>
           <w:sz w:val="24"/>
           <w:szCs w:val="24"/>
@@ -5797,7 +6241,7 @@
         <w:spacing w:line="276" w:lineRule="auto"/>
         <w:jc w:val="both"/>
         <w:rPr>
-          <w:del w:id="98" w:author="soleil" w:date="2024-10-09T16:46:00Z"/>
+          <w:del w:id="155" w:author="soleil" w:date="2024-10-09T16:46:00Z"/>
           <w:rFonts w:cstheme="minorHAnsi"/>
           <w:sz w:val="24"/>
           <w:szCs w:val="24"/>
@@ -5899,11 +6343,11 @@
           <w:sz w:val="24"/>
           <w:szCs w:val="24"/>
           <w:u w:val="single"/>
-          <w:rPrChange w:id="99" w:author="soleil" w:date="2024-10-09T16:46:00Z">
+          <w:rPrChange w:id="156" w:author="soleil" w:date="2024-10-09T16:46:00Z">
             <w:rPr/>
           </w:rPrChange>
         </w:rPr>
-        <w:pPrChange w:id="100" w:author="soleil" w:date="2024-10-09T16:46:00Z">
+        <w:pPrChange w:id="157" w:author="soleil" w:date="2024-10-09T16:46:00Z">
           <w:pPr>
             <w:pStyle w:val="Paragraphedeliste"/>
             <w:spacing w:line="276" w:lineRule="auto"/>
@@ -6248,7 +6692,7 @@
         <w:ind w:left="284" w:hanging="284"/>
         <w:rPr>
           <w:rFonts w:asciiTheme="majorHAnsi" w:hAnsiTheme="majorHAnsi"/>
-          <w:rPrChange w:id="101" w:author="soleil" w:date="2024-10-09T16:47:00Z">
+          <w:rPrChange w:id="158" w:author="soleil" w:date="2024-10-09T16:47:00Z">
             <w:rPr>
               <w:rFonts w:asciiTheme="minorHAnsi" w:hAnsiTheme="minorHAnsi" w:cstheme="minorHAnsi"/>
               <w:sz w:val="24"/>
@@ -6256,7 +6700,7 @@
             </w:rPr>
           </w:rPrChange>
         </w:rPr>
-        <w:pPrChange w:id="102" w:author="soleil" w:date="2024-10-10T10:20:00Z">
+        <w:pPrChange w:id="159" w:author="soleil" w:date="2024-10-10T10:20:00Z">
           <w:pPr>
             <w:pStyle w:val="Titre2"/>
             <w:numPr>
@@ -6266,11 +6710,11 @@
           </w:pPr>
         </w:pPrChange>
       </w:pPr>
-      <w:bookmarkStart w:id="103" w:name="_Toc178943633"/>
+      <w:bookmarkStart w:id="160" w:name="_Toc178943633"/>
       <w:r>
         <w:rPr>
           <w:rFonts w:asciiTheme="majorHAnsi" w:hAnsiTheme="majorHAnsi"/>
-          <w:rPrChange w:id="104" w:author="soleil" w:date="2024-10-09T16:47:00Z">
+          <w:rPrChange w:id="161" w:author="soleil" w:date="2024-10-09T16:47:00Z">
             <w:rPr>
               <w:rFonts w:asciiTheme="minorHAnsi" w:hAnsiTheme="minorHAnsi" w:cstheme="minorHAnsi"/>
               <w:sz w:val="24"/>
@@ -6280,7 +6724,7 @@
         </w:rPr>
         <w:t>Description de l’application</w:t>
       </w:r>
-      <w:bookmarkEnd w:id="103"/>
+      <w:bookmarkEnd w:id="160"/>
     </w:p>
     <w:p>
       <w:pPr>
@@ -6303,7 +6747,7 @@
           <w:smallCaps/>
         </w:rPr>
       </w:pPr>
-      <w:bookmarkStart w:id="105" w:name="_Toc178943634"/>
+      <w:bookmarkStart w:id="162" w:name="_Toc178943634"/>
       <w:r>
         <w:rPr>
           <w:rFonts w:asciiTheme="minorHAnsi" w:hAnsiTheme="minorHAnsi" w:cstheme="minorHAnsi"/>
@@ -6311,7 +6755,7 @@
         </w:rPr>
         <w:t>Description des pages</w:t>
       </w:r>
-      <w:bookmarkEnd w:id="105"/>
+      <w:bookmarkEnd w:id="162"/>
     </w:p>
     <w:p>
       <w:pPr>
@@ -7107,7 +7551,7 @@
           <w:bCs/>
           <w:sz w:val="24"/>
           <w:szCs w:val="24"/>
-          <w:rPrChange w:id="106" w:author="soleil" w:date="2024-10-09T16:23:00Z">
+          <w:rPrChange w:id="163" w:author="soleil" w:date="2024-10-09T16:23:00Z">
             <w:rPr>
               <w:rFonts w:cstheme="minorHAnsi"/>
               <w:b/>
@@ -7565,7 +8009,7 @@
         <w:spacing w:line="276" w:lineRule="auto"/>
         <w:jc w:val="both"/>
         <w:rPr>
-          <w:ins w:id="107" w:author="soleil" w:date="2024-10-09T16:23:00Z"/>
+          <w:ins w:id="164" w:author="soleil" w:date="2024-10-09T16:23:00Z"/>
           <w:rFonts w:cstheme="minorHAnsi"/>
           <w:bCs/>
           <w:sz w:val="24"/>
@@ -7606,7 +8050,7 @@
         <w:spacing w:line="276" w:lineRule="auto"/>
         <w:jc w:val="both"/>
         <w:rPr>
-          <w:ins w:id="108" w:author="soleil" w:date="2024-10-09T16:49:00Z"/>
+          <w:ins w:id="165" w:author="soleil" w:date="2024-10-09T16:49:00Z"/>
           <w:rFonts w:cstheme="minorHAnsi"/>
           <w:bCs/>
           <w:sz w:val="24"/>
@@ -7620,7 +8064,7 @@
         <w:spacing w:line="276" w:lineRule="auto"/>
         <w:jc w:val="both"/>
         <w:rPr>
-          <w:ins w:id="109" w:author="soleil" w:date="2024-10-10T10:21:00Z"/>
+          <w:ins w:id="166" w:author="soleil" w:date="2024-10-10T10:21:00Z"/>
           <w:rFonts w:cstheme="minorHAnsi"/>
           <w:bCs/>
           <w:sz w:val="24"/>
@@ -7638,7 +8082,7 @@
         <w:spacing w:line="276" w:lineRule="auto"/>
         <w:jc w:val="both"/>
         <w:rPr>
-          <w:ins w:id="110" w:author="soleil" w:date="2024-10-10T13:23:00Z"/>
+          <w:ins w:id="167" w:author="soleil" w:date="2024-10-10T13:23:00Z"/>
           <w:rFonts w:asciiTheme="majorHAnsi" w:hAnsiTheme="majorHAnsi" w:cstheme="majorBidi"/>
           <w:b/>
           <w:smallCaps/>
@@ -7646,13 +8090,13 @@
           <w:szCs w:val="36"/>
           <w:u w:val="single" w:color="FF0000"/>
         </w:rPr>
-        <w:pPrChange w:id="111" w:author="soleil" w:date="2024-10-10T10:36:00Z">
+        <w:pPrChange w:id="168" w:author="soleil" w:date="2024-10-10T10:36:00Z">
           <w:pPr>
             <w:pStyle w:val="Titre1"/>
           </w:pPr>
         </w:pPrChange>
       </w:pPr>
-      <w:ins w:id="112" w:author="soleil" w:date="2024-10-10T10:21:00Z">
+      <w:ins w:id="169" w:author="soleil" w:date="2024-10-10T10:21:00Z">
         <w:r>
           <w:rPr>
             <w:rFonts w:asciiTheme="majorHAnsi" w:hAnsiTheme="majorHAnsi" w:cstheme="majorBidi"/>
@@ -7661,7 +8105,7 @@
             <w:sz w:val="36"/>
             <w:szCs w:val="36"/>
             <w:u w:val="single" w:color="FF0000"/>
-            <w:rPrChange w:id="113" w:author="soleil" w:date="2024-10-10T10:36:00Z">
+            <w:rPrChange w:id="170" w:author="soleil" w:date="2024-10-10T10:36:00Z">
               <w:rPr/>
             </w:rPrChange>
           </w:rPr>
@@ -7673,9 +8117,9 @@
     <w:p>
       <w:pPr>
         <w:rPr>
-          <w:ins w:id="114" w:author="soleil" w:date="2024-10-10T10:21:00Z"/>
-        </w:rPr>
-        <w:pPrChange w:id="115" w:author="soleil" w:date="2024-10-10T13:23:00Z">
+          <w:ins w:id="171" w:author="soleil" w:date="2024-10-10T10:21:00Z"/>
+        </w:rPr>
+        <w:pPrChange w:id="172" w:author="soleil" w:date="2024-10-10T13:23:00Z">
           <w:pPr>
             <w:pStyle w:val="Titre1"/>
           </w:pPr>
@@ -7689,7 +8133,7 @@
         <w:jc w:val="both"/>
         <w:rPr>
           <w:smallCaps/>
-          <w:rPrChange w:id="116" w:author="soleil" w:date="2024-10-10T13:23:00Z">
+          <w:rPrChange w:id="173" w:author="soleil" w:date="2024-10-10T13:23:00Z">
             <w:rPr>
               <w:rFonts w:cstheme="minorHAnsi"/>
               <w:bCs/>
@@ -7698,7 +8142,7 @@
             </w:rPr>
           </w:rPrChange>
         </w:rPr>
-        <w:pPrChange w:id="117" w:author="soleil" w:date="2024-10-10T13:23:00Z">
+        <w:pPrChange w:id="174" w:author="soleil" w:date="2024-10-10T13:23:00Z">
           <w:pPr>
             <w:pStyle w:val="Paragraphedeliste"/>
             <w:spacing w:line="276" w:lineRule="auto"/>
@@ -7706,7 +8150,7 @@
           </w:pPr>
         </w:pPrChange>
       </w:pPr>
-      <w:ins w:id="118" w:author="soleil" w:date="2024-10-10T10:21:00Z">
+      <w:ins w:id="175" w:author="soleil" w:date="2024-10-10T10:21:00Z">
         <w:r>
           <w:rPr>
             <w:smallCaps/>
@@ -7720,10 +8164,10 @@
         <w:spacing w:after="0" w:line="276" w:lineRule="auto"/>
         <w:jc w:val="both"/>
         <w:rPr>
-          <w:ins w:id="119" w:author="soleil" w:date="2024-10-10T10:51:00Z"/>
-        </w:rPr>
-      </w:pPr>
-      <w:ins w:id="120" w:author="soleil" w:date="2024-10-10T10:51:00Z">
+          <w:ins w:id="176" w:author="soleil" w:date="2024-10-10T10:51:00Z"/>
+        </w:rPr>
+      </w:pPr>
+      <w:ins w:id="177" w:author="soleil" w:date="2024-10-10T10:51:00Z">
         <w:r>
           <w:t xml:space="preserve">La page d’inscription sera composée : </w:t>
         </w:r>
@@ -7739,10 +8183,10 @@
         <w:spacing w:after="0" w:line="276" w:lineRule="auto"/>
         <w:jc w:val="both"/>
         <w:rPr>
-          <w:ins w:id="121" w:author="soleil" w:date="2024-10-10T10:51:00Z"/>
-        </w:rPr>
-      </w:pPr>
-      <w:ins w:id="122" w:author="soleil" w:date="2024-10-10T10:51:00Z">
+          <w:ins w:id="178" w:author="soleil" w:date="2024-10-10T10:51:00Z"/>
+        </w:rPr>
+      </w:pPr>
+      <w:ins w:id="179" w:author="soleil" w:date="2024-10-10T10:51:00Z">
         <w:r>
           <w:t>Un titre principal « Inscription »</w:t>
         </w:r>
@@ -7758,10 +8202,10 @@
         <w:spacing w:after="0" w:line="276" w:lineRule="auto"/>
         <w:jc w:val="both"/>
         <w:rPr>
-          <w:ins w:id="123" w:author="soleil" w:date="2024-10-10T10:51:00Z"/>
-        </w:rPr>
-      </w:pPr>
-      <w:ins w:id="124" w:author="soleil" w:date="2024-10-10T10:51:00Z">
+          <w:ins w:id="180" w:author="soleil" w:date="2024-10-10T10:51:00Z"/>
+        </w:rPr>
+      </w:pPr>
+      <w:ins w:id="181" w:author="soleil" w:date="2024-10-10T10:51:00Z">
         <w:r>
           <w:t>Un formulaire accessible avec des « aria-label » « aria-live », et des champs obligatoires</w:t>
         </w:r>
@@ -7777,10 +8221,10 @@
         <w:spacing w:after="0" w:line="276" w:lineRule="auto"/>
         <w:jc w:val="both"/>
         <w:rPr>
-          <w:ins w:id="125" w:author="soleil" w:date="2024-10-10T10:51:00Z"/>
-        </w:rPr>
-      </w:pPr>
-      <w:ins w:id="126" w:author="soleil" w:date="2024-10-10T10:51:00Z">
+          <w:ins w:id="182" w:author="soleil" w:date="2024-10-10T10:51:00Z"/>
+        </w:rPr>
+      </w:pPr>
+      <w:ins w:id="183" w:author="soleil" w:date="2024-10-10T10:51:00Z">
         <w:r>
           <w:t xml:space="preserve">Les champs obligatoires sont les suivants : </w:t>
         </w:r>
@@ -7796,10 +8240,10 @@
         <w:spacing w:after="0" w:line="276" w:lineRule="auto"/>
         <w:jc w:val="both"/>
         <w:rPr>
-          <w:ins w:id="127" w:author="soleil" w:date="2024-10-10T10:51:00Z"/>
-        </w:rPr>
-      </w:pPr>
-      <w:ins w:id="128" w:author="soleil" w:date="2024-10-10T10:51:00Z">
+          <w:ins w:id="184" w:author="soleil" w:date="2024-10-10T10:51:00Z"/>
+        </w:rPr>
+      </w:pPr>
+      <w:ins w:id="185" w:author="soleil" w:date="2024-10-10T10:51:00Z">
         <w:r>
           <w:t xml:space="preserve">Un champ nom de la personne pouvant comporter tous type de caractères, taille </w:t>
         </w:r>
@@ -7807,12 +8251,12 @@
           <w:t>à 20 caractères</w:t>
         </w:r>
       </w:ins>
-      <w:ins w:id="129" w:author="soleil" w:date="2024-10-10T13:38:00Z">
+      <w:ins w:id="186" w:author="soleil" w:date="2024-10-10T13:38:00Z">
         <w:r>
           <w:t> </w:t>
         </w:r>
       </w:ins>
-      <w:ins w:id="130" w:author="soleil" w:date="2024-10-10T10:51:00Z">
+      <w:ins w:id="187" w:author="soleil" w:date="2024-10-10T10:51:00Z">
         <w:r>
           <w:t>;</w:t>
         </w:r>
@@ -7828,20 +8272,20 @@
         <w:spacing w:after="0" w:line="276" w:lineRule="auto"/>
         <w:jc w:val="both"/>
         <w:rPr>
-          <w:ins w:id="131" w:author="soleil" w:date="2024-10-10T10:51:00Z"/>
-        </w:rPr>
-      </w:pPr>
-      <w:ins w:id="132" w:author="soleil" w:date="2024-10-10T10:51:00Z">
+          <w:ins w:id="188" w:author="soleil" w:date="2024-10-10T10:51:00Z"/>
+        </w:rPr>
+      </w:pPr>
+      <w:ins w:id="189" w:author="soleil" w:date="2024-10-10T10:51:00Z">
         <w:r>
           <w:t xml:space="preserve">Un champ </w:t>
         </w:r>
       </w:ins>
-      <w:ins w:id="133" w:author="soleil" w:date="2024-10-10T13:31:00Z">
+      <w:ins w:id="190" w:author="soleil" w:date="2024-10-10T13:31:00Z">
         <w:r>
           <w:t>pré</w:t>
         </w:r>
       </w:ins>
-      <w:ins w:id="134" w:author="soleil" w:date="2024-10-10T10:51:00Z">
+      <w:ins w:id="191" w:author="soleil" w:date="2024-10-10T10:51:00Z">
         <w:r>
           <w:t xml:space="preserve">nom de la personne pouvant comporter tous type de caractères, taille </w:t>
         </w:r>
@@ -7849,12 +8293,12 @@
           <w:t>à 20 caractères</w:t>
         </w:r>
       </w:ins>
-      <w:ins w:id="135" w:author="soleil" w:date="2024-10-10T13:38:00Z">
+      <w:ins w:id="192" w:author="soleil" w:date="2024-10-10T13:38:00Z">
         <w:r>
           <w:t> </w:t>
         </w:r>
       </w:ins>
-      <w:ins w:id="136" w:author="soleil" w:date="2024-10-10T10:51:00Z">
+      <w:ins w:id="193" w:author="soleil" w:date="2024-10-10T10:51:00Z">
         <w:r>
           <w:t>;</w:t>
         </w:r>
@@ -7870,30 +8314,30 @@
         <w:spacing w:after="0" w:line="276" w:lineRule="auto"/>
         <w:jc w:val="both"/>
         <w:rPr>
-          <w:ins w:id="137" w:author="soleil" w:date="2024-10-10T10:51:00Z"/>
-        </w:rPr>
-      </w:pPr>
-      <w:ins w:id="138" w:author="soleil" w:date="2024-10-10T10:51:00Z">
+          <w:ins w:id="194" w:author="soleil" w:date="2024-10-10T10:51:00Z"/>
+        </w:rPr>
+      </w:pPr>
+      <w:ins w:id="195" w:author="soleil" w:date="2024-10-10T10:51:00Z">
         <w:r>
           <w:t xml:space="preserve">Un champ </w:t>
         </w:r>
       </w:ins>
-      <w:ins w:id="139" w:author="soleil" w:date="2024-10-10T13:31:00Z">
+      <w:ins w:id="196" w:author="soleil" w:date="2024-10-10T13:31:00Z">
         <w:r>
           <w:t>adresse électronique</w:t>
         </w:r>
       </w:ins>
-      <w:ins w:id="140" w:author="soleil" w:date="2024-10-10T10:51:00Z">
+      <w:ins w:id="197" w:author="soleil" w:date="2024-10-10T10:51:00Z">
         <w:r>
           <w:t xml:space="preserve">, (type unique), on ne peut pas avoir plusieurs comptes par </w:t>
         </w:r>
       </w:ins>
-      <w:ins w:id="141" w:author="soleil" w:date="2024-10-10T13:33:00Z">
+      <w:ins w:id="198" w:author="soleil" w:date="2024-10-10T13:33:00Z">
         <w:r>
           <w:t>une seule adresse électronique</w:t>
         </w:r>
       </w:ins>
-      <w:ins w:id="142" w:author="soleil" w:date="2024-10-10T13:38:00Z">
+      <w:ins w:id="199" w:author="soleil" w:date="2024-10-10T13:38:00Z">
         <w:r>
           <w:t> ;</w:t>
         </w:r>
@@ -7909,15 +8353,15 @@
         <w:spacing w:after="0" w:line="276" w:lineRule="auto"/>
         <w:jc w:val="both"/>
         <w:rPr>
-          <w:ins w:id="143" w:author="soleil" w:date="2024-10-10T10:51:00Z"/>
-        </w:rPr>
-      </w:pPr>
-      <w:ins w:id="144" w:author="soleil" w:date="2024-10-10T10:51:00Z">
+          <w:ins w:id="200" w:author="soleil" w:date="2024-10-10T10:51:00Z"/>
+        </w:rPr>
+      </w:pPr>
+      <w:ins w:id="201" w:author="soleil" w:date="2024-10-10T10:51:00Z">
         <w:r>
           <w:t>Un champ mot de passe avec cryptage</w:t>
         </w:r>
       </w:ins>
-      <w:ins w:id="145" w:author="soleil" w:date="2024-10-10T13:38:00Z">
+      <w:ins w:id="202" w:author="soleil" w:date="2024-10-10T13:38:00Z">
         <w:r>
           <w:t> ;</w:t>
         </w:r>
@@ -7933,15 +8377,15 @@
         <w:spacing w:after="0" w:line="276" w:lineRule="auto"/>
         <w:jc w:val="both"/>
         <w:rPr>
-          <w:ins w:id="146" w:author="soleil" w:date="2024-10-10T13:34:00Z"/>
-        </w:rPr>
-      </w:pPr>
-      <w:ins w:id="147" w:author="soleil" w:date="2024-10-10T10:51:00Z">
+          <w:ins w:id="203" w:author="soleil" w:date="2024-10-10T13:34:00Z"/>
+        </w:rPr>
+      </w:pPr>
+      <w:ins w:id="204" w:author="soleil" w:date="2024-10-10T10:51:00Z">
         <w:r>
           <w:t>Un champ « confirmation du mot de passe »</w:t>
         </w:r>
       </w:ins>
-      <w:ins w:id="148" w:author="soleil" w:date="2024-10-10T13:38:00Z">
+      <w:ins w:id="205" w:author="soleil" w:date="2024-10-10T13:38:00Z">
         <w:r>
           <w:t> ;</w:t>
         </w:r>
@@ -7957,25 +8401,25 @@
         <w:spacing w:after="0" w:line="276" w:lineRule="auto"/>
         <w:jc w:val="both"/>
         <w:rPr>
-          <w:ins w:id="149" w:author="soleil" w:date="2024-10-10T10:51:00Z"/>
-        </w:rPr>
-      </w:pPr>
-      <w:ins w:id="150" w:author="soleil" w:date="2024-10-10T13:34:00Z">
+          <w:ins w:id="206" w:author="soleil" w:date="2024-10-10T10:51:00Z"/>
+        </w:rPr>
+      </w:pPr>
+      <w:ins w:id="207" w:author="soleil" w:date="2024-10-10T13:34:00Z">
         <w:r>
           <w:t xml:space="preserve">Un champ numéro de téléphone de type </w:t>
         </w:r>
       </w:ins>
-      <w:ins w:id="151" w:author="soleil" w:date="2024-10-10T13:37:00Z">
+      <w:ins w:id="208" w:author="soleil" w:date="2024-10-10T13:37:00Z">
         <w:r>
           <w:t>tel</w:t>
         </w:r>
       </w:ins>
-      <w:ins w:id="152" w:author="soleil" w:date="2024-10-10T13:38:00Z">
+      <w:ins w:id="209" w:author="soleil" w:date="2024-10-10T13:38:00Z">
         <w:r>
           <w:t> </w:t>
         </w:r>
       </w:ins>
-      <w:ins w:id="153" w:author="soleil" w:date="2024-10-10T13:37:00Z">
+      <w:ins w:id="210" w:author="soleil" w:date="2024-10-10T13:37:00Z">
         <w:r>
           <w:t>;</w:t>
         </w:r>
@@ -7991,15 +8435,64 @@
         <w:spacing w:after="0" w:line="276" w:lineRule="auto"/>
         <w:jc w:val="both"/>
         <w:rPr>
-          <w:ins w:id="154" w:author="soleil" w:date="2024-10-10T10:51:00Z"/>
-        </w:rPr>
-      </w:pPr>
-      <w:ins w:id="155" w:author="soleil" w:date="2024-10-10T10:51:00Z">
-        <w:r>
-          <w:t>Un champ âge de type nombre</w:t>
+          <w:ins w:id="211" w:author="soleil" w:date="2024-10-10T23:38:00Z"/>
+        </w:rPr>
+      </w:pPr>
+      <w:ins w:id="212" w:author="soleil" w:date="2024-10-10T23:38:00Z">
+        <w:r>
+          <w:t>Un champ date de naissance de type date pour son âge et programmer des évènement</w:t>
+        </w:r>
+        <w:r>
+          <w:t>s anniversaires éventuellement ;</w:t>
         </w:r>
       </w:ins>
-      <w:ins w:id="156" w:author="soleil" w:date="2024-10-10T13:38:00Z">
+    </w:p>
+    <w:p>
+      <w:pPr>
+        <w:pStyle w:val="Paragraphedeliste"/>
+        <w:numPr>
+          <w:ilvl w:val="0"/>
+          <w:numId w:val="24"/>
+        </w:numPr>
+        <w:spacing w:after="0" w:line="276" w:lineRule="auto"/>
+        <w:jc w:val="both"/>
+        <w:rPr>
+          <w:ins w:id="213" w:author="soleil" w:date="2024-10-10T23:32:00Z"/>
+        </w:rPr>
+      </w:pPr>
+      <w:ins w:id="214" w:author="soleil" w:date="2024-10-10T23:27:00Z">
+        <w:r>
+          <w:t>Un champ</w:t>
+        </w:r>
+      </w:ins>
+      <w:ins w:id="215" w:author="soleil" w:date="2024-10-10T23:31:00Z">
+        <w:r>
+          <w:t xml:space="preserve"> de radio pour sélectionner son genre ;</w:t>
+        </w:r>
+      </w:ins>
+    </w:p>
+    <w:p>
+      <w:pPr>
+        <w:pStyle w:val="Paragraphedeliste"/>
+        <w:numPr>
+          <w:ilvl w:val="0"/>
+          <w:numId w:val="24"/>
+        </w:numPr>
+        <w:spacing w:after="0" w:line="276" w:lineRule="auto"/>
+        <w:jc w:val="both"/>
+        <w:rPr>
+          <w:ins w:id="216" w:author="soleil" w:date="2024-10-10T10:51:00Z"/>
+        </w:rPr>
+      </w:pPr>
+      <w:ins w:id="217" w:author="soleil" w:date="2024-10-10T23:32:00Z">
+        <w:r>
+          <w:t xml:space="preserve">Un champ ville avec une liste déroulante dans laquelle </w:t>
+        </w:r>
+      </w:ins>
+      <w:ins w:id="218" w:author="soleil" w:date="2024-10-10T23:35:00Z">
+        <w:r>
+          <w:t>l'utilisateur peut choisir une option parmi celles proposées</w:t>
+        </w:r>
         <w:r>
           <w:t> ;</w:t>
         </w:r>
@@ -8010,17 +8503,26 @@
         <w:pStyle w:val="Paragraphedeliste"/>
         <w:numPr>
           <w:ilvl w:val="0"/>
-          <w:numId w:val="24"/>
+          <w:numId w:val="4"/>
         </w:numPr>
         <w:spacing w:after="0" w:line="276" w:lineRule="auto"/>
         <w:jc w:val="both"/>
         <w:rPr>
-          <w:ins w:id="157" w:author="soleil" w:date="2024-10-10T10:51:00Z"/>
-        </w:rPr>
-      </w:pPr>
-      <w:ins w:id="158" w:author="soleil" w:date="2024-10-10T10:51:00Z">
-        <w:r>
-          <w:t xml:space="preserve">Un champ date de naissance de type date pour vérifier l’âge et programmer des évènements anniversaires éventuellement. </w:t>
+          <w:ins w:id="219" w:author="soleil" w:date="2024-10-10T10:51:00Z"/>
+        </w:rPr>
+      </w:pPr>
+      <w:ins w:id="220" w:author="soleil" w:date="2024-10-10T10:51:00Z">
+        <w:r>
+          <w:rPr>
+            <w:highlight w:val="yellow"/>
+            <w:rPrChange w:id="221" w:author="soleil" w:date="2024-10-10T23:39:00Z">
+              <w:rPr/>
+            </w:rPrChange>
+          </w:rPr>
+          <w:t>Les champs non obligatoires sont les suivants</w:t>
+        </w:r>
+        <w:r>
+          <w:t xml:space="preserve"> : </w:t>
         </w:r>
       </w:ins>
     </w:p>
@@ -8029,17 +8531,88 @@
         <w:pStyle w:val="Paragraphedeliste"/>
         <w:numPr>
           <w:ilvl w:val="0"/>
+          <w:numId w:val="25"/>
+        </w:numPr>
+        <w:spacing w:after="0" w:line="276" w:lineRule="auto"/>
+        <w:jc w:val="both"/>
+        <w:rPr>
+          <w:ins w:id="222" w:author="soleil" w:date="2024-10-10T10:51:00Z"/>
+        </w:rPr>
+      </w:pPr>
+      <w:ins w:id="223" w:author="soleil" w:date="2024-10-10T10:51:00Z">
+        <w:r>
+          <w:t>Un champ Ecole de type string.</w:t>
+        </w:r>
+      </w:ins>
+    </w:p>
+    <w:p>
+      <w:pPr>
+        <w:pStyle w:val="Paragraphedeliste"/>
+        <w:numPr>
+          <w:ilvl w:val="0"/>
+          <w:numId w:val="25"/>
+        </w:numPr>
+        <w:spacing w:after="0" w:line="276" w:lineRule="auto"/>
+        <w:jc w:val="both"/>
+        <w:rPr>
+          <w:ins w:id="224" w:author="soleil" w:date="2024-10-10T10:51:00Z"/>
+        </w:rPr>
+      </w:pPr>
+      <w:ins w:id="225" w:author="soleil" w:date="2024-10-10T10:51:00Z">
+        <w:r>
+          <w:t xml:space="preserve">Un champ de radio pour confirmer s’il y a des cours LSF dans cette école. </w:t>
+        </w:r>
+      </w:ins>
+    </w:p>
+    <w:p>
+      <w:pPr>
+        <w:pStyle w:val="Paragraphedeliste"/>
+        <w:numPr>
+          <w:ilvl w:val="0"/>
+          <w:numId w:val="25"/>
+        </w:numPr>
+        <w:spacing w:after="0" w:line="276" w:lineRule="auto"/>
+        <w:jc w:val="both"/>
+        <w:rPr>
+          <w:ins w:id="226" w:author="soleil" w:date="2024-10-10T10:51:00Z"/>
+        </w:rPr>
+      </w:pPr>
+      <w:ins w:id="227" w:author="soleil" w:date="2024-10-10T10:51:00Z">
+        <w:r>
+          <w:t>Un champ Année de pratique LSF (type nombre) pour reconnaître son niveau.</w:t>
+        </w:r>
+      </w:ins>
+    </w:p>
+    <w:p>
+      <w:pPr>
+        <w:spacing w:after="0" w:line="276" w:lineRule="auto"/>
+        <w:jc w:val="both"/>
+        <w:rPr>
+          <w:ins w:id="228" w:author="soleil" w:date="2024-10-10T10:51:00Z"/>
+        </w:rPr>
+      </w:pPr>
+      <w:ins w:id="229" w:author="soleil" w:date="2024-10-10T10:51:00Z">
+        <w:r>
+          <w:t>A la fin de la page, c’est la partie Premium :</w:t>
+        </w:r>
+      </w:ins>
+    </w:p>
+    <w:p>
+      <w:pPr>
+        <w:pStyle w:val="Paragraphedeliste"/>
+        <w:numPr>
+          <w:ilvl w:val="0"/>
           <w:numId w:val="4"/>
         </w:numPr>
         <w:spacing w:after="0" w:line="276" w:lineRule="auto"/>
         <w:jc w:val="both"/>
         <w:rPr>
-          <w:ins w:id="159" w:author="soleil" w:date="2024-10-10T10:51:00Z"/>
-        </w:rPr>
-      </w:pPr>
-      <w:ins w:id="160" w:author="soleil" w:date="2024-10-10T10:51:00Z">
-        <w:r>
-          <w:t xml:space="preserve">Les champs non obligatoires sont les suivants : </w:t>
+          <w:ins w:id="230" w:author="soleil" w:date="2024-10-10T10:51:00Z"/>
+        </w:rPr>
+      </w:pPr>
+      <w:ins w:id="231" w:author="soleil" w:date="2024-10-10T10:51:00Z">
+        <w:r>
+          <w:t>Tous les champs sont obligatoires :</w:t>
         </w:r>
       </w:ins>
     </w:p>
@@ -8048,17 +8621,17 @@
         <w:pStyle w:val="Paragraphedeliste"/>
         <w:numPr>
           <w:ilvl w:val="0"/>
-          <w:numId w:val="25"/>
+          <w:numId w:val="26"/>
         </w:numPr>
         <w:spacing w:after="0" w:line="276" w:lineRule="auto"/>
         <w:jc w:val="both"/>
         <w:rPr>
-          <w:ins w:id="161" w:author="soleil" w:date="2024-10-10T10:51:00Z"/>
-        </w:rPr>
-      </w:pPr>
-      <w:ins w:id="162" w:author="soleil" w:date="2024-10-10T10:51:00Z">
-        <w:r>
-          <w:t>Un champ Ecole de type string.</w:t>
+          <w:ins w:id="232" w:author="soleil" w:date="2024-10-10T10:51:00Z"/>
+        </w:rPr>
+      </w:pPr>
+      <w:ins w:id="233" w:author="soleil" w:date="2024-10-10T10:51:00Z">
+        <w:r>
+          <w:t xml:space="preserve">Un champ de radio soit Acheter 1 cours pour 5 € soit l’abonnement pour 10 € pour toute la partie Premium et des nouveautés. </w:t>
         </w:r>
       </w:ins>
     </w:p>
@@ -8067,17 +8640,17 @@
         <w:pStyle w:val="Paragraphedeliste"/>
         <w:numPr>
           <w:ilvl w:val="0"/>
-          <w:numId w:val="25"/>
+          <w:numId w:val="4"/>
         </w:numPr>
         <w:spacing w:after="0" w:line="276" w:lineRule="auto"/>
         <w:jc w:val="both"/>
         <w:rPr>
-          <w:ins w:id="163" w:author="soleil" w:date="2024-10-10T10:51:00Z"/>
-        </w:rPr>
-      </w:pPr>
-      <w:ins w:id="164" w:author="soleil" w:date="2024-10-10T10:51:00Z">
-        <w:r>
-          <w:t xml:space="preserve">Un champ de radio pour confirmer s’il y a des cours LSF dans cette école. </w:t>
+          <w:ins w:id="234" w:author="soleil" w:date="2024-10-10T10:51:00Z"/>
+        </w:rPr>
+      </w:pPr>
+      <w:ins w:id="235" w:author="soleil" w:date="2024-10-10T10:51:00Z">
+        <w:r>
+          <w:t>Un lien vers la page de connexion</w:t>
         </w:r>
       </w:ins>
     </w:p>
@@ -8086,17 +8659,17 @@
         <w:pStyle w:val="Paragraphedeliste"/>
         <w:numPr>
           <w:ilvl w:val="0"/>
-          <w:numId w:val="25"/>
+          <w:numId w:val="4"/>
         </w:numPr>
         <w:spacing w:after="0" w:line="276" w:lineRule="auto"/>
         <w:jc w:val="both"/>
         <w:rPr>
-          <w:ins w:id="165" w:author="soleil" w:date="2024-10-10T10:51:00Z"/>
-        </w:rPr>
-      </w:pPr>
-      <w:ins w:id="166" w:author="soleil" w:date="2024-10-10T10:51:00Z">
-        <w:r>
-          <w:t>Un champ Année de pratique LSF (type nombre) pour reconnaître son niveau.</w:t>
+          <w:ins w:id="236" w:author="soleil" w:date="2024-10-10T10:51:00Z"/>
+        </w:rPr>
+      </w:pPr>
+      <w:ins w:id="237" w:author="soleil" w:date="2024-10-10T10:51:00Z">
+        <w:r>
+          <w:t>Un lien de retour vers la page d’accueil du site</w:t>
         </w:r>
       </w:ins>
     </w:p>
@@ -8105,102 +8678,7 @@
         <w:spacing w:after="0" w:line="276" w:lineRule="auto"/>
         <w:jc w:val="both"/>
         <w:rPr>
-          <w:ins w:id="167" w:author="soleil" w:date="2024-10-10T10:51:00Z"/>
-        </w:rPr>
-      </w:pPr>
-      <w:ins w:id="168" w:author="soleil" w:date="2024-10-10T10:51:00Z">
-        <w:r>
-          <w:t>A la fin de la page, c’est la partie Premium :</w:t>
-        </w:r>
-      </w:ins>
-    </w:p>
-    <w:p>
-      <w:pPr>
-        <w:pStyle w:val="Paragraphedeliste"/>
-        <w:numPr>
-          <w:ilvl w:val="0"/>
-          <w:numId w:val="4"/>
-        </w:numPr>
-        <w:spacing w:after="0" w:line="276" w:lineRule="auto"/>
-        <w:jc w:val="both"/>
-        <w:rPr>
-          <w:ins w:id="169" w:author="soleil" w:date="2024-10-10T10:51:00Z"/>
-        </w:rPr>
-      </w:pPr>
-      <w:ins w:id="170" w:author="soleil" w:date="2024-10-10T10:51:00Z">
-        <w:r>
-          <w:t>Tous les champs sont obligatoires :</w:t>
-        </w:r>
-      </w:ins>
-    </w:p>
-    <w:p>
-      <w:pPr>
-        <w:pStyle w:val="Paragraphedeliste"/>
-        <w:numPr>
-          <w:ilvl w:val="0"/>
-          <w:numId w:val="26"/>
-        </w:numPr>
-        <w:spacing w:after="0" w:line="276" w:lineRule="auto"/>
-        <w:jc w:val="both"/>
-        <w:rPr>
-          <w:ins w:id="171" w:author="soleil" w:date="2024-10-10T10:51:00Z"/>
-        </w:rPr>
-      </w:pPr>
-      <w:ins w:id="172" w:author="soleil" w:date="2024-10-10T10:51:00Z">
-        <w:r>
-          <w:t>Un champ de radio soit Acheter 1 cours pour 5 € soit l’abonnement pour 10 € pour toute la partie Pre</w:t>
-        </w:r>
-        <w:bookmarkStart w:id="173" w:name="_GoBack"/>
-        <w:bookmarkEnd w:id="173"/>
-        <w:r>
-          <w:t xml:space="preserve">mium et des nouveautés. </w:t>
-        </w:r>
-      </w:ins>
-    </w:p>
-    <w:p>
-      <w:pPr>
-        <w:pStyle w:val="Paragraphedeliste"/>
-        <w:numPr>
-          <w:ilvl w:val="0"/>
-          <w:numId w:val="4"/>
-        </w:numPr>
-        <w:spacing w:after="0" w:line="276" w:lineRule="auto"/>
-        <w:jc w:val="both"/>
-        <w:rPr>
-          <w:ins w:id="174" w:author="soleil" w:date="2024-10-10T10:51:00Z"/>
-        </w:rPr>
-      </w:pPr>
-      <w:ins w:id="175" w:author="soleil" w:date="2024-10-10T10:51:00Z">
-        <w:r>
-          <w:t>Un lien vers la page de connexion</w:t>
-        </w:r>
-      </w:ins>
-    </w:p>
-    <w:p>
-      <w:pPr>
-        <w:pStyle w:val="Paragraphedeliste"/>
-        <w:numPr>
-          <w:ilvl w:val="0"/>
-          <w:numId w:val="4"/>
-        </w:numPr>
-        <w:spacing w:after="0" w:line="276" w:lineRule="auto"/>
-        <w:jc w:val="both"/>
-        <w:rPr>
-          <w:ins w:id="176" w:author="soleil" w:date="2024-10-10T10:51:00Z"/>
-        </w:rPr>
-      </w:pPr>
-      <w:ins w:id="177" w:author="soleil" w:date="2024-10-10T10:51:00Z">
-        <w:r>
-          <w:t>Un lien de retour vers la page d’accueil du site</w:t>
-        </w:r>
-      </w:ins>
-    </w:p>
-    <w:p>
-      <w:pPr>
-        <w:spacing w:after="0" w:line="276" w:lineRule="auto"/>
-        <w:jc w:val="both"/>
-        <w:rPr>
-          <w:ins w:id="178" w:author="soleil" w:date="2024-10-10T10:51:00Z"/>
+          <w:ins w:id="238" w:author="soleil" w:date="2024-10-10T10:51:00Z"/>
         </w:rPr>
       </w:pPr>
     </w:p>
@@ -8210,10 +8688,10 @@
         <w:spacing w:line="276" w:lineRule="auto"/>
         <w:jc w:val="both"/>
         <w:rPr>
-          <w:ins w:id="179" w:author="soleil" w:date="2024-10-10T10:51:00Z"/>
-        </w:rPr>
-      </w:pPr>
-      <w:ins w:id="180" w:author="soleil" w:date="2024-10-10T10:51:00Z">
+          <w:ins w:id="239" w:author="soleil" w:date="2024-10-10T10:51:00Z"/>
+        </w:rPr>
+      </w:pPr>
+      <w:ins w:id="240" w:author="soleil" w:date="2024-10-10T10:51:00Z">
         <w:r>
           <w:rPr>
             <w:smallCaps/>
@@ -8227,7 +8705,7 @@
         <w:spacing w:after="0" w:line="276" w:lineRule="auto"/>
         <w:jc w:val="both"/>
         <w:rPr>
-          <w:ins w:id="181" w:author="soleil" w:date="2024-10-10T10:51:00Z"/>
+          <w:ins w:id="241" w:author="soleil" w:date="2024-10-10T10:51:00Z"/>
         </w:rPr>
       </w:pPr>
     </w:p>
@@ -8236,10 +8714,10 @@
         <w:spacing w:after="0" w:line="276" w:lineRule="auto"/>
         <w:jc w:val="both"/>
         <w:rPr>
-          <w:ins w:id="182" w:author="soleil" w:date="2024-10-10T10:51:00Z"/>
-        </w:rPr>
-      </w:pPr>
-      <w:ins w:id="183" w:author="soleil" w:date="2024-10-10T10:51:00Z">
+          <w:ins w:id="242" w:author="soleil" w:date="2024-10-10T10:51:00Z"/>
+        </w:rPr>
+      </w:pPr>
+      <w:ins w:id="243" w:author="soleil" w:date="2024-10-10T10:51:00Z">
         <w:r>
           <w:t>La page de connexion sera traitée :</w:t>
         </w:r>
@@ -8255,10 +8733,10 @@
         <w:spacing w:after="0" w:line="276" w:lineRule="auto"/>
         <w:jc w:val="both"/>
         <w:rPr>
-          <w:ins w:id="184" w:author="soleil" w:date="2024-10-10T10:51:00Z"/>
-        </w:rPr>
-      </w:pPr>
-      <w:ins w:id="185" w:author="soleil" w:date="2024-10-10T10:51:00Z">
+          <w:ins w:id="244" w:author="soleil" w:date="2024-10-10T10:51:00Z"/>
+        </w:rPr>
+      </w:pPr>
+      <w:ins w:id="245" w:author="soleil" w:date="2024-10-10T10:51:00Z">
         <w:r>
           <w:t>Un titre principal « Connexion »</w:t>
         </w:r>
@@ -8274,10 +8752,10 @@
         <w:spacing w:after="0" w:line="276" w:lineRule="auto"/>
         <w:jc w:val="both"/>
         <w:rPr>
-          <w:ins w:id="186" w:author="soleil" w:date="2024-10-10T10:51:00Z"/>
-        </w:rPr>
-      </w:pPr>
-      <w:ins w:id="187" w:author="soleil" w:date="2024-10-10T10:51:00Z">
+          <w:ins w:id="246" w:author="soleil" w:date="2024-10-10T10:51:00Z"/>
+        </w:rPr>
+      </w:pPr>
+      <w:ins w:id="247" w:author="soleil" w:date="2024-10-10T10:51:00Z">
         <w:r>
           <w:t>Un formulaire avec des champs obligatoires sont :</w:t>
         </w:r>
@@ -8293,10 +8771,10 @@
         <w:spacing w:after="0" w:line="276" w:lineRule="auto"/>
         <w:jc w:val="both"/>
         <w:rPr>
-          <w:ins w:id="188" w:author="soleil" w:date="2024-10-10T10:51:00Z"/>
-        </w:rPr>
-      </w:pPr>
-      <w:ins w:id="189" w:author="soleil" w:date="2024-10-10T10:51:00Z">
+          <w:ins w:id="248" w:author="soleil" w:date="2024-10-10T10:51:00Z"/>
+        </w:rPr>
+      </w:pPr>
+      <w:ins w:id="249" w:author="soleil" w:date="2024-10-10T10:51:00Z">
         <w:r>
           <w:t>Un champ pseudo de type caractères</w:t>
         </w:r>
@@ -8312,10 +8790,10 @@
         <w:spacing w:after="0" w:line="276" w:lineRule="auto"/>
         <w:jc w:val="both"/>
         <w:rPr>
-          <w:ins w:id="190" w:author="soleil" w:date="2024-10-10T10:51:00Z"/>
-        </w:rPr>
-      </w:pPr>
-      <w:ins w:id="191" w:author="soleil" w:date="2024-10-10T10:51:00Z">
+          <w:ins w:id="250" w:author="soleil" w:date="2024-10-10T10:51:00Z"/>
+        </w:rPr>
+      </w:pPr>
+      <w:ins w:id="251" w:author="soleil" w:date="2024-10-10T10:51:00Z">
         <w:r>
           <w:t>Un champ mot de passe protégé</w:t>
         </w:r>
@@ -8331,10 +8809,10 @@
         <w:spacing w:after="0" w:line="276" w:lineRule="auto"/>
         <w:jc w:val="both"/>
         <w:rPr>
-          <w:ins w:id="192" w:author="soleil" w:date="2024-10-10T10:51:00Z"/>
-        </w:rPr>
-      </w:pPr>
-      <w:ins w:id="193" w:author="soleil" w:date="2024-10-10T10:51:00Z">
+          <w:ins w:id="252" w:author="soleil" w:date="2024-10-10T10:51:00Z"/>
+        </w:rPr>
+      </w:pPr>
+      <w:ins w:id="253" w:author="soleil" w:date="2024-10-10T10:51:00Z">
         <w:r>
           <w:t>Un bouton de validation</w:t>
         </w:r>
@@ -8349,11 +8827,11 @@
           <w:bCs/>
           <w:sz w:val="24"/>
           <w:szCs w:val="24"/>
-          <w:rPrChange w:id="194" w:author="soleil" w:date="2024-10-10T10:49:00Z">
+          <w:rPrChange w:id="254" w:author="soleil" w:date="2024-10-10T10:49:00Z">
             <w:rPr/>
           </w:rPrChange>
         </w:rPr>
-        <w:pPrChange w:id="195" w:author="soleil" w:date="2024-10-10T10:49:00Z">
+        <w:pPrChange w:id="255" w:author="soleil" w:date="2024-10-10T10:49:00Z">
           <w:pPr>
             <w:pStyle w:val="Paragraphedeliste"/>
             <w:spacing w:line="276" w:lineRule="auto"/>
@@ -11897,7 +12375,7 @@
 </file>
 
 <file path=customXml/itemProps1.xml><?xml version="1.0" encoding="utf-8"?>
-<ds:datastoreItem xmlns:ds="http://schemas.openxmlformats.org/officeDocument/2006/customXml" ds:itemID="{B493BF57-4A18-4321-ABA1-0C824F91912D}">
+<ds:datastoreItem xmlns:ds="http://schemas.openxmlformats.org/officeDocument/2006/customXml" ds:itemID="{25D1C23A-AD80-47AD-B7DA-6A54CFBAF931}">
   <ds:schemaRefs>
     <ds:schemaRef ds:uri="http://schemas.openxmlformats.org/officeDocument/2006/bibliography"/>
   </ds:schemaRefs>

--- a/analyse/cahier_de_charge.docx
+++ b/analyse/cahier_de_charge.docx
@@ -4009,9 +4009,7 @@
           <w:szCs w:val="24"/>
         </w:rPr>
       </w:pPr>
-      <w:bookmarkStart w:id="113" w:name="_GoBack"/>
-      <w:bookmarkEnd w:id="113"/>
-      <w:del w:id="114" w:author="soleil" w:date="2024-10-10T23:39:00Z">
+      <w:del w:id="113" w:author="soleil" w:date="2024-10-10T23:39:00Z">
         <w:r>
           <w:rPr>
             <w:rFonts w:cstheme="minorHAnsi"/>
@@ -4033,13 +4031,13 @@
         <w:ind w:left="1800"/>
         <w:jc w:val="both"/>
         <w:rPr>
-          <w:del w:id="115" w:author="soleil" w:date="2024-10-10T23:39:00Z"/>
-          <w:rFonts w:cstheme="minorHAnsi"/>
-          <w:sz w:val="24"/>
-          <w:szCs w:val="24"/>
-        </w:rPr>
-      </w:pPr>
-      <w:del w:id="116" w:author="soleil" w:date="2024-10-10T23:39:00Z">
+          <w:del w:id="114" w:author="soleil" w:date="2024-10-10T23:39:00Z"/>
+          <w:rFonts w:cstheme="minorHAnsi"/>
+          <w:sz w:val="24"/>
+          <w:szCs w:val="24"/>
+        </w:rPr>
+      </w:pPr>
+      <w:del w:id="115" w:author="soleil" w:date="2024-10-10T23:39:00Z">
         <w:r>
           <w:rPr>
             <w:rFonts w:cstheme="minorHAnsi"/>
@@ -4061,13 +4059,13 @@
         <w:ind w:left="1800"/>
         <w:jc w:val="both"/>
         <w:rPr>
-          <w:del w:id="117" w:author="soleil" w:date="2024-10-10T23:39:00Z"/>
-          <w:rFonts w:cstheme="minorHAnsi"/>
-          <w:sz w:val="24"/>
-          <w:szCs w:val="24"/>
-        </w:rPr>
-      </w:pPr>
-      <w:del w:id="118" w:author="soleil" w:date="2024-10-10T23:39:00Z">
+          <w:del w:id="116" w:author="soleil" w:date="2024-10-10T23:39:00Z"/>
+          <w:rFonts w:cstheme="minorHAnsi"/>
+          <w:sz w:val="24"/>
+          <w:szCs w:val="24"/>
+        </w:rPr>
+      </w:pPr>
+      <w:del w:id="117" w:author="soleil" w:date="2024-10-10T23:39:00Z">
         <w:r>
           <w:rPr>
             <w:rFonts w:cstheme="minorHAnsi"/>
@@ -4089,13 +4087,13 @@
         <w:ind w:left="1800"/>
         <w:jc w:val="both"/>
         <w:rPr>
-          <w:del w:id="119" w:author="soleil" w:date="2024-10-10T23:39:00Z"/>
-          <w:rFonts w:cstheme="minorHAnsi"/>
-          <w:sz w:val="24"/>
-          <w:szCs w:val="24"/>
-        </w:rPr>
-      </w:pPr>
-      <w:del w:id="120" w:author="soleil" w:date="2024-10-10T23:39:00Z">
+          <w:del w:id="118" w:author="soleil" w:date="2024-10-10T23:39:00Z"/>
+          <w:rFonts w:cstheme="minorHAnsi"/>
+          <w:sz w:val="24"/>
+          <w:szCs w:val="24"/>
+        </w:rPr>
+      </w:pPr>
+      <w:del w:id="119" w:author="soleil" w:date="2024-10-10T23:39:00Z">
         <w:r>
           <w:rPr>
             <w:rFonts w:cstheme="minorHAnsi"/>
@@ -4117,13 +4115,13 @@
         <w:ind w:left="1800"/>
         <w:jc w:val="both"/>
         <w:rPr>
-          <w:del w:id="121" w:author="soleil" w:date="2024-10-10T23:39:00Z"/>
-          <w:rFonts w:cstheme="minorHAnsi"/>
-          <w:sz w:val="24"/>
-          <w:szCs w:val="24"/>
-        </w:rPr>
-      </w:pPr>
-      <w:del w:id="122" w:author="soleil" w:date="2024-10-10T23:39:00Z">
+          <w:del w:id="120" w:author="soleil" w:date="2024-10-10T23:39:00Z"/>
+          <w:rFonts w:cstheme="minorHAnsi"/>
+          <w:sz w:val="24"/>
+          <w:szCs w:val="24"/>
+        </w:rPr>
+      </w:pPr>
+      <w:del w:id="121" w:author="soleil" w:date="2024-10-10T23:39:00Z">
         <w:r>
           <w:rPr>
             <w:rFonts w:cstheme="minorHAnsi"/>
@@ -4145,13 +4143,13 @@
         <w:ind w:left="1800"/>
         <w:jc w:val="both"/>
         <w:rPr>
-          <w:del w:id="123" w:author="soleil" w:date="2024-10-10T23:39:00Z"/>
-          <w:rFonts w:cstheme="minorHAnsi"/>
-          <w:sz w:val="24"/>
-          <w:szCs w:val="24"/>
-        </w:rPr>
-      </w:pPr>
-      <w:del w:id="124" w:author="soleil" w:date="2024-10-10T23:39:00Z">
+          <w:del w:id="122" w:author="soleil" w:date="2024-10-10T23:39:00Z"/>
+          <w:rFonts w:cstheme="minorHAnsi"/>
+          <w:sz w:val="24"/>
+          <w:szCs w:val="24"/>
+        </w:rPr>
+      </w:pPr>
+      <w:del w:id="123" w:author="soleil" w:date="2024-10-10T23:39:00Z">
         <w:r>
           <w:rPr>
             <w:rFonts w:cstheme="minorHAnsi"/>
@@ -4173,13 +4171,13 @@
         <w:ind w:left="1800"/>
         <w:jc w:val="both"/>
         <w:rPr>
-          <w:del w:id="125" w:author="soleil" w:date="2024-10-10T23:39:00Z"/>
-          <w:rFonts w:cstheme="minorHAnsi"/>
-          <w:sz w:val="24"/>
-          <w:szCs w:val="24"/>
-        </w:rPr>
-      </w:pPr>
-      <w:del w:id="126" w:author="soleil" w:date="2024-10-10T23:39:00Z">
+          <w:del w:id="124" w:author="soleil" w:date="2024-10-10T23:39:00Z"/>
+          <w:rFonts w:cstheme="minorHAnsi"/>
+          <w:sz w:val="24"/>
+          <w:szCs w:val="24"/>
+        </w:rPr>
+      </w:pPr>
+      <w:del w:id="125" w:author="soleil" w:date="2024-10-10T23:39:00Z">
         <w:r>
           <w:rPr>
             <w:rFonts w:cstheme="minorHAnsi"/>
@@ -4201,13 +4199,13 @@
         <w:ind w:left="1800"/>
         <w:jc w:val="both"/>
         <w:rPr>
-          <w:del w:id="127" w:author="soleil" w:date="2024-10-10T23:39:00Z"/>
-          <w:rFonts w:cstheme="minorHAnsi"/>
-          <w:sz w:val="24"/>
-          <w:szCs w:val="24"/>
-        </w:rPr>
-      </w:pPr>
-      <w:del w:id="128" w:author="soleil" w:date="2024-10-10T23:39:00Z">
+          <w:del w:id="126" w:author="soleil" w:date="2024-10-10T23:39:00Z"/>
+          <w:rFonts w:cstheme="minorHAnsi"/>
+          <w:sz w:val="24"/>
+          <w:szCs w:val="24"/>
+        </w:rPr>
+      </w:pPr>
+      <w:del w:id="127" w:author="soleil" w:date="2024-10-10T23:39:00Z">
         <w:r>
           <w:rPr>
             <w:rFonts w:cstheme="minorHAnsi"/>
@@ -4229,13 +4227,13 @@
         <w:ind w:left="1800"/>
         <w:jc w:val="both"/>
         <w:rPr>
-          <w:del w:id="129" w:author="soleil" w:date="2024-10-10T23:39:00Z"/>
-          <w:rFonts w:cstheme="minorHAnsi"/>
-          <w:sz w:val="24"/>
-          <w:szCs w:val="24"/>
-        </w:rPr>
-      </w:pPr>
-      <w:del w:id="130" w:author="soleil" w:date="2024-10-10T23:39:00Z">
+          <w:del w:id="128" w:author="soleil" w:date="2024-10-10T23:39:00Z"/>
+          <w:rFonts w:cstheme="minorHAnsi"/>
+          <w:sz w:val="24"/>
+          <w:szCs w:val="24"/>
+        </w:rPr>
+      </w:pPr>
+      <w:del w:id="129" w:author="soleil" w:date="2024-10-10T23:39:00Z">
         <w:r>
           <w:rPr>
             <w:rFonts w:cstheme="minorHAnsi"/>
@@ -4257,13 +4255,13 @@
         <w:ind w:left="1800"/>
         <w:jc w:val="both"/>
         <w:rPr>
-          <w:del w:id="131" w:author="soleil" w:date="2024-10-10T23:39:00Z"/>
-          <w:rFonts w:cstheme="minorHAnsi"/>
-          <w:sz w:val="24"/>
-          <w:szCs w:val="24"/>
-        </w:rPr>
-      </w:pPr>
-      <w:del w:id="132" w:author="soleil" w:date="2024-10-10T23:39:00Z">
+          <w:del w:id="130" w:author="soleil" w:date="2024-10-10T23:39:00Z"/>
+          <w:rFonts w:cstheme="minorHAnsi"/>
+          <w:sz w:val="24"/>
+          <w:szCs w:val="24"/>
+        </w:rPr>
+      </w:pPr>
+      <w:del w:id="131" w:author="soleil" w:date="2024-10-10T23:39:00Z">
         <w:r>
           <w:rPr>
             <w:rFonts w:cstheme="minorHAnsi"/>
@@ -4301,13 +4299,13 @@
         <w:ind w:left="1800"/>
         <w:jc w:val="both"/>
         <w:rPr>
-          <w:del w:id="133" w:author="soleil" w:date="2024-10-10T23:39:00Z"/>
-          <w:rFonts w:cstheme="minorHAnsi"/>
-          <w:sz w:val="24"/>
-          <w:szCs w:val="24"/>
-        </w:rPr>
-      </w:pPr>
-      <w:del w:id="134" w:author="soleil" w:date="2024-10-10T23:39:00Z">
+          <w:del w:id="132" w:author="soleil" w:date="2024-10-10T23:39:00Z"/>
+          <w:rFonts w:cstheme="minorHAnsi"/>
+          <w:sz w:val="24"/>
+          <w:szCs w:val="24"/>
+        </w:rPr>
+      </w:pPr>
+      <w:del w:id="133" w:author="soleil" w:date="2024-10-10T23:39:00Z">
         <w:r>
           <w:rPr>
             <w:rFonts w:cstheme="minorHAnsi"/>
@@ -4329,13 +4327,13 @@
         <w:ind w:left="1800"/>
         <w:jc w:val="both"/>
         <w:rPr>
-          <w:del w:id="135" w:author="soleil" w:date="2024-10-10T23:39:00Z"/>
-          <w:rFonts w:cstheme="minorHAnsi"/>
-          <w:sz w:val="24"/>
-          <w:szCs w:val="24"/>
-        </w:rPr>
-      </w:pPr>
-      <w:del w:id="136" w:author="soleil" w:date="2024-10-10T23:39:00Z">
+          <w:del w:id="134" w:author="soleil" w:date="2024-10-10T23:39:00Z"/>
+          <w:rFonts w:cstheme="minorHAnsi"/>
+          <w:sz w:val="24"/>
+          <w:szCs w:val="24"/>
+        </w:rPr>
+      </w:pPr>
+      <w:del w:id="135" w:author="soleil" w:date="2024-10-10T23:39:00Z">
         <w:r>
           <w:rPr>
             <w:rFonts w:cstheme="minorHAnsi"/>
@@ -4357,13 +4355,13 @@
         <w:ind w:left="1800"/>
         <w:jc w:val="both"/>
         <w:rPr>
-          <w:del w:id="137" w:author="soleil" w:date="2024-10-10T23:39:00Z"/>
-          <w:rFonts w:cstheme="minorHAnsi"/>
-          <w:sz w:val="24"/>
-          <w:szCs w:val="24"/>
-        </w:rPr>
-      </w:pPr>
-      <w:del w:id="138" w:author="soleil" w:date="2024-10-10T23:39:00Z">
+          <w:del w:id="136" w:author="soleil" w:date="2024-10-10T23:39:00Z"/>
+          <w:rFonts w:cstheme="minorHAnsi"/>
+          <w:sz w:val="24"/>
+          <w:szCs w:val="24"/>
+        </w:rPr>
+      </w:pPr>
+      <w:del w:id="137" w:author="soleil" w:date="2024-10-10T23:39:00Z">
         <w:r>
           <w:rPr>
             <w:rFonts w:cstheme="minorHAnsi"/>
@@ -4385,13 +4383,13 @@
         <w:ind w:left="1800"/>
         <w:jc w:val="both"/>
         <w:rPr>
-          <w:del w:id="139" w:author="soleil" w:date="2024-10-10T23:39:00Z"/>
-          <w:rFonts w:cstheme="minorHAnsi"/>
-          <w:sz w:val="24"/>
-          <w:szCs w:val="24"/>
-        </w:rPr>
-      </w:pPr>
-      <w:del w:id="140" w:author="soleil" w:date="2024-10-10T23:39:00Z">
+          <w:del w:id="138" w:author="soleil" w:date="2024-10-10T23:39:00Z"/>
+          <w:rFonts w:cstheme="minorHAnsi"/>
+          <w:sz w:val="24"/>
+          <w:szCs w:val="24"/>
+        </w:rPr>
+      </w:pPr>
+      <w:del w:id="139" w:author="soleil" w:date="2024-10-10T23:39:00Z">
         <w:r>
           <w:rPr>
             <w:rFonts w:cstheme="minorHAnsi"/>
@@ -4612,11 +4610,11 @@
           <w:bCs/>
           <w:smallCaps/>
           <w:u w:val="single"/>
-          <w:rPrChange w:id="141" w:author="soleil" w:date="2024-10-09T16:39:00Z">
+          <w:rPrChange w:id="140" w:author="soleil" w:date="2024-10-09T16:39:00Z">
             <w:rPr/>
           </w:rPrChange>
         </w:rPr>
-        <w:pPrChange w:id="142" w:author="soleil" w:date="2024-10-09T16:39:00Z">
+        <w:pPrChange w:id="141" w:author="soleil" w:date="2024-10-09T16:39:00Z">
           <w:pPr>
             <w:pStyle w:val="Paragraphedeliste"/>
             <w:numPr>
@@ -4635,7 +4633,7 @@
           <w:bCs/>
           <w:smallCaps/>
           <w:u w:val="single"/>
-          <w:rPrChange w:id="143" w:author="soleil" w:date="2024-10-09T16:39:00Z">
+          <w:rPrChange w:id="142" w:author="soleil" w:date="2024-10-09T16:39:00Z">
             <w:rPr/>
           </w:rPrChange>
         </w:rPr>
@@ -5290,7 +5288,7 @@
         <w:spacing w:line="276" w:lineRule="auto"/>
         <w:jc w:val="both"/>
         <w:rPr>
-          <w:del w:id="144" w:author="soleil" w:date="2024-10-09T16:25:00Z"/>
+          <w:del w:id="143" w:author="soleil" w:date="2024-10-09T16:25:00Z"/>
           <w:rFonts w:cstheme="minorHAnsi"/>
           <w:sz w:val="24"/>
           <w:szCs w:val="24"/>
@@ -5304,6 +5302,22 @@
           <w:szCs w:val="24"/>
         </w:rPr>
         <w:t>Si l'un des orthophonistes est disponible pour ce patient, il pourra accéder à son espace personnel.</w:t>
+      </w:r>
+      <w:r>
+        <w:rPr>
+          <w:rFonts w:cstheme="minorHAnsi"/>
+          <w:sz w:val="24"/>
+          <w:szCs w:val="24"/>
+          <w:rPrChange w:id="144" w:author="soleil" w:date="2024-10-09T16:24:00Z">
+            <w:rPr>
+              <w:rFonts w:cstheme="minorHAnsi"/>
+              <w:sz w:val="24"/>
+              <w:szCs w:val="24"/>
+              <w:highlight w:val="yellow"/>
+            </w:rPr>
+          </w:rPrChange>
+        </w:rPr>
+        <w:t xml:space="preserve"> Si aucun n'est disponible, le système calculera l'itinéraire le plus court entre l'adresse renseignée par le patient lors de l'inscription et le cabinet d'un orthophoniste disponible.</w:t>
       </w:r>
       <w:r>
         <w:rPr>
@@ -5319,22 +5333,6 @@
             </w:rPr>
           </w:rPrChange>
         </w:rPr>
-        <w:t xml:space="preserve"> Si aucun n'est disponible, le système calculera l'itinéraire le plus court entre l'adresse renseignée par le patient lors de l'inscription et le cabinet d'un orthophoniste disponible.</w:t>
-      </w:r>
-      <w:r>
-        <w:rPr>
-          <w:rFonts w:cstheme="minorHAnsi"/>
-          <w:sz w:val="24"/>
-          <w:szCs w:val="24"/>
-          <w:rPrChange w:id="146" w:author="soleil" w:date="2024-10-09T16:24:00Z">
-            <w:rPr>
-              <w:rFonts w:cstheme="minorHAnsi"/>
-              <w:sz w:val="24"/>
-              <w:szCs w:val="24"/>
-              <w:highlight w:val="yellow"/>
-            </w:rPr>
-          </w:rPrChange>
-        </w:rPr>
         <w:t xml:space="preserve"> </w:t>
       </w:r>
     </w:p>
@@ -5501,7 +5499,7 @@
         <w:spacing w:line="276" w:lineRule="auto"/>
         <w:jc w:val="both"/>
         <w:rPr>
-          <w:del w:id="147" w:author="soleil" w:date="2024-10-09T16:44:00Z"/>
+          <w:del w:id="146" w:author="soleil" w:date="2024-10-09T16:44:00Z"/>
           <w:rFonts w:cstheme="minorHAnsi"/>
           <w:b/>
           <w:sz w:val="24"/>
@@ -5523,6 +5521,20 @@
         <w:spacing w:line="276" w:lineRule="auto"/>
         <w:jc w:val="both"/>
         <w:rPr>
+          <w:ins w:id="147" w:author="soleil" w:date="2024-10-09T16:44:00Z"/>
+          <w:rFonts w:cstheme="minorHAnsi"/>
+          <w:b/>
+          <w:sz w:val="24"/>
+          <w:szCs w:val="24"/>
+          <w:u w:val="single"/>
+        </w:rPr>
+      </w:pPr>
+    </w:p>
+    <w:p>
+      <w:pPr>
+        <w:spacing w:line="276" w:lineRule="auto"/>
+        <w:jc w:val="both"/>
+        <w:rPr>
           <w:ins w:id="148" w:author="soleil" w:date="2024-10-09T16:44:00Z"/>
           <w:rFonts w:cstheme="minorHAnsi"/>
           <w:b/>
@@ -5538,20 +5550,6 @@
         <w:jc w:val="both"/>
         <w:rPr>
           <w:ins w:id="149" w:author="soleil" w:date="2024-10-09T16:44:00Z"/>
-          <w:rFonts w:cstheme="minorHAnsi"/>
-          <w:b/>
-          <w:sz w:val="24"/>
-          <w:szCs w:val="24"/>
-          <w:u w:val="single"/>
-        </w:rPr>
-      </w:pPr>
-    </w:p>
-    <w:p>
-      <w:pPr>
-        <w:spacing w:line="276" w:lineRule="auto"/>
-        <w:jc w:val="both"/>
-        <w:rPr>
-          <w:ins w:id="150" w:author="soleil" w:date="2024-10-09T16:44:00Z"/>
           <w:rFonts w:cstheme="minorHAnsi"/>
           <w:sz w:val="24"/>
           <w:szCs w:val="24"/>
@@ -5627,7 +5625,7 @@
           <w:bCs/>
           <w:smallCaps/>
           <w:u w:val="single"/>
-          <w:rPrChange w:id="151" w:author="soleil" w:date="2024-10-09T16:45:00Z">
+          <w:rPrChange w:id="150" w:author="soleil" w:date="2024-10-09T16:45:00Z">
             <w:rPr>
               <w:rFonts w:cstheme="minorHAnsi"/>
               <w:sz w:val="24"/>
@@ -5635,7 +5633,7 @@
             </w:rPr>
           </w:rPrChange>
         </w:rPr>
-        <w:pPrChange w:id="152" w:author="soleil" w:date="2024-10-09T16:45:00Z">
+        <w:pPrChange w:id="151" w:author="soleil" w:date="2024-10-09T16:45:00Z">
           <w:pPr>
             <w:pStyle w:val="Paragraphedeliste"/>
             <w:numPr>
@@ -5654,7 +5652,7 @@
           <w:bCs/>
           <w:smallCaps/>
           <w:u w:val="single"/>
-          <w:rPrChange w:id="153" w:author="soleil" w:date="2024-10-09T16:45:00Z">
+          <w:rPrChange w:id="152" w:author="soleil" w:date="2024-10-09T16:45:00Z">
             <w:rPr>
               <w:rFonts w:cstheme="minorHAnsi"/>
             </w:rPr>
@@ -6103,7 +6101,7 @@
         <w:spacing w:line="276" w:lineRule="auto"/>
         <w:jc w:val="both"/>
         <w:rPr>
-          <w:del w:id="154" w:author="soleil" w:date="2024-10-09T16:46:00Z"/>
+          <w:del w:id="153" w:author="soleil" w:date="2024-10-09T16:46:00Z"/>
           <w:rFonts w:cstheme="minorHAnsi"/>
           <w:sz w:val="24"/>
           <w:szCs w:val="24"/>
@@ -6241,7 +6239,7 @@
         <w:spacing w:line="276" w:lineRule="auto"/>
         <w:jc w:val="both"/>
         <w:rPr>
-          <w:del w:id="155" w:author="soleil" w:date="2024-10-09T16:46:00Z"/>
+          <w:del w:id="154" w:author="soleil" w:date="2024-10-09T16:46:00Z"/>
           <w:rFonts w:cstheme="minorHAnsi"/>
           <w:sz w:val="24"/>
           <w:szCs w:val="24"/>
@@ -6343,11 +6341,11 @@
           <w:sz w:val="24"/>
           <w:szCs w:val="24"/>
           <w:u w:val="single"/>
-          <w:rPrChange w:id="156" w:author="soleil" w:date="2024-10-09T16:46:00Z">
+          <w:rPrChange w:id="155" w:author="soleil" w:date="2024-10-09T16:46:00Z">
             <w:rPr/>
           </w:rPrChange>
         </w:rPr>
-        <w:pPrChange w:id="157" w:author="soleil" w:date="2024-10-09T16:46:00Z">
+        <w:pPrChange w:id="156" w:author="soleil" w:date="2024-10-09T16:46:00Z">
           <w:pPr>
             <w:pStyle w:val="Paragraphedeliste"/>
             <w:spacing w:line="276" w:lineRule="auto"/>
@@ -6692,7 +6690,7 @@
         <w:ind w:left="284" w:hanging="284"/>
         <w:rPr>
           <w:rFonts w:asciiTheme="majorHAnsi" w:hAnsiTheme="majorHAnsi"/>
-          <w:rPrChange w:id="158" w:author="soleil" w:date="2024-10-09T16:47:00Z">
+          <w:rPrChange w:id="157" w:author="soleil" w:date="2024-10-09T16:47:00Z">
             <w:rPr>
               <w:rFonts w:asciiTheme="minorHAnsi" w:hAnsiTheme="minorHAnsi" w:cstheme="minorHAnsi"/>
               <w:sz w:val="24"/>
@@ -6700,7 +6698,7 @@
             </w:rPr>
           </w:rPrChange>
         </w:rPr>
-        <w:pPrChange w:id="159" w:author="soleil" w:date="2024-10-10T10:20:00Z">
+        <w:pPrChange w:id="158" w:author="soleil" w:date="2024-10-10T10:20:00Z">
           <w:pPr>
             <w:pStyle w:val="Titre2"/>
             <w:numPr>
@@ -6710,11 +6708,11 @@
           </w:pPr>
         </w:pPrChange>
       </w:pPr>
-      <w:bookmarkStart w:id="160" w:name="_Toc178943633"/>
+      <w:bookmarkStart w:id="159" w:name="_Toc178943633"/>
       <w:r>
         <w:rPr>
           <w:rFonts w:asciiTheme="majorHAnsi" w:hAnsiTheme="majorHAnsi"/>
-          <w:rPrChange w:id="161" w:author="soleil" w:date="2024-10-09T16:47:00Z">
+          <w:rPrChange w:id="160" w:author="soleil" w:date="2024-10-09T16:47:00Z">
             <w:rPr>
               <w:rFonts w:asciiTheme="minorHAnsi" w:hAnsiTheme="minorHAnsi" w:cstheme="minorHAnsi"/>
               <w:sz w:val="24"/>
@@ -6724,7 +6722,7 @@
         </w:rPr>
         <w:t>Description de l’application</w:t>
       </w:r>
-      <w:bookmarkEnd w:id="160"/>
+      <w:bookmarkEnd w:id="159"/>
     </w:p>
     <w:p>
       <w:pPr>
@@ -6747,7 +6745,7 @@
           <w:smallCaps/>
         </w:rPr>
       </w:pPr>
-      <w:bookmarkStart w:id="162" w:name="_Toc178943634"/>
+      <w:bookmarkStart w:id="161" w:name="_Toc178943634"/>
       <w:r>
         <w:rPr>
           <w:rFonts w:asciiTheme="minorHAnsi" w:hAnsiTheme="minorHAnsi" w:cstheme="minorHAnsi"/>
@@ -6755,7 +6753,7 @@
         </w:rPr>
         <w:t>Description des pages</w:t>
       </w:r>
-      <w:bookmarkEnd w:id="162"/>
+      <w:bookmarkEnd w:id="161"/>
     </w:p>
     <w:p>
       <w:pPr>
@@ -7551,7 +7549,7 @@
           <w:bCs/>
           <w:sz w:val="24"/>
           <w:szCs w:val="24"/>
-          <w:rPrChange w:id="163" w:author="soleil" w:date="2024-10-09T16:23:00Z">
+          <w:rPrChange w:id="162" w:author="soleil" w:date="2024-10-09T16:23:00Z">
             <w:rPr>
               <w:rFonts w:cstheme="minorHAnsi"/>
               <w:b/>
@@ -8009,7 +8007,7 @@
         <w:spacing w:line="276" w:lineRule="auto"/>
         <w:jc w:val="both"/>
         <w:rPr>
-          <w:ins w:id="164" w:author="soleil" w:date="2024-10-09T16:23:00Z"/>
+          <w:ins w:id="163" w:author="soleil" w:date="2024-10-09T16:23:00Z"/>
           <w:rFonts w:cstheme="minorHAnsi"/>
           <w:bCs/>
           <w:sz w:val="24"/>
@@ -8050,7 +8048,7 @@
         <w:spacing w:line="276" w:lineRule="auto"/>
         <w:jc w:val="both"/>
         <w:rPr>
-          <w:ins w:id="165" w:author="soleil" w:date="2024-10-09T16:49:00Z"/>
+          <w:ins w:id="164" w:author="soleil" w:date="2024-10-09T16:49:00Z"/>
           <w:rFonts w:cstheme="minorHAnsi"/>
           <w:bCs/>
           <w:sz w:val="24"/>
@@ -8064,7 +8062,7 @@
         <w:spacing w:line="276" w:lineRule="auto"/>
         <w:jc w:val="both"/>
         <w:rPr>
-          <w:ins w:id="166" w:author="soleil" w:date="2024-10-10T10:21:00Z"/>
+          <w:ins w:id="165" w:author="soleil" w:date="2024-10-10T10:21:00Z"/>
           <w:rFonts w:cstheme="minorHAnsi"/>
           <w:bCs/>
           <w:sz w:val="24"/>
@@ -8082,7 +8080,7 @@
         <w:spacing w:line="276" w:lineRule="auto"/>
         <w:jc w:val="both"/>
         <w:rPr>
-          <w:ins w:id="167" w:author="soleil" w:date="2024-10-10T13:23:00Z"/>
+          <w:ins w:id="166" w:author="soleil" w:date="2024-10-10T13:23:00Z"/>
           <w:rFonts w:asciiTheme="majorHAnsi" w:hAnsiTheme="majorHAnsi" w:cstheme="majorBidi"/>
           <w:b/>
           <w:smallCaps/>
@@ -8090,13 +8088,13 @@
           <w:szCs w:val="36"/>
           <w:u w:val="single" w:color="FF0000"/>
         </w:rPr>
-        <w:pPrChange w:id="168" w:author="soleil" w:date="2024-10-10T10:36:00Z">
+        <w:pPrChange w:id="167" w:author="soleil" w:date="2024-10-10T10:36:00Z">
           <w:pPr>
             <w:pStyle w:val="Titre1"/>
           </w:pPr>
         </w:pPrChange>
       </w:pPr>
-      <w:ins w:id="169" w:author="soleil" w:date="2024-10-10T10:21:00Z">
+      <w:ins w:id="168" w:author="soleil" w:date="2024-10-10T10:21:00Z">
         <w:r>
           <w:rPr>
             <w:rFonts w:asciiTheme="majorHAnsi" w:hAnsiTheme="majorHAnsi" w:cstheme="majorBidi"/>
@@ -8105,7 +8103,7 @@
             <w:sz w:val="36"/>
             <w:szCs w:val="36"/>
             <w:u w:val="single" w:color="FF0000"/>
-            <w:rPrChange w:id="170" w:author="soleil" w:date="2024-10-10T10:36:00Z">
+            <w:rPrChange w:id="169" w:author="soleil" w:date="2024-10-10T10:36:00Z">
               <w:rPr/>
             </w:rPrChange>
           </w:rPr>
@@ -8117,9 +8115,9 @@
     <w:p>
       <w:pPr>
         <w:rPr>
-          <w:ins w:id="171" w:author="soleil" w:date="2024-10-10T10:21:00Z"/>
-        </w:rPr>
-        <w:pPrChange w:id="172" w:author="soleil" w:date="2024-10-10T13:23:00Z">
+          <w:ins w:id="170" w:author="soleil" w:date="2024-10-10T10:21:00Z"/>
+        </w:rPr>
+        <w:pPrChange w:id="171" w:author="soleil" w:date="2024-10-10T13:23:00Z">
           <w:pPr>
             <w:pStyle w:val="Titre1"/>
           </w:pPr>
@@ -8133,7 +8131,7 @@
         <w:jc w:val="both"/>
         <w:rPr>
           <w:smallCaps/>
-          <w:rPrChange w:id="173" w:author="soleil" w:date="2024-10-10T13:23:00Z">
+          <w:rPrChange w:id="172" w:author="soleil" w:date="2024-10-10T13:23:00Z">
             <w:rPr>
               <w:rFonts w:cstheme="minorHAnsi"/>
               <w:bCs/>
@@ -8142,7 +8140,7 @@
             </w:rPr>
           </w:rPrChange>
         </w:rPr>
-        <w:pPrChange w:id="174" w:author="soleil" w:date="2024-10-10T13:23:00Z">
+        <w:pPrChange w:id="173" w:author="soleil" w:date="2024-10-10T13:23:00Z">
           <w:pPr>
             <w:pStyle w:val="Paragraphedeliste"/>
             <w:spacing w:line="276" w:lineRule="auto"/>
@@ -8150,7 +8148,7 @@
           </w:pPr>
         </w:pPrChange>
       </w:pPr>
-      <w:ins w:id="175" w:author="soleil" w:date="2024-10-10T10:21:00Z">
+      <w:ins w:id="174" w:author="soleil" w:date="2024-10-10T10:21:00Z">
         <w:r>
           <w:rPr>
             <w:smallCaps/>
@@ -8164,10 +8162,10 @@
         <w:spacing w:after="0" w:line="276" w:lineRule="auto"/>
         <w:jc w:val="both"/>
         <w:rPr>
-          <w:ins w:id="176" w:author="soleil" w:date="2024-10-10T10:51:00Z"/>
-        </w:rPr>
-      </w:pPr>
-      <w:ins w:id="177" w:author="soleil" w:date="2024-10-10T10:51:00Z">
+          <w:ins w:id="175" w:author="soleil" w:date="2024-10-10T10:51:00Z"/>
+        </w:rPr>
+      </w:pPr>
+      <w:ins w:id="176" w:author="soleil" w:date="2024-10-10T10:51:00Z">
         <w:r>
           <w:t xml:space="preserve">La page d’inscription sera composée : </w:t>
         </w:r>
@@ -8183,10 +8181,10 @@
         <w:spacing w:after="0" w:line="276" w:lineRule="auto"/>
         <w:jc w:val="both"/>
         <w:rPr>
-          <w:ins w:id="178" w:author="soleil" w:date="2024-10-10T10:51:00Z"/>
-        </w:rPr>
-      </w:pPr>
-      <w:ins w:id="179" w:author="soleil" w:date="2024-10-10T10:51:00Z">
+          <w:ins w:id="177" w:author="soleil" w:date="2024-10-10T10:51:00Z"/>
+        </w:rPr>
+      </w:pPr>
+      <w:ins w:id="178" w:author="soleil" w:date="2024-10-10T10:51:00Z">
         <w:r>
           <w:t>Un titre principal « Inscription »</w:t>
         </w:r>
@@ -8202,10 +8200,10 @@
         <w:spacing w:after="0" w:line="276" w:lineRule="auto"/>
         <w:jc w:val="both"/>
         <w:rPr>
-          <w:ins w:id="180" w:author="soleil" w:date="2024-10-10T10:51:00Z"/>
-        </w:rPr>
-      </w:pPr>
-      <w:ins w:id="181" w:author="soleil" w:date="2024-10-10T10:51:00Z">
+          <w:ins w:id="179" w:author="soleil" w:date="2024-10-10T10:51:00Z"/>
+        </w:rPr>
+      </w:pPr>
+      <w:ins w:id="180" w:author="soleil" w:date="2024-10-10T10:51:00Z">
         <w:r>
           <w:t>Un formulaire accessible avec des « aria-label » « aria-live », et des champs obligatoires</w:t>
         </w:r>
@@ -8221,10 +8219,10 @@
         <w:spacing w:after="0" w:line="276" w:lineRule="auto"/>
         <w:jc w:val="both"/>
         <w:rPr>
-          <w:ins w:id="182" w:author="soleil" w:date="2024-10-10T10:51:00Z"/>
-        </w:rPr>
-      </w:pPr>
-      <w:ins w:id="183" w:author="soleil" w:date="2024-10-10T10:51:00Z">
+          <w:ins w:id="181" w:author="soleil" w:date="2024-10-10T10:51:00Z"/>
+        </w:rPr>
+      </w:pPr>
+      <w:ins w:id="182" w:author="soleil" w:date="2024-10-10T10:51:00Z">
         <w:r>
           <w:t xml:space="preserve">Les champs obligatoires sont les suivants : </w:t>
         </w:r>
@@ -8240,10 +8238,10 @@
         <w:spacing w:after="0" w:line="276" w:lineRule="auto"/>
         <w:jc w:val="both"/>
         <w:rPr>
-          <w:ins w:id="184" w:author="soleil" w:date="2024-10-10T10:51:00Z"/>
-        </w:rPr>
-      </w:pPr>
-      <w:ins w:id="185" w:author="soleil" w:date="2024-10-10T10:51:00Z">
+          <w:ins w:id="183" w:author="soleil" w:date="2024-10-10T10:51:00Z"/>
+        </w:rPr>
+      </w:pPr>
+      <w:ins w:id="184" w:author="soleil" w:date="2024-10-10T10:51:00Z">
         <w:r>
           <w:t xml:space="preserve">Un champ nom de la personne pouvant comporter tous type de caractères, taille </w:t>
         </w:r>
@@ -8251,12 +8249,12 @@
           <w:t>à 20 caractères</w:t>
         </w:r>
       </w:ins>
-      <w:ins w:id="186" w:author="soleil" w:date="2024-10-10T13:38:00Z">
+      <w:ins w:id="185" w:author="soleil" w:date="2024-10-10T13:38:00Z">
         <w:r>
           <w:t> </w:t>
         </w:r>
       </w:ins>
-      <w:ins w:id="187" w:author="soleil" w:date="2024-10-10T10:51:00Z">
+      <w:ins w:id="186" w:author="soleil" w:date="2024-10-10T10:51:00Z">
         <w:r>
           <w:t>;</w:t>
         </w:r>
@@ -8272,20 +8270,20 @@
         <w:spacing w:after="0" w:line="276" w:lineRule="auto"/>
         <w:jc w:val="both"/>
         <w:rPr>
-          <w:ins w:id="188" w:author="soleil" w:date="2024-10-10T10:51:00Z"/>
-        </w:rPr>
-      </w:pPr>
-      <w:ins w:id="189" w:author="soleil" w:date="2024-10-10T10:51:00Z">
+          <w:ins w:id="187" w:author="soleil" w:date="2024-10-10T10:51:00Z"/>
+        </w:rPr>
+      </w:pPr>
+      <w:ins w:id="188" w:author="soleil" w:date="2024-10-10T10:51:00Z">
         <w:r>
           <w:t xml:space="preserve">Un champ </w:t>
         </w:r>
       </w:ins>
-      <w:ins w:id="190" w:author="soleil" w:date="2024-10-10T13:31:00Z">
+      <w:ins w:id="189" w:author="soleil" w:date="2024-10-10T13:31:00Z">
         <w:r>
           <w:t>pré</w:t>
         </w:r>
       </w:ins>
-      <w:ins w:id="191" w:author="soleil" w:date="2024-10-10T10:51:00Z">
+      <w:ins w:id="190" w:author="soleil" w:date="2024-10-10T10:51:00Z">
         <w:r>
           <w:t xml:space="preserve">nom de la personne pouvant comporter tous type de caractères, taille </w:t>
         </w:r>
@@ -8293,12 +8291,12 @@
           <w:t>à 20 caractères</w:t>
         </w:r>
       </w:ins>
-      <w:ins w:id="192" w:author="soleil" w:date="2024-10-10T13:38:00Z">
+      <w:ins w:id="191" w:author="soleil" w:date="2024-10-10T13:38:00Z">
         <w:r>
           <w:t> </w:t>
         </w:r>
       </w:ins>
-      <w:ins w:id="193" w:author="soleil" w:date="2024-10-10T10:51:00Z">
+      <w:ins w:id="192" w:author="soleil" w:date="2024-10-10T10:51:00Z">
         <w:r>
           <w:t>;</w:t>
         </w:r>
@@ -8314,30 +8312,30 @@
         <w:spacing w:after="0" w:line="276" w:lineRule="auto"/>
         <w:jc w:val="both"/>
         <w:rPr>
-          <w:ins w:id="194" w:author="soleil" w:date="2024-10-10T10:51:00Z"/>
-        </w:rPr>
-      </w:pPr>
-      <w:ins w:id="195" w:author="soleil" w:date="2024-10-10T10:51:00Z">
+          <w:ins w:id="193" w:author="soleil" w:date="2024-10-10T10:51:00Z"/>
+        </w:rPr>
+      </w:pPr>
+      <w:ins w:id="194" w:author="soleil" w:date="2024-10-10T10:51:00Z">
         <w:r>
           <w:t xml:space="preserve">Un champ </w:t>
         </w:r>
       </w:ins>
-      <w:ins w:id="196" w:author="soleil" w:date="2024-10-10T13:31:00Z">
+      <w:ins w:id="195" w:author="soleil" w:date="2024-10-10T13:31:00Z">
         <w:r>
           <w:t>adresse électronique</w:t>
         </w:r>
       </w:ins>
-      <w:ins w:id="197" w:author="soleil" w:date="2024-10-10T10:51:00Z">
+      <w:ins w:id="196" w:author="soleil" w:date="2024-10-10T10:51:00Z">
         <w:r>
           <w:t xml:space="preserve">, (type unique), on ne peut pas avoir plusieurs comptes par </w:t>
         </w:r>
       </w:ins>
-      <w:ins w:id="198" w:author="soleil" w:date="2024-10-10T13:33:00Z">
+      <w:ins w:id="197" w:author="soleil" w:date="2024-10-10T13:33:00Z">
         <w:r>
           <w:t>une seule adresse électronique</w:t>
         </w:r>
       </w:ins>
-      <w:ins w:id="199" w:author="soleil" w:date="2024-10-10T13:38:00Z">
+      <w:ins w:id="198" w:author="soleil" w:date="2024-10-10T13:38:00Z">
         <w:r>
           <w:t> ;</w:t>
         </w:r>
@@ -8353,15 +8351,15 @@
         <w:spacing w:after="0" w:line="276" w:lineRule="auto"/>
         <w:jc w:val="both"/>
         <w:rPr>
-          <w:ins w:id="200" w:author="soleil" w:date="2024-10-10T10:51:00Z"/>
-        </w:rPr>
-      </w:pPr>
-      <w:ins w:id="201" w:author="soleil" w:date="2024-10-10T10:51:00Z">
+          <w:ins w:id="199" w:author="soleil" w:date="2024-10-10T10:51:00Z"/>
+        </w:rPr>
+      </w:pPr>
+      <w:ins w:id="200" w:author="soleil" w:date="2024-10-10T10:51:00Z">
         <w:r>
           <w:t>Un champ mot de passe avec cryptage</w:t>
         </w:r>
       </w:ins>
-      <w:ins w:id="202" w:author="soleil" w:date="2024-10-10T13:38:00Z">
+      <w:ins w:id="201" w:author="soleil" w:date="2024-10-10T13:38:00Z">
         <w:r>
           <w:t> ;</w:t>
         </w:r>
@@ -8377,15 +8375,15 @@
         <w:spacing w:after="0" w:line="276" w:lineRule="auto"/>
         <w:jc w:val="both"/>
         <w:rPr>
-          <w:ins w:id="203" w:author="soleil" w:date="2024-10-10T13:34:00Z"/>
-        </w:rPr>
-      </w:pPr>
-      <w:ins w:id="204" w:author="soleil" w:date="2024-10-10T10:51:00Z">
+          <w:ins w:id="202" w:author="soleil" w:date="2024-10-10T13:34:00Z"/>
+        </w:rPr>
+      </w:pPr>
+      <w:ins w:id="203" w:author="soleil" w:date="2024-10-10T10:51:00Z">
         <w:r>
           <w:t>Un champ « confirmation du mot de passe »</w:t>
         </w:r>
       </w:ins>
-      <w:ins w:id="205" w:author="soleil" w:date="2024-10-10T13:38:00Z">
+      <w:ins w:id="204" w:author="soleil" w:date="2024-10-10T13:38:00Z">
         <w:r>
           <w:t> ;</w:t>
         </w:r>
@@ -8401,25 +8399,25 @@
         <w:spacing w:after="0" w:line="276" w:lineRule="auto"/>
         <w:jc w:val="both"/>
         <w:rPr>
-          <w:ins w:id="206" w:author="soleil" w:date="2024-10-10T10:51:00Z"/>
-        </w:rPr>
-      </w:pPr>
-      <w:ins w:id="207" w:author="soleil" w:date="2024-10-10T13:34:00Z">
+          <w:ins w:id="205" w:author="soleil" w:date="2024-10-10T10:51:00Z"/>
+        </w:rPr>
+      </w:pPr>
+      <w:ins w:id="206" w:author="soleil" w:date="2024-10-10T13:34:00Z">
         <w:r>
           <w:t xml:space="preserve">Un champ numéro de téléphone de type </w:t>
         </w:r>
       </w:ins>
-      <w:ins w:id="208" w:author="soleil" w:date="2024-10-10T13:37:00Z">
+      <w:ins w:id="207" w:author="soleil" w:date="2024-10-10T13:37:00Z">
         <w:r>
           <w:t>tel</w:t>
         </w:r>
       </w:ins>
-      <w:ins w:id="209" w:author="soleil" w:date="2024-10-10T13:38:00Z">
+      <w:ins w:id="208" w:author="soleil" w:date="2024-10-10T13:38:00Z">
         <w:r>
           <w:t> </w:t>
         </w:r>
       </w:ins>
-      <w:ins w:id="210" w:author="soleil" w:date="2024-10-10T13:37:00Z">
+      <w:ins w:id="209" w:author="soleil" w:date="2024-10-10T13:37:00Z">
         <w:r>
           <w:t>;</w:t>
         </w:r>
@@ -8435,10 +8433,10 @@
         <w:spacing w:after="0" w:line="276" w:lineRule="auto"/>
         <w:jc w:val="both"/>
         <w:rPr>
-          <w:ins w:id="211" w:author="soleil" w:date="2024-10-10T23:38:00Z"/>
-        </w:rPr>
-      </w:pPr>
-      <w:ins w:id="212" w:author="soleil" w:date="2024-10-10T23:38:00Z">
+          <w:ins w:id="210" w:author="soleil" w:date="2024-10-10T23:38:00Z"/>
+        </w:rPr>
+      </w:pPr>
+      <w:ins w:id="211" w:author="soleil" w:date="2024-10-10T23:38:00Z">
         <w:r>
           <w:t>Un champ date de naissance de type date pour son âge et programmer des évènement</w:t>
         </w:r>
@@ -8457,15 +8455,15 @@
         <w:spacing w:after="0" w:line="276" w:lineRule="auto"/>
         <w:jc w:val="both"/>
         <w:rPr>
-          <w:ins w:id="213" w:author="soleil" w:date="2024-10-10T23:32:00Z"/>
-        </w:rPr>
-      </w:pPr>
-      <w:ins w:id="214" w:author="soleil" w:date="2024-10-10T23:27:00Z">
+          <w:ins w:id="212" w:author="soleil" w:date="2024-10-10T23:32:00Z"/>
+        </w:rPr>
+      </w:pPr>
+      <w:ins w:id="213" w:author="soleil" w:date="2024-10-10T23:27:00Z">
         <w:r>
           <w:t>Un champ</w:t>
         </w:r>
       </w:ins>
-      <w:ins w:id="215" w:author="soleil" w:date="2024-10-10T23:31:00Z">
+      <w:ins w:id="214" w:author="soleil" w:date="2024-10-10T23:31:00Z">
         <w:r>
           <w:t xml:space="preserve"> de radio pour sélectionner son genre ;</w:t>
         </w:r>
@@ -8481,15 +8479,15 @@
         <w:spacing w:after="0" w:line="276" w:lineRule="auto"/>
         <w:jc w:val="both"/>
         <w:rPr>
-          <w:ins w:id="216" w:author="soleil" w:date="2024-10-10T10:51:00Z"/>
-        </w:rPr>
-      </w:pPr>
-      <w:ins w:id="217" w:author="soleil" w:date="2024-10-10T23:32:00Z">
+          <w:ins w:id="215" w:author="soleil" w:date="2024-10-11T11:16:00Z"/>
+        </w:rPr>
+      </w:pPr>
+      <w:ins w:id="216" w:author="soleil" w:date="2024-10-10T23:32:00Z">
         <w:r>
           <w:t xml:space="preserve">Un champ ville avec une liste déroulante dans laquelle </w:t>
         </w:r>
       </w:ins>
-      <w:ins w:id="218" w:author="soleil" w:date="2024-10-10T23:35:00Z">
+      <w:ins w:id="217" w:author="soleil" w:date="2024-10-10T23:35:00Z">
         <w:r>
           <w:t>l'utilisateur peut choisir une option parmi celles proposées</w:t>
         </w:r>
@@ -8503,26 +8501,227 @@
         <w:pStyle w:val="Paragraphedeliste"/>
         <w:numPr>
           <w:ilvl w:val="0"/>
+          <w:numId w:val="24"/>
+        </w:numPr>
+        <w:spacing w:after="0" w:line="276" w:lineRule="auto"/>
+        <w:jc w:val="both"/>
+        <w:rPr>
+          <w:ins w:id="218" w:author="soleil" w:date="2024-10-11T11:19:00Z"/>
+        </w:rPr>
+      </w:pPr>
+      <w:ins w:id="219" w:author="soleil" w:date="2024-10-11T11:16:00Z">
+        <w:r>
+          <w:t>Un champ cas échéant, sa maladie de type caractères</w:t>
+        </w:r>
+      </w:ins>
+      <w:ins w:id="220" w:author="soleil" w:date="2024-10-11T11:19:00Z">
+        <w:r>
+          <w:t> </w:t>
+        </w:r>
+      </w:ins>
+      <w:ins w:id="221" w:author="soleil" w:date="2024-10-11T11:16:00Z">
+        <w:r>
+          <w:t>;</w:t>
+        </w:r>
+      </w:ins>
+      <w:ins w:id="222" w:author="soleil" w:date="2024-10-11T11:19:00Z">
+        <w:r>
+          <w:t xml:space="preserve"> </w:t>
+        </w:r>
+      </w:ins>
+    </w:p>
+    <w:p>
+      <w:pPr>
+        <w:pStyle w:val="Paragraphedeliste"/>
+        <w:numPr>
+          <w:ilvl w:val="0"/>
+          <w:numId w:val="24"/>
+        </w:numPr>
+        <w:spacing w:after="0" w:line="276" w:lineRule="auto"/>
+        <w:jc w:val="both"/>
+        <w:rPr>
+          <w:ins w:id="223" w:author="soleil" w:date="2024-10-11T11:32:00Z"/>
+        </w:rPr>
+        <w:pPrChange w:id="224" w:author="soleil" w:date="2024-10-11T11:32:00Z">
+          <w:pPr>
+            <w:pStyle w:val="Paragraphedeliste"/>
+            <w:numPr>
+              <w:numId w:val="24"/>
+            </w:numPr>
+            <w:spacing w:after="0" w:line="276" w:lineRule="auto"/>
+            <w:ind w:left="1080" w:hanging="360"/>
+            <w:jc w:val="both"/>
+          </w:pPr>
+        </w:pPrChange>
+      </w:pPr>
+      <w:ins w:id="225" w:author="soleil" w:date="2024-10-11T11:26:00Z">
+        <w:r>
+          <w:t xml:space="preserve">Un champ </w:t>
+        </w:r>
+        <w:r>
+          <w:t>des difficultés rencontrées</w:t>
+        </w:r>
+        <w:r>
+          <w:t xml:space="preserve"> avec une liste déroulante dans laquelle </w:t>
+        </w:r>
+        <w:r>
+          <w:t>l'utilisateur peut choisir une option parmi celles proposées</w:t>
+        </w:r>
+        <w:r>
+          <w:t> ;</w:t>
+        </w:r>
+      </w:ins>
+    </w:p>
+    <w:p>
+      <w:pPr>
+        <w:pStyle w:val="Paragraphedeliste"/>
+        <w:numPr>
+          <w:ilvl w:val="0"/>
+          <w:numId w:val="24"/>
+        </w:numPr>
+        <w:spacing w:after="0" w:line="276" w:lineRule="auto"/>
+        <w:jc w:val="both"/>
+        <w:rPr>
+          <w:ins w:id="226" w:author="soleil" w:date="2024-10-11T11:37:00Z"/>
+        </w:rPr>
+        <w:pPrChange w:id="227" w:author="soleil" w:date="2024-10-11T11:32:00Z">
+          <w:pPr>
+            <w:pStyle w:val="Paragraphedeliste"/>
+            <w:numPr>
+              <w:numId w:val="24"/>
+            </w:numPr>
+            <w:spacing w:after="0" w:line="276" w:lineRule="auto"/>
+            <w:ind w:left="1080" w:hanging="360"/>
+            <w:jc w:val="both"/>
+          </w:pPr>
+        </w:pPrChange>
+      </w:pPr>
+      <w:ins w:id="228" w:author="soleil" w:date="2024-10-11T11:36:00Z">
+        <w:r>
+          <w:t>Un champ</w:t>
+        </w:r>
+      </w:ins>
+      <w:ins w:id="229" w:author="soleil" w:date="2024-10-11T11:35:00Z">
+        <w:r>
+          <w:t xml:space="preserve"> de radio pour </w:t>
+        </w:r>
+      </w:ins>
+      <w:ins w:id="230" w:author="soleil" w:date="2024-10-11T11:36:00Z">
+        <w:r>
+          <w:t xml:space="preserve">confirmer s’il veut passer </w:t>
+        </w:r>
+        <w:r>
+          <w:t>le test pour vérifier ses difficultés</w:t>
+        </w:r>
+      </w:ins>
+      <w:ins w:id="231" w:author="soleil" w:date="2024-10-11T11:37:00Z">
+        <w:r>
+          <w:t>.</w:t>
+        </w:r>
+      </w:ins>
+    </w:p>
+    <w:p>
+      <w:pPr>
+        <w:pStyle w:val="Paragraphedeliste"/>
+        <w:numPr>
+          <w:ilvl w:val="0"/>
+          <w:numId w:val="24"/>
+        </w:numPr>
+        <w:spacing w:after="0" w:line="276" w:lineRule="auto"/>
+        <w:jc w:val="both"/>
+        <w:rPr>
+          <w:ins w:id="232" w:author="soleil" w:date="2024-10-11T11:38:00Z"/>
+        </w:rPr>
+        <w:pPrChange w:id="233" w:author="soleil" w:date="2024-10-11T11:32:00Z">
+          <w:pPr>
+            <w:pStyle w:val="Paragraphedeliste"/>
+            <w:numPr>
+              <w:numId w:val="24"/>
+            </w:numPr>
+            <w:spacing w:after="0" w:line="276" w:lineRule="auto"/>
+            <w:ind w:left="1080" w:hanging="360"/>
+            <w:jc w:val="both"/>
+          </w:pPr>
+        </w:pPrChange>
+      </w:pPr>
+      <w:ins w:id="234" w:author="soleil" w:date="2024-10-11T11:37:00Z">
+        <w:r>
+          <w:t>Un champ de radio pour sélectionner sa préférence des séances soit en présentiel soit en distance</w:t>
+        </w:r>
+      </w:ins>
+      <w:ins w:id="235" w:author="soleil" w:date="2024-10-11T11:38:00Z">
+        <w:r>
+          <w:t>.</w:t>
+        </w:r>
+      </w:ins>
+    </w:p>
+    <w:p>
+      <w:pPr>
+        <w:pStyle w:val="Paragraphedeliste"/>
+        <w:numPr>
+          <w:ilvl w:val="0"/>
+          <w:numId w:val="24"/>
+        </w:numPr>
+        <w:spacing w:after="0" w:line="276" w:lineRule="auto"/>
+        <w:jc w:val="both"/>
+        <w:rPr>
+          <w:ins w:id="236" w:author="soleil" w:date="2024-10-10T10:51:00Z"/>
+        </w:rPr>
+        <w:pPrChange w:id="237" w:author="soleil" w:date="2024-10-11T11:32:00Z">
+          <w:pPr>
+            <w:pStyle w:val="Paragraphedeliste"/>
+            <w:numPr>
+              <w:numId w:val="24"/>
+            </w:numPr>
+            <w:spacing w:after="0" w:line="276" w:lineRule="auto"/>
+            <w:ind w:left="1080" w:hanging="360"/>
+            <w:jc w:val="both"/>
+          </w:pPr>
+        </w:pPrChange>
+      </w:pPr>
+      <w:ins w:id="238" w:author="soleil" w:date="2024-10-11T11:38:00Z">
+        <w:r>
+          <w:t xml:space="preserve">Un champ de radio pour sélectionner sa préférence </w:t>
+        </w:r>
+        <w:r>
+          <w:t>d</w:t>
+        </w:r>
+      </w:ins>
+      <w:ins w:id="239" w:author="soleil" w:date="2024-10-11T11:39:00Z">
+        <w:r>
+          <w:t>’envoyer des messages soit par SMS soit par mail.</w:t>
+        </w:r>
+      </w:ins>
+      <w:bookmarkStart w:id="240" w:name="_GoBack"/>
+      <w:bookmarkEnd w:id="240"/>
+    </w:p>
+    <w:p>
+      <w:pPr>
+        <w:pStyle w:val="Paragraphedeliste"/>
+        <w:numPr>
+          <w:ilvl w:val="0"/>
           <w:numId w:val="4"/>
         </w:numPr>
         <w:spacing w:after="0" w:line="276" w:lineRule="auto"/>
         <w:jc w:val="both"/>
         <w:rPr>
-          <w:ins w:id="219" w:author="soleil" w:date="2024-10-10T10:51:00Z"/>
-        </w:rPr>
-      </w:pPr>
-      <w:ins w:id="220" w:author="soleil" w:date="2024-10-10T10:51:00Z">
-        <w:r>
-          <w:rPr>
-            <w:highlight w:val="yellow"/>
-            <w:rPrChange w:id="221" w:author="soleil" w:date="2024-10-10T23:39:00Z">
-              <w:rPr/>
-            </w:rPrChange>
-          </w:rPr>
-          <w:t>Les champs non obligatoires sont les suivants</w:t>
-        </w:r>
-        <w:r>
-          <w:t xml:space="preserve"> : </w:t>
+          <w:ins w:id="241" w:author="soleil" w:date="2024-10-10T10:51:00Z"/>
+        </w:rPr>
+        <w:pPrChange w:id="242" w:author="soleil" w:date="2024-10-11T11:32:00Z">
+          <w:pPr>
+            <w:pStyle w:val="Paragraphedeliste"/>
+            <w:numPr>
+              <w:numId w:val="4"/>
+            </w:numPr>
+            <w:spacing w:after="0" w:line="276" w:lineRule="auto"/>
+            <w:ind w:hanging="360"/>
+            <w:jc w:val="both"/>
+          </w:pPr>
+        </w:pPrChange>
+      </w:pPr>
+      <w:ins w:id="243" w:author="soleil" w:date="2024-10-10T10:51:00Z">
+        <w:r>
+          <w:t>Un lien vers la page de connexion</w:t>
         </w:r>
       </w:ins>
     </w:p>
@@ -8531,154 +8730,26 @@
         <w:pStyle w:val="Paragraphedeliste"/>
         <w:numPr>
           <w:ilvl w:val="0"/>
-          <w:numId w:val="25"/>
+          <w:numId w:val="4"/>
         </w:numPr>
         <w:spacing w:after="0" w:line="276" w:lineRule="auto"/>
         <w:jc w:val="both"/>
         <w:rPr>
-          <w:ins w:id="222" w:author="soleil" w:date="2024-10-10T10:51:00Z"/>
-        </w:rPr>
-      </w:pPr>
-      <w:ins w:id="223" w:author="soleil" w:date="2024-10-10T10:51:00Z">
-        <w:r>
-          <w:t>Un champ Ecole de type string.</w:t>
+          <w:ins w:id="244" w:author="soleil" w:date="2024-10-10T10:51:00Z"/>
+        </w:rPr>
+      </w:pPr>
+      <w:ins w:id="245" w:author="soleil" w:date="2024-10-10T10:51:00Z">
+        <w:r>
+          <w:t>Un lien de retour vers la page d’accueil du site</w:t>
         </w:r>
       </w:ins>
     </w:p>
     <w:p>
       <w:pPr>
-        <w:pStyle w:val="Paragraphedeliste"/>
-        <w:numPr>
-          <w:ilvl w:val="0"/>
-          <w:numId w:val="25"/>
-        </w:numPr>
         <w:spacing w:after="0" w:line="276" w:lineRule="auto"/>
         <w:jc w:val="both"/>
         <w:rPr>
-          <w:ins w:id="224" w:author="soleil" w:date="2024-10-10T10:51:00Z"/>
-        </w:rPr>
-      </w:pPr>
-      <w:ins w:id="225" w:author="soleil" w:date="2024-10-10T10:51:00Z">
-        <w:r>
-          <w:t xml:space="preserve">Un champ de radio pour confirmer s’il y a des cours LSF dans cette école. </w:t>
-        </w:r>
-      </w:ins>
-    </w:p>
-    <w:p>
-      <w:pPr>
-        <w:pStyle w:val="Paragraphedeliste"/>
-        <w:numPr>
-          <w:ilvl w:val="0"/>
-          <w:numId w:val="25"/>
-        </w:numPr>
-        <w:spacing w:after="0" w:line="276" w:lineRule="auto"/>
-        <w:jc w:val="both"/>
-        <w:rPr>
-          <w:ins w:id="226" w:author="soleil" w:date="2024-10-10T10:51:00Z"/>
-        </w:rPr>
-      </w:pPr>
-      <w:ins w:id="227" w:author="soleil" w:date="2024-10-10T10:51:00Z">
-        <w:r>
-          <w:t>Un champ Année de pratique LSF (type nombre) pour reconnaître son niveau.</w:t>
-        </w:r>
-      </w:ins>
-    </w:p>
-    <w:p>
-      <w:pPr>
-        <w:spacing w:after="0" w:line="276" w:lineRule="auto"/>
-        <w:jc w:val="both"/>
-        <w:rPr>
-          <w:ins w:id="228" w:author="soleil" w:date="2024-10-10T10:51:00Z"/>
-        </w:rPr>
-      </w:pPr>
-      <w:ins w:id="229" w:author="soleil" w:date="2024-10-10T10:51:00Z">
-        <w:r>
-          <w:t>A la fin de la page, c’est la partie Premium :</w:t>
-        </w:r>
-      </w:ins>
-    </w:p>
-    <w:p>
-      <w:pPr>
-        <w:pStyle w:val="Paragraphedeliste"/>
-        <w:numPr>
-          <w:ilvl w:val="0"/>
-          <w:numId w:val="4"/>
-        </w:numPr>
-        <w:spacing w:after="0" w:line="276" w:lineRule="auto"/>
-        <w:jc w:val="both"/>
-        <w:rPr>
-          <w:ins w:id="230" w:author="soleil" w:date="2024-10-10T10:51:00Z"/>
-        </w:rPr>
-      </w:pPr>
-      <w:ins w:id="231" w:author="soleil" w:date="2024-10-10T10:51:00Z">
-        <w:r>
-          <w:t>Tous les champs sont obligatoires :</w:t>
-        </w:r>
-      </w:ins>
-    </w:p>
-    <w:p>
-      <w:pPr>
-        <w:pStyle w:val="Paragraphedeliste"/>
-        <w:numPr>
-          <w:ilvl w:val="0"/>
-          <w:numId w:val="26"/>
-        </w:numPr>
-        <w:spacing w:after="0" w:line="276" w:lineRule="auto"/>
-        <w:jc w:val="both"/>
-        <w:rPr>
-          <w:ins w:id="232" w:author="soleil" w:date="2024-10-10T10:51:00Z"/>
-        </w:rPr>
-      </w:pPr>
-      <w:ins w:id="233" w:author="soleil" w:date="2024-10-10T10:51:00Z">
-        <w:r>
-          <w:t xml:space="preserve">Un champ de radio soit Acheter 1 cours pour 5 € soit l’abonnement pour 10 € pour toute la partie Premium et des nouveautés. </w:t>
-        </w:r>
-      </w:ins>
-    </w:p>
-    <w:p>
-      <w:pPr>
-        <w:pStyle w:val="Paragraphedeliste"/>
-        <w:numPr>
-          <w:ilvl w:val="0"/>
-          <w:numId w:val="4"/>
-        </w:numPr>
-        <w:spacing w:after="0" w:line="276" w:lineRule="auto"/>
-        <w:jc w:val="both"/>
-        <w:rPr>
-          <w:ins w:id="234" w:author="soleil" w:date="2024-10-10T10:51:00Z"/>
-        </w:rPr>
-      </w:pPr>
-      <w:ins w:id="235" w:author="soleil" w:date="2024-10-10T10:51:00Z">
-        <w:r>
-          <w:t>Un lien vers la page de connexion</w:t>
-        </w:r>
-      </w:ins>
-    </w:p>
-    <w:p>
-      <w:pPr>
-        <w:pStyle w:val="Paragraphedeliste"/>
-        <w:numPr>
-          <w:ilvl w:val="0"/>
-          <w:numId w:val="4"/>
-        </w:numPr>
-        <w:spacing w:after="0" w:line="276" w:lineRule="auto"/>
-        <w:jc w:val="both"/>
-        <w:rPr>
-          <w:ins w:id="236" w:author="soleil" w:date="2024-10-10T10:51:00Z"/>
-        </w:rPr>
-      </w:pPr>
-      <w:ins w:id="237" w:author="soleil" w:date="2024-10-10T10:51:00Z">
-        <w:r>
-          <w:t>Un lien de retour vers la page d’accueil du site</w:t>
-        </w:r>
-      </w:ins>
-    </w:p>
-    <w:p>
-      <w:pPr>
-        <w:spacing w:after="0" w:line="276" w:lineRule="auto"/>
-        <w:jc w:val="both"/>
-        <w:rPr>
-          <w:ins w:id="238" w:author="soleil" w:date="2024-10-10T10:51:00Z"/>
+          <w:ins w:id="246" w:author="soleil" w:date="2024-10-10T10:51:00Z"/>
         </w:rPr>
       </w:pPr>
     </w:p>
@@ -8688,10 +8759,10 @@
         <w:spacing w:line="276" w:lineRule="auto"/>
         <w:jc w:val="both"/>
         <w:rPr>
-          <w:ins w:id="239" w:author="soleil" w:date="2024-10-10T10:51:00Z"/>
-        </w:rPr>
-      </w:pPr>
-      <w:ins w:id="240" w:author="soleil" w:date="2024-10-10T10:51:00Z">
+          <w:ins w:id="247" w:author="soleil" w:date="2024-10-10T10:51:00Z"/>
+        </w:rPr>
+      </w:pPr>
+      <w:ins w:id="248" w:author="soleil" w:date="2024-10-10T10:51:00Z">
         <w:r>
           <w:rPr>
             <w:smallCaps/>
@@ -8705,7 +8776,7 @@
         <w:spacing w:after="0" w:line="276" w:lineRule="auto"/>
         <w:jc w:val="both"/>
         <w:rPr>
-          <w:ins w:id="241" w:author="soleil" w:date="2024-10-10T10:51:00Z"/>
+          <w:ins w:id="249" w:author="soleil" w:date="2024-10-10T10:51:00Z"/>
         </w:rPr>
       </w:pPr>
     </w:p>
@@ -8714,10 +8785,10 @@
         <w:spacing w:after="0" w:line="276" w:lineRule="auto"/>
         <w:jc w:val="both"/>
         <w:rPr>
-          <w:ins w:id="242" w:author="soleil" w:date="2024-10-10T10:51:00Z"/>
-        </w:rPr>
-      </w:pPr>
-      <w:ins w:id="243" w:author="soleil" w:date="2024-10-10T10:51:00Z">
+          <w:ins w:id="250" w:author="soleil" w:date="2024-10-10T10:51:00Z"/>
+        </w:rPr>
+      </w:pPr>
+      <w:ins w:id="251" w:author="soleil" w:date="2024-10-10T10:51:00Z">
         <w:r>
           <w:t>La page de connexion sera traitée :</w:t>
         </w:r>
@@ -8733,10 +8804,10 @@
         <w:spacing w:after="0" w:line="276" w:lineRule="auto"/>
         <w:jc w:val="both"/>
         <w:rPr>
-          <w:ins w:id="244" w:author="soleil" w:date="2024-10-10T10:51:00Z"/>
-        </w:rPr>
-      </w:pPr>
-      <w:ins w:id="245" w:author="soleil" w:date="2024-10-10T10:51:00Z">
+          <w:ins w:id="252" w:author="soleil" w:date="2024-10-10T10:51:00Z"/>
+        </w:rPr>
+      </w:pPr>
+      <w:ins w:id="253" w:author="soleil" w:date="2024-10-10T10:51:00Z">
         <w:r>
           <w:t>Un titre principal « Connexion »</w:t>
         </w:r>
@@ -8752,10 +8823,10 @@
         <w:spacing w:after="0" w:line="276" w:lineRule="auto"/>
         <w:jc w:val="both"/>
         <w:rPr>
-          <w:ins w:id="246" w:author="soleil" w:date="2024-10-10T10:51:00Z"/>
-        </w:rPr>
-      </w:pPr>
-      <w:ins w:id="247" w:author="soleil" w:date="2024-10-10T10:51:00Z">
+          <w:ins w:id="254" w:author="soleil" w:date="2024-10-10T10:51:00Z"/>
+        </w:rPr>
+      </w:pPr>
+      <w:ins w:id="255" w:author="soleil" w:date="2024-10-10T10:51:00Z">
         <w:r>
           <w:t>Un formulaire avec des champs obligatoires sont :</w:t>
         </w:r>
@@ -8771,10 +8842,10 @@
         <w:spacing w:after="0" w:line="276" w:lineRule="auto"/>
         <w:jc w:val="both"/>
         <w:rPr>
-          <w:ins w:id="248" w:author="soleil" w:date="2024-10-10T10:51:00Z"/>
-        </w:rPr>
-      </w:pPr>
-      <w:ins w:id="249" w:author="soleil" w:date="2024-10-10T10:51:00Z">
+          <w:ins w:id="256" w:author="soleil" w:date="2024-10-10T10:51:00Z"/>
+        </w:rPr>
+      </w:pPr>
+      <w:ins w:id="257" w:author="soleil" w:date="2024-10-10T10:51:00Z">
         <w:r>
           <w:t>Un champ pseudo de type caractères</w:t>
         </w:r>
@@ -8790,14 +8861,19 @@
         <w:spacing w:after="0" w:line="276" w:lineRule="auto"/>
         <w:jc w:val="both"/>
         <w:rPr>
-          <w:ins w:id="250" w:author="soleil" w:date="2024-10-10T10:51:00Z"/>
-        </w:rPr>
-      </w:pPr>
-      <w:ins w:id="251" w:author="soleil" w:date="2024-10-10T10:51:00Z">
-        <w:r>
-          <w:t>Un champ mot de passe protégé</w:t>
+          <w:ins w:id="258" w:author="soleil" w:date="2024-10-10T10:51:00Z"/>
+        </w:rPr>
+      </w:pPr>
+      <w:ins w:id="259" w:author="soleil" w:date="2024-10-10T10:51:00Z">
+        <w:r>
+          <w:t xml:space="preserve">Un champ mot de passe </w:t>
         </w:r>
       </w:ins>
+      <w:ins w:id="260" w:author="soleil" w:date="2024-10-11T11:15:00Z">
+        <w:r>
+          <w:t>protéger</w:t>
+        </w:r>
+      </w:ins>
     </w:p>
     <w:p>
       <w:pPr>
@@ -8809,10 +8885,10 @@
         <w:spacing w:after="0" w:line="276" w:lineRule="auto"/>
         <w:jc w:val="both"/>
         <w:rPr>
-          <w:ins w:id="252" w:author="soleil" w:date="2024-10-10T10:51:00Z"/>
-        </w:rPr>
-      </w:pPr>
-      <w:ins w:id="253" w:author="soleil" w:date="2024-10-10T10:51:00Z">
+          <w:ins w:id="261" w:author="soleil" w:date="2024-10-10T10:51:00Z"/>
+        </w:rPr>
+      </w:pPr>
+      <w:ins w:id="262" w:author="soleil" w:date="2024-10-10T10:51:00Z">
         <w:r>
           <w:t>Un bouton de validation</w:t>
         </w:r>
@@ -8827,11 +8903,11 @@
           <w:bCs/>
           <w:sz w:val="24"/>
           <w:szCs w:val="24"/>
-          <w:rPrChange w:id="254" w:author="soleil" w:date="2024-10-10T10:49:00Z">
+          <w:rPrChange w:id="263" w:author="soleil" w:date="2024-10-10T10:49:00Z">
             <w:rPr/>
           </w:rPrChange>
         </w:rPr>
-        <w:pPrChange w:id="255" w:author="soleil" w:date="2024-10-10T10:49:00Z">
+        <w:pPrChange w:id="264" w:author="soleil" w:date="2024-10-10T10:49:00Z">
           <w:pPr>
             <w:pStyle w:val="Paragraphedeliste"/>
             <w:spacing w:line="276" w:lineRule="auto"/>
@@ -12375,7 +12451,7 @@
 </file>
 
 <file path=customXml/itemProps1.xml><?xml version="1.0" encoding="utf-8"?>
-<ds:datastoreItem xmlns:ds="http://schemas.openxmlformats.org/officeDocument/2006/customXml" ds:itemID="{25D1C23A-AD80-47AD-B7DA-6A54CFBAF931}">
+<ds:datastoreItem xmlns:ds="http://schemas.openxmlformats.org/officeDocument/2006/customXml" ds:itemID="{602A81BB-4959-4D12-92BA-934D8BB68404}">
   <ds:schemaRefs>
     <ds:schemaRef ds:uri="http://schemas.openxmlformats.org/officeDocument/2006/bibliography"/>
   </ds:schemaRefs>

--- a/analyse/cahier_de_charge.docx
+++ b/analyse/cahier_de_charge.docx
@@ -1,6 +1,6 @@
 
 <file path=word/document.xml><?xml version="1.0" encoding="utf-8"?>
-<w:document xmlns:wpc="http://schemas.microsoft.com/office/word/2010/wordprocessingCanvas" xmlns:cx="http://schemas.microsoft.com/office/drawing/2014/chartex" xmlns:cx1="http://schemas.microsoft.com/office/drawing/2015/9/8/chartex" xmlns:mc="http://schemas.openxmlformats.org/markup-compatibility/2006" xmlns:o="urn:schemas-microsoft-com:office:office" xmlns:r="http://schemas.openxmlformats.org/officeDocument/2006/relationships" xmlns:m="http://schemas.openxmlformats.org/officeDocument/2006/math" xmlns:v="urn:schemas-microsoft-com:vml" xmlns:wp14="http://schemas.microsoft.com/office/word/2010/wordprocessingDrawing" xmlns:wp="http://schemas.openxmlformats.org/drawingml/2006/wordprocessingDrawing" xmlns:w10="urn:schemas-microsoft-com:office:word" xmlns:w="http://schemas.openxmlformats.org/wordprocessingml/2006/main" xmlns:w14="http://schemas.microsoft.com/office/word/2010/wordml" xmlns:w15="http://schemas.microsoft.com/office/word/2012/wordml" xmlns:w16se="http://schemas.microsoft.com/office/word/2015/wordml/symex" xmlns:wpg="http://schemas.microsoft.com/office/word/2010/wordprocessingGroup" xmlns:wpi="http://schemas.microsoft.com/office/word/2010/wordprocessingInk" xmlns:wne="http://schemas.microsoft.com/office/word/2006/wordml" xmlns:wps="http://schemas.microsoft.com/office/word/2010/wordprocessingShape" mc:Ignorable="w14 w15 w16se wp14">
+<w:document xmlns:wpc="http://schemas.microsoft.com/office/word/2010/wordprocessingCanvas" xmlns:cx="http://schemas.microsoft.com/office/drawing/2014/chartex" xmlns:cx1="http://schemas.microsoft.com/office/drawing/2015/9/8/chartex" xmlns:cx2="http://schemas.microsoft.com/office/drawing/2015/10/21/chartex" xmlns:cx3="http://schemas.microsoft.com/office/drawing/2016/5/9/chartex" xmlns:cx4="http://schemas.microsoft.com/office/drawing/2016/5/10/chartex" xmlns:cx5="http://schemas.microsoft.com/office/drawing/2016/5/11/chartex" xmlns:cx6="http://schemas.microsoft.com/office/drawing/2016/5/12/chartex" xmlns:cx7="http://schemas.microsoft.com/office/drawing/2016/5/13/chartex" xmlns:cx8="http://schemas.microsoft.com/office/drawing/2016/5/14/chartex" xmlns:mc="http://schemas.openxmlformats.org/markup-compatibility/2006" xmlns:aink="http://schemas.microsoft.com/office/drawing/2016/ink" xmlns:am3d="http://schemas.microsoft.com/office/drawing/2017/model3d" xmlns:o="urn:schemas-microsoft-com:office:office" xmlns:oel="http://schemas.microsoft.com/office/2019/extlst" xmlns:r="http://schemas.openxmlformats.org/officeDocument/2006/relationships" xmlns:m="http://schemas.openxmlformats.org/officeDocument/2006/math" xmlns:v="urn:schemas-microsoft-com:vml" xmlns:wp14="http://schemas.microsoft.com/office/word/2010/wordprocessingDrawing" xmlns:wp="http://schemas.openxmlformats.org/drawingml/2006/wordprocessingDrawing" xmlns:w10="urn:schemas-microsoft-com:office:word" xmlns:w="http://schemas.openxmlformats.org/wordprocessingml/2006/main" xmlns:w14="http://schemas.microsoft.com/office/word/2010/wordml" xmlns:w15="http://schemas.microsoft.com/office/word/2012/wordml" xmlns:w16cex="http://schemas.microsoft.com/office/word/2018/wordml/cex" xmlns:w16cid="http://schemas.microsoft.com/office/word/2016/wordml/cid" xmlns:w16="http://schemas.microsoft.com/office/word/2018/wordml" xmlns:w16du="http://schemas.microsoft.com/office/word/2023/wordml/word16du" xmlns:w16sdtdh="http://schemas.microsoft.com/office/word/2020/wordml/sdtdatahash" xmlns:w16se="http://schemas.microsoft.com/office/word/2015/wordml/symex" xmlns:wpg="http://schemas.microsoft.com/office/word/2010/wordprocessingGroup" xmlns:wpi="http://schemas.microsoft.com/office/word/2010/wordprocessingInk" xmlns:wne="http://schemas.microsoft.com/office/word/2006/wordml" xmlns:wps="http://schemas.microsoft.com/office/word/2010/wordprocessingShape" mc:Ignorable="w14 w15 w16se w16cid w16 w16cex w16sdtdh w16du wp14">
   <w:body>
     <w:p>
       <w:pPr>
@@ -664,7 +664,27 @@
           <w:sz w:val="24"/>
           <w:szCs w:val="24"/>
         </w:rPr>
-        <w:t>Développer la partie front-end d’une application web ou web mobile en intégrant les recommandations de sécurité.</w:t>
+        <w:t xml:space="preserve">Développer la partie </w:t>
+      </w:r>
+      <w:proofErr w:type="spellStart"/>
+      <w:r>
+        <w:rPr>
+          <w:rFonts w:cstheme="minorHAnsi"/>
+          <w:b/>
+          <w:sz w:val="24"/>
+          <w:szCs w:val="24"/>
+        </w:rPr>
+        <w:t>front-end</w:t>
+      </w:r>
+      <w:proofErr w:type="spellEnd"/>
+      <w:r>
+        <w:rPr>
+          <w:rFonts w:cstheme="minorHAnsi"/>
+          <w:b/>
+          <w:sz w:val="24"/>
+          <w:szCs w:val="24"/>
+        </w:rPr>
+        <w:t xml:space="preserve"> d’une application web ou web mobile en intégrant les recommandations de sécurité.</w:t>
       </w:r>
     </w:p>
     <w:p>
@@ -827,7 +847,27 @@
           <w:sz w:val="24"/>
           <w:szCs w:val="24"/>
         </w:rPr>
-        <w:t>Développer la partie back-end d’une application web ou web mobile en intégrant les recommandations de sécurité.</w:t>
+        <w:t xml:space="preserve">Développer la partie </w:t>
+      </w:r>
+      <w:proofErr w:type="spellStart"/>
+      <w:r>
+        <w:rPr>
+          <w:rFonts w:cstheme="minorHAnsi"/>
+          <w:b/>
+          <w:sz w:val="24"/>
+          <w:szCs w:val="24"/>
+        </w:rPr>
+        <w:t>back-end</w:t>
+      </w:r>
+      <w:proofErr w:type="spellEnd"/>
+      <w:r>
+        <w:rPr>
+          <w:rFonts w:cstheme="minorHAnsi"/>
+          <w:b/>
+          <w:sz w:val="24"/>
+          <w:szCs w:val="24"/>
+        </w:rPr>
+        <w:t xml:space="preserve"> d’une application web ou web mobile en intégrant les recommandations de sécurité.</w:t>
       </w:r>
       <w:r>
         <w:rPr>
@@ -902,7 +942,25 @@
           <w:sz w:val="24"/>
           <w:szCs w:val="24"/>
         </w:rPr>
-        <w:t>Développer la partie back-end d’une application web ou web mobile ;</w:t>
+        <w:t xml:space="preserve">Développer la partie </w:t>
+      </w:r>
+      <w:proofErr w:type="spellStart"/>
+      <w:r>
+        <w:rPr>
+          <w:rFonts w:cstheme="minorHAnsi"/>
+          <w:sz w:val="24"/>
+          <w:szCs w:val="24"/>
+        </w:rPr>
+        <w:t>back-end</w:t>
+      </w:r>
+      <w:proofErr w:type="spellEnd"/>
+      <w:r>
+        <w:rPr>
+          <w:rFonts w:cstheme="minorHAnsi"/>
+          <w:sz w:val="24"/>
+          <w:szCs w:val="24"/>
+        </w:rPr>
+        <w:t xml:space="preserve"> d’une application web ou web mobile ;</w:t>
       </w:r>
     </w:p>
     <w:p>
@@ -1054,109 +1112,10 @@
             </w:rPr>
           </w:rPrChange>
         </w:rPr>
-        <w:t xml:space="preserve"> Développer la partie front-end d’une application web ou web mobile en intégrant les recommandations de sécurité.</w:t>
-      </w:r>
-    </w:p>
-    <w:p>
-      <w:pPr>
-        <w:pStyle w:val="Paragraphedeliste"/>
-        <w:numPr>
-          <w:ilvl w:val="0"/>
-          <w:numId w:val="9"/>
-        </w:numPr>
-        <w:spacing w:line="276" w:lineRule="auto"/>
-        <w:jc w:val="both"/>
-        <w:rPr>
-          <w:rFonts w:cstheme="minorHAnsi"/>
-          <w:sz w:val="24"/>
-          <w:szCs w:val="24"/>
-        </w:rPr>
-      </w:pPr>
-      <w:r>
-        <w:rPr>
-          <w:rFonts w:cstheme="minorHAnsi"/>
-          <w:sz w:val="24"/>
-          <w:szCs w:val="24"/>
-        </w:rPr>
-        <w:t>Maquetter une application ;</w:t>
-      </w:r>
-    </w:p>
-    <w:p>
-      <w:pPr>
-        <w:pStyle w:val="Paragraphedeliste"/>
-        <w:numPr>
-          <w:ilvl w:val="0"/>
-          <w:numId w:val="9"/>
-        </w:numPr>
-        <w:spacing w:line="276" w:lineRule="auto"/>
-        <w:jc w:val="both"/>
-        <w:rPr>
-          <w:rFonts w:cstheme="minorHAnsi"/>
-          <w:sz w:val="24"/>
-          <w:szCs w:val="24"/>
-        </w:rPr>
-      </w:pPr>
-      <w:r>
-        <w:rPr>
-          <w:rFonts w:cstheme="minorHAnsi"/>
-          <w:sz w:val="24"/>
-          <w:szCs w:val="24"/>
-        </w:rPr>
-        <w:t>Réaliser une interface utilisateur web statique et adaptable ;</w:t>
-      </w:r>
-    </w:p>
-    <w:p>
-      <w:pPr>
-        <w:pStyle w:val="Paragraphedeliste"/>
-        <w:numPr>
-          <w:ilvl w:val="0"/>
-          <w:numId w:val="9"/>
-        </w:numPr>
-        <w:spacing w:line="276" w:lineRule="auto"/>
-        <w:jc w:val="both"/>
-        <w:rPr>
-          <w:rFonts w:cstheme="minorHAnsi"/>
-          <w:sz w:val="24"/>
-          <w:szCs w:val="24"/>
-        </w:rPr>
-      </w:pPr>
-      <w:r>
-        <w:rPr>
-          <w:rFonts w:cstheme="minorHAnsi"/>
-          <w:sz w:val="24"/>
-          <w:szCs w:val="24"/>
-        </w:rPr>
-        <w:t>Développer une interface utilisateur web dynamique ;</w:t>
-      </w:r>
-    </w:p>
-    <w:p>
-      <w:pPr>
-        <w:pStyle w:val="Paragraphedeliste"/>
-        <w:numPr>
-          <w:ilvl w:val="0"/>
-          <w:numId w:val="9"/>
-        </w:numPr>
-        <w:spacing w:line="276" w:lineRule="auto"/>
-        <w:jc w:val="both"/>
-        <w:rPr>
-          <w:rFonts w:cstheme="minorHAnsi"/>
-          <w:sz w:val="24"/>
-          <w:szCs w:val="24"/>
-        </w:rPr>
-      </w:pPr>
-      <w:r>
-        <w:rPr>
-          <w:rFonts w:cstheme="minorHAnsi"/>
-          <w:sz w:val="24"/>
-          <w:szCs w:val="24"/>
-        </w:rPr>
-        <w:t>Réaliser une interface utilisateur avec une solution de gestion de contenu.</w:t>
-      </w:r>
-    </w:p>
-    <w:p>
-      <w:pPr>
-        <w:spacing w:line="276" w:lineRule="auto"/>
-        <w:jc w:val="both"/>
+        <w:t xml:space="preserve"> Développer la partie </w:t>
+      </w:r>
+      <w:proofErr w:type="spellStart"/>
+      <w:r>
         <w:rPr>
           <w:rFonts w:cstheme="minorHAnsi"/>
           <w:b/>
@@ -1170,27 +1129,9 @@
             </w:rPr>
           </w:rPrChange>
         </w:rPr>
-      </w:pPr>
-      <w:r>
-        <w:rPr>
-          <w:rFonts w:cstheme="minorHAnsi"/>
-          <w:b/>
-          <w:sz w:val="24"/>
-          <w:szCs w:val="24"/>
-          <w:u w:val="single"/>
-        </w:rPr>
-        <w:br/>
-      </w:r>
-      <w:r>
-        <w:rPr>
-          <w:rFonts w:cstheme="minorHAnsi"/>
-          <w:b/>
-          <w:sz w:val="24"/>
-          <w:szCs w:val="24"/>
-          <w:u w:val="single"/>
-        </w:rPr>
-        <w:t>Activité 2 :</w:t>
-      </w:r>
+        <w:t>front-end</w:t>
+      </w:r>
+      <w:proofErr w:type="spellEnd"/>
       <w:r>
         <w:rPr>
           <w:rFonts w:cstheme="minorHAnsi"/>
@@ -1205,7 +1146,41 @@
             </w:rPr>
           </w:rPrChange>
         </w:rPr>
-        <w:t xml:space="preserve"> Développer la partie back-end d’une application web ou web mobile en intégrant les recommandations de sécurité. </w:t>
+        <w:t xml:space="preserve"> d’une application web ou web mobile en intégrant </w:t>
+      </w:r>
+      <w:proofErr w:type="gramStart"/>
+      <w:r>
+        <w:rPr>
+          <w:rFonts w:cstheme="minorHAnsi"/>
+          <w:b/>
+          <w:sz w:val="24"/>
+          <w:szCs w:val="24"/>
+          <w:rPrChange w:id="20" w:author="soleil" w:date="2024-10-09T16:30:00Z">
+            <w:rPr>
+              <w:rFonts w:cstheme="minorHAnsi"/>
+              <w:sz w:val="24"/>
+              <w:szCs w:val="24"/>
+            </w:rPr>
+          </w:rPrChange>
+        </w:rPr>
+        <w:t>les</w:t>
+      </w:r>
+      <w:proofErr w:type="gramEnd"/>
+      <w:r>
+        <w:rPr>
+          <w:rFonts w:cstheme="minorHAnsi"/>
+          <w:b/>
+          <w:sz w:val="24"/>
+          <w:szCs w:val="24"/>
+          <w:rPrChange w:id="21" w:author="soleil" w:date="2024-10-09T16:30:00Z">
+            <w:rPr>
+              <w:rFonts w:cstheme="minorHAnsi"/>
+              <w:sz w:val="24"/>
+              <w:szCs w:val="24"/>
+            </w:rPr>
+          </w:rPrChange>
+        </w:rPr>
+        <w:t xml:space="preserve"> recommandations de sécurité.</w:t>
       </w:r>
     </w:p>
     <w:p>
@@ -1229,6 +1204,191 @@
           <w:sz w:val="24"/>
           <w:szCs w:val="24"/>
         </w:rPr>
+        <w:t>Maquetter une application ;</w:t>
+      </w:r>
+    </w:p>
+    <w:p>
+      <w:pPr>
+        <w:pStyle w:val="Paragraphedeliste"/>
+        <w:numPr>
+          <w:ilvl w:val="0"/>
+          <w:numId w:val="9"/>
+        </w:numPr>
+        <w:spacing w:line="276" w:lineRule="auto"/>
+        <w:jc w:val="both"/>
+        <w:rPr>
+          <w:rFonts w:cstheme="minorHAnsi"/>
+          <w:sz w:val="24"/>
+          <w:szCs w:val="24"/>
+        </w:rPr>
+      </w:pPr>
+      <w:r>
+        <w:rPr>
+          <w:rFonts w:cstheme="minorHAnsi"/>
+          <w:sz w:val="24"/>
+          <w:szCs w:val="24"/>
+        </w:rPr>
+        <w:t>Réaliser une interface utilisateur web statique et adaptable ;</w:t>
+      </w:r>
+    </w:p>
+    <w:p>
+      <w:pPr>
+        <w:pStyle w:val="Paragraphedeliste"/>
+        <w:numPr>
+          <w:ilvl w:val="0"/>
+          <w:numId w:val="9"/>
+        </w:numPr>
+        <w:spacing w:line="276" w:lineRule="auto"/>
+        <w:jc w:val="both"/>
+        <w:rPr>
+          <w:rFonts w:cstheme="minorHAnsi"/>
+          <w:sz w:val="24"/>
+          <w:szCs w:val="24"/>
+        </w:rPr>
+      </w:pPr>
+      <w:r>
+        <w:rPr>
+          <w:rFonts w:cstheme="minorHAnsi"/>
+          <w:sz w:val="24"/>
+          <w:szCs w:val="24"/>
+        </w:rPr>
+        <w:t>Développer une interface utilisateur web dynamique ;</w:t>
+      </w:r>
+    </w:p>
+    <w:p>
+      <w:pPr>
+        <w:pStyle w:val="Paragraphedeliste"/>
+        <w:numPr>
+          <w:ilvl w:val="0"/>
+          <w:numId w:val="9"/>
+        </w:numPr>
+        <w:spacing w:line="276" w:lineRule="auto"/>
+        <w:jc w:val="both"/>
+        <w:rPr>
+          <w:rFonts w:cstheme="minorHAnsi"/>
+          <w:sz w:val="24"/>
+          <w:szCs w:val="24"/>
+        </w:rPr>
+      </w:pPr>
+      <w:r>
+        <w:rPr>
+          <w:rFonts w:cstheme="minorHAnsi"/>
+          <w:sz w:val="24"/>
+          <w:szCs w:val="24"/>
+        </w:rPr>
+        <w:t>Réaliser une interface utilisateur avec une solution de gestion de contenu.</w:t>
+      </w:r>
+    </w:p>
+    <w:p>
+      <w:pPr>
+        <w:spacing w:line="276" w:lineRule="auto"/>
+        <w:jc w:val="both"/>
+        <w:rPr>
+          <w:rFonts w:cstheme="minorHAnsi"/>
+          <w:b/>
+          <w:sz w:val="24"/>
+          <w:szCs w:val="24"/>
+          <w:rPrChange w:id="22" w:author="soleil" w:date="2024-10-09T16:30:00Z">
+            <w:rPr>
+              <w:rFonts w:cstheme="minorHAnsi"/>
+              <w:sz w:val="24"/>
+              <w:szCs w:val="24"/>
+            </w:rPr>
+          </w:rPrChange>
+        </w:rPr>
+      </w:pPr>
+      <w:r>
+        <w:rPr>
+          <w:rFonts w:cstheme="minorHAnsi"/>
+          <w:b/>
+          <w:sz w:val="24"/>
+          <w:szCs w:val="24"/>
+          <w:u w:val="single"/>
+        </w:rPr>
+        <w:br/>
+      </w:r>
+      <w:r>
+        <w:rPr>
+          <w:rFonts w:cstheme="minorHAnsi"/>
+          <w:b/>
+          <w:sz w:val="24"/>
+          <w:szCs w:val="24"/>
+          <w:u w:val="single"/>
+        </w:rPr>
+        <w:t>Activité 2 :</w:t>
+      </w:r>
+      <w:r>
+        <w:rPr>
+          <w:rFonts w:cstheme="minorHAnsi"/>
+          <w:b/>
+          <w:sz w:val="24"/>
+          <w:szCs w:val="24"/>
+          <w:rPrChange w:id="23" w:author="soleil" w:date="2024-10-09T16:30:00Z">
+            <w:rPr>
+              <w:rFonts w:cstheme="minorHAnsi"/>
+              <w:sz w:val="24"/>
+              <w:szCs w:val="24"/>
+            </w:rPr>
+          </w:rPrChange>
+        </w:rPr>
+        <w:t xml:space="preserve"> Développer la partie </w:t>
+      </w:r>
+      <w:proofErr w:type="spellStart"/>
+      <w:r>
+        <w:rPr>
+          <w:rFonts w:cstheme="minorHAnsi"/>
+          <w:b/>
+          <w:sz w:val="24"/>
+          <w:szCs w:val="24"/>
+          <w:rPrChange w:id="24" w:author="soleil" w:date="2024-10-09T16:30:00Z">
+            <w:rPr>
+              <w:rFonts w:cstheme="minorHAnsi"/>
+              <w:sz w:val="24"/>
+              <w:szCs w:val="24"/>
+            </w:rPr>
+          </w:rPrChange>
+        </w:rPr>
+        <w:t>back-end</w:t>
+      </w:r>
+      <w:proofErr w:type="spellEnd"/>
+      <w:r>
+        <w:rPr>
+          <w:rFonts w:cstheme="minorHAnsi"/>
+          <w:b/>
+          <w:sz w:val="24"/>
+          <w:szCs w:val="24"/>
+          <w:rPrChange w:id="25" w:author="soleil" w:date="2024-10-09T16:30:00Z">
+            <w:rPr>
+              <w:rFonts w:cstheme="minorHAnsi"/>
+              <w:sz w:val="24"/>
+              <w:szCs w:val="24"/>
+            </w:rPr>
+          </w:rPrChange>
+        </w:rPr>
+        <w:t xml:space="preserve"> d’une application web ou web mobile en intégrant les recommandations de sécurité. </w:t>
+      </w:r>
+    </w:p>
+    <w:p>
+      <w:pPr>
+        <w:pStyle w:val="Paragraphedeliste"/>
+        <w:numPr>
+          <w:ilvl w:val="0"/>
+          <w:numId w:val="9"/>
+        </w:numPr>
+        <w:spacing w:line="276" w:lineRule="auto"/>
+        <w:jc w:val="both"/>
+        <w:rPr>
+          <w:rFonts w:cstheme="minorHAnsi"/>
+          <w:sz w:val="24"/>
+          <w:szCs w:val="24"/>
+        </w:rPr>
+      </w:pPr>
+      <w:r>
+        <w:rPr>
+          <w:rFonts w:cstheme="minorHAnsi"/>
+          <w:sz w:val="24"/>
+          <w:szCs w:val="24"/>
+        </w:rPr>
         <w:t>Développer les composants d’accès aux données ;</w:t>
       </w:r>
     </w:p>
@@ -1253,7 +1413,25 @@
           <w:sz w:val="24"/>
           <w:szCs w:val="24"/>
         </w:rPr>
-        <w:t>Développer la partie back-end d’une application web ou web mobile ;</w:t>
+        <w:t xml:space="preserve">Développer la partie </w:t>
+      </w:r>
+      <w:proofErr w:type="spellStart"/>
+      <w:r>
+        <w:rPr>
+          <w:rFonts w:cstheme="minorHAnsi"/>
+          <w:sz w:val="24"/>
+          <w:szCs w:val="24"/>
+        </w:rPr>
+        <w:t>back-end</w:t>
+      </w:r>
+      <w:proofErr w:type="spellEnd"/>
+      <w:r>
+        <w:rPr>
+          <w:rFonts w:cstheme="minorHAnsi"/>
+          <w:sz w:val="24"/>
+          <w:szCs w:val="24"/>
+        </w:rPr>
+        <w:t xml:space="preserve"> d’une application web ou web mobile ;</w:t>
       </w:r>
     </w:p>
     <w:p>
@@ -1296,11 +1474,11 @@
           <w:sz w:val="36"/>
           <w:szCs w:val="36"/>
           <w:u w:val="single" w:color="FF0000"/>
-          <w:rPrChange w:id="20" w:author="soleil" w:date="2024-10-09T16:30:00Z">
+          <w:rPrChange w:id="26" w:author="soleil" w:date="2024-10-09T16:30:00Z">
             <w:rPr/>
           </w:rPrChange>
         </w:rPr>
-        <w:pPrChange w:id="21" w:author="soleil" w:date="2024-10-09T16:32:00Z">
+        <w:pPrChange w:id="27" w:author="soleil" w:date="2024-10-09T16:32:00Z">
           <w:pPr>
             <w:pStyle w:val="Titre1"/>
           </w:pPr>
@@ -1314,7 +1492,7 @@
           <w:sz w:val="36"/>
           <w:szCs w:val="36"/>
           <w:u w:val="single" w:color="FF0000"/>
-          <w:rPrChange w:id="22" w:author="soleil" w:date="2024-10-09T16:30:00Z">
+          <w:rPrChange w:id="28" w:author="soleil" w:date="2024-10-09T16:30:00Z">
             <w:rPr/>
           </w:rPrChange>
         </w:rPr>
@@ -1329,7 +1507,7 @@
           <w:sz w:val="36"/>
           <w:szCs w:val="36"/>
           <w:u w:val="single" w:color="FF0000"/>
-          <w:rPrChange w:id="23" w:author="soleil" w:date="2024-10-09T16:30:00Z">
+          <w:rPrChange w:id="29" w:author="soleil" w:date="2024-10-09T16:30:00Z">
             <w:rPr/>
           </w:rPrChange>
         </w:rPr>
@@ -1341,12 +1519,12 @@
       <w:pPr>
         <w:jc w:val="both"/>
         <w:rPr>
-          <w:ins w:id="24" w:author="Igor Palakot" w:date="2024-10-04T14:19:00Z"/>
-          <w:rFonts w:cstheme="minorHAnsi"/>
-          <w:sz w:val="24"/>
-          <w:szCs w:val="24"/>
-        </w:rPr>
-        <w:pPrChange w:id="25" w:author="Igor Palakot" w:date="2024-10-04T14:18:00Z">
+          <w:ins w:id="30" w:author="Igor Palakot" w:date="2024-10-04T14:19:00Z"/>
+          <w:rFonts w:cstheme="minorHAnsi"/>
+          <w:sz w:val="24"/>
+          <w:szCs w:val="24"/>
+        </w:rPr>
+        <w:pPrChange w:id="31" w:author="Igor Palakot" w:date="2024-10-04T14:18:00Z">
           <w:pPr/>
         </w:pPrChange>
       </w:pPr>
@@ -1358,7 +1536,7 @@
         </w:rPr>
         <w:t xml:space="preserve">Dans le cadre de mon projet de fin d’études en deuxième année de formation de Développeur, j’ai pour objectif de créer une application facilitant la communication entre les orthophonistes et leurs patients. Cette application offrira </w:t>
       </w:r>
-      <w:del w:id="26" w:author="Igor Palakot" w:date="2024-10-04T14:18:00Z">
+      <w:del w:id="32" w:author="Igor Palakot" w:date="2024-10-04T14:18:00Z">
         <w:r>
           <w:rPr>
             <w:rFonts w:cstheme="minorHAnsi"/>
@@ -1376,7 +1554,7 @@
         </w:rPr>
         <w:t>des outils de gestion pour la rééducation, tels que</w:t>
       </w:r>
-      <w:del w:id="27" w:author="soleil" w:date="2024-10-09T13:58:00Z">
+      <w:del w:id="33" w:author="soleil" w:date="2024-10-09T13:58:00Z">
         <w:r>
           <w:rPr>
             <w:rFonts w:cstheme="minorHAnsi"/>
@@ -1386,7 +1564,7 @@
           <w:delText xml:space="preserve"> </w:delText>
         </w:r>
       </w:del>
-      <w:ins w:id="28" w:author="soleil" w:date="2024-10-09T13:58:00Z">
+      <w:ins w:id="34" w:author="soleil" w:date="2024-10-09T13:58:00Z">
         <w:r>
           <w:rPr>
             <w:rFonts w:cstheme="minorHAnsi"/>
@@ -1406,16 +1584,16 @@
         </w:numPr>
         <w:jc w:val="both"/>
         <w:rPr>
-          <w:ins w:id="29" w:author="Igor Palakot" w:date="2024-10-04T14:19:00Z"/>
-          <w:rFonts w:cstheme="minorHAnsi"/>
-          <w:sz w:val="24"/>
-          <w:szCs w:val="24"/>
-        </w:rPr>
-        <w:pPrChange w:id="30" w:author="Igor Palakot" w:date="2024-10-04T14:19:00Z">
+          <w:ins w:id="35" w:author="Igor Palakot" w:date="2024-10-04T14:19:00Z"/>
+          <w:rFonts w:cstheme="minorHAnsi"/>
+          <w:sz w:val="24"/>
+          <w:szCs w:val="24"/>
+        </w:rPr>
+        <w:pPrChange w:id="36" w:author="Igor Palakot" w:date="2024-10-04T14:19:00Z">
           <w:pPr/>
         </w:pPrChange>
       </w:pPr>
-      <w:ins w:id="31" w:author="soleil" w:date="2024-10-09T13:57:00Z">
+      <w:ins w:id="37" w:author="soleil" w:date="2024-10-09T13:57:00Z">
         <w:r>
           <w:rPr>
             <w:rFonts w:cstheme="minorHAnsi"/>
@@ -1425,13 +1603,13 @@
           <w:t>D</w:t>
         </w:r>
       </w:ins>
-      <w:del w:id="32" w:author="soleil" w:date="2024-10-09T13:57:00Z">
+      <w:del w:id="38" w:author="soleil" w:date="2024-10-09T13:57:00Z">
         <w:r>
           <w:rPr>
             <w:rFonts w:cstheme="minorHAnsi"/>
             <w:sz w:val="24"/>
             <w:szCs w:val="24"/>
-            <w:rPrChange w:id="33" w:author="Igor Palakot" w:date="2024-10-04T14:19:00Z">
+            <w:rPrChange w:id="39" w:author="Igor Palakot" w:date="2024-10-04T14:19:00Z">
               <w:rPr/>
             </w:rPrChange>
           </w:rPr>
@@ -1443,64 +1621,11 @@
           <w:rFonts w:cstheme="minorHAnsi"/>
           <w:sz w:val="24"/>
           <w:szCs w:val="24"/>
-          <w:rPrChange w:id="34" w:author="Igor Palakot" w:date="2024-10-04T14:19:00Z">
-            <w:rPr/>
-          </w:rPrChange>
-        </w:rPr>
-        <w:t xml:space="preserve">es exercices personnalisés, </w:t>
-      </w:r>
-    </w:p>
-    <w:p>
-      <w:pPr>
-        <w:pStyle w:val="Paragraphedeliste"/>
-        <w:numPr>
-          <w:ilvl w:val="0"/>
-          <w:numId w:val="20"/>
-        </w:numPr>
-        <w:jc w:val="both"/>
-        <w:rPr>
-          <w:ins w:id="35" w:author="Igor Palakot" w:date="2024-10-04T14:19:00Z"/>
-          <w:rFonts w:cstheme="minorHAnsi"/>
-          <w:sz w:val="24"/>
-          <w:szCs w:val="24"/>
-        </w:rPr>
-        <w:pPrChange w:id="36" w:author="Igor Palakot" w:date="2024-10-04T14:19:00Z">
-          <w:pPr/>
-        </w:pPrChange>
-      </w:pPr>
-      <w:del w:id="37" w:author="soleil" w:date="2024-10-09T13:57:00Z">
-        <w:r>
-          <w:rPr>
-            <w:rFonts w:cstheme="minorHAnsi"/>
-            <w:sz w:val="24"/>
-            <w:szCs w:val="24"/>
-            <w:rPrChange w:id="38" w:author="Igor Palakot" w:date="2024-10-04T14:19:00Z">
-              <w:rPr/>
-            </w:rPrChange>
-          </w:rPr>
-          <w:delText>un</w:delText>
-        </w:r>
-      </w:del>
-      <w:ins w:id="39" w:author="soleil" w:date="2024-10-09T13:57:00Z">
-        <w:r>
-          <w:rPr>
-            <w:rFonts w:cstheme="minorHAnsi"/>
-            <w:sz w:val="24"/>
-            <w:szCs w:val="24"/>
-          </w:rPr>
-          <w:t>Un</w:t>
-        </w:r>
-      </w:ins>
-      <w:r>
-        <w:rPr>
-          <w:rFonts w:cstheme="minorHAnsi"/>
-          <w:sz w:val="24"/>
-          <w:szCs w:val="24"/>
           <w:rPrChange w:id="40" w:author="Igor Palakot" w:date="2024-10-04T14:19:00Z">
             <w:rPr/>
           </w:rPrChange>
         </w:rPr>
-        <w:t xml:space="preserve"> suivi des progrès </w:t>
+        <w:t xml:space="preserve">es exercices personnalisés, </w:t>
       </w:r>
     </w:p>
     <w:p>
@@ -1512,18 +1637,16 @@
         </w:numPr>
         <w:jc w:val="both"/>
         <w:rPr>
-          <w:rFonts w:cstheme="minorHAnsi"/>
-          <w:sz w:val="24"/>
-          <w:szCs w:val="24"/>
-          <w:rPrChange w:id="41" w:author="Igor Palakot" w:date="2024-10-04T14:19:00Z">
-            <w:rPr/>
-          </w:rPrChange>
+          <w:ins w:id="41" w:author="Igor Palakot" w:date="2024-10-04T14:19:00Z"/>
+          <w:rFonts w:cstheme="minorHAnsi"/>
+          <w:sz w:val="24"/>
+          <w:szCs w:val="24"/>
         </w:rPr>
         <w:pPrChange w:id="42" w:author="Igor Palakot" w:date="2024-10-04T14:19:00Z">
           <w:pPr/>
         </w:pPrChange>
       </w:pPr>
-      <w:del w:id="43" w:author="soleil" w:date="2024-10-09T13:58:00Z">
+      <w:del w:id="43" w:author="soleil" w:date="2024-10-09T13:57:00Z">
         <w:r>
           <w:rPr>
             <w:rFonts w:cstheme="minorHAnsi"/>
@@ -1533,10 +1656,65 @@
               <w:rPr/>
             </w:rPrChange>
           </w:rPr>
+          <w:delText>un</w:delText>
+        </w:r>
+      </w:del>
+      <w:ins w:id="45" w:author="soleil" w:date="2024-10-09T13:57:00Z">
+        <w:r>
+          <w:rPr>
+            <w:rFonts w:cstheme="minorHAnsi"/>
+            <w:sz w:val="24"/>
+            <w:szCs w:val="24"/>
+          </w:rPr>
+          <w:t>Un</w:t>
+        </w:r>
+      </w:ins>
+      <w:r>
+        <w:rPr>
+          <w:rFonts w:cstheme="minorHAnsi"/>
+          <w:sz w:val="24"/>
+          <w:szCs w:val="24"/>
+          <w:rPrChange w:id="46" w:author="Igor Palakot" w:date="2024-10-04T14:19:00Z">
+            <w:rPr/>
+          </w:rPrChange>
+        </w:rPr>
+        <w:t xml:space="preserve"> suivi des progrès </w:t>
+      </w:r>
+    </w:p>
+    <w:p>
+      <w:pPr>
+        <w:pStyle w:val="Paragraphedeliste"/>
+        <w:numPr>
+          <w:ilvl w:val="0"/>
+          <w:numId w:val="20"/>
+        </w:numPr>
+        <w:jc w:val="both"/>
+        <w:rPr>
+          <w:rFonts w:cstheme="minorHAnsi"/>
+          <w:sz w:val="24"/>
+          <w:szCs w:val="24"/>
+          <w:rPrChange w:id="47" w:author="Igor Palakot" w:date="2024-10-04T14:19:00Z">
+            <w:rPr/>
+          </w:rPrChange>
+        </w:rPr>
+        <w:pPrChange w:id="48" w:author="Igor Palakot" w:date="2024-10-04T14:19:00Z">
+          <w:pPr/>
+        </w:pPrChange>
+      </w:pPr>
+      <w:del w:id="49" w:author="soleil" w:date="2024-10-09T13:58:00Z">
+        <w:r>
+          <w:rPr>
+            <w:rFonts w:cstheme="minorHAnsi"/>
+            <w:sz w:val="24"/>
+            <w:szCs w:val="24"/>
+            <w:rPrChange w:id="50" w:author="Igor Palakot" w:date="2024-10-04T14:19:00Z">
+              <w:rPr/>
+            </w:rPrChange>
+          </w:rPr>
           <w:delText>et la</w:delText>
         </w:r>
       </w:del>
-      <w:ins w:id="45" w:author="soleil" w:date="2024-10-09T13:58:00Z">
+      <w:ins w:id="51" w:author="soleil" w:date="2024-10-09T13:58:00Z">
         <w:r>
           <w:rPr>
             <w:rFonts w:cstheme="minorHAnsi"/>
@@ -1551,7 +1729,7 @@
           <w:rFonts w:cstheme="minorHAnsi"/>
           <w:sz w:val="24"/>
           <w:szCs w:val="24"/>
-          <w:rPrChange w:id="46" w:author="Igor Palakot" w:date="2024-10-04T14:19:00Z">
+          <w:rPrChange w:id="52" w:author="Igor Palakot" w:date="2024-10-04T14:19:00Z">
             <w:rPr/>
           </w:rPrChange>
         </w:rPr>
@@ -1566,7 +1744,7 @@
           <w:sz w:val="24"/>
           <w:szCs w:val="24"/>
         </w:rPr>
-        <w:pPrChange w:id="47" w:author="Igor Palakot" w:date="2024-10-04T14:18:00Z">
+        <w:pPrChange w:id="53" w:author="Igor Palakot" w:date="2024-10-04T14:18:00Z">
           <w:pPr/>
         </w:pPrChange>
       </w:pPr>
@@ -1583,12 +1761,12 @@
       <w:pPr>
         <w:jc w:val="both"/>
         <w:rPr>
-          <w:ins w:id="48" w:author="Igor Palakot" w:date="2024-10-04T14:19:00Z"/>
-          <w:rFonts w:cstheme="minorHAnsi"/>
-          <w:sz w:val="24"/>
-          <w:szCs w:val="24"/>
-        </w:rPr>
-        <w:pPrChange w:id="49" w:author="Igor Palakot" w:date="2024-10-04T14:18:00Z">
+          <w:ins w:id="54" w:author="Igor Palakot" w:date="2024-10-04T14:19:00Z"/>
+          <w:rFonts w:cstheme="minorHAnsi"/>
+          <w:sz w:val="24"/>
+          <w:szCs w:val="24"/>
+        </w:rPr>
+        <w:pPrChange w:id="55" w:author="Igor Palakot" w:date="2024-10-04T14:18:00Z">
           <w:pPr/>
         </w:pPrChange>
       </w:pPr>
@@ -1608,6 +1786,7 @@
         </w:rPr>
         <w:t>« </w:t>
       </w:r>
+      <w:proofErr w:type="spellStart"/>
       <w:r>
         <w:rPr>
           <w:rFonts w:cstheme="minorHAnsi"/>
@@ -1616,6 +1795,7 @@
         </w:rPr>
         <w:t>Ortholib</w:t>
       </w:r>
+      <w:proofErr w:type="spellEnd"/>
       <w:r>
         <w:rPr>
           <w:rFonts w:cstheme="minorHAnsi"/>
@@ -1657,7 +1837,7 @@
           <w:sz w:val="24"/>
           <w:szCs w:val="24"/>
         </w:rPr>
-        <w:pPrChange w:id="50" w:author="Igor Palakot" w:date="2024-10-04T14:18:00Z">
+        <w:pPrChange w:id="56" w:author="Igor Palakot" w:date="2024-10-04T14:18:00Z">
           <w:pPr/>
         </w:pPrChange>
       </w:pPr>
@@ -1691,7 +1871,7 @@
           <w:sz w:val="24"/>
           <w:szCs w:val="24"/>
         </w:rPr>
-        <w:pPrChange w:id="51" w:author="Igor Palakot" w:date="2024-10-04T14:18:00Z">
+        <w:pPrChange w:id="57" w:author="Igor Palakot" w:date="2024-10-04T14:18:00Z">
           <w:pPr>
             <w:pStyle w:val="Paragraphedeliste"/>
             <w:numPr>
@@ -1723,7 +1903,7 @@
           <w:sz w:val="24"/>
           <w:szCs w:val="24"/>
         </w:rPr>
-        <w:pPrChange w:id="52" w:author="Igor Palakot" w:date="2024-10-04T14:18:00Z">
+        <w:pPrChange w:id="58" w:author="Igor Palakot" w:date="2024-10-04T14:18:00Z">
           <w:pPr>
             <w:pStyle w:val="Paragraphedeliste"/>
             <w:numPr>
@@ -1763,7 +1943,7 @@
           <w:sz w:val="24"/>
           <w:szCs w:val="24"/>
         </w:rPr>
-        <w:pPrChange w:id="53" w:author="Igor Palakot" w:date="2024-10-04T14:18:00Z">
+        <w:pPrChange w:id="59" w:author="Igor Palakot" w:date="2024-10-04T14:18:00Z">
           <w:pPr>
             <w:pStyle w:val="Paragraphedeliste"/>
             <w:numPr>
@@ -1803,7 +1983,7 @@
           <w:sz w:val="24"/>
           <w:szCs w:val="24"/>
         </w:rPr>
-        <w:pPrChange w:id="54" w:author="Igor Palakot" w:date="2024-10-04T14:18:00Z">
+        <w:pPrChange w:id="60" w:author="Igor Palakot" w:date="2024-10-04T14:18:00Z">
           <w:pPr>
             <w:pStyle w:val="Paragraphedeliste"/>
             <w:numPr>
@@ -1834,12 +2014,12 @@
       <w:pPr>
         <w:jc w:val="both"/>
         <w:rPr>
-          <w:del w:id="55" w:author="Igor Palakot" w:date="2024-10-04T14:20:00Z"/>
-          <w:rFonts w:cstheme="minorHAnsi"/>
-          <w:sz w:val="24"/>
-          <w:szCs w:val="24"/>
-        </w:rPr>
-        <w:pPrChange w:id="56" w:author="Igor Palakot" w:date="2024-10-04T14:18:00Z">
+          <w:del w:id="61" w:author="Igor Palakot" w:date="2024-10-04T14:20:00Z"/>
+          <w:rFonts w:cstheme="minorHAnsi"/>
+          <w:sz w:val="24"/>
+          <w:szCs w:val="24"/>
+        </w:rPr>
+        <w:pPrChange w:id="62" w:author="Igor Palakot" w:date="2024-10-04T14:18:00Z">
           <w:pPr/>
         </w:pPrChange>
       </w:pPr>
@@ -2227,7 +2407,7 @@
         <w:spacing w:line="276" w:lineRule="auto"/>
         <w:jc w:val="both"/>
         <w:rPr>
-          <w:del w:id="57" w:author="soleil" w:date="2024-10-09T16:26:00Z"/>
+          <w:del w:id="63" w:author="soleil" w:date="2024-10-09T16:26:00Z"/>
           <w:rFonts w:cstheme="minorHAnsi"/>
           <w:sz w:val="24"/>
           <w:szCs w:val="24"/>
@@ -2311,28 +2491,28 @@
         <w:spacing w:line="276" w:lineRule="auto"/>
         <w:jc w:val="both"/>
         <w:rPr>
-          <w:del w:id="58" w:author="soleil" w:date="2024-10-09T16:26:00Z"/>
-          <w:rFonts w:cstheme="minorHAnsi"/>
-          <w:sz w:val="24"/>
-          <w:szCs w:val="24"/>
-        </w:rPr>
-      </w:pPr>
-    </w:p>
-    <w:p>
-      <w:pPr>
-        <w:spacing w:line="276" w:lineRule="auto"/>
-        <w:jc w:val="both"/>
-        <w:rPr>
-          <w:ins w:id="59" w:author="Igor Palakot" w:date="2024-10-04T14:21:00Z"/>
-          <w:rFonts w:cstheme="minorHAnsi"/>
-          <w:sz w:val="24"/>
-          <w:szCs w:val="24"/>
-        </w:rPr>
-        <w:pPrChange w:id="60" w:author="soleil" w:date="2024-10-09T16:26:00Z">
+          <w:del w:id="64" w:author="soleil" w:date="2024-10-09T16:26:00Z"/>
+          <w:rFonts w:cstheme="minorHAnsi"/>
+          <w:sz w:val="24"/>
+          <w:szCs w:val="24"/>
+        </w:rPr>
+      </w:pPr>
+    </w:p>
+    <w:p>
+      <w:pPr>
+        <w:spacing w:line="276" w:lineRule="auto"/>
+        <w:jc w:val="both"/>
+        <w:rPr>
+          <w:ins w:id="65" w:author="Igor Palakot" w:date="2024-10-04T14:21:00Z"/>
+          <w:rFonts w:cstheme="minorHAnsi"/>
+          <w:sz w:val="24"/>
+          <w:szCs w:val="24"/>
+        </w:rPr>
+        <w:pPrChange w:id="66" w:author="soleil" w:date="2024-10-09T16:26:00Z">
           <w:pPr/>
         </w:pPrChange>
       </w:pPr>
-      <w:ins w:id="61" w:author="Igor Palakot" w:date="2024-10-04T14:21:00Z">
+      <w:ins w:id="67" w:author="Igor Palakot" w:date="2024-10-04T14:21:00Z">
         <w:r>
           <w:rPr>
             <w:rFonts w:cstheme="minorHAnsi"/>
@@ -2359,7 +2539,7 @@
           <w:sz w:val="36"/>
           <w:szCs w:val="36"/>
           <w:u w:val="single" w:color="FF0000"/>
-          <w:rPrChange w:id="62" w:author="soleil" w:date="2024-10-09T16:32:00Z">
+          <w:rPrChange w:id="68" w:author="soleil" w:date="2024-10-09T16:32:00Z">
             <w:rPr>
               <w:rFonts w:eastAsiaTheme="majorEastAsia" w:cstheme="minorHAnsi"/>
               <w:color w:val="2E74B5" w:themeColor="accent1" w:themeShade="BF"/>
@@ -2368,7 +2548,7 @@
             </w:rPr>
           </w:rPrChange>
         </w:rPr>
-        <w:pPrChange w:id="63" w:author="soleil" w:date="2024-10-09T16:32:00Z">
+        <w:pPrChange w:id="69" w:author="soleil" w:date="2024-10-09T16:32:00Z">
           <w:pPr/>
         </w:pPrChange>
       </w:pPr>
@@ -2380,7 +2560,7 @@
           <w:sz w:val="36"/>
           <w:szCs w:val="36"/>
           <w:u w:val="single" w:color="FF0000"/>
-          <w:rPrChange w:id="64" w:author="soleil" w:date="2024-10-09T16:32:00Z">
+          <w:rPrChange w:id="70" w:author="soleil" w:date="2024-10-09T16:32:00Z">
             <w:rPr>
               <w:sz w:val="24"/>
             </w:rPr>
@@ -2397,7 +2577,7 @@
           <w:sz w:val="36"/>
           <w:szCs w:val="36"/>
           <w:u w:val="single" w:color="FF0000"/>
-          <w:rPrChange w:id="65" w:author="soleil" w:date="2024-10-09T16:32:00Z">
+          <w:rPrChange w:id="71" w:author="soleil" w:date="2024-10-09T16:32:00Z">
             <w:rPr>
               <w:sz w:val="24"/>
             </w:rPr>
@@ -2598,6 +2778,7 @@
         </w:rPr>
         <w:t xml:space="preserve"> D’ailleurs, les orthophonistes peuvent ajouter </w:t>
       </w:r>
+      <w:proofErr w:type="gramStart"/>
       <w:r>
         <w:rPr>
           <w:rFonts w:cstheme="minorHAnsi"/>
@@ -2614,6 +2795,7 @@
         </w:rPr>
         <w:t>rdv</w:t>
       </w:r>
+      <w:proofErr w:type="gramEnd"/>
       <w:r>
         <w:rPr>
           <w:rFonts w:cstheme="minorHAnsi"/>
@@ -2660,11 +2842,11 @@
         <w:ind w:left="284" w:hanging="284"/>
         <w:rPr>
           <w:rFonts w:asciiTheme="majorHAnsi" w:hAnsiTheme="majorHAnsi"/>
-          <w:rPrChange w:id="66" w:author="soleil" w:date="2024-10-09T16:33:00Z">
+          <w:rPrChange w:id="72" w:author="soleil" w:date="2024-10-09T16:33:00Z">
             <w:rPr/>
           </w:rPrChange>
         </w:rPr>
-        <w:pPrChange w:id="67" w:author="soleil" w:date="2024-10-09T16:33:00Z">
+        <w:pPrChange w:id="73" w:author="soleil" w:date="2024-10-09T16:33:00Z">
           <w:pPr>
             <w:pStyle w:val="Paragraphedeliste"/>
             <w:numPr>
@@ -2679,7 +2861,7 @@
       <w:r>
         <w:rPr>
           <w:rFonts w:asciiTheme="majorHAnsi" w:hAnsiTheme="majorHAnsi"/>
-          <w:rPrChange w:id="68" w:author="soleil" w:date="2024-10-09T16:33:00Z">
+          <w:rPrChange w:id="74" w:author="soleil" w:date="2024-10-09T16:33:00Z">
             <w:rPr/>
           </w:rPrChange>
         </w:rPr>
@@ -2696,7 +2878,7 @@
           <w:sz w:val="24"/>
           <w:szCs w:val="24"/>
           <w:u w:val="single"/>
-          <w:rPrChange w:id="69" w:author="soleil" w:date="2024-10-09T16:34:00Z">
+          <w:rPrChange w:id="75" w:author="soleil" w:date="2024-10-09T16:34:00Z">
             <w:rPr>
               <w:rFonts w:cstheme="minorHAnsi"/>
               <w:sz w:val="24"/>
@@ -2712,7 +2894,7 @@
           <w:sz w:val="24"/>
           <w:szCs w:val="24"/>
           <w:u w:val="single"/>
-          <w:rPrChange w:id="70" w:author="soleil" w:date="2024-10-09T16:34:00Z">
+          <w:rPrChange w:id="76" w:author="soleil" w:date="2024-10-09T16:34:00Z">
             <w:rPr>
               <w:rFonts w:cstheme="minorHAnsi"/>
               <w:sz w:val="24"/>
@@ -2752,7 +2934,7 @@
           <w:b/>
           <w:sz w:val="24"/>
           <w:szCs w:val="24"/>
-          <w:rPrChange w:id="71" w:author="soleil" w:date="2024-10-09T16:34:00Z">
+          <w:rPrChange w:id="77" w:author="soleil" w:date="2024-10-09T16:34:00Z">
             <w:rPr>
               <w:rFonts w:cstheme="minorHAnsi"/>
               <w:sz w:val="24"/>
@@ -2832,7 +3014,7 @@
           <w:b/>
           <w:sz w:val="24"/>
           <w:szCs w:val="24"/>
-          <w:rPrChange w:id="72" w:author="soleil" w:date="2024-10-09T16:34:00Z">
+          <w:rPrChange w:id="78" w:author="soleil" w:date="2024-10-09T16:34:00Z">
             <w:rPr>
               <w:rFonts w:cstheme="minorHAnsi"/>
               <w:sz w:val="24"/>
@@ -2880,7 +3062,7 @@
           <w:b/>
           <w:sz w:val="24"/>
           <w:szCs w:val="24"/>
-          <w:rPrChange w:id="73" w:author="soleil" w:date="2024-10-09T16:34:00Z">
+          <w:rPrChange w:id="79" w:author="soleil" w:date="2024-10-09T16:34:00Z">
             <w:rPr>
               <w:rFonts w:cstheme="minorHAnsi"/>
               <w:sz w:val="24"/>
@@ -2941,7 +3123,7 @@
         <w:spacing w:line="276" w:lineRule="auto"/>
         <w:jc w:val="both"/>
         <w:rPr>
-          <w:ins w:id="74" w:author="Igor Palakot" w:date="2024-10-04T14:21:00Z"/>
+          <w:ins w:id="80" w:author="Igor Palakot" w:date="2024-10-04T14:21:00Z"/>
           <w:rFonts w:cstheme="minorHAnsi"/>
           <w:sz w:val="24"/>
           <w:szCs w:val="24"/>
@@ -2961,7 +3143,7 @@
           <w:b/>
           <w:sz w:val="24"/>
           <w:szCs w:val="24"/>
-          <w:rPrChange w:id="75" w:author="soleil" w:date="2024-10-09T16:35:00Z">
+          <w:rPrChange w:id="81" w:author="soleil" w:date="2024-10-09T16:35:00Z">
             <w:rPr>
               <w:rFonts w:cstheme="minorHAnsi"/>
               <w:sz w:val="24"/>
@@ -3050,12 +3232,12 @@
         <w:spacing w:line="276" w:lineRule="auto"/>
         <w:jc w:val="both"/>
         <w:rPr>
-          <w:ins w:id="76" w:author="Igor Palakot" w:date="2024-10-04T14:21:00Z"/>
-          <w:rFonts w:cstheme="minorHAnsi"/>
-          <w:sz w:val="24"/>
-          <w:szCs w:val="24"/>
-        </w:rPr>
-        <w:pPrChange w:id="77" w:author="Igor Palakot" w:date="2024-10-04T14:21:00Z">
+          <w:ins w:id="82" w:author="Igor Palakot" w:date="2024-10-04T14:21:00Z"/>
+          <w:rFonts w:cstheme="minorHAnsi"/>
+          <w:sz w:val="24"/>
+          <w:szCs w:val="24"/>
+        </w:rPr>
+        <w:pPrChange w:id="83" w:author="Igor Palakot" w:date="2024-10-04T14:21:00Z">
           <w:pPr>
             <w:pStyle w:val="Paragraphedeliste"/>
             <w:numPr>
@@ -3078,7 +3260,7 @@
           <w:sz w:val="24"/>
           <w:szCs w:val="24"/>
         </w:rPr>
-        <w:pPrChange w:id="78" w:author="Igor Palakot" w:date="2024-10-04T14:21:00Z">
+        <w:pPrChange w:id="84" w:author="Igor Palakot" w:date="2024-10-04T14:21:00Z">
           <w:pPr>
             <w:pStyle w:val="Paragraphedeliste"/>
             <w:numPr>
@@ -3101,11 +3283,11 @@
         <w:ind w:left="284" w:hanging="284"/>
         <w:rPr>
           <w:rFonts w:asciiTheme="majorHAnsi" w:hAnsiTheme="majorHAnsi"/>
-          <w:rPrChange w:id="79" w:author="soleil" w:date="2024-10-09T16:38:00Z">
+          <w:rPrChange w:id="85" w:author="soleil" w:date="2024-10-09T16:38:00Z">
             <w:rPr/>
           </w:rPrChange>
         </w:rPr>
-        <w:pPrChange w:id="80" w:author="soleil" w:date="2024-10-09T16:38:00Z">
+        <w:pPrChange w:id="86" w:author="soleil" w:date="2024-10-09T16:38:00Z">
           <w:pPr>
             <w:pStyle w:val="Paragraphedeliste"/>
             <w:numPr>
@@ -3120,7 +3302,7 @@
       <w:r>
         <w:rPr>
           <w:rFonts w:asciiTheme="majorHAnsi" w:hAnsiTheme="majorHAnsi"/>
-          <w:rPrChange w:id="81" w:author="soleil" w:date="2024-10-09T16:38:00Z">
+          <w:rPrChange w:id="87" w:author="soleil" w:date="2024-10-09T16:38:00Z">
             <w:rPr/>
           </w:rPrChange>
         </w:rPr>
@@ -3136,7 +3318,7 @@
         </w:numPr>
         <w:spacing w:line="276" w:lineRule="auto"/>
         <w:jc w:val="both"/>
-        <w:pPrChange w:id="82" w:author="soleil" w:date="2024-10-09T16:38:00Z">
+        <w:pPrChange w:id="88" w:author="soleil" w:date="2024-10-09T16:38:00Z">
           <w:pPr>
             <w:pStyle w:val="Paragraphedeliste"/>
             <w:numPr>
@@ -3155,7 +3337,7 @@
           <w:bCs/>
           <w:smallCaps/>
           <w:u w:val="single"/>
-          <w:rPrChange w:id="83" w:author="soleil" w:date="2024-10-09T16:38:00Z">
+          <w:rPrChange w:id="89" w:author="soleil" w:date="2024-10-09T16:38:00Z">
             <w:rPr/>
           </w:rPrChange>
         </w:rPr>
@@ -3245,7 +3427,25 @@
           <w:sz w:val="24"/>
           <w:szCs w:val="24"/>
         </w:rPr>
-        <w:t>Se renseigner grâce à la page d’accueil avec une vidéo qui présente l’application Ortholib.</w:t>
+        <w:t xml:space="preserve">Se renseigner grâce à la page d’accueil avec une vidéo qui présente l’application </w:t>
+      </w:r>
+      <w:proofErr w:type="spellStart"/>
+      <w:r>
+        <w:rPr>
+          <w:rFonts w:cstheme="minorHAnsi"/>
+          <w:sz w:val="24"/>
+          <w:szCs w:val="24"/>
+        </w:rPr>
+        <w:t>Ortholib</w:t>
+      </w:r>
+      <w:proofErr w:type="spellEnd"/>
+      <w:r>
+        <w:rPr>
+          <w:rFonts w:cstheme="minorHAnsi"/>
+          <w:sz w:val="24"/>
+          <w:szCs w:val="24"/>
+        </w:rPr>
+        <w:t>.</w:t>
       </w:r>
     </w:p>
     <w:p>
@@ -3603,13 +3803,13 @@
         <w:ind w:left="1800"/>
         <w:jc w:val="both"/>
         <w:rPr>
-          <w:ins w:id="84" w:author="soleil" w:date="2024-10-10T23:39:00Z"/>
-          <w:rFonts w:cstheme="minorHAnsi"/>
-          <w:sz w:val="24"/>
-          <w:szCs w:val="24"/>
-        </w:rPr>
-      </w:pPr>
-      <w:ins w:id="85" w:author="soleil" w:date="2024-10-10T23:39:00Z">
+          <w:ins w:id="90" w:author="soleil" w:date="2024-10-10T23:39:00Z"/>
+          <w:rFonts w:cstheme="minorHAnsi"/>
+          <w:sz w:val="24"/>
+          <w:szCs w:val="24"/>
+        </w:rPr>
+      </w:pPr>
+      <w:ins w:id="91" w:author="soleil" w:date="2024-10-10T23:39:00Z">
         <w:r>
           <w:rPr>
             <w:rFonts w:cstheme="minorHAnsi"/>
@@ -3631,13 +3831,13 @@
         <w:ind w:left="1800"/>
         <w:jc w:val="both"/>
         <w:rPr>
-          <w:ins w:id="86" w:author="soleil" w:date="2024-10-10T23:39:00Z"/>
-          <w:rFonts w:cstheme="minorHAnsi"/>
-          <w:sz w:val="24"/>
-          <w:szCs w:val="24"/>
-        </w:rPr>
-      </w:pPr>
-      <w:ins w:id="87" w:author="soleil" w:date="2024-10-10T23:39:00Z">
+          <w:ins w:id="92" w:author="soleil" w:date="2024-10-10T23:39:00Z"/>
+          <w:rFonts w:cstheme="minorHAnsi"/>
+          <w:sz w:val="24"/>
+          <w:szCs w:val="24"/>
+        </w:rPr>
+      </w:pPr>
+      <w:ins w:id="93" w:author="soleil" w:date="2024-10-10T23:39:00Z">
         <w:r>
           <w:rPr>
             <w:rFonts w:cstheme="minorHAnsi"/>
@@ -3659,13 +3859,13 @@
         <w:ind w:left="1800"/>
         <w:jc w:val="both"/>
         <w:rPr>
-          <w:ins w:id="88" w:author="soleil" w:date="2024-10-10T23:39:00Z"/>
-          <w:rFonts w:cstheme="minorHAnsi"/>
-          <w:sz w:val="24"/>
-          <w:szCs w:val="24"/>
-        </w:rPr>
-      </w:pPr>
-      <w:ins w:id="89" w:author="soleil" w:date="2024-10-10T23:39:00Z">
+          <w:ins w:id="94" w:author="soleil" w:date="2024-10-10T23:39:00Z"/>
+          <w:rFonts w:cstheme="minorHAnsi"/>
+          <w:sz w:val="24"/>
+          <w:szCs w:val="24"/>
+        </w:rPr>
+      </w:pPr>
+      <w:ins w:id="95" w:author="soleil" w:date="2024-10-10T23:39:00Z">
         <w:r>
           <w:rPr>
             <w:rFonts w:cstheme="minorHAnsi"/>
@@ -3687,13 +3887,13 @@
         <w:ind w:left="1800"/>
         <w:jc w:val="both"/>
         <w:rPr>
-          <w:ins w:id="90" w:author="soleil" w:date="2024-10-10T23:39:00Z"/>
-          <w:rFonts w:cstheme="minorHAnsi"/>
-          <w:sz w:val="24"/>
-          <w:szCs w:val="24"/>
-        </w:rPr>
-      </w:pPr>
-      <w:ins w:id="91" w:author="soleil" w:date="2024-10-10T23:39:00Z">
+          <w:ins w:id="96" w:author="soleil" w:date="2024-10-10T23:39:00Z"/>
+          <w:rFonts w:cstheme="minorHAnsi"/>
+          <w:sz w:val="24"/>
+          <w:szCs w:val="24"/>
+        </w:rPr>
+      </w:pPr>
+      <w:ins w:id="97" w:author="soleil" w:date="2024-10-10T23:39:00Z">
         <w:r>
           <w:rPr>
             <w:rFonts w:cstheme="minorHAnsi"/>
@@ -3715,13 +3915,13 @@
         <w:ind w:left="1800"/>
         <w:jc w:val="both"/>
         <w:rPr>
-          <w:ins w:id="92" w:author="soleil" w:date="2024-10-10T23:39:00Z"/>
-          <w:rFonts w:cstheme="minorHAnsi"/>
-          <w:sz w:val="24"/>
-          <w:szCs w:val="24"/>
-        </w:rPr>
-      </w:pPr>
-      <w:ins w:id="93" w:author="soleil" w:date="2024-10-10T23:39:00Z">
+          <w:ins w:id="98" w:author="soleil" w:date="2024-10-10T23:39:00Z"/>
+          <w:rFonts w:cstheme="minorHAnsi"/>
+          <w:sz w:val="24"/>
+          <w:szCs w:val="24"/>
+        </w:rPr>
+      </w:pPr>
+      <w:ins w:id="99" w:author="soleil" w:date="2024-10-10T23:39:00Z">
         <w:r>
           <w:rPr>
             <w:rFonts w:cstheme="minorHAnsi"/>
@@ -3743,13 +3943,13 @@
         <w:ind w:left="1800"/>
         <w:jc w:val="both"/>
         <w:rPr>
-          <w:ins w:id="94" w:author="soleil" w:date="2024-10-10T23:39:00Z"/>
-          <w:rFonts w:cstheme="minorHAnsi"/>
-          <w:sz w:val="24"/>
-          <w:szCs w:val="24"/>
-        </w:rPr>
-      </w:pPr>
-      <w:ins w:id="95" w:author="soleil" w:date="2024-10-10T23:39:00Z">
+          <w:ins w:id="100" w:author="soleil" w:date="2024-10-10T23:39:00Z"/>
+          <w:rFonts w:cstheme="minorHAnsi"/>
+          <w:sz w:val="24"/>
+          <w:szCs w:val="24"/>
+        </w:rPr>
+      </w:pPr>
+      <w:ins w:id="101" w:author="soleil" w:date="2024-10-10T23:39:00Z">
         <w:r>
           <w:rPr>
             <w:rFonts w:cstheme="minorHAnsi"/>
@@ -3771,13 +3971,13 @@
         <w:ind w:left="1800"/>
         <w:jc w:val="both"/>
         <w:rPr>
-          <w:ins w:id="96" w:author="soleil" w:date="2024-10-10T23:39:00Z"/>
-          <w:rFonts w:cstheme="minorHAnsi"/>
-          <w:sz w:val="24"/>
-          <w:szCs w:val="24"/>
-        </w:rPr>
-      </w:pPr>
-      <w:ins w:id="97" w:author="soleil" w:date="2024-10-10T23:39:00Z">
+          <w:ins w:id="102" w:author="soleil" w:date="2024-10-10T23:39:00Z"/>
+          <w:rFonts w:cstheme="minorHAnsi"/>
+          <w:sz w:val="24"/>
+          <w:szCs w:val="24"/>
+        </w:rPr>
+      </w:pPr>
+      <w:ins w:id="103" w:author="soleil" w:date="2024-10-10T23:39:00Z">
         <w:r>
           <w:rPr>
             <w:rFonts w:cstheme="minorHAnsi"/>
@@ -3799,13 +3999,13 @@
         <w:ind w:left="1800"/>
         <w:jc w:val="both"/>
         <w:rPr>
-          <w:ins w:id="98" w:author="soleil" w:date="2024-10-10T23:39:00Z"/>
-          <w:rFonts w:cstheme="minorHAnsi"/>
-          <w:sz w:val="24"/>
-          <w:szCs w:val="24"/>
-        </w:rPr>
-      </w:pPr>
-      <w:ins w:id="99" w:author="soleil" w:date="2024-10-10T23:39:00Z">
+          <w:ins w:id="104" w:author="soleil" w:date="2024-10-10T23:39:00Z"/>
+          <w:rFonts w:cstheme="minorHAnsi"/>
+          <w:sz w:val="24"/>
+          <w:szCs w:val="24"/>
+        </w:rPr>
+      </w:pPr>
+      <w:ins w:id="105" w:author="soleil" w:date="2024-10-10T23:39:00Z">
         <w:r>
           <w:rPr>
             <w:rFonts w:cstheme="minorHAnsi"/>
@@ -3835,13 +4035,13 @@
         <w:ind w:left="1800"/>
         <w:jc w:val="both"/>
         <w:rPr>
-          <w:ins w:id="100" w:author="soleil" w:date="2024-10-10T23:39:00Z"/>
-          <w:rFonts w:cstheme="minorHAnsi"/>
-          <w:sz w:val="24"/>
-          <w:szCs w:val="24"/>
-        </w:rPr>
-      </w:pPr>
-      <w:ins w:id="101" w:author="soleil" w:date="2024-10-10T23:39:00Z">
+          <w:ins w:id="106" w:author="soleil" w:date="2024-10-10T23:39:00Z"/>
+          <w:rFonts w:cstheme="minorHAnsi"/>
+          <w:sz w:val="24"/>
+          <w:szCs w:val="24"/>
+        </w:rPr>
+      </w:pPr>
+      <w:ins w:id="107" w:author="soleil" w:date="2024-10-10T23:39:00Z">
         <w:r>
           <w:rPr>
             <w:rFonts w:cstheme="minorHAnsi"/>
@@ -3863,13 +4063,13 @@
         <w:ind w:left="1800"/>
         <w:jc w:val="both"/>
         <w:rPr>
-          <w:ins w:id="102" w:author="soleil" w:date="2024-10-10T23:39:00Z"/>
-          <w:rFonts w:cstheme="minorHAnsi"/>
-          <w:sz w:val="24"/>
-          <w:szCs w:val="24"/>
-        </w:rPr>
-      </w:pPr>
-      <w:ins w:id="103" w:author="soleil" w:date="2024-10-10T23:39:00Z">
+          <w:ins w:id="108" w:author="soleil" w:date="2024-10-10T23:39:00Z"/>
+          <w:rFonts w:cstheme="minorHAnsi"/>
+          <w:sz w:val="24"/>
+          <w:szCs w:val="24"/>
+        </w:rPr>
+      </w:pPr>
+      <w:ins w:id="109" w:author="soleil" w:date="2024-10-10T23:39:00Z">
         <w:r>
           <w:rPr>
             <w:rFonts w:cstheme="minorHAnsi"/>
@@ -3891,13 +4091,13 @@
         <w:ind w:left="1800"/>
         <w:jc w:val="both"/>
         <w:rPr>
-          <w:ins w:id="104" w:author="soleil" w:date="2024-10-10T23:39:00Z"/>
-          <w:rFonts w:cstheme="minorHAnsi"/>
-          <w:sz w:val="24"/>
-          <w:szCs w:val="24"/>
-        </w:rPr>
-      </w:pPr>
-      <w:ins w:id="105" w:author="soleil" w:date="2024-10-10T23:39:00Z">
+          <w:ins w:id="110" w:author="soleil" w:date="2024-10-10T23:39:00Z"/>
+          <w:rFonts w:cstheme="minorHAnsi"/>
+          <w:sz w:val="24"/>
+          <w:szCs w:val="24"/>
+        </w:rPr>
+      </w:pPr>
+      <w:ins w:id="111" w:author="soleil" w:date="2024-10-10T23:39:00Z">
         <w:r>
           <w:rPr>
             <w:rFonts w:cstheme="minorHAnsi"/>
@@ -3919,13 +4119,13 @@
         <w:ind w:left="1800"/>
         <w:jc w:val="both"/>
         <w:rPr>
-          <w:ins w:id="106" w:author="soleil" w:date="2024-10-10T23:39:00Z"/>
-          <w:rFonts w:cstheme="minorHAnsi"/>
-          <w:sz w:val="24"/>
-          <w:szCs w:val="24"/>
-        </w:rPr>
-      </w:pPr>
-      <w:ins w:id="107" w:author="soleil" w:date="2024-10-10T23:39:00Z">
+          <w:ins w:id="112" w:author="soleil" w:date="2024-10-10T23:39:00Z"/>
+          <w:rFonts w:cstheme="minorHAnsi"/>
+          <w:sz w:val="24"/>
+          <w:szCs w:val="24"/>
+        </w:rPr>
+      </w:pPr>
+      <w:ins w:id="113" w:author="soleil" w:date="2024-10-10T23:39:00Z">
         <w:r>
           <w:rPr>
             <w:rFonts w:cstheme="minorHAnsi"/>
@@ -3947,13 +4147,13 @@
         <w:ind w:left="1800"/>
         <w:jc w:val="both"/>
         <w:rPr>
-          <w:ins w:id="108" w:author="soleil" w:date="2024-10-10T23:39:00Z"/>
-          <w:rFonts w:cstheme="minorHAnsi"/>
-          <w:sz w:val="24"/>
-          <w:szCs w:val="24"/>
-        </w:rPr>
-      </w:pPr>
-      <w:ins w:id="109" w:author="soleil" w:date="2024-10-10T23:39:00Z">
+          <w:ins w:id="114" w:author="soleil" w:date="2024-10-10T23:39:00Z"/>
+          <w:rFonts w:cstheme="minorHAnsi"/>
+          <w:sz w:val="24"/>
+          <w:szCs w:val="24"/>
+        </w:rPr>
+      </w:pPr>
+      <w:ins w:id="115" w:author="soleil" w:date="2024-10-10T23:39:00Z">
         <w:r>
           <w:rPr>
             <w:rFonts w:cstheme="minorHAnsi"/>
@@ -3975,13 +4175,13 @@
         <w:ind w:left="1800"/>
         <w:jc w:val="both"/>
         <w:rPr>
-          <w:ins w:id="110" w:author="soleil" w:date="2024-10-10T23:39:00Z"/>
-          <w:rFonts w:cstheme="minorHAnsi"/>
-          <w:sz w:val="24"/>
-          <w:szCs w:val="24"/>
-        </w:rPr>
-      </w:pPr>
-      <w:ins w:id="111" w:author="soleil" w:date="2024-10-10T23:39:00Z">
+          <w:ins w:id="116" w:author="soleil" w:date="2024-10-10T23:39:00Z"/>
+          <w:rFonts w:cstheme="minorHAnsi"/>
+          <w:sz w:val="24"/>
+          <w:szCs w:val="24"/>
+        </w:rPr>
+      </w:pPr>
+      <w:ins w:id="117" w:author="soleil" w:date="2024-10-10T23:39:00Z">
         <w:r>
           <w:rPr>
             <w:rFonts w:cstheme="minorHAnsi"/>
@@ -4003,13 +4203,13 @@
         <w:ind w:left="1800"/>
         <w:jc w:val="both"/>
         <w:rPr>
-          <w:del w:id="112" w:author="soleil" w:date="2024-10-10T23:39:00Z"/>
-          <w:rFonts w:cstheme="minorHAnsi"/>
-          <w:sz w:val="24"/>
-          <w:szCs w:val="24"/>
-        </w:rPr>
-      </w:pPr>
-      <w:del w:id="113" w:author="soleil" w:date="2024-10-10T23:39:00Z">
+          <w:del w:id="118" w:author="soleil" w:date="2024-10-10T23:39:00Z"/>
+          <w:rFonts w:cstheme="minorHAnsi"/>
+          <w:sz w:val="24"/>
+          <w:szCs w:val="24"/>
+        </w:rPr>
+      </w:pPr>
+      <w:del w:id="119" w:author="soleil" w:date="2024-10-10T23:39:00Z">
         <w:r>
           <w:rPr>
             <w:rFonts w:cstheme="minorHAnsi"/>
@@ -4031,13 +4231,13 @@
         <w:ind w:left="1800"/>
         <w:jc w:val="both"/>
         <w:rPr>
-          <w:del w:id="114" w:author="soleil" w:date="2024-10-10T23:39:00Z"/>
-          <w:rFonts w:cstheme="minorHAnsi"/>
-          <w:sz w:val="24"/>
-          <w:szCs w:val="24"/>
-        </w:rPr>
-      </w:pPr>
-      <w:del w:id="115" w:author="soleil" w:date="2024-10-10T23:39:00Z">
+          <w:del w:id="120" w:author="soleil" w:date="2024-10-10T23:39:00Z"/>
+          <w:rFonts w:cstheme="minorHAnsi"/>
+          <w:sz w:val="24"/>
+          <w:szCs w:val="24"/>
+        </w:rPr>
+      </w:pPr>
+      <w:del w:id="121" w:author="soleil" w:date="2024-10-10T23:39:00Z">
         <w:r>
           <w:rPr>
             <w:rFonts w:cstheme="minorHAnsi"/>
@@ -4059,13 +4259,13 @@
         <w:ind w:left="1800"/>
         <w:jc w:val="both"/>
         <w:rPr>
-          <w:del w:id="116" w:author="soleil" w:date="2024-10-10T23:39:00Z"/>
-          <w:rFonts w:cstheme="minorHAnsi"/>
-          <w:sz w:val="24"/>
-          <w:szCs w:val="24"/>
-        </w:rPr>
-      </w:pPr>
-      <w:del w:id="117" w:author="soleil" w:date="2024-10-10T23:39:00Z">
+          <w:del w:id="122" w:author="soleil" w:date="2024-10-10T23:39:00Z"/>
+          <w:rFonts w:cstheme="minorHAnsi"/>
+          <w:sz w:val="24"/>
+          <w:szCs w:val="24"/>
+        </w:rPr>
+      </w:pPr>
+      <w:del w:id="123" w:author="soleil" w:date="2024-10-10T23:39:00Z">
         <w:r>
           <w:rPr>
             <w:rFonts w:cstheme="minorHAnsi"/>
@@ -4087,13 +4287,13 @@
         <w:ind w:left="1800"/>
         <w:jc w:val="both"/>
         <w:rPr>
-          <w:del w:id="118" w:author="soleil" w:date="2024-10-10T23:39:00Z"/>
-          <w:rFonts w:cstheme="minorHAnsi"/>
-          <w:sz w:val="24"/>
-          <w:szCs w:val="24"/>
-        </w:rPr>
-      </w:pPr>
-      <w:del w:id="119" w:author="soleil" w:date="2024-10-10T23:39:00Z">
+          <w:del w:id="124" w:author="soleil" w:date="2024-10-10T23:39:00Z"/>
+          <w:rFonts w:cstheme="minorHAnsi"/>
+          <w:sz w:val="24"/>
+          <w:szCs w:val="24"/>
+        </w:rPr>
+      </w:pPr>
+      <w:del w:id="125" w:author="soleil" w:date="2024-10-10T23:39:00Z">
         <w:r>
           <w:rPr>
             <w:rFonts w:cstheme="minorHAnsi"/>
@@ -4115,13 +4315,13 @@
         <w:ind w:left="1800"/>
         <w:jc w:val="both"/>
         <w:rPr>
-          <w:del w:id="120" w:author="soleil" w:date="2024-10-10T23:39:00Z"/>
-          <w:rFonts w:cstheme="minorHAnsi"/>
-          <w:sz w:val="24"/>
-          <w:szCs w:val="24"/>
-        </w:rPr>
-      </w:pPr>
-      <w:del w:id="121" w:author="soleil" w:date="2024-10-10T23:39:00Z">
+          <w:del w:id="126" w:author="soleil" w:date="2024-10-10T23:39:00Z"/>
+          <w:rFonts w:cstheme="minorHAnsi"/>
+          <w:sz w:val="24"/>
+          <w:szCs w:val="24"/>
+        </w:rPr>
+      </w:pPr>
+      <w:del w:id="127" w:author="soleil" w:date="2024-10-10T23:39:00Z">
         <w:r>
           <w:rPr>
             <w:rFonts w:cstheme="minorHAnsi"/>
@@ -4143,13 +4343,13 @@
         <w:ind w:left="1800"/>
         <w:jc w:val="both"/>
         <w:rPr>
-          <w:del w:id="122" w:author="soleil" w:date="2024-10-10T23:39:00Z"/>
-          <w:rFonts w:cstheme="minorHAnsi"/>
-          <w:sz w:val="24"/>
-          <w:szCs w:val="24"/>
-        </w:rPr>
-      </w:pPr>
-      <w:del w:id="123" w:author="soleil" w:date="2024-10-10T23:39:00Z">
+          <w:del w:id="128" w:author="soleil" w:date="2024-10-10T23:39:00Z"/>
+          <w:rFonts w:cstheme="minorHAnsi"/>
+          <w:sz w:val="24"/>
+          <w:szCs w:val="24"/>
+        </w:rPr>
+      </w:pPr>
+      <w:del w:id="129" w:author="soleil" w:date="2024-10-10T23:39:00Z">
         <w:r>
           <w:rPr>
             <w:rFonts w:cstheme="minorHAnsi"/>
@@ -4171,13 +4371,13 @@
         <w:ind w:left="1800"/>
         <w:jc w:val="both"/>
         <w:rPr>
-          <w:del w:id="124" w:author="soleil" w:date="2024-10-10T23:39:00Z"/>
-          <w:rFonts w:cstheme="minorHAnsi"/>
-          <w:sz w:val="24"/>
-          <w:szCs w:val="24"/>
-        </w:rPr>
-      </w:pPr>
-      <w:del w:id="125" w:author="soleil" w:date="2024-10-10T23:39:00Z">
+          <w:del w:id="130" w:author="soleil" w:date="2024-10-10T23:39:00Z"/>
+          <w:rFonts w:cstheme="minorHAnsi"/>
+          <w:sz w:val="24"/>
+          <w:szCs w:val="24"/>
+        </w:rPr>
+      </w:pPr>
+      <w:del w:id="131" w:author="soleil" w:date="2024-10-10T23:39:00Z">
         <w:r>
           <w:rPr>
             <w:rFonts w:cstheme="minorHAnsi"/>
@@ -4199,13 +4399,13 @@
         <w:ind w:left="1800"/>
         <w:jc w:val="both"/>
         <w:rPr>
-          <w:del w:id="126" w:author="soleil" w:date="2024-10-10T23:39:00Z"/>
-          <w:rFonts w:cstheme="minorHAnsi"/>
-          <w:sz w:val="24"/>
-          <w:szCs w:val="24"/>
-        </w:rPr>
-      </w:pPr>
-      <w:del w:id="127" w:author="soleil" w:date="2024-10-10T23:39:00Z">
+          <w:del w:id="132" w:author="soleil" w:date="2024-10-10T23:39:00Z"/>
+          <w:rFonts w:cstheme="minorHAnsi"/>
+          <w:sz w:val="24"/>
+          <w:szCs w:val="24"/>
+        </w:rPr>
+      </w:pPr>
+      <w:del w:id="133" w:author="soleil" w:date="2024-10-10T23:39:00Z">
         <w:r>
           <w:rPr>
             <w:rFonts w:cstheme="minorHAnsi"/>
@@ -4227,13 +4427,13 @@
         <w:ind w:left="1800"/>
         <w:jc w:val="both"/>
         <w:rPr>
-          <w:del w:id="128" w:author="soleil" w:date="2024-10-10T23:39:00Z"/>
-          <w:rFonts w:cstheme="minorHAnsi"/>
-          <w:sz w:val="24"/>
-          <w:szCs w:val="24"/>
-        </w:rPr>
-      </w:pPr>
-      <w:del w:id="129" w:author="soleil" w:date="2024-10-10T23:39:00Z">
+          <w:del w:id="134" w:author="soleil" w:date="2024-10-10T23:39:00Z"/>
+          <w:rFonts w:cstheme="minorHAnsi"/>
+          <w:sz w:val="24"/>
+          <w:szCs w:val="24"/>
+        </w:rPr>
+      </w:pPr>
+      <w:del w:id="135" w:author="soleil" w:date="2024-10-10T23:39:00Z">
         <w:r>
           <w:rPr>
             <w:rFonts w:cstheme="minorHAnsi"/>
@@ -4255,13 +4455,13 @@
         <w:ind w:left="1800"/>
         <w:jc w:val="both"/>
         <w:rPr>
-          <w:del w:id="130" w:author="soleil" w:date="2024-10-10T23:39:00Z"/>
-          <w:rFonts w:cstheme="minorHAnsi"/>
-          <w:sz w:val="24"/>
-          <w:szCs w:val="24"/>
-        </w:rPr>
-      </w:pPr>
-      <w:del w:id="131" w:author="soleil" w:date="2024-10-10T23:39:00Z">
+          <w:del w:id="136" w:author="soleil" w:date="2024-10-10T23:39:00Z"/>
+          <w:rFonts w:cstheme="minorHAnsi"/>
+          <w:sz w:val="24"/>
+          <w:szCs w:val="24"/>
+        </w:rPr>
+      </w:pPr>
+      <w:del w:id="137" w:author="soleil" w:date="2024-10-10T23:39:00Z">
         <w:r>
           <w:rPr>
             <w:rFonts w:cstheme="minorHAnsi"/>
@@ -4299,13 +4499,13 @@
         <w:ind w:left="1800"/>
         <w:jc w:val="both"/>
         <w:rPr>
-          <w:del w:id="132" w:author="soleil" w:date="2024-10-10T23:39:00Z"/>
-          <w:rFonts w:cstheme="minorHAnsi"/>
-          <w:sz w:val="24"/>
-          <w:szCs w:val="24"/>
-        </w:rPr>
-      </w:pPr>
-      <w:del w:id="133" w:author="soleil" w:date="2024-10-10T23:39:00Z">
+          <w:del w:id="138" w:author="soleil" w:date="2024-10-10T23:39:00Z"/>
+          <w:rFonts w:cstheme="minorHAnsi"/>
+          <w:sz w:val="24"/>
+          <w:szCs w:val="24"/>
+        </w:rPr>
+      </w:pPr>
+      <w:del w:id="139" w:author="soleil" w:date="2024-10-10T23:39:00Z">
         <w:r>
           <w:rPr>
             <w:rFonts w:cstheme="minorHAnsi"/>
@@ -4327,13 +4527,13 @@
         <w:ind w:left="1800"/>
         <w:jc w:val="both"/>
         <w:rPr>
-          <w:del w:id="134" w:author="soleil" w:date="2024-10-10T23:39:00Z"/>
-          <w:rFonts w:cstheme="minorHAnsi"/>
-          <w:sz w:val="24"/>
-          <w:szCs w:val="24"/>
-        </w:rPr>
-      </w:pPr>
-      <w:del w:id="135" w:author="soleil" w:date="2024-10-10T23:39:00Z">
+          <w:del w:id="140" w:author="soleil" w:date="2024-10-10T23:39:00Z"/>
+          <w:rFonts w:cstheme="minorHAnsi"/>
+          <w:sz w:val="24"/>
+          <w:szCs w:val="24"/>
+        </w:rPr>
+      </w:pPr>
+      <w:del w:id="141" w:author="soleil" w:date="2024-10-10T23:39:00Z">
         <w:r>
           <w:rPr>
             <w:rFonts w:cstheme="minorHAnsi"/>
@@ -4355,13 +4555,13 @@
         <w:ind w:left="1800"/>
         <w:jc w:val="both"/>
         <w:rPr>
-          <w:del w:id="136" w:author="soleil" w:date="2024-10-10T23:39:00Z"/>
-          <w:rFonts w:cstheme="minorHAnsi"/>
-          <w:sz w:val="24"/>
-          <w:szCs w:val="24"/>
-        </w:rPr>
-      </w:pPr>
-      <w:del w:id="137" w:author="soleil" w:date="2024-10-10T23:39:00Z">
+          <w:del w:id="142" w:author="soleil" w:date="2024-10-10T23:39:00Z"/>
+          <w:rFonts w:cstheme="minorHAnsi"/>
+          <w:sz w:val="24"/>
+          <w:szCs w:val="24"/>
+        </w:rPr>
+      </w:pPr>
+      <w:del w:id="143" w:author="soleil" w:date="2024-10-10T23:39:00Z">
         <w:r>
           <w:rPr>
             <w:rFonts w:cstheme="minorHAnsi"/>
@@ -4383,13 +4583,13 @@
         <w:ind w:left="1800"/>
         <w:jc w:val="both"/>
         <w:rPr>
-          <w:del w:id="138" w:author="soleil" w:date="2024-10-10T23:39:00Z"/>
-          <w:rFonts w:cstheme="minorHAnsi"/>
-          <w:sz w:val="24"/>
-          <w:szCs w:val="24"/>
-        </w:rPr>
-      </w:pPr>
-      <w:del w:id="139" w:author="soleil" w:date="2024-10-10T23:39:00Z">
+          <w:del w:id="144" w:author="soleil" w:date="2024-10-10T23:39:00Z"/>
+          <w:rFonts w:cstheme="minorHAnsi"/>
+          <w:sz w:val="24"/>
+          <w:szCs w:val="24"/>
+        </w:rPr>
+      </w:pPr>
+      <w:del w:id="145" w:author="soleil" w:date="2024-10-10T23:39:00Z">
         <w:r>
           <w:rPr>
             <w:rFonts w:cstheme="minorHAnsi"/>
@@ -4610,11 +4810,11 @@
           <w:bCs/>
           <w:smallCaps/>
           <w:u w:val="single"/>
-          <w:rPrChange w:id="140" w:author="soleil" w:date="2024-10-09T16:39:00Z">
+          <w:rPrChange w:id="146" w:author="soleil" w:date="2024-10-09T16:39:00Z">
             <w:rPr/>
           </w:rPrChange>
         </w:rPr>
-        <w:pPrChange w:id="141" w:author="soleil" w:date="2024-10-09T16:39:00Z">
+        <w:pPrChange w:id="147" w:author="soleil" w:date="2024-10-09T16:39:00Z">
           <w:pPr>
             <w:pStyle w:val="Paragraphedeliste"/>
             <w:numPr>
@@ -4633,7 +4833,7 @@
           <w:bCs/>
           <w:smallCaps/>
           <w:u w:val="single"/>
-          <w:rPrChange w:id="142" w:author="soleil" w:date="2024-10-09T16:39:00Z">
+          <w:rPrChange w:id="148" w:author="soleil" w:date="2024-10-09T16:39:00Z">
             <w:rPr/>
           </w:rPrChange>
         </w:rPr>
@@ -5288,7 +5488,7 @@
         <w:spacing w:line="276" w:lineRule="auto"/>
         <w:jc w:val="both"/>
         <w:rPr>
-          <w:del w:id="143" w:author="soleil" w:date="2024-10-09T16:25:00Z"/>
+          <w:del w:id="149" w:author="soleil" w:date="2024-10-09T16:25:00Z"/>
           <w:rFonts w:cstheme="minorHAnsi"/>
           <w:sz w:val="24"/>
           <w:szCs w:val="24"/>
@@ -5308,7 +5508,7 @@
           <w:rFonts w:cstheme="minorHAnsi"/>
           <w:sz w:val="24"/>
           <w:szCs w:val="24"/>
-          <w:rPrChange w:id="144" w:author="soleil" w:date="2024-10-09T16:24:00Z">
+          <w:rPrChange w:id="150" w:author="soleil" w:date="2024-10-09T16:24:00Z">
             <w:rPr>
               <w:rFonts w:cstheme="minorHAnsi"/>
               <w:sz w:val="24"/>
@@ -5324,7 +5524,7 @@
           <w:rFonts w:cstheme="minorHAnsi"/>
           <w:sz w:val="24"/>
           <w:szCs w:val="24"/>
-          <w:rPrChange w:id="145" w:author="soleil" w:date="2024-10-09T16:24:00Z">
+          <w:rPrChange w:id="151" w:author="soleil" w:date="2024-10-09T16:24:00Z">
             <w:rPr>
               <w:rFonts w:cstheme="minorHAnsi"/>
               <w:sz w:val="24"/>
@@ -5353,7 +5553,27 @@
           <w:szCs w:val="24"/>
           <w:highlight w:val="yellow"/>
         </w:rPr>
-        <w:t>(API Google maps)</w:t>
+        <w:t xml:space="preserve">(API Google </w:t>
+      </w:r>
+      <w:proofErr w:type="spellStart"/>
+      <w:r>
+        <w:rPr>
+          <w:rFonts w:cstheme="minorHAnsi"/>
+          <w:sz w:val="24"/>
+          <w:szCs w:val="24"/>
+          <w:highlight w:val="yellow"/>
+        </w:rPr>
+        <w:t>maps</w:t>
+      </w:r>
+      <w:proofErr w:type="spellEnd"/>
+      <w:r>
+        <w:rPr>
+          <w:rFonts w:cstheme="minorHAnsi"/>
+          <w:sz w:val="24"/>
+          <w:szCs w:val="24"/>
+          <w:highlight w:val="yellow"/>
+        </w:rPr>
+        <w:t>)</w:t>
       </w:r>
     </w:p>
     <w:p>
@@ -5397,7 +5617,25 @@
           <w:sz w:val="24"/>
           <w:szCs w:val="24"/>
         </w:rPr>
-        <w:t>Le patient pourra consulter des résultats et des progrès en graphiques des séances orthophoniques, des exercices donnés par l’orthophoniste et des jeux proposés par l’application Ortholib.</w:t>
+        <w:t xml:space="preserve">Le patient pourra consulter des résultats et des progrès en graphiques des séances orthophoniques, des exercices donnés par l’orthophoniste et des jeux proposés par l’application </w:t>
+      </w:r>
+      <w:proofErr w:type="spellStart"/>
+      <w:r>
+        <w:rPr>
+          <w:rFonts w:cstheme="minorHAnsi"/>
+          <w:sz w:val="24"/>
+          <w:szCs w:val="24"/>
+        </w:rPr>
+        <w:t>Ortholib</w:t>
+      </w:r>
+      <w:proofErr w:type="spellEnd"/>
+      <w:r>
+        <w:rPr>
+          <w:rFonts w:cstheme="minorHAnsi"/>
+          <w:sz w:val="24"/>
+          <w:szCs w:val="24"/>
+        </w:rPr>
+        <w:t>.</w:t>
       </w:r>
       <w:r>
         <w:rPr>
@@ -5499,7 +5737,7 @@
         <w:spacing w:line="276" w:lineRule="auto"/>
         <w:jc w:val="both"/>
         <w:rPr>
-          <w:del w:id="146" w:author="soleil" w:date="2024-10-09T16:44:00Z"/>
+          <w:del w:id="152" w:author="soleil" w:date="2024-10-09T16:44:00Z"/>
           <w:rFonts w:cstheme="minorHAnsi"/>
           <w:b/>
           <w:sz w:val="24"/>
@@ -5521,7 +5759,7 @@
         <w:spacing w:line="276" w:lineRule="auto"/>
         <w:jc w:val="both"/>
         <w:rPr>
-          <w:ins w:id="147" w:author="soleil" w:date="2024-10-09T16:44:00Z"/>
+          <w:ins w:id="153" w:author="soleil" w:date="2024-10-09T16:44:00Z"/>
           <w:rFonts w:cstheme="minorHAnsi"/>
           <w:b/>
           <w:sz w:val="24"/>
@@ -5535,7 +5773,7 @@
         <w:spacing w:line="276" w:lineRule="auto"/>
         <w:jc w:val="both"/>
         <w:rPr>
-          <w:ins w:id="148" w:author="soleil" w:date="2024-10-09T16:44:00Z"/>
+          <w:ins w:id="154" w:author="soleil" w:date="2024-10-09T16:44:00Z"/>
           <w:rFonts w:cstheme="minorHAnsi"/>
           <w:b/>
           <w:sz w:val="24"/>
@@ -5549,7 +5787,7 @@
         <w:spacing w:line="276" w:lineRule="auto"/>
         <w:jc w:val="both"/>
         <w:rPr>
-          <w:ins w:id="149" w:author="soleil" w:date="2024-10-09T16:44:00Z"/>
+          <w:ins w:id="155" w:author="soleil" w:date="2024-10-09T16:44:00Z"/>
           <w:rFonts w:cstheme="minorHAnsi"/>
           <w:sz w:val="24"/>
           <w:szCs w:val="24"/>
@@ -5625,7 +5863,7 @@
           <w:bCs/>
           <w:smallCaps/>
           <w:u w:val="single"/>
-          <w:rPrChange w:id="150" w:author="soleil" w:date="2024-10-09T16:45:00Z">
+          <w:rPrChange w:id="156" w:author="soleil" w:date="2024-10-09T16:45:00Z">
             <w:rPr>
               <w:rFonts w:cstheme="minorHAnsi"/>
               <w:sz w:val="24"/>
@@ -5633,7 +5871,7 @@
             </w:rPr>
           </w:rPrChange>
         </w:rPr>
-        <w:pPrChange w:id="151" w:author="soleil" w:date="2024-10-09T16:45:00Z">
+        <w:pPrChange w:id="157" w:author="soleil" w:date="2024-10-09T16:45:00Z">
           <w:pPr>
             <w:pStyle w:val="Paragraphedeliste"/>
             <w:numPr>
@@ -5652,7 +5890,7 @@
           <w:bCs/>
           <w:smallCaps/>
           <w:u w:val="single"/>
-          <w:rPrChange w:id="152" w:author="soleil" w:date="2024-10-09T16:45:00Z">
+          <w:rPrChange w:id="158" w:author="soleil" w:date="2024-10-09T16:45:00Z">
             <w:rPr>
               <w:rFonts w:cstheme="minorHAnsi"/>
             </w:rPr>
@@ -6101,7 +6339,7 @@
         <w:spacing w:line="276" w:lineRule="auto"/>
         <w:jc w:val="both"/>
         <w:rPr>
-          <w:del w:id="153" w:author="soleil" w:date="2024-10-09T16:46:00Z"/>
+          <w:del w:id="159" w:author="soleil" w:date="2024-10-09T16:46:00Z"/>
           <w:rFonts w:cstheme="minorHAnsi"/>
           <w:sz w:val="24"/>
           <w:szCs w:val="24"/>
@@ -6239,7 +6477,7 @@
         <w:spacing w:line="276" w:lineRule="auto"/>
         <w:jc w:val="both"/>
         <w:rPr>
-          <w:del w:id="154" w:author="soleil" w:date="2024-10-09T16:46:00Z"/>
+          <w:del w:id="160" w:author="soleil" w:date="2024-10-09T16:46:00Z"/>
           <w:rFonts w:cstheme="minorHAnsi"/>
           <w:sz w:val="24"/>
           <w:szCs w:val="24"/>
@@ -6341,11 +6579,11 @@
           <w:sz w:val="24"/>
           <w:szCs w:val="24"/>
           <w:u w:val="single"/>
-          <w:rPrChange w:id="155" w:author="soleil" w:date="2024-10-09T16:46:00Z">
+          <w:rPrChange w:id="161" w:author="soleil" w:date="2024-10-09T16:46:00Z">
             <w:rPr/>
           </w:rPrChange>
         </w:rPr>
-        <w:pPrChange w:id="156" w:author="soleil" w:date="2024-10-09T16:46:00Z">
+        <w:pPrChange w:id="162" w:author="soleil" w:date="2024-10-09T16:46:00Z">
           <w:pPr>
             <w:pStyle w:val="Paragraphedeliste"/>
             <w:spacing w:line="276" w:lineRule="auto"/>
@@ -6690,7 +6928,7 @@
         <w:ind w:left="284" w:hanging="284"/>
         <w:rPr>
           <w:rFonts w:asciiTheme="majorHAnsi" w:hAnsiTheme="majorHAnsi"/>
-          <w:rPrChange w:id="157" w:author="soleil" w:date="2024-10-09T16:47:00Z">
+          <w:rPrChange w:id="163" w:author="soleil" w:date="2024-10-09T16:47:00Z">
             <w:rPr>
               <w:rFonts w:asciiTheme="minorHAnsi" w:hAnsiTheme="minorHAnsi" w:cstheme="minorHAnsi"/>
               <w:sz w:val="24"/>
@@ -6698,7 +6936,7 @@
             </w:rPr>
           </w:rPrChange>
         </w:rPr>
-        <w:pPrChange w:id="158" w:author="soleil" w:date="2024-10-10T10:20:00Z">
+        <w:pPrChange w:id="164" w:author="soleil" w:date="2024-10-10T10:20:00Z">
           <w:pPr>
             <w:pStyle w:val="Titre2"/>
             <w:numPr>
@@ -6708,11 +6946,11 @@
           </w:pPr>
         </w:pPrChange>
       </w:pPr>
-      <w:bookmarkStart w:id="159" w:name="_Toc178943633"/>
+      <w:bookmarkStart w:id="165" w:name="_Toc178943633"/>
       <w:r>
         <w:rPr>
           <w:rFonts w:asciiTheme="majorHAnsi" w:hAnsiTheme="majorHAnsi"/>
-          <w:rPrChange w:id="160" w:author="soleil" w:date="2024-10-09T16:47:00Z">
+          <w:rPrChange w:id="166" w:author="soleil" w:date="2024-10-09T16:47:00Z">
             <w:rPr>
               <w:rFonts w:asciiTheme="minorHAnsi" w:hAnsiTheme="minorHAnsi" w:cstheme="minorHAnsi"/>
               <w:sz w:val="24"/>
@@ -6722,7 +6960,7 @@
         </w:rPr>
         <w:t>Description de l’application</w:t>
       </w:r>
-      <w:bookmarkEnd w:id="159"/>
+      <w:bookmarkEnd w:id="165"/>
     </w:p>
     <w:p>
       <w:pPr>
@@ -6745,7 +6983,7 @@
           <w:smallCaps/>
         </w:rPr>
       </w:pPr>
-      <w:bookmarkStart w:id="161" w:name="_Toc178943634"/>
+      <w:bookmarkStart w:id="167" w:name="_Toc178943634"/>
       <w:r>
         <w:rPr>
           <w:rFonts w:asciiTheme="minorHAnsi" w:hAnsiTheme="minorHAnsi" w:cstheme="minorHAnsi"/>
@@ -6753,7 +6991,7 @@
         </w:rPr>
         <w:t>Description des pages</w:t>
       </w:r>
-      <w:bookmarkEnd w:id="161"/>
+      <w:bookmarkEnd w:id="167"/>
     </w:p>
     <w:p>
       <w:pPr>
@@ -6773,6 +7011,7 @@
         </w:rPr>
         <w:t xml:space="preserve">La plateforme </w:t>
       </w:r>
+      <w:proofErr w:type="spellStart"/>
       <w:r>
         <w:rPr>
           <w:rFonts w:cstheme="minorHAnsi"/>
@@ -6783,6 +7022,7 @@
         </w:rPr>
         <w:t>Ortholib</w:t>
       </w:r>
+      <w:proofErr w:type="spellEnd"/>
       <w:r>
         <w:rPr>
           <w:rFonts w:cstheme="minorHAnsi"/>
@@ -6839,15 +7079,51 @@
           <w:sz w:val="24"/>
           <w:szCs w:val="24"/>
         </w:rPr>
-        <w:t xml:space="preserve"> icônes alignées sur une ligne en haut de page : une nous dirigera vers des nouveautés de l’application, la deuxième portera sur les règlements de l’application, et la dernière icône nous redirigera vers la liste des profils des orthophonistes. Il y aura également une vidéo qui présentera l’application Ortholib. Au-dessous d’une vidéo, un texte accompagnera la vidéo pour expli</w:t>
-      </w:r>
-      <w:r>
-        <w:rPr>
-          <w:rFonts w:cstheme="minorHAnsi"/>
-          <w:sz w:val="24"/>
-          <w:szCs w:val="24"/>
-        </w:rPr>
-        <w:t xml:space="preserve">quer de manière écrite pour les personnes malentendantes. Dans la partie Footer, nous disposerons de 3 colonnes composées du menu, des informations de contact et des nouveautés.  </w:t>
+        <w:t xml:space="preserve"> icônes alignées sur une ligne en haut de page : une nous dirigera vers des nouveautés de l’application, la deuxième portera sur les règlements de l’application, et la dernière icône nous redirigera vers la liste des profils des orthophonistes. Il y aura également une vidéo qui présentera l’application </w:t>
+      </w:r>
+      <w:proofErr w:type="spellStart"/>
+      <w:r>
+        <w:rPr>
+          <w:rFonts w:cstheme="minorHAnsi"/>
+          <w:sz w:val="24"/>
+          <w:szCs w:val="24"/>
+        </w:rPr>
+        <w:t>Ortholib</w:t>
+      </w:r>
+      <w:proofErr w:type="spellEnd"/>
+      <w:r>
+        <w:rPr>
+          <w:rFonts w:cstheme="minorHAnsi"/>
+          <w:sz w:val="24"/>
+          <w:szCs w:val="24"/>
+        </w:rPr>
+        <w:t>. Au-dessous d’une vidéo, un texte accompagnera la vidéo pour expli</w:t>
+      </w:r>
+      <w:r>
+        <w:rPr>
+          <w:rFonts w:cstheme="minorHAnsi"/>
+          <w:sz w:val="24"/>
+          <w:szCs w:val="24"/>
+        </w:rPr>
+        <w:t xml:space="preserve">quer de manière écrite pour les personnes malentendantes. Dans la partie </w:t>
+      </w:r>
+      <w:proofErr w:type="spellStart"/>
+      <w:r>
+        <w:rPr>
+          <w:rFonts w:cstheme="minorHAnsi"/>
+          <w:sz w:val="24"/>
+          <w:szCs w:val="24"/>
+        </w:rPr>
+        <w:t>Footer</w:t>
+      </w:r>
+      <w:proofErr w:type="spellEnd"/>
+      <w:r>
+        <w:rPr>
+          <w:rFonts w:cstheme="minorHAnsi"/>
+          <w:sz w:val="24"/>
+          <w:szCs w:val="24"/>
+        </w:rPr>
+        <w:t xml:space="preserve">, nous disposerons de 3 colonnes composées du menu, des informations de contact et des nouveautés.  </w:t>
       </w:r>
     </w:p>
     <w:p>
@@ -7549,7 +7825,7 @@
           <w:bCs/>
           <w:sz w:val="24"/>
           <w:szCs w:val="24"/>
-          <w:rPrChange w:id="162" w:author="soleil" w:date="2024-10-09T16:23:00Z">
+          <w:rPrChange w:id="168" w:author="soleil" w:date="2024-10-09T16:23:00Z">
             <w:rPr>
               <w:rFonts w:cstheme="minorHAnsi"/>
               <w:b/>
@@ -8007,7 +8283,7 @@
         <w:spacing w:line="276" w:lineRule="auto"/>
         <w:jc w:val="both"/>
         <w:rPr>
-          <w:ins w:id="163" w:author="soleil" w:date="2024-10-09T16:23:00Z"/>
+          <w:ins w:id="169" w:author="soleil" w:date="2024-10-09T16:23:00Z"/>
           <w:rFonts w:cstheme="minorHAnsi"/>
           <w:bCs/>
           <w:sz w:val="24"/>
@@ -8048,7 +8324,7 @@
         <w:spacing w:line="276" w:lineRule="auto"/>
         <w:jc w:val="both"/>
         <w:rPr>
-          <w:ins w:id="164" w:author="soleil" w:date="2024-10-09T16:49:00Z"/>
+          <w:ins w:id="170" w:author="soleil" w:date="2024-10-09T16:49:00Z"/>
           <w:rFonts w:cstheme="minorHAnsi"/>
           <w:bCs/>
           <w:sz w:val="24"/>
@@ -8062,7 +8338,7 @@
         <w:spacing w:line="276" w:lineRule="auto"/>
         <w:jc w:val="both"/>
         <w:rPr>
-          <w:ins w:id="165" w:author="soleil" w:date="2024-10-10T10:21:00Z"/>
+          <w:ins w:id="171" w:author="soleil" w:date="2024-10-10T10:21:00Z"/>
           <w:rFonts w:cstheme="minorHAnsi"/>
           <w:bCs/>
           <w:sz w:val="24"/>
@@ -8080,7 +8356,7 @@
         <w:spacing w:line="276" w:lineRule="auto"/>
         <w:jc w:val="both"/>
         <w:rPr>
-          <w:ins w:id="166" w:author="soleil" w:date="2024-10-10T13:23:00Z"/>
+          <w:ins w:id="172" w:author="soleil" w:date="2024-10-10T13:23:00Z"/>
           <w:rFonts w:asciiTheme="majorHAnsi" w:hAnsiTheme="majorHAnsi" w:cstheme="majorBidi"/>
           <w:b/>
           <w:smallCaps/>
@@ -8088,13 +8364,13 @@
           <w:szCs w:val="36"/>
           <w:u w:val="single" w:color="FF0000"/>
         </w:rPr>
-        <w:pPrChange w:id="167" w:author="soleil" w:date="2024-10-10T10:36:00Z">
+        <w:pPrChange w:id="173" w:author="soleil" w:date="2024-10-10T10:36:00Z">
           <w:pPr>
             <w:pStyle w:val="Titre1"/>
           </w:pPr>
         </w:pPrChange>
       </w:pPr>
-      <w:ins w:id="168" w:author="soleil" w:date="2024-10-10T10:21:00Z">
+      <w:ins w:id="174" w:author="soleil" w:date="2024-10-10T10:21:00Z">
         <w:r>
           <w:rPr>
             <w:rFonts w:asciiTheme="majorHAnsi" w:hAnsiTheme="majorHAnsi" w:cstheme="majorBidi"/>
@@ -8103,7 +8379,7 @@
             <w:sz w:val="36"/>
             <w:szCs w:val="36"/>
             <w:u w:val="single" w:color="FF0000"/>
-            <w:rPrChange w:id="169" w:author="soleil" w:date="2024-10-10T10:36:00Z">
+            <w:rPrChange w:id="175" w:author="soleil" w:date="2024-10-10T10:36:00Z">
               <w:rPr/>
             </w:rPrChange>
           </w:rPr>
@@ -8115,9 +8391,9 @@
     <w:p>
       <w:pPr>
         <w:rPr>
-          <w:ins w:id="170" w:author="soleil" w:date="2024-10-10T10:21:00Z"/>
-        </w:rPr>
-        <w:pPrChange w:id="171" w:author="soleil" w:date="2024-10-10T13:23:00Z">
+          <w:ins w:id="176" w:author="soleil" w:date="2024-10-10T10:21:00Z"/>
+        </w:rPr>
+        <w:pPrChange w:id="177" w:author="soleil" w:date="2024-10-10T13:23:00Z">
           <w:pPr>
             <w:pStyle w:val="Titre1"/>
           </w:pPr>
@@ -8131,7 +8407,7 @@
         <w:jc w:val="both"/>
         <w:rPr>
           <w:smallCaps/>
-          <w:rPrChange w:id="172" w:author="soleil" w:date="2024-10-10T13:23:00Z">
+          <w:rPrChange w:id="178" w:author="soleil" w:date="2024-10-10T13:23:00Z">
             <w:rPr>
               <w:rFonts w:cstheme="minorHAnsi"/>
               <w:bCs/>
@@ -8140,7 +8416,7 @@
             </w:rPr>
           </w:rPrChange>
         </w:rPr>
-        <w:pPrChange w:id="173" w:author="soleil" w:date="2024-10-10T13:23:00Z">
+        <w:pPrChange w:id="179" w:author="soleil" w:date="2024-10-10T13:23:00Z">
           <w:pPr>
             <w:pStyle w:val="Paragraphedeliste"/>
             <w:spacing w:line="276" w:lineRule="auto"/>
@@ -8148,7 +8424,7 @@
           </w:pPr>
         </w:pPrChange>
       </w:pPr>
-      <w:ins w:id="174" w:author="soleil" w:date="2024-10-10T10:21:00Z">
+      <w:ins w:id="180" w:author="soleil" w:date="2024-10-10T10:21:00Z">
         <w:r>
           <w:rPr>
             <w:smallCaps/>
@@ -8162,10 +8438,10 @@
         <w:spacing w:after="0" w:line="276" w:lineRule="auto"/>
         <w:jc w:val="both"/>
         <w:rPr>
-          <w:ins w:id="175" w:author="soleil" w:date="2024-10-10T10:51:00Z"/>
-        </w:rPr>
-      </w:pPr>
-      <w:ins w:id="176" w:author="soleil" w:date="2024-10-10T10:51:00Z">
+          <w:ins w:id="181" w:author="soleil" w:date="2024-10-10T10:51:00Z"/>
+        </w:rPr>
+      </w:pPr>
+      <w:ins w:id="182" w:author="soleil" w:date="2024-10-10T10:51:00Z">
         <w:r>
           <w:t xml:space="preserve">La page d’inscription sera composée : </w:t>
         </w:r>
@@ -8181,10 +8457,10 @@
         <w:spacing w:after="0" w:line="276" w:lineRule="auto"/>
         <w:jc w:val="both"/>
         <w:rPr>
-          <w:ins w:id="177" w:author="soleil" w:date="2024-10-10T10:51:00Z"/>
-        </w:rPr>
-      </w:pPr>
-      <w:ins w:id="178" w:author="soleil" w:date="2024-10-10T10:51:00Z">
+          <w:ins w:id="183" w:author="soleil" w:date="2024-10-10T10:51:00Z"/>
+        </w:rPr>
+      </w:pPr>
+      <w:ins w:id="184" w:author="soleil" w:date="2024-10-10T10:51:00Z">
         <w:r>
           <w:t>Un titre principal « Inscription »</w:t>
         </w:r>
@@ -8200,10 +8476,10 @@
         <w:spacing w:after="0" w:line="276" w:lineRule="auto"/>
         <w:jc w:val="both"/>
         <w:rPr>
-          <w:ins w:id="179" w:author="soleil" w:date="2024-10-10T10:51:00Z"/>
-        </w:rPr>
-      </w:pPr>
-      <w:ins w:id="180" w:author="soleil" w:date="2024-10-10T10:51:00Z">
+          <w:ins w:id="185" w:author="soleil" w:date="2024-10-10T10:51:00Z"/>
+        </w:rPr>
+      </w:pPr>
+      <w:ins w:id="186" w:author="soleil" w:date="2024-10-10T10:51:00Z">
         <w:r>
           <w:t>Un formulaire accessible avec des « aria-label » « aria-live », et des champs obligatoires</w:t>
         </w:r>
@@ -8219,10 +8495,10 @@
         <w:spacing w:after="0" w:line="276" w:lineRule="auto"/>
         <w:jc w:val="both"/>
         <w:rPr>
-          <w:ins w:id="181" w:author="soleil" w:date="2024-10-10T10:51:00Z"/>
-        </w:rPr>
-      </w:pPr>
-      <w:ins w:id="182" w:author="soleil" w:date="2024-10-10T10:51:00Z">
+          <w:ins w:id="187" w:author="soleil" w:date="2024-10-10T10:51:00Z"/>
+        </w:rPr>
+      </w:pPr>
+      <w:ins w:id="188" w:author="soleil" w:date="2024-10-10T10:51:00Z">
         <w:r>
           <w:t xml:space="preserve">Les champs obligatoires sont les suivants : </w:t>
         </w:r>
@@ -8238,54 +8514,12 @@
         <w:spacing w:after="0" w:line="276" w:lineRule="auto"/>
         <w:jc w:val="both"/>
         <w:rPr>
-          <w:ins w:id="183" w:author="soleil" w:date="2024-10-10T10:51:00Z"/>
-        </w:rPr>
-      </w:pPr>
-      <w:ins w:id="184" w:author="soleil" w:date="2024-10-10T10:51:00Z">
+          <w:ins w:id="189" w:author="soleil" w:date="2024-10-10T10:51:00Z"/>
+        </w:rPr>
+      </w:pPr>
+      <w:ins w:id="190" w:author="soleil" w:date="2024-10-10T10:51:00Z">
         <w:r>
           <w:t xml:space="preserve">Un champ nom de la personne pouvant comporter tous type de caractères, taille </w:t>
-        </w:r>
-        <w:r>
-          <w:t>à 20 caractères</w:t>
-        </w:r>
-      </w:ins>
-      <w:ins w:id="185" w:author="soleil" w:date="2024-10-10T13:38:00Z">
-        <w:r>
-          <w:t> </w:t>
-        </w:r>
-      </w:ins>
-      <w:ins w:id="186" w:author="soleil" w:date="2024-10-10T10:51:00Z">
-        <w:r>
-          <w:t>;</w:t>
-        </w:r>
-      </w:ins>
-    </w:p>
-    <w:p>
-      <w:pPr>
-        <w:pStyle w:val="Paragraphedeliste"/>
-        <w:numPr>
-          <w:ilvl w:val="0"/>
-          <w:numId w:val="24"/>
-        </w:numPr>
-        <w:spacing w:after="0" w:line="276" w:lineRule="auto"/>
-        <w:jc w:val="both"/>
-        <w:rPr>
-          <w:ins w:id="187" w:author="soleil" w:date="2024-10-10T10:51:00Z"/>
-        </w:rPr>
-      </w:pPr>
-      <w:ins w:id="188" w:author="soleil" w:date="2024-10-10T10:51:00Z">
-        <w:r>
-          <w:t xml:space="preserve">Un champ </w:t>
-        </w:r>
-      </w:ins>
-      <w:ins w:id="189" w:author="soleil" w:date="2024-10-10T13:31:00Z">
-        <w:r>
-          <w:t>pré</w:t>
-        </w:r>
-      </w:ins>
-      <w:ins w:id="190" w:author="soleil" w:date="2024-10-10T10:51:00Z">
-        <w:r>
-          <w:t xml:space="preserve">nom de la personne pouvant comporter tous type de caractères, taille </w:t>
         </w:r>
         <w:r>
           <w:t>à 20 caractères</w:t>
@@ -8322,65 +8556,59 @@
       </w:ins>
       <w:ins w:id="195" w:author="soleil" w:date="2024-10-10T13:31:00Z">
         <w:r>
-          <w:t>adresse électronique</w:t>
+          <w:t>pré</w:t>
         </w:r>
       </w:ins>
       <w:ins w:id="196" w:author="soleil" w:date="2024-10-10T10:51:00Z">
         <w:r>
+          <w:t xml:space="preserve">nom de la personne pouvant comporter tous type de caractères, taille </w:t>
+        </w:r>
+        <w:r>
+          <w:t>à 20 caractères</w:t>
+        </w:r>
+      </w:ins>
+      <w:ins w:id="197" w:author="soleil" w:date="2024-10-10T13:38:00Z">
+        <w:r>
+          <w:t> </w:t>
+        </w:r>
+      </w:ins>
+      <w:ins w:id="198" w:author="soleil" w:date="2024-10-10T10:51:00Z">
+        <w:r>
+          <w:t>;</w:t>
+        </w:r>
+      </w:ins>
+    </w:p>
+    <w:p>
+      <w:pPr>
+        <w:pStyle w:val="Paragraphedeliste"/>
+        <w:numPr>
+          <w:ilvl w:val="0"/>
+          <w:numId w:val="24"/>
+        </w:numPr>
+        <w:spacing w:after="0" w:line="276" w:lineRule="auto"/>
+        <w:jc w:val="both"/>
+        <w:rPr>
+          <w:ins w:id="199" w:author="soleil" w:date="2024-10-10T10:51:00Z"/>
+        </w:rPr>
+      </w:pPr>
+      <w:ins w:id="200" w:author="soleil" w:date="2024-10-10T10:51:00Z">
+        <w:r>
+          <w:t xml:space="preserve">Un champ </w:t>
+        </w:r>
+      </w:ins>
+      <w:ins w:id="201" w:author="soleil" w:date="2024-10-10T13:31:00Z">
+        <w:r>
+          <w:t>adresse électronique</w:t>
+        </w:r>
+      </w:ins>
+      <w:ins w:id="202" w:author="soleil" w:date="2024-10-10T10:51:00Z">
+        <w:r>
           <w:t xml:space="preserve">, (type unique), on ne peut pas avoir plusieurs comptes par </w:t>
         </w:r>
       </w:ins>
-      <w:ins w:id="197" w:author="soleil" w:date="2024-10-10T13:33:00Z">
+      <w:ins w:id="203" w:author="soleil" w:date="2024-10-10T13:33:00Z">
         <w:r>
           <w:t>une seule adresse électronique</w:t>
-        </w:r>
-      </w:ins>
-      <w:ins w:id="198" w:author="soleil" w:date="2024-10-10T13:38:00Z">
-        <w:r>
-          <w:t> ;</w:t>
-        </w:r>
-      </w:ins>
-    </w:p>
-    <w:p>
-      <w:pPr>
-        <w:pStyle w:val="Paragraphedeliste"/>
-        <w:numPr>
-          <w:ilvl w:val="0"/>
-          <w:numId w:val="24"/>
-        </w:numPr>
-        <w:spacing w:after="0" w:line="276" w:lineRule="auto"/>
-        <w:jc w:val="both"/>
-        <w:rPr>
-          <w:ins w:id="199" w:author="soleil" w:date="2024-10-10T10:51:00Z"/>
-        </w:rPr>
-      </w:pPr>
-      <w:ins w:id="200" w:author="soleil" w:date="2024-10-10T10:51:00Z">
-        <w:r>
-          <w:t>Un champ mot de passe avec cryptage</w:t>
-        </w:r>
-      </w:ins>
-      <w:ins w:id="201" w:author="soleil" w:date="2024-10-10T13:38:00Z">
-        <w:r>
-          <w:t> ;</w:t>
-        </w:r>
-      </w:ins>
-    </w:p>
-    <w:p>
-      <w:pPr>
-        <w:pStyle w:val="Paragraphedeliste"/>
-        <w:numPr>
-          <w:ilvl w:val="0"/>
-          <w:numId w:val="24"/>
-        </w:numPr>
-        <w:spacing w:after="0" w:line="276" w:lineRule="auto"/>
-        <w:jc w:val="both"/>
-        <w:rPr>
-          <w:ins w:id="202" w:author="soleil" w:date="2024-10-10T13:34:00Z"/>
-        </w:rPr>
-      </w:pPr>
-      <w:ins w:id="203" w:author="soleil" w:date="2024-10-10T10:51:00Z">
-        <w:r>
-          <w:t>Un champ « confirmation du mot de passe »</w:t>
         </w:r>
       </w:ins>
       <w:ins w:id="204" w:author="soleil" w:date="2024-10-10T13:38:00Z">
@@ -8402,22 +8630,70 @@
           <w:ins w:id="205" w:author="soleil" w:date="2024-10-10T10:51:00Z"/>
         </w:rPr>
       </w:pPr>
-      <w:ins w:id="206" w:author="soleil" w:date="2024-10-10T13:34:00Z">
+      <w:ins w:id="206" w:author="soleil" w:date="2024-10-10T10:51:00Z">
+        <w:r>
+          <w:t>Un champ mot de passe avec cryptage</w:t>
+        </w:r>
+      </w:ins>
+      <w:ins w:id="207" w:author="soleil" w:date="2024-10-10T13:38:00Z">
+        <w:r>
+          <w:t> ;</w:t>
+        </w:r>
+      </w:ins>
+    </w:p>
+    <w:p>
+      <w:pPr>
+        <w:pStyle w:val="Paragraphedeliste"/>
+        <w:numPr>
+          <w:ilvl w:val="0"/>
+          <w:numId w:val="24"/>
+        </w:numPr>
+        <w:spacing w:after="0" w:line="276" w:lineRule="auto"/>
+        <w:jc w:val="both"/>
+        <w:rPr>
+          <w:ins w:id="208" w:author="soleil" w:date="2024-10-10T13:34:00Z"/>
+        </w:rPr>
+      </w:pPr>
+      <w:ins w:id="209" w:author="soleil" w:date="2024-10-10T10:51:00Z">
+        <w:r>
+          <w:t>Un champ « confirmation du mot de passe »</w:t>
+        </w:r>
+      </w:ins>
+      <w:ins w:id="210" w:author="soleil" w:date="2024-10-10T13:38:00Z">
+        <w:r>
+          <w:t> ;</w:t>
+        </w:r>
+      </w:ins>
+    </w:p>
+    <w:p>
+      <w:pPr>
+        <w:pStyle w:val="Paragraphedeliste"/>
+        <w:numPr>
+          <w:ilvl w:val="0"/>
+          <w:numId w:val="24"/>
+        </w:numPr>
+        <w:spacing w:after="0" w:line="276" w:lineRule="auto"/>
+        <w:jc w:val="both"/>
+        <w:rPr>
+          <w:ins w:id="211" w:author="soleil" w:date="2024-10-10T10:51:00Z"/>
+        </w:rPr>
+      </w:pPr>
+      <w:ins w:id="212" w:author="soleil" w:date="2024-10-10T13:34:00Z">
         <w:r>
           <w:t xml:space="preserve">Un champ numéro de téléphone de type </w:t>
         </w:r>
       </w:ins>
-      <w:ins w:id="207" w:author="soleil" w:date="2024-10-10T13:37:00Z">
+      <w:ins w:id="213" w:author="soleil" w:date="2024-10-10T13:37:00Z">
         <w:r>
           <w:t>tel</w:t>
         </w:r>
       </w:ins>
-      <w:ins w:id="208" w:author="soleil" w:date="2024-10-10T13:38:00Z">
+      <w:ins w:id="214" w:author="soleil" w:date="2024-10-10T13:38:00Z">
         <w:r>
           <w:t> </w:t>
         </w:r>
       </w:ins>
-      <w:ins w:id="209" w:author="soleil" w:date="2024-10-10T13:37:00Z">
+      <w:ins w:id="215" w:author="soleil" w:date="2024-10-10T13:37:00Z">
         <w:r>
           <w:t>;</w:t>
         </w:r>
@@ -8433,15 +8709,12 @@
         <w:spacing w:after="0" w:line="276" w:lineRule="auto"/>
         <w:jc w:val="both"/>
         <w:rPr>
-          <w:ins w:id="210" w:author="soleil" w:date="2024-10-10T23:38:00Z"/>
-        </w:rPr>
-      </w:pPr>
-      <w:ins w:id="211" w:author="soleil" w:date="2024-10-10T23:38:00Z">
-        <w:r>
-          <w:t>Un champ date de naissance de type date pour son âge et programmer des évènement</w:t>
-        </w:r>
-        <w:r>
-          <w:t>s anniversaires éventuellement ;</w:t>
+          <w:ins w:id="216" w:author="soleil" w:date="2024-10-10T23:38:00Z"/>
+        </w:rPr>
+      </w:pPr>
+      <w:ins w:id="217" w:author="soleil" w:date="2024-10-10T23:38:00Z">
+        <w:r>
+          <w:t>Un champ date de naissance de type date pour son âge et programmer des évènements anniversaires éventuellement ;</w:t>
         </w:r>
       </w:ins>
     </w:p>
@@ -8455,15 +8728,15 @@
         <w:spacing w:after="0" w:line="276" w:lineRule="auto"/>
         <w:jc w:val="both"/>
         <w:rPr>
-          <w:ins w:id="212" w:author="soleil" w:date="2024-10-10T23:32:00Z"/>
-        </w:rPr>
-      </w:pPr>
-      <w:ins w:id="213" w:author="soleil" w:date="2024-10-10T23:27:00Z">
+          <w:ins w:id="218" w:author="soleil" w:date="2024-10-10T23:32:00Z"/>
+        </w:rPr>
+      </w:pPr>
+      <w:ins w:id="219" w:author="soleil" w:date="2024-10-10T23:27:00Z">
         <w:r>
           <w:t>Un champ</w:t>
         </w:r>
       </w:ins>
-      <w:ins w:id="214" w:author="soleil" w:date="2024-10-10T23:31:00Z">
+      <w:ins w:id="220" w:author="soleil" w:date="2024-10-10T23:31:00Z">
         <w:r>
           <w:t xml:space="preserve"> de radio pour sélectionner son genre ;</w:t>
         </w:r>
@@ -8479,15 +8752,15 @@
         <w:spacing w:after="0" w:line="276" w:lineRule="auto"/>
         <w:jc w:val="both"/>
         <w:rPr>
-          <w:ins w:id="215" w:author="soleil" w:date="2024-10-11T11:16:00Z"/>
-        </w:rPr>
-      </w:pPr>
-      <w:ins w:id="216" w:author="soleil" w:date="2024-10-10T23:32:00Z">
+          <w:ins w:id="221" w:author="soleil" w:date="2024-10-11T11:16:00Z"/>
+        </w:rPr>
+      </w:pPr>
+      <w:ins w:id="222" w:author="soleil" w:date="2024-10-10T23:32:00Z">
         <w:r>
           <w:t xml:space="preserve">Un champ ville avec une liste déroulante dans laquelle </w:t>
         </w:r>
       </w:ins>
-      <w:ins w:id="217" w:author="soleil" w:date="2024-10-10T23:35:00Z">
+      <w:ins w:id="223" w:author="soleil" w:date="2024-10-10T23:35:00Z">
         <w:r>
           <w:t>l'utilisateur peut choisir une option parmi celles proposées</w:t>
         </w:r>
@@ -8506,25 +8779,25 @@
         <w:spacing w:after="0" w:line="276" w:lineRule="auto"/>
         <w:jc w:val="both"/>
         <w:rPr>
-          <w:ins w:id="218" w:author="soleil" w:date="2024-10-11T11:19:00Z"/>
-        </w:rPr>
-      </w:pPr>
-      <w:ins w:id="219" w:author="soleil" w:date="2024-10-11T11:16:00Z">
+          <w:ins w:id="224" w:author="soleil" w:date="2024-10-11T11:19:00Z"/>
+        </w:rPr>
+      </w:pPr>
+      <w:ins w:id="225" w:author="soleil" w:date="2024-10-11T11:16:00Z">
         <w:r>
           <w:t>Un champ cas échéant, sa maladie de type caractères</w:t>
         </w:r>
       </w:ins>
-      <w:ins w:id="220" w:author="soleil" w:date="2024-10-11T11:19:00Z">
+      <w:ins w:id="226" w:author="soleil" w:date="2024-10-11T11:19:00Z">
         <w:r>
           <w:t> </w:t>
         </w:r>
       </w:ins>
-      <w:ins w:id="221" w:author="soleil" w:date="2024-10-11T11:16:00Z">
+      <w:ins w:id="227" w:author="soleil" w:date="2024-10-11T11:16:00Z">
         <w:r>
           <w:t>;</w:t>
         </w:r>
       </w:ins>
-      <w:ins w:id="222" w:author="soleil" w:date="2024-10-11T11:19:00Z">
+      <w:ins w:id="228" w:author="soleil" w:date="2024-10-11T11:19:00Z">
         <w:r>
           <w:t xml:space="preserve"> </w:t>
         </w:r>
@@ -8540,9 +8813,125 @@
         <w:spacing w:after="0" w:line="276" w:lineRule="auto"/>
         <w:jc w:val="both"/>
         <w:rPr>
-          <w:ins w:id="223" w:author="soleil" w:date="2024-10-11T11:32:00Z"/>
-        </w:rPr>
-        <w:pPrChange w:id="224" w:author="soleil" w:date="2024-10-11T11:32:00Z">
+          <w:ins w:id="229" w:author="soleil" w:date="2024-10-11T11:32:00Z"/>
+        </w:rPr>
+      </w:pPr>
+      <w:ins w:id="230" w:author="soleil" w:date="2024-10-11T11:26:00Z">
+        <w:r>
+          <w:t xml:space="preserve">Un champ </w:t>
+        </w:r>
+        <w:r>
+          <w:t>des difficultés rencontrées</w:t>
+        </w:r>
+        <w:r>
+          <w:t xml:space="preserve"> avec une liste déroulante dans laquelle </w:t>
+        </w:r>
+        <w:r>
+          <w:t>l'utilisateur peut choisir une option parmi celles proposées</w:t>
+        </w:r>
+        <w:r>
+          <w:t> ;</w:t>
+        </w:r>
+      </w:ins>
+    </w:p>
+    <w:p>
+      <w:pPr>
+        <w:pStyle w:val="Paragraphedeliste"/>
+        <w:numPr>
+          <w:ilvl w:val="0"/>
+          <w:numId w:val="24"/>
+        </w:numPr>
+        <w:spacing w:after="0" w:line="276" w:lineRule="auto"/>
+        <w:jc w:val="both"/>
+        <w:rPr>
+          <w:ins w:id="231" w:author="soleil" w:date="2024-10-11T11:37:00Z"/>
+        </w:rPr>
+      </w:pPr>
+      <w:ins w:id="232" w:author="soleil" w:date="2024-10-11T11:36:00Z">
+        <w:r>
+          <w:t>Un champ</w:t>
+        </w:r>
+      </w:ins>
+      <w:ins w:id="233" w:author="soleil" w:date="2024-10-11T11:35:00Z">
+        <w:r>
+          <w:t xml:space="preserve"> de radio pour </w:t>
+        </w:r>
+      </w:ins>
+      <w:ins w:id="234" w:author="soleil" w:date="2024-10-11T11:36:00Z">
+        <w:r>
+          <w:t xml:space="preserve">confirmer s’il veut passer </w:t>
+        </w:r>
+        <w:r>
+          <w:t>le test pour vérifier ses difficultés</w:t>
+        </w:r>
+      </w:ins>
+      <w:ins w:id="235" w:author="soleil" w:date="2024-10-11T11:37:00Z">
+        <w:r>
+          <w:t>.</w:t>
+        </w:r>
+      </w:ins>
+    </w:p>
+    <w:p>
+      <w:pPr>
+        <w:pStyle w:val="Paragraphedeliste"/>
+        <w:numPr>
+          <w:ilvl w:val="0"/>
+          <w:numId w:val="24"/>
+        </w:numPr>
+        <w:spacing w:after="0" w:line="276" w:lineRule="auto"/>
+        <w:jc w:val="both"/>
+        <w:rPr>
+          <w:ins w:id="236" w:author="soleil" w:date="2024-10-11T11:38:00Z"/>
+        </w:rPr>
+      </w:pPr>
+      <w:ins w:id="237" w:author="soleil" w:date="2024-10-11T11:37:00Z">
+        <w:r>
+          <w:t>Un champ de radio pour sélectionner sa préférence des séances soit en présentiel soit en distance</w:t>
+        </w:r>
+      </w:ins>
+      <w:ins w:id="238" w:author="soleil" w:date="2024-10-11T11:38:00Z">
+        <w:r>
+          <w:t>.</w:t>
+        </w:r>
+      </w:ins>
+    </w:p>
+    <w:p>
+      <w:pPr>
+        <w:pStyle w:val="Paragraphedeliste"/>
+        <w:numPr>
+          <w:ilvl w:val="0"/>
+          <w:numId w:val="24"/>
+        </w:numPr>
+        <w:spacing w:after="0" w:line="276" w:lineRule="auto"/>
+        <w:jc w:val="both"/>
+        <w:rPr>
+          <w:ins w:id="239" w:author="Bilel El Amrani" w:date="2024-10-12T12:16:00Z" w16du:dateUtc="2024-10-12T10:16:00Z"/>
+        </w:rPr>
+      </w:pPr>
+      <w:ins w:id="240" w:author="soleil" w:date="2024-10-11T11:38:00Z">
+        <w:r>
+          <w:t>Un champ de radio pour sélectionner sa préférence d</w:t>
+        </w:r>
+      </w:ins>
+      <w:ins w:id="241" w:author="soleil" w:date="2024-10-11T11:39:00Z">
+        <w:r>
+          <w:t>’envoyer des messages soit par SMS soit par mail.</w:t>
+        </w:r>
+      </w:ins>
+    </w:p>
+    <w:p>
+      <w:pPr>
+        <w:pStyle w:val="Paragraphedeliste"/>
+        <w:numPr>
+          <w:ilvl w:val="0"/>
+          <w:numId w:val="4"/>
+        </w:numPr>
+        <w:spacing w:after="0" w:line="276" w:lineRule="auto"/>
+        <w:jc w:val="both"/>
+        <w:rPr>
+          <w:ins w:id="242" w:author="soleil" w:date="2024-10-10T10:51:00Z"/>
+        </w:rPr>
+        <w:pPrChange w:id="243" w:author="Bilel El Amrani" w:date="2024-10-12T12:16:00Z" w16du:dateUtc="2024-10-12T10:16:00Z">
           <w:pPr>
             <w:pStyle w:val="Paragraphedeliste"/>
             <w:numPr>
@@ -8554,202 +8943,61 @@
           </w:pPr>
         </w:pPrChange>
       </w:pPr>
-      <w:ins w:id="225" w:author="soleil" w:date="2024-10-11T11:26:00Z">
-        <w:r>
-          <w:t xml:space="preserve">Un champ </w:t>
-        </w:r>
-        <w:r>
-          <w:t>des difficultés rencontrées</w:t>
-        </w:r>
-        <w:r>
-          <w:t xml:space="preserve"> avec une liste déroulante dans laquelle </w:t>
-        </w:r>
-        <w:r>
-          <w:t>l'utilisateur peut choisir une option parmi celles proposées</w:t>
-        </w:r>
-        <w:r>
-          <w:t> ;</w:t>
+      <w:ins w:id="244" w:author="Bilel El Amrani" w:date="2024-10-12T12:16:00Z" w16du:dateUtc="2024-10-12T10:16:00Z">
+        <w:r>
+          <w:t>Un bouton pour Enregistrer et aller directement vers la page de conn</w:t>
         </w:r>
       </w:ins>
-    </w:p>
-    <w:p>
-      <w:pPr>
-        <w:pStyle w:val="Paragraphedeliste"/>
-        <w:numPr>
-          <w:ilvl w:val="0"/>
-          <w:numId w:val="24"/>
+      <w:ins w:id="245" w:author="Bilel El Amrani" w:date="2024-10-12T12:17:00Z" w16du:dateUtc="2024-10-12T10:17:00Z">
+        <w:r>
+          <w:t>exion</w:t>
+        </w:r>
+      </w:ins>
+    </w:p>
+    <w:p>
+      <w:pPr>
+        <w:pStyle w:val="Paragraphedeliste"/>
+        <w:numPr>
+          <w:ilvl w:val="0"/>
+          <w:numId w:val="4"/>
         </w:numPr>
         <w:spacing w:after="0" w:line="276" w:lineRule="auto"/>
         <w:jc w:val="both"/>
         <w:rPr>
-          <w:ins w:id="226" w:author="soleil" w:date="2024-10-11T11:37:00Z"/>
-        </w:rPr>
-        <w:pPrChange w:id="227" w:author="soleil" w:date="2024-10-11T11:32:00Z">
-          <w:pPr>
-            <w:pStyle w:val="Paragraphedeliste"/>
-            <w:numPr>
-              <w:numId w:val="24"/>
-            </w:numPr>
-            <w:spacing w:after="0" w:line="276" w:lineRule="auto"/>
-            <w:ind w:left="1080" w:hanging="360"/>
-            <w:jc w:val="both"/>
-          </w:pPr>
-        </w:pPrChange>
-      </w:pPr>
-      <w:ins w:id="228" w:author="soleil" w:date="2024-10-11T11:36:00Z">
-        <w:r>
-          <w:t>Un champ</w:t>
+          <w:ins w:id="246" w:author="soleil" w:date="2024-10-10T10:51:00Z"/>
+        </w:rPr>
+      </w:pPr>
+      <w:ins w:id="247" w:author="soleil" w:date="2024-10-10T10:51:00Z">
+        <w:r>
+          <w:t>Un lien vers la page de connexion</w:t>
         </w:r>
       </w:ins>
-      <w:ins w:id="229" w:author="soleil" w:date="2024-10-11T11:35:00Z">
-        <w:r>
-          <w:t xml:space="preserve"> de radio pour </w:t>
+    </w:p>
+    <w:p>
+      <w:pPr>
+        <w:pStyle w:val="Paragraphedeliste"/>
+        <w:numPr>
+          <w:ilvl w:val="0"/>
+          <w:numId w:val="4"/>
+        </w:numPr>
+        <w:spacing w:after="0" w:line="276" w:lineRule="auto"/>
+        <w:jc w:val="both"/>
+        <w:rPr>
+          <w:ins w:id="248" w:author="soleil" w:date="2024-10-10T10:51:00Z"/>
+        </w:rPr>
+      </w:pPr>
+      <w:ins w:id="249" w:author="soleil" w:date="2024-10-10T10:51:00Z">
+        <w:r>
+          <w:t>Un lien de retour vers la page d’accueil du site</w:t>
         </w:r>
       </w:ins>
-      <w:ins w:id="230" w:author="soleil" w:date="2024-10-11T11:36:00Z">
-        <w:r>
-          <w:t xml:space="preserve">confirmer s’il veut passer </w:t>
-        </w:r>
-        <w:r>
-          <w:t>le test pour vérifier ses difficultés</w:t>
-        </w:r>
-      </w:ins>
-      <w:ins w:id="231" w:author="soleil" w:date="2024-10-11T11:37:00Z">
-        <w:r>
-          <w:t>.</w:t>
-        </w:r>
-      </w:ins>
-    </w:p>
-    <w:p>
-      <w:pPr>
-        <w:pStyle w:val="Paragraphedeliste"/>
-        <w:numPr>
-          <w:ilvl w:val="0"/>
-          <w:numId w:val="24"/>
-        </w:numPr>
+    </w:p>
+    <w:p>
+      <w:pPr>
         <w:spacing w:after="0" w:line="276" w:lineRule="auto"/>
         <w:jc w:val="both"/>
         <w:rPr>
-          <w:ins w:id="232" w:author="soleil" w:date="2024-10-11T11:38:00Z"/>
-        </w:rPr>
-        <w:pPrChange w:id="233" w:author="soleil" w:date="2024-10-11T11:32:00Z">
-          <w:pPr>
-            <w:pStyle w:val="Paragraphedeliste"/>
-            <w:numPr>
-              <w:numId w:val="24"/>
-            </w:numPr>
-            <w:spacing w:after="0" w:line="276" w:lineRule="auto"/>
-            <w:ind w:left="1080" w:hanging="360"/>
-            <w:jc w:val="both"/>
-          </w:pPr>
-        </w:pPrChange>
-      </w:pPr>
-      <w:ins w:id="234" w:author="soleil" w:date="2024-10-11T11:37:00Z">
-        <w:r>
-          <w:t>Un champ de radio pour sélectionner sa préférence des séances soit en présentiel soit en distance</w:t>
-        </w:r>
-      </w:ins>
-      <w:ins w:id="235" w:author="soleil" w:date="2024-10-11T11:38:00Z">
-        <w:r>
-          <w:t>.</w:t>
-        </w:r>
-      </w:ins>
-    </w:p>
-    <w:p>
-      <w:pPr>
-        <w:pStyle w:val="Paragraphedeliste"/>
-        <w:numPr>
-          <w:ilvl w:val="0"/>
-          <w:numId w:val="24"/>
-        </w:numPr>
-        <w:spacing w:after="0" w:line="276" w:lineRule="auto"/>
-        <w:jc w:val="both"/>
-        <w:rPr>
-          <w:ins w:id="236" w:author="soleil" w:date="2024-10-10T10:51:00Z"/>
-        </w:rPr>
-        <w:pPrChange w:id="237" w:author="soleil" w:date="2024-10-11T11:32:00Z">
-          <w:pPr>
-            <w:pStyle w:val="Paragraphedeliste"/>
-            <w:numPr>
-              <w:numId w:val="24"/>
-            </w:numPr>
-            <w:spacing w:after="0" w:line="276" w:lineRule="auto"/>
-            <w:ind w:left="1080" w:hanging="360"/>
-            <w:jc w:val="both"/>
-          </w:pPr>
-        </w:pPrChange>
-      </w:pPr>
-      <w:ins w:id="238" w:author="soleil" w:date="2024-10-11T11:38:00Z">
-        <w:r>
-          <w:t xml:space="preserve">Un champ de radio pour sélectionner sa préférence </w:t>
-        </w:r>
-        <w:r>
-          <w:t>d</w:t>
-        </w:r>
-      </w:ins>
-      <w:ins w:id="239" w:author="soleil" w:date="2024-10-11T11:39:00Z">
-        <w:r>
-          <w:t>’envoyer des messages soit par SMS soit par mail.</w:t>
-        </w:r>
-      </w:ins>
-      <w:bookmarkStart w:id="240" w:name="_GoBack"/>
-      <w:bookmarkEnd w:id="240"/>
-    </w:p>
-    <w:p>
-      <w:pPr>
-        <w:pStyle w:val="Paragraphedeliste"/>
-        <w:numPr>
-          <w:ilvl w:val="0"/>
-          <w:numId w:val="4"/>
-        </w:numPr>
-        <w:spacing w:after="0" w:line="276" w:lineRule="auto"/>
-        <w:jc w:val="both"/>
-        <w:rPr>
-          <w:ins w:id="241" w:author="soleil" w:date="2024-10-10T10:51:00Z"/>
-        </w:rPr>
-        <w:pPrChange w:id="242" w:author="soleil" w:date="2024-10-11T11:32:00Z">
-          <w:pPr>
-            <w:pStyle w:val="Paragraphedeliste"/>
-            <w:numPr>
-              <w:numId w:val="4"/>
-            </w:numPr>
-            <w:spacing w:after="0" w:line="276" w:lineRule="auto"/>
-            <w:ind w:hanging="360"/>
-            <w:jc w:val="both"/>
-          </w:pPr>
-        </w:pPrChange>
-      </w:pPr>
-      <w:ins w:id="243" w:author="soleil" w:date="2024-10-10T10:51:00Z">
-        <w:r>
-          <w:t>Un lien vers la page de connexion</w:t>
-        </w:r>
-      </w:ins>
-    </w:p>
-    <w:p>
-      <w:pPr>
-        <w:pStyle w:val="Paragraphedeliste"/>
-        <w:numPr>
-          <w:ilvl w:val="0"/>
-          <w:numId w:val="4"/>
-        </w:numPr>
-        <w:spacing w:after="0" w:line="276" w:lineRule="auto"/>
-        <w:jc w:val="both"/>
-        <w:rPr>
-          <w:ins w:id="244" w:author="soleil" w:date="2024-10-10T10:51:00Z"/>
-        </w:rPr>
-      </w:pPr>
-      <w:ins w:id="245" w:author="soleil" w:date="2024-10-10T10:51:00Z">
-        <w:r>
-          <w:t>Un lien de retour vers la page d’accueil du site</w:t>
-        </w:r>
-      </w:ins>
-    </w:p>
-    <w:p>
-      <w:pPr>
-        <w:spacing w:after="0" w:line="276" w:lineRule="auto"/>
-        <w:jc w:val="both"/>
-        <w:rPr>
-          <w:ins w:id="246" w:author="soleil" w:date="2024-10-10T10:51:00Z"/>
+          <w:ins w:id="250" w:author="soleil" w:date="2024-10-10T10:51:00Z"/>
         </w:rPr>
       </w:pPr>
     </w:p>
@@ -8759,10 +9007,10 @@
         <w:spacing w:line="276" w:lineRule="auto"/>
         <w:jc w:val="both"/>
         <w:rPr>
-          <w:ins w:id="247" w:author="soleil" w:date="2024-10-10T10:51:00Z"/>
-        </w:rPr>
-      </w:pPr>
-      <w:ins w:id="248" w:author="soleil" w:date="2024-10-10T10:51:00Z">
+          <w:ins w:id="251" w:author="soleil" w:date="2024-10-10T10:51:00Z"/>
+        </w:rPr>
+      </w:pPr>
+      <w:ins w:id="252" w:author="soleil" w:date="2024-10-10T10:51:00Z">
         <w:r>
           <w:rPr>
             <w:smallCaps/>
@@ -8776,7 +9024,7 @@
         <w:spacing w:after="0" w:line="276" w:lineRule="auto"/>
         <w:jc w:val="both"/>
         <w:rPr>
-          <w:ins w:id="249" w:author="soleil" w:date="2024-10-10T10:51:00Z"/>
+          <w:ins w:id="253" w:author="soleil" w:date="2024-10-10T10:51:00Z"/>
         </w:rPr>
       </w:pPr>
     </w:p>
@@ -8785,10 +9033,10 @@
         <w:spacing w:after="0" w:line="276" w:lineRule="auto"/>
         <w:jc w:val="both"/>
         <w:rPr>
-          <w:ins w:id="250" w:author="soleil" w:date="2024-10-10T10:51:00Z"/>
-        </w:rPr>
-      </w:pPr>
-      <w:ins w:id="251" w:author="soleil" w:date="2024-10-10T10:51:00Z">
+          <w:ins w:id="254" w:author="soleil" w:date="2024-10-10T10:51:00Z"/>
+        </w:rPr>
+      </w:pPr>
+      <w:ins w:id="255" w:author="soleil" w:date="2024-10-10T10:51:00Z">
         <w:r>
           <w:t>La page de connexion sera traitée :</w:t>
         </w:r>
@@ -8804,10 +9052,10 @@
         <w:spacing w:after="0" w:line="276" w:lineRule="auto"/>
         <w:jc w:val="both"/>
         <w:rPr>
-          <w:ins w:id="252" w:author="soleil" w:date="2024-10-10T10:51:00Z"/>
-        </w:rPr>
-      </w:pPr>
-      <w:ins w:id="253" w:author="soleil" w:date="2024-10-10T10:51:00Z">
+          <w:ins w:id="256" w:author="soleil" w:date="2024-10-10T10:51:00Z"/>
+        </w:rPr>
+      </w:pPr>
+      <w:ins w:id="257" w:author="soleil" w:date="2024-10-10T10:51:00Z">
         <w:r>
           <w:t>Un titre principal « Connexion »</w:t>
         </w:r>
@@ -8823,10 +9071,10 @@
         <w:spacing w:after="0" w:line="276" w:lineRule="auto"/>
         <w:jc w:val="both"/>
         <w:rPr>
-          <w:ins w:id="254" w:author="soleil" w:date="2024-10-10T10:51:00Z"/>
-        </w:rPr>
-      </w:pPr>
-      <w:ins w:id="255" w:author="soleil" w:date="2024-10-10T10:51:00Z">
+          <w:ins w:id="258" w:author="soleil" w:date="2024-10-10T10:51:00Z"/>
+        </w:rPr>
+      </w:pPr>
+      <w:ins w:id="259" w:author="soleil" w:date="2024-10-10T10:51:00Z">
         <w:r>
           <w:t>Un formulaire avec des champs obligatoires sont :</w:t>
         </w:r>
@@ -8842,14 +9090,34 @@
         <w:spacing w:after="0" w:line="276" w:lineRule="auto"/>
         <w:jc w:val="both"/>
         <w:rPr>
-          <w:ins w:id="256" w:author="soleil" w:date="2024-10-10T10:51:00Z"/>
-        </w:rPr>
-      </w:pPr>
-      <w:ins w:id="257" w:author="soleil" w:date="2024-10-10T10:51:00Z">
-        <w:r>
-          <w:t>Un champ pseudo de type caractères</w:t>
-        </w:r>
+          <w:ins w:id="260" w:author="soleil" w:date="2024-10-10T10:51:00Z"/>
+        </w:rPr>
+      </w:pPr>
+      <w:ins w:id="261" w:author="soleil" w:date="2024-10-10T10:51:00Z">
+        <w:r>
+          <w:t xml:space="preserve">Un champ </w:t>
+        </w:r>
+        <w:del w:id="262" w:author="Bilel El Amrani" w:date="2024-10-12T12:17:00Z" w16du:dateUtc="2024-10-12T10:17:00Z">
+          <w:r>
+            <w:delText>pseudo</w:delText>
+          </w:r>
+        </w:del>
       </w:ins>
+      <w:ins w:id="263" w:author="Bilel El Amrani" w:date="2024-10-12T12:17:00Z" w16du:dateUtc="2024-10-12T10:17:00Z">
+        <w:r>
+          <w:t>adresse élect</w:t>
+        </w:r>
+      </w:ins>
+      <w:ins w:id="264" w:author="Bilel El Amrani" w:date="2024-10-12T12:18:00Z" w16du:dateUtc="2024-10-12T10:18:00Z">
+        <w:r>
+          <w:t>ronique</w:t>
+        </w:r>
+      </w:ins>
+      <w:ins w:id="265" w:author="soleil" w:date="2024-10-10T10:51:00Z">
+        <w:r>
+          <w:t xml:space="preserve"> de type caractères</w:t>
+        </w:r>
+      </w:ins>
     </w:p>
     <w:p>
       <w:pPr>
@@ -8861,15 +9129,15 @@
         <w:spacing w:after="0" w:line="276" w:lineRule="auto"/>
         <w:jc w:val="both"/>
         <w:rPr>
-          <w:ins w:id="258" w:author="soleil" w:date="2024-10-10T10:51:00Z"/>
-        </w:rPr>
-      </w:pPr>
-      <w:ins w:id="259" w:author="soleil" w:date="2024-10-10T10:51:00Z">
+          <w:ins w:id="266" w:author="soleil" w:date="2024-10-10T10:51:00Z"/>
+        </w:rPr>
+      </w:pPr>
+      <w:ins w:id="267" w:author="soleil" w:date="2024-10-10T10:51:00Z">
         <w:r>
           <w:t xml:space="preserve">Un champ mot de passe </w:t>
         </w:r>
       </w:ins>
-      <w:ins w:id="260" w:author="soleil" w:date="2024-10-11T11:15:00Z">
+      <w:ins w:id="268" w:author="soleil" w:date="2024-10-11T11:15:00Z">
         <w:r>
           <w:t>protéger</w:t>
         </w:r>
@@ -8885,10 +9153,10 @@
         <w:spacing w:after="0" w:line="276" w:lineRule="auto"/>
         <w:jc w:val="both"/>
         <w:rPr>
-          <w:ins w:id="261" w:author="soleil" w:date="2024-10-10T10:51:00Z"/>
-        </w:rPr>
-      </w:pPr>
-      <w:ins w:id="262" w:author="soleil" w:date="2024-10-10T10:51:00Z">
+          <w:ins w:id="269" w:author="soleil" w:date="2024-10-10T10:51:00Z"/>
+        </w:rPr>
+      </w:pPr>
+      <w:ins w:id="270" w:author="soleil" w:date="2024-10-10T10:51:00Z">
         <w:r>
           <w:t>Un bouton de validation</w:t>
         </w:r>
@@ -8903,11 +9171,11 @@
           <w:bCs/>
           <w:sz w:val="24"/>
           <w:szCs w:val="24"/>
-          <w:rPrChange w:id="263" w:author="soleil" w:date="2024-10-10T10:49:00Z">
+          <w:rPrChange w:id="271" w:author="soleil" w:date="2024-10-10T10:49:00Z">
             <w:rPr/>
           </w:rPrChange>
         </w:rPr>
-        <w:pPrChange w:id="264" w:author="soleil" w:date="2024-10-10T10:49:00Z">
+        <w:pPrChange w:id="272" w:author="soleil" w:date="2024-10-10T10:49:00Z">
           <w:pPr>
             <w:pStyle w:val="Paragraphedeliste"/>
             <w:spacing w:line="276" w:lineRule="auto"/>
@@ -8927,7 +9195,7 @@
 </file>
 
 <file path=word/endnotes.xml><?xml version="1.0" encoding="utf-8"?>
-<w:endnotes xmlns:wpc="http://schemas.microsoft.com/office/word/2010/wordprocessingCanvas" xmlns:cx="http://schemas.microsoft.com/office/drawing/2014/chartex" xmlns:cx1="http://schemas.microsoft.com/office/drawing/2015/9/8/chartex" xmlns:mc="http://schemas.openxmlformats.org/markup-compatibility/2006" xmlns:o="urn:schemas-microsoft-com:office:office" xmlns:r="http://schemas.openxmlformats.org/officeDocument/2006/relationships" xmlns:m="http://schemas.openxmlformats.org/officeDocument/2006/math" xmlns:v="urn:schemas-microsoft-com:vml" xmlns:wp14="http://schemas.microsoft.com/office/word/2010/wordprocessingDrawing" xmlns:wp="http://schemas.openxmlformats.org/drawingml/2006/wordprocessingDrawing" xmlns:w10="urn:schemas-microsoft-com:office:word" xmlns:w="http://schemas.openxmlformats.org/wordprocessingml/2006/main" xmlns:w14="http://schemas.microsoft.com/office/word/2010/wordml" xmlns:w15="http://schemas.microsoft.com/office/word/2012/wordml" xmlns:w16se="http://schemas.microsoft.com/office/word/2015/wordml/symex" xmlns:wpg="http://schemas.microsoft.com/office/word/2010/wordprocessingGroup" xmlns:wpi="http://schemas.microsoft.com/office/word/2010/wordprocessingInk" xmlns:wne="http://schemas.microsoft.com/office/word/2006/wordml" xmlns:wps="http://schemas.microsoft.com/office/word/2010/wordprocessingShape" mc:Ignorable="w14 w15 w16se wp14">
+<w:endnotes xmlns:wpc="http://schemas.microsoft.com/office/word/2010/wordprocessingCanvas" xmlns:cx="http://schemas.microsoft.com/office/drawing/2014/chartex" xmlns:cx1="http://schemas.microsoft.com/office/drawing/2015/9/8/chartex" xmlns:cx2="http://schemas.microsoft.com/office/drawing/2015/10/21/chartex" xmlns:cx3="http://schemas.microsoft.com/office/drawing/2016/5/9/chartex" xmlns:cx4="http://schemas.microsoft.com/office/drawing/2016/5/10/chartex" xmlns:cx5="http://schemas.microsoft.com/office/drawing/2016/5/11/chartex" xmlns:cx6="http://schemas.microsoft.com/office/drawing/2016/5/12/chartex" xmlns:cx7="http://schemas.microsoft.com/office/drawing/2016/5/13/chartex" xmlns:cx8="http://schemas.microsoft.com/office/drawing/2016/5/14/chartex" xmlns:mc="http://schemas.openxmlformats.org/markup-compatibility/2006" xmlns:aink="http://schemas.microsoft.com/office/drawing/2016/ink" xmlns:am3d="http://schemas.microsoft.com/office/drawing/2017/model3d" xmlns:o="urn:schemas-microsoft-com:office:office" xmlns:oel="http://schemas.microsoft.com/office/2019/extlst" xmlns:r="http://schemas.openxmlformats.org/officeDocument/2006/relationships" xmlns:m="http://schemas.openxmlformats.org/officeDocument/2006/math" xmlns:v="urn:schemas-microsoft-com:vml" xmlns:wp14="http://schemas.microsoft.com/office/word/2010/wordprocessingDrawing" xmlns:wp="http://schemas.openxmlformats.org/drawingml/2006/wordprocessingDrawing" xmlns:w10="urn:schemas-microsoft-com:office:word" xmlns:w="http://schemas.openxmlformats.org/wordprocessingml/2006/main" xmlns:w14="http://schemas.microsoft.com/office/word/2010/wordml" xmlns:w15="http://schemas.microsoft.com/office/word/2012/wordml" xmlns:w16cex="http://schemas.microsoft.com/office/word/2018/wordml/cex" xmlns:w16cid="http://schemas.microsoft.com/office/word/2016/wordml/cid" xmlns:w16="http://schemas.microsoft.com/office/word/2018/wordml" xmlns:w16du="http://schemas.microsoft.com/office/word/2023/wordml/word16du" xmlns:w16sdtdh="http://schemas.microsoft.com/office/word/2020/wordml/sdtdatahash" xmlns:w16se="http://schemas.microsoft.com/office/word/2015/wordml/symex" xmlns:wpg="http://schemas.microsoft.com/office/word/2010/wordprocessingGroup" xmlns:wpi="http://schemas.microsoft.com/office/word/2010/wordprocessingInk" xmlns:wne="http://schemas.microsoft.com/office/word/2006/wordml" xmlns:wps="http://schemas.microsoft.com/office/word/2010/wordprocessingShape" mc:Ignorable="w14 w15 w16se w16cid w16 w16cex w16sdtdh w16du wp14">
   <w:endnote w:type="separator" w:id="-1">
     <w:p>
       <w:pPr>
@@ -8952,7 +9220,7 @@
 </file>
 
 <file path=word/footnotes.xml><?xml version="1.0" encoding="utf-8"?>
-<w:footnotes xmlns:wpc="http://schemas.microsoft.com/office/word/2010/wordprocessingCanvas" xmlns:cx="http://schemas.microsoft.com/office/drawing/2014/chartex" xmlns:cx1="http://schemas.microsoft.com/office/drawing/2015/9/8/chartex" xmlns:mc="http://schemas.openxmlformats.org/markup-compatibility/2006" xmlns:o="urn:schemas-microsoft-com:office:office" xmlns:r="http://schemas.openxmlformats.org/officeDocument/2006/relationships" xmlns:m="http://schemas.openxmlformats.org/officeDocument/2006/math" xmlns:v="urn:schemas-microsoft-com:vml" xmlns:wp14="http://schemas.microsoft.com/office/word/2010/wordprocessingDrawing" xmlns:wp="http://schemas.openxmlformats.org/drawingml/2006/wordprocessingDrawing" xmlns:w10="urn:schemas-microsoft-com:office:word" xmlns:w="http://schemas.openxmlformats.org/wordprocessingml/2006/main" xmlns:w14="http://schemas.microsoft.com/office/word/2010/wordml" xmlns:w15="http://schemas.microsoft.com/office/word/2012/wordml" xmlns:w16se="http://schemas.microsoft.com/office/word/2015/wordml/symex" xmlns:wpg="http://schemas.microsoft.com/office/word/2010/wordprocessingGroup" xmlns:wpi="http://schemas.microsoft.com/office/word/2010/wordprocessingInk" xmlns:wne="http://schemas.microsoft.com/office/word/2006/wordml" xmlns:wps="http://schemas.microsoft.com/office/word/2010/wordprocessingShape" mc:Ignorable="w14 w15 w16se wp14">
+<w:footnotes xmlns:wpc="http://schemas.microsoft.com/office/word/2010/wordprocessingCanvas" xmlns:cx="http://schemas.microsoft.com/office/drawing/2014/chartex" xmlns:cx1="http://schemas.microsoft.com/office/drawing/2015/9/8/chartex" xmlns:cx2="http://schemas.microsoft.com/office/drawing/2015/10/21/chartex" xmlns:cx3="http://schemas.microsoft.com/office/drawing/2016/5/9/chartex" xmlns:cx4="http://schemas.microsoft.com/office/drawing/2016/5/10/chartex" xmlns:cx5="http://schemas.microsoft.com/office/drawing/2016/5/11/chartex" xmlns:cx6="http://schemas.microsoft.com/office/drawing/2016/5/12/chartex" xmlns:cx7="http://schemas.microsoft.com/office/drawing/2016/5/13/chartex" xmlns:cx8="http://schemas.microsoft.com/office/drawing/2016/5/14/chartex" xmlns:mc="http://schemas.openxmlformats.org/markup-compatibility/2006" xmlns:aink="http://schemas.microsoft.com/office/drawing/2016/ink" xmlns:am3d="http://schemas.microsoft.com/office/drawing/2017/model3d" xmlns:o="urn:schemas-microsoft-com:office:office" xmlns:oel="http://schemas.microsoft.com/office/2019/extlst" xmlns:r="http://schemas.openxmlformats.org/officeDocument/2006/relationships" xmlns:m="http://schemas.openxmlformats.org/officeDocument/2006/math" xmlns:v="urn:schemas-microsoft-com:vml" xmlns:wp14="http://schemas.microsoft.com/office/word/2010/wordprocessingDrawing" xmlns:wp="http://schemas.openxmlformats.org/drawingml/2006/wordprocessingDrawing" xmlns:w10="urn:schemas-microsoft-com:office:word" xmlns:w="http://schemas.openxmlformats.org/wordprocessingml/2006/main" xmlns:w14="http://schemas.microsoft.com/office/word/2010/wordml" xmlns:w15="http://schemas.microsoft.com/office/word/2012/wordml" xmlns:w16cex="http://schemas.microsoft.com/office/word/2018/wordml/cex" xmlns:w16cid="http://schemas.microsoft.com/office/word/2016/wordml/cid" xmlns:w16="http://schemas.microsoft.com/office/word/2018/wordml" xmlns:w16du="http://schemas.microsoft.com/office/word/2023/wordml/word16du" xmlns:w16sdtdh="http://schemas.microsoft.com/office/word/2020/wordml/sdtdatahash" xmlns:w16se="http://schemas.microsoft.com/office/word/2015/wordml/symex" xmlns:wpg="http://schemas.microsoft.com/office/word/2010/wordprocessingGroup" xmlns:wpi="http://schemas.microsoft.com/office/word/2010/wordprocessingInk" xmlns:wne="http://schemas.microsoft.com/office/word/2006/wordml" xmlns:wps="http://schemas.microsoft.com/office/word/2010/wordprocessingShape" mc:Ignorable="w14 w15 w16se w16cid w16 w16cex w16sdtdh w16du wp14">
   <w:footnote w:type="separator" w:id="-1">
     <w:p>
       <w:pPr>
@@ -8977,7 +9245,7 @@
 </file>
 
 <file path=word/numbering.xml><?xml version="1.0" encoding="utf-8"?>
-<w:numbering xmlns:wpc="http://schemas.microsoft.com/office/word/2010/wordprocessingCanvas" xmlns:cx="http://schemas.microsoft.com/office/drawing/2014/chartex" xmlns:cx1="http://schemas.microsoft.com/office/drawing/2015/9/8/chartex" xmlns:mc="http://schemas.openxmlformats.org/markup-compatibility/2006" xmlns:o="urn:schemas-microsoft-com:office:office" xmlns:r="http://schemas.openxmlformats.org/officeDocument/2006/relationships" xmlns:m="http://schemas.openxmlformats.org/officeDocument/2006/math" xmlns:v="urn:schemas-microsoft-com:vml" xmlns:wp14="http://schemas.microsoft.com/office/word/2010/wordprocessingDrawing" xmlns:wp="http://schemas.openxmlformats.org/drawingml/2006/wordprocessingDrawing" xmlns:w10="urn:schemas-microsoft-com:office:word" xmlns:w="http://schemas.openxmlformats.org/wordprocessingml/2006/main" xmlns:w14="http://schemas.microsoft.com/office/word/2010/wordml" xmlns:w15="http://schemas.microsoft.com/office/word/2012/wordml" xmlns:w16se="http://schemas.microsoft.com/office/word/2015/wordml/symex" xmlns:wpg="http://schemas.microsoft.com/office/word/2010/wordprocessingGroup" xmlns:wpi="http://schemas.microsoft.com/office/word/2010/wordprocessingInk" xmlns:wne="http://schemas.microsoft.com/office/word/2006/wordml" xmlns:wps="http://schemas.microsoft.com/office/word/2010/wordprocessingShape" mc:Ignorable="w14 w15 w16se wp14">
+<w:numbering xmlns:wpc="http://schemas.microsoft.com/office/word/2010/wordprocessingCanvas" xmlns:cx="http://schemas.microsoft.com/office/drawing/2014/chartex" xmlns:cx1="http://schemas.microsoft.com/office/drawing/2015/9/8/chartex" xmlns:cx2="http://schemas.microsoft.com/office/drawing/2015/10/21/chartex" xmlns:cx3="http://schemas.microsoft.com/office/drawing/2016/5/9/chartex" xmlns:cx4="http://schemas.microsoft.com/office/drawing/2016/5/10/chartex" xmlns:cx5="http://schemas.microsoft.com/office/drawing/2016/5/11/chartex" xmlns:cx6="http://schemas.microsoft.com/office/drawing/2016/5/12/chartex" xmlns:cx7="http://schemas.microsoft.com/office/drawing/2016/5/13/chartex" xmlns:cx8="http://schemas.microsoft.com/office/drawing/2016/5/14/chartex" xmlns:mc="http://schemas.openxmlformats.org/markup-compatibility/2006" xmlns:aink="http://schemas.microsoft.com/office/drawing/2016/ink" xmlns:am3d="http://schemas.microsoft.com/office/drawing/2017/model3d" xmlns:o="urn:schemas-microsoft-com:office:office" xmlns:oel="http://schemas.microsoft.com/office/2019/extlst" xmlns:r="http://schemas.openxmlformats.org/officeDocument/2006/relationships" xmlns:m="http://schemas.openxmlformats.org/officeDocument/2006/math" xmlns:v="urn:schemas-microsoft-com:vml" xmlns:wp14="http://schemas.microsoft.com/office/word/2010/wordprocessingDrawing" xmlns:wp="http://schemas.openxmlformats.org/drawingml/2006/wordprocessingDrawing" xmlns:w10="urn:schemas-microsoft-com:office:word" xmlns:w="http://schemas.openxmlformats.org/wordprocessingml/2006/main" xmlns:w14="http://schemas.microsoft.com/office/word/2010/wordml" xmlns:w15="http://schemas.microsoft.com/office/word/2012/wordml" xmlns:w16cex="http://schemas.microsoft.com/office/word/2018/wordml/cex" xmlns:w16cid="http://schemas.microsoft.com/office/word/2016/wordml/cid" xmlns:w16="http://schemas.microsoft.com/office/word/2018/wordml" xmlns:w16du="http://schemas.microsoft.com/office/word/2023/wordml/word16du" xmlns:w16sdtdh="http://schemas.microsoft.com/office/word/2020/wordml/sdtdatahash" xmlns:w16se="http://schemas.microsoft.com/office/word/2015/wordml/symex" xmlns:wpg="http://schemas.microsoft.com/office/word/2010/wordprocessingGroup" xmlns:wpi="http://schemas.microsoft.com/office/word/2010/wordprocessingInk" xmlns:wne="http://schemas.microsoft.com/office/word/2006/wordml" xmlns:wps="http://schemas.microsoft.com/office/word/2010/wordprocessingShape" mc:Ignorable="w14 w15 w16se w16cid w16 w16cex w16sdtdh w16du wp14">
   <w:abstractNum w:abstractNumId="0" w15:restartNumberingAfterBreak="0">
     <w:nsid w:val="00027E18"/>
     <w:multiLevelType w:val="hybridMultilevel"/>
@@ -11382,52 +11650,52 @@
       </w:pPr>
     </w:lvl>
   </w:abstractNum>
-  <w:num w:numId="1">
+  <w:num w:numId="1" w16cid:durableId="2112772990">
     <w:abstractNumId w:val="21"/>
   </w:num>
-  <w:num w:numId="2">
+  <w:num w:numId="2" w16cid:durableId="952245132">
     <w:abstractNumId w:val="3"/>
   </w:num>
-  <w:num w:numId="3">
+  <w:num w:numId="3" w16cid:durableId="253318414">
     <w:abstractNumId w:val="16"/>
   </w:num>
-  <w:num w:numId="4">
+  <w:num w:numId="4" w16cid:durableId="2087142258">
     <w:abstractNumId w:val="8"/>
   </w:num>
-  <w:num w:numId="5">
+  <w:num w:numId="5" w16cid:durableId="1724937133">
     <w:abstractNumId w:val="18"/>
   </w:num>
-  <w:num w:numId="6">
+  <w:num w:numId="6" w16cid:durableId="447748224">
     <w:abstractNumId w:val="6"/>
   </w:num>
-  <w:num w:numId="7">
+  <w:num w:numId="7" w16cid:durableId="1085687480">
     <w:abstractNumId w:val="5"/>
   </w:num>
-  <w:num w:numId="8">
+  <w:num w:numId="8" w16cid:durableId="1321542431">
     <w:abstractNumId w:val="1"/>
   </w:num>
-  <w:num w:numId="9">
+  <w:num w:numId="9" w16cid:durableId="2050034390">
     <w:abstractNumId w:val="7"/>
   </w:num>
-  <w:num w:numId="10">
+  <w:num w:numId="10" w16cid:durableId="67312436">
     <w:abstractNumId w:val="15"/>
   </w:num>
-  <w:num w:numId="11">
+  <w:num w:numId="11" w16cid:durableId="1182285040">
     <w:abstractNumId w:val="19"/>
   </w:num>
-  <w:num w:numId="12">
+  <w:num w:numId="12" w16cid:durableId="1691183761">
     <w:abstractNumId w:val="15"/>
     <w:lvlOverride w:ilvl="0">
       <w:startOverride w:val="1"/>
     </w:lvlOverride>
   </w:num>
-  <w:num w:numId="13">
+  <w:num w:numId="13" w16cid:durableId="24869339">
     <w:abstractNumId w:val="17"/>
   </w:num>
-  <w:num w:numId="14">
+  <w:num w:numId="14" w16cid:durableId="1877422644">
     <w:abstractNumId w:val="4"/>
   </w:num>
-  <w:num w:numId="15">
+  <w:num w:numId="15" w16cid:durableId="401484681">
     <w:abstractNumId w:val="10"/>
     <w:lvlOverride w:ilvl="0">
       <w:startOverride w:val="1"/>
@@ -11457,61 +11725,64 @@
       <w:startOverride w:val="1"/>
     </w:lvlOverride>
   </w:num>
-  <w:num w:numId="16">
+  <w:num w:numId="16" w16cid:durableId="1021280008">
     <w:abstractNumId w:val="12"/>
   </w:num>
-  <w:num w:numId="17">
+  <w:num w:numId="17" w16cid:durableId="2028482913">
     <w:abstractNumId w:val="13"/>
   </w:num>
-  <w:num w:numId="18">
+  <w:num w:numId="18" w16cid:durableId="656767955">
     <w:abstractNumId w:val="0"/>
   </w:num>
-  <w:num w:numId="19">
+  <w:num w:numId="19" w16cid:durableId="1402095967">
     <w:abstractNumId w:val="22"/>
   </w:num>
-  <w:num w:numId="20">
+  <w:num w:numId="20" w16cid:durableId="858928992">
     <w:abstractNumId w:val="11"/>
   </w:num>
-  <w:num w:numId="21">
+  <w:num w:numId="21" w16cid:durableId="2039694530">
     <w:abstractNumId w:val="23"/>
   </w:num>
-  <w:num w:numId="22">
+  <w:num w:numId="22" w16cid:durableId="1053652075">
     <w:abstractNumId w:val="15"/>
     <w:lvlOverride w:ilvl="0">
       <w:startOverride w:val="1"/>
     </w:lvlOverride>
   </w:num>
-  <w:num w:numId="23">
+  <w:num w:numId="23" w16cid:durableId="1150637711">
     <w:abstractNumId w:val="14"/>
   </w:num>
-  <w:num w:numId="24">
+  <w:num w:numId="24" w16cid:durableId="1873423120">
     <w:abstractNumId w:val="20"/>
   </w:num>
-  <w:num w:numId="25">
+  <w:num w:numId="25" w16cid:durableId="2144999598">
     <w:abstractNumId w:val="2"/>
   </w:num>
-  <w:num w:numId="26">
+  <w:num w:numId="26" w16cid:durableId="194773043">
     <w:abstractNumId w:val="24"/>
   </w:num>
-  <w:num w:numId="27">
+  <w:num w:numId="27" w16cid:durableId="1757938779">
     <w:abstractNumId w:val="9"/>
   </w:num>
 </w:numbering>
 </file>
 
 <file path=word/people.xml><?xml version="1.0" encoding="utf-8"?>
-<w15:people xmlns:wpc="http://schemas.microsoft.com/office/word/2010/wordprocessingCanvas" xmlns:cx="http://schemas.microsoft.com/office/drawing/2014/chartex" xmlns:cx1="http://schemas.microsoft.com/office/drawing/2015/9/8/chartex" xmlns:mc="http://schemas.openxmlformats.org/markup-compatibility/2006" xmlns:o="urn:schemas-microsoft-com:office:office" xmlns:r="http://schemas.openxmlformats.org/officeDocument/2006/relationships" xmlns:m="http://schemas.openxmlformats.org/officeDocument/2006/math" xmlns:v="urn:schemas-microsoft-com:vml" xmlns:wp14="http://schemas.microsoft.com/office/word/2010/wordprocessingDrawing" xmlns:wp="http://schemas.openxmlformats.org/drawingml/2006/wordprocessingDrawing" xmlns:w10="urn:schemas-microsoft-com:office:word" xmlns:w="http://schemas.openxmlformats.org/wordprocessingml/2006/main" xmlns:w14="http://schemas.microsoft.com/office/word/2010/wordml" xmlns:w15="http://schemas.microsoft.com/office/word/2012/wordml" xmlns:w16se="http://schemas.microsoft.com/office/word/2015/wordml/symex" xmlns:wpg="http://schemas.microsoft.com/office/word/2010/wordprocessingGroup" xmlns:wpi="http://schemas.microsoft.com/office/word/2010/wordprocessingInk" xmlns:wne="http://schemas.microsoft.com/office/word/2006/wordml" xmlns:wps="http://schemas.microsoft.com/office/word/2010/wordprocessingShape" mc:Ignorable="w14 w15 w16se wp14">
+<w15:people xmlns:wpc="http://schemas.microsoft.com/office/word/2010/wordprocessingCanvas" xmlns:cx="http://schemas.microsoft.com/office/drawing/2014/chartex" xmlns:cx1="http://schemas.microsoft.com/office/drawing/2015/9/8/chartex" xmlns:cx2="http://schemas.microsoft.com/office/drawing/2015/10/21/chartex" xmlns:cx3="http://schemas.microsoft.com/office/drawing/2016/5/9/chartex" xmlns:cx4="http://schemas.microsoft.com/office/drawing/2016/5/10/chartex" xmlns:cx5="http://schemas.microsoft.com/office/drawing/2016/5/11/chartex" xmlns:cx6="http://schemas.microsoft.com/office/drawing/2016/5/12/chartex" xmlns:cx7="http://schemas.microsoft.com/office/drawing/2016/5/13/chartex" xmlns:cx8="http://schemas.microsoft.com/office/drawing/2016/5/14/chartex" xmlns:mc="http://schemas.openxmlformats.org/markup-compatibility/2006" xmlns:aink="http://schemas.microsoft.com/office/drawing/2016/ink" xmlns:am3d="http://schemas.microsoft.com/office/drawing/2017/model3d" xmlns:o="urn:schemas-microsoft-com:office:office" xmlns:oel="http://schemas.microsoft.com/office/2019/extlst" xmlns:r="http://schemas.openxmlformats.org/officeDocument/2006/relationships" xmlns:m="http://schemas.openxmlformats.org/officeDocument/2006/math" xmlns:v="urn:schemas-microsoft-com:vml" xmlns:wp14="http://schemas.microsoft.com/office/word/2010/wordprocessingDrawing" xmlns:wp="http://schemas.openxmlformats.org/drawingml/2006/wordprocessingDrawing" xmlns:w10="urn:schemas-microsoft-com:office:word" xmlns:w="http://schemas.openxmlformats.org/wordprocessingml/2006/main" xmlns:w14="http://schemas.microsoft.com/office/word/2010/wordml" xmlns:w15="http://schemas.microsoft.com/office/word/2012/wordml" xmlns:w16cex="http://schemas.microsoft.com/office/word/2018/wordml/cex" xmlns:w16cid="http://schemas.microsoft.com/office/word/2016/wordml/cid" xmlns:w16="http://schemas.microsoft.com/office/word/2018/wordml" xmlns:w16du="http://schemas.microsoft.com/office/word/2023/wordml/word16du" xmlns:w16sdtdh="http://schemas.microsoft.com/office/word/2020/wordml/sdtdatahash" xmlns:w16se="http://schemas.microsoft.com/office/word/2015/wordml/symex" xmlns:wpg="http://schemas.microsoft.com/office/word/2010/wordprocessingGroup" xmlns:wpi="http://schemas.microsoft.com/office/word/2010/wordprocessingInk" xmlns:wne="http://schemas.microsoft.com/office/word/2006/wordml" xmlns:wps="http://schemas.microsoft.com/office/word/2010/wordprocessingShape" mc:Ignorable="w14 w15 w16se w16cid w16 w16cex w16sdtdh w16du wp14">
   <w15:person w15:author="Igor Palakot">
     <w15:presenceInfo w15:providerId="None" w15:userId="Igor Palakot"/>
   </w15:person>
   <w15:person w15:author="soleil">
     <w15:presenceInfo w15:providerId="None" w15:userId="soleil"/>
   </w15:person>
+  <w15:person w15:author="Bilel El Amrani">
+    <w15:presenceInfo w15:providerId="Windows Live" w15:userId="a06c963614cb92cd"/>
+  </w15:person>
 </w15:people>
 </file>
 
 <file path=word/styles.xml><?xml version="1.0" encoding="utf-8"?>
-<w:styles xmlns:mc="http://schemas.openxmlformats.org/markup-compatibility/2006" xmlns:r="http://schemas.openxmlformats.org/officeDocument/2006/relationships" xmlns:w="http://schemas.openxmlformats.org/wordprocessingml/2006/main" xmlns:w14="http://schemas.microsoft.com/office/word/2010/wordml" xmlns:w15="http://schemas.microsoft.com/office/word/2012/wordml" xmlns:w16se="http://schemas.microsoft.com/office/word/2015/wordml/symex" mc:Ignorable="w14 w15 w16se">
+<w:styles xmlns:mc="http://schemas.openxmlformats.org/markup-compatibility/2006" xmlns:r="http://schemas.openxmlformats.org/officeDocument/2006/relationships" xmlns:w="http://schemas.openxmlformats.org/wordprocessingml/2006/main" xmlns:w14="http://schemas.microsoft.com/office/word/2010/wordml" xmlns:w15="http://schemas.microsoft.com/office/word/2012/wordml" xmlns:w16cex="http://schemas.microsoft.com/office/word/2018/wordml/cex" xmlns:w16cid="http://schemas.microsoft.com/office/word/2016/wordml/cid" xmlns:w16="http://schemas.microsoft.com/office/word/2018/wordml" xmlns:w16du="http://schemas.microsoft.com/office/word/2023/wordml/word16du" xmlns:w16sdtdh="http://schemas.microsoft.com/office/word/2020/wordml/sdtdatahash" xmlns:w16se="http://schemas.microsoft.com/office/word/2015/wordml/symex" mc:Ignorable="w14 w15 w16se w16cid w16 w16cex w16sdtdh w16du">
   <w:docDefaults>
     <w:rPrDefault>
       <w:rPr>
@@ -11527,7 +11798,7 @@
       </w:pPr>
     </w:pPrDefault>
   </w:docDefaults>
-  <w:latentStyles w:defLockedState="0" w:defUIPriority="99" w:defSemiHidden="0" w:defUnhideWhenUsed="0" w:defQFormat="0" w:count="371">
+  <w:latentStyles w:defLockedState="0" w:defUIPriority="99" w:defSemiHidden="0" w:defUnhideWhenUsed="0" w:defQFormat="0" w:count="376">
     <w:lsdException w:name="Normal" w:uiPriority="0" w:qFormat="1"/>
     <w:lsdException w:name="heading 1" w:uiPriority="9" w:qFormat="1"/>
     <w:lsdException w:name="heading 2" w:semiHidden="1" w:uiPriority="9" w:unhideWhenUsed="1" w:qFormat="1"/>
@@ -11899,6 +12170,11 @@
     <w:lsdException w:name="List Table 5 Dark Accent 6" w:uiPriority="50"/>
     <w:lsdException w:name="List Table 6 Colorful Accent 6" w:uiPriority="51"/>
     <w:lsdException w:name="List Table 7 Colorful Accent 6" w:uiPriority="52"/>
+    <w:lsdException w:name="Mention" w:semiHidden="1" w:unhideWhenUsed="1"/>
+    <w:lsdException w:name="Smart Hyperlink" w:semiHidden="1" w:unhideWhenUsed="1"/>
+    <w:lsdException w:name="Hashtag" w:semiHidden="1" w:unhideWhenUsed="1"/>
+    <w:lsdException w:name="Unresolved Mention" w:semiHidden="1" w:unhideWhenUsed="1"/>
+    <w:lsdException w:name="Smart Link" w:semiHidden="1" w:unhideWhenUsed="1"/>
   </w:latentStyles>
   <w:style w:type="paragraph" w:default="1" w:styleId="Normal">
     <w:name w:val="Normal"/>
@@ -12181,6 +12457,16 @@
       <w:sz w:val="18"/>
       <w:szCs w:val="18"/>
     </w:rPr>
+  </w:style>
+  <w:style w:type="paragraph" w:styleId="Rvision">
+    <w:name w:val="Revision"/>
+    <w:hidden/>
+    <w:uiPriority w:val="99"/>
+    <w:semiHidden/>
+    <w:rsid w:val="0092193A"/>
+    <w:pPr>
+      <w:spacing w:after="0" w:line="240" w:lineRule="auto"/>
+    </w:pPr>
   </w:style>
 </w:styles>
 </file>

--- a/analyse/cahier_de_charge.docx
+++ b/analyse/cahier_de_charge.docx
@@ -4460,7 +4460,35 @@
           <w:sz w:val="24"/>
           <w:szCs w:val="24"/>
         </w:rPr>
-        <w:t>Dans la partie gestionnaire, l’enregistrement du nouveau membre s’affichera avec l’ensemble des données qu’il aura communiqué ainsi que :</w:t>
+        <w:t xml:space="preserve">Dans la partie </w:t>
+      </w:r>
+      <w:del w:id="140" w:author="soleil" w:date="2024-10-13T23:03:00Z">
+        <w:r>
+          <w:rPr>
+            <w:rFonts w:cstheme="minorHAnsi"/>
+            <w:sz w:val="24"/>
+            <w:szCs w:val="24"/>
+          </w:rPr>
+          <w:delText>gestionnaire</w:delText>
+        </w:r>
+      </w:del>
+      <w:ins w:id="141" w:author="soleil" w:date="2024-10-13T23:03:00Z">
+        <w:r>
+          <w:rPr>
+            <w:rFonts w:cstheme="minorHAnsi"/>
+            <w:sz w:val="24"/>
+            <w:szCs w:val="24"/>
+          </w:rPr>
+          <w:t>administrateur</w:t>
+        </w:r>
+      </w:ins>
+      <w:r>
+        <w:rPr>
+          <w:rFonts w:cstheme="minorHAnsi"/>
+          <w:sz w:val="24"/>
+          <w:szCs w:val="24"/>
+        </w:rPr>
+        <w:t>, l’enregistrement du nouveau membre s’affichera avec l’ensemble des données qu’il aura communiqué ainsi que :</w:t>
       </w:r>
     </w:p>
     <w:p>
@@ -4610,11 +4638,11 @@
           <w:bCs/>
           <w:smallCaps/>
           <w:u w:val="single"/>
-          <w:rPrChange w:id="140" w:author="soleil" w:date="2024-10-09T16:39:00Z">
+          <w:rPrChange w:id="142" w:author="soleil" w:date="2024-10-09T16:39:00Z">
             <w:rPr/>
           </w:rPrChange>
         </w:rPr>
-        <w:pPrChange w:id="141" w:author="soleil" w:date="2024-10-09T16:39:00Z">
+        <w:pPrChange w:id="143" w:author="soleil" w:date="2024-10-09T16:39:00Z">
           <w:pPr>
             <w:pStyle w:val="Paragraphedeliste"/>
             <w:numPr>
@@ -4633,7 +4661,7 @@
           <w:bCs/>
           <w:smallCaps/>
           <w:u w:val="single"/>
-          <w:rPrChange w:id="142" w:author="soleil" w:date="2024-10-09T16:39:00Z">
+          <w:rPrChange w:id="144" w:author="soleil" w:date="2024-10-09T16:39:00Z">
             <w:rPr/>
           </w:rPrChange>
         </w:rPr>
@@ -5288,7 +5316,7 @@
         <w:spacing w:line="276" w:lineRule="auto"/>
         <w:jc w:val="both"/>
         <w:rPr>
-          <w:del w:id="143" w:author="soleil" w:date="2024-10-09T16:25:00Z"/>
+          <w:del w:id="145" w:author="soleil" w:date="2024-10-09T16:25:00Z"/>
           <w:rFonts w:cstheme="minorHAnsi"/>
           <w:sz w:val="24"/>
           <w:szCs w:val="24"/>
@@ -5308,7 +5336,7 @@
           <w:rFonts w:cstheme="minorHAnsi"/>
           <w:sz w:val="24"/>
           <w:szCs w:val="24"/>
-          <w:rPrChange w:id="144" w:author="soleil" w:date="2024-10-09T16:24:00Z">
+          <w:rPrChange w:id="146" w:author="soleil" w:date="2024-10-09T16:24:00Z">
             <w:rPr>
               <w:rFonts w:cstheme="minorHAnsi"/>
               <w:sz w:val="24"/>
@@ -5324,7 +5352,7 @@
           <w:rFonts w:cstheme="minorHAnsi"/>
           <w:sz w:val="24"/>
           <w:szCs w:val="24"/>
-          <w:rPrChange w:id="145" w:author="soleil" w:date="2024-10-09T16:24:00Z">
+          <w:rPrChange w:id="147" w:author="soleil" w:date="2024-10-09T16:24:00Z">
             <w:rPr>
               <w:rFonts w:cstheme="minorHAnsi"/>
               <w:sz w:val="24"/>
@@ -5499,7 +5527,7 @@
         <w:spacing w:line="276" w:lineRule="auto"/>
         <w:jc w:val="both"/>
         <w:rPr>
-          <w:del w:id="146" w:author="soleil" w:date="2024-10-09T16:44:00Z"/>
+          <w:del w:id="148" w:author="soleil" w:date="2024-10-09T16:44:00Z"/>
           <w:rFonts w:cstheme="minorHAnsi"/>
           <w:b/>
           <w:sz w:val="24"/>
@@ -5521,7 +5549,7 @@
         <w:spacing w:line="276" w:lineRule="auto"/>
         <w:jc w:val="both"/>
         <w:rPr>
-          <w:ins w:id="147" w:author="soleil" w:date="2024-10-09T16:44:00Z"/>
+          <w:ins w:id="149" w:author="soleil" w:date="2024-10-09T16:44:00Z"/>
           <w:rFonts w:cstheme="minorHAnsi"/>
           <w:b/>
           <w:sz w:val="24"/>
@@ -5535,7 +5563,7 @@
         <w:spacing w:line="276" w:lineRule="auto"/>
         <w:jc w:val="both"/>
         <w:rPr>
-          <w:ins w:id="148" w:author="soleil" w:date="2024-10-09T16:44:00Z"/>
+          <w:ins w:id="150" w:author="soleil" w:date="2024-10-09T16:44:00Z"/>
           <w:rFonts w:cstheme="minorHAnsi"/>
           <w:b/>
           <w:sz w:val="24"/>
@@ -5549,7 +5577,7 @@
         <w:spacing w:line="276" w:lineRule="auto"/>
         <w:jc w:val="both"/>
         <w:rPr>
-          <w:ins w:id="149" w:author="soleil" w:date="2024-10-09T16:44:00Z"/>
+          <w:ins w:id="151" w:author="soleil" w:date="2024-10-09T16:44:00Z"/>
           <w:rFonts w:cstheme="minorHAnsi"/>
           <w:sz w:val="24"/>
           <w:szCs w:val="24"/>
@@ -5625,7 +5653,7 @@
           <w:bCs/>
           <w:smallCaps/>
           <w:u w:val="single"/>
-          <w:rPrChange w:id="150" w:author="soleil" w:date="2024-10-09T16:45:00Z">
+          <w:rPrChange w:id="152" w:author="soleil" w:date="2024-10-09T16:45:00Z">
             <w:rPr>
               <w:rFonts w:cstheme="minorHAnsi"/>
               <w:sz w:val="24"/>
@@ -5633,7 +5661,7 @@
             </w:rPr>
           </w:rPrChange>
         </w:rPr>
-        <w:pPrChange w:id="151" w:author="soleil" w:date="2024-10-09T16:45:00Z">
+        <w:pPrChange w:id="153" w:author="soleil" w:date="2024-10-09T16:45:00Z">
           <w:pPr>
             <w:pStyle w:val="Paragraphedeliste"/>
             <w:numPr>
@@ -5652,7 +5680,7 @@
           <w:bCs/>
           <w:smallCaps/>
           <w:u w:val="single"/>
-          <w:rPrChange w:id="152" w:author="soleil" w:date="2024-10-09T16:45:00Z">
+          <w:rPrChange w:id="154" w:author="soleil" w:date="2024-10-09T16:45:00Z">
             <w:rPr>
               <w:rFonts w:cstheme="minorHAnsi"/>
             </w:rPr>
@@ -6101,7 +6129,7 @@
         <w:spacing w:line="276" w:lineRule="auto"/>
         <w:jc w:val="both"/>
         <w:rPr>
-          <w:del w:id="153" w:author="soleil" w:date="2024-10-09T16:46:00Z"/>
+          <w:del w:id="155" w:author="soleil" w:date="2024-10-09T16:46:00Z"/>
           <w:rFonts w:cstheme="minorHAnsi"/>
           <w:sz w:val="24"/>
           <w:szCs w:val="24"/>
@@ -6239,7 +6267,7 @@
         <w:spacing w:line="276" w:lineRule="auto"/>
         <w:jc w:val="both"/>
         <w:rPr>
-          <w:del w:id="154" w:author="soleil" w:date="2024-10-09T16:46:00Z"/>
+          <w:del w:id="156" w:author="soleil" w:date="2024-10-09T16:46:00Z"/>
           <w:rFonts w:cstheme="minorHAnsi"/>
           <w:sz w:val="24"/>
           <w:szCs w:val="24"/>
@@ -6341,11 +6369,11 @@
           <w:sz w:val="24"/>
           <w:szCs w:val="24"/>
           <w:u w:val="single"/>
-          <w:rPrChange w:id="155" w:author="soleil" w:date="2024-10-09T16:46:00Z">
+          <w:rPrChange w:id="157" w:author="soleil" w:date="2024-10-09T16:46:00Z">
             <w:rPr/>
           </w:rPrChange>
         </w:rPr>
-        <w:pPrChange w:id="156" w:author="soleil" w:date="2024-10-09T16:46:00Z">
+        <w:pPrChange w:id="158" w:author="soleil" w:date="2024-10-09T16:46:00Z">
           <w:pPr>
             <w:pStyle w:val="Paragraphedeliste"/>
             <w:spacing w:line="276" w:lineRule="auto"/>
@@ -6690,7 +6718,7 @@
         <w:ind w:left="284" w:hanging="284"/>
         <w:rPr>
           <w:rFonts w:asciiTheme="majorHAnsi" w:hAnsiTheme="majorHAnsi"/>
-          <w:rPrChange w:id="157" w:author="soleil" w:date="2024-10-09T16:47:00Z">
+          <w:rPrChange w:id="159" w:author="soleil" w:date="2024-10-09T16:47:00Z">
             <w:rPr>
               <w:rFonts w:asciiTheme="minorHAnsi" w:hAnsiTheme="minorHAnsi" w:cstheme="minorHAnsi"/>
               <w:sz w:val="24"/>
@@ -6698,7 +6726,7 @@
             </w:rPr>
           </w:rPrChange>
         </w:rPr>
-        <w:pPrChange w:id="158" w:author="soleil" w:date="2024-10-10T10:20:00Z">
+        <w:pPrChange w:id="160" w:author="soleil" w:date="2024-10-10T10:20:00Z">
           <w:pPr>
             <w:pStyle w:val="Titre2"/>
             <w:numPr>
@@ -6708,11 +6736,11 @@
           </w:pPr>
         </w:pPrChange>
       </w:pPr>
-      <w:bookmarkStart w:id="159" w:name="_Toc178943633"/>
+      <w:bookmarkStart w:id="161" w:name="_Toc178943633"/>
       <w:r>
         <w:rPr>
           <w:rFonts w:asciiTheme="majorHAnsi" w:hAnsiTheme="majorHAnsi"/>
-          <w:rPrChange w:id="160" w:author="soleil" w:date="2024-10-09T16:47:00Z">
+          <w:rPrChange w:id="162" w:author="soleil" w:date="2024-10-09T16:47:00Z">
             <w:rPr>
               <w:rFonts w:asciiTheme="minorHAnsi" w:hAnsiTheme="minorHAnsi" w:cstheme="minorHAnsi"/>
               <w:sz w:val="24"/>
@@ -6722,7 +6750,7 @@
         </w:rPr>
         <w:t>Description de l’application</w:t>
       </w:r>
-      <w:bookmarkEnd w:id="159"/>
+      <w:bookmarkEnd w:id="161"/>
     </w:p>
     <w:p>
       <w:pPr>
@@ -6745,7 +6773,7 @@
           <w:smallCaps/>
         </w:rPr>
       </w:pPr>
-      <w:bookmarkStart w:id="161" w:name="_Toc178943634"/>
+      <w:bookmarkStart w:id="163" w:name="_Toc178943634"/>
       <w:r>
         <w:rPr>
           <w:rFonts w:asciiTheme="minorHAnsi" w:hAnsiTheme="minorHAnsi" w:cstheme="minorHAnsi"/>
@@ -6753,7 +6781,7 @@
         </w:rPr>
         <w:t>Description des pages</w:t>
       </w:r>
-      <w:bookmarkEnd w:id="161"/>
+      <w:bookmarkEnd w:id="163"/>
     </w:p>
     <w:p>
       <w:pPr>
@@ -7549,7 +7577,7 @@
           <w:bCs/>
           <w:sz w:val="24"/>
           <w:szCs w:val="24"/>
-          <w:rPrChange w:id="162" w:author="soleil" w:date="2024-10-09T16:23:00Z">
+          <w:rPrChange w:id="164" w:author="soleil" w:date="2024-10-09T16:23:00Z">
             <w:rPr>
               <w:rFonts w:cstheme="minorHAnsi"/>
               <w:b/>
@@ -8007,7 +8035,7 @@
         <w:spacing w:line="276" w:lineRule="auto"/>
         <w:jc w:val="both"/>
         <w:rPr>
-          <w:ins w:id="163" w:author="soleil" w:date="2024-10-09T16:23:00Z"/>
+          <w:ins w:id="165" w:author="soleil" w:date="2024-10-09T16:23:00Z"/>
           <w:rFonts w:cstheme="minorHAnsi"/>
           <w:bCs/>
           <w:sz w:val="24"/>
@@ -8048,7 +8076,7 @@
         <w:spacing w:line="276" w:lineRule="auto"/>
         <w:jc w:val="both"/>
         <w:rPr>
-          <w:ins w:id="164" w:author="soleil" w:date="2024-10-09T16:49:00Z"/>
+          <w:ins w:id="166" w:author="soleil" w:date="2024-10-09T16:49:00Z"/>
           <w:rFonts w:cstheme="minorHAnsi"/>
           <w:bCs/>
           <w:sz w:val="24"/>
@@ -8062,7 +8090,7 @@
         <w:spacing w:line="276" w:lineRule="auto"/>
         <w:jc w:val="both"/>
         <w:rPr>
-          <w:ins w:id="165" w:author="soleil" w:date="2024-10-10T10:21:00Z"/>
+          <w:ins w:id="167" w:author="soleil" w:date="2024-10-10T10:21:00Z"/>
           <w:rFonts w:cstheme="minorHAnsi"/>
           <w:bCs/>
           <w:sz w:val="24"/>
@@ -8080,7 +8108,7 @@
         <w:spacing w:line="276" w:lineRule="auto"/>
         <w:jc w:val="both"/>
         <w:rPr>
-          <w:ins w:id="166" w:author="soleil" w:date="2024-10-10T13:23:00Z"/>
+          <w:ins w:id="168" w:author="soleil" w:date="2024-10-10T13:23:00Z"/>
           <w:rFonts w:asciiTheme="majorHAnsi" w:hAnsiTheme="majorHAnsi" w:cstheme="majorBidi"/>
           <w:b/>
           <w:smallCaps/>
@@ -8088,13 +8116,13 @@
           <w:szCs w:val="36"/>
           <w:u w:val="single" w:color="FF0000"/>
         </w:rPr>
-        <w:pPrChange w:id="167" w:author="soleil" w:date="2024-10-10T10:36:00Z">
+        <w:pPrChange w:id="169" w:author="soleil" w:date="2024-10-10T10:36:00Z">
           <w:pPr>
             <w:pStyle w:val="Titre1"/>
           </w:pPr>
         </w:pPrChange>
       </w:pPr>
-      <w:ins w:id="168" w:author="soleil" w:date="2024-10-10T10:21:00Z">
+      <w:ins w:id="170" w:author="soleil" w:date="2024-10-10T10:21:00Z">
         <w:r>
           <w:rPr>
             <w:rFonts w:asciiTheme="majorHAnsi" w:hAnsiTheme="majorHAnsi" w:cstheme="majorBidi"/>
@@ -8103,7 +8131,7 @@
             <w:sz w:val="36"/>
             <w:szCs w:val="36"/>
             <w:u w:val="single" w:color="FF0000"/>
-            <w:rPrChange w:id="169" w:author="soleil" w:date="2024-10-10T10:36:00Z">
+            <w:rPrChange w:id="171" w:author="soleil" w:date="2024-10-10T10:36:00Z">
               <w:rPr/>
             </w:rPrChange>
           </w:rPr>
@@ -8115,9 +8143,9 @@
     <w:p>
       <w:pPr>
         <w:rPr>
-          <w:ins w:id="170" w:author="soleil" w:date="2024-10-10T10:21:00Z"/>
-        </w:rPr>
-        <w:pPrChange w:id="171" w:author="soleil" w:date="2024-10-10T13:23:00Z">
+          <w:ins w:id="172" w:author="soleil" w:date="2024-10-10T10:21:00Z"/>
+        </w:rPr>
+        <w:pPrChange w:id="173" w:author="soleil" w:date="2024-10-10T13:23:00Z">
           <w:pPr>
             <w:pStyle w:val="Titre1"/>
           </w:pPr>
@@ -8131,7 +8159,7 @@
         <w:jc w:val="both"/>
         <w:rPr>
           <w:smallCaps/>
-          <w:rPrChange w:id="172" w:author="soleil" w:date="2024-10-10T13:23:00Z">
+          <w:rPrChange w:id="174" w:author="soleil" w:date="2024-10-10T13:23:00Z">
             <w:rPr>
               <w:rFonts w:cstheme="minorHAnsi"/>
               <w:bCs/>
@@ -8140,7 +8168,7 @@
             </w:rPr>
           </w:rPrChange>
         </w:rPr>
-        <w:pPrChange w:id="173" w:author="soleil" w:date="2024-10-10T13:23:00Z">
+        <w:pPrChange w:id="175" w:author="soleil" w:date="2024-10-10T13:23:00Z">
           <w:pPr>
             <w:pStyle w:val="Paragraphedeliste"/>
             <w:spacing w:line="276" w:lineRule="auto"/>
@@ -8148,7 +8176,7 @@
           </w:pPr>
         </w:pPrChange>
       </w:pPr>
-      <w:ins w:id="174" w:author="soleil" w:date="2024-10-10T10:21:00Z">
+      <w:ins w:id="176" w:author="soleil" w:date="2024-10-10T10:21:00Z">
         <w:r>
           <w:rPr>
             <w:smallCaps/>
@@ -8162,10 +8190,10 @@
         <w:spacing w:after="0" w:line="276" w:lineRule="auto"/>
         <w:jc w:val="both"/>
         <w:rPr>
-          <w:ins w:id="175" w:author="soleil" w:date="2024-10-10T10:51:00Z"/>
-        </w:rPr>
-      </w:pPr>
-      <w:ins w:id="176" w:author="soleil" w:date="2024-10-10T10:51:00Z">
+          <w:ins w:id="177" w:author="soleil" w:date="2024-10-10T10:51:00Z"/>
+        </w:rPr>
+      </w:pPr>
+      <w:ins w:id="178" w:author="soleil" w:date="2024-10-10T10:51:00Z">
         <w:r>
           <w:t xml:space="preserve">La page d’inscription sera composée : </w:t>
         </w:r>
@@ -8181,10 +8209,10 @@
         <w:spacing w:after="0" w:line="276" w:lineRule="auto"/>
         <w:jc w:val="both"/>
         <w:rPr>
-          <w:ins w:id="177" w:author="soleil" w:date="2024-10-10T10:51:00Z"/>
-        </w:rPr>
-      </w:pPr>
-      <w:ins w:id="178" w:author="soleil" w:date="2024-10-10T10:51:00Z">
+          <w:ins w:id="179" w:author="soleil" w:date="2024-10-10T10:51:00Z"/>
+        </w:rPr>
+      </w:pPr>
+      <w:ins w:id="180" w:author="soleil" w:date="2024-10-10T10:51:00Z">
         <w:r>
           <w:t>Un titre principal « Inscription »</w:t>
         </w:r>
@@ -8200,10 +8228,10 @@
         <w:spacing w:after="0" w:line="276" w:lineRule="auto"/>
         <w:jc w:val="both"/>
         <w:rPr>
-          <w:ins w:id="179" w:author="soleil" w:date="2024-10-10T10:51:00Z"/>
-        </w:rPr>
-      </w:pPr>
-      <w:ins w:id="180" w:author="soleil" w:date="2024-10-10T10:51:00Z">
+          <w:ins w:id="181" w:author="soleil" w:date="2024-10-10T10:51:00Z"/>
+        </w:rPr>
+      </w:pPr>
+      <w:ins w:id="182" w:author="soleil" w:date="2024-10-10T10:51:00Z">
         <w:r>
           <w:t>Un formulaire accessible avec des « aria-label » « aria-live », et des champs obligatoires</w:t>
         </w:r>
@@ -8219,10 +8247,10 @@
         <w:spacing w:after="0" w:line="276" w:lineRule="auto"/>
         <w:jc w:val="both"/>
         <w:rPr>
-          <w:ins w:id="181" w:author="soleil" w:date="2024-10-10T10:51:00Z"/>
-        </w:rPr>
-      </w:pPr>
-      <w:ins w:id="182" w:author="soleil" w:date="2024-10-10T10:51:00Z">
+          <w:ins w:id="183" w:author="soleil" w:date="2024-10-10T10:51:00Z"/>
+        </w:rPr>
+      </w:pPr>
+      <w:ins w:id="184" w:author="soleil" w:date="2024-10-10T10:51:00Z">
         <w:r>
           <w:t xml:space="preserve">Les champs obligatoires sont les suivants : </w:t>
         </w:r>
@@ -8238,66 +8266,49 @@
         <w:spacing w:after="0" w:line="276" w:lineRule="auto"/>
         <w:jc w:val="both"/>
         <w:rPr>
-          <w:ins w:id="183" w:author="soleil" w:date="2024-10-10T10:51:00Z"/>
-        </w:rPr>
-      </w:pPr>
-      <w:ins w:id="184" w:author="soleil" w:date="2024-10-10T10:51:00Z">
-        <w:r>
+          <w:ins w:id="185" w:author="soleil" w:date="2024-10-10T10:51:00Z"/>
+          <w:rPrChange w:id="186" w:author="soleil" w:date="2024-10-13T23:00:00Z">
+            <w:rPr>
+              <w:ins w:id="187" w:author="soleil" w:date="2024-10-10T10:51:00Z"/>
+            </w:rPr>
+          </w:rPrChange>
+        </w:rPr>
+      </w:pPr>
+      <w:ins w:id="188" w:author="soleil" w:date="2024-10-10T10:51:00Z">
+        <w:r>
+          <w:rPr>
+            <w:rPrChange w:id="189" w:author="soleil" w:date="2024-10-13T23:00:00Z">
+              <w:rPr/>
+            </w:rPrChange>
+          </w:rPr>
           <w:t xml:space="preserve">Un champ nom de la personne pouvant comporter tous type de caractères, taille </w:t>
         </w:r>
         <w:r>
-          <w:t>à 20 caractères</w:t>
-        </w:r>
-      </w:ins>
-      <w:ins w:id="185" w:author="soleil" w:date="2024-10-10T13:38:00Z">
-        <w:r>
-          <w:t> </w:t>
-        </w:r>
-      </w:ins>
-      <w:ins w:id="186" w:author="soleil" w:date="2024-10-10T10:51:00Z">
-        <w:r>
-          <w:t>;</w:t>
-        </w:r>
-      </w:ins>
-    </w:p>
-    <w:p>
-      <w:pPr>
-        <w:pStyle w:val="Paragraphedeliste"/>
-        <w:numPr>
-          <w:ilvl w:val="0"/>
-          <w:numId w:val="24"/>
-        </w:numPr>
-        <w:spacing w:after="0" w:line="276" w:lineRule="auto"/>
-        <w:jc w:val="both"/>
-        <w:rPr>
-          <w:ins w:id="187" w:author="soleil" w:date="2024-10-10T10:51:00Z"/>
-        </w:rPr>
-      </w:pPr>
-      <w:ins w:id="188" w:author="soleil" w:date="2024-10-10T10:51:00Z">
-        <w:r>
-          <w:t xml:space="preserve">Un champ </w:t>
-        </w:r>
-      </w:ins>
-      <w:ins w:id="189" w:author="soleil" w:date="2024-10-10T13:31:00Z">
-        <w:r>
-          <w:t>pré</w:t>
-        </w:r>
-      </w:ins>
-      <w:ins w:id="190" w:author="soleil" w:date="2024-10-10T10:51:00Z">
-        <w:r>
-          <w:t xml:space="preserve">nom de la personne pouvant comporter tous type de caractères, taille </w:t>
-        </w:r>
-        <w:r>
+          <w:rPr>
+            <w:rPrChange w:id="190" w:author="soleil" w:date="2024-10-13T23:00:00Z">
+              <w:rPr/>
+            </w:rPrChange>
+          </w:rPr>
           <w:t>à 20 caractères</w:t>
         </w:r>
       </w:ins>
       <w:ins w:id="191" w:author="soleil" w:date="2024-10-10T13:38:00Z">
         <w:r>
+          <w:rPr>
+            <w:rPrChange w:id="192" w:author="soleil" w:date="2024-10-13T23:00:00Z">
+              <w:rPr/>
+            </w:rPrChange>
+          </w:rPr>
           <w:t> </w:t>
         </w:r>
       </w:ins>
-      <w:ins w:id="192" w:author="soleil" w:date="2024-10-10T10:51:00Z">
-        <w:r>
+      <w:ins w:id="193" w:author="soleil" w:date="2024-10-10T10:51:00Z">
+        <w:r>
+          <w:rPr>
+            <w:rPrChange w:id="194" w:author="soleil" w:date="2024-10-13T23:00:00Z">
+              <w:rPr/>
+            </w:rPrChange>
+          </w:rPr>
           <w:t>;</w:t>
         </w:r>
       </w:ins>
@@ -8312,31 +8323,138 @@
         <w:spacing w:after="0" w:line="276" w:lineRule="auto"/>
         <w:jc w:val="both"/>
         <w:rPr>
-          <w:ins w:id="193" w:author="soleil" w:date="2024-10-10T10:51:00Z"/>
-        </w:rPr>
-      </w:pPr>
-      <w:ins w:id="194" w:author="soleil" w:date="2024-10-10T10:51:00Z">
-        <w:r>
+          <w:ins w:id="195" w:author="soleil" w:date="2024-10-10T10:51:00Z"/>
+          <w:rPrChange w:id="196" w:author="soleil" w:date="2024-10-13T23:00:00Z">
+            <w:rPr>
+              <w:ins w:id="197" w:author="soleil" w:date="2024-10-10T10:51:00Z"/>
+            </w:rPr>
+          </w:rPrChange>
+        </w:rPr>
+      </w:pPr>
+      <w:ins w:id="198" w:author="soleil" w:date="2024-10-10T10:51:00Z">
+        <w:r>
+          <w:rPr>
+            <w:rPrChange w:id="199" w:author="soleil" w:date="2024-10-13T23:00:00Z">
+              <w:rPr/>
+            </w:rPrChange>
+          </w:rPr>
           <w:t xml:space="preserve">Un champ </w:t>
         </w:r>
       </w:ins>
-      <w:ins w:id="195" w:author="soleil" w:date="2024-10-10T13:31:00Z">
-        <w:r>
+      <w:ins w:id="200" w:author="soleil" w:date="2024-10-10T13:31:00Z">
+        <w:r>
+          <w:rPr>
+            <w:rPrChange w:id="201" w:author="soleil" w:date="2024-10-13T23:00:00Z">
+              <w:rPr/>
+            </w:rPrChange>
+          </w:rPr>
+          <w:t>pré</w:t>
+        </w:r>
+      </w:ins>
+      <w:ins w:id="202" w:author="soleil" w:date="2024-10-10T10:51:00Z">
+        <w:r>
+          <w:rPr>
+            <w:rPrChange w:id="203" w:author="soleil" w:date="2024-10-13T23:00:00Z">
+              <w:rPr/>
+            </w:rPrChange>
+          </w:rPr>
+          <w:t xml:space="preserve">nom de la personne pouvant comporter tous type de caractères, taille </w:t>
+        </w:r>
+        <w:r>
+          <w:rPr>
+            <w:rPrChange w:id="204" w:author="soleil" w:date="2024-10-13T23:00:00Z">
+              <w:rPr/>
+            </w:rPrChange>
+          </w:rPr>
+          <w:t>à 20 caractères</w:t>
+        </w:r>
+      </w:ins>
+      <w:ins w:id="205" w:author="soleil" w:date="2024-10-10T13:38:00Z">
+        <w:r>
+          <w:rPr>
+            <w:rPrChange w:id="206" w:author="soleil" w:date="2024-10-13T23:00:00Z">
+              <w:rPr/>
+            </w:rPrChange>
+          </w:rPr>
+          <w:t> </w:t>
+        </w:r>
+      </w:ins>
+      <w:ins w:id="207" w:author="soleil" w:date="2024-10-10T10:51:00Z">
+        <w:r>
+          <w:rPr>
+            <w:rPrChange w:id="208" w:author="soleil" w:date="2024-10-13T23:00:00Z">
+              <w:rPr/>
+            </w:rPrChange>
+          </w:rPr>
+          <w:t>;</w:t>
+        </w:r>
+      </w:ins>
+    </w:p>
+    <w:p>
+      <w:pPr>
+        <w:pStyle w:val="Paragraphedeliste"/>
+        <w:numPr>
+          <w:ilvl w:val="0"/>
+          <w:numId w:val="24"/>
+        </w:numPr>
+        <w:spacing w:after="0" w:line="276" w:lineRule="auto"/>
+        <w:jc w:val="both"/>
+        <w:rPr>
+          <w:ins w:id="209" w:author="soleil" w:date="2024-10-10T10:51:00Z"/>
+          <w:rPrChange w:id="210" w:author="soleil" w:date="2024-10-13T23:00:00Z">
+            <w:rPr>
+              <w:ins w:id="211" w:author="soleil" w:date="2024-10-10T10:51:00Z"/>
+            </w:rPr>
+          </w:rPrChange>
+        </w:rPr>
+      </w:pPr>
+      <w:ins w:id="212" w:author="soleil" w:date="2024-10-10T10:51:00Z">
+        <w:r>
+          <w:rPr>
+            <w:rPrChange w:id="213" w:author="soleil" w:date="2024-10-13T23:00:00Z">
+              <w:rPr/>
+            </w:rPrChange>
+          </w:rPr>
+          <w:t xml:space="preserve">Un champ </w:t>
+        </w:r>
+      </w:ins>
+      <w:ins w:id="214" w:author="soleil" w:date="2024-10-10T13:31:00Z">
+        <w:r>
+          <w:rPr>
+            <w:rPrChange w:id="215" w:author="soleil" w:date="2024-10-13T23:00:00Z">
+              <w:rPr/>
+            </w:rPrChange>
+          </w:rPr>
           <w:t>adresse électronique</w:t>
         </w:r>
       </w:ins>
-      <w:ins w:id="196" w:author="soleil" w:date="2024-10-10T10:51:00Z">
-        <w:r>
+      <w:ins w:id="216" w:author="soleil" w:date="2024-10-10T10:51:00Z">
+        <w:r>
+          <w:rPr>
+            <w:rPrChange w:id="217" w:author="soleil" w:date="2024-10-13T23:00:00Z">
+              <w:rPr/>
+            </w:rPrChange>
+          </w:rPr>
           <w:t xml:space="preserve">, (type unique), on ne peut pas avoir plusieurs comptes par </w:t>
         </w:r>
       </w:ins>
-      <w:ins w:id="197" w:author="soleil" w:date="2024-10-10T13:33:00Z">
-        <w:r>
+      <w:ins w:id="218" w:author="soleil" w:date="2024-10-10T13:33:00Z">
+        <w:r>
+          <w:rPr>
+            <w:rPrChange w:id="219" w:author="soleil" w:date="2024-10-13T23:00:00Z">
+              <w:rPr/>
+            </w:rPrChange>
+          </w:rPr>
           <w:t>une seule adresse électronique</w:t>
         </w:r>
       </w:ins>
-      <w:ins w:id="198" w:author="soleil" w:date="2024-10-10T13:38:00Z">
-        <w:r>
+      <w:ins w:id="220" w:author="soleil" w:date="2024-10-10T13:38:00Z">
+        <w:r>
+          <w:rPr>
+            <w:rPrChange w:id="221" w:author="soleil" w:date="2024-10-13T23:00:00Z">
+              <w:rPr/>
+            </w:rPrChange>
+          </w:rPr>
           <w:t> ;</w:t>
         </w:r>
       </w:ins>
@@ -8351,16 +8469,31 @@
         <w:spacing w:after="0" w:line="276" w:lineRule="auto"/>
         <w:jc w:val="both"/>
         <w:rPr>
-          <w:ins w:id="199" w:author="soleil" w:date="2024-10-10T10:51:00Z"/>
-        </w:rPr>
-      </w:pPr>
-      <w:ins w:id="200" w:author="soleil" w:date="2024-10-10T10:51:00Z">
-        <w:r>
+          <w:ins w:id="222" w:author="soleil" w:date="2024-10-10T10:51:00Z"/>
+          <w:rPrChange w:id="223" w:author="soleil" w:date="2024-10-13T23:00:00Z">
+            <w:rPr>
+              <w:ins w:id="224" w:author="soleil" w:date="2024-10-10T10:51:00Z"/>
+            </w:rPr>
+          </w:rPrChange>
+        </w:rPr>
+      </w:pPr>
+      <w:ins w:id="225" w:author="soleil" w:date="2024-10-10T10:51:00Z">
+        <w:r>
+          <w:rPr>
+            <w:rPrChange w:id="226" w:author="soleil" w:date="2024-10-13T23:00:00Z">
+              <w:rPr/>
+            </w:rPrChange>
+          </w:rPr>
           <w:t>Un champ mot de passe avec cryptage</w:t>
         </w:r>
       </w:ins>
-      <w:ins w:id="201" w:author="soleil" w:date="2024-10-10T13:38:00Z">
-        <w:r>
+      <w:ins w:id="227" w:author="soleil" w:date="2024-10-10T13:38:00Z">
+        <w:r>
+          <w:rPr>
+            <w:rPrChange w:id="228" w:author="soleil" w:date="2024-10-13T23:00:00Z">
+              <w:rPr/>
+            </w:rPrChange>
+          </w:rPr>
           <w:t> ;</w:t>
         </w:r>
       </w:ins>
@@ -8375,16 +8508,31 @@
         <w:spacing w:after="0" w:line="276" w:lineRule="auto"/>
         <w:jc w:val="both"/>
         <w:rPr>
-          <w:ins w:id="202" w:author="soleil" w:date="2024-10-10T13:34:00Z"/>
-        </w:rPr>
-      </w:pPr>
-      <w:ins w:id="203" w:author="soleil" w:date="2024-10-10T10:51:00Z">
-        <w:r>
+          <w:ins w:id="229" w:author="soleil" w:date="2024-10-10T13:34:00Z"/>
+          <w:rPrChange w:id="230" w:author="soleil" w:date="2024-10-13T23:00:00Z">
+            <w:rPr>
+              <w:ins w:id="231" w:author="soleil" w:date="2024-10-10T13:34:00Z"/>
+            </w:rPr>
+          </w:rPrChange>
+        </w:rPr>
+      </w:pPr>
+      <w:ins w:id="232" w:author="soleil" w:date="2024-10-10T10:51:00Z">
+        <w:r>
+          <w:rPr>
+            <w:rPrChange w:id="233" w:author="soleil" w:date="2024-10-13T23:00:00Z">
+              <w:rPr/>
+            </w:rPrChange>
+          </w:rPr>
           <w:t>Un champ « confirmation du mot de passe »</w:t>
         </w:r>
       </w:ins>
-      <w:ins w:id="204" w:author="soleil" w:date="2024-10-10T13:38:00Z">
-        <w:r>
+      <w:ins w:id="234" w:author="soleil" w:date="2024-10-10T13:38:00Z">
+        <w:r>
+          <w:rPr>
+            <w:rPrChange w:id="235" w:author="soleil" w:date="2024-10-13T23:00:00Z">
+              <w:rPr/>
+            </w:rPrChange>
+          </w:rPr>
           <w:t> ;</w:t>
         </w:r>
       </w:ins>
@@ -8399,26 +8547,51 @@
         <w:spacing w:after="0" w:line="276" w:lineRule="auto"/>
         <w:jc w:val="both"/>
         <w:rPr>
-          <w:ins w:id="205" w:author="soleil" w:date="2024-10-10T10:51:00Z"/>
-        </w:rPr>
-      </w:pPr>
-      <w:ins w:id="206" w:author="soleil" w:date="2024-10-10T13:34:00Z">
-        <w:r>
+          <w:ins w:id="236" w:author="soleil" w:date="2024-10-10T10:51:00Z"/>
+          <w:rPrChange w:id="237" w:author="soleil" w:date="2024-10-13T23:00:00Z">
+            <w:rPr>
+              <w:ins w:id="238" w:author="soleil" w:date="2024-10-10T10:51:00Z"/>
+            </w:rPr>
+          </w:rPrChange>
+        </w:rPr>
+      </w:pPr>
+      <w:ins w:id="239" w:author="soleil" w:date="2024-10-10T13:34:00Z">
+        <w:r>
+          <w:rPr>
+            <w:rPrChange w:id="240" w:author="soleil" w:date="2024-10-13T23:00:00Z">
+              <w:rPr/>
+            </w:rPrChange>
+          </w:rPr>
           <w:t xml:space="preserve">Un champ numéro de téléphone de type </w:t>
         </w:r>
       </w:ins>
-      <w:ins w:id="207" w:author="soleil" w:date="2024-10-10T13:37:00Z">
-        <w:r>
+      <w:ins w:id="241" w:author="soleil" w:date="2024-10-10T13:37:00Z">
+        <w:r>
+          <w:rPr>
+            <w:rPrChange w:id="242" w:author="soleil" w:date="2024-10-13T23:00:00Z">
+              <w:rPr/>
+            </w:rPrChange>
+          </w:rPr>
           <w:t>tel</w:t>
         </w:r>
       </w:ins>
-      <w:ins w:id="208" w:author="soleil" w:date="2024-10-10T13:38:00Z">
-        <w:r>
+      <w:ins w:id="243" w:author="soleil" w:date="2024-10-10T13:38:00Z">
+        <w:r>
+          <w:rPr>
+            <w:rPrChange w:id="244" w:author="soleil" w:date="2024-10-13T23:00:00Z">
+              <w:rPr/>
+            </w:rPrChange>
+          </w:rPr>
           <w:t> </w:t>
         </w:r>
       </w:ins>
-      <w:ins w:id="209" w:author="soleil" w:date="2024-10-10T13:37:00Z">
-        <w:r>
+      <w:ins w:id="245" w:author="soleil" w:date="2024-10-10T13:37:00Z">
+        <w:r>
+          <w:rPr>
+            <w:rPrChange w:id="246" w:author="soleil" w:date="2024-10-13T23:00:00Z">
+              <w:rPr/>
+            </w:rPrChange>
+          </w:rPr>
           <w:t>;</w:t>
         </w:r>
       </w:ins>
@@ -8433,15 +8606,22 @@
         <w:spacing w:after="0" w:line="276" w:lineRule="auto"/>
         <w:jc w:val="both"/>
         <w:rPr>
-          <w:ins w:id="210" w:author="soleil" w:date="2024-10-10T23:38:00Z"/>
-        </w:rPr>
-      </w:pPr>
-      <w:ins w:id="211" w:author="soleil" w:date="2024-10-10T23:38:00Z">
-        <w:r>
-          <w:t>Un champ date de naissance de type date pour son âge et programmer des évènement</w:t>
-        </w:r>
-        <w:r>
-          <w:t>s anniversaires éventuellement ;</w:t>
+          <w:ins w:id="247" w:author="soleil" w:date="2024-10-10T23:38:00Z"/>
+          <w:rPrChange w:id="248" w:author="soleil" w:date="2024-10-13T23:00:00Z">
+            <w:rPr>
+              <w:ins w:id="249" w:author="soleil" w:date="2024-10-10T23:38:00Z"/>
+            </w:rPr>
+          </w:rPrChange>
+        </w:rPr>
+      </w:pPr>
+      <w:ins w:id="250" w:author="soleil" w:date="2024-10-10T23:38:00Z">
+        <w:r>
+          <w:rPr>
+            <w:rPrChange w:id="251" w:author="soleil" w:date="2024-10-13T23:00:00Z">
+              <w:rPr/>
+            </w:rPrChange>
+          </w:rPr>
+          <w:t>Un champ date de naissance de type date pour son âge et programmer des évènements anniversaires éventuellement ;</w:t>
         </w:r>
       </w:ins>
     </w:p>
@@ -8455,16 +8635,31 @@
         <w:spacing w:after="0" w:line="276" w:lineRule="auto"/>
         <w:jc w:val="both"/>
         <w:rPr>
-          <w:ins w:id="212" w:author="soleil" w:date="2024-10-10T23:32:00Z"/>
-        </w:rPr>
-      </w:pPr>
-      <w:ins w:id="213" w:author="soleil" w:date="2024-10-10T23:27:00Z">
-        <w:r>
+          <w:ins w:id="252" w:author="soleil" w:date="2024-10-10T23:32:00Z"/>
+          <w:rPrChange w:id="253" w:author="soleil" w:date="2024-10-13T23:00:00Z">
+            <w:rPr>
+              <w:ins w:id="254" w:author="soleil" w:date="2024-10-10T23:32:00Z"/>
+            </w:rPr>
+          </w:rPrChange>
+        </w:rPr>
+      </w:pPr>
+      <w:ins w:id="255" w:author="soleil" w:date="2024-10-10T23:27:00Z">
+        <w:r>
+          <w:rPr>
+            <w:rPrChange w:id="256" w:author="soleil" w:date="2024-10-13T23:00:00Z">
+              <w:rPr/>
+            </w:rPrChange>
+          </w:rPr>
           <w:t>Un champ</w:t>
         </w:r>
       </w:ins>
-      <w:ins w:id="214" w:author="soleil" w:date="2024-10-10T23:31:00Z">
-        <w:r>
+      <w:ins w:id="257" w:author="soleil" w:date="2024-10-10T23:31:00Z">
+        <w:r>
+          <w:rPr>
+            <w:rPrChange w:id="258" w:author="soleil" w:date="2024-10-13T23:00:00Z">
+              <w:rPr/>
+            </w:rPrChange>
+          </w:rPr>
           <w:t xml:space="preserve"> de radio pour sélectionner son genre ;</w:t>
         </w:r>
       </w:ins>
@@ -8479,15 +8674,15 @@
         <w:spacing w:after="0" w:line="276" w:lineRule="auto"/>
         <w:jc w:val="both"/>
         <w:rPr>
-          <w:ins w:id="215" w:author="soleil" w:date="2024-10-11T11:16:00Z"/>
-        </w:rPr>
-      </w:pPr>
-      <w:ins w:id="216" w:author="soleil" w:date="2024-10-10T23:32:00Z">
+          <w:ins w:id="259" w:author="soleil" w:date="2024-10-11T11:16:00Z"/>
+        </w:rPr>
+      </w:pPr>
+      <w:ins w:id="260" w:author="soleil" w:date="2024-10-10T23:32:00Z">
         <w:r>
           <w:t xml:space="preserve">Un champ ville avec une liste déroulante dans laquelle </w:t>
         </w:r>
       </w:ins>
-      <w:ins w:id="217" w:author="soleil" w:date="2024-10-10T23:35:00Z">
+      <w:ins w:id="261" w:author="soleil" w:date="2024-10-10T23:35:00Z">
         <w:r>
           <w:t>l'utilisateur peut choisir une option parmi celles proposées</w:t>
         </w:r>
@@ -8506,25 +8701,25 @@
         <w:spacing w:after="0" w:line="276" w:lineRule="auto"/>
         <w:jc w:val="both"/>
         <w:rPr>
-          <w:ins w:id="218" w:author="soleil" w:date="2024-10-11T11:19:00Z"/>
-        </w:rPr>
-      </w:pPr>
-      <w:ins w:id="219" w:author="soleil" w:date="2024-10-11T11:16:00Z">
+          <w:ins w:id="262" w:author="soleil" w:date="2024-10-11T11:19:00Z"/>
+        </w:rPr>
+      </w:pPr>
+      <w:ins w:id="263" w:author="soleil" w:date="2024-10-11T11:16:00Z">
         <w:r>
           <w:t>Un champ cas échéant, sa maladie de type caractères</w:t>
         </w:r>
       </w:ins>
-      <w:ins w:id="220" w:author="soleil" w:date="2024-10-11T11:19:00Z">
+      <w:ins w:id="264" w:author="soleil" w:date="2024-10-11T11:19:00Z">
         <w:r>
           <w:t> </w:t>
         </w:r>
       </w:ins>
-      <w:ins w:id="221" w:author="soleil" w:date="2024-10-11T11:16:00Z">
+      <w:ins w:id="265" w:author="soleil" w:date="2024-10-11T11:16:00Z">
         <w:r>
           <w:t>;</w:t>
         </w:r>
       </w:ins>
-      <w:ins w:id="222" w:author="soleil" w:date="2024-10-11T11:19:00Z">
+      <w:ins w:id="266" w:author="soleil" w:date="2024-10-11T11:19:00Z">
         <w:r>
           <w:t xml:space="preserve"> </w:t>
         </w:r>
@@ -8540,21 +8735,10 @@
         <w:spacing w:after="0" w:line="276" w:lineRule="auto"/>
         <w:jc w:val="both"/>
         <w:rPr>
-          <w:ins w:id="223" w:author="soleil" w:date="2024-10-11T11:32:00Z"/>
-        </w:rPr>
-        <w:pPrChange w:id="224" w:author="soleil" w:date="2024-10-11T11:32:00Z">
-          <w:pPr>
-            <w:pStyle w:val="Paragraphedeliste"/>
-            <w:numPr>
-              <w:numId w:val="24"/>
-            </w:numPr>
-            <w:spacing w:after="0" w:line="276" w:lineRule="auto"/>
-            <w:ind w:left="1080" w:hanging="360"/>
-            <w:jc w:val="both"/>
-          </w:pPr>
-        </w:pPrChange>
-      </w:pPr>
-      <w:ins w:id="225" w:author="soleil" w:date="2024-10-11T11:26:00Z">
+          <w:ins w:id="267" w:author="soleil" w:date="2024-10-11T11:32:00Z"/>
+        </w:rPr>
+      </w:pPr>
+      <w:ins w:id="268" w:author="soleil" w:date="2024-10-11T11:26:00Z">
         <w:r>
           <w:t xml:space="preserve">Un champ </w:t>
         </w:r>
@@ -8582,31 +8766,20 @@
         <w:spacing w:after="0" w:line="276" w:lineRule="auto"/>
         <w:jc w:val="both"/>
         <w:rPr>
-          <w:ins w:id="226" w:author="soleil" w:date="2024-10-11T11:37:00Z"/>
-        </w:rPr>
-        <w:pPrChange w:id="227" w:author="soleil" w:date="2024-10-11T11:32:00Z">
-          <w:pPr>
-            <w:pStyle w:val="Paragraphedeliste"/>
-            <w:numPr>
-              <w:numId w:val="24"/>
-            </w:numPr>
-            <w:spacing w:after="0" w:line="276" w:lineRule="auto"/>
-            <w:ind w:left="1080" w:hanging="360"/>
-            <w:jc w:val="both"/>
-          </w:pPr>
-        </w:pPrChange>
-      </w:pPr>
-      <w:ins w:id="228" w:author="soleil" w:date="2024-10-11T11:36:00Z">
+          <w:ins w:id="269" w:author="soleil" w:date="2024-10-11T11:37:00Z"/>
+        </w:rPr>
+      </w:pPr>
+      <w:ins w:id="270" w:author="soleil" w:date="2024-10-11T11:36:00Z">
         <w:r>
           <w:t>Un champ</w:t>
         </w:r>
       </w:ins>
-      <w:ins w:id="229" w:author="soleil" w:date="2024-10-11T11:35:00Z">
+      <w:ins w:id="271" w:author="soleil" w:date="2024-10-11T11:35:00Z">
         <w:r>
           <w:t xml:space="preserve"> de radio pour </w:t>
         </w:r>
       </w:ins>
-      <w:ins w:id="230" w:author="soleil" w:date="2024-10-11T11:36:00Z">
+      <w:ins w:id="272" w:author="soleil" w:date="2024-10-11T11:36:00Z">
         <w:r>
           <w:t xml:space="preserve">confirmer s’il veut passer </w:t>
         </w:r>
@@ -8614,7 +8787,7 @@
           <w:t>le test pour vérifier ses difficultés</w:t>
         </w:r>
       </w:ins>
-      <w:ins w:id="231" w:author="soleil" w:date="2024-10-11T11:37:00Z">
+      <w:ins w:id="273" w:author="soleil" w:date="2024-10-11T11:37:00Z">
         <w:r>
           <w:t>.</w:t>
         </w:r>
@@ -8630,26 +8803,15 @@
         <w:spacing w:after="0" w:line="276" w:lineRule="auto"/>
         <w:jc w:val="both"/>
         <w:rPr>
-          <w:ins w:id="232" w:author="soleil" w:date="2024-10-11T11:38:00Z"/>
-        </w:rPr>
-        <w:pPrChange w:id="233" w:author="soleil" w:date="2024-10-11T11:32:00Z">
-          <w:pPr>
-            <w:pStyle w:val="Paragraphedeliste"/>
-            <w:numPr>
-              <w:numId w:val="24"/>
-            </w:numPr>
-            <w:spacing w:after="0" w:line="276" w:lineRule="auto"/>
-            <w:ind w:left="1080" w:hanging="360"/>
-            <w:jc w:val="both"/>
-          </w:pPr>
-        </w:pPrChange>
-      </w:pPr>
-      <w:ins w:id="234" w:author="soleil" w:date="2024-10-11T11:37:00Z">
+          <w:ins w:id="274" w:author="soleil" w:date="2024-10-11T11:38:00Z"/>
+        </w:rPr>
+      </w:pPr>
+      <w:ins w:id="275" w:author="soleil" w:date="2024-10-11T11:37:00Z">
         <w:r>
           <w:t>Un champ de radio pour sélectionner sa préférence des séances soit en présentiel soit en distance</w:t>
         </w:r>
       </w:ins>
-      <w:ins w:id="235" w:author="soleil" w:date="2024-10-11T11:38:00Z">
+      <w:ins w:id="276" w:author="soleil" w:date="2024-10-11T11:38:00Z">
         <w:r>
           <w:t>.</w:t>
         </w:r>
@@ -8665,35 +8827,19 @@
         <w:spacing w:after="0" w:line="276" w:lineRule="auto"/>
         <w:jc w:val="both"/>
         <w:rPr>
-          <w:ins w:id="236" w:author="soleil" w:date="2024-10-10T10:51:00Z"/>
-        </w:rPr>
-        <w:pPrChange w:id="237" w:author="soleil" w:date="2024-10-11T11:32:00Z">
-          <w:pPr>
-            <w:pStyle w:val="Paragraphedeliste"/>
-            <w:numPr>
-              <w:numId w:val="24"/>
-            </w:numPr>
-            <w:spacing w:after="0" w:line="276" w:lineRule="auto"/>
-            <w:ind w:left="1080" w:hanging="360"/>
-            <w:jc w:val="both"/>
-          </w:pPr>
-        </w:pPrChange>
-      </w:pPr>
-      <w:ins w:id="238" w:author="soleil" w:date="2024-10-11T11:38:00Z">
-        <w:r>
-          <w:t xml:space="preserve">Un champ de radio pour sélectionner sa préférence </w:t>
-        </w:r>
-        <w:r>
-          <w:t>d</w:t>
+          <w:ins w:id="277" w:author="soleil" w:date="2024-10-10T10:51:00Z"/>
+        </w:rPr>
+      </w:pPr>
+      <w:ins w:id="278" w:author="soleil" w:date="2024-10-11T11:38:00Z">
+        <w:r>
+          <w:t>Un champ de radio pour sélectionner sa préférence d</w:t>
         </w:r>
       </w:ins>
-      <w:ins w:id="239" w:author="soleil" w:date="2024-10-11T11:39:00Z">
+      <w:ins w:id="279" w:author="soleil" w:date="2024-10-11T11:39:00Z">
         <w:r>
           <w:t>’envoyer des messages soit par SMS soit par mail.</w:t>
         </w:r>
       </w:ins>
-      <w:bookmarkStart w:id="240" w:name="_GoBack"/>
-      <w:bookmarkEnd w:id="240"/>
     </w:p>
     <w:p>
       <w:pPr>
@@ -8705,21 +8851,10 @@
         <w:spacing w:after="0" w:line="276" w:lineRule="auto"/>
         <w:jc w:val="both"/>
         <w:rPr>
-          <w:ins w:id="241" w:author="soleil" w:date="2024-10-10T10:51:00Z"/>
-        </w:rPr>
-        <w:pPrChange w:id="242" w:author="soleil" w:date="2024-10-11T11:32:00Z">
-          <w:pPr>
-            <w:pStyle w:val="Paragraphedeliste"/>
-            <w:numPr>
-              <w:numId w:val="4"/>
-            </w:numPr>
-            <w:spacing w:after="0" w:line="276" w:lineRule="auto"/>
-            <w:ind w:hanging="360"/>
-            <w:jc w:val="both"/>
-          </w:pPr>
-        </w:pPrChange>
-      </w:pPr>
-      <w:ins w:id="243" w:author="soleil" w:date="2024-10-10T10:51:00Z">
+          <w:ins w:id="280" w:author="soleil" w:date="2024-10-10T10:51:00Z"/>
+        </w:rPr>
+      </w:pPr>
+      <w:ins w:id="281" w:author="soleil" w:date="2024-10-10T10:51:00Z">
         <w:r>
           <w:t>Un lien vers la page de connexion</w:t>
         </w:r>
@@ -8735,10 +8870,10 @@
         <w:spacing w:after="0" w:line="276" w:lineRule="auto"/>
         <w:jc w:val="both"/>
         <w:rPr>
-          <w:ins w:id="244" w:author="soleil" w:date="2024-10-10T10:51:00Z"/>
-        </w:rPr>
-      </w:pPr>
-      <w:ins w:id="245" w:author="soleil" w:date="2024-10-10T10:51:00Z">
+          <w:ins w:id="282" w:author="soleil" w:date="2024-10-10T10:51:00Z"/>
+        </w:rPr>
+      </w:pPr>
+      <w:ins w:id="283" w:author="soleil" w:date="2024-10-10T10:51:00Z">
         <w:r>
           <w:t>Un lien de retour vers la page d’accueil du site</w:t>
         </w:r>
@@ -8749,7 +8884,7 @@
         <w:spacing w:after="0" w:line="276" w:lineRule="auto"/>
         <w:jc w:val="both"/>
         <w:rPr>
-          <w:ins w:id="246" w:author="soleil" w:date="2024-10-10T10:51:00Z"/>
+          <w:ins w:id="284" w:author="soleil" w:date="2024-10-10T10:51:00Z"/>
         </w:rPr>
       </w:pPr>
     </w:p>
@@ -8759,10 +8894,10 @@
         <w:spacing w:line="276" w:lineRule="auto"/>
         <w:jc w:val="both"/>
         <w:rPr>
-          <w:ins w:id="247" w:author="soleil" w:date="2024-10-10T10:51:00Z"/>
-        </w:rPr>
-      </w:pPr>
-      <w:ins w:id="248" w:author="soleil" w:date="2024-10-10T10:51:00Z">
+          <w:ins w:id="285" w:author="soleil" w:date="2024-10-10T10:51:00Z"/>
+        </w:rPr>
+      </w:pPr>
+      <w:ins w:id="286" w:author="soleil" w:date="2024-10-10T10:51:00Z">
         <w:r>
           <w:rPr>
             <w:smallCaps/>
@@ -8776,7 +8911,7 @@
         <w:spacing w:after="0" w:line="276" w:lineRule="auto"/>
         <w:jc w:val="both"/>
         <w:rPr>
-          <w:ins w:id="249" w:author="soleil" w:date="2024-10-10T10:51:00Z"/>
+          <w:ins w:id="287" w:author="soleil" w:date="2024-10-10T10:51:00Z"/>
         </w:rPr>
       </w:pPr>
     </w:p>
@@ -8785,10 +8920,10 @@
         <w:spacing w:after="0" w:line="276" w:lineRule="auto"/>
         <w:jc w:val="both"/>
         <w:rPr>
-          <w:ins w:id="250" w:author="soleil" w:date="2024-10-10T10:51:00Z"/>
-        </w:rPr>
-      </w:pPr>
-      <w:ins w:id="251" w:author="soleil" w:date="2024-10-10T10:51:00Z">
+          <w:ins w:id="288" w:author="soleil" w:date="2024-10-10T10:51:00Z"/>
+        </w:rPr>
+      </w:pPr>
+      <w:ins w:id="289" w:author="soleil" w:date="2024-10-10T10:51:00Z">
         <w:r>
           <w:t>La page de connexion sera traitée :</w:t>
         </w:r>
@@ -8804,10 +8939,10 @@
         <w:spacing w:after="0" w:line="276" w:lineRule="auto"/>
         <w:jc w:val="both"/>
         <w:rPr>
-          <w:ins w:id="252" w:author="soleil" w:date="2024-10-10T10:51:00Z"/>
-        </w:rPr>
-      </w:pPr>
-      <w:ins w:id="253" w:author="soleil" w:date="2024-10-10T10:51:00Z">
+          <w:ins w:id="290" w:author="soleil" w:date="2024-10-10T10:51:00Z"/>
+        </w:rPr>
+      </w:pPr>
+      <w:ins w:id="291" w:author="soleil" w:date="2024-10-10T10:51:00Z">
         <w:r>
           <w:t>Un titre principal « Connexion »</w:t>
         </w:r>
@@ -8823,10 +8958,10 @@
         <w:spacing w:after="0" w:line="276" w:lineRule="auto"/>
         <w:jc w:val="both"/>
         <w:rPr>
-          <w:ins w:id="254" w:author="soleil" w:date="2024-10-10T10:51:00Z"/>
-        </w:rPr>
-      </w:pPr>
-      <w:ins w:id="255" w:author="soleil" w:date="2024-10-10T10:51:00Z">
+          <w:ins w:id="292" w:author="soleil" w:date="2024-10-10T10:51:00Z"/>
+        </w:rPr>
+      </w:pPr>
+      <w:ins w:id="293" w:author="soleil" w:date="2024-10-10T10:51:00Z">
         <w:r>
           <w:t>Un formulaire avec des champs obligatoires sont :</w:t>
         </w:r>
@@ -8842,14 +8977,26 @@
         <w:spacing w:after="0" w:line="276" w:lineRule="auto"/>
         <w:jc w:val="both"/>
         <w:rPr>
-          <w:ins w:id="256" w:author="soleil" w:date="2024-10-10T10:51:00Z"/>
-        </w:rPr>
-      </w:pPr>
-      <w:ins w:id="257" w:author="soleil" w:date="2024-10-10T10:51:00Z">
-        <w:r>
-          <w:t>Un champ pseudo de type caractères</w:t>
+          <w:ins w:id="294" w:author="soleil" w:date="2024-10-10T10:51:00Z"/>
+        </w:rPr>
+      </w:pPr>
+      <w:bookmarkStart w:id="295" w:name="_GoBack"/>
+      <w:bookmarkEnd w:id="295"/>
+      <w:ins w:id="296" w:author="soleil" w:date="2024-10-10T10:51:00Z">
+        <w:r>
+          <w:t xml:space="preserve">Un champ </w:t>
         </w:r>
       </w:ins>
+      <w:ins w:id="297" w:author="soleil" w:date="2024-10-13T23:04:00Z">
+        <w:r>
+          <w:t>adresse électronique</w:t>
+        </w:r>
+      </w:ins>
+      <w:ins w:id="298" w:author="soleil" w:date="2024-10-10T10:51:00Z">
+        <w:r>
+          <w:t xml:space="preserve"> de type caractères</w:t>
+        </w:r>
+      </w:ins>
     </w:p>
     <w:p>
       <w:pPr>
@@ -8861,15 +9008,15 @@
         <w:spacing w:after="0" w:line="276" w:lineRule="auto"/>
         <w:jc w:val="both"/>
         <w:rPr>
-          <w:ins w:id="258" w:author="soleil" w:date="2024-10-10T10:51:00Z"/>
-        </w:rPr>
-      </w:pPr>
-      <w:ins w:id="259" w:author="soleil" w:date="2024-10-10T10:51:00Z">
+          <w:ins w:id="299" w:author="soleil" w:date="2024-10-10T10:51:00Z"/>
+        </w:rPr>
+      </w:pPr>
+      <w:ins w:id="300" w:author="soleil" w:date="2024-10-10T10:51:00Z">
         <w:r>
           <w:t xml:space="preserve">Un champ mot de passe </w:t>
         </w:r>
       </w:ins>
-      <w:ins w:id="260" w:author="soleil" w:date="2024-10-11T11:15:00Z">
+      <w:ins w:id="301" w:author="soleil" w:date="2024-10-11T11:15:00Z">
         <w:r>
           <w:t>protéger</w:t>
         </w:r>
@@ -8885,10 +9032,10 @@
         <w:spacing w:after="0" w:line="276" w:lineRule="auto"/>
         <w:jc w:val="both"/>
         <w:rPr>
-          <w:ins w:id="261" w:author="soleil" w:date="2024-10-10T10:51:00Z"/>
-        </w:rPr>
-      </w:pPr>
-      <w:ins w:id="262" w:author="soleil" w:date="2024-10-10T10:51:00Z">
+          <w:ins w:id="302" w:author="soleil" w:date="2024-10-10T10:51:00Z"/>
+        </w:rPr>
+      </w:pPr>
+      <w:ins w:id="303" w:author="soleil" w:date="2024-10-10T10:51:00Z">
         <w:r>
           <w:t>Un bouton de validation</w:t>
         </w:r>
@@ -8903,11 +9050,11 @@
           <w:bCs/>
           <w:sz w:val="24"/>
           <w:szCs w:val="24"/>
-          <w:rPrChange w:id="263" w:author="soleil" w:date="2024-10-10T10:49:00Z">
+          <w:rPrChange w:id="304" w:author="soleil" w:date="2024-10-10T10:49:00Z">
             <w:rPr/>
           </w:rPrChange>
         </w:rPr>
-        <w:pPrChange w:id="264" w:author="soleil" w:date="2024-10-10T10:49:00Z">
+        <w:pPrChange w:id="305" w:author="soleil" w:date="2024-10-10T10:49:00Z">
           <w:pPr>
             <w:pStyle w:val="Paragraphedeliste"/>
             <w:spacing w:line="276" w:lineRule="auto"/>
@@ -12451,7 +12598,7 @@
 </file>
 
 <file path=customXml/itemProps1.xml><?xml version="1.0" encoding="utf-8"?>
-<ds:datastoreItem xmlns:ds="http://schemas.openxmlformats.org/officeDocument/2006/customXml" ds:itemID="{602A81BB-4959-4D12-92BA-934D8BB68404}">
+<ds:datastoreItem xmlns:ds="http://schemas.openxmlformats.org/officeDocument/2006/customXml" ds:itemID="{1FA37E06-9489-4AD6-B04E-CCC7C695C793}">
   <ds:schemaRefs>
     <ds:schemaRef ds:uri="http://schemas.openxmlformats.org/officeDocument/2006/bibliography"/>
   </ds:schemaRefs>

--- a/analyse/cahier_de_charge.docx
+++ b/analyse/cahier_de_charge.docx
@@ -8267,48 +8267,65 @@
         <w:jc w:val="both"/>
         <w:rPr>
           <w:ins w:id="185" w:author="soleil" w:date="2024-10-10T10:51:00Z"/>
-          <w:rPrChange w:id="186" w:author="soleil" w:date="2024-10-13T23:00:00Z">
-            <w:rPr>
-              <w:ins w:id="187" w:author="soleil" w:date="2024-10-10T10:51:00Z"/>
-            </w:rPr>
-          </w:rPrChange>
-        </w:rPr>
-      </w:pPr>
+        </w:rPr>
+      </w:pPr>
+      <w:ins w:id="186" w:author="soleil" w:date="2024-10-10T10:51:00Z">
+        <w:r>
+          <w:t xml:space="preserve">Un champ nom de la personne pouvant comporter tous type de caractères, taille </w:t>
+        </w:r>
+        <w:r>
+          <w:t>à 20 caractères</w:t>
+        </w:r>
+      </w:ins>
+      <w:ins w:id="187" w:author="soleil" w:date="2024-10-10T13:38:00Z">
+        <w:r>
+          <w:t> </w:t>
+        </w:r>
+      </w:ins>
       <w:ins w:id="188" w:author="soleil" w:date="2024-10-10T10:51:00Z">
         <w:r>
-          <w:rPr>
-            <w:rPrChange w:id="189" w:author="soleil" w:date="2024-10-13T23:00:00Z">
-              <w:rPr/>
-            </w:rPrChange>
-          </w:rPr>
-          <w:t xml:space="preserve">Un champ nom de la personne pouvant comporter tous type de caractères, taille </w:t>
-        </w:r>
-        <w:r>
-          <w:rPr>
-            <w:rPrChange w:id="190" w:author="soleil" w:date="2024-10-13T23:00:00Z">
-              <w:rPr/>
-            </w:rPrChange>
-          </w:rPr>
+          <w:t>;</w:t>
+        </w:r>
+      </w:ins>
+    </w:p>
+    <w:p>
+      <w:pPr>
+        <w:pStyle w:val="Paragraphedeliste"/>
+        <w:numPr>
+          <w:ilvl w:val="0"/>
+          <w:numId w:val="24"/>
+        </w:numPr>
+        <w:spacing w:after="0" w:line="276" w:lineRule="auto"/>
+        <w:jc w:val="both"/>
+        <w:rPr>
+          <w:ins w:id="189" w:author="soleil" w:date="2024-10-10T10:51:00Z"/>
+        </w:rPr>
+      </w:pPr>
+      <w:ins w:id="190" w:author="soleil" w:date="2024-10-10T10:51:00Z">
+        <w:r>
+          <w:t xml:space="preserve">Un champ </w:t>
+        </w:r>
+      </w:ins>
+      <w:ins w:id="191" w:author="soleil" w:date="2024-10-10T13:31:00Z">
+        <w:r>
+          <w:t>pré</w:t>
+        </w:r>
+      </w:ins>
+      <w:ins w:id="192" w:author="soleil" w:date="2024-10-10T10:51:00Z">
+        <w:r>
+          <w:t xml:space="preserve">nom de la personne pouvant comporter tous type de caractères, taille </w:t>
+        </w:r>
+        <w:r>
           <w:t>à 20 caractères</w:t>
         </w:r>
       </w:ins>
-      <w:ins w:id="191" w:author="soleil" w:date="2024-10-10T13:38:00Z">
-        <w:r>
-          <w:rPr>
-            <w:rPrChange w:id="192" w:author="soleil" w:date="2024-10-13T23:00:00Z">
-              <w:rPr/>
-            </w:rPrChange>
-          </w:rPr>
+      <w:ins w:id="193" w:author="soleil" w:date="2024-10-10T13:38:00Z">
+        <w:r>
           <w:t> </w:t>
         </w:r>
       </w:ins>
-      <w:ins w:id="193" w:author="soleil" w:date="2024-10-10T10:51:00Z">
-        <w:r>
-          <w:rPr>
-            <w:rPrChange w:id="194" w:author="soleil" w:date="2024-10-13T23:00:00Z">
-              <w:rPr/>
-            </w:rPrChange>
-          </w:rPr>
+      <w:ins w:id="194" w:author="soleil" w:date="2024-10-10T10:51:00Z">
+        <w:r>
           <w:t>;</w:t>
         </w:r>
       </w:ins>
@@ -8324,69 +8341,285 @@
         <w:jc w:val="both"/>
         <w:rPr>
           <w:ins w:id="195" w:author="soleil" w:date="2024-10-10T10:51:00Z"/>
-          <w:rPrChange w:id="196" w:author="soleil" w:date="2024-10-13T23:00:00Z">
-            <w:rPr>
-              <w:ins w:id="197" w:author="soleil" w:date="2024-10-10T10:51:00Z"/>
-            </w:rPr>
-          </w:rPrChange>
-        </w:rPr>
-      </w:pPr>
+        </w:rPr>
+      </w:pPr>
+      <w:ins w:id="196" w:author="soleil" w:date="2024-10-10T10:51:00Z">
+        <w:r>
+          <w:t xml:space="preserve">Un champ </w:t>
+        </w:r>
+      </w:ins>
+      <w:ins w:id="197" w:author="soleil" w:date="2024-10-10T13:31:00Z">
+        <w:r>
+          <w:t>adresse électronique</w:t>
+        </w:r>
+      </w:ins>
       <w:ins w:id="198" w:author="soleil" w:date="2024-10-10T10:51:00Z">
         <w:r>
-          <w:rPr>
-            <w:rPrChange w:id="199" w:author="soleil" w:date="2024-10-13T23:00:00Z">
-              <w:rPr/>
-            </w:rPrChange>
-          </w:rPr>
+          <w:t xml:space="preserve">, (type unique), on ne peut pas avoir plusieurs comptes par </w:t>
+        </w:r>
+      </w:ins>
+      <w:ins w:id="199" w:author="soleil" w:date="2024-10-10T13:33:00Z">
+        <w:r>
+          <w:t>une seule adresse électronique</w:t>
+        </w:r>
+      </w:ins>
+      <w:ins w:id="200" w:author="soleil" w:date="2024-10-10T13:38:00Z">
+        <w:r>
+          <w:t> ;</w:t>
+        </w:r>
+      </w:ins>
+    </w:p>
+    <w:p>
+      <w:pPr>
+        <w:pStyle w:val="Paragraphedeliste"/>
+        <w:numPr>
+          <w:ilvl w:val="0"/>
+          <w:numId w:val="24"/>
+        </w:numPr>
+        <w:spacing w:after="0" w:line="276" w:lineRule="auto"/>
+        <w:jc w:val="both"/>
+        <w:rPr>
+          <w:ins w:id="201" w:author="soleil" w:date="2024-10-10T10:51:00Z"/>
+        </w:rPr>
+      </w:pPr>
+      <w:ins w:id="202" w:author="soleil" w:date="2024-10-10T10:51:00Z">
+        <w:r>
+          <w:t>Un champ mot de passe avec cryptage</w:t>
+        </w:r>
+      </w:ins>
+      <w:ins w:id="203" w:author="soleil" w:date="2024-10-10T13:38:00Z">
+        <w:r>
+          <w:t> ;</w:t>
+        </w:r>
+      </w:ins>
+    </w:p>
+    <w:p>
+      <w:pPr>
+        <w:pStyle w:val="Paragraphedeliste"/>
+        <w:numPr>
+          <w:ilvl w:val="0"/>
+          <w:numId w:val="24"/>
+        </w:numPr>
+        <w:spacing w:after="0" w:line="276" w:lineRule="auto"/>
+        <w:jc w:val="both"/>
+        <w:rPr>
+          <w:ins w:id="204" w:author="soleil" w:date="2024-10-10T13:34:00Z"/>
+        </w:rPr>
+      </w:pPr>
+      <w:ins w:id="205" w:author="soleil" w:date="2024-10-10T10:51:00Z">
+        <w:r>
+          <w:t>Un champ « confirmation du mot de passe »</w:t>
+        </w:r>
+      </w:ins>
+      <w:ins w:id="206" w:author="soleil" w:date="2024-10-10T13:38:00Z">
+        <w:r>
+          <w:t> ;</w:t>
+        </w:r>
+      </w:ins>
+    </w:p>
+    <w:p>
+      <w:pPr>
+        <w:pStyle w:val="Paragraphedeliste"/>
+        <w:numPr>
+          <w:ilvl w:val="0"/>
+          <w:numId w:val="24"/>
+        </w:numPr>
+        <w:spacing w:after="0" w:line="276" w:lineRule="auto"/>
+        <w:jc w:val="both"/>
+        <w:rPr>
+          <w:ins w:id="207" w:author="soleil" w:date="2024-10-10T10:51:00Z"/>
+        </w:rPr>
+      </w:pPr>
+      <w:ins w:id="208" w:author="soleil" w:date="2024-10-10T13:34:00Z">
+        <w:r>
+          <w:t xml:space="preserve">Un champ numéro de téléphone de type </w:t>
+        </w:r>
+      </w:ins>
+      <w:ins w:id="209" w:author="soleil" w:date="2024-10-10T13:37:00Z">
+        <w:r>
+          <w:t>tel</w:t>
+        </w:r>
+      </w:ins>
+      <w:ins w:id="210" w:author="soleil" w:date="2024-10-10T13:38:00Z">
+        <w:r>
+          <w:t> </w:t>
+        </w:r>
+      </w:ins>
+      <w:ins w:id="211" w:author="soleil" w:date="2024-10-10T13:37:00Z">
+        <w:r>
+          <w:t>;</w:t>
+        </w:r>
+      </w:ins>
+    </w:p>
+    <w:p>
+      <w:pPr>
+        <w:pStyle w:val="Paragraphedeliste"/>
+        <w:numPr>
+          <w:ilvl w:val="0"/>
+          <w:numId w:val="24"/>
+        </w:numPr>
+        <w:spacing w:after="0" w:line="276" w:lineRule="auto"/>
+        <w:jc w:val="both"/>
+        <w:rPr>
+          <w:ins w:id="212" w:author="soleil" w:date="2024-10-10T23:38:00Z"/>
+        </w:rPr>
+      </w:pPr>
+      <w:ins w:id="213" w:author="soleil" w:date="2024-10-10T23:38:00Z">
+        <w:r>
+          <w:t>Un champ date de naissance de type date pour son âge et programmer des évènements anniversaires éventuellement ;</w:t>
+        </w:r>
+      </w:ins>
+    </w:p>
+    <w:p>
+      <w:pPr>
+        <w:pStyle w:val="Paragraphedeliste"/>
+        <w:numPr>
+          <w:ilvl w:val="0"/>
+          <w:numId w:val="24"/>
+        </w:numPr>
+        <w:spacing w:after="0" w:line="276" w:lineRule="auto"/>
+        <w:jc w:val="both"/>
+        <w:rPr>
+          <w:ins w:id="214" w:author="soleil" w:date="2024-10-10T23:32:00Z"/>
+        </w:rPr>
+      </w:pPr>
+      <w:ins w:id="215" w:author="soleil" w:date="2024-10-10T23:27:00Z">
+        <w:r>
+          <w:t>Un champ</w:t>
+        </w:r>
+      </w:ins>
+      <w:ins w:id="216" w:author="soleil" w:date="2024-10-10T23:31:00Z">
+        <w:r>
+          <w:t xml:space="preserve"> de radio pour sélectionner son genre ;</w:t>
+        </w:r>
+      </w:ins>
+    </w:p>
+    <w:p>
+      <w:pPr>
+        <w:pStyle w:val="Paragraphedeliste"/>
+        <w:numPr>
+          <w:ilvl w:val="0"/>
+          <w:numId w:val="24"/>
+        </w:numPr>
+        <w:spacing w:after="0" w:line="276" w:lineRule="auto"/>
+        <w:jc w:val="both"/>
+        <w:rPr>
+          <w:ins w:id="217" w:author="soleil" w:date="2024-10-11T11:16:00Z"/>
+        </w:rPr>
+      </w:pPr>
+      <w:ins w:id="218" w:author="soleil" w:date="2024-10-10T23:32:00Z">
+        <w:r>
+          <w:t xml:space="preserve">Un champ ville avec une liste déroulante dans laquelle </w:t>
+        </w:r>
+      </w:ins>
+      <w:ins w:id="219" w:author="soleil" w:date="2024-10-10T23:35:00Z">
+        <w:r>
+          <w:t>l'utilisateur peut choisir une option parmi celles proposées</w:t>
+        </w:r>
+        <w:r>
+          <w:t> ;</w:t>
+        </w:r>
+      </w:ins>
+    </w:p>
+    <w:p>
+      <w:pPr>
+        <w:pStyle w:val="Paragraphedeliste"/>
+        <w:numPr>
+          <w:ilvl w:val="0"/>
+          <w:numId w:val="24"/>
+        </w:numPr>
+        <w:spacing w:after="0" w:line="276" w:lineRule="auto"/>
+        <w:jc w:val="both"/>
+        <w:rPr>
+          <w:ins w:id="220" w:author="soleil" w:date="2024-10-11T11:19:00Z"/>
+        </w:rPr>
+      </w:pPr>
+      <w:ins w:id="221" w:author="soleil" w:date="2024-10-11T11:16:00Z">
+        <w:r>
+          <w:t>Un champ cas échéant, sa maladie de type caractères</w:t>
+        </w:r>
+      </w:ins>
+      <w:ins w:id="222" w:author="soleil" w:date="2024-10-11T11:19:00Z">
+        <w:r>
+          <w:t> </w:t>
+        </w:r>
+      </w:ins>
+      <w:ins w:id="223" w:author="soleil" w:date="2024-10-11T11:16:00Z">
+        <w:r>
+          <w:t>;</w:t>
+        </w:r>
+      </w:ins>
+      <w:ins w:id="224" w:author="soleil" w:date="2024-10-11T11:19:00Z">
+        <w:r>
+          <w:t xml:space="preserve"> </w:t>
+        </w:r>
+      </w:ins>
+    </w:p>
+    <w:p>
+      <w:pPr>
+        <w:pStyle w:val="Paragraphedeliste"/>
+        <w:numPr>
+          <w:ilvl w:val="0"/>
+          <w:numId w:val="24"/>
+        </w:numPr>
+        <w:spacing w:after="0" w:line="276" w:lineRule="auto"/>
+        <w:jc w:val="both"/>
+        <w:rPr>
+          <w:ins w:id="225" w:author="soleil" w:date="2024-10-11T11:32:00Z"/>
+        </w:rPr>
+      </w:pPr>
+      <w:ins w:id="226" w:author="soleil" w:date="2024-10-11T11:26:00Z">
+        <w:r>
           <w:t xml:space="preserve">Un champ </w:t>
         </w:r>
+        <w:r>
+          <w:t>des difficultés rencontrées</w:t>
+        </w:r>
+        <w:r>
+          <w:t xml:space="preserve"> avec une liste déroulante dans laquelle </w:t>
+        </w:r>
+        <w:r>
+          <w:t>l'utilisateur peut choisir une option parmi celles proposées</w:t>
+        </w:r>
+        <w:r>
+          <w:t> ;</w:t>
+        </w:r>
       </w:ins>
-      <w:ins w:id="200" w:author="soleil" w:date="2024-10-10T13:31:00Z">
-        <w:r>
-          <w:rPr>
-            <w:rPrChange w:id="201" w:author="soleil" w:date="2024-10-13T23:00:00Z">
-              <w:rPr/>
-            </w:rPrChange>
-          </w:rPr>
-          <w:t>pré</w:t>
+    </w:p>
+    <w:p>
+      <w:pPr>
+        <w:pStyle w:val="Paragraphedeliste"/>
+        <w:numPr>
+          <w:ilvl w:val="0"/>
+          <w:numId w:val="24"/>
+        </w:numPr>
+        <w:spacing w:after="0" w:line="276" w:lineRule="auto"/>
+        <w:jc w:val="both"/>
+        <w:rPr>
+          <w:ins w:id="227" w:author="soleil" w:date="2024-10-11T11:37:00Z"/>
+        </w:rPr>
+      </w:pPr>
+      <w:ins w:id="228" w:author="soleil" w:date="2024-10-11T11:36:00Z">
+        <w:r>
+          <w:t>Un champ</w:t>
         </w:r>
       </w:ins>
-      <w:ins w:id="202" w:author="soleil" w:date="2024-10-10T10:51:00Z">
-        <w:r>
-          <w:rPr>
-            <w:rPrChange w:id="203" w:author="soleil" w:date="2024-10-13T23:00:00Z">
-              <w:rPr/>
-            </w:rPrChange>
-          </w:rPr>
-          <w:t xml:space="preserve">nom de la personne pouvant comporter tous type de caractères, taille </w:t>
-        </w:r>
-        <w:r>
-          <w:rPr>
-            <w:rPrChange w:id="204" w:author="soleil" w:date="2024-10-13T23:00:00Z">
-              <w:rPr/>
-            </w:rPrChange>
-          </w:rPr>
-          <w:t>à 20 caractères</w:t>
+      <w:ins w:id="229" w:author="soleil" w:date="2024-10-11T11:35:00Z">
+        <w:r>
+          <w:t xml:space="preserve"> de radio pour </w:t>
         </w:r>
       </w:ins>
-      <w:ins w:id="205" w:author="soleil" w:date="2024-10-10T13:38:00Z">
-        <w:r>
-          <w:rPr>
-            <w:rPrChange w:id="206" w:author="soleil" w:date="2024-10-13T23:00:00Z">
-              <w:rPr/>
-            </w:rPrChange>
-          </w:rPr>
-          <w:t> </w:t>
+      <w:ins w:id="230" w:author="soleil" w:date="2024-10-11T11:36:00Z">
+        <w:r>
+          <w:t xml:space="preserve">confirmer s’il veut passer </w:t>
+        </w:r>
+        <w:r>
+          <w:t>le test pour vérifier ses difficultés</w:t>
         </w:r>
       </w:ins>
-      <w:ins w:id="207" w:author="soleil" w:date="2024-10-10T10:51:00Z">
-        <w:r>
-          <w:rPr>
-            <w:rPrChange w:id="208" w:author="soleil" w:date="2024-10-13T23:00:00Z">
-              <w:rPr/>
-            </w:rPrChange>
-          </w:rPr>
-          <w:t>;</w:t>
+      <w:ins w:id="231" w:author="soleil" w:date="2024-10-11T11:37:00Z">
+        <w:r>
+          <w:t>.</w:t>
         </w:r>
       </w:ins>
     </w:p>
@@ -8400,62 +8633,60 @@
         <w:spacing w:after="0" w:line="276" w:lineRule="auto"/>
         <w:jc w:val="both"/>
         <w:rPr>
-          <w:ins w:id="209" w:author="soleil" w:date="2024-10-10T10:51:00Z"/>
-          <w:rPrChange w:id="210" w:author="soleil" w:date="2024-10-13T23:00:00Z">
-            <w:rPr>
-              <w:ins w:id="211" w:author="soleil" w:date="2024-10-10T10:51:00Z"/>
-            </w:rPr>
-          </w:rPrChange>
-        </w:rPr>
-      </w:pPr>
-      <w:ins w:id="212" w:author="soleil" w:date="2024-10-10T10:51:00Z">
-        <w:r>
-          <w:rPr>
-            <w:rPrChange w:id="213" w:author="soleil" w:date="2024-10-13T23:00:00Z">
-              <w:rPr/>
-            </w:rPrChange>
-          </w:rPr>
-          <w:t xml:space="preserve">Un champ </w:t>
+          <w:ins w:id="232" w:author="soleil" w:date="2024-10-11T11:38:00Z"/>
+        </w:rPr>
+      </w:pPr>
+      <w:ins w:id="233" w:author="soleil" w:date="2024-10-11T11:37:00Z">
+        <w:r>
+          <w:t>Un champ de radio pour sélectionner sa préférence des séances soit en présentiel soit en distance</w:t>
         </w:r>
       </w:ins>
-      <w:ins w:id="214" w:author="soleil" w:date="2024-10-10T13:31:00Z">
-        <w:r>
-          <w:rPr>
-            <w:rPrChange w:id="215" w:author="soleil" w:date="2024-10-13T23:00:00Z">
-              <w:rPr/>
-            </w:rPrChange>
-          </w:rPr>
-          <w:t>adresse électronique</w:t>
+      <w:ins w:id="234" w:author="soleil" w:date="2024-10-11T11:38:00Z">
+        <w:r>
+          <w:t>.</w:t>
         </w:r>
       </w:ins>
-      <w:ins w:id="216" w:author="soleil" w:date="2024-10-10T10:51:00Z">
-        <w:r>
-          <w:rPr>
-            <w:rPrChange w:id="217" w:author="soleil" w:date="2024-10-13T23:00:00Z">
-              <w:rPr/>
-            </w:rPrChange>
-          </w:rPr>
-          <w:t xml:space="preserve">, (type unique), on ne peut pas avoir plusieurs comptes par </w:t>
+    </w:p>
+    <w:p>
+      <w:pPr>
+        <w:pStyle w:val="Paragraphedeliste"/>
+        <w:numPr>
+          <w:ilvl w:val="0"/>
+          <w:numId w:val="24"/>
+        </w:numPr>
+        <w:spacing w:after="0" w:line="276" w:lineRule="auto"/>
+        <w:jc w:val="both"/>
+        <w:rPr>
+          <w:ins w:id="235" w:author="soleil" w:date="2024-10-10T10:51:00Z"/>
+        </w:rPr>
+      </w:pPr>
+      <w:ins w:id="236" w:author="soleil" w:date="2024-10-11T11:38:00Z">
+        <w:r>
+          <w:t>Un champ de radio pour sélectionner sa préférence d</w:t>
         </w:r>
       </w:ins>
-      <w:ins w:id="218" w:author="soleil" w:date="2024-10-10T13:33:00Z">
-        <w:r>
-          <w:rPr>
-            <w:rPrChange w:id="219" w:author="soleil" w:date="2024-10-13T23:00:00Z">
-              <w:rPr/>
-            </w:rPrChange>
-          </w:rPr>
-          <w:t>une seule adresse électronique</w:t>
+      <w:ins w:id="237" w:author="soleil" w:date="2024-10-11T11:39:00Z">
+        <w:r>
+          <w:t>’envoyer des messages soit par SMS soit par mail.</w:t>
         </w:r>
       </w:ins>
-      <w:ins w:id="220" w:author="soleil" w:date="2024-10-10T13:38:00Z">
-        <w:r>
-          <w:rPr>
-            <w:rPrChange w:id="221" w:author="soleil" w:date="2024-10-13T23:00:00Z">
-              <w:rPr/>
-            </w:rPrChange>
-          </w:rPr>
-          <w:t> ;</w:t>
+    </w:p>
+    <w:p>
+      <w:pPr>
+        <w:pStyle w:val="Paragraphedeliste"/>
+        <w:numPr>
+          <w:ilvl w:val="0"/>
+          <w:numId w:val="4"/>
+        </w:numPr>
+        <w:spacing w:after="0" w:line="276" w:lineRule="auto"/>
+        <w:jc w:val="both"/>
+        <w:rPr>
+          <w:ins w:id="238" w:author="soleil" w:date="2024-10-10T10:51:00Z"/>
+        </w:rPr>
+      </w:pPr>
+      <w:ins w:id="239" w:author="soleil" w:date="2024-10-10T10:51:00Z">
+        <w:r>
+          <w:t>Un lien vers la page de connexion</w:t>
         </w:r>
       </w:ins>
     </w:p>
@@ -8464,427 +8695,26 @@
         <w:pStyle w:val="Paragraphedeliste"/>
         <w:numPr>
           <w:ilvl w:val="0"/>
-          <w:numId w:val="24"/>
+          <w:numId w:val="4"/>
         </w:numPr>
         <w:spacing w:after="0" w:line="276" w:lineRule="auto"/>
         <w:jc w:val="both"/>
         <w:rPr>
-          <w:ins w:id="222" w:author="soleil" w:date="2024-10-10T10:51:00Z"/>
-          <w:rPrChange w:id="223" w:author="soleil" w:date="2024-10-13T23:00:00Z">
-            <w:rPr>
-              <w:ins w:id="224" w:author="soleil" w:date="2024-10-10T10:51:00Z"/>
-            </w:rPr>
-          </w:rPrChange>
-        </w:rPr>
-      </w:pPr>
-      <w:ins w:id="225" w:author="soleil" w:date="2024-10-10T10:51:00Z">
-        <w:r>
-          <w:rPr>
-            <w:rPrChange w:id="226" w:author="soleil" w:date="2024-10-13T23:00:00Z">
-              <w:rPr/>
-            </w:rPrChange>
-          </w:rPr>
-          <w:t>Un champ mot de passe avec cryptage</w:t>
+          <w:ins w:id="240" w:author="soleil" w:date="2024-10-10T10:51:00Z"/>
+        </w:rPr>
+      </w:pPr>
+      <w:ins w:id="241" w:author="soleil" w:date="2024-10-10T10:51:00Z">
+        <w:r>
+          <w:t>Un lien de retour vers la page d’accueil du site</w:t>
         </w:r>
       </w:ins>
-      <w:ins w:id="227" w:author="soleil" w:date="2024-10-10T13:38:00Z">
-        <w:r>
-          <w:rPr>
-            <w:rPrChange w:id="228" w:author="soleil" w:date="2024-10-13T23:00:00Z">
-              <w:rPr/>
-            </w:rPrChange>
-          </w:rPr>
-          <w:t> ;</w:t>
-        </w:r>
-      </w:ins>
-    </w:p>
-    <w:p>
-      <w:pPr>
-        <w:pStyle w:val="Paragraphedeliste"/>
-        <w:numPr>
-          <w:ilvl w:val="0"/>
-          <w:numId w:val="24"/>
-        </w:numPr>
+    </w:p>
+    <w:p>
+      <w:pPr>
         <w:spacing w:after="0" w:line="276" w:lineRule="auto"/>
         <w:jc w:val="both"/>
         <w:rPr>
-          <w:ins w:id="229" w:author="soleil" w:date="2024-10-10T13:34:00Z"/>
-          <w:rPrChange w:id="230" w:author="soleil" w:date="2024-10-13T23:00:00Z">
-            <w:rPr>
-              <w:ins w:id="231" w:author="soleil" w:date="2024-10-10T13:34:00Z"/>
-            </w:rPr>
-          </w:rPrChange>
-        </w:rPr>
-      </w:pPr>
-      <w:ins w:id="232" w:author="soleil" w:date="2024-10-10T10:51:00Z">
-        <w:r>
-          <w:rPr>
-            <w:rPrChange w:id="233" w:author="soleil" w:date="2024-10-13T23:00:00Z">
-              <w:rPr/>
-            </w:rPrChange>
-          </w:rPr>
-          <w:t>Un champ « confirmation du mot de passe »</w:t>
-        </w:r>
-      </w:ins>
-      <w:ins w:id="234" w:author="soleil" w:date="2024-10-10T13:38:00Z">
-        <w:r>
-          <w:rPr>
-            <w:rPrChange w:id="235" w:author="soleil" w:date="2024-10-13T23:00:00Z">
-              <w:rPr/>
-            </w:rPrChange>
-          </w:rPr>
-          <w:t> ;</w:t>
-        </w:r>
-      </w:ins>
-    </w:p>
-    <w:p>
-      <w:pPr>
-        <w:pStyle w:val="Paragraphedeliste"/>
-        <w:numPr>
-          <w:ilvl w:val="0"/>
-          <w:numId w:val="24"/>
-        </w:numPr>
-        <w:spacing w:after="0" w:line="276" w:lineRule="auto"/>
-        <w:jc w:val="both"/>
-        <w:rPr>
-          <w:ins w:id="236" w:author="soleil" w:date="2024-10-10T10:51:00Z"/>
-          <w:rPrChange w:id="237" w:author="soleil" w:date="2024-10-13T23:00:00Z">
-            <w:rPr>
-              <w:ins w:id="238" w:author="soleil" w:date="2024-10-10T10:51:00Z"/>
-            </w:rPr>
-          </w:rPrChange>
-        </w:rPr>
-      </w:pPr>
-      <w:ins w:id="239" w:author="soleil" w:date="2024-10-10T13:34:00Z">
-        <w:r>
-          <w:rPr>
-            <w:rPrChange w:id="240" w:author="soleil" w:date="2024-10-13T23:00:00Z">
-              <w:rPr/>
-            </w:rPrChange>
-          </w:rPr>
-          <w:t xml:space="preserve">Un champ numéro de téléphone de type </w:t>
-        </w:r>
-      </w:ins>
-      <w:ins w:id="241" w:author="soleil" w:date="2024-10-10T13:37:00Z">
-        <w:r>
-          <w:rPr>
-            <w:rPrChange w:id="242" w:author="soleil" w:date="2024-10-13T23:00:00Z">
-              <w:rPr/>
-            </w:rPrChange>
-          </w:rPr>
-          <w:t>tel</w:t>
-        </w:r>
-      </w:ins>
-      <w:ins w:id="243" w:author="soleil" w:date="2024-10-10T13:38:00Z">
-        <w:r>
-          <w:rPr>
-            <w:rPrChange w:id="244" w:author="soleil" w:date="2024-10-13T23:00:00Z">
-              <w:rPr/>
-            </w:rPrChange>
-          </w:rPr>
-          <w:t> </w:t>
-        </w:r>
-      </w:ins>
-      <w:ins w:id="245" w:author="soleil" w:date="2024-10-10T13:37:00Z">
-        <w:r>
-          <w:rPr>
-            <w:rPrChange w:id="246" w:author="soleil" w:date="2024-10-13T23:00:00Z">
-              <w:rPr/>
-            </w:rPrChange>
-          </w:rPr>
-          <w:t>;</w:t>
-        </w:r>
-      </w:ins>
-    </w:p>
-    <w:p>
-      <w:pPr>
-        <w:pStyle w:val="Paragraphedeliste"/>
-        <w:numPr>
-          <w:ilvl w:val="0"/>
-          <w:numId w:val="24"/>
-        </w:numPr>
-        <w:spacing w:after="0" w:line="276" w:lineRule="auto"/>
-        <w:jc w:val="both"/>
-        <w:rPr>
-          <w:ins w:id="247" w:author="soleil" w:date="2024-10-10T23:38:00Z"/>
-          <w:rPrChange w:id="248" w:author="soleil" w:date="2024-10-13T23:00:00Z">
-            <w:rPr>
-              <w:ins w:id="249" w:author="soleil" w:date="2024-10-10T23:38:00Z"/>
-            </w:rPr>
-          </w:rPrChange>
-        </w:rPr>
-      </w:pPr>
-      <w:ins w:id="250" w:author="soleil" w:date="2024-10-10T23:38:00Z">
-        <w:r>
-          <w:rPr>
-            <w:rPrChange w:id="251" w:author="soleil" w:date="2024-10-13T23:00:00Z">
-              <w:rPr/>
-            </w:rPrChange>
-          </w:rPr>
-          <w:t>Un champ date de naissance de type date pour son âge et programmer des évènements anniversaires éventuellement ;</w:t>
-        </w:r>
-      </w:ins>
-    </w:p>
-    <w:p>
-      <w:pPr>
-        <w:pStyle w:val="Paragraphedeliste"/>
-        <w:numPr>
-          <w:ilvl w:val="0"/>
-          <w:numId w:val="24"/>
-        </w:numPr>
-        <w:spacing w:after="0" w:line="276" w:lineRule="auto"/>
-        <w:jc w:val="both"/>
-        <w:rPr>
-          <w:ins w:id="252" w:author="soleil" w:date="2024-10-10T23:32:00Z"/>
-          <w:rPrChange w:id="253" w:author="soleil" w:date="2024-10-13T23:00:00Z">
-            <w:rPr>
-              <w:ins w:id="254" w:author="soleil" w:date="2024-10-10T23:32:00Z"/>
-            </w:rPr>
-          </w:rPrChange>
-        </w:rPr>
-      </w:pPr>
-      <w:ins w:id="255" w:author="soleil" w:date="2024-10-10T23:27:00Z">
-        <w:r>
-          <w:rPr>
-            <w:rPrChange w:id="256" w:author="soleil" w:date="2024-10-13T23:00:00Z">
-              <w:rPr/>
-            </w:rPrChange>
-          </w:rPr>
-          <w:t>Un champ</w:t>
-        </w:r>
-      </w:ins>
-      <w:ins w:id="257" w:author="soleil" w:date="2024-10-10T23:31:00Z">
-        <w:r>
-          <w:rPr>
-            <w:rPrChange w:id="258" w:author="soleil" w:date="2024-10-13T23:00:00Z">
-              <w:rPr/>
-            </w:rPrChange>
-          </w:rPr>
-          <w:t xml:space="preserve"> de radio pour sélectionner son genre ;</w:t>
-        </w:r>
-      </w:ins>
-    </w:p>
-    <w:p>
-      <w:pPr>
-        <w:pStyle w:val="Paragraphedeliste"/>
-        <w:numPr>
-          <w:ilvl w:val="0"/>
-          <w:numId w:val="24"/>
-        </w:numPr>
-        <w:spacing w:after="0" w:line="276" w:lineRule="auto"/>
-        <w:jc w:val="both"/>
-        <w:rPr>
-          <w:ins w:id="259" w:author="soleil" w:date="2024-10-11T11:16:00Z"/>
-        </w:rPr>
-      </w:pPr>
-      <w:ins w:id="260" w:author="soleil" w:date="2024-10-10T23:32:00Z">
-        <w:r>
-          <w:t xml:space="preserve">Un champ ville avec une liste déroulante dans laquelle </w:t>
-        </w:r>
-      </w:ins>
-      <w:ins w:id="261" w:author="soleil" w:date="2024-10-10T23:35:00Z">
-        <w:r>
-          <w:t>l'utilisateur peut choisir une option parmi celles proposées</w:t>
-        </w:r>
-        <w:r>
-          <w:t> ;</w:t>
-        </w:r>
-      </w:ins>
-    </w:p>
-    <w:p>
-      <w:pPr>
-        <w:pStyle w:val="Paragraphedeliste"/>
-        <w:numPr>
-          <w:ilvl w:val="0"/>
-          <w:numId w:val="24"/>
-        </w:numPr>
-        <w:spacing w:after="0" w:line="276" w:lineRule="auto"/>
-        <w:jc w:val="both"/>
-        <w:rPr>
-          <w:ins w:id="262" w:author="soleil" w:date="2024-10-11T11:19:00Z"/>
-        </w:rPr>
-      </w:pPr>
-      <w:ins w:id="263" w:author="soleil" w:date="2024-10-11T11:16:00Z">
-        <w:r>
-          <w:t>Un champ cas échéant, sa maladie de type caractères</w:t>
-        </w:r>
-      </w:ins>
-      <w:ins w:id="264" w:author="soleil" w:date="2024-10-11T11:19:00Z">
-        <w:r>
-          <w:t> </w:t>
-        </w:r>
-      </w:ins>
-      <w:ins w:id="265" w:author="soleil" w:date="2024-10-11T11:16:00Z">
-        <w:r>
-          <w:t>;</w:t>
-        </w:r>
-      </w:ins>
-      <w:ins w:id="266" w:author="soleil" w:date="2024-10-11T11:19:00Z">
-        <w:r>
-          <w:t xml:space="preserve"> </w:t>
-        </w:r>
-      </w:ins>
-    </w:p>
-    <w:p>
-      <w:pPr>
-        <w:pStyle w:val="Paragraphedeliste"/>
-        <w:numPr>
-          <w:ilvl w:val="0"/>
-          <w:numId w:val="24"/>
-        </w:numPr>
-        <w:spacing w:after="0" w:line="276" w:lineRule="auto"/>
-        <w:jc w:val="both"/>
-        <w:rPr>
-          <w:ins w:id="267" w:author="soleil" w:date="2024-10-11T11:32:00Z"/>
-        </w:rPr>
-      </w:pPr>
-      <w:ins w:id="268" w:author="soleil" w:date="2024-10-11T11:26:00Z">
-        <w:r>
-          <w:t xml:space="preserve">Un champ </w:t>
-        </w:r>
-        <w:r>
-          <w:t>des difficultés rencontrées</w:t>
-        </w:r>
-        <w:r>
-          <w:t xml:space="preserve"> avec une liste déroulante dans laquelle </w:t>
-        </w:r>
-        <w:r>
-          <w:t>l'utilisateur peut choisir une option parmi celles proposées</w:t>
-        </w:r>
-        <w:r>
-          <w:t> ;</w:t>
-        </w:r>
-      </w:ins>
-    </w:p>
-    <w:p>
-      <w:pPr>
-        <w:pStyle w:val="Paragraphedeliste"/>
-        <w:numPr>
-          <w:ilvl w:val="0"/>
-          <w:numId w:val="24"/>
-        </w:numPr>
-        <w:spacing w:after="0" w:line="276" w:lineRule="auto"/>
-        <w:jc w:val="both"/>
-        <w:rPr>
-          <w:ins w:id="269" w:author="soleil" w:date="2024-10-11T11:37:00Z"/>
-        </w:rPr>
-      </w:pPr>
-      <w:ins w:id="270" w:author="soleil" w:date="2024-10-11T11:36:00Z">
-        <w:r>
-          <w:t>Un champ</w:t>
-        </w:r>
-      </w:ins>
-      <w:ins w:id="271" w:author="soleil" w:date="2024-10-11T11:35:00Z">
-        <w:r>
-          <w:t xml:space="preserve"> de radio pour </w:t>
-        </w:r>
-      </w:ins>
-      <w:ins w:id="272" w:author="soleil" w:date="2024-10-11T11:36:00Z">
-        <w:r>
-          <w:t xml:space="preserve">confirmer s’il veut passer </w:t>
-        </w:r>
-        <w:r>
-          <w:t>le test pour vérifier ses difficultés</w:t>
-        </w:r>
-      </w:ins>
-      <w:ins w:id="273" w:author="soleil" w:date="2024-10-11T11:37:00Z">
-        <w:r>
-          <w:t>.</w:t>
-        </w:r>
-      </w:ins>
-    </w:p>
-    <w:p>
-      <w:pPr>
-        <w:pStyle w:val="Paragraphedeliste"/>
-        <w:numPr>
-          <w:ilvl w:val="0"/>
-          <w:numId w:val="24"/>
-        </w:numPr>
-        <w:spacing w:after="0" w:line="276" w:lineRule="auto"/>
-        <w:jc w:val="both"/>
-        <w:rPr>
-          <w:ins w:id="274" w:author="soleil" w:date="2024-10-11T11:38:00Z"/>
-        </w:rPr>
-      </w:pPr>
-      <w:ins w:id="275" w:author="soleil" w:date="2024-10-11T11:37:00Z">
-        <w:r>
-          <w:t>Un champ de radio pour sélectionner sa préférence des séances soit en présentiel soit en distance</w:t>
-        </w:r>
-      </w:ins>
-      <w:ins w:id="276" w:author="soleil" w:date="2024-10-11T11:38:00Z">
-        <w:r>
-          <w:t>.</w:t>
-        </w:r>
-      </w:ins>
-    </w:p>
-    <w:p>
-      <w:pPr>
-        <w:pStyle w:val="Paragraphedeliste"/>
-        <w:numPr>
-          <w:ilvl w:val="0"/>
-          <w:numId w:val="24"/>
-        </w:numPr>
-        <w:spacing w:after="0" w:line="276" w:lineRule="auto"/>
-        <w:jc w:val="both"/>
-        <w:rPr>
-          <w:ins w:id="277" w:author="soleil" w:date="2024-10-10T10:51:00Z"/>
-        </w:rPr>
-      </w:pPr>
-      <w:ins w:id="278" w:author="soleil" w:date="2024-10-11T11:38:00Z">
-        <w:r>
-          <w:t>Un champ de radio pour sélectionner sa préférence d</w:t>
-        </w:r>
-      </w:ins>
-      <w:ins w:id="279" w:author="soleil" w:date="2024-10-11T11:39:00Z">
-        <w:r>
-          <w:t>’envoyer des messages soit par SMS soit par mail.</w:t>
-        </w:r>
-      </w:ins>
-    </w:p>
-    <w:p>
-      <w:pPr>
-        <w:pStyle w:val="Paragraphedeliste"/>
-        <w:numPr>
-          <w:ilvl w:val="0"/>
-          <w:numId w:val="4"/>
-        </w:numPr>
-        <w:spacing w:after="0" w:line="276" w:lineRule="auto"/>
-        <w:jc w:val="both"/>
-        <w:rPr>
-          <w:ins w:id="280" w:author="soleil" w:date="2024-10-10T10:51:00Z"/>
-        </w:rPr>
-      </w:pPr>
-      <w:ins w:id="281" w:author="soleil" w:date="2024-10-10T10:51:00Z">
-        <w:r>
-          <w:t>Un lien vers la page de connexion</w:t>
-        </w:r>
-      </w:ins>
-    </w:p>
-    <w:p>
-      <w:pPr>
-        <w:pStyle w:val="Paragraphedeliste"/>
-        <w:numPr>
-          <w:ilvl w:val="0"/>
-          <w:numId w:val="4"/>
-        </w:numPr>
-        <w:spacing w:after="0" w:line="276" w:lineRule="auto"/>
-        <w:jc w:val="both"/>
-        <w:rPr>
-          <w:ins w:id="282" w:author="soleil" w:date="2024-10-10T10:51:00Z"/>
-        </w:rPr>
-      </w:pPr>
-      <w:ins w:id="283" w:author="soleil" w:date="2024-10-10T10:51:00Z">
-        <w:r>
-          <w:t>Un lien de retour vers la page d’accueil du site</w:t>
-        </w:r>
-      </w:ins>
-    </w:p>
-    <w:p>
-      <w:pPr>
-        <w:spacing w:after="0" w:line="276" w:lineRule="auto"/>
-        <w:jc w:val="both"/>
-        <w:rPr>
-          <w:ins w:id="284" w:author="soleil" w:date="2024-10-10T10:51:00Z"/>
+          <w:ins w:id="242" w:author="soleil" w:date="2024-10-10T10:51:00Z"/>
         </w:rPr>
       </w:pPr>
     </w:p>
@@ -8894,10 +8724,10 @@
         <w:spacing w:line="276" w:lineRule="auto"/>
         <w:jc w:val="both"/>
         <w:rPr>
-          <w:ins w:id="285" w:author="soleil" w:date="2024-10-10T10:51:00Z"/>
-        </w:rPr>
-      </w:pPr>
-      <w:ins w:id="286" w:author="soleil" w:date="2024-10-10T10:51:00Z">
+          <w:ins w:id="243" w:author="soleil" w:date="2024-10-10T10:51:00Z"/>
+        </w:rPr>
+      </w:pPr>
+      <w:ins w:id="244" w:author="soleil" w:date="2024-10-10T10:51:00Z">
         <w:r>
           <w:rPr>
             <w:smallCaps/>
@@ -8911,7 +8741,7 @@
         <w:spacing w:after="0" w:line="276" w:lineRule="auto"/>
         <w:jc w:val="both"/>
         <w:rPr>
-          <w:ins w:id="287" w:author="soleil" w:date="2024-10-10T10:51:00Z"/>
+          <w:ins w:id="245" w:author="soleil" w:date="2024-10-10T10:51:00Z"/>
         </w:rPr>
       </w:pPr>
     </w:p>
@@ -8920,10 +8750,10 @@
         <w:spacing w:after="0" w:line="276" w:lineRule="auto"/>
         <w:jc w:val="both"/>
         <w:rPr>
-          <w:ins w:id="288" w:author="soleil" w:date="2024-10-10T10:51:00Z"/>
-        </w:rPr>
-      </w:pPr>
-      <w:ins w:id="289" w:author="soleil" w:date="2024-10-10T10:51:00Z">
+          <w:ins w:id="246" w:author="soleil" w:date="2024-10-10T10:51:00Z"/>
+        </w:rPr>
+      </w:pPr>
+      <w:ins w:id="247" w:author="soleil" w:date="2024-10-10T10:51:00Z">
         <w:r>
           <w:t>La page de connexion sera traitée :</w:t>
         </w:r>
@@ -8939,10 +8769,10 @@
         <w:spacing w:after="0" w:line="276" w:lineRule="auto"/>
         <w:jc w:val="both"/>
         <w:rPr>
-          <w:ins w:id="290" w:author="soleil" w:date="2024-10-10T10:51:00Z"/>
-        </w:rPr>
-      </w:pPr>
-      <w:ins w:id="291" w:author="soleil" w:date="2024-10-10T10:51:00Z">
+          <w:ins w:id="248" w:author="soleil" w:date="2024-10-10T10:51:00Z"/>
+        </w:rPr>
+      </w:pPr>
+      <w:ins w:id="249" w:author="soleil" w:date="2024-10-10T10:51:00Z">
         <w:r>
           <w:t>Un titre principal « Connexion »</w:t>
         </w:r>
@@ -8958,10 +8788,10 @@
         <w:spacing w:after="0" w:line="276" w:lineRule="auto"/>
         <w:jc w:val="both"/>
         <w:rPr>
-          <w:ins w:id="292" w:author="soleil" w:date="2024-10-10T10:51:00Z"/>
-        </w:rPr>
-      </w:pPr>
-      <w:ins w:id="293" w:author="soleil" w:date="2024-10-10T10:51:00Z">
+          <w:ins w:id="250" w:author="soleil" w:date="2024-10-10T10:51:00Z"/>
+        </w:rPr>
+      </w:pPr>
+      <w:ins w:id="251" w:author="soleil" w:date="2024-10-10T10:51:00Z">
         <w:r>
           <w:t>Un formulaire avec des champs obligatoires sont :</w:t>
         </w:r>
@@ -8977,22 +8807,20 @@
         <w:spacing w:after="0" w:line="276" w:lineRule="auto"/>
         <w:jc w:val="both"/>
         <w:rPr>
-          <w:ins w:id="294" w:author="soleil" w:date="2024-10-10T10:51:00Z"/>
-        </w:rPr>
-      </w:pPr>
-      <w:bookmarkStart w:id="295" w:name="_GoBack"/>
-      <w:bookmarkEnd w:id="295"/>
-      <w:ins w:id="296" w:author="soleil" w:date="2024-10-10T10:51:00Z">
+          <w:ins w:id="252" w:author="soleil" w:date="2024-10-10T10:51:00Z"/>
+        </w:rPr>
+      </w:pPr>
+      <w:ins w:id="253" w:author="soleil" w:date="2024-10-10T10:51:00Z">
         <w:r>
           <w:t xml:space="preserve">Un champ </w:t>
         </w:r>
       </w:ins>
-      <w:ins w:id="297" w:author="soleil" w:date="2024-10-13T23:04:00Z">
+      <w:ins w:id="254" w:author="soleil" w:date="2024-10-13T23:04:00Z">
         <w:r>
           <w:t>adresse électronique</w:t>
         </w:r>
       </w:ins>
-      <w:ins w:id="298" w:author="soleil" w:date="2024-10-10T10:51:00Z">
+      <w:ins w:id="255" w:author="soleil" w:date="2024-10-10T10:51:00Z">
         <w:r>
           <w:t xml:space="preserve"> de type caractères</w:t>
         </w:r>
@@ -9008,15 +8836,15 @@
         <w:spacing w:after="0" w:line="276" w:lineRule="auto"/>
         <w:jc w:val="both"/>
         <w:rPr>
-          <w:ins w:id="299" w:author="soleil" w:date="2024-10-10T10:51:00Z"/>
-        </w:rPr>
-      </w:pPr>
-      <w:ins w:id="300" w:author="soleil" w:date="2024-10-10T10:51:00Z">
+          <w:ins w:id="256" w:author="soleil" w:date="2024-10-10T10:51:00Z"/>
+        </w:rPr>
+      </w:pPr>
+      <w:ins w:id="257" w:author="soleil" w:date="2024-10-10T10:51:00Z">
         <w:r>
           <w:t xml:space="preserve">Un champ mot de passe </w:t>
         </w:r>
       </w:ins>
-      <w:ins w:id="301" w:author="soleil" w:date="2024-10-11T11:15:00Z">
+      <w:ins w:id="258" w:author="soleil" w:date="2024-10-11T11:15:00Z">
         <w:r>
           <w:t>protéger</w:t>
         </w:r>
@@ -9032,10 +8860,10 @@
         <w:spacing w:after="0" w:line="276" w:lineRule="auto"/>
         <w:jc w:val="both"/>
         <w:rPr>
-          <w:ins w:id="302" w:author="soleil" w:date="2024-10-10T10:51:00Z"/>
-        </w:rPr>
-      </w:pPr>
-      <w:ins w:id="303" w:author="soleil" w:date="2024-10-10T10:51:00Z">
+          <w:ins w:id="259" w:author="soleil" w:date="2024-10-10T10:51:00Z"/>
+        </w:rPr>
+      </w:pPr>
+      <w:ins w:id="260" w:author="soleil" w:date="2024-10-10T10:51:00Z">
         <w:r>
           <w:t>Un bouton de validation</w:t>
         </w:r>
@@ -9046,15 +8874,13 @@
         <w:spacing w:line="276" w:lineRule="auto"/>
         <w:jc w:val="both"/>
         <w:rPr>
+          <w:ins w:id="261" w:author="soleil" w:date="2024-10-22T14:25:00Z"/>
           <w:rFonts w:cstheme="minorHAnsi"/>
           <w:bCs/>
           <w:sz w:val="24"/>
           <w:szCs w:val="24"/>
-          <w:rPrChange w:id="304" w:author="soleil" w:date="2024-10-10T10:49:00Z">
-            <w:rPr/>
-          </w:rPrChange>
-        </w:rPr>
-        <w:pPrChange w:id="305" w:author="soleil" w:date="2024-10-10T10:49:00Z">
+        </w:rPr>
+        <w:pPrChange w:id="262" w:author="soleil" w:date="2024-10-10T10:49:00Z">
           <w:pPr>
             <w:pStyle w:val="Paragraphedeliste"/>
             <w:spacing w:line="276" w:lineRule="auto"/>
@@ -9062,6 +8888,159 @@
           </w:pPr>
         </w:pPrChange>
       </w:pPr>
+    </w:p>
+    <w:p>
+      <w:pPr>
+        <w:pStyle w:val="Titre3"/>
+        <w:spacing w:line="276" w:lineRule="auto"/>
+        <w:jc w:val="both"/>
+        <w:rPr>
+          <w:ins w:id="263" w:author="soleil" w:date="2024-10-22T14:42:00Z"/>
+          <w:smallCaps/>
+        </w:rPr>
+        <w:pPrChange w:id="264" w:author="soleil" w:date="2024-10-22T14:42:00Z">
+          <w:pPr>
+            <w:pStyle w:val="Paragraphedeliste"/>
+            <w:spacing w:line="276" w:lineRule="auto"/>
+            <w:jc w:val="both"/>
+          </w:pPr>
+        </w:pPrChange>
+      </w:pPr>
+      <w:ins w:id="265" w:author="soleil" w:date="2024-10-22T14:27:00Z">
+        <w:r>
+          <w:rPr>
+            <w:smallCaps/>
+            <w:rPrChange w:id="266" w:author="soleil" w:date="2024-10-22T14:42:00Z">
+              <w:rPr>
+                <w:rFonts w:cstheme="minorHAnsi"/>
+                <w:bCs/>
+                <w:sz w:val="24"/>
+                <w:szCs w:val="24"/>
+              </w:rPr>
+            </w:rPrChange>
+          </w:rPr>
+          <w:t xml:space="preserve">La page </w:t>
+        </w:r>
+      </w:ins>
+      <w:ins w:id="267" w:author="soleil" w:date="2024-10-22T14:41:00Z">
+        <w:r>
+          <w:rPr>
+            <w:smallCaps/>
+            <w:rPrChange w:id="268" w:author="soleil" w:date="2024-10-22T14:42:00Z">
+              <w:rPr>
+                <w:rFonts w:cstheme="minorHAnsi"/>
+                <w:bCs/>
+                <w:sz w:val="24"/>
+                <w:szCs w:val="24"/>
+              </w:rPr>
+            </w:rPrChange>
+          </w:rPr>
+          <w:t xml:space="preserve">de </w:t>
+        </w:r>
+      </w:ins>
+      <w:ins w:id="269" w:author="soleil" w:date="2024-10-22T14:42:00Z">
+        <w:r>
+          <w:rPr>
+            <w:smallCaps/>
+            <w:rPrChange w:id="270" w:author="soleil" w:date="2024-10-22T14:42:00Z">
+              <w:rPr>
+                <w:rFonts w:cstheme="minorHAnsi"/>
+                <w:bCs/>
+                <w:sz w:val="24"/>
+                <w:szCs w:val="24"/>
+              </w:rPr>
+            </w:rPrChange>
+          </w:rPr>
+          <w:t xml:space="preserve">choix de test : </w:t>
+        </w:r>
+      </w:ins>
+    </w:p>
+    <w:p>
+      <w:pPr>
+        <w:rPr>
+          <w:ins w:id="271" w:author="soleil" w:date="2024-10-22T14:43:00Z"/>
+        </w:rPr>
+        <w:pPrChange w:id="272" w:author="soleil" w:date="2024-10-22T14:42:00Z">
+          <w:pPr>
+            <w:pStyle w:val="Paragraphedeliste"/>
+            <w:spacing w:line="276" w:lineRule="auto"/>
+            <w:jc w:val="both"/>
+          </w:pPr>
+        </w:pPrChange>
+      </w:pPr>
+    </w:p>
+    <w:p>
+      <w:pPr>
+        <w:rPr>
+          <w:ins w:id="273" w:author="soleil" w:date="2024-10-22T14:43:00Z"/>
+        </w:rPr>
+        <w:pPrChange w:id="274" w:author="soleil" w:date="2024-10-22T14:42:00Z">
+          <w:pPr>
+            <w:pStyle w:val="Paragraphedeliste"/>
+            <w:spacing w:line="276" w:lineRule="auto"/>
+            <w:jc w:val="both"/>
+          </w:pPr>
+        </w:pPrChange>
+      </w:pPr>
+      <w:ins w:id="275" w:author="soleil" w:date="2024-10-22T14:43:00Z">
+        <w:r>
+          <w:lastRenderedPageBreak/>
+          <w:t xml:space="preserve">La page de choix de test sera traitée : </w:t>
+        </w:r>
+      </w:ins>
+    </w:p>
+    <w:p>
+      <w:pPr>
+        <w:pStyle w:val="Paragraphedeliste"/>
+        <w:numPr>
+          <w:ilvl w:val="0"/>
+          <w:numId w:val="4"/>
+        </w:numPr>
+        <w:rPr>
+          <w:rPrChange w:id="276" w:author="soleil" w:date="2024-10-22T14:42:00Z">
+            <w:rPr/>
+          </w:rPrChange>
+        </w:rPr>
+        <w:pPrChange w:id="277" w:author="soleil" w:date="2024-10-22T14:43:00Z">
+          <w:pPr>
+            <w:pStyle w:val="Paragraphedeliste"/>
+            <w:spacing w:line="276" w:lineRule="auto"/>
+            <w:jc w:val="both"/>
+          </w:pPr>
+        </w:pPrChange>
+      </w:pPr>
+      <w:ins w:id="278" w:author="soleil" w:date="2024-10-22T14:45:00Z">
+        <w:r>
+          <w:t xml:space="preserve">Un </w:t>
+        </w:r>
+      </w:ins>
+      <w:ins w:id="279" w:author="soleil" w:date="2024-10-22T14:46:00Z">
+        <w:r>
+          <w:t xml:space="preserve">texte </w:t>
+        </w:r>
+      </w:ins>
+      <w:ins w:id="280" w:author="soleil" w:date="2024-10-22T14:48:00Z">
+        <w:r>
+          <w:t xml:space="preserve">« Etes-vous sûr </w:t>
+        </w:r>
+      </w:ins>
+      <w:ins w:id="281" w:author="soleil" w:date="2024-10-22T14:49:00Z">
+        <w:r>
+          <w:t xml:space="preserve">de ne pas choisir de passer le test ? » et </w:t>
+        </w:r>
+      </w:ins>
+      <w:ins w:id="282" w:author="soleil" w:date="2024-10-22T14:50:00Z">
+        <w:r>
+          <w:t>il doit répondre soit par oui soit par non en sélectionnant par radi</w:t>
+        </w:r>
+      </w:ins>
+      <w:ins w:id="283" w:author="soleil" w:date="2024-10-22T14:51:00Z">
+        <w:r>
+          <w:t>o</w:t>
+        </w:r>
+      </w:ins>
+      <w:bookmarkStart w:id="284" w:name="_GoBack"/>
+      <w:bookmarkEnd w:id="284"/>
     </w:p>
     <w:sectPr>
       <w:pgSz w:w="11906" w:h="16838"/>
@@ -12598,7 +12577,7 @@
 </file>
 
 <file path=customXml/itemProps1.xml><?xml version="1.0" encoding="utf-8"?>
-<ds:datastoreItem xmlns:ds="http://schemas.openxmlformats.org/officeDocument/2006/customXml" ds:itemID="{1FA37E06-9489-4AD6-B04E-CCC7C695C793}">
+<ds:datastoreItem xmlns:ds="http://schemas.openxmlformats.org/officeDocument/2006/customXml" ds:itemID="{7D042EE9-ADCF-4CDD-A27A-1421B04F27D9}">
   <ds:schemaRefs>
     <ds:schemaRef ds:uri="http://schemas.openxmlformats.org/officeDocument/2006/bibliography"/>
   </ds:schemaRefs>

--- a/analyse/cahier_de_charge.docx
+++ b/analyse/cahier_de_charge.docx
@@ -8895,7 +8895,7 @@
         <w:spacing w:line="276" w:lineRule="auto"/>
         <w:jc w:val="both"/>
         <w:rPr>
-          <w:ins w:id="263" w:author="soleil" w:date="2024-10-22T14:42:00Z"/>
+          <w:ins w:id="263" w:author="soleil" w:date="2024-10-22T17:16:00Z"/>
           <w:smallCaps/>
         </w:rPr>
         <w:pPrChange w:id="264" w:author="soleil" w:date="2024-10-22T14:42:00Z">
@@ -8906,23 +8906,25 @@
           </w:pPr>
         </w:pPrChange>
       </w:pPr>
-      <w:ins w:id="265" w:author="soleil" w:date="2024-10-22T14:27:00Z">
-        <w:r>
-          <w:rPr>
-            <w:smallCaps/>
-            <w:rPrChange w:id="266" w:author="soleil" w:date="2024-10-22T14:42:00Z">
-              <w:rPr>
-                <w:rFonts w:cstheme="minorHAnsi"/>
-                <w:bCs/>
-                <w:sz w:val="24"/>
-                <w:szCs w:val="24"/>
-              </w:rPr>
-            </w:rPrChange>
-          </w:rPr>
-          <w:t xml:space="preserve">La page </w:t>
-        </w:r>
-      </w:ins>
-      <w:ins w:id="267" w:author="soleil" w:date="2024-10-22T14:41:00Z">
+    </w:p>
+    <w:p>
+      <w:pPr>
+        <w:pStyle w:val="Titre3"/>
+        <w:spacing w:line="276" w:lineRule="auto"/>
+        <w:jc w:val="both"/>
+        <w:rPr>
+          <w:ins w:id="265" w:author="soleil" w:date="2024-10-22T14:42:00Z"/>
+          <w:smallCaps/>
+        </w:rPr>
+        <w:pPrChange w:id="266" w:author="soleil" w:date="2024-10-22T14:42:00Z">
+          <w:pPr>
+            <w:pStyle w:val="Paragraphedeliste"/>
+            <w:spacing w:line="276" w:lineRule="auto"/>
+            <w:jc w:val="both"/>
+          </w:pPr>
+        </w:pPrChange>
+      </w:pPr>
+      <w:ins w:id="267" w:author="soleil" w:date="2024-10-22T14:27:00Z">
         <w:r>
           <w:rPr>
             <w:smallCaps/>
@@ -8930,15 +8932,13 @@
               <w:rPr>
                 <w:rFonts w:cstheme="minorHAnsi"/>
                 <w:bCs/>
-                <w:sz w:val="24"/>
-                <w:szCs w:val="24"/>
               </w:rPr>
             </w:rPrChange>
           </w:rPr>
-          <w:t xml:space="preserve">de </w:t>
+          <w:t xml:space="preserve">La page </w:t>
         </w:r>
       </w:ins>
-      <w:ins w:id="269" w:author="soleil" w:date="2024-10-22T14:42:00Z">
+      <w:ins w:id="269" w:author="soleil" w:date="2024-10-22T14:41:00Z">
         <w:r>
           <w:rPr>
             <w:smallCaps/>
@@ -8946,28 +8946,26 @@
               <w:rPr>
                 <w:rFonts w:cstheme="minorHAnsi"/>
                 <w:bCs/>
-                <w:sz w:val="24"/>
-                <w:szCs w:val="24"/>
+              </w:rPr>
+            </w:rPrChange>
+          </w:rPr>
+          <w:t xml:space="preserve">de </w:t>
+        </w:r>
+      </w:ins>
+      <w:ins w:id="271" w:author="soleil" w:date="2024-10-22T14:42:00Z">
+        <w:r>
+          <w:rPr>
+            <w:smallCaps/>
+            <w:rPrChange w:id="272" w:author="soleil" w:date="2024-10-22T14:42:00Z">
+              <w:rPr>
+                <w:rFonts w:cstheme="minorHAnsi"/>
+                <w:bCs/>
               </w:rPr>
             </w:rPrChange>
           </w:rPr>
           <w:t xml:space="preserve">choix de test : </w:t>
         </w:r>
       </w:ins>
-    </w:p>
-    <w:p>
-      <w:pPr>
-        <w:rPr>
-          <w:ins w:id="271" w:author="soleil" w:date="2024-10-22T14:43:00Z"/>
-        </w:rPr>
-        <w:pPrChange w:id="272" w:author="soleil" w:date="2024-10-22T14:42:00Z">
-          <w:pPr>
-            <w:pStyle w:val="Paragraphedeliste"/>
-            <w:spacing w:line="276" w:lineRule="auto"/>
-            <w:jc w:val="both"/>
-          </w:pPr>
-        </w:pPrChange>
-      </w:pPr>
     </w:p>
     <w:p>
       <w:pPr>
@@ -8982,26 +8980,13 @@
           </w:pPr>
         </w:pPrChange>
       </w:pPr>
-      <w:ins w:id="275" w:author="soleil" w:date="2024-10-22T14:43:00Z">
-        <w:r>
-          <w:lastRenderedPageBreak/>
-          <w:t xml:space="preserve">La page de choix de test sera traitée : </w:t>
-        </w:r>
-      </w:ins>
-    </w:p>
-    <w:p>
-      <w:pPr>
-        <w:pStyle w:val="Paragraphedeliste"/>
-        <w:numPr>
-          <w:ilvl w:val="0"/>
-          <w:numId w:val="4"/>
-        </w:numPr>
-        <w:rPr>
-          <w:rPrChange w:id="276" w:author="soleil" w:date="2024-10-22T14:42:00Z">
-            <w:rPr/>
-          </w:rPrChange>
-        </w:rPr>
-        <w:pPrChange w:id="277" w:author="soleil" w:date="2024-10-22T14:43:00Z">
+    </w:p>
+    <w:p>
+      <w:pPr>
+        <w:rPr>
+          <w:ins w:id="275" w:author="soleil" w:date="2024-10-22T14:43:00Z"/>
+        </w:rPr>
+        <w:pPrChange w:id="276" w:author="soleil" w:date="2024-10-22T14:42:00Z">
           <w:pPr>
             <w:pStyle w:val="Paragraphedeliste"/>
             <w:spacing w:line="276" w:lineRule="auto"/>
@@ -9009,38 +8994,68 @@
           </w:pPr>
         </w:pPrChange>
       </w:pPr>
-      <w:ins w:id="278" w:author="soleil" w:date="2024-10-22T14:45:00Z">
-        <w:r>
-          <w:t xml:space="preserve">Un </w:t>
+      <w:ins w:id="277" w:author="soleil" w:date="2024-10-22T14:43:00Z">
+        <w:r>
+          <w:t xml:space="preserve">La page de choix de test sera traitée : </w:t>
         </w:r>
       </w:ins>
-      <w:ins w:id="279" w:author="soleil" w:date="2024-10-22T14:46:00Z">
-        <w:r>
-          <w:t xml:space="preserve">texte </w:t>
+    </w:p>
+    <w:p>
+      <w:pPr>
+        <w:pStyle w:val="Paragraphedeliste"/>
+        <w:numPr>
+          <w:ilvl w:val="0"/>
+          <w:numId w:val="4"/>
+        </w:numPr>
+        <w:rPr>
+          <w:ins w:id="278" w:author="soleil" w:date="2024-10-24T10:17:00Z"/>
+        </w:rPr>
+        <w:pPrChange w:id="279" w:author="soleil" w:date="2024-10-22T14:43:00Z">
+          <w:pPr>
+            <w:pStyle w:val="Paragraphedeliste"/>
+            <w:spacing w:line="276" w:lineRule="auto"/>
+            <w:jc w:val="both"/>
+          </w:pPr>
+        </w:pPrChange>
+      </w:pPr>
+      <w:ins w:id="280" w:author="soleil" w:date="2024-10-22T14:45:00Z">
+        <w:r>
+          <w:t>U</w:t>
         </w:r>
       </w:ins>
-      <w:ins w:id="280" w:author="soleil" w:date="2024-10-22T14:48:00Z">
-        <w:r>
-          <w:t xml:space="preserve">« Etes-vous sûr </w:t>
+      <w:bookmarkStart w:id="281" w:name="_GoBack"/>
+      <w:bookmarkEnd w:id="281"/>
+      <w:ins w:id="282" w:author="soleil" w:date="2024-10-24T10:17:00Z">
+        <w:r>
+          <w:t>n label : "Êtes-vous sûr de ne pas vouloir passer le test ?" avec une réponse à sélectionner via des boutons radio (Oui / Non).</w:t>
         </w:r>
       </w:ins>
-      <w:ins w:id="281" w:author="soleil" w:date="2024-10-22T14:49:00Z">
-        <w:r>
-          <w:t xml:space="preserve">de ne pas choisir de passer le test ? » et </w:t>
+    </w:p>
+    <w:p>
+      <w:pPr>
+        <w:pStyle w:val="Paragraphedeliste"/>
+        <w:numPr>
+          <w:ilvl w:val="0"/>
+          <w:numId w:val="4"/>
+        </w:numPr>
+        <w:pPrChange w:id="283" w:author="soleil" w:date="2024-10-22T14:43:00Z">
+          <w:pPr>
+            <w:pStyle w:val="Paragraphedeliste"/>
+            <w:spacing w:line="276" w:lineRule="auto"/>
+            <w:jc w:val="both"/>
+          </w:pPr>
+        </w:pPrChange>
+      </w:pPr>
+      <w:ins w:id="284" w:author="soleil" w:date="2024-10-24T10:08:00Z">
+        <w:r>
+          <w:t>U</w:t>
         </w:r>
       </w:ins>
-      <w:ins w:id="282" w:author="soleil" w:date="2024-10-22T14:50:00Z">
-        <w:r>
-          <w:t>il doit répondre soit par oui soit par non en sélectionnant par radi</w:t>
+      <w:ins w:id="285" w:author="soleil" w:date="2024-10-24T10:11:00Z">
+        <w:r>
+          <w:t>n texte explicatif qui souligne l'importance de passer le test, avec un message convaincant pour encourager l'utilisateur à le faire.</w:t>
         </w:r>
       </w:ins>
-      <w:ins w:id="283" w:author="soleil" w:date="2024-10-22T14:51:00Z">
-        <w:r>
-          <w:t>o</w:t>
-        </w:r>
-      </w:ins>
-      <w:bookmarkStart w:id="284" w:name="_GoBack"/>
-      <w:bookmarkEnd w:id="284"/>
     </w:p>
     <w:sectPr>
       <w:pgSz w:w="11906" w:h="16838"/>
@@ -12577,7 +12592,7 @@
 </file>
 
 <file path=customXml/itemProps1.xml><?xml version="1.0" encoding="utf-8"?>
-<ds:datastoreItem xmlns:ds="http://schemas.openxmlformats.org/officeDocument/2006/customXml" ds:itemID="{7D042EE9-ADCF-4CDD-A27A-1421B04F27D9}">
+<ds:datastoreItem xmlns:ds="http://schemas.openxmlformats.org/officeDocument/2006/customXml" ds:itemID="{2E823F4A-6C82-4A1E-AC74-04F3E649F50E}">
   <ds:schemaRefs>
     <ds:schemaRef ds:uri="http://schemas.openxmlformats.org/officeDocument/2006/bibliography"/>
   </ds:schemaRefs>

--- a/analyse/cahier_de_charge.docx
+++ b/analyse/cahier_de_charge.docx
@@ -1,6 +1,6 @@
 
 <file path=word/document.xml><?xml version="1.0" encoding="utf-8"?>
-<w:document xmlns:wpc="http://schemas.microsoft.com/office/word/2010/wordprocessingCanvas" xmlns:cx="http://schemas.microsoft.com/office/drawing/2014/chartex" xmlns:cx1="http://schemas.microsoft.com/office/drawing/2015/9/8/chartex" xmlns:mc="http://schemas.openxmlformats.org/markup-compatibility/2006" xmlns:o="urn:schemas-microsoft-com:office:office" xmlns:r="http://schemas.openxmlformats.org/officeDocument/2006/relationships" xmlns:m="http://schemas.openxmlformats.org/officeDocument/2006/math" xmlns:v="urn:schemas-microsoft-com:vml" xmlns:wp14="http://schemas.microsoft.com/office/word/2010/wordprocessingDrawing" xmlns:wp="http://schemas.openxmlformats.org/drawingml/2006/wordprocessingDrawing" xmlns:w10="urn:schemas-microsoft-com:office:word" xmlns:w="http://schemas.openxmlformats.org/wordprocessingml/2006/main" xmlns:w14="http://schemas.microsoft.com/office/word/2010/wordml" xmlns:w15="http://schemas.microsoft.com/office/word/2012/wordml" xmlns:w16se="http://schemas.microsoft.com/office/word/2015/wordml/symex" xmlns:wpg="http://schemas.microsoft.com/office/word/2010/wordprocessingGroup" xmlns:wpi="http://schemas.microsoft.com/office/word/2010/wordprocessingInk" xmlns:wne="http://schemas.microsoft.com/office/word/2006/wordml" xmlns:wps="http://schemas.microsoft.com/office/word/2010/wordprocessingShape" mc:Ignorable="w14 w15 w16se wp14">
+<w:document xmlns:wpc="http://schemas.microsoft.com/office/word/2010/wordprocessingCanvas" xmlns:cx="http://schemas.microsoft.com/office/drawing/2014/chartex" xmlns:cx1="http://schemas.microsoft.com/office/drawing/2015/9/8/chartex" xmlns:cx2="http://schemas.microsoft.com/office/drawing/2015/10/21/chartex" xmlns:cx3="http://schemas.microsoft.com/office/drawing/2016/5/9/chartex" xmlns:cx4="http://schemas.microsoft.com/office/drawing/2016/5/10/chartex" xmlns:cx5="http://schemas.microsoft.com/office/drawing/2016/5/11/chartex" xmlns:cx6="http://schemas.microsoft.com/office/drawing/2016/5/12/chartex" xmlns:cx7="http://schemas.microsoft.com/office/drawing/2016/5/13/chartex" xmlns:cx8="http://schemas.microsoft.com/office/drawing/2016/5/14/chartex" xmlns:mc="http://schemas.openxmlformats.org/markup-compatibility/2006" xmlns:aink="http://schemas.microsoft.com/office/drawing/2016/ink" xmlns:am3d="http://schemas.microsoft.com/office/drawing/2017/model3d" xmlns:o="urn:schemas-microsoft-com:office:office" xmlns:oel="http://schemas.microsoft.com/office/2019/extlst" xmlns:r="http://schemas.openxmlformats.org/officeDocument/2006/relationships" xmlns:m="http://schemas.openxmlformats.org/officeDocument/2006/math" xmlns:v="urn:schemas-microsoft-com:vml" xmlns:wp14="http://schemas.microsoft.com/office/word/2010/wordprocessingDrawing" xmlns:wp="http://schemas.openxmlformats.org/drawingml/2006/wordprocessingDrawing" xmlns:w10="urn:schemas-microsoft-com:office:word" xmlns:w="http://schemas.openxmlformats.org/wordprocessingml/2006/main" xmlns:w14="http://schemas.microsoft.com/office/word/2010/wordml" xmlns:w15="http://schemas.microsoft.com/office/word/2012/wordml" xmlns:w16cex="http://schemas.microsoft.com/office/word/2018/wordml/cex" xmlns:w16cid="http://schemas.microsoft.com/office/word/2016/wordml/cid" xmlns:w16="http://schemas.microsoft.com/office/word/2018/wordml" xmlns:w16du="http://schemas.microsoft.com/office/word/2023/wordml/word16du" xmlns:w16sdtdh="http://schemas.microsoft.com/office/word/2020/wordml/sdtdatahash" xmlns:w16sdtfl="http://schemas.microsoft.com/office/word/2024/wordml/sdtformatlock" xmlns:w16se="http://schemas.microsoft.com/office/word/2015/wordml/symex" xmlns:wpg="http://schemas.microsoft.com/office/word/2010/wordprocessingGroup" xmlns:wpi="http://schemas.microsoft.com/office/word/2010/wordprocessingInk" xmlns:wne="http://schemas.microsoft.com/office/word/2006/wordml" xmlns:wps="http://schemas.microsoft.com/office/word/2010/wordprocessingShape" mc:Ignorable="w14 w15 w16se w16cid w16 w16cex w16sdtdh w16sdtfl w16du wp14">
   <w:body>
     <w:p>
       <w:pPr>
@@ -2247,15 +2247,43 @@
           <w:sz w:val="24"/>
           <w:szCs w:val="24"/>
         </w:rPr>
-        <w:t>isé avec des Framework Symfony (6 ?)</w:t>
-      </w:r>
-      <w:r>
-        <w:rPr>
-          <w:rFonts w:cstheme="minorHAnsi"/>
-          <w:sz w:val="24"/>
-          <w:szCs w:val="24"/>
-        </w:rPr>
-        <w:t xml:space="preserve"> et (</w:t>
+        <w:t xml:space="preserve">isé avec des Framework Symfony </w:t>
+      </w:r>
+      <w:del w:id="58" w:author="Bilel El Amrani" w:date="2025-03-09T09:57:00Z" w16du:dateUtc="2025-03-09T08:57:00Z">
+        <w:r>
+          <w:rPr>
+            <w:rFonts w:cstheme="minorHAnsi"/>
+            <w:sz w:val="24"/>
+            <w:szCs w:val="24"/>
+          </w:rPr>
+          <w:delText>(6 ?)</w:delText>
+        </w:r>
+        <w:r>
+          <w:rPr>
+            <w:rFonts w:cstheme="minorHAnsi"/>
+            <w:sz w:val="24"/>
+            <w:szCs w:val="24"/>
+          </w:rPr>
+          <w:delText xml:space="preserve"> </w:delText>
+        </w:r>
+      </w:del>
+      <w:ins w:id="59" w:author="Bilel El Amrani" w:date="2025-03-09T09:57:00Z" w16du:dateUtc="2025-03-09T08:57:00Z">
+        <w:r>
+          <w:rPr>
+            <w:rFonts w:cstheme="minorHAnsi"/>
+            <w:sz w:val="24"/>
+            <w:szCs w:val="24"/>
+          </w:rPr>
+          <w:t xml:space="preserve">6.4.9 </w:t>
+        </w:r>
+      </w:ins>
+      <w:r>
+        <w:rPr>
+          <w:rFonts w:cstheme="minorHAnsi"/>
+          <w:sz w:val="24"/>
+          <w:szCs w:val="24"/>
+        </w:rPr>
+        <w:t>et (</w:t>
       </w:r>
       <w:r>
         <w:rPr>
@@ -2311,28 +2339,28 @@
         <w:spacing w:line="276" w:lineRule="auto"/>
         <w:jc w:val="both"/>
         <w:rPr>
-          <w:del w:id="58" w:author="soleil" w:date="2024-10-09T16:26:00Z"/>
-          <w:rFonts w:cstheme="minorHAnsi"/>
-          <w:sz w:val="24"/>
-          <w:szCs w:val="24"/>
-        </w:rPr>
-      </w:pPr>
-    </w:p>
-    <w:p>
-      <w:pPr>
-        <w:spacing w:line="276" w:lineRule="auto"/>
-        <w:jc w:val="both"/>
-        <w:rPr>
-          <w:ins w:id="59" w:author="Igor Palakot" w:date="2024-10-04T14:21:00Z"/>
-          <w:rFonts w:cstheme="minorHAnsi"/>
-          <w:sz w:val="24"/>
-          <w:szCs w:val="24"/>
-        </w:rPr>
-        <w:pPrChange w:id="60" w:author="soleil" w:date="2024-10-09T16:26:00Z">
+          <w:del w:id="60" w:author="soleil" w:date="2024-10-09T16:26:00Z"/>
+          <w:rFonts w:cstheme="minorHAnsi"/>
+          <w:sz w:val="24"/>
+          <w:szCs w:val="24"/>
+        </w:rPr>
+      </w:pPr>
+    </w:p>
+    <w:p>
+      <w:pPr>
+        <w:spacing w:line="276" w:lineRule="auto"/>
+        <w:jc w:val="both"/>
+        <w:rPr>
+          <w:ins w:id="61" w:author="Igor Palakot" w:date="2024-10-04T14:21:00Z"/>
+          <w:rFonts w:cstheme="minorHAnsi"/>
+          <w:sz w:val="24"/>
+          <w:szCs w:val="24"/>
+        </w:rPr>
+        <w:pPrChange w:id="62" w:author="soleil" w:date="2024-10-09T16:26:00Z">
           <w:pPr/>
         </w:pPrChange>
       </w:pPr>
-      <w:ins w:id="61" w:author="Igor Palakot" w:date="2024-10-04T14:21:00Z">
+      <w:ins w:id="63" w:author="Igor Palakot" w:date="2024-10-04T14:21:00Z">
         <w:r>
           <w:rPr>
             <w:rFonts w:cstheme="minorHAnsi"/>
@@ -2352,27 +2380,6 @@
         </w:numPr>
         <w:spacing w:line="276" w:lineRule="auto"/>
         <w:jc w:val="both"/>
-        <w:rPr>
-          <w:rFonts w:asciiTheme="majorHAnsi" w:hAnsiTheme="majorHAnsi" w:cstheme="majorBidi"/>
-          <w:b/>
-          <w:smallCaps/>
-          <w:sz w:val="36"/>
-          <w:szCs w:val="36"/>
-          <w:u w:val="single" w:color="FF0000"/>
-          <w:rPrChange w:id="62" w:author="soleil" w:date="2024-10-09T16:32:00Z">
-            <w:rPr>
-              <w:rFonts w:eastAsiaTheme="majorEastAsia" w:cstheme="minorHAnsi"/>
-              <w:color w:val="2E74B5" w:themeColor="accent1" w:themeShade="BF"/>
-              <w:sz w:val="24"/>
-              <w:szCs w:val="24"/>
-            </w:rPr>
-          </w:rPrChange>
-        </w:rPr>
-        <w:pPrChange w:id="63" w:author="soleil" w:date="2024-10-09T16:32:00Z">
-          <w:pPr/>
-        </w:pPrChange>
-      </w:pPr>
-      <w:r>
         <w:rPr>
           <w:rFonts w:asciiTheme="majorHAnsi" w:hAnsiTheme="majorHAnsi" w:cstheme="majorBidi"/>
           <w:b/>
@@ -2382,13 +2389,17 @@
           <w:u w:val="single" w:color="FF0000"/>
           <w:rPrChange w:id="64" w:author="soleil" w:date="2024-10-09T16:32:00Z">
             <w:rPr>
+              <w:rFonts w:eastAsiaTheme="majorEastAsia" w:cstheme="minorHAnsi"/>
+              <w:color w:val="2E74B5" w:themeColor="accent1" w:themeShade="BF"/>
               <w:sz w:val="24"/>
+              <w:szCs w:val="24"/>
             </w:rPr>
           </w:rPrChange>
         </w:rPr>
-        <w:lastRenderedPageBreak/>
-        <w:t>Présentation</w:t>
-      </w:r>
+        <w:pPrChange w:id="65" w:author="soleil" w:date="2024-10-09T16:32:00Z">
+          <w:pPr/>
+        </w:pPrChange>
+      </w:pPr>
       <w:r>
         <w:rPr>
           <w:rFonts w:asciiTheme="majorHAnsi" w:hAnsiTheme="majorHAnsi" w:cstheme="majorBidi"/>
@@ -2397,12 +2408,29 @@
           <w:sz w:val="36"/>
           <w:szCs w:val="36"/>
           <w:u w:val="single" w:color="FF0000"/>
-          <w:rPrChange w:id="65" w:author="soleil" w:date="2024-10-09T16:32:00Z">
+          <w:rPrChange w:id="66" w:author="soleil" w:date="2024-10-09T16:32:00Z">
             <w:rPr>
               <w:sz w:val="24"/>
             </w:rPr>
           </w:rPrChange>
         </w:rPr>
+        <w:lastRenderedPageBreak/>
+        <w:t>Présentation</w:t>
+      </w:r>
+      <w:r>
+        <w:rPr>
+          <w:rFonts w:asciiTheme="majorHAnsi" w:hAnsiTheme="majorHAnsi" w:cstheme="majorBidi"/>
+          <w:b/>
+          <w:smallCaps/>
+          <w:sz w:val="36"/>
+          <w:szCs w:val="36"/>
+          <w:u w:val="single" w:color="FF0000"/>
+          <w:rPrChange w:id="67" w:author="soleil" w:date="2024-10-09T16:32:00Z">
+            <w:rPr>
+              <w:sz w:val="24"/>
+            </w:rPr>
+          </w:rPrChange>
+        </w:rPr>
         <w:t xml:space="preserve"> du Projet :</w:t>
       </w:r>
     </w:p>
@@ -2660,11 +2688,11 @@
         <w:ind w:left="284" w:hanging="284"/>
         <w:rPr>
           <w:rFonts w:asciiTheme="majorHAnsi" w:hAnsiTheme="majorHAnsi"/>
-          <w:rPrChange w:id="66" w:author="soleil" w:date="2024-10-09T16:33:00Z">
+          <w:rPrChange w:id="68" w:author="soleil" w:date="2024-10-09T16:33:00Z">
             <w:rPr/>
           </w:rPrChange>
         </w:rPr>
-        <w:pPrChange w:id="67" w:author="soleil" w:date="2024-10-09T16:33:00Z">
+        <w:pPrChange w:id="69" w:author="soleil" w:date="2024-10-09T16:33:00Z">
           <w:pPr>
             <w:pStyle w:val="Paragraphedeliste"/>
             <w:numPr>
@@ -2679,7 +2707,7 @@
       <w:r>
         <w:rPr>
           <w:rFonts w:asciiTheme="majorHAnsi" w:hAnsiTheme="majorHAnsi"/>
-          <w:rPrChange w:id="68" w:author="soleil" w:date="2024-10-09T16:33:00Z">
+          <w:rPrChange w:id="70" w:author="soleil" w:date="2024-10-09T16:33:00Z">
             <w:rPr/>
           </w:rPrChange>
         </w:rPr>
@@ -2696,62 +2724,6 @@
           <w:sz w:val="24"/>
           <w:szCs w:val="24"/>
           <w:u w:val="single"/>
-          <w:rPrChange w:id="69" w:author="soleil" w:date="2024-10-09T16:34:00Z">
-            <w:rPr>
-              <w:rFonts w:cstheme="minorHAnsi"/>
-              <w:sz w:val="24"/>
-              <w:szCs w:val="24"/>
-            </w:rPr>
-          </w:rPrChange>
-        </w:rPr>
-      </w:pPr>
-      <w:r>
-        <w:rPr>
-          <w:rFonts w:cstheme="minorHAnsi"/>
-          <w:b/>
-          <w:sz w:val="24"/>
-          <w:szCs w:val="24"/>
-          <w:u w:val="single"/>
-          <w:rPrChange w:id="70" w:author="soleil" w:date="2024-10-09T16:34:00Z">
-            <w:rPr>
-              <w:rFonts w:cstheme="minorHAnsi"/>
-              <w:sz w:val="24"/>
-              <w:szCs w:val="24"/>
-            </w:rPr>
-          </w:rPrChange>
-        </w:rPr>
-        <w:t>Dans ce document :</w:t>
-      </w:r>
-    </w:p>
-    <w:p>
-      <w:pPr>
-        <w:pStyle w:val="Paragraphedeliste"/>
-        <w:numPr>
-          <w:ilvl w:val="0"/>
-          <w:numId w:val="4"/>
-        </w:numPr>
-        <w:spacing w:line="276" w:lineRule="auto"/>
-        <w:jc w:val="both"/>
-        <w:rPr>
-          <w:rFonts w:cstheme="minorHAnsi"/>
-          <w:sz w:val="24"/>
-          <w:szCs w:val="24"/>
-        </w:rPr>
-      </w:pPr>
-      <w:r>
-        <w:rPr>
-          <w:rFonts w:cstheme="minorHAnsi"/>
-          <w:sz w:val="24"/>
-          <w:szCs w:val="24"/>
-        </w:rPr>
-        <w:t xml:space="preserve">Les </w:t>
-      </w:r>
-      <w:r>
-        <w:rPr>
-          <w:rFonts w:cstheme="minorHAnsi"/>
-          <w:b/>
-          <w:sz w:val="24"/>
-          <w:szCs w:val="24"/>
           <w:rPrChange w:id="71" w:author="soleil" w:date="2024-10-09T16:34:00Z">
             <w:rPr>
               <w:rFonts w:cstheme="minorHAnsi"/>
@@ -2760,78 +2732,14 @@
             </w:rPr>
           </w:rPrChange>
         </w:rPr>
-        <w:t>patients non abonnés</w:t>
-      </w:r>
-      <w:r>
-        <w:rPr>
-          <w:rFonts w:cstheme="minorHAnsi"/>
-          <w:sz w:val="24"/>
-          <w:szCs w:val="24"/>
-        </w:rPr>
-        <w:t xml:space="preserve"> bénéficieront d’un compte qui propose </w:t>
-      </w:r>
-      <w:r>
-        <w:rPr>
-          <w:rFonts w:cstheme="minorHAnsi"/>
-          <w:sz w:val="24"/>
-          <w:szCs w:val="24"/>
-        </w:rPr>
-        <w:t>toutes les parties</w:t>
-      </w:r>
-      <w:r>
-        <w:rPr>
-          <w:rFonts w:cstheme="minorHAnsi"/>
-          <w:sz w:val="24"/>
-          <w:szCs w:val="24"/>
-        </w:rPr>
-        <w:t xml:space="preserve"> sans la partie premium. Ces </w:t>
-      </w:r>
-      <w:r>
-        <w:rPr>
-          <w:rFonts w:cstheme="minorHAnsi"/>
-          <w:sz w:val="24"/>
-          <w:szCs w:val="24"/>
-        </w:rPr>
-        <w:t>patients</w:t>
-      </w:r>
-      <w:r>
-        <w:rPr>
-          <w:rFonts w:cstheme="minorHAnsi"/>
-          <w:sz w:val="24"/>
-          <w:szCs w:val="24"/>
-        </w:rPr>
-        <w:t xml:space="preserve"> seront répertoriés grâce à la page d’inscription disponible sur le site.</w:t>
-      </w:r>
-    </w:p>
-    <w:p>
-      <w:pPr>
-        <w:pStyle w:val="Paragraphedeliste"/>
-        <w:numPr>
-          <w:ilvl w:val="0"/>
-          <w:numId w:val="4"/>
-        </w:numPr>
-        <w:spacing w:line="276" w:lineRule="auto"/>
-        <w:jc w:val="both"/>
-        <w:rPr>
-          <w:rFonts w:cstheme="minorHAnsi"/>
-          <w:sz w:val="24"/>
-          <w:szCs w:val="24"/>
-        </w:rPr>
-      </w:pPr>
-      <w:r>
-        <w:rPr>
-          <w:rFonts w:cstheme="minorHAnsi"/>
-          <w:sz w:val="24"/>
-          <w:szCs w:val="24"/>
-        </w:rPr>
-        <w:t xml:space="preserve">Les </w:t>
-      </w:r>
+      </w:pPr>
       <w:r>
         <w:rPr>
           <w:rFonts w:cstheme="minorHAnsi"/>
           <w:b/>
           <w:sz w:val="24"/>
           <w:szCs w:val="24"/>
+          <w:u w:val="single"/>
           <w:rPrChange w:id="72" w:author="soleil" w:date="2024-10-09T16:34:00Z">
             <w:rPr>
               <w:rFonts w:cstheme="minorHAnsi"/>
@@ -2840,15 +2748,7 @@
             </w:rPr>
           </w:rPrChange>
         </w:rPr>
-        <w:t>patients abonnés</w:t>
-      </w:r>
-      <w:r>
-        <w:rPr>
-          <w:rFonts w:cstheme="minorHAnsi"/>
-          <w:sz w:val="24"/>
-          <w:szCs w:val="24"/>
-        </w:rPr>
-        <w:t xml:space="preserve"> bénéficieront d’un compte avec plus d’options. Ces patients seront répertoriés grâce à la page d’inscription disponible sur le site avec la partie premium. </w:t>
+        <w:t>Dans ce document :</w:t>
       </w:r>
     </w:p>
     <w:p>
@@ -2872,7 +2772,7 @@
           <w:sz w:val="24"/>
           <w:szCs w:val="24"/>
         </w:rPr>
-        <w:t xml:space="preserve">Quant aux </w:t>
+        <w:t xml:space="preserve">Les </w:t>
       </w:r>
       <w:r>
         <w:rPr>
@@ -2888,31 +2788,31 @@
             </w:rPr>
           </w:rPrChange>
         </w:rPr>
-        <w:t>orthophonistes</w:t>
-      </w:r>
-      <w:r>
-        <w:rPr>
-          <w:rFonts w:cstheme="minorHAnsi"/>
-          <w:sz w:val="24"/>
-          <w:szCs w:val="24"/>
-        </w:rPr>
-        <w:t xml:space="preserve">, ils ont un compte spécifique qui leur permet de </w:t>
-      </w:r>
-      <w:r>
-        <w:rPr>
-          <w:rFonts w:cstheme="minorHAnsi"/>
-          <w:sz w:val="24"/>
-          <w:szCs w:val="24"/>
-        </w:rPr>
-        <w:t xml:space="preserve">consulter les patients, choisir des activités pour travailler, choisir un rdv en visioconférence ou en présentiel </w:t>
-      </w:r>
-      <w:r>
-        <w:rPr>
-          <w:rFonts w:cstheme="minorHAnsi"/>
-          <w:sz w:val="24"/>
-          <w:szCs w:val="24"/>
-        </w:rPr>
-        <w:t xml:space="preserve">pour leurs </w:t>
+        <w:t>patients non abonnés</w:t>
+      </w:r>
+      <w:r>
+        <w:rPr>
+          <w:rFonts w:cstheme="minorHAnsi"/>
+          <w:sz w:val="24"/>
+          <w:szCs w:val="24"/>
+        </w:rPr>
+        <w:t xml:space="preserve"> bénéficieront d’un compte qui propose </w:t>
+      </w:r>
+      <w:r>
+        <w:rPr>
+          <w:rFonts w:cstheme="minorHAnsi"/>
+          <w:sz w:val="24"/>
+          <w:szCs w:val="24"/>
+        </w:rPr>
+        <w:t>toutes les parties</w:t>
+      </w:r>
+      <w:r>
+        <w:rPr>
+          <w:rFonts w:cstheme="minorHAnsi"/>
+          <w:sz w:val="24"/>
+          <w:szCs w:val="24"/>
+        </w:rPr>
+        <w:t xml:space="preserve"> sans la partie premium. Ces </w:t>
       </w:r>
       <w:r>
         <w:rPr>
@@ -2928,7 +2828,7 @@
           <w:sz w:val="24"/>
           <w:szCs w:val="24"/>
         </w:rPr>
-        <w:t>, ainsi que de nombreux avantages que nous décrirons plus tard.</w:t>
+        <w:t xml:space="preserve"> seront répertoriés grâce à la page d’inscription disponible sur le site.</w:t>
       </w:r>
     </w:p>
     <w:p>
@@ -2941,19 +2841,18 @@
         <w:spacing w:line="276" w:lineRule="auto"/>
         <w:jc w:val="both"/>
         <w:rPr>
-          <w:ins w:id="74" w:author="Igor Palakot" w:date="2024-10-04T14:21:00Z"/>
-          <w:rFonts w:cstheme="minorHAnsi"/>
-          <w:sz w:val="24"/>
-          <w:szCs w:val="24"/>
-        </w:rPr>
-      </w:pPr>
-      <w:r>
-        <w:rPr>
-          <w:rFonts w:cstheme="minorHAnsi"/>
-          <w:sz w:val="24"/>
-          <w:szCs w:val="24"/>
-        </w:rPr>
-        <w:t>L’</w:t>
+          <w:rFonts w:cstheme="minorHAnsi"/>
+          <w:sz w:val="24"/>
+          <w:szCs w:val="24"/>
+        </w:rPr>
+      </w:pPr>
+      <w:r>
+        <w:rPr>
+          <w:rFonts w:cstheme="minorHAnsi"/>
+          <w:sz w:val="24"/>
+          <w:szCs w:val="24"/>
+        </w:rPr>
+        <w:t xml:space="preserve">Les </w:t>
       </w:r>
       <w:r>
         <w:rPr>
@@ -2961,7 +2860,7 @@
           <w:b/>
           <w:sz w:val="24"/>
           <w:szCs w:val="24"/>
-          <w:rPrChange w:id="75" w:author="soleil" w:date="2024-10-09T16:35:00Z">
+          <w:rPrChange w:id="74" w:author="soleil" w:date="2024-10-09T16:34:00Z">
             <w:rPr>
               <w:rFonts w:cstheme="minorHAnsi"/>
               <w:sz w:val="24"/>
@@ -2969,6 +2868,135 @@
             </w:rPr>
           </w:rPrChange>
         </w:rPr>
+        <w:t>patients abonnés</w:t>
+      </w:r>
+      <w:r>
+        <w:rPr>
+          <w:rFonts w:cstheme="minorHAnsi"/>
+          <w:sz w:val="24"/>
+          <w:szCs w:val="24"/>
+        </w:rPr>
+        <w:t xml:space="preserve"> bénéficieront d’un compte avec plus d’options. Ces patients seront répertoriés grâce à la page d’inscription disponible sur le site avec la partie premium. </w:t>
+      </w:r>
+    </w:p>
+    <w:p>
+      <w:pPr>
+        <w:pStyle w:val="Paragraphedeliste"/>
+        <w:numPr>
+          <w:ilvl w:val="0"/>
+          <w:numId w:val="4"/>
+        </w:numPr>
+        <w:spacing w:line="276" w:lineRule="auto"/>
+        <w:jc w:val="both"/>
+        <w:rPr>
+          <w:rFonts w:cstheme="minorHAnsi"/>
+          <w:sz w:val="24"/>
+          <w:szCs w:val="24"/>
+        </w:rPr>
+      </w:pPr>
+      <w:r>
+        <w:rPr>
+          <w:rFonts w:cstheme="minorHAnsi"/>
+          <w:sz w:val="24"/>
+          <w:szCs w:val="24"/>
+        </w:rPr>
+        <w:t xml:space="preserve">Quant aux </w:t>
+      </w:r>
+      <w:r>
+        <w:rPr>
+          <w:rFonts w:cstheme="minorHAnsi"/>
+          <w:b/>
+          <w:sz w:val="24"/>
+          <w:szCs w:val="24"/>
+          <w:rPrChange w:id="75" w:author="soleil" w:date="2024-10-09T16:34:00Z">
+            <w:rPr>
+              <w:rFonts w:cstheme="minorHAnsi"/>
+              <w:sz w:val="24"/>
+              <w:szCs w:val="24"/>
+            </w:rPr>
+          </w:rPrChange>
+        </w:rPr>
+        <w:t>orthophonistes</w:t>
+      </w:r>
+      <w:r>
+        <w:rPr>
+          <w:rFonts w:cstheme="minorHAnsi"/>
+          <w:sz w:val="24"/>
+          <w:szCs w:val="24"/>
+        </w:rPr>
+        <w:t xml:space="preserve">, ils ont un compte spécifique qui leur permet de </w:t>
+      </w:r>
+      <w:r>
+        <w:rPr>
+          <w:rFonts w:cstheme="minorHAnsi"/>
+          <w:sz w:val="24"/>
+          <w:szCs w:val="24"/>
+        </w:rPr>
+        <w:t xml:space="preserve">consulter les patients, choisir des activités pour travailler, choisir un rdv en visioconférence ou en présentiel </w:t>
+      </w:r>
+      <w:r>
+        <w:rPr>
+          <w:rFonts w:cstheme="minorHAnsi"/>
+          <w:sz w:val="24"/>
+          <w:szCs w:val="24"/>
+        </w:rPr>
+        <w:t xml:space="preserve">pour leurs </w:t>
+      </w:r>
+      <w:r>
+        <w:rPr>
+          <w:rFonts w:cstheme="minorHAnsi"/>
+          <w:sz w:val="24"/>
+          <w:szCs w:val="24"/>
+        </w:rPr>
+        <w:t>patients</w:t>
+      </w:r>
+      <w:r>
+        <w:rPr>
+          <w:rFonts w:cstheme="minorHAnsi"/>
+          <w:sz w:val="24"/>
+          <w:szCs w:val="24"/>
+        </w:rPr>
+        <w:t>, ainsi que de nombreux avantages que nous décrirons plus tard.</w:t>
+      </w:r>
+    </w:p>
+    <w:p>
+      <w:pPr>
+        <w:pStyle w:val="Paragraphedeliste"/>
+        <w:numPr>
+          <w:ilvl w:val="0"/>
+          <w:numId w:val="4"/>
+        </w:numPr>
+        <w:spacing w:line="276" w:lineRule="auto"/>
+        <w:jc w:val="both"/>
+        <w:rPr>
+          <w:ins w:id="76" w:author="Igor Palakot" w:date="2024-10-04T14:21:00Z"/>
+          <w:rFonts w:cstheme="minorHAnsi"/>
+          <w:sz w:val="24"/>
+          <w:szCs w:val="24"/>
+        </w:rPr>
+      </w:pPr>
+      <w:r>
+        <w:rPr>
+          <w:rFonts w:cstheme="minorHAnsi"/>
+          <w:sz w:val="24"/>
+          <w:szCs w:val="24"/>
+        </w:rPr>
+        <w:t>L’</w:t>
+      </w:r>
+      <w:r>
+        <w:rPr>
+          <w:rFonts w:cstheme="minorHAnsi"/>
+          <w:b/>
+          <w:sz w:val="24"/>
+          <w:szCs w:val="24"/>
+          <w:rPrChange w:id="77" w:author="soleil" w:date="2024-10-09T16:35:00Z">
+            <w:rPr>
+              <w:rFonts w:cstheme="minorHAnsi"/>
+              <w:sz w:val="24"/>
+              <w:szCs w:val="24"/>
+            </w:rPr>
+          </w:rPrChange>
+        </w:rPr>
         <w:t>administrateur</w:t>
       </w:r>
       <w:r>
@@ -3050,12 +3078,12 @@
         <w:spacing w:line="276" w:lineRule="auto"/>
         <w:jc w:val="both"/>
         <w:rPr>
-          <w:ins w:id="76" w:author="Igor Palakot" w:date="2024-10-04T14:21:00Z"/>
-          <w:rFonts w:cstheme="minorHAnsi"/>
-          <w:sz w:val="24"/>
-          <w:szCs w:val="24"/>
-        </w:rPr>
-        <w:pPrChange w:id="77" w:author="Igor Palakot" w:date="2024-10-04T14:21:00Z">
+          <w:ins w:id="78" w:author="Igor Palakot" w:date="2024-10-04T14:21:00Z"/>
+          <w:rFonts w:cstheme="minorHAnsi"/>
+          <w:sz w:val="24"/>
+          <w:szCs w:val="24"/>
+        </w:rPr>
+        <w:pPrChange w:id="79" w:author="Igor Palakot" w:date="2024-10-04T14:21:00Z">
           <w:pPr>
             <w:pStyle w:val="Paragraphedeliste"/>
             <w:numPr>
@@ -3078,7 +3106,7 @@
           <w:sz w:val="24"/>
           <w:szCs w:val="24"/>
         </w:rPr>
-        <w:pPrChange w:id="78" w:author="Igor Palakot" w:date="2024-10-04T14:21:00Z">
+        <w:pPrChange w:id="80" w:author="Igor Palakot" w:date="2024-10-04T14:21:00Z">
           <w:pPr>
             <w:pStyle w:val="Paragraphedeliste"/>
             <w:numPr>
@@ -3101,11 +3129,11 @@
         <w:ind w:left="284" w:hanging="284"/>
         <w:rPr>
           <w:rFonts w:asciiTheme="majorHAnsi" w:hAnsiTheme="majorHAnsi"/>
-          <w:rPrChange w:id="79" w:author="soleil" w:date="2024-10-09T16:38:00Z">
+          <w:rPrChange w:id="81" w:author="soleil" w:date="2024-10-09T16:38:00Z">
             <w:rPr/>
           </w:rPrChange>
         </w:rPr>
-        <w:pPrChange w:id="80" w:author="soleil" w:date="2024-10-09T16:38:00Z">
+        <w:pPrChange w:id="82" w:author="soleil" w:date="2024-10-09T16:38:00Z">
           <w:pPr>
             <w:pStyle w:val="Paragraphedeliste"/>
             <w:numPr>
@@ -3120,7 +3148,7 @@
       <w:r>
         <w:rPr>
           <w:rFonts w:asciiTheme="majorHAnsi" w:hAnsiTheme="majorHAnsi"/>
-          <w:rPrChange w:id="81" w:author="soleil" w:date="2024-10-09T16:38:00Z">
+          <w:rPrChange w:id="83" w:author="soleil" w:date="2024-10-09T16:38:00Z">
             <w:rPr/>
           </w:rPrChange>
         </w:rPr>
@@ -3136,7 +3164,7 @@
         </w:numPr>
         <w:spacing w:line="276" w:lineRule="auto"/>
         <w:jc w:val="both"/>
-        <w:pPrChange w:id="82" w:author="soleil" w:date="2024-10-09T16:38:00Z">
+        <w:pPrChange w:id="84" w:author="soleil" w:date="2024-10-09T16:38:00Z">
           <w:pPr>
             <w:pStyle w:val="Paragraphedeliste"/>
             <w:numPr>
@@ -3155,7 +3183,7 @@
           <w:bCs/>
           <w:smallCaps/>
           <w:u w:val="single"/>
-          <w:rPrChange w:id="83" w:author="soleil" w:date="2024-10-09T16:38:00Z">
+          <w:rPrChange w:id="85" w:author="soleil" w:date="2024-10-09T16:38:00Z">
             <w:rPr/>
           </w:rPrChange>
         </w:rPr>
@@ -3603,13 +3631,13 @@
         <w:ind w:left="1800"/>
         <w:jc w:val="both"/>
         <w:rPr>
-          <w:ins w:id="84" w:author="soleil" w:date="2024-10-10T23:39:00Z"/>
-          <w:rFonts w:cstheme="minorHAnsi"/>
-          <w:sz w:val="24"/>
-          <w:szCs w:val="24"/>
-        </w:rPr>
-      </w:pPr>
-      <w:ins w:id="85" w:author="soleil" w:date="2024-10-10T23:39:00Z">
+          <w:ins w:id="86" w:author="soleil" w:date="2024-10-10T23:39:00Z"/>
+          <w:rFonts w:cstheme="minorHAnsi"/>
+          <w:sz w:val="24"/>
+          <w:szCs w:val="24"/>
+        </w:rPr>
+      </w:pPr>
+      <w:ins w:id="87" w:author="soleil" w:date="2024-10-10T23:39:00Z">
         <w:r>
           <w:rPr>
             <w:rFonts w:cstheme="minorHAnsi"/>
@@ -3631,13 +3659,13 @@
         <w:ind w:left="1800"/>
         <w:jc w:val="both"/>
         <w:rPr>
-          <w:ins w:id="86" w:author="soleil" w:date="2024-10-10T23:39:00Z"/>
-          <w:rFonts w:cstheme="minorHAnsi"/>
-          <w:sz w:val="24"/>
-          <w:szCs w:val="24"/>
-        </w:rPr>
-      </w:pPr>
-      <w:ins w:id="87" w:author="soleil" w:date="2024-10-10T23:39:00Z">
+          <w:ins w:id="88" w:author="soleil" w:date="2024-10-10T23:39:00Z"/>
+          <w:rFonts w:cstheme="minorHAnsi"/>
+          <w:sz w:val="24"/>
+          <w:szCs w:val="24"/>
+        </w:rPr>
+      </w:pPr>
+      <w:ins w:id="89" w:author="soleil" w:date="2024-10-10T23:39:00Z">
         <w:r>
           <w:rPr>
             <w:rFonts w:cstheme="minorHAnsi"/>
@@ -3659,13 +3687,13 @@
         <w:ind w:left="1800"/>
         <w:jc w:val="both"/>
         <w:rPr>
-          <w:ins w:id="88" w:author="soleil" w:date="2024-10-10T23:39:00Z"/>
-          <w:rFonts w:cstheme="minorHAnsi"/>
-          <w:sz w:val="24"/>
-          <w:szCs w:val="24"/>
-        </w:rPr>
-      </w:pPr>
-      <w:ins w:id="89" w:author="soleil" w:date="2024-10-10T23:39:00Z">
+          <w:ins w:id="90" w:author="soleil" w:date="2024-10-10T23:39:00Z"/>
+          <w:rFonts w:cstheme="minorHAnsi"/>
+          <w:sz w:val="24"/>
+          <w:szCs w:val="24"/>
+        </w:rPr>
+      </w:pPr>
+      <w:ins w:id="91" w:author="soleil" w:date="2024-10-10T23:39:00Z">
         <w:r>
           <w:rPr>
             <w:rFonts w:cstheme="minorHAnsi"/>
@@ -3687,13 +3715,13 @@
         <w:ind w:left="1800"/>
         <w:jc w:val="both"/>
         <w:rPr>
-          <w:ins w:id="90" w:author="soleil" w:date="2024-10-10T23:39:00Z"/>
-          <w:rFonts w:cstheme="minorHAnsi"/>
-          <w:sz w:val="24"/>
-          <w:szCs w:val="24"/>
-        </w:rPr>
-      </w:pPr>
-      <w:ins w:id="91" w:author="soleil" w:date="2024-10-10T23:39:00Z">
+          <w:ins w:id="92" w:author="soleil" w:date="2024-10-10T23:39:00Z"/>
+          <w:rFonts w:cstheme="minorHAnsi"/>
+          <w:sz w:val="24"/>
+          <w:szCs w:val="24"/>
+        </w:rPr>
+      </w:pPr>
+      <w:ins w:id="93" w:author="soleil" w:date="2024-10-10T23:39:00Z">
         <w:r>
           <w:rPr>
             <w:rFonts w:cstheme="minorHAnsi"/>
@@ -3715,13 +3743,13 @@
         <w:ind w:left="1800"/>
         <w:jc w:val="both"/>
         <w:rPr>
-          <w:ins w:id="92" w:author="soleil" w:date="2024-10-10T23:39:00Z"/>
-          <w:rFonts w:cstheme="minorHAnsi"/>
-          <w:sz w:val="24"/>
-          <w:szCs w:val="24"/>
-        </w:rPr>
-      </w:pPr>
-      <w:ins w:id="93" w:author="soleil" w:date="2024-10-10T23:39:00Z">
+          <w:ins w:id="94" w:author="soleil" w:date="2024-10-10T23:39:00Z"/>
+          <w:rFonts w:cstheme="minorHAnsi"/>
+          <w:sz w:val="24"/>
+          <w:szCs w:val="24"/>
+        </w:rPr>
+      </w:pPr>
+      <w:ins w:id="95" w:author="soleil" w:date="2024-10-10T23:39:00Z">
         <w:r>
           <w:rPr>
             <w:rFonts w:cstheme="minorHAnsi"/>
@@ -3743,13 +3771,13 @@
         <w:ind w:left="1800"/>
         <w:jc w:val="both"/>
         <w:rPr>
-          <w:ins w:id="94" w:author="soleil" w:date="2024-10-10T23:39:00Z"/>
-          <w:rFonts w:cstheme="minorHAnsi"/>
-          <w:sz w:val="24"/>
-          <w:szCs w:val="24"/>
-        </w:rPr>
-      </w:pPr>
-      <w:ins w:id="95" w:author="soleil" w:date="2024-10-10T23:39:00Z">
+          <w:ins w:id="96" w:author="soleil" w:date="2024-10-10T23:39:00Z"/>
+          <w:rFonts w:cstheme="minorHAnsi"/>
+          <w:sz w:val="24"/>
+          <w:szCs w:val="24"/>
+        </w:rPr>
+      </w:pPr>
+      <w:ins w:id="97" w:author="soleil" w:date="2024-10-10T23:39:00Z">
         <w:r>
           <w:rPr>
             <w:rFonts w:cstheme="minorHAnsi"/>
@@ -3771,13 +3799,13 @@
         <w:ind w:left="1800"/>
         <w:jc w:val="both"/>
         <w:rPr>
-          <w:ins w:id="96" w:author="soleil" w:date="2024-10-10T23:39:00Z"/>
-          <w:rFonts w:cstheme="minorHAnsi"/>
-          <w:sz w:val="24"/>
-          <w:szCs w:val="24"/>
-        </w:rPr>
-      </w:pPr>
-      <w:ins w:id="97" w:author="soleil" w:date="2024-10-10T23:39:00Z">
+          <w:ins w:id="98" w:author="soleil" w:date="2024-10-10T23:39:00Z"/>
+          <w:rFonts w:cstheme="minorHAnsi"/>
+          <w:sz w:val="24"/>
+          <w:szCs w:val="24"/>
+        </w:rPr>
+      </w:pPr>
+      <w:ins w:id="99" w:author="soleil" w:date="2024-10-10T23:39:00Z">
         <w:r>
           <w:rPr>
             <w:rFonts w:cstheme="minorHAnsi"/>
@@ -3799,13 +3827,13 @@
         <w:ind w:left="1800"/>
         <w:jc w:val="both"/>
         <w:rPr>
-          <w:ins w:id="98" w:author="soleil" w:date="2024-10-10T23:39:00Z"/>
-          <w:rFonts w:cstheme="minorHAnsi"/>
-          <w:sz w:val="24"/>
-          <w:szCs w:val="24"/>
-        </w:rPr>
-      </w:pPr>
-      <w:ins w:id="99" w:author="soleil" w:date="2024-10-10T23:39:00Z">
+          <w:ins w:id="100" w:author="soleil" w:date="2024-10-10T23:39:00Z"/>
+          <w:rFonts w:cstheme="minorHAnsi"/>
+          <w:sz w:val="24"/>
+          <w:szCs w:val="24"/>
+        </w:rPr>
+      </w:pPr>
+      <w:ins w:id="101" w:author="soleil" w:date="2024-10-10T23:39:00Z">
         <w:r>
           <w:rPr>
             <w:rFonts w:cstheme="minorHAnsi"/>
@@ -3835,13 +3863,13 @@
         <w:ind w:left="1800"/>
         <w:jc w:val="both"/>
         <w:rPr>
-          <w:ins w:id="100" w:author="soleil" w:date="2024-10-10T23:39:00Z"/>
-          <w:rFonts w:cstheme="minorHAnsi"/>
-          <w:sz w:val="24"/>
-          <w:szCs w:val="24"/>
-        </w:rPr>
-      </w:pPr>
-      <w:ins w:id="101" w:author="soleil" w:date="2024-10-10T23:39:00Z">
+          <w:ins w:id="102" w:author="soleil" w:date="2024-10-10T23:39:00Z"/>
+          <w:rFonts w:cstheme="minorHAnsi"/>
+          <w:sz w:val="24"/>
+          <w:szCs w:val="24"/>
+        </w:rPr>
+      </w:pPr>
+      <w:ins w:id="103" w:author="soleil" w:date="2024-10-10T23:39:00Z">
         <w:r>
           <w:rPr>
             <w:rFonts w:cstheme="minorHAnsi"/>
@@ -3863,13 +3891,13 @@
         <w:ind w:left="1800"/>
         <w:jc w:val="both"/>
         <w:rPr>
-          <w:ins w:id="102" w:author="soleil" w:date="2024-10-10T23:39:00Z"/>
-          <w:rFonts w:cstheme="minorHAnsi"/>
-          <w:sz w:val="24"/>
-          <w:szCs w:val="24"/>
-        </w:rPr>
-      </w:pPr>
-      <w:ins w:id="103" w:author="soleil" w:date="2024-10-10T23:39:00Z">
+          <w:ins w:id="104" w:author="soleil" w:date="2024-10-10T23:39:00Z"/>
+          <w:rFonts w:cstheme="minorHAnsi"/>
+          <w:sz w:val="24"/>
+          <w:szCs w:val="24"/>
+        </w:rPr>
+      </w:pPr>
+      <w:ins w:id="105" w:author="soleil" w:date="2024-10-10T23:39:00Z">
         <w:r>
           <w:rPr>
             <w:rFonts w:cstheme="minorHAnsi"/>
@@ -3891,13 +3919,13 @@
         <w:ind w:left="1800"/>
         <w:jc w:val="both"/>
         <w:rPr>
-          <w:ins w:id="104" w:author="soleil" w:date="2024-10-10T23:39:00Z"/>
-          <w:rFonts w:cstheme="minorHAnsi"/>
-          <w:sz w:val="24"/>
-          <w:szCs w:val="24"/>
-        </w:rPr>
-      </w:pPr>
-      <w:ins w:id="105" w:author="soleil" w:date="2024-10-10T23:39:00Z">
+          <w:ins w:id="106" w:author="soleil" w:date="2024-10-10T23:39:00Z"/>
+          <w:rFonts w:cstheme="minorHAnsi"/>
+          <w:sz w:val="24"/>
+          <w:szCs w:val="24"/>
+        </w:rPr>
+      </w:pPr>
+      <w:ins w:id="107" w:author="soleil" w:date="2024-10-10T23:39:00Z">
         <w:r>
           <w:rPr>
             <w:rFonts w:cstheme="minorHAnsi"/>
@@ -3919,13 +3947,13 @@
         <w:ind w:left="1800"/>
         <w:jc w:val="both"/>
         <w:rPr>
-          <w:ins w:id="106" w:author="soleil" w:date="2024-10-10T23:39:00Z"/>
-          <w:rFonts w:cstheme="minorHAnsi"/>
-          <w:sz w:val="24"/>
-          <w:szCs w:val="24"/>
-        </w:rPr>
-      </w:pPr>
-      <w:ins w:id="107" w:author="soleil" w:date="2024-10-10T23:39:00Z">
+          <w:ins w:id="108" w:author="soleil" w:date="2024-10-10T23:39:00Z"/>
+          <w:rFonts w:cstheme="minorHAnsi"/>
+          <w:sz w:val="24"/>
+          <w:szCs w:val="24"/>
+        </w:rPr>
+      </w:pPr>
+      <w:ins w:id="109" w:author="soleil" w:date="2024-10-10T23:39:00Z">
         <w:r>
           <w:rPr>
             <w:rFonts w:cstheme="minorHAnsi"/>
@@ -3947,13 +3975,13 @@
         <w:ind w:left="1800"/>
         <w:jc w:val="both"/>
         <w:rPr>
-          <w:ins w:id="108" w:author="soleil" w:date="2024-10-10T23:39:00Z"/>
-          <w:rFonts w:cstheme="minorHAnsi"/>
-          <w:sz w:val="24"/>
-          <w:szCs w:val="24"/>
-        </w:rPr>
-      </w:pPr>
-      <w:ins w:id="109" w:author="soleil" w:date="2024-10-10T23:39:00Z">
+          <w:ins w:id="110" w:author="soleil" w:date="2024-10-10T23:39:00Z"/>
+          <w:rFonts w:cstheme="minorHAnsi"/>
+          <w:sz w:val="24"/>
+          <w:szCs w:val="24"/>
+        </w:rPr>
+      </w:pPr>
+      <w:ins w:id="111" w:author="soleil" w:date="2024-10-10T23:39:00Z">
         <w:r>
           <w:rPr>
             <w:rFonts w:cstheme="minorHAnsi"/>
@@ -3975,13 +4003,13 @@
         <w:ind w:left="1800"/>
         <w:jc w:val="both"/>
         <w:rPr>
-          <w:ins w:id="110" w:author="soleil" w:date="2024-10-10T23:39:00Z"/>
-          <w:rFonts w:cstheme="minorHAnsi"/>
-          <w:sz w:val="24"/>
-          <w:szCs w:val="24"/>
-        </w:rPr>
-      </w:pPr>
-      <w:ins w:id="111" w:author="soleil" w:date="2024-10-10T23:39:00Z">
+          <w:ins w:id="112" w:author="soleil" w:date="2024-10-10T23:39:00Z"/>
+          <w:rFonts w:cstheme="minorHAnsi"/>
+          <w:sz w:val="24"/>
+          <w:szCs w:val="24"/>
+        </w:rPr>
+      </w:pPr>
+      <w:ins w:id="113" w:author="soleil" w:date="2024-10-10T23:39:00Z">
         <w:r>
           <w:rPr>
             <w:rFonts w:cstheme="minorHAnsi"/>
@@ -4003,13 +4031,13 @@
         <w:ind w:left="1800"/>
         <w:jc w:val="both"/>
         <w:rPr>
-          <w:del w:id="112" w:author="soleil" w:date="2024-10-10T23:39:00Z"/>
-          <w:rFonts w:cstheme="minorHAnsi"/>
-          <w:sz w:val="24"/>
-          <w:szCs w:val="24"/>
-        </w:rPr>
-      </w:pPr>
-      <w:del w:id="113" w:author="soleil" w:date="2024-10-10T23:39:00Z">
+          <w:del w:id="114" w:author="soleil" w:date="2024-10-10T23:39:00Z"/>
+          <w:rFonts w:cstheme="minorHAnsi"/>
+          <w:sz w:val="24"/>
+          <w:szCs w:val="24"/>
+        </w:rPr>
+      </w:pPr>
+      <w:del w:id="115" w:author="soleil" w:date="2024-10-10T23:39:00Z">
         <w:r>
           <w:rPr>
             <w:rFonts w:cstheme="minorHAnsi"/>
@@ -4031,13 +4059,13 @@
         <w:ind w:left="1800"/>
         <w:jc w:val="both"/>
         <w:rPr>
-          <w:del w:id="114" w:author="soleil" w:date="2024-10-10T23:39:00Z"/>
-          <w:rFonts w:cstheme="minorHAnsi"/>
-          <w:sz w:val="24"/>
-          <w:szCs w:val="24"/>
-        </w:rPr>
-      </w:pPr>
-      <w:del w:id="115" w:author="soleil" w:date="2024-10-10T23:39:00Z">
+          <w:del w:id="116" w:author="soleil" w:date="2024-10-10T23:39:00Z"/>
+          <w:rFonts w:cstheme="minorHAnsi"/>
+          <w:sz w:val="24"/>
+          <w:szCs w:val="24"/>
+        </w:rPr>
+      </w:pPr>
+      <w:del w:id="117" w:author="soleil" w:date="2024-10-10T23:39:00Z">
         <w:r>
           <w:rPr>
             <w:rFonts w:cstheme="minorHAnsi"/>
@@ -4059,13 +4087,13 @@
         <w:ind w:left="1800"/>
         <w:jc w:val="both"/>
         <w:rPr>
-          <w:del w:id="116" w:author="soleil" w:date="2024-10-10T23:39:00Z"/>
-          <w:rFonts w:cstheme="minorHAnsi"/>
-          <w:sz w:val="24"/>
-          <w:szCs w:val="24"/>
-        </w:rPr>
-      </w:pPr>
-      <w:del w:id="117" w:author="soleil" w:date="2024-10-10T23:39:00Z">
+          <w:del w:id="118" w:author="soleil" w:date="2024-10-10T23:39:00Z"/>
+          <w:rFonts w:cstheme="minorHAnsi"/>
+          <w:sz w:val="24"/>
+          <w:szCs w:val="24"/>
+        </w:rPr>
+      </w:pPr>
+      <w:del w:id="119" w:author="soleil" w:date="2024-10-10T23:39:00Z">
         <w:r>
           <w:rPr>
             <w:rFonts w:cstheme="minorHAnsi"/>
@@ -4087,13 +4115,13 @@
         <w:ind w:left="1800"/>
         <w:jc w:val="both"/>
         <w:rPr>
-          <w:del w:id="118" w:author="soleil" w:date="2024-10-10T23:39:00Z"/>
-          <w:rFonts w:cstheme="minorHAnsi"/>
-          <w:sz w:val="24"/>
-          <w:szCs w:val="24"/>
-        </w:rPr>
-      </w:pPr>
-      <w:del w:id="119" w:author="soleil" w:date="2024-10-10T23:39:00Z">
+          <w:del w:id="120" w:author="soleil" w:date="2024-10-10T23:39:00Z"/>
+          <w:rFonts w:cstheme="minorHAnsi"/>
+          <w:sz w:val="24"/>
+          <w:szCs w:val="24"/>
+        </w:rPr>
+      </w:pPr>
+      <w:del w:id="121" w:author="soleil" w:date="2024-10-10T23:39:00Z">
         <w:r>
           <w:rPr>
             <w:rFonts w:cstheme="minorHAnsi"/>
@@ -4115,13 +4143,13 @@
         <w:ind w:left="1800"/>
         <w:jc w:val="both"/>
         <w:rPr>
-          <w:del w:id="120" w:author="soleil" w:date="2024-10-10T23:39:00Z"/>
-          <w:rFonts w:cstheme="minorHAnsi"/>
-          <w:sz w:val="24"/>
-          <w:szCs w:val="24"/>
-        </w:rPr>
-      </w:pPr>
-      <w:del w:id="121" w:author="soleil" w:date="2024-10-10T23:39:00Z">
+          <w:del w:id="122" w:author="soleil" w:date="2024-10-10T23:39:00Z"/>
+          <w:rFonts w:cstheme="minorHAnsi"/>
+          <w:sz w:val="24"/>
+          <w:szCs w:val="24"/>
+        </w:rPr>
+      </w:pPr>
+      <w:del w:id="123" w:author="soleil" w:date="2024-10-10T23:39:00Z">
         <w:r>
           <w:rPr>
             <w:rFonts w:cstheme="minorHAnsi"/>
@@ -4143,13 +4171,13 @@
         <w:ind w:left="1800"/>
         <w:jc w:val="both"/>
         <w:rPr>
-          <w:del w:id="122" w:author="soleil" w:date="2024-10-10T23:39:00Z"/>
-          <w:rFonts w:cstheme="minorHAnsi"/>
-          <w:sz w:val="24"/>
-          <w:szCs w:val="24"/>
-        </w:rPr>
-      </w:pPr>
-      <w:del w:id="123" w:author="soleil" w:date="2024-10-10T23:39:00Z">
+          <w:del w:id="124" w:author="soleil" w:date="2024-10-10T23:39:00Z"/>
+          <w:rFonts w:cstheme="minorHAnsi"/>
+          <w:sz w:val="24"/>
+          <w:szCs w:val="24"/>
+        </w:rPr>
+      </w:pPr>
+      <w:del w:id="125" w:author="soleil" w:date="2024-10-10T23:39:00Z">
         <w:r>
           <w:rPr>
             <w:rFonts w:cstheme="minorHAnsi"/>
@@ -4171,13 +4199,13 @@
         <w:ind w:left="1800"/>
         <w:jc w:val="both"/>
         <w:rPr>
-          <w:del w:id="124" w:author="soleil" w:date="2024-10-10T23:39:00Z"/>
-          <w:rFonts w:cstheme="minorHAnsi"/>
-          <w:sz w:val="24"/>
-          <w:szCs w:val="24"/>
-        </w:rPr>
-      </w:pPr>
-      <w:del w:id="125" w:author="soleil" w:date="2024-10-10T23:39:00Z">
+          <w:del w:id="126" w:author="soleil" w:date="2024-10-10T23:39:00Z"/>
+          <w:rFonts w:cstheme="minorHAnsi"/>
+          <w:sz w:val="24"/>
+          <w:szCs w:val="24"/>
+        </w:rPr>
+      </w:pPr>
+      <w:del w:id="127" w:author="soleil" w:date="2024-10-10T23:39:00Z">
         <w:r>
           <w:rPr>
             <w:rFonts w:cstheme="minorHAnsi"/>
@@ -4199,13 +4227,13 @@
         <w:ind w:left="1800"/>
         <w:jc w:val="both"/>
         <w:rPr>
-          <w:del w:id="126" w:author="soleil" w:date="2024-10-10T23:39:00Z"/>
-          <w:rFonts w:cstheme="minorHAnsi"/>
-          <w:sz w:val="24"/>
-          <w:szCs w:val="24"/>
-        </w:rPr>
-      </w:pPr>
-      <w:del w:id="127" w:author="soleil" w:date="2024-10-10T23:39:00Z">
+          <w:del w:id="128" w:author="soleil" w:date="2024-10-10T23:39:00Z"/>
+          <w:rFonts w:cstheme="minorHAnsi"/>
+          <w:sz w:val="24"/>
+          <w:szCs w:val="24"/>
+        </w:rPr>
+      </w:pPr>
+      <w:del w:id="129" w:author="soleil" w:date="2024-10-10T23:39:00Z">
         <w:r>
           <w:rPr>
             <w:rFonts w:cstheme="minorHAnsi"/>
@@ -4227,13 +4255,13 @@
         <w:ind w:left="1800"/>
         <w:jc w:val="both"/>
         <w:rPr>
-          <w:del w:id="128" w:author="soleil" w:date="2024-10-10T23:39:00Z"/>
-          <w:rFonts w:cstheme="minorHAnsi"/>
-          <w:sz w:val="24"/>
-          <w:szCs w:val="24"/>
-        </w:rPr>
-      </w:pPr>
-      <w:del w:id="129" w:author="soleil" w:date="2024-10-10T23:39:00Z">
+          <w:del w:id="130" w:author="soleil" w:date="2024-10-10T23:39:00Z"/>
+          <w:rFonts w:cstheme="minorHAnsi"/>
+          <w:sz w:val="24"/>
+          <w:szCs w:val="24"/>
+        </w:rPr>
+      </w:pPr>
+      <w:del w:id="131" w:author="soleil" w:date="2024-10-10T23:39:00Z">
         <w:r>
           <w:rPr>
             <w:rFonts w:cstheme="minorHAnsi"/>
@@ -4255,13 +4283,13 @@
         <w:ind w:left="1800"/>
         <w:jc w:val="both"/>
         <w:rPr>
-          <w:del w:id="130" w:author="soleil" w:date="2024-10-10T23:39:00Z"/>
-          <w:rFonts w:cstheme="minorHAnsi"/>
-          <w:sz w:val="24"/>
-          <w:szCs w:val="24"/>
-        </w:rPr>
-      </w:pPr>
-      <w:del w:id="131" w:author="soleil" w:date="2024-10-10T23:39:00Z">
+          <w:del w:id="132" w:author="soleil" w:date="2024-10-10T23:39:00Z"/>
+          <w:rFonts w:cstheme="minorHAnsi"/>
+          <w:sz w:val="24"/>
+          <w:szCs w:val="24"/>
+        </w:rPr>
+      </w:pPr>
+      <w:del w:id="133" w:author="soleil" w:date="2024-10-10T23:39:00Z">
         <w:r>
           <w:rPr>
             <w:rFonts w:cstheme="minorHAnsi"/>
@@ -4299,13 +4327,13 @@
         <w:ind w:left="1800"/>
         <w:jc w:val="both"/>
         <w:rPr>
-          <w:del w:id="132" w:author="soleil" w:date="2024-10-10T23:39:00Z"/>
-          <w:rFonts w:cstheme="minorHAnsi"/>
-          <w:sz w:val="24"/>
-          <w:szCs w:val="24"/>
-        </w:rPr>
-      </w:pPr>
-      <w:del w:id="133" w:author="soleil" w:date="2024-10-10T23:39:00Z">
+          <w:del w:id="134" w:author="soleil" w:date="2024-10-10T23:39:00Z"/>
+          <w:rFonts w:cstheme="minorHAnsi"/>
+          <w:sz w:val="24"/>
+          <w:szCs w:val="24"/>
+        </w:rPr>
+      </w:pPr>
+      <w:del w:id="135" w:author="soleil" w:date="2024-10-10T23:39:00Z">
         <w:r>
           <w:rPr>
             <w:rFonts w:cstheme="minorHAnsi"/>
@@ -4327,13 +4355,13 @@
         <w:ind w:left="1800"/>
         <w:jc w:val="both"/>
         <w:rPr>
-          <w:del w:id="134" w:author="soleil" w:date="2024-10-10T23:39:00Z"/>
-          <w:rFonts w:cstheme="minorHAnsi"/>
-          <w:sz w:val="24"/>
-          <w:szCs w:val="24"/>
-        </w:rPr>
-      </w:pPr>
-      <w:del w:id="135" w:author="soleil" w:date="2024-10-10T23:39:00Z">
+          <w:del w:id="136" w:author="soleil" w:date="2024-10-10T23:39:00Z"/>
+          <w:rFonts w:cstheme="minorHAnsi"/>
+          <w:sz w:val="24"/>
+          <w:szCs w:val="24"/>
+        </w:rPr>
+      </w:pPr>
+      <w:del w:id="137" w:author="soleil" w:date="2024-10-10T23:39:00Z">
         <w:r>
           <w:rPr>
             <w:rFonts w:cstheme="minorHAnsi"/>
@@ -4355,13 +4383,13 @@
         <w:ind w:left="1800"/>
         <w:jc w:val="both"/>
         <w:rPr>
-          <w:del w:id="136" w:author="soleil" w:date="2024-10-10T23:39:00Z"/>
-          <w:rFonts w:cstheme="minorHAnsi"/>
-          <w:sz w:val="24"/>
-          <w:szCs w:val="24"/>
-        </w:rPr>
-      </w:pPr>
-      <w:del w:id="137" w:author="soleil" w:date="2024-10-10T23:39:00Z">
+          <w:del w:id="138" w:author="soleil" w:date="2024-10-10T23:39:00Z"/>
+          <w:rFonts w:cstheme="minorHAnsi"/>
+          <w:sz w:val="24"/>
+          <w:szCs w:val="24"/>
+        </w:rPr>
+      </w:pPr>
+      <w:del w:id="139" w:author="soleil" w:date="2024-10-10T23:39:00Z">
         <w:r>
           <w:rPr>
             <w:rFonts w:cstheme="minorHAnsi"/>
@@ -4383,13 +4411,13 @@
         <w:ind w:left="1800"/>
         <w:jc w:val="both"/>
         <w:rPr>
-          <w:del w:id="138" w:author="soleil" w:date="2024-10-10T23:39:00Z"/>
-          <w:rFonts w:cstheme="minorHAnsi"/>
-          <w:sz w:val="24"/>
-          <w:szCs w:val="24"/>
-        </w:rPr>
-      </w:pPr>
-      <w:del w:id="139" w:author="soleil" w:date="2024-10-10T23:39:00Z">
+          <w:del w:id="140" w:author="soleil" w:date="2024-10-10T23:39:00Z"/>
+          <w:rFonts w:cstheme="minorHAnsi"/>
+          <w:sz w:val="24"/>
+          <w:szCs w:val="24"/>
+        </w:rPr>
+      </w:pPr>
+      <w:del w:id="141" w:author="soleil" w:date="2024-10-10T23:39:00Z">
         <w:r>
           <w:rPr>
             <w:rFonts w:cstheme="minorHAnsi"/>
@@ -4462,7 +4490,7 @@
         </w:rPr>
         <w:t xml:space="preserve">Dans la partie </w:t>
       </w:r>
-      <w:del w:id="140" w:author="soleil" w:date="2024-10-13T23:03:00Z">
+      <w:del w:id="142" w:author="soleil" w:date="2024-10-13T23:03:00Z">
         <w:r>
           <w:rPr>
             <w:rFonts w:cstheme="minorHAnsi"/>
@@ -4472,7 +4500,7 @@
           <w:delText>gestionnaire</w:delText>
         </w:r>
       </w:del>
-      <w:ins w:id="141" w:author="soleil" w:date="2024-10-13T23:03:00Z">
+      <w:ins w:id="143" w:author="soleil" w:date="2024-10-13T23:03:00Z">
         <w:r>
           <w:rPr>
             <w:rFonts w:cstheme="minorHAnsi"/>
@@ -4638,11 +4666,11 @@
           <w:bCs/>
           <w:smallCaps/>
           <w:u w:val="single"/>
-          <w:rPrChange w:id="142" w:author="soleil" w:date="2024-10-09T16:39:00Z">
+          <w:rPrChange w:id="144" w:author="soleil" w:date="2024-10-09T16:39:00Z">
             <w:rPr/>
           </w:rPrChange>
         </w:rPr>
-        <w:pPrChange w:id="143" w:author="soleil" w:date="2024-10-09T16:39:00Z">
+        <w:pPrChange w:id="145" w:author="soleil" w:date="2024-10-09T16:39:00Z">
           <w:pPr>
             <w:pStyle w:val="Paragraphedeliste"/>
             <w:numPr>
@@ -4661,7 +4689,7 @@
           <w:bCs/>
           <w:smallCaps/>
           <w:u w:val="single"/>
-          <w:rPrChange w:id="144" w:author="soleil" w:date="2024-10-09T16:39:00Z">
+          <w:rPrChange w:id="146" w:author="soleil" w:date="2024-10-09T16:39:00Z">
             <w:rPr/>
           </w:rPrChange>
         </w:rPr>
@@ -5316,7 +5344,7 @@
         <w:spacing w:line="276" w:lineRule="auto"/>
         <w:jc w:val="both"/>
         <w:rPr>
-          <w:del w:id="145" w:author="soleil" w:date="2024-10-09T16:25:00Z"/>
+          <w:del w:id="147" w:author="soleil" w:date="2024-10-09T16:25:00Z"/>
           <w:rFonts w:cstheme="minorHAnsi"/>
           <w:sz w:val="24"/>
           <w:szCs w:val="24"/>
@@ -5336,7 +5364,7 @@
           <w:rFonts w:cstheme="minorHAnsi"/>
           <w:sz w:val="24"/>
           <w:szCs w:val="24"/>
-          <w:rPrChange w:id="146" w:author="soleil" w:date="2024-10-09T16:24:00Z">
+          <w:rPrChange w:id="148" w:author="soleil" w:date="2024-10-09T16:24:00Z">
             <w:rPr>
               <w:rFonts w:cstheme="minorHAnsi"/>
               <w:sz w:val="24"/>
@@ -5352,7 +5380,7 @@
           <w:rFonts w:cstheme="minorHAnsi"/>
           <w:sz w:val="24"/>
           <w:szCs w:val="24"/>
-          <w:rPrChange w:id="147" w:author="soleil" w:date="2024-10-09T16:24:00Z">
+          <w:rPrChange w:id="149" w:author="soleil" w:date="2024-10-09T16:24:00Z">
             <w:rPr>
               <w:rFonts w:cstheme="minorHAnsi"/>
               <w:sz w:val="24"/>
@@ -5435,6 +5463,46 @@
         </w:rPr>
         <w:t xml:space="preserve"> Il pourra changer à tout moment l’orthophoniste dans la page de compte. </w:t>
       </w:r>
+      <w:ins w:id="150" w:author="Bilel El Amrani" w:date="2024-10-31T14:43:00Z" w16du:dateUtc="2024-10-31T13:43:00Z">
+        <w:r>
+          <w:rPr>
+            <w:rFonts w:cstheme="minorHAnsi"/>
+            <w:sz w:val="24"/>
+            <w:szCs w:val="24"/>
+          </w:rPr>
+          <w:t>(</w:t>
+        </w:r>
+      </w:ins>
+      <w:ins w:id="151" w:author="Bilel El Amrani" w:date="2024-12-25T13:22:00Z" w16du:dateUtc="2024-12-25T12:22:00Z">
+        <w:r>
+          <w:rPr>
+            <w:rFonts w:cstheme="minorHAnsi"/>
+            <w:sz w:val="24"/>
+            <w:szCs w:val="24"/>
+          </w:rPr>
+          <w:t>J’ai</w:t>
+        </w:r>
+      </w:ins>
+      <w:ins w:id="152" w:author="Bilel El Amrani" w:date="2024-10-31T14:43:00Z" w16du:dateUtc="2024-10-31T13:43:00Z">
+        <w:r>
+          <w:rPr>
+            <w:rFonts w:cstheme="minorHAnsi"/>
+            <w:sz w:val="24"/>
+            <w:szCs w:val="24"/>
+          </w:rPr>
+          <w:t xml:space="preserve"> oublié d’ajouter visioconférenc</w:t>
+        </w:r>
+      </w:ins>
+      <w:ins w:id="153" w:author="Bilel El Amrani" w:date="2024-10-31T14:44:00Z" w16du:dateUtc="2024-10-31T13:44:00Z">
+        <w:r>
+          <w:rPr>
+            <w:rFonts w:cstheme="minorHAnsi"/>
+            <w:sz w:val="24"/>
+            <w:szCs w:val="24"/>
+          </w:rPr>
+          <w:t>e…).</w:t>
+        </w:r>
+      </w:ins>
     </w:p>
     <w:p>
       <w:pPr>
@@ -5527,7 +5595,7 @@
         <w:spacing w:line="276" w:lineRule="auto"/>
         <w:jc w:val="both"/>
         <w:rPr>
-          <w:del w:id="148" w:author="soleil" w:date="2024-10-09T16:44:00Z"/>
+          <w:del w:id="154" w:author="soleil" w:date="2024-10-09T16:44:00Z"/>
           <w:rFonts w:cstheme="minorHAnsi"/>
           <w:b/>
           <w:sz w:val="24"/>
@@ -5549,7 +5617,7 @@
         <w:spacing w:line="276" w:lineRule="auto"/>
         <w:jc w:val="both"/>
         <w:rPr>
-          <w:ins w:id="149" w:author="soleil" w:date="2024-10-09T16:44:00Z"/>
+          <w:ins w:id="155" w:author="soleil" w:date="2024-10-09T16:44:00Z"/>
           <w:rFonts w:cstheme="minorHAnsi"/>
           <w:b/>
           <w:sz w:val="24"/>
@@ -5563,7 +5631,7 @@
         <w:spacing w:line="276" w:lineRule="auto"/>
         <w:jc w:val="both"/>
         <w:rPr>
-          <w:ins w:id="150" w:author="soleil" w:date="2024-10-09T16:44:00Z"/>
+          <w:ins w:id="156" w:author="soleil" w:date="2024-10-09T16:44:00Z"/>
           <w:rFonts w:cstheme="minorHAnsi"/>
           <w:b/>
           <w:sz w:val="24"/>
@@ -5577,7 +5645,7 @@
         <w:spacing w:line="276" w:lineRule="auto"/>
         <w:jc w:val="both"/>
         <w:rPr>
-          <w:ins w:id="151" w:author="soleil" w:date="2024-10-09T16:44:00Z"/>
+          <w:ins w:id="157" w:author="soleil" w:date="2024-10-09T16:44:00Z"/>
           <w:rFonts w:cstheme="minorHAnsi"/>
           <w:sz w:val="24"/>
           <w:szCs w:val="24"/>
@@ -5653,7 +5721,7 @@
           <w:bCs/>
           <w:smallCaps/>
           <w:u w:val="single"/>
-          <w:rPrChange w:id="152" w:author="soleil" w:date="2024-10-09T16:45:00Z">
+          <w:rPrChange w:id="158" w:author="soleil" w:date="2024-10-09T16:45:00Z">
             <w:rPr>
               <w:rFonts w:cstheme="minorHAnsi"/>
               <w:sz w:val="24"/>
@@ -5661,7 +5729,7 @@
             </w:rPr>
           </w:rPrChange>
         </w:rPr>
-        <w:pPrChange w:id="153" w:author="soleil" w:date="2024-10-09T16:45:00Z">
+        <w:pPrChange w:id="159" w:author="soleil" w:date="2024-10-09T16:45:00Z">
           <w:pPr>
             <w:pStyle w:val="Paragraphedeliste"/>
             <w:numPr>
@@ -5680,7 +5748,7 @@
           <w:bCs/>
           <w:smallCaps/>
           <w:u w:val="single"/>
-          <w:rPrChange w:id="154" w:author="soleil" w:date="2024-10-09T16:45:00Z">
+          <w:rPrChange w:id="160" w:author="soleil" w:date="2024-10-09T16:45:00Z">
             <w:rPr>
               <w:rFonts w:cstheme="minorHAnsi"/>
             </w:rPr>
@@ -6129,7 +6197,7 @@
         <w:spacing w:line="276" w:lineRule="auto"/>
         <w:jc w:val="both"/>
         <w:rPr>
-          <w:del w:id="155" w:author="soleil" w:date="2024-10-09T16:46:00Z"/>
+          <w:del w:id="161" w:author="soleil" w:date="2024-10-09T16:46:00Z"/>
           <w:rFonts w:cstheme="minorHAnsi"/>
           <w:sz w:val="24"/>
           <w:szCs w:val="24"/>
@@ -6267,7 +6335,7 @@
         <w:spacing w:line="276" w:lineRule="auto"/>
         <w:jc w:val="both"/>
         <w:rPr>
-          <w:del w:id="156" w:author="soleil" w:date="2024-10-09T16:46:00Z"/>
+          <w:del w:id="162" w:author="soleil" w:date="2024-10-09T16:46:00Z"/>
           <w:rFonts w:cstheme="minorHAnsi"/>
           <w:sz w:val="24"/>
           <w:szCs w:val="24"/>
@@ -6369,11 +6437,11 @@
           <w:sz w:val="24"/>
           <w:szCs w:val="24"/>
           <w:u w:val="single"/>
-          <w:rPrChange w:id="157" w:author="soleil" w:date="2024-10-09T16:46:00Z">
+          <w:rPrChange w:id="163" w:author="soleil" w:date="2024-10-09T16:46:00Z">
             <w:rPr/>
           </w:rPrChange>
         </w:rPr>
-        <w:pPrChange w:id="158" w:author="soleil" w:date="2024-10-09T16:46:00Z">
+        <w:pPrChange w:id="164" w:author="soleil" w:date="2024-10-09T16:46:00Z">
           <w:pPr>
             <w:pStyle w:val="Paragraphedeliste"/>
             <w:spacing w:line="276" w:lineRule="auto"/>
@@ -6718,7 +6786,7 @@
         <w:ind w:left="284" w:hanging="284"/>
         <w:rPr>
           <w:rFonts w:asciiTheme="majorHAnsi" w:hAnsiTheme="majorHAnsi"/>
-          <w:rPrChange w:id="159" w:author="soleil" w:date="2024-10-09T16:47:00Z">
+          <w:rPrChange w:id="165" w:author="soleil" w:date="2024-10-09T16:47:00Z">
             <w:rPr>
               <w:rFonts w:asciiTheme="minorHAnsi" w:hAnsiTheme="minorHAnsi" w:cstheme="minorHAnsi"/>
               <w:sz w:val="24"/>
@@ -6726,7 +6794,7 @@
             </w:rPr>
           </w:rPrChange>
         </w:rPr>
-        <w:pPrChange w:id="160" w:author="soleil" w:date="2024-10-10T10:20:00Z">
+        <w:pPrChange w:id="166" w:author="soleil" w:date="2024-10-10T10:20:00Z">
           <w:pPr>
             <w:pStyle w:val="Titre2"/>
             <w:numPr>
@@ -6736,11 +6804,11 @@
           </w:pPr>
         </w:pPrChange>
       </w:pPr>
-      <w:bookmarkStart w:id="161" w:name="_Toc178943633"/>
+      <w:bookmarkStart w:id="167" w:name="_Toc178943633"/>
       <w:r>
         <w:rPr>
           <w:rFonts w:asciiTheme="majorHAnsi" w:hAnsiTheme="majorHAnsi"/>
-          <w:rPrChange w:id="162" w:author="soleil" w:date="2024-10-09T16:47:00Z">
+          <w:rPrChange w:id="168" w:author="soleil" w:date="2024-10-09T16:47:00Z">
             <w:rPr>
               <w:rFonts w:asciiTheme="minorHAnsi" w:hAnsiTheme="minorHAnsi" w:cstheme="minorHAnsi"/>
               <w:sz w:val="24"/>
@@ -6750,7 +6818,7 @@
         </w:rPr>
         <w:t>Description de l’application</w:t>
       </w:r>
-      <w:bookmarkEnd w:id="161"/>
+      <w:bookmarkEnd w:id="167"/>
     </w:p>
     <w:p>
       <w:pPr>
@@ -6773,7 +6841,7 @@
           <w:smallCaps/>
         </w:rPr>
       </w:pPr>
-      <w:bookmarkStart w:id="163" w:name="_Toc178943634"/>
+      <w:bookmarkStart w:id="169" w:name="_Toc178943634"/>
       <w:r>
         <w:rPr>
           <w:rFonts w:asciiTheme="minorHAnsi" w:hAnsiTheme="minorHAnsi" w:cstheme="minorHAnsi"/>
@@ -6781,7 +6849,7 @@
         </w:rPr>
         <w:t>Description des pages</w:t>
       </w:r>
-      <w:bookmarkEnd w:id="163"/>
+      <w:bookmarkEnd w:id="169"/>
     </w:p>
     <w:p>
       <w:pPr>
@@ -7577,7 +7645,7 @@
           <w:bCs/>
           <w:sz w:val="24"/>
           <w:szCs w:val="24"/>
-          <w:rPrChange w:id="164" w:author="soleil" w:date="2024-10-09T16:23:00Z">
+          <w:rPrChange w:id="170" w:author="soleil" w:date="2024-10-09T16:23:00Z">
             <w:rPr>
               <w:rFonts w:cstheme="minorHAnsi"/>
               <w:b/>
@@ -8035,7 +8103,7 @@
         <w:spacing w:line="276" w:lineRule="auto"/>
         <w:jc w:val="both"/>
         <w:rPr>
-          <w:ins w:id="165" w:author="soleil" w:date="2024-10-09T16:23:00Z"/>
+          <w:ins w:id="171" w:author="soleil" w:date="2024-10-09T16:23:00Z"/>
           <w:rFonts w:cstheme="minorHAnsi"/>
           <w:bCs/>
           <w:sz w:val="24"/>
@@ -8076,7 +8144,7 @@
         <w:spacing w:line="276" w:lineRule="auto"/>
         <w:jc w:val="both"/>
         <w:rPr>
-          <w:ins w:id="166" w:author="soleil" w:date="2024-10-09T16:49:00Z"/>
+          <w:ins w:id="172" w:author="soleil" w:date="2024-10-09T16:49:00Z"/>
           <w:rFonts w:cstheme="minorHAnsi"/>
           <w:bCs/>
           <w:sz w:val="24"/>
@@ -8090,7 +8158,7 @@
         <w:spacing w:line="276" w:lineRule="auto"/>
         <w:jc w:val="both"/>
         <w:rPr>
-          <w:ins w:id="167" w:author="soleil" w:date="2024-10-10T10:21:00Z"/>
+          <w:ins w:id="173" w:author="soleil" w:date="2024-10-10T10:21:00Z"/>
           <w:rFonts w:cstheme="minorHAnsi"/>
           <w:bCs/>
           <w:sz w:val="24"/>
@@ -8108,7 +8176,7 @@
         <w:spacing w:line="276" w:lineRule="auto"/>
         <w:jc w:val="both"/>
         <w:rPr>
-          <w:ins w:id="168" w:author="soleil" w:date="2024-10-10T13:23:00Z"/>
+          <w:ins w:id="174" w:author="soleil" w:date="2024-10-10T13:23:00Z"/>
           <w:rFonts w:asciiTheme="majorHAnsi" w:hAnsiTheme="majorHAnsi" w:cstheme="majorBidi"/>
           <w:b/>
           <w:smallCaps/>
@@ -8116,13 +8184,13 @@
           <w:szCs w:val="36"/>
           <w:u w:val="single" w:color="FF0000"/>
         </w:rPr>
-        <w:pPrChange w:id="169" w:author="soleil" w:date="2024-10-10T10:36:00Z">
+        <w:pPrChange w:id="175" w:author="soleil" w:date="2024-10-10T10:36:00Z">
           <w:pPr>
             <w:pStyle w:val="Titre1"/>
           </w:pPr>
         </w:pPrChange>
       </w:pPr>
-      <w:ins w:id="170" w:author="soleil" w:date="2024-10-10T10:21:00Z">
+      <w:ins w:id="176" w:author="soleil" w:date="2024-10-10T10:21:00Z">
         <w:r>
           <w:rPr>
             <w:rFonts w:asciiTheme="majorHAnsi" w:hAnsiTheme="majorHAnsi" w:cstheme="majorBidi"/>
@@ -8131,7 +8199,7 @@
             <w:sz w:val="36"/>
             <w:szCs w:val="36"/>
             <w:u w:val="single" w:color="FF0000"/>
-            <w:rPrChange w:id="171" w:author="soleil" w:date="2024-10-10T10:36:00Z">
+            <w:rPrChange w:id="177" w:author="soleil" w:date="2024-10-10T10:36:00Z">
               <w:rPr/>
             </w:rPrChange>
           </w:rPr>
@@ -8143,9 +8211,9 @@
     <w:p>
       <w:pPr>
         <w:rPr>
-          <w:ins w:id="172" w:author="soleil" w:date="2024-10-10T10:21:00Z"/>
-        </w:rPr>
-        <w:pPrChange w:id="173" w:author="soleil" w:date="2024-10-10T13:23:00Z">
+          <w:ins w:id="178" w:author="soleil" w:date="2024-10-10T10:21:00Z"/>
+        </w:rPr>
+        <w:pPrChange w:id="179" w:author="soleil" w:date="2024-10-10T13:23:00Z">
           <w:pPr>
             <w:pStyle w:val="Titre1"/>
           </w:pPr>
@@ -8159,7 +8227,7 @@
         <w:jc w:val="both"/>
         <w:rPr>
           <w:smallCaps/>
-          <w:rPrChange w:id="174" w:author="soleil" w:date="2024-10-10T13:23:00Z">
+          <w:rPrChange w:id="180" w:author="soleil" w:date="2024-10-10T13:23:00Z">
             <w:rPr>
               <w:rFonts w:cstheme="minorHAnsi"/>
               <w:bCs/>
@@ -8168,7 +8236,7 @@
             </w:rPr>
           </w:rPrChange>
         </w:rPr>
-        <w:pPrChange w:id="175" w:author="soleil" w:date="2024-10-10T13:23:00Z">
+        <w:pPrChange w:id="181" w:author="soleil" w:date="2024-10-10T13:23:00Z">
           <w:pPr>
             <w:pStyle w:val="Paragraphedeliste"/>
             <w:spacing w:line="276" w:lineRule="auto"/>
@@ -8176,7 +8244,7 @@
           </w:pPr>
         </w:pPrChange>
       </w:pPr>
-      <w:ins w:id="176" w:author="soleil" w:date="2024-10-10T10:21:00Z">
+      <w:ins w:id="182" w:author="soleil" w:date="2024-10-10T10:21:00Z">
         <w:r>
           <w:rPr>
             <w:smallCaps/>
@@ -8190,10 +8258,10 @@
         <w:spacing w:after="0" w:line="276" w:lineRule="auto"/>
         <w:jc w:val="both"/>
         <w:rPr>
-          <w:ins w:id="177" w:author="soleil" w:date="2024-10-10T10:51:00Z"/>
-        </w:rPr>
-      </w:pPr>
-      <w:ins w:id="178" w:author="soleil" w:date="2024-10-10T10:51:00Z">
+          <w:ins w:id="183" w:author="soleil" w:date="2024-10-10T10:51:00Z"/>
+        </w:rPr>
+      </w:pPr>
+      <w:ins w:id="184" w:author="soleil" w:date="2024-10-10T10:51:00Z">
         <w:r>
           <w:t xml:space="preserve">La page d’inscription sera composée : </w:t>
         </w:r>
@@ -8209,10 +8277,10 @@
         <w:spacing w:after="0" w:line="276" w:lineRule="auto"/>
         <w:jc w:val="both"/>
         <w:rPr>
-          <w:ins w:id="179" w:author="soleil" w:date="2024-10-10T10:51:00Z"/>
-        </w:rPr>
-      </w:pPr>
-      <w:ins w:id="180" w:author="soleil" w:date="2024-10-10T10:51:00Z">
+          <w:ins w:id="185" w:author="soleil" w:date="2024-10-10T10:51:00Z"/>
+        </w:rPr>
+      </w:pPr>
+      <w:ins w:id="186" w:author="soleil" w:date="2024-10-10T10:51:00Z">
         <w:r>
           <w:t>Un titre principal « Inscription »</w:t>
         </w:r>
@@ -8228,10 +8296,10 @@
         <w:spacing w:after="0" w:line="276" w:lineRule="auto"/>
         <w:jc w:val="both"/>
         <w:rPr>
-          <w:ins w:id="181" w:author="soleil" w:date="2024-10-10T10:51:00Z"/>
-        </w:rPr>
-      </w:pPr>
-      <w:ins w:id="182" w:author="soleil" w:date="2024-10-10T10:51:00Z">
+          <w:ins w:id="187" w:author="soleil" w:date="2024-10-10T10:51:00Z"/>
+        </w:rPr>
+      </w:pPr>
+      <w:ins w:id="188" w:author="soleil" w:date="2024-10-10T10:51:00Z">
         <w:r>
           <w:t>Un formulaire accessible avec des « aria-label » « aria-live », et des champs obligatoires</w:t>
         </w:r>
@@ -8247,10 +8315,10 @@
         <w:spacing w:after="0" w:line="276" w:lineRule="auto"/>
         <w:jc w:val="both"/>
         <w:rPr>
-          <w:ins w:id="183" w:author="soleil" w:date="2024-10-10T10:51:00Z"/>
-        </w:rPr>
-      </w:pPr>
-      <w:ins w:id="184" w:author="soleil" w:date="2024-10-10T10:51:00Z">
+          <w:ins w:id="189" w:author="soleil" w:date="2024-10-10T10:51:00Z"/>
+        </w:rPr>
+      </w:pPr>
+      <w:ins w:id="190" w:author="soleil" w:date="2024-10-10T10:51:00Z">
         <w:r>
           <w:t xml:space="preserve">Les champs obligatoires sont les suivants : </w:t>
         </w:r>
@@ -8266,54 +8334,12 @@
         <w:spacing w:after="0" w:line="276" w:lineRule="auto"/>
         <w:jc w:val="both"/>
         <w:rPr>
-          <w:ins w:id="185" w:author="soleil" w:date="2024-10-10T10:51:00Z"/>
-        </w:rPr>
-      </w:pPr>
-      <w:ins w:id="186" w:author="soleil" w:date="2024-10-10T10:51:00Z">
+          <w:ins w:id="191" w:author="soleil" w:date="2024-10-10T10:51:00Z"/>
+        </w:rPr>
+      </w:pPr>
+      <w:ins w:id="192" w:author="soleil" w:date="2024-10-10T10:51:00Z">
         <w:r>
           <w:t xml:space="preserve">Un champ nom de la personne pouvant comporter tous type de caractères, taille </w:t>
-        </w:r>
-        <w:r>
-          <w:t>à 20 caractères</w:t>
-        </w:r>
-      </w:ins>
-      <w:ins w:id="187" w:author="soleil" w:date="2024-10-10T13:38:00Z">
-        <w:r>
-          <w:t> </w:t>
-        </w:r>
-      </w:ins>
-      <w:ins w:id="188" w:author="soleil" w:date="2024-10-10T10:51:00Z">
-        <w:r>
-          <w:t>;</w:t>
-        </w:r>
-      </w:ins>
-    </w:p>
-    <w:p>
-      <w:pPr>
-        <w:pStyle w:val="Paragraphedeliste"/>
-        <w:numPr>
-          <w:ilvl w:val="0"/>
-          <w:numId w:val="24"/>
-        </w:numPr>
-        <w:spacing w:after="0" w:line="276" w:lineRule="auto"/>
-        <w:jc w:val="both"/>
-        <w:rPr>
-          <w:ins w:id="189" w:author="soleil" w:date="2024-10-10T10:51:00Z"/>
-        </w:rPr>
-      </w:pPr>
-      <w:ins w:id="190" w:author="soleil" w:date="2024-10-10T10:51:00Z">
-        <w:r>
-          <w:t xml:space="preserve">Un champ </w:t>
-        </w:r>
-      </w:ins>
-      <w:ins w:id="191" w:author="soleil" w:date="2024-10-10T13:31:00Z">
-        <w:r>
-          <w:t>pré</w:t>
-        </w:r>
-      </w:ins>
-      <w:ins w:id="192" w:author="soleil" w:date="2024-10-10T10:51:00Z">
-        <w:r>
-          <w:t xml:space="preserve">nom de la personne pouvant comporter tous type de caractères, taille </w:t>
         </w:r>
         <w:r>
           <w:t>à 20 caractères</w:t>
@@ -8350,65 +8376,59 @@
       </w:ins>
       <w:ins w:id="197" w:author="soleil" w:date="2024-10-10T13:31:00Z">
         <w:r>
-          <w:t>adresse électronique</w:t>
+          <w:t>pré</w:t>
         </w:r>
       </w:ins>
       <w:ins w:id="198" w:author="soleil" w:date="2024-10-10T10:51:00Z">
         <w:r>
+          <w:t xml:space="preserve">nom de la personne pouvant comporter tous type de caractères, taille </w:t>
+        </w:r>
+        <w:r>
+          <w:t>à 20 caractères</w:t>
+        </w:r>
+      </w:ins>
+      <w:ins w:id="199" w:author="soleil" w:date="2024-10-10T13:38:00Z">
+        <w:r>
+          <w:t> </w:t>
+        </w:r>
+      </w:ins>
+      <w:ins w:id="200" w:author="soleil" w:date="2024-10-10T10:51:00Z">
+        <w:r>
+          <w:t>;</w:t>
+        </w:r>
+      </w:ins>
+    </w:p>
+    <w:p>
+      <w:pPr>
+        <w:pStyle w:val="Paragraphedeliste"/>
+        <w:numPr>
+          <w:ilvl w:val="0"/>
+          <w:numId w:val="24"/>
+        </w:numPr>
+        <w:spacing w:after="0" w:line="276" w:lineRule="auto"/>
+        <w:jc w:val="both"/>
+        <w:rPr>
+          <w:ins w:id="201" w:author="soleil" w:date="2024-10-10T10:51:00Z"/>
+        </w:rPr>
+      </w:pPr>
+      <w:ins w:id="202" w:author="soleil" w:date="2024-10-10T10:51:00Z">
+        <w:r>
+          <w:t xml:space="preserve">Un champ </w:t>
+        </w:r>
+      </w:ins>
+      <w:ins w:id="203" w:author="soleil" w:date="2024-10-10T13:31:00Z">
+        <w:r>
+          <w:t>adresse électronique</w:t>
+        </w:r>
+      </w:ins>
+      <w:ins w:id="204" w:author="soleil" w:date="2024-10-10T10:51:00Z">
+        <w:r>
           <w:t xml:space="preserve">, (type unique), on ne peut pas avoir plusieurs comptes par </w:t>
         </w:r>
       </w:ins>
-      <w:ins w:id="199" w:author="soleil" w:date="2024-10-10T13:33:00Z">
+      <w:ins w:id="205" w:author="soleil" w:date="2024-10-10T13:33:00Z">
         <w:r>
           <w:t>une seule adresse électronique</w:t>
-        </w:r>
-      </w:ins>
-      <w:ins w:id="200" w:author="soleil" w:date="2024-10-10T13:38:00Z">
-        <w:r>
-          <w:t> ;</w:t>
-        </w:r>
-      </w:ins>
-    </w:p>
-    <w:p>
-      <w:pPr>
-        <w:pStyle w:val="Paragraphedeliste"/>
-        <w:numPr>
-          <w:ilvl w:val="0"/>
-          <w:numId w:val="24"/>
-        </w:numPr>
-        <w:spacing w:after="0" w:line="276" w:lineRule="auto"/>
-        <w:jc w:val="both"/>
-        <w:rPr>
-          <w:ins w:id="201" w:author="soleil" w:date="2024-10-10T10:51:00Z"/>
-        </w:rPr>
-      </w:pPr>
-      <w:ins w:id="202" w:author="soleil" w:date="2024-10-10T10:51:00Z">
-        <w:r>
-          <w:t>Un champ mot de passe avec cryptage</w:t>
-        </w:r>
-      </w:ins>
-      <w:ins w:id="203" w:author="soleil" w:date="2024-10-10T13:38:00Z">
-        <w:r>
-          <w:t> ;</w:t>
-        </w:r>
-      </w:ins>
-    </w:p>
-    <w:p>
-      <w:pPr>
-        <w:pStyle w:val="Paragraphedeliste"/>
-        <w:numPr>
-          <w:ilvl w:val="0"/>
-          <w:numId w:val="24"/>
-        </w:numPr>
-        <w:spacing w:after="0" w:line="276" w:lineRule="auto"/>
-        <w:jc w:val="both"/>
-        <w:rPr>
-          <w:ins w:id="204" w:author="soleil" w:date="2024-10-10T13:34:00Z"/>
-        </w:rPr>
-      </w:pPr>
-      <w:ins w:id="205" w:author="soleil" w:date="2024-10-10T10:51:00Z">
-        <w:r>
-          <w:t>Un champ « confirmation du mot de passe »</w:t>
         </w:r>
       </w:ins>
       <w:ins w:id="206" w:author="soleil" w:date="2024-10-10T13:38:00Z">
@@ -8430,22 +8450,70 @@
           <w:ins w:id="207" w:author="soleil" w:date="2024-10-10T10:51:00Z"/>
         </w:rPr>
       </w:pPr>
-      <w:ins w:id="208" w:author="soleil" w:date="2024-10-10T13:34:00Z">
+      <w:ins w:id="208" w:author="soleil" w:date="2024-10-10T10:51:00Z">
+        <w:r>
+          <w:t>Un champ mot de passe avec cryptage</w:t>
+        </w:r>
+      </w:ins>
+      <w:ins w:id="209" w:author="soleil" w:date="2024-10-10T13:38:00Z">
+        <w:r>
+          <w:t> ;</w:t>
+        </w:r>
+      </w:ins>
+    </w:p>
+    <w:p>
+      <w:pPr>
+        <w:pStyle w:val="Paragraphedeliste"/>
+        <w:numPr>
+          <w:ilvl w:val="0"/>
+          <w:numId w:val="24"/>
+        </w:numPr>
+        <w:spacing w:after="0" w:line="276" w:lineRule="auto"/>
+        <w:jc w:val="both"/>
+        <w:rPr>
+          <w:ins w:id="210" w:author="soleil" w:date="2024-10-10T13:34:00Z"/>
+        </w:rPr>
+      </w:pPr>
+      <w:ins w:id="211" w:author="soleil" w:date="2024-10-10T10:51:00Z">
+        <w:r>
+          <w:t>Un champ « confirmation du mot de passe »</w:t>
+        </w:r>
+      </w:ins>
+      <w:ins w:id="212" w:author="soleil" w:date="2024-10-10T13:38:00Z">
+        <w:r>
+          <w:t> ;</w:t>
+        </w:r>
+      </w:ins>
+    </w:p>
+    <w:p>
+      <w:pPr>
+        <w:pStyle w:val="Paragraphedeliste"/>
+        <w:numPr>
+          <w:ilvl w:val="0"/>
+          <w:numId w:val="24"/>
+        </w:numPr>
+        <w:spacing w:after="0" w:line="276" w:lineRule="auto"/>
+        <w:jc w:val="both"/>
+        <w:rPr>
+          <w:ins w:id="213" w:author="soleil" w:date="2024-10-10T10:51:00Z"/>
+        </w:rPr>
+      </w:pPr>
+      <w:ins w:id="214" w:author="soleil" w:date="2024-10-10T13:34:00Z">
         <w:r>
           <w:t xml:space="preserve">Un champ numéro de téléphone de type </w:t>
         </w:r>
       </w:ins>
-      <w:ins w:id="209" w:author="soleil" w:date="2024-10-10T13:37:00Z">
+      <w:ins w:id="215" w:author="soleil" w:date="2024-10-10T13:37:00Z">
         <w:r>
           <w:t>tel</w:t>
         </w:r>
       </w:ins>
-      <w:ins w:id="210" w:author="soleil" w:date="2024-10-10T13:38:00Z">
+      <w:ins w:id="216" w:author="soleil" w:date="2024-10-10T13:38:00Z">
         <w:r>
           <w:t> </w:t>
         </w:r>
       </w:ins>
-      <w:ins w:id="211" w:author="soleil" w:date="2024-10-10T13:37:00Z">
+      <w:ins w:id="217" w:author="soleil" w:date="2024-10-10T13:37:00Z">
         <w:r>
           <w:t>;</w:t>
         </w:r>
@@ -8461,10 +8529,10 @@
         <w:spacing w:after="0" w:line="276" w:lineRule="auto"/>
         <w:jc w:val="both"/>
         <w:rPr>
-          <w:ins w:id="212" w:author="soleil" w:date="2024-10-10T23:38:00Z"/>
-        </w:rPr>
-      </w:pPr>
-      <w:ins w:id="213" w:author="soleil" w:date="2024-10-10T23:38:00Z">
+          <w:ins w:id="218" w:author="soleil" w:date="2024-10-10T23:38:00Z"/>
+        </w:rPr>
+      </w:pPr>
+      <w:ins w:id="219" w:author="soleil" w:date="2024-10-10T23:38:00Z">
         <w:r>
           <w:t>Un champ date de naissance de type date pour son âge et programmer des évènements anniversaires éventuellement ;</w:t>
         </w:r>
@@ -8480,15 +8548,15 @@
         <w:spacing w:after="0" w:line="276" w:lineRule="auto"/>
         <w:jc w:val="both"/>
         <w:rPr>
-          <w:ins w:id="214" w:author="soleil" w:date="2024-10-10T23:32:00Z"/>
-        </w:rPr>
-      </w:pPr>
-      <w:ins w:id="215" w:author="soleil" w:date="2024-10-10T23:27:00Z">
+          <w:ins w:id="220" w:author="soleil" w:date="2024-10-10T23:32:00Z"/>
+        </w:rPr>
+      </w:pPr>
+      <w:ins w:id="221" w:author="soleil" w:date="2024-10-10T23:27:00Z">
         <w:r>
           <w:t>Un champ</w:t>
         </w:r>
       </w:ins>
-      <w:ins w:id="216" w:author="soleil" w:date="2024-10-10T23:31:00Z">
+      <w:ins w:id="222" w:author="soleil" w:date="2024-10-10T23:31:00Z">
         <w:r>
           <w:t xml:space="preserve"> de radio pour sélectionner son genre ;</w:t>
         </w:r>
@@ -8504,15 +8572,15 @@
         <w:spacing w:after="0" w:line="276" w:lineRule="auto"/>
         <w:jc w:val="both"/>
         <w:rPr>
-          <w:ins w:id="217" w:author="soleil" w:date="2024-10-11T11:16:00Z"/>
-        </w:rPr>
-      </w:pPr>
-      <w:ins w:id="218" w:author="soleil" w:date="2024-10-10T23:32:00Z">
+          <w:ins w:id="223" w:author="soleil" w:date="2024-10-11T11:16:00Z"/>
+        </w:rPr>
+      </w:pPr>
+      <w:ins w:id="224" w:author="soleil" w:date="2024-10-10T23:32:00Z">
         <w:r>
           <w:t xml:space="preserve">Un champ ville avec une liste déroulante dans laquelle </w:t>
         </w:r>
       </w:ins>
-      <w:ins w:id="219" w:author="soleil" w:date="2024-10-10T23:35:00Z">
+      <w:ins w:id="225" w:author="soleil" w:date="2024-10-10T23:35:00Z">
         <w:r>
           <w:t>l'utilisateur peut choisir une option parmi celles proposées</w:t>
         </w:r>
@@ -8531,25 +8599,25 @@
         <w:spacing w:after="0" w:line="276" w:lineRule="auto"/>
         <w:jc w:val="both"/>
         <w:rPr>
-          <w:ins w:id="220" w:author="soleil" w:date="2024-10-11T11:19:00Z"/>
-        </w:rPr>
-      </w:pPr>
-      <w:ins w:id="221" w:author="soleil" w:date="2024-10-11T11:16:00Z">
+          <w:ins w:id="226" w:author="soleil" w:date="2024-10-11T11:19:00Z"/>
+        </w:rPr>
+      </w:pPr>
+      <w:ins w:id="227" w:author="soleil" w:date="2024-10-11T11:16:00Z">
         <w:r>
           <w:t>Un champ cas échéant, sa maladie de type caractères</w:t>
         </w:r>
       </w:ins>
-      <w:ins w:id="222" w:author="soleil" w:date="2024-10-11T11:19:00Z">
+      <w:ins w:id="228" w:author="soleil" w:date="2024-10-11T11:19:00Z">
         <w:r>
           <w:t> </w:t>
         </w:r>
       </w:ins>
-      <w:ins w:id="223" w:author="soleil" w:date="2024-10-11T11:16:00Z">
+      <w:ins w:id="229" w:author="soleil" w:date="2024-10-11T11:16:00Z">
         <w:r>
           <w:t>;</w:t>
         </w:r>
       </w:ins>
-      <w:ins w:id="224" w:author="soleil" w:date="2024-10-11T11:19:00Z">
+      <w:ins w:id="230" w:author="soleil" w:date="2024-10-11T11:19:00Z">
         <w:r>
           <w:t xml:space="preserve"> </w:t>
         </w:r>
@@ -8565,10 +8633,10 @@
         <w:spacing w:after="0" w:line="276" w:lineRule="auto"/>
         <w:jc w:val="both"/>
         <w:rPr>
-          <w:ins w:id="225" w:author="soleil" w:date="2024-10-11T11:32:00Z"/>
-        </w:rPr>
-      </w:pPr>
-      <w:ins w:id="226" w:author="soleil" w:date="2024-10-11T11:26:00Z">
+          <w:ins w:id="231" w:author="soleil" w:date="2024-10-11T11:32:00Z"/>
+        </w:rPr>
+      </w:pPr>
+      <w:ins w:id="232" w:author="soleil" w:date="2024-10-11T11:26:00Z">
         <w:r>
           <w:t xml:space="preserve">Un champ </w:t>
         </w:r>
@@ -8596,20 +8664,20 @@
         <w:spacing w:after="0" w:line="276" w:lineRule="auto"/>
         <w:jc w:val="both"/>
         <w:rPr>
-          <w:ins w:id="227" w:author="soleil" w:date="2024-10-11T11:37:00Z"/>
-        </w:rPr>
-      </w:pPr>
-      <w:ins w:id="228" w:author="soleil" w:date="2024-10-11T11:36:00Z">
+          <w:ins w:id="233" w:author="soleil" w:date="2024-10-11T11:37:00Z"/>
+        </w:rPr>
+      </w:pPr>
+      <w:ins w:id="234" w:author="soleil" w:date="2024-10-11T11:36:00Z">
         <w:r>
           <w:t>Un champ</w:t>
         </w:r>
       </w:ins>
-      <w:ins w:id="229" w:author="soleil" w:date="2024-10-11T11:35:00Z">
+      <w:ins w:id="235" w:author="soleil" w:date="2024-10-11T11:35:00Z">
         <w:r>
           <w:t xml:space="preserve"> de radio pour </w:t>
         </w:r>
       </w:ins>
-      <w:ins w:id="230" w:author="soleil" w:date="2024-10-11T11:36:00Z">
+      <w:ins w:id="236" w:author="soleil" w:date="2024-10-11T11:36:00Z">
         <w:r>
           <w:t xml:space="preserve">confirmer s’il veut passer </w:t>
         </w:r>
@@ -8617,7 +8685,7 @@
           <w:t>le test pour vérifier ses difficultés</w:t>
         </w:r>
       </w:ins>
-      <w:ins w:id="231" w:author="soleil" w:date="2024-10-11T11:37:00Z">
+      <w:ins w:id="237" w:author="soleil" w:date="2024-10-11T11:37:00Z">
         <w:r>
           <w:t>.</w:t>
         </w:r>
@@ -8633,15 +8701,15 @@
         <w:spacing w:after="0" w:line="276" w:lineRule="auto"/>
         <w:jc w:val="both"/>
         <w:rPr>
-          <w:ins w:id="232" w:author="soleil" w:date="2024-10-11T11:38:00Z"/>
-        </w:rPr>
-      </w:pPr>
-      <w:ins w:id="233" w:author="soleil" w:date="2024-10-11T11:37:00Z">
+          <w:ins w:id="238" w:author="soleil" w:date="2024-10-11T11:38:00Z"/>
+        </w:rPr>
+      </w:pPr>
+      <w:ins w:id="239" w:author="soleil" w:date="2024-10-11T11:37:00Z">
         <w:r>
           <w:t>Un champ de radio pour sélectionner sa préférence des séances soit en présentiel soit en distance</w:t>
         </w:r>
       </w:ins>
-      <w:ins w:id="234" w:author="soleil" w:date="2024-10-11T11:38:00Z">
+      <w:ins w:id="240" w:author="soleil" w:date="2024-10-11T11:38:00Z">
         <w:r>
           <w:t>.</w:t>
         </w:r>
@@ -8657,15 +8725,15 @@
         <w:spacing w:after="0" w:line="276" w:lineRule="auto"/>
         <w:jc w:val="both"/>
         <w:rPr>
-          <w:ins w:id="235" w:author="soleil" w:date="2024-10-10T10:51:00Z"/>
-        </w:rPr>
-      </w:pPr>
-      <w:ins w:id="236" w:author="soleil" w:date="2024-10-11T11:38:00Z">
+          <w:ins w:id="241" w:author="soleil" w:date="2024-10-10T10:51:00Z"/>
+        </w:rPr>
+      </w:pPr>
+      <w:ins w:id="242" w:author="soleil" w:date="2024-10-11T11:38:00Z">
         <w:r>
           <w:t>Un champ de radio pour sélectionner sa préférence d</w:t>
         </w:r>
       </w:ins>
-      <w:ins w:id="237" w:author="soleil" w:date="2024-10-11T11:39:00Z">
+      <w:ins w:id="243" w:author="soleil" w:date="2024-10-11T11:39:00Z">
         <w:r>
           <w:t>’envoyer des messages soit par SMS soit par mail.</w:t>
         </w:r>
@@ -8681,10 +8749,10 @@
         <w:spacing w:after="0" w:line="276" w:lineRule="auto"/>
         <w:jc w:val="both"/>
         <w:rPr>
-          <w:ins w:id="238" w:author="soleil" w:date="2024-10-10T10:51:00Z"/>
-        </w:rPr>
-      </w:pPr>
-      <w:ins w:id="239" w:author="soleil" w:date="2024-10-10T10:51:00Z">
+          <w:ins w:id="244" w:author="soleil" w:date="2024-10-10T10:51:00Z"/>
+        </w:rPr>
+      </w:pPr>
+      <w:ins w:id="245" w:author="soleil" w:date="2024-10-10T10:51:00Z">
         <w:r>
           <w:t>Un lien vers la page de connexion</w:t>
         </w:r>
@@ -8700,10 +8768,10 @@
         <w:spacing w:after="0" w:line="276" w:lineRule="auto"/>
         <w:jc w:val="both"/>
         <w:rPr>
-          <w:ins w:id="240" w:author="soleil" w:date="2024-10-10T10:51:00Z"/>
-        </w:rPr>
-      </w:pPr>
-      <w:ins w:id="241" w:author="soleil" w:date="2024-10-10T10:51:00Z">
+          <w:ins w:id="246" w:author="soleil" w:date="2024-10-10T10:51:00Z"/>
+        </w:rPr>
+      </w:pPr>
+      <w:ins w:id="247" w:author="soleil" w:date="2024-10-10T10:51:00Z">
         <w:r>
           <w:t>Un lien de retour vers la page d’accueil du site</w:t>
         </w:r>
@@ -8714,7 +8782,7 @@
         <w:spacing w:after="0" w:line="276" w:lineRule="auto"/>
         <w:jc w:val="both"/>
         <w:rPr>
-          <w:ins w:id="242" w:author="soleil" w:date="2024-10-10T10:51:00Z"/>
+          <w:ins w:id="248" w:author="soleil" w:date="2024-10-10T10:51:00Z"/>
         </w:rPr>
       </w:pPr>
     </w:p>
@@ -8724,10 +8792,10 @@
         <w:spacing w:line="276" w:lineRule="auto"/>
         <w:jc w:val="both"/>
         <w:rPr>
-          <w:ins w:id="243" w:author="soleil" w:date="2024-10-10T10:51:00Z"/>
-        </w:rPr>
-      </w:pPr>
-      <w:ins w:id="244" w:author="soleil" w:date="2024-10-10T10:51:00Z">
+          <w:ins w:id="249" w:author="soleil" w:date="2024-10-10T10:51:00Z"/>
+        </w:rPr>
+      </w:pPr>
+      <w:ins w:id="250" w:author="soleil" w:date="2024-10-10T10:51:00Z">
         <w:r>
           <w:rPr>
             <w:smallCaps/>
@@ -8741,7 +8809,7 @@
         <w:spacing w:after="0" w:line="276" w:lineRule="auto"/>
         <w:jc w:val="both"/>
         <w:rPr>
-          <w:ins w:id="245" w:author="soleil" w:date="2024-10-10T10:51:00Z"/>
+          <w:ins w:id="251" w:author="soleil" w:date="2024-10-10T10:51:00Z"/>
         </w:rPr>
       </w:pPr>
     </w:p>
@@ -8750,10 +8818,10 @@
         <w:spacing w:after="0" w:line="276" w:lineRule="auto"/>
         <w:jc w:val="both"/>
         <w:rPr>
-          <w:ins w:id="246" w:author="soleil" w:date="2024-10-10T10:51:00Z"/>
-        </w:rPr>
-      </w:pPr>
-      <w:ins w:id="247" w:author="soleil" w:date="2024-10-10T10:51:00Z">
+          <w:ins w:id="252" w:author="soleil" w:date="2024-10-10T10:51:00Z"/>
+        </w:rPr>
+      </w:pPr>
+      <w:ins w:id="253" w:author="soleil" w:date="2024-10-10T10:51:00Z">
         <w:r>
           <w:t>La page de connexion sera traitée :</w:t>
         </w:r>
@@ -8769,10 +8837,10 @@
         <w:spacing w:after="0" w:line="276" w:lineRule="auto"/>
         <w:jc w:val="both"/>
         <w:rPr>
-          <w:ins w:id="248" w:author="soleil" w:date="2024-10-10T10:51:00Z"/>
-        </w:rPr>
-      </w:pPr>
-      <w:ins w:id="249" w:author="soleil" w:date="2024-10-10T10:51:00Z">
+          <w:ins w:id="254" w:author="soleil" w:date="2024-10-10T10:51:00Z"/>
+        </w:rPr>
+      </w:pPr>
+      <w:ins w:id="255" w:author="soleil" w:date="2024-10-10T10:51:00Z">
         <w:r>
           <w:t>Un titre principal « Connexion »</w:t>
         </w:r>
@@ -8788,10 +8856,10 @@
         <w:spacing w:after="0" w:line="276" w:lineRule="auto"/>
         <w:jc w:val="both"/>
         <w:rPr>
-          <w:ins w:id="250" w:author="soleil" w:date="2024-10-10T10:51:00Z"/>
-        </w:rPr>
-      </w:pPr>
-      <w:ins w:id="251" w:author="soleil" w:date="2024-10-10T10:51:00Z">
+          <w:ins w:id="256" w:author="soleil" w:date="2024-10-10T10:51:00Z"/>
+        </w:rPr>
+      </w:pPr>
+      <w:ins w:id="257" w:author="soleil" w:date="2024-10-10T10:51:00Z">
         <w:r>
           <w:t>Un formulaire avec des champs obligatoires sont :</w:t>
         </w:r>
@@ -8807,20 +8875,20 @@
         <w:spacing w:after="0" w:line="276" w:lineRule="auto"/>
         <w:jc w:val="both"/>
         <w:rPr>
-          <w:ins w:id="252" w:author="soleil" w:date="2024-10-10T10:51:00Z"/>
-        </w:rPr>
-      </w:pPr>
-      <w:ins w:id="253" w:author="soleil" w:date="2024-10-10T10:51:00Z">
+          <w:ins w:id="258" w:author="soleil" w:date="2024-10-10T10:51:00Z"/>
+        </w:rPr>
+      </w:pPr>
+      <w:ins w:id="259" w:author="soleil" w:date="2024-10-10T10:51:00Z">
         <w:r>
           <w:t xml:space="preserve">Un champ </w:t>
         </w:r>
       </w:ins>
-      <w:ins w:id="254" w:author="soleil" w:date="2024-10-13T23:04:00Z">
+      <w:ins w:id="260" w:author="soleil" w:date="2024-10-13T23:04:00Z">
         <w:r>
           <w:t>adresse électronique</w:t>
         </w:r>
       </w:ins>
-      <w:ins w:id="255" w:author="soleil" w:date="2024-10-10T10:51:00Z">
+      <w:ins w:id="261" w:author="soleil" w:date="2024-10-10T10:51:00Z">
         <w:r>
           <w:t xml:space="preserve"> de type caractères</w:t>
         </w:r>
@@ -8836,15 +8904,15 @@
         <w:spacing w:after="0" w:line="276" w:lineRule="auto"/>
         <w:jc w:val="both"/>
         <w:rPr>
-          <w:ins w:id="256" w:author="soleil" w:date="2024-10-10T10:51:00Z"/>
-        </w:rPr>
-      </w:pPr>
-      <w:ins w:id="257" w:author="soleil" w:date="2024-10-10T10:51:00Z">
+          <w:ins w:id="262" w:author="soleil" w:date="2024-10-10T10:51:00Z"/>
+        </w:rPr>
+      </w:pPr>
+      <w:ins w:id="263" w:author="soleil" w:date="2024-10-10T10:51:00Z">
         <w:r>
           <w:t xml:space="preserve">Un champ mot de passe </w:t>
         </w:r>
       </w:ins>
-      <w:ins w:id="258" w:author="soleil" w:date="2024-10-11T11:15:00Z">
+      <w:ins w:id="264" w:author="soleil" w:date="2024-10-11T11:15:00Z">
         <w:r>
           <w:t>protéger</w:t>
         </w:r>
@@ -8860,10 +8928,10 @@
         <w:spacing w:after="0" w:line="276" w:lineRule="auto"/>
         <w:jc w:val="both"/>
         <w:rPr>
-          <w:ins w:id="259" w:author="soleil" w:date="2024-10-10T10:51:00Z"/>
-        </w:rPr>
-      </w:pPr>
-      <w:ins w:id="260" w:author="soleil" w:date="2024-10-10T10:51:00Z">
+          <w:ins w:id="265" w:author="soleil" w:date="2024-10-10T10:51:00Z"/>
+        </w:rPr>
+      </w:pPr>
+      <w:ins w:id="266" w:author="soleil" w:date="2024-10-10T10:51:00Z">
         <w:r>
           <w:t>Un bouton de validation</w:t>
         </w:r>
@@ -8874,13 +8942,13 @@
         <w:spacing w:line="276" w:lineRule="auto"/>
         <w:jc w:val="both"/>
         <w:rPr>
-          <w:ins w:id="261" w:author="soleil" w:date="2024-10-22T14:25:00Z"/>
+          <w:ins w:id="267" w:author="soleil" w:date="2024-10-22T14:25:00Z"/>
           <w:rFonts w:cstheme="minorHAnsi"/>
           <w:bCs/>
           <w:sz w:val="24"/>
           <w:szCs w:val="24"/>
         </w:rPr>
-        <w:pPrChange w:id="262" w:author="soleil" w:date="2024-10-10T10:49:00Z">
+        <w:pPrChange w:id="268" w:author="soleil" w:date="2024-10-10T10:49:00Z">
           <w:pPr>
             <w:pStyle w:val="Paragraphedeliste"/>
             <w:spacing w:line="276" w:lineRule="auto"/>
@@ -8895,10 +8963,10 @@
         <w:spacing w:line="276" w:lineRule="auto"/>
         <w:jc w:val="both"/>
         <w:rPr>
-          <w:ins w:id="263" w:author="soleil" w:date="2024-10-22T17:16:00Z"/>
+          <w:ins w:id="269" w:author="soleil" w:date="2024-10-22T17:16:00Z"/>
           <w:smallCaps/>
         </w:rPr>
-        <w:pPrChange w:id="264" w:author="soleil" w:date="2024-10-22T14:42:00Z">
+        <w:pPrChange w:id="270" w:author="soleil" w:date="2024-10-22T14:42:00Z">
           <w:pPr>
             <w:pStyle w:val="Paragraphedeliste"/>
             <w:spacing w:line="276" w:lineRule="auto"/>
@@ -8913,10 +8981,10 @@
         <w:spacing w:line="276" w:lineRule="auto"/>
         <w:jc w:val="both"/>
         <w:rPr>
-          <w:ins w:id="265" w:author="soleil" w:date="2024-10-22T14:42:00Z"/>
+          <w:ins w:id="271" w:author="soleil" w:date="2024-10-22T14:42:00Z"/>
           <w:smallCaps/>
         </w:rPr>
-        <w:pPrChange w:id="266" w:author="soleil" w:date="2024-10-22T14:42:00Z">
+        <w:pPrChange w:id="272" w:author="soleil" w:date="2024-10-22T14:42:00Z">
           <w:pPr>
             <w:pStyle w:val="Paragraphedeliste"/>
             <w:spacing w:line="276" w:lineRule="auto"/>
@@ -8924,11 +8992,11 @@
           </w:pPr>
         </w:pPrChange>
       </w:pPr>
-      <w:ins w:id="267" w:author="soleil" w:date="2024-10-22T14:27:00Z">
+      <w:ins w:id="273" w:author="soleil" w:date="2024-10-22T14:27:00Z">
         <w:r>
           <w:rPr>
             <w:smallCaps/>
-            <w:rPrChange w:id="268" w:author="soleil" w:date="2024-10-22T14:42:00Z">
+            <w:rPrChange w:id="274" w:author="soleil" w:date="2024-10-22T14:42:00Z">
               <w:rPr>
                 <w:rFonts w:cstheme="minorHAnsi"/>
                 <w:bCs/>
@@ -8938,11 +9006,11 @@
           <w:t xml:space="preserve">La page </w:t>
         </w:r>
       </w:ins>
-      <w:ins w:id="269" w:author="soleil" w:date="2024-10-22T14:41:00Z">
+      <w:ins w:id="275" w:author="soleil" w:date="2024-10-22T14:41:00Z">
         <w:r>
           <w:rPr>
             <w:smallCaps/>
-            <w:rPrChange w:id="270" w:author="soleil" w:date="2024-10-22T14:42:00Z">
+            <w:rPrChange w:id="276" w:author="soleil" w:date="2024-10-22T14:42:00Z">
               <w:rPr>
                 <w:rFonts w:cstheme="minorHAnsi"/>
                 <w:bCs/>
@@ -8952,11 +9020,11 @@
           <w:t xml:space="preserve">de </w:t>
         </w:r>
       </w:ins>
-      <w:ins w:id="271" w:author="soleil" w:date="2024-10-22T14:42:00Z">
+      <w:ins w:id="277" w:author="soleil" w:date="2024-10-22T14:42:00Z">
         <w:r>
           <w:rPr>
             <w:smallCaps/>
-            <w:rPrChange w:id="272" w:author="soleil" w:date="2024-10-22T14:42:00Z">
+            <w:rPrChange w:id="278" w:author="soleil" w:date="2024-10-22T14:42:00Z">
               <w:rPr>
                 <w:rFonts w:cstheme="minorHAnsi"/>
                 <w:bCs/>
@@ -8970,9 +9038,9 @@
     <w:p>
       <w:pPr>
         <w:rPr>
-          <w:ins w:id="273" w:author="soleil" w:date="2024-10-22T14:43:00Z"/>
-        </w:rPr>
-        <w:pPrChange w:id="274" w:author="soleil" w:date="2024-10-22T14:42:00Z">
+          <w:ins w:id="279" w:author="soleil" w:date="2024-10-22T14:43:00Z"/>
+        </w:rPr>
+        <w:pPrChange w:id="280" w:author="soleil" w:date="2024-10-22T14:42:00Z">
           <w:pPr>
             <w:pStyle w:val="Paragraphedeliste"/>
             <w:spacing w:line="276" w:lineRule="auto"/>
@@ -8984,9 +9052,9 @@
     <w:p>
       <w:pPr>
         <w:rPr>
-          <w:ins w:id="275" w:author="soleil" w:date="2024-10-22T14:43:00Z"/>
-        </w:rPr>
-        <w:pPrChange w:id="276" w:author="soleil" w:date="2024-10-22T14:42:00Z">
+          <w:ins w:id="281" w:author="soleil" w:date="2024-10-22T14:43:00Z"/>
+        </w:rPr>
+        <w:pPrChange w:id="282" w:author="soleil" w:date="2024-10-22T14:42:00Z">
           <w:pPr>
             <w:pStyle w:val="Paragraphedeliste"/>
             <w:spacing w:line="276" w:lineRule="auto"/>
@@ -8994,7 +9062,7 @@
           </w:pPr>
         </w:pPrChange>
       </w:pPr>
-      <w:ins w:id="277" w:author="soleil" w:date="2024-10-22T14:43:00Z">
+      <w:ins w:id="283" w:author="soleil" w:date="2024-10-22T14:43:00Z">
         <w:r>
           <w:t xml:space="preserve">La page de choix de test sera traitée : </w:t>
         </w:r>
@@ -9008,9 +9076,9 @@
           <w:numId w:val="4"/>
         </w:numPr>
         <w:rPr>
-          <w:ins w:id="278" w:author="soleil" w:date="2024-10-24T10:17:00Z"/>
-        </w:rPr>
-        <w:pPrChange w:id="279" w:author="soleil" w:date="2024-10-22T14:43:00Z">
+          <w:ins w:id="284" w:author="soleil" w:date="2024-10-24T10:17:00Z"/>
+        </w:rPr>
+        <w:pPrChange w:id="285" w:author="soleil" w:date="2024-10-22T14:43:00Z">
           <w:pPr>
             <w:pStyle w:val="Paragraphedeliste"/>
             <w:spacing w:line="276" w:lineRule="auto"/>
@@ -9018,14 +9086,12 @@
           </w:pPr>
         </w:pPrChange>
       </w:pPr>
-      <w:ins w:id="280" w:author="soleil" w:date="2024-10-22T14:45:00Z">
+      <w:ins w:id="286" w:author="soleil" w:date="2024-10-22T14:45:00Z">
         <w:r>
           <w:t>U</w:t>
         </w:r>
       </w:ins>
-      <w:bookmarkStart w:id="281" w:name="_GoBack"/>
-      <w:bookmarkEnd w:id="281"/>
-      <w:ins w:id="282" w:author="soleil" w:date="2024-10-24T10:17:00Z">
+      <w:ins w:id="287" w:author="soleil" w:date="2024-10-24T10:17:00Z">
         <w:r>
           <w:t>n label : "Êtes-vous sûr de ne pas vouloir passer le test ?" avec une réponse à sélectionner via des boutons radio (Oui / Non).</w:t>
         </w:r>
@@ -9038,7 +9104,7 @@
           <w:ilvl w:val="0"/>
           <w:numId w:val="4"/>
         </w:numPr>
-        <w:pPrChange w:id="283" w:author="soleil" w:date="2024-10-22T14:43:00Z">
+        <w:pPrChange w:id="288" w:author="soleil" w:date="2024-10-22T14:43:00Z">
           <w:pPr>
             <w:pStyle w:val="Paragraphedeliste"/>
             <w:spacing w:line="276" w:lineRule="auto"/>
@@ -9046,12 +9112,12 @@
           </w:pPr>
         </w:pPrChange>
       </w:pPr>
-      <w:ins w:id="284" w:author="soleil" w:date="2024-10-24T10:08:00Z">
+      <w:ins w:id="289" w:author="soleil" w:date="2024-10-24T10:08:00Z">
         <w:r>
           <w:t>U</w:t>
         </w:r>
       </w:ins>
-      <w:ins w:id="285" w:author="soleil" w:date="2024-10-24T10:11:00Z">
+      <w:ins w:id="290" w:author="soleil" w:date="2024-10-24T10:11:00Z">
         <w:r>
           <w:t>n texte explicatif qui souligne l'importance de passer le test, avec un message convaincant pour encourager l'utilisateur à le faire.</w:t>
         </w:r>
@@ -9068,7 +9134,7 @@
 </file>
 
 <file path=word/endnotes.xml><?xml version="1.0" encoding="utf-8"?>
-<w:endnotes xmlns:wpc="http://schemas.microsoft.com/office/word/2010/wordprocessingCanvas" xmlns:cx="http://schemas.microsoft.com/office/drawing/2014/chartex" xmlns:cx1="http://schemas.microsoft.com/office/drawing/2015/9/8/chartex" xmlns:mc="http://schemas.openxmlformats.org/markup-compatibility/2006" xmlns:o="urn:schemas-microsoft-com:office:office" xmlns:r="http://schemas.openxmlformats.org/officeDocument/2006/relationships" xmlns:m="http://schemas.openxmlformats.org/officeDocument/2006/math" xmlns:v="urn:schemas-microsoft-com:vml" xmlns:wp14="http://schemas.microsoft.com/office/word/2010/wordprocessingDrawing" xmlns:wp="http://schemas.openxmlformats.org/drawingml/2006/wordprocessingDrawing" xmlns:w10="urn:schemas-microsoft-com:office:word" xmlns:w="http://schemas.openxmlformats.org/wordprocessingml/2006/main" xmlns:w14="http://schemas.microsoft.com/office/word/2010/wordml" xmlns:w15="http://schemas.microsoft.com/office/word/2012/wordml" xmlns:w16se="http://schemas.microsoft.com/office/word/2015/wordml/symex" xmlns:wpg="http://schemas.microsoft.com/office/word/2010/wordprocessingGroup" xmlns:wpi="http://schemas.microsoft.com/office/word/2010/wordprocessingInk" xmlns:wne="http://schemas.microsoft.com/office/word/2006/wordml" xmlns:wps="http://schemas.microsoft.com/office/word/2010/wordprocessingShape" mc:Ignorable="w14 w15 w16se wp14">
+<w:endnotes xmlns:wpc="http://schemas.microsoft.com/office/word/2010/wordprocessingCanvas" xmlns:cx="http://schemas.microsoft.com/office/drawing/2014/chartex" xmlns:cx1="http://schemas.microsoft.com/office/drawing/2015/9/8/chartex" xmlns:cx2="http://schemas.microsoft.com/office/drawing/2015/10/21/chartex" xmlns:cx3="http://schemas.microsoft.com/office/drawing/2016/5/9/chartex" xmlns:cx4="http://schemas.microsoft.com/office/drawing/2016/5/10/chartex" xmlns:cx5="http://schemas.microsoft.com/office/drawing/2016/5/11/chartex" xmlns:cx6="http://schemas.microsoft.com/office/drawing/2016/5/12/chartex" xmlns:cx7="http://schemas.microsoft.com/office/drawing/2016/5/13/chartex" xmlns:cx8="http://schemas.microsoft.com/office/drawing/2016/5/14/chartex" xmlns:mc="http://schemas.openxmlformats.org/markup-compatibility/2006" xmlns:aink="http://schemas.microsoft.com/office/drawing/2016/ink" xmlns:am3d="http://schemas.microsoft.com/office/drawing/2017/model3d" xmlns:o="urn:schemas-microsoft-com:office:office" xmlns:oel="http://schemas.microsoft.com/office/2019/extlst" xmlns:r="http://schemas.openxmlformats.org/officeDocument/2006/relationships" xmlns:m="http://schemas.openxmlformats.org/officeDocument/2006/math" xmlns:v="urn:schemas-microsoft-com:vml" xmlns:wp14="http://schemas.microsoft.com/office/word/2010/wordprocessingDrawing" xmlns:wp="http://schemas.openxmlformats.org/drawingml/2006/wordprocessingDrawing" xmlns:w10="urn:schemas-microsoft-com:office:word" xmlns:w="http://schemas.openxmlformats.org/wordprocessingml/2006/main" xmlns:w14="http://schemas.microsoft.com/office/word/2010/wordml" xmlns:w15="http://schemas.microsoft.com/office/word/2012/wordml" xmlns:w16cex="http://schemas.microsoft.com/office/word/2018/wordml/cex" xmlns:w16cid="http://schemas.microsoft.com/office/word/2016/wordml/cid" xmlns:w16="http://schemas.microsoft.com/office/word/2018/wordml" xmlns:w16du="http://schemas.microsoft.com/office/word/2023/wordml/word16du" xmlns:w16sdtdh="http://schemas.microsoft.com/office/word/2020/wordml/sdtdatahash" xmlns:w16sdtfl="http://schemas.microsoft.com/office/word/2024/wordml/sdtformatlock" xmlns:w16se="http://schemas.microsoft.com/office/word/2015/wordml/symex" xmlns:wpg="http://schemas.microsoft.com/office/word/2010/wordprocessingGroup" xmlns:wpi="http://schemas.microsoft.com/office/word/2010/wordprocessingInk" xmlns:wne="http://schemas.microsoft.com/office/word/2006/wordml" xmlns:wps="http://schemas.microsoft.com/office/word/2010/wordprocessingShape" mc:Ignorable="w14 w15 w16se w16cid w16 w16cex w16sdtdh w16sdtfl w16du wp14">
   <w:endnote w:type="separator" w:id="-1">
     <w:p>
       <w:pPr>
@@ -9093,7 +9159,7 @@
 </file>
 
 <file path=word/footnotes.xml><?xml version="1.0" encoding="utf-8"?>
-<w:footnotes xmlns:wpc="http://schemas.microsoft.com/office/word/2010/wordprocessingCanvas" xmlns:cx="http://schemas.microsoft.com/office/drawing/2014/chartex" xmlns:cx1="http://schemas.microsoft.com/office/drawing/2015/9/8/chartex" xmlns:mc="http://schemas.openxmlformats.org/markup-compatibility/2006" xmlns:o="urn:schemas-microsoft-com:office:office" xmlns:r="http://schemas.openxmlformats.org/officeDocument/2006/relationships" xmlns:m="http://schemas.openxmlformats.org/officeDocument/2006/math" xmlns:v="urn:schemas-microsoft-com:vml" xmlns:wp14="http://schemas.microsoft.com/office/word/2010/wordprocessingDrawing" xmlns:wp="http://schemas.openxmlformats.org/drawingml/2006/wordprocessingDrawing" xmlns:w10="urn:schemas-microsoft-com:office:word" xmlns:w="http://schemas.openxmlformats.org/wordprocessingml/2006/main" xmlns:w14="http://schemas.microsoft.com/office/word/2010/wordml" xmlns:w15="http://schemas.microsoft.com/office/word/2012/wordml" xmlns:w16se="http://schemas.microsoft.com/office/word/2015/wordml/symex" xmlns:wpg="http://schemas.microsoft.com/office/word/2010/wordprocessingGroup" xmlns:wpi="http://schemas.microsoft.com/office/word/2010/wordprocessingInk" xmlns:wne="http://schemas.microsoft.com/office/word/2006/wordml" xmlns:wps="http://schemas.microsoft.com/office/word/2010/wordprocessingShape" mc:Ignorable="w14 w15 w16se wp14">
+<w:footnotes xmlns:wpc="http://schemas.microsoft.com/office/word/2010/wordprocessingCanvas" xmlns:cx="http://schemas.microsoft.com/office/drawing/2014/chartex" xmlns:cx1="http://schemas.microsoft.com/office/drawing/2015/9/8/chartex" xmlns:cx2="http://schemas.microsoft.com/office/drawing/2015/10/21/chartex" xmlns:cx3="http://schemas.microsoft.com/office/drawing/2016/5/9/chartex" xmlns:cx4="http://schemas.microsoft.com/office/drawing/2016/5/10/chartex" xmlns:cx5="http://schemas.microsoft.com/office/drawing/2016/5/11/chartex" xmlns:cx6="http://schemas.microsoft.com/office/drawing/2016/5/12/chartex" xmlns:cx7="http://schemas.microsoft.com/office/drawing/2016/5/13/chartex" xmlns:cx8="http://schemas.microsoft.com/office/drawing/2016/5/14/chartex" xmlns:mc="http://schemas.openxmlformats.org/markup-compatibility/2006" xmlns:aink="http://schemas.microsoft.com/office/drawing/2016/ink" xmlns:am3d="http://schemas.microsoft.com/office/drawing/2017/model3d" xmlns:o="urn:schemas-microsoft-com:office:office" xmlns:oel="http://schemas.microsoft.com/office/2019/extlst" xmlns:r="http://schemas.openxmlformats.org/officeDocument/2006/relationships" xmlns:m="http://schemas.openxmlformats.org/officeDocument/2006/math" xmlns:v="urn:schemas-microsoft-com:vml" xmlns:wp14="http://schemas.microsoft.com/office/word/2010/wordprocessingDrawing" xmlns:wp="http://schemas.openxmlformats.org/drawingml/2006/wordprocessingDrawing" xmlns:w10="urn:schemas-microsoft-com:office:word" xmlns:w="http://schemas.openxmlformats.org/wordprocessingml/2006/main" xmlns:w14="http://schemas.microsoft.com/office/word/2010/wordml" xmlns:w15="http://schemas.microsoft.com/office/word/2012/wordml" xmlns:w16cex="http://schemas.microsoft.com/office/word/2018/wordml/cex" xmlns:w16cid="http://schemas.microsoft.com/office/word/2016/wordml/cid" xmlns:w16="http://schemas.microsoft.com/office/word/2018/wordml" xmlns:w16du="http://schemas.microsoft.com/office/word/2023/wordml/word16du" xmlns:w16sdtdh="http://schemas.microsoft.com/office/word/2020/wordml/sdtdatahash" xmlns:w16sdtfl="http://schemas.microsoft.com/office/word/2024/wordml/sdtformatlock" xmlns:w16se="http://schemas.microsoft.com/office/word/2015/wordml/symex" xmlns:wpg="http://schemas.microsoft.com/office/word/2010/wordprocessingGroup" xmlns:wpi="http://schemas.microsoft.com/office/word/2010/wordprocessingInk" xmlns:wne="http://schemas.microsoft.com/office/word/2006/wordml" xmlns:wps="http://schemas.microsoft.com/office/word/2010/wordprocessingShape" mc:Ignorable="w14 w15 w16se w16cid w16 w16cex w16sdtdh w16sdtfl w16du wp14">
   <w:footnote w:type="separator" w:id="-1">
     <w:p>
       <w:pPr>
@@ -9118,7 +9184,7 @@
 </file>
 
 <file path=word/numbering.xml><?xml version="1.0" encoding="utf-8"?>
-<w:numbering xmlns:wpc="http://schemas.microsoft.com/office/word/2010/wordprocessingCanvas" xmlns:cx="http://schemas.microsoft.com/office/drawing/2014/chartex" xmlns:cx1="http://schemas.microsoft.com/office/drawing/2015/9/8/chartex" xmlns:mc="http://schemas.openxmlformats.org/markup-compatibility/2006" xmlns:o="urn:schemas-microsoft-com:office:office" xmlns:r="http://schemas.openxmlformats.org/officeDocument/2006/relationships" xmlns:m="http://schemas.openxmlformats.org/officeDocument/2006/math" xmlns:v="urn:schemas-microsoft-com:vml" xmlns:wp14="http://schemas.microsoft.com/office/word/2010/wordprocessingDrawing" xmlns:wp="http://schemas.openxmlformats.org/drawingml/2006/wordprocessingDrawing" xmlns:w10="urn:schemas-microsoft-com:office:word" xmlns:w="http://schemas.openxmlformats.org/wordprocessingml/2006/main" xmlns:w14="http://schemas.microsoft.com/office/word/2010/wordml" xmlns:w15="http://schemas.microsoft.com/office/word/2012/wordml" xmlns:w16se="http://schemas.microsoft.com/office/word/2015/wordml/symex" xmlns:wpg="http://schemas.microsoft.com/office/word/2010/wordprocessingGroup" xmlns:wpi="http://schemas.microsoft.com/office/word/2010/wordprocessingInk" xmlns:wne="http://schemas.microsoft.com/office/word/2006/wordml" xmlns:wps="http://schemas.microsoft.com/office/word/2010/wordprocessingShape" mc:Ignorable="w14 w15 w16se wp14">
+<w:numbering xmlns:wpc="http://schemas.microsoft.com/office/word/2010/wordprocessingCanvas" xmlns:cx="http://schemas.microsoft.com/office/drawing/2014/chartex" xmlns:cx1="http://schemas.microsoft.com/office/drawing/2015/9/8/chartex" xmlns:cx2="http://schemas.microsoft.com/office/drawing/2015/10/21/chartex" xmlns:cx3="http://schemas.microsoft.com/office/drawing/2016/5/9/chartex" xmlns:cx4="http://schemas.microsoft.com/office/drawing/2016/5/10/chartex" xmlns:cx5="http://schemas.microsoft.com/office/drawing/2016/5/11/chartex" xmlns:cx6="http://schemas.microsoft.com/office/drawing/2016/5/12/chartex" xmlns:cx7="http://schemas.microsoft.com/office/drawing/2016/5/13/chartex" xmlns:cx8="http://schemas.microsoft.com/office/drawing/2016/5/14/chartex" xmlns:mc="http://schemas.openxmlformats.org/markup-compatibility/2006" xmlns:aink="http://schemas.microsoft.com/office/drawing/2016/ink" xmlns:am3d="http://schemas.microsoft.com/office/drawing/2017/model3d" xmlns:o="urn:schemas-microsoft-com:office:office" xmlns:oel="http://schemas.microsoft.com/office/2019/extlst" xmlns:r="http://schemas.openxmlformats.org/officeDocument/2006/relationships" xmlns:m="http://schemas.openxmlformats.org/officeDocument/2006/math" xmlns:v="urn:schemas-microsoft-com:vml" xmlns:wp14="http://schemas.microsoft.com/office/word/2010/wordprocessingDrawing" xmlns:wp="http://schemas.openxmlformats.org/drawingml/2006/wordprocessingDrawing" xmlns:w10="urn:schemas-microsoft-com:office:word" xmlns:w="http://schemas.openxmlformats.org/wordprocessingml/2006/main" xmlns:w14="http://schemas.microsoft.com/office/word/2010/wordml" xmlns:w15="http://schemas.microsoft.com/office/word/2012/wordml" xmlns:w16cex="http://schemas.microsoft.com/office/word/2018/wordml/cex" xmlns:w16cid="http://schemas.microsoft.com/office/word/2016/wordml/cid" xmlns:w16="http://schemas.microsoft.com/office/word/2018/wordml" xmlns:w16du="http://schemas.microsoft.com/office/word/2023/wordml/word16du" xmlns:w16sdtdh="http://schemas.microsoft.com/office/word/2020/wordml/sdtdatahash" xmlns:w16sdtfl="http://schemas.microsoft.com/office/word/2024/wordml/sdtformatlock" xmlns:w16se="http://schemas.microsoft.com/office/word/2015/wordml/symex" xmlns:wpg="http://schemas.microsoft.com/office/word/2010/wordprocessingGroup" xmlns:wpi="http://schemas.microsoft.com/office/word/2010/wordprocessingInk" xmlns:wne="http://schemas.microsoft.com/office/word/2006/wordml" xmlns:wps="http://schemas.microsoft.com/office/word/2010/wordprocessingShape" mc:Ignorable="w14 w15 w16se w16cid w16 w16cex w16sdtdh w16sdtfl w16du wp14">
   <w:abstractNum w:abstractNumId="0" w15:restartNumberingAfterBreak="0">
     <w:nsid w:val="00027E18"/>
     <w:multiLevelType w:val="hybridMultilevel"/>
@@ -11523,52 +11589,52 @@
       </w:pPr>
     </w:lvl>
   </w:abstractNum>
-  <w:num w:numId="1">
+  <w:num w:numId="1" w16cid:durableId="491339618">
     <w:abstractNumId w:val="21"/>
   </w:num>
-  <w:num w:numId="2">
+  <w:num w:numId="2" w16cid:durableId="350037817">
     <w:abstractNumId w:val="3"/>
   </w:num>
-  <w:num w:numId="3">
+  <w:num w:numId="3" w16cid:durableId="2021158788">
     <w:abstractNumId w:val="16"/>
   </w:num>
-  <w:num w:numId="4">
+  <w:num w:numId="4" w16cid:durableId="2053076042">
     <w:abstractNumId w:val="8"/>
   </w:num>
-  <w:num w:numId="5">
+  <w:num w:numId="5" w16cid:durableId="1203908687">
     <w:abstractNumId w:val="18"/>
   </w:num>
-  <w:num w:numId="6">
+  <w:num w:numId="6" w16cid:durableId="484973917">
     <w:abstractNumId w:val="6"/>
   </w:num>
-  <w:num w:numId="7">
+  <w:num w:numId="7" w16cid:durableId="1635788409">
     <w:abstractNumId w:val="5"/>
   </w:num>
-  <w:num w:numId="8">
+  <w:num w:numId="8" w16cid:durableId="175308972">
     <w:abstractNumId w:val="1"/>
   </w:num>
-  <w:num w:numId="9">
+  <w:num w:numId="9" w16cid:durableId="1034961030">
     <w:abstractNumId w:val="7"/>
   </w:num>
-  <w:num w:numId="10">
+  <w:num w:numId="10" w16cid:durableId="103965992">
     <w:abstractNumId w:val="15"/>
   </w:num>
-  <w:num w:numId="11">
+  <w:num w:numId="11" w16cid:durableId="2014606459">
     <w:abstractNumId w:val="19"/>
   </w:num>
-  <w:num w:numId="12">
+  <w:num w:numId="12" w16cid:durableId="396048971">
     <w:abstractNumId w:val="15"/>
     <w:lvlOverride w:ilvl="0">
       <w:startOverride w:val="1"/>
     </w:lvlOverride>
   </w:num>
-  <w:num w:numId="13">
+  <w:num w:numId="13" w16cid:durableId="1294485826">
     <w:abstractNumId w:val="17"/>
   </w:num>
-  <w:num w:numId="14">
+  <w:num w:numId="14" w16cid:durableId="939530049">
     <w:abstractNumId w:val="4"/>
   </w:num>
-  <w:num w:numId="15">
+  <w:num w:numId="15" w16cid:durableId="251159613">
     <w:abstractNumId w:val="10"/>
     <w:lvlOverride w:ilvl="0">
       <w:startOverride w:val="1"/>
@@ -11598,61 +11664,58 @@
       <w:startOverride w:val="1"/>
     </w:lvlOverride>
   </w:num>
-  <w:num w:numId="16">
+  <w:num w:numId="16" w16cid:durableId="1759131184">
     <w:abstractNumId w:val="12"/>
   </w:num>
-  <w:num w:numId="17">
+  <w:num w:numId="17" w16cid:durableId="872185040">
     <w:abstractNumId w:val="13"/>
   </w:num>
-  <w:num w:numId="18">
+  <w:num w:numId="18" w16cid:durableId="619066758">
     <w:abstractNumId w:val="0"/>
   </w:num>
-  <w:num w:numId="19">
+  <w:num w:numId="19" w16cid:durableId="41685140">
     <w:abstractNumId w:val="22"/>
   </w:num>
-  <w:num w:numId="20">
+  <w:num w:numId="20" w16cid:durableId="1676420181">
     <w:abstractNumId w:val="11"/>
   </w:num>
-  <w:num w:numId="21">
+  <w:num w:numId="21" w16cid:durableId="3173254">
     <w:abstractNumId w:val="23"/>
   </w:num>
-  <w:num w:numId="22">
+  <w:num w:numId="22" w16cid:durableId="1113402534">
     <w:abstractNumId w:val="15"/>
     <w:lvlOverride w:ilvl="0">
       <w:startOverride w:val="1"/>
     </w:lvlOverride>
   </w:num>
-  <w:num w:numId="23">
+  <w:num w:numId="23" w16cid:durableId="628972720">
     <w:abstractNumId w:val="14"/>
   </w:num>
-  <w:num w:numId="24">
+  <w:num w:numId="24" w16cid:durableId="1273171594">
     <w:abstractNumId w:val="20"/>
   </w:num>
-  <w:num w:numId="25">
+  <w:num w:numId="25" w16cid:durableId="698697614">
     <w:abstractNumId w:val="2"/>
   </w:num>
-  <w:num w:numId="26">
+  <w:num w:numId="26" w16cid:durableId="1643998949">
     <w:abstractNumId w:val="24"/>
   </w:num>
-  <w:num w:numId="27">
+  <w:num w:numId="27" w16cid:durableId="1187712233">
     <w:abstractNumId w:val="9"/>
   </w:num>
 </w:numbering>
 </file>
 
 <file path=word/people.xml><?xml version="1.0" encoding="utf-8"?>
-<w15:people xmlns:wpc="http://schemas.microsoft.com/office/word/2010/wordprocessingCanvas" xmlns:cx="http://schemas.microsoft.com/office/drawing/2014/chartex" xmlns:cx1="http://schemas.microsoft.com/office/drawing/2015/9/8/chartex" xmlns:mc="http://schemas.openxmlformats.org/markup-compatibility/2006" xmlns:o="urn:schemas-microsoft-com:office:office" xmlns:r="http://schemas.openxmlformats.org/officeDocument/2006/relationships" xmlns:m="http://schemas.openxmlformats.org/officeDocument/2006/math" xmlns:v="urn:schemas-microsoft-com:vml" xmlns:wp14="http://schemas.microsoft.com/office/word/2010/wordprocessingDrawing" xmlns:wp="http://schemas.openxmlformats.org/drawingml/2006/wordprocessingDrawing" xmlns:w10="urn:schemas-microsoft-com:office:word" xmlns:w="http://schemas.openxmlformats.org/wordprocessingml/2006/main" xmlns:w14="http://schemas.microsoft.com/office/word/2010/wordml" xmlns:w15="http://schemas.microsoft.com/office/word/2012/wordml" xmlns:w16se="http://schemas.microsoft.com/office/word/2015/wordml/symex" xmlns:wpg="http://schemas.microsoft.com/office/word/2010/wordprocessingGroup" xmlns:wpi="http://schemas.microsoft.com/office/word/2010/wordprocessingInk" xmlns:wne="http://schemas.microsoft.com/office/word/2006/wordml" xmlns:wps="http://schemas.microsoft.com/office/word/2010/wordprocessingShape" mc:Ignorable="w14 w15 w16se wp14">
-  <w15:person w15:author="Igor Palakot">
-    <w15:presenceInfo w15:providerId="None" w15:userId="Igor Palakot"/>
-  </w15:person>
-  <w15:person w15:author="soleil">
-    <w15:presenceInfo w15:providerId="None" w15:userId="soleil"/>
+<w15:people xmlns:wpc="http://schemas.microsoft.com/office/word/2010/wordprocessingCanvas" xmlns:cx="http://schemas.microsoft.com/office/drawing/2014/chartex" xmlns:cx1="http://schemas.microsoft.com/office/drawing/2015/9/8/chartex" xmlns:cx2="http://schemas.microsoft.com/office/drawing/2015/10/21/chartex" xmlns:cx3="http://schemas.microsoft.com/office/drawing/2016/5/9/chartex" xmlns:cx4="http://schemas.microsoft.com/office/drawing/2016/5/10/chartex" xmlns:cx5="http://schemas.microsoft.com/office/drawing/2016/5/11/chartex" xmlns:cx6="http://schemas.microsoft.com/office/drawing/2016/5/12/chartex" xmlns:cx7="http://schemas.microsoft.com/office/drawing/2016/5/13/chartex" xmlns:cx8="http://schemas.microsoft.com/office/drawing/2016/5/14/chartex" xmlns:mc="http://schemas.openxmlformats.org/markup-compatibility/2006" xmlns:aink="http://schemas.microsoft.com/office/drawing/2016/ink" xmlns:am3d="http://schemas.microsoft.com/office/drawing/2017/model3d" xmlns:o="urn:schemas-microsoft-com:office:office" xmlns:oel="http://schemas.microsoft.com/office/2019/extlst" xmlns:r="http://schemas.openxmlformats.org/officeDocument/2006/relationships" xmlns:m="http://schemas.openxmlformats.org/officeDocument/2006/math" xmlns:v="urn:schemas-microsoft-com:vml" xmlns:wp14="http://schemas.microsoft.com/office/word/2010/wordprocessingDrawing" xmlns:wp="http://schemas.openxmlformats.org/drawingml/2006/wordprocessingDrawing" xmlns:w10="urn:schemas-microsoft-com:office:word" xmlns:w="http://schemas.openxmlformats.org/wordprocessingml/2006/main" xmlns:w14="http://schemas.microsoft.com/office/word/2010/wordml" xmlns:w15="http://schemas.microsoft.com/office/word/2012/wordml" xmlns:w16cex="http://schemas.microsoft.com/office/word/2018/wordml/cex" xmlns:w16cid="http://schemas.microsoft.com/office/word/2016/wordml/cid" xmlns:w16="http://schemas.microsoft.com/office/word/2018/wordml" xmlns:w16du="http://schemas.microsoft.com/office/word/2023/wordml/word16du" xmlns:w16sdtdh="http://schemas.microsoft.com/office/word/2020/wordml/sdtdatahash" xmlns:w16sdtfl="http://schemas.microsoft.com/office/word/2024/wordml/sdtformatlock" xmlns:w16se="http://schemas.microsoft.com/office/word/2015/wordml/symex" xmlns:wpg="http://schemas.microsoft.com/office/word/2010/wordprocessingGroup" xmlns:wpi="http://schemas.microsoft.com/office/word/2010/wordprocessingInk" xmlns:wne="http://schemas.microsoft.com/office/word/2006/wordml" xmlns:wps="http://schemas.microsoft.com/office/word/2010/wordprocessingShape" mc:Ignorable="w14 w15 w16se w16cid w16 w16cex w16sdtdh w16sdtfl w16du wp14">
+  <w15:person w15:author="Bilel El Amrani">
+    <w15:presenceInfo w15:providerId="Windows Live" w15:userId="a06c963614cb92cd"/>
   </w15:person>
 </w15:people>
 </file>
 
 <file path=word/styles.xml><?xml version="1.0" encoding="utf-8"?>
-<w:styles xmlns:mc="http://schemas.openxmlformats.org/markup-compatibility/2006" xmlns:r="http://schemas.openxmlformats.org/officeDocument/2006/relationships" xmlns:w="http://schemas.openxmlformats.org/wordprocessingml/2006/main" xmlns:w14="http://schemas.microsoft.com/office/word/2010/wordml" xmlns:w15="http://schemas.microsoft.com/office/word/2012/wordml" xmlns:w16se="http://schemas.microsoft.com/office/word/2015/wordml/symex" mc:Ignorable="w14 w15 w16se">
+<w:styles xmlns:mc="http://schemas.openxmlformats.org/markup-compatibility/2006" xmlns:r="http://schemas.openxmlformats.org/officeDocument/2006/relationships" xmlns:w="http://schemas.openxmlformats.org/wordprocessingml/2006/main" xmlns:w14="http://schemas.microsoft.com/office/word/2010/wordml" xmlns:w15="http://schemas.microsoft.com/office/word/2012/wordml" xmlns:w16cex="http://schemas.microsoft.com/office/word/2018/wordml/cex" xmlns:w16cid="http://schemas.microsoft.com/office/word/2016/wordml/cid" xmlns:w16="http://schemas.microsoft.com/office/word/2018/wordml" xmlns:w16du="http://schemas.microsoft.com/office/word/2023/wordml/word16du" xmlns:w16sdtdh="http://schemas.microsoft.com/office/word/2020/wordml/sdtdatahash" xmlns:w16sdtfl="http://schemas.microsoft.com/office/word/2024/wordml/sdtformatlock" xmlns:w16se="http://schemas.microsoft.com/office/word/2015/wordml/symex" mc:Ignorable="w14 w15 w16se w16cid w16 w16cex w16sdtdh w16sdtfl w16du">
   <w:docDefaults>
     <w:rPrDefault>
       <w:rPr>
@@ -11668,7 +11731,7 @@
       </w:pPr>
     </w:pPrDefault>
   </w:docDefaults>
-  <w:latentStyles w:defLockedState="0" w:defUIPriority="99" w:defSemiHidden="0" w:defUnhideWhenUsed="0" w:defQFormat="0" w:count="371">
+  <w:latentStyles w:defLockedState="0" w:defUIPriority="99" w:defSemiHidden="0" w:defUnhideWhenUsed="0" w:defQFormat="0" w:count="376">
     <w:lsdException w:name="Normal" w:uiPriority="0" w:qFormat="1"/>
     <w:lsdException w:name="heading 1" w:uiPriority="9" w:qFormat="1"/>
     <w:lsdException w:name="heading 2" w:semiHidden="1" w:uiPriority="9" w:unhideWhenUsed="1" w:qFormat="1"/>
@@ -12040,6 +12103,11 @@
     <w:lsdException w:name="List Table 5 Dark Accent 6" w:uiPriority="50"/>
     <w:lsdException w:name="List Table 6 Colorful Accent 6" w:uiPriority="51"/>
     <w:lsdException w:name="List Table 7 Colorful Accent 6" w:uiPriority="52"/>
+    <w:lsdException w:name="Mention" w:semiHidden="1" w:unhideWhenUsed="1"/>
+    <w:lsdException w:name="Smart Hyperlink" w:semiHidden="1" w:unhideWhenUsed="1"/>
+    <w:lsdException w:name="Hashtag" w:semiHidden="1" w:unhideWhenUsed="1"/>
+    <w:lsdException w:name="Unresolved Mention" w:semiHidden="1" w:unhideWhenUsed="1"/>
+    <w:lsdException w:name="Smart Link" w:semiHidden="1" w:unhideWhenUsed="1"/>
   </w:latentStyles>
   <w:style w:type="paragraph" w:default="1" w:styleId="Normal">
     <w:name w:val="Normal"/>
@@ -12322,6 +12390,16 @@
       <w:sz w:val="18"/>
       <w:szCs w:val="18"/>
     </w:rPr>
+  </w:style>
+  <w:style w:type="paragraph" w:styleId="Rvision">
+    <w:name w:val="Revision"/>
+    <w:hidden/>
+    <w:uiPriority w:val="99"/>
+    <w:semiHidden/>
+    <w:rsid w:val="00560CBC"/>
+    <w:pPr>
+      <w:spacing w:after="0" w:line="240" w:lineRule="auto"/>
+    </w:pPr>
   </w:style>
 </w:styles>
 </file>
